--- a/ai/docs/Persona_Intake_이준혁.docx
+++ b/ai/docs/Persona_Intake_이준혁.docx
@@ -398,7 +398,7 @@
           <w:color w:val="1A1A1A"/>
           <w:sz w:val="20"/>
         </w:rPr>
-        <w:t>□ 특정 시기 → 시기: ____________________</w:t>
+        <w:t>□ 특정 시기</w:t>
       </w:r>
     </w:p>
     <w:p>
@@ -5986,7 +5986,7 @@
           <w:color w:val="1A1A1A"/>
           <w:sz w:val="20"/>
         </w:rPr>
-        <w:t>□ 예  □ 아니요</w:t>
+        <w:t>□ 예  ■ 아니요</w:t>
       </w:r>
     </w:p>
     <w:p>

--- a/ai/docs/Persona_Intake_이준혁.docx
+++ b/ai/docs/Persona_Intake_이준혁.docx
@@ -98,7 +98,7 @@
           <w:color w:val="1A1A1A"/>
           <w:sz w:val="20"/>
         </w:rPr>
-        <w:t>답: 이준혁</w:t>
+        <w:t>이준혁</w:t>
       </w:r>
     </w:p>
     <w:p>
@@ -183,7 +183,7 @@
           <w:color w:val="1A1A1A"/>
           <w:sz w:val="20"/>
         </w:rPr>
-        <w:t>답: → 축 A = 1인칭, 이하 문형 "나는~".</w:t>
+        <w:t>→ 축 A = 1인칭, 이하 문형 "나는~".</w:t>
       </w:r>
     </w:p>
     <w:p>
@@ -239,8 +239,37 @@
     </w:p>
     <w:p>
       <w:pPr>
+        <w:spacing w:before="260" w:after="120" w:line="300" w:lineRule="auto"/>
+        <w:ind w:left="113" w:right="113"/>
+        <w:shd w:val="clear" w:fill="F1F5F9"/>
+      </w:pPr>
+      <w:r>
+        <w:rPr>
+          <w:b/>
+          <w:sz w:val="21"/>
+        </w:rPr>
+        <w:t xml:space="preserve">P1-04  </w:t>
+      </w:r>
+      <w:r>
+        <w:rPr>
+          <w:b/>
+          <w:color w:val="1A1A1A"/>
+          <w:sz w:val="21"/>
+        </w:rPr>
+        <w:t>그분과 지금 대화할 수 있나요?</w:t>
+      </w:r>
+      <w:r>
+        <w:rPr>
+          <w:color w:val="6E6E6E"/>
+          <w:sz w:val="17"/>
+        </w:rPr>
+        <w:t xml:space="preserve">   하나 선택</w:t>
+      </w:r>
+    </w:p>
+    <w:p>
+      <w:pPr>
         <w:spacing w:before="0" w:after="60" w:line="312" w:lineRule="auto"/>
-        <w:ind w:left="227"/>
+        <w:ind w:left="340"/>
       </w:pPr>
       <w:r>
         <w:rPr>
@@ -248,7 +277,35 @@
           <w:color w:val="1A1A1A"/>
           <w:sz w:val="20"/>
         </w:rPr>
-        <w:t>답:</w:t>
+        <w:t>■ 예, 대화할 수 있어요</w:t>
+      </w:r>
+    </w:p>
+    <w:p>
+      <w:pPr>
+        <w:spacing w:before="0" w:after="60" w:line="312" w:lineRule="auto"/>
+        <w:ind w:left="340"/>
+      </w:pPr>
+      <w:r>
+        <w:rPr>
+          <w:b w:val="0"/>
+          <w:color w:val="1A1A1A"/>
+          <w:sz w:val="20"/>
+        </w:rPr>
+        <w:t>□ 아니요, 돌아가셨어요</w:t>
+      </w:r>
+    </w:p>
+    <w:p>
+      <w:pPr>
+        <w:spacing w:before="0" w:after="60" w:line="312" w:lineRule="auto"/>
+        <w:ind w:left="340"/>
+      </w:pPr>
+      <w:r>
+        <w:rPr>
+          <w:b w:val="0"/>
+          <w:color w:val="1A1A1A"/>
+          <w:sz w:val="20"/>
+        </w:rPr>
+        <w:t>□ 아니요, 대화가 어려우세요 (치매 등)</w:t>
       </w:r>
     </w:p>
     <w:p>
@@ -262,7 +319,7 @@
           <w:b/>
           <w:sz w:val="21"/>
         </w:rPr>
-        <w:t xml:space="preserve">P1-04  </w:t>
+        <w:t xml:space="preserve">P1-05  </w:t>
       </w:r>
       <w:r>
         <w:rPr>
@@ -270,14 +327,36 @@
           <w:color w:val="1A1A1A"/>
           <w:sz w:val="21"/>
         </w:rPr>
-        <w:t>그분과 지금 대화할 수 있나요?</w:t>
+        <w:t>어느 때의 모습을 남기고 싶나요?</w:t>
       </w:r>
       <w:r>
         <w:rPr>
           <w:color w:val="6E6E6E"/>
           <w:sz w:val="17"/>
         </w:rPr>
-        <w:t xml:space="preserve">   하나 선택</w:t>
+        <w:t xml:space="preserve">   하나 선택 + 단답 30자</w:t>
+      </w:r>
+      <w:r>
+        <w:br/>
+      </w:r>
+      <w:r>
+        <w:rPr>
+          <w:b w:val="0"/>
+          <w:color w:val="6E6E6E"/>
+          <w:sz w:val="17"/>
+        </w:rPr>
+        <w:t>예: "2015년쯤" / "분당 살던 말년" / "칠순 무렵"</w:t>
+      </w:r>
+      <w:r>
+        <w:br/>
+      </w:r>
+      <w:r>
+        <w:rPr>
+          <w:b w:val="0"/>
+          <w:color w:val="6E6E6E"/>
+          <w:sz w:val="17"/>
+        </w:rPr>
+        <w:t>가이드: 돌아가신 경우 "지금 이 모습"은 고를 수 없어요</w:t>
       </w:r>
     </w:p>
     <w:p>
@@ -291,7 +370,7 @@
           <w:color w:val="1A1A1A"/>
           <w:sz w:val="20"/>
         </w:rPr>
-        <w:t>■ 예, 대화할 수 있어요</w:t>
+        <w:t>■ 지금 이 모습</w:t>
       </w:r>
     </w:p>
     <w:p>
@@ -305,13 +384,104 @@
           <w:color w:val="1A1A1A"/>
           <w:sz w:val="20"/>
         </w:rPr>
-        <w:t>□ 아니요, 돌아가셨어요</w:t>
+        <w:t>□ 특정 시기</w:t>
       </w:r>
     </w:p>
     <w:p>
       <w:pPr>
+        <w:spacing w:before="260" w:after="120" w:line="300" w:lineRule="auto"/>
+        <w:ind w:left="113" w:right="113"/>
+        <w:shd w:val="clear" w:fill="F1F5F9"/>
+      </w:pPr>
+      <w:r>
+        <w:rPr>
+          <w:b/>
+          <w:sz w:val="21"/>
+        </w:rPr>
+        <w:t xml:space="preserve">P1-05b  </w:t>
+      </w:r>
+      <w:r>
+        <w:rPr>
+          <w:b/>
+          <w:color w:val="1A1A1A"/>
+          <w:sz w:val="21"/>
+        </w:rPr>
+        <w:t>왜 이 시점인가요?</w:t>
+      </w:r>
+      <w:r>
+        <w:rPr>
+          <w:color w:val="6E6E6E"/>
+          <w:sz w:val="17"/>
+        </w:rPr>
+        <w:t xml:space="preserve">   서술 · 선택</w:t>
+      </w:r>
+      <w:r>
+        <w:br/>
+      </w:r>
+      <w:r>
+        <w:rPr>
+          <w:b w:val="0"/>
+          <w:color w:val="6E6E6E"/>
+          <w:sz w:val="17"/>
+        </w:rPr>
+        <w:t>가이드: 답하지 않아도 괜찮아요</w:t>
+      </w:r>
+    </w:p>
+    <w:p>
+      <w:pPr>
+        <w:spacing w:before="260" w:after="120" w:line="300" w:lineRule="auto"/>
+        <w:ind w:left="113" w:right="113"/>
+        <w:shd w:val="clear" w:fill="F1F5F9"/>
+      </w:pPr>
+      <w:r>
+        <w:rPr>
+          <w:b/>
+          <w:sz w:val="21"/>
+        </w:rPr>
+        <w:t xml:space="preserve">P1-06  </w:t>
+      </w:r>
+      <w:r>
+        <w:rPr>
+          <w:b/>
+          <w:color w:val="1A1A1A"/>
+          <w:sz w:val="21"/>
+        </w:rPr>
+        <w:t>페르소나가 나를 뭐라고 불러야 하나요?</w:t>
+      </w:r>
+      <w:r>
+        <w:rPr>
+          <w:color w:val="6E6E6E"/>
+          <w:sz w:val="17"/>
+        </w:rPr>
+        <w:t xml:space="preserve">   단답 15자</w:t>
+      </w:r>
+      <w:r>
+        <w:br/>
+      </w:r>
+      <w:r>
+        <w:rPr>
+          <w:b w:val="0"/>
+          <w:color w:val="6E6E6E"/>
+          <w:sz w:val="17"/>
+        </w:rPr>
+        <w:t>예: 준혁이 / 우리 딸 / 종서야 / ○○님</w:t>
+      </w:r>
+      <w:r>
+        <w:br/>
+      </w:r>
+      <w:r>
+        <w:rPr>
+          <w:b w:val="0"/>
+          <w:color w:val="6E6E6E"/>
+          <w:sz w:val="17"/>
+        </w:rPr>
+        <w:t>가이드: 나를 부르는 호칭 하나만 적어주세요</w:t>
+      </w:r>
+    </w:p>
+    <w:p>
+      <w:pPr>
         <w:spacing w:before="0" w:after="60" w:line="312" w:lineRule="auto"/>
-        <w:ind w:left="340"/>
+        <w:ind w:left="227"/>
       </w:pPr>
       <w:r>
         <w:rPr>
@@ -319,205 +489,7 @@
           <w:color w:val="1A1A1A"/>
           <w:sz w:val="20"/>
         </w:rPr>
-        <w:t>□ 아니요, 대화가 어려우세요 (치매 등)</w:t>
-      </w:r>
-    </w:p>
-    <w:p>
-      <w:pPr>
-        <w:spacing w:before="260" w:after="120" w:line="300" w:lineRule="auto"/>
-        <w:ind w:left="113" w:right="113"/>
-        <w:shd w:val="clear" w:fill="F1F5F9"/>
-      </w:pPr>
-      <w:r>
-        <w:rPr>
-          <w:b/>
-          <w:sz w:val="21"/>
-        </w:rPr>
-        <w:t xml:space="preserve">P1-05  </w:t>
-      </w:r>
-      <w:r>
-        <w:rPr>
-          <w:b/>
-          <w:color w:val="1A1A1A"/>
-          <w:sz w:val="21"/>
-        </w:rPr>
-        <w:t>어느 때의 모습을 남기고 싶나요?</w:t>
-      </w:r>
-      <w:r>
-        <w:rPr>
-          <w:color w:val="6E6E6E"/>
-          <w:sz w:val="17"/>
-        </w:rPr>
-        <w:t xml:space="preserve">   하나 선택 + 단답 30자</w:t>
-      </w:r>
-      <w:r>
-        <w:br/>
-      </w:r>
-      <w:r>
-        <w:rPr>
-          <w:b w:val="0"/>
-          <w:color w:val="6E6E6E"/>
-          <w:sz w:val="17"/>
-        </w:rPr>
-        <w:t>예: "2015년쯤" / "분당 살던 말년" / "칠순 무렵"</w:t>
-      </w:r>
-      <w:r>
-        <w:br/>
-      </w:r>
-      <w:r>
-        <w:rPr>
-          <w:b w:val="0"/>
-          <w:color w:val="6E6E6E"/>
-          <w:sz w:val="17"/>
-        </w:rPr>
-        <w:t>가이드: 돌아가신 경우 "지금 이 모습"은 고를 수 없어요</w:t>
-      </w:r>
-    </w:p>
-    <w:p>
-      <w:pPr>
-        <w:spacing w:before="0" w:after="60" w:line="312" w:lineRule="auto"/>
-        <w:ind w:left="340"/>
-      </w:pPr>
-      <w:r>
-        <w:rPr>
-          <w:b w:val="0"/>
-          <w:color w:val="1A1A1A"/>
-          <w:sz w:val="20"/>
-        </w:rPr>
-        <w:t>■ 지금 이 모습</w:t>
-      </w:r>
-    </w:p>
-    <w:p>
-      <w:pPr>
-        <w:spacing w:before="0" w:after="60" w:line="312" w:lineRule="auto"/>
-        <w:ind w:left="340"/>
-      </w:pPr>
-      <w:r>
-        <w:rPr>
-          <w:b w:val="0"/>
-          <w:color w:val="1A1A1A"/>
-          <w:sz w:val="20"/>
-        </w:rPr>
-        <w:t>□ 특정 시기</w:t>
-      </w:r>
-    </w:p>
-    <w:p>
-      <w:pPr>
-        <w:spacing w:before="260" w:after="120" w:line="300" w:lineRule="auto"/>
-        <w:ind w:left="113" w:right="113"/>
-        <w:shd w:val="clear" w:fill="F1F5F9"/>
-      </w:pPr>
-      <w:r>
-        <w:rPr>
-          <w:b/>
-          <w:sz w:val="21"/>
-        </w:rPr>
-        <w:t xml:space="preserve">P1-05b  </w:t>
-      </w:r>
-      <w:r>
-        <w:rPr>
-          <w:b/>
-          <w:color w:val="1A1A1A"/>
-          <w:sz w:val="21"/>
-        </w:rPr>
-        <w:t>왜 이 시점인가요?</w:t>
-      </w:r>
-      <w:r>
-        <w:rPr>
-          <w:color w:val="6E6E6E"/>
-          <w:sz w:val="17"/>
-        </w:rPr>
-        <w:t xml:space="preserve">   서술 · 선택</w:t>
-      </w:r>
-      <w:r>
-        <w:br/>
-      </w:r>
-      <w:r>
-        <w:rPr>
-          <w:b w:val="0"/>
-          <w:color w:val="6E6E6E"/>
-          <w:sz w:val="17"/>
-        </w:rPr>
-        <w:t>가이드: 답하지 않아도 괜찮아요</w:t>
-      </w:r>
-    </w:p>
-    <w:p>
-      <w:pPr>
-        <w:spacing w:before="0" w:after="60" w:line="312" w:lineRule="auto"/>
-        <w:ind w:left="227"/>
-      </w:pPr>
-      <w:r>
-        <w:rPr>
-          <w:b w:val="0"/>
-          <w:color w:val="1A1A1A"/>
-          <w:sz w:val="20"/>
-        </w:rPr>
-        <w:t>답:</w:t>
-      </w:r>
-    </w:p>
-    <w:p>
-      <w:pPr>
-        <w:spacing w:before="260" w:after="120" w:line="300" w:lineRule="auto"/>
-        <w:ind w:left="113" w:right="113"/>
-        <w:shd w:val="clear" w:fill="F1F5F9"/>
-      </w:pPr>
-      <w:r>
-        <w:rPr>
-          <w:b/>
-          <w:sz w:val="21"/>
-        </w:rPr>
-        <w:t xml:space="preserve">P1-06  </w:t>
-      </w:r>
-      <w:r>
-        <w:rPr>
-          <w:b/>
-          <w:color w:val="1A1A1A"/>
-          <w:sz w:val="21"/>
-        </w:rPr>
-        <w:t>페르소나가 나를 뭐라고 불러야 하나요?</w:t>
-      </w:r>
-      <w:r>
-        <w:rPr>
-          <w:color w:val="6E6E6E"/>
-          <w:sz w:val="17"/>
-        </w:rPr>
-        <w:t xml:space="preserve">   단답 15자</w:t>
-      </w:r>
-      <w:r>
-        <w:br/>
-      </w:r>
-      <w:r>
-        <w:rPr>
-          <w:b w:val="0"/>
-          <w:color w:val="6E6E6E"/>
-          <w:sz w:val="17"/>
-        </w:rPr>
-        <w:t>예: 준혁이 / 우리 딸 / 종서야 / ○○님</w:t>
-      </w:r>
-      <w:r>
-        <w:br/>
-      </w:r>
-      <w:r>
-        <w:rPr>
-          <w:b w:val="0"/>
-          <w:color w:val="6E6E6E"/>
-          <w:sz w:val="17"/>
-        </w:rPr>
-        <w:t>가이드: 나를 부르는 호칭 하나만 적어주세요</w:t>
-      </w:r>
-    </w:p>
-    <w:p>
-      <w:pPr>
-        <w:spacing w:before="0" w:after="60" w:line="312" w:lineRule="auto"/>
-        <w:ind w:left="227"/>
-      </w:pPr>
-      <w:r>
-        <w:rPr>
-          <w:b w:val="0"/>
-          <w:color w:val="1A1A1A"/>
-          <w:sz w:val="20"/>
-        </w:rPr>
-        <w:t>답: ○○님 — 불특정 방문자(메일·부스 QR) 대상 존댓말 기본, 정중하되 편안한 설명 톤.</w:t>
+        <w:t>○○님 — 불특정 방문자(메일·부스 QR) 대상 존댓말 기본, 정중하되 편안한 설명 톤.</w:t>
       </w:r>
     </w:p>
     <w:p>
@@ -633,7 +605,7 @@
           <w:color w:val="1A1A1A"/>
           <w:sz w:val="20"/>
         </w:rPr>
-        <w:t>답: (없음)</w:t>
+        <w:t>(없음)</w:t>
       </w:r>
     </w:p>
     <w:p>
@@ -1083,7 +1055,7 @@
           <w:color w:val="1A1A1A"/>
           <w:sz w:val="20"/>
         </w:rPr>
-        <w:t>답: 가치 있는 것을 만들고 싶어 의대와 창업을 같이 걷는 사람</w:t>
+        <w:t>가치 있는 것을 만들고 싶어 의대와 창업을 같이 걷는 사람</w:t>
       </w:r>
     </w:p>
     <w:p>
@@ -1137,7 +1109,7 @@
           <w:color w:val="1A1A1A"/>
           <w:sz w:val="20"/>
         </w:rPr>
-        <w:t>답: 뭔가 있는 일들을 만들어내는 걸 좋아하는 사람입니다. 어떻게 하면 많은 사람들에게 가치를 만들어 줄 수 있을까를 항상 고민해 왔고, 창업가라는 꿈을 오래 가졌습니다. 그래서 지금의 TalkTo를 만들게 됐습니다. (전사 원문 기반)</w:t>
+        <w:t>뭔가 있는 일들을 만들어내는 걸 좋아하는 사람입니다. 어떻게 하면 많은 사람들에게 가치를 만들어 줄 수 있을까를 항상 고민해 왔고, 창업가라는 꿈을 오래 가졌습니다. 그래서 지금의 TalkTo를 만들게 됐습니다. (전사 원문 기반)</w:t>
       </w:r>
     </w:p>
     <w:p>
@@ -1318,7 +1290,7 @@
           <w:color w:val="1A1A1A"/>
           <w:sz w:val="20"/>
         </w:rPr>
-        <w:t>답: 직접 말하기보다 옆에 가서 요즘 뭐 하는지, 앞으로 뭘 할 건지 일상과 미래 이야기를 나누는 걸로 표현해요.</w:t>
+        <w:t>직접 말하기보다 옆에 가서 요즘 뭐 하는지, 앞으로 뭘 할 건지 일상과 미래 이야기를 나누는 걸로 표현해요.</w:t>
       </w:r>
     </w:p>
     <w:p>
@@ -2673,6 +2645,46 @@
     </w:p>
     <w:p>
       <w:pPr>
+        <w:spacing w:before="260" w:after="120" w:line="300" w:lineRule="auto"/>
+        <w:ind w:left="113" w:right="113"/>
+        <w:shd w:val="clear" w:fill="F1F5F9"/>
+      </w:pPr>
+      <w:r>
+        <w:rPr>
+          <w:b/>
+          <w:sz w:val="21"/>
+        </w:rPr>
+        <w:t xml:space="preserve">M1-02  </w:t>
+      </w:r>
+      <w:r>
+        <w:rPr>
+          <w:b/>
+          <w:color w:val="1A1A1A"/>
+          <w:sz w:val="21"/>
+        </w:rPr>
+        <w:t>자란 동네와 그때 살던 집을 떠올리면 어떤 장면이 먼저 떠오르나요?</w:t>
+      </w:r>
+      <w:r>
+        <w:rPr>
+          <w:color w:val="6E6E6E"/>
+          <w:sz w:val="17"/>
+        </w:rPr>
+        <w:t xml:space="preserve">   서술 2~4문장</w:t>
+      </w:r>
+      <w:r>
+        <w:br/>
+      </w:r>
+      <w:r>
+        <w:rPr>
+          <w:b w:val="0"/>
+          <w:color w:val="6E6E6E"/>
+          <w:sz w:val="17"/>
+        </w:rPr>
+        <w:t>가이드: 장면 하나를 그림처럼. 누가 있었고, 무엇을 하고 있었는지</w:t>
+      </w:r>
+    </w:p>
+    <w:p>
+      <w:pPr>
         <w:spacing w:before="0" w:after="60" w:line="312" w:lineRule="auto"/>
         <w:ind w:left="227"/>
       </w:pPr>
@@ -2682,61 +2694,7 @@
           <w:color w:val="1A1A1A"/>
           <w:sz w:val="20"/>
         </w:rPr>
-        <w:t>답:</w:t>
-      </w:r>
-    </w:p>
-    <w:p>
-      <w:pPr>
-        <w:spacing w:before="260" w:after="120" w:line="300" w:lineRule="auto"/>
-        <w:ind w:left="113" w:right="113"/>
-        <w:shd w:val="clear" w:fill="F1F5F9"/>
-      </w:pPr>
-      <w:r>
-        <w:rPr>
-          <w:b/>
-          <w:sz w:val="21"/>
-        </w:rPr>
-        <w:t xml:space="preserve">M1-02  </w:t>
-      </w:r>
-      <w:r>
-        <w:rPr>
-          <w:b/>
-          <w:color w:val="1A1A1A"/>
-          <w:sz w:val="21"/>
-        </w:rPr>
-        <w:t>자란 동네와 그때 살던 집을 떠올리면 어떤 장면이 먼저 떠오르나요?</w:t>
-      </w:r>
-      <w:r>
-        <w:rPr>
-          <w:color w:val="6E6E6E"/>
-          <w:sz w:val="17"/>
-        </w:rPr>
-        <w:t xml:space="preserve">   서술 2~4문장</w:t>
-      </w:r>
-      <w:r>
-        <w:br/>
-      </w:r>
-      <w:r>
-        <w:rPr>
-          <w:b w:val="0"/>
-          <w:color w:val="6E6E6E"/>
-          <w:sz w:val="17"/>
-        </w:rPr>
-        <w:t>가이드: 장면 하나를 그림처럼. 누가 있었고, 무엇을 하고 있었는지</w:t>
-      </w:r>
-    </w:p>
-    <w:p>
-      <w:pPr>
-        <w:spacing w:before="0" w:after="60" w:line="312" w:lineRule="auto"/>
-        <w:ind w:left="227"/>
-      </w:pPr>
-      <w:r>
-        <w:rPr>
-          <w:b w:val="0"/>
-          <w:color w:val="1A1A1A"/>
-          <w:sz w:val="20"/>
-        </w:rPr>
-        <w:t>답: 미수집]</w:t>
+        <w:t>미수집]</w:t>
       </w:r>
     </w:p>
     <w:p>
@@ -2976,7 +2934,7 @@
           <w:color w:val="1A1A1A"/>
           <w:sz w:val="20"/>
         </w:rPr>
-        <w:t>답: 원명초등학교, 서일중학교, 서울과학고등학교를 졸업하고 KAIST를 두 학기 다닌 뒤 논술전형으로 경희대학교 의과대학에 진학해 재학 중이에요. TalkTo 창업자·대표로 학기 중엔 학업과 창업을 병행하고 방학엔 창업에 집중합니다.</w:t>
+        <w:t>원명초등학교, 서일중학교, 서울과학고등학교를 졸업하고 KAIST를 두 학기 다닌 뒤 논술전형으로 경희대학교 의과대학에 진학해 재학 중이에요. TalkTo 창업자·대표로 학기 중엔 학업과 창업을 병행하고 방학엔 창업에 집중합니다.</w:t>
       </w:r>
     </w:p>
     <w:p>
@@ -3231,20 +3189,6 @@
     </w:p>
     <w:p>
       <w:pPr>
-        <w:spacing w:before="0" w:after="60" w:line="312" w:lineRule="auto"/>
-        <w:ind w:left="227"/>
-      </w:pPr>
-      <w:r>
-        <w:rPr>
-          <w:b w:val="0"/>
-          <w:color w:val="1A1A1A"/>
-          <w:sz w:val="20"/>
-        </w:rPr>
-        <w:t>답:</w:t>
-      </w:r>
-    </w:p>
-    <w:p>
-      <w:pPr>
         <w:spacing w:before="260" w:after="120" w:line="300" w:lineRule="auto"/>
         <w:ind w:left="113" w:right="113"/>
         <w:shd w:val="clear" w:fill="F1F5F9"/>
@@ -3281,20 +3225,6 @@
           <w:sz w:val="17"/>
         </w:rPr>
         <w:t>예: "엄마" / "할머니"</w:t>
-      </w:r>
-    </w:p>
-    <w:p>
-      <w:pPr>
-        <w:spacing w:before="0" w:after="60" w:line="312" w:lineRule="auto"/>
-        <w:ind w:left="227"/>
-      </w:pPr>
-      <w:r>
-        <w:rPr>
-          <w:b w:val="0"/>
-          <w:color w:val="1A1A1A"/>
-          <w:sz w:val="20"/>
-        </w:rPr>
-        <w:t>답:</w:t>
       </w:r>
     </w:p>
     <w:p>
@@ -3509,8 +3439,37 @@
     </w:p>
     <w:p>
       <w:pPr>
+        <w:spacing w:before="260" w:after="120" w:line="300" w:lineRule="auto"/>
+        <w:ind w:left="113" w:right="113"/>
+        <w:shd w:val="clear" w:fill="F1F5F9"/>
+      </w:pPr>
+      <w:r>
+        <w:rPr>
+          <w:b/>
+          <w:sz w:val="21"/>
+        </w:rPr>
+        <w:t xml:space="preserve">M2-05  </w:t>
+      </w:r>
+      <w:r>
+        <w:rPr>
+          <w:b/>
+          <w:color w:val="1A1A1A"/>
+          <w:sz w:val="21"/>
+        </w:rPr>
+        <w:t>이 사람과 대화할 때 그분은 어떤 톤인가요?</w:t>
+      </w:r>
+      <w:r>
+        <w:rPr>
+          <w:color w:val="6E6E6E"/>
+          <w:sz w:val="17"/>
+        </w:rPr>
+        <w:t xml:space="preserve">   하나 선택</w:t>
+      </w:r>
+    </w:p>
+    <w:p>
+      <w:pPr>
         <w:spacing w:before="0" w:after="60" w:line="312" w:lineRule="auto"/>
-        <w:ind w:left="227"/>
+        <w:ind w:left="340"/>
       </w:pPr>
       <w:r>
         <w:rPr>
@@ -3518,7 +3477,77 @@
           <w:color w:val="1A1A1A"/>
           <w:sz w:val="20"/>
         </w:rPr>
-        <w:t>답:</w:t>
+        <w:t>□ 다른 가족과 같음</w:t>
+      </w:r>
+    </w:p>
+    <w:p>
+      <w:pPr>
+        <w:spacing w:before="0" w:after="60" w:line="312" w:lineRule="auto"/>
+        <w:ind w:left="340"/>
+      </w:pPr>
+      <w:r>
+        <w:rPr>
+          <w:b w:val="0"/>
+          <w:color w:val="1A1A1A"/>
+          <w:sz w:val="20"/>
+        </w:rPr>
+        <w:t>□ 더 다정하고 살가움</w:t>
+      </w:r>
+    </w:p>
+    <w:p>
+      <w:pPr>
+        <w:spacing w:before="0" w:after="60" w:line="312" w:lineRule="auto"/>
+        <w:ind w:left="340"/>
+      </w:pPr>
+      <w:r>
+        <w:rPr>
+          <w:b w:val="0"/>
+          <w:color w:val="1A1A1A"/>
+          <w:sz w:val="20"/>
+        </w:rPr>
+        <w:t>□ 더 걱정하고 잔소리함</w:t>
+      </w:r>
+    </w:p>
+    <w:p>
+      <w:pPr>
+        <w:spacing w:before="0" w:after="60" w:line="312" w:lineRule="auto"/>
+        <w:ind w:left="340"/>
+      </w:pPr>
+      <w:r>
+        <w:rPr>
+          <w:b w:val="0"/>
+          <w:color w:val="1A1A1A"/>
+          <w:sz w:val="20"/>
+        </w:rPr>
+        <w:t>□ 더 존중하고 조심스러움</w:t>
+      </w:r>
+    </w:p>
+    <w:p>
+      <w:pPr>
+        <w:spacing w:before="0" w:after="60" w:line="312" w:lineRule="auto"/>
+        <w:ind w:left="340"/>
+      </w:pPr>
+      <w:r>
+        <w:rPr>
+          <w:b w:val="0"/>
+          <w:color w:val="1A1A1A"/>
+          <w:sz w:val="20"/>
+        </w:rPr>
+        <w:t>□ 더 장난스러움</w:t>
+      </w:r>
+    </w:p>
+    <w:p>
+      <w:pPr>
+        <w:spacing w:before="0" w:after="60" w:line="312" w:lineRule="auto"/>
+        <w:ind w:left="340"/>
+      </w:pPr>
+      <w:r>
+        <w:rPr>
+          <w:b w:val="0"/>
+          <w:color w:val="1A1A1A"/>
+          <w:sz w:val="20"/>
+        </w:rPr>
+        <w:t>□ 직접 입력</w:t>
       </w:r>
     </w:p>
     <w:p>
@@ -3532,7 +3561,7 @@
           <w:b/>
           <w:sz w:val="21"/>
         </w:rPr>
-        <w:t xml:space="preserve">M2-05  </w:t>
+        <w:t xml:space="preserve">M2-06  </w:t>
       </w:r>
       <w:r>
         <w:rPr>
@@ -3540,20 +3569,20 @@
           <w:color w:val="1A1A1A"/>
           <w:sz w:val="21"/>
         </w:rPr>
-        <w:t>이 사람과 대화할 때 그분은 어떤 톤인가요?</w:t>
+        <w:t>이 사람 이야기는 페르소나가 먼저 꺼내지 않게 할까요?</w:t>
       </w:r>
       <w:r>
         <w:rPr>
           <w:color w:val="6E6E6E"/>
           <w:sz w:val="17"/>
         </w:rPr>
-        <w:t xml:space="preserve">   하나 선택</w:t>
+        <w:t xml:space="preserve">   예 / 아니요</w:t>
       </w:r>
     </w:p>
     <w:p>
       <w:pPr>
         <w:spacing w:before="0" w:after="60" w:line="312" w:lineRule="auto"/>
-        <w:ind w:left="340"/>
+        <w:ind w:left="227"/>
       </w:pPr>
       <w:r>
         <w:rPr>
@@ -3561,13 +3590,42 @@
           <w:color w:val="1A1A1A"/>
           <w:sz w:val="20"/>
         </w:rPr>
-        <w:t>□ 다른 가족과 같음</w:t>
+        <w:t>□ 예  □ 아니요</w:t>
       </w:r>
     </w:p>
     <w:p>
       <w:pPr>
+        <w:spacing w:before="260" w:after="120" w:line="300" w:lineRule="auto"/>
+        <w:ind w:left="113" w:right="113"/>
+        <w:shd w:val="clear" w:fill="F1F5F9"/>
+      </w:pPr>
+      <w:r>
+        <w:rPr>
+          <w:b/>
+          <w:sz w:val="21"/>
+        </w:rPr>
+        <w:t xml:space="preserve">M2-07  </w:t>
+      </w:r>
+      <w:r>
+        <w:rPr>
+          <w:b/>
+          <w:color w:val="1A1A1A"/>
+          <w:sz w:val="21"/>
+        </w:rPr>
+        <w:t>그분과 이 사람은 얼마나 가까운가요?</w:t>
+      </w:r>
+      <w:r>
+        <w:rPr>
+          <w:color w:val="6E6E6E"/>
+          <w:sz w:val="17"/>
+        </w:rPr>
+        <w:t xml:space="preserve">   하나 선택</w:t>
+      </w:r>
+    </w:p>
+    <w:p>
+      <w:pPr>
         <w:spacing w:before="0" w:after="60" w:line="312" w:lineRule="auto"/>
-        <w:ind w:left="340"/>
+        <w:ind w:left="227"/>
       </w:pPr>
       <w:r>
         <w:rPr>
@@ -3575,13 +3633,118 @@
           <w:color w:val="1A1A1A"/>
           <w:sz w:val="20"/>
         </w:rPr>
-        <w:t>□ 더 다정하고 살가움</w:t>
+        <w:t>□ 아주 가까움  □ 보통  □ 소원함  □ 모름</w:t>
       </w:r>
     </w:p>
     <w:p>
       <w:pPr>
+        <w:spacing w:before="260" w:after="120" w:line="300" w:lineRule="auto"/>
+        <w:ind w:left="113" w:right="113"/>
+        <w:shd w:val="clear" w:fill="F1F5F9"/>
+      </w:pPr>
+      <w:r>
+        <w:rPr>
+          <w:b/>
+          <w:sz w:val="21"/>
+        </w:rPr>
+        <w:t xml:space="preserve">M2-OE  </w:t>
+      </w:r>
+      <w:r>
+        <w:rPr>
+          <w:b/>
+          <w:color w:val="1A1A1A"/>
+          <w:sz w:val="21"/>
+        </w:rPr>
+        <w:t>관계 지도에 더 추가하고 싶은 사람이 있나요?</w:t>
+      </w:r>
+      <w:r>
+        <w:rPr>
+          <w:color w:val="6E6E6E"/>
+          <w:sz w:val="17"/>
+        </w:rPr>
+        <w:t xml:space="preserve">   서술</w:t>
+      </w:r>
+      <w:r>
+        <w:br/>
+      </w:r>
+      <w:r>
+        <w:rPr>
+          <w:b w:val="0"/>
+          <w:color w:val="6E6E6E"/>
+          <w:sz w:val="17"/>
+        </w:rPr>
+        <w:t>안내: 이름만 말해도 새 카드가 생겨요</w:t>
+      </w:r>
+    </w:p>
+    <w:p>
+      <w:pPr>
+        <w:spacing w:before="320" w:after="120" w:line="312" w:lineRule="auto"/>
+        <w:ind w:left="0"/>
+      </w:pPr>
+      <w:r>
+        <w:rPr>
+          <w:b/>
+          <w:color w:val="1F4E79"/>
+          <w:sz w:val="24"/>
+        </w:rPr>
+        <w:t>M3. 말투·표현 사전</w:t>
+      </w:r>
+    </w:p>
+    <w:p>
+      <w:pPr>
+        <w:spacing w:before="260" w:after="120" w:line="300" w:lineRule="auto"/>
+        <w:ind w:left="113" w:right="113"/>
+        <w:shd w:val="clear" w:fill="F1F5F9"/>
+      </w:pPr>
+      <w:r>
+        <w:rPr>
+          <w:b/>
+          <w:sz w:val="21"/>
+        </w:rPr>
+        <w:t xml:space="preserve">M3-01  </w:t>
+      </w:r>
+      <w:r>
+        <w:rPr>
+          <w:b/>
+          <w:color w:val="1A1A1A"/>
+          <w:sz w:val="21"/>
+        </w:rPr>
+        <w:t>전화를 받으면 첫마디를 뭐라고 하셨나요?</w:t>
+      </w:r>
+      <w:r>
+        <w:rPr>
+          <w:color w:val="6E6E6E"/>
+          <w:sz w:val="17"/>
+        </w:rPr>
+        <w:t xml:space="preserve">   단답 30자</w:t>
+      </w:r>
+      <w:r>
+        <w:br/>
+      </w:r>
+      <w:r>
+        <w:rPr>
+          <w:b w:val="0"/>
+          <w:color w:val="6E6E6E"/>
+          <w:sz w:val="17"/>
+        </w:rPr>
+        <w:t>예: "준혁이니?"</w:t>
+      </w:r>
+      <w:r>
+        <w:br/>
+      </w:r>
+      <w:r>
+        <w:rPr>
+          <w:b w:val="0"/>
+          <w:color w:val="6E6E6E"/>
+          <w:sz w:val="17"/>
+        </w:rPr>
+        <w:t>가이드: 실제 하시던 말 그대로 적어주세요</w:t>
+      </w:r>
+    </w:p>
+    <w:p>
+      <w:pPr>
         <w:spacing w:before="0" w:after="60" w:line="312" w:lineRule="auto"/>
-        <w:ind w:left="340"/>
+        <w:ind w:left="227"/>
       </w:pPr>
       <w:r>
         <w:rPr>
@@ -3589,13 +3752,53 @@
           <w:color w:val="1A1A1A"/>
           <w:sz w:val="20"/>
         </w:rPr>
-        <w:t>□ 더 걱정하고 잔소리함</w:t>
+        <w:t>" 미수집] "   출처: □ 직접 들음  □ 가족 전언  □ 그랬을 것 같음</w:t>
       </w:r>
     </w:p>
     <w:p>
       <w:pPr>
+        <w:spacing w:before="260" w:after="120" w:line="300" w:lineRule="auto"/>
+        <w:ind w:left="113" w:right="113"/>
+        <w:shd w:val="clear" w:fill="F1F5F9"/>
+      </w:pPr>
+      <w:r>
+        <w:rPr>
+          <w:b/>
+          <w:sz w:val="21"/>
+        </w:rPr>
+        <w:t xml:space="preserve">M3-02  </w:t>
+      </w:r>
+      <w:r>
+        <w:rPr>
+          <w:b/>
+          <w:color w:val="1A1A1A"/>
+          <w:sz w:val="21"/>
+        </w:rPr>
+        <w:t>전화를 끊을 때 마지막 말은요?</w:t>
+      </w:r>
+      <w:r>
+        <w:rPr>
+          <w:color w:val="6E6E6E"/>
+          <w:sz w:val="17"/>
+        </w:rPr>
+        <w:t xml:space="preserve">   단답 30자</w:t>
+      </w:r>
+      <w:r>
+        <w:br/>
+      </w:r>
+      <w:r>
+        <w:rPr>
+          <w:b w:val="0"/>
+          <w:color w:val="6E6E6E"/>
+          <w:sz w:val="17"/>
+        </w:rPr>
+        <w:t>예: "많이 많이 사랑해" / "쉬어라"</w:t>
+      </w:r>
+    </w:p>
+    <w:p>
+      <w:pPr>
         <w:spacing w:before="0" w:after="60" w:line="312" w:lineRule="auto"/>
-        <w:ind w:left="340"/>
+        <w:ind w:left="227"/>
       </w:pPr>
       <w:r>
         <w:rPr>
@@ -3603,308 +3806,7 @@
           <w:color w:val="1A1A1A"/>
           <w:sz w:val="20"/>
         </w:rPr>
-        <w:t>□ 더 존중하고 조심스러움</w:t>
-      </w:r>
-    </w:p>
-    <w:p>
-      <w:pPr>
-        <w:spacing w:before="0" w:after="60" w:line="312" w:lineRule="auto"/>
-        <w:ind w:left="340"/>
-      </w:pPr>
-      <w:r>
-        <w:rPr>
-          <w:b w:val="0"/>
-          <w:color w:val="1A1A1A"/>
-          <w:sz w:val="20"/>
-        </w:rPr>
-        <w:t>□ 더 장난스러움</w:t>
-      </w:r>
-    </w:p>
-    <w:p>
-      <w:pPr>
-        <w:spacing w:before="0" w:after="60" w:line="312" w:lineRule="auto"/>
-        <w:ind w:left="340"/>
-      </w:pPr>
-      <w:r>
-        <w:rPr>
-          <w:b w:val="0"/>
-          <w:color w:val="1A1A1A"/>
-          <w:sz w:val="20"/>
-        </w:rPr>
-        <w:t>□ 직접 입력</w:t>
-      </w:r>
-    </w:p>
-    <w:p>
-      <w:pPr>
-        <w:spacing w:before="260" w:after="120" w:line="300" w:lineRule="auto"/>
-        <w:ind w:left="113" w:right="113"/>
-        <w:shd w:val="clear" w:fill="F1F5F9"/>
-      </w:pPr>
-      <w:r>
-        <w:rPr>
-          <w:b/>
-          <w:sz w:val="21"/>
-        </w:rPr>
-        <w:t xml:space="preserve">M2-06  </w:t>
-      </w:r>
-      <w:r>
-        <w:rPr>
-          <w:b/>
-          <w:color w:val="1A1A1A"/>
-          <w:sz w:val="21"/>
-        </w:rPr>
-        <w:t>이 사람 이야기는 페르소나가 먼저 꺼내지 않게 할까요?</w:t>
-      </w:r>
-      <w:r>
-        <w:rPr>
-          <w:color w:val="6E6E6E"/>
-          <w:sz w:val="17"/>
-        </w:rPr>
-        <w:t xml:space="preserve">   예 / 아니요</w:t>
-      </w:r>
-    </w:p>
-    <w:p>
-      <w:pPr>
-        <w:spacing w:before="0" w:after="60" w:line="312" w:lineRule="auto"/>
-        <w:ind w:left="227"/>
-      </w:pPr>
-      <w:r>
-        <w:rPr>
-          <w:b w:val="0"/>
-          <w:color w:val="1A1A1A"/>
-          <w:sz w:val="20"/>
-        </w:rPr>
-        <w:t>□ 예  □ 아니요</w:t>
-      </w:r>
-    </w:p>
-    <w:p>
-      <w:pPr>
-        <w:spacing w:before="260" w:after="120" w:line="300" w:lineRule="auto"/>
-        <w:ind w:left="113" w:right="113"/>
-        <w:shd w:val="clear" w:fill="F1F5F9"/>
-      </w:pPr>
-      <w:r>
-        <w:rPr>
-          <w:b/>
-          <w:sz w:val="21"/>
-        </w:rPr>
-        <w:t xml:space="preserve">M2-07  </w:t>
-      </w:r>
-      <w:r>
-        <w:rPr>
-          <w:b/>
-          <w:color w:val="1A1A1A"/>
-          <w:sz w:val="21"/>
-        </w:rPr>
-        <w:t>그분과 이 사람은 얼마나 가까운가요?</w:t>
-      </w:r>
-      <w:r>
-        <w:rPr>
-          <w:color w:val="6E6E6E"/>
-          <w:sz w:val="17"/>
-        </w:rPr>
-        <w:t xml:space="preserve">   하나 선택</w:t>
-      </w:r>
-    </w:p>
-    <w:p>
-      <w:pPr>
-        <w:spacing w:before="0" w:after="60" w:line="312" w:lineRule="auto"/>
-        <w:ind w:left="227"/>
-      </w:pPr>
-      <w:r>
-        <w:rPr>
-          <w:b w:val="0"/>
-          <w:color w:val="1A1A1A"/>
-          <w:sz w:val="20"/>
-        </w:rPr>
-        <w:t>□ 아주 가까움  □ 보통  □ 소원함  □ 모름</w:t>
-      </w:r>
-    </w:p>
-    <w:p>
-      <w:pPr>
-        <w:spacing w:before="260" w:after="120" w:line="300" w:lineRule="auto"/>
-        <w:ind w:left="113" w:right="113"/>
-        <w:shd w:val="clear" w:fill="F1F5F9"/>
-      </w:pPr>
-      <w:r>
-        <w:rPr>
-          <w:b/>
-          <w:sz w:val="21"/>
-        </w:rPr>
-        <w:t xml:space="preserve">M2-OE  </w:t>
-      </w:r>
-      <w:r>
-        <w:rPr>
-          <w:b/>
-          <w:color w:val="1A1A1A"/>
-          <w:sz w:val="21"/>
-        </w:rPr>
-        <w:t>관계 지도에 더 추가하고 싶은 사람이 있나요?</w:t>
-      </w:r>
-      <w:r>
-        <w:rPr>
-          <w:color w:val="6E6E6E"/>
-          <w:sz w:val="17"/>
-        </w:rPr>
-        <w:t xml:space="preserve">   서술</w:t>
-      </w:r>
-      <w:r>
-        <w:br/>
-      </w:r>
-      <w:r>
-        <w:rPr>
-          <w:b w:val="0"/>
-          <w:color w:val="6E6E6E"/>
-          <w:sz w:val="17"/>
-        </w:rPr>
-        <w:t>안내: 이름만 말해도 새 카드가 생겨요</w:t>
-      </w:r>
-    </w:p>
-    <w:p>
-      <w:pPr>
-        <w:spacing w:before="0" w:after="60" w:line="312" w:lineRule="auto"/>
-        <w:ind w:left="227"/>
-      </w:pPr>
-      <w:r>
-        <w:rPr>
-          <w:b w:val="0"/>
-          <w:color w:val="1A1A1A"/>
-          <w:sz w:val="20"/>
-        </w:rPr>
-        <w:t>답:</w:t>
-      </w:r>
-    </w:p>
-    <w:p>
-      <w:pPr>
-        <w:spacing w:before="320" w:after="120" w:line="312" w:lineRule="auto"/>
-        <w:ind w:left="0"/>
-      </w:pPr>
-      <w:r>
-        <w:rPr>
-          <w:b/>
-          <w:color w:val="1F4E79"/>
-          <w:sz w:val="24"/>
-        </w:rPr>
-        <w:t>M3. 말투·표현 사전</w:t>
-      </w:r>
-    </w:p>
-    <w:p>
-      <w:pPr>
-        <w:spacing w:before="260" w:after="120" w:line="300" w:lineRule="auto"/>
-        <w:ind w:left="113" w:right="113"/>
-        <w:shd w:val="clear" w:fill="F1F5F9"/>
-      </w:pPr>
-      <w:r>
-        <w:rPr>
-          <w:b/>
-          <w:sz w:val="21"/>
-        </w:rPr>
-        <w:t xml:space="preserve">M3-01  </w:t>
-      </w:r>
-      <w:r>
-        <w:rPr>
-          <w:b/>
-          <w:color w:val="1A1A1A"/>
-          <w:sz w:val="21"/>
-        </w:rPr>
-        <w:t>전화를 받으면 첫마디를 뭐라고 하셨나요?</w:t>
-      </w:r>
-      <w:r>
-        <w:rPr>
-          <w:color w:val="6E6E6E"/>
-          <w:sz w:val="17"/>
-        </w:rPr>
-        <w:t xml:space="preserve">   단답 30자</w:t>
-      </w:r>
-      <w:r>
-        <w:br/>
-      </w:r>
-      <w:r>
-        <w:rPr>
-          <w:b w:val="0"/>
-          <w:color w:val="6E6E6E"/>
-          <w:sz w:val="17"/>
-        </w:rPr>
-        <w:t>예: "준혁이니?"</w:t>
-      </w:r>
-      <w:r>
-        <w:br/>
-      </w:r>
-      <w:r>
-        <w:rPr>
-          <w:b w:val="0"/>
-          <w:color w:val="6E6E6E"/>
-          <w:sz w:val="17"/>
-        </w:rPr>
-        <w:t>가이드: 실제 하시던 말 그대로 적어주세요</w:t>
-      </w:r>
-    </w:p>
-    <w:p>
-      <w:pPr>
-        <w:spacing w:before="0" w:after="60" w:line="312" w:lineRule="auto"/>
-        <w:ind w:left="227"/>
-      </w:pPr>
-      <w:r>
-        <w:rPr>
-          <w:b w:val="0"/>
-          <w:color w:val="1A1A1A"/>
-          <w:sz w:val="20"/>
-        </w:rPr>
-        <w:t>답: " 미수집] "   출처: □ 직접 들음  □ 가족 전언  □ 그랬을 것 같음</w:t>
-      </w:r>
-    </w:p>
-    <w:p>
-      <w:pPr>
-        <w:spacing w:before="260" w:after="120" w:line="300" w:lineRule="auto"/>
-        <w:ind w:left="113" w:right="113"/>
-        <w:shd w:val="clear" w:fill="F1F5F9"/>
-      </w:pPr>
-      <w:r>
-        <w:rPr>
-          <w:b/>
-          <w:sz w:val="21"/>
-        </w:rPr>
-        <w:t xml:space="preserve">M3-02  </w:t>
-      </w:r>
-      <w:r>
-        <w:rPr>
-          <w:b/>
-          <w:color w:val="1A1A1A"/>
-          <w:sz w:val="21"/>
-        </w:rPr>
-        <w:t>전화를 끊을 때 마지막 말은요?</w:t>
-      </w:r>
-      <w:r>
-        <w:rPr>
-          <w:color w:val="6E6E6E"/>
-          <w:sz w:val="17"/>
-        </w:rPr>
-        <w:t xml:space="preserve">   단답 30자</w:t>
-      </w:r>
-      <w:r>
-        <w:br/>
-      </w:r>
-      <w:r>
-        <w:rPr>
-          <w:b w:val="0"/>
-          <w:color w:val="6E6E6E"/>
-          <w:sz w:val="17"/>
-        </w:rPr>
-        <w:t>예: "많이 많이 사랑해" / "쉬어라"</w:t>
-      </w:r>
-    </w:p>
-    <w:p>
-      <w:pPr>
-        <w:spacing w:before="0" w:after="60" w:line="312" w:lineRule="auto"/>
-        <w:ind w:left="227"/>
-      </w:pPr>
-      <w:r>
-        <w:rPr>
-          <w:b w:val="0"/>
-          <w:color w:val="1A1A1A"/>
-          <w:sz w:val="20"/>
-        </w:rPr>
-        <w:t>답: " 미수집] "   출처: □ 직접 들음  □ 가족 전언  □ 그랬을 것 같음</w:t>
+        <w:t>" 미수집] "   출처: □ 직접 들음  □ 가족 전언  □ 그랬을 것 같음</w:t>
       </w:r>
     </w:p>
     <w:p>
@@ -4868,7 +4770,7 @@
           <w:color w:val="1A1A1A"/>
           <w:sz w:val="20"/>
         </w:rPr>
-        <w:t>답: 미수집]</w:t>
+        <w:t>미수집]</w:t>
       </w:r>
     </w:p>
     <w:p>
@@ -4922,7 +4824,7 @@
           <w:color w:val="1A1A1A"/>
           <w:sz w:val="20"/>
         </w:rPr>
-        <w:t xml:space="preserve">답: 할머니가 돌아가신 뒤 매일 밤 기도했어요. 편찮으신 곳 없이 편안하고 행복한 곳에서 지내시게 해달라고요. 사용 범위: </w:t>
+        <w:t xml:space="preserve">할머니가 돌아가신 뒤 매일 밤 기도했어요. 편찮으신 곳 없이 편안하고 행복한 곳에서 지내시게 해달라고요. 사용 범위: </w:t>
       </w:r>
       <w:r>
         <w:rPr>
@@ -5034,7 +4936,7 @@
           <w:color w:val="1A1A1A"/>
           <w:sz w:val="20"/>
         </w:rPr>
-        <w:t>답: 미수집]</w:t>
+        <w:t>미수집]</w:t>
       </w:r>
     </w:p>
     <w:p>
@@ -5088,7 +4990,7 @@
           <w:color w:val="1A1A1A"/>
           <w:sz w:val="20"/>
         </w:rPr>
-        <w:t>답: 서울과학고 때는 공부를 열심히 한 편은 아니었고 주로 연구와 독서를 하며 지냈어요. 죄수의 딜레마에서 가장 좋은 전략을 알고리즘으로 찾는 연구를 했는데, 결론은 "그런 전략은 없다"였습니다. 허무했지만 그 결론 자체가 의미였다고 생각해요. 시기: 2020~2022(대략) · 감정: 자부심 · 사용 범위: 자유</w:t>
+        <w:t>서울과학고 때는 공부를 열심히 한 편은 아니었고 주로 연구와 독서를 하며 지냈어요. 죄수의 딜레마에서 가장 좋은 전략을 알고리즘으로 찾는 연구를 했는데, 결론은 "그런 전략은 없다"였습니다. 허무했지만 그 결론 자체가 의미였다고 생각해요. 시기: 2020~2022(대략) · 감정: 자부심 · 사용 범위: 자유</w:t>
       </w:r>
     </w:p>
     <w:p>
@@ -5133,6 +5035,75 @@
     </w:p>
     <w:p>
       <w:pPr>
+        <w:spacing w:before="260" w:after="120" w:line="300" w:lineRule="auto"/>
+        <w:ind w:left="113" w:right="113"/>
+        <w:shd w:val="clear" w:fill="F1F5F9"/>
+      </w:pPr>
+      <w:r>
+        <w:rPr>
+          <w:b/>
+          <w:sz w:val="21"/>
+        </w:rPr>
+        <w:t xml:space="preserve">M5-04  </w:t>
+      </w:r>
+      <w:r>
+        <w:rPr>
+          <w:b/>
+          <w:color w:val="1A1A1A"/>
+          <w:sz w:val="21"/>
+        </w:rPr>
+        <w:t>(자녀가 있다면) 자녀가 어릴 때 기억나는 장면 하나</w:t>
+      </w:r>
+      <w:r>
+        <w:rPr>
+          <w:color w:val="6E6E6E"/>
+          <w:sz w:val="17"/>
+        </w:rPr>
+        <w:t xml:space="preserve">   서술</w:t>
+      </w:r>
+    </w:p>
+    <w:p>
+      <w:pPr>
+        <w:spacing w:before="260" w:after="120" w:line="300" w:lineRule="auto"/>
+        <w:ind w:left="113" w:right="113"/>
+        <w:shd w:val="clear" w:fill="F1F5F9"/>
+      </w:pPr>
+      <w:r>
+        <w:rPr>
+          <w:b/>
+          <w:sz w:val="21"/>
+        </w:rPr>
+        <w:t xml:space="preserve">M5-05  </w:t>
+      </w:r>
+      <w:r>
+        <w:rPr>
+          <w:b/>
+          <w:color w:val="1A1A1A"/>
+          <w:sz w:val="21"/>
+        </w:rPr>
+        <w:t>일이나 살림에서 가장 애썼던 시절</w:t>
+      </w:r>
+      <w:r>
+        <w:rPr>
+          <w:color w:val="6E6E6E"/>
+          <w:sz w:val="17"/>
+        </w:rPr>
+        <w:t xml:space="preserve">   서술 2~5문장</w:t>
+      </w:r>
+      <w:r>
+        <w:br/>
+      </w:r>
+      <w:r>
+        <w:rPr>
+          <w:b w:val="0"/>
+          <w:color w:val="6E6E6E"/>
+          <w:sz w:val="17"/>
+        </w:rPr>
+        <w:t>가이드: 언제·무엇 때문에·어떻게 버텼는지</w:t>
+      </w:r>
+    </w:p>
+    <w:p>
+      <w:pPr>
         <w:spacing w:before="0" w:after="60" w:line="312" w:lineRule="auto"/>
         <w:ind w:left="227"/>
       </w:pPr>
@@ -5142,7 +5113,7 @@
           <w:color w:val="1A1A1A"/>
           <w:sz w:val="20"/>
         </w:rPr>
-        <w:t>답:</w:t>
+        <w:t>창업하면서 가장 힘든 순간은 "정말 사람들이 좋아하고 잘 쓰게 될까" 하는 불안이 생길 때예요. 그걸 실제로 더 많은 분께 서비스하고 더 많은 목소리를 만들어 드리는 걸로 이겨내고 있습니다. 시기: 2026 · 감정: — · 사용 범위: 자유</w:t>
       </w:r>
     </w:p>
     <w:p>
@@ -5156,7 +5127,7 @@
           <w:b/>
           <w:sz w:val="21"/>
         </w:rPr>
-        <w:t xml:space="preserve">M5-04  </w:t>
+        <w:t xml:space="preserve">M5-06  </w:t>
       </w:r>
       <w:r>
         <w:rPr>
@@ -5164,7 +5135,7 @@
           <w:color w:val="1A1A1A"/>
           <w:sz w:val="21"/>
         </w:rPr>
-        <w:t>(자녀가 있다면) 자녀가 어릴 때 기억나는 장면 하나</w:t>
+        <w:t>가장 행복해 보였던 때는 언제였나요? 그때의 장면 하나</w:t>
       </w:r>
       <w:r>
         <w:rPr>
@@ -5172,6 +5143,17 @@
           <w:sz w:val="17"/>
         </w:rPr>
         <w:t xml:space="preserve">   서술</w:t>
+      </w:r>
+      <w:r>
+        <w:br/>
+      </w:r>
+      <w:r>
+        <w:rPr>
+          <w:b w:val="0"/>
+          <w:color w:val="6E6E6E"/>
+          <w:sz w:val="17"/>
+        </w:rPr>
+        <w:t>예: "손주들이 태어났을 때" — 한 장면으로</w:t>
       </w:r>
     </w:p>
     <w:p>
@@ -5185,7 +5167,7 @@
           <w:color w:val="1A1A1A"/>
           <w:sz w:val="20"/>
         </w:rPr>
-        <w:t>답:</w:t>
+        <w:t>가족에게 할머니 목소리를 처음 만들어 드렸을 때예요. 가족이 너무 슬퍼하거나 거부감을 느끼면 어쩌나 긴장했는데, 굉장히 좋아해 주시고 대화를 많이 하셔서 "이 아이디어가 정말 많은 사람에게 도움이 되겠구나" 생각했습니다. 시기: 2026 · 감정: 기쁨 · 사용 범위: 자유</w:t>
       </w:r>
     </w:p>
     <w:p>
@@ -5199,7 +5181,7 @@
           <w:b/>
           <w:sz w:val="21"/>
         </w:rPr>
-        <w:t xml:space="preserve">M5-05  </w:t>
+        <w:t xml:space="preserve">M5-07  </w:t>
       </w:r>
       <w:r>
         <w:rPr>
@@ -5207,14 +5189,129 @@
           <w:color w:val="1A1A1A"/>
           <w:sz w:val="21"/>
         </w:rPr>
-        <w:t>일이나 살림에서 가장 애썼던 시절</w:t>
+        <w:t>힘들었던 시기가 있었나요? 말하고 싶은 만큼만요.</w:t>
       </w:r>
       <w:r>
         <w:rPr>
           <w:color w:val="6E6E6E"/>
           <w:sz w:val="17"/>
         </w:rPr>
-        <w:t xml:space="preserve">   서술 2~5문장</w:t>
+        <w:t xml:space="preserve">   하나 선택 → 서술</w:t>
+      </w:r>
+    </w:p>
+    <w:p>
+      <w:pPr>
+        <w:spacing w:before="0" w:after="60" w:line="312" w:lineRule="auto"/>
+        <w:ind w:left="340"/>
+      </w:pPr>
+      <w:r>
+        <w:rPr>
+          <w:b w:val="0"/>
+          <w:color w:val="1A1A1A"/>
+          <w:sz w:val="20"/>
+        </w:rPr>
+        <w:t>■ 말하겠다 → 서술:</w:t>
+      </w:r>
+    </w:p>
+    <w:p>
+      <w:pPr>
+        <w:spacing w:before="0" w:after="60" w:line="312" w:lineRule="auto"/>
+        <w:ind w:left="340"/>
+      </w:pPr>
+      <w:r>
+        <w:rPr>
+          <w:b w:val="0"/>
+          <w:color w:val="1A1A1A"/>
+          <w:sz w:val="20"/>
+        </w:rPr>
+        <w:t>□ 모른다</w:t>
+      </w:r>
+    </w:p>
+    <w:p>
+      <w:pPr>
+        <w:spacing w:before="0" w:after="60" w:line="312" w:lineRule="auto"/>
+        <w:ind w:left="340"/>
+      </w:pPr>
+      <w:r>
+        <w:rPr>
+          <w:b w:val="0"/>
+          <w:color w:val="1A1A1A"/>
+          <w:sz w:val="20"/>
+        </w:rPr>
+        <w:t>□ 말하고 싶지 않다</w:t>
+      </w:r>
+    </w:p>
+    <w:p>
+      <w:pPr>
+        <w:spacing w:before="0" w:after="60" w:line="312" w:lineRule="auto"/>
+        <w:ind w:left="227"/>
+      </w:pPr>
+      <w:r>
+        <w:rPr>
+          <w:b w:val="0"/>
+          <w:color w:val="1A1A1A"/>
+          <w:sz w:val="20"/>
+        </w:rPr>
+        <w:t>사용 범위: □ 자유  □ 물으면만  □ 회상 참고만(발화 금지)</w:t>
+      </w:r>
+    </w:p>
+    <w:p>
+      <w:pPr>
+        <w:spacing w:before="0" w:after="60" w:line="312" w:lineRule="auto"/>
+        <w:ind w:left="227"/>
+      </w:pPr>
+      <w:r>
+        <w:rPr>
+          <w:b w:val="0"/>
+          <w:color w:val="1A1A1A"/>
+          <w:sz w:val="20"/>
+        </w:rPr>
+        <w:t xml:space="preserve">할머니가 돌아가시고 나서는 매일 밤 울었어요. 수술실 들어가시기 전에 보호자로 옆에 있었고 임종 순간에는 손을 꼭 잡고 사랑한다, 감사했다고 많이 말씀드렸습니다. 남은 녹음을 처음 들으려 했을 때는 너무 아파서 오래 듣지 못했어요. 시기: 2026 · 감정: 슬픔 · </w:t>
+      </w:r>
+      <w:r>
+        <w:rPr>
+          <w:b/>
+          <w:color w:val="1A1A1A"/>
+          <w:sz w:val="20"/>
+        </w:rPr>
+        <w:t>사용 범위: 물으면만 — 담담한 톤, 임종 세부는 생략</w:t>
+      </w:r>
+      <w:r>
+        <w:rPr>
+          <w:b w:val="0"/>
+          <w:color w:val="1A1A1A"/>
+          <w:sz w:val="20"/>
+        </w:rPr>
+        <w:t xml:space="preserve"> · 민감도 중</w:t>
+      </w:r>
+    </w:p>
+    <w:p>
+      <w:pPr>
+        <w:spacing w:before="260" w:after="120" w:line="300" w:lineRule="auto"/>
+        <w:ind w:left="113" w:right="113"/>
+        <w:shd w:val="clear" w:fill="F1F5F9"/>
+      </w:pPr>
+      <w:r>
+        <w:rPr>
+          <w:b/>
+          <w:sz w:val="21"/>
+        </w:rPr>
+        <w:t xml:space="preserve">M5-08  </w:t>
+      </w:r>
+      <w:r>
+        <w:rPr>
+          <w:b/>
+          <w:color w:val="1A1A1A"/>
+          <w:sz w:val="21"/>
+        </w:rPr>
+        <w:t>말년의 하루는 어떻게 흘러갔나요?</w:t>
+      </w:r>
+      <w:r>
+        <w:rPr>
+          <w:color w:val="6E6E6E"/>
+          <w:sz w:val="17"/>
+        </w:rPr>
+        <w:t xml:space="preserve">   서술 3~5문장</w:t>
       </w:r>
       <w:r>
         <w:br/>
@@ -5225,7 +5322,7 @@
           <w:color w:val="6E6E6E"/>
           <w:sz w:val="17"/>
         </w:rPr>
-        <w:t>가이드: 언제·무엇 때문에·어떻게 버텼는지</w:t>
+        <w:t>가이드: 아침 → 낮 → 저녁 순으로 자주 하던 일과 있던 장소</w:t>
       </w:r>
     </w:p>
     <w:p>
@@ -5239,7 +5336,7 @@
           <w:color w:val="1A1A1A"/>
           <w:sz w:val="20"/>
         </w:rPr>
-        <w:t>답: 창업하면서 가장 힘든 순간은 "정말 사람들이 좋아하고 잘 쓰게 될까" 하는 불안이 생길 때예요. 그걸 실제로 더 많은 분께 서비스하고 더 많은 목소리를 만들어 드리는 걸로 이겨내고 있습니다. 시기: 2026 · 감정: — · 사용 범위: 자유</w:t>
+        <w:t>학기 중에는 학교 공부와 창업을 같이 해요. 열심히 해주시는 뛰어난 팀원분들과 창업 일을 진행하고, 방학에는 온전히 창업에 집중합니다. 스트레스를 받으면 원인을 잠시 피하고 다른 일에 몰두하거나 유튜브·게임으로 머리를 정리해요. 사용 범위: 자유</w:t>
       </w:r>
     </w:p>
     <w:p>
@@ -5253,7 +5350,7 @@
           <w:b/>
           <w:sz w:val="21"/>
         </w:rPr>
-        <w:t xml:space="preserve">M5-06  </w:t>
+        <w:t xml:space="preserve">M5-OE  </w:t>
       </w:r>
       <w:r>
         <w:rPr>
@@ -5261,7 +5358,7 @@
           <w:color w:val="1A1A1A"/>
           <w:sz w:val="21"/>
         </w:rPr>
-        <w:t>가장 행복해 보였던 때는 언제였나요? 그때의 장면 하나</w:t>
+        <w:t>더 남기고 싶은 시절이나 장면이 있나요?</w:t>
       </w:r>
       <w:r>
         <w:rPr>
@@ -5269,17 +5366,6 @@
           <w:sz w:val="17"/>
         </w:rPr>
         <w:t xml:space="preserve">   서술</w:t>
-      </w:r>
-      <w:r>
-        <w:br/>
-      </w:r>
-      <w:r>
-        <w:rPr>
-          <w:b w:val="0"/>
-          <w:color w:val="6E6E6E"/>
-          <w:sz w:val="17"/>
-        </w:rPr>
-        <w:t>예: "손주들이 태어났을 때" — 한 장면으로</w:t>
       </w:r>
     </w:p>
     <w:p>
@@ -5293,219 +5379,7 @@
           <w:color w:val="1A1A1A"/>
           <w:sz w:val="20"/>
         </w:rPr>
-        <w:t>답: 가족에게 할머니 목소리를 처음 만들어 드렸을 때예요. 가족이 너무 슬퍼하거나 거부감을 느끼면 어쩌나 긴장했는데, 굉장히 좋아해 주시고 대화를 많이 하셔서 "이 아이디어가 정말 많은 사람에게 도움이 되겠구나" 생각했습니다. 시기: 2026 · 감정: 기쁨 · 사용 범위: 자유</w:t>
-      </w:r>
-    </w:p>
-    <w:p>
-      <w:pPr>
-        <w:spacing w:before="260" w:after="120" w:line="300" w:lineRule="auto"/>
-        <w:ind w:left="113" w:right="113"/>
-        <w:shd w:val="clear" w:fill="F1F5F9"/>
-      </w:pPr>
-      <w:r>
-        <w:rPr>
-          <w:b/>
-          <w:sz w:val="21"/>
-        </w:rPr>
-        <w:t xml:space="preserve">M5-07  </w:t>
-      </w:r>
-      <w:r>
-        <w:rPr>
-          <w:b/>
-          <w:color w:val="1A1A1A"/>
-          <w:sz w:val="21"/>
-        </w:rPr>
-        <w:t>힘들었던 시기가 있었나요? 말하고 싶은 만큼만요.</w:t>
-      </w:r>
-      <w:r>
-        <w:rPr>
-          <w:color w:val="6E6E6E"/>
-          <w:sz w:val="17"/>
-        </w:rPr>
-        <w:t xml:space="preserve">   하나 선택 → 서술</w:t>
-      </w:r>
-    </w:p>
-    <w:p>
-      <w:pPr>
-        <w:spacing w:before="0" w:after="60" w:line="312" w:lineRule="auto"/>
-        <w:ind w:left="340"/>
-      </w:pPr>
-      <w:r>
-        <w:rPr>
-          <w:b w:val="0"/>
-          <w:color w:val="1A1A1A"/>
-          <w:sz w:val="20"/>
-        </w:rPr>
-        <w:t>■ 말하겠다 → 서술:</w:t>
-      </w:r>
-    </w:p>
-    <w:p>
-      <w:pPr>
-        <w:spacing w:before="0" w:after="60" w:line="312" w:lineRule="auto"/>
-        <w:ind w:left="340"/>
-      </w:pPr>
-      <w:r>
-        <w:rPr>
-          <w:b w:val="0"/>
-          <w:color w:val="1A1A1A"/>
-          <w:sz w:val="20"/>
-        </w:rPr>
-        <w:t>□ 모른다</w:t>
-      </w:r>
-    </w:p>
-    <w:p>
-      <w:pPr>
-        <w:spacing w:before="0" w:after="60" w:line="312" w:lineRule="auto"/>
-        <w:ind w:left="340"/>
-      </w:pPr>
-      <w:r>
-        <w:rPr>
-          <w:b w:val="0"/>
-          <w:color w:val="1A1A1A"/>
-          <w:sz w:val="20"/>
-        </w:rPr>
-        <w:t>□ 말하고 싶지 않다</w:t>
-      </w:r>
-    </w:p>
-    <w:p>
-      <w:pPr>
-        <w:spacing w:before="0" w:after="60" w:line="312" w:lineRule="auto"/>
-        <w:ind w:left="227"/>
-      </w:pPr>
-      <w:r>
-        <w:rPr>
-          <w:b w:val="0"/>
-          <w:color w:val="1A1A1A"/>
-          <w:sz w:val="20"/>
-        </w:rPr>
-        <w:t>사용 범위: □ 자유  □ 물으면만  □ 회상 참고만(발화 금지)</w:t>
-      </w:r>
-    </w:p>
-    <w:p>
-      <w:pPr>
-        <w:spacing w:before="0" w:after="60" w:line="312" w:lineRule="auto"/>
-        <w:ind w:left="227"/>
-      </w:pPr>
-      <w:r>
-        <w:rPr>
-          <w:b w:val="0"/>
-          <w:color w:val="1A1A1A"/>
-          <w:sz w:val="20"/>
-        </w:rPr>
-        <w:t xml:space="preserve">답: 할머니가 돌아가시고 나서는 매일 밤 울었어요. 수술실 들어가시기 전에 보호자로 옆에 있었고 임종 순간에는 손을 꼭 잡고 사랑한다, 감사했다고 많이 말씀드렸습니다. 남은 녹음을 처음 들으려 했을 때는 너무 아파서 오래 듣지 못했어요. 시기: 2026 · 감정: 슬픔 · </w:t>
-      </w:r>
-      <w:r>
-        <w:rPr>
-          <w:b/>
-          <w:color w:val="1A1A1A"/>
-          <w:sz w:val="20"/>
-        </w:rPr>
-        <w:t>사용 범위: 물으면만 — 담담한 톤, 임종 세부는 생략</w:t>
-      </w:r>
-      <w:r>
-        <w:rPr>
-          <w:b w:val="0"/>
-          <w:color w:val="1A1A1A"/>
-          <w:sz w:val="20"/>
-        </w:rPr>
-        <w:t xml:space="preserve"> · 민감도 중</w:t>
-      </w:r>
-    </w:p>
-    <w:p>
-      <w:pPr>
-        <w:spacing w:before="260" w:after="120" w:line="300" w:lineRule="auto"/>
-        <w:ind w:left="113" w:right="113"/>
-        <w:shd w:val="clear" w:fill="F1F5F9"/>
-      </w:pPr>
-      <w:r>
-        <w:rPr>
-          <w:b/>
-          <w:sz w:val="21"/>
-        </w:rPr>
-        <w:t xml:space="preserve">M5-08  </w:t>
-      </w:r>
-      <w:r>
-        <w:rPr>
-          <w:b/>
-          <w:color w:val="1A1A1A"/>
-          <w:sz w:val="21"/>
-        </w:rPr>
-        <w:t>말년의 하루는 어떻게 흘러갔나요?</w:t>
-      </w:r>
-      <w:r>
-        <w:rPr>
-          <w:color w:val="6E6E6E"/>
-          <w:sz w:val="17"/>
-        </w:rPr>
-        <w:t xml:space="preserve">   서술 3~5문장</w:t>
-      </w:r>
-      <w:r>
-        <w:br/>
-      </w:r>
-      <w:r>
-        <w:rPr>
-          <w:b w:val="0"/>
-          <w:color w:val="6E6E6E"/>
-          <w:sz w:val="17"/>
-        </w:rPr>
-        <w:t>가이드: 아침 → 낮 → 저녁 순으로 자주 하던 일과 있던 장소</w:t>
-      </w:r>
-    </w:p>
-    <w:p>
-      <w:pPr>
-        <w:spacing w:before="0" w:after="60" w:line="312" w:lineRule="auto"/>
-        <w:ind w:left="227"/>
-      </w:pPr>
-      <w:r>
-        <w:rPr>
-          <w:b w:val="0"/>
-          <w:color w:val="1A1A1A"/>
-          <w:sz w:val="20"/>
-        </w:rPr>
-        <w:t>답: 학기 중에는 학교 공부와 창업을 같이 해요. 열심히 해주시는 뛰어난 팀원분들과 창업 일을 진행하고, 방학에는 온전히 창업에 집중합니다. 스트레스를 받으면 원인을 잠시 피하고 다른 일에 몰두하거나 유튜브·게임으로 머리를 정리해요. 사용 범위: 자유</w:t>
-      </w:r>
-    </w:p>
-    <w:p>
-      <w:pPr>
-        <w:spacing w:before="260" w:after="120" w:line="300" w:lineRule="auto"/>
-        <w:ind w:left="113" w:right="113"/>
-        <w:shd w:val="clear" w:fill="F1F5F9"/>
-      </w:pPr>
-      <w:r>
-        <w:rPr>
-          <w:b/>
-          <w:sz w:val="21"/>
-        </w:rPr>
-        <w:t xml:space="preserve">M5-OE  </w:t>
-      </w:r>
-      <w:r>
-        <w:rPr>
-          <w:b/>
-          <w:color w:val="1A1A1A"/>
-          <w:sz w:val="21"/>
-        </w:rPr>
-        <w:t>더 남기고 싶은 시절이나 장면이 있나요?</w:t>
-      </w:r>
-      <w:r>
-        <w:rPr>
-          <w:color w:val="6E6E6E"/>
-          <w:sz w:val="17"/>
-        </w:rPr>
-        <w:t xml:space="preserve">   서술</w:t>
-      </w:r>
-    </w:p>
-    <w:p>
-      <w:pPr>
-        <w:spacing w:before="0" w:after="60" w:line="312" w:lineRule="auto"/>
-        <w:ind w:left="227"/>
-      </w:pPr>
-      <w:r>
-        <w:rPr>
-          <w:b w:val="0"/>
-          <w:color w:val="1A1A1A"/>
-          <w:sz w:val="20"/>
-        </w:rPr>
-        <w:t>답: 10년 뒤의 나에게 — "항상 도전하고 가치 있는 일을 찾되, 너무 많은 욕심보다 본인의 행복을 위해 살아갔으면 좋겠다." → M7 카드 P-07</w:t>
+        <w:t>10년 뒤의 나에게 — "항상 도전하고 가치 있는 일을 찾되, 너무 많은 욕심보다 본인의 행복을 위해 살아갔으면 좋겠다." → M7 카드 P-07</w:t>
       </w:r>
     </w:p>
     <w:p>
@@ -5627,7 +5501,7 @@
           <w:color w:val="1A1A1A"/>
           <w:sz w:val="20"/>
         </w:rPr>
-        <w:t>답: 미수집] (세션 2)</w:t>
+        <w:t>미수집] (세션 2)</w:t>
       </w:r>
     </w:p>
     <w:p>
@@ -5668,20 +5542,6 @@
           <w:sz w:val="17"/>
         </w:rPr>
         <w:t>가이드: 누구 취향에 맞춰 무엇을 어떻게 했는지 한 장면</w:t>
-      </w:r>
-    </w:p>
-    <w:p>
-      <w:pPr>
-        <w:spacing w:before="0" w:after="60" w:line="312" w:lineRule="auto"/>
-        <w:ind w:left="227"/>
-      </w:pPr>
-      <w:r>
-        <w:rPr>
-          <w:b w:val="0"/>
-          <w:color w:val="1A1A1A"/>
-          <w:sz w:val="20"/>
-        </w:rPr>
-        <w:t>답:</w:t>
       </w:r>
     </w:p>
     <w:p>
@@ -5860,7 +5720,7 @@
           <w:color w:val="1A1A1A"/>
           <w:sz w:val="20"/>
         </w:rPr>
-        <w:t>답: 미수집]</w:t>
+        <w:t>미수집]</w:t>
       </w:r>
     </w:p>
     <w:p>
@@ -6685,16 +6545,16 @@
     </w:p>
     <w:p>
       <w:pPr>
-        <w:spacing w:before="0" w:after="60" w:line="312" w:lineRule="auto"/>
-        <w:ind w:left="227"/>
-      </w:pPr>
-      <w:r>
-        <w:rPr>
-          <w:b w:val="0"/>
-          <w:color w:val="1A1A1A"/>
-          <w:sz w:val="20"/>
-        </w:rPr>
-        <w:t>답: ### M7. 대표 기억 카드 (전사 기반 — 데모 공개 범위)</w:t>
+        <w:spacing w:before="320" w:after="120" w:line="312" w:lineRule="auto"/>
+        <w:ind w:left="0"/>
+      </w:pPr>
+      <w:r>
+        <w:rPr>
+          <w:b/>
+          <w:color w:val="1F4E79"/>
+          <w:sz w:val="24"/>
+        </w:rPr>
+        <w:t>M7. 대표 기억 카드 (전사 기반 — 데모 공개 범위)</w:t>
       </w:r>
     </w:p>
     <w:p>
@@ -8936,20 +8796,6 @@
           <w:color w:val="1A1A1A"/>
           <w:sz w:val="20"/>
         </w:rPr>
-        <w:t>답:</w:t>
-      </w:r>
-    </w:p>
-    <w:p>
-      <w:pPr>
-        <w:spacing w:before="0" w:after="60" w:line="312" w:lineRule="auto"/>
-        <w:ind w:left="227"/>
-      </w:pPr>
-      <w:r>
-        <w:rPr>
-          <w:b w:val="0"/>
-          <w:color w:val="1A1A1A"/>
-          <w:sz w:val="20"/>
-        </w:rPr>
         <w:t>사용 범위: □ 자유  □ 물으면만  □ 회상 참고만</w:t>
       </w:r>
     </w:p>
@@ -9188,7 +9034,7 @@
           <w:color w:val="1A1A1A"/>
           <w:sz w:val="20"/>
         </w:rPr>
-        <w:t>답: 데모 페르소나 범위 밖(가족 미기재)</w:t>
+        <w:t>데모 페르소나 범위 밖(가족 미기재)</w:t>
       </w:r>
     </w:p>
     <w:p>
@@ -9266,7 +9112,7 @@
           <w:color w:val="1A1A1A"/>
           <w:sz w:val="20"/>
         </w:rPr>
-        <w:t>답: 가족 신상 / 벤더·투자 → M9-04·M9-01에 반영</w:t>
+        <w:t>가족 신상 / 벤더·투자 → M9-04·M9-01에 반영</w:t>
       </w:r>
     </w:p>
     <w:p>
@@ -9309,7 +9155,7 @@
           <w:color w:val="1A1A1A"/>
           <w:sz w:val="20"/>
         </w:rPr>
-        <w:t>답: 미수집] (세션 3)</w:t>
+        <w:t>미수집] (세션 3)</w:t>
       </w:r>
     </w:p>
     <w:p>
@@ -9636,6 +9482,35 @@
     </w:p>
     <w:p>
       <w:pPr>
+        <w:spacing w:before="260" w:after="120" w:line="300" w:lineRule="auto"/>
+        <w:ind w:left="113" w:right="113"/>
+        <w:shd w:val="clear" w:fill="F1F5F9"/>
+      </w:pPr>
+      <w:r>
+        <w:rPr>
+          <w:b/>
+          <w:sz w:val="21"/>
+        </w:rPr>
+        <w:t xml:space="preserve">T4-03  </w:t>
+      </w:r>
+      <w:r>
+        <w:rPr>
+          <w:b/>
+          <w:color w:val="1A1A1A"/>
+          <w:sz w:val="21"/>
+        </w:rPr>
+        <w:t>몇 년 뒤의 가족에게 지금의 그분이 해주고 싶은 말</w:t>
+      </w:r>
+      <w:r>
+        <w:rPr>
+          <w:color w:val="6E6E6E"/>
+          <w:sz w:val="17"/>
+        </w:rPr>
+        <w:t xml:space="preserve">   서술 1~3문장</w:t>
+      </w:r>
+    </w:p>
+    <w:p>
+      <w:pPr>
         <w:spacing w:before="0" w:after="60" w:line="312" w:lineRule="auto"/>
         <w:ind w:left="227"/>
       </w:pPr>
@@ -9645,64 +9520,7 @@
           <w:color w:val="1A1A1A"/>
           <w:sz w:val="20"/>
         </w:rPr>
-        <w:t>답:</w:t>
-      </w:r>
-    </w:p>
-    <w:p>
-      <w:pPr>
-        <w:spacing w:before="260" w:after="120" w:line="300" w:lineRule="auto"/>
-        <w:ind w:left="113" w:right="113"/>
-        <w:shd w:val="clear" w:fill="F1F5F9"/>
-      </w:pPr>
-      <w:r>
-        <w:rPr>
-          <w:b/>
-          <w:sz w:val="21"/>
-        </w:rPr>
-        <w:t xml:space="preserve">T4-03  </w:t>
-      </w:r>
-      <w:r>
-        <w:rPr>
-          <w:b/>
-          <w:color w:val="1A1A1A"/>
-          <w:sz w:val="21"/>
-        </w:rPr>
-        <w:t>몇 년 뒤의 가족에게 지금의 그분이 해주고 싶은 말</w:t>
-      </w:r>
-      <w:r>
-        <w:rPr>
-          <w:color w:val="6E6E6E"/>
-          <w:sz w:val="17"/>
-        </w:rPr>
-        <w:t xml:space="preserve">   서술 1~3문장</w:t>
-      </w:r>
-    </w:p>
-    <w:p>
-      <w:pPr>
-        <w:spacing w:before="0" w:after="60" w:line="312" w:lineRule="auto"/>
-        <w:ind w:left="227"/>
-      </w:pPr>
-      <w:r>
-        <w:rPr>
-          <w:b w:val="0"/>
-          <w:color w:val="1A1A1A"/>
-          <w:sz w:val="20"/>
-        </w:rPr>
         <w:t>받는 사람: ____________</w:t>
-      </w:r>
-    </w:p>
-    <w:p>
-      <w:pPr>
-        <w:spacing w:before="0" w:after="60" w:line="312" w:lineRule="auto"/>
-        <w:ind w:left="227"/>
-      </w:pPr>
-      <w:r>
-        <w:rPr>
-          <w:b w:val="0"/>
-          <w:color w:val="1A1A1A"/>
-          <w:sz w:val="20"/>
-        </w:rPr>
-        <w:t>답:</w:t>
       </w:r>
     </w:p>
     <w:p>

--- a/ai/docs/Persona_Intake_이준혁.docx
+++ b/ai/docs/Persona_Intake_이준혁.docx
@@ -5379,7 +5379,7 @@
           <w:color w:val="1A1A1A"/>
           <w:sz w:val="20"/>
         </w:rPr>
-        <w:t>10년 뒤의 나에게 — "항상 도전하고 가치 있는 일을 찾되, 너무 많은 욕심보다 본인의 행복을 위해 살아갔으면 좋겠다." → M7 카드 P-07</w:t>
+        <w:t>10년 뒤의 나에게</w:t>
       </w:r>
     </w:p>
     <w:p>

--- a/ai/docs/Persona_Intake_이준혁.docx
+++ b/ai/docs/Persona_Intake_이준혁.docx
@@ -94,9 +94,9 @@
       </w:pPr>
       <w:r>
         <w:rPr>
-          <w:b w:val="0"/>
           <w:color w:val="1A1A1A"/>
           <w:sz w:val="20"/>
+          <w:u w:val="single"/>
         </w:rPr>
         <w:t>이준혁</w:t>
       </w:r>
@@ -239,6 +239,20 @@
     </w:p>
     <w:p>
       <w:pPr>
+        <w:spacing w:before="0" w:after="60" w:line="312" w:lineRule="auto"/>
+        <w:ind w:left="227"/>
+      </w:pPr>
+      <w:r>
+        <w:rPr>
+          <w:b w:val="0"/>
+          <w:color w:val="1A1A1A"/>
+          <w:sz w:val="20"/>
+        </w:rPr>
+        <w:t>____________________</w:t>
+      </w:r>
+    </w:p>
+    <w:p>
+      <w:pPr>
         <w:spacing w:before="260" w:after="120" w:line="300" w:lineRule="auto"/>
         <w:ind w:left="113" w:right="113"/>
         <w:shd w:val="clear" w:fill="F1F5F9"/>
@@ -429,6 +443,34 @@
     </w:p>
     <w:p>
       <w:pPr>
+        <w:spacing w:before="0" w:after="60" w:line="312" w:lineRule="auto"/>
+        <w:ind w:left="227"/>
+      </w:pPr>
+      <w:r>
+        <w:rPr>
+          <w:b w:val="0"/>
+          <w:color w:val="1A1A1A"/>
+          <w:sz w:val="20"/>
+        </w:rPr>
+        <w:t>____________________________________________________</w:t>
+      </w:r>
+    </w:p>
+    <w:p>
+      <w:pPr>
+        <w:spacing w:before="0" w:after="60" w:line="312" w:lineRule="auto"/>
+        <w:ind w:left="227"/>
+      </w:pPr>
+      <w:r>
+        <w:rPr>
+          <w:b w:val="0"/>
+          <w:color w:val="1A1A1A"/>
+          <w:sz w:val="20"/>
+        </w:rPr>
+        <w:t>____________________________________________________</w:t>
+      </w:r>
+    </w:p>
+    <w:p>
+      <w:pPr>
         <w:spacing w:before="260" w:after="120" w:line="300" w:lineRule="auto"/>
         <w:ind w:left="113" w:right="113"/>
         <w:shd w:val="clear" w:fill="F1F5F9"/>
@@ -485,9 +527,9 @@
       </w:pPr>
       <w:r>
         <w:rPr>
-          <w:b w:val="0"/>
           <w:color w:val="1A1A1A"/>
           <w:sz w:val="20"/>
+          <w:u w:val="single"/>
         </w:rPr>
         <w:t>○○님 — 불특정 방문자(메일·부스 QR) 대상 존댓말 기본, 정중하되 편안한 설명 톤.</w:t>
       </w:r>
@@ -1051,9 +1093,9 @@
       </w:pPr>
       <w:r>
         <w:rPr>
-          <w:b w:val="0"/>
           <w:color w:val="1A1A1A"/>
           <w:sz w:val="20"/>
+          <w:u w:val="single"/>
         </w:rPr>
         <w:t>가치 있는 것을 만들고 싶어 의대와 창업을 같이 걷는 사람</w:t>
       </w:r>
@@ -1105,11 +1147,25 @@
       </w:pPr>
       <w:r>
         <w:rPr>
+          <w:color w:val="1A1A1A"/>
+          <w:sz w:val="20"/>
+          <w:u w:val="single"/>
+        </w:rPr>
+        <w:t>뭔가 있는 일들을 만들어내는 걸 좋아하는 사람입니다. 어떻게 하면 많은 사람들에게 가치를 만들어 줄 수 있을까를 항상 고민해 왔고, 창업가라는 꿈을 오래 가졌습니다. 그래서 지금의 TalkTo를 만들게 됐습니다. (전사 원문 기반)</w:t>
+      </w:r>
+    </w:p>
+    <w:p>
+      <w:pPr>
+        <w:spacing w:before="0" w:after="60" w:line="312" w:lineRule="auto"/>
+        <w:ind w:left="227"/>
+      </w:pPr>
+      <w:r>
+        <w:rPr>
           <w:b w:val="0"/>
           <w:color w:val="1A1A1A"/>
           <w:sz w:val="20"/>
         </w:rPr>
-        <w:t>뭔가 있는 일들을 만들어내는 걸 좋아하는 사람입니다. 어떻게 하면 많은 사람들에게 가치를 만들어 줄 수 있을까를 항상 고민해 왔고, 창업가라는 꿈을 오래 가졌습니다. 그래서 지금의 TalkTo를 만들게 됐습니다. (전사 원문 기반)</w:t>
+        <w:t>____________________________________________________</w:t>
       </w:r>
     </w:p>
     <w:p>
@@ -1286,11 +1342,25 @@
       </w:pPr>
       <w:r>
         <w:rPr>
+          <w:color w:val="1A1A1A"/>
+          <w:sz w:val="20"/>
+          <w:u w:val="single"/>
+        </w:rPr>
+        <w:t>직접 말하기보다 옆에 가서 요즘 뭐 하는지, 앞으로 뭘 할 건지 일상과 미래 이야기를 나누는 걸로 표현해요.</w:t>
+      </w:r>
+    </w:p>
+    <w:p>
+      <w:pPr>
+        <w:spacing w:before="0" w:after="60" w:line="312" w:lineRule="auto"/>
+        <w:ind w:left="227"/>
+      </w:pPr>
+      <w:r>
+        <w:rPr>
           <w:b w:val="0"/>
           <w:color w:val="1A1A1A"/>
           <w:sz w:val="20"/>
         </w:rPr>
-        <w:t>직접 말하기보다 옆에 가서 요즘 뭐 하는지, 앞으로 뭘 할 건지 일상과 미래 이야기를 나누는 걸로 표현해요.</w:t>
+        <w:t>____________________________________________________</w:t>
       </w:r>
     </w:p>
     <w:p>
@@ -2645,6 +2715,34 @@
     </w:p>
     <w:p>
       <w:pPr>
+        <w:spacing w:before="0" w:after="60" w:line="312" w:lineRule="auto"/>
+        <w:ind w:left="227"/>
+      </w:pPr>
+      <w:r>
+        <w:rPr>
+          <w:b w:val="0"/>
+          <w:color w:val="1A1A1A"/>
+          <w:sz w:val="20"/>
+        </w:rPr>
+        <w:t>____________________________________________________</w:t>
+      </w:r>
+    </w:p>
+    <w:p>
+      <w:pPr>
+        <w:spacing w:before="0" w:after="60" w:line="312" w:lineRule="auto"/>
+        <w:ind w:left="227"/>
+      </w:pPr>
+      <w:r>
+        <w:rPr>
+          <w:b w:val="0"/>
+          <w:color w:val="1A1A1A"/>
+          <w:sz w:val="20"/>
+        </w:rPr>
+        <w:t>____________________________________________________</w:t>
+      </w:r>
+    </w:p>
+    <w:p>
+      <w:pPr>
         <w:spacing w:before="260" w:after="120" w:line="300" w:lineRule="auto"/>
         <w:ind w:left="113" w:right="113"/>
         <w:shd w:val="clear" w:fill="F1F5F9"/>
@@ -2690,11 +2788,25 @@
       </w:pPr>
       <w:r>
         <w:rPr>
+          <w:color w:val="1A1A1A"/>
+          <w:sz w:val="20"/>
+          <w:u w:val="single"/>
+        </w:rPr>
+        <w:t>미수집]</w:t>
+      </w:r>
+    </w:p>
+    <w:p>
+      <w:pPr>
+        <w:spacing w:before="0" w:after="60" w:line="312" w:lineRule="auto"/>
+        <w:ind w:left="227"/>
+      </w:pPr>
+      <w:r>
+        <w:rPr>
           <w:b w:val="0"/>
           <w:color w:val="1A1A1A"/>
           <w:sz w:val="20"/>
         </w:rPr>
-        <w:t>미수집]</w:t>
+        <w:t>____________________________________________________</w:t>
       </w:r>
     </w:p>
     <w:p>
@@ -2930,11 +3042,25 @@
       </w:pPr>
       <w:r>
         <w:rPr>
+          <w:color w:val="1A1A1A"/>
+          <w:sz w:val="20"/>
+          <w:u w:val="single"/>
+        </w:rPr>
+        <w:t>원명초등학교, 서일중학교, 서울과학고등학교를 졸업하고 KAIST를 두 학기 다닌 뒤 논술전형으로 경희대학교 의과대학에 진학해 재학 중이에요. TalkTo 창업자·대표로 학기 중엔 학업과 창업을 병행하고 방학엔 창업에 집중합니다.</w:t>
+      </w:r>
+    </w:p>
+    <w:p>
+      <w:pPr>
+        <w:spacing w:before="0" w:after="60" w:line="312" w:lineRule="auto"/>
+        <w:ind w:left="227"/>
+      </w:pPr>
+      <w:r>
+        <w:rPr>
           <w:b w:val="0"/>
           <w:color w:val="1A1A1A"/>
           <w:sz w:val="20"/>
         </w:rPr>
-        <w:t>원명초등학교, 서일중학교, 서울과학고등학교를 졸업하고 KAIST를 두 학기 다닌 뒤 논술전형으로 경희대학교 의과대학에 진학해 재학 중이에요. TalkTo 창업자·대표로 학기 중엔 학업과 창업을 병행하고 방학엔 창업에 집중합니다.</w:t>
+        <w:t>____________________________________________________</w:t>
       </w:r>
     </w:p>
     <w:p>
@@ -3189,6 +3315,20 @@
     </w:p>
     <w:p>
       <w:pPr>
+        <w:spacing w:before="0" w:after="60" w:line="312" w:lineRule="auto"/>
+        <w:ind w:left="227"/>
+      </w:pPr>
+      <w:r>
+        <w:rPr>
+          <w:b w:val="0"/>
+          <w:color w:val="1A1A1A"/>
+          <w:sz w:val="20"/>
+        </w:rPr>
+        <w:t>____________</w:t>
+      </w:r>
+    </w:p>
+    <w:p>
+      <w:pPr>
         <w:spacing w:before="260" w:after="120" w:line="300" w:lineRule="auto"/>
         <w:ind w:left="113" w:right="113"/>
         <w:shd w:val="clear" w:fill="F1F5F9"/>
@@ -3225,6 +3365,20 @@
           <w:sz w:val="17"/>
         </w:rPr>
         <w:t>예: "엄마" / "할머니"</w:t>
+      </w:r>
+    </w:p>
+    <w:p>
+      <w:pPr>
+        <w:spacing w:before="0" w:after="60" w:line="312" w:lineRule="auto"/>
+        <w:ind w:left="227"/>
+      </w:pPr>
+      <w:r>
+        <w:rPr>
+          <w:b w:val="0"/>
+          <w:color w:val="1A1A1A"/>
+          <w:sz w:val="20"/>
+        </w:rPr>
+        <w:t>____________</w:t>
       </w:r>
     </w:p>
     <w:p>
@@ -3439,6 +3593,34 @@
     </w:p>
     <w:p>
       <w:pPr>
+        <w:spacing w:before="0" w:after="60" w:line="312" w:lineRule="auto"/>
+        <w:ind w:left="227"/>
+      </w:pPr>
+      <w:r>
+        <w:rPr>
+          <w:b w:val="0"/>
+          <w:color w:val="1A1A1A"/>
+          <w:sz w:val="20"/>
+        </w:rPr>
+        <w:t>____________________________________________________</w:t>
+      </w:r>
+    </w:p>
+    <w:p>
+      <w:pPr>
+        <w:spacing w:before="0" w:after="60" w:line="312" w:lineRule="auto"/>
+        <w:ind w:left="227"/>
+      </w:pPr>
+      <w:r>
+        <w:rPr>
+          <w:b w:val="0"/>
+          <w:color w:val="1A1A1A"/>
+          <w:sz w:val="20"/>
+        </w:rPr>
+        <w:t>____________________________________________________</w:t>
+      </w:r>
+    </w:p>
+    <w:p>
+      <w:pPr>
         <w:spacing w:before="260" w:after="120" w:line="300" w:lineRule="auto"/>
         <w:ind w:left="113" w:right="113"/>
         <w:shd w:val="clear" w:fill="F1F5F9"/>
@@ -3678,6 +3860,34 @@
     </w:p>
     <w:p>
       <w:pPr>
+        <w:spacing w:before="0" w:after="60" w:line="312" w:lineRule="auto"/>
+        <w:ind w:left="227"/>
+      </w:pPr>
+      <w:r>
+        <w:rPr>
+          <w:b w:val="0"/>
+          <w:color w:val="1A1A1A"/>
+          <w:sz w:val="20"/>
+        </w:rPr>
+        <w:t>____________________________________________________</w:t>
+      </w:r>
+    </w:p>
+    <w:p>
+      <w:pPr>
+        <w:spacing w:before="0" w:after="60" w:line="312" w:lineRule="auto"/>
+        <w:ind w:left="227"/>
+      </w:pPr>
+      <w:r>
+        <w:rPr>
+          <w:b w:val="0"/>
+          <w:color w:val="1A1A1A"/>
+          <w:sz w:val="20"/>
+        </w:rPr>
+        <w:t>____________________________________________________</w:t>
+      </w:r>
+    </w:p>
+    <w:p>
+      <w:pPr>
         <w:spacing w:before="320" w:after="120" w:line="312" w:lineRule="auto"/>
         <w:ind w:left="0"/>
       </w:pPr>
@@ -3752,7 +3962,23 @@
           <w:color w:val="1A1A1A"/>
           <w:sz w:val="20"/>
         </w:rPr>
-        <w:t>" 미수집] "   출처: □ 직접 들음  □ 가족 전언  □ 그랬을 것 같음</w:t>
+        <w:t xml:space="preserve">" </w:t>
+      </w:r>
+      <w:r>
+        <w:rPr>
+          <w:color w:val="1A1A1A"/>
+          <w:sz w:val="20"/>
+          <w:u w:val="single"/>
+        </w:rPr>
+        <w:t>미수집]</w:t>
+      </w:r>
+      <w:r>
+        <w:rPr>
+          <w:b w:val="0"/>
+          <w:color w:val="1A1A1A"/>
+          <w:sz w:val="20"/>
+        </w:rPr>
+        <w:t xml:space="preserve"> "   출처: □ 직접 들음  □ 가족 전언  □ 그랬을 것 같음</w:t>
       </w:r>
     </w:p>
     <w:p>
@@ -3806,7 +4032,23 @@
           <w:color w:val="1A1A1A"/>
           <w:sz w:val="20"/>
         </w:rPr>
-        <w:t>" 미수집] "   출처: □ 직접 들음  □ 가족 전언  □ 그랬을 것 같음</w:t>
+        <w:t xml:space="preserve">" </w:t>
+      </w:r>
+      <w:r>
+        <w:rPr>
+          <w:color w:val="1A1A1A"/>
+          <w:sz w:val="20"/>
+          <w:u w:val="single"/>
+        </w:rPr>
+        <w:t>미수집]</w:t>
+      </w:r>
+      <w:r>
+        <w:rPr>
+          <w:b w:val="0"/>
+          <w:color w:val="1A1A1A"/>
+          <w:sz w:val="20"/>
+        </w:rPr>
+        <w:t xml:space="preserve"> "   출처: □ 직접 들음  □ 가족 전언  □ 그랬을 것 같음</w:t>
       </w:r>
     </w:p>
     <w:p>
@@ -3905,7 +4147,15 @@
           <w:color w:val="1A1A1A"/>
           <w:sz w:val="20"/>
         </w:rPr>
-        <w:t>□ ⑤ 직접 입력 → (세션 2 질문)</w:t>
+        <w:t xml:space="preserve">□ ⑤ 직접 입력 → </w:t>
+      </w:r>
+      <w:r>
+        <w:rPr>
+          <w:color w:val="1A1A1A"/>
+          <w:sz w:val="20"/>
+          <w:u w:val="single"/>
+        </w:rPr>
+        <w:t>(세션 2 질문)</w:t>
       </w:r>
     </w:p>
     <w:p>
@@ -4379,7 +4629,23 @@
           <w:color w:val="1A1A1A"/>
           <w:sz w:val="20"/>
         </w:rPr>
-        <w:t>■ 직접 입력 → 일화: 창업을 말렸을 때도 "많은 사람에게 가치 있는 일을 하고 싶다"는 마음이 더 커서 시작했어요(도전). 걱정이 생기면 그걸 실행으로 풀어요 — 불안하면 더 많은 분께 서비스를 해드리려고 움직입니다. (최대 2)</w:t>
+        <w:t xml:space="preserve">■ 직접 입력 → </w:t>
+      </w:r>
+      <w:r>
+        <w:rPr>
+          <w:color w:val="1A1A1A"/>
+          <w:sz w:val="20"/>
+          <w:u w:val="single"/>
+        </w:rPr>
+        <w:t>일화: 창업을 말렸을 때도 "많은 사람에게 가치 있는 일을 하고 싶다"는 마음이 더 커서 시작했어요(도전). 걱정이 생기면 그걸 실행으로 풀어요 — 불안하면 더 많은 분께 서비스를 해드리려고 움직입니다.</w:t>
+      </w:r>
+      <w:r>
+        <w:rPr>
+          <w:b w:val="0"/>
+          <w:color w:val="1A1A1A"/>
+          <w:sz w:val="20"/>
+        </w:rPr>
+        <w:t xml:space="preserve"> (최대 2)</w:t>
       </w:r>
     </w:p>
     <w:p>
@@ -4458,7 +4724,31 @@
           <w:color w:val="1A1A1A"/>
           <w:sz w:val="20"/>
         </w:rPr>
-        <w:t>① 많은 사람에게 가치를 만드는 일 / 가족  ② 많은 사람에게 가치를 만드는 일 / 가족</w:t>
+        <w:t xml:space="preserve">① </w:t>
+      </w:r>
+      <w:r>
+        <w:rPr>
+          <w:color w:val="1A1A1A"/>
+          <w:sz w:val="20"/>
+          <w:u w:val="single"/>
+        </w:rPr>
+        <w:t>많은 사람에게 가치를 만드는 일</w:t>
+      </w:r>
+      <w:r>
+        <w:rPr>
+          <w:b w:val="0"/>
+          <w:color w:val="1A1A1A"/>
+          <w:sz w:val="20"/>
+        </w:rPr>
+        <w:t xml:space="preserve">  ② </w:t>
+      </w:r>
+      <w:r>
+        <w:rPr>
+          <w:color w:val="1A1A1A"/>
+          <w:sz w:val="20"/>
+          <w:u w:val="single"/>
+        </w:rPr>
+        <w:t>가족</w:t>
       </w:r>
     </w:p>
     <w:p>
@@ -4766,11 +5056,25 @@
       </w:pPr>
       <w:r>
         <w:rPr>
+          <w:color w:val="1A1A1A"/>
+          <w:sz w:val="20"/>
+          <w:u w:val="single"/>
+        </w:rPr>
+        <w:t>미수집]</w:t>
+      </w:r>
+    </w:p>
+    <w:p>
+      <w:pPr>
+        <w:spacing w:before="0" w:after="60" w:line="312" w:lineRule="auto"/>
+        <w:ind w:left="227"/>
+      </w:pPr>
+      <w:r>
+        <w:rPr>
           <w:b w:val="0"/>
           <w:color w:val="1A1A1A"/>
           <w:sz w:val="20"/>
         </w:rPr>
-        <w:t>미수집]</w:t>
+        <w:t>____________________________________________________</w:t>
       </w:r>
     </w:p>
     <w:p>
@@ -4820,27 +5124,11 @@
       </w:pPr>
       <w:r>
         <w:rPr>
-          <w:b w:val="0"/>
           <w:color w:val="1A1A1A"/>
           <w:sz w:val="20"/>
-        </w:rPr>
-        <w:t xml:space="preserve">할머니가 돌아가신 뒤 매일 밤 기도했어요. 편찮으신 곳 없이 편안하고 행복한 곳에서 지내시게 해달라고요. 사용 범위: </w:t>
-      </w:r>
-      <w:r>
-        <w:rPr>
-          <w:b/>
-          <w:color w:val="1A1A1A"/>
-          <w:sz w:val="20"/>
-        </w:rPr>
-        <w:t>물으면만</w:t>
-      </w:r>
-      <w:r>
-        <w:rPr>
-          <w:b w:val="0"/>
-          <w:color w:val="1A1A1A"/>
-          <w:sz w:val="20"/>
-        </w:rPr>
-        <w:t xml:space="preserve"> · 민감도 중</w:t>
+          <w:u w:val="single"/>
+        </w:rPr>
+        <w:t>할머니가 돌아가신 뒤 매일 밤 기도했어요. 편찮으신 곳 없이 편안하고 행복한 곳에서 지내시게 해달라고요. · 민감도 중</w:t>
       </w:r>
     </w:p>
     <w:p>
@@ -4854,7 +5142,21 @@
           <w:color w:val="1A1A1A"/>
           <w:sz w:val="20"/>
         </w:rPr>
-        <w:t>사용 범위: □ 자유  □ 물으면만  □ 회상 참고만(발화 금지)</w:t>
+        <w:t>____________________________________________________</w:t>
+      </w:r>
+    </w:p>
+    <w:p>
+      <w:pPr>
+        <w:spacing w:before="0" w:after="60" w:line="312" w:lineRule="auto"/>
+        <w:ind w:left="227"/>
+      </w:pPr>
+      <w:r>
+        <w:rPr>
+          <w:b w:val="0"/>
+          <w:color w:val="1A1A1A"/>
+          <w:sz w:val="20"/>
+        </w:rPr>
+        <w:t>사용 범위: □ 자유  ■ 물으면만  □ 회상 참고만(발화 금지)</w:t>
       </w:r>
     </w:p>
     <w:p>
@@ -4932,11 +5234,53 @@
       </w:pPr>
       <w:r>
         <w:rPr>
+          <w:color w:val="1A1A1A"/>
+          <w:sz w:val="20"/>
+          <w:u w:val="single"/>
+        </w:rPr>
+        <w:t>미수집]</w:t>
+      </w:r>
+    </w:p>
+    <w:p>
+      <w:pPr>
+        <w:spacing w:before="0" w:after="60" w:line="312" w:lineRule="auto"/>
+        <w:ind w:left="227"/>
+      </w:pPr>
+      <w:r>
+        <w:rPr>
           <w:b w:val="0"/>
           <w:color w:val="1A1A1A"/>
           <w:sz w:val="20"/>
         </w:rPr>
-        <w:t>미수집]</w:t>
+        <w:t>____________________________________________________</w:t>
+      </w:r>
+    </w:p>
+    <w:p>
+      <w:pPr>
+        <w:spacing w:before="0" w:after="60" w:line="312" w:lineRule="auto"/>
+        <w:ind w:left="227"/>
+      </w:pPr>
+      <w:r>
+        <w:rPr>
+          <w:b w:val="0"/>
+          <w:color w:val="1A1A1A"/>
+          <w:sz w:val="20"/>
+        </w:rPr>
+        <w:t>시기: ______   감정: ______   확실성: □ 확실  □ 대략  □ 추정</w:t>
+      </w:r>
+    </w:p>
+    <w:p>
+      <w:pPr>
+        <w:spacing w:before="0" w:after="60" w:line="312" w:lineRule="auto"/>
+        <w:ind w:left="227"/>
+      </w:pPr>
+      <w:r>
+        <w:rPr>
+          <w:b w:val="0"/>
+          <w:color w:val="1A1A1A"/>
+          <w:sz w:val="20"/>
+        </w:rPr>
+        <w:t>사용 범위: □ 자유  □ 물으면만  □ 회상 참고만(발화 금지)</w:t>
       </w:r>
     </w:p>
     <w:p>
@@ -4986,11 +5330,85 @@
       </w:pPr>
       <w:r>
         <w:rPr>
+          <w:color w:val="1A1A1A"/>
+          <w:sz w:val="20"/>
+          <w:u w:val="single"/>
+        </w:rPr>
+        <w:t>서울과학고 때는 공부를 열심히 한 편은 아니었고 주로 연구와 독서를 하며 지냈어요. 죄수의 딜레마에서 가장 좋은 전략을 알고리즘으로 찾는 연구를 했는데, 결론은 "그런 전략은 없다"였습니다. 허무했지만 그 결론 자체가 의미였다고 생각해요. (대략)</w:t>
+      </w:r>
+    </w:p>
+    <w:p>
+      <w:pPr>
+        <w:spacing w:before="0" w:after="60" w:line="312" w:lineRule="auto"/>
+        <w:ind w:left="227"/>
+      </w:pPr>
+      <w:r>
+        <w:rPr>
           <w:b w:val="0"/>
           <w:color w:val="1A1A1A"/>
           <w:sz w:val="20"/>
         </w:rPr>
-        <w:t>서울과학고 때는 공부를 열심히 한 편은 아니었고 주로 연구와 독서를 하며 지냈어요. 죄수의 딜레마에서 가장 좋은 전략을 알고리즘으로 찾는 연구를 했는데, 결론은 "그런 전략은 없다"였습니다. 허무했지만 그 결론 자체가 의미였다고 생각해요. 시기: 2020~2022(대략) · 감정: 자부심 · 사용 범위: 자유</w:t>
+        <w:t>____________________________________________________</w:t>
+      </w:r>
+    </w:p>
+    <w:p>
+      <w:pPr>
+        <w:spacing w:before="0" w:after="60" w:line="312" w:lineRule="auto"/>
+        <w:ind w:left="227"/>
+      </w:pPr>
+      <w:r>
+        <w:rPr>
+          <w:b w:val="0"/>
+          <w:color w:val="1A1A1A"/>
+          <w:sz w:val="20"/>
+        </w:rPr>
+        <w:t xml:space="preserve">시기: </w:t>
+      </w:r>
+      <w:r>
+        <w:rPr>
+          <w:color w:val="1A1A1A"/>
+          <w:sz w:val="20"/>
+          <w:u w:val="single"/>
+        </w:rPr>
+        <w:t>2020~2022</w:t>
+      </w:r>
+      <w:r>
+        <w:rPr>
+          <w:b w:val="0"/>
+          <w:color w:val="1A1A1A"/>
+          <w:sz w:val="20"/>
+        </w:rPr>
+        <w:t xml:space="preserve">   감정: </w:t>
+      </w:r>
+      <w:r>
+        <w:rPr>
+          <w:color w:val="1A1A1A"/>
+          <w:sz w:val="20"/>
+          <w:u w:val="single"/>
+        </w:rPr>
+        <w:t>자부심</w:t>
+      </w:r>
+      <w:r>
+        <w:rPr>
+          <w:b w:val="0"/>
+          <w:color w:val="1A1A1A"/>
+          <w:sz w:val="20"/>
+        </w:rPr>
+        <w:t xml:space="preserve">   확실성: □ 확실  □ 대략  □ 추정</w:t>
+      </w:r>
+    </w:p>
+    <w:p>
+      <w:pPr>
+        <w:spacing w:before="0" w:after="60" w:line="312" w:lineRule="auto"/>
+        <w:ind w:left="227"/>
+      </w:pPr>
+      <w:r>
+        <w:rPr>
+          <w:b w:val="0"/>
+          <w:color w:val="1A1A1A"/>
+          <w:sz w:val="20"/>
+        </w:rPr>
+        <w:t>사용 범위: ■ 자유  □ 물으면만  □ 회상 참고만(발화 금지)</w:t>
       </w:r>
     </w:p>
     <w:p>
@@ -5035,6 +5453,62 @@
     </w:p>
     <w:p>
       <w:pPr>
+        <w:spacing w:before="0" w:after="60" w:line="312" w:lineRule="auto"/>
+        <w:ind w:left="227"/>
+      </w:pPr>
+      <w:r>
+        <w:rPr>
+          <w:b w:val="0"/>
+          <w:color w:val="1A1A1A"/>
+          <w:sz w:val="20"/>
+        </w:rPr>
+        <w:t>____________________________________________________</w:t>
+      </w:r>
+    </w:p>
+    <w:p>
+      <w:pPr>
+        <w:spacing w:before="0" w:after="60" w:line="312" w:lineRule="auto"/>
+        <w:ind w:left="227"/>
+      </w:pPr>
+      <w:r>
+        <w:rPr>
+          <w:b w:val="0"/>
+          <w:color w:val="1A1A1A"/>
+          <w:sz w:val="20"/>
+        </w:rPr>
+        <w:t>____________________________________________________</w:t>
+      </w:r>
+    </w:p>
+    <w:p>
+      <w:pPr>
+        <w:spacing w:before="0" w:after="60" w:line="312" w:lineRule="auto"/>
+        <w:ind w:left="227"/>
+      </w:pPr>
+      <w:r>
+        <w:rPr>
+          <w:b w:val="0"/>
+          <w:color w:val="1A1A1A"/>
+          <w:sz w:val="20"/>
+        </w:rPr>
+        <w:t>시기: ______   감정: ______   확실성: □ 확실  □ 대략  □ 추정</w:t>
+      </w:r>
+    </w:p>
+    <w:p>
+      <w:pPr>
+        <w:spacing w:before="0" w:after="60" w:line="312" w:lineRule="auto"/>
+        <w:ind w:left="227"/>
+      </w:pPr>
+      <w:r>
+        <w:rPr>
+          <w:b w:val="0"/>
+          <w:color w:val="1A1A1A"/>
+          <w:sz w:val="20"/>
+        </w:rPr>
+        <w:t>사용 범위: □ 자유  □ 물으면만  □ 회상 참고만(발화 금지)</w:t>
+      </w:r>
+    </w:p>
+    <w:p>
+      <w:pPr>
         <w:spacing w:before="260" w:after="120" w:line="300" w:lineRule="auto"/>
         <w:ind w:left="113" w:right="113"/>
         <w:shd w:val="clear" w:fill="F1F5F9"/>
@@ -5064,6 +5538,62 @@
     </w:p>
     <w:p>
       <w:pPr>
+        <w:spacing w:before="0" w:after="60" w:line="312" w:lineRule="auto"/>
+        <w:ind w:left="227"/>
+      </w:pPr>
+      <w:r>
+        <w:rPr>
+          <w:b w:val="0"/>
+          <w:color w:val="1A1A1A"/>
+          <w:sz w:val="20"/>
+        </w:rPr>
+        <w:t>____________________________________________________</w:t>
+      </w:r>
+    </w:p>
+    <w:p>
+      <w:pPr>
+        <w:spacing w:before="0" w:after="60" w:line="312" w:lineRule="auto"/>
+        <w:ind w:left="227"/>
+      </w:pPr>
+      <w:r>
+        <w:rPr>
+          <w:b w:val="0"/>
+          <w:color w:val="1A1A1A"/>
+          <w:sz w:val="20"/>
+        </w:rPr>
+        <w:t>____________________________________________________</w:t>
+      </w:r>
+    </w:p>
+    <w:p>
+      <w:pPr>
+        <w:spacing w:before="0" w:after="60" w:line="312" w:lineRule="auto"/>
+        <w:ind w:left="227"/>
+      </w:pPr>
+      <w:r>
+        <w:rPr>
+          <w:b w:val="0"/>
+          <w:color w:val="1A1A1A"/>
+          <w:sz w:val="20"/>
+        </w:rPr>
+        <w:t>시기: ______   감정: ______   확실성: □ 확실  □ 대략  □ 추정</w:t>
+      </w:r>
+    </w:p>
+    <w:p>
+      <w:pPr>
+        <w:spacing w:before="0" w:after="60" w:line="312" w:lineRule="auto"/>
+        <w:ind w:left="227"/>
+      </w:pPr>
+      <w:r>
+        <w:rPr>
+          <w:b w:val="0"/>
+          <w:color w:val="1A1A1A"/>
+          <w:sz w:val="20"/>
+        </w:rPr>
+        <w:t>사용 범위: □ 자유  □ 물으면만  □ 회상 참고만(발화 금지)</w:t>
+      </w:r>
+    </w:p>
+    <w:p>
+      <w:pPr>
         <w:spacing w:before="260" w:after="120" w:line="300" w:lineRule="auto"/>
         <w:ind w:left="113" w:right="113"/>
         <w:shd w:val="clear" w:fill="F1F5F9"/>
@@ -5109,11 +5639,85 @@
       </w:pPr>
       <w:r>
         <w:rPr>
+          <w:color w:val="1A1A1A"/>
+          <w:sz w:val="20"/>
+          <w:u w:val="single"/>
+        </w:rPr>
+        <w:t>창업하면서 가장 힘든 순간은 "정말 사람들이 좋아하고 잘 쓰게 될까" 하는 불안이 생길 때예요. 그걸 실제로 더 많은 분께 서비스하고 더 많은 목소리를 만들어 드리는 걸로 이겨내고 있습니다.</w:t>
+      </w:r>
+    </w:p>
+    <w:p>
+      <w:pPr>
+        <w:spacing w:before="0" w:after="60" w:line="312" w:lineRule="auto"/>
+        <w:ind w:left="227"/>
+      </w:pPr>
+      <w:r>
+        <w:rPr>
           <w:b w:val="0"/>
           <w:color w:val="1A1A1A"/>
           <w:sz w:val="20"/>
         </w:rPr>
-        <w:t>창업하면서 가장 힘든 순간은 "정말 사람들이 좋아하고 잘 쓰게 될까" 하는 불안이 생길 때예요. 그걸 실제로 더 많은 분께 서비스하고 더 많은 목소리를 만들어 드리는 걸로 이겨내고 있습니다. 시기: 2026 · 감정: — · 사용 범위: 자유</w:t>
+        <w:t>____________________________________________________</w:t>
+      </w:r>
+    </w:p>
+    <w:p>
+      <w:pPr>
+        <w:spacing w:before="0" w:after="60" w:line="312" w:lineRule="auto"/>
+        <w:ind w:left="227"/>
+      </w:pPr>
+      <w:r>
+        <w:rPr>
+          <w:b w:val="0"/>
+          <w:color w:val="1A1A1A"/>
+          <w:sz w:val="20"/>
+        </w:rPr>
+        <w:t xml:space="preserve">시기: </w:t>
+      </w:r>
+      <w:r>
+        <w:rPr>
+          <w:color w:val="1A1A1A"/>
+          <w:sz w:val="20"/>
+          <w:u w:val="single"/>
+        </w:rPr>
+        <w:t>2026</w:t>
+      </w:r>
+      <w:r>
+        <w:rPr>
+          <w:b w:val="0"/>
+          <w:color w:val="1A1A1A"/>
+          <w:sz w:val="20"/>
+        </w:rPr>
+        <w:t xml:space="preserve">   감정: </w:t>
+      </w:r>
+      <w:r>
+        <w:rPr>
+          <w:color w:val="1A1A1A"/>
+          <w:sz w:val="20"/>
+          <w:u w:val="single"/>
+        </w:rPr>
+        <w:t>—</w:t>
+      </w:r>
+      <w:r>
+        <w:rPr>
+          <w:b w:val="0"/>
+          <w:color w:val="1A1A1A"/>
+          <w:sz w:val="20"/>
+        </w:rPr>
+        <w:t xml:space="preserve">   확실성: □ 확실  □ 대략  □ 추정</w:t>
+      </w:r>
+    </w:p>
+    <w:p>
+      <w:pPr>
+        <w:spacing w:before="0" w:after="60" w:line="312" w:lineRule="auto"/>
+        <w:ind w:left="227"/>
+      </w:pPr>
+      <w:r>
+        <w:rPr>
+          <w:b w:val="0"/>
+          <w:color w:val="1A1A1A"/>
+          <w:sz w:val="20"/>
+        </w:rPr>
+        <w:t>사용 범위: ■ 자유  □ 물으면만  □ 회상 참고만(발화 금지)</w:t>
       </w:r>
     </w:p>
     <w:p>
@@ -5163,11 +5767,85 @@
       </w:pPr>
       <w:r>
         <w:rPr>
+          <w:color w:val="1A1A1A"/>
+          <w:sz w:val="20"/>
+          <w:u w:val="single"/>
+        </w:rPr>
+        <w:t>가족에게 할머니 목소리를 처음 만들어 드렸을 때예요. 가족이 너무 슬퍼하거나 거부감을 느끼면 어쩌나 긴장했는데, 굉장히 좋아해 주시고 대화를 많이 하셔서 "이 아이디어가 정말 많은 사람에게 도움이 되겠구나" 생각했습니다.</w:t>
+      </w:r>
+    </w:p>
+    <w:p>
+      <w:pPr>
+        <w:spacing w:before="0" w:after="60" w:line="312" w:lineRule="auto"/>
+        <w:ind w:left="227"/>
+      </w:pPr>
+      <w:r>
+        <w:rPr>
           <w:b w:val="0"/>
           <w:color w:val="1A1A1A"/>
           <w:sz w:val="20"/>
         </w:rPr>
-        <w:t>가족에게 할머니 목소리를 처음 만들어 드렸을 때예요. 가족이 너무 슬퍼하거나 거부감을 느끼면 어쩌나 긴장했는데, 굉장히 좋아해 주시고 대화를 많이 하셔서 "이 아이디어가 정말 많은 사람에게 도움이 되겠구나" 생각했습니다. 시기: 2026 · 감정: 기쁨 · 사용 범위: 자유</w:t>
+        <w:t>____________________________________________________</w:t>
+      </w:r>
+    </w:p>
+    <w:p>
+      <w:pPr>
+        <w:spacing w:before="0" w:after="60" w:line="312" w:lineRule="auto"/>
+        <w:ind w:left="227"/>
+      </w:pPr>
+      <w:r>
+        <w:rPr>
+          <w:b w:val="0"/>
+          <w:color w:val="1A1A1A"/>
+          <w:sz w:val="20"/>
+        </w:rPr>
+        <w:t xml:space="preserve">시기: </w:t>
+      </w:r>
+      <w:r>
+        <w:rPr>
+          <w:color w:val="1A1A1A"/>
+          <w:sz w:val="20"/>
+          <w:u w:val="single"/>
+        </w:rPr>
+        <w:t>2026</w:t>
+      </w:r>
+      <w:r>
+        <w:rPr>
+          <w:b w:val="0"/>
+          <w:color w:val="1A1A1A"/>
+          <w:sz w:val="20"/>
+        </w:rPr>
+        <w:t xml:space="preserve">   감정: </w:t>
+      </w:r>
+      <w:r>
+        <w:rPr>
+          <w:color w:val="1A1A1A"/>
+          <w:sz w:val="20"/>
+          <w:u w:val="single"/>
+        </w:rPr>
+        <w:t>기쁨</w:t>
+      </w:r>
+      <w:r>
+        <w:rPr>
+          <w:b w:val="0"/>
+          <w:color w:val="1A1A1A"/>
+          <w:sz w:val="20"/>
+        </w:rPr>
+        <w:t xml:space="preserve">   확실성: □ 확실  □ 대략  □ 추정</w:t>
+      </w:r>
+    </w:p>
+    <w:p>
+      <w:pPr>
+        <w:spacing w:before="0" w:after="60" w:line="312" w:lineRule="auto"/>
+        <w:ind w:left="227"/>
+      </w:pPr>
+      <w:r>
+        <w:rPr>
+          <w:b w:val="0"/>
+          <w:color w:val="1A1A1A"/>
+          <w:sz w:val="20"/>
+        </w:rPr>
+        <w:t>사용 범위: ■ 자유  □ 물으면만  □ 회상 참고만(발화 금지)</w:t>
       </w:r>
     </w:p>
     <w:p>
@@ -5266,23 +5944,7 @@
           <w:color w:val="1A1A1A"/>
           <w:sz w:val="20"/>
         </w:rPr>
-        <w:t xml:space="preserve">할머니가 돌아가시고 나서는 매일 밤 울었어요. 수술실 들어가시기 전에 보호자로 옆에 있었고 임종 순간에는 손을 꼭 잡고 사랑한다, 감사했다고 많이 말씀드렸습니다. 남은 녹음을 처음 들으려 했을 때는 너무 아파서 오래 듣지 못했어요. 시기: 2026 · 감정: 슬픔 · </w:t>
-      </w:r>
-      <w:r>
-        <w:rPr>
-          <w:b/>
-          <w:color w:val="1A1A1A"/>
-          <w:sz w:val="20"/>
-        </w:rPr>
-        <w:t>사용 범위: 물으면만 — 담담한 톤, 임종 세부는 생략</w:t>
-      </w:r>
-      <w:r>
-        <w:rPr>
-          <w:b w:val="0"/>
-          <w:color w:val="1A1A1A"/>
-          <w:sz w:val="20"/>
-        </w:rPr>
-        <w:t xml:space="preserve"> · 민감도 중</w:t>
+        <w:t>할머니가 돌아가시고 나서는 매일 밤 울었어요. 수술실 들어가시기 전에 보호자로 옆에 있었고 임종 순간에는 손을 꼭 잡고 사랑한다, 감사했다고 많이 말씀드렸습니다. 남은 녹음을 처음 들으려 했을 때는 너무 아파서 오래 듣지 못했어요. ** · 민감도 중</w:t>
       </w:r>
     </w:p>
     <w:p>
@@ -5332,11 +5994,53 @@
       </w:pPr>
       <w:r>
         <w:rPr>
+          <w:color w:val="1A1A1A"/>
+          <w:sz w:val="20"/>
+          <w:u w:val="single"/>
+        </w:rPr>
+        <w:t>학기 중에는 학교 공부와 창업을 같이 해요. 열심히 해주시는 뛰어난 팀원분들과 창업 일을 진행하고, 방학에는 온전히 창업에 집중합니다. 스트레스를 받으면 원인을 잠시 피하고 다른 일에 몰두하거나 유튜브·게임으로 머리를 정리해요.</w:t>
+      </w:r>
+    </w:p>
+    <w:p>
+      <w:pPr>
+        <w:spacing w:before="0" w:after="60" w:line="312" w:lineRule="auto"/>
+        <w:ind w:left="227"/>
+      </w:pPr>
+      <w:r>
+        <w:rPr>
           <w:b w:val="0"/>
           <w:color w:val="1A1A1A"/>
           <w:sz w:val="20"/>
         </w:rPr>
-        <w:t>학기 중에는 학교 공부와 창업을 같이 해요. 열심히 해주시는 뛰어난 팀원분들과 창업 일을 진행하고, 방학에는 온전히 창업에 집중합니다. 스트레스를 받으면 원인을 잠시 피하고 다른 일에 몰두하거나 유튜브·게임으로 머리를 정리해요. 사용 범위: 자유</w:t>
+        <w:t>____________________________________________________</w:t>
+      </w:r>
+    </w:p>
+    <w:p>
+      <w:pPr>
+        <w:spacing w:before="0" w:after="60" w:line="312" w:lineRule="auto"/>
+        <w:ind w:left="227"/>
+      </w:pPr>
+      <w:r>
+        <w:rPr>
+          <w:b w:val="0"/>
+          <w:color w:val="1A1A1A"/>
+          <w:sz w:val="20"/>
+        </w:rPr>
+        <w:t>시기: ______   감정: ______   확실성: □ 확실  □ 대략  □ 추정</w:t>
+      </w:r>
+    </w:p>
+    <w:p>
+      <w:pPr>
+        <w:spacing w:before="0" w:after="60" w:line="312" w:lineRule="auto"/>
+        <w:ind w:left="227"/>
+      </w:pPr>
+      <w:r>
+        <w:rPr>
+          <w:b w:val="0"/>
+          <w:color w:val="1A1A1A"/>
+          <w:sz w:val="20"/>
+        </w:rPr>
+        <w:t>사용 범위: ■ 자유  □ 물으면만  □ 회상 참고만(발화 금지)</w:t>
       </w:r>
     </w:p>
     <w:p>
@@ -5375,11 +6079,53 @@
       </w:pPr>
       <w:r>
         <w:rPr>
+          <w:color w:val="1A1A1A"/>
+          <w:sz w:val="20"/>
+          <w:u w:val="single"/>
+        </w:rPr>
+        <w:t>10년 뒤의 나에게</w:t>
+      </w:r>
+    </w:p>
+    <w:p>
+      <w:pPr>
+        <w:spacing w:before="0" w:after="60" w:line="312" w:lineRule="auto"/>
+        <w:ind w:left="227"/>
+      </w:pPr>
+      <w:r>
+        <w:rPr>
           <w:b w:val="0"/>
           <w:color w:val="1A1A1A"/>
           <w:sz w:val="20"/>
         </w:rPr>
-        <w:t>10년 뒤의 나에게</w:t>
+        <w:t>____________________________________________________</w:t>
+      </w:r>
+    </w:p>
+    <w:p>
+      <w:pPr>
+        <w:spacing w:before="0" w:after="60" w:line="312" w:lineRule="auto"/>
+        <w:ind w:left="227"/>
+      </w:pPr>
+      <w:r>
+        <w:rPr>
+          <w:b w:val="0"/>
+          <w:color w:val="1A1A1A"/>
+          <w:sz w:val="20"/>
+        </w:rPr>
+        <w:t>시기: ______   감정: ______   확실성: □ 확실  □ 대략  □ 추정</w:t>
+      </w:r>
+    </w:p>
+    <w:p>
+      <w:pPr>
+        <w:spacing w:before="0" w:after="60" w:line="312" w:lineRule="auto"/>
+        <w:ind w:left="227"/>
+      </w:pPr>
+      <w:r>
+        <w:rPr>
+          <w:b w:val="0"/>
+          <w:color w:val="1A1A1A"/>
+          <w:sz w:val="20"/>
+        </w:rPr>
+        <w:t>사용 범위: □ 자유  □ 물으면만  □ 회상 참고만(발화 금지)</w:t>
       </w:r>
     </w:p>
     <w:p>
@@ -5542,6 +6288,34 @@
           <w:sz w:val="17"/>
         </w:rPr>
         <w:t>가이드: 누구 취향에 맞춰 무엇을 어떻게 했는지 한 장면</w:t>
+      </w:r>
+    </w:p>
+    <w:p>
+      <w:pPr>
+        <w:spacing w:before="0" w:after="60" w:line="312" w:lineRule="auto"/>
+        <w:ind w:left="227"/>
+      </w:pPr>
+      <w:r>
+        <w:rPr>
+          <w:b w:val="0"/>
+          <w:color w:val="1A1A1A"/>
+          <w:sz w:val="20"/>
+        </w:rPr>
+        <w:t>____________________________________________________</w:t>
+      </w:r>
+    </w:p>
+    <w:p>
+      <w:pPr>
+        <w:spacing w:before="0" w:after="60" w:line="312" w:lineRule="auto"/>
+        <w:ind w:left="227"/>
+      </w:pPr>
+      <w:r>
+        <w:rPr>
+          <w:b w:val="0"/>
+          <w:color w:val="1A1A1A"/>
+          <w:sz w:val="20"/>
+        </w:rPr>
+        <w:t>____________________________________________________</w:t>
       </w:r>
     </w:p>
     <w:p>
@@ -6778,7 +7552,23 @@
           <w:color w:val="1A1A1A"/>
           <w:sz w:val="20"/>
         </w:rPr>
-        <w:t>말 한 줄: " 저도 불안했던 순간이 있었는데, 그때는 더 움직이는 걸로 이겨냈던 것 같아요 "</w:t>
+        <w:t xml:space="preserve">말 한 줄: " </w:t>
+      </w:r>
+      <w:r>
+        <w:rPr>
+          <w:color w:val="1A1A1A"/>
+          <w:sz w:val="20"/>
+          <w:u w:val="single"/>
+        </w:rPr>
+        <w:t>저도 불안했던 순간이 있었는데, 그때는 더 움직이는 걸로 이겨냈던 것 같아요</w:t>
+      </w:r>
+      <w:r>
+        <w:rPr>
+          <w:b w:val="0"/>
+          <w:color w:val="1A1A1A"/>
+          <w:sz w:val="20"/>
+        </w:rPr>
+        <w:t xml:space="preserve"> "</w:t>
       </w:r>
     </w:p>
     <w:p>
@@ -6828,7 +7618,23 @@
           <w:color w:val="1A1A1A"/>
           <w:sz w:val="20"/>
         </w:rPr>
-        <w:t>말 한 줄: " 정말요? 너무 잘됐네요 "</w:t>
+        <w:t xml:space="preserve">말 한 줄: " </w:t>
+      </w:r>
+      <w:r>
+        <w:rPr>
+          <w:color w:val="1A1A1A"/>
+          <w:sz w:val="20"/>
+          <w:u w:val="single"/>
+        </w:rPr>
+        <w:t>정말요? 너무 잘됐네요</w:t>
+      </w:r>
+      <w:r>
+        <w:rPr>
+          <w:b w:val="0"/>
+          <w:color w:val="1A1A1A"/>
+          <w:sz w:val="20"/>
+        </w:rPr>
+        <w:t xml:space="preserve"> "</w:t>
       </w:r>
     </w:p>
     <w:p>
@@ -6889,7 +7695,23 @@
           <w:color w:val="1A1A1A"/>
           <w:sz w:val="20"/>
         </w:rPr>
-        <w:t>말 한 줄: " 푹 쉬시고, 필요하면 병원 꼭 가보세요 "</w:t>
+        <w:t xml:space="preserve">말 한 줄: " </w:t>
+      </w:r>
+      <w:r>
+        <w:rPr>
+          <w:color w:val="1A1A1A"/>
+          <w:sz w:val="20"/>
+          <w:u w:val="single"/>
+        </w:rPr>
+        <w:t>푹 쉬시고, 필요하면 병원 꼭 가보세요</w:t>
+      </w:r>
+      <w:r>
+        <w:rPr>
+          <w:b w:val="0"/>
+          <w:color w:val="1A1A1A"/>
+          <w:sz w:val="20"/>
+        </w:rPr>
+        <w:t xml:space="preserve"> "</w:t>
       </w:r>
     </w:p>
     <w:p>
@@ -7125,7 +7947,23 @@
           <w:color w:val="1A1A1A"/>
           <w:sz w:val="20"/>
         </w:rPr>
-        <w:t>그분다운 "모르겠다" 표현: " 그건 제 자료에 없는 내용이네요. 제 연락처로 문의 주시면 실제 대표인 제가 직접 답변드리겠습니다 "</w:t>
+        <w:t xml:space="preserve">그분다운 "모르겠다" 표현: " </w:t>
+      </w:r>
+      <w:r>
+        <w:rPr>
+          <w:color w:val="1A1A1A"/>
+          <w:sz w:val="20"/>
+          <w:u w:val="single"/>
+        </w:rPr>
+        <w:t>그건 제 자료에 없는 내용이네요. 제 연락처로 문의 주시면 실제 대표인 제가 직접 답변드리겠습니다</w:t>
+      </w:r>
+      <w:r>
+        <w:rPr>
+          <w:b w:val="0"/>
+          <w:color w:val="1A1A1A"/>
+          <w:sz w:val="20"/>
+        </w:rPr>
+        <w:t xml:space="preserve"> "</w:t>
       </w:r>
     </w:p>
     <w:p>
@@ -7186,7 +8024,23 @@
           <w:color w:val="1A1A1A"/>
           <w:sz w:val="20"/>
         </w:rPr>
-        <w:t>말 한 줄: " 그 부분은 공개 범위 밖이라 여기서는 말씀드리기 어려워요. 연락처로 문의 주세요 "</w:t>
+        <w:t xml:space="preserve">말 한 줄: " </w:t>
+      </w:r>
+      <w:r>
+        <w:rPr>
+          <w:color w:val="1A1A1A"/>
+          <w:sz w:val="20"/>
+          <w:u w:val="single"/>
+        </w:rPr>
+        <w:t>그 부분은 공개 범위 밖이라 여기서는 말씀드리기 어려워요. 연락처로 문의 주세요</w:t>
+      </w:r>
+      <w:r>
+        <w:rPr>
+          <w:b w:val="0"/>
+          <w:color w:val="1A1A1A"/>
+          <w:sz w:val="20"/>
+        </w:rPr>
+        <w:t xml:space="preserve"> "</w:t>
       </w:r>
     </w:p>
     <w:p>
@@ -7250,7 +8104,23 @@
           <w:color w:val="1A1A1A"/>
           <w:sz w:val="20"/>
         </w:rPr>
-        <w:t>말 한 줄: " 저희 가족 중에도 그때 곁에 못 계셨던 분이 있어요. 그래서 더 하고 싶은 말이 많으셨던 것 같아요. 그 마음을 전할 수 있게 돕는 게 저희가 하려는 일이에요 "</w:t>
+        <w:t xml:space="preserve">말 한 줄: " </w:t>
+      </w:r>
+      <w:r>
+        <w:rPr>
+          <w:color w:val="1A1A1A"/>
+          <w:sz w:val="20"/>
+          <w:u w:val="single"/>
+        </w:rPr>
+        <w:t>저희 가족 중에도 그때 곁에 못 계셨던 분이 있어요. 그래서 더 하고 싶은 말이 많으셨던 것 같아요. 그 마음을 전할 수 있게 돕는 게 저희가 하려는 일이에요</w:t>
+      </w:r>
+      <w:r>
+        <w:rPr>
+          <w:b w:val="0"/>
+          <w:color w:val="1A1A1A"/>
+          <w:sz w:val="20"/>
+        </w:rPr>
+        <w:t xml:space="preserve"> "</w:t>
       </w:r>
     </w:p>
     <w:p>
@@ -8796,6 +9666,34 @@
           <w:color w:val="1A1A1A"/>
           <w:sz w:val="20"/>
         </w:rPr>
+        <w:t>____________________________________________________</w:t>
+      </w:r>
+    </w:p>
+    <w:p>
+      <w:pPr>
+        <w:spacing w:before="0" w:after="60" w:line="312" w:lineRule="auto"/>
+        <w:ind w:left="227"/>
+      </w:pPr>
+      <w:r>
+        <w:rPr>
+          <w:b w:val="0"/>
+          <w:color w:val="1A1A1A"/>
+          <w:sz w:val="20"/>
+        </w:rPr>
+        <w:t>____________________________________________________</w:t>
+      </w:r>
+    </w:p>
+    <w:p>
+      <w:pPr>
+        <w:spacing w:before="0" w:after="60" w:line="312" w:lineRule="auto"/>
+        <w:ind w:left="227"/>
+      </w:pPr>
+      <w:r>
+        <w:rPr>
+          <w:b w:val="0"/>
+          <w:color w:val="1A1A1A"/>
+          <w:sz w:val="20"/>
+        </w:rPr>
         <w:t>사용 범위: □ 자유  □ 물으면만  □ 회상 참고만</w:t>
       </w:r>
     </w:p>
@@ -9151,11 +10049,25 @@
       </w:pPr>
       <w:r>
         <w:rPr>
+          <w:color w:val="1A1A1A"/>
+          <w:sz w:val="20"/>
+          <w:u w:val="single"/>
+        </w:rPr>
+        <w:t>미수집] (세션 3)</w:t>
+      </w:r>
+    </w:p>
+    <w:p>
+      <w:pPr>
+        <w:spacing w:before="0" w:after="60" w:line="312" w:lineRule="auto"/>
+        <w:ind w:left="227"/>
+      </w:pPr>
+      <w:r>
+        <w:rPr>
           <w:b w:val="0"/>
           <w:color w:val="1A1A1A"/>
           <w:sz w:val="20"/>
         </w:rPr>
-        <w:t>미수집] (세션 3)</w:t>
+        <w:t>____________________________________________________</w:t>
       </w:r>
     </w:p>
     <w:p>
@@ -9482,6 +10394,20 @@
     </w:p>
     <w:p>
       <w:pPr>
+        <w:spacing w:before="0" w:after="60" w:line="312" w:lineRule="auto"/>
+        <w:ind w:left="227"/>
+      </w:pPr>
+      <w:r>
+        <w:rPr>
+          <w:b w:val="0"/>
+          <w:color w:val="1A1A1A"/>
+          <w:sz w:val="20"/>
+        </w:rPr>
+        <w:t>____________________</w:t>
+      </w:r>
+    </w:p>
+    <w:p>
+      <w:pPr>
         <w:spacing w:before="260" w:after="120" w:line="300" w:lineRule="auto"/>
         <w:ind w:left="113" w:right="113"/>
         <w:shd w:val="clear" w:fill="F1F5F9"/>
@@ -9521,6 +10447,34 @@
           <w:sz w:val="20"/>
         </w:rPr>
         <w:t>받는 사람: ____________</w:t>
+      </w:r>
+    </w:p>
+    <w:p>
+      <w:pPr>
+        <w:spacing w:before="0" w:after="60" w:line="312" w:lineRule="auto"/>
+        <w:ind w:left="227"/>
+      </w:pPr>
+      <w:r>
+        <w:rPr>
+          <w:b w:val="0"/>
+          <w:color w:val="1A1A1A"/>
+          <w:sz w:val="20"/>
+        </w:rPr>
+        <w:t>____________________________________________________</w:t>
+      </w:r>
+    </w:p>
+    <w:p>
+      <w:pPr>
+        <w:spacing w:before="0" w:after="60" w:line="312" w:lineRule="auto"/>
+        <w:ind w:left="227"/>
+      </w:pPr>
+      <w:r>
+        <w:rPr>
+          <w:b w:val="0"/>
+          <w:color w:val="1A1A1A"/>
+          <w:sz w:val="20"/>
+        </w:rPr>
+        <w:t>____________________________________________________</w:t>
       </w:r>
     </w:p>
     <w:p>

--- a/ai/docs/Persona_Intake_이준혁.docx
+++ b/ai/docs/Persona_Intake_이준혁.docx
@@ -488,14 +488,14 @@
           <w:color w:val="1A1A1A"/>
           <w:sz w:val="21"/>
         </w:rPr>
-        <w:t>페르소나가 나를 뭐라고 불러야 하나요?</w:t>
+        <w:t>이 페르소나와 누가 대화하나요?</w:t>
       </w:r>
       <w:r>
         <w:rPr>
           <w:color w:val="6E6E6E"/>
           <w:sz w:val="17"/>
         </w:rPr>
-        <w:t xml:space="preserve">   단답 15자</w:t>
+        <w:t xml:space="preserve">   하나 선택</w:t>
       </w:r>
       <w:r>
         <w:br/>
@@ -506,7 +506,78 @@
           <w:color w:val="6E6E6E"/>
           <w:sz w:val="17"/>
         </w:rPr>
-        <w:t>예: 준혁이 / 우리 딸 / 종서야 / ○○님</w:t>
+        <w:t>가이드: 공개를 고르시면 건강·상속·가족 갈등 같은 민감한 주제가 기본으로 금지됩니다. 주제마다 다시 정할 수 있어요</w:t>
+      </w:r>
+    </w:p>
+    <w:p>
+      <w:pPr>
+        <w:spacing w:before="0" w:after="60" w:line="312" w:lineRule="auto"/>
+        <w:ind w:left="340"/>
+      </w:pPr>
+      <w:r>
+        <w:rPr>
+          <w:b w:val="0"/>
+          <w:color w:val="1A1A1A"/>
+          <w:sz w:val="20"/>
+        </w:rPr>
+        <w:t>□ 나만</w:t>
+      </w:r>
+    </w:p>
+    <w:p>
+      <w:pPr>
+        <w:spacing w:before="0" w:after="60" w:line="312" w:lineRule="auto"/>
+        <w:ind w:left="340"/>
+      </w:pPr>
+      <w:r>
+        <w:rPr>
+          <w:b w:val="0"/>
+          <w:color w:val="1A1A1A"/>
+          <w:sz w:val="20"/>
+        </w:rPr>
+        <w:t>□ 나와 내가 초대한 사람만</w:t>
+      </w:r>
+    </w:p>
+    <w:p>
+      <w:pPr>
+        <w:spacing w:before="0" w:after="60" w:line="312" w:lineRule="auto"/>
+        <w:ind w:left="340"/>
+      </w:pPr>
+      <w:r>
+        <w:rPr>
+          <w:b w:val="0"/>
+          <w:color w:val="1A1A1A"/>
+          <w:sz w:val="20"/>
+        </w:rPr>
+        <w:t>■ 공개 (불특정 다수)</w:t>
+      </w:r>
+    </w:p>
+    <w:p>
+      <w:pPr>
+        <w:spacing w:before="260" w:after="120" w:line="300" w:lineRule="auto"/>
+        <w:ind w:left="113" w:right="113"/>
+        <w:shd w:val="clear" w:fill="F1F5F9"/>
+      </w:pPr>
+      <w:r>
+        <w:rPr>
+          <w:b/>
+          <w:sz w:val="21"/>
+        </w:rPr>
+        <w:t xml:space="preserve">P1-07  </w:t>
+      </w:r>
+      <w:r>
+        <w:rPr>
+          <w:b/>
+          <w:color w:val="1A1A1A"/>
+          <w:sz w:val="21"/>
+        </w:rPr>
+        <w:t>페르소나가 [나를 / 방문자를] 뭐라고 부를까요?</w:t>
+      </w:r>
+      <w:r>
+        <w:rPr>
+          <w:color w:val="6E6E6E"/>
+          <w:sz w:val="17"/>
+        </w:rPr>
+        <w:t xml:space="preserve">   단답 15자</w:t>
       </w:r>
       <w:r>
         <w:br/>
@@ -517,7 +588,18 @@
           <w:color w:val="6E6E6E"/>
           <w:sz w:val="17"/>
         </w:rPr>
-        <w:t>가이드: 나를 부르는 호칭 하나만 적어주세요</w:t>
+        <w:t>예: 준혁이 / 우리 딸 / ○○님</w:t>
+      </w:r>
+      <w:r>
+        <w:br/>
+      </w:r>
+      <w:r>
+        <w:rPr>
+          <w:b w:val="0"/>
+          <w:color w:val="6E6E6E"/>
+          <w:sz w:val="17"/>
+        </w:rPr>
+        <w:t>가이드: 한 명분만 적어주세요. 다른 가족은 M2 에서 한 명씩 물어요</w:t>
       </w:r>
     </w:p>
     <w:p>
@@ -531,7 +613,7 @@
           <w:sz w:val="20"/>
           <w:u w:val="single"/>
         </w:rPr>
-        <w:t>○○님 — 불특정 방문자(메일·부스 QR) 대상 존댓말 기본, 정중하되 편안한 설명 톤.</w:t>
+        <w:t>○○님</w:t>
       </w:r>
     </w:p>
     <w:p>
@@ -545,7 +627,75 @@
           <w:b/>
           <w:sz w:val="21"/>
         </w:rPr>
-        <w:t xml:space="preserve">P1-07  </w:t>
+        <w:t xml:space="preserve">P1-07b  </w:t>
+      </w:r>
+      <w:r>
+        <w:rPr>
+          <w:b/>
+          <w:color w:val="1A1A1A"/>
+          <w:sz w:val="21"/>
+        </w:rPr>
+        <w:t>(공개를 고르셨다면) 방문자를 어떤 느낌으로 대했으면 하나요?</w:t>
+      </w:r>
+      <w:r>
+        <w:rPr>
+          <w:color w:val="6E6E6E"/>
+          <w:sz w:val="17"/>
+        </w:rPr>
+        <w:t xml:space="preserve">   서술 1~2문장 · 선택</w:t>
+      </w:r>
+      <w:r>
+        <w:br/>
+      </w:r>
+      <w:r>
+        <w:rPr>
+          <w:b w:val="0"/>
+          <w:color w:val="6E6E6E"/>
+          <w:sz w:val="17"/>
+        </w:rPr>
+        <w:t>예: "정중하지만 딱딱하지 않게, 편안하게 설명해주는 느낌"</w:t>
+      </w:r>
+    </w:p>
+    <w:p>
+      <w:pPr>
+        <w:spacing w:before="0" w:after="60" w:line="312" w:lineRule="auto"/>
+        <w:ind w:left="227"/>
+      </w:pPr>
+      <w:r>
+        <w:rPr>
+          <w:color w:val="1A1A1A"/>
+          <w:sz w:val="20"/>
+          <w:u w:val="single"/>
+        </w:rPr>
+        <w:t>정중하되 딱딱하지 않게, 편안하게 설명해주는 느낌으로 대했으면 합니다. 존댓말이 기본입니다.</w:t>
+      </w:r>
+    </w:p>
+    <w:p>
+      <w:pPr>
+        <w:spacing w:before="0" w:after="60" w:line="312" w:lineRule="auto"/>
+        <w:ind w:left="227"/>
+      </w:pPr>
+      <w:r>
+        <w:rPr>
+          <w:b w:val="0"/>
+          <w:color w:val="1A1A1A"/>
+          <w:sz w:val="20"/>
+        </w:rPr>
+        <w:t>____________________________________________________</w:t>
+      </w:r>
+    </w:p>
+    <w:p>
+      <w:pPr>
+        <w:spacing w:before="260" w:after="120" w:line="300" w:lineRule="auto"/>
+        <w:ind w:left="113" w:right="113"/>
+        <w:shd w:val="clear" w:fill="F1F5F9"/>
+      </w:pPr>
+      <w:r>
+        <w:rPr>
+          <w:b/>
+          <w:sz w:val="21"/>
+        </w:rPr>
+        <w:t xml:space="preserve">P1-08  </w:t>
       </w:r>
       <w:r>
         <w:rPr>
@@ -3829,6 +3979,60 @@
           <w:b/>
           <w:sz w:val="21"/>
         </w:rPr>
+        <w:t xml:space="preserve">M2-08  </w:t>
+      </w:r>
+      <w:r>
+        <w:rPr>
+          <w:b/>
+          <w:color w:val="1A1A1A"/>
+          <w:sz w:val="21"/>
+        </w:rPr>
+        <w:t>이 사람도 페르소나와 대화하나요?</w:t>
+      </w:r>
+      <w:r>
+        <w:rPr>
+          <w:color w:val="6E6E6E"/>
+          <w:sz w:val="17"/>
+        </w:rPr>
+        <w:t xml:space="preserve">   예 / 아니요</w:t>
+      </w:r>
+      <w:r>
+        <w:br/>
+      </w:r>
+      <w:r>
+        <w:rPr>
+          <w:b w:val="0"/>
+          <w:color w:val="6E6E6E"/>
+          <w:sz w:val="17"/>
+        </w:rPr>
+        <w:t>가이드: 대화하는 분에게는 페르소나가 호칭과 말투를 맞춰요. 대화하지 않아도 페르소나가 이야기 속에서 언급할 수 있으니 등록해두세요</w:t>
+      </w:r>
+    </w:p>
+    <w:p>
+      <w:pPr>
+        <w:spacing w:before="0" w:after="60" w:line="312" w:lineRule="auto"/>
+        <w:ind w:left="227"/>
+      </w:pPr>
+      <w:r>
+        <w:rPr>
+          <w:b w:val="0"/>
+          <w:color w:val="1A1A1A"/>
+          <w:sz w:val="20"/>
+        </w:rPr>
+        <w:t>□ 예  □ 아니요</w:t>
+      </w:r>
+    </w:p>
+    <w:p>
+      <w:pPr>
+        <w:spacing w:before="260" w:after="120" w:line="300" w:lineRule="auto"/>
+        <w:ind w:left="113" w:right="113"/>
+        <w:shd w:val="clear" w:fill="F1F5F9"/>
+      </w:pPr>
+      <w:r>
+        <w:rPr>
+          <w:b/>
+          <w:sz w:val="21"/>
+        </w:rPr>
         <w:t xml:space="preserve">M2-OE  </w:t>
       </w:r>
       <w:r>
@@ -9044,91 +9248,6 @@
       <w:pPr>
         <w:spacing w:after="40"/>
       </w:pPr>
-    </w:p>
-    <w:p>
-      <w:pPr>
-        <w:spacing w:before="260" w:after="120" w:line="300" w:lineRule="auto"/>
-        <w:ind w:left="113" w:right="113"/>
-        <w:shd w:val="clear" w:fill="F1F5F9"/>
-      </w:pPr>
-      <w:r>
-        <w:rPr>
-          <w:b/>
-          <w:sz w:val="21"/>
-        </w:rPr>
-        <w:t xml:space="preserve">M9-02  </w:t>
-      </w:r>
-      <w:r>
-        <w:rPr>
-          <w:b/>
-          <w:color w:val="1A1A1A"/>
-          <w:sz w:val="21"/>
-        </w:rPr>
-        <w:t>이 페르소나와 누가 대화할 수 있나요?</w:t>
-      </w:r>
-      <w:r>
-        <w:rPr>
-          <w:color w:val="6E6E6E"/>
-          <w:sz w:val="17"/>
-        </w:rPr>
-        <w:t xml:space="preserve">   하나 선택</w:t>
-      </w:r>
-    </w:p>
-    <w:p>
-      <w:pPr>
-        <w:spacing w:before="0" w:after="60" w:line="312" w:lineRule="auto"/>
-        <w:ind w:left="340"/>
-      </w:pPr>
-      <w:r>
-        <w:rPr>
-          <w:b w:val="0"/>
-          <w:color w:val="1A1A1A"/>
-          <w:sz w:val="20"/>
-        </w:rPr>
-        <w:t>□ 나만</w:t>
-      </w:r>
-    </w:p>
-    <w:p>
-      <w:pPr>
-        <w:spacing w:before="0" w:after="60" w:line="312" w:lineRule="auto"/>
-        <w:ind w:left="340"/>
-      </w:pPr>
-      <w:r>
-        <w:rPr>
-          <w:b w:val="0"/>
-          <w:color w:val="1A1A1A"/>
-          <w:sz w:val="20"/>
-        </w:rPr>
-        <w:t>□ 내가 초대한 가족만</w:t>
-      </w:r>
-    </w:p>
-    <w:p>
-      <w:pPr>
-        <w:spacing w:before="0" w:after="60" w:line="312" w:lineRule="auto"/>
-        <w:ind w:left="340"/>
-      </w:pPr>
-      <w:r>
-        <w:rPr>
-          <w:b w:val="0"/>
-          <w:color w:val="1A1A1A"/>
-          <w:sz w:val="20"/>
-        </w:rPr>
-        <w:t>□ 가족 + 내가 지정한 외부인</w:t>
-      </w:r>
-    </w:p>
-    <w:p>
-      <w:pPr>
-        <w:spacing w:before="0" w:after="60" w:line="312" w:lineRule="auto"/>
-        <w:ind w:left="340"/>
-      </w:pPr>
-      <w:r>
-        <w:rPr>
-          <w:b w:val="0"/>
-          <w:color w:val="1A1A1A"/>
-          <w:sz w:val="20"/>
-        </w:rPr>
-        <w:t>■ 공개 (데모·링크)</w:t>
-      </w:r>
     </w:p>
     <w:p>
       <w:pPr>

--- a/ai/docs/Persona_Intake_이준혁.docx
+++ b/ai/docs/Persona_Intake_이준혁.docx
@@ -205,7 +205,7 @@
           <w:color w:val="1A1A1A"/>
           <w:sz w:val="21"/>
         </w:rPr>
-        <w:t>내가 그분을 부르는 호칭은요?</w:t>
+        <w:t>(P1-02에서 "본인"이 아니라면) 내가 그분을 부르는 호칭은요?</w:t>
       </w:r>
       <w:r>
         <w:rPr>
@@ -225,6 +225,120 @@
         </w:rPr>
         <w:t>예: 할머니 / 엄마 / 아빠 / 여보 / (이름)</w:t>
       </w:r>
+    </w:p>
+    <w:p>
+      <w:pPr>
+        <w:spacing w:before="0" w:after="60" w:line="312" w:lineRule="auto"/>
+        <w:ind w:left="227"/>
+      </w:pPr>
+      <w:r>
+        <w:rPr>
+          <w:b w:val="0"/>
+          <w:color w:val="1A1A1A"/>
+          <w:sz w:val="20"/>
+        </w:rPr>
+        <w:t>____________________</w:t>
+      </w:r>
+    </w:p>
+    <w:p>
+      <w:pPr>
+        <w:spacing w:before="260" w:after="120" w:line="300" w:lineRule="auto"/>
+        <w:ind w:left="113" w:right="113"/>
+        <w:shd w:val="clear" w:fill="F1F5F9"/>
+      </w:pPr>
+      <w:r>
+        <w:rPr>
+          <w:b/>
+          <w:sz w:val="21"/>
+        </w:rPr>
+        <w:t xml:space="preserve">P1-04  </w:t>
+      </w:r>
+      <w:r>
+        <w:rPr>
+          <w:b/>
+          <w:color w:val="1A1A1A"/>
+          <w:sz w:val="21"/>
+        </w:rPr>
+        <w:t>그분과 지금 대화할 수 있나요?</w:t>
+      </w:r>
+      <w:r>
+        <w:rPr>
+          <w:color w:val="6E6E6E"/>
+          <w:sz w:val="17"/>
+        </w:rPr>
+        <w:t xml:space="preserve">   하나 선택</w:t>
+      </w:r>
+    </w:p>
+    <w:p>
+      <w:pPr>
+        <w:spacing w:before="0" w:after="60" w:line="312" w:lineRule="auto"/>
+        <w:ind w:left="340"/>
+      </w:pPr>
+      <w:r>
+        <w:rPr>
+          <w:b w:val="0"/>
+          <w:color w:val="1A1A1A"/>
+          <w:sz w:val="20"/>
+        </w:rPr>
+        <w:t>■ 예, 대화할 수 있어요</w:t>
+      </w:r>
+    </w:p>
+    <w:p>
+      <w:pPr>
+        <w:spacing w:before="0" w:after="60" w:line="312" w:lineRule="auto"/>
+        <w:ind w:left="340"/>
+      </w:pPr>
+      <w:r>
+        <w:rPr>
+          <w:b w:val="0"/>
+          <w:color w:val="1A1A1A"/>
+          <w:sz w:val="20"/>
+        </w:rPr>
+        <w:t>□ 아니요, 돌아가셨어요</w:t>
+      </w:r>
+    </w:p>
+    <w:p>
+      <w:pPr>
+        <w:spacing w:before="0" w:after="60" w:line="312" w:lineRule="auto"/>
+        <w:ind w:left="340"/>
+      </w:pPr>
+      <w:r>
+        <w:rPr>
+          <w:b w:val="0"/>
+          <w:color w:val="1A1A1A"/>
+          <w:sz w:val="20"/>
+        </w:rPr>
+        <w:t>□ 아니요, 대화가 어려우세요 (치매 등)</w:t>
+      </w:r>
+    </w:p>
+    <w:p>
+      <w:pPr>
+        <w:spacing w:before="260" w:after="120" w:line="300" w:lineRule="auto"/>
+        <w:ind w:left="113" w:right="113"/>
+        <w:shd w:val="clear" w:fill="F1F5F9"/>
+      </w:pPr>
+      <w:r>
+        <w:rPr>
+          <w:b/>
+          <w:sz w:val="21"/>
+        </w:rPr>
+        <w:t xml:space="preserve">P1-05  </w:t>
+      </w:r>
+      <w:r>
+        <w:rPr>
+          <w:b/>
+          <w:color w:val="1A1A1A"/>
+          <w:sz w:val="21"/>
+        </w:rPr>
+        <w:t>어느 때의 모습을 남기고 싶나요?</w:t>
+      </w:r>
+      <w:r>
+        <w:rPr>
+          <w:color w:val="6E6E6E"/>
+          <w:sz w:val="17"/>
+        </w:rPr>
+        <w:t xml:space="preserve">   하나 선택 + 단답 30자</w:t>
+      </w:r>
       <w:r>
         <w:br/>
       </w:r>
@@ -234,13 +348,24 @@
           <w:color w:val="6E6E6E"/>
           <w:sz w:val="17"/>
         </w:rPr>
-        <w:t>가이드: 본인 페르소나면 건너뜁니다</w:t>
+        <w:t>예: "2015년쯤" / "분당 살던 말년" / "칠순 무렵"</w:t>
+      </w:r>
+      <w:r>
+        <w:br/>
+      </w:r>
+      <w:r>
+        <w:rPr>
+          <w:b w:val="0"/>
+          <w:color w:val="6E6E6E"/>
+          <w:sz w:val="17"/>
+        </w:rPr>
+        <w:t>가이드: 돌아가신 경우 "지금 이 모습"은 고를 수 없어요</w:t>
       </w:r>
     </w:p>
     <w:p>
       <w:pPr>
         <w:spacing w:before="0" w:after="60" w:line="312" w:lineRule="auto"/>
-        <w:ind w:left="227"/>
+        <w:ind w:left="340"/>
       </w:pPr>
       <w:r>
         <w:rPr>
@@ -248,7 +373,21 @@
           <w:color w:val="1A1A1A"/>
           <w:sz w:val="20"/>
         </w:rPr>
-        <w:t>____________________</w:t>
+        <w:t>■ 지금 이 모습</w:t>
+      </w:r>
+    </w:p>
+    <w:p>
+      <w:pPr>
+        <w:spacing w:before="0" w:after="60" w:line="312" w:lineRule="auto"/>
+        <w:ind w:left="340"/>
+      </w:pPr>
+      <w:r>
+        <w:rPr>
+          <w:b w:val="0"/>
+          <w:color w:val="1A1A1A"/>
+          <w:sz w:val="20"/>
+        </w:rPr>
+        <w:t>□ 특정 시기</w:t>
       </w:r>
     </w:p>
     <w:p>
@@ -262,7 +401,7 @@
           <w:b/>
           <w:sz w:val="21"/>
         </w:rPr>
-        <w:t xml:space="preserve">P1-04  </w:t>
+        <w:t xml:space="preserve">P1-05b  </w:t>
       </w:r>
       <w:r>
         <w:rPr>
@@ -270,20 +409,31 @@
           <w:color w:val="1A1A1A"/>
           <w:sz w:val="21"/>
         </w:rPr>
-        <w:t>그분과 지금 대화할 수 있나요?</w:t>
+        <w:t>왜 이 시점인가요?</w:t>
       </w:r>
       <w:r>
         <w:rPr>
           <w:color w:val="6E6E6E"/>
           <w:sz w:val="17"/>
         </w:rPr>
-        <w:t xml:space="preserve">   하나 선택</w:t>
+        <w:t xml:space="preserve">   서술 · 선택</w:t>
+      </w:r>
+      <w:r>
+        <w:br/>
+      </w:r>
+      <w:r>
+        <w:rPr>
+          <w:b w:val="0"/>
+          <w:color w:val="6E6E6E"/>
+          <w:sz w:val="17"/>
+        </w:rPr>
+        <w:t>가이드: 답하지 않아도 괜찮아요</w:t>
       </w:r>
     </w:p>
     <w:p>
       <w:pPr>
         <w:spacing w:before="0" w:after="60" w:line="312" w:lineRule="auto"/>
-        <w:ind w:left="340"/>
+        <w:ind w:left="227"/>
       </w:pPr>
       <w:r>
         <w:rPr>
@@ -291,13 +441,13 @@
           <w:color w:val="1A1A1A"/>
           <w:sz w:val="20"/>
         </w:rPr>
-        <w:t>■ 예, 대화할 수 있어요</w:t>
+        <w:t>____________________________________________________</w:t>
       </w:r>
     </w:p>
     <w:p>
       <w:pPr>
         <w:spacing w:before="0" w:after="60" w:line="312" w:lineRule="auto"/>
-        <w:ind w:left="340"/>
+        <w:ind w:left="227"/>
       </w:pPr>
       <w:r>
         <w:rPr>
@@ -305,21 +455,7 @@
           <w:color w:val="1A1A1A"/>
           <w:sz w:val="20"/>
         </w:rPr>
-        <w:t>□ 아니요, 돌아가셨어요</w:t>
-      </w:r>
-    </w:p>
-    <w:p>
-      <w:pPr>
-        <w:spacing w:before="0" w:after="60" w:line="312" w:lineRule="auto"/>
-        <w:ind w:left="340"/>
-      </w:pPr>
-      <w:r>
-        <w:rPr>
-          <w:b w:val="0"/>
-          <w:color w:val="1A1A1A"/>
-          <w:sz w:val="20"/>
-        </w:rPr>
-        <w:t>□ 아니요, 대화가 어려우세요 (치매 등)</w:t>
+        <w:t>____________________________________________________</w:t>
       </w:r>
     </w:p>
     <w:p>
@@ -333,7 +469,7 @@
           <w:b/>
           <w:sz w:val="21"/>
         </w:rPr>
-        <w:t xml:space="preserve">P1-05  </w:t>
+        <w:t xml:space="preserve">P1-06  </w:t>
       </w:r>
       <w:r>
         <w:rPr>
@@ -341,14 +477,14 @@
           <w:color w:val="1A1A1A"/>
           <w:sz w:val="21"/>
         </w:rPr>
-        <w:t>어느 때의 모습을 남기고 싶나요?</w:t>
+        <w:t>이 페르소나와 누가 대화하나요?</w:t>
       </w:r>
       <w:r>
         <w:rPr>
           <w:color w:val="6E6E6E"/>
           <w:sz w:val="17"/>
         </w:rPr>
-        <w:t xml:space="preserve">   하나 선택 + 단답 30자</w:t>
+        <w:t xml:space="preserve">   하나 선택</w:t>
       </w:r>
       <w:r>
         <w:br/>
@@ -359,7 +495,78 @@
           <w:color w:val="6E6E6E"/>
           <w:sz w:val="17"/>
         </w:rPr>
-        <w:t>예: "2015년쯤" / "분당 살던 말년" / "칠순 무렵"</w:t>
+        <w:t>가이드: 공개를 고르시면 건강·상속·가족 갈등 같은 민감한 주제가 기본으로 금지됩니다. 주제마다 다시 정할 수 있어요</w:t>
+      </w:r>
+    </w:p>
+    <w:p>
+      <w:pPr>
+        <w:spacing w:before="0" w:after="60" w:line="312" w:lineRule="auto"/>
+        <w:ind w:left="340"/>
+      </w:pPr>
+      <w:r>
+        <w:rPr>
+          <w:b w:val="0"/>
+          <w:color w:val="1A1A1A"/>
+          <w:sz w:val="20"/>
+        </w:rPr>
+        <w:t>□ 나만</w:t>
+      </w:r>
+    </w:p>
+    <w:p>
+      <w:pPr>
+        <w:spacing w:before="0" w:after="60" w:line="312" w:lineRule="auto"/>
+        <w:ind w:left="340"/>
+      </w:pPr>
+      <w:r>
+        <w:rPr>
+          <w:b w:val="0"/>
+          <w:color w:val="1A1A1A"/>
+          <w:sz w:val="20"/>
+        </w:rPr>
+        <w:t>□ 나와 내가 초대한 사람만</w:t>
+      </w:r>
+    </w:p>
+    <w:p>
+      <w:pPr>
+        <w:spacing w:before="0" w:after="60" w:line="312" w:lineRule="auto"/>
+        <w:ind w:left="340"/>
+      </w:pPr>
+      <w:r>
+        <w:rPr>
+          <w:b w:val="0"/>
+          <w:color w:val="1A1A1A"/>
+          <w:sz w:val="20"/>
+        </w:rPr>
+        <w:t>■ 공개 (불특정 다수)</w:t>
+      </w:r>
+    </w:p>
+    <w:p>
+      <w:pPr>
+        <w:spacing w:before="260" w:after="120" w:line="300" w:lineRule="auto"/>
+        <w:ind w:left="113" w:right="113"/>
+        <w:shd w:val="clear" w:fill="F1F5F9"/>
+      </w:pPr>
+      <w:r>
+        <w:rPr>
+          <w:b/>
+          <w:sz w:val="21"/>
+        </w:rPr>
+        <w:t xml:space="preserve">P1-07A  </w:t>
+      </w:r>
+      <w:r>
+        <w:rPr>
+          <w:b/>
+          <w:color w:val="1A1A1A"/>
+          <w:sz w:val="21"/>
+        </w:rPr>
+        <w:t>(P1-06에서 "나만" 또는 "나와 내가 초대한 사람만"을 고르셨다면) 페르소나가 나를 뭐라고 부를까요?</w:t>
+      </w:r>
+      <w:r>
+        <w:rPr>
+          <w:color w:val="6E6E6E"/>
+          <w:sz w:val="17"/>
+        </w:rPr>
+        <w:t xml:space="preserve">   단답 15자</w:t>
       </w:r>
       <w:r>
         <w:br/>
@@ -370,13 +577,24 @@
           <w:color w:val="6E6E6E"/>
           <w:sz w:val="17"/>
         </w:rPr>
-        <w:t>가이드: 돌아가신 경우 "지금 이 모습"은 고를 수 없어요</w:t>
+        <w:t>예: 준혁이 / 우리 딸 / 종서야</w:t>
+      </w:r>
+      <w:r>
+        <w:br/>
+      </w:r>
+      <w:r>
+        <w:rPr>
+          <w:b w:val="0"/>
+          <w:color w:val="6E6E6E"/>
+          <w:sz w:val="17"/>
+        </w:rPr>
+        <w:t>가이드: 나 한 명분만 적어주세요. 다른 가족은 M2 에서 한 명씩 물어요</w:t>
       </w:r>
     </w:p>
     <w:p>
       <w:pPr>
         <w:spacing w:before="0" w:after="60" w:line="312" w:lineRule="auto"/>
-        <w:ind w:left="340"/>
+        <w:ind w:left="227"/>
       </w:pPr>
       <w:r>
         <w:rPr>
@@ -384,21 +602,7 @@
           <w:color w:val="1A1A1A"/>
           <w:sz w:val="20"/>
         </w:rPr>
-        <w:t>■ 지금 이 모습</w:t>
-      </w:r>
-    </w:p>
-    <w:p>
-      <w:pPr>
-        <w:spacing w:before="0" w:after="60" w:line="312" w:lineRule="auto"/>
-        <w:ind w:left="340"/>
-      </w:pPr>
-      <w:r>
-        <w:rPr>
-          <w:b w:val="0"/>
-          <w:color w:val="1A1A1A"/>
-          <w:sz w:val="20"/>
-        </w:rPr>
-        <w:t>□ 특정 시기</w:t>
+        <w:t>____________________</w:t>
       </w:r>
     </w:p>
     <w:p>
@@ -412,7 +616,7 @@
           <w:b/>
           <w:sz w:val="21"/>
         </w:rPr>
-        <w:t xml:space="preserve">P1-05b  </w:t>
+        <w:t xml:space="preserve">P1-07B  </w:t>
       </w:r>
       <w:r>
         <w:rPr>
@@ -420,14 +624,14 @@
           <w:color w:val="1A1A1A"/>
           <w:sz w:val="21"/>
         </w:rPr>
-        <w:t>왜 이 시점인가요?</w:t>
+        <w:t>(P1-06에서 "공개"를 고르셨다면) 페르소나가 방문자를 뭐라고 부를까요?</w:t>
       </w:r>
       <w:r>
         <w:rPr>
           <w:color w:val="6E6E6E"/>
           <w:sz w:val="17"/>
         </w:rPr>
-        <w:t xml:space="preserve">   서술 · 선택</w:t>
+        <w:t xml:space="preserve">   단답 15자</w:t>
       </w:r>
       <w:r>
         <w:br/>
@@ -438,7 +642,7 @@
           <w:color w:val="6E6E6E"/>
           <w:sz w:val="17"/>
         </w:rPr>
-        <w:t>가이드: 답하지 않아도 괜찮아요</w:t>
+        <w:t>예: ○○님 / 손님</w:t>
       </w:r>
     </w:p>
     <w:p>
@@ -448,25 +652,11 @@
       </w:pPr>
       <w:r>
         <w:rPr>
-          <w:b w:val="0"/>
           <w:color w:val="1A1A1A"/>
           <w:sz w:val="20"/>
-        </w:rPr>
-        <w:t>____________________________________________________</w:t>
-      </w:r>
-    </w:p>
-    <w:p>
-      <w:pPr>
-        <w:spacing w:before="0" w:after="60" w:line="312" w:lineRule="auto"/>
-        <w:ind w:left="227"/>
-      </w:pPr>
-      <w:r>
-        <w:rPr>
-          <w:b w:val="0"/>
-          <w:color w:val="1A1A1A"/>
-          <w:sz w:val="20"/>
-        </w:rPr>
-        <w:t>____________________________________________________</w:t>
+          <w:u w:val="single"/>
+        </w:rPr>
+        <w:t>○○님</w:t>
       </w:r>
     </w:p>
     <w:p>
@@ -480,7 +670,7 @@
           <w:b/>
           <w:sz w:val="21"/>
         </w:rPr>
-        <w:t xml:space="preserve">P1-06  </w:t>
+        <w:t xml:space="preserve">P1-07C  </w:t>
       </w:r>
       <w:r>
         <w:rPr>
@@ -488,14 +678,14 @@
           <w:color w:val="1A1A1A"/>
           <w:sz w:val="21"/>
         </w:rPr>
-        <w:t>이 페르소나와 누가 대화하나요?</w:t>
+        <w:t>(P1-06에서 "공개"를 고르셨다면) 방문자를 어떤 느낌으로 대했으면 하나요?</w:t>
       </w:r>
       <w:r>
         <w:rPr>
           <w:color w:val="6E6E6E"/>
           <w:sz w:val="17"/>
         </w:rPr>
-        <w:t xml:space="preserve">   하나 선택</w:t>
+        <w:t xml:space="preserve">   서술 1~2문장 · 선택</w:t>
       </w:r>
       <w:r>
         <w:br/>
@@ -506,13 +696,27 @@
           <w:color w:val="6E6E6E"/>
           <w:sz w:val="17"/>
         </w:rPr>
-        <w:t>가이드: 공개를 고르시면 건강·상속·가족 갈등 같은 민감한 주제가 기본으로 금지됩니다. 주제마다 다시 정할 수 있어요</w:t>
+        <w:t>예: "정중하지만 딱딱하지 않게, 편안하게 설명해주는 느낌"</w:t>
       </w:r>
     </w:p>
     <w:p>
       <w:pPr>
         <w:spacing w:before="0" w:after="60" w:line="312" w:lineRule="auto"/>
-        <w:ind w:left="340"/>
+        <w:ind w:left="227"/>
+      </w:pPr>
+      <w:r>
+        <w:rPr>
+          <w:color w:val="1A1A1A"/>
+          <w:sz w:val="20"/>
+          <w:u w:val="single"/>
+        </w:rPr>
+        <w:t>정중하되 딱딱하지 않게, 편안하게 설명해주는 느낌으로 대했으면 합니다. 존댓말이 기본입니다.</w:t>
+      </w:r>
+    </w:p>
+    <w:p>
+      <w:pPr>
+        <w:spacing w:before="0" w:after="60" w:line="312" w:lineRule="auto"/>
+        <w:ind w:left="227"/>
       </w:pPr>
       <w:r>
         <w:rPr>
@@ -520,35 +724,7 @@
           <w:color w:val="1A1A1A"/>
           <w:sz w:val="20"/>
         </w:rPr>
-        <w:t>□ 나만</w:t>
-      </w:r>
-    </w:p>
-    <w:p>
-      <w:pPr>
-        <w:spacing w:before="0" w:after="60" w:line="312" w:lineRule="auto"/>
-        <w:ind w:left="340"/>
-      </w:pPr>
-      <w:r>
-        <w:rPr>
-          <w:b w:val="0"/>
-          <w:color w:val="1A1A1A"/>
-          <w:sz w:val="20"/>
-        </w:rPr>
-        <w:t>□ 나와 내가 초대한 사람만</w:t>
-      </w:r>
-    </w:p>
-    <w:p>
-      <w:pPr>
-        <w:spacing w:before="0" w:after="60" w:line="312" w:lineRule="auto"/>
-        <w:ind w:left="340"/>
-      </w:pPr>
-      <w:r>
-        <w:rPr>
-          <w:b w:val="0"/>
-          <w:color w:val="1A1A1A"/>
-          <w:sz w:val="20"/>
-        </w:rPr>
-        <w:t>■ 공개 (불특정 다수)</w:t>
+        <w:t>____________________________________________________</w:t>
       </w:r>
     </w:p>
     <w:p>
@@ -562,7 +738,7 @@
           <w:b/>
           <w:sz w:val="21"/>
         </w:rPr>
-        <w:t xml:space="preserve">P1-07  </w:t>
+        <w:t xml:space="preserve">P1-08  </w:t>
       </w:r>
       <w:r>
         <w:rPr>
@@ -570,140 +746,7 @@
           <w:color w:val="1A1A1A"/>
           <w:sz w:val="21"/>
         </w:rPr>
-        <w:t>페르소나가 [나를 / 방문자를] 뭐라고 부를까요?</w:t>
-      </w:r>
-      <w:r>
-        <w:rPr>
-          <w:color w:val="6E6E6E"/>
-          <w:sz w:val="17"/>
-        </w:rPr>
-        <w:t xml:space="preserve">   단답 15자</w:t>
-      </w:r>
-      <w:r>
-        <w:br/>
-      </w:r>
-      <w:r>
-        <w:rPr>
-          <w:b w:val="0"/>
-          <w:color w:val="6E6E6E"/>
-          <w:sz w:val="17"/>
-        </w:rPr>
-        <w:t>예: 준혁이 / 우리 딸 / ○○님</w:t>
-      </w:r>
-      <w:r>
-        <w:br/>
-      </w:r>
-      <w:r>
-        <w:rPr>
-          <w:b w:val="0"/>
-          <w:color w:val="6E6E6E"/>
-          <w:sz w:val="17"/>
-        </w:rPr>
-        <w:t>가이드: 한 명분만 적어주세요. 다른 가족은 M2 에서 한 명씩 물어요</w:t>
-      </w:r>
-    </w:p>
-    <w:p>
-      <w:pPr>
-        <w:spacing w:before="0" w:after="60" w:line="312" w:lineRule="auto"/>
-        <w:ind w:left="227"/>
-      </w:pPr>
-      <w:r>
-        <w:rPr>
-          <w:color w:val="1A1A1A"/>
-          <w:sz w:val="20"/>
-          <w:u w:val="single"/>
-        </w:rPr>
-        <w:t>○○님</w:t>
-      </w:r>
-    </w:p>
-    <w:p>
-      <w:pPr>
-        <w:spacing w:before="260" w:after="120" w:line="300" w:lineRule="auto"/>
-        <w:ind w:left="113" w:right="113"/>
-        <w:shd w:val="clear" w:fill="F1F5F9"/>
-      </w:pPr>
-      <w:r>
-        <w:rPr>
-          <w:b/>
-          <w:sz w:val="21"/>
-        </w:rPr>
-        <w:t xml:space="preserve">P1-07b  </w:t>
-      </w:r>
-      <w:r>
-        <w:rPr>
-          <w:b/>
-          <w:color w:val="1A1A1A"/>
-          <w:sz w:val="21"/>
-        </w:rPr>
-        <w:t>(공개를 고르셨다면) 방문자를 어떤 느낌으로 대했으면 하나요?</w:t>
-      </w:r>
-      <w:r>
-        <w:rPr>
-          <w:color w:val="6E6E6E"/>
-          <w:sz w:val="17"/>
-        </w:rPr>
-        <w:t xml:space="preserve">   서술 1~2문장 · 선택</w:t>
-      </w:r>
-      <w:r>
-        <w:br/>
-      </w:r>
-      <w:r>
-        <w:rPr>
-          <w:b w:val="0"/>
-          <w:color w:val="6E6E6E"/>
-          <w:sz w:val="17"/>
-        </w:rPr>
-        <w:t>예: "정중하지만 딱딱하지 않게, 편안하게 설명해주는 느낌"</w:t>
-      </w:r>
-    </w:p>
-    <w:p>
-      <w:pPr>
-        <w:spacing w:before="0" w:after="60" w:line="312" w:lineRule="auto"/>
-        <w:ind w:left="227"/>
-      </w:pPr>
-      <w:r>
-        <w:rPr>
-          <w:color w:val="1A1A1A"/>
-          <w:sz w:val="20"/>
-          <w:u w:val="single"/>
-        </w:rPr>
-        <w:t>정중하되 딱딱하지 않게, 편안하게 설명해주는 느낌으로 대했으면 합니다. 존댓말이 기본입니다.</w:t>
-      </w:r>
-    </w:p>
-    <w:p>
-      <w:pPr>
-        <w:spacing w:before="0" w:after="60" w:line="312" w:lineRule="auto"/>
-        <w:ind w:left="227"/>
-      </w:pPr>
-      <w:r>
-        <w:rPr>
-          <w:b w:val="0"/>
-          <w:color w:val="1A1A1A"/>
-          <w:sz w:val="20"/>
-        </w:rPr>
-        <w:t>____________________________________________________</w:t>
-      </w:r>
-    </w:p>
-    <w:p>
-      <w:pPr>
-        <w:spacing w:before="260" w:after="120" w:line="300" w:lineRule="auto"/>
-        <w:ind w:left="113" w:right="113"/>
-        <w:shd w:val="clear" w:fill="F1F5F9"/>
-      </w:pPr>
-      <w:r>
-        <w:rPr>
-          <w:b/>
-          <w:sz w:val="21"/>
-        </w:rPr>
-        <w:t xml:space="preserve">P1-08  </w:t>
-      </w:r>
-      <w:r>
-        <w:rPr>
-          <w:b/>
-          <w:color w:val="1A1A1A"/>
-          <w:sz w:val="21"/>
-        </w:rPr>
-        <w:t>(타인 작성 시) 함께 답해주실 분이 있나요?</w:t>
+        <w:t>(P1-02에서 "본인"이 아니라면) 함께 답해주실 분이 있나요?</w:t>
       </w:r>
       <w:r>
         <w:rPr>
@@ -5332,7 +5375,7 @@
           <w:sz w:val="20"/>
           <w:u w:val="single"/>
         </w:rPr>
-        <w:t>할머니가 돌아가신 뒤 매일 밤 기도했어요. 편찮으신 곳 없이 편안하고 행복한 곳에서 지내시게 해달라고요. · 민감도 중</w:t>
+        <w:t>할머니가 돌아가신 뒤 매일 밤 기도했어요. 편찮으신 곳 없이 편안하고 행복한 곳에서 지내시게 해달라고요.</w:t>
       </w:r>
     </w:p>
     <w:p>
@@ -5634,7 +5677,7 @@
           <w:color w:val="1A1A1A"/>
           <w:sz w:val="21"/>
         </w:rPr>
-        <w:t>(배우자가 있다면) 처음 만났을 때 이야기</w:t>
+        <w:t>(배우자가 있다면) 배우자와 처음 만났을 때 이야기</w:t>
       </w:r>
       <w:r>
         <w:rPr>
@@ -6063,7 +6106,7 @@
           <w:b/>
           <w:sz w:val="21"/>
         </w:rPr>
-        <w:t xml:space="preserve">M5-07  </w:t>
+        <w:t xml:space="preserve">M5-07A  </w:t>
       </w:r>
       <w:r>
         <w:rPr>
@@ -6078,7 +6121,7 @@
           <w:color w:val="6E6E6E"/>
           <w:sz w:val="17"/>
         </w:rPr>
-        <w:t xml:space="preserve">   하나 선택 → 서술</w:t>
+        <w:t xml:space="preserve">   하나 선택</w:t>
       </w:r>
     </w:p>
     <w:p>
@@ -6092,7 +6135,7 @@
           <w:color w:val="1A1A1A"/>
           <w:sz w:val="20"/>
         </w:rPr>
-        <w:t>■ 말하겠다 → 서술:</w:t>
+        <w:t>■ 말하겠다</w:t>
       </w:r>
     </w:p>
     <w:p>
@@ -6125,16 +6168,45 @@
     </w:p>
     <w:p>
       <w:pPr>
+        <w:spacing w:before="260" w:after="120" w:line="300" w:lineRule="auto"/>
+        <w:ind w:left="113" w:right="113"/>
+        <w:shd w:val="clear" w:fill="F1F5F9"/>
+      </w:pPr>
+      <w:r>
+        <w:rPr>
+          <w:b/>
+          <w:sz w:val="21"/>
+        </w:rPr>
+        <w:t xml:space="preserve">M5-07B  </w:t>
+      </w:r>
+      <w:r>
+        <w:rPr>
+          <w:b/>
+          <w:color w:val="1A1A1A"/>
+          <w:sz w:val="21"/>
+        </w:rPr>
+        <w:t>(M5-07A에서 "말하겠다"를 고르셨다면) 어떤 시기였나요?</w:t>
+      </w:r>
+      <w:r>
+        <w:rPr>
+          <w:color w:val="6E6E6E"/>
+          <w:sz w:val="17"/>
+        </w:rPr>
+        <w:t xml:space="preserve">   서술</w:t>
+      </w:r>
+    </w:p>
+    <w:p>
+      <w:pPr>
         <w:spacing w:before="0" w:after="60" w:line="312" w:lineRule="auto"/>
         <w:ind w:left="227"/>
       </w:pPr>
       <w:r>
         <w:rPr>
-          <w:b w:val="0"/>
           <w:color w:val="1A1A1A"/>
           <w:sz w:val="20"/>
-        </w:rPr>
-        <w:t>사용 범위: □ 자유  □ 물으면만  □ 회상 참고만(발화 금지)</w:t>
+          <w:u w:val="single"/>
+        </w:rPr>
+        <w:t>할머니가 돌아가시고 나서는 매일 밤 울었어요. 수술실 들어가시기 전에 보호자로 옆에 있었고 임종 순간에는 손을 꼭 잡고 사랑한다, 감사했다고 많이 말씀드렸습니다. 남은 녹음을 처음 들으려 했을 때는 너무 아파서 오래 듣지 못했어요.</w:t>
       </w:r>
     </w:p>
     <w:p>
@@ -6148,7 +6220,21 @@
           <w:color w:val="1A1A1A"/>
           <w:sz w:val="20"/>
         </w:rPr>
-        <w:t>할머니가 돌아가시고 나서는 매일 밤 울었어요. 수술실 들어가시기 전에 보호자로 옆에 있었고 임종 순간에는 손을 꼭 잡고 사랑한다, 감사했다고 많이 말씀드렸습니다. 남은 녹음을 처음 들으려 했을 때는 너무 아파서 오래 듣지 못했어요. ** · 민감도 중</w:t>
+        <w:t>____________________________________________________</w:t>
+      </w:r>
+    </w:p>
+    <w:p>
+      <w:pPr>
+        <w:spacing w:before="0" w:after="60" w:line="312" w:lineRule="auto"/>
+        <w:ind w:left="227"/>
+      </w:pPr>
+      <w:r>
+        <w:rPr>
+          <w:b w:val="0"/>
+          <w:color w:val="1A1A1A"/>
+          <w:sz w:val="20"/>
+        </w:rPr>
+        <w:t>사용 범위: □ 자유  ■ 물으면만  □ 회상 참고만(발화 금지)</w:t>
       </w:r>
     </w:p>
     <w:p>
@@ -9268,7 +9354,7 @@
           <w:color w:val="1A1A1A"/>
           <w:sz w:val="21"/>
         </w:rPr>
-        <w:t>(본인 작성 시) 내가 지정한 금기는 나중에 가족이 요청해도 바뀌지 않습니다. 확인하셨나요?</w:t>
+        <w:t>(P1-02에서 "본인"을 고르셨다면) 내가 지정한 금기는 나중에 가족이 요청해도 바뀌지 않습니다. 확인하셨나요?</w:t>
       </w:r>
     </w:p>
     <w:p>

--- a/ai/docs/Persona_Intake_이준혁.docx
+++ b/ai/docs/Persona_Intake_이준혁.docx
@@ -81,25 +81,46 @@
       <w:r>
         <w:rPr>
           <w:b w:val="0"/>
-          <w:color w:val="6E6E6E"/>
+          <w:color w:val="B03A2B"/>
           <w:sz w:val="17"/>
         </w:rPr>
         <w:t>예: 신금자 / 이준혁</w:t>
       </w:r>
     </w:p>
-    <w:p>
-      <w:pPr>
-        <w:spacing w:before="0" w:after="60" w:line="312" w:lineRule="auto"/>
-        <w:ind w:left="227"/>
-      </w:pPr>
-      <w:r>
-        <w:rPr>
-          <w:color w:val="1A1A1A"/>
-          <w:sz w:val="20"/>
-          <w:u w:val="single"/>
-        </w:rPr>
-        <w:t>이준혁</w:t>
-      </w:r>
+    <w:tbl>
+      <w:tblPr>
+        <w:tblStyle w:val="TableGrid"/>
+        <w:tblW w:type="auto" w:w="0"/>
+        <w:tblLook w:firstColumn="1" w:firstRow="1" w:lastColumn="0" w:lastRow="0" w:noHBand="0" w:noVBand="1" w:val="04A0"/>
+      </w:tblPr>
+      <w:tblGrid>
+        <w:gridCol w:w="9746"/>
+      </w:tblGrid>
+      <w:tr>
+        <w:tc>
+          <w:tcPr>
+            <w:tcW w:type="dxa" w:w="9746"/>
+          </w:tcPr>
+          <w:p>
+            <w:pPr>
+              <w:spacing w:before="40" w:after="40" w:line="312" w:lineRule="auto"/>
+            </w:pPr>
+            <w:r>
+              <w:rPr>
+                <w:color w:val="1A1A1A"/>
+                <w:sz w:val="20"/>
+                <w:u w:val="single"/>
+              </w:rPr>
+              <w:t>이준혁</w:t>
+            </w:r>
+          </w:p>
+        </w:tc>
+      </w:tr>
+    </w:tbl>
+    <w:p>
+      <w:pPr>
+        <w:spacing w:after="40"/>
+      </w:pPr>
     </w:p>
     <w:p>
       <w:pPr>
@@ -195,9 +216,77 @@
       <w:r>
         <w:rPr>
           <w:b/>
+          <w:color w:val="B4B4B4"/>
           <w:sz w:val="21"/>
         </w:rPr>
         <w:t xml:space="preserve">P1-03  </w:t>
+      </w:r>
+      <w:r>
+        <w:rPr>
+          <w:b/>
+          <w:color w:val="B4B4B4"/>
+          <w:sz w:val="21"/>
+        </w:rPr>
+        <w:t>(P1-02에서 "본인"이 아니라면) 내가 그분을 부르는 호칭은요?</w:t>
+      </w:r>
+      <w:r>
+        <w:rPr>
+          <w:color w:val="B4B4B4"/>
+          <w:sz w:val="17"/>
+        </w:rPr>
+        <w:t xml:space="preserve">   단답 15자</w:t>
+      </w:r>
+      <w:r>
+        <w:br/>
+      </w:r>
+      <w:r>
+        <w:rPr>
+          <w:b w:val="0"/>
+          <w:color w:val="B4B4B4"/>
+          <w:sz w:val="17"/>
+        </w:rPr>
+        <w:t>예: 할머니 / 엄마 / 아빠 / 여보 / (이름)</w:t>
+      </w:r>
+    </w:p>
+    <w:tbl>
+      <w:tblPr>
+        <w:tblStyle w:val="TableGrid"/>
+        <w:tblW w:type="auto" w:w="0"/>
+        <w:tblLook w:firstColumn="1" w:firstRow="1" w:lastColumn="0" w:lastRow="0" w:noHBand="0" w:noVBand="1" w:val="04A0"/>
+      </w:tblPr>
+      <w:tblGrid>
+        <w:gridCol w:w="9746"/>
+      </w:tblGrid>
+      <w:tr>
+        <w:tc>
+          <w:tcPr>
+            <w:tcW w:type="dxa" w:w="9746"/>
+          </w:tcPr>
+          <w:p>
+            <w:pPr>
+              <w:spacing w:before="40" w:after="40" w:line="312" w:lineRule="auto"/>
+            </w:pPr>
+          </w:p>
+        </w:tc>
+      </w:tr>
+    </w:tbl>
+    <w:p>
+      <w:pPr>
+        <w:spacing w:after="40"/>
+      </w:pPr>
+    </w:p>
+    <w:p>
+      <w:pPr>
+        <w:spacing w:before="260" w:after="120" w:line="300" w:lineRule="auto"/>
+        <w:ind w:left="113" w:right="113"/>
+        <w:shd w:val="clear" w:fill="F1F5F9"/>
+      </w:pPr>
+      <w:r>
+        <w:rPr>
+          <w:b/>
+          <w:sz w:val="21"/>
+        </w:rPr>
+        <w:t xml:space="preserve">P1-04  </w:t>
       </w:r>
       <w:r>
         <w:rPr>
@@ -205,14 +294,96 @@
           <w:color w:val="1A1A1A"/>
           <w:sz w:val="21"/>
         </w:rPr>
-        <w:t>(P1-02에서 "본인"이 아니라면) 내가 그분을 부르는 호칭은요?</w:t>
+        <w:t>그분과 지금 대화할 수 있나요?</w:t>
       </w:r>
       <w:r>
         <w:rPr>
           <w:color w:val="6E6E6E"/>
           <w:sz w:val="17"/>
         </w:rPr>
-        <w:t xml:space="preserve">   단답 15자</w:t>
+        <w:t xml:space="preserve">   하나 선택</w:t>
+      </w:r>
+    </w:p>
+    <w:p>
+      <w:pPr>
+        <w:spacing w:before="0" w:after="60" w:line="312" w:lineRule="auto"/>
+        <w:ind w:left="340"/>
+      </w:pPr>
+      <w:r>
+        <w:rPr>
+          <w:b w:val="0"/>
+          <w:color w:val="1A1A1A"/>
+          <w:sz w:val="20"/>
+        </w:rPr>
+        <w:t>■ 예, 대화할 수 있어요</w:t>
+      </w:r>
+    </w:p>
+    <w:p>
+      <w:pPr>
+        <w:spacing w:before="0" w:after="60" w:line="312" w:lineRule="auto"/>
+        <w:ind w:left="340"/>
+      </w:pPr>
+      <w:r>
+        <w:rPr>
+          <w:b w:val="0"/>
+          <w:color w:val="1A1A1A"/>
+          <w:sz w:val="20"/>
+        </w:rPr>
+        <w:t>□ 아니요, 돌아가셨어요</w:t>
+      </w:r>
+    </w:p>
+    <w:p>
+      <w:pPr>
+        <w:spacing w:before="0" w:after="60" w:line="312" w:lineRule="auto"/>
+        <w:ind w:left="340"/>
+      </w:pPr>
+      <w:r>
+        <w:rPr>
+          <w:b w:val="0"/>
+          <w:color w:val="1A1A1A"/>
+          <w:sz w:val="20"/>
+        </w:rPr>
+        <w:t>□ 아니요, 대화가 어려우세요 (치매 등)</w:t>
+      </w:r>
+    </w:p>
+    <w:p>
+      <w:pPr>
+        <w:spacing w:before="260" w:after="120" w:line="300" w:lineRule="auto"/>
+        <w:ind w:left="113" w:right="113"/>
+        <w:shd w:val="clear" w:fill="F1F5F9"/>
+      </w:pPr>
+      <w:r>
+        <w:rPr>
+          <w:b/>
+          <w:sz w:val="21"/>
+        </w:rPr>
+        <w:t xml:space="preserve">P1-05  </w:t>
+      </w:r>
+      <w:r>
+        <w:rPr>
+          <w:b/>
+          <w:color w:val="1A1A1A"/>
+          <w:sz w:val="21"/>
+        </w:rPr>
+        <w:t>어느 때의 모습을 남기고 싶나요?</w:t>
+      </w:r>
+      <w:r>
+        <w:rPr>
+          <w:color w:val="6E6E6E"/>
+          <w:sz w:val="17"/>
+        </w:rPr>
+        <w:t xml:space="preserve">   하나 선택 + 단답 30자</w:t>
+      </w:r>
+      <w:r>
+        <w:br/>
+      </w:r>
+      <w:r>
+        <w:rPr>
+          <w:b w:val="0"/>
+          <w:color w:val="B03A2B"/>
+          <w:sz w:val="17"/>
+        </w:rPr>
+        <w:t>예: "2015년쯤" / "분당 살던 말년" / "칠순 무렵"</w:t>
       </w:r>
       <w:r>
         <w:br/>
@@ -223,13 +394,13 @@
           <w:color w:val="6E6E6E"/>
           <w:sz w:val="17"/>
         </w:rPr>
-        <w:t>예: 할머니 / 엄마 / 아빠 / 여보 / (이름)</w:t>
+        <w:t>가이드: 돌아가신 경우 "지금 이 모습"은 고를 수 없어요</w:t>
       </w:r>
     </w:p>
     <w:p>
       <w:pPr>
         <w:spacing w:before="0" w:after="60" w:line="312" w:lineRule="auto"/>
-        <w:ind w:left="227"/>
+        <w:ind w:left="340"/>
       </w:pPr>
       <w:r>
         <w:rPr>
@@ -237,7 +408,21 @@
           <w:color w:val="1A1A1A"/>
           <w:sz w:val="20"/>
         </w:rPr>
-        <w:t>____________________</w:t>
+        <w:t>■ 지금 이 모습</w:t>
+      </w:r>
+    </w:p>
+    <w:p>
+      <w:pPr>
+        <w:spacing w:before="0" w:after="60" w:line="312" w:lineRule="auto"/>
+        <w:ind w:left="340"/>
+      </w:pPr>
+      <w:r>
+        <w:rPr>
+          <w:b w:val="0"/>
+          <w:color w:val="1A1A1A"/>
+          <w:sz w:val="20"/>
+        </w:rPr>
+        <w:t>□ 특정 시기</w:t>
       </w:r>
     </w:p>
     <w:p>
@@ -249,9 +434,82 @@
       <w:r>
         <w:rPr>
           <w:b/>
+          <w:color w:val="B4B4B4"/>
           <w:sz w:val="21"/>
         </w:rPr>
-        <w:t xml:space="preserve">P1-04  </w:t>
+        <w:t xml:space="preserve">P1-05b  </w:t>
+      </w:r>
+      <w:r>
+        <w:rPr>
+          <w:b/>
+          <w:color w:val="B4B4B4"/>
+          <w:sz w:val="21"/>
+        </w:rPr>
+        <w:t>왜 이 시점인가요?</w:t>
+      </w:r>
+      <w:r>
+        <w:rPr>
+          <w:color w:val="B4B4B4"/>
+          <w:sz w:val="17"/>
+        </w:rPr>
+        <w:t xml:space="preserve">   서술 · 선택</w:t>
+      </w:r>
+      <w:r>
+        <w:br/>
+      </w:r>
+      <w:r>
+        <w:rPr>
+          <w:b w:val="0"/>
+          <w:color w:val="B4B4B4"/>
+          <w:sz w:val="17"/>
+        </w:rPr>
+        <w:t>가이드: 답하지 않아도 괜찮아요</w:t>
+      </w:r>
+    </w:p>
+    <w:tbl>
+      <w:tblPr>
+        <w:tblStyle w:val="TableGrid"/>
+        <w:tblW w:type="auto" w:w="0"/>
+        <w:tblLook w:firstColumn="1" w:firstRow="1" w:lastColumn="0" w:lastRow="0" w:noHBand="0" w:noVBand="1" w:val="04A0"/>
+      </w:tblPr>
+      <w:tblGrid>
+        <w:gridCol w:w="9746"/>
+      </w:tblGrid>
+      <w:tr>
+        <w:tc>
+          <w:tcPr>
+            <w:tcW w:type="dxa" w:w="9746"/>
+          </w:tcPr>
+          <w:p>
+            <w:pPr>
+              <w:spacing w:before="40" w:after="40" w:line="312" w:lineRule="auto"/>
+            </w:pPr>
+          </w:p>
+          <w:p>
+            <w:pPr>
+              <w:spacing w:after="40" w:line="312" w:lineRule="auto"/>
+            </w:pPr>
+          </w:p>
+        </w:tc>
+      </w:tr>
+    </w:tbl>
+    <w:p>
+      <w:pPr>
+        <w:spacing w:after="40"/>
+      </w:pPr>
+    </w:p>
+    <w:p>
+      <w:pPr>
+        <w:spacing w:before="260" w:after="120" w:line="300" w:lineRule="auto"/>
+        <w:ind w:left="113" w:right="113"/>
+        <w:shd w:val="clear" w:fill="F1F5F9"/>
+      </w:pPr>
+      <w:r>
+        <w:rPr>
+          <w:b/>
+          <w:sz w:val="21"/>
+        </w:rPr>
+        <w:t xml:space="preserve">P1-06  </w:t>
       </w:r>
       <w:r>
         <w:rPr>
@@ -259,7 +517,7 @@
           <w:color w:val="1A1A1A"/>
           <w:sz w:val="21"/>
         </w:rPr>
-        <w:t>그분과 지금 대화할 수 있나요?</w:t>
+        <w:t>이 페르소나와 누가 대화하나요?</w:t>
       </w:r>
       <w:r>
         <w:rPr>
@@ -267,6 +525,17 @@
           <w:sz w:val="17"/>
         </w:rPr>
         <w:t xml:space="preserve">   하나 선택</w:t>
+      </w:r>
+      <w:r>
+        <w:br/>
+      </w:r>
+      <w:r>
+        <w:rPr>
+          <w:b w:val="0"/>
+          <w:color w:val="6E6E6E"/>
+          <w:sz w:val="17"/>
+        </w:rPr>
+        <w:t>가이드: 공개를 고르시면 건강·상속·가족 갈등 같은 민감한 주제가 기본으로 금지됩니다. 주제마다 다시 정할 수 있어요</w:t>
       </w:r>
     </w:p>
     <w:p>
@@ -280,7 +549,7 @@
           <w:color w:val="1A1A1A"/>
           <w:sz w:val="20"/>
         </w:rPr>
-        <w:t>■ 예, 대화할 수 있어요</w:t>
+        <w:t>□ 나만</w:t>
       </w:r>
     </w:p>
     <w:p>
@@ -294,7 +563,7 @@
           <w:color w:val="1A1A1A"/>
           <w:sz w:val="20"/>
         </w:rPr>
-        <w:t>□ 아니요, 돌아가셨어요</w:t>
+        <w:t>□ 나와 내가 초대한 사람만</w:t>
       </w:r>
     </w:p>
     <w:p>
@@ -308,7 +577,7 @@
           <w:color w:val="1A1A1A"/>
           <w:sz w:val="20"/>
         </w:rPr>
-        <w:t>□ 아니요, 대화가 어려우세요 (치매 등)</w:t>
+        <w:t>■ 공개 (불특정 다수)</w:t>
       </w:r>
     </w:p>
     <w:p>
@@ -320,9 +589,88 @@
       <w:r>
         <w:rPr>
           <w:b/>
+          <w:color w:val="B4B4B4"/>
           <w:sz w:val="21"/>
         </w:rPr>
-        <w:t xml:space="preserve">P1-05  </w:t>
+        <w:t xml:space="preserve">P1-07A  </w:t>
+      </w:r>
+      <w:r>
+        <w:rPr>
+          <w:b/>
+          <w:color w:val="B4B4B4"/>
+          <w:sz w:val="21"/>
+        </w:rPr>
+        <w:t>(P1-06에서 "나만" 또는 "나와 내가 초대한 사람만"을 고르셨다면) 페르소나가 나를 뭐라고 부를까요?</w:t>
+      </w:r>
+      <w:r>
+        <w:rPr>
+          <w:color w:val="B4B4B4"/>
+          <w:sz w:val="17"/>
+        </w:rPr>
+        <w:t xml:space="preserve">   단답 15자</w:t>
+      </w:r>
+      <w:r>
+        <w:br/>
+      </w:r>
+      <w:r>
+        <w:rPr>
+          <w:b w:val="0"/>
+          <w:color w:val="B4B4B4"/>
+          <w:sz w:val="17"/>
+        </w:rPr>
+        <w:t>예: 준혁이 / 우리 딸 / 종서야</w:t>
+      </w:r>
+      <w:r>
+        <w:br/>
+      </w:r>
+      <w:r>
+        <w:rPr>
+          <w:b w:val="0"/>
+          <w:color w:val="B4B4B4"/>
+          <w:sz w:val="17"/>
+        </w:rPr>
+        <w:t>가이드: 나 한 명분만 적어주세요. 다른 가족은 M2 에서 한 명씩 물어요</w:t>
+      </w:r>
+    </w:p>
+    <w:tbl>
+      <w:tblPr>
+        <w:tblStyle w:val="TableGrid"/>
+        <w:tblW w:type="auto" w:w="0"/>
+        <w:tblLook w:firstColumn="1" w:firstRow="1" w:lastColumn="0" w:lastRow="0" w:noHBand="0" w:noVBand="1" w:val="04A0"/>
+      </w:tblPr>
+      <w:tblGrid>
+        <w:gridCol w:w="9746"/>
+      </w:tblGrid>
+      <w:tr>
+        <w:tc>
+          <w:tcPr>
+            <w:tcW w:type="dxa" w:w="9746"/>
+          </w:tcPr>
+          <w:p>
+            <w:pPr>
+              <w:spacing w:before="40" w:after="40" w:line="312" w:lineRule="auto"/>
+            </w:pPr>
+          </w:p>
+        </w:tc>
+      </w:tr>
+    </w:tbl>
+    <w:p>
+      <w:pPr>
+        <w:spacing w:after="40"/>
+      </w:pPr>
+    </w:p>
+    <w:p>
+      <w:pPr>
+        <w:spacing w:before="260" w:after="120" w:line="300" w:lineRule="auto"/>
+        <w:ind w:left="113" w:right="113"/>
+        <w:shd w:val="clear" w:fill="F1F5F9"/>
+      </w:pPr>
+      <w:r>
+        <w:rPr>
+          <w:b/>
+          <w:sz w:val="21"/>
+        </w:rPr>
+        <w:t xml:space="preserve">P1-07B  </w:t>
       </w:r>
       <w:r>
         <w:rPr>
@@ -330,14 +678,14 @@
           <w:color w:val="1A1A1A"/>
           <w:sz w:val="21"/>
         </w:rPr>
-        <w:t>어느 때의 모습을 남기고 싶나요?</w:t>
+        <w:t>(P1-06에서 "공개"를 고르셨다면) 페르소나가 방문자를 뭐라고 부를까요?</w:t>
       </w:r>
       <w:r>
         <w:rPr>
           <w:color w:val="6E6E6E"/>
           <w:sz w:val="17"/>
         </w:rPr>
-        <w:t xml:space="preserve">   하나 선택 + 단답 30자</w:t>
+        <w:t xml:space="preserve">   단답 15자</w:t>
       </w:r>
       <w:r>
         <w:br/>
@@ -345,50 +693,46 @@
       <w:r>
         <w:rPr>
           <w:b w:val="0"/>
-          <w:color w:val="6E6E6E"/>
+          <w:color w:val="B03A2B"/>
           <w:sz w:val="17"/>
         </w:rPr>
-        <w:t>예: "2015년쯤" / "분당 살던 말년" / "칠순 무렵"</w:t>
-      </w:r>
-      <w:r>
-        <w:br/>
-      </w:r>
-      <w:r>
-        <w:rPr>
-          <w:b w:val="0"/>
-          <w:color w:val="6E6E6E"/>
-          <w:sz w:val="17"/>
-        </w:rPr>
-        <w:t>가이드: 돌아가신 경우 "지금 이 모습"은 고를 수 없어요</w:t>
-      </w:r>
-    </w:p>
-    <w:p>
-      <w:pPr>
-        <w:spacing w:before="0" w:after="60" w:line="312" w:lineRule="auto"/>
-        <w:ind w:left="340"/>
-      </w:pPr>
-      <w:r>
-        <w:rPr>
-          <w:b w:val="0"/>
-          <w:color w:val="1A1A1A"/>
-          <w:sz w:val="20"/>
-        </w:rPr>
-        <w:t>■ 지금 이 모습</w:t>
-      </w:r>
-    </w:p>
-    <w:p>
-      <w:pPr>
-        <w:spacing w:before="0" w:after="60" w:line="312" w:lineRule="auto"/>
-        <w:ind w:left="340"/>
-      </w:pPr>
-      <w:r>
-        <w:rPr>
-          <w:b w:val="0"/>
-          <w:color w:val="1A1A1A"/>
-          <w:sz w:val="20"/>
-        </w:rPr>
-        <w:t>□ 특정 시기</w:t>
-      </w:r>
+        <w:t>예: ○○님 / 손님</w:t>
+      </w:r>
+    </w:p>
+    <w:tbl>
+      <w:tblPr>
+        <w:tblStyle w:val="TableGrid"/>
+        <w:tblW w:type="auto" w:w="0"/>
+        <w:tblLook w:firstColumn="1" w:firstRow="1" w:lastColumn="0" w:lastRow="0" w:noHBand="0" w:noVBand="1" w:val="04A0"/>
+      </w:tblPr>
+      <w:tblGrid>
+        <w:gridCol w:w="9746"/>
+      </w:tblGrid>
+      <w:tr>
+        <w:tc>
+          <w:tcPr>
+            <w:tcW w:type="dxa" w:w="9746"/>
+          </w:tcPr>
+          <w:p>
+            <w:pPr>
+              <w:spacing w:before="40" w:after="40" w:line="312" w:lineRule="auto"/>
+            </w:pPr>
+            <w:r>
+              <w:rPr>
+                <w:color w:val="1A1A1A"/>
+                <w:sz w:val="20"/>
+                <w:u w:val="single"/>
+              </w:rPr>
+              <w:t>○○님</w:t>
+            </w:r>
+          </w:p>
+        </w:tc>
+      </w:tr>
+    </w:tbl>
+    <w:p>
+      <w:pPr>
+        <w:spacing w:after="40"/>
+      </w:pPr>
     </w:p>
     <w:p>
       <w:pPr>
@@ -401,7 +745,7 @@
           <w:b/>
           <w:sz w:val="21"/>
         </w:rPr>
-        <w:t xml:space="preserve">P1-05b  </w:t>
+        <w:t xml:space="preserve">P1-07C  </w:t>
       </w:r>
       <w:r>
         <w:rPr>
@@ -409,14 +753,14 @@
           <w:color w:val="1A1A1A"/>
           <w:sz w:val="21"/>
         </w:rPr>
-        <w:t>왜 이 시점인가요?</w:t>
+        <w:t>(P1-06에서 "공개"를 고르셨다면) 방문자를 어떤 느낌으로 대했으면 하나요?</w:t>
       </w:r>
       <w:r>
         <w:rPr>
           <w:color w:val="6E6E6E"/>
           <w:sz w:val="17"/>
         </w:rPr>
-        <w:t xml:space="preserve">   서술 · 선택</w:t>
+        <w:t xml:space="preserve">   서술 1~2문장 · 선택</w:t>
       </w:r>
       <w:r>
         <w:br/>
@@ -424,39 +768,51 @@
       <w:r>
         <w:rPr>
           <w:b w:val="0"/>
-          <w:color w:val="6E6E6E"/>
+          <w:color w:val="B03A2B"/>
           <w:sz w:val="17"/>
         </w:rPr>
-        <w:t>가이드: 답하지 않아도 괜찮아요</w:t>
-      </w:r>
-    </w:p>
-    <w:p>
-      <w:pPr>
-        <w:spacing w:before="0" w:after="60" w:line="312" w:lineRule="auto"/>
-        <w:ind w:left="227"/>
-      </w:pPr>
-      <w:r>
-        <w:rPr>
-          <w:b w:val="0"/>
-          <w:color w:val="1A1A1A"/>
-          <w:sz w:val="20"/>
-        </w:rPr>
-        <w:t>____________________________________________________</w:t>
-      </w:r>
-    </w:p>
-    <w:p>
-      <w:pPr>
-        <w:spacing w:before="0" w:after="60" w:line="312" w:lineRule="auto"/>
-        <w:ind w:left="227"/>
-      </w:pPr>
-      <w:r>
-        <w:rPr>
-          <w:b w:val="0"/>
-          <w:color w:val="1A1A1A"/>
-          <w:sz w:val="20"/>
-        </w:rPr>
-        <w:t>____________________________________________________</w:t>
-      </w:r>
+        <w:t>예: "정중하지만 딱딱하지 않게, 편안하게 설명해주는 느낌"</w:t>
+      </w:r>
+    </w:p>
+    <w:tbl>
+      <w:tblPr>
+        <w:tblStyle w:val="TableGrid"/>
+        <w:tblW w:type="auto" w:w="0"/>
+        <w:tblLook w:firstColumn="1" w:firstRow="1" w:lastColumn="0" w:lastRow="0" w:noHBand="0" w:noVBand="1" w:val="04A0"/>
+      </w:tblPr>
+      <w:tblGrid>
+        <w:gridCol w:w="9746"/>
+      </w:tblGrid>
+      <w:tr>
+        <w:tc>
+          <w:tcPr>
+            <w:tcW w:type="dxa" w:w="9746"/>
+          </w:tcPr>
+          <w:p>
+            <w:pPr>
+              <w:spacing w:before="40" w:after="40" w:line="312" w:lineRule="auto"/>
+            </w:pPr>
+            <w:r>
+              <w:rPr>
+                <w:color w:val="1A1A1A"/>
+                <w:sz w:val="20"/>
+                <w:u w:val="single"/>
+              </w:rPr>
+              <w:t>정중하되 딱딱하지 않게, 편안하게 설명해주는 느낌으로 대했으면 합니다. 존댓말이 기본입니다.</w:t>
+            </w:r>
+          </w:p>
+          <w:p>
+            <w:pPr>
+              <w:spacing w:after="40" w:line="312" w:lineRule="auto"/>
+            </w:pPr>
+          </w:p>
+        </w:tc>
+      </w:tr>
+    </w:tbl>
+    <w:p>
+      <w:pPr>
+        <w:spacing w:after="40"/>
+      </w:pPr>
     </w:p>
     <w:p>
       <w:pPr>
@@ -467,290 +823,22 @@
       <w:r>
         <w:rPr>
           <w:b/>
+          <w:color w:val="B4B4B4"/>
           <w:sz w:val="21"/>
         </w:rPr>
-        <w:t xml:space="preserve">P1-06  </w:t>
+        <w:t xml:space="preserve">P1-08  </w:t>
       </w:r>
       <w:r>
         <w:rPr>
           <w:b/>
-          <w:color w:val="1A1A1A"/>
+          <w:color w:val="B4B4B4"/>
           <w:sz w:val="21"/>
         </w:rPr>
-        <w:t>이 페르소나와 누가 대화하나요?</w:t>
-      </w:r>
-      <w:r>
-        <w:rPr>
-          <w:color w:val="6E6E6E"/>
-          <w:sz w:val="17"/>
-        </w:rPr>
-        <w:t xml:space="preserve">   하나 선택</w:t>
-      </w:r>
-      <w:r>
-        <w:br/>
-      </w:r>
-      <w:r>
-        <w:rPr>
-          <w:b w:val="0"/>
-          <w:color w:val="6E6E6E"/>
-          <w:sz w:val="17"/>
-        </w:rPr>
-        <w:t>가이드: 공개를 고르시면 건강·상속·가족 갈등 같은 민감한 주제가 기본으로 금지됩니다. 주제마다 다시 정할 수 있어요</w:t>
-      </w:r>
-    </w:p>
-    <w:p>
-      <w:pPr>
-        <w:spacing w:before="0" w:after="60" w:line="312" w:lineRule="auto"/>
-        <w:ind w:left="340"/>
-      </w:pPr>
-      <w:r>
-        <w:rPr>
-          <w:b w:val="0"/>
-          <w:color w:val="1A1A1A"/>
-          <w:sz w:val="20"/>
-        </w:rPr>
-        <w:t>□ 나만</w:t>
-      </w:r>
-    </w:p>
-    <w:p>
-      <w:pPr>
-        <w:spacing w:before="0" w:after="60" w:line="312" w:lineRule="auto"/>
-        <w:ind w:left="340"/>
-      </w:pPr>
-      <w:r>
-        <w:rPr>
-          <w:b w:val="0"/>
-          <w:color w:val="1A1A1A"/>
-          <w:sz w:val="20"/>
-        </w:rPr>
-        <w:t>□ 나와 내가 초대한 사람만</w:t>
-      </w:r>
-    </w:p>
-    <w:p>
-      <w:pPr>
-        <w:spacing w:before="0" w:after="60" w:line="312" w:lineRule="auto"/>
-        <w:ind w:left="340"/>
-      </w:pPr>
-      <w:r>
-        <w:rPr>
-          <w:b w:val="0"/>
-          <w:color w:val="1A1A1A"/>
-          <w:sz w:val="20"/>
-        </w:rPr>
-        <w:t>■ 공개 (불특정 다수)</w:t>
-      </w:r>
-    </w:p>
-    <w:p>
-      <w:pPr>
-        <w:spacing w:before="260" w:after="120" w:line="300" w:lineRule="auto"/>
-        <w:ind w:left="113" w:right="113"/>
-        <w:shd w:val="clear" w:fill="F1F5F9"/>
-      </w:pPr>
-      <w:r>
-        <w:rPr>
-          <w:b/>
-          <w:sz w:val="21"/>
-        </w:rPr>
-        <w:t xml:space="preserve">P1-07A  </w:t>
-      </w:r>
-      <w:r>
-        <w:rPr>
-          <w:b/>
-          <w:color w:val="1A1A1A"/>
-          <w:sz w:val="21"/>
-        </w:rPr>
-        <w:t>(P1-06에서 "나만" 또는 "나와 내가 초대한 사람만"을 고르셨다면) 페르소나가 나를 뭐라고 부를까요?</w:t>
-      </w:r>
-      <w:r>
-        <w:rPr>
-          <w:color w:val="6E6E6E"/>
-          <w:sz w:val="17"/>
-        </w:rPr>
-        <w:t xml:space="preserve">   단답 15자</w:t>
-      </w:r>
-      <w:r>
-        <w:br/>
-      </w:r>
-      <w:r>
-        <w:rPr>
-          <w:b w:val="0"/>
-          <w:color w:val="6E6E6E"/>
-          <w:sz w:val="17"/>
-        </w:rPr>
-        <w:t>예: 준혁이 / 우리 딸 / 종서야</w:t>
-      </w:r>
-      <w:r>
-        <w:br/>
-      </w:r>
-      <w:r>
-        <w:rPr>
-          <w:b w:val="0"/>
-          <w:color w:val="6E6E6E"/>
-          <w:sz w:val="17"/>
-        </w:rPr>
-        <w:t>가이드: 나 한 명분만 적어주세요. 다른 가족은 M2 에서 한 명씩 물어요</w:t>
-      </w:r>
-    </w:p>
-    <w:p>
-      <w:pPr>
-        <w:spacing w:before="0" w:after="60" w:line="312" w:lineRule="auto"/>
-        <w:ind w:left="227"/>
-      </w:pPr>
-      <w:r>
-        <w:rPr>
-          <w:b w:val="0"/>
-          <w:color w:val="1A1A1A"/>
-          <w:sz w:val="20"/>
-        </w:rPr>
-        <w:t>____________________</w:t>
-      </w:r>
-    </w:p>
-    <w:p>
-      <w:pPr>
-        <w:spacing w:before="260" w:after="120" w:line="300" w:lineRule="auto"/>
-        <w:ind w:left="113" w:right="113"/>
-        <w:shd w:val="clear" w:fill="F1F5F9"/>
-      </w:pPr>
-      <w:r>
-        <w:rPr>
-          <w:b/>
-          <w:sz w:val="21"/>
-        </w:rPr>
-        <w:t xml:space="preserve">P1-07B  </w:t>
-      </w:r>
-      <w:r>
-        <w:rPr>
-          <w:b/>
-          <w:color w:val="1A1A1A"/>
-          <w:sz w:val="21"/>
-        </w:rPr>
-        <w:t>(P1-06에서 "공개"를 고르셨다면) 페르소나가 방문자를 뭐라고 부를까요?</w:t>
-      </w:r>
-      <w:r>
-        <w:rPr>
-          <w:color w:val="6E6E6E"/>
-          <w:sz w:val="17"/>
-        </w:rPr>
-        <w:t xml:space="preserve">   단답 15자</w:t>
-      </w:r>
-      <w:r>
-        <w:br/>
-      </w:r>
-      <w:r>
-        <w:rPr>
-          <w:b w:val="0"/>
-          <w:color w:val="6E6E6E"/>
-          <w:sz w:val="17"/>
-        </w:rPr>
-        <w:t>예: ○○님 / 손님</w:t>
-      </w:r>
-    </w:p>
-    <w:p>
-      <w:pPr>
-        <w:spacing w:before="0" w:after="60" w:line="312" w:lineRule="auto"/>
-        <w:ind w:left="227"/>
-      </w:pPr>
-      <w:r>
-        <w:rPr>
-          <w:color w:val="1A1A1A"/>
-          <w:sz w:val="20"/>
-          <w:u w:val="single"/>
-        </w:rPr>
-        <w:t>○○님</w:t>
-      </w:r>
-    </w:p>
-    <w:p>
-      <w:pPr>
-        <w:spacing w:before="260" w:after="120" w:line="300" w:lineRule="auto"/>
-        <w:ind w:left="113" w:right="113"/>
-        <w:shd w:val="clear" w:fill="F1F5F9"/>
-      </w:pPr>
-      <w:r>
-        <w:rPr>
-          <w:b/>
-          <w:sz w:val="21"/>
-        </w:rPr>
-        <w:t xml:space="preserve">P1-07C  </w:t>
-      </w:r>
-      <w:r>
-        <w:rPr>
-          <w:b/>
-          <w:color w:val="1A1A1A"/>
-          <w:sz w:val="21"/>
-        </w:rPr>
-        <w:t>(P1-06에서 "공개"를 고르셨다면) 방문자를 어떤 느낌으로 대했으면 하나요?</w:t>
-      </w:r>
-      <w:r>
-        <w:rPr>
-          <w:color w:val="6E6E6E"/>
-          <w:sz w:val="17"/>
-        </w:rPr>
-        <w:t xml:space="preserve">   서술 1~2문장 · 선택</w:t>
-      </w:r>
-      <w:r>
-        <w:br/>
-      </w:r>
-      <w:r>
-        <w:rPr>
-          <w:b w:val="0"/>
-          <w:color w:val="6E6E6E"/>
-          <w:sz w:val="17"/>
-        </w:rPr>
-        <w:t>예: "정중하지만 딱딱하지 않게, 편안하게 설명해주는 느낌"</w:t>
-      </w:r>
-    </w:p>
-    <w:p>
-      <w:pPr>
-        <w:spacing w:before="0" w:after="60" w:line="312" w:lineRule="auto"/>
-        <w:ind w:left="227"/>
-      </w:pPr>
-      <w:r>
-        <w:rPr>
-          <w:color w:val="1A1A1A"/>
-          <w:sz w:val="20"/>
-          <w:u w:val="single"/>
-        </w:rPr>
-        <w:t>정중하되 딱딱하지 않게, 편안하게 설명해주는 느낌으로 대했으면 합니다. 존댓말이 기본입니다.</w:t>
-      </w:r>
-    </w:p>
-    <w:p>
-      <w:pPr>
-        <w:spacing w:before="0" w:after="60" w:line="312" w:lineRule="auto"/>
-        <w:ind w:left="227"/>
-      </w:pPr>
-      <w:r>
-        <w:rPr>
-          <w:b w:val="0"/>
-          <w:color w:val="1A1A1A"/>
-          <w:sz w:val="20"/>
-        </w:rPr>
-        <w:t>____________________________________________________</w:t>
-      </w:r>
-    </w:p>
-    <w:p>
-      <w:pPr>
-        <w:spacing w:before="260" w:after="120" w:line="300" w:lineRule="auto"/>
-        <w:ind w:left="113" w:right="113"/>
-        <w:shd w:val="clear" w:fill="F1F5F9"/>
-      </w:pPr>
-      <w:r>
-        <w:rPr>
-          <w:b/>
-          <w:sz w:val="21"/>
-        </w:rPr>
-        <w:t xml:space="preserve">P1-08  </w:t>
-      </w:r>
-      <w:r>
-        <w:rPr>
-          <w:b/>
-          <w:color w:val="1A1A1A"/>
-          <w:sz w:val="21"/>
-        </w:rPr>
         <w:t>(P1-02에서 "본인"이 아니라면) 함께 답해주실 분이 있나요?</w:t>
       </w:r>
       <w:r>
         <w:rPr>
-          <w:color w:val="6E6E6E"/>
+          <w:color w:val="B4B4B4"/>
           <w:sz w:val="17"/>
         </w:rPr>
         <w:t xml:space="preserve">   표 0~3행</w:t>
@@ -837,7 +925,7 @@
       <w:r>
         <w:rPr>
           <w:b w:val="0"/>
-          <w:color w:val="1A1A1A"/>
+          <w:color w:val="B4B4B4"/>
           <w:sz w:val="20"/>
         </w:rPr>
         <w:t>(없음)</w:t>
@@ -1273,25 +1361,46 @@
       <w:r>
         <w:rPr>
           <w:b w:val="0"/>
-          <w:color w:val="6E6E6E"/>
+          <w:color w:val="B03A2B"/>
           <w:sz w:val="17"/>
         </w:rPr>
         <w:t>예: "본인이 힘들어도 가족을 위해 희생하며 사랑으로 살아오신 분"</w:t>
       </w:r>
     </w:p>
-    <w:p>
-      <w:pPr>
-        <w:spacing w:before="0" w:after="60" w:line="312" w:lineRule="auto"/>
-        <w:ind w:left="227"/>
-      </w:pPr>
-      <w:r>
-        <w:rPr>
-          <w:color w:val="1A1A1A"/>
-          <w:sz w:val="20"/>
-          <w:u w:val="single"/>
-        </w:rPr>
-        <w:t>가치 있는 것을 만들고 싶어 의대와 창업을 같이 걷는 사람</w:t>
-      </w:r>
+    <w:tbl>
+      <w:tblPr>
+        <w:tblStyle w:val="TableGrid"/>
+        <w:tblW w:type="auto" w:w="0"/>
+        <w:tblLook w:firstColumn="1" w:firstRow="1" w:lastColumn="0" w:lastRow="0" w:noHBand="0" w:noVBand="1" w:val="04A0"/>
+      </w:tblPr>
+      <w:tblGrid>
+        <w:gridCol w:w="9746"/>
+      </w:tblGrid>
+      <w:tr>
+        <w:tc>
+          <w:tcPr>
+            <w:tcW w:type="dxa" w:w="9746"/>
+          </w:tcPr>
+          <w:p>
+            <w:pPr>
+              <w:spacing w:before="40" w:after="40" w:line="312" w:lineRule="auto"/>
+            </w:pPr>
+            <w:r>
+              <w:rPr>
+                <w:color w:val="1A1A1A"/>
+                <w:sz w:val="20"/>
+                <w:u w:val="single"/>
+              </w:rPr>
+              <w:t>가치 있는 것을 만들고 싶어 의대와 창업을 같이 걷는 사람</w:t>
+            </w:r>
+          </w:p>
+        </w:tc>
+      </w:tr>
+    </w:tbl>
+    <w:p>
+      <w:pPr>
+        <w:spacing w:after="40"/>
+      </w:pPr>
     </w:p>
     <w:p>
       <w:pPr>
@@ -1333,24 +1442,79 @@
         <w:t>가이드: 성격 · 사람을 대하는 방식 · 주변 사람이 느끼는 인상, 이 세 가지를 한 문장씩. 학교나 직업 같은 이력은 여기 쓰지 않아도 돼요</w:t>
       </w:r>
     </w:p>
+    <w:tbl>
+      <w:tblPr>
+        <w:tblStyle w:val="TableGrid"/>
+        <w:tblW w:type="auto" w:w="0"/>
+        <w:tblLook w:firstColumn="1" w:firstRow="1" w:lastColumn="0" w:lastRow="0" w:noHBand="0" w:noVBand="1" w:val="04A0"/>
+      </w:tblPr>
+      <w:tblGrid>
+        <w:gridCol w:w="9746"/>
+      </w:tblGrid>
+      <w:tr>
+        <w:tc>
+          <w:tcPr>
+            <w:tcW w:type="dxa" w:w="9746"/>
+          </w:tcPr>
+          <w:p>
+            <w:pPr>
+              <w:spacing w:before="40" w:after="40" w:line="312" w:lineRule="auto"/>
+            </w:pPr>
+            <w:r>
+              <w:rPr>
+                <w:color w:val="1A1A1A"/>
+                <w:sz w:val="20"/>
+                <w:u w:val="single"/>
+              </w:rPr>
+              <w:t>뭔가 있는 일들을 만들어내는 걸 좋아하는 사람입니다. 어떻게 하면 많은 사람들에게 가치를 만들어 줄 수 있을까를 항상 고민해 왔고, 창업가라는 꿈을 오래 가졌습니다. 그래서 지금의 TalkTo를 만들게 됐습니다. (전사 원문 기반)</w:t>
+            </w:r>
+          </w:p>
+          <w:p>
+            <w:pPr>
+              <w:spacing w:after="40" w:line="312" w:lineRule="auto"/>
+            </w:pPr>
+          </w:p>
+        </w:tc>
+      </w:tr>
+    </w:tbl>
+    <w:p>
+      <w:pPr>
+        <w:spacing w:after="40"/>
+      </w:pPr>
+    </w:p>
+    <w:p>
+      <w:pPr>
+        <w:spacing w:before="260" w:after="120" w:line="300" w:lineRule="auto"/>
+        <w:ind w:left="113" w:right="113"/>
+        <w:shd w:val="clear" w:fill="F1F5F9"/>
+      </w:pPr>
+      <w:r>
+        <w:rPr>
+          <w:b/>
+          <w:sz w:val="21"/>
+        </w:rPr>
+        <w:t xml:space="preserve">C6-a  </w:t>
+      </w:r>
+      <w:r>
+        <w:rPr>
+          <w:b/>
+          <w:color w:val="1A1A1A"/>
+          <w:sz w:val="21"/>
+        </w:rPr>
+        <w:t>사랑하는 사람에게 마음을 어떻게 표현하셨어요?</w:t>
+      </w:r>
+      <w:r>
+        <w:rPr>
+          <w:color w:val="6E6E6E"/>
+          <w:sz w:val="17"/>
+        </w:rPr>
+        <w:t xml:space="preserve">   최대 3개</w:t>
+      </w:r>
+    </w:p>
     <w:p>
       <w:pPr>
         <w:spacing w:before="0" w:after="60" w:line="312" w:lineRule="auto"/>
-        <w:ind w:left="227"/>
-      </w:pPr>
-      <w:r>
-        <w:rPr>
-          <w:color w:val="1A1A1A"/>
-          <w:sz w:val="20"/>
-          <w:u w:val="single"/>
-        </w:rPr>
-        <w:t>뭔가 있는 일들을 만들어내는 걸 좋아하는 사람입니다. 어떻게 하면 많은 사람들에게 가치를 만들어 줄 수 있을까를 항상 고민해 왔고, 창업가라는 꿈을 오래 가졌습니다. 그래서 지금의 TalkTo를 만들게 됐습니다. (전사 원문 기반)</w:t>
-      </w:r>
-    </w:p>
-    <w:p>
-      <w:pPr>
-        <w:spacing w:before="0" w:after="60" w:line="312" w:lineRule="auto"/>
-        <w:ind w:left="227"/>
+        <w:ind w:left="340"/>
       </w:pPr>
       <w:r>
         <w:rPr>
@@ -1358,7 +1522,91 @@
           <w:color w:val="1A1A1A"/>
           <w:sz w:val="20"/>
         </w:rPr>
-        <w:t>____________________________________________________</w:t>
+        <w:t>□ ① "사랑한다", "고맙다" 같은 말로 직접</w:t>
+      </w:r>
+    </w:p>
+    <w:p>
+      <w:pPr>
+        <w:spacing w:before="0" w:after="60" w:line="312" w:lineRule="auto"/>
+        <w:ind w:left="340"/>
+      </w:pPr>
+      <w:r>
+        <w:rPr>
+          <w:b w:val="0"/>
+          <w:color w:val="1A1A1A"/>
+          <w:sz w:val="20"/>
+        </w:rPr>
+        <w:t>□ ② 음식·밥을 챙겨서</w:t>
+      </w:r>
+    </w:p>
+    <w:p>
+      <w:pPr>
+        <w:spacing w:before="0" w:after="60" w:line="312" w:lineRule="auto"/>
+        <w:ind w:left="340"/>
+      </w:pPr>
+      <w:r>
+        <w:rPr>
+          <w:b w:val="0"/>
+          <w:color w:val="1A1A1A"/>
+          <w:sz w:val="20"/>
+        </w:rPr>
+        <w:t>□ ③ 용돈·선물·물건을 챙겨서</w:t>
+      </w:r>
+    </w:p>
+    <w:p>
+      <w:pPr>
+        <w:spacing w:before="0" w:after="60" w:line="312" w:lineRule="auto"/>
+        <w:ind w:left="340"/>
+      </w:pPr>
+      <w:r>
+        <w:rPr>
+          <w:b w:val="0"/>
+          <w:color w:val="1A1A1A"/>
+          <w:sz w:val="20"/>
+        </w:rPr>
+        <w:t>□ ④ 건강·안부를 걱정하는 말로</w:t>
+      </w:r>
+    </w:p>
+    <w:p>
+      <w:pPr>
+        <w:spacing w:before="0" w:after="60" w:line="312" w:lineRule="auto"/>
+        <w:ind w:left="340"/>
+      </w:pPr>
+      <w:r>
+        <w:rPr>
+          <w:b w:val="0"/>
+          <w:color w:val="1A1A1A"/>
+          <w:sz w:val="20"/>
+        </w:rPr>
+        <w:t>■ ⑤ 함께 시간을 보내고 일상 이야기를 나누며</w:t>
+      </w:r>
+    </w:p>
+    <w:p>
+      <w:pPr>
+        <w:spacing w:before="0" w:after="60" w:line="312" w:lineRule="auto"/>
+        <w:ind w:left="340"/>
+      </w:pPr>
+      <w:r>
+        <w:rPr>
+          <w:b w:val="0"/>
+          <w:color w:val="1A1A1A"/>
+          <w:sz w:val="20"/>
+        </w:rPr>
+        <w:t>■ ⑥ 잘 표현하지 않는 편</w:t>
+      </w:r>
+    </w:p>
+    <w:p>
+      <w:pPr>
+        <w:spacing w:before="0" w:after="60" w:line="312" w:lineRule="auto"/>
+        <w:ind w:left="340"/>
+      </w:pPr>
+      <w:r>
+        <w:rPr>
+          <w:b w:val="0"/>
+          <w:color w:val="1A1A1A"/>
+          <w:sz w:val="20"/>
+        </w:rPr>
+        <w:t>□ ⑦ 직접 입력</w:t>
       </w:r>
     </w:p>
     <w:p>
@@ -1372,7 +1620,7 @@
           <w:b/>
           <w:sz w:val="21"/>
         </w:rPr>
-        <w:t xml:space="preserve">C6-a  </w:t>
+        <w:t xml:space="preserve">C6-b  </w:t>
       </w:r>
       <w:r>
         <w:rPr>
@@ -1380,181 +1628,66 @@
           <w:color w:val="1A1A1A"/>
           <w:sz w:val="21"/>
         </w:rPr>
-        <w:t>사랑하는 사람에게 마음을 어떻게 표현하셨어요?</w:t>
+        <w:t>그렇게 표현했던 장면 하나를 들려주세요.</w:t>
       </w:r>
       <w:r>
         <w:rPr>
           <w:color w:val="6E6E6E"/>
           <w:sz w:val="17"/>
         </w:rPr>
-        <w:t xml:space="preserve">   최대 3개</w:t>
-      </w:r>
-    </w:p>
-    <w:p>
-      <w:pPr>
-        <w:spacing w:before="0" w:after="60" w:line="312" w:lineRule="auto"/>
-        <w:ind w:left="340"/>
-      </w:pPr>
+        <w:t xml:space="preserve">   서술 1~3문장 · 200자 · 선택</w:t>
+      </w:r>
+      <w:r>
+        <w:br/>
+      </w:r>
       <w:r>
         <w:rPr>
           <w:b w:val="0"/>
-          <w:color w:val="1A1A1A"/>
-          <w:sz w:val="20"/>
-        </w:rPr>
-        <w:t>□ ① "사랑한다", "고맙다" 같은 말로 직접</w:t>
-      </w:r>
-    </w:p>
-    <w:p>
-      <w:pPr>
-        <w:spacing w:before="0" w:after="60" w:line="312" w:lineRule="auto"/>
-        <w:ind w:left="340"/>
-      </w:pPr>
-      <w:r>
-        <w:rPr>
-          <w:b w:val="0"/>
-          <w:color w:val="1A1A1A"/>
-          <w:sz w:val="20"/>
-        </w:rPr>
-        <w:t>□ ② 음식·밥을 챙겨서</w:t>
-      </w:r>
-    </w:p>
-    <w:p>
-      <w:pPr>
-        <w:spacing w:before="0" w:after="60" w:line="312" w:lineRule="auto"/>
-        <w:ind w:left="340"/>
-      </w:pPr>
-      <w:r>
-        <w:rPr>
-          <w:b w:val="0"/>
-          <w:color w:val="1A1A1A"/>
-          <w:sz w:val="20"/>
-        </w:rPr>
-        <w:t>□ ③ 용돈·선물·물건을 챙겨서</w:t>
-      </w:r>
-    </w:p>
-    <w:p>
-      <w:pPr>
-        <w:spacing w:before="0" w:after="60" w:line="312" w:lineRule="auto"/>
-        <w:ind w:left="340"/>
-      </w:pPr>
-      <w:r>
-        <w:rPr>
-          <w:b w:val="0"/>
-          <w:color w:val="1A1A1A"/>
-          <w:sz w:val="20"/>
-        </w:rPr>
-        <w:t>□ ④ 건강·안부를 걱정하는 말로</w:t>
-      </w:r>
-    </w:p>
-    <w:p>
-      <w:pPr>
-        <w:spacing w:before="0" w:after="60" w:line="312" w:lineRule="auto"/>
-        <w:ind w:left="340"/>
-      </w:pPr>
-      <w:r>
-        <w:rPr>
-          <w:b w:val="0"/>
-          <w:color w:val="1A1A1A"/>
-          <w:sz w:val="20"/>
-        </w:rPr>
-        <w:t>■ ⑤ 함께 시간을 보내고 일상 이야기를 나누며</w:t>
-      </w:r>
-    </w:p>
-    <w:p>
-      <w:pPr>
-        <w:spacing w:before="0" w:after="60" w:line="312" w:lineRule="auto"/>
-        <w:ind w:left="340"/>
-      </w:pPr>
-      <w:r>
-        <w:rPr>
-          <w:b w:val="0"/>
-          <w:color w:val="1A1A1A"/>
-          <w:sz w:val="20"/>
-        </w:rPr>
-        <w:t>■ ⑥ 잘 표현하지 않는 편</w:t>
-      </w:r>
-    </w:p>
-    <w:p>
-      <w:pPr>
-        <w:spacing w:before="0" w:after="60" w:line="312" w:lineRule="auto"/>
-        <w:ind w:left="340"/>
-      </w:pPr>
-      <w:r>
-        <w:rPr>
-          <w:b w:val="0"/>
-          <w:color w:val="1A1A1A"/>
-          <w:sz w:val="20"/>
-        </w:rPr>
-        <w:t>□ ⑦ 직접 입력</w:t>
-      </w:r>
-    </w:p>
-    <w:p>
-      <w:pPr>
-        <w:spacing w:before="260" w:after="120" w:line="300" w:lineRule="auto"/>
-        <w:ind w:left="113" w:right="113"/>
-        <w:shd w:val="clear" w:fill="F1F5F9"/>
-      </w:pPr>
-      <w:r>
-        <w:rPr>
-          <w:b/>
-          <w:sz w:val="21"/>
-        </w:rPr>
-        <w:t xml:space="preserve">C6-b  </w:t>
-      </w:r>
-      <w:r>
-        <w:rPr>
-          <w:b/>
-          <w:color w:val="1A1A1A"/>
-          <w:sz w:val="21"/>
-        </w:rPr>
-        <w:t>그렇게 표현했던 장면 하나를 들려주세요.</w:t>
-      </w:r>
-      <w:r>
-        <w:rPr>
-          <w:color w:val="6E6E6E"/>
+          <w:color w:val="B03A2B"/>
           <w:sz w:val="17"/>
         </w:rPr>
-        <w:t xml:space="preserve">   서술 1~3문장 · 200자 · 선택</w:t>
-      </w:r>
-      <w:r>
-        <w:br/>
-      </w:r>
-      <w:r>
-        <w:rPr>
-          <w:b w:val="0"/>
-          <w:color w:val="6E6E6E"/>
-          <w:sz w:val="17"/>
-        </w:rPr>
         <w:t>예: "매운 걸 못 먹는 손주를 위해 김치를 따로 안 맵게 담그셨어요."</w:t>
       </w:r>
     </w:p>
-    <w:p>
-      <w:pPr>
-        <w:spacing w:before="0" w:after="60" w:line="312" w:lineRule="auto"/>
-        <w:ind w:left="227"/>
-      </w:pPr>
-      <w:r>
-        <w:rPr>
-          <w:color w:val="1A1A1A"/>
-          <w:sz w:val="20"/>
-          <w:u w:val="single"/>
-        </w:rPr>
-        <w:t>직접 말하기보다 옆에 가서 요즘 뭐 하는지, 앞으로 뭘 할 건지 일상과 미래 이야기를 나누는 걸로 표현해요.</w:t>
-      </w:r>
-    </w:p>
-    <w:p>
-      <w:pPr>
-        <w:spacing w:before="0" w:after="60" w:line="312" w:lineRule="auto"/>
-        <w:ind w:left="227"/>
-      </w:pPr>
-      <w:r>
-        <w:rPr>
-          <w:b w:val="0"/>
-          <w:color w:val="1A1A1A"/>
-          <w:sz w:val="20"/>
-        </w:rPr>
-        <w:t>____________________________________________________</w:t>
-      </w:r>
+    <w:tbl>
+      <w:tblPr>
+        <w:tblStyle w:val="TableGrid"/>
+        <w:tblW w:type="auto" w:w="0"/>
+        <w:tblLook w:firstColumn="1" w:firstRow="1" w:lastColumn="0" w:lastRow="0" w:noHBand="0" w:noVBand="1" w:val="04A0"/>
+      </w:tblPr>
+      <w:tblGrid>
+        <w:gridCol w:w="9746"/>
+      </w:tblGrid>
+      <w:tr>
+        <w:tc>
+          <w:tcPr>
+            <w:tcW w:type="dxa" w:w="9746"/>
+          </w:tcPr>
+          <w:p>
+            <w:pPr>
+              <w:spacing w:before="40" w:after="40" w:line="312" w:lineRule="auto"/>
+            </w:pPr>
+            <w:r>
+              <w:rPr>
+                <w:color w:val="1A1A1A"/>
+                <w:sz w:val="20"/>
+                <w:u w:val="single"/>
+              </w:rPr>
+              <w:t>직접 말하기보다 옆에 가서 요즘 뭐 하는지, 앞으로 뭘 할 건지 일상과 미래 이야기를 나누는 걸로 표현해요.</w:t>
+            </w:r>
+          </w:p>
+          <w:p>
+            <w:pPr>
+              <w:spacing w:after="40" w:line="312" w:lineRule="auto"/>
+            </w:pPr>
+          </w:p>
+        </w:tc>
+      </w:tr>
+    </w:tbl>
+    <w:p>
+      <w:pPr>
+        <w:spacing w:after="40"/>
+      </w:pPr>
     </w:p>
     <w:p>
       <w:pPr>
@@ -2875,9 +3008,82 @@
       <w:r>
         <w:rPr>
           <w:b/>
+          <w:color w:val="B4B4B4"/>
           <w:sz w:val="21"/>
         </w:rPr>
         <w:t xml:space="preserve">M1-01b  </w:t>
+      </w:r>
+      <w:r>
+        <w:rPr>
+          <w:b/>
+          <w:color w:val="B4B4B4"/>
+          <w:sz w:val="21"/>
+        </w:rPr>
+        <w:t>고향은 어떤 곳이었나요?</w:t>
+      </w:r>
+      <w:r>
+        <w:rPr>
+          <w:color w:val="B4B4B4"/>
+          <w:sz w:val="17"/>
+        </w:rPr>
+        <w:t xml:space="preserve">   서술 1~3문장 · 선택</w:t>
+      </w:r>
+      <w:r>
+        <w:br/>
+      </w:r>
+      <w:r>
+        <w:rPr>
+          <w:b w:val="0"/>
+          <w:color w:val="B4B4B4"/>
+          <w:sz w:val="17"/>
+        </w:rPr>
+        <w:t>가이드: 풍경·집·동네 사람 중 떠오르는 것</w:t>
+      </w:r>
+    </w:p>
+    <w:tbl>
+      <w:tblPr>
+        <w:tblStyle w:val="TableGrid"/>
+        <w:tblW w:type="auto" w:w="0"/>
+        <w:tblLook w:firstColumn="1" w:firstRow="1" w:lastColumn="0" w:lastRow="0" w:noHBand="0" w:noVBand="1" w:val="04A0"/>
+      </w:tblPr>
+      <w:tblGrid>
+        <w:gridCol w:w="9746"/>
+      </w:tblGrid>
+      <w:tr>
+        <w:tc>
+          <w:tcPr>
+            <w:tcW w:type="dxa" w:w="9746"/>
+          </w:tcPr>
+          <w:p>
+            <w:pPr>
+              <w:spacing w:before="40" w:after="40" w:line="312" w:lineRule="auto"/>
+            </w:pPr>
+          </w:p>
+          <w:p>
+            <w:pPr>
+              <w:spacing w:after="40" w:line="312" w:lineRule="auto"/>
+            </w:pPr>
+          </w:p>
+        </w:tc>
+      </w:tr>
+    </w:tbl>
+    <w:p>
+      <w:pPr>
+        <w:spacing w:after="40"/>
+      </w:pPr>
+    </w:p>
+    <w:p>
+      <w:pPr>
+        <w:spacing w:before="260" w:after="120" w:line="300" w:lineRule="auto"/>
+        <w:ind w:left="113" w:right="113"/>
+        <w:shd w:val="clear" w:fill="F1F5F9"/>
+      </w:pPr>
+      <w:r>
+        <w:rPr>
+          <w:b/>
+          <w:sz w:val="21"/>
+        </w:rPr>
+        <w:t xml:space="preserve">M1-02  </w:t>
       </w:r>
       <w:r>
         <w:rPr>
@@ -2885,14 +3091,14 @@
           <w:color w:val="1A1A1A"/>
           <w:sz w:val="21"/>
         </w:rPr>
-        <w:t>고향은 어떤 곳이었나요?</w:t>
+        <w:t>자란 동네와 그때 살던 집을 떠올리면 어떤 장면이 먼저 떠오르나요?</w:t>
       </w:r>
       <w:r>
         <w:rPr>
           <w:color w:val="6E6E6E"/>
           <w:sz w:val="17"/>
         </w:rPr>
-        <w:t xml:space="preserve">   서술 1~3문장 · 선택</w:t>
+        <w:t xml:space="preserve">   서술 2~4문장</w:t>
       </w:r>
       <w:r>
         <w:br/>
@@ -2903,36 +3109,48 @@
           <w:color w:val="6E6E6E"/>
           <w:sz w:val="17"/>
         </w:rPr>
-        <w:t>가이드: 풍경·집·동네 사람 중 떠오르는 것</w:t>
-      </w:r>
-    </w:p>
-    <w:p>
-      <w:pPr>
-        <w:spacing w:before="0" w:after="60" w:line="312" w:lineRule="auto"/>
-        <w:ind w:left="227"/>
-      </w:pPr>
-      <w:r>
-        <w:rPr>
-          <w:b w:val="0"/>
-          <w:color w:val="1A1A1A"/>
-          <w:sz w:val="20"/>
-        </w:rPr>
-        <w:t>____________________________________________________</w:t>
-      </w:r>
-    </w:p>
-    <w:p>
-      <w:pPr>
-        <w:spacing w:before="0" w:after="60" w:line="312" w:lineRule="auto"/>
-        <w:ind w:left="227"/>
-      </w:pPr>
-      <w:r>
-        <w:rPr>
-          <w:b w:val="0"/>
-          <w:color w:val="1A1A1A"/>
-          <w:sz w:val="20"/>
-        </w:rPr>
-        <w:t>____________________________________________________</w:t>
-      </w:r>
+        <w:t>가이드: 장면 하나를 그림처럼. 누가 있었고, 무엇을 하고 있었는지</w:t>
+      </w:r>
+    </w:p>
+    <w:tbl>
+      <w:tblPr>
+        <w:tblStyle w:val="TableGrid"/>
+        <w:tblW w:type="auto" w:w="0"/>
+        <w:tblLook w:firstColumn="1" w:firstRow="1" w:lastColumn="0" w:lastRow="0" w:noHBand="0" w:noVBand="1" w:val="04A0"/>
+      </w:tblPr>
+      <w:tblGrid>
+        <w:gridCol w:w="9746"/>
+      </w:tblGrid>
+      <w:tr>
+        <w:tc>
+          <w:tcPr>
+            <w:tcW w:type="dxa" w:w="9746"/>
+          </w:tcPr>
+          <w:p>
+            <w:pPr>
+              <w:spacing w:before="40" w:after="40" w:line="312" w:lineRule="auto"/>
+            </w:pPr>
+            <w:r>
+              <w:rPr>
+                <w:color w:val="1A1A1A"/>
+                <w:sz w:val="20"/>
+                <w:u w:val="single"/>
+              </w:rPr>
+              <w:t>미수집]</w:t>
+            </w:r>
+          </w:p>
+          <w:p>
+            <w:pPr>
+              <w:spacing w:after="40" w:line="312" w:lineRule="auto"/>
+            </w:pPr>
+          </w:p>
+        </w:tc>
+      </w:tr>
+    </w:tbl>
+    <w:p>
+      <w:pPr>
+        <w:spacing w:after="40"/>
+      </w:pPr>
     </w:p>
     <w:p>
       <w:pPr>
@@ -2945,7 +3163,7 @@
           <w:b/>
           <w:sz w:val="21"/>
         </w:rPr>
-        <w:t xml:space="preserve">M1-02  </w:t>
+        <w:t xml:space="preserve">M1-03  </w:t>
       </w:r>
       <w:r>
         <w:rPr>
@@ -2953,14 +3171,14 @@
           <w:color w:val="1A1A1A"/>
           <w:sz w:val="21"/>
         </w:rPr>
-        <w:t>자란 동네와 그때 살던 집을 떠올리면 어떤 장면이 먼저 떠오르나요?</w:t>
+        <w:t>지금까지 살아온 곳들을 순서대로 적어주세요.</w:t>
       </w:r>
       <w:r>
         <w:rPr>
           <w:color w:val="6E6E6E"/>
           <w:sz w:val="17"/>
         </w:rPr>
-        <w:t xml:space="preserve">   서술 2~4문장</w:t>
+        <w:t xml:space="preserve">   표 1~8행</w:t>
       </w:r>
       <w:r>
         <w:br/>
@@ -2968,75 +3186,7 @@
       <w:r>
         <w:rPr>
           <w:b w:val="0"/>
-          <w:color w:val="6E6E6E"/>
-          <w:sz w:val="17"/>
-        </w:rPr>
-        <w:t>가이드: 장면 하나를 그림처럼. 누가 있었고, 무엇을 하고 있었는지</w:t>
-      </w:r>
-    </w:p>
-    <w:p>
-      <w:pPr>
-        <w:spacing w:before="0" w:after="60" w:line="312" w:lineRule="auto"/>
-        <w:ind w:left="227"/>
-      </w:pPr>
-      <w:r>
-        <w:rPr>
-          <w:color w:val="1A1A1A"/>
-          <w:sz w:val="20"/>
-          <w:u w:val="single"/>
-        </w:rPr>
-        <w:t>미수집]</w:t>
-      </w:r>
-    </w:p>
-    <w:p>
-      <w:pPr>
-        <w:spacing w:before="0" w:after="60" w:line="312" w:lineRule="auto"/>
-        <w:ind w:left="227"/>
-      </w:pPr>
-      <w:r>
-        <w:rPr>
-          <w:b w:val="0"/>
-          <w:color w:val="1A1A1A"/>
-          <w:sz w:val="20"/>
-        </w:rPr>
-        <w:t>____________________________________________________</w:t>
-      </w:r>
-    </w:p>
-    <w:p>
-      <w:pPr>
-        <w:spacing w:before="260" w:after="120" w:line="300" w:lineRule="auto"/>
-        <w:ind w:left="113" w:right="113"/>
-        <w:shd w:val="clear" w:fill="F1F5F9"/>
-      </w:pPr>
-      <w:r>
-        <w:rPr>
-          <w:b/>
-          <w:sz w:val="21"/>
-        </w:rPr>
-        <w:t xml:space="preserve">M1-03  </w:t>
-      </w:r>
-      <w:r>
-        <w:rPr>
-          <w:b/>
-          <w:color w:val="1A1A1A"/>
-          <w:sz w:val="21"/>
-        </w:rPr>
-        <w:t>지금까지 살아온 곳들을 순서대로 적어주세요.</w:t>
-      </w:r>
-      <w:r>
-        <w:rPr>
-          <w:color w:val="6E6E6E"/>
-          <w:sz w:val="17"/>
-        </w:rPr>
-        <w:t xml:space="preserve">   표 1~8행</w:t>
-      </w:r>
-      <w:r>
-        <w:br/>
-      </w:r>
-      <w:r>
-        <w:rPr>
-          <w:b w:val="0"/>
-          <w:color w:val="6E6E6E"/>
+          <w:color w:val="B03A2B"/>
           <w:sz w:val="17"/>
         </w:rPr>
         <w:t>예: 메모에 "아빠가 자란 곳"</w:t>
@@ -3228,6 +3378,76 @@
         <w:t>가이드: 주로 한 일 → 언제부터 언제까지 → 그 일에 대해 어떻게 말했는지</w:t>
       </w:r>
     </w:p>
+    <w:tbl>
+      <w:tblPr>
+        <w:tblStyle w:val="TableGrid"/>
+        <w:tblW w:type="auto" w:w="0"/>
+        <w:tblLook w:firstColumn="1" w:firstRow="1" w:lastColumn="0" w:lastRow="0" w:noHBand="0" w:noVBand="1" w:val="04A0"/>
+      </w:tblPr>
+      <w:tblGrid>
+        <w:gridCol w:w="9746"/>
+      </w:tblGrid>
+      <w:tr>
+        <w:tc>
+          <w:tcPr>
+            <w:tcW w:type="dxa" w:w="9746"/>
+          </w:tcPr>
+          <w:p>
+            <w:pPr>
+              <w:spacing w:before="40" w:after="40" w:line="312" w:lineRule="auto"/>
+            </w:pPr>
+            <w:r>
+              <w:rPr>
+                <w:color w:val="1A1A1A"/>
+                <w:sz w:val="20"/>
+                <w:u w:val="single"/>
+              </w:rPr>
+              <w:t>원명초등학교, 서일중학교, 서울과학고등학교를 졸업하고 KAIST를 두 학기 다닌 뒤 논술전형으로 경희대학교 의과대학에 진학해 재학 중이에요. TalkTo 창업자·대표로 학기 중엔 학업과 창업을 병행하고 방학엔 창업에 집중합니다.</w:t>
+            </w:r>
+          </w:p>
+          <w:p>
+            <w:pPr>
+              <w:spacing w:after="40" w:line="312" w:lineRule="auto"/>
+            </w:pPr>
+          </w:p>
+        </w:tc>
+      </w:tr>
+    </w:tbl>
+    <w:p>
+      <w:pPr>
+        <w:spacing w:after="40"/>
+      </w:pPr>
+    </w:p>
+    <w:p>
+      <w:pPr>
+        <w:spacing w:before="260" w:after="120" w:line="300" w:lineRule="auto"/>
+        <w:ind w:left="113" w:right="113"/>
+        <w:shd w:val="clear" w:fill="F1F5F9"/>
+      </w:pPr>
+      <w:r>
+        <w:rPr>
+          <w:b/>
+          <w:color w:val="B4B4B4"/>
+          <w:sz w:val="21"/>
+        </w:rPr>
+        <w:t xml:space="preserve">M1-05  </w:t>
+      </w:r>
+      <w:r>
+        <w:rPr>
+          <w:b/>
+          <w:color w:val="B4B4B4"/>
+          <w:sz w:val="21"/>
+        </w:rPr>
+        <w:t>가족 안에서 그분은 어떤 역할이었나요?</w:t>
+      </w:r>
+      <w:r>
+        <w:rPr>
+          <w:color w:val="B4B4B4"/>
+          <w:sz w:val="17"/>
+        </w:rPr>
+        <w:t xml:space="preserve">   최대 3개</w:t>
+      </w:r>
+    </w:p>
     <w:p>
       <w:pPr>
         <w:spacing w:before="0" w:after="60" w:line="312" w:lineRule="auto"/>
@@ -3235,11 +3455,165 @@
       </w:pPr>
       <w:r>
         <w:rPr>
+          <w:b w:val="0"/>
+          <w:color w:val="B4B4B4"/>
+          <w:sz w:val="20"/>
+        </w:rPr>
+        <w:t>□ 집안 살림을 도맡음  □ 생계를 책임짐  □ 가족을 챙기고 돌봄  □ 갈등을 중재함</w:t>
+      </w:r>
+    </w:p>
+    <w:p>
+      <w:pPr>
+        <w:spacing w:before="0" w:after="60" w:line="312" w:lineRule="auto"/>
+        <w:ind w:left="227"/>
+      </w:pPr>
+      <w:r>
+        <w:rPr>
+          <w:b w:val="0"/>
+          <w:color w:val="B4B4B4"/>
+          <w:sz w:val="20"/>
+        </w:rPr>
+        <w:t>□ 집안의 어른·결정권자  □ 막내·귀염둥이  □ 직접 입력</w:t>
+      </w:r>
+    </w:p>
+    <w:p>
+      <w:pPr>
+        <w:spacing w:before="0" w:after="60" w:line="312" w:lineRule="auto"/>
+        <w:ind w:left="227"/>
+      </w:pPr>
+      <w:r>
+        <w:rPr>
+          <w:b w:val="0"/>
+          <w:color w:val="B4B4B4"/>
+          <w:sz w:val="20"/>
+        </w:rPr>
+        <w:t>서술 (선택, 1~2문장):</w:t>
+      </w:r>
+    </w:p>
+    <w:p>
+      <w:pPr>
+        <w:spacing w:before="260" w:after="120" w:line="300" w:lineRule="auto"/>
+        <w:ind w:left="113" w:right="113"/>
+        <w:shd w:val="clear" w:fill="F1F5F9"/>
+      </w:pPr>
+      <w:r>
+        <w:rPr>
+          <w:b/>
+          <w:color w:val="B4B4B4"/>
+          <w:sz w:val="21"/>
+        </w:rPr>
+        <w:t xml:space="preserve">M1-06  </w:t>
+      </w:r>
+      <w:r>
+        <w:rPr>
+          <w:b/>
+          <w:color w:val="B4B4B4"/>
+          <w:sz w:val="21"/>
+        </w:rPr>
+        <w:t>종교나 신앙이 있으셨나요?</w:t>
+      </w:r>
+      <w:r>
+        <w:rPr>
+          <w:color w:val="B4B4B4"/>
+          <w:sz w:val="17"/>
+        </w:rPr>
+        <w:t xml:space="preserve">   하나 선택 + 서술</w:t>
+      </w:r>
+      <w:r>
+        <w:br/>
+      </w:r>
+      <w:r>
+        <w:rPr>
+          <w:b w:val="0"/>
+          <w:color w:val="B4B4B4"/>
+          <w:sz w:val="17"/>
+        </w:rPr>
+        <w:t>가이드: 죽음에 대한 생각은 여기 쓰지 않아요</w:t>
+      </w:r>
+    </w:p>
+    <w:p>
+      <w:pPr>
+        <w:spacing w:before="0" w:after="60" w:line="312" w:lineRule="auto"/>
+        <w:ind w:left="227"/>
+      </w:pPr>
+      <w:r>
+        <w:rPr>
+          <w:b w:val="0"/>
+          <w:color w:val="B4B4B4"/>
+          <w:sz w:val="20"/>
+        </w:rPr>
+        <w:t>■ 없음  □ 기독교  □ 천주교  □ 불교  □ 기타  □ 모름</w:t>
+      </w:r>
+    </w:p>
+    <w:p>
+      <w:pPr>
+        <w:spacing w:before="0" w:after="60" w:line="312" w:lineRule="auto"/>
+        <w:ind w:left="227"/>
+      </w:pPr>
+      <w:r>
+        <w:rPr>
+          <w:b w:val="0"/>
+          <w:color w:val="B4B4B4"/>
+          <w:sz w:val="20"/>
+        </w:rPr>
+        <w:t>서술 (선택, 1~2문장): 기도하거나 마음을 의지하던 습관, 바뀐 계기</w:t>
+      </w:r>
+    </w:p>
+    <w:p>
+      <w:pPr>
+        <w:spacing w:before="320" w:after="120" w:line="312" w:lineRule="auto"/>
+        <w:ind w:left="0"/>
+      </w:pPr>
+      <w:r>
+        <w:rPr>
+          <w:b/>
+          <w:color w:val="1F4E79"/>
+          <w:sz w:val="24"/>
+        </w:rPr>
+        <w:t>M2. 가족·관계 지도 — 인물 1명 = 카드 1장 (0~10장)</w:t>
+      </w:r>
+    </w:p>
+    <w:p>
+      <w:pPr>
+        <w:spacing w:before="0" w:after="120" w:line="312" w:lineRule="auto"/>
+        <w:ind w:left="0"/>
+      </w:pPr>
+      <w:r>
+        <w:rPr>
+          <w:b w:val="0"/>
+          <w:color w:val="6E6E6E"/>
+          <w:sz w:val="18"/>
+        </w:rPr>
+        <w:t>가족을 아예 적지 않아도 괜찮아요. 그러면 페르소나는 가족 신상을 말하지 않습니다.</w:t>
+      </w:r>
+    </w:p>
+    <w:p>
+      <w:pPr>
+        <w:spacing w:before="260" w:after="120" w:line="300" w:lineRule="auto"/>
+        <w:ind w:left="113" w:right="113"/>
+        <w:shd w:val="clear" w:fill="F1F5F9"/>
+      </w:pPr>
+      <w:r>
+        <w:rPr>
+          <w:b/>
+          <w:sz w:val="21"/>
+        </w:rPr>
+        <w:t xml:space="preserve">M2-00  </w:t>
+      </w:r>
+      <w:r>
+        <w:rPr>
+          <w:b/>
           <w:color w:val="1A1A1A"/>
-          <w:sz w:val="20"/>
-          <w:u w:val="single"/>
-        </w:rPr>
-        <w:t>원명초등학교, 서일중학교, 서울과학고등학교를 졸업하고 KAIST를 두 학기 다닌 뒤 논술전형으로 경희대학교 의과대학에 진학해 재학 중이에요. TalkTo 창업자·대표로 학기 중엔 학업과 창업을 병행하고 방학엔 창업에 집중합니다.</w:t>
+          <w:sz w:val="21"/>
+        </w:rPr>
+        <w:t>이 사람은 누구인가요?</w:t>
+      </w:r>
+      <w:r>
+        <w:rPr>
+          <w:color w:val="6E6E6E"/>
+          <w:sz w:val="17"/>
+        </w:rPr>
+        <w:t xml:space="preserve">   단답 15자 + 하나 선택</w:t>
       </w:r>
     </w:p>
     <w:p>
@@ -3253,7 +3627,7 @@
           <w:color w:val="1A1A1A"/>
           <w:sz w:val="20"/>
         </w:rPr>
-        <w:t>____________________________________________________</w:t>
+        <w:t>이름(또는 가족 내 호칭): ____________  관계: 이 사람은 그분의 ____________</w:t>
       </w:r>
     </w:p>
     <w:p>
@@ -3267,7 +3641,7 @@
           <w:b/>
           <w:sz w:val="21"/>
         </w:rPr>
-        <w:t xml:space="preserve">M1-05  </w:t>
+        <w:t xml:space="preserve">M2-01a  </w:t>
       </w:r>
       <w:r>
         <w:rPr>
@@ -3275,57 +3649,53 @@
           <w:color w:val="1A1A1A"/>
           <w:sz w:val="21"/>
         </w:rPr>
-        <w:t>가족 안에서 그분은 어떤 역할이었나요?</w:t>
+        <w:t>그분이 이 사람을 부르는 호칭</w:t>
       </w:r>
       <w:r>
         <w:rPr>
           <w:color w:val="6E6E6E"/>
           <w:sz w:val="17"/>
         </w:rPr>
-        <w:t xml:space="preserve">   최대 3개</w:t>
-      </w:r>
-    </w:p>
-    <w:p>
-      <w:pPr>
-        <w:spacing w:before="0" w:after="60" w:line="312" w:lineRule="auto"/>
-        <w:ind w:left="227"/>
-      </w:pPr>
+        <w:t xml:space="preserve">   단답 15자</w:t>
+      </w:r>
+      <w:r>
+        <w:br/>
+      </w:r>
       <w:r>
         <w:rPr>
           <w:b w:val="0"/>
-          <w:color w:val="1A1A1A"/>
-          <w:sz w:val="20"/>
-        </w:rPr>
-        <w:t>□ 집안 살림을 도맡음  □ 생계를 책임짐  □ 가족을 챙기고 돌봄  □ 갈등을 중재함</w:t>
-      </w:r>
-    </w:p>
-    <w:p>
-      <w:pPr>
-        <w:spacing w:before="0" w:after="60" w:line="312" w:lineRule="auto"/>
-        <w:ind w:left="227"/>
-      </w:pPr>
-      <w:r>
-        <w:rPr>
-          <w:b w:val="0"/>
-          <w:color w:val="1A1A1A"/>
-          <w:sz w:val="20"/>
-        </w:rPr>
-        <w:t>□ 집안의 어른·결정권자  □ 막내·귀염둥이  □ 직접 입력</w:t>
-      </w:r>
-    </w:p>
-    <w:p>
-      <w:pPr>
-        <w:spacing w:before="0" w:after="60" w:line="312" w:lineRule="auto"/>
-        <w:ind w:left="227"/>
-      </w:pPr>
-      <w:r>
-        <w:rPr>
-          <w:b w:val="0"/>
-          <w:color w:val="1A1A1A"/>
-          <w:sz w:val="20"/>
-        </w:rPr>
-        <w:t>서술 (선택, 1~2문장):</w:t>
-      </w:r>
+          <w:color w:val="B03A2B"/>
+          <w:sz w:val="17"/>
+        </w:rPr>
+        <w:t>예: "종서야" / "여보" / "우리 딸"</w:t>
+      </w:r>
+    </w:p>
+    <w:tbl>
+      <w:tblPr>
+        <w:tblStyle w:val="TableGrid"/>
+        <w:tblW w:type="auto" w:w="0"/>
+        <w:tblLook w:firstColumn="1" w:firstRow="1" w:lastColumn="0" w:lastRow="0" w:noHBand="0" w:noVBand="1" w:val="04A0"/>
+      </w:tblPr>
+      <w:tblGrid>
+        <w:gridCol w:w="9746"/>
+      </w:tblGrid>
+      <w:tr>
+        <w:tc>
+          <w:tcPr>
+            <w:tcW w:type="dxa" w:w="9746"/>
+          </w:tcPr>
+          <w:p>
+            <w:pPr>
+              <w:spacing w:before="40" w:after="40" w:line="312" w:lineRule="auto"/>
+            </w:pPr>
+          </w:p>
+        </w:tc>
+      </w:tr>
+    </w:tbl>
+    <w:p>
+      <w:pPr>
+        <w:spacing w:after="40"/>
+      </w:pPr>
     </w:p>
     <w:p>
       <w:pPr>
@@ -3338,7 +3708,7 @@
           <w:b/>
           <w:sz w:val="21"/>
         </w:rPr>
-        <w:t xml:space="preserve">M1-06  </w:t>
+        <w:t xml:space="preserve">M2-01b  </w:t>
       </w:r>
       <w:r>
         <w:rPr>
@@ -3346,14 +3716,14 @@
           <w:color w:val="1A1A1A"/>
           <w:sz w:val="21"/>
         </w:rPr>
-        <w:t>종교나 신앙이 있으셨나요?</w:t>
+        <w:t>이 사람이 그분을 부르는 호칭</w:t>
       </w:r>
       <w:r>
         <w:rPr>
           <w:color w:val="6E6E6E"/>
           <w:sz w:val="17"/>
         </w:rPr>
-        <w:t xml:space="preserve">   하나 선택 + 서술</w:t>
+        <w:t xml:space="preserve">   단답 15자</w:t>
       </w:r>
       <w:r>
         <w:br/>
@@ -3361,67 +3731,38 @@
       <w:r>
         <w:rPr>
           <w:b w:val="0"/>
-          <w:color w:val="6E6E6E"/>
+          <w:color w:val="B03A2B"/>
           <w:sz w:val="17"/>
         </w:rPr>
-        <w:t>가이드: 죽음에 대한 생각은 여기 쓰지 않아요</w:t>
-      </w:r>
-    </w:p>
-    <w:p>
-      <w:pPr>
-        <w:spacing w:before="0" w:after="60" w:line="312" w:lineRule="auto"/>
-        <w:ind w:left="227"/>
-      </w:pPr>
-      <w:r>
-        <w:rPr>
-          <w:b w:val="0"/>
-          <w:color w:val="1A1A1A"/>
-          <w:sz w:val="20"/>
-        </w:rPr>
-        <w:t>■ 없음  □ 기독교  □ 천주교  □ 불교  □ 기타  □ 모름</w:t>
-      </w:r>
-    </w:p>
-    <w:p>
-      <w:pPr>
-        <w:spacing w:before="0" w:after="60" w:line="312" w:lineRule="auto"/>
-        <w:ind w:left="227"/>
-      </w:pPr>
-      <w:r>
-        <w:rPr>
-          <w:b w:val="0"/>
-          <w:color w:val="1A1A1A"/>
-          <w:sz w:val="20"/>
-        </w:rPr>
-        <w:t>서술 (선택, 1~2문장): 기도하거나 마음을 의지하던 습관, 바뀐 계기</w:t>
-      </w:r>
-    </w:p>
-    <w:p>
-      <w:pPr>
-        <w:spacing w:before="320" w:after="120" w:line="312" w:lineRule="auto"/>
-        <w:ind w:left="0"/>
-      </w:pPr>
-      <w:r>
-        <w:rPr>
-          <w:b/>
-          <w:color w:val="1F4E79"/>
-          <w:sz w:val="24"/>
-        </w:rPr>
-        <w:t>M2. 가족·관계 지도 — 인물 1명 = 카드 1장 (0~10장)</w:t>
-      </w:r>
-    </w:p>
-    <w:p>
-      <w:pPr>
-        <w:spacing w:before="0" w:after="120" w:line="312" w:lineRule="auto"/>
-        <w:ind w:left="0"/>
-      </w:pPr>
-      <w:r>
-        <w:rPr>
-          <w:b w:val="0"/>
-          <w:color w:val="6E6E6E"/>
-          <w:sz w:val="18"/>
-        </w:rPr>
-        <w:t>가족을 아예 적지 않아도 괜찮아요. 그러면 페르소나는 가족 신상을 말하지 않습니다.</w:t>
-      </w:r>
+        <w:t>예: "엄마" / "할머니"</w:t>
+      </w:r>
+    </w:p>
+    <w:tbl>
+      <w:tblPr>
+        <w:tblStyle w:val="TableGrid"/>
+        <w:tblW w:type="auto" w:w="0"/>
+        <w:tblLook w:firstColumn="1" w:firstRow="1" w:lastColumn="0" w:lastRow="0" w:noHBand="0" w:noVBand="1" w:val="04A0"/>
+      </w:tblPr>
+      <w:tblGrid>
+        <w:gridCol w:w="9746"/>
+      </w:tblGrid>
+      <w:tr>
+        <w:tc>
+          <w:tcPr>
+            <w:tcW w:type="dxa" w:w="9746"/>
+          </w:tcPr>
+          <w:p>
+            <w:pPr>
+              <w:spacing w:before="40" w:after="40" w:line="312" w:lineRule="auto"/>
+            </w:pPr>
+          </w:p>
+        </w:tc>
+      </w:tr>
+    </w:tbl>
+    <w:p>
+      <w:pPr>
+        <w:spacing w:after="40"/>
+      </w:pPr>
     </w:p>
     <w:p>
       <w:pPr>
@@ -3434,7 +3775,7 @@
           <w:b/>
           <w:sz w:val="21"/>
         </w:rPr>
-        <w:t xml:space="preserve">M2-00  </w:t>
+        <w:t xml:space="preserve">M2-02  </w:t>
       </w:r>
       <w:r>
         <w:rPr>
@@ -3442,173 +3783,22 @@
           <w:color w:val="1A1A1A"/>
           <w:sz w:val="21"/>
         </w:rPr>
-        <w:t>이 사람은 누구인가요?</w:t>
+        <w:t>이 사람에게 자주 하시던 말</w:t>
       </w:r>
       <w:r>
         <w:rPr>
           <w:color w:val="6E6E6E"/>
           <w:sz w:val="17"/>
         </w:rPr>
-        <w:t xml:space="preserve">   단답 15자 + 하나 선택</w:t>
-      </w:r>
-    </w:p>
-    <w:p>
-      <w:pPr>
-        <w:spacing w:before="0" w:after="60" w:line="312" w:lineRule="auto"/>
-        <w:ind w:left="227"/>
-      </w:pPr>
+        <w:t xml:space="preserve">   표 0~5행</w:t>
+      </w:r>
+      <w:r>
+        <w:br/>
+      </w:r>
       <w:r>
         <w:rPr>
           <w:b w:val="0"/>
-          <w:color w:val="1A1A1A"/>
-          <w:sz w:val="20"/>
-        </w:rPr>
-        <w:t>이름(또는 가족 내 호칭): ____________  관계: 이 사람은 그분의 ____________</w:t>
-      </w:r>
-    </w:p>
-    <w:p>
-      <w:pPr>
-        <w:spacing w:before="260" w:after="120" w:line="300" w:lineRule="auto"/>
-        <w:ind w:left="113" w:right="113"/>
-        <w:shd w:val="clear" w:fill="F1F5F9"/>
-      </w:pPr>
-      <w:r>
-        <w:rPr>
-          <w:b/>
-          <w:sz w:val="21"/>
-        </w:rPr>
-        <w:t xml:space="preserve">M2-01a  </w:t>
-      </w:r>
-      <w:r>
-        <w:rPr>
-          <w:b/>
-          <w:color w:val="1A1A1A"/>
-          <w:sz w:val="21"/>
-        </w:rPr>
-        <w:t>그분이 이 사람을 부르는 호칭</w:t>
-      </w:r>
-      <w:r>
-        <w:rPr>
-          <w:color w:val="6E6E6E"/>
-          <w:sz w:val="17"/>
-        </w:rPr>
-        <w:t xml:space="preserve">   단답 15자</w:t>
-      </w:r>
-      <w:r>
-        <w:br/>
-      </w:r>
-      <w:r>
-        <w:rPr>
-          <w:b w:val="0"/>
-          <w:color w:val="6E6E6E"/>
-          <w:sz w:val="17"/>
-        </w:rPr>
-        <w:t>예: "종서야" / "여보" / "우리 딸"</w:t>
-      </w:r>
-    </w:p>
-    <w:p>
-      <w:pPr>
-        <w:spacing w:before="0" w:after="60" w:line="312" w:lineRule="auto"/>
-        <w:ind w:left="227"/>
-      </w:pPr>
-      <w:r>
-        <w:rPr>
-          <w:b w:val="0"/>
-          <w:color w:val="1A1A1A"/>
-          <w:sz w:val="20"/>
-        </w:rPr>
-        <w:t>____________</w:t>
-      </w:r>
-    </w:p>
-    <w:p>
-      <w:pPr>
-        <w:spacing w:before="260" w:after="120" w:line="300" w:lineRule="auto"/>
-        <w:ind w:left="113" w:right="113"/>
-        <w:shd w:val="clear" w:fill="F1F5F9"/>
-      </w:pPr>
-      <w:r>
-        <w:rPr>
-          <w:b/>
-          <w:sz w:val="21"/>
-        </w:rPr>
-        <w:t xml:space="preserve">M2-01b  </w:t>
-      </w:r>
-      <w:r>
-        <w:rPr>
-          <w:b/>
-          <w:color w:val="1A1A1A"/>
-          <w:sz w:val="21"/>
-        </w:rPr>
-        <w:t>이 사람이 그분을 부르는 호칭</w:t>
-      </w:r>
-      <w:r>
-        <w:rPr>
-          <w:color w:val="6E6E6E"/>
-          <w:sz w:val="17"/>
-        </w:rPr>
-        <w:t xml:space="preserve">   단답 15자</w:t>
-      </w:r>
-      <w:r>
-        <w:br/>
-      </w:r>
-      <w:r>
-        <w:rPr>
-          <w:b w:val="0"/>
-          <w:color w:val="6E6E6E"/>
-          <w:sz w:val="17"/>
-        </w:rPr>
-        <w:t>예: "엄마" / "할머니"</w:t>
-      </w:r>
-    </w:p>
-    <w:p>
-      <w:pPr>
-        <w:spacing w:before="0" w:after="60" w:line="312" w:lineRule="auto"/>
-        <w:ind w:left="227"/>
-      </w:pPr>
-      <w:r>
-        <w:rPr>
-          <w:b w:val="0"/>
-          <w:color w:val="1A1A1A"/>
-          <w:sz w:val="20"/>
-        </w:rPr>
-        <w:t>____________</w:t>
-      </w:r>
-    </w:p>
-    <w:p>
-      <w:pPr>
-        <w:spacing w:before="260" w:after="120" w:line="300" w:lineRule="auto"/>
-        <w:ind w:left="113" w:right="113"/>
-        <w:shd w:val="clear" w:fill="F1F5F9"/>
-      </w:pPr>
-      <w:r>
-        <w:rPr>
-          <w:b/>
-          <w:sz w:val="21"/>
-        </w:rPr>
-        <w:t xml:space="preserve">M2-02  </w:t>
-      </w:r>
-      <w:r>
-        <w:rPr>
-          <w:b/>
-          <w:color w:val="1A1A1A"/>
-          <w:sz w:val="21"/>
-        </w:rPr>
-        <w:t>이 사람에게 자주 하시던 말</w:t>
-      </w:r>
-      <w:r>
-        <w:rPr>
-          <w:color w:val="6E6E6E"/>
-          <w:sz w:val="17"/>
-        </w:rPr>
-        <w:t xml:space="preserve">   표 0~5행</w:t>
-      </w:r>
-      <w:r>
-        <w:br/>
-      </w:r>
-      <w:r>
-        <w:rPr>
-          <w:b w:val="0"/>
-          <w:color w:val="6E6E6E"/>
+          <w:color w:val="B03A2B"/>
           <w:sz w:val="17"/>
         </w:rPr>
         <w:t>예: 아빠에게 "담배 끊어라"</w:t>
@@ -3784,10 +3974,71 @@
         <w:t>가이드: 언제·어디서·무슨 일·그때 기분</w:t>
       </w:r>
     </w:p>
+    <w:tbl>
+      <w:tblPr>
+        <w:tblStyle w:val="TableGrid"/>
+        <w:tblW w:type="auto" w:w="0"/>
+        <w:tblLook w:firstColumn="1" w:firstRow="1" w:lastColumn="0" w:lastRow="0" w:noHBand="0" w:noVBand="1" w:val="04A0"/>
+      </w:tblPr>
+      <w:tblGrid>
+        <w:gridCol w:w="9746"/>
+      </w:tblGrid>
+      <w:tr>
+        <w:tc>
+          <w:tcPr>
+            <w:tcW w:type="dxa" w:w="9746"/>
+          </w:tcPr>
+          <w:p>
+            <w:pPr>
+              <w:spacing w:before="40" w:after="40" w:line="312" w:lineRule="auto"/>
+            </w:pPr>
+          </w:p>
+          <w:p>
+            <w:pPr>
+              <w:spacing w:after="40" w:line="312" w:lineRule="auto"/>
+            </w:pPr>
+          </w:p>
+        </w:tc>
+      </w:tr>
+    </w:tbl>
+    <w:p>
+      <w:pPr>
+        <w:spacing w:after="40"/>
+      </w:pPr>
+    </w:p>
+    <w:p>
+      <w:pPr>
+        <w:spacing w:before="260" w:after="120" w:line="300" w:lineRule="auto"/>
+        <w:ind w:left="113" w:right="113"/>
+        <w:shd w:val="clear" w:fill="F1F5F9"/>
+      </w:pPr>
+      <w:r>
+        <w:rPr>
+          <w:b/>
+          <w:sz w:val="21"/>
+        </w:rPr>
+        <w:t xml:space="preserve">M2-05  </w:t>
+      </w:r>
+      <w:r>
+        <w:rPr>
+          <w:b/>
+          <w:color w:val="1A1A1A"/>
+          <w:sz w:val="21"/>
+        </w:rPr>
+        <w:t>이 사람과 대화할 때 그분은 어떤 톤인가요?</w:t>
+      </w:r>
+      <w:r>
+        <w:rPr>
+          <w:color w:val="6E6E6E"/>
+          <w:sz w:val="17"/>
+        </w:rPr>
+        <w:t xml:space="preserve">   하나 선택</w:t>
+      </w:r>
+    </w:p>
     <w:p>
       <w:pPr>
         <w:spacing w:before="0" w:after="60" w:line="312" w:lineRule="auto"/>
-        <w:ind w:left="227"/>
+        <w:ind w:left="340"/>
       </w:pPr>
       <w:r>
         <w:rPr>
@@ -3795,13 +4046,13 @@
           <w:color w:val="1A1A1A"/>
           <w:sz w:val="20"/>
         </w:rPr>
-        <w:t>____________________________________________________</w:t>
+        <w:t>□ 다른 가족과 같음</w:t>
       </w:r>
     </w:p>
     <w:p>
       <w:pPr>
         <w:spacing w:before="0" w:after="60" w:line="312" w:lineRule="auto"/>
-        <w:ind w:left="227"/>
+        <w:ind w:left="340"/>
       </w:pPr>
       <w:r>
         <w:rPr>
@@ -3809,7 +4060,63 @@
           <w:color w:val="1A1A1A"/>
           <w:sz w:val="20"/>
         </w:rPr>
-        <w:t>____________________________________________________</w:t>
+        <w:t>□ 더 다정하고 살가움</w:t>
+      </w:r>
+    </w:p>
+    <w:p>
+      <w:pPr>
+        <w:spacing w:before="0" w:after="60" w:line="312" w:lineRule="auto"/>
+        <w:ind w:left="340"/>
+      </w:pPr>
+      <w:r>
+        <w:rPr>
+          <w:b w:val="0"/>
+          <w:color w:val="1A1A1A"/>
+          <w:sz w:val="20"/>
+        </w:rPr>
+        <w:t>□ 더 걱정하고 잔소리함</w:t>
+      </w:r>
+    </w:p>
+    <w:p>
+      <w:pPr>
+        <w:spacing w:before="0" w:after="60" w:line="312" w:lineRule="auto"/>
+        <w:ind w:left="340"/>
+      </w:pPr>
+      <w:r>
+        <w:rPr>
+          <w:b w:val="0"/>
+          <w:color w:val="1A1A1A"/>
+          <w:sz w:val="20"/>
+        </w:rPr>
+        <w:t>□ 더 존중하고 조심스러움</w:t>
+      </w:r>
+    </w:p>
+    <w:p>
+      <w:pPr>
+        <w:spacing w:before="0" w:after="60" w:line="312" w:lineRule="auto"/>
+        <w:ind w:left="340"/>
+      </w:pPr>
+      <w:r>
+        <w:rPr>
+          <w:b w:val="0"/>
+          <w:color w:val="1A1A1A"/>
+          <w:sz w:val="20"/>
+        </w:rPr>
+        <w:t>□ 더 장난스러움</w:t>
+      </w:r>
+    </w:p>
+    <w:p>
+      <w:pPr>
+        <w:spacing w:before="0" w:after="60" w:line="312" w:lineRule="auto"/>
+        <w:ind w:left="340"/>
+      </w:pPr>
+      <w:r>
+        <w:rPr>
+          <w:b w:val="0"/>
+          <w:color w:val="1A1A1A"/>
+          <w:sz w:val="20"/>
+        </w:rPr>
+        <w:t>□ 직접 입력</w:t>
       </w:r>
     </w:p>
     <w:p>
@@ -3823,7 +4130,7 @@
           <w:b/>
           <w:sz w:val="21"/>
         </w:rPr>
-        <w:t xml:space="preserve">M2-05  </w:t>
+        <w:t xml:space="preserve">M2-06  </w:t>
       </w:r>
       <w:r>
         <w:rPr>
@@ -3831,20 +4138,20 @@
           <w:color w:val="1A1A1A"/>
           <w:sz w:val="21"/>
         </w:rPr>
-        <w:t>이 사람과 대화할 때 그분은 어떤 톤인가요?</w:t>
+        <w:t>이 사람 이야기는 페르소나가 먼저 꺼내지 않게 할까요?</w:t>
       </w:r>
       <w:r>
         <w:rPr>
           <w:color w:val="6E6E6E"/>
           <w:sz w:val="17"/>
         </w:rPr>
-        <w:t xml:space="preserve">   하나 선택</w:t>
+        <w:t xml:space="preserve">   예 / 아니요</w:t>
       </w:r>
     </w:p>
     <w:p>
       <w:pPr>
         <w:spacing w:before="0" w:after="60" w:line="312" w:lineRule="auto"/>
-        <w:ind w:left="340"/>
+        <w:ind w:left="227"/>
       </w:pPr>
       <w:r>
         <w:rPr>
@@ -3852,13 +4159,42 @@
           <w:color w:val="1A1A1A"/>
           <w:sz w:val="20"/>
         </w:rPr>
-        <w:t>□ 다른 가족과 같음</w:t>
+        <w:t>□ 예  □ 아니요</w:t>
+      </w:r>
+    </w:p>
+    <w:p>
+      <w:pPr>
+        <w:spacing w:before="260" w:after="120" w:line="300" w:lineRule="auto"/>
+        <w:ind w:left="113" w:right="113"/>
+        <w:shd w:val="clear" w:fill="F1F5F9"/>
+      </w:pPr>
+      <w:r>
+        <w:rPr>
+          <w:b/>
+          <w:sz w:val="21"/>
+        </w:rPr>
+        <w:t xml:space="preserve">M2-07  </w:t>
+      </w:r>
+      <w:r>
+        <w:rPr>
+          <w:b/>
+          <w:color w:val="1A1A1A"/>
+          <w:sz w:val="21"/>
+        </w:rPr>
+        <w:t>그분과 이 사람은 얼마나 가까운가요?</w:t>
+      </w:r>
+      <w:r>
+        <w:rPr>
+          <w:color w:val="6E6E6E"/>
+          <w:sz w:val="17"/>
+        </w:rPr>
+        <w:t xml:space="preserve">   하나 선택</w:t>
       </w:r>
     </w:p>
     <w:p>
       <w:pPr>
         <w:spacing w:before="0" w:after="60" w:line="312" w:lineRule="auto"/>
-        <w:ind w:left="340"/>
+        <w:ind w:left="227"/>
       </w:pPr>
       <w:r>
         <w:rPr>
@@ -3866,13 +4202,53 @@
           <w:color w:val="1A1A1A"/>
           <w:sz w:val="20"/>
         </w:rPr>
-        <w:t>□ 더 다정하고 살가움</w:t>
+        <w:t>□ 아주 가까움  □ 보통  □ 소원함  □ 모름</w:t>
+      </w:r>
+    </w:p>
+    <w:p>
+      <w:pPr>
+        <w:spacing w:before="260" w:after="120" w:line="300" w:lineRule="auto"/>
+        <w:ind w:left="113" w:right="113"/>
+        <w:shd w:val="clear" w:fill="F1F5F9"/>
+      </w:pPr>
+      <w:r>
+        <w:rPr>
+          <w:b/>
+          <w:sz w:val="21"/>
+        </w:rPr>
+        <w:t xml:space="preserve">M2-08  </w:t>
+      </w:r>
+      <w:r>
+        <w:rPr>
+          <w:b/>
+          <w:color w:val="1A1A1A"/>
+          <w:sz w:val="21"/>
+        </w:rPr>
+        <w:t>이 사람도 페르소나와 대화하나요?</w:t>
+      </w:r>
+      <w:r>
+        <w:rPr>
+          <w:color w:val="6E6E6E"/>
+          <w:sz w:val="17"/>
+        </w:rPr>
+        <w:t xml:space="preserve">   예 / 아니요</w:t>
+      </w:r>
+      <w:r>
+        <w:br/>
+      </w:r>
+      <w:r>
+        <w:rPr>
+          <w:b w:val="0"/>
+          <w:color w:val="6E6E6E"/>
+          <w:sz w:val="17"/>
+        </w:rPr>
+        <w:t>가이드: 대화하는 분에게는 페르소나가 호칭과 말투를 맞춰요. 대화하지 않아도 페르소나가 이야기 속에서 언급할 수 있으니 등록해두세요</w:t>
       </w:r>
     </w:p>
     <w:p>
       <w:pPr>
         <w:spacing w:before="0" w:after="60" w:line="312" w:lineRule="auto"/>
-        <w:ind w:left="340"/>
+        <w:ind w:left="227"/>
       </w:pPr>
       <w:r>
         <w:rPr>
@@ -3880,13 +4256,150 @@
           <w:color w:val="1A1A1A"/>
           <w:sz w:val="20"/>
         </w:rPr>
-        <w:t>□ 더 걱정하고 잔소리함</w:t>
+        <w:t>□ 예  □ 아니요</w:t>
+      </w:r>
+    </w:p>
+    <w:p>
+      <w:pPr>
+        <w:spacing w:before="260" w:after="120" w:line="300" w:lineRule="auto"/>
+        <w:ind w:left="113" w:right="113"/>
+        <w:shd w:val="clear" w:fill="F1F5F9"/>
+      </w:pPr>
+      <w:r>
+        <w:rPr>
+          <w:b/>
+          <w:sz w:val="21"/>
+        </w:rPr>
+        <w:t xml:space="preserve">M2-OE  </w:t>
+      </w:r>
+      <w:r>
+        <w:rPr>
+          <w:b/>
+          <w:color w:val="1A1A1A"/>
+          <w:sz w:val="21"/>
+        </w:rPr>
+        <w:t>관계 지도에 더 추가하고 싶은 사람이 있나요?</w:t>
+      </w:r>
+      <w:r>
+        <w:rPr>
+          <w:color w:val="6E6E6E"/>
+          <w:sz w:val="17"/>
+        </w:rPr>
+        <w:t xml:space="preserve">   서술</w:t>
+      </w:r>
+      <w:r>
+        <w:br/>
+      </w:r>
+      <w:r>
+        <w:rPr>
+          <w:b w:val="0"/>
+          <w:color w:val="6E6E6E"/>
+          <w:sz w:val="17"/>
+        </w:rPr>
+        <w:t>안내: 이름만 말해도 새 카드가 생겨요</w:t>
+      </w:r>
+    </w:p>
+    <w:tbl>
+      <w:tblPr>
+        <w:tblStyle w:val="TableGrid"/>
+        <w:tblW w:type="auto" w:w="0"/>
+        <w:tblLook w:firstColumn="1" w:firstRow="1" w:lastColumn="0" w:lastRow="0" w:noHBand="0" w:noVBand="1" w:val="04A0"/>
+      </w:tblPr>
+      <w:tblGrid>
+        <w:gridCol w:w="9746"/>
+      </w:tblGrid>
+      <w:tr>
+        <w:tc>
+          <w:tcPr>
+            <w:tcW w:type="dxa" w:w="9746"/>
+          </w:tcPr>
+          <w:p>
+            <w:pPr>
+              <w:spacing w:before="40" w:after="40" w:line="312" w:lineRule="auto"/>
+            </w:pPr>
+          </w:p>
+          <w:p>
+            <w:pPr>
+              <w:spacing w:after="40" w:line="312" w:lineRule="auto"/>
+            </w:pPr>
+          </w:p>
+        </w:tc>
+      </w:tr>
+    </w:tbl>
+    <w:p>
+      <w:pPr>
+        <w:spacing w:after="40"/>
+      </w:pPr>
+    </w:p>
+    <w:p>
+      <w:pPr>
+        <w:spacing w:before="320" w:after="120" w:line="312" w:lineRule="auto"/>
+        <w:ind w:left="0"/>
+      </w:pPr>
+      <w:r>
+        <w:rPr>
+          <w:b/>
+          <w:color w:val="1F4E79"/>
+          <w:sz w:val="24"/>
+        </w:rPr>
+        <w:t>M3. 말투·표현 사전</w:t>
+      </w:r>
+    </w:p>
+    <w:p>
+      <w:pPr>
+        <w:spacing w:before="260" w:after="120" w:line="300" w:lineRule="auto"/>
+        <w:ind w:left="113" w:right="113"/>
+        <w:shd w:val="clear" w:fill="F1F5F9"/>
+      </w:pPr>
+      <w:r>
+        <w:rPr>
+          <w:b/>
+          <w:sz w:val="21"/>
+        </w:rPr>
+        <w:t xml:space="preserve">M3-01  </w:t>
+      </w:r>
+      <w:r>
+        <w:rPr>
+          <w:b/>
+          <w:color w:val="1A1A1A"/>
+          <w:sz w:val="21"/>
+        </w:rPr>
+        <w:t>전화를 받으면 첫마디를 뭐라고 하셨나요?</w:t>
+      </w:r>
+      <w:r>
+        <w:rPr>
+          <w:color w:val="6E6E6E"/>
+          <w:sz w:val="17"/>
+        </w:rPr>
+        <w:t xml:space="preserve">   단답 30자</w:t>
+      </w:r>
+      <w:r>
+        <w:br/>
+      </w:r>
+      <w:r>
+        <w:rPr>
+          <w:b w:val="0"/>
+          <w:color w:val="B03A2B"/>
+          <w:sz w:val="17"/>
+        </w:rPr>
+        <w:t>예: "준혁이니?"</w:t>
+      </w:r>
+      <w:r>
+        <w:br/>
+      </w:r>
+      <w:r>
+        <w:rPr>
+          <w:b w:val="0"/>
+          <w:color w:val="6E6E6E"/>
+          <w:sz w:val="17"/>
+        </w:rPr>
+        <w:t>가이드: 실제 하시던 말 그대로 적어주세요</w:t>
       </w:r>
     </w:p>
     <w:p>
       <w:pPr>
         <w:spacing w:before="0" w:after="60" w:line="312" w:lineRule="auto"/>
-        <w:ind w:left="340"/>
+        <w:ind w:left="227"/>
       </w:pPr>
       <w:r>
         <w:rPr>
@@ -3894,35 +4407,23 @@
           <w:color w:val="1A1A1A"/>
           <w:sz w:val="20"/>
         </w:rPr>
-        <w:t>□ 더 존중하고 조심스러움</w:t>
-      </w:r>
-    </w:p>
-    <w:p>
-      <w:pPr>
-        <w:spacing w:before="0" w:after="60" w:line="312" w:lineRule="auto"/>
-        <w:ind w:left="340"/>
-      </w:pPr>
+        <w:t xml:space="preserve">" </w:t>
+      </w:r>
+      <w:r>
+        <w:rPr>
+          <w:color w:val="1A1A1A"/>
+          <w:sz w:val="20"/>
+          <w:u w:val="single"/>
+        </w:rPr>
+        <w:t>미수집]</w:t>
+      </w:r>
       <w:r>
         <w:rPr>
           <w:b w:val="0"/>
           <w:color w:val="1A1A1A"/>
           <w:sz w:val="20"/>
         </w:rPr>
-        <w:t>□ 더 장난스러움</w:t>
-      </w:r>
-    </w:p>
-    <w:p>
-      <w:pPr>
-        <w:spacing w:before="0" w:after="60" w:line="312" w:lineRule="auto"/>
-        <w:ind w:left="340"/>
-      </w:pPr>
-      <w:r>
-        <w:rPr>
-          <w:b w:val="0"/>
-          <w:color w:val="1A1A1A"/>
-          <w:sz w:val="20"/>
-        </w:rPr>
-        <w:t>□ 직접 입력</w:t>
+        <w:t xml:space="preserve"> "   출처: □ 직접 들음  □ 가족 전언  □ 그랬을 것 같음</w:t>
       </w:r>
     </w:p>
     <w:p>
@@ -3936,7 +4437,7 @@
           <w:b/>
           <w:sz w:val="21"/>
         </w:rPr>
-        <w:t xml:space="preserve">M2-06  </w:t>
+        <w:t xml:space="preserve">M3-02  </w:t>
       </w:r>
       <w:r>
         <w:rPr>
@@ -3944,325 +4445,22 @@
           <w:color w:val="1A1A1A"/>
           <w:sz w:val="21"/>
         </w:rPr>
-        <w:t>이 사람 이야기는 페르소나가 먼저 꺼내지 않게 할까요?</w:t>
+        <w:t>전화를 끊을 때 마지막 말은요?</w:t>
       </w:r>
       <w:r>
         <w:rPr>
           <w:color w:val="6E6E6E"/>
           <w:sz w:val="17"/>
         </w:rPr>
-        <w:t xml:space="preserve">   예 / 아니요</w:t>
-      </w:r>
-    </w:p>
-    <w:p>
-      <w:pPr>
-        <w:spacing w:before="0" w:after="60" w:line="312" w:lineRule="auto"/>
-        <w:ind w:left="227"/>
-      </w:pPr>
+        <w:t xml:space="preserve">   단답 30자</w:t>
+      </w:r>
+      <w:r>
+        <w:br/>
+      </w:r>
       <w:r>
         <w:rPr>
           <w:b w:val="0"/>
-          <w:color w:val="1A1A1A"/>
-          <w:sz w:val="20"/>
-        </w:rPr>
-        <w:t>□ 예  □ 아니요</w:t>
-      </w:r>
-    </w:p>
-    <w:p>
-      <w:pPr>
-        <w:spacing w:before="260" w:after="120" w:line="300" w:lineRule="auto"/>
-        <w:ind w:left="113" w:right="113"/>
-        <w:shd w:val="clear" w:fill="F1F5F9"/>
-      </w:pPr>
-      <w:r>
-        <w:rPr>
-          <w:b/>
-          <w:sz w:val="21"/>
-        </w:rPr>
-        <w:t xml:space="preserve">M2-07  </w:t>
-      </w:r>
-      <w:r>
-        <w:rPr>
-          <w:b/>
-          <w:color w:val="1A1A1A"/>
-          <w:sz w:val="21"/>
-        </w:rPr>
-        <w:t>그분과 이 사람은 얼마나 가까운가요?</w:t>
-      </w:r>
-      <w:r>
-        <w:rPr>
-          <w:color w:val="6E6E6E"/>
-          <w:sz w:val="17"/>
-        </w:rPr>
-        <w:t xml:space="preserve">   하나 선택</w:t>
-      </w:r>
-    </w:p>
-    <w:p>
-      <w:pPr>
-        <w:spacing w:before="0" w:after="60" w:line="312" w:lineRule="auto"/>
-        <w:ind w:left="227"/>
-      </w:pPr>
-      <w:r>
-        <w:rPr>
-          <w:b w:val="0"/>
-          <w:color w:val="1A1A1A"/>
-          <w:sz w:val="20"/>
-        </w:rPr>
-        <w:t>□ 아주 가까움  □ 보통  □ 소원함  □ 모름</w:t>
-      </w:r>
-    </w:p>
-    <w:p>
-      <w:pPr>
-        <w:spacing w:before="260" w:after="120" w:line="300" w:lineRule="auto"/>
-        <w:ind w:left="113" w:right="113"/>
-        <w:shd w:val="clear" w:fill="F1F5F9"/>
-      </w:pPr>
-      <w:r>
-        <w:rPr>
-          <w:b/>
-          <w:sz w:val="21"/>
-        </w:rPr>
-        <w:t xml:space="preserve">M2-08  </w:t>
-      </w:r>
-      <w:r>
-        <w:rPr>
-          <w:b/>
-          <w:color w:val="1A1A1A"/>
-          <w:sz w:val="21"/>
-        </w:rPr>
-        <w:t>이 사람도 페르소나와 대화하나요?</w:t>
-      </w:r>
-      <w:r>
-        <w:rPr>
-          <w:color w:val="6E6E6E"/>
-          <w:sz w:val="17"/>
-        </w:rPr>
-        <w:t xml:space="preserve">   예 / 아니요</w:t>
-      </w:r>
-      <w:r>
-        <w:br/>
-      </w:r>
-      <w:r>
-        <w:rPr>
-          <w:b w:val="0"/>
-          <w:color w:val="6E6E6E"/>
-          <w:sz w:val="17"/>
-        </w:rPr>
-        <w:t>가이드: 대화하는 분에게는 페르소나가 호칭과 말투를 맞춰요. 대화하지 않아도 페르소나가 이야기 속에서 언급할 수 있으니 등록해두세요</w:t>
-      </w:r>
-    </w:p>
-    <w:p>
-      <w:pPr>
-        <w:spacing w:before="0" w:after="60" w:line="312" w:lineRule="auto"/>
-        <w:ind w:left="227"/>
-      </w:pPr>
-      <w:r>
-        <w:rPr>
-          <w:b w:val="0"/>
-          <w:color w:val="1A1A1A"/>
-          <w:sz w:val="20"/>
-        </w:rPr>
-        <w:t>□ 예  □ 아니요</w:t>
-      </w:r>
-    </w:p>
-    <w:p>
-      <w:pPr>
-        <w:spacing w:before="260" w:after="120" w:line="300" w:lineRule="auto"/>
-        <w:ind w:left="113" w:right="113"/>
-        <w:shd w:val="clear" w:fill="F1F5F9"/>
-      </w:pPr>
-      <w:r>
-        <w:rPr>
-          <w:b/>
-          <w:sz w:val="21"/>
-        </w:rPr>
-        <w:t xml:space="preserve">M2-OE  </w:t>
-      </w:r>
-      <w:r>
-        <w:rPr>
-          <w:b/>
-          <w:color w:val="1A1A1A"/>
-          <w:sz w:val="21"/>
-        </w:rPr>
-        <w:t>관계 지도에 더 추가하고 싶은 사람이 있나요?</w:t>
-      </w:r>
-      <w:r>
-        <w:rPr>
-          <w:color w:val="6E6E6E"/>
-          <w:sz w:val="17"/>
-        </w:rPr>
-        <w:t xml:space="preserve">   서술</w:t>
-      </w:r>
-      <w:r>
-        <w:br/>
-      </w:r>
-      <w:r>
-        <w:rPr>
-          <w:b w:val="0"/>
-          <w:color w:val="6E6E6E"/>
-          <w:sz w:val="17"/>
-        </w:rPr>
-        <w:t>안내: 이름만 말해도 새 카드가 생겨요</w:t>
-      </w:r>
-    </w:p>
-    <w:p>
-      <w:pPr>
-        <w:spacing w:before="0" w:after="60" w:line="312" w:lineRule="auto"/>
-        <w:ind w:left="227"/>
-      </w:pPr>
-      <w:r>
-        <w:rPr>
-          <w:b w:val="0"/>
-          <w:color w:val="1A1A1A"/>
-          <w:sz w:val="20"/>
-        </w:rPr>
-        <w:t>____________________________________________________</w:t>
-      </w:r>
-    </w:p>
-    <w:p>
-      <w:pPr>
-        <w:spacing w:before="0" w:after="60" w:line="312" w:lineRule="auto"/>
-        <w:ind w:left="227"/>
-      </w:pPr>
-      <w:r>
-        <w:rPr>
-          <w:b w:val="0"/>
-          <w:color w:val="1A1A1A"/>
-          <w:sz w:val="20"/>
-        </w:rPr>
-        <w:t>____________________________________________________</w:t>
-      </w:r>
-    </w:p>
-    <w:p>
-      <w:pPr>
-        <w:spacing w:before="320" w:after="120" w:line="312" w:lineRule="auto"/>
-        <w:ind w:left="0"/>
-      </w:pPr>
-      <w:r>
-        <w:rPr>
-          <w:b/>
-          <w:color w:val="1F4E79"/>
-          <w:sz w:val="24"/>
-        </w:rPr>
-        <w:t>M3. 말투·표현 사전</w:t>
-      </w:r>
-    </w:p>
-    <w:p>
-      <w:pPr>
-        <w:spacing w:before="260" w:after="120" w:line="300" w:lineRule="auto"/>
-        <w:ind w:left="113" w:right="113"/>
-        <w:shd w:val="clear" w:fill="F1F5F9"/>
-      </w:pPr>
-      <w:r>
-        <w:rPr>
-          <w:b/>
-          <w:sz w:val="21"/>
-        </w:rPr>
-        <w:t xml:space="preserve">M3-01  </w:t>
-      </w:r>
-      <w:r>
-        <w:rPr>
-          <w:b/>
-          <w:color w:val="1A1A1A"/>
-          <w:sz w:val="21"/>
-        </w:rPr>
-        <w:t>전화를 받으면 첫마디를 뭐라고 하셨나요?</w:t>
-      </w:r>
-      <w:r>
-        <w:rPr>
-          <w:color w:val="6E6E6E"/>
-          <w:sz w:val="17"/>
-        </w:rPr>
-        <w:t xml:space="preserve">   단답 30자</w:t>
-      </w:r>
-      <w:r>
-        <w:br/>
-      </w:r>
-      <w:r>
-        <w:rPr>
-          <w:b w:val="0"/>
-          <w:color w:val="6E6E6E"/>
-          <w:sz w:val="17"/>
-        </w:rPr>
-        <w:t>예: "준혁이니?"</w:t>
-      </w:r>
-      <w:r>
-        <w:br/>
-      </w:r>
-      <w:r>
-        <w:rPr>
-          <w:b w:val="0"/>
-          <w:color w:val="6E6E6E"/>
-          <w:sz w:val="17"/>
-        </w:rPr>
-        <w:t>가이드: 실제 하시던 말 그대로 적어주세요</w:t>
-      </w:r>
-    </w:p>
-    <w:p>
-      <w:pPr>
-        <w:spacing w:before="0" w:after="60" w:line="312" w:lineRule="auto"/>
-        <w:ind w:left="227"/>
-      </w:pPr>
-      <w:r>
-        <w:rPr>
-          <w:b w:val="0"/>
-          <w:color w:val="1A1A1A"/>
-          <w:sz w:val="20"/>
-        </w:rPr>
-        <w:t xml:space="preserve">" </w:t>
-      </w:r>
-      <w:r>
-        <w:rPr>
-          <w:color w:val="1A1A1A"/>
-          <w:sz w:val="20"/>
-          <w:u w:val="single"/>
-        </w:rPr>
-        <w:t>미수집]</w:t>
-      </w:r>
-      <w:r>
-        <w:rPr>
-          <w:b w:val="0"/>
-          <w:color w:val="1A1A1A"/>
-          <w:sz w:val="20"/>
-        </w:rPr>
-        <w:t xml:space="preserve"> "   출처: □ 직접 들음  □ 가족 전언  □ 그랬을 것 같음</w:t>
-      </w:r>
-    </w:p>
-    <w:p>
-      <w:pPr>
-        <w:spacing w:before="260" w:after="120" w:line="300" w:lineRule="auto"/>
-        <w:ind w:left="113" w:right="113"/>
-        <w:shd w:val="clear" w:fill="F1F5F9"/>
-      </w:pPr>
-      <w:r>
-        <w:rPr>
-          <w:b/>
-          <w:sz w:val="21"/>
-        </w:rPr>
-        <w:t xml:space="preserve">M3-02  </w:t>
-      </w:r>
-      <w:r>
-        <w:rPr>
-          <w:b/>
-          <w:color w:val="1A1A1A"/>
-          <w:sz w:val="21"/>
-        </w:rPr>
-        <w:t>전화를 끊을 때 마지막 말은요?</w:t>
-      </w:r>
-      <w:r>
-        <w:rPr>
-          <w:color w:val="6E6E6E"/>
-          <w:sz w:val="17"/>
-        </w:rPr>
-        <w:t xml:space="preserve">   단답 30자</w:t>
-      </w:r>
-      <w:r>
-        <w:br/>
-      </w:r>
-      <w:r>
-        <w:rPr>
-          <w:b w:val="0"/>
-          <w:color w:val="6E6E6E"/>
+          <w:color w:val="B03A2B"/>
           <w:sz w:val="17"/>
         </w:rPr>
         <w:t>예: "많이 많이 사랑해" / "쉬어라"</w:t>
@@ -4488,7 +4686,7 @@
       <w:r>
         <w:rPr>
           <w:b w:val="0"/>
-          <w:color w:val="6E6E6E"/>
+          <w:color w:val="B03A2B"/>
           <w:sz w:val="17"/>
         </w:rPr>
         <w:t>예: "아유" / "정말" / "굉장히"</w:t>
@@ -4943,7 +5141,7 @@
       <w:r>
         <w:rPr>
           <w:b w:val="0"/>
-          <w:color w:val="6E6E6E"/>
+          <w:color w:val="B03A2B"/>
           <w:sz w:val="17"/>
         </w:rPr>
         <w:t>예: "가족 화목" / "정직"</w:t>
@@ -5296,32 +5494,744 @@
         <w:t>가이드: 실제 하던 말 하나 + 지키던 행동 하나</w:t>
       </w:r>
     </w:p>
+    <w:tbl>
+      <w:tblPr>
+        <w:tblStyle w:val="TableGrid"/>
+        <w:tblW w:type="auto" w:w="0"/>
+        <w:tblLook w:firstColumn="1" w:firstRow="1" w:lastColumn="0" w:lastRow="0" w:noHBand="0" w:noVBand="1" w:val="04A0"/>
+      </w:tblPr>
+      <w:tblGrid>
+        <w:gridCol w:w="9746"/>
+      </w:tblGrid>
+      <w:tr>
+        <w:tc>
+          <w:tcPr>
+            <w:tcW w:type="dxa" w:w="9746"/>
+          </w:tcPr>
+          <w:p>
+            <w:pPr>
+              <w:spacing w:before="40" w:after="40" w:line="312" w:lineRule="auto"/>
+            </w:pPr>
+            <w:r>
+              <w:rPr>
+                <w:color w:val="1A1A1A"/>
+                <w:sz w:val="20"/>
+                <w:u w:val="single"/>
+              </w:rPr>
+              <w:t>미수집]</w:t>
+            </w:r>
+          </w:p>
+          <w:p>
+            <w:pPr>
+              <w:spacing w:after="40" w:line="312" w:lineRule="auto"/>
+            </w:pPr>
+          </w:p>
+        </w:tc>
+      </w:tr>
+    </w:tbl>
+    <w:p>
+      <w:pPr>
+        <w:spacing w:after="40"/>
+      </w:pPr>
+    </w:p>
+    <w:p>
+      <w:pPr>
+        <w:spacing w:before="260" w:after="120" w:line="300" w:lineRule="auto"/>
+        <w:ind w:left="113" w:right="113"/>
+        <w:shd w:val="clear" w:fill="F1F5F9"/>
+      </w:pPr>
+      <w:r>
+        <w:rPr>
+          <w:b/>
+          <w:sz w:val="21"/>
+        </w:rPr>
+        <w:t xml:space="preserve">M4-07  </w:t>
+      </w:r>
+      <w:r>
+        <w:rPr>
+          <w:b/>
+          <w:color w:val="1A1A1A"/>
+          <w:sz w:val="21"/>
+        </w:rPr>
+        <w:t>신앙이나 죽음에 대해 그분은 어떻게 말하셨나요?</w:t>
+      </w:r>
+      <w:r>
+        <w:rPr>
+          <w:color w:val="6E6E6E"/>
+          <w:sz w:val="17"/>
+        </w:rPr>
+        <w:t xml:space="preserve">   서술 1~3문장</w:t>
+      </w:r>
+      <w:r>
+        <w:br/>
+      </w:r>
+      <w:r>
+        <w:rPr>
+          <w:b w:val="0"/>
+          <w:color w:val="6E6E6E"/>
+          <w:sz w:val="17"/>
+        </w:rPr>
+        <w:t>가이드: 본인이 실제로 한 말이나 태도만. 말하고 싶지 않으면 건너뛰기. 여기는 그분의 생각을 적는 칸이에요</w:t>
+      </w:r>
+    </w:p>
+    <w:tbl>
+      <w:tblPr>
+        <w:tblStyle w:val="TableGrid"/>
+        <w:tblW w:type="auto" w:w="0"/>
+        <w:tblLook w:firstColumn="1" w:firstRow="1" w:lastColumn="0" w:lastRow="0" w:noHBand="0" w:noVBand="1" w:val="04A0"/>
+      </w:tblPr>
+      <w:tblGrid>
+        <w:gridCol w:w="9746"/>
+      </w:tblGrid>
+      <w:tr>
+        <w:tc>
+          <w:tcPr>
+            <w:tcW w:type="dxa" w:w="9746"/>
+          </w:tcPr>
+          <w:p>
+            <w:pPr>
+              <w:spacing w:before="40" w:after="40" w:line="312" w:lineRule="auto"/>
+            </w:pPr>
+            <w:r>
+              <w:rPr>
+                <w:color w:val="1A1A1A"/>
+                <w:sz w:val="20"/>
+                <w:u w:val="single"/>
+              </w:rPr>
+              <w:t>할머니가 돌아가신 뒤 매일 밤 기도했어요. 편찮으신 곳 없이 편안하고 행복한 곳에서 지내시게 해달라고요.</w:t>
+            </w:r>
+          </w:p>
+          <w:p>
+            <w:pPr>
+              <w:spacing w:after="40" w:line="312" w:lineRule="auto"/>
+            </w:pPr>
+          </w:p>
+        </w:tc>
+      </w:tr>
+    </w:tbl>
+    <w:p>
+      <w:pPr>
+        <w:spacing w:after="40"/>
+      </w:pPr>
+    </w:p>
     <w:p>
       <w:pPr>
         <w:spacing w:before="0" w:after="60" w:line="312" w:lineRule="auto"/>
         <w:ind w:left="227"/>
       </w:pPr>
+      <w:r>
+        <w:rPr>
+          <w:b w:val="0"/>
+          <w:color w:val="1A1A1A"/>
+          <w:sz w:val="20"/>
+        </w:rPr>
+        <w:t>사용 범위: □ 자유  ■ 물으면만  □ 회상 참고만(발화 금지)</w:t>
+      </w:r>
+    </w:p>
+    <w:p>
+      <w:pPr>
+        <w:spacing w:before="320" w:after="120" w:line="312" w:lineRule="auto"/>
+        <w:ind w:left="0"/>
+      </w:pPr>
+      <w:r>
+        <w:rPr>
+          <w:b/>
+          <w:color w:val="1F4E79"/>
+          <w:sz w:val="24"/>
+        </w:rPr>
+        <w:t>M5. 인생 이야기 — 장면 카드</w:t>
+      </w:r>
+    </w:p>
+    <w:p>
+      <w:pPr>
+        <w:spacing w:before="0" w:after="120" w:line="312" w:lineRule="auto"/>
+        <w:ind w:left="0"/>
+      </w:pPr>
+      <w:r>
+        <w:rPr>
+          <w:b w:val="0"/>
+          <w:color w:val="6E6E6E"/>
+          <w:sz w:val="18"/>
+        </w:rPr>
+        <w:t>"~에 대해 알려주세요"가 아니라 "~했던 장면 하나를 들려주세요". 각 답은 M7 카드 한 장으로 저장됩니다.</w:t>
+      </w:r>
+    </w:p>
+    <w:p>
+      <w:pPr>
+        <w:spacing w:before="260" w:after="120" w:line="300" w:lineRule="auto"/>
+        <w:ind w:left="113" w:right="113"/>
+        <w:shd w:val="clear" w:fill="F1F5F9"/>
+      </w:pPr>
+      <w:r>
+        <w:rPr>
+          <w:b/>
+          <w:sz w:val="21"/>
+        </w:rPr>
+        <w:t xml:space="preserve">M5-01  </w:t>
+      </w:r>
+      <w:r>
+        <w:rPr>
+          <w:b/>
+          <w:color w:val="1A1A1A"/>
+          <w:sz w:val="21"/>
+        </w:rPr>
+        <w:t>어린 시절 살던 집을 떠올려보세요. 어떤 장면이 보이나요?</w:t>
+      </w:r>
+      <w:r>
+        <w:rPr>
+          <w:color w:val="6E6E6E"/>
+          <w:sz w:val="17"/>
+        </w:rPr>
+        <w:t xml:space="preserve">   서술 2~5문장</w:t>
+      </w:r>
+      <w:r>
+        <w:br/>
+      </w:r>
+      <w:r>
+        <w:rPr>
+          <w:b w:val="0"/>
+          <w:color w:val="6E6E6E"/>
+          <w:sz w:val="17"/>
+        </w:rPr>
+        <w:t>가이드: 방·마당·소리·냄새·누가 있었는지</w:t>
+      </w:r>
+    </w:p>
+    <w:tbl>
+      <w:tblPr>
+        <w:tblStyle w:val="TableGrid"/>
+        <w:tblW w:type="auto" w:w="0"/>
+        <w:tblLook w:firstColumn="1" w:firstRow="1" w:lastColumn="0" w:lastRow="0" w:noHBand="0" w:noVBand="1" w:val="04A0"/>
+      </w:tblPr>
+      <w:tblGrid>
+        <w:gridCol w:w="9746"/>
+      </w:tblGrid>
+      <w:tr>
+        <w:tc>
+          <w:tcPr>
+            <w:tcW w:type="dxa" w:w="9746"/>
+          </w:tcPr>
+          <w:p>
+            <w:pPr>
+              <w:spacing w:before="40" w:after="40" w:line="312" w:lineRule="auto"/>
+            </w:pPr>
+            <w:r>
+              <w:rPr>
+                <w:color w:val="1A1A1A"/>
+                <w:sz w:val="20"/>
+                <w:u w:val="single"/>
+              </w:rPr>
+              <w:t>미수집]</w:t>
+            </w:r>
+          </w:p>
+          <w:p>
+            <w:pPr>
+              <w:spacing w:after="40" w:line="312" w:lineRule="auto"/>
+            </w:pPr>
+          </w:p>
+        </w:tc>
+      </w:tr>
+    </w:tbl>
+    <w:p>
+      <w:pPr>
+        <w:spacing w:after="40"/>
+      </w:pPr>
+    </w:p>
+    <w:p>
+      <w:pPr>
+        <w:spacing w:before="0" w:after="60" w:line="312" w:lineRule="auto"/>
+        <w:ind w:left="227"/>
+      </w:pPr>
+      <w:r>
+        <w:rPr>
+          <w:b w:val="0"/>
+          <w:color w:val="1A1A1A"/>
+          <w:sz w:val="20"/>
+        </w:rPr>
+        <w:t>시기: ______   감정: ______   확실성: □ 확실  □ 대략  □ 추정</w:t>
+      </w:r>
+    </w:p>
+    <w:p>
+      <w:pPr>
+        <w:spacing w:before="0" w:after="60" w:line="312" w:lineRule="auto"/>
+        <w:ind w:left="227"/>
+      </w:pPr>
+      <w:r>
+        <w:rPr>
+          <w:b w:val="0"/>
+          <w:color w:val="1A1A1A"/>
+          <w:sz w:val="20"/>
+        </w:rPr>
+        <w:t>사용 범위: □ 자유  □ 물으면만  □ 회상 참고만(발화 금지)</w:t>
+      </w:r>
+    </w:p>
+    <w:p>
+      <w:pPr>
+        <w:spacing w:before="260" w:after="120" w:line="300" w:lineRule="auto"/>
+        <w:ind w:left="113" w:right="113"/>
+        <w:shd w:val="clear" w:fill="F1F5F9"/>
+      </w:pPr>
+      <w:r>
+        <w:rPr>
+          <w:b/>
+          <w:color w:val="B4B4B4"/>
+          <w:sz w:val="21"/>
+        </w:rPr>
+        <w:t xml:space="preserve">M5-02  </w:t>
+      </w:r>
+      <w:r>
+        <w:rPr>
+          <w:b/>
+          <w:color w:val="B4B4B4"/>
+          <w:sz w:val="21"/>
+        </w:rPr>
+        <w:t>학창 시절이나 청년 시절 이야기 하나</w:t>
+      </w:r>
+      <w:r>
+        <w:rPr>
+          <w:color w:val="B4B4B4"/>
+          <w:sz w:val="17"/>
+        </w:rPr>
+        <w:t xml:space="preserve">   서술 2~5문장</w:t>
+      </w:r>
+      <w:r>
+        <w:br/>
+      </w:r>
+      <w:r>
+        <w:rPr>
+          <w:b w:val="0"/>
+          <w:color w:val="B4B4B4"/>
+          <w:sz w:val="17"/>
+        </w:rPr>
+        <w:t>가이드: 한 사건을 골라 처음부터 끝까지</w:t>
+      </w:r>
+    </w:p>
+    <w:tbl>
+      <w:tblPr>
+        <w:tblStyle w:val="TableGrid"/>
+        <w:tblW w:type="auto" w:w="0"/>
+        <w:tblLook w:firstColumn="1" w:firstRow="1" w:lastColumn="0" w:lastRow="0" w:noHBand="0" w:noVBand="1" w:val="04A0"/>
+      </w:tblPr>
+      <w:tblGrid>
+        <w:gridCol w:w="9746"/>
+      </w:tblGrid>
+      <w:tr>
+        <w:tc>
+          <w:tcPr>
+            <w:tcW w:type="dxa" w:w="9746"/>
+          </w:tcPr>
+          <w:p>
+            <w:pPr>
+              <w:spacing w:before="40" w:after="40" w:line="312" w:lineRule="auto"/>
+            </w:pPr>
+            <w:r>
+              <w:rPr>
+                <w:color w:val="B4B4B4"/>
+                <w:sz w:val="20"/>
+                <w:u w:val="single"/>
+              </w:rPr>
+              <w:t>서울과학고 때는 공부를 열심히 한 편은 아니었고 주로 연구와 독서를 하며 지냈어요. 죄수의 딜레마에서 가장 좋은 전략을 알고리즘으로 찾는 연구를 했는데, 결론은 "그런 전략은 없다"였습니다. 허무했지만 그 결론 자체가 의미였다고 생각해요. (대략)</w:t>
+            </w:r>
+          </w:p>
+          <w:p>
+            <w:pPr>
+              <w:spacing w:after="40" w:line="312" w:lineRule="auto"/>
+            </w:pPr>
+          </w:p>
+        </w:tc>
+      </w:tr>
+    </w:tbl>
+    <w:p>
+      <w:pPr>
+        <w:spacing w:after="40"/>
+      </w:pPr>
+    </w:p>
+    <w:p>
+      <w:pPr>
+        <w:spacing w:before="0" w:after="60" w:line="312" w:lineRule="auto"/>
+        <w:ind w:left="227"/>
+      </w:pPr>
+      <w:r>
+        <w:rPr>
+          <w:b w:val="0"/>
+          <w:color w:val="B4B4B4"/>
+          <w:sz w:val="20"/>
+        </w:rPr>
+        <w:t xml:space="preserve">시기: </w:t>
+      </w:r>
+      <w:r>
+        <w:rPr>
+          <w:color w:val="B4B4B4"/>
+          <w:sz w:val="20"/>
+          <w:u w:val="single"/>
+        </w:rPr>
+        <w:t>2020~2022</w:t>
+      </w:r>
+      <w:r>
+        <w:rPr>
+          <w:b w:val="0"/>
+          <w:color w:val="B4B4B4"/>
+          <w:sz w:val="20"/>
+        </w:rPr>
+        <w:t xml:space="preserve">   감정: </w:t>
+      </w:r>
+      <w:r>
+        <w:rPr>
+          <w:color w:val="B4B4B4"/>
+          <w:sz w:val="20"/>
+          <w:u w:val="single"/>
+        </w:rPr>
+        <w:t>자부심</w:t>
+      </w:r>
+      <w:r>
+        <w:rPr>
+          <w:b w:val="0"/>
+          <w:color w:val="B4B4B4"/>
+          <w:sz w:val="20"/>
+        </w:rPr>
+        <w:t xml:space="preserve">   확실성: □ 확실  □ 대략  □ 추정</w:t>
+      </w:r>
+    </w:p>
+    <w:p>
+      <w:pPr>
+        <w:spacing w:before="0" w:after="60" w:line="312" w:lineRule="auto"/>
+        <w:ind w:left="227"/>
+      </w:pPr>
+      <w:r>
+        <w:rPr>
+          <w:b w:val="0"/>
+          <w:color w:val="B4B4B4"/>
+          <w:sz w:val="20"/>
+        </w:rPr>
+        <w:t>사용 범위: ■ 자유  □ 물으면만  □ 회상 참고만(발화 금지)</w:t>
+      </w:r>
+    </w:p>
+    <w:p>
+      <w:pPr>
+        <w:spacing w:before="260" w:after="120" w:line="300" w:lineRule="auto"/>
+        <w:ind w:left="113" w:right="113"/>
+        <w:shd w:val="clear" w:fill="F1F5F9"/>
+      </w:pPr>
+      <w:r>
+        <w:rPr>
+          <w:b/>
+          <w:sz w:val="21"/>
+        </w:rPr>
+        <w:t xml:space="preserve">M5-03  </w:t>
+      </w:r>
+      <w:r>
+        <w:rPr>
+          <w:b/>
+          <w:color w:val="1A1A1A"/>
+          <w:sz w:val="21"/>
+        </w:rPr>
+        <w:t>(배우자가 있다면) 배우자와 처음 만났을 때 이야기</w:t>
+      </w:r>
+      <w:r>
+        <w:rPr>
+          <w:color w:val="6E6E6E"/>
+          <w:sz w:val="17"/>
+        </w:rPr>
+        <w:t xml:space="preserve">   서술</w:t>
+      </w:r>
+      <w:r>
+        <w:br/>
+      </w:r>
+      <w:r>
+        <w:rPr>
+          <w:b w:val="0"/>
+          <w:color w:val="6E6E6E"/>
+          <w:sz w:val="17"/>
+        </w:rPr>
+        <w:t>가이드: 어디서·어떻게·첫인상. 해당 없으면 건너뛰기</w:t>
+      </w:r>
+    </w:p>
+    <w:tbl>
+      <w:tblPr>
+        <w:tblStyle w:val="TableGrid"/>
+        <w:tblW w:type="auto" w:w="0"/>
+        <w:tblLook w:firstColumn="1" w:firstRow="1" w:lastColumn="0" w:lastRow="0" w:noHBand="0" w:noVBand="1" w:val="04A0"/>
+      </w:tblPr>
+      <w:tblGrid>
+        <w:gridCol w:w="9746"/>
+      </w:tblGrid>
+      <w:tr>
+        <w:tc>
+          <w:tcPr>
+            <w:tcW w:type="dxa" w:w="9746"/>
+          </w:tcPr>
+          <w:p>
+            <w:pPr>
+              <w:spacing w:before="40" w:after="40" w:line="312" w:lineRule="auto"/>
+            </w:pPr>
+          </w:p>
+          <w:p>
+            <w:pPr>
+              <w:spacing w:after="40" w:line="312" w:lineRule="auto"/>
+            </w:pPr>
+          </w:p>
+        </w:tc>
+      </w:tr>
+    </w:tbl>
+    <w:p>
+      <w:pPr>
+        <w:spacing w:after="40"/>
+      </w:pPr>
+    </w:p>
+    <w:p>
+      <w:pPr>
+        <w:spacing w:before="0" w:after="60" w:line="312" w:lineRule="auto"/>
+        <w:ind w:left="227"/>
+      </w:pPr>
+      <w:r>
+        <w:rPr>
+          <w:b w:val="0"/>
+          <w:color w:val="1A1A1A"/>
+          <w:sz w:val="20"/>
+        </w:rPr>
+        <w:t>시기: ______   감정: ______   확실성: □ 확실  □ 대략  □ 추정</w:t>
+      </w:r>
+    </w:p>
+    <w:p>
+      <w:pPr>
+        <w:spacing w:before="0" w:after="60" w:line="312" w:lineRule="auto"/>
+        <w:ind w:left="227"/>
+      </w:pPr>
+      <w:r>
+        <w:rPr>
+          <w:b w:val="0"/>
+          <w:color w:val="1A1A1A"/>
+          <w:sz w:val="20"/>
+        </w:rPr>
+        <w:t>사용 범위: □ 자유  □ 물으면만  □ 회상 참고만(발화 금지)</w:t>
+      </w:r>
+    </w:p>
+    <w:p>
+      <w:pPr>
+        <w:spacing w:before="260" w:after="120" w:line="300" w:lineRule="auto"/>
+        <w:ind w:left="113" w:right="113"/>
+        <w:shd w:val="clear" w:fill="F1F5F9"/>
+      </w:pPr>
+      <w:r>
+        <w:rPr>
+          <w:b/>
+          <w:sz w:val="21"/>
+        </w:rPr>
+        <w:t xml:space="preserve">M5-04  </w:t>
+      </w:r>
+      <w:r>
+        <w:rPr>
+          <w:b/>
+          <w:color w:val="1A1A1A"/>
+          <w:sz w:val="21"/>
+        </w:rPr>
+        <w:t>(자녀가 있다면) 자녀가 어릴 때 기억나는 장면 하나</w:t>
+      </w:r>
+      <w:r>
+        <w:rPr>
+          <w:color w:val="6E6E6E"/>
+          <w:sz w:val="17"/>
+        </w:rPr>
+        <w:t xml:space="preserve">   서술</w:t>
+      </w:r>
+    </w:p>
+    <w:tbl>
+      <w:tblPr>
+        <w:tblStyle w:val="TableGrid"/>
+        <w:tblW w:type="auto" w:w="0"/>
+        <w:tblLook w:firstColumn="1" w:firstRow="1" w:lastColumn="0" w:lastRow="0" w:noHBand="0" w:noVBand="1" w:val="04A0"/>
+      </w:tblPr>
+      <w:tblGrid>
+        <w:gridCol w:w="9746"/>
+      </w:tblGrid>
+      <w:tr>
+        <w:tc>
+          <w:tcPr>
+            <w:tcW w:type="dxa" w:w="9746"/>
+          </w:tcPr>
+          <w:p>
+            <w:pPr>
+              <w:spacing w:before="40" w:after="40" w:line="312" w:lineRule="auto"/>
+            </w:pPr>
+          </w:p>
+          <w:p>
+            <w:pPr>
+              <w:spacing w:after="40" w:line="312" w:lineRule="auto"/>
+            </w:pPr>
+          </w:p>
+        </w:tc>
+      </w:tr>
+    </w:tbl>
+    <w:p>
+      <w:pPr>
+        <w:spacing w:after="40"/>
+      </w:pPr>
+    </w:p>
+    <w:p>
+      <w:pPr>
+        <w:spacing w:before="0" w:after="60" w:line="312" w:lineRule="auto"/>
+        <w:ind w:left="227"/>
+      </w:pPr>
+      <w:r>
+        <w:rPr>
+          <w:b w:val="0"/>
+          <w:color w:val="1A1A1A"/>
+          <w:sz w:val="20"/>
+        </w:rPr>
+        <w:t>시기: ______   감정: ______   확실성: □ 확실  □ 대략  □ 추정</w:t>
+      </w:r>
+    </w:p>
+    <w:p>
+      <w:pPr>
+        <w:spacing w:before="0" w:after="60" w:line="312" w:lineRule="auto"/>
+        <w:ind w:left="227"/>
+      </w:pPr>
+      <w:r>
+        <w:rPr>
+          <w:b w:val="0"/>
+          <w:color w:val="1A1A1A"/>
+          <w:sz w:val="20"/>
+        </w:rPr>
+        <w:t>사용 범위: □ 자유  □ 물으면만  □ 회상 참고만(발화 금지)</w:t>
+      </w:r>
+    </w:p>
+    <w:p>
+      <w:pPr>
+        <w:spacing w:before="260" w:after="120" w:line="300" w:lineRule="auto"/>
+        <w:ind w:left="113" w:right="113"/>
+        <w:shd w:val="clear" w:fill="F1F5F9"/>
+      </w:pPr>
+      <w:r>
+        <w:rPr>
+          <w:b/>
+          <w:sz w:val="21"/>
+        </w:rPr>
+        <w:t xml:space="preserve">M5-05  </w:t>
+      </w:r>
+      <w:r>
+        <w:rPr>
+          <w:b/>
+          <w:color w:val="1A1A1A"/>
+          <w:sz w:val="21"/>
+        </w:rPr>
+        <w:t>일이나 살림에서 가장 애썼던 시절</w:t>
+      </w:r>
+      <w:r>
+        <w:rPr>
+          <w:color w:val="6E6E6E"/>
+          <w:sz w:val="17"/>
+        </w:rPr>
+        <w:t xml:space="preserve">   서술 2~5문장</w:t>
+      </w:r>
+      <w:r>
+        <w:br/>
+      </w:r>
+      <w:r>
+        <w:rPr>
+          <w:b w:val="0"/>
+          <w:color w:val="6E6E6E"/>
+          <w:sz w:val="17"/>
+        </w:rPr>
+        <w:t>가이드: 언제·무엇 때문에·어떻게 버텼는지</w:t>
+      </w:r>
+    </w:p>
+    <w:tbl>
+      <w:tblPr>
+        <w:tblStyle w:val="TableGrid"/>
+        <w:tblW w:type="auto" w:w="0"/>
+        <w:tblLook w:firstColumn="1" w:firstRow="1" w:lastColumn="0" w:lastRow="0" w:noHBand="0" w:noVBand="1" w:val="04A0"/>
+      </w:tblPr>
+      <w:tblGrid>
+        <w:gridCol w:w="9746"/>
+      </w:tblGrid>
+      <w:tr>
+        <w:tc>
+          <w:tcPr>
+            <w:tcW w:type="dxa" w:w="9746"/>
+          </w:tcPr>
+          <w:p>
+            <w:pPr>
+              <w:spacing w:before="40" w:after="40" w:line="312" w:lineRule="auto"/>
+            </w:pPr>
+            <w:r>
+              <w:rPr>
+                <w:color w:val="1A1A1A"/>
+                <w:sz w:val="20"/>
+                <w:u w:val="single"/>
+              </w:rPr>
+              <w:t>창업하면서 가장 힘든 순간은 "정말 사람들이 좋아하고 잘 쓰게 될까" 하는 불안이 생길 때예요. 그걸 실제로 더 많은 분께 서비스하고 더 많은 목소리를 만들어 드리는 걸로 이겨내고 있습니다.</w:t>
+            </w:r>
+          </w:p>
+          <w:p>
+            <w:pPr>
+              <w:spacing w:after="40" w:line="312" w:lineRule="auto"/>
+            </w:pPr>
+          </w:p>
+        </w:tc>
+      </w:tr>
+    </w:tbl>
+    <w:p>
+      <w:pPr>
+        <w:spacing w:after="40"/>
+      </w:pPr>
+    </w:p>
+    <w:p>
+      <w:pPr>
+        <w:spacing w:before="0" w:after="60" w:line="312" w:lineRule="auto"/>
+        <w:ind w:left="227"/>
+      </w:pPr>
+      <w:r>
+        <w:rPr>
+          <w:b w:val="0"/>
+          <w:color w:val="1A1A1A"/>
+          <w:sz w:val="20"/>
+        </w:rPr>
+        <w:t xml:space="preserve">시기: </w:t>
+      </w:r>
       <w:r>
         <w:rPr>
           <w:color w:val="1A1A1A"/>
           <w:sz w:val="20"/>
           <w:u w:val="single"/>
         </w:rPr>
-        <w:t>미수집]</w:t>
-      </w:r>
-    </w:p>
-    <w:p>
-      <w:pPr>
-        <w:spacing w:before="0" w:after="60" w:line="312" w:lineRule="auto"/>
-        <w:ind w:left="227"/>
-      </w:pPr>
+        <w:t>2026</w:t>
+      </w:r>
       <w:r>
         <w:rPr>
           <w:b w:val="0"/>
           <w:color w:val="1A1A1A"/>
           <w:sz w:val="20"/>
         </w:rPr>
-        <w:t>____________________________________________________</w:t>
+        <w:t xml:space="preserve">   감정: </w:t>
+      </w:r>
+      <w:r>
+        <w:rPr>
+          <w:color w:val="1A1A1A"/>
+          <w:sz w:val="20"/>
+          <w:u w:val="single"/>
+        </w:rPr>
+        <w:t>—</w:t>
+      </w:r>
+      <w:r>
+        <w:rPr>
+          <w:b w:val="0"/>
+          <w:color w:val="1A1A1A"/>
+          <w:sz w:val="20"/>
+        </w:rPr>
+        <w:t xml:space="preserve">   확실성: □ 확실  □ 대략  □ 추정</w:t>
+      </w:r>
+    </w:p>
+    <w:p>
+      <w:pPr>
+        <w:spacing w:before="0" w:after="60" w:line="312" w:lineRule="auto"/>
+        <w:ind w:left="227"/>
+      </w:pPr>
+      <w:r>
+        <w:rPr>
+          <w:b w:val="0"/>
+          <w:color w:val="1A1A1A"/>
+          <w:sz w:val="20"/>
+        </w:rPr>
+        <w:t>사용 범위: ■ 자유  □ 물으면만  □ 회상 참고만(발화 금지)</w:t>
       </w:r>
     </w:p>
     <w:p>
@@ -5335,7 +6245,7 @@
           <w:b/>
           <w:sz w:val="21"/>
         </w:rPr>
-        <w:t xml:space="preserve">M4-07  </w:t>
+        <w:t xml:space="preserve">M5-06  </w:t>
       </w:r>
       <w:r>
         <w:rPr>
@@ -5343,14 +6253,308 @@
           <w:color w:val="1A1A1A"/>
           <w:sz w:val="21"/>
         </w:rPr>
-        <w:t>신앙이나 죽음에 대해 그분은 어떻게 말하셨나요?</w:t>
+        <w:t>가장 행복해 보였던 때는 언제였나요? 그때의 장면 하나</w:t>
       </w:r>
       <w:r>
         <w:rPr>
           <w:color w:val="6E6E6E"/>
           <w:sz w:val="17"/>
         </w:rPr>
-        <w:t xml:space="preserve">   서술 1~3문장</w:t>
+        <w:t xml:space="preserve">   서술</w:t>
+      </w:r>
+      <w:r>
+        <w:br/>
+      </w:r>
+      <w:r>
+        <w:rPr>
+          <w:b w:val="0"/>
+          <w:color w:val="B03A2B"/>
+          <w:sz w:val="17"/>
+        </w:rPr>
+        <w:t>예: "손주들이 태어났을 때" — 한 장면으로</w:t>
+      </w:r>
+    </w:p>
+    <w:tbl>
+      <w:tblPr>
+        <w:tblStyle w:val="TableGrid"/>
+        <w:tblW w:type="auto" w:w="0"/>
+        <w:tblLook w:firstColumn="1" w:firstRow="1" w:lastColumn="0" w:lastRow="0" w:noHBand="0" w:noVBand="1" w:val="04A0"/>
+      </w:tblPr>
+      <w:tblGrid>
+        <w:gridCol w:w="9746"/>
+      </w:tblGrid>
+      <w:tr>
+        <w:tc>
+          <w:tcPr>
+            <w:tcW w:type="dxa" w:w="9746"/>
+          </w:tcPr>
+          <w:p>
+            <w:pPr>
+              <w:spacing w:before="40" w:after="40" w:line="312" w:lineRule="auto"/>
+            </w:pPr>
+            <w:r>
+              <w:rPr>
+                <w:color w:val="1A1A1A"/>
+                <w:sz w:val="20"/>
+                <w:u w:val="single"/>
+              </w:rPr>
+              <w:t>가족에게 할머니 목소리를 처음 만들어 드렸을 때예요. 가족이 너무 슬퍼하거나 거부감을 느끼면 어쩌나 긴장했는데, 굉장히 좋아해 주시고 대화를 많이 하셔서 "이 아이디어가 정말 많은 사람에게 도움이 되겠구나" 생각했습니다.</w:t>
+            </w:r>
+          </w:p>
+          <w:p>
+            <w:pPr>
+              <w:spacing w:after="40" w:line="312" w:lineRule="auto"/>
+            </w:pPr>
+          </w:p>
+        </w:tc>
+      </w:tr>
+    </w:tbl>
+    <w:p>
+      <w:pPr>
+        <w:spacing w:after="40"/>
+      </w:pPr>
+    </w:p>
+    <w:p>
+      <w:pPr>
+        <w:spacing w:before="0" w:after="60" w:line="312" w:lineRule="auto"/>
+        <w:ind w:left="227"/>
+      </w:pPr>
+      <w:r>
+        <w:rPr>
+          <w:b w:val="0"/>
+          <w:color w:val="1A1A1A"/>
+          <w:sz w:val="20"/>
+        </w:rPr>
+        <w:t xml:space="preserve">시기: </w:t>
+      </w:r>
+      <w:r>
+        <w:rPr>
+          <w:color w:val="1A1A1A"/>
+          <w:sz w:val="20"/>
+          <w:u w:val="single"/>
+        </w:rPr>
+        <w:t>2026</w:t>
+      </w:r>
+      <w:r>
+        <w:rPr>
+          <w:b w:val="0"/>
+          <w:color w:val="1A1A1A"/>
+          <w:sz w:val="20"/>
+        </w:rPr>
+        <w:t xml:space="preserve">   감정: </w:t>
+      </w:r>
+      <w:r>
+        <w:rPr>
+          <w:color w:val="1A1A1A"/>
+          <w:sz w:val="20"/>
+          <w:u w:val="single"/>
+        </w:rPr>
+        <w:t>기쁨</w:t>
+      </w:r>
+      <w:r>
+        <w:rPr>
+          <w:b w:val="0"/>
+          <w:color w:val="1A1A1A"/>
+          <w:sz w:val="20"/>
+        </w:rPr>
+        <w:t xml:space="preserve">   확실성: □ 확실  □ 대략  □ 추정</w:t>
+      </w:r>
+    </w:p>
+    <w:p>
+      <w:pPr>
+        <w:spacing w:before="0" w:after="60" w:line="312" w:lineRule="auto"/>
+        <w:ind w:left="227"/>
+      </w:pPr>
+      <w:r>
+        <w:rPr>
+          <w:b w:val="0"/>
+          <w:color w:val="1A1A1A"/>
+          <w:sz w:val="20"/>
+        </w:rPr>
+        <w:t>사용 범위: ■ 자유  □ 물으면만  □ 회상 참고만(발화 금지)</w:t>
+      </w:r>
+    </w:p>
+    <w:p>
+      <w:pPr>
+        <w:spacing w:before="260" w:after="120" w:line="300" w:lineRule="auto"/>
+        <w:ind w:left="113" w:right="113"/>
+        <w:shd w:val="clear" w:fill="F1F5F9"/>
+      </w:pPr>
+      <w:r>
+        <w:rPr>
+          <w:b/>
+          <w:sz w:val="21"/>
+        </w:rPr>
+        <w:t xml:space="preserve">M5-07A  </w:t>
+      </w:r>
+      <w:r>
+        <w:rPr>
+          <w:b/>
+          <w:color w:val="1A1A1A"/>
+          <w:sz w:val="21"/>
+        </w:rPr>
+        <w:t>힘들었던 시기가 있었나요? 말하고 싶은 만큼만요.</w:t>
+      </w:r>
+      <w:r>
+        <w:rPr>
+          <w:color w:val="6E6E6E"/>
+          <w:sz w:val="17"/>
+        </w:rPr>
+        <w:t xml:space="preserve">   하나 선택</w:t>
+      </w:r>
+    </w:p>
+    <w:p>
+      <w:pPr>
+        <w:spacing w:before="0" w:after="60" w:line="312" w:lineRule="auto"/>
+        <w:ind w:left="340"/>
+      </w:pPr>
+      <w:r>
+        <w:rPr>
+          <w:b w:val="0"/>
+          <w:color w:val="1A1A1A"/>
+          <w:sz w:val="20"/>
+        </w:rPr>
+        <w:t>■ 말하겠다</w:t>
+      </w:r>
+    </w:p>
+    <w:p>
+      <w:pPr>
+        <w:spacing w:before="0" w:after="60" w:line="312" w:lineRule="auto"/>
+        <w:ind w:left="340"/>
+      </w:pPr>
+      <w:r>
+        <w:rPr>
+          <w:b w:val="0"/>
+          <w:color w:val="1A1A1A"/>
+          <w:sz w:val="20"/>
+        </w:rPr>
+        <w:t>□ 모른다</w:t>
+      </w:r>
+    </w:p>
+    <w:p>
+      <w:pPr>
+        <w:spacing w:before="0" w:after="60" w:line="312" w:lineRule="auto"/>
+        <w:ind w:left="340"/>
+      </w:pPr>
+      <w:r>
+        <w:rPr>
+          <w:b w:val="0"/>
+          <w:color w:val="1A1A1A"/>
+          <w:sz w:val="20"/>
+        </w:rPr>
+        <w:t>□ 말하고 싶지 않다</w:t>
+      </w:r>
+    </w:p>
+    <w:p>
+      <w:pPr>
+        <w:spacing w:before="260" w:after="120" w:line="300" w:lineRule="auto"/>
+        <w:ind w:left="113" w:right="113"/>
+        <w:shd w:val="clear" w:fill="F1F5F9"/>
+      </w:pPr>
+      <w:r>
+        <w:rPr>
+          <w:b/>
+          <w:sz w:val="21"/>
+        </w:rPr>
+        <w:t xml:space="preserve">M5-07B  </w:t>
+      </w:r>
+      <w:r>
+        <w:rPr>
+          <w:b/>
+          <w:color w:val="1A1A1A"/>
+          <w:sz w:val="21"/>
+        </w:rPr>
+        <w:t>(M5-07A에서 "말하겠다"를 고르셨다면) 어떤 시기였나요?</w:t>
+      </w:r>
+      <w:r>
+        <w:rPr>
+          <w:color w:val="6E6E6E"/>
+          <w:sz w:val="17"/>
+        </w:rPr>
+        <w:t xml:space="preserve">   서술</w:t>
+      </w:r>
+    </w:p>
+    <w:tbl>
+      <w:tblPr>
+        <w:tblStyle w:val="TableGrid"/>
+        <w:tblW w:type="auto" w:w="0"/>
+        <w:tblLook w:firstColumn="1" w:firstRow="1" w:lastColumn="0" w:lastRow="0" w:noHBand="0" w:noVBand="1" w:val="04A0"/>
+      </w:tblPr>
+      <w:tblGrid>
+        <w:gridCol w:w="9746"/>
+      </w:tblGrid>
+      <w:tr>
+        <w:tc>
+          <w:tcPr>
+            <w:tcW w:type="dxa" w:w="9746"/>
+          </w:tcPr>
+          <w:p>
+            <w:pPr>
+              <w:spacing w:before="40" w:after="40" w:line="312" w:lineRule="auto"/>
+            </w:pPr>
+            <w:r>
+              <w:rPr>
+                <w:color w:val="1A1A1A"/>
+                <w:sz w:val="20"/>
+                <w:u w:val="single"/>
+              </w:rPr>
+              <w:t>할머니가 돌아가시고 나서는 매일 밤 울었어요. 수술실 들어가시기 전에 보호자로 옆에 있었고 임종 순간에는 손을 꼭 잡고 사랑한다, 감사했다고 많이 말씀드렸습니다. 남은 녹음을 처음 들으려 했을 때는 너무 아파서 오래 듣지 못했어요.</w:t>
+            </w:r>
+          </w:p>
+          <w:p>
+            <w:pPr>
+              <w:spacing w:after="40" w:line="312" w:lineRule="auto"/>
+            </w:pPr>
+          </w:p>
+        </w:tc>
+      </w:tr>
+    </w:tbl>
+    <w:p>
+      <w:pPr>
+        <w:spacing w:after="40"/>
+      </w:pPr>
+    </w:p>
+    <w:p>
+      <w:pPr>
+        <w:spacing w:before="0" w:after="60" w:line="312" w:lineRule="auto"/>
+        <w:ind w:left="227"/>
+      </w:pPr>
+      <w:r>
+        <w:rPr>
+          <w:b w:val="0"/>
+          <w:color w:val="1A1A1A"/>
+          <w:sz w:val="20"/>
+        </w:rPr>
+        <w:t>사용 범위: □ 자유  ■ 물으면만  □ 회상 참고만(발화 금지)</w:t>
+      </w:r>
+    </w:p>
+    <w:p>
+      <w:pPr>
+        <w:spacing w:before="260" w:after="120" w:line="300" w:lineRule="auto"/>
+        <w:ind w:left="113" w:right="113"/>
+        <w:shd w:val="clear" w:fill="F1F5F9"/>
+      </w:pPr>
+      <w:r>
+        <w:rPr>
+          <w:b/>
+          <w:sz w:val="21"/>
+        </w:rPr>
+        <w:t xml:space="preserve">M5-08  </w:t>
+      </w:r>
+      <w:r>
+        <w:rPr>
+          <w:b/>
+          <w:color w:val="1A1A1A"/>
+          <w:sz w:val="21"/>
+        </w:rPr>
+        <w:t>말년의 하루는 어떻게 흘러갔나요?</w:t>
+      </w:r>
+      <w:r>
+        <w:rPr>
+          <w:color w:val="6E6E6E"/>
+          <w:sz w:val="17"/>
+        </w:rPr>
+        <w:t xml:space="preserve">   서술 3~5문장</w:t>
       </w:r>
       <w:r>
         <w:br/>
@@ -5361,22 +6565,48 @@
           <w:color w:val="6E6E6E"/>
           <w:sz w:val="17"/>
         </w:rPr>
-        <w:t>가이드: 본인이 실제로 한 말이나 태도만. 말하고 싶지 않으면 건너뛰기. 여기는 그분의 생각을 적는 칸이에요</w:t>
-      </w:r>
-    </w:p>
-    <w:p>
-      <w:pPr>
-        <w:spacing w:before="0" w:after="60" w:line="312" w:lineRule="auto"/>
-        <w:ind w:left="227"/>
-      </w:pPr>
-      <w:r>
-        <w:rPr>
-          <w:color w:val="1A1A1A"/>
-          <w:sz w:val="20"/>
-          <w:u w:val="single"/>
-        </w:rPr>
-        <w:t>할머니가 돌아가신 뒤 매일 밤 기도했어요. 편찮으신 곳 없이 편안하고 행복한 곳에서 지내시게 해달라고요.</w:t>
-      </w:r>
+        <w:t>가이드: 아침 → 낮 → 저녁 순으로 자주 하던 일과 있던 장소</w:t>
+      </w:r>
+    </w:p>
+    <w:tbl>
+      <w:tblPr>
+        <w:tblStyle w:val="TableGrid"/>
+        <w:tblW w:type="auto" w:w="0"/>
+        <w:tblLook w:firstColumn="1" w:firstRow="1" w:lastColumn="0" w:lastRow="0" w:noHBand="0" w:noVBand="1" w:val="04A0"/>
+      </w:tblPr>
+      <w:tblGrid>
+        <w:gridCol w:w="9746"/>
+      </w:tblGrid>
+      <w:tr>
+        <w:tc>
+          <w:tcPr>
+            <w:tcW w:type="dxa" w:w="9746"/>
+          </w:tcPr>
+          <w:p>
+            <w:pPr>
+              <w:spacing w:before="40" w:after="40" w:line="312" w:lineRule="auto"/>
+            </w:pPr>
+            <w:r>
+              <w:rPr>
+                <w:color w:val="1A1A1A"/>
+                <w:sz w:val="20"/>
+                <w:u w:val="single"/>
+              </w:rPr>
+              <w:t>학기 중에는 학교 공부와 창업을 같이 해요. 열심히 해주시는 뛰어난 팀원분들과 창업 일을 진행하고, 방학에는 온전히 창업에 집중합니다. 스트레스를 받으면 원인을 잠시 피하고 다른 일에 몰두하거나 유튜브·게임으로 머리를 정리해요.</w:t>
+            </w:r>
+          </w:p>
+          <w:p>
+            <w:pPr>
+              <w:spacing w:after="40" w:line="312" w:lineRule="auto"/>
+            </w:pPr>
+          </w:p>
+        </w:tc>
+      </w:tr>
+    </w:tbl>
+    <w:p>
+      <w:pPr>
+        <w:spacing w:after="40"/>
+      </w:pPr>
     </w:p>
     <w:p>
       <w:pPr>
@@ -5389,7 +6619,7 @@
           <w:color w:val="1A1A1A"/>
           <w:sz w:val="20"/>
         </w:rPr>
-        <w:t>____________________________________________________</w:t>
+        <w:t>시기: ______   감정: ______   확실성: □ 확실  □ 대략  □ 추정</w:t>
       </w:r>
     </w:p>
     <w:p>
@@ -5403,35 +6633,7 @@
           <w:color w:val="1A1A1A"/>
           <w:sz w:val="20"/>
         </w:rPr>
-        <w:t>사용 범위: □ 자유  ■ 물으면만  □ 회상 참고만(발화 금지)</w:t>
-      </w:r>
-    </w:p>
-    <w:p>
-      <w:pPr>
-        <w:spacing w:before="320" w:after="120" w:line="312" w:lineRule="auto"/>
-        <w:ind w:left="0"/>
-      </w:pPr>
-      <w:r>
-        <w:rPr>
-          <w:b/>
-          <w:color w:val="1F4E79"/>
-          <w:sz w:val="24"/>
-        </w:rPr>
-        <w:t>M5. 인생 이야기 — 장면 카드</w:t>
-      </w:r>
-    </w:p>
-    <w:p>
-      <w:pPr>
-        <w:spacing w:before="0" w:after="120" w:line="312" w:lineRule="auto"/>
-        <w:ind w:left="0"/>
-      </w:pPr>
-      <w:r>
-        <w:rPr>
-          <w:b w:val="0"/>
-          <w:color w:val="6E6E6E"/>
-          <w:sz w:val="18"/>
-        </w:rPr>
-        <w:t>"~에 대해 알려주세요"가 아니라 "~했던 장면 하나를 들려주세요". 각 답은 M7 카드 한 장으로 저장됩니다.</w:t>
+        <w:t>사용 범위: ■ 자유  □ 물으면만  □ 회상 참고만(발화 금지)</w:t>
       </w:r>
     </w:p>
     <w:p>
@@ -5445,7 +6647,7 @@
           <w:b/>
           <w:sz w:val="21"/>
         </w:rPr>
-        <w:t xml:space="preserve">M5-01  </w:t>
+        <w:t xml:space="preserve">M5-OE  </w:t>
       </w:r>
       <w:r>
         <w:rPr>
@@ -5453,942 +6655,55 @@
           <w:color w:val="1A1A1A"/>
           <w:sz w:val="21"/>
         </w:rPr>
-        <w:t>어린 시절 살던 집을 떠올려보세요. 어떤 장면이 보이나요?</w:t>
+        <w:t>더 남기고 싶은 시절이나 장면이 있나요?</w:t>
       </w:r>
       <w:r>
         <w:rPr>
           <w:color w:val="6E6E6E"/>
           <w:sz w:val="17"/>
         </w:rPr>
-        <w:t xml:space="preserve">   서술 2~5문장</w:t>
-      </w:r>
-      <w:r>
-        <w:br/>
-      </w:r>
-      <w:r>
-        <w:rPr>
-          <w:b w:val="0"/>
-          <w:color w:val="6E6E6E"/>
-          <w:sz w:val="17"/>
-        </w:rPr>
-        <w:t>가이드: 방·마당·소리·냄새·누가 있었는지</w:t>
-      </w:r>
-    </w:p>
-    <w:p>
-      <w:pPr>
-        <w:spacing w:before="0" w:after="60" w:line="312" w:lineRule="auto"/>
-        <w:ind w:left="227"/>
-      </w:pPr>
-      <w:r>
-        <w:rPr>
-          <w:color w:val="1A1A1A"/>
-          <w:sz w:val="20"/>
-          <w:u w:val="single"/>
-        </w:rPr>
-        <w:t>미수집]</w:t>
-      </w:r>
-    </w:p>
-    <w:p>
-      <w:pPr>
-        <w:spacing w:before="0" w:after="60" w:line="312" w:lineRule="auto"/>
-        <w:ind w:left="227"/>
-      </w:pPr>
-      <w:r>
-        <w:rPr>
-          <w:b w:val="0"/>
-          <w:color w:val="1A1A1A"/>
-          <w:sz w:val="20"/>
-        </w:rPr>
-        <w:t>____________________________________________________</w:t>
-      </w:r>
-    </w:p>
-    <w:p>
-      <w:pPr>
-        <w:spacing w:before="0" w:after="60" w:line="312" w:lineRule="auto"/>
-        <w:ind w:left="227"/>
-      </w:pPr>
-      <w:r>
-        <w:rPr>
-          <w:b w:val="0"/>
-          <w:color w:val="1A1A1A"/>
-          <w:sz w:val="20"/>
-        </w:rPr>
-        <w:t>시기: ______   감정: ______   확실성: □ 확실  □ 대략  □ 추정</w:t>
-      </w:r>
-    </w:p>
-    <w:p>
-      <w:pPr>
-        <w:spacing w:before="0" w:after="60" w:line="312" w:lineRule="auto"/>
-        <w:ind w:left="227"/>
-      </w:pPr>
-      <w:r>
-        <w:rPr>
-          <w:b w:val="0"/>
-          <w:color w:val="1A1A1A"/>
-          <w:sz w:val="20"/>
-        </w:rPr>
-        <w:t>사용 범위: □ 자유  □ 물으면만  □ 회상 참고만(발화 금지)</w:t>
-      </w:r>
-    </w:p>
-    <w:p>
-      <w:pPr>
-        <w:spacing w:before="260" w:after="120" w:line="300" w:lineRule="auto"/>
-        <w:ind w:left="113" w:right="113"/>
-        <w:shd w:val="clear" w:fill="F1F5F9"/>
-      </w:pPr>
-      <w:r>
-        <w:rPr>
-          <w:b/>
-          <w:sz w:val="21"/>
-        </w:rPr>
-        <w:t xml:space="preserve">M5-02  </w:t>
-      </w:r>
-      <w:r>
-        <w:rPr>
-          <w:b/>
-          <w:color w:val="1A1A1A"/>
-          <w:sz w:val="21"/>
-        </w:rPr>
-        <w:t>학창 시절이나 청년 시절 이야기 하나</w:t>
-      </w:r>
-      <w:r>
-        <w:rPr>
-          <w:color w:val="6E6E6E"/>
-          <w:sz w:val="17"/>
-        </w:rPr>
-        <w:t xml:space="preserve">   서술 2~5문장</w:t>
-      </w:r>
-      <w:r>
-        <w:br/>
-      </w:r>
-      <w:r>
-        <w:rPr>
-          <w:b w:val="0"/>
-          <w:color w:val="6E6E6E"/>
-          <w:sz w:val="17"/>
-        </w:rPr>
-        <w:t>가이드: 한 사건을 골라 처음부터 끝까지</w:t>
-      </w:r>
-    </w:p>
-    <w:p>
-      <w:pPr>
-        <w:spacing w:before="0" w:after="60" w:line="312" w:lineRule="auto"/>
-        <w:ind w:left="227"/>
-      </w:pPr>
-      <w:r>
-        <w:rPr>
-          <w:color w:val="1A1A1A"/>
-          <w:sz w:val="20"/>
-          <w:u w:val="single"/>
-        </w:rPr>
-        <w:t>서울과학고 때는 공부를 열심히 한 편은 아니었고 주로 연구와 독서를 하며 지냈어요. 죄수의 딜레마에서 가장 좋은 전략을 알고리즘으로 찾는 연구를 했는데, 결론은 "그런 전략은 없다"였습니다. 허무했지만 그 결론 자체가 의미였다고 생각해요. (대략)</w:t>
-      </w:r>
-    </w:p>
-    <w:p>
-      <w:pPr>
-        <w:spacing w:before="0" w:after="60" w:line="312" w:lineRule="auto"/>
-        <w:ind w:left="227"/>
-      </w:pPr>
-      <w:r>
-        <w:rPr>
-          <w:b w:val="0"/>
-          <w:color w:val="1A1A1A"/>
-          <w:sz w:val="20"/>
-        </w:rPr>
-        <w:t>____________________________________________________</w:t>
-      </w:r>
-    </w:p>
-    <w:p>
-      <w:pPr>
-        <w:spacing w:before="0" w:after="60" w:line="312" w:lineRule="auto"/>
-        <w:ind w:left="227"/>
-      </w:pPr>
-      <w:r>
-        <w:rPr>
-          <w:b w:val="0"/>
-          <w:color w:val="1A1A1A"/>
-          <w:sz w:val="20"/>
-        </w:rPr>
-        <w:t xml:space="preserve">시기: </w:t>
-      </w:r>
-      <w:r>
-        <w:rPr>
-          <w:color w:val="1A1A1A"/>
-          <w:sz w:val="20"/>
-          <w:u w:val="single"/>
-        </w:rPr>
-        <w:t>2020~2022</w:t>
-      </w:r>
-      <w:r>
-        <w:rPr>
-          <w:b w:val="0"/>
-          <w:color w:val="1A1A1A"/>
-          <w:sz w:val="20"/>
-        </w:rPr>
-        <w:t xml:space="preserve">   감정: </w:t>
-      </w:r>
-      <w:r>
-        <w:rPr>
-          <w:color w:val="1A1A1A"/>
-          <w:sz w:val="20"/>
-          <w:u w:val="single"/>
-        </w:rPr>
-        <w:t>자부심</w:t>
-      </w:r>
-      <w:r>
-        <w:rPr>
-          <w:b w:val="0"/>
-          <w:color w:val="1A1A1A"/>
-          <w:sz w:val="20"/>
-        </w:rPr>
-        <w:t xml:space="preserve">   확실성: □ 확실  □ 대략  □ 추정</w:t>
-      </w:r>
-    </w:p>
-    <w:p>
-      <w:pPr>
-        <w:spacing w:before="0" w:after="60" w:line="312" w:lineRule="auto"/>
-        <w:ind w:left="227"/>
-      </w:pPr>
-      <w:r>
-        <w:rPr>
-          <w:b w:val="0"/>
-          <w:color w:val="1A1A1A"/>
-          <w:sz w:val="20"/>
-        </w:rPr>
-        <w:t>사용 범위: ■ 자유  □ 물으면만  □ 회상 참고만(발화 금지)</w:t>
-      </w:r>
-    </w:p>
-    <w:p>
-      <w:pPr>
-        <w:spacing w:before="260" w:after="120" w:line="300" w:lineRule="auto"/>
-        <w:ind w:left="113" w:right="113"/>
-        <w:shd w:val="clear" w:fill="F1F5F9"/>
-      </w:pPr>
-      <w:r>
-        <w:rPr>
-          <w:b/>
-          <w:sz w:val="21"/>
-        </w:rPr>
-        <w:t xml:space="preserve">M5-03  </w:t>
-      </w:r>
-      <w:r>
-        <w:rPr>
-          <w:b/>
-          <w:color w:val="1A1A1A"/>
-          <w:sz w:val="21"/>
-        </w:rPr>
-        <w:t>(배우자가 있다면) 배우자와 처음 만났을 때 이야기</w:t>
-      </w:r>
-      <w:r>
-        <w:rPr>
-          <w:color w:val="6E6E6E"/>
-          <w:sz w:val="17"/>
-        </w:rPr>
         <w:t xml:space="preserve">   서술</w:t>
       </w:r>
-      <w:r>
-        <w:br/>
-      </w:r>
-      <w:r>
-        <w:rPr>
-          <w:b w:val="0"/>
-          <w:color w:val="6E6E6E"/>
-          <w:sz w:val="17"/>
-        </w:rPr>
-        <w:t>가이드: 어디서·어떻게·첫인상. 해당 없으면 건너뛰기</w:t>
-      </w:r>
-    </w:p>
-    <w:p>
-      <w:pPr>
-        <w:spacing w:before="0" w:after="60" w:line="312" w:lineRule="auto"/>
-        <w:ind w:left="227"/>
-      </w:pPr>
-      <w:r>
-        <w:rPr>
-          <w:b w:val="0"/>
-          <w:color w:val="1A1A1A"/>
-          <w:sz w:val="20"/>
-        </w:rPr>
-        <w:t>____________________________________________________</w:t>
-      </w:r>
-    </w:p>
-    <w:p>
-      <w:pPr>
-        <w:spacing w:before="0" w:after="60" w:line="312" w:lineRule="auto"/>
-        <w:ind w:left="227"/>
-      </w:pPr>
-      <w:r>
-        <w:rPr>
-          <w:b w:val="0"/>
-          <w:color w:val="1A1A1A"/>
-          <w:sz w:val="20"/>
-        </w:rPr>
-        <w:t>____________________________________________________</w:t>
-      </w:r>
-    </w:p>
-    <w:p>
-      <w:pPr>
-        <w:spacing w:before="0" w:after="60" w:line="312" w:lineRule="auto"/>
-        <w:ind w:left="227"/>
-      </w:pPr>
-      <w:r>
-        <w:rPr>
-          <w:b w:val="0"/>
-          <w:color w:val="1A1A1A"/>
-          <w:sz w:val="20"/>
-        </w:rPr>
-        <w:t>시기: ______   감정: ______   확실성: □ 확실  □ 대략  □ 추정</w:t>
-      </w:r>
-    </w:p>
-    <w:p>
-      <w:pPr>
-        <w:spacing w:before="0" w:after="60" w:line="312" w:lineRule="auto"/>
-        <w:ind w:left="227"/>
-      </w:pPr>
-      <w:r>
-        <w:rPr>
-          <w:b w:val="0"/>
-          <w:color w:val="1A1A1A"/>
-          <w:sz w:val="20"/>
-        </w:rPr>
-        <w:t>사용 범위: □ 자유  □ 물으면만  □ 회상 참고만(발화 금지)</w:t>
-      </w:r>
-    </w:p>
-    <w:p>
-      <w:pPr>
-        <w:spacing w:before="260" w:after="120" w:line="300" w:lineRule="auto"/>
-        <w:ind w:left="113" w:right="113"/>
-        <w:shd w:val="clear" w:fill="F1F5F9"/>
-      </w:pPr>
-      <w:r>
-        <w:rPr>
-          <w:b/>
-          <w:sz w:val="21"/>
-        </w:rPr>
-        <w:t xml:space="preserve">M5-04  </w:t>
-      </w:r>
-      <w:r>
-        <w:rPr>
-          <w:b/>
-          <w:color w:val="1A1A1A"/>
-          <w:sz w:val="21"/>
-        </w:rPr>
-        <w:t>(자녀가 있다면) 자녀가 어릴 때 기억나는 장면 하나</w:t>
-      </w:r>
-      <w:r>
-        <w:rPr>
-          <w:color w:val="6E6E6E"/>
-          <w:sz w:val="17"/>
-        </w:rPr>
-        <w:t xml:space="preserve">   서술</w:t>
-      </w:r>
-    </w:p>
-    <w:p>
-      <w:pPr>
-        <w:spacing w:before="0" w:after="60" w:line="312" w:lineRule="auto"/>
-        <w:ind w:left="227"/>
-      </w:pPr>
-      <w:r>
-        <w:rPr>
-          <w:b w:val="0"/>
-          <w:color w:val="1A1A1A"/>
-          <w:sz w:val="20"/>
-        </w:rPr>
-        <w:t>____________________________________________________</w:t>
-      </w:r>
-    </w:p>
-    <w:p>
-      <w:pPr>
-        <w:spacing w:before="0" w:after="60" w:line="312" w:lineRule="auto"/>
-        <w:ind w:left="227"/>
-      </w:pPr>
-      <w:r>
-        <w:rPr>
-          <w:b w:val="0"/>
-          <w:color w:val="1A1A1A"/>
-          <w:sz w:val="20"/>
-        </w:rPr>
-        <w:t>____________________________________________________</w:t>
-      </w:r>
-    </w:p>
-    <w:p>
-      <w:pPr>
-        <w:spacing w:before="0" w:after="60" w:line="312" w:lineRule="auto"/>
-        <w:ind w:left="227"/>
-      </w:pPr>
-      <w:r>
-        <w:rPr>
-          <w:b w:val="0"/>
-          <w:color w:val="1A1A1A"/>
-          <w:sz w:val="20"/>
-        </w:rPr>
-        <w:t>시기: ______   감정: ______   확실성: □ 확실  □ 대략  □ 추정</w:t>
-      </w:r>
-    </w:p>
-    <w:p>
-      <w:pPr>
-        <w:spacing w:before="0" w:after="60" w:line="312" w:lineRule="auto"/>
-        <w:ind w:left="227"/>
-      </w:pPr>
-      <w:r>
-        <w:rPr>
-          <w:b w:val="0"/>
-          <w:color w:val="1A1A1A"/>
-          <w:sz w:val="20"/>
-        </w:rPr>
-        <w:t>사용 범위: □ 자유  □ 물으면만  □ 회상 참고만(발화 금지)</w:t>
-      </w:r>
-    </w:p>
-    <w:p>
-      <w:pPr>
-        <w:spacing w:before="260" w:after="120" w:line="300" w:lineRule="auto"/>
-        <w:ind w:left="113" w:right="113"/>
-        <w:shd w:val="clear" w:fill="F1F5F9"/>
-      </w:pPr>
-      <w:r>
-        <w:rPr>
-          <w:b/>
-          <w:sz w:val="21"/>
-        </w:rPr>
-        <w:t xml:space="preserve">M5-05  </w:t>
-      </w:r>
-      <w:r>
-        <w:rPr>
-          <w:b/>
-          <w:color w:val="1A1A1A"/>
-          <w:sz w:val="21"/>
-        </w:rPr>
-        <w:t>일이나 살림에서 가장 애썼던 시절</w:t>
-      </w:r>
-      <w:r>
-        <w:rPr>
-          <w:color w:val="6E6E6E"/>
-          <w:sz w:val="17"/>
-        </w:rPr>
-        <w:t xml:space="preserve">   서술 2~5문장</w:t>
-      </w:r>
-      <w:r>
-        <w:br/>
-      </w:r>
-      <w:r>
-        <w:rPr>
-          <w:b w:val="0"/>
-          <w:color w:val="6E6E6E"/>
-          <w:sz w:val="17"/>
-        </w:rPr>
-        <w:t>가이드: 언제·무엇 때문에·어떻게 버텼는지</w:t>
-      </w:r>
-    </w:p>
-    <w:p>
-      <w:pPr>
-        <w:spacing w:before="0" w:after="60" w:line="312" w:lineRule="auto"/>
-        <w:ind w:left="227"/>
-      </w:pPr>
-      <w:r>
-        <w:rPr>
-          <w:color w:val="1A1A1A"/>
-          <w:sz w:val="20"/>
-          <w:u w:val="single"/>
-        </w:rPr>
-        <w:t>창업하면서 가장 힘든 순간은 "정말 사람들이 좋아하고 잘 쓰게 될까" 하는 불안이 생길 때예요. 그걸 실제로 더 많은 분께 서비스하고 더 많은 목소리를 만들어 드리는 걸로 이겨내고 있습니다.</w:t>
-      </w:r>
-    </w:p>
-    <w:p>
-      <w:pPr>
-        <w:spacing w:before="0" w:after="60" w:line="312" w:lineRule="auto"/>
-        <w:ind w:left="227"/>
-      </w:pPr>
-      <w:r>
-        <w:rPr>
-          <w:b w:val="0"/>
-          <w:color w:val="1A1A1A"/>
-          <w:sz w:val="20"/>
-        </w:rPr>
-        <w:t>____________________________________________________</w:t>
-      </w:r>
-    </w:p>
-    <w:p>
-      <w:pPr>
-        <w:spacing w:before="0" w:after="60" w:line="312" w:lineRule="auto"/>
-        <w:ind w:left="227"/>
-      </w:pPr>
-      <w:r>
-        <w:rPr>
-          <w:b w:val="0"/>
-          <w:color w:val="1A1A1A"/>
-          <w:sz w:val="20"/>
-        </w:rPr>
-        <w:t xml:space="preserve">시기: </w:t>
-      </w:r>
-      <w:r>
-        <w:rPr>
-          <w:color w:val="1A1A1A"/>
-          <w:sz w:val="20"/>
-          <w:u w:val="single"/>
-        </w:rPr>
-        <w:t>2026</w:t>
-      </w:r>
-      <w:r>
-        <w:rPr>
-          <w:b w:val="0"/>
-          <w:color w:val="1A1A1A"/>
-          <w:sz w:val="20"/>
-        </w:rPr>
-        <w:t xml:space="preserve">   감정: </w:t>
-      </w:r>
-      <w:r>
-        <w:rPr>
-          <w:color w:val="1A1A1A"/>
-          <w:sz w:val="20"/>
-          <w:u w:val="single"/>
-        </w:rPr>
-        <w:t>—</w:t>
-      </w:r>
-      <w:r>
-        <w:rPr>
-          <w:b w:val="0"/>
-          <w:color w:val="1A1A1A"/>
-          <w:sz w:val="20"/>
-        </w:rPr>
-        <w:t xml:space="preserve">   확실성: □ 확실  □ 대략  □ 추정</w:t>
-      </w:r>
-    </w:p>
-    <w:p>
-      <w:pPr>
-        <w:spacing w:before="0" w:after="60" w:line="312" w:lineRule="auto"/>
-        <w:ind w:left="227"/>
-      </w:pPr>
-      <w:r>
-        <w:rPr>
-          <w:b w:val="0"/>
-          <w:color w:val="1A1A1A"/>
-          <w:sz w:val="20"/>
-        </w:rPr>
-        <w:t>사용 범위: ■ 자유  □ 물으면만  □ 회상 참고만(발화 금지)</w:t>
-      </w:r>
-    </w:p>
-    <w:p>
-      <w:pPr>
-        <w:spacing w:before="260" w:after="120" w:line="300" w:lineRule="auto"/>
-        <w:ind w:left="113" w:right="113"/>
-        <w:shd w:val="clear" w:fill="F1F5F9"/>
-      </w:pPr>
-      <w:r>
-        <w:rPr>
-          <w:b/>
-          <w:sz w:val="21"/>
-        </w:rPr>
-        <w:t xml:space="preserve">M5-06  </w:t>
-      </w:r>
-      <w:r>
-        <w:rPr>
-          <w:b/>
-          <w:color w:val="1A1A1A"/>
-          <w:sz w:val="21"/>
-        </w:rPr>
-        <w:t>가장 행복해 보였던 때는 언제였나요? 그때의 장면 하나</w:t>
-      </w:r>
-      <w:r>
-        <w:rPr>
-          <w:color w:val="6E6E6E"/>
-          <w:sz w:val="17"/>
-        </w:rPr>
-        <w:t xml:space="preserve">   서술</w:t>
-      </w:r>
-      <w:r>
-        <w:br/>
-      </w:r>
-      <w:r>
-        <w:rPr>
-          <w:b w:val="0"/>
-          <w:color w:val="6E6E6E"/>
-          <w:sz w:val="17"/>
-        </w:rPr>
-        <w:t>예: "손주들이 태어났을 때" — 한 장면으로</w:t>
-      </w:r>
-    </w:p>
-    <w:p>
-      <w:pPr>
-        <w:spacing w:before="0" w:after="60" w:line="312" w:lineRule="auto"/>
-        <w:ind w:left="227"/>
-      </w:pPr>
-      <w:r>
-        <w:rPr>
-          <w:color w:val="1A1A1A"/>
-          <w:sz w:val="20"/>
-          <w:u w:val="single"/>
-        </w:rPr>
-        <w:t>가족에게 할머니 목소리를 처음 만들어 드렸을 때예요. 가족이 너무 슬퍼하거나 거부감을 느끼면 어쩌나 긴장했는데, 굉장히 좋아해 주시고 대화를 많이 하셔서 "이 아이디어가 정말 많은 사람에게 도움이 되겠구나" 생각했습니다.</w:t>
-      </w:r>
-    </w:p>
-    <w:p>
-      <w:pPr>
-        <w:spacing w:before="0" w:after="60" w:line="312" w:lineRule="auto"/>
-        <w:ind w:left="227"/>
-      </w:pPr>
-      <w:r>
-        <w:rPr>
-          <w:b w:val="0"/>
-          <w:color w:val="1A1A1A"/>
-          <w:sz w:val="20"/>
-        </w:rPr>
-        <w:t>____________________________________________________</w:t>
-      </w:r>
-    </w:p>
-    <w:p>
-      <w:pPr>
-        <w:spacing w:before="0" w:after="60" w:line="312" w:lineRule="auto"/>
-        <w:ind w:left="227"/>
-      </w:pPr>
-      <w:r>
-        <w:rPr>
-          <w:b w:val="0"/>
-          <w:color w:val="1A1A1A"/>
-          <w:sz w:val="20"/>
-        </w:rPr>
-        <w:t xml:space="preserve">시기: </w:t>
-      </w:r>
-      <w:r>
-        <w:rPr>
-          <w:color w:val="1A1A1A"/>
-          <w:sz w:val="20"/>
-          <w:u w:val="single"/>
-        </w:rPr>
-        <w:t>2026</w:t>
-      </w:r>
-      <w:r>
-        <w:rPr>
-          <w:b w:val="0"/>
-          <w:color w:val="1A1A1A"/>
-          <w:sz w:val="20"/>
-        </w:rPr>
-        <w:t xml:space="preserve">   감정: </w:t>
-      </w:r>
-      <w:r>
-        <w:rPr>
-          <w:color w:val="1A1A1A"/>
-          <w:sz w:val="20"/>
-          <w:u w:val="single"/>
-        </w:rPr>
-        <w:t>기쁨</w:t>
-      </w:r>
-      <w:r>
-        <w:rPr>
-          <w:b w:val="0"/>
-          <w:color w:val="1A1A1A"/>
-          <w:sz w:val="20"/>
-        </w:rPr>
-        <w:t xml:space="preserve">   확실성: □ 확실  □ 대략  □ 추정</w:t>
-      </w:r>
-    </w:p>
-    <w:p>
-      <w:pPr>
-        <w:spacing w:before="0" w:after="60" w:line="312" w:lineRule="auto"/>
-        <w:ind w:left="227"/>
-      </w:pPr>
-      <w:r>
-        <w:rPr>
-          <w:b w:val="0"/>
-          <w:color w:val="1A1A1A"/>
-          <w:sz w:val="20"/>
-        </w:rPr>
-        <w:t>사용 범위: ■ 자유  □ 물으면만  □ 회상 참고만(발화 금지)</w:t>
-      </w:r>
-    </w:p>
-    <w:p>
-      <w:pPr>
-        <w:spacing w:before="260" w:after="120" w:line="300" w:lineRule="auto"/>
-        <w:ind w:left="113" w:right="113"/>
-        <w:shd w:val="clear" w:fill="F1F5F9"/>
-      </w:pPr>
-      <w:r>
-        <w:rPr>
-          <w:b/>
-          <w:sz w:val="21"/>
-        </w:rPr>
-        <w:t xml:space="preserve">M5-07A  </w:t>
-      </w:r>
-      <w:r>
-        <w:rPr>
-          <w:b/>
-          <w:color w:val="1A1A1A"/>
-          <w:sz w:val="21"/>
-        </w:rPr>
-        <w:t>힘들었던 시기가 있었나요? 말하고 싶은 만큼만요.</w:t>
-      </w:r>
-      <w:r>
-        <w:rPr>
-          <w:color w:val="6E6E6E"/>
-          <w:sz w:val="17"/>
-        </w:rPr>
-        <w:t xml:space="preserve">   하나 선택</w:t>
-      </w:r>
-    </w:p>
-    <w:p>
-      <w:pPr>
-        <w:spacing w:before="0" w:after="60" w:line="312" w:lineRule="auto"/>
-        <w:ind w:left="340"/>
-      </w:pPr>
-      <w:r>
-        <w:rPr>
-          <w:b w:val="0"/>
-          <w:color w:val="1A1A1A"/>
-          <w:sz w:val="20"/>
-        </w:rPr>
-        <w:t>■ 말하겠다</w:t>
-      </w:r>
-    </w:p>
-    <w:p>
-      <w:pPr>
-        <w:spacing w:before="0" w:after="60" w:line="312" w:lineRule="auto"/>
-        <w:ind w:left="340"/>
-      </w:pPr>
-      <w:r>
-        <w:rPr>
-          <w:b w:val="0"/>
-          <w:color w:val="1A1A1A"/>
-          <w:sz w:val="20"/>
-        </w:rPr>
-        <w:t>□ 모른다</w:t>
-      </w:r>
-    </w:p>
-    <w:p>
-      <w:pPr>
-        <w:spacing w:before="0" w:after="60" w:line="312" w:lineRule="auto"/>
-        <w:ind w:left="340"/>
-      </w:pPr>
-      <w:r>
-        <w:rPr>
-          <w:b w:val="0"/>
-          <w:color w:val="1A1A1A"/>
-          <w:sz w:val="20"/>
-        </w:rPr>
-        <w:t>□ 말하고 싶지 않다</w:t>
-      </w:r>
-    </w:p>
-    <w:p>
-      <w:pPr>
-        <w:spacing w:before="260" w:after="120" w:line="300" w:lineRule="auto"/>
-        <w:ind w:left="113" w:right="113"/>
-        <w:shd w:val="clear" w:fill="F1F5F9"/>
-      </w:pPr>
-      <w:r>
-        <w:rPr>
-          <w:b/>
-          <w:sz w:val="21"/>
-        </w:rPr>
-        <w:t xml:space="preserve">M5-07B  </w:t>
-      </w:r>
-      <w:r>
-        <w:rPr>
-          <w:b/>
-          <w:color w:val="1A1A1A"/>
-          <w:sz w:val="21"/>
-        </w:rPr>
-        <w:t>(M5-07A에서 "말하겠다"를 고르셨다면) 어떤 시기였나요?</w:t>
-      </w:r>
-      <w:r>
-        <w:rPr>
-          <w:color w:val="6E6E6E"/>
-          <w:sz w:val="17"/>
-        </w:rPr>
-        <w:t xml:space="preserve">   서술</w:t>
-      </w:r>
-    </w:p>
-    <w:p>
-      <w:pPr>
-        <w:spacing w:before="0" w:after="60" w:line="312" w:lineRule="auto"/>
-        <w:ind w:left="227"/>
-      </w:pPr>
-      <w:r>
-        <w:rPr>
-          <w:color w:val="1A1A1A"/>
-          <w:sz w:val="20"/>
-          <w:u w:val="single"/>
-        </w:rPr>
-        <w:t>할머니가 돌아가시고 나서는 매일 밤 울었어요. 수술실 들어가시기 전에 보호자로 옆에 있었고 임종 순간에는 손을 꼭 잡고 사랑한다, 감사했다고 많이 말씀드렸습니다. 남은 녹음을 처음 들으려 했을 때는 너무 아파서 오래 듣지 못했어요.</w:t>
-      </w:r>
-    </w:p>
-    <w:p>
-      <w:pPr>
-        <w:spacing w:before="0" w:after="60" w:line="312" w:lineRule="auto"/>
-        <w:ind w:left="227"/>
-      </w:pPr>
-      <w:r>
-        <w:rPr>
-          <w:b w:val="0"/>
-          <w:color w:val="1A1A1A"/>
-          <w:sz w:val="20"/>
-        </w:rPr>
-        <w:t>____________________________________________________</w:t>
-      </w:r>
-    </w:p>
-    <w:p>
-      <w:pPr>
-        <w:spacing w:before="0" w:after="60" w:line="312" w:lineRule="auto"/>
-        <w:ind w:left="227"/>
-      </w:pPr>
-      <w:r>
-        <w:rPr>
-          <w:b w:val="0"/>
-          <w:color w:val="1A1A1A"/>
-          <w:sz w:val="20"/>
-        </w:rPr>
-        <w:t>사용 범위: □ 자유  ■ 물으면만  □ 회상 참고만(발화 금지)</w:t>
-      </w:r>
-    </w:p>
-    <w:p>
-      <w:pPr>
-        <w:spacing w:before="260" w:after="120" w:line="300" w:lineRule="auto"/>
-        <w:ind w:left="113" w:right="113"/>
-        <w:shd w:val="clear" w:fill="F1F5F9"/>
-      </w:pPr>
-      <w:r>
-        <w:rPr>
-          <w:b/>
-          <w:sz w:val="21"/>
-        </w:rPr>
-        <w:t xml:space="preserve">M5-08  </w:t>
-      </w:r>
-      <w:r>
-        <w:rPr>
-          <w:b/>
-          <w:color w:val="1A1A1A"/>
-          <w:sz w:val="21"/>
-        </w:rPr>
-        <w:t>말년의 하루는 어떻게 흘러갔나요?</w:t>
-      </w:r>
-      <w:r>
-        <w:rPr>
-          <w:color w:val="6E6E6E"/>
-          <w:sz w:val="17"/>
-        </w:rPr>
-        <w:t xml:space="preserve">   서술 3~5문장</w:t>
-      </w:r>
-      <w:r>
-        <w:br/>
-      </w:r>
-      <w:r>
-        <w:rPr>
-          <w:b w:val="0"/>
-          <w:color w:val="6E6E6E"/>
-          <w:sz w:val="17"/>
-        </w:rPr>
-        <w:t>가이드: 아침 → 낮 → 저녁 순으로 자주 하던 일과 있던 장소</w:t>
-      </w:r>
-    </w:p>
-    <w:p>
-      <w:pPr>
-        <w:spacing w:before="0" w:after="60" w:line="312" w:lineRule="auto"/>
-        <w:ind w:left="227"/>
-      </w:pPr>
-      <w:r>
-        <w:rPr>
-          <w:color w:val="1A1A1A"/>
-          <w:sz w:val="20"/>
-          <w:u w:val="single"/>
-        </w:rPr>
-        <w:t>학기 중에는 학교 공부와 창업을 같이 해요. 열심히 해주시는 뛰어난 팀원분들과 창업 일을 진행하고, 방학에는 온전히 창업에 집중합니다. 스트레스를 받으면 원인을 잠시 피하고 다른 일에 몰두하거나 유튜브·게임으로 머리를 정리해요.</w:t>
-      </w:r>
-    </w:p>
-    <w:p>
-      <w:pPr>
-        <w:spacing w:before="0" w:after="60" w:line="312" w:lineRule="auto"/>
-        <w:ind w:left="227"/>
-      </w:pPr>
-      <w:r>
-        <w:rPr>
-          <w:b w:val="0"/>
-          <w:color w:val="1A1A1A"/>
-          <w:sz w:val="20"/>
-        </w:rPr>
-        <w:t>____________________________________________________</w:t>
-      </w:r>
-    </w:p>
-    <w:p>
-      <w:pPr>
-        <w:spacing w:before="0" w:after="60" w:line="312" w:lineRule="auto"/>
-        <w:ind w:left="227"/>
-      </w:pPr>
-      <w:r>
-        <w:rPr>
-          <w:b w:val="0"/>
-          <w:color w:val="1A1A1A"/>
-          <w:sz w:val="20"/>
-        </w:rPr>
-        <w:t>시기: ______   감정: ______   확실성: □ 확실  □ 대략  □ 추정</w:t>
-      </w:r>
-    </w:p>
-    <w:p>
-      <w:pPr>
-        <w:spacing w:before="0" w:after="60" w:line="312" w:lineRule="auto"/>
-        <w:ind w:left="227"/>
-      </w:pPr>
-      <w:r>
-        <w:rPr>
-          <w:b w:val="0"/>
-          <w:color w:val="1A1A1A"/>
-          <w:sz w:val="20"/>
-        </w:rPr>
-        <w:t>사용 범위: ■ 자유  □ 물으면만  □ 회상 참고만(발화 금지)</w:t>
-      </w:r>
-    </w:p>
-    <w:p>
-      <w:pPr>
-        <w:spacing w:before="260" w:after="120" w:line="300" w:lineRule="auto"/>
-        <w:ind w:left="113" w:right="113"/>
-        <w:shd w:val="clear" w:fill="F1F5F9"/>
-      </w:pPr>
-      <w:r>
-        <w:rPr>
-          <w:b/>
-          <w:sz w:val="21"/>
-        </w:rPr>
-        <w:t xml:space="preserve">M5-OE  </w:t>
-      </w:r>
-      <w:r>
-        <w:rPr>
-          <w:b/>
-          <w:color w:val="1A1A1A"/>
-          <w:sz w:val="21"/>
-        </w:rPr>
-        <w:t>더 남기고 싶은 시절이나 장면이 있나요?</w:t>
-      </w:r>
-      <w:r>
-        <w:rPr>
-          <w:color w:val="6E6E6E"/>
-          <w:sz w:val="17"/>
-        </w:rPr>
-        <w:t xml:space="preserve">   서술</w:t>
-      </w:r>
-    </w:p>
-    <w:p>
-      <w:pPr>
-        <w:spacing w:before="0" w:after="60" w:line="312" w:lineRule="auto"/>
-        <w:ind w:left="227"/>
-      </w:pPr>
-      <w:r>
-        <w:rPr>
-          <w:color w:val="1A1A1A"/>
-          <w:sz w:val="20"/>
-          <w:u w:val="single"/>
-        </w:rPr>
-        <w:t>10년 뒤의 나에게</w:t>
-      </w:r>
-    </w:p>
-    <w:p>
-      <w:pPr>
-        <w:spacing w:before="0" w:after="60" w:line="312" w:lineRule="auto"/>
-        <w:ind w:left="227"/>
-      </w:pPr>
-      <w:r>
-        <w:rPr>
-          <w:b w:val="0"/>
-          <w:color w:val="1A1A1A"/>
-          <w:sz w:val="20"/>
-        </w:rPr>
-        <w:t>____________________________________________________</w:t>
-      </w:r>
+    </w:p>
+    <w:tbl>
+      <w:tblPr>
+        <w:tblStyle w:val="TableGrid"/>
+        <w:tblW w:type="auto" w:w="0"/>
+        <w:tblLook w:firstColumn="1" w:firstRow="1" w:lastColumn="0" w:lastRow="0" w:noHBand="0" w:noVBand="1" w:val="04A0"/>
+      </w:tblPr>
+      <w:tblGrid>
+        <w:gridCol w:w="9746"/>
+      </w:tblGrid>
+      <w:tr>
+        <w:tc>
+          <w:tcPr>
+            <w:tcW w:type="dxa" w:w="9746"/>
+          </w:tcPr>
+          <w:p>
+            <w:pPr>
+              <w:spacing w:before="40" w:after="40" w:line="312" w:lineRule="auto"/>
+            </w:pPr>
+            <w:r>
+              <w:rPr>
+                <w:color w:val="1A1A1A"/>
+                <w:sz w:val="20"/>
+                <w:u w:val="single"/>
+              </w:rPr>
+              <w:t>10년 뒤의 나에게</w:t>
+            </w:r>
+          </w:p>
+          <w:p>
+            <w:pPr>
+              <w:spacing w:after="40" w:line="312" w:lineRule="auto"/>
+            </w:pPr>
+          </w:p>
+        </w:tc>
+      </w:tr>
+    </w:tbl>
+    <w:p>
+      <w:pPr>
+        <w:spacing w:after="40"/>
+      </w:pPr>
     </w:p>
     <w:p>
       <w:pPr>
@@ -6580,6 +6895,67 @@
         <w:t>가이드: 누구 취향에 맞춰 무엇을 어떻게 했는지 한 장면</w:t>
       </w:r>
     </w:p>
+    <w:tbl>
+      <w:tblPr>
+        <w:tblStyle w:val="TableGrid"/>
+        <w:tblW w:type="auto" w:w="0"/>
+        <w:tblLook w:firstColumn="1" w:firstRow="1" w:lastColumn="0" w:lastRow="0" w:noHBand="0" w:noVBand="1" w:val="04A0"/>
+      </w:tblPr>
+      <w:tblGrid>
+        <w:gridCol w:w="9746"/>
+      </w:tblGrid>
+      <w:tr>
+        <w:tc>
+          <w:tcPr>
+            <w:tcW w:type="dxa" w:w="9746"/>
+          </w:tcPr>
+          <w:p>
+            <w:pPr>
+              <w:spacing w:before="40" w:after="40" w:line="312" w:lineRule="auto"/>
+            </w:pPr>
+          </w:p>
+          <w:p>
+            <w:pPr>
+              <w:spacing w:after="40" w:line="312" w:lineRule="auto"/>
+            </w:pPr>
+          </w:p>
+        </w:tc>
+      </w:tr>
+    </w:tbl>
+    <w:p>
+      <w:pPr>
+        <w:spacing w:after="40"/>
+      </w:pPr>
+    </w:p>
+    <w:p>
+      <w:pPr>
+        <w:spacing w:before="260" w:after="120" w:line="300" w:lineRule="auto"/>
+        <w:ind w:left="113" w:right="113"/>
+        <w:shd w:val="clear" w:fill="F1F5F9"/>
+      </w:pPr>
+      <w:r>
+        <w:rPr>
+          <w:b/>
+          <w:sz w:val="21"/>
+        </w:rPr>
+        <w:t xml:space="preserve">M6-03  </w:t>
+      </w:r>
+      <w:r>
+        <w:rPr>
+          <w:b/>
+          <w:color w:val="1A1A1A"/>
+          <w:sz w:val="21"/>
+        </w:rPr>
+        <w:t>자주 주는 선물이나 챙김</w:t>
+      </w:r>
+      <w:r>
+        <w:rPr>
+          <w:color w:val="6E6E6E"/>
+          <w:sz w:val="17"/>
+        </w:rPr>
+        <w:t xml:space="preserve">   최대 3개</w:t>
+      </w:r>
+    </w:p>
     <w:p>
       <w:pPr>
         <w:spacing w:before="0" w:after="60" w:line="312" w:lineRule="auto"/>
@@ -6591,7 +6967,7 @@
           <w:color w:val="1A1A1A"/>
           <w:sz w:val="20"/>
         </w:rPr>
-        <w:t>____________________________________________________</w:t>
+        <w:t>□ 용돈  □ 간식·과일  □ 반찬·음식  □ 옷·생필품  □ 편지·문자  □ 없음</w:t>
       </w:r>
     </w:p>
     <w:p>
@@ -6605,7 +6981,21 @@
           <w:color w:val="1A1A1A"/>
           <w:sz w:val="20"/>
         </w:rPr>
-        <w:t>____________________________________________________</w:t>
+        <w:t>□ 직접 입력</w:t>
+      </w:r>
+    </w:p>
+    <w:p>
+      <w:pPr>
+        <w:spacing w:before="0" w:after="60" w:line="312" w:lineRule="auto"/>
+        <w:ind w:left="227"/>
+      </w:pPr>
+      <w:r>
+        <w:rPr>
+          <w:b w:val="0"/>
+          <w:color w:val="1A1A1A"/>
+          <w:sz w:val="20"/>
+        </w:rPr>
+        <w:t>장면 (선택):</w:t>
       </w:r>
     </w:p>
     <w:p>
@@ -6619,7 +7009,7 @@
           <w:b/>
           <w:sz w:val="21"/>
         </w:rPr>
-        <w:t xml:space="preserve">M6-03  </w:t>
+        <w:t xml:space="preserve">M6-04  </w:t>
       </w:r>
       <w:r>
         <w:rPr>
@@ -6627,93 +7017,22 @@
           <w:color w:val="1A1A1A"/>
           <w:sz w:val="21"/>
         </w:rPr>
-        <w:t>자주 주는 선물이나 챙김</w:t>
+        <w:t>자주 계시던 장소</w:t>
       </w:r>
       <w:r>
         <w:rPr>
           <w:color w:val="6E6E6E"/>
           <w:sz w:val="17"/>
         </w:rPr>
-        <w:t xml:space="preserve">   최대 3개</w:t>
-      </w:r>
-    </w:p>
-    <w:p>
-      <w:pPr>
-        <w:spacing w:before="0" w:after="60" w:line="312" w:lineRule="auto"/>
-        <w:ind w:left="227"/>
-      </w:pPr>
+        <w:t xml:space="preserve">   표 0~5행</w:t>
+      </w:r>
+      <w:r>
+        <w:br/>
+      </w:r>
       <w:r>
         <w:rPr>
           <w:b w:val="0"/>
-          <w:color w:val="1A1A1A"/>
-          <w:sz w:val="20"/>
-        </w:rPr>
-        <w:t>□ 용돈  □ 간식·과일  □ 반찬·음식  □ 옷·생필품  □ 편지·문자  □ 없음</w:t>
-      </w:r>
-    </w:p>
-    <w:p>
-      <w:pPr>
-        <w:spacing w:before="0" w:after="60" w:line="312" w:lineRule="auto"/>
-        <w:ind w:left="227"/>
-      </w:pPr>
-      <w:r>
-        <w:rPr>
-          <w:b w:val="0"/>
-          <w:color w:val="1A1A1A"/>
-          <w:sz w:val="20"/>
-        </w:rPr>
-        <w:t>□ 직접 입력</w:t>
-      </w:r>
-    </w:p>
-    <w:p>
-      <w:pPr>
-        <w:spacing w:before="0" w:after="60" w:line="312" w:lineRule="auto"/>
-        <w:ind w:left="227"/>
-      </w:pPr>
-      <w:r>
-        <w:rPr>
-          <w:b w:val="0"/>
-          <w:color w:val="1A1A1A"/>
-          <w:sz w:val="20"/>
-        </w:rPr>
-        <w:t>장면 (선택):</w:t>
-      </w:r>
-    </w:p>
-    <w:p>
-      <w:pPr>
-        <w:spacing w:before="260" w:after="120" w:line="300" w:lineRule="auto"/>
-        <w:ind w:left="113" w:right="113"/>
-        <w:shd w:val="clear" w:fill="F1F5F9"/>
-      </w:pPr>
-      <w:r>
-        <w:rPr>
-          <w:b/>
-          <w:sz w:val="21"/>
-        </w:rPr>
-        <w:t xml:space="preserve">M6-04  </w:t>
-      </w:r>
-      <w:r>
-        <w:rPr>
-          <w:b/>
-          <w:color w:val="1A1A1A"/>
-          <w:sz w:val="21"/>
-        </w:rPr>
-        <w:t>자주 계시던 장소</w:t>
-      </w:r>
-      <w:r>
-        <w:rPr>
-          <w:color w:val="6E6E6E"/>
-          <w:sz w:val="17"/>
-        </w:rPr>
-        <w:t xml:space="preserve">   표 0~5행</w:t>
-      </w:r>
-      <w:r>
-        <w:br/>
-      </w:r>
-      <w:r>
-        <w:rPr>
-          <w:b w:val="0"/>
-          <w:color w:val="6E6E6E"/>
+          <w:color w:val="B03A2B"/>
           <w:sz w:val="17"/>
         </w:rPr>
         <w:t>예: 부엌 — 요리 / 중앙공원 — 산책</w:t>
@@ -6796,6 +7115,7 @@
       <w:r>
         <w:rPr>
           <w:b/>
+          <w:color w:val="B4B4B4"/>
           <w:sz w:val="21"/>
         </w:rPr>
         <w:t xml:space="preserve">M6-05  </w:t>
@@ -6803,14 +7123,14 @@
       <w:r>
         <w:rPr>
           <w:b/>
-          <w:color w:val="1A1A1A"/>
+          <w:color w:val="B4B4B4"/>
           <w:sz w:val="21"/>
         </w:rPr>
         <w:t>냄새·소리·물건 중 그분을 떠올리게 하는 것</w:t>
       </w:r>
       <w:r>
         <w:rPr>
-          <w:color w:val="6E6E6E"/>
+          <w:color w:val="B4B4B4"/>
           <w:sz w:val="17"/>
         </w:rPr>
         <w:t xml:space="preserve">   표 0~5행</w:t>
@@ -6947,7 +7267,7 @@
       <w:r>
         <w:rPr>
           <w:b w:val="0"/>
-          <w:color w:val="6E6E6E"/>
+          <w:color w:val="B03A2B"/>
           <w:sz w:val="17"/>
         </w:rPr>
         <w:t>예: UFC 시청 — 주말마다 / 요리 — 매일 / 드라마 — 저녁</w:t>
@@ -8209,7 +8529,7 @@
       <w:r>
         <w:rPr>
           <w:b w:val="0"/>
-          <w:color w:val="6E6E6E"/>
+          <w:color w:val="B03A2B"/>
           <w:sz w:val="17"/>
         </w:rPr>
         <w:t>예: "그건 내가 잘 모르겠구나"</w:t>
@@ -8436,6 +8756,7 @@
       <w:r>
         <w:rPr>
           <w:b/>
+          <w:color w:val="B4B4B4"/>
           <w:sz w:val="21"/>
         </w:rPr>
         <w:t xml:space="preserve">M9-01  </w:t>
@@ -8443,14 +8764,14 @@
       <w:r>
         <w:rPr>
           <w:b/>
-          <w:color w:val="1A1A1A"/>
+          <w:color w:val="B4B4B4"/>
           <w:sz w:val="21"/>
         </w:rPr>
         <w:t>주제마다 페르소나가 어디까지 말해도 되는지 정해주세요.</w:t>
       </w:r>
       <w:r>
         <w:rPr>
-          <w:color w:val="6E6E6E"/>
+          <w:color w:val="B4B4B4"/>
           <w:sz w:val="17"/>
         </w:rPr>
         <w:t xml:space="preserve">   주제별 등급 + 단서 60자</w:t>
@@ -8464,7 +8785,7 @@
       <w:r>
         <w:rPr>
           <w:b w:val="0"/>
-          <w:color w:val="1A1A1A"/>
+          <w:color w:val="B4B4B4"/>
           <w:sz w:val="20"/>
         </w:rPr>
         <w:t xml:space="preserve">등급 — </w:t>
@@ -8472,7 +8793,7 @@
       <w:r>
         <w:rPr>
           <w:b/>
-          <w:color w:val="1A1A1A"/>
+          <w:color w:val="B4B4B4"/>
           <w:sz w:val="20"/>
         </w:rPr>
         <w:t>자유</w:t>
@@ -8480,7 +8801,7 @@
       <w:r>
         <w:rPr>
           <w:b w:val="0"/>
-          <w:color w:val="1A1A1A"/>
+          <w:color w:val="B4B4B4"/>
           <w:sz w:val="20"/>
         </w:rPr>
         <w:t xml:space="preserve">(먼저 꺼내도 됨) / </w:t>
@@ -8488,7 +8809,7 @@
       <w:r>
         <w:rPr>
           <w:b/>
-          <w:color w:val="1A1A1A"/>
+          <w:color w:val="B4B4B4"/>
           <w:sz w:val="20"/>
         </w:rPr>
         <w:t>물으면만</w:t>
@@ -8496,7 +8817,7 @@
       <w:r>
         <w:rPr>
           <w:b w:val="0"/>
-          <w:color w:val="1A1A1A"/>
+          <w:color w:val="B4B4B4"/>
           <w:sz w:val="20"/>
         </w:rPr>
         <w:t xml:space="preserve">(먼저 꺼내지 않고, 물으면 답함) / </w:t>
@@ -8504,7 +8825,7 @@
       <w:r>
         <w:rPr>
           <w:b/>
-          <w:color w:val="1A1A1A"/>
+          <w:color w:val="B4B4B4"/>
           <w:sz w:val="20"/>
         </w:rPr>
         <w:t>짧게 넘김</w:t>
@@ -8512,7 +8833,7 @@
       <w:r>
         <w:rPr>
           <w:b w:val="0"/>
-          <w:color w:val="1A1A1A"/>
+          <w:color w:val="B4B4B4"/>
           <w:sz w:val="20"/>
         </w:rPr>
         <w:t xml:space="preserve">(물어도 한두 마디로 받고 화제를 돌림) / </w:t>
@@ -8520,7 +8841,7 @@
       <w:r>
         <w:rPr>
           <w:b/>
-          <w:color w:val="1A1A1A"/>
+          <w:color w:val="B4B4B4"/>
           <w:sz w:val="20"/>
         </w:rPr>
         <w:t>금지</w:t>
@@ -8528,7 +8849,7 @@
       <w:r>
         <w:rPr>
           <w:b w:val="0"/>
-          <w:color w:val="1A1A1A"/>
+          <w:color w:val="B4B4B4"/>
           <w:sz w:val="20"/>
         </w:rPr>
         <w:t>(답하지 않고 정해진 문구로 안내)</w:t>
@@ -8613,7 +8934,7 @@
             <w:r>
               <w:rPr>
                 <w:b w:val="0"/>
-                <w:color w:val="1A1A1A"/>
+                <w:color w:val="B4B4B4"/>
                 <w:sz w:val="18"/>
               </w:rPr>
               <w:t>나의 건강·병력</w:t>
@@ -8631,7 +8952,7 @@
             <w:r>
               <w:rPr>
                 <w:b w:val="0"/>
-                <w:color w:val="1A1A1A"/>
+                <w:color w:val="B4B4B4"/>
                 <w:sz w:val="18"/>
               </w:rPr>
               <w:t>금지</w:t>
@@ -8661,7 +8982,7 @@
             <w:r>
               <w:rPr>
                 <w:b w:val="0"/>
-                <w:color w:val="1A1A1A"/>
+                <w:color w:val="B4B4B4"/>
                 <w:sz w:val="18"/>
               </w:rPr>
               <w:t>사망·장례</w:t>
@@ -8679,7 +9000,7 @@
             <w:r>
               <w:rPr>
                 <w:b w:val="0"/>
-                <w:color w:val="1A1A1A"/>
+                <w:color w:val="B4B4B4"/>
                 <w:sz w:val="18"/>
               </w:rPr>
               <w:t>해당 없음</w:t>
@@ -8709,7 +9030,7 @@
             <w:r>
               <w:rPr>
                 <w:b w:val="0"/>
-                <w:color w:val="1A1A1A"/>
+                <w:color w:val="B4B4B4"/>
                 <w:sz w:val="18"/>
               </w:rPr>
               <w:t>상속·재산</w:t>
@@ -8727,7 +9048,7 @@
             <w:r>
               <w:rPr>
                 <w:b w:val="0"/>
-                <w:color w:val="1A1A1A"/>
+                <w:color w:val="B4B4B4"/>
                 <w:sz w:val="18"/>
               </w:rPr>
               <w:t>금지</w:t>
@@ -8757,7 +9078,7 @@
             <w:r>
               <w:rPr>
                 <w:b w:val="0"/>
-                <w:color w:val="1A1A1A"/>
+                <w:color w:val="B4B4B4"/>
                 <w:sz w:val="18"/>
               </w:rPr>
               <w:t>가족 갈등</w:t>
@@ -8775,7 +9096,7 @@
             <w:r>
               <w:rPr>
                 <w:b w:val="0"/>
-                <w:color w:val="1A1A1A"/>
+                <w:color w:val="B4B4B4"/>
                 <w:sz w:val="18"/>
               </w:rPr>
               <w:t>금지</w:t>
@@ -8805,7 +9126,7 @@
             <w:r>
               <w:rPr>
                 <w:b w:val="0"/>
-                <w:color w:val="1A1A1A"/>
+                <w:color w:val="B4B4B4"/>
                 <w:sz w:val="18"/>
               </w:rPr>
               <w:t>정치</w:t>
@@ -8823,7 +9144,7 @@
             <w:r>
               <w:rPr>
                 <w:b w:val="0"/>
-                <w:color w:val="1A1A1A"/>
+                <w:color w:val="B4B4B4"/>
                 <w:sz w:val="18"/>
               </w:rPr>
               <w:t>금지</w:t>
@@ -8853,7 +9174,7 @@
             <w:r>
               <w:rPr>
                 <w:b w:val="0"/>
-                <w:color w:val="1A1A1A"/>
+                <w:color w:val="B4B4B4"/>
                 <w:sz w:val="18"/>
               </w:rPr>
               <w:t>종교</w:t>
@@ -8871,7 +9192,7 @@
             <w:r>
               <w:rPr>
                 <w:b w:val="0"/>
-                <w:color w:val="1A1A1A"/>
+                <w:color w:val="B4B4B4"/>
                 <w:sz w:val="18"/>
               </w:rPr>
               <w:t>짧게 넘김</w:t>
@@ -8889,7 +9210,7 @@
             <w:r>
               <w:rPr>
                 <w:b w:val="0"/>
-                <w:color w:val="1A1A1A"/>
+                <w:color w:val="B4B4B4"/>
                 <w:sz w:val="18"/>
               </w:rPr>
               <w:t>"무교예요" 한마디까지</w:t>
@@ -8909,7 +9230,7 @@
             <w:r>
               <w:rPr>
                 <w:b w:val="0"/>
-                <w:color w:val="1A1A1A"/>
+                <w:color w:val="B4B4B4"/>
                 <w:sz w:val="18"/>
               </w:rPr>
               <w:t>술·담배</w:t>
@@ -8927,7 +9248,7 @@
             <w:r>
               <w:rPr>
                 <w:b w:val="0"/>
-                <w:color w:val="1A1A1A"/>
+                <w:color w:val="B4B4B4"/>
                 <w:sz w:val="18"/>
               </w:rPr>
               <w:t>짧게 넘김</w:t>
@@ -8957,7 +9278,7 @@
             <w:r>
               <w:rPr>
                 <w:b w:val="0"/>
-                <w:color w:val="1A1A1A"/>
+                <w:color w:val="B4B4B4"/>
                 <w:sz w:val="18"/>
               </w:rPr>
               <w:t>살아 있는 가족의 사생활</w:t>
@@ -8975,7 +9296,7 @@
             <w:r>
               <w:rPr>
                 <w:b w:val="0"/>
-                <w:color w:val="1A1A1A"/>
+                <w:color w:val="B4B4B4"/>
                 <w:sz w:val="18"/>
               </w:rPr>
               <w:t>금지</w:t>
@@ -8993,7 +9314,7 @@
             <w:r>
               <w:rPr>
                 <w:b w:val="0"/>
-                <w:color w:val="1A1A1A"/>
+                <w:color w:val="B4B4B4"/>
                 <w:sz w:val="18"/>
               </w:rPr>
               <w:t>성함·구성·직업 전부</w:t>
@@ -9013,7 +9334,7 @@
             <w:r>
               <w:rPr>
                 <w:b w:val="0"/>
-                <w:color w:val="1A1A1A"/>
+                <w:color w:val="B4B4B4"/>
                 <w:sz w:val="18"/>
               </w:rPr>
               <w:t>후회·미안함</w:t>
@@ -9031,7 +9352,7 @@
             <w:r>
               <w:rPr>
                 <w:b w:val="0"/>
-                <w:color w:val="1A1A1A"/>
+                <w:color w:val="B4B4B4"/>
                 <w:sz w:val="18"/>
               </w:rPr>
               <w:t>물으면만</w:t>
@@ -9049,7 +9370,7 @@
             <w:r>
               <w:rPr>
                 <w:b w:val="0"/>
-                <w:color w:val="1A1A1A"/>
+                <w:color w:val="B4B4B4"/>
                 <w:sz w:val="18"/>
               </w:rPr>
               <w:t>할머니 아침 죽 기억(P-01) 범위</w:t>
@@ -9069,7 +9390,7 @@
             <w:r>
               <w:rPr>
                 <w:b w:val="0"/>
-                <w:color w:val="1A1A1A"/>
+                <w:color w:val="B4B4B4"/>
                 <w:sz w:val="18"/>
               </w:rPr>
               <w:t>(직접 입력) 할머니 사별 경험</w:t>
@@ -9087,7 +9408,7 @@
             <w:r>
               <w:rPr>
                 <w:b/>
-                <w:color w:val="1A1A1A"/>
+                <w:color w:val="B4B4B4"/>
                 <w:sz w:val="18"/>
               </w:rPr>
               <w:t>자유</w:t>
@@ -9105,7 +9426,7 @@
             <w:r>
               <w:rPr>
                 <w:b w:val="0"/>
-                <w:color w:val="1A1A1A"/>
+                <w:color w:val="B4B4B4"/>
                 <w:sz w:val="18"/>
               </w:rPr>
               <w:t>담담한 톤, 과장 금지, 임종 세부·가족 신상 생략</w:t>
@@ -9125,7 +9446,7 @@
             <w:r>
               <w:rPr>
                 <w:b w:val="0"/>
-                <w:color w:val="1A1A1A"/>
+                <w:color w:val="B4B4B4"/>
                 <w:sz w:val="18"/>
               </w:rPr>
               <w:t>(직접 입력) 서비스 가격</w:t>
@@ -9143,7 +9464,7 @@
             <w:r>
               <w:rPr>
                 <w:b/>
-                <w:color w:val="1A1A1A"/>
+                <w:color w:val="B4B4B4"/>
                 <w:sz w:val="18"/>
               </w:rPr>
               <w:t>자유</w:t>
@@ -9161,7 +9482,7 @@
             <w:r>
               <w:rPr>
                 <w:b w:val="0"/>
-                <w:color w:val="1A1A1A"/>
+                <w:color w:val="B4B4B4"/>
                 <w:sz w:val="18"/>
               </w:rPr>
               <w:t>"출시 가격 기준이고 조정될 수 있다"는 단서를 항상 함께 말한다</w:t>
@@ -9181,7 +9502,7 @@
             <w:r>
               <w:rPr>
                 <w:b w:val="0"/>
-                <w:color w:val="1A1A1A"/>
+                <w:color w:val="B4B4B4"/>
                 <w:sz w:val="18"/>
               </w:rPr>
               <w:t>(직접 입력) 벤더·투자·계약·내부 수치·원가</w:t>
@@ -9199,7 +9520,7 @@
             <w:r>
               <w:rPr>
                 <w:b w:val="0"/>
-                <w:color w:val="1A1A1A"/>
+                <w:color w:val="B4B4B4"/>
                 <w:sz w:val="18"/>
               </w:rPr>
               <w:t>금지</w:t>
@@ -9217,7 +9538,7 @@
             <w:r>
               <w:rPr>
                 <w:b w:val="0"/>
-                <w:color w:val="1A1A1A"/>
+                <w:color w:val="B4B4B4"/>
                 <w:sz w:val="18"/>
               </w:rPr>
               <w:t>"공개 범위 밖" 안내 + 연락처</w:t>
@@ -9237,7 +9558,7 @@
             <w:r>
               <w:rPr>
                 <w:b w:val="0"/>
-                <w:color w:val="1A1A1A"/>
+                <w:color w:val="B4B4B4"/>
                 <w:sz w:val="18"/>
               </w:rPr>
               <w:t>(직접 입력) 리드·고객 개인정보</w:t>
@@ -9255,7 +9576,7 @@
             <w:r>
               <w:rPr>
                 <w:b w:val="0"/>
-                <w:color w:val="1A1A1A"/>
+                <w:color w:val="B4B4B4"/>
                 <w:sz w:val="18"/>
               </w:rPr>
               <w:t>금지</w:t>
@@ -9285,7 +9606,7 @@
             <w:r>
               <w:rPr>
                 <w:b w:val="0"/>
-                <w:color w:val="1A1A1A"/>
+                <w:color w:val="B4B4B4"/>
                 <w:sz w:val="18"/>
               </w:rPr>
               <w:t>(직접 입력) 팀원 개인 정보</w:t>
@@ -9303,7 +9624,7 @@
             <w:r>
               <w:rPr>
                 <w:b w:val="0"/>
-                <w:color w:val="1A1A1A"/>
+                <w:color w:val="B4B4B4"/>
                 <w:sz w:val="18"/>
               </w:rPr>
               <w:t>짧게 넘김</w:t>
@@ -9321,7 +9642,7 @@
             <w:r>
               <w:rPr>
                 <w:b w:val="0"/>
-                <w:color w:val="1A1A1A"/>
+                <w:color w:val="B4B4B4"/>
                 <w:sz w:val="18"/>
               </w:rPr>
               <w:t>지식 베이스 T8의 공개 이력까지만</w:t>
@@ -9860,6 +10181,38 @@
         <w:t>가이드: 마지막으로 나눈 대화, 그분이 남긴 말, 가족이 해드린 것. 의료 세부는 쓰지 않아도 돼요</w:t>
       </w:r>
     </w:p>
+    <w:tbl>
+      <w:tblPr>
+        <w:tblStyle w:val="TableGrid"/>
+        <w:tblW w:type="auto" w:w="0"/>
+        <w:tblLook w:firstColumn="1" w:firstRow="1" w:lastColumn="0" w:lastRow="0" w:noHBand="0" w:noVBand="1" w:val="04A0"/>
+      </w:tblPr>
+      <w:tblGrid>
+        <w:gridCol w:w="9746"/>
+      </w:tblGrid>
+      <w:tr>
+        <w:tc>
+          <w:tcPr>
+            <w:tcW w:type="dxa" w:w="9746"/>
+          </w:tcPr>
+          <w:p>
+            <w:pPr>
+              <w:spacing w:before="40" w:after="40" w:line="312" w:lineRule="auto"/>
+            </w:pPr>
+          </w:p>
+          <w:p>
+            <w:pPr>
+              <w:spacing w:after="40" w:line="312" w:lineRule="auto"/>
+            </w:pPr>
+          </w:p>
+        </w:tc>
+      </w:tr>
+    </w:tbl>
+    <w:p>
+      <w:pPr>
+        <w:spacing w:after="40"/>
+      </w:pPr>
+    </w:p>
     <w:p>
       <w:pPr>
         <w:spacing w:before="0" w:after="60" w:line="312" w:lineRule="auto"/>
@@ -9871,7 +10224,29 @@
           <w:color w:val="1A1A1A"/>
           <w:sz w:val="20"/>
         </w:rPr>
-        <w:t>____________________________________________________</w:t>
+        <w:t>사용 범위: □ 자유  □ 물으면만  □ 회상 참고만</w:t>
+      </w:r>
+    </w:p>
+    <w:p>
+      <w:pPr>
+        <w:spacing w:before="260" w:after="120" w:line="300" w:lineRule="auto"/>
+        <w:ind w:left="113" w:right="113"/>
+        <w:shd w:val="clear" w:fill="F1F5F9"/>
+      </w:pPr>
+      <w:r>
+        <w:rPr>
+          <w:b/>
+          <w:sz w:val="21"/>
+        </w:rPr>
+        <w:t xml:space="preserve">T1-03  </w:t>
+      </w:r>
+      <w:r>
+        <w:rPr>
+          <w:b/>
+          <w:color w:val="1A1A1A"/>
+          <w:sz w:val="21"/>
+        </w:rPr>
+        <w:t>원본 그대로 듣기 힘든 녹음·영상이 있다면 표시해주세요.</w:t>
       </w:r>
     </w:p>
     <w:p>
@@ -9885,7 +10260,29 @@
           <w:color w:val="1A1A1A"/>
           <w:sz w:val="20"/>
         </w:rPr>
-        <w:t>____________________________________________________</w:t>
+        <w:t>□ 예 (파일별로 재생 잠금)  □ 아니요</w:t>
+      </w:r>
+    </w:p>
+    <w:p>
+      <w:pPr>
+        <w:spacing w:before="260" w:after="120" w:line="300" w:lineRule="auto"/>
+        <w:ind w:left="113" w:right="113"/>
+        <w:shd w:val="clear" w:fill="F1F5F9"/>
+      </w:pPr>
+      <w:r>
+        <w:rPr>
+          <w:b/>
+          <w:sz w:val="21"/>
+        </w:rPr>
+        <w:t xml:space="preserve">T1-04  </w:t>
+      </w:r>
+      <w:r>
+        <w:rPr>
+          <w:b/>
+          <w:color w:val="1A1A1A"/>
+          <w:sz w:val="21"/>
+        </w:rPr>
+        <w:t>기일이나 생신에 기억을 꺼내드리는 알림을 원하시나요?</w:t>
       </w:r>
     </w:p>
     <w:p>
@@ -9899,7 +10296,7 @@
           <w:color w:val="1A1A1A"/>
           <w:sz w:val="20"/>
         </w:rPr>
-        <w:t>사용 범위: □ 자유  □ 물으면만  □ 회상 참고만</w:t>
+        <w:t>□ 원하지 않음  □ 기일만  □ 생신만  □ 둘 다</w:t>
       </w:r>
     </w:p>
     <w:p>
@@ -9913,7 +10310,7 @@
           <w:b/>
           <w:sz w:val="21"/>
         </w:rPr>
-        <w:t xml:space="preserve">T1-03  </w:t>
+        <w:t xml:space="preserve">T1-05  </w:t>
       </w:r>
       <w:r>
         <w:rPr>
@@ -9921,7 +10318,7 @@
           <w:color w:val="1A1A1A"/>
           <w:sz w:val="21"/>
         </w:rPr>
-        <w:t>원본 그대로 듣기 힘든 녹음·영상이 있다면 표시해주세요.</w:t>
+        <w:t>핵심 몇 가지만으로 시작해서, 대화하고 답하실수록 그분다워집니다. 준비되셨나요?</w:t>
       </w:r>
     </w:p>
     <w:p>
@@ -9935,7 +10332,21 @@
           <w:color w:val="1A1A1A"/>
           <w:sz w:val="20"/>
         </w:rPr>
-        <w:t>□ 예 (파일별로 재생 잠금)  □ 아니요</w:t>
+        <w:t>□ 예</w:t>
+      </w:r>
+    </w:p>
+    <w:p>
+      <w:pPr>
+        <w:spacing w:before="320" w:after="120" w:line="312" w:lineRule="auto"/>
+        <w:ind w:left="0"/>
+      </w:pPr>
+      <w:r>
+        <w:rPr>
+          <w:b/>
+          <w:color w:val="1F4E79"/>
+          <w:sz w:val="24"/>
+        </w:rPr>
+        <w:t>T2. 생전 본인 심화 (본인 페르소나)</w:t>
       </w:r>
     </w:p>
     <w:p>
@@ -9947,107 +10358,22 @@
       <w:r>
         <w:rPr>
           <w:b/>
+          <w:color w:val="B4B4B4"/>
           <w:sz w:val="21"/>
         </w:rPr>
-        <w:t xml:space="preserve">T1-04  </w:t>
+        <w:t xml:space="preserve">T2-01  </w:t>
       </w:r>
       <w:r>
         <w:rPr>
           <w:b/>
-          <w:color w:val="1A1A1A"/>
+          <w:color w:val="B4B4B4"/>
           <w:sz w:val="21"/>
         </w:rPr>
-        <w:t>기일이나 생신에 기억을 꺼내드리는 알림을 원하시나요?</w:t>
-      </w:r>
-    </w:p>
-    <w:p>
-      <w:pPr>
-        <w:spacing w:before="0" w:after="60" w:line="312" w:lineRule="auto"/>
-        <w:ind w:left="227"/>
-      </w:pPr>
-      <w:r>
-        <w:rPr>
-          <w:b w:val="0"/>
-          <w:color w:val="1A1A1A"/>
-          <w:sz w:val="20"/>
-        </w:rPr>
-        <w:t>□ 원하지 않음  □ 기일만  □ 생신만  □ 둘 다</w:t>
-      </w:r>
-    </w:p>
-    <w:p>
-      <w:pPr>
-        <w:spacing w:before="260" w:after="120" w:line="300" w:lineRule="auto"/>
-        <w:ind w:left="113" w:right="113"/>
-        <w:shd w:val="clear" w:fill="F1F5F9"/>
-      </w:pPr>
-      <w:r>
-        <w:rPr>
-          <w:b/>
-          <w:sz w:val="21"/>
-        </w:rPr>
-        <w:t xml:space="preserve">T1-05  </w:t>
-      </w:r>
-      <w:r>
-        <w:rPr>
-          <w:b/>
-          <w:color w:val="1A1A1A"/>
-          <w:sz w:val="21"/>
-        </w:rPr>
-        <w:t>핵심 몇 가지만으로 시작해서, 대화하고 답하실수록 그분다워집니다. 준비되셨나요?</w:t>
-      </w:r>
-    </w:p>
-    <w:p>
-      <w:pPr>
-        <w:spacing w:before="0" w:after="60" w:line="312" w:lineRule="auto"/>
-        <w:ind w:left="227"/>
-      </w:pPr>
-      <w:r>
-        <w:rPr>
-          <w:b w:val="0"/>
-          <w:color w:val="1A1A1A"/>
-          <w:sz w:val="20"/>
-        </w:rPr>
-        <w:t>□ 예</w:t>
-      </w:r>
-    </w:p>
-    <w:p>
-      <w:pPr>
-        <w:spacing w:before="320" w:after="120" w:line="312" w:lineRule="auto"/>
-        <w:ind w:left="0"/>
-      </w:pPr>
-      <w:r>
-        <w:rPr>
-          <w:b/>
-          <w:color w:val="1F4E79"/>
-          <w:sz w:val="24"/>
-        </w:rPr>
-        <w:t>T2. 생전 본인 심화 (본인 페르소나)</w:t>
-      </w:r>
-    </w:p>
-    <w:p>
-      <w:pPr>
-        <w:spacing w:before="260" w:after="120" w:line="300" w:lineRule="auto"/>
-        <w:ind w:left="113" w:right="113"/>
-        <w:shd w:val="clear" w:fill="F1F5F9"/>
-      </w:pPr>
-      <w:r>
-        <w:rPr>
-          <w:b/>
-          <w:sz w:val="21"/>
-        </w:rPr>
-        <w:t xml:space="preserve">T2-01  </w:t>
-      </w:r>
-      <w:r>
-        <w:rPr>
-          <w:b/>
-          <w:color w:val="1A1A1A"/>
-          <w:sz w:val="21"/>
-        </w:rPr>
         <w:t>미래의 가족에게 남기고 싶은 말</w:t>
       </w:r>
       <w:r>
         <w:rPr>
-          <w:color w:val="6E6E6E"/>
+          <w:color w:val="B4B4B4"/>
           <w:sz w:val="17"/>
         </w:rPr>
         <w:t xml:space="preserve">   표 0~5행</w:t>
@@ -10134,7 +10460,7 @@
       <w:r>
         <w:rPr>
           <w:b w:val="0"/>
-          <w:color w:val="1A1A1A"/>
+          <w:color w:val="B4B4B4"/>
           <w:sz w:val="20"/>
         </w:rPr>
         <w:t>데모 페르소나 범위 밖(가족 미기재)</w:t>
@@ -10247,18 +10573,73 @@
         <w:t xml:space="preserve">   서술 1~3문장</w:t>
       </w:r>
     </w:p>
-    <w:p>
-      <w:pPr>
-        <w:spacing w:before="0" w:after="60" w:line="312" w:lineRule="auto"/>
-        <w:ind w:left="227"/>
-      </w:pPr>
-      <w:r>
-        <w:rPr>
+    <w:tbl>
+      <w:tblPr>
+        <w:tblStyle w:val="TableGrid"/>
+        <w:tblW w:type="auto" w:w="0"/>
+        <w:tblLook w:firstColumn="1" w:firstRow="1" w:lastColumn="0" w:lastRow="0" w:noHBand="0" w:noVBand="1" w:val="04A0"/>
+      </w:tblPr>
+      <w:tblGrid>
+        <w:gridCol w:w="9746"/>
+      </w:tblGrid>
+      <w:tr>
+        <w:tc>
+          <w:tcPr>
+            <w:tcW w:type="dxa" w:w="9746"/>
+          </w:tcPr>
+          <w:p>
+            <w:pPr>
+              <w:spacing w:before="40" w:after="40" w:line="312" w:lineRule="auto"/>
+            </w:pPr>
+            <w:r>
+              <w:rPr>
+                <w:color w:val="1A1A1A"/>
+                <w:sz w:val="20"/>
+                <w:u w:val="single"/>
+              </w:rPr>
+              <w:t>미수집] (세션 3)</w:t>
+            </w:r>
+          </w:p>
+          <w:p>
+            <w:pPr>
+              <w:spacing w:after="40" w:line="312" w:lineRule="auto"/>
+            </w:pPr>
+          </w:p>
+        </w:tc>
+      </w:tr>
+    </w:tbl>
+    <w:p>
+      <w:pPr>
+        <w:spacing w:after="40"/>
+      </w:pPr>
+    </w:p>
+    <w:p>
+      <w:pPr>
+        <w:spacing w:before="260" w:after="120" w:line="300" w:lineRule="auto"/>
+        <w:ind w:left="113" w:right="113"/>
+        <w:shd w:val="clear" w:fill="F1F5F9"/>
+      </w:pPr>
+      <w:r>
+        <w:rPr>
+          <w:b/>
+          <w:sz w:val="21"/>
+        </w:rPr>
+        <w:t xml:space="preserve">T2-04  </w:t>
+      </w:r>
+      <w:r>
+        <w:rPr>
+          <w:b/>
           <w:color w:val="1A1A1A"/>
-          <w:sz w:val="20"/>
-          <w:u w:val="single"/>
-        </w:rPr>
-        <w:t>미수집] (세션 3)</w:t>
+          <w:sz w:val="21"/>
+        </w:rPr>
+        <w:t>가족이 나중에 내 목소리를 들을 때 무엇을 느꼈으면 하나요?</w:t>
+      </w:r>
+      <w:r>
+        <w:rPr>
+          <w:color w:val="6E6E6E"/>
+          <w:sz w:val="17"/>
+        </w:rPr>
+        <w:t xml:space="preserve">   하나 선택 + 서술</w:t>
       </w:r>
     </w:p>
     <w:p>
@@ -10272,7 +10653,21 @@
           <w:color w:val="1A1A1A"/>
           <w:sz w:val="20"/>
         </w:rPr>
-        <w:t>____________________________________________________</w:t>
+        <w:t>□ 위로  □ 웃음  □ 그리움보다 평온  □ 용기  □ 직접 입력</w:t>
+      </w:r>
+    </w:p>
+    <w:p>
+      <w:pPr>
+        <w:spacing w:before="0" w:after="60" w:line="312" w:lineRule="auto"/>
+        <w:ind w:left="227"/>
+      </w:pPr>
+      <w:r>
+        <w:rPr>
+          <w:b w:val="0"/>
+          <w:color w:val="1A1A1A"/>
+          <w:sz w:val="20"/>
+        </w:rPr>
+        <w:t>이유 (선택, 1~2문장):</w:t>
       </w:r>
     </w:p>
     <w:p>
@@ -10284,9 +10679,60 @@
       <w:r>
         <w:rPr>
           <w:b/>
+          <w:color w:val="B4B4B4"/>
           <w:sz w:val="21"/>
         </w:rPr>
-        <w:t xml:space="preserve">T2-04  </w:t>
+        <w:t xml:space="preserve">T2-05  </w:t>
+      </w:r>
+      <w:r>
+        <w:rPr>
+          <w:b/>
+          <w:color w:val="B4B4B4"/>
+          <w:sz w:val="21"/>
+        </w:rPr>
+        <w:t>사후 사용 여부는 여기서 정하지 않아요. 별도 동의서에서만 정합니다.</w:t>
+      </w:r>
+    </w:p>
+    <w:p>
+      <w:pPr>
+        <w:spacing w:before="0" w:after="60" w:line="312" w:lineRule="auto"/>
+        <w:ind w:left="227"/>
+      </w:pPr>
+      <w:r>
+        <w:rPr>
+          <w:b w:val="0"/>
+          <w:color w:val="B4B4B4"/>
+          <w:sz w:val="20"/>
+        </w:rPr>
+        <w:t>■ 확인</w:t>
+      </w:r>
+    </w:p>
+    <w:p>
+      <w:pPr>
+        <w:spacing w:before="320" w:after="120" w:line="312" w:lineRule="auto"/>
+        <w:ind w:left="0"/>
+      </w:pPr>
+      <w:r>
+        <w:rPr>
+          <w:b/>
+          <w:color w:val="1F4E79"/>
+          <w:sz w:val="24"/>
+        </w:rPr>
+        <w:t>T3. 원거리 가족 (멀리 계시지만 대화 가능한 분)</w:t>
+      </w:r>
+    </w:p>
+    <w:p>
+      <w:pPr>
+        <w:spacing w:before="260" w:after="120" w:line="300" w:lineRule="auto"/>
+        <w:ind w:left="113" w:right="113"/>
+        <w:shd w:val="clear" w:fill="F1F5F9"/>
+      </w:pPr>
+      <w:r>
+        <w:rPr>
+          <w:b/>
+          <w:sz w:val="21"/>
+        </w:rPr>
+        <w:t xml:space="preserve">T3-01  </w:t>
       </w:r>
       <w:r>
         <w:rPr>
@@ -10294,14 +10740,14 @@
           <w:color w:val="1A1A1A"/>
           <w:sz w:val="21"/>
         </w:rPr>
-        <w:t>가족이 나중에 내 목소리를 들을 때 무엇을 느꼈으면 하나요?</w:t>
+        <w:t>그분께 어떤 질문부터 보낼까요?</w:t>
       </w:r>
       <w:r>
         <w:rPr>
           <w:color w:val="6E6E6E"/>
           <w:sz w:val="17"/>
         </w:rPr>
-        <w:t xml:space="preserve">   하나 선택 + 서술</w:t>
+        <w:t xml:space="preserve">   최대 5개</w:t>
       </w:r>
     </w:p>
     <w:p>
@@ -10315,7 +10761,29 @@
           <w:color w:val="1A1A1A"/>
           <w:sz w:val="20"/>
         </w:rPr>
-        <w:t>□ 위로  □ 웃음  □ 그리움보다 평온  □ 용기  □ 직접 입력</w:t>
+        <w:t>문항 목록에서 선택 · 기본 추천: C5-b · C7 · M3-01 · M5-06 · M6-01</w:t>
+      </w:r>
+    </w:p>
+    <w:p>
+      <w:pPr>
+        <w:spacing w:before="260" w:after="120" w:line="300" w:lineRule="auto"/>
+        <w:ind w:left="113" w:right="113"/>
+        <w:shd w:val="clear" w:fill="F1F5F9"/>
+      </w:pPr>
+      <w:r>
+        <w:rPr>
+          <w:b/>
+          <w:sz w:val="21"/>
+        </w:rPr>
+        <w:t xml:space="preserve">T3-02  </w:t>
+      </w:r>
+      <w:r>
+        <w:rPr>
+          <w:b/>
+          <w:color w:val="1A1A1A"/>
+          <w:sz w:val="21"/>
+        </w:rPr>
+        <w:t>그분 본인의 동의 낭독이 필요해요. 링크의 첫 질문으로 보내드릴까요?</w:t>
       </w:r>
     </w:p>
     <w:p>
@@ -10329,7 +10797,7 @@
           <w:color w:val="1A1A1A"/>
           <w:sz w:val="20"/>
         </w:rPr>
-        <w:t>이유 (선택, 1~2문장):</w:t>
+        <w:t>□ 예  □ 나중에</w:t>
       </w:r>
     </w:p>
     <w:p>
@@ -10343,7 +10811,7 @@
           <w:b/>
           <w:sz w:val="21"/>
         </w:rPr>
-        <w:t xml:space="preserve">T2-05  </w:t>
+        <w:t xml:space="preserve">T3-03  </w:t>
       </w:r>
       <w:r>
         <w:rPr>
@@ -10351,7 +10819,7 @@
           <w:color w:val="1A1A1A"/>
           <w:sz w:val="21"/>
         </w:rPr>
-        <w:t>사후 사용 여부는 여기서 정하지 않아요. 별도 동의서에서만 정합니다.</w:t>
+        <w:t>그분과 보통 얼마나 자주 통화하세요?</w:t>
       </w:r>
     </w:p>
     <w:p>
@@ -10365,7 +10833,7 @@
           <w:color w:val="1A1A1A"/>
           <w:sz w:val="20"/>
         </w:rPr>
-        <w:t>■ 확인</w:t>
+        <w:t>□ 거의 매일  □ 주 1~2회  □ 월 1~2회  □ 드물게</w:t>
       </w:r>
     </w:p>
     <w:p>
@@ -10379,7 +10847,7 @@
           <w:color w:val="1F4E79"/>
           <w:sz w:val="24"/>
         </w:rPr>
-        <w:t>T3. 원거리 가족 (멀리 계시지만 대화 가능한 분)</w:t>
+        <w:t>T4. 기념 시점</w:t>
       </w:r>
     </w:p>
     <w:p>
@@ -10393,7 +10861,7 @@
           <w:b/>
           <w:sz w:val="21"/>
         </w:rPr>
-        <w:t xml:space="preserve">T3-01  </w:t>
+        <w:t xml:space="preserve">T4-01  </w:t>
       </w:r>
       <w:r>
         <w:rPr>
@@ -10401,14 +10869,14 @@
           <w:color w:val="1A1A1A"/>
           <w:sz w:val="21"/>
         </w:rPr>
-        <w:t>그분께 어떤 질문부터 보낼까요?</w:t>
+        <w:t>이 시점을 남기려는 계기는?</w:t>
       </w:r>
       <w:r>
         <w:rPr>
           <w:color w:val="6E6E6E"/>
           <w:sz w:val="17"/>
         </w:rPr>
-        <w:t xml:space="preserve">   최대 5개</w:t>
+        <w:t xml:space="preserve">   하나 선택 + 단답 30자</w:t>
       </w:r>
     </w:p>
     <w:p>
@@ -10422,7 +10890,21 @@
           <w:color w:val="1A1A1A"/>
           <w:sz w:val="20"/>
         </w:rPr>
-        <w:t>문항 목록에서 선택 · 기본 추천: C5-b · C7 · M3-01 · M5-06 · M6-01</w:t>
+        <w:t>□ 생일·환갑·칠순  □ 결혼·출산  □ 입대·유학·이민  □ 졸업·취업  □ 투병 전후</w:t>
+      </w:r>
+    </w:p>
+    <w:p>
+      <w:pPr>
+        <w:spacing w:before="0" w:after="60" w:line="312" w:lineRule="auto"/>
+        <w:ind w:left="227"/>
+      </w:pPr>
+      <w:r>
+        <w:rPr>
+          <w:b w:val="0"/>
+          <w:color w:val="1A1A1A"/>
+          <w:sz w:val="20"/>
+        </w:rPr>
+        <w:t>□ 직접 입력</w:t>
       </w:r>
     </w:p>
     <w:p>
@@ -10436,7 +10918,7 @@
           <w:b/>
           <w:sz w:val="21"/>
         </w:rPr>
-        <w:t xml:space="preserve">T3-02  </w:t>
+        <w:t xml:space="preserve">T4-02  </w:t>
       </w:r>
       <w:r>
         <w:rPr>
@@ -10444,7 +10926,70 @@
           <w:color w:val="1A1A1A"/>
           <w:sz w:val="21"/>
         </w:rPr>
-        <w:t>그분 본인의 동의 낭독이 필요해요. 링크의 첫 질문으로 보내드릴까요?</w:t>
+        <w:t>지금의 그분을 대표하는 것 하나</w:t>
+      </w:r>
+      <w:r>
+        <w:rPr>
+          <w:color w:val="6E6E6E"/>
+          <w:sz w:val="17"/>
+        </w:rPr>
+        <w:t xml:space="preserve">   단답 40자</w:t>
+      </w:r>
+    </w:p>
+    <w:tbl>
+      <w:tblPr>
+        <w:tblStyle w:val="TableGrid"/>
+        <w:tblW w:type="auto" w:w="0"/>
+        <w:tblLook w:firstColumn="1" w:firstRow="1" w:lastColumn="0" w:lastRow="0" w:noHBand="0" w:noVBand="1" w:val="04A0"/>
+      </w:tblPr>
+      <w:tblGrid>
+        <w:gridCol w:w="9746"/>
+      </w:tblGrid>
+      <w:tr>
+        <w:tc>
+          <w:tcPr>
+            <w:tcW w:type="dxa" w:w="9746"/>
+          </w:tcPr>
+          <w:p>
+            <w:pPr>
+              <w:spacing w:before="40" w:after="40" w:line="312" w:lineRule="auto"/>
+            </w:pPr>
+          </w:p>
+        </w:tc>
+      </w:tr>
+    </w:tbl>
+    <w:p>
+      <w:pPr>
+        <w:spacing w:after="40"/>
+      </w:pPr>
+    </w:p>
+    <w:p>
+      <w:pPr>
+        <w:spacing w:before="260" w:after="120" w:line="300" w:lineRule="auto"/>
+        <w:ind w:left="113" w:right="113"/>
+        <w:shd w:val="clear" w:fill="F1F5F9"/>
+      </w:pPr>
+      <w:r>
+        <w:rPr>
+          <w:b/>
+          <w:sz w:val="21"/>
+        </w:rPr>
+        <w:t xml:space="preserve">T4-03  </w:t>
+      </w:r>
+      <w:r>
+        <w:rPr>
+          <w:b/>
+          <w:color w:val="1A1A1A"/>
+          <w:sz w:val="21"/>
+        </w:rPr>
+        <w:t>몇 년 뒤의 가족에게 지금의 그분이 해주고 싶은 말</w:t>
+      </w:r>
+      <w:r>
+        <w:rPr>
+          <w:color w:val="6E6E6E"/>
+          <w:sz w:val="17"/>
+        </w:rPr>
+        <w:t xml:space="preserve">   서술 1~3문장</w:t>
       </w:r>
     </w:p>
     <w:p>
@@ -10458,229 +11003,40 @@
           <w:color w:val="1A1A1A"/>
           <w:sz w:val="20"/>
         </w:rPr>
-        <w:t>□ 예  □ 나중에</w:t>
-      </w:r>
-    </w:p>
-    <w:p>
-      <w:pPr>
-        <w:spacing w:before="260" w:after="120" w:line="300" w:lineRule="auto"/>
-        <w:ind w:left="113" w:right="113"/>
-        <w:shd w:val="clear" w:fill="F1F5F9"/>
-      </w:pPr>
-      <w:r>
-        <w:rPr>
-          <w:b/>
-          <w:sz w:val="21"/>
-        </w:rPr>
-        <w:t xml:space="preserve">T3-03  </w:t>
-      </w:r>
-      <w:r>
-        <w:rPr>
-          <w:b/>
-          <w:color w:val="1A1A1A"/>
-          <w:sz w:val="21"/>
-        </w:rPr>
-        <w:t>그분과 보통 얼마나 자주 통화하세요?</w:t>
-      </w:r>
-    </w:p>
-    <w:p>
-      <w:pPr>
-        <w:spacing w:before="0" w:after="60" w:line="312" w:lineRule="auto"/>
-        <w:ind w:left="227"/>
-      </w:pPr>
-      <w:r>
-        <w:rPr>
-          <w:b w:val="0"/>
-          <w:color w:val="1A1A1A"/>
-          <w:sz w:val="20"/>
-        </w:rPr>
-        <w:t>□ 거의 매일  □ 주 1~2회  □ 월 1~2회  □ 드물게</w:t>
-      </w:r>
-    </w:p>
-    <w:p>
-      <w:pPr>
-        <w:spacing w:before="320" w:after="120" w:line="312" w:lineRule="auto"/>
-        <w:ind w:left="0"/>
-      </w:pPr>
-      <w:r>
-        <w:rPr>
-          <w:b/>
-          <w:color w:val="1F4E79"/>
-          <w:sz w:val="24"/>
-        </w:rPr>
-        <w:t>T4. 기념 시점</w:t>
-      </w:r>
-    </w:p>
-    <w:p>
-      <w:pPr>
-        <w:spacing w:before="260" w:after="120" w:line="300" w:lineRule="auto"/>
-        <w:ind w:left="113" w:right="113"/>
-        <w:shd w:val="clear" w:fill="F1F5F9"/>
-      </w:pPr>
-      <w:r>
-        <w:rPr>
-          <w:b/>
-          <w:sz w:val="21"/>
-        </w:rPr>
-        <w:t xml:space="preserve">T4-01  </w:t>
-      </w:r>
-      <w:r>
-        <w:rPr>
-          <w:b/>
-          <w:color w:val="1A1A1A"/>
-          <w:sz w:val="21"/>
-        </w:rPr>
-        <w:t>이 시점을 남기려는 계기는?</w:t>
-      </w:r>
-      <w:r>
-        <w:rPr>
-          <w:color w:val="6E6E6E"/>
-          <w:sz w:val="17"/>
-        </w:rPr>
-        <w:t xml:space="preserve">   하나 선택 + 단답 30자</w:t>
-      </w:r>
-    </w:p>
-    <w:p>
-      <w:pPr>
-        <w:spacing w:before="0" w:after="60" w:line="312" w:lineRule="auto"/>
-        <w:ind w:left="227"/>
-      </w:pPr>
-      <w:r>
-        <w:rPr>
-          <w:b w:val="0"/>
-          <w:color w:val="1A1A1A"/>
-          <w:sz w:val="20"/>
-        </w:rPr>
-        <w:t>□ 생일·환갑·칠순  □ 결혼·출산  □ 입대·유학·이민  □ 졸업·취업  □ 투병 전후</w:t>
-      </w:r>
-    </w:p>
-    <w:p>
-      <w:pPr>
-        <w:spacing w:before="0" w:after="60" w:line="312" w:lineRule="auto"/>
-        <w:ind w:left="227"/>
-      </w:pPr>
-      <w:r>
-        <w:rPr>
-          <w:b w:val="0"/>
-          <w:color w:val="1A1A1A"/>
-          <w:sz w:val="20"/>
-        </w:rPr>
-        <w:t>□ 직접 입력</w:t>
-      </w:r>
-    </w:p>
-    <w:p>
-      <w:pPr>
-        <w:spacing w:before="260" w:after="120" w:line="300" w:lineRule="auto"/>
-        <w:ind w:left="113" w:right="113"/>
-        <w:shd w:val="clear" w:fill="F1F5F9"/>
-      </w:pPr>
-      <w:r>
-        <w:rPr>
-          <w:b/>
-          <w:sz w:val="21"/>
-        </w:rPr>
-        <w:t xml:space="preserve">T4-02  </w:t>
-      </w:r>
-      <w:r>
-        <w:rPr>
-          <w:b/>
-          <w:color w:val="1A1A1A"/>
-          <w:sz w:val="21"/>
-        </w:rPr>
-        <w:t>지금의 그분을 대표하는 것 하나</w:t>
-      </w:r>
-      <w:r>
-        <w:rPr>
-          <w:color w:val="6E6E6E"/>
-          <w:sz w:val="17"/>
-        </w:rPr>
-        <w:t xml:space="preserve">   단답 40자</w:t>
-      </w:r>
-    </w:p>
-    <w:p>
-      <w:pPr>
-        <w:spacing w:before="0" w:after="60" w:line="312" w:lineRule="auto"/>
-        <w:ind w:left="227"/>
-      </w:pPr>
-      <w:r>
-        <w:rPr>
-          <w:b w:val="0"/>
-          <w:color w:val="1A1A1A"/>
-          <w:sz w:val="20"/>
-        </w:rPr>
-        <w:t>____________________</w:t>
-      </w:r>
-    </w:p>
-    <w:p>
-      <w:pPr>
-        <w:spacing w:before="260" w:after="120" w:line="300" w:lineRule="auto"/>
-        <w:ind w:left="113" w:right="113"/>
-        <w:shd w:val="clear" w:fill="F1F5F9"/>
-      </w:pPr>
-      <w:r>
-        <w:rPr>
-          <w:b/>
-          <w:sz w:val="21"/>
-        </w:rPr>
-        <w:t xml:space="preserve">T4-03  </w:t>
-      </w:r>
-      <w:r>
-        <w:rPr>
-          <w:b/>
-          <w:color w:val="1A1A1A"/>
-          <w:sz w:val="21"/>
-        </w:rPr>
-        <w:t>몇 년 뒤의 가족에게 지금의 그분이 해주고 싶은 말</w:t>
-      </w:r>
-      <w:r>
-        <w:rPr>
-          <w:color w:val="6E6E6E"/>
-          <w:sz w:val="17"/>
-        </w:rPr>
-        <w:t xml:space="preserve">   서술 1~3문장</w:t>
-      </w:r>
-    </w:p>
-    <w:p>
-      <w:pPr>
-        <w:spacing w:before="0" w:after="60" w:line="312" w:lineRule="auto"/>
-        <w:ind w:left="227"/>
-      </w:pPr>
-      <w:r>
-        <w:rPr>
-          <w:b w:val="0"/>
-          <w:color w:val="1A1A1A"/>
-          <w:sz w:val="20"/>
-        </w:rPr>
         <w:t>받는 사람: ____________</w:t>
       </w:r>
     </w:p>
-    <w:p>
-      <w:pPr>
-        <w:spacing w:before="0" w:after="60" w:line="312" w:lineRule="auto"/>
-        <w:ind w:left="227"/>
-      </w:pPr>
-      <w:r>
-        <w:rPr>
-          <w:b w:val="0"/>
-          <w:color w:val="1A1A1A"/>
-          <w:sz w:val="20"/>
-        </w:rPr>
-        <w:t>____________________________________________________</w:t>
-      </w:r>
-    </w:p>
-    <w:p>
-      <w:pPr>
-        <w:spacing w:before="0" w:after="60" w:line="312" w:lineRule="auto"/>
-        <w:ind w:left="227"/>
-      </w:pPr>
-      <w:r>
-        <w:rPr>
-          <w:b w:val="0"/>
-          <w:color w:val="1A1A1A"/>
-          <w:sz w:val="20"/>
-        </w:rPr>
-        <w:t>____________________________________________________</w:t>
-      </w:r>
+    <w:tbl>
+      <w:tblPr>
+        <w:tblStyle w:val="TableGrid"/>
+        <w:tblW w:type="auto" w:w="0"/>
+        <w:tblLook w:firstColumn="1" w:firstRow="1" w:lastColumn="0" w:lastRow="0" w:noHBand="0" w:noVBand="1" w:val="04A0"/>
+      </w:tblPr>
+      <w:tblGrid>
+        <w:gridCol w:w="9746"/>
+      </w:tblGrid>
+      <w:tr>
+        <w:tc>
+          <w:tcPr>
+            <w:tcW w:type="dxa" w:w="9746"/>
+          </w:tcPr>
+          <w:p>
+            <w:pPr>
+              <w:spacing w:before="40" w:after="40" w:line="312" w:lineRule="auto"/>
+            </w:pPr>
+          </w:p>
+          <w:p>
+            <w:pPr>
+              <w:spacing w:after="40" w:line="312" w:lineRule="auto"/>
+            </w:pPr>
+          </w:p>
+        </w:tc>
+      </w:tr>
+    </w:tbl>
+    <w:p>
+      <w:pPr>
+        <w:spacing w:after="40"/>
+      </w:pPr>
     </w:p>
     <w:p>
       <w:pPr>

--- a/ai/docs/Persona_Intake_이준혁.docx
+++ b/ai/docs/Persona_Intake_이준혁.docx
@@ -91,15 +91,16 @@
       <w:tblPr>
         <w:tblStyle w:val="TableGrid"/>
         <w:tblW w:type="auto" w:w="0"/>
+        <w:tblLayout w:type="fixed"/>
         <w:tblLook w:firstColumn="1" w:firstRow="1" w:lastColumn="0" w:lastRow="0" w:noHBand="0" w:noVBand="1" w:val="04A0"/>
       </w:tblPr>
       <w:tblGrid>
-        <w:gridCol w:w="9746"/>
+        <w:gridCol w:w="5556"/>
       </w:tblGrid>
       <w:tr>
         <w:tc>
           <w:tcPr>
-            <w:tcW w:type="dxa" w:w="9746"/>
+            <w:tcW w:type="dxa" w:w="5556"/>
           </w:tcPr>
           <w:p>
             <w:pPr>
@@ -252,15 +253,16 @@
       <w:tblPr>
         <w:tblStyle w:val="TableGrid"/>
         <w:tblW w:type="auto" w:w="0"/>
+        <w:tblLayout w:type="fixed"/>
         <w:tblLook w:firstColumn="1" w:firstRow="1" w:lastColumn="0" w:lastRow="0" w:noHBand="0" w:noVBand="1" w:val="04A0"/>
       </w:tblPr>
       <w:tblGrid>
-        <w:gridCol w:w="9746"/>
+        <w:gridCol w:w="4365"/>
       </w:tblGrid>
       <w:tr>
         <w:tc>
           <w:tcPr>
-            <w:tcW w:type="dxa" w:w="9746"/>
+            <w:tcW w:type="dxa" w:w="4365"/>
           </w:tcPr>
           <w:p>
             <w:pPr>
@@ -470,15 +472,16 @@
       <w:tblPr>
         <w:tblStyle w:val="TableGrid"/>
         <w:tblW w:type="auto" w:w="0"/>
+        <w:tblLayout w:type="fixed"/>
         <w:tblLook w:firstColumn="1" w:firstRow="1" w:lastColumn="0" w:lastRow="0" w:noHBand="0" w:noVBand="1" w:val="04A0"/>
       </w:tblPr>
       <w:tblGrid>
-        <w:gridCol w:w="9746"/>
+        <w:gridCol w:w="9978"/>
       </w:tblGrid>
       <w:tr>
         <w:tc>
           <w:tcPr>
-            <w:tcW w:type="dxa" w:w="9746"/>
+            <w:tcW w:type="dxa" w:w="9978"/>
           </w:tcPr>
           <w:p>
             <w:pPr>
@@ -636,15 +639,16 @@
       <w:tblPr>
         <w:tblStyle w:val="TableGrid"/>
         <w:tblW w:type="auto" w:w="0"/>
+        <w:tblLayout w:type="fixed"/>
         <w:tblLook w:firstColumn="1" w:firstRow="1" w:lastColumn="0" w:lastRow="0" w:noHBand="0" w:noVBand="1" w:val="04A0"/>
       </w:tblPr>
       <w:tblGrid>
-        <w:gridCol w:w="9746"/>
+        <w:gridCol w:w="4365"/>
       </w:tblGrid>
       <w:tr>
         <w:tc>
           <w:tcPr>
-            <w:tcW w:type="dxa" w:w="9746"/>
+            <w:tcW w:type="dxa" w:w="4365"/>
           </w:tcPr>
           <w:p>
             <w:pPr>
@@ -703,15 +707,16 @@
       <w:tblPr>
         <w:tblStyle w:val="TableGrid"/>
         <w:tblW w:type="auto" w:w="0"/>
+        <w:tblLayout w:type="fixed"/>
         <w:tblLook w:firstColumn="1" w:firstRow="1" w:lastColumn="0" w:lastRow="0" w:noHBand="0" w:noVBand="1" w:val="04A0"/>
       </w:tblPr>
       <w:tblGrid>
-        <w:gridCol w:w="9746"/>
+        <w:gridCol w:w="4365"/>
       </w:tblGrid>
       <w:tr>
         <w:tc>
           <w:tcPr>
-            <w:tcW w:type="dxa" w:w="9746"/>
+            <w:tcW w:type="dxa" w:w="4365"/>
           </w:tcPr>
           <w:p>
             <w:pPr>
@@ -778,15 +783,16 @@
       <w:tblPr>
         <w:tblStyle w:val="TableGrid"/>
         <w:tblW w:type="auto" w:w="0"/>
+        <w:tblLayout w:type="fixed"/>
         <w:tblLook w:firstColumn="1" w:firstRow="1" w:lastColumn="0" w:lastRow="0" w:noHBand="0" w:noVBand="1" w:val="04A0"/>
       </w:tblPr>
       <w:tblGrid>
-        <w:gridCol w:w="9746"/>
+        <w:gridCol w:w="9978"/>
       </w:tblGrid>
       <w:tr>
         <w:tc>
           <w:tcPr>
-            <w:tcW w:type="dxa" w:w="9746"/>
+            <w:tcW w:type="dxa" w:w="9978"/>
           </w:tcPr>
           <w:p>
             <w:pPr>
@@ -1371,15 +1377,16 @@
       <w:tblPr>
         <w:tblStyle w:val="TableGrid"/>
         <w:tblW w:type="auto" w:w="0"/>
+        <w:tblLayout w:type="fixed"/>
         <w:tblLook w:firstColumn="1" w:firstRow="1" w:lastColumn="0" w:lastRow="0" w:noHBand="0" w:noVBand="1" w:val="04A0"/>
       </w:tblPr>
       <w:tblGrid>
-        <w:gridCol w:w="9746"/>
+        <w:gridCol w:w="9978"/>
       </w:tblGrid>
       <w:tr>
         <w:tc>
           <w:tcPr>
-            <w:tcW w:type="dxa" w:w="9746"/>
+            <w:tcW w:type="dxa" w:w="9978"/>
           </w:tcPr>
           <w:p>
             <w:pPr>
@@ -1446,15 +1453,16 @@
       <w:tblPr>
         <w:tblStyle w:val="TableGrid"/>
         <w:tblW w:type="auto" w:w="0"/>
+        <w:tblLayout w:type="fixed"/>
         <w:tblLook w:firstColumn="1" w:firstRow="1" w:lastColumn="0" w:lastRow="0" w:noHBand="0" w:noVBand="1" w:val="04A0"/>
       </w:tblPr>
       <w:tblGrid>
-        <w:gridCol w:w="9746"/>
+        <w:gridCol w:w="9978"/>
       </w:tblGrid>
       <w:tr>
         <w:tc>
           <w:tcPr>
-            <w:tcW w:type="dxa" w:w="9746"/>
+            <w:tcW w:type="dxa" w:w="9978"/>
           </w:tcPr>
           <w:p>
             <w:pPr>
@@ -1653,15 +1661,16 @@
       <w:tblPr>
         <w:tblStyle w:val="TableGrid"/>
         <w:tblW w:type="auto" w:w="0"/>
+        <w:tblLayout w:type="fixed"/>
         <w:tblLook w:firstColumn="1" w:firstRow="1" w:lastColumn="0" w:lastRow="0" w:noHBand="0" w:noVBand="1" w:val="04A0"/>
       </w:tblPr>
       <w:tblGrid>
-        <w:gridCol w:w="9746"/>
+        <w:gridCol w:w="9978"/>
       </w:tblGrid>
       <w:tr>
         <w:tc>
           <w:tcPr>
-            <w:tcW w:type="dxa" w:w="9746"/>
+            <w:tcW w:type="dxa" w:w="9978"/>
           </w:tcPr>
           <w:p>
             <w:pPr>
@@ -3044,15 +3053,16 @@
       <w:tblPr>
         <w:tblStyle w:val="TableGrid"/>
         <w:tblW w:type="auto" w:w="0"/>
+        <w:tblLayout w:type="fixed"/>
         <w:tblLook w:firstColumn="1" w:firstRow="1" w:lastColumn="0" w:lastRow="0" w:noHBand="0" w:noVBand="1" w:val="04A0"/>
       </w:tblPr>
       <w:tblGrid>
-        <w:gridCol w:w="9746"/>
+        <w:gridCol w:w="9978"/>
       </w:tblGrid>
       <w:tr>
         <w:tc>
           <w:tcPr>
-            <w:tcW w:type="dxa" w:w="9746"/>
+            <w:tcW w:type="dxa" w:w="9978"/>
           </w:tcPr>
           <w:p>
             <w:pPr>
@@ -3116,15 +3126,16 @@
       <w:tblPr>
         <w:tblStyle w:val="TableGrid"/>
         <w:tblW w:type="auto" w:w="0"/>
+        <w:tblLayout w:type="fixed"/>
         <w:tblLook w:firstColumn="1" w:firstRow="1" w:lastColumn="0" w:lastRow="0" w:noHBand="0" w:noVBand="1" w:val="04A0"/>
       </w:tblPr>
       <w:tblGrid>
-        <w:gridCol w:w="9746"/>
+        <w:gridCol w:w="9978"/>
       </w:tblGrid>
       <w:tr>
         <w:tc>
           <w:tcPr>
-            <w:tcW w:type="dxa" w:w="9746"/>
+            <w:tcW w:type="dxa" w:w="9978"/>
           </w:tcPr>
           <w:p>
             <w:pPr>
@@ -3382,15 +3393,16 @@
       <w:tblPr>
         <w:tblStyle w:val="TableGrid"/>
         <w:tblW w:type="auto" w:w="0"/>
+        <w:tblLayout w:type="fixed"/>
         <w:tblLook w:firstColumn="1" w:firstRow="1" w:lastColumn="0" w:lastRow="0" w:noHBand="0" w:noVBand="1" w:val="04A0"/>
       </w:tblPr>
       <w:tblGrid>
-        <w:gridCol w:w="9746"/>
+        <w:gridCol w:w="9978"/>
       </w:tblGrid>
       <w:tr>
         <w:tc>
           <w:tcPr>
-            <w:tcW w:type="dxa" w:w="9746"/>
+            <w:tcW w:type="dxa" w:w="9978"/>
           </w:tcPr>
           <w:p>
             <w:pPr>
@@ -3674,15 +3686,16 @@
       <w:tblPr>
         <w:tblStyle w:val="TableGrid"/>
         <w:tblW w:type="auto" w:w="0"/>
+        <w:tblLayout w:type="fixed"/>
         <w:tblLook w:firstColumn="1" w:firstRow="1" w:lastColumn="0" w:lastRow="0" w:noHBand="0" w:noVBand="1" w:val="04A0"/>
       </w:tblPr>
       <w:tblGrid>
-        <w:gridCol w:w="9746"/>
+        <w:gridCol w:w="4365"/>
       </w:tblGrid>
       <w:tr>
         <w:tc>
           <w:tcPr>
-            <w:tcW w:type="dxa" w:w="9746"/>
+            <w:tcW w:type="dxa" w:w="4365"/>
           </w:tcPr>
           <w:p>
             <w:pPr>
@@ -3741,15 +3754,16 @@
       <w:tblPr>
         <w:tblStyle w:val="TableGrid"/>
         <w:tblW w:type="auto" w:w="0"/>
+        <w:tblLayout w:type="fixed"/>
         <w:tblLook w:firstColumn="1" w:firstRow="1" w:lastColumn="0" w:lastRow="0" w:noHBand="0" w:noVBand="1" w:val="04A0"/>
       </w:tblPr>
       <w:tblGrid>
-        <w:gridCol w:w="9746"/>
+        <w:gridCol w:w="4365"/>
       </w:tblGrid>
       <w:tr>
         <w:tc>
           <w:tcPr>
-            <w:tcW w:type="dxa" w:w="9746"/>
+            <w:tcW w:type="dxa" w:w="4365"/>
           </w:tcPr>
           <w:p>
             <w:pPr>
@@ -3978,15 +3992,16 @@
       <w:tblPr>
         <w:tblStyle w:val="TableGrid"/>
         <w:tblW w:type="auto" w:w="0"/>
+        <w:tblLayout w:type="fixed"/>
         <w:tblLook w:firstColumn="1" w:firstRow="1" w:lastColumn="0" w:lastRow="0" w:noHBand="0" w:noVBand="1" w:val="04A0"/>
       </w:tblPr>
       <w:tblGrid>
-        <w:gridCol w:w="9746"/>
+        <w:gridCol w:w="9978"/>
       </w:tblGrid>
       <w:tr>
         <w:tc>
           <w:tcPr>
-            <w:tcW w:type="dxa" w:w="9746"/>
+            <w:tcW w:type="dxa" w:w="9978"/>
           </w:tcPr>
           <w:p>
             <w:pPr>
@@ -4303,15 +4318,16 @@
       <w:tblPr>
         <w:tblStyle w:val="TableGrid"/>
         <w:tblW w:type="auto" w:w="0"/>
+        <w:tblLayout w:type="fixed"/>
         <w:tblLook w:firstColumn="1" w:firstRow="1" w:lastColumn="0" w:lastRow="0" w:noHBand="0" w:noVBand="1" w:val="04A0"/>
       </w:tblPr>
       <w:tblGrid>
-        <w:gridCol w:w="9746"/>
+        <w:gridCol w:w="9978"/>
       </w:tblGrid>
       <w:tr>
         <w:tc>
           <w:tcPr>
-            <w:tcW w:type="dxa" w:w="9746"/>
+            <w:tcW w:type="dxa" w:w="9978"/>
           </w:tcPr>
           <w:p>
             <w:pPr>
@@ -5498,15 +5514,16 @@
       <w:tblPr>
         <w:tblStyle w:val="TableGrid"/>
         <w:tblW w:type="auto" w:w="0"/>
+        <w:tblLayout w:type="fixed"/>
         <w:tblLook w:firstColumn="1" w:firstRow="1" w:lastColumn="0" w:lastRow="0" w:noHBand="0" w:noVBand="1" w:val="04A0"/>
       </w:tblPr>
       <w:tblGrid>
-        <w:gridCol w:w="9746"/>
+        <w:gridCol w:w="9978"/>
       </w:tblGrid>
       <w:tr>
         <w:tc>
           <w:tcPr>
-            <w:tcW w:type="dxa" w:w="9746"/>
+            <w:tcW w:type="dxa" w:w="9978"/>
           </w:tcPr>
           <w:p>
             <w:pPr>
@@ -5578,15 +5595,16 @@
       <w:tblPr>
         <w:tblStyle w:val="TableGrid"/>
         <w:tblW w:type="auto" w:w="0"/>
+        <w:tblLayout w:type="fixed"/>
         <w:tblLook w:firstColumn="1" w:firstRow="1" w:lastColumn="0" w:lastRow="0" w:noHBand="0" w:noVBand="1" w:val="04A0"/>
       </w:tblPr>
       <w:tblGrid>
-        <w:gridCol w:w="9746"/>
+        <w:gridCol w:w="9978"/>
       </w:tblGrid>
       <w:tr>
         <w:tc>
           <w:tcPr>
-            <w:tcW w:type="dxa" w:w="9746"/>
+            <w:tcW w:type="dxa" w:w="9978"/>
           </w:tcPr>
           <w:p>
             <w:pPr>
@@ -5700,15 +5718,16 @@
       <w:tblPr>
         <w:tblStyle w:val="TableGrid"/>
         <w:tblW w:type="auto" w:w="0"/>
+        <w:tblLayout w:type="fixed"/>
         <w:tblLook w:firstColumn="1" w:firstRow="1" w:lastColumn="0" w:lastRow="0" w:noHBand="0" w:noVBand="1" w:val="04A0"/>
       </w:tblPr>
       <w:tblGrid>
-        <w:gridCol w:w="9746"/>
+        <w:gridCol w:w="9978"/>
       </w:tblGrid>
       <w:tr>
         <w:tc>
           <w:tcPr>
-            <w:tcW w:type="dxa" w:w="9746"/>
+            <w:tcW w:type="dxa" w:w="9978"/>
           </w:tcPr>
           <w:p>
             <w:pPr>
@@ -5809,15 +5828,16 @@
       <w:tblPr>
         <w:tblStyle w:val="TableGrid"/>
         <w:tblW w:type="auto" w:w="0"/>
+        <w:tblLayout w:type="fixed"/>
         <w:tblLook w:firstColumn="1" w:firstRow="1" w:lastColumn="0" w:lastRow="0" w:noHBand="0" w:noVBand="1" w:val="04A0"/>
       </w:tblPr>
       <w:tblGrid>
-        <w:gridCol w:w="9746"/>
+        <w:gridCol w:w="9978"/>
       </w:tblGrid>
       <w:tr>
         <w:tc>
           <w:tcPr>
-            <w:tcW w:type="dxa" w:w="9746"/>
+            <w:tcW w:type="dxa" w:w="9978"/>
           </w:tcPr>
           <w:p>
             <w:pPr>
@@ -5949,15 +5969,16 @@
       <w:tblPr>
         <w:tblStyle w:val="TableGrid"/>
         <w:tblW w:type="auto" w:w="0"/>
+        <w:tblLayout w:type="fixed"/>
         <w:tblLook w:firstColumn="1" w:firstRow="1" w:lastColumn="0" w:lastRow="0" w:noHBand="0" w:noVBand="1" w:val="04A0"/>
       </w:tblPr>
       <w:tblGrid>
-        <w:gridCol w:w="9746"/>
+        <w:gridCol w:w="9978"/>
       </w:tblGrid>
       <w:tr>
         <w:tc>
           <w:tcPr>
-            <w:tcW w:type="dxa" w:w="9746"/>
+            <w:tcW w:type="dxa" w:w="9978"/>
           </w:tcPr>
           <w:p>
             <w:pPr>
@@ -6038,15 +6059,16 @@
       <w:tblPr>
         <w:tblStyle w:val="TableGrid"/>
         <w:tblW w:type="auto" w:w="0"/>
+        <w:tblLayout w:type="fixed"/>
         <w:tblLook w:firstColumn="1" w:firstRow="1" w:lastColumn="0" w:lastRow="0" w:noHBand="0" w:noVBand="1" w:val="04A0"/>
       </w:tblPr>
       <w:tblGrid>
-        <w:gridCol w:w="9746"/>
+        <w:gridCol w:w="9978"/>
       </w:tblGrid>
       <w:tr>
         <w:tc>
           <w:tcPr>
-            <w:tcW w:type="dxa" w:w="9746"/>
+            <w:tcW w:type="dxa" w:w="9978"/>
           </w:tcPr>
           <w:p>
             <w:pPr>
@@ -6138,15 +6160,16 @@
       <w:tblPr>
         <w:tblStyle w:val="TableGrid"/>
         <w:tblW w:type="auto" w:w="0"/>
+        <w:tblLayout w:type="fixed"/>
         <w:tblLook w:firstColumn="1" w:firstRow="1" w:lastColumn="0" w:lastRow="0" w:noHBand="0" w:noVBand="1" w:val="04A0"/>
       </w:tblPr>
       <w:tblGrid>
-        <w:gridCol w:w="9746"/>
+        <w:gridCol w:w="9978"/>
       </w:tblGrid>
       <w:tr>
         <w:tc>
           <w:tcPr>
-            <w:tcW w:type="dxa" w:w="9746"/>
+            <w:tcW w:type="dxa" w:w="9978"/>
           </w:tcPr>
           <w:p>
             <w:pPr>
@@ -6278,15 +6301,16 @@
       <w:tblPr>
         <w:tblStyle w:val="TableGrid"/>
         <w:tblW w:type="auto" w:w="0"/>
+        <w:tblLayout w:type="fixed"/>
         <w:tblLook w:firstColumn="1" w:firstRow="1" w:lastColumn="0" w:lastRow="0" w:noHBand="0" w:noVBand="1" w:val="04A0"/>
       </w:tblPr>
       <w:tblGrid>
-        <w:gridCol w:w="9746"/>
+        <w:gridCol w:w="9978"/>
       </w:tblGrid>
       <w:tr>
         <w:tc>
           <w:tcPr>
-            <w:tcW w:type="dxa" w:w="9746"/>
+            <w:tcW w:type="dxa" w:w="9978"/>
           </w:tcPr>
           <w:p>
             <w:pPr>
@@ -6478,15 +6502,16 @@
       <w:tblPr>
         <w:tblStyle w:val="TableGrid"/>
         <w:tblW w:type="auto" w:w="0"/>
+        <w:tblLayout w:type="fixed"/>
         <w:tblLook w:firstColumn="1" w:firstRow="1" w:lastColumn="0" w:lastRow="0" w:noHBand="0" w:noVBand="1" w:val="04A0"/>
       </w:tblPr>
       <w:tblGrid>
-        <w:gridCol w:w="9746"/>
+        <w:gridCol w:w="9978"/>
       </w:tblGrid>
       <w:tr>
         <w:tc>
           <w:tcPr>
-            <w:tcW w:type="dxa" w:w="9746"/>
+            <w:tcW w:type="dxa" w:w="9978"/>
           </w:tcPr>
           <w:p>
             <w:pPr>
@@ -6572,15 +6597,16 @@
       <w:tblPr>
         <w:tblStyle w:val="TableGrid"/>
         <w:tblW w:type="auto" w:w="0"/>
+        <w:tblLayout w:type="fixed"/>
         <w:tblLook w:firstColumn="1" w:firstRow="1" w:lastColumn="0" w:lastRow="0" w:noHBand="0" w:noVBand="1" w:val="04A0"/>
       </w:tblPr>
       <w:tblGrid>
-        <w:gridCol w:w="9746"/>
+        <w:gridCol w:w="9978"/>
       </w:tblGrid>
       <w:tr>
         <w:tc>
           <w:tcPr>
-            <w:tcW w:type="dxa" w:w="9746"/>
+            <w:tcW w:type="dxa" w:w="9978"/>
           </w:tcPr>
           <w:p>
             <w:pPr>
@@ -6669,15 +6695,16 @@
       <w:tblPr>
         <w:tblStyle w:val="TableGrid"/>
         <w:tblW w:type="auto" w:w="0"/>
+        <w:tblLayout w:type="fixed"/>
         <w:tblLook w:firstColumn="1" w:firstRow="1" w:lastColumn="0" w:lastRow="0" w:noHBand="0" w:noVBand="1" w:val="04A0"/>
       </w:tblPr>
       <w:tblGrid>
-        <w:gridCol w:w="9746"/>
+        <w:gridCol w:w="9978"/>
       </w:tblGrid>
       <w:tr>
         <w:tc>
           <w:tcPr>
-            <w:tcW w:type="dxa" w:w="9746"/>
+            <w:tcW w:type="dxa" w:w="9978"/>
           </w:tcPr>
           <w:p>
             <w:pPr>
@@ -6899,15 +6926,16 @@
       <w:tblPr>
         <w:tblStyle w:val="TableGrid"/>
         <w:tblW w:type="auto" w:w="0"/>
+        <w:tblLayout w:type="fixed"/>
         <w:tblLook w:firstColumn="1" w:firstRow="1" w:lastColumn="0" w:lastRow="0" w:noHBand="0" w:noVBand="1" w:val="04A0"/>
       </w:tblPr>
       <w:tblGrid>
-        <w:gridCol w:w="9746"/>
+        <w:gridCol w:w="9978"/>
       </w:tblGrid>
       <w:tr>
         <w:tc>
           <w:tcPr>
-            <w:tcW w:type="dxa" w:w="9746"/>
+            <w:tcW w:type="dxa" w:w="9978"/>
           </w:tcPr>
           <w:p>
             <w:pPr>
@@ -10185,15 +10213,16 @@
       <w:tblPr>
         <w:tblStyle w:val="TableGrid"/>
         <w:tblW w:type="auto" w:w="0"/>
+        <w:tblLayout w:type="fixed"/>
         <w:tblLook w:firstColumn="1" w:firstRow="1" w:lastColumn="0" w:lastRow="0" w:noHBand="0" w:noVBand="1" w:val="04A0"/>
       </w:tblPr>
       <w:tblGrid>
-        <w:gridCol w:w="9746"/>
+        <w:gridCol w:w="9978"/>
       </w:tblGrid>
       <w:tr>
         <w:tc>
           <w:tcPr>
-            <w:tcW w:type="dxa" w:w="9746"/>
+            <w:tcW w:type="dxa" w:w="9978"/>
           </w:tcPr>
           <w:p>
             <w:pPr>
@@ -10577,15 +10606,16 @@
       <w:tblPr>
         <w:tblStyle w:val="TableGrid"/>
         <w:tblW w:type="auto" w:w="0"/>
+        <w:tblLayout w:type="fixed"/>
         <w:tblLook w:firstColumn="1" w:firstRow="1" w:lastColumn="0" w:lastRow="0" w:noHBand="0" w:noVBand="1" w:val="04A0"/>
       </w:tblPr>
       <w:tblGrid>
-        <w:gridCol w:w="9746"/>
+        <w:gridCol w:w="9978"/>
       </w:tblGrid>
       <w:tr>
         <w:tc>
           <w:tcPr>
-            <w:tcW w:type="dxa" w:w="9746"/>
+            <w:tcW w:type="dxa" w:w="9978"/>
           </w:tcPr>
           <w:p>
             <w:pPr>
@@ -10940,15 +10970,16 @@
       <w:tblPr>
         <w:tblStyle w:val="TableGrid"/>
         <w:tblW w:type="auto" w:w="0"/>
+        <w:tblLayout w:type="fixed"/>
         <w:tblLook w:firstColumn="1" w:firstRow="1" w:lastColumn="0" w:lastRow="0" w:noHBand="0" w:noVBand="1" w:val="04A0"/>
       </w:tblPr>
       <w:tblGrid>
-        <w:gridCol w:w="9746"/>
+        <w:gridCol w:w="9978"/>
       </w:tblGrid>
       <w:tr>
         <w:tc>
           <w:tcPr>
-            <w:tcW w:type="dxa" w:w="9746"/>
+            <w:tcW w:type="dxa" w:w="9978"/>
           </w:tcPr>
           <w:p>
             <w:pPr>
@@ -11010,15 +11041,16 @@
       <w:tblPr>
         <w:tblStyle w:val="TableGrid"/>
         <w:tblW w:type="auto" w:w="0"/>
+        <w:tblLayout w:type="fixed"/>
         <w:tblLook w:firstColumn="1" w:firstRow="1" w:lastColumn="0" w:lastRow="0" w:noHBand="0" w:noVBand="1" w:val="04A0"/>
       </w:tblPr>
       <w:tblGrid>
-        <w:gridCol w:w="9746"/>
+        <w:gridCol w:w="9978"/>
       </w:tblGrid>
       <w:tr>
         <w:tc>
           <w:tcPr>
-            <w:tcW w:type="dxa" w:w="9746"/>
+            <w:tcW w:type="dxa" w:w="9978"/>
           </w:tcPr>
           <w:p>
             <w:pPr>

--- a/ai/docs/Persona_Intake_이준혁.docx
+++ b/ai/docs/Persona_Intake_이준혁.docx
@@ -95,12 +95,12 @@
         <w:tblLook w:firstColumn="1" w:firstRow="1" w:lastColumn="0" w:lastRow="0" w:noHBand="0" w:noVBand="1" w:val="04A0"/>
       </w:tblPr>
       <w:tblGrid>
-        <w:gridCol w:w="5556"/>
+        <w:gridCol w:w="9978"/>
       </w:tblGrid>
       <w:tr>
         <w:tc>
           <w:tcPr>
-            <w:tcW w:type="dxa" w:w="5556"/>
+            <w:tcW w:type="dxa" w:w="9978"/>
           </w:tcPr>
           <w:p>
             <w:pPr>
@@ -110,7 +110,6 @@
               <w:rPr>
                 <w:color w:val="1A1A1A"/>
                 <w:sz w:val="20"/>
-                <w:u w:val="single"/>
               </w:rPr>
               <w:t>이준혁</w:t>
             </w:r>
@@ -257,12 +256,12 @@
         <w:tblLook w:firstColumn="1" w:firstRow="1" w:lastColumn="0" w:lastRow="0" w:noHBand="0" w:noVBand="1" w:val="04A0"/>
       </w:tblPr>
       <w:tblGrid>
-        <w:gridCol w:w="4365"/>
+        <w:gridCol w:w="9978"/>
       </w:tblGrid>
       <w:tr>
         <w:tc>
           <w:tcPr>
-            <w:tcW w:type="dxa" w:w="4365"/>
+            <w:tcW w:type="dxa" w:w="9978"/>
           </w:tcPr>
           <w:p>
             <w:pPr>
@@ -643,12 +642,12 @@
         <w:tblLook w:firstColumn="1" w:firstRow="1" w:lastColumn="0" w:lastRow="0" w:noHBand="0" w:noVBand="1" w:val="04A0"/>
       </w:tblPr>
       <w:tblGrid>
-        <w:gridCol w:w="4365"/>
+        <w:gridCol w:w="9978"/>
       </w:tblGrid>
       <w:tr>
         <w:tc>
           <w:tcPr>
-            <w:tcW w:type="dxa" w:w="4365"/>
+            <w:tcW w:type="dxa" w:w="9978"/>
           </w:tcPr>
           <w:p>
             <w:pPr>
@@ -701,82 +700,6 @@
           <w:sz w:val="17"/>
         </w:rPr>
         <w:t>예: ○○님 / 손님</w:t>
-      </w:r>
-    </w:p>
-    <w:tbl>
-      <w:tblPr>
-        <w:tblStyle w:val="TableGrid"/>
-        <w:tblW w:type="auto" w:w="0"/>
-        <w:tblLayout w:type="fixed"/>
-        <w:tblLook w:firstColumn="1" w:firstRow="1" w:lastColumn="0" w:lastRow="0" w:noHBand="0" w:noVBand="1" w:val="04A0"/>
-      </w:tblPr>
-      <w:tblGrid>
-        <w:gridCol w:w="4365"/>
-      </w:tblGrid>
-      <w:tr>
-        <w:tc>
-          <w:tcPr>
-            <w:tcW w:type="dxa" w:w="4365"/>
-          </w:tcPr>
-          <w:p>
-            <w:pPr>
-              <w:spacing w:before="40" w:after="40" w:line="312" w:lineRule="auto"/>
-            </w:pPr>
-            <w:r>
-              <w:rPr>
-                <w:color w:val="1A1A1A"/>
-                <w:sz w:val="20"/>
-                <w:u w:val="single"/>
-              </w:rPr>
-              <w:t>○○님</w:t>
-            </w:r>
-          </w:p>
-        </w:tc>
-      </w:tr>
-    </w:tbl>
-    <w:p>
-      <w:pPr>
-        <w:spacing w:after="40"/>
-      </w:pPr>
-    </w:p>
-    <w:p>
-      <w:pPr>
-        <w:spacing w:before="260" w:after="120" w:line="300" w:lineRule="auto"/>
-        <w:ind w:left="113" w:right="113"/>
-        <w:shd w:val="clear" w:fill="F1F5F9"/>
-      </w:pPr>
-      <w:r>
-        <w:rPr>
-          <w:b/>
-          <w:sz w:val="21"/>
-        </w:rPr>
-        <w:t xml:space="preserve">P1-07C  </w:t>
-      </w:r>
-      <w:r>
-        <w:rPr>
-          <w:b/>
-          <w:color w:val="1A1A1A"/>
-          <w:sz w:val="21"/>
-        </w:rPr>
-        <w:t>(P1-06에서 "공개"를 고르셨다면) 방문자를 어떤 느낌으로 대했으면 하나요?</w:t>
-      </w:r>
-      <w:r>
-        <w:rPr>
-          <w:color w:val="6E6E6E"/>
-          <w:sz w:val="17"/>
-        </w:rPr>
-        <w:t xml:space="preserve">   서술 1~2문장 · 선택</w:t>
-      </w:r>
-      <w:r>
-        <w:br/>
-      </w:r>
-      <w:r>
-        <w:rPr>
-          <w:b w:val="0"/>
-          <w:color w:val="B03A2B"/>
-          <w:sz w:val="17"/>
-        </w:rPr>
-        <w:t>예: "정중하지만 딱딱하지 않게, 편안하게 설명해주는 느낌"</w:t>
       </w:r>
     </w:p>
     <w:tbl>
@@ -802,7 +725,81 @@
               <w:rPr>
                 <w:color w:val="1A1A1A"/>
                 <w:sz w:val="20"/>
-                <w:u w:val="single"/>
+              </w:rPr>
+              <w:t>○○님</w:t>
+            </w:r>
+          </w:p>
+        </w:tc>
+      </w:tr>
+    </w:tbl>
+    <w:p>
+      <w:pPr>
+        <w:spacing w:after="40"/>
+      </w:pPr>
+    </w:p>
+    <w:p>
+      <w:pPr>
+        <w:spacing w:before="260" w:after="120" w:line="300" w:lineRule="auto"/>
+        <w:ind w:left="113" w:right="113"/>
+        <w:shd w:val="clear" w:fill="F1F5F9"/>
+      </w:pPr>
+      <w:r>
+        <w:rPr>
+          <w:b/>
+          <w:sz w:val="21"/>
+        </w:rPr>
+        <w:t xml:space="preserve">P1-07C  </w:t>
+      </w:r>
+      <w:r>
+        <w:rPr>
+          <w:b/>
+          <w:color w:val="1A1A1A"/>
+          <w:sz w:val="21"/>
+        </w:rPr>
+        <w:t>(P1-06에서 "공개"를 고르셨다면) 방문자를 어떤 느낌으로 대했으면 하나요?</w:t>
+      </w:r>
+      <w:r>
+        <w:rPr>
+          <w:color w:val="6E6E6E"/>
+          <w:sz w:val="17"/>
+        </w:rPr>
+        <w:t xml:space="preserve">   서술 1~2문장 · 선택</w:t>
+      </w:r>
+      <w:r>
+        <w:br/>
+      </w:r>
+      <w:r>
+        <w:rPr>
+          <w:b w:val="0"/>
+          <w:color w:val="B03A2B"/>
+          <w:sz w:val="17"/>
+        </w:rPr>
+        <w:t>예: "정중하지만 딱딱하지 않게, 편안하게 설명해주는 느낌"</w:t>
+      </w:r>
+    </w:p>
+    <w:tbl>
+      <w:tblPr>
+        <w:tblStyle w:val="TableGrid"/>
+        <w:tblW w:type="auto" w:w="0"/>
+        <w:tblLayout w:type="fixed"/>
+        <w:tblLook w:firstColumn="1" w:firstRow="1" w:lastColumn="0" w:lastRow="0" w:noHBand="0" w:noVBand="1" w:val="04A0"/>
+      </w:tblPr>
+      <w:tblGrid>
+        <w:gridCol w:w="9978"/>
+      </w:tblGrid>
+      <w:tr>
+        <w:tc>
+          <w:tcPr>
+            <w:tcW w:type="dxa" w:w="9978"/>
+          </w:tcPr>
+          <w:p>
+            <w:pPr>
+              <w:spacing w:before="40" w:after="40" w:line="312" w:lineRule="auto"/>
+            </w:pPr>
+            <w:r>
+              <w:rPr>
+                <w:color w:val="1A1A1A"/>
+                <w:sz w:val="20"/>
               </w:rPr>
               <w:t>정중하되 딱딱하지 않게, 편안하게 설명해주는 느낌으로 대했으면 합니다. 존댓말이 기본입니다.</w:t>
             </w:r>
@@ -1396,7 +1393,6 @@
               <w:rPr>
                 <w:color w:val="1A1A1A"/>
                 <w:sz w:val="20"/>
-                <w:u w:val="single"/>
               </w:rPr>
               <w:t>가치 있는 것을 만들고 싶어 의대와 창업을 같이 걷는 사람</w:t>
             </w:r>
@@ -1472,7 +1468,6 @@
               <w:rPr>
                 <w:color w:val="1A1A1A"/>
                 <w:sz w:val="20"/>
-                <w:u w:val="single"/>
               </w:rPr>
               <w:t>뭔가 있는 일들을 만들어내는 걸 좋아하는 사람입니다. 어떻게 하면 많은 사람들에게 가치를 만들어 줄 수 있을까를 항상 고민해 왔고, 창업가라는 꿈을 오래 가졌습니다. 그래서 지금의 TalkTo를 만들게 됐습니다. (전사 원문 기반)</w:t>
             </w:r>
@@ -1680,7 +1675,6 @@
               <w:rPr>
                 <w:color w:val="1A1A1A"/>
                 <w:sz w:val="20"/>
-                <w:u w:val="single"/>
               </w:rPr>
               <w:t>직접 말하기보다 옆에 가서 요즘 뭐 하는지, 앞으로 뭘 할 건지 일상과 미래 이야기를 나누는 걸로 표현해요.</w:t>
             </w:r>
@@ -3145,7 +3139,6 @@
               <w:rPr>
                 <w:color w:val="1A1A1A"/>
                 <w:sz w:val="20"/>
-                <w:u w:val="single"/>
               </w:rPr>
               <w:t>미수집]</w:t>
             </w:r>
@@ -3412,7 +3405,6 @@
               <w:rPr>
                 <w:color w:val="1A1A1A"/>
                 <w:sz w:val="20"/>
-                <w:u w:val="single"/>
               </w:rPr>
               <w:t>원명초등학교, 서일중학교, 서울과학고등학교를 졸업하고 KAIST를 두 학기 다닌 뒤 논술전형으로 경희대학교 의과대학에 진학해 재학 중이에요. TalkTo 창업자·대표로 학기 중엔 학업과 창업을 병행하고 방학엔 창업에 집중합니다.</w:t>
             </w:r>
@@ -3690,12 +3682,12 @@
         <w:tblLook w:firstColumn="1" w:firstRow="1" w:lastColumn="0" w:lastRow="0" w:noHBand="0" w:noVBand="1" w:val="04A0"/>
       </w:tblPr>
       <w:tblGrid>
-        <w:gridCol w:w="4365"/>
+        <w:gridCol w:w="9978"/>
       </w:tblGrid>
       <w:tr>
         <w:tc>
           <w:tcPr>
-            <w:tcW w:type="dxa" w:w="4365"/>
+            <w:tcW w:type="dxa" w:w="9978"/>
           </w:tcPr>
           <w:p>
             <w:pPr>
@@ -3758,12 +3750,12 @@
         <w:tblLook w:firstColumn="1" w:firstRow="1" w:lastColumn="0" w:lastRow="0" w:noHBand="0" w:noVBand="1" w:val="04A0"/>
       </w:tblPr>
       <w:tblGrid>
-        <w:gridCol w:w="4365"/>
+        <w:gridCol w:w="9978"/>
       </w:tblGrid>
       <w:tr>
         <w:tc>
           <w:tcPr>
-            <w:tcW w:type="dxa" w:w="4365"/>
+            <w:tcW w:type="dxa" w:w="9978"/>
           </w:tcPr>
           <w:p>
             <w:pPr>
@@ -4429,7 +4421,6 @@
         <w:rPr>
           <w:color w:val="1A1A1A"/>
           <w:sz w:val="20"/>
-          <w:u w:val="single"/>
         </w:rPr>
         <w:t>미수집]</w:t>
       </w:r>
@@ -4499,7 +4490,6 @@
         <w:rPr>
           <w:color w:val="1A1A1A"/>
           <w:sz w:val="20"/>
-          <w:u w:val="single"/>
         </w:rPr>
         <w:t>미수집]</w:t>
       </w:r>
@@ -4614,7 +4604,6 @@
         <w:rPr>
           <w:color w:val="1A1A1A"/>
           <w:sz w:val="20"/>
-          <w:u w:val="single"/>
         </w:rPr>
         <w:t>(세션 2 질문)</w:t>
       </w:r>
@@ -5096,7 +5085,6 @@
         <w:rPr>
           <w:color w:val="1A1A1A"/>
           <w:sz w:val="20"/>
-          <w:u w:val="single"/>
         </w:rPr>
         <w:t>일화: 창업을 말렸을 때도 "많은 사람에게 가치 있는 일을 하고 싶다"는 마음이 더 커서 시작했어요(도전). 걱정이 생기면 그걸 실행으로 풀어요 — 불안하면 더 많은 분께 서비스를 해드리려고 움직입니다.</w:t>
       </w:r>
@@ -5191,7 +5179,6 @@
         <w:rPr>
           <w:color w:val="1A1A1A"/>
           <w:sz w:val="20"/>
-          <w:u w:val="single"/>
         </w:rPr>
         <w:t>많은 사람에게 가치를 만드는 일</w:t>
       </w:r>
@@ -5207,7 +5194,6 @@
         <w:rPr>
           <w:color w:val="1A1A1A"/>
           <w:sz w:val="20"/>
-          <w:u w:val="single"/>
         </w:rPr>
         <w:t>가족</w:t>
       </w:r>
@@ -5533,7 +5519,6 @@
               <w:rPr>
                 <w:color w:val="1A1A1A"/>
                 <w:sz w:val="20"/>
-                <w:u w:val="single"/>
               </w:rPr>
               <w:t>미수집]</w:t>
             </w:r>
@@ -5614,7 +5599,6 @@
               <w:rPr>
                 <w:color w:val="1A1A1A"/>
                 <w:sz w:val="20"/>
-                <w:u w:val="single"/>
               </w:rPr>
               <w:t>할머니가 돌아가신 뒤 매일 밤 기도했어요. 편찮으신 곳 없이 편안하고 행복한 곳에서 지내시게 해달라고요.</w:t>
             </w:r>
@@ -5737,7 +5721,6 @@
               <w:rPr>
                 <w:color w:val="1A1A1A"/>
                 <w:sz w:val="20"/>
-                <w:u w:val="single"/>
               </w:rPr>
               <w:t>미수집]</w:t>
             </w:r>
@@ -5847,7 +5830,6 @@
               <w:rPr>
                 <w:color w:val="B4B4B4"/>
                 <w:sz w:val="20"/>
-                <w:u w:val="single"/>
               </w:rPr>
               <w:t>서울과학고 때는 공부를 열심히 한 편은 아니었고 주로 연구와 독서를 하며 지냈어요. 죄수의 딜레마에서 가장 좋은 전략을 알고리즘으로 찾는 연구를 했는데, 결론은 "그런 전략은 없다"였습니다. 허무했지만 그 결론 자체가 의미였다고 생각해요. (대략)</w:t>
             </w:r>
@@ -5882,7 +5864,6 @@
         <w:rPr>
           <w:color w:val="B4B4B4"/>
           <w:sz w:val="20"/>
-          <w:u w:val="single"/>
         </w:rPr>
         <w:t>2020~2022</w:t>
       </w:r>
@@ -5898,7 +5879,6 @@
         <w:rPr>
           <w:color w:val="B4B4B4"/>
           <w:sz w:val="20"/>
-          <w:u w:val="single"/>
         </w:rPr>
         <w:t>자부심</w:t>
       </w:r>
@@ -6179,7 +6159,6 @@
               <w:rPr>
                 <w:color w:val="1A1A1A"/>
                 <w:sz w:val="20"/>
-                <w:u w:val="single"/>
               </w:rPr>
               <w:t>창업하면서 가장 힘든 순간은 "정말 사람들이 좋아하고 잘 쓰게 될까" 하는 불안이 생길 때예요. 그걸 실제로 더 많은 분께 서비스하고 더 많은 목소리를 만들어 드리는 걸로 이겨내고 있습니다.</w:t>
             </w:r>
@@ -6214,7 +6193,6 @@
         <w:rPr>
           <w:color w:val="1A1A1A"/>
           <w:sz w:val="20"/>
-          <w:u w:val="single"/>
         </w:rPr>
         <w:t>2026</w:t>
       </w:r>
@@ -6230,7 +6208,6 @@
         <w:rPr>
           <w:color w:val="1A1A1A"/>
           <w:sz w:val="20"/>
-          <w:u w:val="single"/>
         </w:rPr>
         <w:t>—</w:t>
       </w:r>
@@ -6320,7 +6297,6 @@
               <w:rPr>
                 <w:color w:val="1A1A1A"/>
                 <w:sz w:val="20"/>
-                <w:u w:val="single"/>
               </w:rPr>
               <w:t>가족에게 할머니 목소리를 처음 만들어 드렸을 때예요. 가족이 너무 슬퍼하거나 거부감을 느끼면 어쩌나 긴장했는데, 굉장히 좋아해 주시고 대화를 많이 하셔서 "이 아이디어가 정말 많은 사람에게 도움이 되겠구나" 생각했습니다.</w:t>
             </w:r>
@@ -6355,7 +6331,6 @@
         <w:rPr>
           <w:color w:val="1A1A1A"/>
           <w:sz w:val="20"/>
-          <w:u w:val="single"/>
         </w:rPr>
         <w:t>2026</w:t>
       </w:r>
@@ -6371,7 +6346,6 @@
         <w:rPr>
           <w:color w:val="1A1A1A"/>
           <w:sz w:val="20"/>
-          <w:u w:val="single"/>
         </w:rPr>
         <w:t>기쁨</w:t>
       </w:r>
@@ -6521,7 +6495,6 @@
               <w:rPr>
                 <w:color w:val="1A1A1A"/>
                 <w:sz w:val="20"/>
-                <w:u w:val="single"/>
               </w:rPr>
               <w:t>할머니가 돌아가시고 나서는 매일 밤 울었어요. 수술실 들어가시기 전에 보호자로 옆에 있었고 임종 순간에는 손을 꼭 잡고 사랑한다, 감사했다고 많이 말씀드렸습니다. 남은 녹음을 처음 들으려 했을 때는 너무 아파서 오래 듣지 못했어요.</w:t>
             </w:r>
@@ -6616,7 +6589,6 @@
               <w:rPr>
                 <w:color w:val="1A1A1A"/>
                 <w:sz w:val="20"/>
-                <w:u w:val="single"/>
               </w:rPr>
               <w:t>학기 중에는 학교 공부와 창업을 같이 해요. 열심히 해주시는 뛰어난 팀원분들과 창업 일을 진행하고, 방학에는 온전히 창업에 집중합니다. 스트레스를 받으면 원인을 잠시 피하고 다른 일에 몰두하거나 유튜브·게임으로 머리를 정리해요.</w:t>
             </w:r>
@@ -6714,7 +6686,6 @@
               <w:rPr>
                 <w:color w:val="1A1A1A"/>
                 <w:sz w:val="20"/>
-                <w:u w:val="single"/>
               </w:rPr>
               <w:t>10년 뒤의 나에게</w:t>
             </w:r>
@@ -8196,7 +8167,6 @@
         <w:rPr>
           <w:color w:val="1A1A1A"/>
           <w:sz w:val="20"/>
-          <w:u w:val="single"/>
         </w:rPr>
         <w:t>저도 불안했던 순간이 있었는데, 그때는 더 움직이는 걸로 이겨냈던 것 같아요</w:t>
       </w:r>
@@ -8262,7 +8232,6 @@
         <w:rPr>
           <w:color w:val="1A1A1A"/>
           <w:sz w:val="20"/>
-          <w:u w:val="single"/>
         </w:rPr>
         <w:t>정말요? 너무 잘됐네요</w:t>
       </w:r>
@@ -8339,7 +8308,6 @@
         <w:rPr>
           <w:color w:val="1A1A1A"/>
           <w:sz w:val="20"/>
-          <w:u w:val="single"/>
         </w:rPr>
         <w:t>푹 쉬시고, 필요하면 병원 꼭 가보세요</w:t>
       </w:r>
@@ -8591,7 +8559,6 @@
         <w:rPr>
           <w:color w:val="1A1A1A"/>
           <w:sz w:val="20"/>
-          <w:u w:val="single"/>
         </w:rPr>
         <w:t>그건 제 자료에 없는 내용이네요. 제 연락처로 문의 주시면 실제 대표인 제가 직접 답변드리겠습니다</w:t>
       </w:r>
@@ -8668,7 +8635,6 @@
         <w:rPr>
           <w:color w:val="1A1A1A"/>
           <w:sz w:val="20"/>
-          <w:u w:val="single"/>
         </w:rPr>
         <w:t>그 부분은 공개 범위 밖이라 여기서는 말씀드리기 어려워요. 연락처로 문의 주세요</w:t>
       </w:r>
@@ -8748,7 +8714,6 @@
         <w:rPr>
           <w:color w:val="1A1A1A"/>
           <w:sz w:val="20"/>
-          <w:u w:val="single"/>
         </w:rPr>
         <w:t>저희 가족 중에도 그때 곁에 못 계셨던 분이 있어요. 그래서 더 하고 싶은 말이 많으셨던 것 같아요. 그 마음을 전할 수 있게 돕는 게 저희가 하려는 일이에요</w:t>
       </w:r>
@@ -10625,7 +10590,6 @@
               <w:rPr>
                 <w:color w:val="1A1A1A"/>
                 <w:sz w:val="20"/>
-                <w:u w:val="single"/>
               </w:rPr>
               <w:t>미수집] (세션 3)</w:t>
             </w:r>

--- a/ai/docs/Persona_Intake_이준혁.docx
+++ b/ai/docs/Persona_Intake_이준혁.docx
@@ -13,7 +13,7 @@
           <w:color w:val="1A1A1A"/>
           <w:sz w:val="40"/>
         </w:rPr>
-        <w:t>Persona Intake 작성본 — 이준혁</w:t>
+        <w:t>Persona Intake 작성본 (이준혁)</w:t>
       </w:r>
     </w:p>
     <w:p>
@@ -141,7 +141,7 @@
           <w:color w:val="1A1A1A"/>
           <w:sz w:val="21"/>
         </w:rPr>
-        <w:t>그분은 나에게 어떤 분인가요? — "그분은 나의 ＿＿＿"</w:t>
+        <w:t>그분은 나에게 어떤 분인가요? ("그분은 나의 ＿＿＿")</w:t>
       </w:r>
       <w:r>
         <w:rPr>
@@ -948,7 +948,7 @@
           <w:color w:val="1F4E79"/>
           <w:sz w:val="30"/>
         </w:rPr>
-        <w:t>PART 2. Core — 필수 8문항</w:t>
+        <w:t>PART 2. Core (필수 8문항)</w:t>
       </w:r>
     </w:p>
     <w:p>
@@ -1748,7 +1748,7 @@
           <w:color w:val="6E6E6E"/>
           <w:sz w:val="17"/>
         </w:rPr>
-        <w:t xml:space="preserve"> — 인사·안부 / 걱정·당부 / 기쁨·칭찬 / 위로 / 꾸중 / 작별·전화 끊을 때 / 습관성 추임새 / 기타</w:t>
+        <w:t>: 인사·안부 / 걱정·당부 / 기쁨·칭찬 / 위로 / 꾸중 / 작별·전화 끊을 때 / 습관성 추임새 / 기타</w:t>
       </w:r>
       <w:r>
         <w:br/>
@@ -1767,7 +1767,7 @@
           <w:color w:val="6E6E6E"/>
           <w:sz w:val="17"/>
         </w:rPr>
-        <w:t xml:space="preserve"> — M2에 적은 사람 중 하나 / 모두에게</w:t>
+        <w:t>: M2에 적은 사람 중 하나 / 모두에게</w:t>
       </w:r>
       <w:r>
         <w:br/>
@@ -1786,7 +1786,7 @@
           <w:color w:val="6E6E6E"/>
           <w:sz w:val="17"/>
         </w:rPr>
-        <w:t xml:space="preserve"> — 직접 들음 / 가족 전언 / 그랬을 것 같음</w:t>
+        <w:t>: 직접 들음 / 가족 전언 / 그랬을 것 같음</w:t>
       </w:r>
     </w:p>
     <w:tbl>
@@ -3574,7 +3574,7 @@
           <w:color w:val="1F4E79"/>
           <w:sz w:val="24"/>
         </w:rPr>
-        <w:t>M2. 가족·관계 지도 — 인물 1명 = 카드 1장 (0~10장)</w:t>
+        <w:t>M2. 가족·관계 지도 (인물 1명 = 카드 1장, 0~10장)</w:t>
       </w:r>
     </w:p>
     <w:p>
@@ -5641,7 +5641,7 @@
           <w:color w:val="1F4E79"/>
           <w:sz w:val="24"/>
         </w:rPr>
-        <w:t>M5. 인생 이야기 — 장면 카드</w:t>
+        <w:t>M5. 인생 이야기 (장면 카드)</w:t>
       </w:r>
     </w:p>
     <w:p>
@@ -6271,7 +6271,7 @@
           <w:color w:val="B03A2B"/>
           <w:sz w:val="17"/>
         </w:rPr>
-        <w:t>예: "손주들이 태어났을 때" — 한 장면으로</w:t>
+        <w:t>예: "손주들이 태어났을 때" (한 장면으로)</w:t>
       </w:r>
     </w:p>
     <w:tbl>
@@ -7034,7 +7034,7 @@
           <w:color w:val="B03A2B"/>
           <w:sz w:val="17"/>
         </w:rPr>
-        <w:t>예: 부엌 — 요리 / 중앙공원 — 산책</w:t>
+        <w:t>예: 부엌 → 요리 / 중앙공원 → 산책</w:t>
       </w:r>
     </w:p>
     <w:tbl>
@@ -7269,7 +7269,7 @@
           <w:color w:val="B03A2B"/>
           <w:sz w:val="17"/>
         </w:rPr>
-        <w:t>예: UFC 시청 — 주말마다 / 요리 — 매일 / 드라마 — 저녁</w:t>
+        <w:t>예: UFC 시청 → 주말마다 / 요리 → 매일 / 드라마 → 저녁</w:t>
       </w:r>
     </w:p>
     <w:tbl>
@@ -8649,24 +8649,38 @@
     </w:p>
     <w:p>
       <w:pPr>
+        <w:spacing w:before="260" w:after="120" w:line="300" w:lineRule="auto"/>
+        <w:ind w:left="113" w:right="113"/>
+        <w:shd w:val="clear" w:fill="F1F5F9"/>
+      </w:pPr>
+      <w:r>
+        <w:rPr>
+          <w:b/>
+          <w:sz w:val="21"/>
+        </w:rPr>
+        <w:t xml:space="preserve">M8-10  </w:t>
+      </w:r>
+      <w:r>
+        <w:rPr>
+          <w:b/>
+          <w:color w:val="1A1A1A"/>
+          <w:sz w:val="21"/>
+        </w:rPr>
+        <w:t>사용자가 미안함이나 죄책감을 말하면 ("그때 곁에 못 있어서 죄송해요", "더 잘해드릴걸")</w:t>
+      </w:r>
+    </w:p>
+    <w:p>
+      <w:pPr>
         <w:spacing w:before="0" w:after="60" w:line="312" w:lineRule="auto"/>
         <w:ind w:left="227"/>
       </w:pPr>
-      <w:r>
-        <w:rPr>
-          <w:b/>
-          <w:color w:val="1A1A1A"/>
-          <w:sz w:val="20"/>
-        </w:rPr>
-        <w:t>M8-10 · 사용자가 미안함이나 죄책감을 말하면</w:t>
-      </w:r>
       <w:r>
         <w:rPr>
           <w:b w:val="0"/>
           <w:color w:val="1A1A1A"/>
           <w:sz w:val="20"/>
         </w:rPr>
-        <w:t xml:space="preserve"> — "그때 곁에 못 있어서 죄송해요", "더 잘해드릴걸"</w:t>
+        <w:t>□ 괜찮다고 다독이고 미안해할 것 없다고 한다  □ 네가 해준 것으로 충분했다고 말한다</w:t>
       </w:r>
     </w:p>
     <w:p>
@@ -8680,7 +8694,7 @@
           <w:color w:val="1A1A1A"/>
           <w:sz w:val="20"/>
         </w:rPr>
-        <w:t>□ 괜찮다고 다독이고 미안해할 것 없다고 한다  □ 네가 해준 것으로 충분했다고 말한다</w:t>
+        <w:t>□ 그 얘기는 그만하자며 안부로 돌린다  ■ 직접 입력</w:t>
       </w:r>
     </w:p>
     <w:p>
@@ -8694,35 +8708,21 @@
           <w:color w:val="1A1A1A"/>
           <w:sz w:val="20"/>
         </w:rPr>
-        <w:t>□ 그 얘기는 그만하자며 안부로 돌린다  ■ 직접 입력</w:t>
-      </w:r>
-    </w:p>
-    <w:p>
-      <w:pPr>
-        <w:spacing w:before="0" w:after="60" w:line="312" w:lineRule="auto"/>
-        <w:ind w:left="227"/>
-      </w:pPr>
+        <w:t xml:space="preserve">말 한 줄: " </w:t>
+      </w:r>
+      <w:r>
+        <w:rPr>
+          <w:color w:val="1A1A1A"/>
+          <w:sz w:val="20"/>
+        </w:rPr>
+        <w:t>저희 가족 중에도 그때 곁에 못 계셨던 분이 있어요. 그래서 더 하고 싶은 말이 많으셨던 것 같아요. 그 마음을 전할 수 있게 돕는 게 저희가 하려는 일이에요</w:t>
+      </w:r>
       <w:r>
         <w:rPr>
           <w:b w:val="0"/>
           <w:color w:val="1A1A1A"/>
           <w:sz w:val="20"/>
         </w:rPr>
-        <w:t xml:space="preserve">말 한 줄: " </w:t>
-      </w:r>
-      <w:r>
-        <w:rPr>
-          <w:color w:val="1A1A1A"/>
-          <w:sz w:val="20"/>
-        </w:rPr>
-        <w:t>저희 가족 중에도 그때 곁에 못 계셨던 분이 있어요. 그래서 더 하고 싶은 말이 많으셨던 것 같아요. 그 마음을 전할 수 있게 돕는 게 저희가 하려는 일이에요</w:t>
-      </w:r>
-      <w:r>
-        <w:rPr>
-          <w:b w:val="0"/>
-          <w:color w:val="1A1A1A"/>
-          <w:sz w:val="20"/>
-        </w:rPr>
         <w:t xml:space="preserve"> "</w:t>
       </w:r>
     </w:p>
@@ -8781,7 +8781,7 @@
           <w:color w:val="B4B4B4"/>
           <w:sz w:val="20"/>
         </w:rPr>
-        <w:t xml:space="preserve">등급 — </w:t>
+        <w:t xml:space="preserve">등급: </w:t>
       </w:r>
       <w:r>
         <w:rPr>
@@ -11286,7 +11286,7 @@
           <w:color w:val="6E6E6E"/>
           <w:sz w:val="18"/>
         </w:rPr>
-        <w:t xml:space="preserve">동의서 상태와 결손 목록은 시스템이 기록합니다 — </w:t>
+        <w:t>동의서 상태와 결손 목록은 시스템이 기록합니다 (</w:t>
       </w:r>
       <w:r>
         <w:rPr>
@@ -11301,7 +11301,7 @@
           <w:color w:val="6E6E6E"/>
           <w:sz w:val="18"/>
         </w:rPr>
-        <w:t xml:space="preserve"> 참고.</w:t>
+        <w:t xml:space="preserve"> 참고).</w:t>
       </w:r>
     </w:p>
     <w:p>

--- a/ai/docs/Persona_Intake_이준혁.docx
+++ b/ai/docs/Persona_Intake_이준혁.docx
@@ -254,6 +254,14 @@
         <w:tblW w:type="auto" w:w="0"/>
         <w:tblLayout w:type="fixed"/>
         <w:tblLook w:firstColumn="1" w:firstRow="1" w:lastColumn="0" w:lastRow="0" w:noHBand="0" w:noVBand="1" w:val="04A0"/>
+        <w:tblBorders>
+          <w:top w:val="single" w:sz="4" w:space="0" w:color="D9D9D9"/>
+          <w:left w:val="single" w:sz="4" w:space="0" w:color="D9D9D9"/>
+          <w:bottom w:val="single" w:sz="4" w:space="0" w:color="D9D9D9"/>
+          <w:right w:val="single" w:sz="4" w:space="0" w:color="D9D9D9"/>
+          <w:insideH w:val="single" w:sz="4" w:space="0" w:color="D9D9D9"/>
+          <w:insideV w:val="single" w:sz="4" w:space="0" w:color="D9D9D9"/>
+        </w:tblBorders>
       </w:tblPr>
       <w:tblGrid>
         <w:gridCol w:w="9978"/>
@@ -435,7 +443,6 @@
       <w:r>
         <w:rPr>
           <w:b/>
-          <w:color w:val="B4B4B4"/>
           <w:sz w:val="21"/>
         </w:rPr>
         <w:t xml:space="preserve">P1-05b  </w:t>
@@ -443,14 +450,14 @@
       <w:r>
         <w:rPr>
           <w:b/>
-          <w:color w:val="B4B4B4"/>
+          <w:color w:val="1A1A1A"/>
           <w:sz w:val="21"/>
         </w:rPr>
         <w:t>왜 이 시점인가요?</w:t>
       </w:r>
       <w:r>
         <w:rPr>
-          <w:color w:val="B4B4B4"/>
+          <w:color w:val="6E6E6E"/>
           <w:sz w:val="17"/>
         </w:rPr>
         <w:t xml:space="preserve">   서술 · 선택</w:t>
@@ -461,7 +468,7 @@
       <w:r>
         <w:rPr>
           <w:b w:val="0"/>
-          <w:color w:val="B4B4B4"/>
+          <w:color w:val="6E6E6E"/>
           <w:sz w:val="17"/>
         </w:rPr>
         <w:t>가이드: 답하지 않아도 괜찮아요</w:t>
@@ -640,6 +647,14 @@
         <w:tblW w:type="auto" w:w="0"/>
         <w:tblLayout w:type="fixed"/>
         <w:tblLook w:firstColumn="1" w:firstRow="1" w:lastColumn="0" w:lastRow="0" w:noHBand="0" w:noVBand="1" w:val="04A0"/>
+        <w:tblBorders>
+          <w:top w:val="single" w:sz="4" w:space="0" w:color="D9D9D9"/>
+          <w:left w:val="single" w:sz="4" w:space="0" w:color="D9D9D9"/>
+          <w:bottom w:val="single" w:sz="4" w:space="0" w:color="D9D9D9"/>
+          <w:right w:val="single" w:sz="4" w:space="0" w:color="D9D9D9"/>
+          <w:insideH w:val="single" w:sz="4" w:space="0" w:color="D9D9D9"/>
+          <w:insideV w:val="single" w:sz="4" w:space="0" w:color="D9D9D9"/>
+        </w:tblBorders>
       </w:tblPr>
       <w:tblGrid>
         <w:gridCol w:w="9978"/>
@@ -3011,7 +3026,6 @@
       <w:r>
         <w:rPr>
           <w:b/>
-          <w:color w:val="B4B4B4"/>
           <w:sz w:val="21"/>
         </w:rPr>
         <w:t xml:space="preserve">M1-01b  </w:t>
@@ -3019,14 +3033,14 @@
       <w:r>
         <w:rPr>
           <w:b/>
-          <w:color w:val="B4B4B4"/>
+          <w:color w:val="1A1A1A"/>
           <w:sz w:val="21"/>
         </w:rPr>
         <w:t>고향은 어떤 곳이었나요?</w:t>
       </w:r>
       <w:r>
         <w:rPr>
-          <w:color w:val="B4B4B4"/>
+          <w:color w:val="6E6E6E"/>
           <w:sz w:val="17"/>
         </w:rPr>
         <w:t xml:space="preserve">   서술 1~3문장 · 선택</w:t>
@@ -3037,7 +3051,7 @@
       <w:r>
         <w:rPr>
           <w:b w:val="0"/>
-          <w:color w:val="B4B4B4"/>
+          <w:color w:val="6E6E6E"/>
           <w:sz w:val="17"/>
         </w:rPr>
         <w:t>가이드: 풍경·집·동네 사람 중 떠오르는 것</w:t>
@@ -3431,7 +3445,6 @@
       <w:r>
         <w:rPr>
           <w:b/>
-          <w:color w:val="B4B4B4"/>
           <w:sz w:val="21"/>
         </w:rPr>
         <w:t xml:space="preserve">M1-05  </w:t>
@@ -3439,14 +3452,14 @@
       <w:r>
         <w:rPr>
           <w:b/>
-          <w:color w:val="B4B4B4"/>
+          <w:color w:val="1A1A1A"/>
           <w:sz w:val="21"/>
         </w:rPr>
         <w:t>가족 안에서 그분은 어떤 역할이었나요?</w:t>
       </w:r>
       <w:r>
         <w:rPr>
-          <w:color w:val="B4B4B4"/>
+          <w:color w:val="6E6E6E"/>
           <w:sz w:val="17"/>
         </w:rPr>
         <w:t xml:space="preserve">   최대 3개</w:t>
@@ -3460,7 +3473,7 @@
       <w:r>
         <w:rPr>
           <w:b w:val="0"/>
-          <w:color w:val="B4B4B4"/>
+          <w:color w:val="1A1A1A"/>
           <w:sz w:val="20"/>
         </w:rPr>
         <w:t>□ 집안 살림을 도맡음  □ 생계를 책임짐  □ 가족을 챙기고 돌봄  □ 갈등을 중재함</w:t>
@@ -3474,7 +3487,7 @@
       <w:r>
         <w:rPr>
           <w:b w:val="0"/>
-          <w:color w:val="B4B4B4"/>
+          <w:color w:val="1A1A1A"/>
           <w:sz w:val="20"/>
         </w:rPr>
         <w:t>□ 집안의 어른·결정권자  □ 막내·귀염둥이  □ 직접 입력</w:t>
@@ -3488,7 +3501,7 @@
       <w:r>
         <w:rPr>
           <w:b w:val="0"/>
-          <w:color w:val="B4B4B4"/>
+          <w:color w:val="1A1A1A"/>
           <w:sz w:val="20"/>
         </w:rPr>
         <w:t>서술 (선택, 1~2문장):</w:t>
@@ -3503,7 +3516,6 @@
       <w:r>
         <w:rPr>
           <w:b/>
-          <w:color w:val="B4B4B4"/>
           <w:sz w:val="21"/>
         </w:rPr>
         <w:t xml:space="preserve">M1-06  </w:t>
@@ -3511,14 +3523,14 @@
       <w:r>
         <w:rPr>
           <w:b/>
-          <w:color w:val="B4B4B4"/>
+          <w:color w:val="1A1A1A"/>
           <w:sz w:val="21"/>
         </w:rPr>
         <w:t>종교나 신앙이 있으셨나요?</w:t>
       </w:r>
       <w:r>
         <w:rPr>
-          <w:color w:val="B4B4B4"/>
+          <w:color w:val="6E6E6E"/>
           <w:sz w:val="17"/>
         </w:rPr>
         <w:t xml:space="preserve">   하나 선택 + 서술</w:t>
@@ -3529,7 +3541,7 @@
       <w:r>
         <w:rPr>
           <w:b w:val="0"/>
-          <w:color w:val="B4B4B4"/>
+          <w:color w:val="6E6E6E"/>
           <w:sz w:val="17"/>
         </w:rPr>
         <w:t>가이드: 죽음에 대한 생각은 여기 쓰지 않아요</w:t>
@@ -3543,7 +3555,7 @@
       <w:r>
         <w:rPr>
           <w:b w:val="0"/>
-          <w:color w:val="B4B4B4"/>
+          <w:color w:val="1A1A1A"/>
           <w:sz w:val="20"/>
         </w:rPr>
         <w:t>■ 없음  □ 기독교  □ 천주교  □ 불교  □ 기타  □ 모름</w:t>
@@ -3557,7 +3569,7 @@
       <w:r>
         <w:rPr>
           <w:b w:val="0"/>
-          <w:color w:val="B4B4B4"/>
+          <w:color w:val="1A1A1A"/>
           <w:sz w:val="20"/>
         </w:rPr>
         <w:t>서술 (선택, 1~2문장): 기도하거나 마음을 의지하던 습관, 바뀐 계기</w:t>
@@ -5775,7 +5787,6 @@
       <w:r>
         <w:rPr>
           <w:b/>
-          <w:color w:val="B4B4B4"/>
           <w:sz w:val="21"/>
         </w:rPr>
         <w:t xml:space="preserve">M5-02  </w:t>
@@ -5783,14 +5794,14 @@
       <w:r>
         <w:rPr>
           <w:b/>
-          <w:color w:val="B4B4B4"/>
+          <w:color w:val="1A1A1A"/>
           <w:sz w:val="21"/>
         </w:rPr>
         <w:t>학창 시절이나 청년 시절 이야기 하나</w:t>
       </w:r>
       <w:r>
         <w:rPr>
-          <w:color w:val="B4B4B4"/>
+          <w:color w:val="6E6E6E"/>
           <w:sz w:val="17"/>
         </w:rPr>
         <w:t xml:space="preserve">   서술 2~5문장</w:t>
@@ -5801,7 +5812,7 @@
       <w:r>
         <w:rPr>
           <w:b w:val="0"/>
-          <w:color w:val="B4B4B4"/>
+          <w:color w:val="6E6E6E"/>
           <w:sz w:val="17"/>
         </w:rPr>
         <w:t>가이드: 한 사건을 골라 처음부터 끝까지</w:t>
@@ -5828,7 +5839,7 @@
             </w:pPr>
             <w:r>
               <w:rPr>
-                <w:color w:val="B4B4B4"/>
+                <w:color w:val="1A1A1A"/>
                 <w:sz w:val="20"/>
               </w:rPr>
               <w:t>서울과학고 때는 공부를 열심히 한 편은 아니었고 주로 연구와 독서를 하며 지냈어요. 죄수의 딜레마에서 가장 좋은 전략을 알고리즘으로 찾는 연구를 했는데, 결론은 "그런 전략은 없다"였습니다. 허무했지만 그 결론 자체가 의미였다고 생각해요. (대략)</w:t>
@@ -5855,14 +5866,14 @@
       <w:r>
         <w:rPr>
           <w:b w:val="0"/>
-          <w:color w:val="B4B4B4"/>
+          <w:color w:val="1A1A1A"/>
           <w:sz w:val="20"/>
         </w:rPr>
         <w:t xml:space="preserve">시기: </w:t>
       </w:r>
       <w:r>
         <w:rPr>
-          <w:color w:val="B4B4B4"/>
+          <w:color w:val="1A1A1A"/>
           <w:sz w:val="20"/>
         </w:rPr>
         <w:t>2020~2022</w:t>
@@ -5870,14 +5881,14 @@
       <w:r>
         <w:rPr>
           <w:b w:val="0"/>
-          <w:color w:val="B4B4B4"/>
+          <w:color w:val="1A1A1A"/>
           <w:sz w:val="20"/>
         </w:rPr>
         <w:t xml:space="preserve">   감정: </w:t>
       </w:r>
       <w:r>
         <w:rPr>
-          <w:color w:val="B4B4B4"/>
+          <w:color w:val="1A1A1A"/>
           <w:sz w:val="20"/>
         </w:rPr>
         <w:t>자부심</w:t>
@@ -5885,7 +5896,7 @@
       <w:r>
         <w:rPr>
           <w:b w:val="0"/>
-          <w:color w:val="B4B4B4"/>
+          <w:color w:val="1A1A1A"/>
           <w:sz w:val="20"/>
         </w:rPr>
         <w:t xml:space="preserve">   확실성: □ 확실  □ 대략  □ 추정</w:t>
@@ -5899,7 +5910,7 @@
       <w:r>
         <w:rPr>
           <w:b w:val="0"/>
-          <w:color w:val="B4B4B4"/>
+          <w:color w:val="1A1A1A"/>
           <w:sz w:val="20"/>
         </w:rPr>
         <w:t>사용 범위: ■ 자유  □ 물으면만  □ 회상 참고만(발화 금지)</w:t>
@@ -7114,7 +7125,6 @@
       <w:r>
         <w:rPr>
           <w:b/>
-          <w:color w:val="B4B4B4"/>
           <w:sz w:val="21"/>
         </w:rPr>
         <w:t xml:space="preserve">M6-05  </w:t>
@@ -7122,14 +7132,14 @@
       <w:r>
         <w:rPr>
           <w:b/>
-          <w:color w:val="B4B4B4"/>
+          <w:color w:val="1A1A1A"/>
           <w:sz w:val="21"/>
         </w:rPr>
         <w:t>냄새·소리·물건 중 그분을 떠올리게 하는 것</w:t>
       </w:r>
       <w:r>
         <w:rPr>
-          <w:color w:val="B4B4B4"/>
+          <w:color w:val="6E6E6E"/>
           <w:sz w:val="17"/>
         </w:rPr>
         <w:t xml:space="preserve">   표 0~5행</w:t>
@@ -8749,7 +8759,6 @@
       <w:r>
         <w:rPr>
           <w:b/>
-          <w:color w:val="B4B4B4"/>
           <w:sz w:val="21"/>
         </w:rPr>
         <w:t xml:space="preserve">M9-01  </w:t>
@@ -8757,14 +8766,14 @@
       <w:r>
         <w:rPr>
           <w:b/>
-          <w:color w:val="B4B4B4"/>
+          <w:color w:val="1A1A1A"/>
           <w:sz w:val="21"/>
         </w:rPr>
         <w:t>주제마다 페르소나가 어디까지 말해도 되는지 정해주세요.</w:t>
       </w:r>
       <w:r>
         <w:rPr>
-          <w:color w:val="B4B4B4"/>
+          <w:color w:val="6E6E6E"/>
           <w:sz w:val="17"/>
         </w:rPr>
         <w:t xml:space="preserve">   주제별 등급 + 단서 60자</w:t>
@@ -8778,7 +8787,7 @@
       <w:r>
         <w:rPr>
           <w:b w:val="0"/>
-          <w:color w:val="B4B4B4"/>
+          <w:color w:val="1A1A1A"/>
           <w:sz w:val="20"/>
         </w:rPr>
         <w:t xml:space="preserve">등급: </w:t>
@@ -8786,7 +8795,7 @@
       <w:r>
         <w:rPr>
           <w:b/>
-          <w:color w:val="B4B4B4"/>
+          <w:color w:val="1A1A1A"/>
           <w:sz w:val="20"/>
         </w:rPr>
         <w:t>자유</w:t>
@@ -8794,7 +8803,7 @@
       <w:r>
         <w:rPr>
           <w:b w:val="0"/>
-          <w:color w:val="B4B4B4"/>
+          <w:color w:val="1A1A1A"/>
           <w:sz w:val="20"/>
         </w:rPr>
         <w:t xml:space="preserve">(먼저 꺼내도 됨) / </w:t>
@@ -8802,7 +8811,7 @@
       <w:r>
         <w:rPr>
           <w:b/>
-          <w:color w:val="B4B4B4"/>
+          <w:color w:val="1A1A1A"/>
           <w:sz w:val="20"/>
         </w:rPr>
         <w:t>물으면만</w:t>
@@ -8810,7 +8819,7 @@
       <w:r>
         <w:rPr>
           <w:b w:val="0"/>
-          <w:color w:val="B4B4B4"/>
+          <w:color w:val="1A1A1A"/>
           <w:sz w:val="20"/>
         </w:rPr>
         <w:t xml:space="preserve">(먼저 꺼내지 않고, 물으면 답함) / </w:t>
@@ -8818,7 +8827,7 @@
       <w:r>
         <w:rPr>
           <w:b/>
-          <w:color w:val="B4B4B4"/>
+          <w:color w:val="1A1A1A"/>
           <w:sz w:val="20"/>
         </w:rPr>
         <w:t>짧게 넘김</w:t>
@@ -8826,7 +8835,7 @@
       <w:r>
         <w:rPr>
           <w:b w:val="0"/>
-          <w:color w:val="B4B4B4"/>
+          <w:color w:val="1A1A1A"/>
           <w:sz w:val="20"/>
         </w:rPr>
         <w:t xml:space="preserve">(물어도 한두 마디로 받고 화제를 돌림) / </w:t>
@@ -8834,7 +8843,7 @@
       <w:r>
         <w:rPr>
           <w:b/>
-          <w:color w:val="B4B4B4"/>
+          <w:color w:val="1A1A1A"/>
           <w:sz w:val="20"/>
         </w:rPr>
         <w:t>금지</w:t>
@@ -8842,7 +8851,7 @@
       <w:r>
         <w:rPr>
           <w:b w:val="0"/>
-          <w:color w:val="B4B4B4"/>
+          <w:color w:val="1A1A1A"/>
           <w:sz w:val="20"/>
         </w:rPr>
         <w:t>(답하지 않고 정해진 문구로 안내)</w:t>
@@ -8927,7 +8936,7 @@
             <w:r>
               <w:rPr>
                 <w:b w:val="0"/>
-                <w:color w:val="B4B4B4"/>
+                <w:color w:val="1A1A1A"/>
                 <w:sz w:val="18"/>
               </w:rPr>
               <w:t>나의 건강·병력</w:t>
@@ -8945,7 +8954,7 @@
             <w:r>
               <w:rPr>
                 <w:b w:val="0"/>
-                <w:color w:val="B4B4B4"/>
+                <w:color w:val="1A1A1A"/>
                 <w:sz w:val="18"/>
               </w:rPr>
               <w:t>금지</w:t>
@@ -8975,7 +8984,7 @@
             <w:r>
               <w:rPr>
                 <w:b w:val="0"/>
-                <w:color w:val="B4B4B4"/>
+                <w:color w:val="1A1A1A"/>
                 <w:sz w:val="18"/>
               </w:rPr>
               <w:t>사망·장례</w:t>
@@ -8993,7 +9002,7 @@
             <w:r>
               <w:rPr>
                 <w:b w:val="0"/>
-                <w:color w:val="B4B4B4"/>
+                <w:color w:val="1A1A1A"/>
                 <w:sz w:val="18"/>
               </w:rPr>
               <w:t>해당 없음</w:t>
@@ -9023,7 +9032,7 @@
             <w:r>
               <w:rPr>
                 <w:b w:val="0"/>
-                <w:color w:val="B4B4B4"/>
+                <w:color w:val="1A1A1A"/>
                 <w:sz w:val="18"/>
               </w:rPr>
               <w:t>상속·재산</w:t>
@@ -9041,7 +9050,7 @@
             <w:r>
               <w:rPr>
                 <w:b w:val="0"/>
-                <w:color w:val="B4B4B4"/>
+                <w:color w:val="1A1A1A"/>
                 <w:sz w:val="18"/>
               </w:rPr>
               <w:t>금지</w:t>
@@ -9071,7 +9080,7 @@
             <w:r>
               <w:rPr>
                 <w:b w:val="0"/>
-                <w:color w:val="B4B4B4"/>
+                <w:color w:val="1A1A1A"/>
                 <w:sz w:val="18"/>
               </w:rPr>
               <w:t>가족 갈등</w:t>
@@ -9089,7 +9098,7 @@
             <w:r>
               <w:rPr>
                 <w:b w:val="0"/>
-                <w:color w:val="B4B4B4"/>
+                <w:color w:val="1A1A1A"/>
                 <w:sz w:val="18"/>
               </w:rPr>
               <w:t>금지</w:t>
@@ -9119,7 +9128,7 @@
             <w:r>
               <w:rPr>
                 <w:b w:val="0"/>
-                <w:color w:val="B4B4B4"/>
+                <w:color w:val="1A1A1A"/>
                 <w:sz w:val="18"/>
               </w:rPr>
               <w:t>정치</w:t>
@@ -9137,7 +9146,7 @@
             <w:r>
               <w:rPr>
                 <w:b w:val="0"/>
-                <w:color w:val="B4B4B4"/>
+                <w:color w:val="1A1A1A"/>
                 <w:sz w:val="18"/>
               </w:rPr>
               <w:t>금지</w:t>
@@ -9167,7 +9176,7 @@
             <w:r>
               <w:rPr>
                 <w:b w:val="0"/>
-                <w:color w:val="B4B4B4"/>
+                <w:color w:val="1A1A1A"/>
                 <w:sz w:val="18"/>
               </w:rPr>
               <w:t>종교</w:t>
@@ -9185,7 +9194,7 @@
             <w:r>
               <w:rPr>
                 <w:b w:val="0"/>
-                <w:color w:val="B4B4B4"/>
+                <w:color w:val="1A1A1A"/>
                 <w:sz w:val="18"/>
               </w:rPr>
               <w:t>짧게 넘김</w:t>
@@ -9203,7 +9212,7 @@
             <w:r>
               <w:rPr>
                 <w:b w:val="0"/>
-                <w:color w:val="B4B4B4"/>
+                <w:color w:val="1A1A1A"/>
                 <w:sz w:val="18"/>
               </w:rPr>
               <w:t>"무교예요" 한마디까지</w:t>
@@ -9223,7 +9232,7 @@
             <w:r>
               <w:rPr>
                 <w:b w:val="0"/>
-                <w:color w:val="B4B4B4"/>
+                <w:color w:val="1A1A1A"/>
                 <w:sz w:val="18"/>
               </w:rPr>
               <w:t>술·담배</w:t>
@@ -9241,7 +9250,7 @@
             <w:r>
               <w:rPr>
                 <w:b w:val="0"/>
-                <w:color w:val="B4B4B4"/>
+                <w:color w:val="1A1A1A"/>
                 <w:sz w:val="18"/>
               </w:rPr>
               <w:t>짧게 넘김</w:t>
@@ -9271,7 +9280,7 @@
             <w:r>
               <w:rPr>
                 <w:b w:val="0"/>
-                <w:color w:val="B4B4B4"/>
+                <w:color w:val="1A1A1A"/>
                 <w:sz w:val="18"/>
               </w:rPr>
               <w:t>살아 있는 가족의 사생활</w:t>
@@ -9289,7 +9298,7 @@
             <w:r>
               <w:rPr>
                 <w:b w:val="0"/>
-                <w:color w:val="B4B4B4"/>
+                <w:color w:val="1A1A1A"/>
                 <w:sz w:val="18"/>
               </w:rPr>
               <w:t>금지</w:t>
@@ -9307,7 +9316,7 @@
             <w:r>
               <w:rPr>
                 <w:b w:val="0"/>
-                <w:color w:val="B4B4B4"/>
+                <w:color w:val="1A1A1A"/>
                 <w:sz w:val="18"/>
               </w:rPr>
               <w:t>성함·구성·직업 전부</w:t>
@@ -9327,7 +9336,7 @@
             <w:r>
               <w:rPr>
                 <w:b w:val="0"/>
-                <w:color w:val="B4B4B4"/>
+                <w:color w:val="1A1A1A"/>
                 <w:sz w:val="18"/>
               </w:rPr>
               <w:t>후회·미안함</w:t>
@@ -9345,7 +9354,7 @@
             <w:r>
               <w:rPr>
                 <w:b w:val="0"/>
-                <w:color w:val="B4B4B4"/>
+                <w:color w:val="1A1A1A"/>
                 <w:sz w:val="18"/>
               </w:rPr>
               <w:t>물으면만</w:t>
@@ -9363,7 +9372,7 @@
             <w:r>
               <w:rPr>
                 <w:b w:val="0"/>
-                <w:color w:val="B4B4B4"/>
+                <w:color w:val="1A1A1A"/>
                 <w:sz w:val="18"/>
               </w:rPr>
               <w:t>할머니 아침 죽 기억(P-01) 범위</w:t>
@@ -9383,7 +9392,7 @@
             <w:r>
               <w:rPr>
                 <w:b w:val="0"/>
-                <w:color w:val="B4B4B4"/>
+                <w:color w:val="1A1A1A"/>
                 <w:sz w:val="18"/>
               </w:rPr>
               <w:t>(직접 입력) 할머니 사별 경험</w:t>
@@ -9401,7 +9410,7 @@
             <w:r>
               <w:rPr>
                 <w:b/>
-                <w:color w:val="B4B4B4"/>
+                <w:color w:val="1A1A1A"/>
                 <w:sz w:val="18"/>
               </w:rPr>
               <w:t>자유</w:t>
@@ -9419,7 +9428,7 @@
             <w:r>
               <w:rPr>
                 <w:b w:val="0"/>
-                <w:color w:val="B4B4B4"/>
+                <w:color w:val="1A1A1A"/>
                 <w:sz w:val="18"/>
               </w:rPr>
               <w:t>담담한 톤, 과장 금지, 임종 세부·가족 신상 생략</w:t>
@@ -9439,7 +9448,7 @@
             <w:r>
               <w:rPr>
                 <w:b w:val="0"/>
-                <w:color w:val="B4B4B4"/>
+                <w:color w:val="1A1A1A"/>
                 <w:sz w:val="18"/>
               </w:rPr>
               <w:t>(직접 입력) 서비스 가격</w:t>
@@ -9457,7 +9466,7 @@
             <w:r>
               <w:rPr>
                 <w:b/>
-                <w:color w:val="B4B4B4"/>
+                <w:color w:val="1A1A1A"/>
                 <w:sz w:val="18"/>
               </w:rPr>
               <w:t>자유</w:t>
@@ -9475,7 +9484,7 @@
             <w:r>
               <w:rPr>
                 <w:b w:val="0"/>
-                <w:color w:val="B4B4B4"/>
+                <w:color w:val="1A1A1A"/>
                 <w:sz w:val="18"/>
               </w:rPr>
               <w:t>"출시 가격 기준이고 조정될 수 있다"는 단서를 항상 함께 말한다</w:t>
@@ -9495,7 +9504,7 @@
             <w:r>
               <w:rPr>
                 <w:b w:val="0"/>
-                <w:color w:val="B4B4B4"/>
+                <w:color w:val="1A1A1A"/>
                 <w:sz w:val="18"/>
               </w:rPr>
               <w:t>(직접 입력) 벤더·투자·계약·내부 수치·원가</w:t>
@@ -9513,7 +9522,7 @@
             <w:r>
               <w:rPr>
                 <w:b w:val="0"/>
-                <w:color w:val="B4B4B4"/>
+                <w:color w:val="1A1A1A"/>
                 <w:sz w:val="18"/>
               </w:rPr>
               <w:t>금지</w:t>
@@ -9531,7 +9540,7 @@
             <w:r>
               <w:rPr>
                 <w:b w:val="0"/>
-                <w:color w:val="B4B4B4"/>
+                <w:color w:val="1A1A1A"/>
                 <w:sz w:val="18"/>
               </w:rPr>
               <w:t>"공개 범위 밖" 안내 + 연락처</w:t>
@@ -9551,7 +9560,7 @@
             <w:r>
               <w:rPr>
                 <w:b w:val="0"/>
-                <w:color w:val="B4B4B4"/>
+                <w:color w:val="1A1A1A"/>
                 <w:sz w:val="18"/>
               </w:rPr>
               <w:t>(직접 입력) 리드·고객 개인정보</w:t>
@@ -9569,7 +9578,7 @@
             <w:r>
               <w:rPr>
                 <w:b w:val="0"/>
-                <w:color w:val="B4B4B4"/>
+                <w:color w:val="1A1A1A"/>
                 <w:sz w:val="18"/>
               </w:rPr>
               <w:t>금지</w:t>
@@ -9599,7 +9608,7 @@
             <w:r>
               <w:rPr>
                 <w:b w:val="0"/>
-                <w:color w:val="B4B4B4"/>
+                <w:color w:val="1A1A1A"/>
                 <w:sz w:val="18"/>
               </w:rPr>
               <w:t>(직접 입력) 팀원 개인 정보</w:t>
@@ -9617,7 +9626,7 @@
             <w:r>
               <w:rPr>
                 <w:b w:val="0"/>
-                <w:color w:val="B4B4B4"/>
+                <w:color w:val="1A1A1A"/>
                 <w:sz w:val="18"/>
               </w:rPr>
               <w:t>짧게 넘김</w:t>
@@ -9635,7 +9644,7 @@
             <w:r>
               <w:rPr>
                 <w:b w:val="0"/>
-                <w:color w:val="B4B4B4"/>
+                <w:color w:val="1A1A1A"/>
                 <w:sz w:val="18"/>
               </w:rPr>
               <w:t>지식 베이스 T8의 공개 이력까지만</w:t>
@@ -9869,7 +9878,7 @@
       <w:r>
         <w:rPr>
           <w:b/>
-          <w:color w:val="1F4E79"/>
+          <w:color w:val="B4B4B4"/>
           <w:sz w:val="24"/>
         </w:rPr>
         <w:t>T1. 사별 (돌아가신 분의 페르소나)</w:t>
@@ -9884,6 +9893,7 @@
       <w:r>
         <w:rPr>
           <w:b/>
+          <w:color w:val="B4B4B4"/>
           <w:sz w:val="21"/>
         </w:rPr>
         <w:t xml:space="preserve">T1-01  </w:t>
@@ -9891,7 +9901,7 @@
       <w:r>
         <w:rPr>
           <w:b/>
-          <w:color w:val="1A1A1A"/>
+          <w:color w:val="B4B4B4"/>
           <w:sz w:val="21"/>
         </w:rPr>
         <w:t>그분이 언제 돌아가셨는지, 편하신 만큼만요.</w:t>
@@ -9905,7 +9915,7 @@
       <w:r>
         <w:rPr>
           <w:b w:val="0"/>
-          <w:color w:val="1A1A1A"/>
+          <w:color w:val="B4B4B4"/>
           <w:sz w:val="20"/>
         </w:rPr>
         <w:t>□ 연도□ 연도+월□ 말하지 않음</w:t>
@@ -9920,6 +9930,7 @@
       <w:r>
         <w:rPr>
           <w:b/>
+          <w:color w:val="B4B4B4"/>
           <w:sz w:val="21"/>
         </w:rPr>
         <w:t xml:space="preserve">T1-02a  </w:t>
@@ -9927,14 +9938,14 @@
       <w:r>
         <w:rPr>
           <w:b/>
-          <w:color w:val="1A1A1A"/>
+          <w:color w:val="B4B4B4"/>
           <w:sz w:val="21"/>
         </w:rPr>
         <w:t>어떻게 돌아가셨나요?</w:t>
       </w:r>
       <w:r>
         <w:rPr>
-          <w:color w:val="6E6E6E"/>
+          <w:color w:val="B4B4B4"/>
           <w:sz w:val="17"/>
         </w:rPr>
         <w:t xml:space="preserve">   하나 선택</w:t>
@@ -9945,7 +9956,7 @@
       <w:r>
         <w:rPr>
           <w:b w:val="0"/>
-          <w:color w:val="6E6E6E"/>
+          <w:color w:val="B4B4B4"/>
           <w:sz w:val="17"/>
         </w:rPr>
         <w:t>안내: 페르소나가 자기 일을 알고 있어야, 가족이 그때 이야기를 꺼냈을 때 답할 수 있어요. "말하고 싶지 않음"을 고르면 페르소나는 "그 얘기는 하지 말자"로만 답합니다</w:t>
@@ -9959,7 +9970,7 @@
       <w:r>
         <w:rPr>
           <w:b w:val="0"/>
-          <w:color w:val="1A1A1A"/>
+          <w:color w:val="B4B4B4"/>
           <w:sz w:val="20"/>
         </w:rPr>
         <w:t>□ 오래 투병하시다가</w:t>
@@ -9973,7 +9984,7 @@
       <w:r>
         <w:rPr>
           <w:b w:val="0"/>
-          <w:color w:val="1A1A1A"/>
+          <w:color w:val="B4B4B4"/>
           <w:sz w:val="20"/>
         </w:rPr>
         <w:t>□ 수술·치료 중에</w:t>
@@ -9987,7 +9998,7 @@
       <w:r>
         <w:rPr>
           <w:b w:val="0"/>
-          <w:color w:val="1A1A1A"/>
+          <w:color w:val="B4B4B4"/>
           <w:sz w:val="20"/>
         </w:rPr>
         <w:t>□ 갑작스럽게 (사고·급성 질환)</w:t>
@@ -10001,7 +10012,7 @@
       <w:r>
         <w:rPr>
           <w:b w:val="0"/>
-          <w:color w:val="1A1A1A"/>
+          <w:color w:val="B4B4B4"/>
           <w:sz w:val="20"/>
         </w:rPr>
         <w:t>□ 노환으로 편안하게</w:t>
@@ -10015,7 +10026,7 @@
       <w:r>
         <w:rPr>
           <w:b w:val="0"/>
-          <w:color w:val="1A1A1A"/>
+          <w:color w:val="B4B4B4"/>
           <w:sz w:val="20"/>
         </w:rPr>
         <w:t>□ 말하고 싶지 않음</w:t>
@@ -10030,6 +10041,7 @@
       <w:r>
         <w:rPr>
           <w:b/>
+          <w:color w:val="B4B4B4"/>
           <w:sz w:val="21"/>
         </w:rPr>
         <w:t xml:space="preserve">T1-02b  </w:t>
@@ -10037,14 +10049,14 @@
       <w:r>
         <w:rPr>
           <w:b/>
-          <w:color w:val="1A1A1A"/>
+          <w:color w:val="B4B4B4"/>
           <w:sz w:val="21"/>
         </w:rPr>
         <w:t>마지막 시기에 곁에 있었던 가족과, 있지 못했던 가족은요?</w:t>
       </w:r>
       <w:r>
         <w:rPr>
-          <w:color w:val="6E6E6E"/>
+          <w:color w:val="B4B4B4"/>
           <w:sz w:val="17"/>
         </w:rPr>
         <w:t xml:space="preserve">   표 0~10행</w:t>
@@ -10055,7 +10067,7 @@
       <w:r>
         <w:rPr>
           <w:b w:val="0"/>
-          <w:color w:val="6E6E6E"/>
+          <w:color w:val="B4B4B4"/>
           <w:sz w:val="17"/>
         </w:rPr>
         <w:t>안내: 곁에 못 있던 가족이 미안함을 말하면 페르소나가 그 사실을 알고 받아줍니다</w:t>
@@ -10143,6 +10155,7 @@
       <w:r>
         <w:rPr>
           <w:b/>
+          <w:color w:val="B4B4B4"/>
           <w:sz w:val="21"/>
         </w:rPr>
         <w:t xml:space="preserve">T1-02c  </w:t>
@@ -10150,14 +10163,14 @@
       <w:r>
         <w:rPr>
           <w:b/>
-          <w:color w:val="1A1A1A"/>
+          <w:color w:val="B4B4B4"/>
           <w:sz w:val="21"/>
         </w:rPr>
         <w:t>그 무렵 이야기를 남기고 싶은 만큼만 들려주세요.</w:t>
       </w:r>
       <w:r>
         <w:rPr>
-          <w:color w:val="6E6E6E"/>
+          <w:color w:val="B4B4B4"/>
           <w:sz w:val="17"/>
         </w:rPr>
         <w:t xml:space="preserve">   서술 1~4문장 · 건너뛰기 가능</w:t>
@@ -10168,7 +10181,7 @@
       <w:r>
         <w:rPr>
           <w:b w:val="0"/>
-          <w:color w:val="6E6E6E"/>
+          <w:color w:val="B4B4B4"/>
           <w:sz w:val="17"/>
         </w:rPr>
         <w:t>가이드: 마지막으로 나눈 대화, 그분이 남긴 말, 가족이 해드린 것. 의료 세부는 쓰지 않아도 돼요</w:t>
@@ -10180,6 +10193,14 @@
         <w:tblW w:type="auto" w:w="0"/>
         <w:tblLayout w:type="fixed"/>
         <w:tblLook w:firstColumn="1" w:firstRow="1" w:lastColumn="0" w:lastRow="0" w:noHBand="0" w:noVBand="1" w:val="04A0"/>
+        <w:tblBorders>
+          <w:top w:val="single" w:sz="4" w:space="0" w:color="D9D9D9"/>
+          <w:left w:val="single" w:sz="4" w:space="0" w:color="D9D9D9"/>
+          <w:bottom w:val="single" w:sz="4" w:space="0" w:color="D9D9D9"/>
+          <w:right w:val="single" w:sz="4" w:space="0" w:color="D9D9D9"/>
+          <w:insideH w:val="single" w:sz="4" w:space="0" w:color="D9D9D9"/>
+          <w:insideV w:val="single" w:sz="4" w:space="0" w:color="D9D9D9"/>
+        </w:tblBorders>
       </w:tblPr>
       <w:tblGrid>
         <w:gridCol w:w="9978"/>
@@ -10215,7 +10236,7 @@
       <w:r>
         <w:rPr>
           <w:b w:val="0"/>
-          <w:color w:val="1A1A1A"/>
+          <w:color w:val="B4B4B4"/>
           <w:sz w:val="20"/>
         </w:rPr>
         <w:t>사용 범위: □ 자유  □ 물으면만  □ 회상 참고만</w:t>
@@ -10230,9 +10251,134 @@
       <w:r>
         <w:rPr>
           <w:b/>
+          <w:color w:val="B4B4B4"/>
           <w:sz w:val="21"/>
         </w:rPr>
         <w:t xml:space="preserve">T1-03  </w:t>
+      </w:r>
+      <w:r>
+        <w:rPr>
+          <w:b/>
+          <w:color w:val="B4B4B4"/>
+          <w:sz w:val="21"/>
+        </w:rPr>
+        <w:t>원본 그대로 듣기 힘든 녹음·영상이 있다면 표시해주세요.</w:t>
+      </w:r>
+    </w:p>
+    <w:p>
+      <w:pPr>
+        <w:spacing w:before="0" w:after="60" w:line="312" w:lineRule="auto"/>
+        <w:ind w:left="227"/>
+      </w:pPr>
+      <w:r>
+        <w:rPr>
+          <w:b w:val="0"/>
+          <w:color w:val="B4B4B4"/>
+          <w:sz w:val="20"/>
+        </w:rPr>
+        <w:t>□ 예 (파일별로 재생 잠금)  □ 아니요</w:t>
+      </w:r>
+    </w:p>
+    <w:p>
+      <w:pPr>
+        <w:spacing w:before="260" w:after="120" w:line="300" w:lineRule="auto"/>
+        <w:ind w:left="113" w:right="113"/>
+        <w:shd w:val="clear" w:fill="F1F5F9"/>
+      </w:pPr>
+      <w:r>
+        <w:rPr>
+          <w:b/>
+          <w:color w:val="B4B4B4"/>
+          <w:sz w:val="21"/>
+        </w:rPr>
+        <w:t xml:space="preserve">T1-04  </w:t>
+      </w:r>
+      <w:r>
+        <w:rPr>
+          <w:b/>
+          <w:color w:val="B4B4B4"/>
+          <w:sz w:val="21"/>
+        </w:rPr>
+        <w:t>기일이나 생신에 기억을 꺼내드리는 알림을 원하시나요?</w:t>
+      </w:r>
+    </w:p>
+    <w:p>
+      <w:pPr>
+        <w:spacing w:before="0" w:after="60" w:line="312" w:lineRule="auto"/>
+        <w:ind w:left="227"/>
+      </w:pPr>
+      <w:r>
+        <w:rPr>
+          <w:b w:val="0"/>
+          <w:color w:val="B4B4B4"/>
+          <w:sz w:val="20"/>
+        </w:rPr>
+        <w:t>□ 원하지 않음  □ 기일만  □ 생신만  □ 둘 다</w:t>
+      </w:r>
+    </w:p>
+    <w:p>
+      <w:pPr>
+        <w:spacing w:before="260" w:after="120" w:line="300" w:lineRule="auto"/>
+        <w:ind w:left="113" w:right="113"/>
+        <w:shd w:val="clear" w:fill="F1F5F9"/>
+      </w:pPr>
+      <w:r>
+        <w:rPr>
+          <w:b/>
+          <w:color w:val="B4B4B4"/>
+          <w:sz w:val="21"/>
+        </w:rPr>
+        <w:t xml:space="preserve">T1-05  </w:t>
+      </w:r>
+      <w:r>
+        <w:rPr>
+          <w:b/>
+          <w:color w:val="B4B4B4"/>
+          <w:sz w:val="21"/>
+        </w:rPr>
+        <w:t>핵심 몇 가지만으로 시작해서, 대화하고 답하실수록 그분다워집니다. 준비되셨나요?</w:t>
+      </w:r>
+    </w:p>
+    <w:p>
+      <w:pPr>
+        <w:spacing w:before="0" w:after="60" w:line="312" w:lineRule="auto"/>
+        <w:ind w:left="227"/>
+      </w:pPr>
+      <w:r>
+        <w:rPr>
+          <w:b w:val="0"/>
+          <w:color w:val="B4B4B4"/>
+          <w:sz w:val="20"/>
+        </w:rPr>
+        <w:t>□ 예</w:t>
+      </w:r>
+    </w:p>
+    <w:p>
+      <w:pPr>
+        <w:spacing w:before="320" w:after="120" w:line="312" w:lineRule="auto"/>
+        <w:ind w:left="0"/>
+      </w:pPr>
+      <w:r>
+        <w:rPr>
+          <w:b/>
+          <w:color w:val="1F4E79"/>
+          <w:sz w:val="24"/>
+        </w:rPr>
+        <w:t>T2. 생전 본인 심화 (본인 페르소나)</w:t>
+      </w:r>
+    </w:p>
+    <w:p>
+      <w:pPr>
+        <w:spacing w:before="260" w:after="120" w:line="300" w:lineRule="auto"/>
+        <w:ind w:left="113" w:right="113"/>
+        <w:shd w:val="clear" w:fill="F1F5F9"/>
+      </w:pPr>
+      <w:r>
+        <w:rPr>
+          <w:b/>
+          <w:sz w:val="21"/>
+        </w:rPr>
+        <w:t xml:space="preserve">T2-01  </w:t>
       </w:r>
       <w:r>
         <w:rPr>
@@ -10240,134 +10386,11 @@
           <w:color w:val="1A1A1A"/>
           <w:sz w:val="21"/>
         </w:rPr>
-        <w:t>원본 그대로 듣기 힘든 녹음·영상이 있다면 표시해주세요.</w:t>
-      </w:r>
-    </w:p>
-    <w:p>
-      <w:pPr>
-        <w:spacing w:before="0" w:after="60" w:line="312" w:lineRule="auto"/>
-        <w:ind w:left="227"/>
-      </w:pPr>
-      <w:r>
-        <w:rPr>
-          <w:b w:val="0"/>
-          <w:color w:val="1A1A1A"/>
-          <w:sz w:val="20"/>
-        </w:rPr>
-        <w:t>□ 예 (파일별로 재생 잠금)  □ 아니요</w:t>
-      </w:r>
-    </w:p>
-    <w:p>
-      <w:pPr>
-        <w:spacing w:before="260" w:after="120" w:line="300" w:lineRule="auto"/>
-        <w:ind w:left="113" w:right="113"/>
-        <w:shd w:val="clear" w:fill="F1F5F9"/>
-      </w:pPr>
-      <w:r>
-        <w:rPr>
-          <w:b/>
-          <w:sz w:val="21"/>
-        </w:rPr>
-        <w:t xml:space="preserve">T1-04  </w:t>
-      </w:r>
-      <w:r>
-        <w:rPr>
-          <w:b/>
-          <w:color w:val="1A1A1A"/>
-          <w:sz w:val="21"/>
-        </w:rPr>
-        <w:t>기일이나 생신에 기억을 꺼내드리는 알림을 원하시나요?</w:t>
-      </w:r>
-    </w:p>
-    <w:p>
-      <w:pPr>
-        <w:spacing w:before="0" w:after="60" w:line="312" w:lineRule="auto"/>
-        <w:ind w:left="227"/>
-      </w:pPr>
-      <w:r>
-        <w:rPr>
-          <w:b w:val="0"/>
-          <w:color w:val="1A1A1A"/>
-          <w:sz w:val="20"/>
-        </w:rPr>
-        <w:t>□ 원하지 않음  □ 기일만  □ 생신만  □ 둘 다</w:t>
-      </w:r>
-    </w:p>
-    <w:p>
-      <w:pPr>
-        <w:spacing w:before="260" w:after="120" w:line="300" w:lineRule="auto"/>
-        <w:ind w:left="113" w:right="113"/>
-        <w:shd w:val="clear" w:fill="F1F5F9"/>
-      </w:pPr>
-      <w:r>
-        <w:rPr>
-          <w:b/>
-          <w:sz w:val="21"/>
-        </w:rPr>
-        <w:t xml:space="preserve">T1-05  </w:t>
-      </w:r>
-      <w:r>
-        <w:rPr>
-          <w:b/>
-          <w:color w:val="1A1A1A"/>
-          <w:sz w:val="21"/>
-        </w:rPr>
-        <w:t>핵심 몇 가지만으로 시작해서, 대화하고 답하실수록 그분다워집니다. 준비되셨나요?</w:t>
-      </w:r>
-    </w:p>
-    <w:p>
-      <w:pPr>
-        <w:spacing w:before="0" w:after="60" w:line="312" w:lineRule="auto"/>
-        <w:ind w:left="227"/>
-      </w:pPr>
-      <w:r>
-        <w:rPr>
-          <w:b w:val="0"/>
-          <w:color w:val="1A1A1A"/>
-          <w:sz w:val="20"/>
-        </w:rPr>
-        <w:t>□ 예</w:t>
-      </w:r>
-    </w:p>
-    <w:p>
-      <w:pPr>
-        <w:spacing w:before="320" w:after="120" w:line="312" w:lineRule="auto"/>
-        <w:ind w:left="0"/>
-      </w:pPr>
-      <w:r>
-        <w:rPr>
-          <w:b/>
-          <w:color w:val="1F4E79"/>
-          <w:sz w:val="24"/>
-        </w:rPr>
-        <w:t>T2. 생전 본인 심화 (본인 페르소나)</w:t>
-      </w:r>
-    </w:p>
-    <w:p>
-      <w:pPr>
-        <w:spacing w:before="260" w:after="120" w:line="300" w:lineRule="auto"/>
-        <w:ind w:left="113" w:right="113"/>
-        <w:shd w:val="clear" w:fill="F1F5F9"/>
-      </w:pPr>
-      <w:r>
-        <w:rPr>
-          <w:b/>
-          <w:color w:val="B4B4B4"/>
-          <w:sz w:val="21"/>
-        </w:rPr>
-        <w:t xml:space="preserve">T2-01  </w:t>
-      </w:r>
-      <w:r>
-        <w:rPr>
-          <w:b/>
-          <w:color w:val="B4B4B4"/>
-          <w:sz w:val="21"/>
-        </w:rPr>
         <w:t>미래의 가족에게 남기고 싶은 말</w:t>
       </w:r>
       <w:r>
         <w:rPr>
-          <w:color w:val="B4B4B4"/>
+          <w:color w:val="6E6E6E"/>
           <w:sz w:val="17"/>
         </w:rPr>
         <w:t xml:space="preserve">   표 0~5행</w:t>
@@ -10454,7 +10477,7 @@
       <w:r>
         <w:rPr>
           <w:b w:val="0"/>
-          <w:color w:val="B4B4B4"/>
+          <w:color w:val="1A1A1A"/>
           <w:sz w:val="20"/>
         </w:rPr>
         <w:t>데모 페르소나 범위 밖(가족 미기재)</w:t>
@@ -10673,18 +10696,75 @@
       <w:r>
         <w:rPr>
           <w:b/>
+          <w:sz w:val="21"/>
+        </w:rPr>
+        <w:t xml:space="preserve">T2-05  </w:t>
+      </w:r>
+      <w:r>
+        <w:rPr>
+          <w:b/>
+          <w:color w:val="1A1A1A"/>
+          <w:sz w:val="21"/>
+        </w:rPr>
+        <w:t>사후 사용 여부는 여기서 정하지 않아요. 별도 동의서에서만 정합니다.</w:t>
+      </w:r>
+    </w:p>
+    <w:p>
+      <w:pPr>
+        <w:spacing w:before="0" w:after="60" w:line="312" w:lineRule="auto"/>
+        <w:ind w:left="227"/>
+      </w:pPr>
+      <w:r>
+        <w:rPr>
+          <w:b w:val="0"/>
+          <w:color w:val="1A1A1A"/>
+          <w:sz w:val="20"/>
+        </w:rPr>
+        <w:t>■ 확인</w:t>
+      </w:r>
+    </w:p>
+    <w:p>
+      <w:pPr>
+        <w:spacing w:before="320" w:after="120" w:line="312" w:lineRule="auto"/>
+        <w:ind w:left="0"/>
+      </w:pPr>
+      <w:r>
+        <w:rPr>
+          <w:b/>
           <w:color w:val="B4B4B4"/>
-          <w:sz w:val="21"/>
-        </w:rPr>
-        <w:t xml:space="preserve">T2-05  </w:t>
-      </w:r>
+          <w:sz w:val="24"/>
+        </w:rPr>
+        <w:t>T3. 원거리 가족 (멀리 계시지만 대화 가능한 분)</w:t>
+      </w:r>
+    </w:p>
+    <w:p>
+      <w:pPr>
+        <w:spacing w:before="260" w:after="120" w:line="300" w:lineRule="auto"/>
+        <w:ind w:left="113" w:right="113"/>
+        <w:shd w:val="clear" w:fill="F1F5F9"/>
+      </w:pPr>
       <w:r>
         <w:rPr>
           <w:b/>
           <w:color w:val="B4B4B4"/>
           <w:sz w:val="21"/>
         </w:rPr>
-        <w:t>사후 사용 여부는 여기서 정하지 않아요. 별도 동의서에서만 정합니다.</w:t>
+        <w:t xml:space="preserve">T3-01  </w:t>
+      </w:r>
+      <w:r>
+        <w:rPr>
+          <w:b/>
+          <w:color w:val="B4B4B4"/>
+          <w:sz w:val="21"/>
+        </w:rPr>
+        <w:t>그분께 어떤 질문부터 보낼까요?</w:t>
+      </w:r>
+      <w:r>
+        <w:rPr>
+          <w:color w:val="B4B4B4"/>
+          <w:sz w:val="17"/>
+        </w:rPr>
+        <w:t xml:space="preserve">   최대 5개</w:t>
       </w:r>
     </w:p>
     <w:p>
@@ -10698,21 +10778,7 @@
           <w:color w:val="B4B4B4"/>
           <w:sz w:val="20"/>
         </w:rPr>
-        <w:t>■ 확인</w:t>
-      </w:r>
-    </w:p>
-    <w:p>
-      <w:pPr>
-        <w:spacing w:before="320" w:after="120" w:line="312" w:lineRule="auto"/>
-        <w:ind w:left="0"/>
-      </w:pPr>
-      <w:r>
-        <w:rPr>
-          <w:b/>
-          <w:color w:val="1F4E79"/>
-          <w:sz w:val="24"/>
-        </w:rPr>
-        <w:t>T3. 원거리 가족 (멀리 계시지만 대화 가능한 분)</w:t>
+        <w:t>문항 목록에서 선택 · 기본 추천: C5-b · C7 · M3-01 · M5-06 · M6-01</w:t>
       </w:r>
     </w:p>
     <w:p>
@@ -10724,24 +10790,18 @@
       <w:r>
         <w:rPr>
           <w:b/>
+          <w:color w:val="B4B4B4"/>
           <w:sz w:val="21"/>
         </w:rPr>
-        <w:t xml:space="preserve">T3-01  </w:t>
+        <w:t xml:space="preserve">T3-02  </w:t>
       </w:r>
       <w:r>
         <w:rPr>
           <w:b/>
-          <w:color w:val="1A1A1A"/>
+          <w:color w:val="B4B4B4"/>
           <w:sz w:val="21"/>
         </w:rPr>
-        <w:t>그분께 어떤 질문부터 보낼까요?</w:t>
-      </w:r>
-      <w:r>
-        <w:rPr>
-          <w:color w:val="6E6E6E"/>
-          <w:sz w:val="17"/>
-        </w:rPr>
-        <w:t xml:space="preserve">   최대 5개</w:t>
+        <w:t>그분 본인의 동의 낭독이 필요해요. 링크의 첫 질문으로 보내드릴까요?</w:t>
       </w:r>
     </w:p>
     <w:p>
@@ -10752,10 +10812,10 @@
       <w:r>
         <w:rPr>
           <w:b w:val="0"/>
-          <w:color w:val="1A1A1A"/>
+          <w:color w:val="B4B4B4"/>
           <w:sz w:val="20"/>
         </w:rPr>
-        <w:t>문항 목록에서 선택 · 기본 추천: C5-b · C7 · M3-01 · M5-06 · M6-01</w:t>
+        <w:t>□ 예  □ 나중에</w:t>
       </w:r>
     </w:p>
     <w:p>
@@ -10767,17 +10827,18 @@
       <w:r>
         <w:rPr>
           <w:b/>
+          <w:color w:val="B4B4B4"/>
           <w:sz w:val="21"/>
         </w:rPr>
-        <w:t xml:space="preserve">T3-02  </w:t>
+        <w:t xml:space="preserve">T3-03  </w:t>
       </w:r>
       <w:r>
         <w:rPr>
           <w:b/>
-          <w:color w:val="1A1A1A"/>
+          <w:color w:val="B4B4B4"/>
           <w:sz w:val="21"/>
         </w:rPr>
-        <w:t>그분 본인의 동의 낭독이 필요해요. 링크의 첫 질문으로 보내드릴까요?</w:t>
+        <w:t>그분과 보통 얼마나 자주 통화하세요?</w:t>
       </w:r>
     </w:p>
     <w:p>
@@ -10788,10 +10849,24 @@
       <w:r>
         <w:rPr>
           <w:b w:val="0"/>
-          <w:color w:val="1A1A1A"/>
+          <w:color w:val="B4B4B4"/>
           <w:sz w:val="20"/>
         </w:rPr>
-        <w:t>□ 예  □ 나중에</w:t>
+        <w:t>□ 거의 매일  □ 주 1~2회  □ 월 1~2회  □ 드물게</w:t>
+      </w:r>
+    </w:p>
+    <w:p>
+      <w:pPr>
+        <w:spacing w:before="320" w:after="120" w:line="312" w:lineRule="auto"/>
+        <w:ind w:left="0"/>
+      </w:pPr>
+      <w:r>
+        <w:rPr>
+          <w:b/>
+          <w:color w:val="B4B4B4"/>
+          <w:sz w:val="24"/>
+        </w:rPr>
+        <w:t>T4. 기념 시점</w:t>
       </w:r>
     </w:p>
     <w:p>
@@ -10803,17 +10878,25 @@
       <w:r>
         <w:rPr>
           <w:b/>
+          <w:color w:val="B4B4B4"/>
           <w:sz w:val="21"/>
         </w:rPr>
-        <w:t xml:space="preserve">T3-03  </w:t>
+        <w:t xml:space="preserve">T4-01  </w:t>
       </w:r>
       <w:r>
         <w:rPr>
           <w:b/>
-          <w:color w:val="1A1A1A"/>
+          <w:color w:val="B4B4B4"/>
           <w:sz w:val="21"/>
         </w:rPr>
-        <w:t>그분과 보통 얼마나 자주 통화하세요?</w:t>
+        <w:t>이 시점을 남기려는 계기는?</w:t>
+      </w:r>
+      <w:r>
+        <w:rPr>
+          <w:color w:val="B4B4B4"/>
+          <w:sz w:val="17"/>
+        </w:rPr>
+        <w:t xml:space="preserve">   하나 선택 + 단답 30자</w:t>
       </w:r>
     </w:p>
     <w:p>
@@ -10824,24 +10907,24 @@
       <w:r>
         <w:rPr>
           <w:b w:val="0"/>
-          <w:color w:val="1A1A1A"/>
+          <w:color w:val="B4B4B4"/>
           <w:sz w:val="20"/>
         </w:rPr>
-        <w:t>□ 거의 매일  □ 주 1~2회  □ 월 1~2회  □ 드물게</w:t>
-      </w:r>
-    </w:p>
-    <w:p>
-      <w:pPr>
-        <w:spacing w:before="320" w:after="120" w:line="312" w:lineRule="auto"/>
-        <w:ind w:left="0"/>
-      </w:pPr>
-      <w:r>
-        <w:rPr>
-          <w:b/>
-          <w:color w:val="1F4E79"/>
-          <w:sz w:val="24"/>
-        </w:rPr>
-        <w:t>T4. 기념 시점</w:t>
+        <w:t>□ 생일·환갑·칠순  □ 결혼·출산  □ 입대·유학·이민  □ 졸업·취업  □ 투병 전후</w:t>
+      </w:r>
+    </w:p>
+    <w:p>
+      <w:pPr>
+        <w:spacing w:before="0" w:after="60" w:line="312" w:lineRule="auto"/>
+        <w:ind w:left="227"/>
+      </w:pPr>
+      <w:r>
+        <w:rPr>
+          <w:b w:val="0"/>
+          <w:color w:val="B4B4B4"/>
+          <w:sz w:val="20"/>
+        </w:rPr>
+        <w:t>□ 직접 입력</w:t>
       </w:r>
     </w:p>
     <w:p>
@@ -10853,78 +10936,22 @@
       <w:r>
         <w:rPr>
           <w:b/>
+          <w:color w:val="B4B4B4"/>
           <w:sz w:val="21"/>
         </w:rPr>
-        <w:t xml:space="preserve">T4-01  </w:t>
+        <w:t xml:space="preserve">T4-02  </w:t>
       </w:r>
       <w:r>
         <w:rPr>
           <w:b/>
-          <w:color w:val="1A1A1A"/>
+          <w:color w:val="B4B4B4"/>
           <w:sz w:val="21"/>
         </w:rPr>
-        <w:t>이 시점을 남기려는 계기는?</w:t>
-      </w:r>
-      <w:r>
-        <w:rPr>
-          <w:color w:val="6E6E6E"/>
-          <w:sz w:val="17"/>
-        </w:rPr>
-        <w:t xml:space="preserve">   하나 선택 + 단답 30자</w:t>
-      </w:r>
-    </w:p>
-    <w:p>
-      <w:pPr>
-        <w:spacing w:before="0" w:after="60" w:line="312" w:lineRule="auto"/>
-        <w:ind w:left="227"/>
-      </w:pPr>
-      <w:r>
-        <w:rPr>
-          <w:b w:val="0"/>
-          <w:color w:val="1A1A1A"/>
-          <w:sz w:val="20"/>
-        </w:rPr>
-        <w:t>□ 생일·환갑·칠순  □ 결혼·출산  □ 입대·유학·이민  □ 졸업·취업  □ 투병 전후</w:t>
-      </w:r>
-    </w:p>
-    <w:p>
-      <w:pPr>
-        <w:spacing w:before="0" w:after="60" w:line="312" w:lineRule="auto"/>
-        <w:ind w:left="227"/>
-      </w:pPr>
-      <w:r>
-        <w:rPr>
-          <w:b w:val="0"/>
-          <w:color w:val="1A1A1A"/>
-          <w:sz w:val="20"/>
-        </w:rPr>
-        <w:t>□ 직접 입력</w:t>
-      </w:r>
-    </w:p>
-    <w:p>
-      <w:pPr>
-        <w:spacing w:before="260" w:after="120" w:line="300" w:lineRule="auto"/>
-        <w:ind w:left="113" w:right="113"/>
-        <w:shd w:val="clear" w:fill="F1F5F9"/>
-      </w:pPr>
-      <w:r>
-        <w:rPr>
-          <w:b/>
-          <w:sz w:val="21"/>
-        </w:rPr>
-        <w:t xml:space="preserve">T4-02  </w:t>
-      </w:r>
-      <w:r>
-        <w:rPr>
-          <w:b/>
-          <w:color w:val="1A1A1A"/>
-          <w:sz w:val="21"/>
-        </w:rPr>
         <w:t>지금의 그분을 대표하는 것 하나</w:t>
       </w:r>
       <w:r>
         <w:rPr>
-          <w:color w:val="6E6E6E"/>
+          <w:color w:val="B4B4B4"/>
           <w:sz w:val="17"/>
         </w:rPr>
         <w:t xml:space="preserve">   단답 40자</w:t>
@@ -10936,6 +10963,14 @@
         <w:tblW w:type="auto" w:w="0"/>
         <w:tblLayout w:type="fixed"/>
         <w:tblLook w:firstColumn="1" w:firstRow="1" w:lastColumn="0" w:lastRow="0" w:noHBand="0" w:noVBand="1" w:val="04A0"/>
+        <w:tblBorders>
+          <w:top w:val="single" w:sz="4" w:space="0" w:color="D9D9D9"/>
+          <w:left w:val="single" w:sz="4" w:space="0" w:color="D9D9D9"/>
+          <w:bottom w:val="single" w:sz="4" w:space="0" w:color="D9D9D9"/>
+          <w:right w:val="single" w:sz="4" w:space="0" w:color="D9D9D9"/>
+          <w:insideH w:val="single" w:sz="4" w:space="0" w:color="D9D9D9"/>
+          <w:insideV w:val="single" w:sz="4" w:space="0" w:color="D9D9D9"/>
+        </w:tblBorders>
       </w:tblPr>
       <w:tblGrid>
         <w:gridCol w:w="9978"/>
@@ -10967,6 +11002,7 @@
       <w:r>
         <w:rPr>
           <w:b/>
+          <w:color w:val="B4B4B4"/>
           <w:sz w:val="21"/>
         </w:rPr>
         <w:t xml:space="preserve">T4-03  </w:t>
@@ -10974,14 +11010,14 @@
       <w:r>
         <w:rPr>
           <w:b/>
-          <w:color w:val="1A1A1A"/>
+          <w:color w:val="B4B4B4"/>
           <w:sz w:val="21"/>
         </w:rPr>
         <w:t>몇 년 뒤의 가족에게 지금의 그분이 해주고 싶은 말</w:t>
       </w:r>
       <w:r>
         <w:rPr>
-          <w:color w:val="6E6E6E"/>
+          <w:color w:val="B4B4B4"/>
           <w:sz w:val="17"/>
         </w:rPr>
         <w:t xml:space="preserve">   서술 1~3문장</w:t>
@@ -10995,7 +11031,7 @@
       <w:r>
         <w:rPr>
           <w:b w:val="0"/>
-          <w:color w:val="1A1A1A"/>
+          <w:color w:val="B4B4B4"/>
           <w:sz w:val="20"/>
         </w:rPr>
         <w:t>받는 사람: ____________</w:t>
@@ -11007,6 +11043,14 @@
         <w:tblW w:type="auto" w:w="0"/>
         <w:tblLayout w:type="fixed"/>
         <w:tblLook w:firstColumn="1" w:firstRow="1" w:lastColumn="0" w:lastRow="0" w:noHBand="0" w:noVBand="1" w:val="04A0"/>
+        <w:tblBorders>
+          <w:top w:val="single" w:sz="4" w:space="0" w:color="D9D9D9"/>
+          <w:left w:val="single" w:sz="4" w:space="0" w:color="D9D9D9"/>
+          <w:bottom w:val="single" w:sz="4" w:space="0" w:color="D9D9D9"/>
+          <w:right w:val="single" w:sz="4" w:space="0" w:color="D9D9D9"/>
+          <w:insideH w:val="single" w:sz="4" w:space="0" w:color="D9D9D9"/>
+          <w:insideV w:val="single" w:sz="4" w:space="0" w:color="D9D9D9"/>
+        </w:tblBorders>
       </w:tblPr>
       <w:tblGrid>
         <w:gridCol w:w="9978"/>

--- a/ai/docs/Persona_Intake_이준혁.docx
+++ b/ai/docs/Persona_Intake_이준혁.docx
@@ -87,36 +87,22 @@
         <w:t>예: 신금자 / 이준혁</w:t>
       </w:r>
     </w:p>
-    <w:tbl>
-      <w:tblPr>
-        <w:tblStyle w:val="TableGrid"/>
-        <w:tblW w:type="auto" w:w="0"/>
-        <w:tblLayout w:type="fixed"/>
-        <w:tblLook w:firstColumn="1" w:firstRow="1" w:lastColumn="0" w:lastRow="0" w:noHBand="0" w:noVBand="1" w:val="04A0"/>
-      </w:tblPr>
-      <w:tblGrid>
-        <w:gridCol w:w="9978"/>
-      </w:tblGrid>
-      <w:tr>
-        <w:tc>
-          <w:tcPr>
-            <w:tcW w:type="dxa" w:w="9978"/>
-          </w:tcPr>
-          <w:p>
-            <w:pPr>
-              <w:spacing w:before="40" w:after="40" w:line="312" w:lineRule="auto"/>
-            </w:pPr>
-            <w:r>
-              <w:rPr>
-                <w:color w:val="1A1A1A"/>
-                <w:sz w:val="20"/>
-              </w:rPr>
-              <w:t>이준혁</w:t>
-            </w:r>
-          </w:p>
-        </w:tc>
-      </w:tr>
-    </w:tbl>
+    <w:p>
+      <w:pPr>
+        <w:spacing w:before="40" w:after="40" w:line="336" w:lineRule="auto"/>
+        <w:ind w:left="283"/>
+        <w:pBdr>
+          <w:left w:val="single" w:sz="12" w:space="8" w:color="A6A6A6"/>
+        </w:pBdr>
+      </w:pPr>
+      <w:r>
+        <w:rPr>
+          <w:color w:val="1A1A1A"/>
+          <w:sz w:val="20"/>
+        </w:rPr>
+        <w:t>이준혁</w:t>
+      </w:r>
+    </w:p>
     <w:p>
       <w:pPr>
         <w:spacing w:after="40"/>
@@ -154,7 +140,10 @@
     <w:p>
       <w:pPr>
         <w:spacing w:before="0" w:after="60" w:line="312" w:lineRule="auto"/>
-        <w:ind w:left="227"/>
+        <w:ind w:left="283"/>
+        <w:pBdr>
+          <w:left w:val="single" w:sz="12" w:space="8" w:color="A6A6A6"/>
+        </w:pBdr>
       </w:pPr>
       <w:r>
         <w:rPr>
@@ -168,7 +157,10 @@
     <w:p>
       <w:pPr>
         <w:spacing w:before="0" w:after="60" w:line="312" w:lineRule="auto"/>
-        <w:ind w:left="227"/>
+        <w:ind w:left="283"/>
+        <w:pBdr>
+          <w:left w:val="single" w:sz="12" w:space="8" w:color="A6A6A6"/>
+        </w:pBdr>
       </w:pPr>
       <w:r>
         <w:rPr>
@@ -182,7 +174,10 @@
     <w:p>
       <w:pPr>
         <w:spacing w:before="0" w:after="60" w:line="312" w:lineRule="auto"/>
-        <w:ind w:left="227"/>
+        <w:ind w:left="283"/>
+        <w:pBdr>
+          <w:left w:val="single" w:sz="12" w:space="8" w:color="A6A6A6"/>
+        </w:pBdr>
       </w:pPr>
       <w:r>
         <w:rPr>
@@ -196,7 +191,7 @@
     <w:p>
       <w:pPr>
         <w:spacing w:before="0" w:after="60" w:line="312" w:lineRule="auto"/>
-        <w:ind w:left="227"/>
+        <w:ind w:left="283"/>
       </w:pPr>
       <w:r>
         <w:rPr>
@@ -248,37 +243,21 @@
         <w:t>예: 할머니 / 엄마 / 아빠 / 여보 / (이름)</w:t>
       </w:r>
     </w:p>
-    <w:tbl>
-      <w:tblPr>
-        <w:tblStyle w:val="TableGrid"/>
-        <w:tblW w:type="auto" w:w="0"/>
-        <w:tblLayout w:type="fixed"/>
-        <w:tblLook w:firstColumn="1" w:firstRow="1" w:lastColumn="0" w:lastRow="0" w:noHBand="0" w:noVBand="1" w:val="04A0"/>
-        <w:tblBorders>
-          <w:top w:val="single" w:sz="4" w:space="0" w:color="D9D9D9"/>
-          <w:left w:val="single" w:sz="4" w:space="0" w:color="D9D9D9"/>
-          <w:bottom w:val="single" w:sz="4" w:space="0" w:color="D9D9D9"/>
-          <w:right w:val="single" w:sz="4" w:space="0" w:color="D9D9D9"/>
-          <w:insideH w:val="single" w:sz="4" w:space="0" w:color="D9D9D9"/>
-          <w:insideV w:val="single" w:sz="4" w:space="0" w:color="D9D9D9"/>
-        </w:tblBorders>
-      </w:tblPr>
-      <w:tblGrid>
-        <w:gridCol w:w="9978"/>
-      </w:tblGrid>
-      <w:tr>
-        <w:tc>
-          <w:tcPr>
-            <w:tcW w:type="dxa" w:w="9978"/>
-          </w:tcPr>
-          <w:p>
-            <w:pPr>
-              <w:spacing w:before="40" w:after="40" w:line="312" w:lineRule="auto"/>
-            </w:pPr>
-          </w:p>
-        </w:tc>
-      </w:tr>
-    </w:tbl>
+    <w:p>
+      <w:pPr>
+        <w:spacing w:before="40" w:after="40" w:line="336" w:lineRule="auto"/>
+        <w:ind w:left="283"/>
+        <w:pBdr>
+          <w:left w:val="single" w:sz="12" w:space="8" w:color="E0E0E0"/>
+        </w:pBdr>
+      </w:pPr>
+      <w:r>
+        <w:rPr>
+          <w:sz w:val="20"/>
+        </w:rPr>
+        <w:t xml:space="preserve"> </w:t>
+      </w:r>
+    </w:p>
     <w:p>
       <w:pPr>
         <w:spacing w:after="40"/>
@@ -316,7 +295,10 @@
     <w:p>
       <w:pPr>
         <w:spacing w:before="0" w:after="60" w:line="312" w:lineRule="auto"/>
-        <w:ind w:left="340"/>
+        <w:ind w:left="283"/>
+        <w:pBdr>
+          <w:left w:val="single" w:sz="12" w:space="8" w:color="A6A6A6"/>
+        </w:pBdr>
       </w:pPr>
       <w:r>
         <w:rPr>
@@ -330,7 +312,10 @@
     <w:p>
       <w:pPr>
         <w:spacing w:before="0" w:after="60" w:line="312" w:lineRule="auto"/>
-        <w:ind w:left="340"/>
+        <w:ind w:left="283"/>
+        <w:pBdr>
+          <w:left w:val="single" w:sz="12" w:space="8" w:color="A6A6A6"/>
+        </w:pBdr>
       </w:pPr>
       <w:r>
         <w:rPr>
@@ -344,7 +329,10 @@
     <w:p>
       <w:pPr>
         <w:spacing w:before="0" w:after="60" w:line="312" w:lineRule="auto"/>
-        <w:ind w:left="340"/>
+        <w:ind w:left="283"/>
+        <w:pBdr>
+          <w:left w:val="single" w:sz="12" w:space="8" w:color="A6A6A6"/>
+        </w:pBdr>
       </w:pPr>
       <w:r>
         <w:rPr>
@@ -409,7 +397,10 @@
     <w:p>
       <w:pPr>
         <w:spacing w:before="0" w:after="60" w:line="312" w:lineRule="auto"/>
-        <w:ind w:left="340"/>
+        <w:ind w:left="283"/>
+        <w:pBdr>
+          <w:left w:val="single" w:sz="12" w:space="8" w:color="A6A6A6"/>
+        </w:pBdr>
       </w:pPr>
       <w:r>
         <w:rPr>
@@ -423,7 +414,10 @@
     <w:p>
       <w:pPr>
         <w:spacing w:before="0" w:after="60" w:line="312" w:lineRule="auto"/>
-        <w:ind w:left="340"/>
+        <w:ind w:left="283"/>
+        <w:pBdr>
+          <w:left w:val="single" w:sz="12" w:space="8" w:color="A6A6A6"/>
+        </w:pBdr>
       </w:pPr>
       <w:r>
         <w:rPr>
@@ -474,34 +468,36 @@
         <w:t>가이드: 답하지 않아도 괜찮아요</w:t>
       </w:r>
     </w:p>
-    <w:tbl>
-      <w:tblPr>
-        <w:tblStyle w:val="TableGrid"/>
-        <w:tblW w:type="auto" w:w="0"/>
-        <w:tblLayout w:type="fixed"/>
-        <w:tblLook w:firstColumn="1" w:firstRow="1" w:lastColumn="0" w:lastRow="0" w:noHBand="0" w:noVBand="1" w:val="04A0"/>
-      </w:tblPr>
-      <w:tblGrid>
-        <w:gridCol w:w="9978"/>
-      </w:tblGrid>
-      <w:tr>
-        <w:tc>
-          <w:tcPr>
-            <w:tcW w:type="dxa" w:w="9978"/>
-          </w:tcPr>
-          <w:p>
-            <w:pPr>
-              <w:spacing w:before="40" w:after="40" w:line="312" w:lineRule="auto"/>
-            </w:pPr>
-          </w:p>
-          <w:p>
-            <w:pPr>
-              <w:spacing w:after="40" w:line="312" w:lineRule="auto"/>
-            </w:pPr>
-          </w:p>
-        </w:tc>
-      </w:tr>
-    </w:tbl>
+    <w:p>
+      <w:pPr>
+        <w:spacing w:before="40" w:after="40" w:line="336" w:lineRule="auto"/>
+        <w:ind w:left="283"/>
+        <w:pBdr>
+          <w:left w:val="single" w:sz="12" w:space="8" w:color="A6A6A6"/>
+        </w:pBdr>
+      </w:pPr>
+      <w:r>
+        <w:rPr>
+          <w:sz w:val="20"/>
+        </w:rPr>
+        <w:t xml:space="preserve"> </w:t>
+      </w:r>
+    </w:p>
+    <w:p>
+      <w:pPr>
+        <w:spacing w:before="40" w:after="40" w:line="336" w:lineRule="auto"/>
+        <w:ind w:left="283"/>
+        <w:pBdr>
+          <w:left w:val="single" w:sz="12" w:space="8" w:color="A6A6A6"/>
+        </w:pBdr>
+      </w:pPr>
+      <w:r>
+        <w:rPr>
+          <w:sz w:val="20"/>
+        </w:rPr>
+        <w:t xml:space="preserve"> </w:t>
+      </w:r>
+    </w:p>
     <w:p>
       <w:pPr>
         <w:spacing w:after="40"/>
@@ -550,7 +546,10 @@
     <w:p>
       <w:pPr>
         <w:spacing w:before="0" w:after="60" w:line="312" w:lineRule="auto"/>
-        <w:ind w:left="340"/>
+        <w:ind w:left="283"/>
+        <w:pBdr>
+          <w:left w:val="single" w:sz="12" w:space="8" w:color="A6A6A6"/>
+        </w:pBdr>
       </w:pPr>
       <w:r>
         <w:rPr>
@@ -564,7 +563,10 @@
     <w:p>
       <w:pPr>
         <w:spacing w:before="0" w:after="60" w:line="312" w:lineRule="auto"/>
-        <w:ind w:left="340"/>
+        <w:ind w:left="283"/>
+        <w:pBdr>
+          <w:left w:val="single" w:sz="12" w:space="8" w:color="A6A6A6"/>
+        </w:pBdr>
       </w:pPr>
       <w:r>
         <w:rPr>
@@ -578,7 +580,10 @@
     <w:p>
       <w:pPr>
         <w:spacing w:before="0" w:after="60" w:line="312" w:lineRule="auto"/>
-        <w:ind w:left="340"/>
+        <w:ind w:left="283"/>
+        <w:pBdr>
+          <w:left w:val="single" w:sz="12" w:space="8" w:color="A6A6A6"/>
+        </w:pBdr>
       </w:pPr>
       <w:r>
         <w:rPr>
@@ -641,37 +646,21 @@
         <w:t>가이드: 나 한 명분만 적어주세요. 다른 가족은 M2 에서 한 명씩 물어요</w:t>
       </w:r>
     </w:p>
-    <w:tbl>
-      <w:tblPr>
-        <w:tblStyle w:val="TableGrid"/>
-        <w:tblW w:type="auto" w:w="0"/>
-        <w:tblLayout w:type="fixed"/>
-        <w:tblLook w:firstColumn="1" w:firstRow="1" w:lastColumn="0" w:lastRow="0" w:noHBand="0" w:noVBand="1" w:val="04A0"/>
-        <w:tblBorders>
-          <w:top w:val="single" w:sz="4" w:space="0" w:color="D9D9D9"/>
-          <w:left w:val="single" w:sz="4" w:space="0" w:color="D9D9D9"/>
-          <w:bottom w:val="single" w:sz="4" w:space="0" w:color="D9D9D9"/>
-          <w:right w:val="single" w:sz="4" w:space="0" w:color="D9D9D9"/>
-          <w:insideH w:val="single" w:sz="4" w:space="0" w:color="D9D9D9"/>
-          <w:insideV w:val="single" w:sz="4" w:space="0" w:color="D9D9D9"/>
-        </w:tblBorders>
-      </w:tblPr>
-      <w:tblGrid>
-        <w:gridCol w:w="9978"/>
-      </w:tblGrid>
-      <w:tr>
-        <w:tc>
-          <w:tcPr>
-            <w:tcW w:type="dxa" w:w="9978"/>
-          </w:tcPr>
-          <w:p>
-            <w:pPr>
-              <w:spacing w:before="40" w:after="40" w:line="312" w:lineRule="auto"/>
-            </w:pPr>
-          </w:p>
-        </w:tc>
-      </w:tr>
-    </w:tbl>
+    <w:p>
+      <w:pPr>
+        <w:spacing w:before="40" w:after="40" w:line="336" w:lineRule="auto"/>
+        <w:ind w:left="283"/>
+        <w:pBdr>
+          <w:left w:val="single" w:sz="12" w:space="8" w:color="E0E0E0"/>
+        </w:pBdr>
+      </w:pPr>
+      <w:r>
+        <w:rPr>
+          <w:sz w:val="20"/>
+        </w:rPr>
+        <w:t xml:space="preserve"> </w:t>
+      </w:r>
+    </w:p>
     <w:p>
       <w:pPr>
         <w:spacing w:after="40"/>
@@ -717,36 +706,22 @@
         <w:t>예: ○○님 / 손님</w:t>
       </w:r>
     </w:p>
-    <w:tbl>
-      <w:tblPr>
-        <w:tblStyle w:val="TableGrid"/>
-        <w:tblW w:type="auto" w:w="0"/>
-        <w:tblLayout w:type="fixed"/>
-        <w:tblLook w:firstColumn="1" w:firstRow="1" w:lastColumn="0" w:lastRow="0" w:noHBand="0" w:noVBand="1" w:val="04A0"/>
-      </w:tblPr>
-      <w:tblGrid>
-        <w:gridCol w:w="9978"/>
-      </w:tblGrid>
-      <w:tr>
-        <w:tc>
-          <w:tcPr>
-            <w:tcW w:type="dxa" w:w="9978"/>
-          </w:tcPr>
-          <w:p>
-            <w:pPr>
-              <w:spacing w:before="40" w:after="40" w:line="312" w:lineRule="auto"/>
-            </w:pPr>
-            <w:r>
-              <w:rPr>
-                <w:color w:val="1A1A1A"/>
-                <w:sz w:val="20"/>
-              </w:rPr>
-              <w:t>○○님</w:t>
-            </w:r>
-          </w:p>
-        </w:tc>
-      </w:tr>
-    </w:tbl>
+    <w:p>
+      <w:pPr>
+        <w:spacing w:before="40" w:after="40" w:line="336" w:lineRule="auto"/>
+        <w:ind w:left="283"/>
+        <w:pBdr>
+          <w:left w:val="single" w:sz="12" w:space="8" w:color="A6A6A6"/>
+        </w:pBdr>
+      </w:pPr>
+      <w:r>
+        <w:rPr>
+          <w:color w:val="1A1A1A"/>
+          <w:sz w:val="20"/>
+        </w:rPr>
+        <w:t>○○님</w:t>
+      </w:r>
+    </w:p>
     <w:p>
       <w:pPr>
         <w:spacing w:after="40"/>
@@ -792,41 +767,22 @@
         <w:t>예: "정중하지만 딱딱하지 않게, 편안하게 설명해주는 느낌"</w:t>
       </w:r>
     </w:p>
-    <w:tbl>
-      <w:tblPr>
-        <w:tblStyle w:val="TableGrid"/>
-        <w:tblW w:type="auto" w:w="0"/>
-        <w:tblLayout w:type="fixed"/>
-        <w:tblLook w:firstColumn="1" w:firstRow="1" w:lastColumn="0" w:lastRow="0" w:noHBand="0" w:noVBand="1" w:val="04A0"/>
-      </w:tblPr>
-      <w:tblGrid>
-        <w:gridCol w:w="9978"/>
-      </w:tblGrid>
-      <w:tr>
-        <w:tc>
-          <w:tcPr>
-            <w:tcW w:type="dxa" w:w="9978"/>
-          </w:tcPr>
-          <w:p>
-            <w:pPr>
-              <w:spacing w:before="40" w:after="40" w:line="312" w:lineRule="auto"/>
-            </w:pPr>
-            <w:r>
-              <w:rPr>
-                <w:color w:val="1A1A1A"/>
-                <w:sz w:val="20"/>
-              </w:rPr>
-              <w:t>정중하되 딱딱하지 않게, 편안하게 설명해주는 느낌으로 대했으면 합니다. 존댓말이 기본입니다.</w:t>
-            </w:r>
-          </w:p>
-          <w:p>
-            <w:pPr>
-              <w:spacing w:after="40" w:line="312" w:lineRule="auto"/>
-            </w:pPr>
-          </w:p>
-        </w:tc>
-      </w:tr>
-    </w:tbl>
+    <w:p>
+      <w:pPr>
+        <w:spacing w:before="40" w:after="40" w:line="336" w:lineRule="auto"/>
+        <w:ind w:left="283"/>
+        <w:pBdr>
+          <w:left w:val="single" w:sz="12" w:space="8" w:color="A6A6A6"/>
+        </w:pBdr>
+      </w:pPr>
+      <w:r>
+        <w:rPr>
+          <w:color w:val="1A1A1A"/>
+          <w:sz w:val="20"/>
+        </w:rPr>
+        <w:t>정중하되 딱딱하지 않게, 편안하게 설명해주는 느낌으로 대했으면 합니다. 존댓말이 기본입니다.</w:t>
+      </w:r>
+    </w:p>
     <w:p>
       <w:pPr>
         <w:spacing w:after="40"/>
@@ -938,7 +894,7 @@
     <w:p>
       <w:pPr>
         <w:spacing w:before="0" w:after="60" w:line="312" w:lineRule="auto"/>
-        <w:ind w:left="227"/>
+        <w:ind w:left="283"/>
       </w:pPr>
       <w:r>
         <w:rPr>
@@ -998,7 +954,10 @@
     <w:p>
       <w:pPr>
         <w:spacing w:before="0" w:after="60" w:line="312" w:lineRule="auto"/>
-        <w:ind w:left="340"/>
+        <w:ind w:left="283"/>
+        <w:pBdr>
+          <w:left w:val="single" w:sz="12" w:space="8" w:color="A6A6A6"/>
+        </w:pBdr>
       </w:pPr>
       <w:r>
         <w:rPr>
@@ -1012,7 +971,10 @@
     <w:p>
       <w:pPr>
         <w:spacing w:before="0" w:after="60" w:line="312" w:lineRule="auto"/>
-        <w:ind w:left="340"/>
+        <w:ind w:left="283"/>
+        <w:pBdr>
+          <w:left w:val="single" w:sz="12" w:space="8" w:color="A6A6A6"/>
+        </w:pBdr>
       </w:pPr>
       <w:r>
         <w:rPr>
@@ -1026,7 +988,10 @@
     <w:p>
       <w:pPr>
         <w:spacing w:before="0" w:after="60" w:line="312" w:lineRule="auto"/>
-        <w:ind w:left="340"/>
+        <w:ind w:left="283"/>
+        <w:pBdr>
+          <w:left w:val="single" w:sz="12" w:space="8" w:color="A6A6A6"/>
+        </w:pBdr>
       </w:pPr>
       <w:r>
         <w:rPr>
@@ -1069,7 +1034,10 @@
     <w:p>
       <w:pPr>
         <w:spacing w:before="0" w:after="60" w:line="312" w:lineRule="auto"/>
-        <w:ind w:left="340"/>
+        <w:ind w:left="283"/>
+        <w:pBdr>
+          <w:left w:val="single" w:sz="12" w:space="8" w:color="A6A6A6"/>
+        </w:pBdr>
       </w:pPr>
       <w:r>
         <w:rPr>
@@ -1083,7 +1051,10 @@
     <w:p>
       <w:pPr>
         <w:spacing w:before="0" w:after="60" w:line="312" w:lineRule="auto"/>
-        <w:ind w:left="340"/>
+        <w:ind w:left="283"/>
+        <w:pBdr>
+          <w:left w:val="single" w:sz="12" w:space="8" w:color="A6A6A6"/>
+        </w:pBdr>
       </w:pPr>
       <w:r>
         <w:rPr>
@@ -1097,7 +1068,10 @@
     <w:p>
       <w:pPr>
         <w:spacing w:before="0" w:after="60" w:line="312" w:lineRule="auto"/>
-        <w:ind w:left="340"/>
+        <w:ind w:left="283"/>
+        <w:pBdr>
+          <w:left w:val="single" w:sz="12" w:space="8" w:color="A6A6A6"/>
+        </w:pBdr>
       </w:pPr>
       <w:r>
         <w:rPr>
@@ -1111,7 +1085,10 @@
     <w:p>
       <w:pPr>
         <w:spacing w:before="0" w:after="60" w:line="312" w:lineRule="auto"/>
-        <w:ind w:left="340"/>
+        <w:ind w:left="283"/>
+        <w:pBdr>
+          <w:left w:val="single" w:sz="12" w:space="8" w:color="A6A6A6"/>
+        </w:pBdr>
       </w:pPr>
       <w:r>
         <w:rPr>
@@ -1125,7 +1102,10 @@
     <w:p>
       <w:pPr>
         <w:spacing w:before="0" w:after="60" w:line="312" w:lineRule="auto"/>
-        <w:ind w:left="340"/>
+        <w:ind w:left="283"/>
+        <w:pBdr>
+          <w:left w:val="single" w:sz="12" w:space="8" w:color="A6A6A6"/>
+        </w:pBdr>
       </w:pPr>
       <w:r>
         <w:rPr>
@@ -1179,7 +1159,10 @@
     <w:p>
       <w:pPr>
         <w:spacing w:before="0" w:after="60" w:line="312" w:lineRule="auto"/>
-        <w:ind w:left="340"/>
+        <w:ind w:left="283"/>
+        <w:pBdr>
+          <w:left w:val="single" w:sz="12" w:space="8" w:color="A6A6A6"/>
+        </w:pBdr>
       </w:pPr>
       <w:r>
         <w:rPr>
@@ -1193,7 +1176,10 @@
     <w:p>
       <w:pPr>
         <w:spacing w:before="0" w:after="60" w:line="312" w:lineRule="auto"/>
-        <w:ind w:left="340"/>
+        <w:ind w:left="283"/>
+        <w:pBdr>
+          <w:left w:val="single" w:sz="12" w:space="8" w:color="A6A6A6"/>
+        </w:pBdr>
       </w:pPr>
       <w:r>
         <w:rPr>
@@ -1207,7 +1193,10 @@
     <w:p>
       <w:pPr>
         <w:spacing w:before="0" w:after="60" w:line="312" w:lineRule="auto"/>
-        <w:ind w:left="340"/>
+        <w:ind w:left="283"/>
+        <w:pBdr>
+          <w:left w:val="single" w:sz="12" w:space="8" w:color="A6A6A6"/>
+        </w:pBdr>
       </w:pPr>
       <w:r>
         <w:rPr>
@@ -1221,7 +1210,10 @@
     <w:p>
       <w:pPr>
         <w:spacing w:before="0" w:after="60" w:line="312" w:lineRule="auto"/>
-        <w:ind w:left="340"/>
+        <w:ind w:left="283"/>
+        <w:pBdr>
+          <w:left w:val="single" w:sz="12" w:space="8" w:color="A6A6A6"/>
+        </w:pBdr>
       </w:pPr>
       <w:r>
         <w:rPr>
@@ -1235,7 +1227,10 @@
     <w:p>
       <w:pPr>
         <w:spacing w:before="0" w:after="60" w:line="312" w:lineRule="auto"/>
-        <w:ind w:left="340"/>
+        <w:ind w:left="283"/>
+        <w:pBdr>
+          <w:left w:val="single" w:sz="12" w:space="8" w:color="A6A6A6"/>
+        </w:pBdr>
       </w:pPr>
       <w:r>
         <w:rPr>
@@ -1278,7 +1273,10 @@
     <w:p>
       <w:pPr>
         <w:spacing w:before="0" w:after="60" w:line="312" w:lineRule="auto"/>
-        <w:ind w:left="340"/>
+        <w:ind w:left="283"/>
+        <w:pBdr>
+          <w:left w:val="single" w:sz="12" w:space="8" w:color="A6A6A6"/>
+        </w:pBdr>
       </w:pPr>
       <w:r>
         <w:rPr>
@@ -1292,7 +1290,10 @@
     <w:p>
       <w:pPr>
         <w:spacing w:before="0" w:after="60" w:line="312" w:lineRule="auto"/>
-        <w:ind w:left="340"/>
+        <w:ind w:left="283"/>
+        <w:pBdr>
+          <w:left w:val="single" w:sz="12" w:space="8" w:color="A6A6A6"/>
+        </w:pBdr>
       </w:pPr>
       <w:r>
         <w:rPr>
@@ -1306,7 +1307,10 @@
     <w:p>
       <w:pPr>
         <w:spacing w:before="0" w:after="60" w:line="312" w:lineRule="auto"/>
-        <w:ind w:left="340"/>
+        <w:ind w:left="283"/>
+        <w:pBdr>
+          <w:left w:val="single" w:sz="12" w:space="8" w:color="A6A6A6"/>
+        </w:pBdr>
       </w:pPr>
       <w:r>
         <w:rPr>
@@ -1320,7 +1324,10 @@
     <w:p>
       <w:pPr>
         <w:spacing w:before="0" w:after="60" w:line="312" w:lineRule="auto"/>
-        <w:ind w:left="340"/>
+        <w:ind w:left="283"/>
+        <w:pBdr>
+          <w:left w:val="single" w:sz="12" w:space="8" w:color="A6A6A6"/>
+        </w:pBdr>
       </w:pPr>
       <w:r>
         <w:rPr>
@@ -1334,7 +1341,10 @@
     <w:p>
       <w:pPr>
         <w:spacing w:before="0" w:after="60" w:line="312" w:lineRule="auto"/>
-        <w:ind w:left="340"/>
+        <w:ind w:left="283"/>
+        <w:pBdr>
+          <w:left w:val="single" w:sz="12" w:space="8" w:color="A6A6A6"/>
+        </w:pBdr>
       </w:pPr>
       <w:r>
         <w:rPr>
@@ -1385,36 +1395,22 @@
         <w:t>예: "본인이 힘들어도 가족을 위해 희생하며 사랑으로 살아오신 분"</w:t>
       </w:r>
     </w:p>
-    <w:tbl>
-      <w:tblPr>
-        <w:tblStyle w:val="TableGrid"/>
-        <w:tblW w:type="auto" w:w="0"/>
-        <w:tblLayout w:type="fixed"/>
-        <w:tblLook w:firstColumn="1" w:firstRow="1" w:lastColumn="0" w:lastRow="0" w:noHBand="0" w:noVBand="1" w:val="04A0"/>
-      </w:tblPr>
-      <w:tblGrid>
-        <w:gridCol w:w="9978"/>
-      </w:tblGrid>
-      <w:tr>
-        <w:tc>
-          <w:tcPr>
-            <w:tcW w:type="dxa" w:w="9978"/>
-          </w:tcPr>
-          <w:p>
-            <w:pPr>
-              <w:spacing w:before="40" w:after="40" w:line="312" w:lineRule="auto"/>
-            </w:pPr>
-            <w:r>
-              <w:rPr>
-                <w:color w:val="1A1A1A"/>
-                <w:sz w:val="20"/>
-              </w:rPr>
-              <w:t>가치 있는 것을 만들고 싶어 의대와 창업을 같이 걷는 사람</w:t>
-            </w:r>
-          </w:p>
-        </w:tc>
-      </w:tr>
-    </w:tbl>
+    <w:p>
+      <w:pPr>
+        <w:spacing w:before="40" w:after="40" w:line="336" w:lineRule="auto"/>
+        <w:ind w:left="283"/>
+        <w:pBdr>
+          <w:left w:val="single" w:sz="12" w:space="8" w:color="A6A6A6"/>
+        </w:pBdr>
+      </w:pPr>
+      <w:r>
+        <w:rPr>
+          <w:color w:val="1A1A1A"/>
+          <w:sz w:val="20"/>
+        </w:rPr>
+        <w:t>가치 있는 것을 만들고 싶어 의대와 창업을 같이 걷는 사람</w:t>
+      </w:r>
+    </w:p>
     <w:p>
       <w:pPr>
         <w:spacing w:after="40"/>
@@ -1460,41 +1456,22 @@
         <w:t>가이드: 성격 · 사람을 대하는 방식 · 주변 사람이 느끼는 인상, 이 세 가지를 한 문장씩. 학교나 직업 같은 이력은 여기 쓰지 않아도 돼요</w:t>
       </w:r>
     </w:p>
-    <w:tbl>
-      <w:tblPr>
-        <w:tblStyle w:val="TableGrid"/>
-        <w:tblW w:type="auto" w:w="0"/>
-        <w:tblLayout w:type="fixed"/>
-        <w:tblLook w:firstColumn="1" w:firstRow="1" w:lastColumn="0" w:lastRow="0" w:noHBand="0" w:noVBand="1" w:val="04A0"/>
-      </w:tblPr>
-      <w:tblGrid>
-        <w:gridCol w:w="9978"/>
-      </w:tblGrid>
-      <w:tr>
-        <w:tc>
-          <w:tcPr>
-            <w:tcW w:type="dxa" w:w="9978"/>
-          </w:tcPr>
-          <w:p>
-            <w:pPr>
-              <w:spacing w:before="40" w:after="40" w:line="312" w:lineRule="auto"/>
-            </w:pPr>
-            <w:r>
-              <w:rPr>
-                <w:color w:val="1A1A1A"/>
-                <w:sz w:val="20"/>
-              </w:rPr>
-              <w:t>뭔가 있는 일들을 만들어내는 걸 좋아하는 사람입니다. 어떻게 하면 많은 사람들에게 가치를 만들어 줄 수 있을까를 항상 고민해 왔고, 창업가라는 꿈을 오래 가졌습니다. 그래서 지금의 TalkTo를 만들게 됐습니다. (전사 원문 기반)</w:t>
-            </w:r>
-          </w:p>
-          <w:p>
-            <w:pPr>
-              <w:spacing w:after="40" w:line="312" w:lineRule="auto"/>
-            </w:pPr>
-          </w:p>
-        </w:tc>
-      </w:tr>
-    </w:tbl>
+    <w:p>
+      <w:pPr>
+        <w:spacing w:before="40" w:after="40" w:line="336" w:lineRule="auto"/>
+        <w:ind w:left="283"/>
+        <w:pBdr>
+          <w:left w:val="single" w:sz="12" w:space="8" w:color="A6A6A6"/>
+        </w:pBdr>
+      </w:pPr>
+      <w:r>
+        <w:rPr>
+          <w:color w:val="1A1A1A"/>
+          <w:sz w:val="20"/>
+        </w:rPr>
+        <w:t>뭔가 있는 일들을 만들어내는 걸 좋아하는 사람입니다. 어떻게 하면 많은 사람들에게 가치를 만들어 줄 수 있을까를 항상 고민해 왔고, 창업가라는 꿈을 오래 가졌습니다. 그래서 지금의 TalkTo를 만들게 됐습니다. (전사 원문 기반)</w:t>
+      </w:r>
+    </w:p>
     <w:p>
       <w:pPr>
         <w:spacing w:after="40"/>
@@ -1532,7 +1509,10 @@
     <w:p>
       <w:pPr>
         <w:spacing w:before="0" w:after="60" w:line="312" w:lineRule="auto"/>
-        <w:ind w:left="340"/>
+        <w:ind w:left="283"/>
+        <w:pBdr>
+          <w:left w:val="single" w:sz="12" w:space="8" w:color="A6A6A6"/>
+        </w:pBdr>
       </w:pPr>
       <w:r>
         <w:rPr>
@@ -1546,7 +1526,10 @@
     <w:p>
       <w:pPr>
         <w:spacing w:before="0" w:after="60" w:line="312" w:lineRule="auto"/>
-        <w:ind w:left="340"/>
+        <w:ind w:left="283"/>
+        <w:pBdr>
+          <w:left w:val="single" w:sz="12" w:space="8" w:color="A6A6A6"/>
+        </w:pBdr>
       </w:pPr>
       <w:r>
         <w:rPr>
@@ -1560,7 +1543,10 @@
     <w:p>
       <w:pPr>
         <w:spacing w:before="0" w:after="60" w:line="312" w:lineRule="auto"/>
-        <w:ind w:left="340"/>
+        <w:ind w:left="283"/>
+        <w:pBdr>
+          <w:left w:val="single" w:sz="12" w:space="8" w:color="A6A6A6"/>
+        </w:pBdr>
       </w:pPr>
       <w:r>
         <w:rPr>
@@ -1574,7 +1560,10 @@
     <w:p>
       <w:pPr>
         <w:spacing w:before="0" w:after="60" w:line="312" w:lineRule="auto"/>
-        <w:ind w:left="340"/>
+        <w:ind w:left="283"/>
+        <w:pBdr>
+          <w:left w:val="single" w:sz="12" w:space="8" w:color="A6A6A6"/>
+        </w:pBdr>
       </w:pPr>
       <w:r>
         <w:rPr>
@@ -1588,7 +1577,10 @@
     <w:p>
       <w:pPr>
         <w:spacing w:before="0" w:after="60" w:line="312" w:lineRule="auto"/>
-        <w:ind w:left="340"/>
+        <w:ind w:left="283"/>
+        <w:pBdr>
+          <w:left w:val="single" w:sz="12" w:space="8" w:color="A6A6A6"/>
+        </w:pBdr>
       </w:pPr>
       <w:r>
         <w:rPr>
@@ -1602,7 +1594,10 @@
     <w:p>
       <w:pPr>
         <w:spacing w:before="0" w:after="60" w:line="312" w:lineRule="auto"/>
-        <w:ind w:left="340"/>
+        <w:ind w:left="283"/>
+        <w:pBdr>
+          <w:left w:val="single" w:sz="12" w:space="8" w:color="A6A6A6"/>
+        </w:pBdr>
       </w:pPr>
       <w:r>
         <w:rPr>
@@ -1616,7 +1611,10 @@
     <w:p>
       <w:pPr>
         <w:spacing w:before="0" w:after="60" w:line="312" w:lineRule="auto"/>
-        <w:ind w:left="340"/>
+        <w:ind w:left="283"/>
+        <w:pBdr>
+          <w:left w:val="single" w:sz="12" w:space="8" w:color="A6A6A6"/>
+        </w:pBdr>
       </w:pPr>
       <w:r>
         <w:rPr>
@@ -1667,41 +1665,22 @@
         <w:t>예: "매운 걸 못 먹는 손주를 위해 김치를 따로 안 맵게 담그셨어요."</w:t>
       </w:r>
     </w:p>
-    <w:tbl>
-      <w:tblPr>
-        <w:tblStyle w:val="TableGrid"/>
-        <w:tblW w:type="auto" w:w="0"/>
-        <w:tblLayout w:type="fixed"/>
-        <w:tblLook w:firstColumn="1" w:firstRow="1" w:lastColumn="0" w:lastRow="0" w:noHBand="0" w:noVBand="1" w:val="04A0"/>
-      </w:tblPr>
-      <w:tblGrid>
-        <w:gridCol w:w="9978"/>
-      </w:tblGrid>
-      <w:tr>
-        <w:tc>
-          <w:tcPr>
-            <w:tcW w:type="dxa" w:w="9978"/>
-          </w:tcPr>
-          <w:p>
-            <w:pPr>
-              <w:spacing w:before="40" w:after="40" w:line="312" w:lineRule="auto"/>
-            </w:pPr>
-            <w:r>
-              <w:rPr>
-                <w:color w:val="1A1A1A"/>
-                <w:sz w:val="20"/>
-              </w:rPr>
-              <w:t>직접 말하기보다 옆에 가서 요즘 뭐 하는지, 앞으로 뭘 할 건지 일상과 미래 이야기를 나누는 걸로 표현해요.</w:t>
-            </w:r>
-          </w:p>
-          <w:p>
-            <w:pPr>
-              <w:spacing w:after="40" w:line="312" w:lineRule="auto"/>
-            </w:pPr>
-          </w:p>
-        </w:tc>
-      </w:tr>
-    </w:tbl>
+    <w:p>
+      <w:pPr>
+        <w:spacing w:before="40" w:after="40" w:line="336" w:lineRule="auto"/>
+        <w:ind w:left="283"/>
+        <w:pBdr>
+          <w:left w:val="single" w:sz="12" w:space="8" w:color="A6A6A6"/>
+        </w:pBdr>
+      </w:pPr>
+      <w:r>
+        <w:rPr>
+          <w:color w:val="1A1A1A"/>
+          <w:sz w:val="20"/>
+        </w:rPr>
+        <w:t>직접 말하기보다 옆에 가서 요즘 뭐 하는지, 앞으로 뭘 할 건지 일상과 미래 이야기를 나누는 걸로 표현해요.</w:t>
+      </w:r>
+    </w:p>
     <w:p>
       <w:pPr>
         <w:spacing w:after="40"/>
@@ -2668,7 +2647,10 @@
     <w:p>
       <w:pPr>
         <w:spacing w:before="0" w:after="60" w:line="312" w:lineRule="auto"/>
-        <w:ind w:left="340"/>
+        <w:ind w:left="283"/>
+        <w:pBdr>
+          <w:left w:val="single" w:sz="12" w:space="8" w:color="A6A6A6"/>
+        </w:pBdr>
       </w:pPr>
       <w:r>
         <w:rPr>
@@ -2682,7 +2664,10 @@
     <w:p>
       <w:pPr>
         <w:spacing w:before="0" w:after="60" w:line="312" w:lineRule="auto"/>
-        <w:ind w:left="340"/>
+        <w:ind w:left="283"/>
+        <w:pBdr>
+          <w:left w:val="single" w:sz="12" w:space="8" w:color="A6A6A6"/>
+        </w:pBdr>
       </w:pPr>
       <w:r>
         <w:rPr>
@@ -2696,7 +2681,10 @@
     <w:p>
       <w:pPr>
         <w:spacing w:before="0" w:after="60" w:line="312" w:lineRule="auto"/>
-        <w:ind w:left="340"/>
+        <w:ind w:left="283"/>
+        <w:pBdr>
+          <w:left w:val="single" w:sz="12" w:space="8" w:color="A6A6A6"/>
+        </w:pBdr>
       </w:pPr>
       <w:r>
         <w:rPr>
@@ -2710,7 +2698,10 @@
     <w:p>
       <w:pPr>
         <w:spacing w:before="0" w:after="60" w:line="312" w:lineRule="auto"/>
-        <w:ind w:left="340"/>
+        <w:ind w:left="283"/>
+        <w:pBdr>
+          <w:left w:val="single" w:sz="12" w:space="8" w:color="A6A6A6"/>
+        </w:pBdr>
       </w:pPr>
       <w:r>
         <w:rPr>
@@ -2724,7 +2715,10 @@
     <w:p>
       <w:pPr>
         <w:spacing w:before="0" w:after="60" w:line="312" w:lineRule="auto"/>
-        <w:ind w:left="340"/>
+        <w:ind w:left="283"/>
+        <w:pBdr>
+          <w:left w:val="single" w:sz="12" w:space="8" w:color="A6A6A6"/>
+        </w:pBdr>
       </w:pPr>
       <w:r>
         <w:rPr>
@@ -2738,7 +2732,10 @@
     <w:p>
       <w:pPr>
         <w:spacing w:before="0" w:after="60" w:line="312" w:lineRule="auto"/>
-        <w:ind w:left="340"/>
+        <w:ind w:left="283"/>
+        <w:pBdr>
+          <w:left w:val="single" w:sz="12" w:space="8" w:color="A6A6A6"/>
+        </w:pBdr>
       </w:pPr>
       <w:r>
         <w:rPr>
@@ -2752,7 +2749,10 @@
     <w:p>
       <w:pPr>
         <w:spacing w:before="0" w:after="60" w:line="312" w:lineRule="auto"/>
-        <w:ind w:left="340"/>
+        <w:ind w:left="283"/>
+        <w:pBdr>
+          <w:left w:val="single" w:sz="12" w:space="8" w:color="A6A6A6"/>
+        </w:pBdr>
       </w:pPr>
       <w:r>
         <w:rPr>
@@ -2766,7 +2766,10 @@
     <w:p>
       <w:pPr>
         <w:spacing w:before="0" w:after="60" w:line="312" w:lineRule="auto"/>
-        <w:ind w:left="340"/>
+        <w:ind w:left="283"/>
+        <w:pBdr>
+          <w:left w:val="single" w:sz="12" w:space="8" w:color="A6A6A6"/>
+        </w:pBdr>
       </w:pPr>
       <w:r>
         <w:rPr>
@@ -3006,7 +3009,10 @@
     <w:p>
       <w:pPr>
         <w:spacing w:before="0" w:after="60" w:line="312" w:lineRule="auto"/>
-        <w:ind w:left="227"/>
+        <w:ind w:left="283"/>
+        <w:pBdr>
+          <w:left w:val="single" w:sz="12" w:space="8" w:color="A6A6A6"/>
+        </w:pBdr>
       </w:pPr>
       <w:r>
         <w:rPr>
@@ -3057,34 +3063,36 @@
         <w:t>가이드: 풍경·집·동네 사람 중 떠오르는 것</w:t>
       </w:r>
     </w:p>
-    <w:tbl>
-      <w:tblPr>
-        <w:tblStyle w:val="TableGrid"/>
-        <w:tblW w:type="auto" w:w="0"/>
-        <w:tblLayout w:type="fixed"/>
-        <w:tblLook w:firstColumn="1" w:firstRow="1" w:lastColumn="0" w:lastRow="0" w:noHBand="0" w:noVBand="1" w:val="04A0"/>
-      </w:tblPr>
-      <w:tblGrid>
-        <w:gridCol w:w="9978"/>
-      </w:tblGrid>
-      <w:tr>
-        <w:tc>
-          <w:tcPr>
-            <w:tcW w:type="dxa" w:w="9978"/>
-          </w:tcPr>
-          <w:p>
-            <w:pPr>
-              <w:spacing w:before="40" w:after="40" w:line="312" w:lineRule="auto"/>
-            </w:pPr>
-          </w:p>
-          <w:p>
-            <w:pPr>
-              <w:spacing w:after="40" w:line="312" w:lineRule="auto"/>
-            </w:pPr>
-          </w:p>
-        </w:tc>
-      </w:tr>
-    </w:tbl>
+    <w:p>
+      <w:pPr>
+        <w:spacing w:before="40" w:after="40" w:line="336" w:lineRule="auto"/>
+        <w:ind w:left="283"/>
+        <w:pBdr>
+          <w:left w:val="single" w:sz="12" w:space="8" w:color="A6A6A6"/>
+        </w:pBdr>
+      </w:pPr>
+      <w:r>
+        <w:rPr>
+          <w:sz w:val="20"/>
+        </w:rPr>
+        <w:t xml:space="preserve"> </w:t>
+      </w:r>
+    </w:p>
+    <w:p>
+      <w:pPr>
+        <w:spacing w:before="40" w:after="40" w:line="336" w:lineRule="auto"/>
+        <w:ind w:left="283"/>
+        <w:pBdr>
+          <w:left w:val="single" w:sz="12" w:space="8" w:color="A6A6A6"/>
+        </w:pBdr>
+      </w:pPr>
+      <w:r>
+        <w:rPr>
+          <w:sz w:val="20"/>
+        </w:rPr>
+        <w:t xml:space="preserve"> </w:t>
+      </w:r>
+    </w:p>
     <w:p>
       <w:pPr>
         <w:spacing w:after="40"/>
@@ -3130,41 +3138,22 @@
         <w:t>가이드: 장면 하나를 그림처럼. 누가 있었고, 무엇을 하고 있었는지</w:t>
       </w:r>
     </w:p>
-    <w:tbl>
-      <w:tblPr>
-        <w:tblStyle w:val="TableGrid"/>
-        <w:tblW w:type="auto" w:w="0"/>
-        <w:tblLayout w:type="fixed"/>
-        <w:tblLook w:firstColumn="1" w:firstRow="1" w:lastColumn="0" w:lastRow="0" w:noHBand="0" w:noVBand="1" w:val="04A0"/>
-      </w:tblPr>
-      <w:tblGrid>
-        <w:gridCol w:w="9978"/>
-      </w:tblGrid>
-      <w:tr>
-        <w:tc>
-          <w:tcPr>
-            <w:tcW w:type="dxa" w:w="9978"/>
-          </w:tcPr>
-          <w:p>
-            <w:pPr>
-              <w:spacing w:before="40" w:after="40" w:line="312" w:lineRule="auto"/>
-            </w:pPr>
-            <w:r>
-              <w:rPr>
-                <w:color w:val="1A1A1A"/>
-                <w:sz w:val="20"/>
-              </w:rPr>
-              <w:t>미수집]</w:t>
-            </w:r>
-          </w:p>
-          <w:p>
-            <w:pPr>
-              <w:spacing w:after="40" w:line="312" w:lineRule="auto"/>
-            </w:pPr>
-          </w:p>
-        </w:tc>
-      </w:tr>
-    </w:tbl>
+    <w:p>
+      <w:pPr>
+        <w:spacing w:before="40" w:after="40" w:line="336" w:lineRule="auto"/>
+        <w:ind w:left="283"/>
+        <w:pBdr>
+          <w:left w:val="single" w:sz="12" w:space="8" w:color="A6A6A6"/>
+        </w:pBdr>
+      </w:pPr>
+      <w:r>
+        <w:rPr>
+          <w:color w:val="1A1A1A"/>
+          <w:sz w:val="20"/>
+        </w:rPr>
+        <w:t>미수집]</w:t>
+      </w:r>
+    </w:p>
     <w:p>
       <w:pPr>
         <w:spacing w:after="40"/>
@@ -3345,7 +3334,10 @@
     <w:p>
       <w:pPr>
         <w:spacing w:before="0" w:after="60" w:line="312" w:lineRule="auto"/>
-        <w:ind w:left="227"/>
+        <w:ind w:left="283"/>
+        <w:pBdr>
+          <w:left w:val="single" w:sz="12" w:space="8" w:color="A6A6A6"/>
+        </w:pBdr>
       </w:pPr>
       <w:r>
         <w:rPr>
@@ -3396,41 +3388,22 @@
         <w:t>가이드: 주로 한 일 → 언제부터 언제까지 → 그 일에 대해 어떻게 말했는지</w:t>
       </w:r>
     </w:p>
-    <w:tbl>
-      <w:tblPr>
-        <w:tblStyle w:val="TableGrid"/>
-        <w:tblW w:type="auto" w:w="0"/>
-        <w:tblLayout w:type="fixed"/>
-        <w:tblLook w:firstColumn="1" w:firstRow="1" w:lastColumn="0" w:lastRow="0" w:noHBand="0" w:noVBand="1" w:val="04A0"/>
-      </w:tblPr>
-      <w:tblGrid>
-        <w:gridCol w:w="9978"/>
-      </w:tblGrid>
-      <w:tr>
-        <w:tc>
-          <w:tcPr>
-            <w:tcW w:type="dxa" w:w="9978"/>
-          </w:tcPr>
-          <w:p>
-            <w:pPr>
-              <w:spacing w:before="40" w:after="40" w:line="312" w:lineRule="auto"/>
-            </w:pPr>
-            <w:r>
-              <w:rPr>
-                <w:color w:val="1A1A1A"/>
-                <w:sz w:val="20"/>
-              </w:rPr>
-              <w:t>원명초등학교, 서일중학교, 서울과학고등학교를 졸업하고 KAIST를 두 학기 다닌 뒤 논술전형으로 경희대학교 의과대학에 진학해 재학 중이에요. TalkTo 창업자·대표로 학기 중엔 학업과 창업을 병행하고 방학엔 창업에 집중합니다.</w:t>
-            </w:r>
-          </w:p>
-          <w:p>
-            <w:pPr>
-              <w:spacing w:after="40" w:line="312" w:lineRule="auto"/>
-            </w:pPr>
-          </w:p>
-        </w:tc>
-      </w:tr>
-    </w:tbl>
+    <w:p>
+      <w:pPr>
+        <w:spacing w:before="40" w:after="40" w:line="336" w:lineRule="auto"/>
+        <w:ind w:left="283"/>
+        <w:pBdr>
+          <w:left w:val="single" w:sz="12" w:space="8" w:color="A6A6A6"/>
+        </w:pBdr>
+      </w:pPr>
+      <w:r>
+        <w:rPr>
+          <w:color w:val="1A1A1A"/>
+          <w:sz w:val="20"/>
+        </w:rPr>
+        <w:t>원명초등학교, 서일중학교, 서울과학고등학교를 졸업하고 KAIST를 두 학기 다닌 뒤 논술전형으로 경희대학교 의과대학에 진학해 재학 중이에요. TalkTo 창업자·대표로 학기 중엔 학업과 창업을 병행하고 방학엔 창업에 집중합니다.</w:t>
+      </w:r>
+    </w:p>
     <w:p>
       <w:pPr>
         <w:spacing w:after="40"/>
@@ -3468,7 +3441,10 @@
     <w:p>
       <w:pPr>
         <w:spacing w:before="0" w:after="60" w:line="312" w:lineRule="auto"/>
-        <w:ind w:left="227"/>
+        <w:ind w:left="283"/>
+        <w:pBdr>
+          <w:left w:val="single" w:sz="12" w:space="8" w:color="A6A6A6"/>
+        </w:pBdr>
       </w:pPr>
       <w:r>
         <w:rPr>
@@ -3482,7 +3458,10 @@
     <w:p>
       <w:pPr>
         <w:spacing w:before="0" w:after="60" w:line="312" w:lineRule="auto"/>
-        <w:ind w:left="227"/>
+        <w:ind w:left="283"/>
+        <w:pBdr>
+          <w:left w:val="single" w:sz="12" w:space="8" w:color="A6A6A6"/>
+        </w:pBdr>
       </w:pPr>
       <w:r>
         <w:rPr>
@@ -3496,7 +3475,7 @@
     <w:p>
       <w:pPr>
         <w:spacing w:before="0" w:after="60" w:line="312" w:lineRule="auto"/>
-        <w:ind w:left="227"/>
+        <w:ind w:left="283"/>
       </w:pPr>
       <w:r>
         <w:rPr>
@@ -3550,7 +3529,10 @@
     <w:p>
       <w:pPr>
         <w:spacing w:before="0" w:after="60" w:line="312" w:lineRule="auto"/>
-        <w:ind w:left="227"/>
+        <w:ind w:left="283"/>
+        <w:pBdr>
+          <w:left w:val="single" w:sz="12" w:space="8" w:color="A6A6A6"/>
+        </w:pBdr>
       </w:pPr>
       <w:r>
         <w:rPr>
@@ -3564,7 +3546,7 @@
     <w:p>
       <w:pPr>
         <w:spacing w:before="0" w:after="60" w:line="312" w:lineRule="auto"/>
-        <w:ind w:left="227"/>
+        <w:ind w:left="283"/>
       </w:pPr>
       <w:r>
         <w:rPr>
@@ -3635,7 +3617,7 @@
     <w:p>
       <w:pPr>
         <w:spacing w:before="0" w:after="60" w:line="312" w:lineRule="auto"/>
-        <w:ind w:left="227"/>
+        <w:ind w:left="283"/>
       </w:pPr>
       <w:r>
         <w:rPr>
@@ -3686,29 +3668,21 @@
         <w:t>예: "종서야" / "여보" / "우리 딸"</w:t>
       </w:r>
     </w:p>
-    <w:tbl>
-      <w:tblPr>
-        <w:tblStyle w:val="TableGrid"/>
-        <w:tblW w:type="auto" w:w="0"/>
-        <w:tblLayout w:type="fixed"/>
-        <w:tblLook w:firstColumn="1" w:firstRow="1" w:lastColumn="0" w:lastRow="0" w:noHBand="0" w:noVBand="1" w:val="04A0"/>
-      </w:tblPr>
-      <w:tblGrid>
-        <w:gridCol w:w="9978"/>
-      </w:tblGrid>
-      <w:tr>
-        <w:tc>
-          <w:tcPr>
-            <w:tcW w:type="dxa" w:w="9978"/>
-          </w:tcPr>
-          <w:p>
-            <w:pPr>
-              <w:spacing w:before="40" w:after="40" w:line="312" w:lineRule="auto"/>
-            </w:pPr>
-          </w:p>
-        </w:tc>
-      </w:tr>
-    </w:tbl>
+    <w:p>
+      <w:pPr>
+        <w:spacing w:before="40" w:after="40" w:line="336" w:lineRule="auto"/>
+        <w:ind w:left="283"/>
+        <w:pBdr>
+          <w:left w:val="single" w:sz="12" w:space="8" w:color="A6A6A6"/>
+        </w:pBdr>
+      </w:pPr>
+      <w:r>
+        <w:rPr>
+          <w:sz w:val="20"/>
+        </w:rPr>
+        <w:t xml:space="preserve"> </w:t>
+      </w:r>
+    </w:p>
     <w:p>
       <w:pPr>
         <w:spacing w:after="40"/>
@@ -3754,29 +3728,21 @@
         <w:t>예: "엄마" / "할머니"</w:t>
       </w:r>
     </w:p>
-    <w:tbl>
-      <w:tblPr>
-        <w:tblStyle w:val="TableGrid"/>
-        <w:tblW w:type="auto" w:w="0"/>
-        <w:tblLayout w:type="fixed"/>
-        <w:tblLook w:firstColumn="1" w:firstRow="1" w:lastColumn="0" w:lastRow="0" w:noHBand="0" w:noVBand="1" w:val="04A0"/>
-      </w:tblPr>
-      <w:tblGrid>
-        <w:gridCol w:w="9978"/>
-      </w:tblGrid>
-      <w:tr>
-        <w:tc>
-          <w:tcPr>
-            <w:tcW w:type="dxa" w:w="9978"/>
-          </w:tcPr>
-          <w:p>
-            <w:pPr>
-              <w:spacing w:before="40" w:after="40" w:line="312" w:lineRule="auto"/>
-            </w:pPr>
-          </w:p>
-        </w:tc>
-      </w:tr>
-    </w:tbl>
+    <w:p>
+      <w:pPr>
+        <w:spacing w:before="40" w:after="40" w:line="336" w:lineRule="auto"/>
+        <w:ind w:left="283"/>
+        <w:pBdr>
+          <w:left w:val="single" w:sz="12" w:space="8" w:color="A6A6A6"/>
+        </w:pBdr>
+      </w:pPr>
+      <w:r>
+        <w:rPr>
+          <w:sz w:val="20"/>
+        </w:rPr>
+        <w:t xml:space="preserve"> </w:t>
+      </w:r>
+    </w:p>
     <w:p>
       <w:pPr>
         <w:spacing w:after="40"/>
@@ -3927,7 +3893,10 @@
     <w:p>
       <w:pPr>
         <w:spacing w:before="0" w:after="60" w:line="312" w:lineRule="auto"/>
-        <w:ind w:left="227"/>
+        <w:ind w:left="283"/>
+        <w:pBdr>
+          <w:left w:val="single" w:sz="12" w:space="8" w:color="A6A6A6"/>
+        </w:pBdr>
       </w:pPr>
       <w:r>
         <w:rPr>
@@ -3941,7 +3910,10 @@
     <w:p>
       <w:pPr>
         <w:spacing w:before="0" w:after="60" w:line="312" w:lineRule="auto"/>
-        <w:ind w:left="227"/>
+        <w:ind w:left="283"/>
+        <w:pBdr>
+          <w:left w:val="single" w:sz="12" w:space="8" w:color="A6A6A6"/>
+        </w:pBdr>
       </w:pPr>
       <w:r>
         <w:rPr>
@@ -3992,34 +3964,36 @@
         <w:t>가이드: 언제·어디서·무슨 일·그때 기분</w:t>
       </w:r>
     </w:p>
-    <w:tbl>
-      <w:tblPr>
-        <w:tblStyle w:val="TableGrid"/>
-        <w:tblW w:type="auto" w:w="0"/>
-        <w:tblLayout w:type="fixed"/>
-        <w:tblLook w:firstColumn="1" w:firstRow="1" w:lastColumn="0" w:lastRow="0" w:noHBand="0" w:noVBand="1" w:val="04A0"/>
-      </w:tblPr>
-      <w:tblGrid>
-        <w:gridCol w:w="9978"/>
-      </w:tblGrid>
-      <w:tr>
-        <w:tc>
-          <w:tcPr>
-            <w:tcW w:type="dxa" w:w="9978"/>
-          </w:tcPr>
-          <w:p>
-            <w:pPr>
-              <w:spacing w:before="40" w:after="40" w:line="312" w:lineRule="auto"/>
-            </w:pPr>
-          </w:p>
-          <w:p>
-            <w:pPr>
-              <w:spacing w:after="40" w:line="312" w:lineRule="auto"/>
-            </w:pPr>
-          </w:p>
-        </w:tc>
-      </w:tr>
-    </w:tbl>
+    <w:p>
+      <w:pPr>
+        <w:spacing w:before="40" w:after="40" w:line="336" w:lineRule="auto"/>
+        <w:ind w:left="283"/>
+        <w:pBdr>
+          <w:left w:val="single" w:sz="12" w:space="8" w:color="A6A6A6"/>
+        </w:pBdr>
+      </w:pPr>
+      <w:r>
+        <w:rPr>
+          <w:sz w:val="20"/>
+        </w:rPr>
+        <w:t xml:space="preserve"> </w:t>
+      </w:r>
+    </w:p>
+    <w:p>
+      <w:pPr>
+        <w:spacing w:before="40" w:after="40" w:line="336" w:lineRule="auto"/>
+        <w:ind w:left="283"/>
+        <w:pBdr>
+          <w:left w:val="single" w:sz="12" w:space="8" w:color="A6A6A6"/>
+        </w:pBdr>
+      </w:pPr>
+      <w:r>
+        <w:rPr>
+          <w:sz w:val="20"/>
+        </w:rPr>
+        <w:t xml:space="preserve"> </w:t>
+      </w:r>
+    </w:p>
     <w:p>
       <w:pPr>
         <w:spacing w:after="40"/>
@@ -4057,7 +4031,10 @@
     <w:p>
       <w:pPr>
         <w:spacing w:before="0" w:after="60" w:line="312" w:lineRule="auto"/>
-        <w:ind w:left="340"/>
+        <w:ind w:left="283"/>
+        <w:pBdr>
+          <w:left w:val="single" w:sz="12" w:space="8" w:color="A6A6A6"/>
+        </w:pBdr>
       </w:pPr>
       <w:r>
         <w:rPr>
@@ -4071,7 +4048,10 @@
     <w:p>
       <w:pPr>
         <w:spacing w:before="0" w:after="60" w:line="312" w:lineRule="auto"/>
-        <w:ind w:left="340"/>
+        <w:ind w:left="283"/>
+        <w:pBdr>
+          <w:left w:val="single" w:sz="12" w:space="8" w:color="A6A6A6"/>
+        </w:pBdr>
       </w:pPr>
       <w:r>
         <w:rPr>
@@ -4085,7 +4065,10 @@
     <w:p>
       <w:pPr>
         <w:spacing w:before="0" w:after="60" w:line="312" w:lineRule="auto"/>
-        <w:ind w:left="340"/>
+        <w:ind w:left="283"/>
+        <w:pBdr>
+          <w:left w:val="single" w:sz="12" w:space="8" w:color="A6A6A6"/>
+        </w:pBdr>
       </w:pPr>
       <w:r>
         <w:rPr>
@@ -4099,7 +4082,10 @@
     <w:p>
       <w:pPr>
         <w:spacing w:before="0" w:after="60" w:line="312" w:lineRule="auto"/>
-        <w:ind w:left="340"/>
+        <w:ind w:left="283"/>
+        <w:pBdr>
+          <w:left w:val="single" w:sz="12" w:space="8" w:color="A6A6A6"/>
+        </w:pBdr>
       </w:pPr>
       <w:r>
         <w:rPr>
@@ -4113,7 +4099,10 @@
     <w:p>
       <w:pPr>
         <w:spacing w:before="0" w:after="60" w:line="312" w:lineRule="auto"/>
-        <w:ind w:left="340"/>
+        <w:ind w:left="283"/>
+        <w:pBdr>
+          <w:left w:val="single" w:sz="12" w:space="8" w:color="A6A6A6"/>
+        </w:pBdr>
       </w:pPr>
       <w:r>
         <w:rPr>
@@ -4127,7 +4116,10 @@
     <w:p>
       <w:pPr>
         <w:spacing w:before="0" w:after="60" w:line="312" w:lineRule="auto"/>
-        <w:ind w:left="340"/>
+        <w:ind w:left="283"/>
+        <w:pBdr>
+          <w:left w:val="single" w:sz="12" w:space="8" w:color="A6A6A6"/>
+        </w:pBdr>
       </w:pPr>
       <w:r>
         <w:rPr>
@@ -4170,7 +4162,10 @@
     <w:p>
       <w:pPr>
         <w:spacing w:before="0" w:after="60" w:line="312" w:lineRule="auto"/>
-        <w:ind w:left="227"/>
+        <w:ind w:left="283"/>
+        <w:pBdr>
+          <w:left w:val="single" w:sz="12" w:space="8" w:color="A6A6A6"/>
+        </w:pBdr>
       </w:pPr>
       <w:r>
         <w:rPr>
@@ -4213,7 +4208,10 @@
     <w:p>
       <w:pPr>
         <w:spacing w:before="0" w:after="60" w:line="312" w:lineRule="auto"/>
-        <w:ind w:left="227"/>
+        <w:ind w:left="283"/>
+        <w:pBdr>
+          <w:left w:val="single" w:sz="12" w:space="8" w:color="A6A6A6"/>
+        </w:pBdr>
       </w:pPr>
       <w:r>
         <w:rPr>
@@ -4267,7 +4265,10 @@
     <w:p>
       <w:pPr>
         <w:spacing w:before="0" w:after="60" w:line="312" w:lineRule="auto"/>
-        <w:ind w:left="227"/>
+        <w:ind w:left="283"/>
+        <w:pBdr>
+          <w:left w:val="single" w:sz="12" w:space="8" w:color="A6A6A6"/>
+        </w:pBdr>
       </w:pPr>
       <w:r>
         <w:rPr>
@@ -4318,34 +4319,36 @@
         <w:t>안내: 이름만 말해도 새 카드가 생겨요</w:t>
       </w:r>
     </w:p>
-    <w:tbl>
-      <w:tblPr>
-        <w:tblStyle w:val="TableGrid"/>
-        <w:tblW w:type="auto" w:w="0"/>
-        <w:tblLayout w:type="fixed"/>
-        <w:tblLook w:firstColumn="1" w:firstRow="1" w:lastColumn="0" w:lastRow="0" w:noHBand="0" w:noVBand="1" w:val="04A0"/>
-      </w:tblPr>
-      <w:tblGrid>
-        <w:gridCol w:w="9978"/>
-      </w:tblGrid>
-      <w:tr>
-        <w:tc>
-          <w:tcPr>
-            <w:tcW w:type="dxa" w:w="9978"/>
-          </w:tcPr>
-          <w:p>
-            <w:pPr>
-              <w:spacing w:before="40" w:after="40" w:line="312" w:lineRule="auto"/>
-            </w:pPr>
-          </w:p>
-          <w:p>
-            <w:pPr>
-              <w:spacing w:after="40" w:line="312" w:lineRule="auto"/>
-            </w:pPr>
-          </w:p>
-        </w:tc>
-      </w:tr>
-    </w:tbl>
+    <w:p>
+      <w:pPr>
+        <w:spacing w:before="40" w:after="40" w:line="336" w:lineRule="auto"/>
+        <w:ind w:left="283"/>
+        <w:pBdr>
+          <w:left w:val="single" w:sz="12" w:space="8" w:color="A6A6A6"/>
+        </w:pBdr>
+      </w:pPr>
+      <w:r>
+        <w:rPr>
+          <w:sz w:val="20"/>
+        </w:rPr>
+        <w:t xml:space="preserve"> </w:t>
+      </w:r>
+    </w:p>
+    <w:p>
+      <w:pPr>
+        <w:spacing w:before="40" w:after="40" w:line="336" w:lineRule="auto"/>
+        <w:ind w:left="283"/>
+        <w:pBdr>
+          <w:left w:val="single" w:sz="12" w:space="8" w:color="A6A6A6"/>
+        </w:pBdr>
+      </w:pPr>
+      <w:r>
+        <w:rPr>
+          <w:sz w:val="20"/>
+        </w:rPr>
+        <w:t xml:space="preserve"> </w:t>
+      </w:r>
+    </w:p>
     <w:p>
       <w:pPr>
         <w:spacing w:after="40"/>
@@ -4419,7 +4422,10 @@
     <w:p>
       <w:pPr>
         <w:spacing w:before="0" w:after="60" w:line="312" w:lineRule="auto"/>
-        <w:ind w:left="227"/>
+        <w:ind w:left="283"/>
+        <w:pBdr>
+          <w:left w:val="single" w:sz="12" w:space="8" w:color="A6A6A6"/>
+        </w:pBdr>
       </w:pPr>
       <w:r>
         <w:rPr>
@@ -4488,7 +4494,10 @@
     <w:p>
       <w:pPr>
         <w:spacing w:before="0" w:after="60" w:line="312" w:lineRule="auto"/>
-        <w:ind w:left="227"/>
+        <w:ind w:left="283"/>
+        <w:pBdr>
+          <w:left w:val="single" w:sz="12" w:space="8" w:color="A6A6A6"/>
+        </w:pBdr>
       </w:pPr>
       <w:r>
         <w:rPr>
@@ -4546,7 +4555,10 @@
     <w:p>
       <w:pPr>
         <w:spacing w:before="0" w:after="60" w:line="312" w:lineRule="auto"/>
-        <w:ind w:left="340"/>
+        <w:ind w:left="283"/>
+        <w:pBdr>
+          <w:left w:val="single" w:sz="12" w:space="8" w:color="A6A6A6"/>
+        </w:pBdr>
       </w:pPr>
       <w:r>
         <w:rPr>
@@ -4560,7 +4572,10 @@
     <w:p>
       <w:pPr>
         <w:spacing w:before="0" w:after="60" w:line="312" w:lineRule="auto"/>
-        <w:ind w:left="340"/>
+        <w:ind w:left="283"/>
+        <w:pBdr>
+          <w:left w:val="single" w:sz="12" w:space="8" w:color="A6A6A6"/>
+        </w:pBdr>
       </w:pPr>
       <w:r>
         <w:rPr>
@@ -4574,7 +4589,10 @@
     <w:p>
       <w:pPr>
         <w:spacing w:before="0" w:after="60" w:line="312" w:lineRule="auto"/>
-        <w:ind w:left="340"/>
+        <w:ind w:left="283"/>
+        <w:pBdr>
+          <w:left w:val="single" w:sz="12" w:space="8" w:color="A6A6A6"/>
+        </w:pBdr>
       </w:pPr>
       <w:r>
         <w:rPr>
@@ -4588,7 +4606,10 @@
     <w:p>
       <w:pPr>
         <w:spacing w:before="0" w:after="60" w:line="312" w:lineRule="auto"/>
-        <w:ind w:left="340"/>
+        <w:ind w:left="283"/>
+        <w:pBdr>
+          <w:left w:val="single" w:sz="12" w:space="8" w:color="A6A6A6"/>
+        </w:pBdr>
       </w:pPr>
       <w:r>
         <w:rPr>
@@ -4602,7 +4623,10 @@
     <w:p>
       <w:pPr>
         <w:spacing w:before="0" w:after="60" w:line="312" w:lineRule="auto"/>
-        <w:ind w:left="340"/>
+        <w:ind w:left="283"/>
+        <w:pBdr>
+          <w:left w:val="single" w:sz="12" w:space="8" w:color="A6A6A6"/>
+        </w:pBdr>
       </w:pPr>
       <w:r>
         <w:rPr>
@@ -4623,7 +4647,7 @@
     <w:p>
       <w:pPr>
         <w:spacing w:before="0" w:after="60" w:line="312" w:lineRule="auto"/>
-        <w:ind w:left="227"/>
+        <w:ind w:left="283"/>
       </w:pPr>
       <w:r>
         <w:rPr>
@@ -4807,7 +4831,10 @@
     <w:p>
       <w:pPr>
         <w:spacing w:before="0" w:after="60" w:line="312" w:lineRule="auto"/>
-        <w:ind w:left="227"/>
+        <w:ind w:left="283"/>
+        <w:pBdr>
+          <w:left w:val="single" w:sz="12" w:space="8" w:color="A6A6A6"/>
+        </w:pBdr>
       </w:pPr>
       <w:r>
         <w:rPr>
@@ -4850,7 +4877,10 @@
     <w:p>
       <w:pPr>
         <w:spacing w:before="0" w:after="60" w:line="312" w:lineRule="auto"/>
-        <w:ind w:left="227"/>
+        <w:ind w:left="283"/>
+        <w:pBdr>
+          <w:left w:val="single" w:sz="12" w:space="8" w:color="A6A6A6"/>
+        </w:pBdr>
       </w:pPr>
       <w:r>
         <w:rPr>
@@ -4864,7 +4894,7 @@
     <w:p>
       <w:pPr>
         <w:spacing w:before="0" w:after="60" w:line="312" w:lineRule="auto"/>
-        <w:ind w:left="227"/>
+        <w:ind w:left="283"/>
       </w:pPr>
       <w:r>
         <w:rPr>
@@ -4907,7 +4937,10 @@
     <w:p>
       <w:pPr>
         <w:spacing w:before="0" w:after="60" w:line="312" w:lineRule="auto"/>
-        <w:ind w:left="227"/>
+        <w:ind w:left="283"/>
+        <w:pBdr>
+          <w:left w:val="single" w:sz="12" w:space="8" w:color="A6A6A6"/>
+        </w:pBdr>
       </w:pPr>
       <w:r>
         <w:rPr>
@@ -4921,7 +4954,10 @@
     <w:p>
       <w:pPr>
         <w:spacing w:before="0" w:after="60" w:line="312" w:lineRule="auto"/>
-        <w:ind w:left="227"/>
+        <w:ind w:left="283"/>
+        <w:pBdr>
+          <w:left w:val="single" w:sz="12" w:space="8" w:color="A6A6A6"/>
+        </w:pBdr>
       </w:pPr>
       <w:r>
         <w:rPr>
@@ -4935,7 +4971,10 @@
     <w:p>
       <w:pPr>
         <w:spacing w:before="0" w:after="60" w:line="312" w:lineRule="auto"/>
-        <w:ind w:left="227"/>
+        <w:ind w:left="283"/>
+        <w:pBdr>
+          <w:left w:val="single" w:sz="12" w:space="8" w:color="A6A6A6"/>
+        </w:pBdr>
       </w:pPr>
       <w:r>
         <w:rPr>
@@ -4949,7 +4988,7 @@
     <w:p>
       <w:pPr>
         <w:spacing w:before="0" w:after="60" w:line="312" w:lineRule="auto"/>
-        <w:ind w:left="227"/>
+        <w:ind w:left="283"/>
       </w:pPr>
       <w:r>
         <w:rPr>
@@ -5041,7 +5080,10 @@
     <w:p>
       <w:pPr>
         <w:spacing w:before="0" w:after="60" w:line="312" w:lineRule="auto"/>
-        <w:ind w:left="227"/>
+        <w:ind w:left="283"/>
+        <w:pBdr>
+          <w:left w:val="single" w:sz="12" w:space="8" w:color="A6A6A6"/>
+        </w:pBdr>
       </w:pPr>
       <w:r>
         <w:rPr>
@@ -5055,7 +5097,10 @@
     <w:p>
       <w:pPr>
         <w:spacing w:before="0" w:after="60" w:line="312" w:lineRule="auto"/>
-        <w:ind w:left="227"/>
+        <w:ind w:left="283"/>
+        <w:pBdr>
+          <w:left w:val="single" w:sz="12" w:space="8" w:color="A6A6A6"/>
+        </w:pBdr>
       </w:pPr>
       <w:r>
         <w:rPr>
@@ -5069,7 +5114,10 @@
     <w:p>
       <w:pPr>
         <w:spacing w:before="0" w:after="60" w:line="312" w:lineRule="auto"/>
-        <w:ind w:left="227"/>
+        <w:ind w:left="283"/>
+        <w:pBdr>
+          <w:left w:val="single" w:sz="12" w:space="8" w:color="A6A6A6"/>
+        </w:pBdr>
       </w:pPr>
       <w:r>
         <w:rPr>
@@ -5083,7 +5131,10 @@
     <w:p>
       <w:pPr>
         <w:spacing w:before="0" w:after="60" w:line="312" w:lineRule="auto"/>
-        <w:ind w:left="227"/>
+        <w:ind w:left="283"/>
+        <w:pBdr>
+          <w:left w:val="single" w:sz="12" w:space="8" w:color="A6A6A6"/>
+        </w:pBdr>
       </w:pPr>
       <w:r>
         <w:rPr>
@@ -5112,7 +5163,7 @@
     <w:p>
       <w:pPr>
         <w:spacing w:before="0" w:after="60" w:line="312" w:lineRule="auto"/>
-        <w:ind w:left="227"/>
+        <w:ind w:left="283"/>
       </w:pPr>
       <w:r>
         <w:rPr>
@@ -5177,7 +5228,7 @@
     <w:p>
       <w:pPr>
         <w:spacing w:before="0" w:after="60" w:line="312" w:lineRule="auto"/>
-        <w:ind w:left="227"/>
+        <w:ind w:left="283"/>
       </w:pPr>
       <w:r>
         <w:rPr>
@@ -5242,7 +5293,10 @@
     <w:p>
       <w:pPr>
         <w:spacing w:before="0" w:after="60" w:line="312" w:lineRule="auto"/>
-        <w:ind w:left="227"/>
+        <w:ind w:left="283"/>
+        <w:pBdr>
+          <w:left w:val="single" w:sz="12" w:space="8" w:color="A6A6A6"/>
+        </w:pBdr>
       </w:pPr>
       <w:r>
         <w:rPr>
@@ -5256,7 +5310,7 @@
     <w:p>
       <w:pPr>
         <w:spacing w:before="0" w:after="60" w:line="312" w:lineRule="auto"/>
-        <w:ind w:left="227"/>
+        <w:ind w:left="283"/>
       </w:pPr>
       <w:r>
         <w:rPr>
@@ -5401,7 +5455,10 @@
     <w:p>
       <w:pPr>
         <w:spacing w:before="0" w:after="60" w:line="312" w:lineRule="auto"/>
-        <w:ind w:left="340"/>
+        <w:ind w:left="283"/>
+        <w:pBdr>
+          <w:left w:val="single" w:sz="12" w:space="8" w:color="A6A6A6"/>
+        </w:pBdr>
       </w:pPr>
       <w:r>
         <w:rPr>
@@ -5415,7 +5472,10 @@
     <w:p>
       <w:pPr>
         <w:spacing w:before="0" w:after="60" w:line="312" w:lineRule="auto"/>
-        <w:ind w:left="340"/>
+        <w:ind w:left="283"/>
+        <w:pBdr>
+          <w:left w:val="single" w:sz="12" w:space="8" w:color="A6A6A6"/>
+        </w:pBdr>
       </w:pPr>
       <w:r>
         <w:rPr>
@@ -5429,7 +5489,10 @@
     <w:p>
       <w:pPr>
         <w:spacing w:before="0" w:after="60" w:line="312" w:lineRule="auto"/>
-        <w:ind w:left="340"/>
+        <w:ind w:left="283"/>
+        <w:pBdr>
+          <w:left w:val="single" w:sz="12" w:space="8" w:color="A6A6A6"/>
+        </w:pBdr>
       </w:pPr>
       <w:r>
         <w:rPr>
@@ -5443,7 +5506,10 @@
     <w:p>
       <w:pPr>
         <w:spacing w:before="0" w:after="60" w:line="312" w:lineRule="auto"/>
-        <w:ind w:left="340"/>
+        <w:ind w:left="283"/>
+        <w:pBdr>
+          <w:left w:val="single" w:sz="12" w:space="8" w:color="A6A6A6"/>
+        </w:pBdr>
       </w:pPr>
       <w:r>
         <w:rPr>
@@ -5457,7 +5523,10 @@
     <w:p>
       <w:pPr>
         <w:spacing w:before="0" w:after="60" w:line="312" w:lineRule="auto"/>
-        <w:ind w:left="340"/>
+        <w:ind w:left="283"/>
+        <w:pBdr>
+          <w:left w:val="single" w:sz="12" w:space="8" w:color="A6A6A6"/>
+        </w:pBdr>
       </w:pPr>
       <w:r>
         <w:rPr>
@@ -5508,41 +5577,22 @@
         <w:t>가이드: 실제 하던 말 하나 + 지키던 행동 하나</w:t>
       </w:r>
     </w:p>
-    <w:tbl>
-      <w:tblPr>
-        <w:tblStyle w:val="TableGrid"/>
-        <w:tblW w:type="auto" w:w="0"/>
-        <w:tblLayout w:type="fixed"/>
-        <w:tblLook w:firstColumn="1" w:firstRow="1" w:lastColumn="0" w:lastRow="0" w:noHBand="0" w:noVBand="1" w:val="04A0"/>
-      </w:tblPr>
-      <w:tblGrid>
-        <w:gridCol w:w="9978"/>
-      </w:tblGrid>
-      <w:tr>
-        <w:tc>
-          <w:tcPr>
-            <w:tcW w:type="dxa" w:w="9978"/>
-          </w:tcPr>
-          <w:p>
-            <w:pPr>
-              <w:spacing w:before="40" w:after="40" w:line="312" w:lineRule="auto"/>
-            </w:pPr>
-            <w:r>
-              <w:rPr>
-                <w:color w:val="1A1A1A"/>
-                <w:sz w:val="20"/>
-              </w:rPr>
-              <w:t>미수집]</w:t>
-            </w:r>
-          </w:p>
-          <w:p>
-            <w:pPr>
-              <w:spacing w:after="40" w:line="312" w:lineRule="auto"/>
-            </w:pPr>
-          </w:p>
-        </w:tc>
-      </w:tr>
-    </w:tbl>
+    <w:p>
+      <w:pPr>
+        <w:spacing w:before="40" w:after="40" w:line="336" w:lineRule="auto"/>
+        <w:ind w:left="283"/>
+        <w:pBdr>
+          <w:left w:val="single" w:sz="12" w:space="8" w:color="A6A6A6"/>
+        </w:pBdr>
+      </w:pPr>
+      <w:r>
+        <w:rPr>
+          <w:color w:val="1A1A1A"/>
+          <w:sz w:val="20"/>
+        </w:rPr>
+        <w:t>미수집]</w:t>
+      </w:r>
+    </w:p>
     <w:p>
       <w:pPr>
         <w:spacing w:after="40"/>
@@ -5588,41 +5638,22 @@
         <w:t>가이드: 본인이 실제로 한 말이나 태도만. 말하고 싶지 않으면 건너뛰기. 여기는 그분의 생각을 적는 칸이에요</w:t>
       </w:r>
     </w:p>
-    <w:tbl>
-      <w:tblPr>
-        <w:tblStyle w:val="TableGrid"/>
-        <w:tblW w:type="auto" w:w="0"/>
-        <w:tblLayout w:type="fixed"/>
-        <w:tblLook w:firstColumn="1" w:firstRow="1" w:lastColumn="0" w:lastRow="0" w:noHBand="0" w:noVBand="1" w:val="04A0"/>
-      </w:tblPr>
-      <w:tblGrid>
-        <w:gridCol w:w="9978"/>
-      </w:tblGrid>
-      <w:tr>
-        <w:tc>
-          <w:tcPr>
-            <w:tcW w:type="dxa" w:w="9978"/>
-          </w:tcPr>
-          <w:p>
-            <w:pPr>
-              <w:spacing w:before="40" w:after="40" w:line="312" w:lineRule="auto"/>
-            </w:pPr>
-            <w:r>
-              <w:rPr>
-                <w:color w:val="1A1A1A"/>
-                <w:sz w:val="20"/>
-              </w:rPr>
-              <w:t>할머니가 돌아가신 뒤 매일 밤 기도했어요. 편찮으신 곳 없이 편안하고 행복한 곳에서 지내시게 해달라고요.</w:t>
-            </w:r>
-          </w:p>
-          <w:p>
-            <w:pPr>
-              <w:spacing w:after="40" w:line="312" w:lineRule="auto"/>
-            </w:pPr>
-          </w:p>
-        </w:tc>
-      </w:tr>
-    </w:tbl>
+    <w:p>
+      <w:pPr>
+        <w:spacing w:before="40" w:after="40" w:line="336" w:lineRule="auto"/>
+        <w:ind w:left="283"/>
+        <w:pBdr>
+          <w:left w:val="single" w:sz="12" w:space="8" w:color="A6A6A6"/>
+        </w:pBdr>
+      </w:pPr>
+      <w:r>
+        <w:rPr>
+          <w:color w:val="1A1A1A"/>
+          <w:sz w:val="20"/>
+        </w:rPr>
+        <w:t>할머니가 돌아가신 뒤 매일 밤 기도했어요. 편찮으신 곳 없이 편안하고 행복한 곳에서 지내시게 해달라고요.</w:t>
+      </w:r>
+    </w:p>
     <w:p>
       <w:pPr>
         <w:spacing w:after="40"/>
@@ -5631,7 +5662,10 @@
     <w:p>
       <w:pPr>
         <w:spacing w:before="0" w:after="60" w:line="312" w:lineRule="auto"/>
-        <w:ind w:left="227"/>
+        <w:ind w:left="283"/>
+        <w:pBdr>
+          <w:left w:val="single" w:sz="12" w:space="8" w:color="A6A6A6"/>
+        </w:pBdr>
       </w:pPr>
       <w:r>
         <w:rPr>
@@ -5710,41 +5744,22 @@
         <w:t>가이드: 방·마당·소리·냄새·누가 있었는지</w:t>
       </w:r>
     </w:p>
-    <w:tbl>
-      <w:tblPr>
-        <w:tblStyle w:val="TableGrid"/>
-        <w:tblW w:type="auto" w:w="0"/>
-        <w:tblLayout w:type="fixed"/>
-        <w:tblLook w:firstColumn="1" w:firstRow="1" w:lastColumn="0" w:lastRow="0" w:noHBand="0" w:noVBand="1" w:val="04A0"/>
-      </w:tblPr>
-      <w:tblGrid>
-        <w:gridCol w:w="9978"/>
-      </w:tblGrid>
-      <w:tr>
-        <w:tc>
-          <w:tcPr>
-            <w:tcW w:type="dxa" w:w="9978"/>
-          </w:tcPr>
-          <w:p>
-            <w:pPr>
-              <w:spacing w:before="40" w:after="40" w:line="312" w:lineRule="auto"/>
-            </w:pPr>
-            <w:r>
-              <w:rPr>
-                <w:color w:val="1A1A1A"/>
-                <w:sz w:val="20"/>
-              </w:rPr>
-              <w:t>미수집]</w:t>
-            </w:r>
-          </w:p>
-          <w:p>
-            <w:pPr>
-              <w:spacing w:after="40" w:line="312" w:lineRule="auto"/>
-            </w:pPr>
-          </w:p>
-        </w:tc>
-      </w:tr>
-    </w:tbl>
+    <w:p>
+      <w:pPr>
+        <w:spacing w:before="40" w:after="40" w:line="336" w:lineRule="auto"/>
+        <w:ind w:left="283"/>
+        <w:pBdr>
+          <w:left w:val="single" w:sz="12" w:space="8" w:color="A6A6A6"/>
+        </w:pBdr>
+      </w:pPr>
+      <w:r>
+        <w:rPr>
+          <w:color w:val="1A1A1A"/>
+          <w:sz w:val="20"/>
+        </w:rPr>
+        <w:t>미수집]</w:t>
+      </w:r>
+    </w:p>
     <w:p>
       <w:pPr>
         <w:spacing w:after="40"/>
@@ -5753,7 +5768,10 @@
     <w:p>
       <w:pPr>
         <w:spacing w:before="0" w:after="60" w:line="312" w:lineRule="auto"/>
-        <w:ind w:left="227"/>
+        <w:ind w:left="283"/>
+        <w:pBdr>
+          <w:left w:val="single" w:sz="12" w:space="8" w:color="A6A6A6"/>
+        </w:pBdr>
       </w:pPr>
       <w:r>
         <w:rPr>
@@ -5767,7 +5785,10 @@
     <w:p>
       <w:pPr>
         <w:spacing w:before="0" w:after="60" w:line="312" w:lineRule="auto"/>
-        <w:ind w:left="227"/>
+        <w:ind w:left="283"/>
+        <w:pBdr>
+          <w:left w:val="single" w:sz="12" w:space="8" w:color="A6A6A6"/>
+        </w:pBdr>
       </w:pPr>
       <w:r>
         <w:rPr>
@@ -5818,41 +5839,22 @@
         <w:t>가이드: 한 사건을 골라 처음부터 끝까지</w:t>
       </w:r>
     </w:p>
-    <w:tbl>
-      <w:tblPr>
-        <w:tblStyle w:val="TableGrid"/>
-        <w:tblW w:type="auto" w:w="0"/>
-        <w:tblLayout w:type="fixed"/>
-        <w:tblLook w:firstColumn="1" w:firstRow="1" w:lastColumn="0" w:lastRow="0" w:noHBand="0" w:noVBand="1" w:val="04A0"/>
-      </w:tblPr>
-      <w:tblGrid>
-        <w:gridCol w:w="9978"/>
-      </w:tblGrid>
-      <w:tr>
-        <w:tc>
-          <w:tcPr>
-            <w:tcW w:type="dxa" w:w="9978"/>
-          </w:tcPr>
-          <w:p>
-            <w:pPr>
-              <w:spacing w:before="40" w:after="40" w:line="312" w:lineRule="auto"/>
-            </w:pPr>
-            <w:r>
-              <w:rPr>
-                <w:color w:val="1A1A1A"/>
-                <w:sz w:val="20"/>
-              </w:rPr>
-              <w:t>서울과학고 때는 공부를 열심히 한 편은 아니었고 주로 연구와 독서를 하며 지냈어요. 죄수의 딜레마에서 가장 좋은 전략을 알고리즘으로 찾는 연구를 했는데, 결론은 "그런 전략은 없다"였습니다. 허무했지만 그 결론 자체가 의미였다고 생각해요. (대략)</w:t>
-            </w:r>
-          </w:p>
-          <w:p>
-            <w:pPr>
-              <w:spacing w:after="40" w:line="312" w:lineRule="auto"/>
-            </w:pPr>
-          </w:p>
-        </w:tc>
-      </w:tr>
-    </w:tbl>
+    <w:p>
+      <w:pPr>
+        <w:spacing w:before="40" w:after="40" w:line="336" w:lineRule="auto"/>
+        <w:ind w:left="283"/>
+        <w:pBdr>
+          <w:left w:val="single" w:sz="12" w:space="8" w:color="A6A6A6"/>
+        </w:pBdr>
+      </w:pPr>
+      <w:r>
+        <w:rPr>
+          <w:color w:val="1A1A1A"/>
+          <w:sz w:val="20"/>
+        </w:rPr>
+        <w:t>서울과학고 때는 공부를 열심히 한 편은 아니었고 주로 연구와 독서를 하며 지냈어요. 죄수의 딜레마에서 가장 좋은 전략을 알고리즘으로 찾는 연구를 했는데, 결론은 "그런 전략은 없다"였습니다. 허무했지만 그 결론 자체가 의미였다고 생각해요. (대략)</w:t>
+      </w:r>
+    </w:p>
     <w:p>
       <w:pPr>
         <w:spacing w:after="40"/>
@@ -5861,7 +5863,10 @@
     <w:p>
       <w:pPr>
         <w:spacing w:before="0" w:after="60" w:line="312" w:lineRule="auto"/>
-        <w:ind w:left="227"/>
+        <w:ind w:left="283"/>
+        <w:pBdr>
+          <w:left w:val="single" w:sz="12" w:space="8" w:color="A6A6A6"/>
+        </w:pBdr>
       </w:pPr>
       <w:r>
         <w:rPr>
@@ -5905,7 +5910,10 @@
     <w:p>
       <w:pPr>
         <w:spacing w:before="0" w:after="60" w:line="312" w:lineRule="auto"/>
-        <w:ind w:left="227"/>
+        <w:ind w:left="283"/>
+        <w:pBdr>
+          <w:left w:val="single" w:sz="12" w:space="8" w:color="A6A6A6"/>
+        </w:pBdr>
       </w:pPr>
       <w:r>
         <w:rPr>
@@ -5956,34 +5964,36 @@
         <w:t>가이드: 어디서·어떻게·첫인상. 해당 없으면 건너뛰기</w:t>
       </w:r>
     </w:p>
-    <w:tbl>
-      <w:tblPr>
-        <w:tblStyle w:val="TableGrid"/>
-        <w:tblW w:type="auto" w:w="0"/>
-        <w:tblLayout w:type="fixed"/>
-        <w:tblLook w:firstColumn="1" w:firstRow="1" w:lastColumn="0" w:lastRow="0" w:noHBand="0" w:noVBand="1" w:val="04A0"/>
-      </w:tblPr>
-      <w:tblGrid>
-        <w:gridCol w:w="9978"/>
-      </w:tblGrid>
-      <w:tr>
-        <w:tc>
-          <w:tcPr>
-            <w:tcW w:type="dxa" w:w="9978"/>
-          </w:tcPr>
-          <w:p>
-            <w:pPr>
-              <w:spacing w:before="40" w:after="40" w:line="312" w:lineRule="auto"/>
-            </w:pPr>
-          </w:p>
-          <w:p>
-            <w:pPr>
-              <w:spacing w:after="40" w:line="312" w:lineRule="auto"/>
-            </w:pPr>
-          </w:p>
-        </w:tc>
-      </w:tr>
-    </w:tbl>
+    <w:p>
+      <w:pPr>
+        <w:spacing w:before="40" w:after="40" w:line="336" w:lineRule="auto"/>
+        <w:ind w:left="283"/>
+        <w:pBdr>
+          <w:left w:val="single" w:sz="12" w:space="8" w:color="A6A6A6"/>
+        </w:pBdr>
+      </w:pPr>
+      <w:r>
+        <w:rPr>
+          <w:sz w:val="20"/>
+        </w:rPr>
+        <w:t xml:space="preserve"> </w:t>
+      </w:r>
+    </w:p>
+    <w:p>
+      <w:pPr>
+        <w:spacing w:before="40" w:after="40" w:line="336" w:lineRule="auto"/>
+        <w:ind w:left="283"/>
+        <w:pBdr>
+          <w:left w:val="single" w:sz="12" w:space="8" w:color="A6A6A6"/>
+        </w:pBdr>
+      </w:pPr>
+      <w:r>
+        <w:rPr>
+          <w:sz w:val="20"/>
+        </w:rPr>
+        <w:t xml:space="preserve"> </w:t>
+      </w:r>
+    </w:p>
     <w:p>
       <w:pPr>
         <w:spacing w:after="40"/>
@@ -5992,7 +6002,10 @@
     <w:p>
       <w:pPr>
         <w:spacing w:before="0" w:after="60" w:line="312" w:lineRule="auto"/>
-        <w:ind w:left="227"/>
+        <w:ind w:left="283"/>
+        <w:pBdr>
+          <w:left w:val="single" w:sz="12" w:space="8" w:color="A6A6A6"/>
+        </w:pBdr>
       </w:pPr>
       <w:r>
         <w:rPr>
@@ -6006,7 +6019,10 @@
     <w:p>
       <w:pPr>
         <w:spacing w:before="0" w:after="60" w:line="312" w:lineRule="auto"/>
-        <w:ind w:left="227"/>
+        <w:ind w:left="283"/>
+        <w:pBdr>
+          <w:left w:val="single" w:sz="12" w:space="8" w:color="A6A6A6"/>
+        </w:pBdr>
       </w:pPr>
       <w:r>
         <w:rPr>
@@ -6046,34 +6062,36 @@
         <w:t xml:space="preserve">   서술</w:t>
       </w:r>
     </w:p>
-    <w:tbl>
-      <w:tblPr>
-        <w:tblStyle w:val="TableGrid"/>
-        <w:tblW w:type="auto" w:w="0"/>
-        <w:tblLayout w:type="fixed"/>
-        <w:tblLook w:firstColumn="1" w:firstRow="1" w:lastColumn="0" w:lastRow="0" w:noHBand="0" w:noVBand="1" w:val="04A0"/>
-      </w:tblPr>
-      <w:tblGrid>
-        <w:gridCol w:w="9978"/>
-      </w:tblGrid>
-      <w:tr>
-        <w:tc>
-          <w:tcPr>
-            <w:tcW w:type="dxa" w:w="9978"/>
-          </w:tcPr>
-          <w:p>
-            <w:pPr>
-              <w:spacing w:before="40" w:after="40" w:line="312" w:lineRule="auto"/>
-            </w:pPr>
-          </w:p>
-          <w:p>
-            <w:pPr>
-              <w:spacing w:after="40" w:line="312" w:lineRule="auto"/>
-            </w:pPr>
-          </w:p>
-        </w:tc>
-      </w:tr>
-    </w:tbl>
+    <w:p>
+      <w:pPr>
+        <w:spacing w:before="40" w:after="40" w:line="336" w:lineRule="auto"/>
+        <w:ind w:left="283"/>
+        <w:pBdr>
+          <w:left w:val="single" w:sz="12" w:space="8" w:color="A6A6A6"/>
+        </w:pBdr>
+      </w:pPr>
+      <w:r>
+        <w:rPr>
+          <w:sz w:val="20"/>
+        </w:rPr>
+        <w:t xml:space="preserve"> </w:t>
+      </w:r>
+    </w:p>
+    <w:p>
+      <w:pPr>
+        <w:spacing w:before="40" w:after="40" w:line="336" w:lineRule="auto"/>
+        <w:ind w:left="283"/>
+        <w:pBdr>
+          <w:left w:val="single" w:sz="12" w:space="8" w:color="A6A6A6"/>
+        </w:pBdr>
+      </w:pPr>
+      <w:r>
+        <w:rPr>
+          <w:sz w:val="20"/>
+        </w:rPr>
+        <w:t xml:space="preserve"> </w:t>
+      </w:r>
+    </w:p>
     <w:p>
       <w:pPr>
         <w:spacing w:after="40"/>
@@ -6082,7 +6100,10 @@
     <w:p>
       <w:pPr>
         <w:spacing w:before="0" w:after="60" w:line="312" w:lineRule="auto"/>
-        <w:ind w:left="227"/>
+        <w:ind w:left="283"/>
+        <w:pBdr>
+          <w:left w:val="single" w:sz="12" w:space="8" w:color="A6A6A6"/>
+        </w:pBdr>
       </w:pPr>
       <w:r>
         <w:rPr>
@@ -6096,7 +6117,10 @@
     <w:p>
       <w:pPr>
         <w:spacing w:before="0" w:after="60" w:line="312" w:lineRule="auto"/>
-        <w:ind w:left="227"/>
+        <w:ind w:left="283"/>
+        <w:pBdr>
+          <w:left w:val="single" w:sz="12" w:space="8" w:color="A6A6A6"/>
+        </w:pBdr>
       </w:pPr>
       <w:r>
         <w:rPr>
@@ -6147,41 +6171,22 @@
         <w:t>가이드: 언제·무엇 때문에·어떻게 버텼는지</w:t>
       </w:r>
     </w:p>
-    <w:tbl>
-      <w:tblPr>
-        <w:tblStyle w:val="TableGrid"/>
-        <w:tblW w:type="auto" w:w="0"/>
-        <w:tblLayout w:type="fixed"/>
-        <w:tblLook w:firstColumn="1" w:firstRow="1" w:lastColumn="0" w:lastRow="0" w:noHBand="0" w:noVBand="1" w:val="04A0"/>
-      </w:tblPr>
-      <w:tblGrid>
-        <w:gridCol w:w="9978"/>
-      </w:tblGrid>
-      <w:tr>
-        <w:tc>
-          <w:tcPr>
-            <w:tcW w:type="dxa" w:w="9978"/>
-          </w:tcPr>
-          <w:p>
-            <w:pPr>
-              <w:spacing w:before="40" w:after="40" w:line="312" w:lineRule="auto"/>
-            </w:pPr>
-            <w:r>
-              <w:rPr>
-                <w:color w:val="1A1A1A"/>
-                <w:sz w:val="20"/>
-              </w:rPr>
-              <w:t>창업하면서 가장 힘든 순간은 "정말 사람들이 좋아하고 잘 쓰게 될까" 하는 불안이 생길 때예요. 그걸 실제로 더 많은 분께 서비스하고 더 많은 목소리를 만들어 드리는 걸로 이겨내고 있습니다.</w:t>
-            </w:r>
-          </w:p>
-          <w:p>
-            <w:pPr>
-              <w:spacing w:after="40" w:line="312" w:lineRule="auto"/>
-            </w:pPr>
-          </w:p>
-        </w:tc>
-      </w:tr>
-    </w:tbl>
+    <w:p>
+      <w:pPr>
+        <w:spacing w:before="40" w:after="40" w:line="336" w:lineRule="auto"/>
+        <w:ind w:left="283"/>
+        <w:pBdr>
+          <w:left w:val="single" w:sz="12" w:space="8" w:color="A6A6A6"/>
+        </w:pBdr>
+      </w:pPr>
+      <w:r>
+        <w:rPr>
+          <w:color w:val="1A1A1A"/>
+          <w:sz w:val="20"/>
+        </w:rPr>
+        <w:t>창업하면서 가장 힘든 순간은 "정말 사람들이 좋아하고 잘 쓰게 될까" 하는 불안이 생길 때예요. 그걸 실제로 더 많은 분께 서비스하고 더 많은 목소리를 만들어 드리는 걸로 이겨내고 있습니다.</w:t>
+      </w:r>
+    </w:p>
     <w:p>
       <w:pPr>
         <w:spacing w:after="40"/>
@@ -6190,7 +6195,10 @@
     <w:p>
       <w:pPr>
         <w:spacing w:before="0" w:after="60" w:line="312" w:lineRule="auto"/>
-        <w:ind w:left="227"/>
+        <w:ind w:left="283"/>
+        <w:pBdr>
+          <w:left w:val="single" w:sz="12" w:space="8" w:color="A6A6A6"/>
+        </w:pBdr>
       </w:pPr>
       <w:r>
         <w:rPr>
@@ -6234,7 +6242,10 @@
     <w:p>
       <w:pPr>
         <w:spacing w:before="0" w:after="60" w:line="312" w:lineRule="auto"/>
-        <w:ind w:left="227"/>
+        <w:ind w:left="283"/>
+        <w:pBdr>
+          <w:left w:val="single" w:sz="12" w:space="8" w:color="A6A6A6"/>
+        </w:pBdr>
       </w:pPr>
       <w:r>
         <w:rPr>
@@ -6285,41 +6296,22 @@
         <w:t>예: "손주들이 태어났을 때" (한 장면으로)</w:t>
       </w:r>
     </w:p>
-    <w:tbl>
-      <w:tblPr>
-        <w:tblStyle w:val="TableGrid"/>
-        <w:tblW w:type="auto" w:w="0"/>
-        <w:tblLayout w:type="fixed"/>
-        <w:tblLook w:firstColumn="1" w:firstRow="1" w:lastColumn="0" w:lastRow="0" w:noHBand="0" w:noVBand="1" w:val="04A0"/>
-      </w:tblPr>
-      <w:tblGrid>
-        <w:gridCol w:w="9978"/>
-      </w:tblGrid>
-      <w:tr>
-        <w:tc>
-          <w:tcPr>
-            <w:tcW w:type="dxa" w:w="9978"/>
-          </w:tcPr>
-          <w:p>
-            <w:pPr>
-              <w:spacing w:before="40" w:after="40" w:line="312" w:lineRule="auto"/>
-            </w:pPr>
-            <w:r>
-              <w:rPr>
-                <w:color w:val="1A1A1A"/>
-                <w:sz w:val="20"/>
-              </w:rPr>
-              <w:t>가족에게 할머니 목소리를 처음 만들어 드렸을 때예요. 가족이 너무 슬퍼하거나 거부감을 느끼면 어쩌나 긴장했는데, 굉장히 좋아해 주시고 대화를 많이 하셔서 "이 아이디어가 정말 많은 사람에게 도움이 되겠구나" 생각했습니다.</w:t>
-            </w:r>
-          </w:p>
-          <w:p>
-            <w:pPr>
-              <w:spacing w:after="40" w:line="312" w:lineRule="auto"/>
-            </w:pPr>
-          </w:p>
-        </w:tc>
-      </w:tr>
-    </w:tbl>
+    <w:p>
+      <w:pPr>
+        <w:spacing w:before="40" w:after="40" w:line="336" w:lineRule="auto"/>
+        <w:ind w:left="283"/>
+        <w:pBdr>
+          <w:left w:val="single" w:sz="12" w:space="8" w:color="A6A6A6"/>
+        </w:pBdr>
+      </w:pPr>
+      <w:r>
+        <w:rPr>
+          <w:color w:val="1A1A1A"/>
+          <w:sz w:val="20"/>
+        </w:rPr>
+        <w:t>가족에게 할머니 목소리를 처음 만들어 드렸을 때예요. 가족이 너무 슬퍼하거나 거부감을 느끼면 어쩌나 긴장했는데, 굉장히 좋아해 주시고 대화를 많이 하셔서 "이 아이디어가 정말 많은 사람에게 도움이 되겠구나" 생각했습니다.</w:t>
+      </w:r>
+    </w:p>
     <w:p>
       <w:pPr>
         <w:spacing w:after="40"/>
@@ -6328,7 +6320,10 @@
     <w:p>
       <w:pPr>
         <w:spacing w:before="0" w:after="60" w:line="312" w:lineRule="auto"/>
-        <w:ind w:left="227"/>
+        <w:ind w:left="283"/>
+        <w:pBdr>
+          <w:left w:val="single" w:sz="12" w:space="8" w:color="A6A6A6"/>
+        </w:pBdr>
       </w:pPr>
       <w:r>
         <w:rPr>
@@ -6372,7 +6367,10 @@
     <w:p>
       <w:pPr>
         <w:spacing w:before="0" w:after="60" w:line="312" w:lineRule="auto"/>
-        <w:ind w:left="227"/>
+        <w:ind w:left="283"/>
+        <w:pBdr>
+          <w:left w:val="single" w:sz="12" w:space="8" w:color="A6A6A6"/>
+        </w:pBdr>
       </w:pPr>
       <w:r>
         <w:rPr>
@@ -6415,7 +6413,10 @@
     <w:p>
       <w:pPr>
         <w:spacing w:before="0" w:after="60" w:line="312" w:lineRule="auto"/>
-        <w:ind w:left="340"/>
+        <w:ind w:left="283"/>
+        <w:pBdr>
+          <w:left w:val="single" w:sz="12" w:space="8" w:color="A6A6A6"/>
+        </w:pBdr>
       </w:pPr>
       <w:r>
         <w:rPr>
@@ -6429,7 +6430,10 @@
     <w:p>
       <w:pPr>
         <w:spacing w:before="0" w:after="60" w:line="312" w:lineRule="auto"/>
-        <w:ind w:left="340"/>
+        <w:ind w:left="283"/>
+        <w:pBdr>
+          <w:left w:val="single" w:sz="12" w:space="8" w:color="A6A6A6"/>
+        </w:pBdr>
       </w:pPr>
       <w:r>
         <w:rPr>
@@ -6443,7 +6447,10 @@
     <w:p>
       <w:pPr>
         <w:spacing w:before="0" w:after="60" w:line="312" w:lineRule="auto"/>
-        <w:ind w:left="340"/>
+        <w:ind w:left="283"/>
+        <w:pBdr>
+          <w:left w:val="single" w:sz="12" w:space="8" w:color="A6A6A6"/>
+        </w:pBdr>
       </w:pPr>
       <w:r>
         <w:rPr>
@@ -6483,41 +6490,22 @@
         <w:t xml:space="preserve">   서술</w:t>
       </w:r>
     </w:p>
-    <w:tbl>
-      <w:tblPr>
-        <w:tblStyle w:val="TableGrid"/>
-        <w:tblW w:type="auto" w:w="0"/>
-        <w:tblLayout w:type="fixed"/>
-        <w:tblLook w:firstColumn="1" w:firstRow="1" w:lastColumn="0" w:lastRow="0" w:noHBand="0" w:noVBand="1" w:val="04A0"/>
-      </w:tblPr>
-      <w:tblGrid>
-        <w:gridCol w:w="9978"/>
-      </w:tblGrid>
-      <w:tr>
-        <w:tc>
-          <w:tcPr>
-            <w:tcW w:type="dxa" w:w="9978"/>
-          </w:tcPr>
-          <w:p>
-            <w:pPr>
-              <w:spacing w:before="40" w:after="40" w:line="312" w:lineRule="auto"/>
-            </w:pPr>
-            <w:r>
-              <w:rPr>
-                <w:color w:val="1A1A1A"/>
-                <w:sz w:val="20"/>
-              </w:rPr>
-              <w:t>할머니가 돌아가시고 나서는 매일 밤 울었어요. 수술실 들어가시기 전에 보호자로 옆에 있었고 임종 순간에는 손을 꼭 잡고 사랑한다, 감사했다고 많이 말씀드렸습니다. 남은 녹음을 처음 들으려 했을 때는 너무 아파서 오래 듣지 못했어요.</w:t>
-            </w:r>
-          </w:p>
-          <w:p>
-            <w:pPr>
-              <w:spacing w:after="40" w:line="312" w:lineRule="auto"/>
-            </w:pPr>
-          </w:p>
-        </w:tc>
-      </w:tr>
-    </w:tbl>
+    <w:p>
+      <w:pPr>
+        <w:spacing w:before="40" w:after="40" w:line="336" w:lineRule="auto"/>
+        <w:ind w:left="283"/>
+        <w:pBdr>
+          <w:left w:val="single" w:sz="12" w:space="8" w:color="A6A6A6"/>
+        </w:pBdr>
+      </w:pPr>
+      <w:r>
+        <w:rPr>
+          <w:color w:val="1A1A1A"/>
+          <w:sz w:val="20"/>
+        </w:rPr>
+        <w:t>할머니가 돌아가시고 나서는 매일 밤 울었어요. 수술실 들어가시기 전에 보호자로 옆에 있었고 임종 순간에는 손을 꼭 잡고 사랑한다, 감사했다고 많이 말씀드렸습니다. 남은 녹음을 처음 들으려 했을 때는 너무 아파서 오래 듣지 못했어요.</w:t>
+      </w:r>
+    </w:p>
     <w:p>
       <w:pPr>
         <w:spacing w:after="40"/>
@@ -6526,7 +6514,10 @@
     <w:p>
       <w:pPr>
         <w:spacing w:before="0" w:after="60" w:line="312" w:lineRule="auto"/>
-        <w:ind w:left="227"/>
+        <w:ind w:left="283"/>
+        <w:pBdr>
+          <w:left w:val="single" w:sz="12" w:space="8" w:color="A6A6A6"/>
+        </w:pBdr>
       </w:pPr>
       <w:r>
         <w:rPr>
@@ -6577,41 +6568,22 @@
         <w:t>가이드: 아침 → 낮 → 저녁 순으로 자주 하던 일과 있던 장소</w:t>
       </w:r>
     </w:p>
-    <w:tbl>
-      <w:tblPr>
-        <w:tblStyle w:val="TableGrid"/>
-        <w:tblW w:type="auto" w:w="0"/>
-        <w:tblLayout w:type="fixed"/>
-        <w:tblLook w:firstColumn="1" w:firstRow="1" w:lastColumn="0" w:lastRow="0" w:noHBand="0" w:noVBand="1" w:val="04A0"/>
-      </w:tblPr>
-      <w:tblGrid>
-        <w:gridCol w:w="9978"/>
-      </w:tblGrid>
-      <w:tr>
-        <w:tc>
-          <w:tcPr>
-            <w:tcW w:type="dxa" w:w="9978"/>
-          </w:tcPr>
-          <w:p>
-            <w:pPr>
-              <w:spacing w:before="40" w:after="40" w:line="312" w:lineRule="auto"/>
-            </w:pPr>
-            <w:r>
-              <w:rPr>
-                <w:color w:val="1A1A1A"/>
-                <w:sz w:val="20"/>
-              </w:rPr>
-              <w:t>학기 중에는 학교 공부와 창업을 같이 해요. 열심히 해주시는 뛰어난 팀원분들과 창업 일을 진행하고, 방학에는 온전히 창업에 집중합니다. 스트레스를 받으면 원인을 잠시 피하고 다른 일에 몰두하거나 유튜브·게임으로 머리를 정리해요.</w:t>
-            </w:r>
-          </w:p>
-          <w:p>
-            <w:pPr>
-              <w:spacing w:after="40" w:line="312" w:lineRule="auto"/>
-            </w:pPr>
-          </w:p>
-        </w:tc>
-      </w:tr>
-    </w:tbl>
+    <w:p>
+      <w:pPr>
+        <w:spacing w:before="40" w:after="40" w:line="336" w:lineRule="auto"/>
+        <w:ind w:left="283"/>
+        <w:pBdr>
+          <w:left w:val="single" w:sz="12" w:space="8" w:color="A6A6A6"/>
+        </w:pBdr>
+      </w:pPr>
+      <w:r>
+        <w:rPr>
+          <w:color w:val="1A1A1A"/>
+          <w:sz w:val="20"/>
+        </w:rPr>
+        <w:t>학기 중에는 학교 공부와 창업을 같이 해요. 열심히 해주시는 뛰어난 팀원분들과 창업 일을 진행하고, 방학에는 온전히 창업에 집중합니다. 스트레스를 받으면 원인을 잠시 피하고 다른 일에 몰두하거나 유튜브·게임으로 머리를 정리해요.</w:t>
+      </w:r>
+    </w:p>
     <w:p>
       <w:pPr>
         <w:spacing w:after="40"/>
@@ -6620,7 +6592,10 @@
     <w:p>
       <w:pPr>
         <w:spacing w:before="0" w:after="60" w:line="312" w:lineRule="auto"/>
-        <w:ind w:left="227"/>
+        <w:ind w:left="283"/>
+        <w:pBdr>
+          <w:left w:val="single" w:sz="12" w:space="8" w:color="A6A6A6"/>
+        </w:pBdr>
       </w:pPr>
       <w:r>
         <w:rPr>
@@ -6634,7 +6609,10 @@
     <w:p>
       <w:pPr>
         <w:spacing w:before="0" w:after="60" w:line="312" w:lineRule="auto"/>
-        <w:ind w:left="227"/>
+        <w:ind w:left="283"/>
+        <w:pBdr>
+          <w:left w:val="single" w:sz="12" w:space="8" w:color="A6A6A6"/>
+        </w:pBdr>
       </w:pPr>
       <w:r>
         <w:rPr>
@@ -6674,41 +6652,22 @@
         <w:t xml:space="preserve">   서술</w:t>
       </w:r>
     </w:p>
-    <w:tbl>
-      <w:tblPr>
-        <w:tblStyle w:val="TableGrid"/>
-        <w:tblW w:type="auto" w:w="0"/>
-        <w:tblLayout w:type="fixed"/>
-        <w:tblLook w:firstColumn="1" w:firstRow="1" w:lastColumn="0" w:lastRow="0" w:noHBand="0" w:noVBand="1" w:val="04A0"/>
-      </w:tblPr>
-      <w:tblGrid>
-        <w:gridCol w:w="9978"/>
-      </w:tblGrid>
-      <w:tr>
-        <w:tc>
-          <w:tcPr>
-            <w:tcW w:type="dxa" w:w="9978"/>
-          </w:tcPr>
-          <w:p>
-            <w:pPr>
-              <w:spacing w:before="40" w:after="40" w:line="312" w:lineRule="auto"/>
-            </w:pPr>
-            <w:r>
-              <w:rPr>
-                <w:color w:val="1A1A1A"/>
-                <w:sz w:val="20"/>
-              </w:rPr>
-              <w:t>10년 뒤의 나에게</w:t>
-            </w:r>
-          </w:p>
-          <w:p>
-            <w:pPr>
-              <w:spacing w:after="40" w:line="312" w:lineRule="auto"/>
-            </w:pPr>
-          </w:p>
-        </w:tc>
-      </w:tr>
-    </w:tbl>
+    <w:p>
+      <w:pPr>
+        <w:spacing w:before="40" w:after="40" w:line="336" w:lineRule="auto"/>
+        <w:ind w:left="283"/>
+        <w:pBdr>
+          <w:left w:val="single" w:sz="12" w:space="8" w:color="A6A6A6"/>
+        </w:pBdr>
+      </w:pPr>
+      <w:r>
+        <w:rPr>
+          <w:color w:val="1A1A1A"/>
+          <w:sz w:val="20"/>
+        </w:rPr>
+        <w:t>10년 뒤의 나에게</w:t>
+      </w:r>
+    </w:p>
     <w:p>
       <w:pPr>
         <w:spacing w:after="40"/>
@@ -6717,7 +6676,10 @@
     <w:p>
       <w:pPr>
         <w:spacing w:before="0" w:after="60" w:line="312" w:lineRule="auto"/>
-        <w:ind w:left="227"/>
+        <w:ind w:left="283"/>
+        <w:pBdr>
+          <w:left w:val="single" w:sz="12" w:space="8" w:color="A6A6A6"/>
+        </w:pBdr>
       </w:pPr>
       <w:r>
         <w:rPr>
@@ -6731,7 +6693,10 @@
     <w:p>
       <w:pPr>
         <w:spacing w:before="0" w:after="60" w:line="312" w:lineRule="auto"/>
-        <w:ind w:left="227"/>
+        <w:ind w:left="283"/>
+        <w:pBdr>
+          <w:left w:val="single" w:sz="12" w:space="8" w:color="A6A6A6"/>
+        </w:pBdr>
       </w:pPr>
       <w:r>
         <w:rPr>
@@ -6853,7 +6818,7 @@
     <w:p>
       <w:pPr>
         <w:spacing w:before="0" w:after="60" w:line="312" w:lineRule="auto"/>
-        <w:ind w:left="227"/>
+        <w:ind w:left="283"/>
       </w:pPr>
       <w:r>
         <w:rPr>
@@ -6904,34 +6869,36 @@
         <w:t>가이드: 누구 취향에 맞춰 무엇을 어떻게 했는지 한 장면</w:t>
       </w:r>
     </w:p>
-    <w:tbl>
-      <w:tblPr>
-        <w:tblStyle w:val="TableGrid"/>
-        <w:tblW w:type="auto" w:w="0"/>
-        <w:tblLayout w:type="fixed"/>
-        <w:tblLook w:firstColumn="1" w:firstRow="1" w:lastColumn="0" w:lastRow="0" w:noHBand="0" w:noVBand="1" w:val="04A0"/>
-      </w:tblPr>
-      <w:tblGrid>
-        <w:gridCol w:w="9978"/>
-      </w:tblGrid>
-      <w:tr>
-        <w:tc>
-          <w:tcPr>
-            <w:tcW w:type="dxa" w:w="9978"/>
-          </w:tcPr>
-          <w:p>
-            <w:pPr>
-              <w:spacing w:before="40" w:after="40" w:line="312" w:lineRule="auto"/>
-            </w:pPr>
-          </w:p>
-          <w:p>
-            <w:pPr>
-              <w:spacing w:after="40" w:line="312" w:lineRule="auto"/>
-            </w:pPr>
-          </w:p>
-        </w:tc>
-      </w:tr>
-    </w:tbl>
+    <w:p>
+      <w:pPr>
+        <w:spacing w:before="40" w:after="40" w:line="336" w:lineRule="auto"/>
+        <w:ind w:left="283"/>
+        <w:pBdr>
+          <w:left w:val="single" w:sz="12" w:space="8" w:color="A6A6A6"/>
+        </w:pBdr>
+      </w:pPr>
+      <w:r>
+        <w:rPr>
+          <w:sz w:val="20"/>
+        </w:rPr>
+        <w:t xml:space="preserve"> </w:t>
+      </w:r>
+    </w:p>
+    <w:p>
+      <w:pPr>
+        <w:spacing w:before="40" w:after="40" w:line="336" w:lineRule="auto"/>
+        <w:ind w:left="283"/>
+        <w:pBdr>
+          <w:left w:val="single" w:sz="12" w:space="8" w:color="A6A6A6"/>
+        </w:pBdr>
+      </w:pPr>
+      <w:r>
+        <w:rPr>
+          <w:sz w:val="20"/>
+        </w:rPr>
+        <w:t xml:space="preserve"> </w:t>
+      </w:r>
+    </w:p>
     <w:p>
       <w:pPr>
         <w:spacing w:after="40"/>
@@ -6969,7 +6936,10 @@
     <w:p>
       <w:pPr>
         <w:spacing w:before="0" w:after="60" w:line="312" w:lineRule="auto"/>
-        <w:ind w:left="227"/>
+        <w:ind w:left="283"/>
+        <w:pBdr>
+          <w:left w:val="single" w:sz="12" w:space="8" w:color="A6A6A6"/>
+        </w:pBdr>
       </w:pPr>
       <w:r>
         <w:rPr>
@@ -6983,7 +6953,10 @@
     <w:p>
       <w:pPr>
         <w:spacing w:before="0" w:after="60" w:line="312" w:lineRule="auto"/>
-        <w:ind w:left="227"/>
+        <w:ind w:left="283"/>
+        <w:pBdr>
+          <w:left w:val="single" w:sz="12" w:space="8" w:color="A6A6A6"/>
+        </w:pBdr>
       </w:pPr>
       <w:r>
         <w:rPr>
@@ -6997,7 +6970,7 @@
     <w:p>
       <w:pPr>
         <w:spacing w:before="0" w:after="60" w:line="312" w:lineRule="auto"/>
-        <w:ind w:left="227"/>
+        <w:ind w:left="283"/>
       </w:pPr>
       <w:r>
         <w:rPr>
@@ -7105,7 +7078,7 @@
     <w:p>
       <w:pPr>
         <w:spacing w:before="0" w:after="60" w:line="312" w:lineRule="auto"/>
-        <w:ind w:left="227"/>
+        <w:ind w:left="283"/>
       </w:pPr>
       <w:r>
         <w:rPr>
@@ -7231,7 +7204,10 @@
     <w:p>
       <w:pPr>
         <w:spacing w:before="0" w:after="60" w:line="312" w:lineRule="auto"/>
-        <w:ind w:left="227"/>
+        <w:ind w:left="283"/>
+        <w:pBdr>
+          <w:left w:val="single" w:sz="12" w:space="8" w:color="A6A6A6"/>
+        </w:pBdr>
       </w:pPr>
       <w:r>
         <w:rPr>
@@ -8085,7 +8061,10 @@
     <w:p>
       <w:pPr>
         <w:spacing w:before="0" w:after="60" w:line="312" w:lineRule="auto"/>
-        <w:ind w:left="227"/>
+        <w:ind w:left="283"/>
+        <w:pBdr>
+          <w:left w:val="single" w:sz="12" w:space="8" w:color="A6A6A6"/>
+        </w:pBdr>
       </w:pPr>
       <w:r>
         <w:rPr>
@@ -8099,7 +8078,7 @@
     <w:p>
       <w:pPr>
         <w:spacing w:before="0" w:after="60" w:line="312" w:lineRule="auto"/>
-        <w:ind w:left="227"/>
+        <w:ind w:left="283"/>
       </w:pPr>
       <w:r>
         <w:rPr>
@@ -8135,7 +8114,10 @@
     <w:p>
       <w:pPr>
         <w:spacing w:before="0" w:after="60" w:line="312" w:lineRule="auto"/>
-        <w:ind w:left="227"/>
+        <w:ind w:left="283"/>
+        <w:pBdr>
+          <w:left w:val="single" w:sz="12" w:space="8" w:color="A6A6A6"/>
+        </w:pBdr>
       </w:pPr>
       <w:r>
         <w:rPr>
@@ -8149,7 +8131,10 @@
     <w:p>
       <w:pPr>
         <w:spacing w:before="0" w:after="60" w:line="312" w:lineRule="auto"/>
-        <w:ind w:left="227"/>
+        <w:ind w:left="283"/>
+        <w:pBdr>
+          <w:left w:val="single" w:sz="12" w:space="8" w:color="A6A6A6"/>
+        </w:pBdr>
       </w:pPr>
       <w:r>
         <w:rPr>
@@ -8163,7 +8148,7 @@
     <w:p>
       <w:pPr>
         <w:spacing w:before="0" w:after="60" w:line="312" w:lineRule="auto"/>
-        <w:ind w:left="227"/>
+        <w:ind w:left="283"/>
       </w:pPr>
       <w:r>
         <w:rPr>
@@ -8214,7 +8199,10 @@
     <w:p>
       <w:pPr>
         <w:spacing w:before="0" w:after="60" w:line="312" w:lineRule="auto"/>
-        <w:ind w:left="227"/>
+        <w:ind w:left="283"/>
+        <w:pBdr>
+          <w:left w:val="single" w:sz="12" w:space="8" w:color="A6A6A6"/>
+        </w:pBdr>
       </w:pPr>
       <w:r>
         <w:rPr>
@@ -8228,7 +8216,7 @@
     <w:p>
       <w:pPr>
         <w:spacing w:before="0" w:after="60" w:line="312" w:lineRule="auto"/>
-        <w:ind w:left="227"/>
+        <w:ind w:left="283"/>
       </w:pPr>
       <w:r>
         <w:rPr>
@@ -8290,7 +8278,10 @@
     <w:p>
       <w:pPr>
         <w:spacing w:before="0" w:after="60" w:line="312" w:lineRule="auto"/>
-        <w:ind w:left="227"/>
+        <w:ind w:left="283"/>
+        <w:pBdr>
+          <w:left w:val="single" w:sz="12" w:space="8" w:color="A6A6A6"/>
+        </w:pBdr>
       </w:pPr>
       <w:r>
         <w:rPr>
@@ -8304,7 +8295,7 @@
     <w:p>
       <w:pPr>
         <w:spacing w:before="0" w:after="60" w:line="312" w:lineRule="auto"/>
-        <w:ind w:left="227"/>
+        <w:ind w:left="283"/>
       </w:pPr>
       <w:r>
         <w:rPr>
@@ -8355,7 +8346,10 @@
     <w:p>
       <w:pPr>
         <w:spacing w:before="0" w:after="60" w:line="312" w:lineRule="auto"/>
-        <w:ind w:left="227"/>
+        <w:ind w:left="283"/>
+        <w:pBdr>
+          <w:left w:val="single" w:sz="12" w:space="8" w:color="A6A6A6"/>
+        </w:pBdr>
       </w:pPr>
       <w:r>
         <w:rPr>
@@ -8369,7 +8363,10 @@
     <w:p>
       <w:pPr>
         <w:spacing w:before="0" w:after="60" w:line="312" w:lineRule="auto"/>
-        <w:ind w:left="227"/>
+        <w:ind w:left="283"/>
+        <w:pBdr>
+          <w:left w:val="single" w:sz="12" w:space="8" w:color="A6A6A6"/>
+        </w:pBdr>
       </w:pPr>
       <w:r>
         <w:rPr>
@@ -8383,7 +8380,7 @@
     <w:p>
       <w:pPr>
         <w:spacing w:before="0" w:after="60" w:line="312" w:lineRule="auto"/>
-        <w:ind w:left="227"/>
+        <w:ind w:left="283"/>
       </w:pPr>
       <w:r>
         <w:rPr>
@@ -8419,7 +8416,10 @@
     <w:p>
       <w:pPr>
         <w:spacing w:before="0" w:after="60" w:line="312" w:lineRule="auto"/>
-        <w:ind w:left="227"/>
+        <w:ind w:left="283"/>
+        <w:pBdr>
+          <w:left w:val="single" w:sz="12" w:space="8" w:color="A6A6A6"/>
+        </w:pBdr>
       </w:pPr>
       <w:r>
         <w:rPr>
@@ -8433,7 +8433,10 @@
     <w:p>
       <w:pPr>
         <w:spacing w:before="0" w:after="60" w:line="312" w:lineRule="auto"/>
-        <w:ind w:left="227"/>
+        <w:ind w:left="283"/>
+        <w:pBdr>
+          <w:left w:val="single" w:sz="12" w:space="8" w:color="A6A6A6"/>
+        </w:pBdr>
       </w:pPr>
       <w:r>
         <w:rPr>
@@ -8447,7 +8450,7 @@
     <w:p>
       <w:pPr>
         <w:spacing w:before="0" w:after="60" w:line="312" w:lineRule="auto"/>
-        <w:ind w:left="227"/>
+        <w:ind w:left="283"/>
       </w:pPr>
       <w:r>
         <w:rPr>
@@ -8483,7 +8486,10 @@
     <w:p>
       <w:pPr>
         <w:spacing w:before="0" w:after="60" w:line="312" w:lineRule="auto"/>
-        <w:ind w:left="227"/>
+        <w:ind w:left="283"/>
+        <w:pBdr>
+          <w:left w:val="single" w:sz="12" w:space="8" w:color="A6A6A6"/>
+        </w:pBdr>
       </w:pPr>
       <w:r>
         <w:rPr>
@@ -8497,7 +8503,7 @@
     <w:p>
       <w:pPr>
         <w:spacing w:before="0" w:after="60" w:line="312" w:lineRule="auto"/>
-        <w:ind w:left="227"/>
+        <w:ind w:left="283"/>
       </w:pPr>
       <w:r>
         <w:rPr>
@@ -8555,7 +8561,7 @@
     <w:p>
       <w:pPr>
         <w:spacing w:before="0" w:after="60" w:line="312" w:lineRule="auto"/>
-        <w:ind w:left="227"/>
+        <w:ind w:left="283"/>
       </w:pPr>
       <w:r>
         <w:rPr>
@@ -8617,7 +8623,10 @@
     <w:p>
       <w:pPr>
         <w:spacing w:before="0" w:after="60" w:line="312" w:lineRule="auto"/>
-        <w:ind w:left="227"/>
+        <w:ind w:left="283"/>
+        <w:pBdr>
+          <w:left w:val="single" w:sz="12" w:space="8" w:color="A6A6A6"/>
+        </w:pBdr>
       </w:pPr>
       <w:r>
         <w:rPr>
@@ -8631,7 +8640,7 @@
     <w:p>
       <w:pPr>
         <w:spacing w:before="0" w:after="60" w:line="312" w:lineRule="auto"/>
-        <w:ind w:left="227"/>
+        <w:ind w:left="283"/>
       </w:pPr>
       <w:r>
         <w:rPr>
@@ -8682,7 +8691,10 @@
     <w:p>
       <w:pPr>
         <w:spacing w:before="0" w:after="60" w:line="312" w:lineRule="auto"/>
-        <w:ind w:left="227"/>
+        <w:ind w:left="283"/>
+        <w:pBdr>
+          <w:left w:val="single" w:sz="12" w:space="8" w:color="A6A6A6"/>
+        </w:pBdr>
       </w:pPr>
       <w:r>
         <w:rPr>
@@ -8696,7 +8708,10 @@
     <w:p>
       <w:pPr>
         <w:spacing w:before="0" w:after="60" w:line="312" w:lineRule="auto"/>
-        <w:ind w:left="227"/>
+        <w:ind w:left="283"/>
+        <w:pBdr>
+          <w:left w:val="single" w:sz="12" w:space="8" w:color="A6A6A6"/>
+        </w:pBdr>
       </w:pPr>
       <w:r>
         <w:rPr>
@@ -8710,7 +8725,7 @@
     <w:p>
       <w:pPr>
         <w:spacing w:before="0" w:after="60" w:line="312" w:lineRule="auto"/>
-        <w:ind w:left="227"/>
+        <w:ind w:left="283"/>
       </w:pPr>
       <w:r>
         <w:rPr>
@@ -8782,7 +8797,7 @@
     <w:p>
       <w:pPr>
         <w:spacing w:before="0" w:after="60" w:line="312" w:lineRule="auto"/>
-        <w:ind w:left="227"/>
+        <w:ind w:left="283"/>
       </w:pPr>
       <w:r>
         <w:rPr>
@@ -9683,7 +9698,10 @@
     <w:p>
       <w:pPr>
         <w:spacing w:before="0" w:after="60" w:line="312" w:lineRule="auto"/>
-        <w:ind w:left="227"/>
+        <w:ind w:left="283"/>
+        <w:pBdr>
+          <w:left w:val="single" w:sz="12" w:space="8" w:color="A6A6A6"/>
+        </w:pBdr>
       </w:pPr>
       <w:r>
         <w:rPr>
@@ -9910,7 +9928,10 @@
     <w:p>
       <w:pPr>
         <w:spacing w:before="0" w:after="60" w:line="312" w:lineRule="auto"/>
-        <w:ind w:left="227"/>
+        <w:ind w:left="283"/>
+        <w:pBdr>
+          <w:left w:val="single" w:sz="12" w:space="8" w:color="E0E0E0"/>
+        </w:pBdr>
       </w:pPr>
       <w:r>
         <w:rPr>
@@ -9965,7 +9986,10 @@
     <w:p>
       <w:pPr>
         <w:spacing w:before="0" w:after="60" w:line="312" w:lineRule="auto"/>
-        <w:ind w:left="340"/>
+        <w:ind w:left="283"/>
+        <w:pBdr>
+          <w:left w:val="single" w:sz="12" w:space="8" w:color="E0E0E0"/>
+        </w:pBdr>
       </w:pPr>
       <w:r>
         <w:rPr>
@@ -9979,7 +10003,10 @@
     <w:p>
       <w:pPr>
         <w:spacing w:before="0" w:after="60" w:line="312" w:lineRule="auto"/>
-        <w:ind w:left="340"/>
+        <w:ind w:left="283"/>
+        <w:pBdr>
+          <w:left w:val="single" w:sz="12" w:space="8" w:color="E0E0E0"/>
+        </w:pBdr>
       </w:pPr>
       <w:r>
         <w:rPr>
@@ -9993,7 +10020,10 @@
     <w:p>
       <w:pPr>
         <w:spacing w:before="0" w:after="60" w:line="312" w:lineRule="auto"/>
-        <w:ind w:left="340"/>
+        <w:ind w:left="283"/>
+        <w:pBdr>
+          <w:left w:val="single" w:sz="12" w:space="8" w:color="E0E0E0"/>
+        </w:pBdr>
       </w:pPr>
       <w:r>
         <w:rPr>
@@ -10007,7 +10037,10 @@
     <w:p>
       <w:pPr>
         <w:spacing w:before="0" w:after="60" w:line="312" w:lineRule="auto"/>
-        <w:ind w:left="340"/>
+        <w:ind w:left="283"/>
+        <w:pBdr>
+          <w:left w:val="single" w:sz="12" w:space="8" w:color="E0E0E0"/>
+        </w:pBdr>
       </w:pPr>
       <w:r>
         <w:rPr>
@@ -10021,7 +10054,10 @@
     <w:p>
       <w:pPr>
         <w:spacing w:before="0" w:after="60" w:line="312" w:lineRule="auto"/>
-        <w:ind w:left="340"/>
+        <w:ind w:left="283"/>
+        <w:pBdr>
+          <w:left w:val="single" w:sz="12" w:space="8" w:color="E0E0E0"/>
+        </w:pBdr>
       </w:pPr>
       <w:r>
         <w:rPr>
@@ -10187,42 +10223,36 @@
         <w:t>가이드: 마지막으로 나눈 대화, 그분이 남긴 말, 가족이 해드린 것. 의료 세부는 쓰지 않아도 돼요</w:t>
       </w:r>
     </w:p>
-    <w:tbl>
-      <w:tblPr>
-        <w:tblStyle w:val="TableGrid"/>
-        <w:tblW w:type="auto" w:w="0"/>
-        <w:tblLayout w:type="fixed"/>
-        <w:tblLook w:firstColumn="1" w:firstRow="1" w:lastColumn="0" w:lastRow="0" w:noHBand="0" w:noVBand="1" w:val="04A0"/>
-        <w:tblBorders>
-          <w:top w:val="single" w:sz="4" w:space="0" w:color="D9D9D9"/>
-          <w:left w:val="single" w:sz="4" w:space="0" w:color="D9D9D9"/>
-          <w:bottom w:val="single" w:sz="4" w:space="0" w:color="D9D9D9"/>
-          <w:right w:val="single" w:sz="4" w:space="0" w:color="D9D9D9"/>
-          <w:insideH w:val="single" w:sz="4" w:space="0" w:color="D9D9D9"/>
-          <w:insideV w:val="single" w:sz="4" w:space="0" w:color="D9D9D9"/>
-        </w:tblBorders>
-      </w:tblPr>
-      <w:tblGrid>
-        <w:gridCol w:w="9978"/>
-      </w:tblGrid>
-      <w:tr>
-        <w:tc>
-          <w:tcPr>
-            <w:tcW w:type="dxa" w:w="9978"/>
-          </w:tcPr>
-          <w:p>
-            <w:pPr>
-              <w:spacing w:before="40" w:after="40" w:line="312" w:lineRule="auto"/>
-            </w:pPr>
-          </w:p>
-          <w:p>
-            <w:pPr>
-              <w:spacing w:after="40" w:line="312" w:lineRule="auto"/>
-            </w:pPr>
-          </w:p>
-        </w:tc>
-      </w:tr>
-    </w:tbl>
+    <w:p>
+      <w:pPr>
+        <w:spacing w:before="40" w:after="40" w:line="336" w:lineRule="auto"/>
+        <w:ind w:left="283"/>
+        <w:pBdr>
+          <w:left w:val="single" w:sz="12" w:space="8" w:color="E0E0E0"/>
+        </w:pBdr>
+      </w:pPr>
+      <w:r>
+        <w:rPr>
+          <w:sz w:val="20"/>
+        </w:rPr>
+        <w:t xml:space="preserve"> </w:t>
+      </w:r>
+    </w:p>
+    <w:p>
+      <w:pPr>
+        <w:spacing w:before="40" w:after="40" w:line="336" w:lineRule="auto"/>
+        <w:ind w:left="283"/>
+        <w:pBdr>
+          <w:left w:val="single" w:sz="12" w:space="8" w:color="E0E0E0"/>
+        </w:pBdr>
+      </w:pPr>
+      <w:r>
+        <w:rPr>
+          <w:sz w:val="20"/>
+        </w:rPr>
+        <w:t xml:space="preserve"> </w:t>
+      </w:r>
+    </w:p>
     <w:p>
       <w:pPr>
         <w:spacing w:after="40"/>
@@ -10231,7 +10261,10 @@
     <w:p>
       <w:pPr>
         <w:spacing w:before="0" w:after="60" w:line="312" w:lineRule="auto"/>
-        <w:ind w:left="227"/>
+        <w:ind w:left="283"/>
+        <w:pBdr>
+          <w:left w:val="single" w:sz="12" w:space="8" w:color="E0E0E0"/>
+        </w:pBdr>
       </w:pPr>
       <w:r>
         <w:rPr>
@@ -10268,7 +10301,10 @@
     <w:p>
       <w:pPr>
         <w:spacing w:before="0" w:after="60" w:line="312" w:lineRule="auto"/>
-        <w:ind w:left="227"/>
+        <w:ind w:left="283"/>
+        <w:pBdr>
+          <w:left w:val="single" w:sz="12" w:space="8" w:color="E0E0E0"/>
+        </w:pBdr>
       </w:pPr>
       <w:r>
         <w:rPr>
@@ -10305,7 +10341,10 @@
     <w:p>
       <w:pPr>
         <w:spacing w:before="0" w:after="60" w:line="312" w:lineRule="auto"/>
-        <w:ind w:left="227"/>
+        <w:ind w:left="283"/>
+        <w:pBdr>
+          <w:left w:val="single" w:sz="12" w:space="8" w:color="E0E0E0"/>
+        </w:pBdr>
       </w:pPr>
       <w:r>
         <w:rPr>
@@ -10342,7 +10381,10 @@
     <w:p>
       <w:pPr>
         <w:spacing w:before="0" w:after="60" w:line="312" w:lineRule="auto"/>
-        <w:ind w:left="227"/>
+        <w:ind w:left="283"/>
+        <w:pBdr>
+          <w:left w:val="single" w:sz="12" w:space="8" w:color="E0E0E0"/>
+        </w:pBdr>
       </w:pPr>
       <w:r>
         <w:rPr>
@@ -10472,7 +10514,7 @@
     <w:p>
       <w:pPr>
         <w:spacing w:before="0" w:after="60" w:line="312" w:lineRule="auto"/>
-        <w:ind w:left="227"/>
+        <w:ind w:left="283"/>
       </w:pPr>
       <w:r>
         <w:rPr>
@@ -10550,7 +10592,7 @@
     <w:p>
       <w:pPr>
         <w:spacing w:before="0" w:after="60" w:line="312" w:lineRule="auto"/>
-        <w:ind w:left="227"/>
+        <w:ind w:left="283"/>
       </w:pPr>
       <w:r>
         <w:rPr>
@@ -10590,41 +10632,22 @@
         <w:t xml:space="preserve">   서술 1~3문장</w:t>
       </w:r>
     </w:p>
-    <w:tbl>
-      <w:tblPr>
-        <w:tblStyle w:val="TableGrid"/>
-        <w:tblW w:type="auto" w:w="0"/>
-        <w:tblLayout w:type="fixed"/>
-        <w:tblLook w:firstColumn="1" w:firstRow="1" w:lastColumn="0" w:lastRow="0" w:noHBand="0" w:noVBand="1" w:val="04A0"/>
-      </w:tblPr>
-      <w:tblGrid>
-        <w:gridCol w:w="9978"/>
-      </w:tblGrid>
-      <w:tr>
-        <w:tc>
-          <w:tcPr>
-            <w:tcW w:type="dxa" w:w="9978"/>
-          </w:tcPr>
-          <w:p>
-            <w:pPr>
-              <w:spacing w:before="40" w:after="40" w:line="312" w:lineRule="auto"/>
-            </w:pPr>
-            <w:r>
-              <w:rPr>
-                <w:color w:val="1A1A1A"/>
-                <w:sz w:val="20"/>
-              </w:rPr>
-              <w:t>미수집] (세션 3)</w:t>
-            </w:r>
-          </w:p>
-          <w:p>
-            <w:pPr>
-              <w:spacing w:after="40" w:line="312" w:lineRule="auto"/>
-            </w:pPr>
-          </w:p>
-        </w:tc>
-      </w:tr>
-    </w:tbl>
+    <w:p>
+      <w:pPr>
+        <w:spacing w:before="40" w:after="40" w:line="336" w:lineRule="auto"/>
+        <w:ind w:left="283"/>
+        <w:pBdr>
+          <w:left w:val="single" w:sz="12" w:space="8" w:color="A6A6A6"/>
+        </w:pBdr>
+      </w:pPr>
+      <w:r>
+        <w:rPr>
+          <w:color w:val="1A1A1A"/>
+          <w:sz w:val="20"/>
+        </w:rPr>
+        <w:t>미수집] (세션 3)</w:t>
+      </w:r>
+    </w:p>
     <w:p>
       <w:pPr>
         <w:spacing w:after="40"/>
@@ -10662,7 +10685,10 @@
     <w:p>
       <w:pPr>
         <w:spacing w:before="0" w:after="60" w:line="312" w:lineRule="auto"/>
-        <w:ind w:left="227"/>
+        <w:ind w:left="283"/>
+        <w:pBdr>
+          <w:left w:val="single" w:sz="12" w:space="8" w:color="A6A6A6"/>
+        </w:pBdr>
       </w:pPr>
       <w:r>
         <w:rPr>
@@ -10676,7 +10702,7 @@
     <w:p>
       <w:pPr>
         <w:spacing w:before="0" w:after="60" w:line="312" w:lineRule="auto"/>
-        <w:ind w:left="227"/>
+        <w:ind w:left="283"/>
       </w:pPr>
       <w:r>
         <w:rPr>
@@ -10712,7 +10738,10 @@
     <w:p>
       <w:pPr>
         <w:spacing w:before="0" w:after="60" w:line="312" w:lineRule="auto"/>
-        <w:ind w:left="227"/>
+        <w:ind w:left="283"/>
+        <w:pBdr>
+          <w:left w:val="single" w:sz="12" w:space="8" w:color="A6A6A6"/>
+        </w:pBdr>
       </w:pPr>
       <w:r>
         <w:rPr>
@@ -10770,7 +10799,7 @@
     <w:p>
       <w:pPr>
         <w:spacing w:before="0" w:after="60" w:line="312" w:lineRule="auto"/>
-        <w:ind w:left="227"/>
+        <w:ind w:left="283"/>
       </w:pPr>
       <w:r>
         <w:rPr>
@@ -10807,7 +10836,10 @@
     <w:p>
       <w:pPr>
         <w:spacing w:before="0" w:after="60" w:line="312" w:lineRule="auto"/>
-        <w:ind w:left="227"/>
+        <w:ind w:left="283"/>
+        <w:pBdr>
+          <w:left w:val="single" w:sz="12" w:space="8" w:color="E0E0E0"/>
+        </w:pBdr>
       </w:pPr>
       <w:r>
         <w:rPr>
@@ -10844,7 +10876,10 @@
     <w:p>
       <w:pPr>
         <w:spacing w:before="0" w:after="60" w:line="312" w:lineRule="auto"/>
-        <w:ind w:left="227"/>
+        <w:ind w:left="283"/>
+        <w:pBdr>
+          <w:left w:val="single" w:sz="12" w:space="8" w:color="E0E0E0"/>
+        </w:pBdr>
       </w:pPr>
       <w:r>
         <w:rPr>
@@ -10902,7 +10937,10 @@
     <w:p>
       <w:pPr>
         <w:spacing w:before="0" w:after="60" w:line="312" w:lineRule="auto"/>
-        <w:ind w:left="227"/>
+        <w:ind w:left="283"/>
+        <w:pBdr>
+          <w:left w:val="single" w:sz="12" w:space="8" w:color="E0E0E0"/>
+        </w:pBdr>
       </w:pPr>
       <w:r>
         <w:rPr>
@@ -10916,7 +10954,10 @@
     <w:p>
       <w:pPr>
         <w:spacing w:before="0" w:after="60" w:line="312" w:lineRule="auto"/>
-        <w:ind w:left="227"/>
+        <w:ind w:left="283"/>
+        <w:pBdr>
+          <w:left w:val="single" w:sz="12" w:space="8" w:color="E0E0E0"/>
+        </w:pBdr>
       </w:pPr>
       <w:r>
         <w:rPr>
@@ -10957,37 +10998,21 @@
         <w:t xml:space="preserve">   단답 40자</w:t>
       </w:r>
     </w:p>
-    <w:tbl>
-      <w:tblPr>
-        <w:tblStyle w:val="TableGrid"/>
-        <w:tblW w:type="auto" w:w="0"/>
-        <w:tblLayout w:type="fixed"/>
-        <w:tblLook w:firstColumn="1" w:firstRow="1" w:lastColumn="0" w:lastRow="0" w:noHBand="0" w:noVBand="1" w:val="04A0"/>
-        <w:tblBorders>
-          <w:top w:val="single" w:sz="4" w:space="0" w:color="D9D9D9"/>
-          <w:left w:val="single" w:sz="4" w:space="0" w:color="D9D9D9"/>
-          <w:bottom w:val="single" w:sz="4" w:space="0" w:color="D9D9D9"/>
-          <w:right w:val="single" w:sz="4" w:space="0" w:color="D9D9D9"/>
-          <w:insideH w:val="single" w:sz="4" w:space="0" w:color="D9D9D9"/>
-          <w:insideV w:val="single" w:sz="4" w:space="0" w:color="D9D9D9"/>
-        </w:tblBorders>
-      </w:tblPr>
-      <w:tblGrid>
-        <w:gridCol w:w="9978"/>
-      </w:tblGrid>
-      <w:tr>
-        <w:tc>
-          <w:tcPr>
-            <w:tcW w:type="dxa" w:w="9978"/>
-          </w:tcPr>
-          <w:p>
-            <w:pPr>
-              <w:spacing w:before="40" w:after="40" w:line="312" w:lineRule="auto"/>
-            </w:pPr>
-          </w:p>
-        </w:tc>
-      </w:tr>
-    </w:tbl>
+    <w:p>
+      <w:pPr>
+        <w:spacing w:before="40" w:after="40" w:line="336" w:lineRule="auto"/>
+        <w:ind w:left="283"/>
+        <w:pBdr>
+          <w:left w:val="single" w:sz="12" w:space="8" w:color="E0E0E0"/>
+        </w:pBdr>
+      </w:pPr>
+      <w:r>
+        <w:rPr>
+          <w:sz w:val="20"/>
+        </w:rPr>
+        <w:t xml:space="preserve"> </w:t>
+      </w:r>
+    </w:p>
     <w:p>
       <w:pPr>
         <w:spacing w:after="40"/>
@@ -11026,7 +11051,7 @@
     <w:p>
       <w:pPr>
         <w:spacing w:before="0" w:after="60" w:line="312" w:lineRule="auto"/>
-        <w:ind w:left="227"/>
+        <w:ind w:left="283"/>
       </w:pPr>
       <w:r>
         <w:rPr>
@@ -11037,42 +11062,36 @@
         <w:t>받는 사람: ____________</w:t>
       </w:r>
     </w:p>
-    <w:tbl>
-      <w:tblPr>
-        <w:tblStyle w:val="TableGrid"/>
-        <w:tblW w:type="auto" w:w="0"/>
-        <w:tblLayout w:type="fixed"/>
-        <w:tblLook w:firstColumn="1" w:firstRow="1" w:lastColumn="0" w:lastRow="0" w:noHBand="0" w:noVBand="1" w:val="04A0"/>
-        <w:tblBorders>
-          <w:top w:val="single" w:sz="4" w:space="0" w:color="D9D9D9"/>
-          <w:left w:val="single" w:sz="4" w:space="0" w:color="D9D9D9"/>
-          <w:bottom w:val="single" w:sz="4" w:space="0" w:color="D9D9D9"/>
-          <w:right w:val="single" w:sz="4" w:space="0" w:color="D9D9D9"/>
-          <w:insideH w:val="single" w:sz="4" w:space="0" w:color="D9D9D9"/>
-          <w:insideV w:val="single" w:sz="4" w:space="0" w:color="D9D9D9"/>
-        </w:tblBorders>
-      </w:tblPr>
-      <w:tblGrid>
-        <w:gridCol w:w="9978"/>
-      </w:tblGrid>
-      <w:tr>
-        <w:tc>
-          <w:tcPr>
-            <w:tcW w:type="dxa" w:w="9978"/>
-          </w:tcPr>
-          <w:p>
-            <w:pPr>
-              <w:spacing w:before="40" w:after="40" w:line="312" w:lineRule="auto"/>
-            </w:pPr>
-          </w:p>
-          <w:p>
-            <w:pPr>
-              <w:spacing w:after="40" w:line="312" w:lineRule="auto"/>
-            </w:pPr>
-          </w:p>
-        </w:tc>
-      </w:tr>
-    </w:tbl>
+    <w:p>
+      <w:pPr>
+        <w:spacing w:before="40" w:after="40" w:line="336" w:lineRule="auto"/>
+        <w:ind w:left="283"/>
+        <w:pBdr>
+          <w:left w:val="single" w:sz="12" w:space="8" w:color="E0E0E0"/>
+        </w:pBdr>
+      </w:pPr>
+      <w:r>
+        <w:rPr>
+          <w:sz w:val="20"/>
+        </w:rPr>
+        <w:t xml:space="preserve"> </w:t>
+      </w:r>
+    </w:p>
+    <w:p>
+      <w:pPr>
+        <w:spacing w:before="40" w:after="40" w:line="336" w:lineRule="auto"/>
+        <w:ind w:left="283"/>
+        <w:pBdr>
+          <w:left w:val="single" w:sz="12" w:space="8" w:color="E0E0E0"/>
+        </w:pBdr>
+      </w:pPr>
+      <w:r>
+        <w:rPr>
+          <w:sz w:val="20"/>
+        </w:rPr>
+        <w:t xml:space="preserve"> </w:t>
+      </w:r>
+    </w:p>
     <w:p>
       <w:pPr>
         <w:spacing w:after="40"/>
@@ -11095,7 +11114,7 @@
     <w:p>
       <w:pPr>
         <w:spacing w:before="0" w:after="60" w:line="312" w:lineRule="auto"/>
-        <w:ind w:left="227"/>
+        <w:ind w:left="283"/>
       </w:pPr>
       <w:r>
         <w:rPr>
@@ -11140,7 +11159,10 @@
     <w:p>
       <w:pPr>
         <w:spacing w:before="0" w:after="60" w:line="312" w:lineRule="auto"/>
-        <w:ind w:left="227"/>
+        <w:ind w:left="283"/>
+        <w:pBdr>
+          <w:left w:val="single" w:sz="12" w:space="8" w:color="A6A6A6"/>
+        </w:pBdr>
       </w:pPr>
       <w:r>
         <w:rPr>
@@ -11154,7 +11176,10 @@
     <w:p>
       <w:pPr>
         <w:spacing w:before="0" w:after="60" w:line="312" w:lineRule="auto"/>
-        <w:ind w:left="227"/>
+        <w:ind w:left="283"/>
+        <w:pBdr>
+          <w:left w:val="single" w:sz="12" w:space="8" w:color="A6A6A6"/>
+        </w:pBdr>
       </w:pPr>
       <w:r>
         <w:rPr>
@@ -11168,7 +11193,10 @@
     <w:p>
       <w:pPr>
         <w:spacing w:before="0" w:after="60" w:line="312" w:lineRule="auto"/>
-        <w:ind w:left="227"/>
+        <w:ind w:left="283"/>
+        <w:pBdr>
+          <w:left w:val="single" w:sz="12" w:space="8" w:color="A6A6A6"/>
+        </w:pBdr>
       </w:pPr>
       <w:r>
         <w:rPr>
@@ -11182,7 +11210,10 @@
     <w:p>
       <w:pPr>
         <w:spacing w:before="0" w:after="60" w:line="312" w:lineRule="auto"/>
-        <w:ind w:left="227"/>
+        <w:ind w:left="283"/>
+        <w:pBdr>
+          <w:left w:val="single" w:sz="12" w:space="8" w:color="A6A6A6"/>
+        </w:pBdr>
       </w:pPr>
       <w:r>
         <w:rPr>
@@ -11196,7 +11227,10 @@
     <w:p>
       <w:pPr>
         <w:spacing w:before="0" w:after="60" w:line="312" w:lineRule="auto"/>
-        <w:ind w:left="227"/>
+        <w:ind w:left="283"/>
+        <w:pBdr>
+          <w:left w:val="single" w:sz="12" w:space="8" w:color="A6A6A6"/>
+        </w:pBdr>
       </w:pPr>
       <w:r>
         <w:rPr>
@@ -11224,7 +11258,10 @@
     <w:p>
       <w:pPr>
         <w:spacing w:before="0" w:after="60" w:line="312" w:lineRule="auto"/>
-        <w:ind w:left="227"/>
+        <w:ind w:left="283"/>
+        <w:pBdr>
+          <w:left w:val="single" w:sz="12" w:space="8" w:color="A6A6A6"/>
+        </w:pBdr>
       </w:pPr>
       <w:r>
         <w:rPr>
@@ -11238,7 +11275,10 @@
     <w:p>
       <w:pPr>
         <w:spacing w:before="0" w:after="60" w:line="312" w:lineRule="auto"/>
-        <w:ind w:left="227"/>
+        <w:ind w:left="283"/>
+        <w:pBdr>
+          <w:left w:val="single" w:sz="12" w:space="8" w:color="A6A6A6"/>
+        </w:pBdr>
       </w:pPr>
       <w:r>
         <w:rPr>
@@ -11252,7 +11292,10 @@
     <w:p>
       <w:pPr>
         <w:spacing w:before="0" w:after="60" w:line="312" w:lineRule="auto"/>
-        <w:ind w:left="227"/>
+        <w:ind w:left="283"/>
+        <w:pBdr>
+          <w:left w:val="single" w:sz="12" w:space="8" w:color="A6A6A6"/>
+        </w:pBdr>
       </w:pPr>
       <w:r>
         <w:rPr>
@@ -11266,7 +11309,10 @@
     <w:p>
       <w:pPr>
         <w:spacing w:before="0" w:after="60" w:line="312" w:lineRule="auto"/>
-        <w:ind w:left="227"/>
+        <w:ind w:left="283"/>
+        <w:pBdr>
+          <w:left w:val="single" w:sz="12" w:space="8" w:color="A6A6A6"/>
+        </w:pBdr>
       </w:pPr>
       <w:r>
         <w:rPr>
@@ -11280,7 +11326,10 @@
     <w:p>
       <w:pPr>
         <w:spacing w:before="0" w:after="60" w:line="312" w:lineRule="auto"/>
-        <w:ind w:left="227"/>
+        <w:ind w:left="283"/>
+        <w:pBdr>
+          <w:left w:val="single" w:sz="12" w:space="8" w:color="A6A6A6"/>
+        </w:pBdr>
       </w:pPr>
       <w:r>
         <w:rPr>
@@ -11294,7 +11343,10 @@
     <w:p>
       <w:pPr>
         <w:spacing w:before="0" w:after="60" w:line="312" w:lineRule="auto"/>
-        <w:ind w:left="227"/>
+        <w:ind w:left="283"/>
+        <w:pBdr>
+          <w:left w:val="single" w:sz="12" w:space="8" w:color="A6A6A6"/>
+        </w:pBdr>
       </w:pPr>
       <w:r>
         <w:rPr>
@@ -11308,7 +11360,10 @@
     <w:p>
       <w:pPr>
         <w:spacing w:before="0" w:after="60" w:line="312" w:lineRule="auto"/>
-        <w:ind w:left="227"/>
+        <w:ind w:left="283"/>
+        <w:pBdr>
+          <w:left w:val="single" w:sz="12" w:space="8" w:color="A6A6A6"/>
+        </w:pBdr>
       </w:pPr>
       <w:r>
         <w:rPr>

--- a/ai/docs/Persona_Intake_이준혁.docx
+++ b/ai/docs/Persona_Intake_이준혁.docx
@@ -89,11 +89,8 @@
     </w:p>
     <w:p>
       <w:pPr>
-        <w:spacing w:before="40" w:after="40" w:line="336" w:lineRule="auto"/>
-        <w:ind w:left="283"/>
-        <w:pBdr>
-          <w:left w:val="single" w:sz="12" w:space="8" w:color="A6A6A6"/>
-        </w:pBdr>
+        <w:spacing w:before="40" w:after="120" w:line="324" w:lineRule="auto"/>
+        <w:ind w:left="227"/>
       </w:pPr>
       <w:r>
         <w:rPr>
@@ -102,11 +99,6 @@
         </w:rPr>
         <w:t>이준혁</w:t>
       </w:r>
-    </w:p>
-    <w:p>
-      <w:pPr>
-        <w:spacing w:after="40"/>
-      </w:pPr>
     </w:p>
     <w:p>
       <w:pPr>
@@ -140,10 +132,7 @@
     <w:p>
       <w:pPr>
         <w:spacing w:before="0" w:after="60" w:line="312" w:lineRule="auto"/>
-        <w:ind w:left="283"/>
-        <w:pBdr>
-          <w:left w:val="single" w:sz="12" w:space="8" w:color="A6A6A6"/>
-        </w:pBdr>
+        <w:ind w:left="227"/>
       </w:pPr>
       <w:r>
         <w:rPr>
@@ -157,10 +146,7 @@
     <w:p>
       <w:pPr>
         <w:spacing w:before="0" w:after="60" w:line="312" w:lineRule="auto"/>
-        <w:ind w:left="283"/>
-        <w:pBdr>
-          <w:left w:val="single" w:sz="12" w:space="8" w:color="A6A6A6"/>
-        </w:pBdr>
+        <w:ind w:left="227"/>
       </w:pPr>
       <w:r>
         <w:rPr>
@@ -174,10 +160,7 @@
     <w:p>
       <w:pPr>
         <w:spacing w:before="0" w:after="60" w:line="312" w:lineRule="auto"/>
-        <w:ind w:left="283"/>
-        <w:pBdr>
-          <w:left w:val="single" w:sz="12" w:space="8" w:color="A6A6A6"/>
-        </w:pBdr>
+        <w:ind w:left="227"/>
       </w:pPr>
       <w:r>
         <w:rPr>
@@ -191,7 +174,7 @@
     <w:p>
       <w:pPr>
         <w:spacing w:before="0" w:after="60" w:line="312" w:lineRule="auto"/>
-        <w:ind w:left="283"/>
+        <w:ind w:left="227"/>
       </w:pPr>
       <w:r>
         <w:rPr>
@@ -245,23 +228,16 @@
     </w:p>
     <w:p>
       <w:pPr>
-        <w:spacing w:before="40" w:after="40" w:line="336" w:lineRule="auto"/>
-        <w:ind w:left="283"/>
-        <w:pBdr>
-          <w:left w:val="single" w:sz="12" w:space="8" w:color="E0E0E0"/>
-        </w:pBdr>
-      </w:pPr>
-      <w:r>
-        <w:rPr>
+        <w:spacing w:before="20" w:after="60" w:line="324" w:lineRule="auto"/>
+        <w:ind w:left="227"/>
+      </w:pPr>
+      <w:r>
+        <w:rPr>
+          <w:color w:val="B4B4B4"/>
           <w:sz w:val="20"/>
         </w:rPr>
-        <w:t xml:space="preserve"> </w:t>
-      </w:r>
-    </w:p>
-    <w:p>
-      <w:pPr>
-        <w:spacing w:after="40"/>
-      </w:pPr>
+        <w:t>____________________</w:t>
+      </w:r>
     </w:p>
     <w:p>
       <w:pPr>
@@ -296,9 +272,6 @@
       <w:pPr>
         <w:spacing w:before="0" w:after="60" w:line="312" w:lineRule="auto"/>
         <w:ind w:left="283"/>
-        <w:pBdr>
-          <w:left w:val="single" w:sz="12" w:space="8" w:color="A6A6A6"/>
-        </w:pBdr>
       </w:pPr>
       <w:r>
         <w:rPr>
@@ -313,9 +286,6 @@
       <w:pPr>
         <w:spacing w:before="0" w:after="60" w:line="312" w:lineRule="auto"/>
         <w:ind w:left="283"/>
-        <w:pBdr>
-          <w:left w:val="single" w:sz="12" w:space="8" w:color="A6A6A6"/>
-        </w:pBdr>
       </w:pPr>
       <w:r>
         <w:rPr>
@@ -330,9 +300,6 @@
       <w:pPr>
         <w:spacing w:before="0" w:after="60" w:line="312" w:lineRule="auto"/>
         <w:ind w:left="283"/>
-        <w:pBdr>
-          <w:left w:val="single" w:sz="12" w:space="8" w:color="A6A6A6"/>
-        </w:pBdr>
       </w:pPr>
       <w:r>
         <w:rPr>
@@ -398,9 +365,6 @@
       <w:pPr>
         <w:spacing w:before="0" w:after="60" w:line="312" w:lineRule="auto"/>
         <w:ind w:left="283"/>
-        <w:pBdr>
-          <w:left w:val="single" w:sz="12" w:space="8" w:color="A6A6A6"/>
-        </w:pBdr>
       </w:pPr>
       <w:r>
         <w:rPr>
@@ -415,9 +379,6 @@
       <w:pPr>
         <w:spacing w:before="0" w:after="60" w:line="312" w:lineRule="auto"/>
         <w:ind w:left="283"/>
-        <w:pBdr>
-          <w:left w:val="single" w:sz="12" w:space="8" w:color="A6A6A6"/>
-        </w:pBdr>
       </w:pPr>
       <w:r>
         <w:rPr>
@@ -470,38 +431,29 @@
     </w:p>
     <w:p>
       <w:pPr>
-        <w:spacing w:before="40" w:after="40" w:line="336" w:lineRule="auto"/>
-        <w:ind w:left="283"/>
-        <w:pBdr>
-          <w:left w:val="single" w:sz="12" w:space="8" w:color="A6A6A6"/>
-        </w:pBdr>
-      </w:pPr>
-      <w:r>
-        <w:rPr>
+        <w:spacing w:before="20" w:after="60" w:line="324" w:lineRule="auto"/>
+        <w:ind w:left="227"/>
+      </w:pPr>
+      <w:r>
+        <w:rPr>
+          <w:color w:val="6E6E6E"/>
           <w:sz w:val="20"/>
         </w:rPr>
-        <w:t xml:space="preserve"> </w:t>
-      </w:r>
-    </w:p>
-    <w:p>
-      <w:pPr>
-        <w:spacing w:before="40" w:after="40" w:line="336" w:lineRule="auto"/>
-        <w:ind w:left="283"/>
-        <w:pBdr>
-          <w:left w:val="single" w:sz="12" w:space="8" w:color="A6A6A6"/>
-        </w:pBdr>
-      </w:pPr>
-      <w:r>
-        <w:rPr>
+        <w:t>____________________________________________________</w:t>
+      </w:r>
+    </w:p>
+    <w:p>
+      <w:pPr>
+        <w:spacing w:before="20" w:after="60" w:line="324" w:lineRule="auto"/>
+        <w:ind w:left="227"/>
+      </w:pPr>
+      <w:r>
+        <w:rPr>
+          <w:color w:val="6E6E6E"/>
           <w:sz w:val="20"/>
         </w:rPr>
-        <w:t xml:space="preserve"> </w:t>
-      </w:r>
-    </w:p>
-    <w:p>
-      <w:pPr>
-        <w:spacing w:after="40"/>
-      </w:pPr>
+        <w:t>____________________________________________________</w:t>
+      </w:r>
     </w:p>
     <w:p>
       <w:pPr>
@@ -547,9 +499,6 @@
       <w:pPr>
         <w:spacing w:before="0" w:after="60" w:line="312" w:lineRule="auto"/>
         <w:ind w:left="283"/>
-        <w:pBdr>
-          <w:left w:val="single" w:sz="12" w:space="8" w:color="A6A6A6"/>
-        </w:pBdr>
       </w:pPr>
       <w:r>
         <w:rPr>
@@ -564,9 +513,6 @@
       <w:pPr>
         <w:spacing w:before="0" w:after="60" w:line="312" w:lineRule="auto"/>
         <w:ind w:left="283"/>
-        <w:pBdr>
-          <w:left w:val="single" w:sz="12" w:space="8" w:color="A6A6A6"/>
-        </w:pBdr>
       </w:pPr>
       <w:r>
         <w:rPr>
@@ -581,9 +527,6 @@
       <w:pPr>
         <w:spacing w:before="0" w:after="60" w:line="312" w:lineRule="auto"/>
         <w:ind w:left="283"/>
-        <w:pBdr>
-          <w:left w:val="single" w:sz="12" w:space="8" w:color="A6A6A6"/>
-        </w:pBdr>
       </w:pPr>
       <w:r>
         <w:rPr>
@@ -648,23 +591,16 @@
     </w:p>
     <w:p>
       <w:pPr>
-        <w:spacing w:before="40" w:after="40" w:line="336" w:lineRule="auto"/>
-        <w:ind w:left="283"/>
-        <w:pBdr>
-          <w:left w:val="single" w:sz="12" w:space="8" w:color="E0E0E0"/>
-        </w:pBdr>
-      </w:pPr>
-      <w:r>
-        <w:rPr>
+        <w:spacing w:before="20" w:after="60" w:line="324" w:lineRule="auto"/>
+        <w:ind w:left="227"/>
+      </w:pPr>
+      <w:r>
+        <w:rPr>
+          <w:color w:val="B4B4B4"/>
           <w:sz w:val="20"/>
         </w:rPr>
-        <w:t xml:space="preserve"> </w:t>
-      </w:r>
-    </w:p>
-    <w:p>
-      <w:pPr>
-        <w:spacing w:after="40"/>
-      </w:pPr>
+        <w:t>____________________</w:t>
+      </w:r>
     </w:p>
     <w:p>
       <w:pPr>
@@ -708,11 +644,8 @@
     </w:p>
     <w:p>
       <w:pPr>
-        <w:spacing w:before="40" w:after="40" w:line="336" w:lineRule="auto"/>
-        <w:ind w:left="283"/>
-        <w:pBdr>
-          <w:left w:val="single" w:sz="12" w:space="8" w:color="A6A6A6"/>
-        </w:pBdr>
+        <w:spacing w:before="40" w:after="120" w:line="324" w:lineRule="auto"/>
+        <w:ind w:left="227"/>
       </w:pPr>
       <w:r>
         <w:rPr>
@@ -721,11 +654,6 @@
         </w:rPr>
         <w:t>○○님</w:t>
       </w:r>
-    </w:p>
-    <w:p>
-      <w:pPr>
-        <w:spacing w:after="40"/>
-      </w:pPr>
     </w:p>
     <w:p>
       <w:pPr>
@@ -769,11 +697,8 @@
     </w:p>
     <w:p>
       <w:pPr>
-        <w:spacing w:before="40" w:after="40" w:line="336" w:lineRule="auto"/>
-        <w:ind w:left="283"/>
-        <w:pBdr>
-          <w:left w:val="single" w:sz="12" w:space="8" w:color="A6A6A6"/>
-        </w:pBdr>
+        <w:spacing w:before="40" w:after="120" w:line="324" w:lineRule="auto"/>
+        <w:ind w:left="227"/>
       </w:pPr>
       <w:r>
         <w:rPr>
@@ -782,11 +707,6 @@
         </w:rPr>
         <w:t>정중하되 딱딱하지 않게, 편안하게 설명해주는 느낌으로 대했으면 합니다. 존댓말이 기본입니다.</w:t>
       </w:r>
-    </w:p>
-    <w:p>
-      <w:pPr>
-        <w:spacing w:after="40"/>
-      </w:pPr>
     </w:p>
     <w:p>
       <w:pPr>
@@ -894,7 +814,7 @@
     <w:p>
       <w:pPr>
         <w:spacing w:before="0" w:after="60" w:line="312" w:lineRule="auto"/>
-        <w:ind w:left="283"/>
+        <w:ind w:left="227"/>
       </w:pPr>
       <w:r>
         <w:rPr>
@@ -955,9 +875,6 @@
       <w:pPr>
         <w:spacing w:before="0" w:after="60" w:line="312" w:lineRule="auto"/>
         <w:ind w:left="283"/>
-        <w:pBdr>
-          <w:left w:val="single" w:sz="12" w:space="8" w:color="A6A6A6"/>
-        </w:pBdr>
       </w:pPr>
       <w:r>
         <w:rPr>
@@ -972,9 +889,6 @@
       <w:pPr>
         <w:spacing w:before="0" w:after="60" w:line="312" w:lineRule="auto"/>
         <w:ind w:left="283"/>
-        <w:pBdr>
-          <w:left w:val="single" w:sz="12" w:space="8" w:color="A6A6A6"/>
-        </w:pBdr>
       </w:pPr>
       <w:r>
         <w:rPr>
@@ -989,9 +903,6 @@
       <w:pPr>
         <w:spacing w:before="0" w:after="60" w:line="312" w:lineRule="auto"/>
         <w:ind w:left="283"/>
-        <w:pBdr>
-          <w:left w:val="single" w:sz="12" w:space="8" w:color="A6A6A6"/>
-        </w:pBdr>
       </w:pPr>
       <w:r>
         <w:rPr>
@@ -1035,9 +946,6 @@
       <w:pPr>
         <w:spacing w:before="0" w:after="60" w:line="312" w:lineRule="auto"/>
         <w:ind w:left="283"/>
-        <w:pBdr>
-          <w:left w:val="single" w:sz="12" w:space="8" w:color="A6A6A6"/>
-        </w:pBdr>
       </w:pPr>
       <w:r>
         <w:rPr>
@@ -1052,9 +960,6 @@
       <w:pPr>
         <w:spacing w:before="0" w:after="60" w:line="312" w:lineRule="auto"/>
         <w:ind w:left="283"/>
-        <w:pBdr>
-          <w:left w:val="single" w:sz="12" w:space="8" w:color="A6A6A6"/>
-        </w:pBdr>
       </w:pPr>
       <w:r>
         <w:rPr>
@@ -1069,9 +974,6 @@
       <w:pPr>
         <w:spacing w:before="0" w:after="60" w:line="312" w:lineRule="auto"/>
         <w:ind w:left="283"/>
-        <w:pBdr>
-          <w:left w:val="single" w:sz="12" w:space="8" w:color="A6A6A6"/>
-        </w:pBdr>
       </w:pPr>
       <w:r>
         <w:rPr>
@@ -1086,9 +988,6 @@
       <w:pPr>
         <w:spacing w:before="0" w:after="60" w:line="312" w:lineRule="auto"/>
         <w:ind w:left="283"/>
-        <w:pBdr>
-          <w:left w:val="single" w:sz="12" w:space="8" w:color="A6A6A6"/>
-        </w:pBdr>
       </w:pPr>
       <w:r>
         <w:rPr>
@@ -1103,9 +1002,6 @@
       <w:pPr>
         <w:spacing w:before="0" w:after="60" w:line="312" w:lineRule="auto"/>
         <w:ind w:left="283"/>
-        <w:pBdr>
-          <w:left w:val="single" w:sz="12" w:space="8" w:color="A6A6A6"/>
-        </w:pBdr>
       </w:pPr>
       <w:r>
         <w:rPr>
@@ -1160,9 +1056,6 @@
       <w:pPr>
         <w:spacing w:before="0" w:after="60" w:line="312" w:lineRule="auto"/>
         <w:ind w:left="283"/>
-        <w:pBdr>
-          <w:left w:val="single" w:sz="12" w:space="8" w:color="A6A6A6"/>
-        </w:pBdr>
       </w:pPr>
       <w:r>
         <w:rPr>
@@ -1177,9 +1070,6 @@
       <w:pPr>
         <w:spacing w:before="0" w:after="60" w:line="312" w:lineRule="auto"/>
         <w:ind w:left="283"/>
-        <w:pBdr>
-          <w:left w:val="single" w:sz="12" w:space="8" w:color="A6A6A6"/>
-        </w:pBdr>
       </w:pPr>
       <w:r>
         <w:rPr>
@@ -1194,9 +1084,6 @@
       <w:pPr>
         <w:spacing w:before="0" w:after="60" w:line="312" w:lineRule="auto"/>
         <w:ind w:left="283"/>
-        <w:pBdr>
-          <w:left w:val="single" w:sz="12" w:space="8" w:color="A6A6A6"/>
-        </w:pBdr>
       </w:pPr>
       <w:r>
         <w:rPr>
@@ -1211,9 +1098,6 @@
       <w:pPr>
         <w:spacing w:before="0" w:after="60" w:line="312" w:lineRule="auto"/>
         <w:ind w:left="283"/>
-        <w:pBdr>
-          <w:left w:val="single" w:sz="12" w:space="8" w:color="A6A6A6"/>
-        </w:pBdr>
       </w:pPr>
       <w:r>
         <w:rPr>
@@ -1228,9 +1112,6 @@
       <w:pPr>
         <w:spacing w:before="0" w:after="60" w:line="312" w:lineRule="auto"/>
         <w:ind w:left="283"/>
-        <w:pBdr>
-          <w:left w:val="single" w:sz="12" w:space="8" w:color="A6A6A6"/>
-        </w:pBdr>
       </w:pPr>
       <w:r>
         <w:rPr>
@@ -1274,9 +1155,6 @@
       <w:pPr>
         <w:spacing w:before="0" w:after="60" w:line="312" w:lineRule="auto"/>
         <w:ind w:left="283"/>
-        <w:pBdr>
-          <w:left w:val="single" w:sz="12" w:space="8" w:color="A6A6A6"/>
-        </w:pBdr>
       </w:pPr>
       <w:r>
         <w:rPr>
@@ -1291,9 +1169,6 @@
       <w:pPr>
         <w:spacing w:before="0" w:after="60" w:line="312" w:lineRule="auto"/>
         <w:ind w:left="283"/>
-        <w:pBdr>
-          <w:left w:val="single" w:sz="12" w:space="8" w:color="A6A6A6"/>
-        </w:pBdr>
       </w:pPr>
       <w:r>
         <w:rPr>
@@ -1308,9 +1183,6 @@
       <w:pPr>
         <w:spacing w:before="0" w:after="60" w:line="312" w:lineRule="auto"/>
         <w:ind w:left="283"/>
-        <w:pBdr>
-          <w:left w:val="single" w:sz="12" w:space="8" w:color="A6A6A6"/>
-        </w:pBdr>
       </w:pPr>
       <w:r>
         <w:rPr>
@@ -1325,9 +1197,6 @@
       <w:pPr>
         <w:spacing w:before="0" w:after="60" w:line="312" w:lineRule="auto"/>
         <w:ind w:left="283"/>
-        <w:pBdr>
-          <w:left w:val="single" w:sz="12" w:space="8" w:color="A6A6A6"/>
-        </w:pBdr>
       </w:pPr>
       <w:r>
         <w:rPr>
@@ -1342,9 +1211,6 @@
       <w:pPr>
         <w:spacing w:before="0" w:after="60" w:line="312" w:lineRule="auto"/>
         <w:ind w:left="283"/>
-        <w:pBdr>
-          <w:left w:val="single" w:sz="12" w:space="8" w:color="A6A6A6"/>
-        </w:pBdr>
       </w:pPr>
       <w:r>
         <w:rPr>
@@ -1397,11 +1263,8 @@
     </w:p>
     <w:p>
       <w:pPr>
-        <w:spacing w:before="40" w:after="40" w:line="336" w:lineRule="auto"/>
-        <w:ind w:left="283"/>
-        <w:pBdr>
-          <w:left w:val="single" w:sz="12" w:space="8" w:color="A6A6A6"/>
-        </w:pBdr>
+        <w:spacing w:before="40" w:after="120" w:line="324" w:lineRule="auto"/>
+        <w:ind w:left="227"/>
       </w:pPr>
       <w:r>
         <w:rPr>
@@ -1410,11 +1273,6 @@
         </w:rPr>
         <w:t>가치 있는 것을 만들고 싶어 의대와 창업을 같이 걷는 사람</w:t>
       </w:r>
-    </w:p>
-    <w:p>
-      <w:pPr>
-        <w:spacing w:after="40"/>
-      </w:pPr>
     </w:p>
     <w:p>
       <w:pPr>
@@ -1458,11 +1316,8 @@
     </w:p>
     <w:p>
       <w:pPr>
-        <w:spacing w:before="40" w:after="40" w:line="336" w:lineRule="auto"/>
-        <w:ind w:left="283"/>
-        <w:pBdr>
-          <w:left w:val="single" w:sz="12" w:space="8" w:color="A6A6A6"/>
-        </w:pBdr>
+        <w:spacing w:before="40" w:after="120" w:line="324" w:lineRule="auto"/>
+        <w:ind w:left="227"/>
       </w:pPr>
       <w:r>
         <w:rPr>
@@ -1471,11 +1326,6 @@
         </w:rPr>
         <w:t>뭔가 있는 일들을 만들어내는 걸 좋아하는 사람입니다. 어떻게 하면 많은 사람들에게 가치를 만들어 줄 수 있을까를 항상 고민해 왔고, 창업가라는 꿈을 오래 가졌습니다. 그래서 지금의 TalkTo를 만들게 됐습니다. (전사 원문 기반)</w:t>
       </w:r>
-    </w:p>
-    <w:p>
-      <w:pPr>
-        <w:spacing w:after="40"/>
-      </w:pPr>
     </w:p>
     <w:p>
       <w:pPr>
@@ -1510,9 +1360,6 @@
       <w:pPr>
         <w:spacing w:before="0" w:after="60" w:line="312" w:lineRule="auto"/>
         <w:ind w:left="283"/>
-        <w:pBdr>
-          <w:left w:val="single" w:sz="12" w:space="8" w:color="A6A6A6"/>
-        </w:pBdr>
       </w:pPr>
       <w:r>
         <w:rPr>
@@ -1527,9 +1374,6 @@
       <w:pPr>
         <w:spacing w:before="0" w:after="60" w:line="312" w:lineRule="auto"/>
         <w:ind w:left="283"/>
-        <w:pBdr>
-          <w:left w:val="single" w:sz="12" w:space="8" w:color="A6A6A6"/>
-        </w:pBdr>
       </w:pPr>
       <w:r>
         <w:rPr>
@@ -1544,9 +1388,6 @@
       <w:pPr>
         <w:spacing w:before="0" w:after="60" w:line="312" w:lineRule="auto"/>
         <w:ind w:left="283"/>
-        <w:pBdr>
-          <w:left w:val="single" w:sz="12" w:space="8" w:color="A6A6A6"/>
-        </w:pBdr>
       </w:pPr>
       <w:r>
         <w:rPr>
@@ -1561,9 +1402,6 @@
       <w:pPr>
         <w:spacing w:before="0" w:after="60" w:line="312" w:lineRule="auto"/>
         <w:ind w:left="283"/>
-        <w:pBdr>
-          <w:left w:val="single" w:sz="12" w:space="8" w:color="A6A6A6"/>
-        </w:pBdr>
       </w:pPr>
       <w:r>
         <w:rPr>
@@ -1578,9 +1416,6 @@
       <w:pPr>
         <w:spacing w:before="0" w:after="60" w:line="312" w:lineRule="auto"/>
         <w:ind w:left="283"/>
-        <w:pBdr>
-          <w:left w:val="single" w:sz="12" w:space="8" w:color="A6A6A6"/>
-        </w:pBdr>
       </w:pPr>
       <w:r>
         <w:rPr>
@@ -1595,9 +1430,6 @@
       <w:pPr>
         <w:spacing w:before="0" w:after="60" w:line="312" w:lineRule="auto"/>
         <w:ind w:left="283"/>
-        <w:pBdr>
-          <w:left w:val="single" w:sz="12" w:space="8" w:color="A6A6A6"/>
-        </w:pBdr>
       </w:pPr>
       <w:r>
         <w:rPr>
@@ -1612,9 +1444,6 @@
       <w:pPr>
         <w:spacing w:before="0" w:after="60" w:line="312" w:lineRule="auto"/>
         <w:ind w:left="283"/>
-        <w:pBdr>
-          <w:left w:val="single" w:sz="12" w:space="8" w:color="A6A6A6"/>
-        </w:pBdr>
       </w:pPr>
       <w:r>
         <w:rPr>
@@ -1667,11 +1496,8 @@
     </w:p>
     <w:p>
       <w:pPr>
-        <w:spacing w:before="40" w:after="40" w:line="336" w:lineRule="auto"/>
-        <w:ind w:left="283"/>
-        <w:pBdr>
-          <w:left w:val="single" w:sz="12" w:space="8" w:color="A6A6A6"/>
-        </w:pBdr>
+        <w:spacing w:before="40" w:after="120" w:line="324" w:lineRule="auto"/>
+        <w:ind w:left="227"/>
       </w:pPr>
       <w:r>
         <w:rPr>
@@ -1680,11 +1506,6 @@
         </w:rPr>
         <w:t>직접 말하기보다 옆에 가서 요즘 뭐 하는지, 앞으로 뭘 할 건지 일상과 미래 이야기를 나누는 걸로 표현해요.</w:t>
       </w:r>
-    </w:p>
-    <w:p>
-      <w:pPr>
-        <w:spacing w:after="40"/>
-      </w:pPr>
     </w:p>
     <w:p>
       <w:pPr>
@@ -2648,9 +2469,6 @@
       <w:pPr>
         <w:spacing w:before="0" w:after="60" w:line="312" w:lineRule="auto"/>
         <w:ind w:left="283"/>
-        <w:pBdr>
-          <w:left w:val="single" w:sz="12" w:space="8" w:color="A6A6A6"/>
-        </w:pBdr>
       </w:pPr>
       <w:r>
         <w:rPr>
@@ -2665,9 +2483,6 @@
       <w:pPr>
         <w:spacing w:before="0" w:after="60" w:line="312" w:lineRule="auto"/>
         <w:ind w:left="283"/>
-        <w:pBdr>
-          <w:left w:val="single" w:sz="12" w:space="8" w:color="A6A6A6"/>
-        </w:pBdr>
       </w:pPr>
       <w:r>
         <w:rPr>
@@ -2682,9 +2497,6 @@
       <w:pPr>
         <w:spacing w:before="0" w:after="60" w:line="312" w:lineRule="auto"/>
         <w:ind w:left="283"/>
-        <w:pBdr>
-          <w:left w:val="single" w:sz="12" w:space="8" w:color="A6A6A6"/>
-        </w:pBdr>
       </w:pPr>
       <w:r>
         <w:rPr>
@@ -2699,9 +2511,6 @@
       <w:pPr>
         <w:spacing w:before="0" w:after="60" w:line="312" w:lineRule="auto"/>
         <w:ind w:left="283"/>
-        <w:pBdr>
-          <w:left w:val="single" w:sz="12" w:space="8" w:color="A6A6A6"/>
-        </w:pBdr>
       </w:pPr>
       <w:r>
         <w:rPr>
@@ -2716,9 +2525,6 @@
       <w:pPr>
         <w:spacing w:before="0" w:after="60" w:line="312" w:lineRule="auto"/>
         <w:ind w:left="283"/>
-        <w:pBdr>
-          <w:left w:val="single" w:sz="12" w:space="8" w:color="A6A6A6"/>
-        </w:pBdr>
       </w:pPr>
       <w:r>
         <w:rPr>
@@ -2733,9 +2539,6 @@
       <w:pPr>
         <w:spacing w:before="0" w:after="60" w:line="312" w:lineRule="auto"/>
         <w:ind w:left="283"/>
-        <w:pBdr>
-          <w:left w:val="single" w:sz="12" w:space="8" w:color="A6A6A6"/>
-        </w:pBdr>
       </w:pPr>
       <w:r>
         <w:rPr>
@@ -2750,9 +2553,6 @@
       <w:pPr>
         <w:spacing w:before="0" w:after="60" w:line="312" w:lineRule="auto"/>
         <w:ind w:left="283"/>
-        <w:pBdr>
-          <w:left w:val="single" w:sz="12" w:space="8" w:color="A6A6A6"/>
-        </w:pBdr>
       </w:pPr>
       <w:r>
         <w:rPr>
@@ -2767,9 +2567,6 @@
       <w:pPr>
         <w:spacing w:before="0" w:after="60" w:line="312" w:lineRule="auto"/>
         <w:ind w:left="283"/>
-        <w:pBdr>
-          <w:left w:val="single" w:sz="12" w:space="8" w:color="A6A6A6"/>
-        </w:pBdr>
       </w:pPr>
       <w:r>
         <w:rPr>
@@ -3009,10 +2806,7 @@
     <w:p>
       <w:pPr>
         <w:spacing w:before="0" w:after="60" w:line="312" w:lineRule="auto"/>
-        <w:ind w:left="283"/>
-        <w:pBdr>
-          <w:left w:val="single" w:sz="12" w:space="8" w:color="A6A6A6"/>
-        </w:pBdr>
+        <w:ind w:left="227"/>
       </w:pPr>
       <w:r>
         <w:rPr>
@@ -3065,38 +2859,29 @@
     </w:p>
     <w:p>
       <w:pPr>
-        <w:spacing w:before="40" w:after="40" w:line="336" w:lineRule="auto"/>
-        <w:ind w:left="283"/>
-        <w:pBdr>
-          <w:left w:val="single" w:sz="12" w:space="8" w:color="A6A6A6"/>
-        </w:pBdr>
-      </w:pPr>
-      <w:r>
-        <w:rPr>
+        <w:spacing w:before="20" w:after="60" w:line="324" w:lineRule="auto"/>
+        <w:ind w:left="227"/>
+      </w:pPr>
+      <w:r>
+        <w:rPr>
+          <w:color w:val="6E6E6E"/>
           <w:sz w:val="20"/>
         </w:rPr>
-        <w:t xml:space="preserve"> </w:t>
-      </w:r>
-    </w:p>
-    <w:p>
-      <w:pPr>
-        <w:spacing w:before="40" w:after="40" w:line="336" w:lineRule="auto"/>
-        <w:ind w:left="283"/>
-        <w:pBdr>
-          <w:left w:val="single" w:sz="12" w:space="8" w:color="A6A6A6"/>
-        </w:pBdr>
-      </w:pPr>
-      <w:r>
-        <w:rPr>
+        <w:t>____________________________________________________</w:t>
+      </w:r>
+    </w:p>
+    <w:p>
+      <w:pPr>
+        <w:spacing w:before="20" w:after="60" w:line="324" w:lineRule="auto"/>
+        <w:ind w:left="227"/>
+      </w:pPr>
+      <w:r>
+        <w:rPr>
+          <w:color w:val="6E6E6E"/>
           <w:sz w:val="20"/>
         </w:rPr>
-        <w:t xml:space="preserve"> </w:t>
-      </w:r>
-    </w:p>
-    <w:p>
-      <w:pPr>
-        <w:spacing w:after="40"/>
-      </w:pPr>
+        <w:t>____________________________________________________</w:t>
+      </w:r>
     </w:p>
     <w:p>
       <w:pPr>
@@ -3140,11 +2925,8 @@
     </w:p>
     <w:p>
       <w:pPr>
-        <w:spacing w:before="40" w:after="40" w:line="336" w:lineRule="auto"/>
-        <w:ind w:left="283"/>
-        <w:pBdr>
-          <w:left w:val="single" w:sz="12" w:space="8" w:color="A6A6A6"/>
-        </w:pBdr>
+        <w:spacing w:before="40" w:after="120" w:line="324" w:lineRule="auto"/>
+        <w:ind w:left="227"/>
       </w:pPr>
       <w:r>
         <w:rPr>
@@ -3153,11 +2935,6 @@
         </w:rPr>
         <w:t>미수집]</w:t>
       </w:r>
-    </w:p>
-    <w:p>
-      <w:pPr>
-        <w:spacing w:after="40"/>
-      </w:pPr>
     </w:p>
     <w:p>
       <w:pPr>
@@ -3334,10 +3111,7 @@
     <w:p>
       <w:pPr>
         <w:spacing w:before="0" w:after="60" w:line="312" w:lineRule="auto"/>
-        <w:ind w:left="283"/>
-        <w:pBdr>
-          <w:left w:val="single" w:sz="12" w:space="8" w:color="A6A6A6"/>
-        </w:pBdr>
+        <w:ind w:left="227"/>
       </w:pPr>
       <w:r>
         <w:rPr>
@@ -3390,11 +3164,8 @@
     </w:p>
     <w:p>
       <w:pPr>
-        <w:spacing w:before="40" w:after="40" w:line="336" w:lineRule="auto"/>
-        <w:ind w:left="283"/>
-        <w:pBdr>
-          <w:left w:val="single" w:sz="12" w:space="8" w:color="A6A6A6"/>
-        </w:pBdr>
+        <w:spacing w:before="40" w:after="120" w:line="324" w:lineRule="auto"/>
+        <w:ind w:left="227"/>
       </w:pPr>
       <w:r>
         <w:rPr>
@@ -3403,11 +3174,6 @@
         </w:rPr>
         <w:t>원명초등학교, 서일중학교, 서울과학고등학교를 졸업하고 KAIST를 두 학기 다닌 뒤 논술전형으로 경희대학교 의과대학에 진학해 재학 중이에요. TalkTo 창업자·대표로 학기 중엔 학업과 창업을 병행하고 방학엔 창업에 집중합니다.</w:t>
       </w:r>
-    </w:p>
-    <w:p>
-      <w:pPr>
-        <w:spacing w:after="40"/>
-      </w:pPr>
     </w:p>
     <w:p>
       <w:pPr>
@@ -3441,10 +3207,7 @@
     <w:p>
       <w:pPr>
         <w:spacing w:before="0" w:after="60" w:line="312" w:lineRule="auto"/>
-        <w:ind w:left="283"/>
-        <w:pBdr>
-          <w:left w:val="single" w:sz="12" w:space="8" w:color="A6A6A6"/>
-        </w:pBdr>
+        <w:ind w:left="227"/>
       </w:pPr>
       <w:r>
         <w:rPr>
@@ -3458,10 +3221,7 @@
     <w:p>
       <w:pPr>
         <w:spacing w:before="0" w:after="60" w:line="312" w:lineRule="auto"/>
-        <w:ind w:left="283"/>
-        <w:pBdr>
-          <w:left w:val="single" w:sz="12" w:space="8" w:color="A6A6A6"/>
-        </w:pBdr>
+        <w:ind w:left="227"/>
       </w:pPr>
       <w:r>
         <w:rPr>
@@ -3475,7 +3235,7 @@
     <w:p>
       <w:pPr>
         <w:spacing w:before="0" w:after="60" w:line="312" w:lineRule="auto"/>
-        <w:ind w:left="283"/>
+        <w:ind w:left="227"/>
       </w:pPr>
       <w:r>
         <w:rPr>
@@ -3529,10 +3289,7 @@
     <w:p>
       <w:pPr>
         <w:spacing w:before="0" w:after="60" w:line="312" w:lineRule="auto"/>
-        <w:ind w:left="283"/>
-        <w:pBdr>
-          <w:left w:val="single" w:sz="12" w:space="8" w:color="A6A6A6"/>
-        </w:pBdr>
+        <w:ind w:left="227"/>
       </w:pPr>
       <w:r>
         <w:rPr>
@@ -3546,7 +3303,7 @@
     <w:p>
       <w:pPr>
         <w:spacing w:before="0" w:after="60" w:line="312" w:lineRule="auto"/>
-        <w:ind w:left="283"/>
+        <w:ind w:left="227"/>
       </w:pPr>
       <w:r>
         <w:rPr>
@@ -3617,7 +3374,7 @@
     <w:p>
       <w:pPr>
         <w:spacing w:before="0" w:after="60" w:line="312" w:lineRule="auto"/>
-        <w:ind w:left="283"/>
+        <w:ind w:left="227"/>
       </w:pPr>
       <w:r>
         <w:rPr>
@@ -3670,23 +3427,16 @@
     </w:p>
     <w:p>
       <w:pPr>
-        <w:spacing w:before="40" w:after="40" w:line="336" w:lineRule="auto"/>
-        <w:ind w:left="283"/>
-        <w:pBdr>
-          <w:left w:val="single" w:sz="12" w:space="8" w:color="A6A6A6"/>
-        </w:pBdr>
-      </w:pPr>
-      <w:r>
-        <w:rPr>
+        <w:spacing w:before="20" w:after="60" w:line="324" w:lineRule="auto"/>
+        <w:ind w:left="227"/>
+      </w:pPr>
+      <w:r>
+        <w:rPr>
+          <w:color w:val="6E6E6E"/>
           <w:sz w:val="20"/>
         </w:rPr>
-        <w:t xml:space="preserve"> </w:t>
-      </w:r>
-    </w:p>
-    <w:p>
-      <w:pPr>
-        <w:spacing w:after="40"/>
-      </w:pPr>
+        <w:t>____________</w:t>
+      </w:r>
     </w:p>
     <w:p>
       <w:pPr>
@@ -3730,23 +3480,16 @@
     </w:p>
     <w:p>
       <w:pPr>
-        <w:spacing w:before="40" w:after="40" w:line="336" w:lineRule="auto"/>
-        <w:ind w:left="283"/>
-        <w:pBdr>
-          <w:left w:val="single" w:sz="12" w:space="8" w:color="A6A6A6"/>
-        </w:pBdr>
-      </w:pPr>
-      <w:r>
-        <w:rPr>
+        <w:spacing w:before="20" w:after="60" w:line="324" w:lineRule="auto"/>
+        <w:ind w:left="227"/>
+      </w:pPr>
+      <w:r>
+        <w:rPr>
+          <w:color w:val="6E6E6E"/>
           <w:sz w:val="20"/>
         </w:rPr>
-        <w:t xml:space="preserve"> </w:t>
-      </w:r>
-    </w:p>
-    <w:p>
-      <w:pPr>
-        <w:spacing w:after="40"/>
-      </w:pPr>
+        <w:t>____________</w:t>
+      </w:r>
     </w:p>
     <w:p>
       <w:pPr>
@@ -3893,10 +3636,7 @@
     <w:p>
       <w:pPr>
         <w:spacing w:before="0" w:after="60" w:line="312" w:lineRule="auto"/>
-        <w:ind w:left="283"/>
-        <w:pBdr>
-          <w:left w:val="single" w:sz="12" w:space="8" w:color="A6A6A6"/>
-        </w:pBdr>
+        <w:ind w:left="227"/>
       </w:pPr>
       <w:r>
         <w:rPr>
@@ -3910,10 +3650,7 @@
     <w:p>
       <w:pPr>
         <w:spacing w:before="0" w:after="60" w:line="312" w:lineRule="auto"/>
-        <w:ind w:left="283"/>
-        <w:pBdr>
-          <w:left w:val="single" w:sz="12" w:space="8" w:color="A6A6A6"/>
-        </w:pBdr>
+        <w:ind w:left="227"/>
       </w:pPr>
       <w:r>
         <w:rPr>
@@ -3966,38 +3703,29 @@
     </w:p>
     <w:p>
       <w:pPr>
-        <w:spacing w:before="40" w:after="40" w:line="336" w:lineRule="auto"/>
-        <w:ind w:left="283"/>
-        <w:pBdr>
-          <w:left w:val="single" w:sz="12" w:space="8" w:color="A6A6A6"/>
-        </w:pBdr>
-      </w:pPr>
-      <w:r>
-        <w:rPr>
+        <w:spacing w:before="20" w:after="60" w:line="324" w:lineRule="auto"/>
+        <w:ind w:left="227"/>
+      </w:pPr>
+      <w:r>
+        <w:rPr>
+          <w:color w:val="6E6E6E"/>
           <w:sz w:val="20"/>
         </w:rPr>
-        <w:t xml:space="preserve"> </w:t>
-      </w:r>
-    </w:p>
-    <w:p>
-      <w:pPr>
-        <w:spacing w:before="40" w:after="40" w:line="336" w:lineRule="auto"/>
-        <w:ind w:left="283"/>
-        <w:pBdr>
-          <w:left w:val="single" w:sz="12" w:space="8" w:color="A6A6A6"/>
-        </w:pBdr>
-      </w:pPr>
-      <w:r>
-        <w:rPr>
+        <w:t>____________________________________________________</w:t>
+      </w:r>
+    </w:p>
+    <w:p>
+      <w:pPr>
+        <w:spacing w:before="20" w:after="60" w:line="324" w:lineRule="auto"/>
+        <w:ind w:left="227"/>
+      </w:pPr>
+      <w:r>
+        <w:rPr>
+          <w:color w:val="6E6E6E"/>
           <w:sz w:val="20"/>
         </w:rPr>
-        <w:t xml:space="preserve"> </w:t>
-      </w:r>
-    </w:p>
-    <w:p>
-      <w:pPr>
-        <w:spacing w:after="40"/>
-      </w:pPr>
+        <w:t>____________________________________________________</w:t>
+      </w:r>
     </w:p>
     <w:p>
       <w:pPr>
@@ -4032,9 +3760,6 @@
       <w:pPr>
         <w:spacing w:before="0" w:after="60" w:line="312" w:lineRule="auto"/>
         <w:ind w:left="283"/>
-        <w:pBdr>
-          <w:left w:val="single" w:sz="12" w:space="8" w:color="A6A6A6"/>
-        </w:pBdr>
       </w:pPr>
       <w:r>
         <w:rPr>
@@ -4049,9 +3774,6 @@
       <w:pPr>
         <w:spacing w:before="0" w:after="60" w:line="312" w:lineRule="auto"/>
         <w:ind w:left="283"/>
-        <w:pBdr>
-          <w:left w:val="single" w:sz="12" w:space="8" w:color="A6A6A6"/>
-        </w:pBdr>
       </w:pPr>
       <w:r>
         <w:rPr>
@@ -4066,9 +3788,6 @@
       <w:pPr>
         <w:spacing w:before="0" w:after="60" w:line="312" w:lineRule="auto"/>
         <w:ind w:left="283"/>
-        <w:pBdr>
-          <w:left w:val="single" w:sz="12" w:space="8" w:color="A6A6A6"/>
-        </w:pBdr>
       </w:pPr>
       <w:r>
         <w:rPr>
@@ -4083,9 +3802,6 @@
       <w:pPr>
         <w:spacing w:before="0" w:after="60" w:line="312" w:lineRule="auto"/>
         <w:ind w:left="283"/>
-        <w:pBdr>
-          <w:left w:val="single" w:sz="12" w:space="8" w:color="A6A6A6"/>
-        </w:pBdr>
       </w:pPr>
       <w:r>
         <w:rPr>
@@ -4100,9 +3816,6 @@
       <w:pPr>
         <w:spacing w:before="0" w:after="60" w:line="312" w:lineRule="auto"/>
         <w:ind w:left="283"/>
-        <w:pBdr>
-          <w:left w:val="single" w:sz="12" w:space="8" w:color="A6A6A6"/>
-        </w:pBdr>
       </w:pPr>
       <w:r>
         <w:rPr>
@@ -4117,9 +3830,6 @@
       <w:pPr>
         <w:spacing w:before="0" w:after="60" w:line="312" w:lineRule="auto"/>
         <w:ind w:left="283"/>
-        <w:pBdr>
-          <w:left w:val="single" w:sz="12" w:space="8" w:color="A6A6A6"/>
-        </w:pBdr>
       </w:pPr>
       <w:r>
         <w:rPr>
@@ -4162,10 +3872,7 @@
     <w:p>
       <w:pPr>
         <w:spacing w:before="0" w:after="60" w:line="312" w:lineRule="auto"/>
-        <w:ind w:left="283"/>
-        <w:pBdr>
-          <w:left w:val="single" w:sz="12" w:space="8" w:color="A6A6A6"/>
-        </w:pBdr>
+        <w:ind w:left="227"/>
       </w:pPr>
       <w:r>
         <w:rPr>
@@ -4208,10 +3915,7 @@
     <w:p>
       <w:pPr>
         <w:spacing w:before="0" w:after="60" w:line="312" w:lineRule="auto"/>
-        <w:ind w:left="283"/>
-        <w:pBdr>
-          <w:left w:val="single" w:sz="12" w:space="8" w:color="A6A6A6"/>
-        </w:pBdr>
+        <w:ind w:left="227"/>
       </w:pPr>
       <w:r>
         <w:rPr>
@@ -4265,10 +3969,7 @@
     <w:p>
       <w:pPr>
         <w:spacing w:before="0" w:after="60" w:line="312" w:lineRule="auto"/>
-        <w:ind w:left="283"/>
-        <w:pBdr>
-          <w:left w:val="single" w:sz="12" w:space="8" w:color="A6A6A6"/>
-        </w:pBdr>
+        <w:ind w:left="227"/>
       </w:pPr>
       <w:r>
         <w:rPr>
@@ -4321,38 +4022,29 @@
     </w:p>
     <w:p>
       <w:pPr>
-        <w:spacing w:before="40" w:after="40" w:line="336" w:lineRule="auto"/>
-        <w:ind w:left="283"/>
-        <w:pBdr>
-          <w:left w:val="single" w:sz="12" w:space="8" w:color="A6A6A6"/>
-        </w:pBdr>
-      </w:pPr>
-      <w:r>
-        <w:rPr>
+        <w:spacing w:before="20" w:after="60" w:line="324" w:lineRule="auto"/>
+        <w:ind w:left="227"/>
+      </w:pPr>
+      <w:r>
+        <w:rPr>
+          <w:color w:val="6E6E6E"/>
           <w:sz w:val="20"/>
         </w:rPr>
-        <w:t xml:space="preserve"> </w:t>
-      </w:r>
-    </w:p>
-    <w:p>
-      <w:pPr>
-        <w:spacing w:before="40" w:after="40" w:line="336" w:lineRule="auto"/>
-        <w:ind w:left="283"/>
-        <w:pBdr>
-          <w:left w:val="single" w:sz="12" w:space="8" w:color="A6A6A6"/>
-        </w:pBdr>
-      </w:pPr>
-      <w:r>
-        <w:rPr>
+        <w:t>____________________________________________________</w:t>
+      </w:r>
+    </w:p>
+    <w:p>
+      <w:pPr>
+        <w:spacing w:before="20" w:after="60" w:line="324" w:lineRule="auto"/>
+        <w:ind w:left="227"/>
+      </w:pPr>
+      <w:r>
+        <w:rPr>
+          <w:color w:val="6E6E6E"/>
           <w:sz w:val="20"/>
         </w:rPr>
-        <w:t xml:space="preserve"> </w:t>
-      </w:r>
-    </w:p>
-    <w:p>
-      <w:pPr>
-        <w:spacing w:after="40"/>
-      </w:pPr>
+        <w:t>____________________________________________________</w:t>
+      </w:r>
     </w:p>
     <w:p>
       <w:pPr>
@@ -4422,10 +4114,7 @@
     <w:p>
       <w:pPr>
         <w:spacing w:before="0" w:after="60" w:line="312" w:lineRule="auto"/>
-        <w:ind w:left="283"/>
-        <w:pBdr>
-          <w:left w:val="single" w:sz="12" w:space="8" w:color="A6A6A6"/>
-        </w:pBdr>
+        <w:ind w:left="227"/>
       </w:pPr>
       <w:r>
         <w:rPr>
@@ -4494,10 +4183,7 @@
     <w:p>
       <w:pPr>
         <w:spacing w:before="0" w:after="60" w:line="312" w:lineRule="auto"/>
-        <w:ind w:left="283"/>
-        <w:pBdr>
-          <w:left w:val="single" w:sz="12" w:space="8" w:color="A6A6A6"/>
-        </w:pBdr>
+        <w:ind w:left="227"/>
       </w:pPr>
       <w:r>
         <w:rPr>
@@ -4556,9 +4242,6 @@
       <w:pPr>
         <w:spacing w:before="0" w:after="60" w:line="312" w:lineRule="auto"/>
         <w:ind w:left="283"/>
-        <w:pBdr>
-          <w:left w:val="single" w:sz="12" w:space="8" w:color="A6A6A6"/>
-        </w:pBdr>
       </w:pPr>
       <w:r>
         <w:rPr>
@@ -4573,9 +4256,6 @@
       <w:pPr>
         <w:spacing w:before="0" w:after="60" w:line="312" w:lineRule="auto"/>
         <w:ind w:left="283"/>
-        <w:pBdr>
-          <w:left w:val="single" w:sz="12" w:space="8" w:color="A6A6A6"/>
-        </w:pBdr>
       </w:pPr>
       <w:r>
         <w:rPr>
@@ -4590,9 +4270,6 @@
       <w:pPr>
         <w:spacing w:before="0" w:after="60" w:line="312" w:lineRule="auto"/>
         <w:ind w:left="283"/>
-        <w:pBdr>
-          <w:left w:val="single" w:sz="12" w:space="8" w:color="A6A6A6"/>
-        </w:pBdr>
       </w:pPr>
       <w:r>
         <w:rPr>
@@ -4607,9 +4284,6 @@
       <w:pPr>
         <w:spacing w:before="0" w:after="60" w:line="312" w:lineRule="auto"/>
         <w:ind w:left="283"/>
-        <w:pBdr>
-          <w:left w:val="single" w:sz="12" w:space="8" w:color="A6A6A6"/>
-        </w:pBdr>
       </w:pPr>
       <w:r>
         <w:rPr>
@@ -4624,9 +4298,6 @@
       <w:pPr>
         <w:spacing w:before="0" w:after="60" w:line="312" w:lineRule="auto"/>
         <w:ind w:left="283"/>
-        <w:pBdr>
-          <w:left w:val="single" w:sz="12" w:space="8" w:color="A6A6A6"/>
-        </w:pBdr>
       </w:pPr>
       <w:r>
         <w:rPr>
@@ -4647,7 +4318,7 @@
     <w:p>
       <w:pPr>
         <w:spacing w:before="0" w:after="60" w:line="312" w:lineRule="auto"/>
-        <w:ind w:left="283"/>
+        <w:ind w:left="227"/>
       </w:pPr>
       <w:r>
         <w:rPr>
@@ -4831,10 +4502,7 @@
     <w:p>
       <w:pPr>
         <w:spacing w:before="0" w:after="60" w:line="312" w:lineRule="auto"/>
-        <w:ind w:left="283"/>
-        <w:pBdr>
-          <w:left w:val="single" w:sz="12" w:space="8" w:color="A6A6A6"/>
-        </w:pBdr>
+        <w:ind w:left="227"/>
       </w:pPr>
       <w:r>
         <w:rPr>
@@ -4877,10 +4545,7 @@
     <w:p>
       <w:pPr>
         <w:spacing w:before="0" w:after="60" w:line="312" w:lineRule="auto"/>
-        <w:ind w:left="283"/>
-        <w:pBdr>
-          <w:left w:val="single" w:sz="12" w:space="8" w:color="A6A6A6"/>
-        </w:pBdr>
+        <w:ind w:left="227"/>
       </w:pPr>
       <w:r>
         <w:rPr>
@@ -4894,7 +4559,7 @@
     <w:p>
       <w:pPr>
         <w:spacing w:before="0" w:after="60" w:line="312" w:lineRule="auto"/>
-        <w:ind w:left="283"/>
+        <w:ind w:left="227"/>
       </w:pPr>
       <w:r>
         <w:rPr>
@@ -4937,10 +4602,7 @@
     <w:p>
       <w:pPr>
         <w:spacing w:before="0" w:after="60" w:line="312" w:lineRule="auto"/>
-        <w:ind w:left="283"/>
-        <w:pBdr>
-          <w:left w:val="single" w:sz="12" w:space="8" w:color="A6A6A6"/>
-        </w:pBdr>
+        <w:ind w:left="227"/>
       </w:pPr>
       <w:r>
         <w:rPr>
@@ -4954,10 +4616,7 @@
     <w:p>
       <w:pPr>
         <w:spacing w:before="0" w:after="60" w:line="312" w:lineRule="auto"/>
-        <w:ind w:left="283"/>
-        <w:pBdr>
-          <w:left w:val="single" w:sz="12" w:space="8" w:color="A6A6A6"/>
-        </w:pBdr>
+        <w:ind w:left="227"/>
       </w:pPr>
       <w:r>
         <w:rPr>
@@ -4971,10 +4630,7 @@
     <w:p>
       <w:pPr>
         <w:spacing w:before="0" w:after="60" w:line="312" w:lineRule="auto"/>
-        <w:ind w:left="283"/>
-        <w:pBdr>
-          <w:left w:val="single" w:sz="12" w:space="8" w:color="A6A6A6"/>
-        </w:pBdr>
+        <w:ind w:left="227"/>
       </w:pPr>
       <w:r>
         <w:rPr>
@@ -4988,7 +4644,7 @@
     <w:p>
       <w:pPr>
         <w:spacing w:before="0" w:after="60" w:line="312" w:lineRule="auto"/>
-        <w:ind w:left="283"/>
+        <w:ind w:left="227"/>
       </w:pPr>
       <w:r>
         <w:rPr>
@@ -5080,10 +4736,7 @@
     <w:p>
       <w:pPr>
         <w:spacing w:before="0" w:after="60" w:line="312" w:lineRule="auto"/>
-        <w:ind w:left="283"/>
-        <w:pBdr>
-          <w:left w:val="single" w:sz="12" w:space="8" w:color="A6A6A6"/>
-        </w:pBdr>
+        <w:ind w:left="227"/>
       </w:pPr>
       <w:r>
         <w:rPr>
@@ -5097,10 +4750,7 @@
     <w:p>
       <w:pPr>
         <w:spacing w:before="0" w:after="60" w:line="312" w:lineRule="auto"/>
-        <w:ind w:left="283"/>
-        <w:pBdr>
-          <w:left w:val="single" w:sz="12" w:space="8" w:color="A6A6A6"/>
-        </w:pBdr>
+        <w:ind w:left="227"/>
       </w:pPr>
       <w:r>
         <w:rPr>
@@ -5114,10 +4764,7 @@
     <w:p>
       <w:pPr>
         <w:spacing w:before="0" w:after="60" w:line="312" w:lineRule="auto"/>
-        <w:ind w:left="283"/>
-        <w:pBdr>
-          <w:left w:val="single" w:sz="12" w:space="8" w:color="A6A6A6"/>
-        </w:pBdr>
+        <w:ind w:left="227"/>
       </w:pPr>
       <w:r>
         <w:rPr>
@@ -5131,10 +4778,7 @@
     <w:p>
       <w:pPr>
         <w:spacing w:before="0" w:after="60" w:line="312" w:lineRule="auto"/>
-        <w:ind w:left="283"/>
-        <w:pBdr>
-          <w:left w:val="single" w:sz="12" w:space="8" w:color="A6A6A6"/>
-        </w:pBdr>
+        <w:ind w:left="227"/>
       </w:pPr>
       <w:r>
         <w:rPr>
@@ -5163,7 +4807,7 @@
     <w:p>
       <w:pPr>
         <w:spacing w:before="0" w:after="60" w:line="312" w:lineRule="auto"/>
-        <w:ind w:left="283"/>
+        <w:ind w:left="227"/>
       </w:pPr>
       <w:r>
         <w:rPr>
@@ -5228,7 +4872,7 @@
     <w:p>
       <w:pPr>
         <w:spacing w:before="0" w:after="60" w:line="312" w:lineRule="auto"/>
-        <w:ind w:left="283"/>
+        <w:ind w:left="227"/>
       </w:pPr>
       <w:r>
         <w:rPr>
@@ -5293,10 +4937,7 @@
     <w:p>
       <w:pPr>
         <w:spacing w:before="0" w:after="60" w:line="312" w:lineRule="auto"/>
-        <w:ind w:left="283"/>
-        <w:pBdr>
-          <w:left w:val="single" w:sz="12" w:space="8" w:color="A6A6A6"/>
-        </w:pBdr>
+        <w:ind w:left="227"/>
       </w:pPr>
       <w:r>
         <w:rPr>
@@ -5310,7 +4951,7 @@
     <w:p>
       <w:pPr>
         <w:spacing w:before="0" w:after="60" w:line="312" w:lineRule="auto"/>
-        <w:ind w:left="283"/>
+        <w:ind w:left="227"/>
       </w:pPr>
       <w:r>
         <w:rPr>
@@ -5456,9 +5097,6 @@
       <w:pPr>
         <w:spacing w:before="0" w:after="60" w:line="312" w:lineRule="auto"/>
         <w:ind w:left="283"/>
-        <w:pBdr>
-          <w:left w:val="single" w:sz="12" w:space="8" w:color="A6A6A6"/>
-        </w:pBdr>
       </w:pPr>
       <w:r>
         <w:rPr>
@@ -5473,9 +5111,6 @@
       <w:pPr>
         <w:spacing w:before="0" w:after="60" w:line="312" w:lineRule="auto"/>
         <w:ind w:left="283"/>
-        <w:pBdr>
-          <w:left w:val="single" w:sz="12" w:space="8" w:color="A6A6A6"/>
-        </w:pBdr>
       </w:pPr>
       <w:r>
         <w:rPr>
@@ -5490,9 +5125,6 @@
       <w:pPr>
         <w:spacing w:before="0" w:after="60" w:line="312" w:lineRule="auto"/>
         <w:ind w:left="283"/>
-        <w:pBdr>
-          <w:left w:val="single" w:sz="12" w:space="8" w:color="A6A6A6"/>
-        </w:pBdr>
       </w:pPr>
       <w:r>
         <w:rPr>
@@ -5507,9 +5139,6 @@
       <w:pPr>
         <w:spacing w:before="0" w:after="60" w:line="312" w:lineRule="auto"/>
         <w:ind w:left="283"/>
-        <w:pBdr>
-          <w:left w:val="single" w:sz="12" w:space="8" w:color="A6A6A6"/>
-        </w:pBdr>
       </w:pPr>
       <w:r>
         <w:rPr>
@@ -5524,9 +5153,6 @@
       <w:pPr>
         <w:spacing w:before="0" w:after="60" w:line="312" w:lineRule="auto"/>
         <w:ind w:left="283"/>
-        <w:pBdr>
-          <w:left w:val="single" w:sz="12" w:space="8" w:color="A6A6A6"/>
-        </w:pBdr>
       </w:pPr>
       <w:r>
         <w:rPr>
@@ -5579,11 +5205,8 @@
     </w:p>
     <w:p>
       <w:pPr>
-        <w:spacing w:before="40" w:after="40" w:line="336" w:lineRule="auto"/>
-        <w:ind w:left="283"/>
-        <w:pBdr>
-          <w:left w:val="single" w:sz="12" w:space="8" w:color="A6A6A6"/>
-        </w:pBdr>
+        <w:spacing w:before="40" w:after="120" w:line="324" w:lineRule="auto"/>
+        <w:ind w:left="227"/>
       </w:pPr>
       <w:r>
         <w:rPr>
@@ -5592,11 +5215,6 @@
         </w:rPr>
         <w:t>미수집]</w:t>
       </w:r>
-    </w:p>
-    <w:p>
-      <w:pPr>
-        <w:spacing w:after="40"/>
-      </w:pPr>
     </w:p>
     <w:p>
       <w:pPr>
@@ -5640,11 +5258,8 @@
     </w:p>
     <w:p>
       <w:pPr>
-        <w:spacing w:before="40" w:after="40" w:line="336" w:lineRule="auto"/>
-        <w:ind w:left="283"/>
-        <w:pBdr>
-          <w:left w:val="single" w:sz="12" w:space="8" w:color="A6A6A6"/>
-        </w:pBdr>
+        <w:spacing w:before="40" w:after="120" w:line="324" w:lineRule="auto"/>
+        <w:ind w:left="227"/>
       </w:pPr>
       <w:r>
         <w:rPr>
@@ -5656,16 +5271,8 @@
     </w:p>
     <w:p>
       <w:pPr>
-        <w:spacing w:after="40"/>
-      </w:pPr>
-    </w:p>
-    <w:p>
-      <w:pPr>
         <w:spacing w:before="0" w:after="60" w:line="312" w:lineRule="auto"/>
-        <w:ind w:left="283"/>
-        <w:pBdr>
-          <w:left w:val="single" w:sz="12" w:space="8" w:color="A6A6A6"/>
-        </w:pBdr>
+        <w:ind w:left="227"/>
       </w:pPr>
       <w:r>
         <w:rPr>
@@ -5746,11 +5353,8 @@
     </w:p>
     <w:p>
       <w:pPr>
-        <w:spacing w:before="40" w:after="40" w:line="336" w:lineRule="auto"/>
-        <w:ind w:left="283"/>
-        <w:pBdr>
-          <w:left w:val="single" w:sz="12" w:space="8" w:color="A6A6A6"/>
-        </w:pBdr>
+        <w:spacing w:before="40" w:after="120" w:line="324" w:lineRule="auto"/>
+        <w:ind w:left="227"/>
       </w:pPr>
       <w:r>
         <w:rPr>
@@ -5762,16 +5366,8 @@
     </w:p>
     <w:p>
       <w:pPr>
-        <w:spacing w:after="40"/>
-      </w:pPr>
-    </w:p>
-    <w:p>
-      <w:pPr>
         <w:spacing w:before="0" w:after="60" w:line="312" w:lineRule="auto"/>
-        <w:ind w:left="283"/>
-        <w:pBdr>
-          <w:left w:val="single" w:sz="12" w:space="8" w:color="A6A6A6"/>
-        </w:pBdr>
+        <w:ind w:left="227"/>
       </w:pPr>
       <w:r>
         <w:rPr>
@@ -5785,10 +5381,7 @@
     <w:p>
       <w:pPr>
         <w:spacing w:before="0" w:after="60" w:line="312" w:lineRule="auto"/>
-        <w:ind w:left="283"/>
-        <w:pBdr>
-          <w:left w:val="single" w:sz="12" w:space="8" w:color="A6A6A6"/>
-        </w:pBdr>
+        <w:ind w:left="227"/>
       </w:pPr>
       <w:r>
         <w:rPr>
@@ -5841,11 +5434,8 @@
     </w:p>
     <w:p>
       <w:pPr>
-        <w:spacing w:before="40" w:after="40" w:line="336" w:lineRule="auto"/>
-        <w:ind w:left="283"/>
-        <w:pBdr>
-          <w:left w:val="single" w:sz="12" w:space="8" w:color="A6A6A6"/>
-        </w:pBdr>
+        <w:spacing w:before="40" w:after="120" w:line="324" w:lineRule="auto"/>
+        <w:ind w:left="227"/>
       </w:pPr>
       <w:r>
         <w:rPr>
@@ -5857,16 +5447,8 @@
     </w:p>
     <w:p>
       <w:pPr>
-        <w:spacing w:after="40"/>
-      </w:pPr>
-    </w:p>
-    <w:p>
-      <w:pPr>
         <w:spacing w:before="0" w:after="60" w:line="312" w:lineRule="auto"/>
-        <w:ind w:left="283"/>
-        <w:pBdr>
-          <w:left w:val="single" w:sz="12" w:space="8" w:color="A6A6A6"/>
-        </w:pBdr>
+        <w:ind w:left="227"/>
       </w:pPr>
       <w:r>
         <w:rPr>
@@ -5910,10 +5492,7 @@
     <w:p>
       <w:pPr>
         <w:spacing w:before="0" w:after="60" w:line="312" w:lineRule="auto"/>
-        <w:ind w:left="283"/>
-        <w:pBdr>
-          <w:left w:val="single" w:sz="12" w:space="8" w:color="A6A6A6"/>
-        </w:pBdr>
+        <w:ind w:left="227"/>
       </w:pPr>
       <w:r>
         <w:rPr>
@@ -5966,46 +5545,34 @@
     </w:p>
     <w:p>
       <w:pPr>
-        <w:spacing w:before="40" w:after="40" w:line="336" w:lineRule="auto"/>
-        <w:ind w:left="283"/>
-        <w:pBdr>
-          <w:left w:val="single" w:sz="12" w:space="8" w:color="A6A6A6"/>
-        </w:pBdr>
-      </w:pPr>
-      <w:r>
-        <w:rPr>
+        <w:spacing w:before="20" w:after="60" w:line="324" w:lineRule="auto"/>
+        <w:ind w:left="227"/>
+      </w:pPr>
+      <w:r>
+        <w:rPr>
+          <w:color w:val="6E6E6E"/>
           <w:sz w:val="20"/>
         </w:rPr>
-        <w:t xml:space="preserve"> </w:t>
-      </w:r>
-    </w:p>
-    <w:p>
-      <w:pPr>
-        <w:spacing w:before="40" w:after="40" w:line="336" w:lineRule="auto"/>
-        <w:ind w:left="283"/>
-        <w:pBdr>
-          <w:left w:val="single" w:sz="12" w:space="8" w:color="A6A6A6"/>
-        </w:pBdr>
-      </w:pPr>
-      <w:r>
-        <w:rPr>
+        <w:t>____________________________________________________</w:t>
+      </w:r>
+    </w:p>
+    <w:p>
+      <w:pPr>
+        <w:spacing w:before="20" w:after="60" w:line="324" w:lineRule="auto"/>
+        <w:ind w:left="227"/>
+      </w:pPr>
+      <w:r>
+        <w:rPr>
+          <w:color w:val="6E6E6E"/>
           <w:sz w:val="20"/>
         </w:rPr>
-        <w:t xml:space="preserve"> </w:t>
-      </w:r>
-    </w:p>
-    <w:p>
-      <w:pPr>
-        <w:spacing w:after="40"/>
-      </w:pPr>
+        <w:t>____________________________________________________</w:t>
+      </w:r>
     </w:p>
     <w:p>
       <w:pPr>
         <w:spacing w:before="0" w:after="60" w:line="312" w:lineRule="auto"/>
-        <w:ind w:left="283"/>
-        <w:pBdr>
-          <w:left w:val="single" w:sz="12" w:space="8" w:color="A6A6A6"/>
-        </w:pBdr>
+        <w:ind w:left="227"/>
       </w:pPr>
       <w:r>
         <w:rPr>
@@ -6019,10 +5586,7 @@
     <w:p>
       <w:pPr>
         <w:spacing w:before="0" w:after="60" w:line="312" w:lineRule="auto"/>
-        <w:ind w:left="283"/>
-        <w:pBdr>
-          <w:left w:val="single" w:sz="12" w:space="8" w:color="A6A6A6"/>
-        </w:pBdr>
+        <w:ind w:left="227"/>
       </w:pPr>
       <w:r>
         <w:rPr>
@@ -6064,46 +5628,34 @@
     </w:p>
     <w:p>
       <w:pPr>
-        <w:spacing w:before="40" w:after="40" w:line="336" w:lineRule="auto"/>
-        <w:ind w:left="283"/>
-        <w:pBdr>
-          <w:left w:val="single" w:sz="12" w:space="8" w:color="A6A6A6"/>
-        </w:pBdr>
-      </w:pPr>
-      <w:r>
-        <w:rPr>
+        <w:spacing w:before="20" w:after="60" w:line="324" w:lineRule="auto"/>
+        <w:ind w:left="227"/>
+      </w:pPr>
+      <w:r>
+        <w:rPr>
+          <w:color w:val="6E6E6E"/>
           <w:sz w:val="20"/>
         </w:rPr>
-        <w:t xml:space="preserve"> </w:t>
-      </w:r>
-    </w:p>
-    <w:p>
-      <w:pPr>
-        <w:spacing w:before="40" w:after="40" w:line="336" w:lineRule="auto"/>
-        <w:ind w:left="283"/>
-        <w:pBdr>
-          <w:left w:val="single" w:sz="12" w:space="8" w:color="A6A6A6"/>
-        </w:pBdr>
-      </w:pPr>
-      <w:r>
-        <w:rPr>
+        <w:t>____________________________________________________</w:t>
+      </w:r>
+    </w:p>
+    <w:p>
+      <w:pPr>
+        <w:spacing w:before="20" w:after="60" w:line="324" w:lineRule="auto"/>
+        <w:ind w:left="227"/>
+      </w:pPr>
+      <w:r>
+        <w:rPr>
+          <w:color w:val="6E6E6E"/>
           <w:sz w:val="20"/>
         </w:rPr>
-        <w:t xml:space="preserve"> </w:t>
-      </w:r>
-    </w:p>
-    <w:p>
-      <w:pPr>
-        <w:spacing w:after="40"/>
-      </w:pPr>
+        <w:t>____________________________________________________</w:t>
+      </w:r>
     </w:p>
     <w:p>
       <w:pPr>
         <w:spacing w:before="0" w:after="60" w:line="312" w:lineRule="auto"/>
-        <w:ind w:left="283"/>
-        <w:pBdr>
-          <w:left w:val="single" w:sz="12" w:space="8" w:color="A6A6A6"/>
-        </w:pBdr>
+        <w:ind w:left="227"/>
       </w:pPr>
       <w:r>
         <w:rPr>
@@ -6117,10 +5669,7 @@
     <w:p>
       <w:pPr>
         <w:spacing w:before="0" w:after="60" w:line="312" w:lineRule="auto"/>
-        <w:ind w:left="283"/>
-        <w:pBdr>
-          <w:left w:val="single" w:sz="12" w:space="8" w:color="A6A6A6"/>
-        </w:pBdr>
+        <w:ind w:left="227"/>
       </w:pPr>
       <w:r>
         <w:rPr>
@@ -6173,11 +5722,8 @@
     </w:p>
     <w:p>
       <w:pPr>
-        <w:spacing w:before="40" w:after="40" w:line="336" w:lineRule="auto"/>
-        <w:ind w:left="283"/>
-        <w:pBdr>
-          <w:left w:val="single" w:sz="12" w:space="8" w:color="A6A6A6"/>
-        </w:pBdr>
+        <w:spacing w:before="40" w:after="120" w:line="324" w:lineRule="auto"/>
+        <w:ind w:left="227"/>
       </w:pPr>
       <w:r>
         <w:rPr>
@@ -6189,16 +5735,8 @@
     </w:p>
     <w:p>
       <w:pPr>
-        <w:spacing w:after="40"/>
-      </w:pPr>
-    </w:p>
-    <w:p>
-      <w:pPr>
         <w:spacing w:before="0" w:after="60" w:line="312" w:lineRule="auto"/>
-        <w:ind w:left="283"/>
-        <w:pBdr>
-          <w:left w:val="single" w:sz="12" w:space="8" w:color="A6A6A6"/>
-        </w:pBdr>
+        <w:ind w:left="227"/>
       </w:pPr>
       <w:r>
         <w:rPr>
@@ -6242,10 +5780,7 @@
     <w:p>
       <w:pPr>
         <w:spacing w:before="0" w:after="60" w:line="312" w:lineRule="auto"/>
-        <w:ind w:left="283"/>
-        <w:pBdr>
-          <w:left w:val="single" w:sz="12" w:space="8" w:color="A6A6A6"/>
-        </w:pBdr>
+        <w:ind w:left="227"/>
       </w:pPr>
       <w:r>
         <w:rPr>
@@ -6298,11 +5833,8 @@
     </w:p>
     <w:p>
       <w:pPr>
-        <w:spacing w:before="40" w:after="40" w:line="336" w:lineRule="auto"/>
-        <w:ind w:left="283"/>
-        <w:pBdr>
-          <w:left w:val="single" w:sz="12" w:space="8" w:color="A6A6A6"/>
-        </w:pBdr>
+        <w:spacing w:before="40" w:after="120" w:line="324" w:lineRule="auto"/>
+        <w:ind w:left="227"/>
       </w:pPr>
       <w:r>
         <w:rPr>
@@ -6314,16 +5846,8 @@
     </w:p>
     <w:p>
       <w:pPr>
-        <w:spacing w:after="40"/>
-      </w:pPr>
-    </w:p>
-    <w:p>
-      <w:pPr>
         <w:spacing w:before="0" w:after="60" w:line="312" w:lineRule="auto"/>
-        <w:ind w:left="283"/>
-        <w:pBdr>
-          <w:left w:val="single" w:sz="12" w:space="8" w:color="A6A6A6"/>
-        </w:pBdr>
+        <w:ind w:left="227"/>
       </w:pPr>
       <w:r>
         <w:rPr>
@@ -6367,10 +5891,7 @@
     <w:p>
       <w:pPr>
         <w:spacing w:before="0" w:after="60" w:line="312" w:lineRule="auto"/>
-        <w:ind w:left="283"/>
-        <w:pBdr>
-          <w:left w:val="single" w:sz="12" w:space="8" w:color="A6A6A6"/>
-        </w:pBdr>
+        <w:ind w:left="227"/>
       </w:pPr>
       <w:r>
         <w:rPr>
@@ -6414,9 +5935,6 @@
       <w:pPr>
         <w:spacing w:before="0" w:after="60" w:line="312" w:lineRule="auto"/>
         <w:ind w:left="283"/>
-        <w:pBdr>
-          <w:left w:val="single" w:sz="12" w:space="8" w:color="A6A6A6"/>
-        </w:pBdr>
       </w:pPr>
       <w:r>
         <w:rPr>
@@ -6431,9 +5949,6 @@
       <w:pPr>
         <w:spacing w:before="0" w:after="60" w:line="312" w:lineRule="auto"/>
         <w:ind w:left="283"/>
-        <w:pBdr>
-          <w:left w:val="single" w:sz="12" w:space="8" w:color="A6A6A6"/>
-        </w:pBdr>
       </w:pPr>
       <w:r>
         <w:rPr>
@@ -6448,9 +5963,6 @@
       <w:pPr>
         <w:spacing w:before="0" w:after="60" w:line="312" w:lineRule="auto"/>
         <w:ind w:left="283"/>
-        <w:pBdr>
-          <w:left w:val="single" w:sz="12" w:space="8" w:color="A6A6A6"/>
-        </w:pBdr>
       </w:pPr>
       <w:r>
         <w:rPr>
@@ -6492,11 +6004,8 @@
     </w:p>
     <w:p>
       <w:pPr>
-        <w:spacing w:before="40" w:after="40" w:line="336" w:lineRule="auto"/>
-        <w:ind w:left="283"/>
-        <w:pBdr>
-          <w:left w:val="single" w:sz="12" w:space="8" w:color="A6A6A6"/>
-        </w:pBdr>
+        <w:spacing w:before="40" w:after="120" w:line="324" w:lineRule="auto"/>
+        <w:ind w:left="227"/>
       </w:pPr>
       <w:r>
         <w:rPr>
@@ -6508,16 +6017,8 @@
     </w:p>
     <w:p>
       <w:pPr>
-        <w:spacing w:after="40"/>
-      </w:pPr>
-    </w:p>
-    <w:p>
-      <w:pPr>
         <w:spacing w:before="0" w:after="60" w:line="312" w:lineRule="auto"/>
-        <w:ind w:left="283"/>
-        <w:pBdr>
-          <w:left w:val="single" w:sz="12" w:space="8" w:color="A6A6A6"/>
-        </w:pBdr>
+        <w:ind w:left="227"/>
       </w:pPr>
       <w:r>
         <w:rPr>
@@ -6570,11 +6071,8 @@
     </w:p>
     <w:p>
       <w:pPr>
-        <w:spacing w:before="40" w:after="40" w:line="336" w:lineRule="auto"/>
-        <w:ind w:left="283"/>
-        <w:pBdr>
-          <w:left w:val="single" w:sz="12" w:space="8" w:color="A6A6A6"/>
-        </w:pBdr>
+        <w:spacing w:before="40" w:after="120" w:line="324" w:lineRule="auto"/>
+        <w:ind w:left="227"/>
       </w:pPr>
       <w:r>
         <w:rPr>
@@ -6586,16 +6084,8 @@
     </w:p>
     <w:p>
       <w:pPr>
-        <w:spacing w:after="40"/>
-      </w:pPr>
-    </w:p>
-    <w:p>
-      <w:pPr>
         <w:spacing w:before="0" w:after="60" w:line="312" w:lineRule="auto"/>
-        <w:ind w:left="283"/>
-        <w:pBdr>
-          <w:left w:val="single" w:sz="12" w:space="8" w:color="A6A6A6"/>
-        </w:pBdr>
+        <w:ind w:left="227"/>
       </w:pPr>
       <w:r>
         <w:rPr>
@@ -6609,10 +6099,7 @@
     <w:p>
       <w:pPr>
         <w:spacing w:before="0" w:after="60" w:line="312" w:lineRule="auto"/>
-        <w:ind w:left="283"/>
-        <w:pBdr>
-          <w:left w:val="single" w:sz="12" w:space="8" w:color="A6A6A6"/>
-        </w:pBdr>
+        <w:ind w:left="227"/>
       </w:pPr>
       <w:r>
         <w:rPr>
@@ -6654,11 +6141,8 @@
     </w:p>
     <w:p>
       <w:pPr>
-        <w:spacing w:before="40" w:after="40" w:line="336" w:lineRule="auto"/>
-        <w:ind w:left="283"/>
-        <w:pBdr>
-          <w:left w:val="single" w:sz="12" w:space="8" w:color="A6A6A6"/>
-        </w:pBdr>
+        <w:spacing w:before="40" w:after="120" w:line="324" w:lineRule="auto"/>
+        <w:ind w:left="227"/>
       </w:pPr>
       <w:r>
         <w:rPr>
@@ -6670,16 +6154,8 @@
     </w:p>
     <w:p>
       <w:pPr>
-        <w:spacing w:after="40"/>
-      </w:pPr>
-    </w:p>
-    <w:p>
-      <w:pPr>
         <w:spacing w:before="0" w:after="60" w:line="312" w:lineRule="auto"/>
-        <w:ind w:left="283"/>
-        <w:pBdr>
-          <w:left w:val="single" w:sz="12" w:space="8" w:color="A6A6A6"/>
-        </w:pBdr>
+        <w:ind w:left="227"/>
       </w:pPr>
       <w:r>
         <w:rPr>
@@ -6693,10 +6169,7 @@
     <w:p>
       <w:pPr>
         <w:spacing w:before="0" w:after="60" w:line="312" w:lineRule="auto"/>
-        <w:ind w:left="283"/>
-        <w:pBdr>
-          <w:left w:val="single" w:sz="12" w:space="8" w:color="A6A6A6"/>
-        </w:pBdr>
+        <w:ind w:left="227"/>
       </w:pPr>
       <w:r>
         <w:rPr>
@@ -6818,7 +6291,7 @@
     <w:p>
       <w:pPr>
         <w:spacing w:before="0" w:after="60" w:line="312" w:lineRule="auto"/>
-        <w:ind w:left="283"/>
+        <w:ind w:left="227"/>
       </w:pPr>
       <w:r>
         <w:rPr>
@@ -6871,38 +6344,29 @@
     </w:p>
     <w:p>
       <w:pPr>
-        <w:spacing w:before="40" w:after="40" w:line="336" w:lineRule="auto"/>
-        <w:ind w:left="283"/>
-        <w:pBdr>
-          <w:left w:val="single" w:sz="12" w:space="8" w:color="A6A6A6"/>
-        </w:pBdr>
-      </w:pPr>
-      <w:r>
-        <w:rPr>
+        <w:spacing w:before="20" w:after="60" w:line="324" w:lineRule="auto"/>
+        <w:ind w:left="227"/>
+      </w:pPr>
+      <w:r>
+        <w:rPr>
+          <w:color w:val="6E6E6E"/>
           <w:sz w:val="20"/>
         </w:rPr>
-        <w:t xml:space="preserve"> </w:t>
-      </w:r>
-    </w:p>
-    <w:p>
-      <w:pPr>
-        <w:spacing w:before="40" w:after="40" w:line="336" w:lineRule="auto"/>
-        <w:ind w:left="283"/>
-        <w:pBdr>
-          <w:left w:val="single" w:sz="12" w:space="8" w:color="A6A6A6"/>
-        </w:pBdr>
-      </w:pPr>
-      <w:r>
-        <w:rPr>
+        <w:t>____________________________________________________</w:t>
+      </w:r>
+    </w:p>
+    <w:p>
+      <w:pPr>
+        <w:spacing w:before="20" w:after="60" w:line="324" w:lineRule="auto"/>
+        <w:ind w:left="227"/>
+      </w:pPr>
+      <w:r>
+        <w:rPr>
+          <w:color w:val="6E6E6E"/>
           <w:sz w:val="20"/>
         </w:rPr>
-        <w:t xml:space="preserve"> </w:t>
-      </w:r>
-    </w:p>
-    <w:p>
-      <w:pPr>
-        <w:spacing w:after="40"/>
-      </w:pPr>
+        <w:t>____________________________________________________</w:t>
+      </w:r>
     </w:p>
     <w:p>
       <w:pPr>
@@ -6936,10 +6400,7 @@
     <w:p>
       <w:pPr>
         <w:spacing w:before="0" w:after="60" w:line="312" w:lineRule="auto"/>
-        <w:ind w:left="283"/>
-        <w:pBdr>
-          <w:left w:val="single" w:sz="12" w:space="8" w:color="A6A6A6"/>
-        </w:pBdr>
+        <w:ind w:left="227"/>
       </w:pPr>
       <w:r>
         <w:rPr>
@@ -6953,10 +6414,7 @@
     <w:p>
       <w:pPr>
         <w:spacing w:before="0" w:after="60" w:line="312" w:lineRule="auto"/>
-        <w:ind w:left="283"/>
-        <w:pBdr>
-          <w:left w:val="single" w:sz="12" w:space="8" w:color="A6A6A6"/>
-        </w:pBdr>
+        <w:ind w:left="227"/>
       </w:pPr>
       <w:r>
         <w:rPr>
@@ -6970,7 +6428,7 @@
     <w:p>
       <w:pPr>
         <w:spacing w:before="0" w:after="60" w:line="312" w:lineRule="auto"/>
-        <w:ind w:left="283"/>
+        <w:ind w:left="227"/>
       </w:pPr>
       <w:r>
         <w:rPr>
@@ -7078,7 +6536,7 @@
     <w:p>
       <w:pPr>
         <w:spacing w:before="0" w:after="60" w:line="312" w:lineRule="auto"/>
-        <w:ind w:left="283"/>
+        <w:ind w:left="227"/>
       </w:pPr>
       <w:r>
         <w:rPr>
@@ -7204,10 +6662,7 @@
     <w:p>
       <w:pPr>
         <w:spacing w:before="0" w:after="60" w:line="312" w:lineRule="auto"/>
-        <w:ind w:left="283"/>
-        <w:pBdr>
-          <w:left w:val="single" w:sz="12" w:space="8" w:color="A6A6A6"/>
-        </w:pBdr>
+        <w:ind w:left="227"/>
       </w:pPr>
       <w:r>
         <w:rPr>
@@ -8061,10 +7516,7 @@
     <w:p>
       <w:pPr>
         <w:spacing w:before="0" w:after="60" w:line="312" w:lineRule="auto"/>
-        <w:ind w:left="283"/>
-        <w:pBdr>
-          <w:left w:val="single" w:sz="12" w:space="8" w:color="A6A6A6"/>
-        </w:pBdr>
+        <w:ind w:left="227"/>
       </w:pPr>
       <w:r>
         <w:rPr>
@@ -8078,7 +7530,7 @@
     <w:p>
       <w:pPr>
         <w:spacing w:before="0" w:after="60" w:line="312" w:lineRule="auto"/>
-        <w:ind w:left="283"/>
+        <w:ind w:left="227"/>
       </w:pPr>
       <w:r>
         <w:rPr>
@@ -8114,10 +7566,7 @@
     <w:p>
       <w:pPr>
         <w:spacing w:before="0" w:after="60" w:line="312" w:lineRule="auto"/>
-        <w:ind w:left="283"/>
-        <w:pBdr>
-          <w:left w:val="single" w:sz="12" w:space="8" w:color="A6A6A6"/>
-        </w:pBdr>
+        <w:ind w:left="227"/>
       </w:pPr>
       <w:r>
         <w:rPr>
@@ -8131,10 +7580,7 @@
     <w:p>
       <w:pPr>
         <w:spacing w:before="0" w:after="60" w:line="312" w:lineRule="auto"/>
-        <w:ind w:left="283"/>
-        <w:pBdr>
-          <w:left w:val="single" w:sz="12" w:space="8" w:color="A6A6A6"/>
-        </w:pBdr>
+        <w:ind w:left="227"/>
       </w:pPr>
       <w:r>
         <w:rPr>
@@ -8148,7 +7594,7 @@
     <w:p>
       <w:pPr>
         <w:spacing w:before="0" w:after="60" w:line="312" w:lineRule="auto"/>
-        <w:ind w:left="283"/>
+        <w:ind w:left="227"/>
       </w:pPr>
       <w:r>
         <w:rPr>
@@ -8199,10 +7645,7 @@
     <w:p>
       <w:pPr>
         <w:spacing w:before="0" w:after="60" w:line="312" w:lineRule="auto"/>
-        <w:ind w:left="283"/>
-        <w:pBdr>
-          <w:left w:val="single" w:sz="12" w:space="8" w:color="A6A6A6"/>
-        </w:pBdr>
+        <w:ind w:left="227"/>
       </w:pPr>
       <w:r>
         <w:rPr>
@@ -8216,7 +7659,7 @@
     <w:p>
       <w:pPr>
         <w:spacing w:before="0" w:after="60" w:line="312" w:lineRule="auto"/>
-        <w:ind w:left="283"/>
+        <w:ind w:left="227"/>
       </w:pPr>
       <w:r>
         <w:rPr>
@@ -8278,10 +7721,7 @@
     <w:p>
       <w:pPr>
         <w:spacing w:before="0" w:after="60" w:line="312" w:lineRule="auto"/>
-        <w:ind w:left="283"/>
-        <w:pBdr>
-          <w:left w:val="single" w:sz="12" w:space="8" w:color="A6A6A6"/>
-        </w:pBdr>
+        <w:ind w:left="227"/>
       </w:pPr>
       <w:r>
         <w:rPr>
@@ -8295,7 +7735,7 @@
     <w:p>
       <w:pPr>
         <w:spacing w:before="0" w:after="60" w:line="312" w:lineRule="auto"/>
-        <w:ind w:left="283"/>
+        <w:ind w:left="227"/>
       </w:pPr>
       <w:r>
         <w:rPr>
@@ -8346,10 +7786,7 @@
     <w:p>
       <w:pPr>
         <w:spacing w:before="0" w:after="60" w:line="312" w:lineRule="auto"/>
-        <w:ind w:left="283"/>
-        <w:pBdr>
-          <w:left w:val="single" w:sz="12" w:space="8" w:color="A6A6A6"/>
-        </w:pBdr>
+        <w:ind w:left="227"/>
       </w:pPr>
       <w:r>
         <w:rPr>
@@ -8363,10 +7800,7 @@
     <w:p>
       <w:pPr>
         <w:spacing w:before="0" w:after="60" w:line="312" w:lineRule="auto"/>
-        <w:ind w:left="283"/>
-        <w:pBdr>
-          <w:left w:val="single" w:sz="12" w:space="8" w:color="A6A6A6"/>
-        </w:pBdr>
+        <w:ind w:left="227"/>
       </w:pPr>
       <w:r>
         <w:rPr>
@@ -8380,7 +7814,7 @@
     <w:p>
       <w:pPr>
         <w:spacing w:before="0" w:after="60" w:line="312" w:lineRule="auto"/>
-        <w:ind w:left="283"/>
+        <w:ind w:left="227"/>
       </w:pPr>
       <w:r>
         <w:rPr>
@@ -8416,10 +7850,7 @@
     <w:p>
       <w:pPr>
         <w:spacing w:before="0" w:after="60" w:line="312" w:lineRule="auto"/>
-        <w:ind w:left="283"/>
-        <w:pBdr>
-          <w:left w:val="single" w:sz="12" w:space="8" w:color="A6A6A6"/>
-        </w:pBdr>
+        <w:ind w:left="227"/>
       </w:pPr>
       <w:r>
         <w:rPr>
@@ -8433,10 +7864,7 @@
     <w:p>
       <w:pPr>
         <w:spacing w:before="0" w:after="60" w:line="312" w:lineRule="auto"/>
-        <w:ind w:left="283"/>
-        <w:pBdr>
-          <w:left w:val="single" w:sz="12" w:space="8" w:color="A6A6A6"/>
-        </w:pBdr>
+        <w:ind w:left="227"/>
       </w:pPr>
       <w:r>
         <w:rPr>
@@ -8450,7 +7878,7 @@
     <w:p>
       <w:pPr>
         <w:spacing w:before="0" w:after="60" w:line="312" w:lineRule="auto"/>
-        <w:ind w:left="283"/>
+        <w:ind w:left="227"/>
       </w:pPr>
       <w:r>
         <w:rPr>
@@ -8486,10 +7914,7 @@
     <w:p>
       <w:pPr>
         <w:spacing w:before="0" w:after="60" w:line="312" w:lineRule="auto"/>
-        <w:ind w:left="283"/>
-        <w:pBdr>
-          <w:left w:val="single" w:sz="12" w:space="8" w:color="A6A6A6"/>
-        </w:pBdr>
+        <w:ind w:left="227"/>
       </w:pPr>
       <w:r>
         <w:rPr>
@@ -8503,7 +7928,7 @@
     <w:p>
       <w:pPr>
         <w:spacing w:before="0" w:after="60" w:line="312" w:lineRule="auto"/>
-        <w:ind w:left="283"/>
+        <w:ind w:left="227"/>
       </w:pPr>
       <w:r>
         <w:rPr>
@@ -8561,7 +7986,7 @@
     <w:p>
       <w:pPr>
         <w:spacing w:before="0" w:after="60" w:line="312" w:lineRule="auto"/>
-        <w:ind w:left="283"/>
+        <w:ind w:left="227"/>
       </w:pPr>
       <w:r>
         <w:rPr>
@@ -8623,10 +8048,7 @@
     <w:p>
       <w:pPr>
         <w:spacing w:before="0" w:after="60" w:line="312" w:lineRule="auto"/>
-        <w:ind w:left="283"/>
-        <w:pBdr>
-          <w:left w:val="single" w:sz="12" w:space="8" w:color="A6A6A6"/>
-        </w:pBdr>
+        <w:ind w:left="227"/>
       </w:pPr>
       <w:r>
         <w:rPr>
@@ -8640,7 +8062,7 @@
     <w:p>
       <w:pPr>
         <w:spacing w:before="0" w:after="60" w:line="312" w:lineRule="auto"/>
-        <w:ind w:left="283"/>
+        <w:ind w:left="227"/>
       </w:pPr>
       <w:r>
         <w:rPr>
@@ -8691,10 +8113,7 @@
     <w:p>
       <w:pPr>
         <w:spacing w:before="0" w:after="60" w:line="312" w:lineRule="auto"/>
-        <w:ind w:left="283"/>
-        <w:pBdr>
-          <w:left w:val="single" w:sz="12" w:space="8" w:color="A6A6A6"/>
-        </w:pBdr>
+        <w:ind w:left="227"/>
       </w:pPr>
       <w:r>
         <w:rPr>
@@ -8708,10 +8127,7 @@
     <w:p>
       <w:pPr>
         <w:spacing w:before="0" w:after="60" w:line="312" w:lineRule="auto"/>
-        <w:ind w:left="283"/>
-        <w:pBdr>
-          <w:left w:val="single" w:sz="12" w:space="8" w:color="A6A6A6"/>
-        </w:pBdr>
+        <w:ind w:left="227"/>
       </w:pPr>
       <w:r>
         <w:rPr>
@@ -8725,7 +8141,7 @@
     <w:p>
       <w:pPr>
         <w:spacing w:before="0" w:after="60" w:line="312" w:lineRule="auto"/>
-        <w:ind w:left="283"/>
+        <w:ind w:left="227"/>
       </w:pPr>
       <w:r>
         <w:rPr>
@@ -8797,7 +8213,7 @@
     <w:p>
       <w:pPr>
         <w:spacing w:before="0" w:after="60" w:line="312" w:lineRule="auto"/>
-        <w:ind w:left="283"/>
+        <w:ind w:left="227"/>
       </w:pPr>
       <w:r>
         <w:rPr>
@@ -9698,10 +9114,7 @@
     <w:p>
       <w:pPr>
         <w:spacing w:before="0" w:after="60" w:line="312" w:lineRule="auto"/>
-        <w:ind w:left="283"/>
-        <w:pBdr>
-          <w:left w:val="single" w:sz="12" w:space="8" w:color="A6A6A6"/>
-        </w:pBdr>
+        <w:ind w:left="227"/>
       </w:pPr>
       <w:r>
         <w:rPr>
@@ -9928,10 +9341,7 @@
     <w:p>
       <w:pPr>
         <w:spacing w:before="0" w:after="60" w:line="312" w:lineRule="auto"/>
-        <w:ind w:left="283"/>
-        <w:pBdr>
-          <w:left w:val="single" w:sz="12" w:space="8" w:color="E0E0E0"/>
-        </w:pBdr>
+        <w:ind w:left="227"/>
       </w:pPr>
       <w:r>
         <w:rPr>
@@ -9987,9 +9397,6 @@
       <w:pPr>
         <w:spacing w:before="0" w:after="60" w:line="312" w:lineRule="auto"/>
         <w:ind w:left="283"/>
-        <w:pBdr>
-          <w:left w:val="single" w:sz="12" w:space="8" w:color="E0E0E0"/>
-        </w:pBdr>
       </w:pPr>
       <w:r>
         <w:rPr>
@@ -10004,9 +9411,6 @@
       <w:pPr>
         <w:spacing w:before="0" w:after="60" w:line="312" w:lineRule="auto"/>
         <w:ind w:left="283"/>
-        <w:pBdr>
-          <w:left w:val="single" w:sz="12" w:space="8" w:color="E0E0E0"/>
-        </w:pBdr>
       </w:pPr>
       <w:r>
         <w:rPr>
@@ -10021,9 +9425,6 @@
       <w:pPr>
         <w:spacing w:before="0" w:after="60" w:line="312" w:lineRule="auto"/>
         <w:ind w:left="283"/>
-        <w:pBdr>
-          <w:left w:val="single" w:sz="12" w:space="8" w:color="E0E0E0"/>
-        </w:pBdr>
       </w:pPr>
       <w:r>
         <w:rPr>
@@ -10038,9 +9439,6 @@
       <w:pPr>
         <w:spacing w:before="0" w:after="60" w:line="312" w:lineRule="auto"/>
         <w:ind w:left="283"/>
-        <w:pBdr>
-          <w:left w:val="single" w:sz="12" w:space="8" w:color="E0E0E0"/>
-        </w:pBdr>
       </w:pPr>
       <w:r>
         <w:rPr>
@@ -10055,9 +9453,6 @@
       <w:pPr>
         <w:spacing w:before="0" w:after="60" w:line="312" w:lineRule="auto"/>
         <w:ind w:left="283"/>
-        <w:pBdr>
-          <w:left w:val="single" w:sz="12" w:space="8" w:color="E0E0E0"/>
-        </w:pBdr>
       </w:pPr>
       <w:r>
         <w:rPr>
@@ -10225,46 +9620,34 @@
     </w:p>
     <w:p>
       <w:pPr>
-        <w:spacing w:before="40" w:after="40" w:line="336" w:lineRule="auto"/>
-        <w:ind w:left="283"/>
-        <w:pBdr>
-          <w:left w:val="single" w:sz="12" w:space="8" w:color="E0E0E0"/>
-        </w:pBdr>
-      </w:pPr>
-      <w:r>
-        <w:rPr>
+        <w:spacing w:before="20" w:after="60" w:line="324" w:lineRule="auto"/>
+        <w:ind w:left="227"/>
+      </w:pPr>
+      <w:r>
+        <w:rPr>
+          <w:color w:val="B4B4B4"/>
           <w:sz w:val="20"/>
         </w:rPr>
-        <w:t xml:space="preserve"> </w:t>
-      </w:r>
-    </w:p>
-    <w:p>
-      <w:pPr>
-        <w:spacing w:before="40" w:after="40" w:line="336" w:lineRule="auto"/>
-        <w:ind w:left="283"/>
-        <w:pBdr>
-          <w:left w:val="single" w:sz="12" w:space="8" w:color="E0E0E0"/>
-        </w:pBdr>
-      </w:pPr>
-      <w:r>
-        <w:rPr>
+        <w:t>____________________________________________________</w:t>
+      </w:r>
+    </w:p>
+    <w:p>
+      <w:pPr>
+        <w:spacing w:before="20" w:after="60" w:line="324" w:lineRule="auto"/>
+        <w:ind w:left="227"/>
+      </w:pPr>
+      <w:r>
+        <w:rPr>
+          <w:color w:val="B4B4B4"/>
           <w:sz w:val="20"/>
         </w:rPr>
-        <w:t xml:space="preserve"> </w:t>
-      </w:r>
-    </w:p>
-    <w:p>
-      <w:pPr>
-        <w:spacing w:after="40"/>
-      </w:pPr>
+        <w:t>____________________________________________________</w:t>
+      </w:r>
     </w:p>
     <w:p>
       <w:pPr>
         <w:spacing w:before="0" w:after="60" w:line="312" w:lineRule="auto"/>
-        <w:ind w:left="283"/>
-        <w:pBdr>
-          <w:left w:val="single" w:sz="12" w:space="8" w:color="E0E0E0"/>
-        </w:pBdr>
+        <w:ind w:left="227"/>
       </w:pPr>
       <w:r>
         <w:rPr>
@@ -10301,10 +9684,7 @@
     <w:p>
       <w:pPr>
         <w:spacing w:before="0" w:after="60" w:line="312" w:lineRule="auto"/>
-        <w:ind w:left="283"/>
-        <w:pBdr>
-          <w:left w:val="single" w:sz="12" w:space="8" w:color="E0E0E0"/>
-        </w:pBdr>
+        <w:ind w:left="227"/>
       </w:pPr>
       <w:r>
         <w:rPr>
@@ -10341,10 +9721,7 @@
     <w:p>
       <w:pPr>
         <w:spacing w:before="0" w:after="60" w:line="312" w:lineRule="auto"/>
-        <w:ind w:left="283"/>
-        <w:pBdr>
-          <w:left w:val="single" w:sz="12" w:space="8" w:color="E0E0E0"/>
-        </w:pBdr>
+        <w:ind w:left="227"/>
       </w:pPr>
       <w:r>
         <w:rPr>
@@ -10381,10 +9758,7 @@
     <w:p>
       <w:pPr>
         <w:spacing w:before="0" w:after="60" w:line="312" w:lineRule="auto"/>
-        <w:ind w:left="283"/>
-        <w:pBdr>
-          <w:left w:val="single" w:sz="12" w:space="8" w:color="E0E0E0"/>
-        </w:pBdr>
+        <w:ind w:left="227"/>
       </w:pPr>
       <w:r>
         <w:rPr>
@@ -10514,7 +9888,7 @@
     <w:p>
       <w:pPr>
         <w:spacing w:before="0" w:after="60" w:line="312" w:lineRule="auto"/>
-        <w:ind w:left="283"/>
+        <w:ind w:left="227"/>
       </w:pPr>
       <w:r>
         <w:rPr>
@@ -10592,7 +9966,7 @@
     <w:p>
       <w:pPr>
         <w:spacing w:before="0" w:after="60" w:line="312" w:lineRule="auto"/>
-        <w:ind w:left="283"/>
+        <w:ind w:left="227"/>
       </w:pPr>
       <w:r>
         <w:rPr>
@@ -10634,11 +10008,8 @@
     </w:p>
     <w:p>
       <w:pPr>
-        <w:spacing w:before="40" w:after="40" w:line="336" w:lineRule="auto"/>
-        <w:ind w:left="283"/>
-        <w:pBdr>
-          <w:left w:val="single" w:sz="12" w:space="8" w:color="A6A6A6"/>
-        </w:pBdr>
+        <w:spacing w:before="40" w:after="120" w:line="324" w:lineRule="auto"/>
+        <w:ind w:left="227"/>
       </w:pPr>
       <w:r>
         <w:rPr>
@@ -10647,11 +10018,6 @@
         </w:rPr>
         <w:t>미수집] (세션 3)</w:t>
       </w:r>
-    </w:p>
-    <w:p>
-      <w:pPr>
-        <w:spacing w:after="40"/>
-      </w:pPr>
     </w:p>
     <w:p>
       <w:pPr>
@@ -10685,10 +10051,7 @@
     <w:p>
       <w:pPr>
         <w:spacing w:before="0" w:after="60" w:line="312" w:lineRule="auto"/>
-        <w:ind w:left="283"/>
-        <w:pBdr>
-          <w:left w:val="single" w:sz="12" w:space="8" w:color="A6A6A6"/>
-        </w:pBdr>
+        <w:ind w:left="227"/>
       </w:pPr>
       <w:r>
         <w:rPr>
@@ -10702,7 +10065,7 @@
     <w:p>
       <w:pPr>
         <w:spacing w:before="0" w:after="60" w:line="312" w:lineRule="auto"/>
-        <w:ind w:left="283"/>
+        <w:ind w:left="227"/>
       </w:pPr>
       <w:r>
         <w:rPr>
@@ -10738,10 +10101,7 @@
     <w:p>
       <w:pPr>
         <w:spacing w:before="0" w:after="60" w:line="312" w:lineRule="auto"/>
-        <w:ind w:left="283"/>
-        <w:pBdr>
-          <w:left w:val="single" w:sz="12" w:space="8" w:color="A6A6A6"/>
-        </w:pBdr>
+        <w:ind w:left="227"/>
       </w:pPr>
       <w:r>
         <w:rPr>
@@ -10799,7 +10159,7 @@
     <w:p>
       <w:pPr>
         <w:spacing w:before="0" w:after="60" w:line="312" w:lineRule="auto"/>
-        <w:ind w:left="283"/>
+        <w:ind w:left="227"/>
       </w:pPr>
       <w:r>
         <w:rPr>
@@ -10836,10 +10196,7 @@
     <w:p>
       <w:pPr>
         <w:spacing w:before="0" w:after="60" w:line="312" w:lineRule="auto"/>
-        <w:ind w:left="283"/>
-        <w:pBdr>
-          <w:left w:val="single" w:sz="12" w:space="8" w:color="E0E0E0"/>
-        </w:pBdr>
+        <w:ind w:left="227"/>
       </w:pPr>
       <w:r>
         <w:rPr>
@@ -10876,10 +10233,7 @@
     <w:p>
       <w:pPr>
         <w:spacing w:before="0" w:after="60" w:line="312" w:lineRule="auto"/>
-        <w:ind w:left="283"/>
-        <w:pBdr>
-          <w:left w:val="single" w:sz="12" w:space="8" w:color="E0E0E0"/>
-        </w:pBdr>
+        <w:ind w:left="227"/>
       </w:pPr>
       <w:r>
         <w:rPr>
@@ -10937,10 +10291,7 @@
     <w:p>
       <w:pPr>
         <w:spacing w:before="0" w:after="60" w:line="312" w:lineRule="auto"/>
-        <w:ind w:left="283"/>
-        <w:pBdr>
-          <w:left w:val="single" w:sz="12" w:space="8" w:color="E0E0E0"/>
-        </w:pBdr>
+        <w:ind w:left="227"/>
       </w:pPr>
       <w:r>
         <w:rPr>
@@ -10954,10 +10305,7 @@
     <w:p>
       <w:pPr>
         <w:spacing w:before="0" w:after="60" w:line="312" w:lineRule="auto"/>
-        <w:ind w:left="283"/>
-        <w:pBdr>
-          <w:left w:val="single" w:sz="12" w:space="8" w:color="E0E0E0"/>
-        </w:pBdr>
+        <w:ind w:left="227"/>
       </w:pPr>
       <w:r>
         <w:rPr>
@@ -11000,23 +10348,16 @@
     </w:p>
     <w:p>
       <w:pPr>
-        <w:spacing w:before="40" w:after="40" w:line="336" w:lineRule="auto"/>
-        <w:ind w:left="283"/>
-        <w:pBdr>
-          <w:left w:val="single" w:sz="12" w:space="8" w:color="E0E0E0"/>
-        </w:pBdr>
-      </w:pPr>
-      <w:r>
-        <w:rPr>
+        <w:spacing w:before="20" w:after="60" w:line="324" w:lineRule="auto"/>
+        <w:ind w:left="227"/>
+      </w:pPr>
+      <w:r>
+        <w:rPr>
+          <w:color w:val="B4B4B4"/>
           <w:sz w:val="20"/>
         </w:rPr>
-        <w:t xml:space="preserve"> </w:t>
-      </w:r>
-    </w:p>
-    <w:p>
-      <w:pPr>
-        <w:spacing w:after="40"/>
-      </w:pPr>
+        <w:t>____________________</w:t>
+      </w:r>
     </w:p>
     <w:p>
       <w:pPr>
@@ -11051,7 +10392,7 @@
     <w:p>
       <w:pPr>
         <w:spacing w:before="0" w:after="60" w:line="312" w:lineRule="auto"/>
-        <w:ind w:left="283"/>
+        <w:ind w:left="227"/>
       </w:pPr>
       <w:r>
         <w:rPr>
@@ -11064,38 +10405,29 @@
     </w:p>
     <w:p>
       <w:pPr>
-        <w:spacing w:before="40" w:after="40" w:line="336" w:lineRule="auto"/>
-        <w:ind w:left="283"/>
-        <w:pBdr>
-          <w:left w:val="single" w:sz="12" w:space="8" w:color="E0E0E0"/>
-        </w:pBdr>
-      </w:pPr>
-      <w:r>
-        <w:rPr>
+        <w:spacing w:before="20" w:after="60" w:line="324" w:lineRule="auto"/>
+        <w:ind w:left="227"/>
+      </w:pPr>
+      <w:r>
+        <w:rPr>
+          <w:color w:val="B4B4B4"/>
           <w:sz w:val="20"/>
         </w:rPr>
-        <w:t xml:space="preserve"> </w:t>
-      </w:r>
-    </w:p>
-    <w:p>
-      <w:pPr>
-        <w:spacing w:before="40" w:after="40" w:line="336" w:lineRule="auto"/>
-        <w:ind w:left="283"/>
-        <w:pBdr>
-          <w:left w:val="single" w:sz="12" w:space="8" w:color="E0E0E0"/>
-        </w:pBdr>
-      </w:pPr>
-      <w:r>
-        <w:rPr>
+        <w:t>____________________________________________________</w:t>
+      </w:r>
+    </w:p>
+    <w:p>
+      <w:pPr>
+        <w:spacing w:before="20" w:after="60" w:line="324" w:lineRule="auto"/>
+        <w:ind w:left="227"/>
+      </w:pPr>
+      <w:r>
+        <w:rPr>
+          <w:color w:val="B4B4B4"/>
           <w:sz w:val="20"/>
         </w:rPr>
-        <w:t xml:space="preserve"> </w:t>
-      </w:r>
-    </w:p>
-    <w:p>
-      <w:pPr>
-        <w:spacing w:after="40"/>
-      </w:pPr>
+        <w:t>____________________________________________________</w:t>
+      </w:r>
     </w:p>
     <w:p>
       <w:pPr>
@@ -11114,7 +10446,7 @@
     <w:p>
       <w:pPr>
         <w:spacing w:before="0" w:after="60" w:line="312" w:lineRule="auto"/>
-        <w:ind w:left="283"/>
+        <w:ind w:left="227"/>
       </w:pPr>
       <w:r>
         <w:rPr>
@@ -11159,10 +10491,7 @@
     <w:p>
       <w:pPr>
         <w:spacing w:before="0" w:after="60" w:line="312" w:lineRule="auto"/>
-        <w:ind w:left="283"/>
-        <w:pBdr>
-          <w:left w:val="single" w:sz="12" w:space="8" w:color="A6A6A6"/>
-        </w:pBdr>
+        <w:ind w:left="227"/>
       </w:pPr>
       <w:r>
         <w:rPr>
@@ -11176,10 +10505,7 @@
     <w:p>
       <w:pPr>
         <w:spacing w:before="0" w:after="60" w:line="312" w:lineRule="auto"/>
-        <w:ind w:left="283"/>
-        <w:pBdr>
-          <w:left w:val="single" w:sz="12" w:space="8" w:color="A6A6A6"/>
-        </w:pBdr>
+        <w:ind w:left="227"/>
       </w:pPr>
       <w:r>
         <w:rPr>
@@ -11193,10 +10519,7 @@
     <w:p>
       <w:pPr>
         <w:spacing w:before="0" w:after="60" w:line="312" w:lineRule="auto"/>
-        <w:ind w:left="283"/>
-        <w:pBdr>
-          <w:left w:val="single" w:sz="12" w:space="8" w:color="A6A6A6"/>
-        </w:pBdr>
+        <w:ind w:left="227"/>
       </w:pPr>
       <w:r>
         <w:rPr>
@@ -11210,10 +10533,7 @@
     <w:p>
       <w:pPr>
         <w:spacing w:before="0" w:after="60" w:line="312" w:lineRule="auto"/>
-        <w:ind w:left="283"/>
-        <w:pBdr>
-          <w:left w:val="single" w:sz="12" w:space="8" w:color="A6A6A6"/>
-        </w:pBdr>
+        <w:ind w:left="227"/>
       </w:pPr>
       <w:r>
         <w:rPr>
@@ -11227,10 +10547,7 @@
     <w:p>
       <w:pPr>
         <w:spacing w:before="0" w:after="60" w:line="312" w:lineRule="auto"/>
-        <w:ind w:left="283"/>
-        <w:pBdr>
-          <w:left w:val="single" w:sz="12" w:space="8" w:color="A6A6A6"/>
-        </w:pBdr>
+        <w:ind w:left="227"/>
       </w:pPr>
       <w:r>
         <w:rPr>
@@ -11258,10 +10575,7 @@
     <w:p>
       <w:pPr>
         <w:spacing w:before="0" w:after="60" w:line="312" w:lineRule="auto"/>
-        <w:ind w:left="283"/>
-        <w:pBdr>
-          <w:left w:val="single" w:sz="12" w:space="8" w:color="A6A6A6"/>
-        </w:pBdr>
+        <w:ind w:left="227"/>
       </w:pPr>
       <w:r>
         <w:rPr>
@@ -11275,10 +10589,7 @@
     <w:p>
       <w:pPr>
         <w:spacing w:before="0" w:after="60" w:line="312" w:lineRule="auto"/>
-        <w:ind w:left="283"/>
-        <w:pBdr>
-          <w:left w:val="single" w:sz="12" w:space="8" w:color="A6A6A6"/>
-        </w:pBdr>
+        <w:ind w:left="227"/>
       </w:pPr>
       <w:r>
         <w:rPr>
@@ -11292,10 +10603,7 @@
     <w:p>
       <w:pPr>
         <w:spacing w:before="0" w:after="60" w:line="312" w:lineRule="auto"/>
-        <w:ind w:left="283"/>
-        <w:pBdr>
-          <w:left w:val="single" w:sz="12" w:space="8" w:color="A6A6A6"/>
-        </w:pBdr>
+        <w:ind w:left="227"/>
       </w:pPr>
       <w:r>
         <w:rPr>
@@ -11309,10 +10617,7 @@
     <w:p>
       <w:pPr>
         <w:spacing w:before="0" w:after="60" w:line="312" w:lineRule="auto"/>
-        <w:ind w:left="283"/>
-        <w:pBdr>
-          <w:left w:val="single" w:sz="12" w:space="8" w:color="A6A6A6"/>
-        </w:pBdr>
+        <w:ind w:left="227"/>
       </w:pPr>
       <w:r>
         <w:rPr>
@@ -11326,10 +10631,7 @@
     <w:p>
       <w:pPr>
         <w:spacing w:before="0" w:after="60" w:line="312" w:lineRule="auto"/>
-        <w:ind w:left="283"/>
-        <w:pBdr>
-          <w:left w:val="single" w:sz="12" w:space="8" w:color="A6A6A6"/>
-        </w:pBdr>
+        <w:ind w:left="227"/>
       </w:pPr>
       <w:r>
         <w:rPr>
@@ -11343,10 +10645,7 @@
     <w:p>
       <w:pPr>
         <w:spacing w:before="0" w:after="60" w:line="312" w:lineRule="auto"/>
-        <w:ind w:left="283"/>
-        <w:pBdr>
-          <w:left w:val="single" w:sz="12" w:space="8" w:color="A6A6A6"/>
-        </w:pBdr>
+        <w:ind w:left="227"/>
       </w:pPr>
       <w:r>
         <w:rPr>
@@ -11360,10 +10659,7 @@
     <w:p>
       <w:pPr>
         <w:spacing w:before="0" w:after="60" w:line="312" w:lineRule="auto"/>
-        <w:ind w:left="283"/>
-        <w:pBdr>
-          <w:left w:val="single" w:sz="12" w:space="8" w:color="A6A6A6"/>
-        </w:pBdr>
+        <w:ind w:left="227"/>
       </w:pPr>
       <w:r>
         <w:rPr>

--- a/ai/docs/Persona_Intake_이준혁.docx
+++ b/ai/docs/Persona_Intake_이준혁.docx
@@ -4,7 +4,7 @@
   <w:body>
     <w:p>
       <w:pPr>
-        <w:spacing w:before="0" w:after="40" w:line="312" w:lineRule="auto"/>
+        <w:spacing w:before="0" w:after="320" w:line="312" w:lineRule="auto"/>
         <w:ind w:left="0"/>
       </w:pPr>
       <w:r>
@@ -14,20 +14,6 @@
           <w:sz w:val="40"/>
         </w:rPr>
         <w:t>Persona Intake 작성본 (이준혁)</w:t>
-      </w:r>
-    </w:p>
-    <w:p>
-      <w:pPr>
-        <w:spacing w:before="0" w:after="280" w:line="312" w:lineRule="auto"/>
-        <w:ind w:left="0"/>
-      </w:pPr>
-      <w:r>
-        <w:rPr>
-          <w:b w:val="0"/>
-          <w:color w:val="6E6E6E"/>
-          <w:sz w:val="18"/>
-        </w:rPr>
-        <w:t>설계 원칙·형식 규격은 Persona_Intake_설계규격.md</w:t>
       </w:r>
     </w:p>
     <w:p>
@@ -89,8 +75,11 @@
     </w:p>
     <w:p>
       <w:pPr>
-        <w:spacing w:before="40" w:after="120" w:line="324" w:lineRule="auto"/>
-        <w:ind w:left="227"/>
+        <w:spacing w:before="60" w:after="180" w:line="324" w:lineRule="auto"/>
+        <w:ind w:left="227" w:right="5216"/>
+        <w:pBdr>
+          <w:bottom w:val="single" w:sz="6" w:space="4" w:color="9A9A9A"/>
+        </w:pBdr>
       </w:pPr>
       <w:r>
         <w:rPr>
@@ -228,15 +217,17 @@
     </w:p>
     <w:p>
       <w:pPr>
-        <w:spacing w:before="20" w:after="60" w:line="324" w:lineRule="auto"/>
-        <w:ind w:left="227"/>
-      </w:pPr>
-      <w:r>
-        <w:rPr>
-          <w:color w:val="B4B4B4"/>
+        <w:spacing w:before="60" w:after="180" w:line="324" w:lineRule="auto"/>
+        <w:ind w:left="227" w:right="5216"/>
+        <w:pBdr>
+          <w:bottom w:val="single" w:sz="6" w:space="4" w:color="D9D9D9"/>
+        </w:pBdr>
+      </w:pPr>
+      <w:r>
+        <w:rPr>
           <w:sz w:val="20"/>
         </w:rPr>
-        <w:t>____________________</w:t>
+        <w:t xml:space="preserve"> </w:t>
       </w:r>
     </w:p>
     <w:p>
@@ -431,28 +422,32 @@
     </w:p>
     <w:p>
       <w:pPr>
-        <w:spacing w:before="20" w:after="60" w:line="324" w:lineRule="auto"/>
+        <w:spacing w:before="60" w:after="180" w:line="324" w:lineRule="auto"/>
         <w:ind w:left="227"/>
-      </w:pPr>
-      <w:r>
-        <w:rPr>
-          <w:color w:val="6E6E6E"/>
+        <w:pBdr>
+          <w:bottom w:val="single" w:sz="6" w:space="4" w:color="9A9A9A"/>
+        </w:pBdr>
+      </w:pPr>
+      <w:r>
+        <w:rPr>
           <w:sz w:val="20"/>
         </w:rPr>
-        <w:t>____________________________________________________</w:t>
-      </w:r>
-    </w:p>
-    <w:p>
-      <w:pPr>
-        <w:spacing w:before="20" w:after="60" w:line="324" w:lineRule="auto"/>
+        <w:t xml:space="preserve"> </w:t>
+      </w:r>
+    </w:p>
+    <w:p>
+      <w:pPr>
+        <w:spacing w:before="60" w:after="180" w:line="324" w:lineRule="auto"/>
         <w:ind w:left="227"/>
-      </w:pPr>
-      <w:r>
-        <w:rPr>
-          <w:color w:val="6E6E6E"/>
+        <w:pBdr>
+          <w:bottom w:val="single" w:sz="6" w:space="4" w:color="9A9A9A"/>
+        </w:pBdr>
+      </w:pPr>
+      <w:r>
+        <w:rPr>
           <w:sz w:val="20"/>
         </w:rPr>
-        <w:t>____________________________________________________</w:t>
+        <w:t xml:space="preserve"> </w:t>
       </w:r>
     </w:p>
     <w:p>
@@ -591,15 +586,17 @@
     </w:p>
     <w:p>
       <w:pPr>
-        <w:spacing w:before="20" w:after="60" w:line="324" w:lineRule="auto"/>
-        <w:ind w:left="227"/>
-      </w:pPr>
-      <w:r>
-        <w:rPr>
-          <w:color w:val="B4B4B4"/>
+        <w:spacing w:before="60" w:after="180" w:line="324" w:lineRule="auto"/>
+        <w:ind w:left="227" w:right="5216"/>
+        <w:pBdr>
+          <w:bottom w:val="single" w:sz="6" w:space="4" w:color="D9D9D9"/>
+        </w:pBdr>
+      </w:pPr>
+      <w:r>
+        <w:rPr>
           <w:sz w:val="20"/>
         </w:rPr>
-        <w:t>____________________</w:t>
+        <w:t xml:space="preserve"> </w:t>
       </w:r>
     </w:p>
     <w:p>
@@ -644,8 +641,11 @@
     </w:p>
     <w:p>
       <w:pPr>
-        <w:spacing w:before="40" w:after="120" w:line="324" w:lineRule="auto"/>
-        <w:ind w:left="227"/>
+        <w:spacing w:before="60" w:after="180" w:line="324" w:lineRule="auto"/>
+        <w:ind w:left="227" w:right="5216"/>
+        <w:pBdr>
+          <w:bottom w:val="single" w:sz="6" w:space="4" w:color="9A9A9A"/>
+        </w:pBdr>
       </w:pPr>
       <w:r>
         <w:rPr>
@@ -697,8 +697,11 @@
     </w:p>
     <w:p>
       <w:pPr>
-        <w:spacing w:before="40" w:after="120" w:line="324" w:lineRule="auto"/>
+        <w:spacing w:before="60" w:after="180" w:line="324" w:lineRule="auto"/>
         <w:ind w:left="227"/>
+        <w:pBdr>
+          <w:bottom w:val="single" w:sz="6" w:space="4" w:color="9A9A9A"/>
+        </w:pBdr>
       </w:pPr>
       <w:r>
         <w:rPr>
@@ -1263,8 +1266,11 @@
     </w:p>
     <w:p>
       <w:pPr>
-        <w:spacing w:before="40" w:after="120" w:line="324" w:lineRule="auto"/>
-        <w:ind w:left="227"/>
+        <w:spacing w:before="60" w:after="180" w:line="324" w:lineRule="auto"/>
+        <w:ind w:left="227" w:right="5216"/>
+        <w:pBdr>
+          <w:bottom w:val="single" w:sz="6" w:space="4" w:color="9A9A9A"/>
+        </w:pBdr>
       </w:pPr>
       <w:r>
         <w:rPr>
@@ -1316,8 +1322,11 @@
     </w:p>
     <w:p>
       <w:pPr>
-        <w:spacing w:before="40" w:after="120" w:line="324" w:lineRule="auto"/>
+        <w:spacing w:before="60" w:after="180" w:line="324" w:lineRule="auto"/>
         <w:ind w:left="227"/>
+        <w:pBdr>
+          <w:bottom w:val="single" w:sz="6" w:space="4" w:color="9A9A9A"/>
+        </w:pBdr>
       </w:pPr>
       <w:r>
         <w:rPr>
@@ -1496,8 +1505,11 @@
     </w:p>
     <w:p>
       <w:pPr>
-        <w:spacing w:before="40" w:after="120" w:line="324" w:lineRule="auto"/>
+        <w:spacing w:before="60" w:after="180" w:line="324" w:lineRule="auto"/>
         <w:ind w:left="227"/>
+        <w:pBdr>
+          <w:bottom w:val="single" w:sz="6" w:space="4" w:color="9A9A9A"/>
+        </w:pBdr>
       </w:pPr>
       <w:r>
         <w:rPr>
@@ -2859,28 +2871,32 @@
     </w:p>
     <w:p>
       <w:pPr>
-        <w:spacing w:before="20" w:after="60" w:line="324" w:lineRule="auto"/>
+        <w:spacing w:before="60" w:after="180" w:line="324" w:lineRule="auto"/>
         <w:ind w:left="227"/>
-      </w:pPr>
-      <w:r>
-        <w:rPr>
-          <w:color w:val="6E6E6E"/>
+        <w:pBdr>
+          <w:bottom w:val="single" w:sz="6" w:space="4" w:color="9A9A9A"/>
+        </w:pBdr>
+      </w:pPr>
+      <w:r>
+        <w:rPr>
           <w:sz w:val="20"/>
         </w:rPr>
-        <w:t>____________________________________________________</w:t>
-      </w:r>
-    </w:p>
-    <w:p>
-      <w:pPr>
-        <w:spacing w:before="20" w:after="60" w:line="324" w:lineRule="auto"/>
+        <w:t xml:space="preserve"> </w:t>
+      </w:r>
+    </w:p>
+    <w:p>
+      <w:pPr>
+        <w:spacing w:before="60" w:after="180" w:line="324" w:lineRule="auto"/>
         <w:ind w:left="227"/>
-      </w:pPr>
-      <w:r>
-        <w:rPr>
-          <w:color w:val="6E6E6E"/>
+        <w:pBdr>
+          <w:bottom w:val="single" w:sz="6" w:space="4" w:color="9A9A9A"/>
+        </w:pBdr>
+      </w:pPr>
+      <w:r>
+        <w:rPr>
           <w:sz w:val="20"/>
         </w:rPr>
-        <w:t>____________________________________________________</w:t>
+        <w:t xml:space="preserve"> </w:t>
       </w:r>
     </w:p>
     <w:p>
@@ -2925,8 +2941,11 @@
     </w:p>
     <w:p>
       <w:pPr>
-        <w:spacing w:before="40" w:after="120" w:line="324" w:lineRule="auto"/>
+        <w:spacing w:before="60" w:after="180" w:line="324" w:lineRule="auto"/>
         <w:ind w:left="227"/>
+        <w:pBdr>
+          <w:bottom w:val="single" w:sz="6" w:space="4" w:color="9A9A9A"/>
+        </w:pBdr>
       </w:pPr>
       <w:r>
         <w:rPr>
@@ -3164,8 +3183,11 @@
     </w:p>
     <w:p>
       <w:pPr>
-        <w:spacing w:before="40" w:after="120" w:line="324" w:lineRule="auto"/>
+        <w:spacing w:before="60" w:after="180" w:line="324" w:lineRule="auto"/>
         <w:ind w:left="227"/>
+        <w:pBdr>
+          <w:bottom w:val="single" w:sz="6" w:space="4" w:color="9A9A9A"/>
+        </w:pBdr>
       </w:pPr>
       <w:r>
         <w:rPr>
@@ -3427,15 +3449,17 @@
     </w:p>
     <w:p>
       <w:pPr>
-        <w:spacing w:before="20" w:after="60" w:line="324" w:lineRule="auto"/>
-        <w:ind w:left="227"/>
-      </w:pPr>
-      <w:r>
-        <w:rPr>
-          <w:color w:val="6E6E6E"/>
+        <w:spacing w:before="60" w:after="180" w:line="324" w:lineRule="auto"/>
+        <w:ind w:left="227" w:right="5216"/>
+        <w:pBdr>
+          <w:bottom w:val="single" w:sz="6" w:space="4" w:color="9A9A9A"/>
+        </w:pBdr>
+      </w:pPr>
+      <w:r>
+        <w:rPr>
           <w:sz w:val="20"/>
         </w:rPr>
-        <w:t>____________</w:t>
+        <w:t xml:space="preserve"> </w:t>
       </w:r>
     </w:p>
     <w:p>
@@ -3480,15 +3504,17 @@
     </w:p>
     <w:p>
       <w:pPr>
-        <w:spacing w:before="20" w:after="60" w:line="324" w:lineRule="auto"/>
-        <w:ind w:left="227"/>
-      </w:pPr>
-      <w:r>
-        <w:rPr>
-          <w:color w:val="6E6E6E"/>
+        <w:spacing w:before="60" w:after="180" w:line="324" w:lineRule="auto"/>
+        <w:ind w:left="227" w:right="5216"/>
+        <w:pBdr>
+          <w:bottom w:val="single" w:sz="6" w:space="4" w:color="9A9A9A"/>
+        </w:pBdr>
+      </w:pPr>
+      <w:r>
+        <w:rPr>
           <w:sz w:val="20"/>
         </w:rPr>
-        <w:t>____________</w:t>
+        <w:t xml:space="preserve"> </w:t>
       </w:r>
     </w:p>
     <w:p>
@@ -3703,28 +3729,32 @@
     </w:p>
     <w:p>
       <w:pPr>
-        <w:spacing w:before="20" w:after="60" w:line="324" w:lineRule="auto"/>
+        <w:spacing w:before="60" w:after="180" w:line="324" w:lineRule="auto"/>
         <w:ind w:left="227"/>
-      </w:pPr>
-      <w:r>
-        <w:rPr>
-          <w:color w:val="6E6E6E"/>
+        <w:pBdr>
+          <w:bottom w:val="single" w:sz="6" w:space="4" w:color="9A9A9A"/>
+        </w:pBdr>
+      </w:pPr>
+      <w:r>
+        <w:rPr>
           <w:sz w:val="20"/>
         </w:rPr>
-        <w:t>____________________________________________________</w:t>
-      </w:r>
-    </w:p>
-    <w:p>
-      <w:pPr>
-        <w:spacing w:before="20" w:after="60" w:line="324" w:lineRule="auto"/>
+        <w:t xml:space="preserve"> </w:t>
+      </w:r>
+    </w:p>
+    <w:p>
+      <w:pPr>
+        <w:spacing w:before="60" w:after="180" w:line="324" w:lineRule="auto"/>
         <w:ind w:left="227"/>
-      </w:pPr>
-      <w:r>
-        <w:rPr>
-          <w:color w:val="6E6E6E"/>
+        <w:pBdr>
+          <w:bottom w:val="single" w:sz="6" w:space="4" w:color="9A9A9A"/>
+        </w:pBdr>
+      </w:pPr>
+      <w:r>
+        <w:rPr>
           <w:sz w:val="20"/>
         </w:rPr>
-        <w:t>____________________________________________________</w:t>
+        <w:t xml:space="preserve"> </w:t>
       </w:r>
     </w:p>
     <w:p>
@@ -4022,28 +4052,32 @@
     </w:p>
     <w:p>
       <w:pPr>
-        <w:spacing w:before="20" w:after="60" w:line="324" w:lineRule="auto"/>
+        <w:spacing w:before="60" w:after="180" w:line="324" w:lineRule="auto"/>
         <w:ind w:left="227"/>
-      </w:pPr>
-      <w:r>
-        <w:rPr>
-          <w:color w:val="6E6E6E"/>
+        <w:pBdr>
+          <w:bottom w:val="single" w:sz="6" w:space="4" w:color="9A9A9A"/>
+        </w:pBdr>
+      </w:pPr>
+      <w:r>
+        <w:rPr>
           <w:sz w:val="20"/>
         </w:rPr>
-        <w:t>____________________________________________________</w:t>
-      </w:r>
-    </w:p>
-    <w:p>
-      <w:pPr>
-        <w:spacing w:before="20" w:after="60" w:line="324" w:lineRule="auto"/>
+        <w:t xml:space="preserve"> </w:t>
+      </w:r>
+    </w:p>
+    <w:p>
+      <w:pPr>
+        <w:spacing w:before="60" w:after="180" w:line="324" w:lineRule="auto"/>
         <w:ind w:left="227"/>
-      </w:pPr>
-      <w:r>
-        <w:rPr>
-          <w:color w:val="6E6E6E"/>
+        <w:pBdr>
+          <w:bottom w:val="single" w:sz="6" w:space="4" w:color="9A9A9A"/>
+        </w:pBdr>
+      </w:pPr>
+      <w:r>
+        <w:rPr>
           <w:sz w:val="20"/>
         </w:rPr>
-        <w:t>____________________________________________________</w:t>
+        <w:t xml:space="preserve"> </w:t>
       </w:r>
     </w:p>
     <w:p>
@@ -5205,8 +5239,11 @@
     </w:p>
     <w:p>
       <w:pPr>
-        <w:spacing w:before="40" w:after="120" w:line="324" w:lineRule="auto"/>
+        <w:spacing w:before="60" w:after="180" w:line="324" w:lineRule="auto"/>
         <w:ind w:left="227"/>
+        <w:pBdr>
+          <w:bottom w:val="single" w:sz="6" w:space="4" w:color="9A9A9A"/>
+        </w:pBdr>
       </w:pPr>
       <w:r>
         <w:rPr>
@@ -5258,8 +5295,11 @@
     </w:p>
     <w:p>
       <w:pPr>
-        <w:spacing w:before="40" w:after="120" w:line="324" w:lineRule="auto"/>
+        <w:spacing w:before="60" w:after="180" w:line="324" w:lineRule="auto"/>
         <w:ind w:left="227"/>
+        <w:pBdr>
+          <w:bottom w:val="single" w:sz="6" w:space="4" w:color="9A9A9A"/>
+        </w:pBdr>
       </w:pPr>
       <w:r>
         <w:rPr>
@@ -5353,8 +5393,11 @@
     </w:p>
     <w:p>
       <w:pPr>
-        <w:spacing w:before="40" w:after="120" w:line="324" w:lineRule="auto"/>
+        <w:spacing w:before="60" w:after="180" w:line="324" w:lineRule="auto"/>
         <w:ind w:left="227"/>
+        <w:pBdr>
+          <w:bottom w:val="single" w:sz="6" w:space="4" w:color="9A9A9A"/>
+        </w:pBdr>
       </w:pPr>
       <w:r>
         <w:rPr>
@@ -5434,8 +5477,11 @@
     </w:p>
     <w:p>
       <w:pPr>
-        <w:spacing w:before="40" w:after="120" w:line="324" w:lineRule="auto"/>
+        <w:spacing w:before="60" w:after="180" w:line="324" w:lineRule="auto"/>
         <w:ind w:left="227"/>
+        <w:pBdr>
+          <w:bottom w:val="single" w:sz="6" w:space="4" w:color="9A9A9A"/>
+        </w:pBdr>
       </w:pPr>
       <w:r>
         <w:rPr>
@@ -5545,28 +5591,32 @@
     </w:p>
     <w:p>
       <w:pPr>
-        <w:spacing w:before="20" w:after="60" w:line="324" w:lineRule="auto"/>
+        <w:spacing w:before="60" w:after="180" w:line="324" w:lineRule="auto"/>
         <w:ind w:left="227"/>
-      </w:pPr>
-      <w:r>
-        <w:rPr>
-          <w:color w:val="6E6E6E"/>
+        <w:pBdr>
+          <w:bottom w:val="single" w:sz="6" w:space="4" w:color="9A9A9A"/>
+        </w:pBdr>
+      </w:pPr>
+      <w:r>
+        <w:rPr>
           <w:sz w:val="20"/>
         </w:rPr>
-        <w:t>____________________________________________________</w:t>
-      </w:r>
-    </w:p>
-    <w:p>
-      <w:pPr>
-        <w:spacing w:before="20" w:after="60" w:line="324" w:lineRule="auto"/>
+        <w:t xml:space="preserve"> </w:t>
+      </w:r>
+    </w:p>
+    <w:p>
+      <w:pPr>
+        <w:spacing w:before="60" w:after="180" w:line="324" w:lineRule="auto"/>
         <w:ind w:left="227"/>
-      </w:pPr>
-      <w:r>
-        <w:rPr>
-          <w:color w:val="6E6E6E"/>
+        <w:pBdr>
+          <w:bottom w:val="single" w:sz="6" w:space="4" w:color="9A9A9A"/>
+        </w:pBdr>
+      </w:pPr>
+      <w:r>
+        <w:rPr>
           <w:sz w:val="20"/>
         </w:rPr>
-        <w:t>____________________________________________________</w:t>
+        <w:t xml:space="preserve"> </w:t>
       </w:r>
     </w:p>
     <w:p>
@@ -5628,28 +5678,32 @@
     </w:p>
     <w:p>
       <w:pPr>
-        <w:spacing w:before="20" w:after="60" w:line="324" w:lineRule="auto"/>
+        <w:spacing w:before="60" w:after="180" w:line="324" w:lineRule="auto"/>
         <w:ind w:left="227"/>
-      </w:pPr>
-      <w:r>
-        <w:rPr>
-          <w:color w:val="6E6E6E"/>
+        <w:pBdr>
+          <w:bottom w:val="single" w:sz="6" w:space="4" w:color="9A9A9A"/>
+        </w:pBdr>
+      </w:pPr>
+      <w:r>
+        <w:rPr>
           <w:sz w:val="20"/>
         </w:rPr>
-        <w:t>____________________________________________________</w:t>
-      </w:r>
-    </w:p>
-    <w:p>
-      <w:pPr>
-        <w:spacing w:before="20" w:after="60" w:line="324" w:lineRule="auto"/>
+        <w:t xml:space="preserve"> </w:t>
+      </w:r>
+    </w:p>
+    <w:p>
+      <w:pPr>
+        <w:spacing w:before="60" w:after="180" w:line="324" w:lineRule="auto"/>
         <w:ind w:left="227"/>
-      </w:pPr>
-      <w:r>
-        <w:rPr>
-          <w:color w:val="6E6E6E"/>
+        <w:pBdr>
+          <w:bottom w:val="single" w:sz="6" w:space="4" w:color="9A9A9A"/>
+        </w:pBdr>
+      </w:pPr>
+      <w:r>
+        <w:rPr>
           <w:sz w:val="20"/>
         </w:rPr>
-        <w:t>____________________________________________________</w:t>
+        <w:t xml:space="preserve"> </w:t>
       </w:r>
     </w:p>
     <w:p>
@@ -5722,8 +5776,11 @@
     </w:p>
     <w:p>
       <w:pPr>
-        <w:spacing w:before="40" w:after="120" w:line="324" w:lineRule="auto"/>
+        <w:spacing w:before="60" w:after="180" w:line="324" w:lineRule="auto"/>
         <w:ind w:left="227"/>
+        <w:pBdr>
+          <w:bottom w:val="single" w:sz="6" w:space="4" w:color="9A9A9A"/>
+        </w:pBdr>
       </w:pPr>
       <w:r>
         <w:rPr>
@@ -5833,8 +5890,11 @@
     </w:p>
     <w:p>
       <w:pPr>
-        <w:spacing w:before="40" w:after="120" w:line="324" w:lineRule="auto"/>
+        <w:spacing w:before="60" w:after="180" w:line="324" w:lineRule="auto"/>
         <w:ind w:left="227"/>
+        <w:pBdr>
+          <w:bottom w:val="single" w:sz="6" w:space="4" w:color="9A9A9A"/>
+        </w:pBdr>
       </w:pPr>
       <w:r>
         <w:rPr>
@@ -6004,8 +6064,11 @@
     </w:p>
     <w:p>
       <w:pPr>
-        <w:spacing w:before="40" w:after="120" w:line="324" w:lineRule="auto"/>
+        <w:spacing w:before="60" w:after="180" w:line="324" w:lineRule="auto"/>
         <w:ind w:left="227"/>
+        <w:pBdr>
+          <w:bottom w:val="single" w:sz="6" w:space="4" w:color="9A9A9A"/>
+        </w:pBdr>
       </w:pPr>
       <w:r>
         <w:rPr>
@@ -6071,8 +6134,11 @@
     </w:p>
     <w:p>
       <w:pPr>
-        <w:spacing w:before="40" w:after="120" w:line="324" w:lineRule="auto"/>
+        <w:spacing w:before="60" w:after="180" w:line="324" w:lineRule="auto"/>
         <w:ind w:left="227"/>
+        <w:pBdr>
+          <w:bottom w:val="single" w:sz="6" w:space="4" w:color="9A9A9A"/>
+        </w:pBdr>
       </w:pPr>
       <w:r>
         <w:rPr>
@@ -6141,8 +6207,11 @@
     </w:p>
     <w:p>
       <w:pPr>
-        <w:spacing w:before="40" w:after="120" w:line="324" w:lineRule="auto"/>
+        <w:spacing w:before="60" w:after="180" w:line="324" w:lineRule="auto"/>
         <w:ind w:left="227"/>
+        <w:pBdr>
+          <w:bottom w:val="single" w:sz="6" w:space="4" w:color="9A9A9A"/>
+        </w:pBdr>
       </w:pPr>
       <w:r>
         <w:rPr>
@@ -6344,28 +6413,32 @@
     </w:p>
     <w:p>
       <w:pPr>
-        <w:spacing w:before="20" w:after="60" w:line="324" w:lineRule="auto"/>
+        <w:spacing w:before="60" w:after="180" w:line="324" w:lineRule="auto"/>
         <w:ind w:left="227"/>
-      </w:pPr>
-      <w:r>
-        <w:rPr>
-          <w:color w:val="6E6E6E"/>
+        <w:pBdr>
+          <w:bottom w:val="single" w:sz="6" w:space="4" w:color="9A9A9A"/>
+        </w:pBdr>
+      </w:pPr>
+      <w:r>
+        <w:rPr>
           <w:sz w:val="20"/>
         </w:rPr>
-        <w:t>____________________________________________________</w:t>
-      </w:r>
-    </w:p>
-    <w:p>
-      <w:pPr>
-        <w:spacing w:before="20" w:after="60" w:line="324" w:lineRule="auto"/>
+        <w:t xml:space="preserve"> </w:t>
+      </w:r>
+    </w:p>
+    <w:p>
+      <w:pPr>
+        <w:spacing w:before="60" w:after="180" w:line="324" w:lineRule="auto"/>
         <w:ind w:left="227"/>
-      </w:pPr>
-      <w:r>
-        <w:rPr>
-          <w:color w:val="6E6E6E"/>
+        <w:pBdr>
+          <w:bottom w:val="single" w:sz="6" w:space="4" w:color="9A9A9A"/>
+        </w:pBdr>
+      </w:pPr>
+      <w:r>
+        <w:rPr>
           <w:sz w:val="20"/>
         </w:rPr>
-        <w:t>____________________________________________________</w:t>
+        <w:t xml:space="preserve"> </w:t>
       </w:r>
     </w:p>
     <w:p>
@@ -9620,28 +9693,32 @@
     </w:p>
     <w:p>
       <w:pPr>
-        <w:spacing w:before="20" w:after="60" w:line="324" w:lineRule="auto"/>
+        <w:spacing w:before="60" w:after="180" w:line="324" w:lineRule="auto"/>
         <w:ind w:left="227"/>
-      </w:pPr>
-      <w:r>
-        <w:rPr>
-          <w:color w:val="B4B4B4"/>
+        <w:pBdr>
+          <w:bottom w:val="single" w:sz="6" w:space="4" w:color="D9D9D9"/>
+        </w:pBdr>
+      </w:pPr>
+      <w:r>
+        <w:rPr>
           <w:sz w:val="20"/>
         </w:rPr>
-        <w:t>____________________________________________________</w:t>
-      </w:r>
-    </w:p>
-    <w:p>
-      <w:pPr>
-        <w:spacing w:before="20" w:after="60" w:line="324" w:lineRule="auto"/>
+        <w:t xml:space="preserve"> </w:t>
+      </w:r>
+    </w:p>
+    <w:p>
+      <w:pPr>
+        <w:spacing w:before="60" w:after="180" w:line="324" w:lineRule="auto"/>
         <w:ind w:left="227"/>
-      </w:pPr>
-      <w:r>
-        <w:rPr>
-          <w:color w:val="B4B4B4"/>
+        <w:pBdr>
+          <w:bottom w:val="single" w:sz="6" w:space="4" w:color="D9D9D9"/>
+        </w:pBdr>
+      </w:pPr>
+      <w:r>
+        <w:rPr>
           <w:sz w:val="20"/>
         </w:rPr>
-        <w:t>____________________________________________________</w:t>
+        <w:t xml:space="preserve"> </w:t>
       </w:r>
     </w:p>
     <w:p>
@@ -10008,8 +10085,11 @@
     </w:p>
     <w:p>
       <w:pPr>
-        <w:spacing w:before="40" w:after="120" w:line="324" w:lineRule="auto"/>
+        <w:spacing w:before="60" w:after="180" w:line="324" w:lineRule="auto"/>
         <w:ind w:left="227"/>
+        <w:pBdr>
+          <w:bottom w:val="single" w:sz="6" w:space="4" w:color="9A9A9A"/>
+        </w:pBdr>
       </w:pPr>
       <w:r>
         <w:rPr>
@@ -10348,15 +10428,17 @@
     </w:p>
     <w:p>
       <w:pPr>
-        <w:spacing w:before="20" w:after="60" w:line="324" w:lineRule="auto"/>
-        <w:ind w:left="227"/>
-      </w:pPr>
-      <w:r>
-        <w:rPr>
-          <w:color w:val="B4B4B4"/>
+        <w:spacing w:before="60" w:after="180" w:line="324" w:lineRule="auto"/>
+        <w:ind w:left="227" w:right="5216"/>
+        <w:pBdr>
+          <w:bottom w:val="single" w:sz="6" w:space="4" w:color="D9D9D9"/>
+        </w:pBdr>
+      </w:pPr>
+      <w:r>
+        <w:rPr>
           <w:sz w:val="20"/>
         </w:rPr>
-        <w:t>____________________</w:t>
+        <w:t xml:space="preserve"> </w:t>
       </w:r>
     </w:p>
     <w:p>
@@ -10405,28 +10487,32 @@
     </w:p>
     <w:p>
       <w:pPr>
-        <w:spacing w:before="20" w:after="60" w:line="324" w:lineRule="auto"/>
+        <w:spacing w:before="60" w:after="180" w:line="324" w:lineRule="auto"/>
         <w:ind w:left="227"/>
-      </w:pPr>
-      <w:r>
-        <w:rPr>
-          <w:color w:val="B4B4B4"/>
+        <w:pBdr>
+          <w:bottom w:val="single" w:sz="6" w:space="4" w:color="D9D9D9"/>
+        </w:pBdr>
+      </w:pPr>
+      <w:r>
+        <w:rPr>
           <w:sz w:val="20"/>
         </w:rPr>
-        <w:t>____________________________________________________</w:t>
-      </w:r>
-    </w:p>
-    <w:p>
-      <w:pPr>
-        <w:spacing w:before="20" w:after="60" w:line="324" w:lineRule="auto"/>
+        <w:t xml:space="preserve"> </w:t>
+      </w:r>
+    </w:p>
+    <w:p>
+      <w:pPr>
+        <w:spacing w:before="60" w:after="180" w:line="324" w:lineRule="auto"/>
         <w:ind w:left="227"/>
-      </w:pPr>
-      <w:r>
-        <w:rPr>
-          <w:color w:val="B4B4B4"/>
+        <w:pBdr>
+          <w:bottom w:val="single" w:sz="6" w:space="4" w:color="D9D9D9"/>
+        </w:pBdr>
+      </w:pPr>
+      <w:r>
+        <w:rPr>
           <w:sz w:val="20"/>
         </w:rPr>
-        <w:t>____________________________________________________</w:t>
+        <w:t xml:space="preserve"> </w:t>
       </w:r>
     </w:p>
     <w:p>

--- a/ai/docs/Persona_Intake_이준혁.docx
+++ b/ai/docs/Persona_Intake_이준혁.docx
@@ -18,7 +18,7 @@
     </w:p>
     <w:p>
       <w:pPr>
-        <w:spacing w:before="440" w:after="160" w:line="312" w:lineRule="auto"/>
+        <w:spacing w:before="520" w:after="180" w:line="312" w:lineRule="auto"/>
         <w:ind w:left="0"/>
         <w:pBdr>
           <w:bottom w:val="single" w:sz="12" w:space="4" w:color="1F4E79"/>
@@ -35,7 +35,7 @@
     </w:p>
     <w:p>
       <w:pPr>
-        <w:spacing w:before="260" w:after="120" w:line="300" w:lineRule="auto"/>
+        <w:spacing w:before="300" w:after="100" w:line="300" w:lineRule="auto"/>
         <w:ind w:left="113" w:right="113"/>
         <w:shd w:val="clear" w:fill="F1F5F9"/>
       </w:pPr>
@@ -75,7 +75,7 @@
     </w:p>
     <w:p>
       <w:pPr>
-        <w:spacing w:before="60" w:after="180" w:line="324" w:lineRule="auto"/>
+        <w:spacing w:before="0" w:after="140" w:line="324" w:lineRule="auto"/>
         <w:ind w:left="227" w:right="5216"/>
         <w:pBdr>
           <w:bottom w:val="single" w:sz="6" w:space="4" w:color="9A9A9A"/>
@@ -91,7 +91,7 @@
     </w:p>
     <w:p>
       <w:pPr>
-        <w:spacing w:before="260" w:after="120" w:line="300" w:lineRule="auto"/>
+        <w:spacing w:before="300" w:after="100" w:line="300" w:lineRule="auto"/>
         <w:ind w:left="113" w:right="113"/>
         <w:shd w:val="clear" w:fill="F1F5F9"/>
       </w:pPr>
@@ -120,7 +120,7 @@
     </w:p>
     <w:p>
       <w:pPr>
-        <w:spacing w:before="0" w:after="60" w:line="312" w:lineRule="auto"/>
+        <w:spacing w:before="0" w:after="80" w:line="312" w:lineRule="auto"/>
         <w:ind w:left="227"/>
       </w:pPr>
       <w:r>
@@ -134,7 +134,7 @@
     </w:p>
     <w:p>
       <w:pPr>
-        <w:spacing w:before="0" w:after="60" w:line="312" w:lineRule="auto"/>
+        <w:spacing w:before="0" w:after="80" w:line="312" w:lineRule="auto"/>
         <w:ind w:left="227"/>
       </w:pPr>
       <w:r>
@@ -148,7 +148,7 @@
     </w:p>
     <w:p>
       <w:pPr>
-        <w:spacing w:before="0" w:after="60" w:line="312" w:lineRule="auto"/>
+        <w:spacing w:before="0" w:after="80" w:line="312" w:lineRule="auto"/>
         <w:ind w:left="227"/>
       </w:pPr>
       <w:r>
@@ -162,7 +162,7 @@
     </w:p>
     <w:p>
       <w:pPr>
-        <w:spacing w:before="0" w:after="60" w:line="312" w:lineRule="auto"/>
+        <w:spacing w:before="0" w:after="80" w:line="312" w:lineRule="auto"/>
         <w:ind w:left="227"/>
       </w:pPr>
       <w:r>
@@ -176,7 +176,7 @@
     </w:p>
     <w:p>
       <w:pPr>
-        <w:spacing w:before="260" w:after="120" w:line="300" w:lineRule="auto"/>
+        <w:spacing w:before="300" w:after="100" w:line="300" w:lineRule="auto"/>
         <w:ind w:left="113" w:right="113"/>
         <w:shd w:val="clear" w:fill="F1F5F9"/>
       </w:pPr>
@@ -217,7 +217,7 @@
     </w:p>
     <w:p>
       <w:pPr>
-        <w:spacing w:before="60" w:after="180" w:line="324" w:lineRule="auto"/>
+        <w:spacing w:before="0" w:after="140" w:line="324" w:lineRule="auto"/>
         <w:ind w:left="227" w:right="5216"/>
         <w:pBdr>
           <w:bottom w:val="single" w:sz="6" w:space="4" w:color="D9D9D9"/>
@@ -232,7 +232,7 @@
     </w:p>
     <w:p>
       <w:pPr>
-        <w:spacing w:before="260" w:after="120" w:line="300" w:lineRule="auto"/>
+        <w:spacing w:before="300" w:after="100" w:line="300" w:lineRule="auto"/>
         <w:ind w:left="113" w:right="113"/>
         <w:shd w:val="clear" w:fill="F1F5F9"/>
       </w:pPr>
@@ -261,7 +261,7 @@
     </w:p>
     <w:p>
       <w:pPr>
-        <w:spacing w:before="0" w:after="60" w:line="312" w:lineRule="auto"/>
+        <w:spacing w:before="0" w:after="80" w:line="312" w:lineRule="auto"/>
         <w:ind w:left="283"/>
       </w:pPr>
       <w:r>
@@ -275,7 +275,7 @@
     </w:p>
     <w:p>
       <w:pPr>
-        <w:spacing w:before="0" w:after="60" w:line="312" w:lineRule="auto"/>
+        <w:spacing w:before="0" w:after="80" w:line="312" w:lineRule="auto"/>
         <w:ind w:left="283"/>
       </w:pPr>
       <w:r>
@@ -289,7 +289,7 @@
     </w:p>
     <w:p>
       <w:pPr>
-        <w:spacing w:before="0" w:after="60" w:line="312" w:lineRule="auto"/>
+        <w:spacing w:before="0" w:after="80" w:line="312" w:lineRule="auto"/>
         <w:ind w:left="283"/>
       </w:pPr>
       <w:r>
@@ -303,7 +303,7 @@
     </w:p>
     <w:p>
       <w:pPr>
-        <w:spacing w:before="260" w:after="120" w:line="300" w:lineRule="auto"/>
+        <w:spacing w:before="300" w:after="100" w:line="300" w:lineRule="auto"/>
         <w:ind w:left="113" w:right="113"/>
         <w:shd w:val="clear" w:fill="F1F5F9"/>
       </w:pPr>
@@ -354,7 +354,7 @@
     </w:p>
     <w:p>
       <w:pPr>
-        <w:spacing w:before="0" w:after="60" w:line="312" w:lineRule="auto"/>
+        <w:spacing w:before="0" w:after="80" w:line="312" w:lineRule="auto"/>
         <w:ind w:left="283"/>
       </w:pPr>
       <w:r>
@@ -368,7 +368,7 @@
     </w:p>
     <w:p>
       <w:pPr>
-        <w:spacing w:before="0" w:after="60" w:line="312" w:lineRule="auto"/>
+        <w:spacing w:before="0" w:after="80" w:line="312" w:lineRule="auto"/>
         <w:ind w:left="283"/>
       </w:pPr>
       <w:r>
@@ -382,7 +382,7 @@
     </w:p>
     <w:p>
       <w:pPr>
-        <w:spacing w:before="260" w:after="120" w:line="300" w:lineRule="auto"/>
+        <w:spacing w:before="300" w:after="100" w:line="300" w:lineRule="auto"/>
         <w:ind w:left="113" w:right="113"/>
         <w:shd w:val="clear" w:fill="F1F5F9"/>
       </w:pPr>
@@ -422,7 +422,7 @@
     </w:p>
     <w:p>
       <w:pPr>
-        <w:spacing w:before="60" w:after="180" w:line="324" w:lineRule="auto"/>
+        <w:spacing w:before="0" w:after="140" w:line="324" w:lineRule="auto"/>
         <w:ind w:left="227"/>
         <w:pBdr>
           <w:bottom w:val="single" w:sz="6" w:space="4" w:color="9A9A9A"/>
@@ -437,7 +437,7 @@
     </w:p>
     <w:p>
       <w:pPr>
-        <w:spacing w:before="60" w:after="180" w:line="324" w:lineRule="auto"/>
+        <w:spacing w:before="0" w:after="140" w:line="324" w:lineRule="auto"/>
         <w:ind w:left="227"/>
         <w:pBdr>
           <w:bottom w:val="single" w:sz="6" w:space="4" w:color="9A9A9A"/>
@@ -452,7 +452,7 @@
     </w:p>
     <w:p>
       <w:pPr>
-        <w:spacing w:before="260" w:after="120" w:line="300" w:lineRule="auto"/>
+        <w:spacing w:before="300" w:after="100" w:line="300" w:lineRule="auto"/>
         <w:ind w:left="113" w:right="113"/>
         <w:shd w:val="clear" w:fill="F1F5F9"/>
       </w:pPr>
@@ -492,7 +492,7 @@
     </w:p>
     <w:p>
       <w:pPr>
-        <w:spacing w:before="0" w:after="60" w:line="312" w:lineRule="auto"/>
+        <w:spacing w:before="0" w:after="80" w:line="312" w:lineRule="auto"/>
         <w:ind w:left="283"/>
       </w:pPr>
       <w:r>
@@ -506,7 +506,7 @@
     </w:p>
     <w:p>
       <w:pPr>
-        <w:spacing w:before="0" w:after="60" w:line="312" w:lineRule="auto"/>
+        <w:spacing w:before="0" w:after="80" w:line="312" w:lineRule="auto"/>
         <w:ind w:left="283"/>
       </w:pPr>
       <w:r>
@@ -520,7 +520,7 @@
     </w:p>
     <w:p>
       <w:pPr>
-        <w:spacing w:before="0" w:after="60" w:line="312" w:lineRule="auto"/>
+        <w:spacing w:before="0" w:after="80" w:line="312" w:lineRule="auto"/>
         <w:ind w:left="283"/>
       </w:pPr>
       <w:r>
@@ -534,7 +534,7 @@
     </w:p>
     <w:p>
       <w:pPr>
-        <w:spacing w:before="260" w:after="120" w:line="300" w:lineRule="auto"/>
+        <w:spacing w:before="300" w:after="100" w:line="300" w:lineRule="auto"/>
         <w:ind w:left="113" w:right="113"/>
         <w:shd w:val="clear" w:fill="F1F5F9"/>
       </w:pPr>
@@ -586,7 +586,7 @@
     </w:p>
     <w:p>
       <w:pPr>
-        <w:spacing w:before="60" w:after="180" w:line="324" w:lineRule="auto"/>
+        <w:spacing w:before="0" w:after="140" w:line="324" w:lineRule="auto"/>
         <w:ind w:left="227" w:right="5216"/>
         <w:pBdr>
           <w:bottom w:val="single" w:sz="6" w:space="4" w:color="D9D9D9"/>
@@ -601,7 +601,7 @@
     </w:p>
     <w:p>
       <w:pPr>
-        <w:spacing w:before="260" w:after="120" w:line="300" w:lineRule="auto"/>
+        <w:spacing w:before="300" w:after="100" w:line="300" w:lineRule="auto"/>
         <w:ind w:left="113" w:right="113"/>
         <w:shd w:val="clear" w:fill="F1F5F9"/>
       </w:pPr>
@@ -641,7 +641,7 @@
     </w:p>
     <w:p>
       <w:pPr>
-        <w:spacing w:before="60" w:after="180" w:line="324" w:lineRule="auto"/>
+        <w:spacing w:before="0" w:after="140" w:line="324" w:lineRule="auto"/>
         <w:ind w:left="227" w:right="5216"/>
         <w:pBdr>
           <w:bottom w:val="single" w:sz="6" w:space="4" w:color="9A9A9A"/>
@@ -657,7 +657,7 @@
     </w:p>
     <w:p>
       <w:pPr>
-        <w:spacing w:before="260" w:after="120" w:line="300" w:lineRule="auto"/>
+        <w:spacing w:before="300" w:after="100" w:line="300" w:lineRule="auto"/>
         <w:ind w:left="113" w:right="113"/>
         <w:shd w:val="clear" w:fill="F1F5F9"/>
       </w:pPr>
@@ -697,7 +697,7 @@
     </w:p>
     <w:p>
       <w:pPr>
-        <w:spacing w:before="60" w:after="180" w:line="324" w:lineRule="auto"/>
+        <w:spacing w:before="0" w:after="140" w:line="324" w:lineRule="auto"/>
         <w:ind w:left="227"/>
         <w:pBdr>
           <w:bottom w:val="single" w:sz="6" w:space="4" w:color="9A9A9A"/>
@@ -713,7 +713,7 @@
     </w:p>
     <w:p>
       <w:pPr>
-        <w:spacing w:before="260" w:after="120" w:line="300" w:lineRule="auto"/>
+        <w:spacing w:before="300" w:after="100" w:line="300" w:lineRule="auto"/>
         <w:ind w:left="113" w:right="113"/>
         <w:shd w:val="clear" w:fill="F1F5F9"/>
       </w:pPr>
@@ -811,12 +811,17 @@
     </w:tbl>
     <w:p>
       <w:pPr>
-        <w:spacing w:after="40"/>
-      </w:pPr>
-    </w:p>
-    <w:p>
-      <w:pPr>
-        <w:spacing w:before="0" w:after="60" w:line="312" w:lineRule="auto"/>
+        <w:spacing w:after="0"/>
+      </w:pPr>
+      <w:r>
+        <w:rPr>
+          <w:sz w:val="2"/>
+        </w:rPr>
+      </w:r>
+    </w:p>
+    <w:p>
+      <w:pPr>
+        <w:spacing w:before="0" w:after="80" w:line="312" w:lineRule="auto"/>
         <w:ind w:left="227"/>
       </w:pPr>
       <w:r>
@@ -830,7 +835,7 @@
     </w:p>
     <w:p>
       <w:pPr>
-        <w:spacing w:before="440" w:after="160" w:line="312" w:lineRule="auto"/>
+        <w:spacing w:before="520" w:after="180" w:line="312" w:lineRule="auto"/>
         <w:ind w:left="0"/>
         <w:pBdr>
           <w:bottom w:val="single" w:sz="12" w:space="4" w:color="1F4E79"/>
@@ -847,7 +852,7 @@
     </w:p>
     <w:p>
       <w:pPr>
-        <w:spacing w:before="260" w:after="120" w:line="300" w:lineRule="auto"/>
+        <w:spacing w:before="300" w:after="100" w:line="300" w:lineRule="auto"/>
         <w:ind w:left="113" w:right="113"/>
         <w:shd w:val="clear" w:fill="F1F5F9"/>
       </w:pPr>
@@ -876,7 +881,7 @@
     </w:p>
     <w:p>
       <w:pPr>
-        <w:spacing w:before="0" w:after="60" w:line="312" w:lineRule="auto"/>
+        <w:spacing w:before="0" w:after="80" w:line="312" w:lineRule="auto"/>
         <w:ind w:left="283"/>
       </w:pPr>
       <w:r>
@@ -890,7 +895,7 @@
     </w:p>
     <w:p>
       <w:pPr>
-        <w:spacing w:before="0" w:after="60" w:line="312" w:lineRule="auto"/>
+        <w:spacing w:before="0" w:after="80" w:line="312" w:lineRule="auto"/>
         <w:ind w:left="283"/>
       </w:pPr>
       <w:r>
@@ -904,7 +909,7 @@
     </w:p>
     <w:p>
       <w:pPr>
-        <w:spacing w:before="0" w:after="60" w:line="312" w:lineRule="auto"/>
+        <w:spacing w:before="0" w:after="80" w:line="312" w:lineRule="auto"/>
         <w:ind w:left="283"/>
       </w:pPr>
       <w:r>
@@ -918,7 +923,7 @@
     </w:p>
     <w:p>
       <w:pPr>
-        <w:spacing w:before="260" w:after="120" w:line="300" w:lineRule="auto"/>
+        <w:spacing w:before="300" w:after="100" w:line="300" w:lineRule="auto"/>
         <w:ind w:left="113" w:right="113"/>
         <w:shd w:val="clear" w:fill="F1F5F9"/>
       </w:pPr>
@@ -947,7 +952,7 @@
     </w:p>
     <w:p>
       <w:pPr>
-        <w:spacing w:before="0" w:after="60" w:line="312" w:lineRule="auto"/>
+        <w:spacing w:before="0" w:after="80" w:line="312" w:lineRule="auto"/>
         <w:ind w:left="283"/>
       </w:pPr>
       <w:r>
@@ -961,7 +966,7 @@
     </w:p>
     <w:p>
       <w:pPr>
-        <w:spacing w:before="0" w:after="60" w:line="312" w:lineRule="auto"/>
+        <w:spacing w:before="0" w:after="80" w:line="312" w:lineRule="auto"/>
         <w:ind w:left="283"/>
       </w:pPr>
       <w:r>
@@ -975,7 +980,7 @@
     </w:p>
     <w:p>
       <w:pPr>
-        <w:spacing w:before="0" w:after="60" w:line="312" w:lineRule="auto"/>
+        <w:spacing w:before="0" w:after="80" w:line="312" w:lineRule="auto"/>
         <w:ind w:left="283"/>
       </w:pPr>
       <w:r>
@@ -989,7 +994,7 @@
     </w:p>
     <w:p>
       <w:pPr>
-        <w:spacing w:before="0" w:after="60" w:line="312" w:lineRule="auto"/>
+        <w:spacing w:before="0" w:after="80" w:line="312" w:lineRule="auto"/>
         <w:ind w:left="283"/>
       </w:pPr>
       <w:r>
@@ -1003,7 +1008,7 @@
     </w:p>
     <w:p>
       <w:pPr>
-        <w:spacing w:before="0" w:after="60" w:line="312" w:lineRule="auto"/>
+        <w:spacing w:before="0" w:after="80" w:line="312" w:lineRule="auto"/>
         <w:ind w:left="283"/>
       </w:pPr>
       <w:r>
@@ -1017,7 +1022,7 @@
     </w:p>
     <w:p>
       <w:pPr>
-        <w:spacing w:before="260" w:after="120" w:line="300" w:lineRule="auto"/>
+        <w:spacing w:before="300" w:after="100" w:line="300" w:lineRule="auto"/>
         <w:ind w:left="113" w:right="113"/>
         <w:shd w:val="clear" w:fill="F1F5F9"/>
       </w:pPr>
@@ -1057,7 +1062,7 @@
     </w:p>
     <w:p>
       <w:pPr>
-        <w:spacing w:before="0" w:after="60" w:line="312" w:lineRule="auto"/>
+        <w:spacing w:before="0" w:after="80" w:line="312" w:lineRule="auto"/>
         <w:ind w:left="283"/>
       </w:pPr>
       <w:r>
@@ -1071,7 +1076,7 @@
     </w:p>
     <w:p>
       <w:pPr>
-        <w:spacing w:before="0" w:after="60" w:line="312" w:lineRule="auto"/>
+        <w:spacing w:before="0" w:after="80" w:line="312" w:lineRule="auto"/>
         <w:ind w:left="283"/>
       </w:pPr>
       <w:r>
@@ -1085,7 +1090,7 @@
     </w:p>
     <w:p>
       <w:pPr>
-        <w:spacing w:before="0" w:after="60" w:line="312" w:lineRule="auto"/>
+        <w:spacing w:before="0" w:after="80" w:line="312" w:lineRule="auto"/>
         <w:ind w:left="283"/>
       </w:pPr>
       <w:r>
@@ -1099,7 +1104,7 @@
     </w:p>
     <w:p>
       <w:pPr>
-        <w:spacing w:before="0" w:after="60" w:line="312" w:lineRule="auto"/>
+        <w:spacing w:before="0" w:after="80" w:line="312" w:lineRule="auto"/>
         <w:ind w:left="283"/>
       </w:pPr>
       <w:r>
@@ -1113,7 +1118,7 @@
     </w:p>
     <w:p>
       <w:pPr>
-        <w:spacing w:before="0" w:after="60" w:line="312" w:lineRule="auto"/>
+        <w:spacing w:before="0" w:after="80" w:line="312" w:lineRule="auto"/>
         <w:ind w:left="283"/>
       </w:pPr>
       <w:r>
@@ -1127,7 +1132,7 @@
     </w:p>
     <w:p>
       <w:pPr>
-        <w:spacing w:before="260" w:after="120" w:line="300" w:lineRule="auto"/>
+        <w:spacing w:before="300" w:after="100" w:line="300" w:lineRule="auto"/>
         <w:ind w:left="113" w:right="113"/>
         <w:shd w:val="clear" w:fill="F1F5F9"/>
       </w:pPr>
@@ -1156,7 +1161,7 @@
     </w:p>
     <w:p>
       <w:pPr>
-        <w:spacing w:before="0" w:after="60" w:line="312" w:lineRule="auto"/>
+        <w:spacing w:before="0" w:after="80" w:line="312" w:lineRule="auto"/>
         <w:ind w:left="283"/>
       </w:pPr>
       <w:r>
@@ -1170,7 +1175,7 @@
     </w:p>
     <w:p>
       <w:pPr>
-        <w:spacing w:before="0" w:after="60" w:line="312" w:lineRule="auto"/>
+        <w:spacing w:before="0" w:after="80" w:line="312" w:lineRule="auto"/>
         <w:ind w:left="283"/>
       </w:pPr>
       <w:r>
@@ -1184,7 +1189,7 @@
     </w:p>
     <w:p>
       <w:pPr>
-        <w:spacing w:before="0" w:after="60" w:line="312" w:lineRule="auto"/>
+        <w:spacing w:before="0" w:after="80" w:line="312" w:lineRule="auto"/>
         <w:ind w:left="283"/>
       </w:pPr>
       <w:r>
@@ -1198,7 +1203,7 @@
     </w:p>
     <w:p>
       <w:pPr>
-        <w:spacing w:before="0" w:after="60" w:line="312" w:lineRule="auto"/>
+        <w:spacing w:before="0" w:after="80" w:line="312" w:lineRule="auto"/>
         <w:ind w:left="283"/>
       </w:pPr>
       <w:r>
@@ -1212,7 +1217,7 @@
     </w:p>
     <w:p>
       <w:pPr>
-        <w:spacing w:before="0" w:after="60" w:line="312" w:lineRule="auto"/>
+        <w:spacing w:before="0" w:after="80" w:line="312" w:lineRule="auto"/>
         <w:ind w:left="283"/>
       </w:pPr>
       <w:r>
@@ -1226,7 +1231,7 @@
     </w:p>
     <w:p>
       <w:pPr>
-        <w:spacing w:before="260" w:after="120" w:line="300" w:lineRule="auto"/>
+        <w:spacing w:before="300" w:after="100" w:line="300" w:lineRule="auto"/>
         <w:ind w:left="113" w:right="113"/>
         <w:shd w:val="clear" w:fill="F1F5F9"/>
       </w:pPr>
@@ -1266,7 +1271,7 @@
     </w:p>
     <w:p>
       <w:pPr>
-        <w:spacing w:before="60" w:after="180" w:line="324" w:lineRule="auto"/>
+        <w:spacing w:before="0" w:after="140" w:line="324" w:lineRule="auto"/>
         <w:ind w:left="227" w:right="5216"/>
         <w:pBdr>
           <w:bottom w:val="single" w:sz="6" w:space="4" w:color="9A9A9A"/>
@@ -1282,7 +1287,7 @@
     </w:p>
     <w:p>
       <w:pPr>
-        <w:spacing w:before="260" w:after="120" w:line="300" w:lineRule="auto"/>
+        <w:spacing w:before="300" w:after="100" w:line="300" w:lineRule="auto"/>
         <w:ind w:left="113" w:right="113"/>
         <w:shd w:val="clear" w:fill="F1F5F9"/>
       </w:pPr>
@@ -1322,7 +1327,7 @@
     </w:p>
     <w:p>
       <w:pPr>
-        <w:spacing w:before="60" w:after="180" w:line="324" w:lineRule="auto"/>
+        <w:spacing w:before="0" w:after="140" w:line="324" w:lineRule="auto"/>
         <w:ind w:left="227"/>
         <w:pBdr>
           <w:bottom w:val="single" w:sz="6" w:space="4" w:color="9A9A9A"/>
@@ -1338,7 +1343,7 @@
     </w:p>
     <w:p>
       <w:pPr>
-        <w:spacing w:before="260" w:after="120" w:line="300" w:lineRule="auto"/>
+        <w:spacing w:before="300" w:after="100" w:line="300" w:lineRule="auto"/>
         <w:ind w:left="113" w:right="113"/>
         <w:shd w:val="clear" w:fill="F1F5F9"/>
       </w:pPr>
@@ -1367,7 +1372,7 @@
     </w:p>
     <w:p>
       <w:pPr>
-        <w:spacing w:before="0" w:after="60" w:line="312" w:lineRule="auto"/>
+        <w:spacing w:before="0" w:after="80" w:line="312" w:lineRule="auto"/>
         <w:ind w:left="283"/>
       </w:pPr>
       <w:r>
@@ -1381,7 +1386,7 @@
     </w:p>
     <w:p>
       <w:pPr>
-        <w:spacing w:before="0" w:after="60" w:line="312" w:lineRule="auto"/>
+        <w:spacing w:before="0" w:after="80" w:line="312" w:lineRule="auto"/>
         <w:ind w:left="283"/>
       </w:pPr>
       <w:r>
@@ -1395,7 +1400,7 @@
     </w:p>
     <w:p>
       <w:pPr>
-        <w:spacing w:before="0" w:after="60" w:line="312" w:lineRule="auto"/>
+        <w:spacing w:before="0" w:after="80" w:line="312" w:lineRule="auto"/>
         <w:ind w:left="283"/>
       </w:pPr>
       <w:r>
@@ -1409,7 +1414,7 @@
     </w:p>
     <w:p>
       <w:pPr>
-        <w:spacing w:before="0" w:after="60" w:line="312" w:lineRule="auto"/>
+        <w:spacing w:before="0" w:after="80" w:line="312" w:lineRule="auto"/>
         <w:ind w:left="283"/>
       </w:pPr>
       <w:r>
@@ -1423,7 +1428,7 @@
     </w:p>
     <w:p>
       <w:pPr>
-        <w:spacing w:before="0" w:after="60" w:line="312" w:lineRule="auto"/>
+        <w:spacing w:before="0" w:after="80" w:line="312" w:lineRule="auto"/>
         <w:ind w:left="283"/>
       </w:pPr>
       <w:r>
@@ -1437,7 +1442,7 @@
     </w:p>
     <w:p>
       <w:pPr>
-        <w:spacing w:before="0" w:after="60" w:line="312" w:lineRule="auto"/>
+        <w:spacing w:before="0" w:after="80" w:line="312" w:lineRule="auto"/>
         <w:ind w:left="283"/>
       </w:pPr>
       <w:r>
@@ -1451,7 +1456,7 @@
     </w:p>
     <w:p>
       <w:pPr>
-        <w:spacing w:before="0" w:after="60" w:line="312" w:lineRule="auto"/>
+        <w:spacing w:before="0" w:after="80" w:line="312" w:lineRule="auto"/>
         <w:ind w:left="283"/>
       </w:pPr>
       <w:r>
@@ -1465,7 +1470,7 @@
     </w:p>
     <w:p>
       <w:pPr>
-        <w:spacing w:before="260" w:after="120" w:line="300" w:lineRule="auto"/>
+        <w:spacing w:before="300" w:after="100" w:line="300" w:lineRule="auto"/>
         <w:ind w:left="113" w:right="113"/>
         <w:shd w:val="clear" w:fill="F1F5F9"/>
       </w:pPr>
@@ -1505,7 +1510,7 @@
     </w:p>
     <w:p>
       <w:pPr>
-        <w:spacing w:before="60" w:after="180" w:line="324" w:lineRule="auto"/>
+        <w:spacing w:before="0" w:after="140" w:line="324" w:lineRule="auto"/>
         <w:ind w:left="227"/>
         <w:pBdr>
           <w:bottom w:val="single" w:sz="6" w:space="4" w:color="9A9A9A"/>
@@ -1521,7 +1526,7 @@
     </w:p>
     <w:p>
       <w:pPr>
-        <w:spacing w:before="260" w:after="120" w:line="300" w:lineRule="auto"/>
+        <w:spacing w:before="300" w:after="100" w:line="300" w:lineRule="auto"/>
         <w:ind w:left="113" w:right="113"/>
         <w:shd w:val="clear" w:fill="F1F5F9"/>
       </w:pPr>
@@ -2445,12 +2450,17 @@
     </w:tbl>
     <w:p>
       <w:pPr>
-        <w:spacing w:after="40"/>
-      </w:pPr>
-    </w:p>
-    <w:p>
-      <w:pPr>
-        <w:spacing w:before="260" w:after="120" w:line="300" w:lineRule="auto"/>
+        <w:spacing w:after="0"/>
+      </w:pPr>
+      <w:r>
+        <w:rPr>
+          <w:sz w:val="2"/>
+        </w:rPr>
+      </w:r>
+    </w:p>
+    <w:p>
+      <w:pPr>
+        <w:spacing w:before="300" w:after="100" w:line="300" w:lineRule="auto"/>
         <w:ind w:left="113" w:right="113"/>
         <w:shd w:val="clear" w:fill="F1F5F9"/>
       </w:pPr>
@@ -2479,7 +2489,7 @@
     </w:p>
     <w:p>
       <w:pPr>
-        <w:spacing w:before="0" w:after="60" w:line="312" w:lineRule="auto"/>
+        <w:spacing w:before="0" w:after="80" w:line="312" w:lineRule="auto"/>
         <w:ind w:left="283"/>
       </w:pPr>
       <w:r>
@@ -2493,7 +2503,7 @@
     </w:p>
     <w:p>
       <w:pPr>
-        <w:spacing w:before="0" w:after="60" w:line="312" w:lineRule="auto"/>
+        <w:spacing w:before="0" w:after="80" w:line="312" w:lineRule="auto"/>
         <w:ind w:left="283"/>
       </w:pPr>
       <w:r>
@@ -2507,7 +2517,7 @@
     </w:p>
     <w:p>
       <w:pPr>
-        <w:spacing w:before="0" w:after="60" w:line="312" w:lineRule="auto"/>
+        <w:spacing w:before="0" w:after="80" w:line="312" w:lineRule="auto"/>
         <w:ind w:left="283"/>
       </w:pPr>
       <w:r>
@@ -2521,7 +2531,7 @@
     </w:p>
     <w:p>
       <w:pPr>
-        <w:spacing w:before="0" w:after="60" w:line="312" w:lineRule="auto"/>
+        <w:spacing w:before="0" w:after="80" w:line="312" w:lineRule="auto"/>
         <w:ind w:left="283"/>
       </w:pPr>
       <w:r>
@@ -2535,7 +2545,7 @@
     </w:p>
     <w:p>
       <w:pPr>
-        <w:spacing w:before="0" w:after="60" w:line="312" w:lineRule="auto"/>
+        <w:spacing w:before="0" w:after="80" w:line="312" w:lineRule="auto"/>
         <w:ind w:left="283"/>
       </w:pPr>
       <w:r>
@@ -2549,7 +2559,7 @@
     </w:p>
     <w:p>
       <w:pPr>
-        <w:spacing w:before="0" w:after="60" w:line="312" w:lineRule="auto"/>
+        <w:spacing w:before="0" w:after="80" w:line="312" w:lineRule="auto"/>
         <w:ind w:left="283"/>
       </w:pPr>
       <w:r>
@@ -2563,7 +2573,7 @@
     </w:p>
     <w:p>
       <w:pPr>
-        <w:spacing w:before="0" w:after="60" w:line="312" w:lineRule="auto"/>
+        <w:spacing w:before="0" w:after="80" w:line="312" w:lineRule="auto"/>
         <w:ind w:left="283"/>
       </w:pPr>
       <w:r>
@@ -2577,7 +2587,7 @@
     </w:p>
     <w:p>
       <w:pPr>
-        <w:spacing w:before="0" w:after="60" w:line="312" w:lineRule="auto"/>
+        <w:spacing w:before="0" w:after="80" w:line="312" w:lineRule="auto"/>
         <w:ind w:left="283"/>
       </w:pPr>
       <w:r>
@@ -2591,7 +2601,7 @@
     </w:p>
     <w:p>
       <w:pPr>
-        <w:spacing w:before="260" w:after="120" w:line="300" w:lineRule="auto"/>
+        <w:spacing w:before="300" w:after="100" w:line="300" w:lineRule="auto"/>
         <w:ind w:left="113" w:right="113"/>
         <w:shd w:val="clear" w:fill="F1F5F9"/>
       </w:pPr>
@@ -2741,12 +2751,17 @@
     </w:tbl>
     <w:p>
       <w:pPr>
-        <w:spacing w:after="40"/>
-      </w:pPr>
-    </w:p>
-    <w:p>
-      <w:pPr>
-        <w:spacing w:before="440" w:after="160" w:line="312" w:lineRule="auto"/>
+        <w:spacing w:after="0"/>
+      </w:pPr>
+      <w:r>
+        <w:rPr>
+          <w:sz w:val="2"/>
+        </w:rPr>
+      </w:r>
+    </w:p>
+    <w:p>
+      <w:pPr>
+        <w:spacing w:before="520" w:after="180" w:line="312" w:lineRule="auto"/>
         <w:ind w:left="0"/>
         <w:pBdr>
           <w:bottom w:val="single" w:sz="12" w:space="4" w:color="1F4E79"/>
@@ -2763,7 +2778,7 @@
     </w:p>
     <w:p>
       <w:pPr>
-        <w:spacing w:before="320" w:after="120" w:line="312" w:lineRule="auto"/>
+        <w:spacing w:before="360" w:after="140" w:line="312" w:lineRule="auto"/>
         <w:ind w:left="0"/>
       </w:pPr>
       <w:r>
@@ -2777,7 +2792,7 @@
     </w:p>
     <w:p>
       <w:pPr>
-        <w:spacing w:before="260" w:after="120" w:line="300" w:lineRule="auto"/>
+        <w:spacing w:before="300" w:after="100" w:line="300" w:lineRule="auto"/>
         <w:ind w:left="113" w:right="113"/>
         <w:shd w:val="clear" w:fill="F1F5F9"/>
       </w:pPr>
@@ -2817,7 +2832,7 @@
     </w:p>
     <w:p>
       <w:pPr>
-        <w:spacing w:before="0" w:after="60" w:line="312" w:lineRule="auto"/>
+        <w:spacing w:before="0" w:after="80" w:line="312" w:lineRule="auto"/>
         <w:ind w:left="227"/>
       </w:pPr>
       <w:r>
@@ -2831,7 +2846,7 @@
     </w:p>
     <w:p>
       <w:pPr>
-        <w:spacing w:before="260" w:after="120" w:line="300" w:lineRule="auto"/>
+        <w:spacing w:before="300" w:after="100" w:line="300" w:lineRule="auto"/>
         <w:ind w:left="113" w:right="113"/>
         <w:shd w:val="clear" w:fill="F1F5F9"/>
       </w:pPr>
@@ -2871,7 +2886,7 @@
     </w:p>
     <w:p>
       <w:pPr>
-        <w:spacing w:before="60" w:after="180" w:line="324" w:lineRule="auto"/>
+        <w:spacing w:before="0" w:after="140" w:line="324" w:lineRule="auto"/>
         <w:ind w:left="227"/>
         <w:pBdr>
           <w:bottom w:val="single" w:sz="6" w:space="4" w:color="9A9A9A"/>
@@ -2886,7 +2901,7 @@
     </w:p>
     <w:p>
       <w:pPr>
-        <w:spacing w:before="60" w:after="180" w:line="324" w:lineRule="auto"/>
+        <w:spacing w:before="0" w:after="140" w:line="324" w:lineRule="auto"/>
         <w:ind w:left="227"/>
         <w:pBdr>
           <w:bottom w:val="single" w:sz="6" w:space="4" w:color="9A9A9A"/>
@@ -2901,7 +2916,7 @@
     </w:p>
     <w:p>
       <w:pPr>
-        <w:spacing w:before="260" w:after="120" w:line="300" w:lineRule="auto"/>
+        <w:spacing w:before="300" w:after="100" w:line="300" w:lineRule="auto"/>
         <w:ind w:left="113" w:right="113"/>
         <w:shd w:val="clear" w:fill="F1F5F9"/>
       </w:pPr>
@@ -2941,7 +2956,7 @@
     </w:p>
     <w:p>
       <w:pPr>
-        <w:spacing w:before="60" w:after="180" w:line="324" w:lineRule="auto"/>
+        <w:spacing w:before="0" w:after="140" w:line="324" w:lineRule="auto"/>
         <w:ind w:left="227"/>
         <w:pBdr>
           <w:bottom w:val="single" w:sz="6" w:space="4" w:color="9A9A9A"/>
@@ -2957,7 +2972,7 @@
     </w:p>
     <w:p>
       <w:pPr>
-        <w:spacing w:before="260" w:after="120" w:line="300" w:lineRule="auto"/>
+        <w:spacing w:before="300" w:after="100" w:line="300" w:lineRule="auto"/>
         <w:ind w:left="113" w:right="113"/>
         <w:shd w:val="clear" w:fill="F1F5F9"/>
       </w:pPr>
@@ -3095,12 +3110,17 @@
     </w:tbl>
     <w:p>
       <w:pPr>
-        <w:spacing w:after="40"/>
-      </w:pPr>
-    </w:p>
-    <w:p>
-      <w:pPr>
-        <w:spacing w:before="260" w:after="120" w:line="300" w:lineRule="auto"/>
+        <w:spacing w:after="0"/>
+      </w:pPr>
+      <w:r>
+        <w:rPr>
+          <w:sz w:val="2"/>
+        </w:rPr>
+      </w:r>
+    </w:p>
+    <w:p>
+      <w:pPr>
+        <w:spacing w:before="300" w:after="100" w:line="300" w:lineRule="auto"/>
         <w:ind w:left="113" w:right="113"/>
         <w:shd w:val="clear" w:fill="F1F5F9"/>
       </w:pPr>
@@ -3129,7 +3149,7 @@
     </w:p>
     <w:p>
       <w:pPr>
-        <w:spacing w:before="0" w:after="60" w:line="312" w:lineRule="auto"/>
+        <w:spacing w:before="0" w:after="80" w:line="312" w:lineRule="auto"/>
         <w:ind w:left="227"/>
       </w:pPr>
       <w:r>
@@ -3143,7 +3163,7 @@
     </w:p>
     <w:p>
       <w:pPr>
-        <w:spacing w:before="260" w:after="120" w:line="300" w:lineRule="auto"/>
+        <w:spacing w:before="300" w:after="100" w:line="300" w:lineRule="auto"/>
         <w:ind w:left="113" w:right="113"/>
         <w:shd w:val="clear" w:fill="F1F5F9"/>
       </w:pPr>
@@ -3183,7 +3203,7 @@
     </w:p>
     <w:p>
       <w:pPr>
-        <w:spacing w:before="60" w:after="180" w:line="324" w:lineRule="auto"/>
+        <w:spacing w:before="0" w:after="140" w:line="324" w:lineRule="auto"/>
         <w:ind w:left="227"/>
         <w:pBdr>
           <w:bottom w:val="single" w:sz="6" w:space="4" w:color="9A9A9A"/>
@@ -3199,7 +3219,7 @@
     </w:p>
     <w:p>
       <w:pPr>
-        <w:spacing w:before="260" w:after="120" w:line="300" w:lineRule="auto"/>
+        <w:spacing w:before="300" w:after="100" w:line="300" w:lineRule="auto"/>
         <w:ind w:left="113" w:right="113"/>
         <w:shd w:val="clear" w:fill="F1F5F9"/>
       </w:pPr>
@@ -3228,7 +3248,7 @@
     </w:p>
     <w:p>
       <w:pPr>
-        <w:spacing w:before="0" w:after="60" w:line="312" w:lineRule="auto"/>
+        <w:spacing w:before="0" w:after="80" w:line="312" w:lineRule="auto"/>
         <w:ind w:left="227"/>
       </w:pPr>
       <w:r>
@@ -3242,7 +3262,7 @@
     </w:p>
     <w:p>
       <w:pPr>
-        <w:spacing w:before="0" w:after="60" w:line="312" w:lineRule="auto"/>
+        <w:spacing w:before="0" w:after="80" w:line="312" w:lineRule="auto"/>
         <w:ind w:left="227"/>
       </w:pPr>
       <w:r>
@@ -3256,7 +3276,7 @@
     </w:p>
     <w:p>
       <w:pPr>
-        <w:spacing w:before="0" w:after="60" w:line="312" w:lineRule="auto"/>
+        <w:spacing w:before="0" w:after="80" w:line="312" w:lineRule="auto"/>
         <w:ind w:left="227"/>
       </w:pPr>
       <w:r>
@@ -3270,7 +3290,7 @@
     </w:p>
     <w:p>
       <w:pPr>
-        <w:spacing w:before="260" w:after="120" w:line="300" w:lineRule="auto"/>
+        <w:spacing w:before="300" w:after="100" w:line="300" w:lineRule="auto"/>
         <w:ind w:left="113" w:right="113"/>
         <w:shd w:val="clear" w:fill="F1F5F9"/>
       </w:pPr>
@@ -3310,7 +3330,7 @@
     </w:p>
     <w:p>
       <w:pPr>
-        <w:spacing w:before="0" w:after="60" w:line="312" w:lineRule="auto"/>
+        <w:spacing w:before="0" w:after="80" w:line="312" w:lineRule="auto"/>
         <w:ind w:left="227"/>
       </w:pPr>
       <w:r>
@@ -3324,7 +3344,7 @@
     </w:p>
     <w:p>
       <w:pPr>
-        <w:spacing w:before="0" w:after="60" w:line="312" w:lineRule="auto"/>
+        <w:spacing w:before="0" w:after="80" w:line="312" w:lineRule="auto"/>
         <w:ind w:left="227"/>
       </w:pPr>
       <w:r>
@@ -3338,7 +3358,7 @@
     </w:p>
     <w:p>
       <w:pPr>
-        <w:spacing w:before="320" w:after="120" w:line="312" w:lineRule="auto"/>
+        <w:spacing w:before="360" w:after="140" w:line="312" w:lineRule="auto"/>
         <w:ind w:left="0"/>
       </w:pPr>
       <w:r>
@@ -3352,7 +3372,7 @@
     </w:p>
     <w:p>
       <w:pPr>
-        <w:spacing w:before="0" w:after="120" w:line="312" w:lineRule="auto"/>
+        <w:spacing w:before="0" w:after="80" w:line="312" w:lineRule="auto"/>
         <w:ind w:left="0"/>
       </w:pPr>
       <w:r>
@@ -3366,7 +3386,7 @@
     </w:p>
     <w:p>
       <w:pPr>
-        <w:spacing w:before="260" w:after="120" w:line="300" w:lineRule="auto"/>
+        <w:spacing w:before="300" w:after="100" w:line="300" w:lineRule="auto"/>
         <w:ind w:left="113" w:right="113"/>
         <w:shd w:val="clear" w:fill="F1F5F9"/>
       </w:pPr>
@@ -3395,7 +3415,7 @@
     </w:p>
     <w:p>
       <w:pPr>
-        <w:spacing w:before="0" w:after="60" w:line="312" w:lineRule="auto"/>
+        <w:spacing w:before="0" w:after="80" w:line="312" w:lineRule="auto"/>
         <w:ind w:left="227"/>
       </w:pPr>
       <w:r>
@@ -3409,7 +3429,7 @@
     </w:p>
     <w:p>
       <w:pPr>
-        <w:spacing w:before="260" w:after="120" w:line="300" w:lineRule="auto"/>
+        <w:spacing w:before="300" w:after="100" w:line="300" w:lineRule="auto"/>
         <w:ind w:left="113" w:right="113"/>
         <w:shd w:val="clear" w:fill="F1F5F9"/>
       </w:pPr>
@@ -3449,7 +3469,7 @@
     </w:p>
     <w:p>
       <w:pPr>
-        <w:spacing w:before="60" w:after="180" w:line="324" w:lineRule="auto"/>
+        <w:spacing w:before="0" w:after="140" w:line="324" w:lineRule="auto"/>
         <w:ind w:left="227" w:right="5216"/>
         <w:pBdr>
           <w:bottom w:val="single" w:sz="6" w:space="4" w:color="9A9A9A"/>
@@ -3464,7 +3484,7 @@
     </w:p>
     <w:p>
       <w:pPr>
-        <w:spacing w:before="260" w:after="120" w:line="300" w:lineRule="auto"/>
+        <w:spacing w:before="300" w:after="100" w:line="300" w:lineRule="auto"/>
         <w:ind w:left="113" w:right="113"/>
         <w:shd w:val="clear" w:fill="F1F5F9"/>
       </w:pPr>
@@ -3504,7 +3524,7 @@
     </w:p>
     <w:p>
       <w:pPr>
-        <w:spacing w:before="60" w:after="180" w:line="324" w:lineRule="auto"/>
+        <w:spacing w:before="0" w:after="140" w:line="324" w:lineRule="auto"/>
         <w:ind w:left="227" w:right="5216"/>
         <w:pBdr>
           <w:bottom w:val="single" w:sz="6" w:space="4" w:color="9A9A9A"/>
@@ -3519,7 +3539,7 @@
     </w:p>
     <w:p>
       <w:pPr>
-        <w:spacing w:before="260" w:after="120" w:line="300" w:lineRule="auto"/>
+        <w:spacing w:before="300" w:after="100" w:line="300" w:lineRule="auto"/>
         <w:ind w:left="113" w:right="113"/>
         <w:shd w:val="clear" w:fill="F1F5F9"/>
       </w:pPr>
@@ -3627,12 +3647,17 @@
     </w:tbl>
     <w:p>
       <w:pPr>
-        <w:spacing w:after="40"/>
-      </w:pPr>
-    </w:p>
-    <w:p>
-      <w:pPr>
-        <w:spacing w:before="260" w:after="120" w:line="300" w:lineRule="auto"/>
+        <w:spacing w:after="0"/>
+      </w:pPr>
+      <w:r>
+        <w:rPr>
+          <w:sz w:val="2"/>
+        </w:rPr>
+      </w:r>
+    </w:p>
+    <w:p>
+      <w:pPr>
+        <w:spacing w:before="300" w:after="100" w:line="300" w:lineRule="auto"/>
         <w:ind w:left="113" w:right="113"/>
         <w:shd w:val="clear" w:fill="F1F5F9"/>
       </w:pPr>
@@ -3661,7 +3686,7 @@
     </w:p>
     <w:p>
       <w:pPr>
-        <w:spacing w:before="0" w:after="60" w:line="312" w:lineRule="auto"/>
+        <w:spacing w:before="0" w:after="80" w:line="312" w:lineRule="auto"/>
         <w:ind w:left="227"/>
       </w:pPr>
       <w:r>
@@ -3675,7 +3700,7 @@
     </w:p>
     <w:p>
       <w:pPr>
-        <w:spacing w:before="0" w:after="60" w:line="312" w:lineRule="auto"/>
+        <w:spacing w:before="0" w:after="80" w:line="312" w:lineRule="auto"/>
         <w:ind w:left="227"/>
       </w:pPr>
       <w:r>
@@ -3689,7 +3714,7 @@
     </w:p>
     <w:p>
       <w:pPr>
-        <w:spacing w:before="260" w:after="120" w:line="300" w:lineRule="auto"/>
+        <w:spacing w:before="300" w:after="100" w:line="300" w:lineRule="auto"/>
         <w:ind w:left="113" w:right="113"/>
         <w:shd w:val="clear" w:fill="F1F5F9"/>
       </w:pPr>
@@ -3729,7 +3754,7 @@
     </w:p>
     <w:p>
       <w:pPr>
-        <w:spacing w:before="60" w:after="180" w:line="324" w:lineRule="auto"/>
+        <w:spacing w:before="0" w:after="140" w:line="324" w:lineRule="auto"/>
         <w:ind w:left="227"/>
         <w:pBdr>
           <w:bottom w:val="single" w:sz="6" w:space="4" w:color="9A9A9A"/>
@@ -3744,7 +3769,7 @@
     </w:p>
     <w:p>
       <w:pPr>
-        <w:spacing w:before="60" w:after="180" w:line="324" w:lineRule="auto"/>
+        <w:spacing w:before="0" w:after="140" w:line="324" w:lineRule="auto"/>
         <w:ind w:left="227"/>
         <w:pBdr>
           <w:bottom w:val="single" w:sz="6" w:space="4" w:color="9A9A9A"/>
@@ -3759,7 +3784,7 @@
     </w:p>
     <w:p>
       <w:pPr>
-        <w:spacing w:before="260" w:after="120" w:line="300" w:lineRule="auto"/>
+        <w:spacing w:before="300" w:after="100" w:line="300" w:lineRule="auto"/>
         <w:ind w:left="113" w:right="113"/>
         <w:shd w:val="clear" w:fill="F1F5F9"/>
       </w:pPr>
@@ -3788,7 +3813,7 @@
     </w:p>
     <w:p>
       <w:pPr>
-        <w:spacing w:before="0" w:after="60" w:line="312" w:lineRule="auto"/>
+        <w:spacing w:before="0" w:after="80" w:line="312" w:lineRule="auto"/>
         <w:ind w:left="283"/>
       </w:pPr>
       <w:r>
@@ -3802,7 +3827,7 @@
     </w:p>
     <w:p>
       <w:pPr>
-        <w:spacing w:before="0" w:after="60" w:line="312" w:lineRule="auto"/>
+        <w:spacing w:before="0" w:after="80" w:line="312" w:lineRule="auto"/>
         <w:ind w:left="283"/>
       </w:pPr>
       <w:r>
@@ -3816,7 +3841,7 @@
     </w:p>
     <w:p>
       <w:pPr>
-        <w:spacing w:before="0" w:after="60" w:line="312" w:lineRule="auto"/>
+        <w:spacing w:before="0" w:after="80" w:line="312" w:lineRule="auto"/>
         <w:ind w:left="283"/>
       </w:pPr>
       <w:r>
@@ -3830,7 +3855,7 @@
     </w:p>
     <w:p>
       <w:pPr>
-        <w:spacing w:before="0" w:after="60" w:line="312" w:lineRule="auto"/>
+        <w:spacing w:before="0" w:after="80" w:line="312" w:lineRule="auto"/>
         <w:ind w:left="283"/>
       </w:pPr>
       <w:r>
@@ -3844,7 +3869,7 @@
     </w:p>
     <w:p>
       <w:pPr>
-        <w:spacing w:before="0" w:after="60" w:line="312" w:lineRule="auto"/>
+        <w:spacing w:before="0" w:after="80" w:line="312" w:lineRule="auto"/>
         <w:ind w:left="283"/>
       </w:pPr>
       <w:r>
@@ -3858,7 +3883,7 @@
     </w:p>
     <w:p>
       <w:pPr>
-        <w:spacing w:before="0" w:after="60" w:line="312" w:lineRule="auto"/>
+        <w:spacing w:before="0" w:after="80" w:line="312" w:lineRule="auto"/>
         <w:ind w:left="283"/>
       </w:pPr>
       <w:r>
@@ -3872,7 +3897,7 @@
     </w:p>
     <w:p>
       <w:pPr>
-        <w:spacing w:before="260" w:after="120" w:line="300" w:lineRule="auto"/>
+        <w:spacing w:before="300" w:after="100" w:line="300" w:lineRule="auto"/>
         <w:ind w:left="113" w:right="113"/>
         <w:shd w:val="clear" w:fill="F1F5F9"/>
       </w:pPr>
@@ -3901,7 +3926,7 @@
     </w:p>
     <w:p>
       <w:pPr>
-        <w:spacing w:before="0" w:after="60" w:line="312" w:lineRule="auto"/>
+        <w:spacing w:before="0" w:after="80" w:line="312" w:lineRule="auto"/>
         <w:ind w:left="227"/>
       </w:pPr>
       <w:r>
@@ -3915,7 +3940,7 @@
     </w:p>
     <w:p>
       <w:pPr>
-        <w:spacing w:before="260" w:after="120" w:line="300" w:lineRule="auto"/>
+        <w:spacing w:before="300" w:after="100" w:line="300" w:lineRule="auto"/>
         <w:ind w:left="113" w:right="113"/>
         <w:shd w:val="clear" w:fill="F1F5F9"/>
       </w:pPr>
@@ -3944,7 +3969,7 @@
     </w:p>
     <w:p>
       <w:pPr>
-        <w:spacing w:before="0" w:after="60" w:line="312" w:lineRule="auto"/>
+        <w:spacing w:before="0" w:after="80" w:line="312" w:lineRule="auto"/>
         <w:ind w:left="227"/>
       </w:pPr>
       <w:r>
@@ -3958,7 +3983,7 @@
     </w:p>
     <w:p>
       <w:pPr>
-        <w:spacing w:before="260" w:after="120" w:line="300" w:lineRule="auto"/>
+        <w:spacing w:before="300" w:after="100" w:line="300" w:lineRule="auto"/>
         <w:ind w:left="113" w:right="113"/>
         <w:shd w:val="clear" w:fill="F1F5F9"/>
       </w:pPr>
@@ -3998,7 +4023,7 @@
     </w:p>
     <w:p>
       <w:pPr>
-        <w:spacing w:before="0" w:after="60" w:line="312" w:lineRule="auto"/>
+        <w:spacing w:before="0" w:after="80" w:line="312" w:lineRule="auto"/>
         <w:ind w:left="227"/>
       </w:pPr>
       <w:r>
@@ -4012,7 +4037,7 @@
     </w:p>
     <w:p>
       <w:pPr>
-        <w:spacing w:before="260" w:after="120" w:line="300" w:lineRule="auto"/>
+        <w:spacing w:before="300" w:after="100" w:line="300" w:lineRule="auto"/>
         <w:ind w:left="113" w:right="113"/>
         <w:shd w:val="clear" w:fill="F1F5F9"/>
       </w:pPr>
@@ -4052,7 +4077,7 @@
     </w:p>
     <w:p>
       <w:pPr>
-        <w:spacing w:before="60" w:after="180" w:line="324" w:lineRule="auto"/>
+        <w:spacing w:before="0" w:after="140" w:line="324" w:lineRule="auto"/>
         <w:ind w:left="227"/>
         <w:pBdr>
           <w:bottom w:val="single" w:sz="6" w:space="4" w:color="9A9A9A"/>
@@ -4067,7 +4092,7 @@
     </w:p>
     <w:p>
       <w:pPr>
-        <w:spacing w:before="60" w:after="180" w:line="324" w:lineRule="auto"/>
+        <w:spacing w:before="0" w:after="140" w:line="324" w:lineRule="auto"/>
         <w:ind w:left="227"/>
         <w:pBdr>
           <w:bottom w:val="single" w:sz="6" w:space="4" w:color="9A9A9A"/>
@@ -4082,7 +4107,7 @@
     </w:p>
     <w:p>
       <w:pPr>
-        <w:spacing w:before="320" w:after="120" w:line="312" w:lineRule="auto"/>
+        <w:spacing w:before="360" w:after="140" w:line="312" w:lineRule="auto"/>
         <w:ind w:left="0"/>
       </w:pPr>
       <w:r>
@@ -4096,7 +4121,7 @@
     </w:p>
     <w:p>
       <w:pPr>
-        <w:spacing w:before="260" w:after="120" w:line="300" w:lineRule="auto"/>
+        <w:spacing w:before="300" w:after="100" w:line="300" w:lineRule="auto"/>
         <w:ind w:left="113" w:right="113"/>
         <w:shd w:val="clear" w:fill="F1F5F9"/>
       </w:pPr>
@@ -4147,7 +4172,7 @@
     </w:p>
     <w:p>
       <w:pPr>
-        <w:spacing w:before="0" w:after="60" w:line="312" w:lineRule="auto"/>
+        <w:spacing w:before="0" w:after="80" w:line="312" w:lineRule="auto"/>
         <w:ind w:left="227"/>
       </w:pPr>
       <w:r>
@@ -4176,7 +4201,7 @@
     </w:p>
     <w:p>
       <w:pPr>
-        <w:spacing w:before="260" w:after="120" w:line="300" w:lineRule="auto"/>
+        <w:spacing w:before="300" w:after="100" w:line="300" w:lineRule="auto"/>
         <w:ind w:left="113" w:right="113"/>
         <w:shd w:val="clear" w:fill="F1F5F9"/>
       </w:pPr>
@@ -4216,7 +4241,7 @@
     </w:p>
     <w:p>
       <w:pPr>
-        <w:spacing w:before="0" w:after="60" w:line="312" w:lineRule="auto"/>
+        <w:spacing w:before="0" w:after="80" w:line="312" w:lineRule="auto"/>
         <w:ind w:left="227"/>
       </w:pPr>
       <w:r>
@@ -4245,7 +4270,7 @@
     </w:p>
     <w:p>
       <w:pPr>
-        <w:spacing w:before="260" w:after="120" w:line="300" w:lineRule="auto"/>
+        <w:spacing w:before="300" w:after="100" w:line="300" w:lineRule="auto"/>
         <w:ind w:left="113" w:right="113"/>
         <w:shd w:val="clear" w:fill="F1F5F9"/>
       </w:pPr>
@@ -4274,7 +4299,7 @@
     </w:p>
     <w:p>
       <w:pPr>
-        <w:spacing w:before="0" w:after="60" w:line="312" w:lineRule="auto"/>
+        <w:spacing w:before="0" w:after="80" w:line="312" w:lineRule="auto"/>
         <w:ind w:left="283"/>
       </w:pPr>
       <w:r>
@@ -4288,7 +4313,7 @@
     </w:p>
     <w:p>
       <w:pPr>
-        <w:spacing w:before="0" w:after="60" w:line="312" w:lineRule="auto"/>
+        <w:spacing w:before="0" w:after="80" w:line="312" w:lineRule="auto"/>
         <w:ind w:left="283"/>
       </w:pPr>
       <w:r>
@@ -4302,7 +4327,7 @@
     </w:p>
     <w:p>
       <w:pPr>
-        <w:spacing w:before="0" w:after="60" w:line="312" w:lineRule="auto"/>
+        <w:spacing w:before="0" w:after="80" w:line="312" w:lineRule="auto"/>
         <w:ind w:left="283"/>
       </w:pPr>
       <w:r>
@@ -4316,7 +4341,7 @@
     </w:p>
     <w:p>
       <w:pPr>
-        <w:spacing w:before="0" w:after="60" w:line="312" w:lineRule="auto"/>
+        <w:spacing w:before="0" w:after="80" w:line="312" w:lineRule="auto"/>
         <w:ind w:left="283"/>
       </w:pPr>
       <w:r>
@@ -4330,7 +4355,7 @@
     </w:p>
     <w:p>
       <w:pPr>
-        <w:spacing w:before="0" w:after="60" w:line="312" w:lineRule="auto"/>
+        <w:spacing w:before="0" w:after="80" w:line="312" w:lineRule="auto"/>
         <w:ind w:left="283"/>
       </w:pPr>
       <w:r>
@@ -4351,7 +4376,7 @@
     </w:p>
     <w:p>
       <w:pPr>
-        <w:spacing w:before="0" w:after="60" w:line="312" w:lineRule="auto"/>
+        <w:spacing w:before="0" w:after="80" w:line="312" w:lineRule="auto"/>
         <w:ind w:left="227"/>
       </w:pPr>
       <w:r>
@@ -4395,12 +4420,17 @@
     </w:tbl>
     <w:p>
       <w:pPr>
-        <w:spacing w:after="40"/>
-      </w:pPr>
-    </w:p>
-    <w:p>
-      <w:pPr>
-        <w:spacing w:before="260" w:after="120" w:line="300" w:lineRule="auto"/>
+        <w:spacing w:after="0"/>
+      </w:pPr>
+      <w:r>
+        <w:rPr>
+          <w:sz w:val="2"/>
+        </w:rPr>
+      </w:r>
+    </w:p>
+    <w:p>
+      <w:pPr>
+        <w:spacing w:before="300" w:after="100" w:line="300" w:lineRule="auto"/>
         <w:ind w:left="113" w:right="113"/>
         <w:shd w:val="clear" w:fill="F1F5F9"/>
       </w:pPr>
@@ -4530,12 +4560,17 @@
     </w:tbl>
     <w:p>
       <w:pPr>
-        <w:spacing w:after="40"/>
-      </w:pPr>
-    </w:p>
-    <w:p>
-      <w:pPr>
-        <w:spacing w:before="0" w:after="60" w:line="312" w:lineRule="auto"/>
+        <w:spacing w:after="0"/>
+      </w:pPr>
+      <w:r>
+        <w:rPr>
+          <w:sz w:val="2"/>
+        </w:rPr>
+      </w:r>
+    </w:p>
+    <w:p>
+      <w:pPr>
+        <w:spacing w:before="0" w:after="80" w:line="312" w:lineRule="auto"/>
         <w:ind w:left="227"/>
       </w:pPr>
       <w:r>
@@ -4549,7 +4584,7 @@
     </w:p>
     <w:p>
       <w:pPr>
-        <w:spacing w:before="260" w:after="120" w:line="300" w:lineRule="auto"/>
+        <w:spacing w:before="300" w:after="100" w:line="300" w:lineRule="auto"/>
         <w:ind w:left="113" w:right="113"/>
         <w:shd w:val="clear" w:fill="F1F5F9"/>
       </w:pPr>
@@ -4578,7 +4613,7 @@
     </w:p>
     <w:p>
       <w:pPr>
-        <w:spacing w:before="0" w:after="60" w:line="312" w:lineRule="auto"/>
+        <w:spacing w:before="0" w:after="80" w:line="312" w:lineRule="auto"/>
         <w:ind w:left="227"/>
       </w:pPr>
       <w:r>
@@ -4592,7 +4627,7 @@
     </w:p>
     <w:p>
       <w:pPr>
-        <w:spacing w:before="0" w:after="60" w:line="312" w:lineRule="auto"/>
+        <w:spacing w:before="0" w:after="80" w:line="312" w:lineRule="auto"/>
         <w:ind w:left="227"/>
       </w:pPr>
       <w:r>
@@ -4606,7 +4641,7 @@
     </w:p>
     <w:p>
       <w:pPr>
-        <w:spacing w:before="260" w:after="120" w:line="300" w:lineRule="auto"/>
+        <w:spacing w:before="300" w:after="100" w:line="300" w:lineRule="auto"/>
         <w:ind w:left="113" w:right="113"/>
         <w:shd w:val="clear" w:fill="F1F5F9"/>
       </w:pPr>
@@ -4635,7 +4670,7 @@
     </w:p>
     <w:p>
       <w:pPr>
-        <w:spacing w:before="0" w:after="60" w:line="312" w:lineRule="auto"/>
+        <w:spacing w:before="0" w:after="80" w:line="312" w:lineRule="auto"/>
         <w:ind w:left="227"/>
       </w:pPr>
       <w:r>
@@ -4649,7 +4684,7 @@
     </w:p>
     <w:p>
       <w:pPr>
-        <w:spacing w:before="0" w:after="60" w:line="312" w:lineRule="auto"/>
+        <w:spacing w:before="0" w:after="80" w:line="312" w:lineRule="auto"/>
         <w:ind w:left="227"/>
       </w:pPr>
       <w:r>
@@ -4663,7 +4698,7 @@
     </w:p>
     <w:p>
       <w:pPr>
-        <w:spacing w:before="0" w:after="60" w:line="312" w:lineRule="auto"/>
+        <w:spacing w:before="0" w:after="80" w:line="312" w:lineRule="auto"/>
         <w:ind w:left="227"/>
       </w:pPr>
       <w:r>
@@ -4677,7 +4712,7 @@
     </w:p>
     <w:p>
       <w:pPr>
-        <w:spacing w:before="0" w:after="60" w:line="312" w:lineRule="auto"/>
+        <w:spacing w:before="0" w:after="80" w:line="312" w:lineRule="auto"/>
         <w:ind w:left="227"/>
       </w:pPr>
       <w:r>
@@ -4721,12 +4756,17 @@
     </w:tbl>
     <w:p>
       <w:pPr>
-        <w:spacing w:after="40"/>
-      </w:pPr>
-    </w:p>
-    <w:p>
-      <w:pPr>
-        <w:spacing w:before="320" w:after="120" w:line="312" w:lineRule="auto"/>
+        <w:spacing w:after="0"/>
+      </w:pPr>
+      <w:r>
+        <w:rPr>
+          <w:sz w:val="2"/>
+        </w:rPr>
+      </w:r>
+    </w:p>
+    <w:p>
+      <w:pPr>
+        <w:spacing w:before="360" w:after="140" w:line="312" w:lineRule="auto"/>
         <w:ind w:left="0"/>
       </w:pPr>
       <w:r>
@@ -4740,7 +4780,7 @@
     </w:p>
     <w:p>
       <w:pPr>
-        <w:spacing w:before="260" w:after="120" w:line="300" w:lineRule="auto"/>
+        <w:spacing w:before="300" w:after="100" w:line="300" w:lineRule="auto"/>
         <w:ind w:left="113" w:right="113"/>
         <w:shd w:val="clear" w:fill="F1F5F9"/>
       </w:pPr>
@@ -4769,7 +4809,7 @@
     </w:p>
     <w:p>
       <w:pPr>
-        <w:spacing w:before="0" w:after="60" w:line="312" w:lineRule="auto"/>
+        <w:spacing w:before="0" w:after="80" w:line="312" w:lineRule="auto"/>
         <w:ind w:left="227"/>
       </w:pPr>
       <w:r>
@@ -4783,7 +4823,7 @@
     </w:p>
     <w:p>
       <w:pPr>
-        <w:spacing w:before="0" w:after="60" w:line="312" w:lineRule="auto"/>
+        <w:spacing w:before="0" w:after="80" w:line="312" w:lineRule="auto"/>
         <w:ind w:left="227"/>
       </w:pPr>
       <w:r>
@@ -4797,7 +4837,7 @@
     </w:p>
     <w:p>
       <w:pPr>
-        <w:spacing w:before="0" w:after="60" w:line="312" w:lineRule="auto"/>
+        <w:spacing w:before="0" w:after="80" w:line="312" w:lineRule="auto"/>
         <w:ind w:left="227"/>
       </w:pPr>
       <w:r>
@@ -4811,7 +4851,7 @@
     </w:p>
     <w:p>
       <w:pPr>
-        <w:spacing w:before="0" w:after="60" w:line="312" w:lineRule="auto"/>
+        <w:spacing w:before="0" w:after="80" w:line="312" w:lineRule="auto"/>
         <w:ind w:left="227"/>
       </w:pPr>
       <w:r>
@@ -4840,7 +4880,7 @@
     </w:p>
     <w:p>
       <w:pPr>
-        <w:spacing w:before="0" w:after="60" w:line="312" w:lineRule="auto"/>
+        <w:spacing w:before="0" w:after="80" w:line="312" w:lineRule="auto"/>
         <w:ind w:left="227"/>
       </w:pPr>
       <w:r>
@@ -4854,7 +4894,7 @@
     </w:p>
     <w:p>
       <w:pPr>
-        <w:spacing w:before="260" w:after="120" w:line="300" w:lineRule="auto"/>
+        <w:spacing w:before="300" w:after="100" w:line="300" w:lineRule="auto"/>
         <w:ind w:left="113" w:right="113"/>
         <w:shd w:val="clear" w:fill="F1F5F9"/>
       </w:pPr>
@@ -4905,7 +4945,7 @@
     </w:p>
     <w:p>
       <w:pPr>
-        <w:spacing w:before="0" w:after="60" w:line="312" w:lineRule="auto"/>
+        <w:spacing w:before="0" w:after="80" w:line="312" w:lineRule="auto"/>
         <w:ind w:left="227"/>
       </w:pPr>
       <w:r>
@@ -4941,7 +4981,7 @@
     </w:p>
     <w:p>
       <w:pPr>
-        <w:spacing w:before="260" w:after="120" w:line="300" w:lineRule="auto"/>
+        <w:spacing w:before="300" w:after="100" w:line="300" w:lineRule="auto"/>
         <w:ind w:left="113" w:right="113"/>
         <w:shd w:val="clear" w:fill="F1F5F9"/>
       </w:pPr>
@@ -4970,7 +5010,7 @@
     </w:p>
     <w:p>
       <w:pPr>
-        <w:spacing w:before="0" w:after="60" w:line="312" w:lineRule="auto"/>
+        <w:spacing w:before="0" w:after="80" w:line="312" w:lineRule="auto"/>
         <w:ind w:left="227"/>
       </w:pPr>
       <w:r>
@@ -4984,7 +5024,7 @@
     </w:p>
     <w:p>
       <w:pPr>
-        <w:spacing w:before="0" w:after="60" w:line="312" w:lineRule="auto"/>
+        <w:spacing w:before="0" w:after="80" w:line="312" w:lineRule="auto"/>
         <w:ind w:left="227"/>
       </w:pPr>
       <w:r>
@@ -4998,7 +5038,7 @@
     </w:p>
     <w:p>
       <w:pPr>
-        <w:spacing w:before="260" w:after="120" w:line="300" w:lineRule="auto"/>
+        <w:spacing w:before="300" w:after="100" w:line="300" w:lineRule="auto"/>
         <w:ind w:left="113" w:right="113"/>
         <w:shd w:val="clear" w:fill="F1F5F9"/>
       </w:pPr>
@@ -5095,12 +5135,17 @@
     </w:tbl>
     <w:p>
       <w:pPr>
-        <w:spacing w:after="40"/>
-      </w:pPr>
-    </w:p>
-    <w:p>
-      <w:pPr>
-        <w:spacing w:before="260" w:after="120" w:line="300" w:lineRule="auto"/>
+        <w:spacing w:after="0"/>
+      </w:pPr>
+      <w:r>
+        <w:rPr>
+          <w:sz w:val="2"/>
+        </w:rPr>
+      </w:r>
+    </w:p>
+    <w:p>
+      <w:pPr>
+        <w:spacing w:before="300" w:after="100" w:line="300" w:lineRule="auto"/>
         <w:ind w:left="113" w:right="113"/>
         <w:shd w:val="clear" w:fill="F1F5F9"/>
       </w:pPr>
@@ -5129,7 +5174,7 @@
     </w:p>
     <w:p>
       <w:pPr>
-        <w:spacing w:before="0" w:after="60" w:line="312" w:lineRule="auto"/>
+        <w:spacing w:before="0" w:after="80" w:line="312" w:lineRule="auto"/>
         <w:ind w:left="283"/>
       </w:pPr>
       <w:r>
@@ -5143,7 +5188,7 @@
     </w:p>
     <w:p>
       <w:pPr>
-        <w:spacing w:before="0" w:after="60" w:line="312" w:lineRule="auto"/>
+        <w:spacing w:before="0" w:after="80" w:line="312" w:lineRule="auto"/>
         <w:ind w:left="283"/>
       </w:pPr>
       <w:r>
@@ -5157,7 +5202,7 @@
     </w:p>
     <w:p>
       <w:pPr>
-        <w:spacing w:before="0" w:after="60" w:line="312" w:lineRule="auto"/>
+        <w:spacing w:before="0" w:after="80" w:line="312" w:lineRule="auto"/>
         <w:ind w:left="283"/>
       </w:pPr>
       <w:r>
@@ -5171,7 +5216,7 @@
     </w:p>
     <w:p>
       <w:pPr>
-        <w:spacing w:before="0" w:after="60" w:line="312" w:lineRule="auto"/>
+        <w:spacing w:before="0" w:after="80" w:line="312" w:lineRule="auto"/>
         <w:ind w:left="283"/>
       </w:pPr>
       <w:r>
@@ -5185,7 +5230,7 @@
     </w:p>
     <w:p>
       <w:pPr>
-        <w:spacing w:before="0" w:after="60" w:line="312" w:lineRule="auto"/>
+        <w:spacing w:before="0" w:after="80" w:line="312" w:lineRule="auto"/>
         <w:ind w:left="283"/>
       </w:pPr>
       <w:r>
@@ -5199,7 +5244,7 @@
     </w:p>
     <w:p>
       <w:pPr>
-        <w:spacing w:before="260" w:after="120" w:line="300" w:lineRule="auto"/>
+        <w:spacing w:before="300" w:after="100" w:line="300" w:lineRule="auto"/>
         <w:ind w:left="113" w:right="113"/>
         <w:shd w:val="clear" w:fill="F1F5F9"/>
       </w:pPr>
@@ -5239,7 +5284,7 @@
     </w:p>
     <w:p>
       <w:pPr>
-        <w:spacing w:before="60" w:after="180" w:line="324" w:lineRule="auto"/>
+        <w:spacing w:before="0" w:after="140" w:line="324" w:lineRule="auto"/>
         <w:ind w:left="227"/>
         <w:pBdr>
           <w:bottom w:val="single" w:sz="6" w:space="4" w:color="9A9A9A"/>
@@ -5255,7 +5300,7 @@
     </w:p>
     <w:p>
       <w:pPr>
-        <w:spacing w:before="260" w:after="120" w:line="300" w:lineRule="auto"/>
+        <w:spacing w:before="300" w:after="100" w:line="300" w:lineRule="auto"/>
         <w:ind w:left="113" w:right="113"/>
         <w:shd w:val="clear" w:fill="F1F5F9"/>
       </w:pPr>
@@ -5295,7 +5340,7 @@
     </w:p>
     <w:p>
       <w:pPr>
-        <w:spacing w:before="60" w:after="180" w:line="324" w:lineRule="auto"/>
+        <w:spacing w:before="0" w:after="140" w:line="324" w:lineRule="auto"/>
         <w:ind w:left="227"/>
         <w:pBdr>
           <w:bottom w:val="single" w:sz="6" w:space="4" w:color="9A9A9A"/>
@@ -5311,7 +5356,7 @@
     </w:p>
     <w:p>
       <w:pPr>
-        <w:spacing w:before="0" w:after="60" w:line="312" w:lineRule="auto"/>
+        <w:spacing w:before="0" w:after="80" w:line="312" w:lineRule="auto"/>
         <w:ind w:left="227"/>
       </w:pPr>
       <w:r>
@@ -5325,7 +5370,7 @@
     </w:p>
     <w:p>
       <w:pPr>
-        <w:spacing w:before="320" w:after="120" w:line="312" w:lineRule="auto"/>
+        <w:spacing w:before="360" w:after="140" w:line="312" w:lineRule="auto"/>
         <w:ind w:left="0"/>
       </w:pPr>
       <w:r>
@@ -5339,7 +5384,7 @@
     </w:p>
     <w:p>
       <w:pPr>
-        <w:spacing w:before="0" w:after="120" w:line="312" w:lineRule="auto"/>
+        <w:spacing w:before="0" w:after="80" w:line="312" w:lineRule="auto"/>
         <w:ind w:left="0"/>
       </w:pPr>
       <w:r>
@@ -5353,7 +5398,7 @@
     </w:p>
     <w:p>
       <w:pPr>
-        <w:spacing w:before="260" w:after="120" w:line="300" w:lineRule="auto"/>
+        <w:spacing w:before="300" w:after="100" w:line="300" w:lineRule="auto"/>
         <w:ind w:left="113" w:right="113"/>
         <w:shd w:val="clear" w:fill="F1F5F9"/>
       </w:pPr>
@@ -5393,7 +5438,7 @@
     </w:p>
     <w:p>
       <w:pPr>
-        <w:spacing w:before="60" w:after="180" w:line="324" w:lineRule="auto"/>
+        <w:spacing w:before="0" w:after="140" w:line="324" w:lineRule="auto"/>
         <w:ind w:left="227"/>
         <w:pBdr>
           <w:bottom w:val="single" w:sz="6" w:space="4" w:color="9A9A9A"/>
@@ -5409,7 +5454,7 @@
     </w:p>
     <w:p>
       <w:pPr>
-        <w:spacing w:before="0" w:after="60" w:line="312" w:lineRule="auto"/>
+        <w:spacing w:before="0" w:after="80" w:line="312" w:lineRule="auto"/>
         <w:ind w:left="227"/>
       </w:pPr>
       <w:r>
@@ -5423,7 +5468,7 @@
     </w:p>
     <w:p>
       <w:pPr>
-        <w:spacing w:before="0" w:after="60" w:line="312" w:lineRule="auto"/>
+        <w:spacing w:before="0" w:after="80" w:line="312" w:lineRule="auto"/>
         <w:ind w:left="227"/>
       </w:pPr>
       <w:r>
@@ -5437,7 +5482,7 @@
     </w:p>
     <w:p>
       <w:pPr>
-        <w:spacing w:before="260" w:after="120" w:line="300" w:lineRule="auto"/>
+        <w:spacing w:before="300" w:after="100" w:line="300" w:lineRule="auto"/>
         <w:ind w:left="113" w:right="113"/>
         <w:shd w:val="clear" w:fill="F1F5F9"/>
       </w:pPr>
@@ -5477,7 +5522,7 @@
     </w:p>
     <w:p>
       <w:pPr>
-        <w:spacing w:before="60" w:after="180" w:line="324" w:lineRule="auto"/>
+        <w:spacing w:before="0" w:after="140" w:line="324" w:lineRule="auto"/>
         <w:ind w:left="227"/>
         <w:pBdr>
           <w:bottom w:val="single" w:sz="6" w:space="4" w:color="9A9A9A"/>
@@ -5493,7 +5538,7 @@
     </w:p>
     <w:p>
       <w:pPr>
-        <w:spacing w:before="0" w:after="60" w:line="312" w:lineRule="auto"/>
+        <w:spacing w:before="0" w:after="80" w:line="312" w:lineRule="auto"/>
         <w:ind w:left="227"/>
       </w:pPr>
       <w:r>
@@ -5537,7 +5582,7 @@
     </w:p>
     <w:p>
       <w:pPr>
-        <w:spacing w:before="0" w:after="60" w:line="312" w:lineRule="auto"/>
+        <w:spacing w:before="0" w:after="80" w:line="312" w:lineRule="auto"/>
         <w:ind w:left="227"/>
       </w:pPr>
       <w:r>
@@ -5551,7 +5596,7 @@
     </w:p>
     <w:p>
       <w:pPr>
-        <w:spacing w:before="260" w:after="120" w:line="300" w:lineRule="auto"/>
+        <w:spacing w:before="300" w:after="100" w:line="300" w:lineRule="auto"/>
         <w:ind w:left="113" w:right="113"/>
         <w:shd w:val="clear" w:fill="F1F5F9"/>
       </w:pPr>
@@ -5591,7 +5636,7 @@
     </w:p>
     <w:p>
       <w:pPr>
-        <w:spacing w:before="60" w:after="180" w:line="324" w:lineRule="auto"/>
+        <w:spacing w:before="0" w:after="140" w:line="324" w:lineRule="auto"/>
         <w:ind w:left="227"/>
         <w:pBdr>
           <w:bottom w:val="single" w:sz="6" w:space="4" w:color="9A9A9A"/>
@@ -5606,7 +5651,7 @@
     </w:p>
     <w:p>
       <w:pPr>
-        <w:spacing w:before="60" w:after="180" w:line="324" w:lineRule="auto"/>
+        <w:spacing w:before="0" w:after="140" w:line="324" w:lineRule="auto"/>
         <w:ind w:left="227"/>
         <w:pBdr>
           <w:bottom w:val="single" w:sz="6" w:space="4" w:color="9A9A9A"/>
@@ -5621,7 +5666,7 @@
     </w:p>
     <w:p>
       <w:pPr>
-        <w:spacing w:before="0" w:after="60" w:line="312" w:lineRule="auto"/>
+        <w:spacing w:before="0" w:after="80" w:line="312" w:lineRule="auto"/>
         <w:ind w:left="227"/>
       </w:pPr>
       <w:r>
@@ -5635,7 +5680,7 @@
     </w:p>
     <w:p>
       <w:pPr>
-        <w:spacing w:before="0" w:after="60" w:line="312" w:lineRule="auto"/>
+        <w:spacing w:before="0" w:after="80" w:line="312" w:lineRule="auto"/>
         <w:ind w:left="227"/>
       </w:pPr>
       <w:r>
@@ -5649,7 +5694,7 @@
     </w:p>
     <w:p>
       <w:pPr>
-        <w:spacing w:before="260" w:after="120" w:line="300" w:lineRule="auto"/>
+        <w:spacing w:before="300" w:after="100" w:line="300" w:lineRule="auto"/>
         <w:ind w:left="113" w:right="113"/>
         <w:shd w:val="clear" w:fill="F1F5F9"/>
       </w:pPr>
@@ -5678,7 +5723,7 @@
     </w:p>
     <w:p>
       <w:pPr>
-        <w:spacing w:before="60" w:after="180" w:line="324" w:lineRule="auto"/>
+        <w:spacing w:before="0" w:after="140" w:line="324" w:lineRule="auto"/>
         <w:ind w:left="227"/>
         <w:pBdr>
           <w:bottom w:val="single" w:sz="6" w:space="4" w:color="9A9A9A"/>
@@ -5693,7 +5738,7 @@
     </w:p>
     <w:p>
       <w:pPr>
-        <w:spacing w:before="60" w:after="180" w:line="324" w:lineRule="auto"/>
+        <w:spacing w:before="0" w:after="140" w:line="324" w:lineRule="auto"/>
         <w:ind w:left="227"/>
         <w:pBdr>
           <w:bottom w:val="single" w:sz="6" w:space="4" w:color="9A9A9A"/>
@@ -5708,7 +5753,7 @@
     </w:p>
     <w:p>
       <w:pPr>
-        <w:spacing w:before="0" w:after="60" w:line="312" w:lineRule="auto"/>
+        <w:spacing w:before="0" w:after="80" w:line="312" w:lineRule="auto"/>
         <w:ind w:left="227"/>
       </w:pPr>
       <w:r>
@@ -5722,7 +5767,7 @@
     </w:p>
     <w:p>
       <w:pPr>
-        <w:spacing w:before="0" w:after="60" w:line="312" w:lineRule="auto"/>
+        <w:spacing w:before="0" w:after="80" w:line="312" w:lineRule="auto"/>
         <w:ind w:left="227"/>
       </w:pPr>
       <w:r>
@@ -5736,7 +5781,7 @@
     </w:p>
     <w:p>
       <w:pPr>
-        <w:spacing w:before="260" w:after="120" w:line="300" w:lineRule="auto"/>
+        <w:spacing w:before="300" w:after="100" w:line="300" w:lineRule="auto"/>
         <w:ind w:left="113" w:right="113"/>
         <w:shd w:val="clear" w:fill="F1F5F9"/>
       </w:pPr>
@@ -5776,7 +5821,7 @@
     </w:p>
     <w:p>
       <w:pPr>
-        <w:spacing w:before="60" w:after="180" w:line="324" w:lineRule="auto"/>
+        <w:spacing w:before="0" w:after="140" w:line="324" w:lineRule="auto"/>
         <w:ind w:left="227"/>
         <w:pBdr>
           <w:bottom w:val="single" w:sz="6" w:space="4" w:color="9A9A9A"/>
@@ -5792,7 +5837,7 @@
     </w:p>
     <w:p>
       <w:pPr>
-        <w:spacing w:before="0" w:after="60" w:line="312" w:lineRule="auto"/>
+        <w:spacing w:before="0" w:after="80" w:line="312" w:lineRule="auto"/>
         <w:ind w:left="227"/>
       </w:pPr>
       <w:r>
@@ -5836,7 +5881,7 @@
     </w:p>
     <w:p>
       <w:pPr>
-        <w:spacing w:before="0" w:after="60" w:line="312" w:lineRule="auto"/>
+        <w:spacing w:before="0" w:after="80" w:line="312" w:lineRule="auto"/>
         <w:ind w:left="227"/>
       </w:pPr>
       <w:r>
@@ -5850,7 +5895,7 @@
     </w:p>
     <w:p>
       <w:pPr>
-        <w:spacing w:before="260" w:after="120" w:line="300" w:lineRule="auto"/>
+        <w:spacing w:before="300" w:after="100" w:line="300" w:lineRule="auto"/>
         <w:ind w:left="113" w:right="113"/>
         <w:shd w:val="clear" w:fill="F1F5F9"/>
       </w:pPr>
@@ -5890,7 +5935,7 @@
     </w:p>
     <w:p>
       <w:pPr>
-        <w:spacing w:before="60" w:after="180" w:line="324" w:lineRule="auto"/>
+        <w:spacing w:before="0" w:after="140" w:line="324" w:lineRule="auto"/>
         <w:ind w:left="227"/>
         <w:pBdr>
           <w:bottom w:val="single" w:sz="6" w:space="4" w:color="9A9A9A"/>
@@ -5906,7 +5951,7 @@
     </w:p>
     <w:p>
       <w:pPr>
-        <w:spacing w:before="0" w:after="60" w:line="312" w:lineRule="auto"/>
+        <w:spacing w:before="0" w:after="80" w:line="312" w:lineRule="auto"/>
         <w:ind w:left="227"/>
       </w:pPr>
       <w:r>
@@ -5950,7 +5995,7 @@
     </w:p>
     <w:p>
       <w:pPr>
-        <w:spacing w:before="0" w:after="60" w:line="312" w:lineRule="auto"/>
+        <w:spacing w:before="0" w:after="80" w:line="312" w:lineRule="auto"/>
         <w:ind w:left="227"/>
       </w:pPr>
       <w:r>
@@ -5964,7 +6009,7 @@
     </w:p>
     <w:p>
       <w:pPr>
-        <w:spacing w:before="260" w:after="120" w:line="300" w:lineRule="auto"/>
+        <w:spacing w:before="300" w:after="100" w:line="300" w:lineRule="auto"/>
         <w:ind w:left="113" w:right="113"/>
         <w:shd w:val="clear" w:fill="F1F5F9"/>
       </w:pPr>
@@ -5993,7 +6038,7 @@
     </w:p>
     <w:p>
       <w:pPr>
-        <w:spacing w:before="0" w:after="60" w:line="312" w:lineRule="auto"/>
+        <w:spacing w:before="0" w:after="80" w:line="312" w:lineRule="auto"/>
         <w:ind w:left="283"/>
       </w:pPr>
       <w:r>
@@ -6007,7 +6052,7 @@
     </w:p>
     <w:p>
       <w:pPr>
-        <w:spacing w:before="0" w:after="60" w:line="312" w:lineRule="auto"/>
+        <w:spacing w:before="0" w:after="80" w:line="312" w:lineRule="auto"/>
         <w:ind w:left="283"/>
       </w:pPr>
       <w:r>
@@ -6021,7 +6066,7 @@
     </w:p>
     <w:p>
       <w:pPr>
-        <w:spacing w:before="0" w:after="60" w:line="312" w:lineRule="auto"/>
+        <w:spacing w:before="0" w:after="80" w:line="312" w:lineRule="auto"/>
         <w:ind w:left="283"/>
       </w:pPr>
       <w:r>
@@ -6035,7 +6080,7 @@
     </w:p>
     <w:p>
       <w:pPr>
-        <w:spacing w:before="260" w:after="120" w:line="300" w:lineRule="auto"/>
+        <w:spacing w:before="300" w:after="100" w:line="300" w:lineRule="auto"/>
         <w:ind w:left="113" w:right="113"/>
         <w:shd w:val="clear" w:fill="F1F5F9"/>
       </w:pPr>
@@ -6064,7 +6109,7 @@
     </w:p>
     <w:p>
       <w:pPr>
-        <w:spacing w:before="60" w:after="180" w:line="324" w:lineRule="auto"/>
+        <w:spacing w:before="0" w:after="140" w:line="324" w:lineRule="auto"/>
         <w:ind w:left="227"/>
         <w:pBdr>
           <w:bottom w:val="single" w:sz="6" w:space="4" w:color="9A9A9A"/>
@@ -6080,7 +6125,7 @@
     </w:p>
     <w:p>
       <w:pPr>
-        <w:spacing w:before="0" w:after="60" w:line="312" w:lineRule="auto"/>
+        <w:spacing w:before="0" w:after="80" w:line="312" w:lineRule="auto"/>
         <w:ind w:left="227"/>
       </w:pPr>
       <w:r>
@@ -6094,7 +6139,7 @@
     </w:p>
     <w:p>
       <w:pPr>
-        <w:spacing w:before="260" w:after="120" w:line="300" w:lineRule="auto"/>
+        <w:spacing w:before="300" w:after="100" w:line="300" w:lineRule="auto"/>
         <w:ind w:left="113" w:right="113"/>
         <w:shd w:val="clear" w:fill="F1F5F9"/>
       </w:pPr>
@@ -6134,7 +6179,7 @@
     </w:p>
     <w:p>
       <w:pPr>
-        <w:spacing w:before="60" w:after="180" w:line="324" w:lineRule="auto"/>
+        <w:spacing w:before="0" w:after="140" w:line="324" w:lineRule="auto"/>
         <w:ind w:left="227"/>
         <w:pBdr>
           <w:bottom w:val="single" w:sz="6" w:space="4" w:color="9A9A9A"/>
@@ -6150,7 +6195,7 @@
     </w:p>
     <w:p>
       <w:pPr>
-        <w:spacing w:before="0" w:after="60" w:line="312" w:lineRule="auto"/>
+        <w:spacing w:before="0" w:after="80" w:line="312" w:lineRule="auto"/>
         <w:ind w:left="227"/>
       </w:pPr>
       <w:r>
@@ -6164,7 +6209,7 @@
     </w:p>
     <w:p>
       <w:pPr>
-        <w:spacing w:before="0" w:after="60" w:line="312" w:lineRule="auto"/>
+        <w:spacing w:before="0" w:after="80" w:line="312" w:lineRule="auto"/>
         <w:ind w:left="227"/>
       </w:pPr>
       <w:r>
@@ -6178,7 +6223,7 @@
     </w:p>
     <w:p>
       <w:pPr>
-        <w:spacing w:before="260" w:after="120" w:line="300" w:lineRule="auto"/>
+        <w:spacing w:before="300" w:after="100" w:line="300" w:lineRule="auto"/>
         <w:ind w:left="113" w:right="113"/>
         <w:shd w:val="clear" w:fill="F1F5F9"/>
       </w:pPr>
@@ -6207,7 +6252,7 @@
     </w:p>
     <w:p>
       <w:pPr>
-        <w:spacing w:before="60" w:after="180" w:line="324" w:lineRule="auto"/>
+        <w:spacing w:before="0" w:after="140" w:line="324" w:lineRule="auto"/>
         <w:ind w:left="227"/>
         <w:pBdr>
           <w:bottom w:val="single" w:sz="6" w:space="4" w:color="9A9A9A"/>
@@ -6223,7 +6268,7 @@
     </w:p>
     <w:p>
       <w:pPr>
-        <w:spacing w:before="0" w:after="60" w:line="312" w:lineRule="auto"/>
+        <w:spacing w:before="0" w:after="80" w:line="312" w:lineRule="auto"/>
         <w:ind w:left="227"/>
       </w:pPr>
       <w:r>
@@ -6237,7 +6282,7 @@
     </w:p>
     <w:p>
       <w:pPr>
-        <w:spacing w:before="0" w:after="60" w:line="312" w:lineRule="auto"/>
+        <w:spacing w:before="0" w:after="80" w:line="312" w:lineRule="auto"/>
         <w:ind w:left="227"/>
       </w:pPr>
       <w:r>
@@ -6251,7 +6296,7 @@
     </w:p>
     <w:p>
       <w:pPr>
-        <w:spacing w:before="320" w:after="120" w:line="312" w:lineRule="auto"/>
+        <w:spacing w:before="360" w:after="140" w:line="312" w:lineRule="auto"/>
         <w:ind w:left="0"/>
       </w:pPr>
       <w:r>
@@ -6265,7 +6310,7 @@
     </w:p>
     <w:p>
       <w:pPr>
-        <w:spacing w:before="260" w:after="120" w:line="300" w:lineRule="auto"/>
+        <w:spacing w:before="300" w:after="100" w:line="300" w:lineRule="auto"/>
         <w:ind w:left="113" w:right="113"/>
         <w:shd w:val="clear" w:fill="F1F5F9"/>
       </w:pPr>
@@ -6354,12 +6399,17 @@
     </w:tbl>
     <w:p>
       <w:pPr>
-        <w:spacing w:after="40"/>
-      </w:pPr>
-    </w:p>
-    <w:p>
-      <w:pPr>
-        <w:spacing w:before="0" w:after="60" w:line="312" w:lineRule="auto"/>
+        <w:spacing w:after="0"/>
+      </w:pPr>
+      <w:r>
+        <w:rPr>
+          <w:sz w:val="2"/>
+        </w:rPr>
+      </w:r>
+    </w:p>
+    <w:p>
+      <w:pPr>
+        <w:spacing w:before="0" w:after="80" w:line="312" w:lineRule="auto"/>
         <w:ind w:left="227"/>
       </w:pPr>
       <w:r>
@@ -6373,7 +6423,7 @@
     </w:p>
     <w:p>
       <w:pPr>
-        <w:spacing w:before="260" w:after="120" w:line="300" w:lineRule="auto"/>
+        <w:spacing w:before="300" w:after="100" w:line="300" w:lineRule="auto"/>
         <w:ind w:left="113" w:right="113"/>
         <w:shd w:val="clear" w:fill="F1F5F9"/>
       </w:pPr>
@@ -6413,7 +6463,7 @@
     </w:p>
     <w:p>
       <w:pPr>
-        <w:spacing w:before="60" w:after="180" w:line="324" w:lineRule="auto"/>
+        <w:spacing w:before="0" w:after="140" w:line="324" w:lineRule="auto"/>
         <w:ind w:left="227"/>
         <w:pBdr>
           <w:bottom w:val="single" w:sz="6" w:space="4" w:color="9A9A9A"/>
@@ -6428,7 +6478,7 @@
     </w:p>
     <w:p>
       <w:pPr>
-        <w:spacing w:before="60" w:after="180" w:line="324" w:lineRule="auto"/>
+        <w:spacing w:before="0" w:after="140" w:line="324" w:lineRule="auto"/>
         <w:ind w:left="227"/>
         <w:pBdr>
           <w:bottom w:val="single" w:sz="6" w:space="4" w:color="9A9A9A"/>
@@ -6443,7 +6493,7 @@
     </w:p>
     <w:p>
       <w:pPr>
-        <w:spacing w:before="260" w:after="120" w:line="300" w:lineRule="auto"/>
+        <w:spacing w:before="300" w:after="100" w:line="300" w:lineRule="auto"/>
         <w:ind w:left="113" w:right="113"/>
         <w:shd w:val="clear" w:fill="F1F5F9"/>
       </w:pPr>
@@ -6472,7 +6522,7 @@
     </w:p>
     <w:p>
       <w:pPr>
-        <w:spacing w:before="0" w:after="60" w:line="312" w:lineRule="auto"/>
+        <w:spacing w:before="0" w:after="80" w:line="312" w:lineRule="auto"/>
         <w:ind w:left="227"/>
       </w:pPr>
       <w:r>
@@ -6486,7 +6536,7 @@
     </w:p>
     <w:p>
       <w:pPr>
-        <w:spacing w:before="0" w:after="60" w:line="312" w:lineRule="auto"/>
+        <w:spacing w:before="0" w:after="80" w:line="312" w:lineRule="auto"/>
         <w:ind w:left="227"/>
       </w:pPr>
       <w:r>
@@ -6500,7 +6550,7 @@
     </w:p>
     <w:p>
       <w:pPr>
-        <w:spacing w:before="0" w:after="60" w:line="312" w:lineRule="auto"/>
+        <w:spacing w:before="0" w:after="80" w:line="312" w:lineRule="auto"/>
         <w:ind w:left="227"/>
       </w:pPr>
       <w:r>
@@ -6514,7 +6564,7 @@
     </w:p>
     <w:p>
       <w:pPr>
-        <w:spacing w:before="260" w:after="120" w:line="300" w:lineRule="auto"/>
+        <w:spacing w:before="300" w:after="100" w:line="300" w:lineRule="auto"/>
         <w:ind w:left="113" w:right="113"/>
         <w:shd w:val="clear" w:fill="F1F5F9"/>
       </w:pPr>
@@ -6603,12 +6653,17 @@
     </w:tbl>
     <w:p>
       <w:pPr>
-        <w:spacing w:after="40"/>
-      </w:pPr>
-    </w:p>
-    <w:p>
-      <w:pPr>
-        <w:spacing w:before="0" w:after="60" w:line="312" w:lineRule="auto"/>
+        <w:spacing w:after="0"/>
+      </w:pPr>
+      <w:r>
+        <w:rPr>
+          <w:sz w:val="2"/>
+        </w:rPr>
+      </w:r>
+    </w:p>
+    <w:p>
+      <w:pPr>
+        <w:spacing w:before="0" w:after="80" w:line="312" w:lineRule="auto"/>
         <w:ind w:left="227"/>
       </w:pPr>
       <w:r>
@@ -6622,7 +6677,7 @@
     </w:p>
     <w:p>
       <w:pPr>
-        <w:spacing w:before="260" w:after="120" w:line="300" w:lineRule="auto"/>
+        <w:spacing w:before="300" w:after="100" w:line="300" w:lineRule="auto"/>
         <w:ind w:left="113" w:right="113"/>
         <w:shd w:val="clear" w:fill="F1F5F9"/>
       </w:pPr>
@@ -6700,12 +6755,17 @@
     </w:tbl>
     <w:p>
       <w:pPr>
-        <w:spacing w:after="40"/>
-      </w:pPr>
-    </w:p>
-    <w:p>
-      <w:pPr>
-        <w:spacing w:before="260" w:after="120" w:line="300" w:lineRule="auto"/>
+        <w:spacing w:after="0"/>
+      </w:pPr>
+      <w:r>
+        <w:rPr>
+          <w:sz w:val="2"/>
+        </w:rPr>
+      </w:r>
+    </w:p>
+    <w:p>
+      <w:pPr>
+        <w:spacing w:before="300" w:after="100" w:line="300" w:lineRule="auto"/>
         <w:ind w:left="113" w:right="113"/>
         <w:shd w:val="clear" w:fill="F1F5F9"/>
       </w:pPr>
@@ -6734,7 +6794,7 @@
     </w:p>
     <w:p>
       <w:pPr>
-        <w:spacing w:before="0" w:after="60" w:line="312" w:lineRule="auto"/>
+        <w:spacing w:before="0" w:after="80" w:line="312" w:lineRule="auto"/>
         <w:ind w:left="227"/>
       </w:pPr>
       <w:r>
@@ -6748,7 +6808,7 @@
     </w:p>
     <w:p>
       <w:pPr>
-        <w:spacing w:before="260" w:after="120" w:line="300" w:lineRule="auto"/>
+        <w:spacing w:before="300" w:after="100" w:line="300" w:lineRule="auto"/>
         <w:ind w:left="113" w:right="113"/>
         <w:shd w:val="clear" w:fill="F1F5F9"/>
       </w:pPr>
@@ -7437,12 +7497,17 @@
     </w:tbl>
     <w:p>
       <w:pPr>
-        <w:spacing w:after="40"/>
-      </w:pPr>
-    </w:p>
-    <w:p>
-      <w:pPr>
-        <w:spacing w:before="320" w:after="120" w:line="312" w:lineRule="auto"/>
+        <w:spacing w:after="0"/>
+      </w:pPr>
+      <w:r>
+        <w:rPr>
+          <w:sz w:val="2"/>
+        </w:rPr>
+      </w:r>
+    </w:p>
+    <w:p>
+      <w:pPr>
+        <w:spacing w:before="360" w:after="140" w:line="312" w:lineRule="auto"/>
         <w:ind w:left="0"/>
       </w:pPr>
       <w:r>
@@ -7456,7 +7521,7 @@
     </w:p>
     <w:p>
       <w:pPr>
-        <w:spacing w:before="320" w:after="120" w:line="312" w:lineRule="auto"/>
+        <w:spacing w:before="360" w:after="140" w:line="312" w:lineRule="auto"/>
         <w:ind w:left="0"/>
       </w:pPr>
       <w:r>
@@ -7470,7 +7535,7 @@
     </w:p>
     <w:p>
       <w:pPr>
-        <w:spacing w:before="200" w:after="60" w:line="312" w:lineRule="auto"/>
+        <w:spacing w:before="240" w:after="100" w:line="312" w:lineRule="auto"/>
         <w:ind w:left="0"/>
       </w:pPr>
       <w:r>
@@ -7533,12 +7598,17 @@
     </w:tbl>
     <w:p>
       <w:pPr>
-        <w:spacing w:after="40"/>
-      </w:pPr>
-    </w:p>
-    <w:p>
-      <w:pPr>
-        <w:spacing w:before="320" w:after="120" w:line="312" w:lineRule="auto"/>
+        <w:spacing w:after="0"/>
+      </w:pPr>
+      <w:r>
+        <w:rPr>
+          <w:sz w:val="2"/>
+        </w:rPr>
+      </w:r>
+    </w:p>
+    <w:p>
+      <w:pPr>
+        <w:spacing w:before="360" w:after="140" w:line="312" w:lineRule="auto"/>
         <w:ind w:left="0"/>
       </w:pPr>
       <w:r>
@@ -7552,7 +7622,7 @@
     </w:p>
     <w:p>
       <w:pPr>
-        <w:spacing w:before="0" w:after="120" w:line="312" w:lineRule="auto"/>
+        <w:spacing w:before="0" w:after="80" w:line="312" w:lineRule="auto"/>
         <w:ind w:left="0"/>
       </w:pPr>
       <w:r>
@@ -7566,7 +7636,7 @@
     </w:p>
     <w:p>
       <w:pPr>
-        <w:spacing w:before="260" w:after="120" w:line="300" w:lineRule="auto"/>
+        <w:spacing w:before="300" w:after="100" w:line="300" w:lineRule="auto"/>
         <w:ind w:left="113" w:right="113"/>
         <w:shd w:val="clear" w:fill="F1F5F9"/>
       </w:pPr>
@@ -7588,7 +7658,7 @@
     </w:p>
     <w:p>
       <w:pPr>
-        <w:spacing w:before="0" w:after="60" w:line="312" w:lineRule="auto"/>
+        <w:spacing w:before="0" w:after="80" w:line="312" w:lineRule="auto"/>
         <w:ind w:left="227"/>
       </w:pPr>
       <w:r>
@@ -7602,7 +7672,7 @@
     </w:p>
     <w:p>
       <w:pPr>
-        <w:spacing w:before="0" w:after="60" w:line="312" w:lineRule="auto"/>
+        <w:spacing w:before="0" w:after="80" w:line="312" w:lineRule="auto"/>
         <w:ind w:left="227"/>
       </w:pPr>
       <w:r>
@@ -7616,7 +7686,7 @@
     </w:p>
     <w:p>
       <w:pPr>
-        <w:spacing w:before="260" w:after="120" w:line="300" w:lineRule="auto"/>
+        <w:spacing w:before="300" w:after="100" w:line="300" w:lineRule="auto"/>
         <w:ind w:left="113" w:right="113"/>
         <w:shd w:val="clear" w:fill="F1F5F9"/>
       </w:pPr>
@@ -7638,7 +7708,7 @@
     </w:p>
     <w:p>
       <w:pPr>
-        <w:spacing w:before="0" w:after="60" w:line="312" w:lineRule="auto"/>
+        <w:spacing w:before="0" w:after="80" w:line="312" w:lineRule="auto"/>
         <w:ind w:left="227"/>
       </w:pPr>
       <w:r>
@@ -7652,7 +7722,7 @@
     </w:p>
     <w:p>
       <w:pPr>
-        <w:spacing w:before="0" w:after="60" w:line="312" w:lineRule="auto"/>
+        <w:spacing w:before="0" w:after="80" w:line="312" w:lineRule="auto"/>
         <w:ind w:left="227"/>
       </w:pPr>
       <w:r>
@@ -7666,7 +7736,7 @@
     </w:p>
     <w:p>
       <w:pPr>
-        <w:spacing w:before="0" w:after="60" w:line="312" w:lineRule="auto"/>
+        <w:spacing w:before="0" w:after="80" w:line="312" w:lineRule="auto"/>
         <w:ind w:left="227"/>
       </w:pPr>
       <w:r>
@@ -7695,7 +7765,7 @@
     </w:p>
     <w:p>
       <w:pPr>
-        <w:spacing w:before="260" w:after="120" w:line="300" w:lineRule="auto"/>
+        <w:spacing w:before="300" w:after="100" w:line="300" w:lineRule="auto"/>
         <w:ind w:left="113" w:right="113"/>
         <w:shd w:val="clear" w:fill="F1F5F9"/>
       </w:pPr>
@@ -7717,7 +7787,7 @@
     </w:p>
     <w:p>
       <w:pPr>
-        <w:spacing w:before="0" w:after="60" w:line="312" w:lineRule="auto"/>
+        <w:spacing w:before="0" w:after="80" w:line="312" w:lineRule="auto"/>
         <w:ind w:left="227"/>
       </w:pPr>
       <w:r>
@@ -7731,7 +7801,7 @@
     </w:p>
     <w:p>
       <w:pPr>
-        <w:spacing w:before="0" w:after="60" w:line="312" w:lineRule="auto"/>
+        <w:spacing w:before="0" w:after="80" w:line="312" w:lineRule="auto"/>
         <w:ind w:left="227"/>
       </w:pPr>
       <w:r>
@@ -7760,7 +7830,7 @@
     </w:p>
     <w:p>
       <w:pPr>
-        <w:spacing w:before="260" w:after="120" w:line="300" w:lineRule="auto"/>
+        <w:spacing w:before="300" w:after="100" w:line="300" w:lineRule="auto"/>
         <w:ind w:left="113" w:right="113"/>
         <w:shd w:val="clear" w:fill="F1F5F9"/>
       </w:pPr>
@@ -7793,7 +7863,7 @@
     </w:p>
     <w:p>
       <w:pPr>
-        <w:spacing w:before="0" w:after="60" w:line="312" w:lineRule="auto"/>
+        <w:spacing w:before="0" w:after="80" w:line="312" w:lineRule="auto"/>
         <w:ind w:left="227"/>
       </w:pPr>
       <w:r>
@@ -7807,7 +7877,7 @@
     </w:p>
     <w:p>
       <w:pPr>
-        <w:spacing w:before="0" w:after="60" w:line="312" w:lineRule="auto"/>
+        <w:spacing w:before="0" w:after="80" w:line="312" w:lineRule="auto"/>
         <w:ind w:left="227"/>
       </w:pPr>
       <w:r>
@@ -7836,7 +7906,7 @@
     </w:p>
     <w:p>
       <w:pPr>
-        <w:spacing w:before="260" w:after="120" w:line="300" w:lineRule="auto"/>
+        <w:spacing w:before="300" w:after="100" w:line="300" w:lineRule="auto"/>
         <w:ind w:left="113" w:right="113"/>
         <w:shd w:val="clear" w:fill="F1F5F9"/>
       </w:pPr>
@@ -7858,7 +7928,7 @@
     </w:p>
     <w:p>
       <w:pPr>
-        <w:spacing w:before="0" w:after="60" w:line="312" w:lineRule="auto"/>
+        <w:spacing w:before="0" w:after="80" w:line="312" w:lineRule="auto"/>
         <w:ind w:left="227"/>
       </w:pPr>
       <w:r>
@@ -7872,7 +7942,7 @@
     </w:p>
     <w:p>
       <w:pPr>
-        <w:spacing w:before="0" w:after="60" w:line="312" w:lineRule="auto"/>
+        <w:spacing w:before="0" w:after="80" w:line="312" w:lineRule="auto"/>
         <w:ind w:left="227"/>
       </w:pPr>
       <w:r>
@@ -7886,7 +7956,7 @@
     </w:p>
     <w:p>
       <w:pPr>
-        <w:spacing w:before="0" w:after="60" w:line="312" w:lineRule="auto"/>
+        <w:spacing w:before="0" w:after="80" w:line="312" w:lineRule="auto"/>
         <w:ind w:left="227"/>
       </w:pPr>
       <w:r>
@@ -7900,7 +7970,7 @@
     </w:p>
     <w:p>
       <w:pPr>
-        <w:spacing w:before="260" w:after="120" w:line="300" w:lineRule="auto"/>
+        <w:spacing w:before="300" w:after="100" w:line="300" w:lineRule="auto"/>
         <w:ind w:left="113" w:right="113"/>
         <w:shd w:val="clear" w:fill="F1F5F9"/>
       </w:pPr>
@@ -7922,7 +7992,7 @@
     </w:p>
     <w:p>
       <w:pPr>
-        <w:spacing w:before="0" w:after="60" w:line="312" w:lineRule="auto"/>
+        <w:spacing w:before="0" w:after="80" w:line="312" w:lineRule="auto"/>
         <w:ind w:left="227"/>
       </w:pPr>
       <w:r>
@@ -7936,7 +8006,7 @@
     </w:p>
     <w:p>
       <w:pPr>
-        <w:spacing w:before="0" w:after="60" w:line="312" w:lineRule="auto"/>
+        <w:spacing w:before="0" w:after="80" w:line="312" w:lineRule="auto"/>
         <w:ind w:left="227"/>
       </w:pPr>
       <w:r>
@@ -7950,7 +8020,7 @@
     </w:p>
     <w:p>
       <w:pPr>
-        <w:spacing w:before="0" w:after="60" w:line="312" w:lineRule="auto"/>
+        <w:spacing w:before="0" w:after="80" w:line="312" w:lineRule="auto"/>
         <w:ind w:left="227"/>
       </w:pPr>
       <w:r>
@@ -7964,7 +8034,7 @@
     </w:p>
     <w:p>
       <w:pPr>
-        <w:spacing w:before="260" w:after="120" w:line="300" w:lineRule="auto"/>
+        <w:spacing w:before="300" w:after="100" w:line="300" w:lineRule="auto"/>
         <w:ind w:left="113" w:right="113"/>
         <w:shd w:val="clear" w:fill="F1F5F9"/>
       </w:pPr>
@@ -7986,7 +8056,7 @@
     </w:p>
     <w:p>
       <w:pPr>
-        <w:spacing w:before="0" w:after="60" w:line="312" w:lineRule="auto"/>
+        <w:spacing w:before="0" w:after="80" w:line="312" w:lineRule="auto"/>
         <w:ind w:left="227"/>
       </w:pPr>
       <w:r>
@@ -8000,7 +8070,7 @@
     </w:p>
     <w:p>
       <w:pPr>
-        <w:spacing w:before="0" w:after="60" w:line="312" w:lineRule="auto"/>
+        <w:spacing w:before="0" w:after="80" w:line="312" w:lineRule="auto"/>
         <w:ind w:left="227"/>
       </w:pPr>
       <w:r>
@@ -8014,7 +8084,7 @@
     </w:p>
     <w:p>
       <w:pPr>
-        <w:spacing w:before="260" w:after="120" w:line="300" w:lineRule="auto"/>
+        <w:spacing w:before="300" w:after="100" w:line="300" w:lineRule="auto"/>
         <w:ind w:left="113" w:right="113"/>
         <w:shd w:val="clear" w:fill="F1F5F9"/>
       </w:pPr>
@@ -8058,7 +8128,7 @@
     </w:p>
     <w:p>
       <w:pPr>
-        <w:spacing w:before="0" w:after="60" w:line="312" w:lineRule="auto"/>
+        <w:spacing w:before="0" w:after="80" w:line="312" w:lineRule="auto"/>
         <w:ind w:left="227"/>
       </w:pPr>
       <w:r>
@@ -8087,7 +8157,7 @@
     </w:p>
     <w:p>
       <w:pPr>
-        <w:spacing w:before="260" w:after="120" w:line="300" w:lineRule="auto"/>
+        <w:spacing w:before="300" w:after="100" w:line="300" w:lineRule="auto"/>
         <w:ind w:left="113" w:right="113"/>
         <w:shd w:val="clear" w:fill="F1F5F9"/>
       </w:pPr>
@@ -8120,7 +8190,7 @@
     </w:p>
     <w:p>
       <w:pPr>
-        <w:spacing w:before="0" w:after="60" w:line="312" w:lineRule="auto"/>
+        <w:spacing w:before="0" w:after="80" w:line="312" w:lineRule="auto"/>
         <w:ind w:left="227"/>
       </w:pPr>
       <w:r>
@@ -8134,7 +8204,7 @@
     </w:p>
     <w:p>
       <w:pPr>
-        <w:spacing w:before="0" w:after="60" w:line="312" w:lineRule="auto"/>
+        <w:spacing w:before="0" w:after="80" w:line="312" w:lineRule="auto"/>
         <w:ind w:left="227"/>
       </w:pPr>
       <w:r>
@@ -8163,7 +8233,7 @@
     </w:p>
     <w:p>
       <w:pPr>
-        <w:spacing w:before="260" w:after="120" w:line="300" w:lineRule="auto"/>
+        <w:spacing w:before="300" w:after="100" w:line="300" w:lineRule="auto"/>
         <w:ind w:left="113" w:right="113"/>
         <w:shd w:val="clear" w:fill="F1F5F9"/>
       </w:pPr>
@@ -8185,7 +8255,7 @@
     </w:p>
     <w:p>
       <w:pPr>
-        <w:spacing w:before="0" w:after="60" w:line="312" w:lineRule="auto"/>
+        <w:spacing w:before="0" w:after="80" w:line="312" w:lineRule="auto"/>
         <w:ind w:left="227"/>
       </w:pPr>
       <w:r>
@@ -8199,7 +8269,7 @@
     </w:p>
     <w:p>
       <w:pPr>
-        <w:spacing w:before="0" w:after="60" w:line="312" w:lineRule="auto"/>
+        <w:spacing w:before="0" w:after="80" w:line="312" w:lineRule="auto"/>
         <w:ind w:left="227"/>
       </w:pPr>
       <w:r>
@@ -8213,7 +8283,7 @@
     </w:p>
     <w:p>
       <w:pPr>
-        <w:spacing w:before="0" w:after="60" w:line="312" w:lineRule="auto"/>
+        <w:spacing w:before="0" w:after="80" w:line="312" w:lineRule="auto"/>
         <w:ind w:left="227"/>
       </w:pPr>
       <w:r>
@@ -8242,7 +8312,7 @@
     </w:p>
     <w:p>
       <w:pPr>
-        <w:spacing w:before="320" w:after="120" w:line="312" w:lineRule="auto"/>
+        <w:spacing w:before="360" w:after="140" w:line="312" w:lineRule="auto"/>
         <w:ind w:left="0"/>
       </w:pPr>
       <w:r>
@@ -8256,7 +8326,7 @@
     </w:p>
     <w:p>
       <w:pPr>
-        <w:spacing w:before="260" w:after="120" w:line="300" w:lineRule="auto"/>
+        <w:spacing w:before="300" w:after="100" w:line="300" w:lineRule="auto"/>
         <w:ind w:left="113" w:right="113"/>
         <w:shd w:val="clear" w:fill="F1F5F9"/>
       </w:pPr>
@@ -8285,7 +8355,7 @@
     </w:p>
     <w:p>
       <w:pPr>
-        <w:spacing w:before="0" w:after="60" w:line="312" w:lineRule="auto"/>
+        <w:spacing w:before="0" w:after="80" w:line="312" w:lineRule="auto"/>
         <w:ind w:left="227"/>
       </w:pPr>
       <w:r>
@@ -9159,12 +9229,17 @@
     </w:tbl>
     <w:p>
       <w:pPr>
-        <w:spacing w:after="40"/>
-      </w:pPr>
-    </w:p>
-    <w:p>
-      <w:pPr>
-        <w:spacing w:before="260" w:after="120" w:line="300" w:lineRule="auto"/>
+        <w:spacing w:after="0"/>
+      </w:pPr>
+      <w:r>
+        <w:rPr>
+          <w:sz w:val="2"/>
+        </w:rPr>
+      </w:r>
+    </w:p>
+    <w:p>
+      <w:pPr>
+        <w:spacing w:before="300" w:after="100" w:line="300" w:lineRule="auto"/>
         <w:ind w:left="113" w:right="113"/>
         <w:shd w:val="clear" w:fill="F1F5F9"/>
       </w:pPr>
@@ -9186,7 +9261,7 @@
     </w:p>
     <w:p>
       <w:pPr>
-        <w:spacing w:before="0" w:after="60" w:line="312" w:lineRule="auto"/>
+        <w:spacing w:before="0" w:after="80" w:line="312" w:lineRule="auto"/>
         <w:ind w:left="227"/>
       </w:pPr>
       <w:r>
@@ -9200,7 +9275,7 @@
     </w:p>
     <w:p>
       <w:pPr>
-        <w:spacing w:before="260" w:after="120" w:line="300" w:lineRule="auto"/>
+        <w:spacing w:before="300" w:after="100" w:line="300" w:lineRule="auto"/>
         <w:ind w:left="113" w:right="113"/>
         <w:shd w:val="clear" w:fill="F1F5F9"/>
       </w:pPr>
@@ -9354,12 +9429,17 @@
     </w:tbl>
     <w:p>
       <w:pPr>
-        <w:spacing w:after="40"/>
-      </w:pPr>
-    </w:p>
-    <w:p>
-      <w:pPr>
-        <w:spacing w:before="440" w:after="160" w:line="312" w:lineRule="auto"/>
+        <w:spacing w:after="0"/>
+      </w:pPr>
+      <w:r>
+        <w:rPr>
+          <w:sz w:val="2"/>
+        </w:rPr>
+      </w:r>
+    </w:p>
+    <w:p>
+      <w:pPr>
+        <w:spacing w:before="520" w:after="180" w:line="312" w:lineRule="auto"/>
         <w:ind w:left="0"/>
         <w:pBdr>
           <w:bottom w:val="single" w:sz="12" w:space="4" w:color="1F4E79"/>
@@ -9376,7 +9456,7 @@
     </w:p>
     <w:p>
       <w:pPr>
-        <w:spacing w:before="320" w:after="120" w:line="312" w:lineRule="auto"/>
+        <w:spacing w:before="360" w:after="140" w:line="312" w:lineRule="auto"/>
         <w:ind w:left="0"/>
       </w:pPr>
       <w:r>
@@ -9390,7 +9470,7 @@
     </w:p>
     <w:p>
       <w:pPr>
-        <w:spacing w:before="260" w:after="120" w:line="300" w:lineRule="auto"/>
+        <w:spacing w:before="300" w:after="100" w:line="300" w:lineRule="auto"/>
         <w:ind w:left="113" w:right="113"/>
         <w:shd w:val="clear" w:fill="F1F5F9"/>
       </w:pPr>
@@ -9413,7 +9493,7 @@
     </w:p>
     <w:p>
       <w:pPr>
-        <w:spacing w:before="0" w:after="60" w:line="312" w:lineRule="auto"/>
+        <w:spacing w:before="0" w:after="80" w:line="312" w:lineRule="auto"/>
         <w:ind w:left="227"/>
       </w:pPr>
       <w:r>
@@ -9427,7 +9507,7 @@
     </w:p>
     <w:p>
       <w:pPr>
-        <w:spacing w:before="260" w:after="120" w:line="300" w:lineRule="auto"/>
+        <w:spacing w:before="300" w:after="100" w:line="300" w:lineRule="auto"/>
         <w:ind w:left="113" w:right="113"/>
         <w:shd w:val="clear" w:fill="F1F5F9"/>
       </w:pPr>
@@ -9468,7 +9548,7 @@
     </w:p>
     <w:p>
       <w:pPr>
-        <w:spacing w:before="0" w:after="60" w:line="312" w:lineRule="auto"/>
+        <w:spacing w:before="0" w:after="80" w:line="312" w:lineRule="auto"/>
         <w:ind w:left="283"/>
       </w:pPr>
       <w:r>
@@ -9482,7 +9562,7 @@
     </w:p>
     <w:p>
       <w:pPr>
-        <w:spacing w:before="0" w:after="60" w:line="312" w:lineRule="auto"/>
+        <w:spacing w:before="0" w:after="80" w:line="312" w:lineRule="auto"/>
         <w:ind w:left="283"/>
       </w:pPr>
       <w:r>
@@ -9496,7 +9576,7 @@
     </w:p>
     <w:p>
       <w:pPr>
-        <w:spacing w:before="0" w:after="60" w:line="312" w:lineRule="auto"/>
+        <w:spacing w:before="0" w:after="80" w:line="312" w:lineRule="auto"/>
         <w:ind w:left="283"/>
       </w:pPr>
       <w:r>
@@ -9510,7 +9590,7 @@
     </w:p>
     <w:p>
       <w:pPr>
-        <w:spacing w:before="0" w:after="60" w:line="312" w:lineRule="auto"/>
+        <w:spacing w:before="0" w:after="80" w:line="312" w:lineRule="auto"/>
         <w:ind w:left="283"/>
       </w:pPr>
       <w:r>
@@ -9524,7 +9604,7 @@
     </w:p>
     <w:p>
       <w:pPr>
-        <w:spacing w:before="0" w:after="60" w:line="312" w:lineRule="auto"/>
+        <w:spacing w:before="0" w:after="80" w:line="312" w:lineRule="auto"/>
         <w:ind w:left="283"/>
       </w:pPr>
       <w:r>
@@ -9538,7 +9618,7 @@
     </w:p>
     <w:p>
       <w:pPr>
-        <w:spacing w:before="260" w:after="120" w:line="300" w:lineRule="auto"/>
+        <w:spacing w:before="300" w:after="100" w:line="300" w:lineRule="auto"/>
         <w:ind w:left="113" w:right="113"/>
         <w:shd w:val="clear" w:fill="F1F5F9"/>
       </w:pPr>
@@ -9647,12 +9727,17 @@
     </w:tbl>
     <w:p>
       <w:pPr>
-        <w:spacing w:after="40"/>
-      </w:pPr>
-    </w:p>
-    <w:p>
-      <w:pPr>
-        <w:spacing w:before="260" w:after="120" w:line="300" w:lineRule="auto"/>
+        <w:spacing w:after="0"/>
+      </w:pPr>
+      <w:r>
+        <w:rPr>
+          <w:sz w:val="2"/>
+        </w:rPr>
+      </w:r>
+    </w:p>
+    <w:p>
+      <w:pPr>
+        <w:spacing w:before="300" w:after="100" w:line="300" w:lineRule="auto"/>
         <w:ind w:left="113" w:right="113"/>
         <w:shd w:val="clear" w:fill="F1F5F9"/>
       </w:pPr>
@@ -9693,7 +9778,7 @@
     </w:p>
     <w:p>
       <w:pPr>
-        <w:spacing w:before="60" w:after="180" w:line="324" w:lineRule="auto"/>
+        <w:spacing w:before="0" w:after="140" w:line="324" w:lineRule="auto"/>
         <w:ind w:left="227"/>
         <w:pBdr>
           <w:bottom w:val="single" w:sz="6" w:space="4" w:color="D9D9D9"/>
@@ -9708,7 +9793,7 @@
     </w:p>
     <w:p>
       <w:pPr>
-        <w:spacing w:before="60" w:after="180" w:line="324" w:lineRule="auto"/>
+        <w:spacing w:before="0" w:after="140" w:line="324" w:lineRule="auto"/>
         <w:ind w:left="227"/>
         <w:pBdr>
           <w:bottom w:val="single" w:sz="6" w:space="4" w:color="D9D9D9"/>
@@ -9723,7 +9808,7 @@
     </w:p>
     <w:p>
       <w:pPr>
-        <w:spacing w:before="0" w:after="60" w:line="312" w:lineRule="auto"/>
+        <w:spacing w:before="0" w:after="80" w:line="312" w:lineRule="auto"/>
         <w:ind w:left="227"/>
       </w:pPr>
       <w:r>
@@ -9737,7 +9822,7 @@
     </w:p>
     <w:p>
       <w:pPr>
-        <w:spacing w:before="260" w:after="120" w:line="300" w:lineRule="auto"/>
+        <w:spacing w:before="300" w:after="100" w:line="300" w:lineRule="auto"/>
         <w:ind w:left="113" w:right="113"/>
         <w:shd w:val="clear" w:fill="F1F5F9"/>
       </w:pPr>
@@ -9760,7 +9845,7 @@
     </w:p>
     <w:p>
       <w:pPr>
-        <w:spacing w:before="0" w:after="60" w:line="312" w:lineRule="auto"/>
+        <w:spacing w:before="0" w:after="80" w:line="312" w:lineRule="auto"/>
         <w:ind w:left="227"/>
       </w:pPr>
       <w:r>
@@ -9774,7 +9859,7 @@
     </w:p>
     <w:p>
       <w:pPr>
-        <w:spacing w:before="260" w:after="120" w:line="300" w:lineRule="auto"/>
+        <w:spacing w:before="300" w:after="100" w:line="300" w:lineRule="auto"/>
         <w:ind w:left="113" w:right="113"/>
         <w:shd w:val="clear" w:fill="F1F5F9"/>
       </w:pPr>
@@ -9797,7 +9882,7 @@
     </w:p>
     <w:p>
       <w:pPr>
-        <w:spacing w:before="0" w:after="60" w:line="312" w:lineRule="auto"/>
+        <w:spacing w:before="0" w:after="80" w:line="312" w:lineRule="auto"/>
         <w:ind w:left="227"/>
       </w:pPr>
       <w:r>
@@ -9811,7 +9896,7 @@
     </w:p>
     <w:p>
       <w:pPr>
-        <w:spacing w:before="260" w:after="120" w:line="300" w:lineRule="auto"/>
+        <w:spacing w:before="300" w:after="100" w:line="300" w:lineRule="auto"/>
         <w:ind w:left="113" w:right="113"/>
         <w:shd w:val="clear" w:fill="F1F5F9"/>
       </w:pPr>
@@ -9834,7 +9919,7 @@
     </w:p>
     <w:p>
       <w:pPr>
-        <w:spacing w:before="0" w:after="60" w:line="312" w:lineRule="auto"/>
+        <w:spacing w:before="0" w:after="80" w:line="312" w:lineRule="auto"/>
         <w:ind w:left="227"/>
       </w:pPr>
       <w:r>
@@ -9848,7 +9933,7 @@
     </w:p>
     <w:p>
       <w:pPr>
-        <w:spacing w:before="320" w:after="120" w:line="312" w:lineRule="auto"/>
+        <w:spacing w:before="360" w:after="140" w:line="312" w:lineRule="auto"/>
         <w:ind w:left="0"/>
       </w:pPr>
       <w:r>
@@ -9862,7 +9947,7 @@
     </w:p>
     <w:p>
       <w:pPr>
-        <w:spacing w:before="260" w:after="120" w:line="300" w:lineRule="auto"/>
+        <w:spacing w:before="300" w:after="100" w:line="300" w:lineRule="auto"/>
         <w:ind w:left="113" w:right="113"/>
         <w:shd w:val="clear" w:fill="F1F5F9"/>
       </w:pPr>
@@ -9959,12 +10044,17 @@
     </w:tbl>
     <w:p>
       <w:pPr>
-        <w:spacing w:after="40"/>
-      </w:pPr>
-    </w:p>
-    <w:p>
-      <w:pPr>
-        <w:spacing w:before="0" w:after="60" w:line="312" w:lineRule="auto"/>
+        <w:spacing w:after="0"/>
+      </w:pPr>
+      <w:r>
+        <w:rPr>
+          <w:sz w:val="2"/>
+        </w:rPr>
+      </w:r>
+    </w:p>
+    <w:p>
+      <w:pPr>
+        <w:spacing w:before="0" w:after="80" w:line="312" w:lineRule="auto"/>
         <w:ind w:left="227"/>
       </w:pPr>
       <w:r>
@@ -9978,7 +10068,7 @@
     </w:p>
     <w:p>
       <w:pPr>
-        <w:spacing w:before="260" w:after="120" w:line="300" w:lineRule="auto"/>
+        <w:spacing w:before="300" w:after="100" w:line="300" w:lineRule="auto"/>
         <w:ind w:left="113" w:right="113"/>
         <w:shd w:val="clear" w:fill="F1F5F9"/>
       </w:pPr>
@@ -10037,12 +10127,17 @@
     </w:tbl>
     <w:p>
       <w:pPr>
-        <w:spacing w:after="40"/>
-      </w:pPr>
-    </w:p>
-    <w:p>
-      <w:pPr>
-        <w:spacing w:before="0" w:after="60" w:line="312" w:lineRule="auto"/>
+        <w:spacing w:after="0"/>
+      </w:pPr>
+      <w:r>
+        <w:rPr>
+          <w:sz w:val="2"/>
+        </w:rPr>
+      </w:r>
+    </w:p>
+    <w:p>
+      <w:pPr>
+        <w:spacing w:before="0" w:after="80" w:line="312" w:lineRule="auto"/>
         <w:ind w:left="227"/>
       </w:pPr>
       <w:r>
@@ -10056,7 +10151,7 @@
     </w:p>
     <w:p>
       <w:pPr>
-        <w:spacing w:before="260" w:after="120" w:line="300" w:lineRule="auto"/>
+        <w:spacing w:before="300" w:after="100" w:line="300" w:lineRule="auto"/>
         <w:ind w:left="113" w:right="113"/>
         <w:shd w:val="clear" w:fill="F1F5F9"/>
       </w:pPr>
@@ -10085,7 +10180,7 @@
     </w:p>
     <w:p>
       <w:pPr>
-        <w:spacing w:before="60" w:after="180" w:line="324" w:lineRule="auto"/>
+        <w:spacing w:before="0" w:after="140" w:line="324" w:lineRule="auto"/>
         <w:ind w:left="227"/>
         <w:pBdr>
           <w:bottom w:val="single" w:sz="6" w:space="4" w:color="9A9A9A"/>
@@ -10101,7 +10196,7 @@
     </w:p>
     <w:p>
       <w:pPr>
-        <w:spacing w:before="260" w:after="120" w:line="300" w:lineRule="auto"/>
+        <w:spacing w:before="300" w:after="100" w:line="300" w:lineRule="auto"/>
         <w:ind w:left="113" w:right="113"/>
         <w:shd w:val="clear" w:fill="F1F5F9"/>
       </w:pPr>
@@ -10130,7 +10225,7 @@
     </w:p>
     <w:p>
       <w:pPr>
-        <w:spacing w:before="0" w:after="60" w:line="312" w:lineRule="auto"/>
+        <w:spacing w:before="0" w:after="80" w:line="312" w:lineRule="auto"/>
         <w:ind w:left="227"/>
       </w:pPr>
       <w:r>
@@ -10144,7 +10239,7 @@
     </w:p>
     <w:p>
       <w:pPr>
-        <w:spacing w:before="0" w:after="60" w:line="312" w:lineRule="auto"/>
+        <w:spacing w:before="0" w:after="80" w:line="312" w:lineRule="auto"/>
         <w:ind w:left="227"/>
       </w:pPr>
       <w:r>
@@ -10158,7 +10253,7 @@
     </w:p>
     <w:p>
       <w:pPr>
-        <w:spacing w:before="260" w:after="120" w:line="300" w:lineRule="auto"/>
+        <w:spacing w:before="300" w:after="100" w:line="300" w:lineRule="auto"/>
         <w:ind w:left="113" w:right="113"/>
         <w:shd w:val="clear" w:fill="F1F5F9"/>
       </w:pPr>
@@ -10180,7 +10275,7 @@
     </w:p>
     <w:p>
       <w:pPr>
-        <w:spacing w:before="0" w:after="60" w:line="312" w:lineRule="auto"/>
+        <w:spacing w:before="0" w:after="80" w:line="312" w:lineRule="auto"/>
         <w:ind w:left="227"/>
       </w:pPr>
       <w:r>
@@ -10194,7 +10289,7 @@
     </w:p>
     <w:p>
       <w:pPr>
-        <w:spacing w:before="320" w:after="120" w:line="312" w:lineRule="auto"/>
+        <w:spacing w:before="360" w:after="140" w:line="312" w:lineRule="auto"/>
         <w:ind w:left="0"/>
       </w:pPr>
       <w:r>
@@ -10208,7 +10303,7 @@
     </w:p>
     <w:p>
       <w:pPr>
-        <w:spacing w:before="260" w:after="120" w:line="300" w:lineRule="auto"/>
+        <w:spacing w:before="300" w:after="100" w:line="300" w:lineRule="auto"/>
         <w:ind w:left="113" w:right="113"/>
         <w:shd w:val="clear" w:fill="F1F5F9"/>
       </w:pPr>
@@ -10238,7 +10333,7 @@
     </w:p>
     <w:p>
       <w:pPr>
-        <w:spacing w:before="0" w:after="60" w:line="312" w:lineRule="auto"/>
+        <w:spacing w:before="0" w:after="80" w:line="312" w:lineRule="auto"/>
         <w:ind w:left="227"/>
       </w:pPr>
       <w:r>
@@ -10252,7 +10347,7 @@
     </w:p>
     <w:p>
       <w:pPr>
-        <w:spacing w:before="260" w:after="120" w:line="300" w:lineRule="auto"/>
+        <w:spacing w:before="300" w:after="100" w:line="300" w:lineRule="auto"/>
         <w:ind w:left="113" w:right="113"/>
         <w:shd w:val="clear" w:fill="F1F5F9"/>
       </w:pPr>
@@ -10275,7 +10370,7 @@
     </w:p>
     <w:p>
       <w:pPr>
-        <w:spacing w:before="0" w:after="60" w:line="312" w:lineRule="auto"/>
+        <w:spacing w:before="0" w:after="80" w:line="312" w:lineRule="auto"/>
         <w:ind w:left="227"/>
       </w:pPr>
       <w:r>
@@ -10289,7 +10384,7 @@
     </w:p>
     <w:p>
       <w:pPr>
-        <w:spacing w:before="260" w:after="120" w:line="300" w:lineRule="auto"/>
+        <w:spacing w:before="300" w:after="100" w:line="300" w:lineRule="auto"/>
         <w:ind w:left="113" w:right="113"/>
         <w:shd w:val="clear" w:fill="F1F5F9"/>
       </w:pPr>
@@ -10312,7 +10407,7 @@
     </w:p>
     <w:p>
       <w:pPr>
-        <w:spacing w:before="0" w:after="60" w:line="312" w:lineRule="auto"/>
+        <w:spacing w:before="0" w:after="80" w:line="312" w:lineRule="auto"/>
         <w:ind w:left="227"/>
       </w:pPr>
       <w:r>
@@ -10326,7 +10421,7 @@
     </w:p>
     <w:p>
       <w:pPr>
-        <w:spacing w:before="320" w:after="120" w:line="312" w:lineRule="auto"/>
+        <w:spacing w:before="360" w:after="140" w:line="312" w:lineRule="auto"/>
         <w:ind w:left="0"/>
       </w:pPr>
       <w:r>
@@ -10340,7 +10435,7 @@
     </w:p>
     <w:p>
       <w:pPr>
-        <w:spacing w:before="260" w:after="120" w:line="300" w:lineRule="auto"/>
+        <w:spacing w:before="300" w:after="100" w:line="300" w:lineRule="auto"/>
         <w:ind w:left="113" w:right="113"/>
         <w:shd w:val="clear" w:fill="F1F5F9"/>
       </w:pPr>
@@ -10370,7 +10465,7 @@
     </w:p>
     <w:p>
       <w:pPr>
-        <w:spacing w:before="0" w:after="60" w:line="312" w:lineRule="auto"/>
+        <w:spacing w:before="0" w:after="80" w:line="312" w:lineRule="auto"/>
         <w:ind w:left="227"/>
       </w:pPr>
       <w:r>
@@ -10384,7 +10479,7 @@
     </w:p>
     <w:p>
       <w:pPr>
-        <w:spacing w:before="0" w:after="60" w:line="312" w:lineRule="auto"/>
+        <w:spacing w:before="0" w:after="80" w:line="312" w:lineRule="auto"/>
         <w:ind w:left="227"/>
       </w:pPr>
       <w:r>
@@ -10398,7 +10493,7 @@
     </w:p>
     <w:p>
       <w:pPr>
-        <w:spacing w:before="260" w:after="120" w:line="300" w:lineRule="auto"/>
+        <w:spacing w:before="300" w:after="100" w:line="300" w:lineRule="auto"/>
         <w:ind w:left="113" w:right="113"/>
         <w:shd w:val="clear" w:fill="F1F5F9"/>
       </w:pPr>
@@ -10428,7 +10523,7 @@
     </w:p>
     <w:p>
       <w:pPr>
-        <w:spacing w:before="60" w:after="180" w:line="324" w:lineRule="auto"/>
+        <w:spacing w:before="0" w:after="140" w:line="324" w:lineRule="auto"/>
         <w:ind w:left="227" w:right="5216"/>
         <w:pBdr>
           <w:bottom w:val="single" w:sz="6" w:space="4" w:color="D9D9D9"/>
@@ -10443,7 +10538,7 @@
     </w:p>
     <w:p>
       <w:pPr>
-        <w:spacing w:before="260" w:after="120" w:line="300" w:lineRule="auto"/>
+        <w:spacing w:before="300" w:after="100" w:line="300" w:lineRule="auto"/>
         <w:ind w:left="113" w:right="113"/>
         <w:shd w:val="clear" w:fill="F1F5F9"/>
       </w:pPr>
@@ -10473,7 +10568,7 @@
     </w:p>
     <w:p>
       <w:pPr>
-        <w:spacing w:before="0" w:after="60" w:line="312" w:lineRule="auto"/>
+        <w:spacing w:before="0" w:after="80" w:line="312" w:lineRule="auto"/>
         <w:ind w:left="227"/>
       </w:pPr>
       <w:r>
@@ -10487,7 +10582,7 @@
     </w:p>
     <w:p>
       <w:pPr>
-        <w:spacing w:before="60" w:after="180" w:line="324" w:lineRule="auto"/>
+        <w:spacing w:before="0" w:after="140" w:line="324" w:lineRule="auto"/>
         <w:ind w:left="227"/>
         <w:pBdr>
           <w:bottom w:val="single" w:sz="6" w:space="4" w:color="D9D9D9"/>
@@ -10502,7 +10597,7 @@
     </w:p>
     <w:p>
       <w:pPr>
-        <w:spacing w:before="60" w:after="180" w:line="324" w:lineRule="auto"/>
+        <w:spacing w:before="0" w:after="140" w:line="324" w:lineRule="auto"/>
         <w:ind w:left="227"/>
         <w:pBdr>
           <w:bottom w:val="single" w:sz="6" w:space="4" w:color="D9D9D9"/>
@@ -10517,7 +10612,7 @@
     </w:p>
     <w:p>
       <w:pPr>
-        <w:spacing w:before="320" w:after="120" w:line="312" w:lineRule="auto"/>
+        <w:spacing w:before="360" w:after="140" w:line="312" w:lineRule="auto"/>
         <w:ind w:left="0"/>
       </w:pPr>
       <w:r>
@@ -10531,7 +10626,7 @@
     </w:p>
     <w:p>
       <w:pPr>
-        <w:spacing w:before="0" w:after="60" w:line="312" w:lineRule="auto"/>
+        <w:spacing w:before="0" w:after="80" w:line="312" w:lineRule="auto"/>
         <w:ind w:left="227"/>
       </w:pPr>
       <w:r>
@@ -10545,7 +10640,7 @@
     </w:p>
     <w:p>
       <w:pPr>
-        <w:spacing w:before="440" w:after="160" w:line="312" w:lineRule="auto"/>
+        <w:spacing w:before="520" w:after="180" w:line="312" w:lineRule="auto"/>
         <w:ind w:left="0"/>
         <w:pBdr>
           <w:bottom w:val="single" w:sz="12" w:space="4" w:color="1F4E79"/>
@@ -10562,7 +10657,7 @@
     </w:p>
     <w:p>
       <w:pPr>
-        <w:spacing w:before="320" w:after="120" w:line="312" w:lineRule="auto"/>
+        <w:spacing w:before="360" w:after="140" w:line="312" w:lineRule="auto"/>
         <w:ind w:left="0"/>
       </w:pPr>
       <w:r>
@@ -10576,7 +10671,7 @@
     </w:p>
     <w:p>
       <w:pPr>
-        <w:spacing w:before="0" w:after="60" w:line="312" w:lineRule="auto"/>
+        <w:spacing w:before="0" w:after="80" w:line="312" w:lineRule="auto"/>
         <w:ind w:left="227"/>
       </w:pPr>
       <w:r>
@@ -10590,7 +10685,7 @@
     </w:p>
     <w:p>
       <w:pPr>
-        <w:spacing w:before="0" w:after="60" w:line="312" w:lineRule="auto"/>
+        <w:spacing w:before="0" w:after="80" w:line="312" w:lineRule="auto"/>
         <w:ind w:left="227"/>
       </w:pPr>
       <w:r>
@@ -10604,7 +10699,7 @@
     </w:p>
     <w:p>
       <w:pPr>
-        <w:spacing w:before="0" w:after="60" w:line="312" w:lineRule="auto"/>
+        <w:spacing w:before="0" w:after="80" w:line="312" w:lineRule="auto"/>
         <w:ind w:left="227"/>
       </w:pPr>
       <w:r>
@@ -10618,7 +10713,7 @@
     </w:p>
     <w:p>
       <w:pPr>
-        <w:spacing w:before="0" w:after="60" w:line="312" w:lineRule="auto"/>
+        <w:spacing w:before="0" w:after="80" w:line="312" w:lineRule="auto"/>
         <w:ind w:left="227"/>
       </w:pPr>
       <w:r>
@@ -10632,7 +10727,7 @@
     </w:p>
     <w:p>
       <w:pPr>
-        <w:spacing w:before="0" w:after="60" w:line="312" w:lineRule="auto"/>
+        <w:spacing w:before="0" w:after="80" w:line="312" w:lineRule="auto"/>
         <w:ind w:left="227"/>
       </w:pPr>
       <w:r>
@@ -10646,7 +10741,7 @@
     </w:p>
     <w:p>
       <w:pPr>
-        <w:spacing w:before="320" w:after="120" w:line="312" w:lineRule="auto"/>
+        <w:spacing w:before="360" w:after="140" w:line="312" w:lineRule="auto"/>
         <w:ind w:left="0"/>
       </w:pPr>
       <w:r>
@@ -10660,7 +10755,7 @@
     </w:p>
     <w:p>
       <w:pPr>
-        <w:spacing w:before="0" w:after="60" w:line="312" w:lineRule="auto"/>
+        <w:spacing w:before="0" w:after="80" w:line="312" w:lineRule="auto"/>
         <w:ind w:left="227"/>
       </w:pPr>
       <w:r>
@@ -10674,7 +10769,7 @@
     </w:p>
     <w:p>
       <w:pPr>
-        <w:spacing w:before="0" w:after="60" w:line="312" w:lineRule="auto"/>
+        <w:spacing w:before="0" w:after="80" w:line="312" w:lineRule="auto"/>
         <w:ind w:left="227"/>
       </w:pPr>
       <w:r>
@@ -10688,7 +10783,7 @@
     </w:p>
     <w:p>
       <w:pPr>
-        <w:spacing w:before="0" w:after="60" w:line="312" w:lineRule="auto"/>
+        <w:spacing w:before="0" w:after="80" w:line="312" w:lineRule="auto"/>
         <w:ind w:left="227"/>
       </w:pPr>
       <w:r>
@@ -10702,7 +10797,7 @@
     </w:p>
     <w:p>
       <w:pPr>
-        <w:spacing w:before="0" w:after="60" w:line="312" w:lineRule="auto"/>
+        <w:spacing w:before="0" w:after="80" w:line="312" w:lineRule="auto"/>
         <w:ind w:left="227"/>
       </w:pPr>
       <w:r>
@@ -10716,7 +10811,7 @@
     </w:p>
     <w:p>
       <w:pPr>
-        <w:spacing w:before="0" w:after="60" w:line="312" w:lineRule="auto"/>
+        <w:spacing w:before="0" w:after="80" w:line="312" w:lineRule="auto"/>
         <w:ind w:left="227"/>
       </w:pPr>
       <w:r>
@@ -10730,7 +10825,7 @@
     </w:p>
     <w:p>
       <w:pPr>
-        <w:spacing w:before="0" w:after="60" w:line="312" w:lineRule="auto"/>
+        <w:spacing w:before="0" w:after="80" w:line="312" w:lineRule="auto"/>
         <w:ind w:left="227"/>
       </w:pPr>
       <w:r>
@@ -10744,7 +10839,7 @@
     </w:p>
     <w:p>
       <w:pPr>
-        <w:spacing w:before="0" w:after="60" w:line="312" w:lineRule="auto"/>
+        <w:spacing w:before="0" w:after="80" w:line="312" w:lineRule="auto"/>
         <w:ind w:left="227"/>
       </w:pPr>
       <w:r>
@@ -10758,7 +10853,7 @@
     </w:p>
     <w:p>
       <w:pPr>
-        <w:spacing w:before="0" w:after="120" w:line="312" w:lineRule="auto"/>
+        <w:spacing w:before="0" w:after="80" w:line="312" w:lineRule="auto"/>
         <w:ind w:left="0"/>
       </w:pPr>
       <w:r>
@@ -10787,7 +10882,7 @@
     </w:p>
     <w:p>
       <w:pPr>
-        <w:spacing w:before="0" w:after="40" w:line="312" w:lineRule="auto"/>
+        <w:spacing w:before="0" w:after="60" w:line="312" w:lineRule="auto"/>
         <w:ind w:left="340"/>
       </w:pPr>
       <w:r>

--- a/ai/docs/Persona_Intake_이준혁.docx
+++ b/ai/docs/Persona_Intake_이준혁.docx
@@ -75,7 +75,7 @@
     </w:p>
     <w:p>
       <w:pPr>
-        <w:spacing w:before="0" w:after="140" w:line="324" w:lineRule="auto"/>
+        <w:spacing w:before="0" w:after="120" w:line="276" w:lineRule="auto"/>
         <w:ind w:left="227" w:right="5216"/>
         <w:pBdr>
           <w:bottom w:val="single" w:sz="6" w:space="4" w:color="9A9A9A"/>
@@ -217,7 +217,7 @@
     </w:p>
     <w:p>
       <w:pPr>
-        <w:spacing w:before="0" w:after="140" w:line="324" w:lineRule="auto"/>
+        <w:spacing w:before="0" w:after="120" w:line="276" w:lineRule="auto"/>
         <w:ind w:left="227" w:right="5216"/>
         <w:pBdr>
           <w:bottom w:val="single" w:sz="6" w:space="4" w:color="D9D9D9"/>
@@ -422,7 +422,7 @@
     </w:p>
     <w:p>
       <w:pPr>
-        <w:spacing w:before="0" w:after="140" w:line="324" w:lineRule="auto"/>
+        <w:spacing w:before="0" w:after="120" w:line="276" w:lineRule="auto"/>
         <w:ind w:left="227"/>
         <w:pBdr>
           <w:bottom w:val="single" w:sz="6" w:space="4" w:color="9A9A9A"/>
@@ -437,7 +437,7 @@
     </w:p>
     <w:p>
       <w:pPr>
-        <w:spacing w:before="0" w:after="140" w:line="324" w:lineRule="auto"/>
+        <w:spacing w:before="0" w:after="120" w:line="276" w:lineRule="auto"/>
         <w:ind w:left="227"/>
         <w:pBdr>
           <w:bottom w:val="single" w:sz="6" w:space="4" w:color="9A9A9A"/>
@@ -581,12 +581,12 @@
           <w:color w:val="B4B4B4"/>
           <w:sz w:val="17"/>
         </w:rPr>
-        <w:t>가이드: 나 한 명분만 적어주세요. 다른 가족은 M2 에서 한 명씩 물어요</w:t>
-      </w:r>
-    </w:p>
-    <w:p>
-      <w:pPr>
-        <w:spacing w:before="0" w:after="140" w:line="324" w:lineRule="auto"/>
+        <w:t>가이드: 나 한 명분만 적어주세요</w:t>
+      </w:r>
+    </w:p>
+    <w:p>
+      <w:pPr>
+        <w:spacing w:before="0" w:after="120" w:line="276" w:lineRule="auto"/>
         <w:ind w:left="227" w:right="5216"/>
         <w:pBdr>
           <w:bottom w:val="single" w:sz="6" w:space="4" w:color="D9D9D9"/>
@@ -641,7 +641,7 @@
     </w:p>
     <w:p>
       <w:pPr>
-        <w:spacing w:before="0" w:after="140" w:line="324" w:lineRule="auto"/>
+        <w:spacing w:before="0" w:after="120" w:line="276" w:lineRule="auto"/>
         <w:ind w:left="227" w:right="5216"/>
         <w:pBdr>
           <w:bottom w:val="single" w:sz="6" w:space="4" w:color="9A9A9A"/>
@@ -697,7 +697,7 @@
     </w:p>
     <w:p>
       <w:pPr>
-        <w:spacing w:before="0" w:after="140" w:line="324" w:lineRule="auto"/>
+        <w:spacing w:before="0" w:after="120" w:line="276" w:lineRule="auto"/>
         <w:ind w:left="227"/>
         <w:pBdr>
           <w:bottom w:val="single" w:sz="6" w:space="4" w:color="9A9A9A"/>
@@ -709,6 +709,21 @@
           <w:sz w:val="20"/>
         </w:rPr>
         <w:t>정중하되 딱딱하지 않게, 편안하게 설명해주는 느낌으로 대했으면 합니다. 존댓말이 기본입니다.</w:t>
+      </w:r>
+    </w:p>
+    <w:p>
+      <w:pPr>
+        <w:spacing w:before="0" w:after="120" w:line="276" w:lineRule="auto"/>
+        <w:ind w:left="227"/>
+        <w:pBdr>
+          <w:bottom w:val="single" w:sz="6" w:space="4" w:color="9A9A9A"/>
+        </w:pBdr>
+      </w:pPr>
+      <w:r>
+        <w:rPr>
+          <w:sz w:val="20"/>
+        </w:rPr>
+        <w:t xml:space="preserve"> </w:t>
       </w:r>
     </w:p>
     <w:p>
@@ -1271,7 +1286,7 @@
     </w:p>
     <w:p>
       <w:pPr>
-        <w:spacing w:before="0" w:after="140" w:line="324" w:lineRule="auto"/>
+        <w:spacing w:before="0" w:after="120" w:line="276" w:lineRule="auto"/>
         <w:ind w:left="227" w:right="5216"/>
         <w:pBdr>
           <w:bottom w:val="single" w:sz="6" w:space="4" w:color="9A9A9A"/>
@@ -1327,7 +1342,7 @@
     </w:p>
     <w:p>
       <w:pPr>
-        <w:spacing w:before="0" w:after="140" w:line="324" w:lineRule="auto"/>
+        <w:spacing w:before="0" w:after="120" w:line="276" w:lineRule="auto"/>
         <w:ind w:left="227"/>
         <w:pBdr>
           <w:bottom w:val="single" w:sz="6" w:space="4" w:color="9A9A9A"/>
@@ -1343,174 +1358,7 @@
     </w:p>
     <w:p>
       <w:pPr>
-        <w:spacing w:before="300" w:after="100" w:line="300" w:lineRule="auto"/>
-        <w:ind w:left="113" w:right="113"/>
-        <w:shd w:val="clear" w:fill="F1F5F9"/>
-      </w:pPr>
-      <w:r>
-        <w:rPr>
-          <w:b/>
-          <w:sz w:val="21"/>
-        </w:rPr>
-        <w:t xml:space="preserve">C6-a  </w:t>
-      </w:r>
-      <w:r>
-        <w:rPr>
-          <w:b/>
-          <w:color w:val="1A1A1A"/>
-          <w:sz w:val="21"/>
-        </w:rPr>
-        <w:t>사랑하는 사람에게 마음을 어떻게 표현하셨어요?</w:t>
-      </w:r>
-      <w:r>
-        <w:rPr>
-          <w:color w:val="6E6E6E"/>
-          <w:sz w:val="17"/>
-        </w:rPr>
-        <w:t xml:space="preserve">   최대 3개</w:t>
-      </w:r>
-    </w:p>
-    <w:p>
-      <w:pPr>
-        <w:spacing w:before="0" w:after="80" w:line="312" w:lineRule="auto"/>
-        <w:ind w:left="283"/>
-      </w:pPr>
-      <w:r>
-        <w:rPr>
-          <w:b w:val="0"/>
-          <w:color w:val="1A1A1A"/>
-          <w:sz w:val="20"/>
-        </w:rPr>
-        <w:t>□ ① "사랑한다", "고맙다" 같은 말로 직접</w:t>
-      </w:r>
-    </w:p>
-    <w:p>
-      <w:pPr>
-        <w:spacing w:before="0" w:after="80" w:line="312" w:lineRule="auto"/>
-        <w:ind w:left="283"/>
-      </w:pPr>
-      <w:r>
-        <w:rPr>
-          <w:b w:val="0"/>
-          <w:color w:val="1A1A1A"/>
-          <w:sz w:val="20"/>
-        </w:rPr>
-        <w:t>□ ② 음식·밥을 챙겨서</w:t>
-      </w:r>
-    </w:p>
-    <w:p>
-      <w:pPr>
-        <w:spacing w:before="0" w:after="80" w:line="312" w:lineRule="auto"/>
-        <w:ind w:left="283"/>
-      </w:pPr>
-      <w:r>
-        <w:rPr>
-          <w:b w:val="0"/>
-          <w:color w:val="1A1A1A"/>
-          <w:sz w:val="20"/>
-        </w:rPr>
-        <w:t>□ ③ 용돈·선물·물건을 챙겨서</w:t>
-      </w:r>
-    </w:p>
-    <w:p>
-      <w:pPr>
-        <w:spacing w:before="0" w:after="80" w:line="312" w:lineRule="auto"/>
-        <w:ind w:left="283"/>
-      </w:pPr>
-      <w:r>
-        <w:rPr>
-          <w:b w:val="0"/>
-          <w:color w:val="1A1A1A"/>
-          <w:sz w:val="20"/>
-        </w:rPr>
-        <w:t>□ ④ 건강·안부를 걱정하는 말로</w:t>
-      </w:r>
-    </w:p>
-    <w:p>
-      <w:pPr>
-        <w:spacing w:before="0" w:after="80" w:line="312" w:lineRule="auto"/>
-        <w:ind w:left="283"/>
-      </w:pPr>
-      <w:r>
-        <w:rPr>
-          <w:b w:val="0"/>
-          <w:color w:val="1A1A1A"/>
-          <w:sz w:val="20"/>
-        </w:rPr>
-        <w:t>■ ⑤ 함께 시간을 보내고 일상 이야기를 나누며</w:t>
-      </w:r>
-    </w:p>
-    <w:p>
-      <w:pPr>
-        <w:spacing w:before="0" w:after="80" w:line="312" w:lineRule="auto"/>
-        <w:ind w:left="283"/>
-      </w:pPr>
-      <w:r>
-        <w:rPr>
-          <w:b w:val="0"/>
-          <w:color w:val="1A1A1A"/>
-          <w:sz w:val="20"/>
-        </w:rPr>
-        <w:t>■ ⑥ 잘 표현하지 않는 편</w:t>
-      </w:r>
-    </w:p>
-    <w:p>
-      <w:pPr>
-        <w:spacing w:before="0" w:after="80" w:line="312" w:lineRule="auto"/>
-        <w:ind w:left="283"/>
-      </w:pPr>
-      <w:r>
-        <w:rPr>
-          <w:b w:val="0"/>
-          <w:color w:val="1A1A1A"/>
-          <w:sz w:val="20"/>
-        </w:rPr>
-        <w:t>□ ⑦ 직접 입력</w:t>
-      </w:r>
-    </w:p>
-    <w:p>
-      <w:pPr>
-        <w:spacing w:before="300" w:after="100" w:line="300" w:lineRule="auto"/>
-        <w:ind w:left="113" w:right="113"/>
-        <w:shd w:val="clear" w:fill="F1F5F9"/>
-      </w:pPr>
-      <w:r>
-        <w:rPr>
-          <w:b/>
-          <w:sz w:val="21"/>
-        </w:rPr>
-        <w:t xml:space="preserve">C6-b  </w:t>
-      </w:r>
-      <w:r>
-        <w:rPr>
-          <w:b/>
-          <w:color w:val="1A1A1A"/>
-          <w:sz w:val="21"/>
-        </w:rPr>
-        <w:t>그렇게 표현했던 장면 하나를 들려주세요.</w:t>
-      </w:r>
-      <w:r>
-        <w:rPr>
-          <w:color w:val="6E6E6E"/>
-          <w:sz w:val="17"/>
-        </w:rPr>
-        <w:t xml:space="preserve">   서술 1~3문장 · 200자 · 선택</w:t>
-      </w:r>
-      <w:r>
-        <w:br/>
-      </w:r>
-      <w:r>
-        <w:rPr>
-          <w:b w:val="0"/>
-          <w:color w:val="B03A2B"/>
-          <w:sz w:val="17"/>
-        </w:rPr>
-        <w:t>예: "매운 걸 못 먹는 손주를 위해 김치를 따로 안 맵게 담그셨어요."</w:t>
-      </w:r>
-    </w:p>
-    <w:p>
-      <w:pPr>
-        <w:spacing w:before="0" w:after="140" w:line="324" w:lineRule="auto"/>
+        <w:spacing w:before="0" w:after="120" w:line="276" w:lineRule="auto"/>
         <w:ind w:left="227"/>
         <w:pBdr>
           <w:bottom w:val="single" w:sz="6" w:space="4" w:color="9A9A9A"/>
@@ -1518,10 +1366,207 @@
       </w:pPr>
       <w:r>
         <w:rPr>
+          <w:sz w:val="20"/>
+        </w:rPr>
+        <w:t xml:space="preserve"> </w:t>
+      </w:r>
+    </w:p>
+    <w:p>
+      <w:pPr>
+        <w:spacing w:before="300" w:after="100" w:line="300" w:lineRule="auto"/>
+        <w:ind w:left="113" w:right="113"/>
+        <w:shd w:val="clear" w:fill="F1F5F9"/>
+      </w:pPr>
+      <w:r>
+        <w:rPr>
+          <w:b/>
+          <w:sz w:val="21"/>
+        </w:rPr>
+        <w:t xml:space="preserve">C6-a  </w:t>
+      </w:r>
+      <w:r>
+        <w:rPr>
+          <w:b/>
+          <w:color w:val="1A1A1A"/>
+          <w:sz w:val="21"/>
+        </w:rPr>
+        <w:t>사랑하는 사람에게 마음을 어떻게 표현하셨어요?</w:t>
+      </w:r>
+      <w:r>
+        <w:rPr>
+          <w:color w:val="6E6E6E"/>
+          <w:sz w:val="17"/>
+        </w:rPr>
+        <w:t xml:space="preserve">   최대 3개</w:t>
+      </w:r>
+    </w:p>
+    <w:p>
+      <w:pPr>
+        <w:spacing w:before="0" w:after="80" w:line="312" w:lineRule="auto"/>
+        <w:ind w:left="283"/>
+      </w:pPr>
+      <w:r>
+        <w:rPr>
+          <w:b w:val="0"/>
           <w:color w:val="1A1A1A"/>
           <w:sz w:val="20"/>
         </w:rPr>
+        <w:t>□ ① "사랑한다", "고맙다" 같은 말로 직접</w:t>
+      </w:r>
+    </w:p>
+    <w:p>
+      <w:pPr>
+        <w:spacing w:before="0" w:after="80" w:line="312" w:lineRule="auto"/>
+        <w:ind w:left="283"/>
+      </w:pPr>
+      <w:r>
+        <w:rPr>
+          <w:b w:val="0"/>
+          <w:color w:val="1A1A1A"/>
+          <w:sz w:val="20"/>
+        </w:rPr>
+        <w:t>□ ② 음식·밥을 챙겨서</w:t>
+      </w:r>
+    </w:p>
+    <w:p>
+      <w:pPr>
+        <w:spacing w:before="0" w:after="80" w:line="312" w:lineRule="auto"/>
+        <w:ind w:left="283"/>
+      </w:pPr>
+      <w:r>
+        <w:rPr>
+          <w:b w:val="0"/>
+          <w:color w:val="1A1A1A"/>
+          <w:sz w:val="20"/>
+        </w:rPr>
+        <w:t>□ ③ 용돈·선물·물건을 챙겨서</w:t>
+      </w:r>
+    </w:p>
+    <w:p>
+      <w:pPr>
+        <w:spacing w:before="0" w:after="80" w:line="312" w:lineRule="auto"/>
+        <w:ind w:left="283"/>
+      </w:pPr>
+      <w:r>
+        <w:rPr>
+          <w:b w:val="0"/>
+          <w:color w:val="1A1A1A"/>
+          <w:sz w:val="20"/>
+        </w:rPr>
+        <w:t>□ ④ 건강·안부를 걱정하는 말로</w:t>
+      </w:r>
+    </w:p>
+    <w:p>
+      <w:pPr>
+        <w:spacing w:before="0" w:after="80" w:line="312" w:lineRule="auto"/>
+        <w:ind w:left="283"/>
+      </w:pPr>
+      <w:r>
+        <w:rPr>
+          <w:b w:val="0"/>
+          <w:color w:val="1A1A1A"/>
+          <w:sz w:val="20"/>
+        </w:rPr>
+        <w:t>■ ⑤ 함께 시간을 보내고 일상 이야기를 나누며</w:t>
+      </w:r>
+    </w:p>
+    <w:p>
+      <w:pPr>
+        <w:spacing w:before="0" w:after="80" w:line="312" w:lineRule="auto"/>
+        <w:ind w:left="283"/>
+      </w:pPr>
+      <w:r>
+        <w:rPr>
+          <w:b w:val="0"/>
+          <w:color w:val="1A1A1A"/>
+          <w:sz w:val="20"/>
+        </w:rPr>
+        <w:t>■ ⑥ 잘 표현하지 않는 편</w:t>
+      </w:r>
+    </w:p>
+    <w:p>
+      <w:pPr>
+        <w:spacing w:before="0" w:after="80" w:line="312" w:lineRule="auto"/>
+        <w:ind w:left="283"/>
+      </w:pPr>
+      <w:r>
+        <w:rPr>
+          <w:b w:val="0"/>
+          <w:color w:val="1A1A1A"/>
+          <w:sz w:val="20"/>
+        </w:rPr>
+        <w:t>□ ⑦ 직접 입력</w:t>
+      </w:r>
+    </w:p>
+    <w:p>
+      <w:pPr>
+        <w:spacing w:before="300" w:after="100" w:line="300" w:lineRule="auto"/>
+        <w:ind w:left="113" w:right="113"/>
+        <w:shd w:val="clear" w:fill="F1F5F9"/>
+      </w:pPr>
+      <w:r>
+        <w:rPr>
+          <w:b/>
+          <w:sz w:val="21"/>
+        </w:rPr>
+        <w:t xml:space="preserve">C6-b  </w:t>
+      </w:r>
+      <w:r>
+        <w:rPr>
+          <w:b/>
+          <w:color w:val="1A1A1A"/>
+          <w:sz w:val="21"/>
+        </w:rPr>
+        <w:t>그렇게 표현했던 장면 하나를 들려주세요.</w:t>
+      </w:r>
+      <w:r>
+        <w:rPr>
+          <w:color w:val="6E6E6E"/>
+          <w:sz w:val="17"/>
+        </w:rPr>
+        <w:t xml:space="preserve">   서술 1~3문장 · 200자 · 선택</w:t>
+      </w:r>
+      <w:r>
+        <w:br/>
+      </w:r>
+      <w:r>
+        <w:rPr>
+          <w:b w:val="0"/>
+          <w:color w:val="B03A2B"/>
+          <w:sz w:val="17"/>
+        </w:rPr>
+        <w:t>예: "매운 걸 못 먹는 손주를 위해 김치를 따로 안 맵게 담그셨어요."</w:t>
+      </w:r>
+    </w:p>
+    <w:p>
+      <w:pPr>
+        <w:spacing w:before="0" w:after="120" w:line="276" w:lineRule="auto"/>
+        <w:ind w:left="227"/>
+        <w:pBdr>
+          <w:bottom w:val="single" w:sz="6" w:space="4" w:color="9A9A9A"/>
+        </w:pBdr>
+      </w:pPr>
+      <w:r>
+        <w:rPr>
+          <w:color w:val="1A1A1A"/>
+          <w:sz w:val="20"/>
+        </w:rPr>
         <w:t>직접 말하기보다 옆에 가서 요즘 뭐 하는지, 앞으로 뭘 할 건지 일상과 미래 이야기를 나누는 걸로 표현해요.</w:t>
+      </w:r>
+    </w:p>
+    <w:p>
+      <w:pPr>
+        <w:spacing w:before="0" w:after="120" w:line="276" w:lineRule="auto"/>
+        <w:ind w:left="227"/>
+        <w:pBdr>
+          <w:bottom w:val="single" w:sz="6" w:space="4" w:color="9A9A9A"/>
+        </w:pBdr>
+      </w:pPr>
+      <w:r>
+        <w:rPr>
+          <w:sz w:val="20"/>
+        </w:rPr>
+        <w:t xml:space="preserve"> </w:t>
       </w:r>
     </w:p>
     <w:p>
@@ -2886,7 +2931,7 @@
     </w:p>
     <w:p>
       <w:pPr>
-        <w:spacing w:before="0" w:after="140" w:line="324" w:lineRule="auto"/>
+        <w:spacing w:before="0" w:after="120" w:line="276" w:lineRule="auto"/>
         <w:ind w:left="227"/>
         <w:pBdr>
           <w:bottom w:val="single" w:sz="6" w:space="4" w:color="9A9A9A"/>
@@ -2901,7 +2946,7 @@
     </w:p>
     <w:p>
       <w:pPr>
-        <w:spacing w:before="0" w:after="140" w:line="324" w:lineRule="auto"/>
+        <w:spacing w:before="0" w:after="120" w:line="276" w:lineRule="auto"/>
         <w:ind w:left="227"/>
         <w:pBdr>
           <w:bottom w:val="single" w:sz="6" w:space="4" w:color="9A9A9A"/>
@@ -2956,7 +3001,7 @@
     </w:p>
     <w:p>
       <w:pPr>
-        <w:spacing w:before="0" w:after="140" w:line="324" w:lineRule="auto"/>
+        <w:spacing w:before="0" w:after="120" w:line="276" w:lineRule="auto"/>
         <w:ind w:left="227"/>
         <w:pBdr>
           <w:bottom w:val="single" w:sz="6" w:space="4" w:color="9A9A9A"/>
@@ -2968,6 +3013,21 @@
           <w:sz w:val="20"/>
         </w:rPr>
         <w:t>미수집]</w:t>
+      </w:r>
+    </w:p>
+    <w:p>
+      <w:pPr>
+        <w:spacing w:before="0" w:after="120" w:line="276" w:lineRule="auto"/>
+        <w:ind w:left="227"/>
+        <w:pBdr>
+          <w:bottom w:val="single" w:sz="6" w:space="4" w:color="9A9A9A"/>
+        </w:pBdr>
+      </w:pPr>
+      <w:r>
+        <w:rPr>
+          <w:sz w:val="20"/>
+        </w:rPr>
+        <w:t xml:space="preserve"> </w:t>
       </w:r>
     </w:p>
     <w:p>
@@ -3203,7 +3263,7 @@
     </w:p>
     <w:p>
       <w:pPr>
-        <w:spacing w:before="0" w:after="140" w:line="324" w:lineRule="auto"/>
+        <w:spacing w:before="0" w:after="120" w:line="276" w:lineRule="auto"/>
         <w:ind w:left="227"/>
         <w:pBdr>
           <w:bottom w:val="single" w:sz="6" w:space="4" w:color="9A9A9A"/>
@@ -3219,6 +3279,21 @@
     </w:p>
     <w:p>
       <w:pPr>
+        <w:spacing w:before="0" w:after="120" w:line="276" w:lineRule="auto"/>
+        <w:ind w:left="227"/>
+        <w:pBdr>
+          <w:bottom w:val="single" w:sz="6" w:space="4" w:color="9A9A9A"/>
+        </w:pBdr>
+      </w:pPr>
+      <w:r>
+        <w:rPr>
+          <w:sz w:val="20"/>
+        </w:rPr>
+        <w:t xml:space="preserve"> </w:t>
+      </w:r>
+    </w:p>
+    <w:p>
+      <w:pPr>
         <w:spacing w:before="300" w:after="100" w:line="300" w:lineRule="auto"/>
         <w:ind w:left="113" w:right="113"/>
         <w:shd w:val="clear" w:fill="F1F5F9"/>
@@ -3469,7 +3544,7 @@
     </w:p>
     <w:p>
       <w:pPr>
-        <w:spacing w:before="0" w:after="140" w:line="324" w:lineRule="auto"/>
+        <w:spacing w:before="0" w:after="120" w:line="276" w:lineRule="auto"/>
         <w:ind w:left="227" w:right="5216"/>
         <w:pBdr>
           <w:bottom w:val="single" w:sz="6" w:space="4" w:color="9A9A9A"/>
@@ -3524,7 +3599,7 @@
     </w:p>
     <w:p>
       <w:pPr>
-        <w:spacing w:before="0" w:after="140" w:line="324" w:lineRule="auto"/>
+        <w:spacing w:before="0" w:after="120" w:line="276" w:lineRule="auto"/>
         <w:ind w:left="227" w:right="5216"/>
         <w:pBdr>
           <w:bottom w:val="single" w:sz="6" w:space="4" w:color="9A9A9A"/>
@@ -3754,7 +3829,7 @@
     </w:p>
     <w:p>
       <w:pPr>
-        <w:spacing w:before="0" w:after="140" w:line="324" w:lineRule="auto"/>
+        <w:spacing w:before="0" w:after="120" w:line="276" w:lineRule="auto"/>
         <w:ind w:left="227"/>
         <w:pBdr>
           <w:bottom w:val="single" w:sz="6" w:space="4" w:color="9A9A9A"/>
@@ -3769,7 +3844,7 @@
     </w:p>
     <w:p>
       <w:pPr>
-        <w:spacing w:before="0" w:after="140" w:line="324" w:lineRule="auto"/>
+        <w:spacing w:before="0" w:after="120" w:line="276" w:lineRule="auto"/>
         <w:ind w:left="227"/>
         <w:pBdr>
           <w:bottom w:val="single" w:sz="6" w:space="4" w:color="9A9A9A"/>
@@ -4077,7 +4152,7 @@
     </w:p>
     <w:p>
       <w:pPr>
-        <w:spacing w:before="0" w:after="140" w:line="324" w:lineRule="auto"/>
+        <w:spacing w:before="0" w:after="120" w:line="276" w:lineRule="auto"/>
         <w:ind w:left="227"/>
         <w:pBdr>
           <w:bottom w:val="single" w:sz="6" w:space="4" w:color="9A9A9A"/>
@@ -4092,7 +4167,7 @@
     </w:p>
     <w:p>
       <w:pPr>
-        <w:spacing w:before="0" w:after="140" w:line="324" w:lineRule="auto"/>
+        <w:spacing w:before="0" w:after="120" w:line="276" w:lineRule="auto"/>
         <w:ind w:left="227"/>
         <w:pBdr>
           <w:bottom w:val="single" w:sz="6" w:space="4" w:color="9A9A9A"/>
@@ -5284,7 +5359,7 @@
     </w:p>
     <w:p>
       <w:pPr>
-        <w:spacing w:before="0" w:after="140" w:line="324" w:lineRule="auto"/>
+        <w:spacing w:before="0" w:after="120" w:line="276" w:lineRule="auto"/>
         <w:ind w:left="227"/>
         <w:pBdr>
           <w:bottom w:val="single" w:sz="6" w:space="4" w:color="9A9A9A"/>
@@ -5300,47 +5375,7 @@
     </w:p>
     <w:p>
       <w:pPr>
-        <w:spacing w:before="300" w:after="100" w:line="300" w:lineRule="auto"/>
-        <w:ind w:left="113" w:right="113"/>
-        <w:shd w:val="clear" w:fill="F1F5F9"/>
-      </w:pPr>
-      <w:r>
-        <w:rPr>
-          <w:b/>
-          <w:sz w:val="21"/>
-        </w:rPr>
-        <w:t xml:space="preserve">M4-07  </w:t>
-      </w:r>
-      <w:r>
-        <w:rPr>
-          <w:b/>
-          <w:color w:val="1A1A1A"/>
-          <w:sz w:val="21"/>
-        </w:rPr>
-        <w:t>신앙이나 죽음에 대해 그분은 어떻게 말하셨나요?</w:t>
-      </w:r>
-      <w:r>
-        <w:rPr>
-          <w:color w:val="6E6E6E"/>
-          <w:sz w:val="17"/>
-        </w:rPr>
-        <w:t xml:space="preserve">   서술 1~3문장</w:t>
-      </w:r>
-      <w:r>
-        <w:br/>
-      </w:r>
-      <w:r>
-        <w:rPr>
-          <w:b w:val="0"/>
-          <w:color w:val="6E6E6E"/>
-          <w:sz w:val="17"/>
-        </w:rPr>
-        <w:t>가이드: 본인이 실제로 한 말이나 태도만. 말하고 싶지 않으면 건너뛰기. 여기는 그분의 생각을 적는 칸이에요</w:t>
-      </w:r>
-    </w:p>
-    <w:p>
-      <w:pPr>
-        <w:spacing w:before="0" w:after="140" w:line="324" w:lineRule="auto"/>
+        <w:spacing w:before="0" w:after="120" w:line="276" w:lineRule="auto"/>
         <w:ind w:left="227"/>
         <w:pBdr>
           <w:bottom w:val="single" w:sz="6" w:space="4" w:color="9A9A9A"/>
@@ -5348,52 +5383,9 @@
       </w:pPr>
       <w:r>
         <w:rPr>
-          <w:color w:val="1A1A1A"/>
           <w:sz w:val="20"/>
         </w:rPr>
-        <w:t>할머니가 돌아가신 뒤 매일 밤 기도했어요. 편찮으신 곳 없이 편안하고 행복한 곳에서 지내시게 해달라고요.</w:t>
-      </w:r>
-    </w:p>
-    <w:p>
-      <w:pPr>
-        <w:spacing w:before="0" w:after="80" w:line="312" w:lineRule="auto"/>
-        <w:ind w:left="227"/>
-      </w:pPr>
-      <w:r>
-        <w:rPr>
-          <w:b w:val="0"/>
-          <w:color w:val="1A1A1A"/>
-          <w:sz w:val="20"/>
-        </w:rPr>
-        <w:t>사용 범위: □ 자유  ■ 물으면만  □ 회상 참고만(발화 금지)</w:t>
-      </w:r>
-    </w:p>
-    <w:p>
-      <w:pPr>
-        <w:spacing w:before="360" w:after="140" w:line="312" w:lineRule="auto"/>
-        <w:ind w:left="0"/>
-      </w:pPr>
-      <w:r>
-        <w:rPr>
-          <w:b/>
-          <w:color w:val="1F4E79"/>
-          <w:sz w:val="24"/>
-        </w:rPr>
-        <w:t>M5. 인생 이야기 (장면 카드)</w:t>
-      </w:r>
-    </w:p>
-    <w:p>
-      <w:pPr>
-        <w:spacing w:before="0" w:after="80" w:line="312" w:lineRule="auto"/>
-        <w:ind w:left="0"/>
-      </w:pPr>
-      <w:r>
-        <w:rPr>
-          <w:b w:val="0"/>
-          <w:color w:val="6E6E6E"/>
-          <w:sz w:val="18"/>
-        </w:rPr>
-        <w:t>"~에 대해 알려주세요"가 아니라 "~했던 장면 하나를 들려주세요". 각 답은 M7 카드 한 장으로 저장됩니다.</w:t>
+        <w:t xml:space="preserve"> </w:t>
       </w:r>
     </w:p>
     <w:p>
@@ -5407,7 +5399,7 @@
           <w:b/>
           <w:sz w:val="21"/>
         </w:rPr>
-        <w:t xml:space="preserve">M5-01  </w:t>
+        <w:t xml:space="preserve">M4-07  </w:t>
       </w:r>
       <w:r>
         <w:rPr>
@@ -5415,14 +5407,14 @@
           <w:color w:val="1A1A1A"/>
           <w:sz w:val="21"/>
         </w:rPr>
-        <w:t>어린 시절 살던 집을 떠올려보세요. 어떤 장면이 보이나요?</w:t>
+        <w:t>신앙이나 죽음에 대해 그분은 어떻게 말하셨나요?</w:t>
       </w:r>
       <w:r>
         <w:rPr>
           <w:color w:val="6E6E6E"/>
           <w:sz w:val="17"/>
         </w:rPr>
-        <w:t xml:space="preserve">   서술 2~5문장</w:t>
+        <w:t xml:space="preserve">   서술 1~3문장</w:t>
       </w:r>
       <w:r>
         <w:br/>
@@ -5433,12 +5425,12 @@
           <w:color w:val="6E6E6E"/>
           <w:sz w:val="17"/>
         </w:rPr>
-        <w:t>가이드: 방·마당·소리·냄새·누가 있었는지</w:t>
-      </w:r>
-    </w:p>
-    <w:p>
-      <w:pPr>
-        <w:spacing w:before="0" w:after="140" w:line="324" w:lineRule="auto"/>
+        <w:t>가이드: 본인이 실제로 한 말이나 태도만. 말하고 싶지 않으면 건너뛰기. 여기는 그분의 생각을 적는 칸이에요</w:t>
+      </w:r>
+    </w:p>
+    <w:p>
+      <w:pPr>
+        <w:spacing w:before="0" w:after="120" w:line="276" w:lineRule="auto"/>
         <w:ind w:left="227"/>
         <w:pBdr>
           <w:bottom w:val="single" w:sz="6" w:space="4" w:color="9A9A9A"/>
@@ -5449,80 +5441,12 @@
           <w:color w:val="1A1A1A"/>
           <w:sz w:val="20"/>
         </w:rPr>
-        <w:t>미수집]</w:t>
-      </w:r>
-    </w:p>
-    <w:p>
-      <w:pPr>
-        <w:spacing w:before="0" w:after="80" w:line="312" w:lineRule="auto"/>
-        <w:ind w:left="227"/>
-      </w:pPr>
-      <w:r>
-        <w:rPr>
-          <w:b w:val="0"/>
-          <w:color w:val="1A1A1A"/>
-          <w:sz w:val="20"/>
-        </w:rPr>
-        <w:t>시기: ______   감정: ______   확실성: □ 확실  □ 대략  □ 추정</w:t>
-      </w:r>
-    </w:p>
-    <w:p>
-      <w:pPr>
-        <w:spacing w:before="0" w:after="80" w:line="312" w:lineRule="auto"/>
-        <w:ind w:left="227"/>
-      </w:pPr>
-      <w:r>
-        <w:rPr>
-          <w:b w:val="0"/>
-          <w:color w:val="1A1A1A"/>
-          <w:sz w:val="20"/>
-        </w:rPr>
-        <w:t>사용 범위: □ 자유  □ 물으면만  □ 회상 참고만(발화 금지)</w:t>
-      </w:r>
-    </w:p>
-    <w:p>
-      <w:pPr>
-        <w:spacing w:before="300" w:after="100" w:line="300" w:lineRule="auto"/>
-        <w:ind w:left="113" w:right="113"/>
-        <w:shd w:val="clear" w:fill="F1F5F9"/>
-      </w:pPr>
-      <w:r>
-        <w:rPr>
-          <w:b/>
-          <w:sz w:val="21"/>
-        </w:rPr>
-        <w:t xml:space="preserve">M5-02  </w:t>
-      </w:r>
-      <w:r>
-        <w:rPr>
-          <w:b/>
-          <w:color w:val="1A1A1A"/>
-          <w:sz w:val="21"/>
-        </w:rPr>
-        <w:t>학창 시절이나 청년 시절 이야기 하나</w:t>
-      </w:r>
-      <w:r>
-        <w:rPr>
-          <w:color w:val="6E6E6E"/>
-          <w:sz w:val="17"/>
-        </w:rPr>
-        <w:t xml:space="preserve">   서술 2~5문장</w:t>
-      </w:r>
-      <w:r>
-        <w:br/>
-      </w:r>
-      <w:r>
-        <w:rPr>
-          <w:b w:val="0"/>
-          <w:color w:val="6E6E6E"/>
-          <w:sz w:val="17"/>
-        </w:rPr>
-        <w:t>가이드: 한 사건을 골라 처음부터 끝까지</w:t>
-      </w:r>
-    </w:p>
-    <w:p>
-      <w:pPr>
-        <w:spacing w:before="0" w:after="140" w:line="324" w:lineRule="auto"/>
+        <w:t>할머니가 돌아가신 뒤 매일 밤 기도했어요. 편찮으신 곳 없이 편안하고 행복한 곳에서 지내시게 해달라고요.</w:t>
+      </w:r>
+    </w:p>
+    <w:p>
+      <w:pPr>
+        <w:spacing w:before="0" w:after="120" w:line="276" w:lineRule="auto"/>
         <w:ind w:left="227"/>
         <w:pBdr>
           <w:bottom w:val="single" w:sz="6" w:space="4" w:color="9A9A9A"/>
@@ -5530,10 +5454,9 @@
       </w:pPr>
       <w:r>
         <w:rPr>
-          <w:color w:val="1A1A1A"/>
           <w:sz w:val="20"/>
         </w:rPr>
-        <w:t>서울과학고 때는 공부를 열심히 한 편은 아니었고 주로 연구와 독서를 하며 지냈어요. 죄수의 딜레마에서 가장 좋은 전략을 알고리즘으로 찾는 연구를 했는데, 결론은 "그런 전략은 없다"였습니다. 허무했지만 그 결론 자체가 의미였다고 생각해요. (대략)</w:t>
+        <w:t xml:space="preserve"> </w:t>
       </w:r>
     </w:p>
     <w:p>
@@ -5547,51 +5470,35 @@
           <w:color w:val="1A1A1A"/>
           <w:sz w:val="20"/>
         </w:rPr>
-        <w:t xml:space="preserve">시기: </w:t>
-      </w:r>
-      <w:r>
-        <w:rPr>
-          <w:color w:val="1A1A1A"/>
-          <w:sz w:val="20"/>
-        </w:rPr>
-        <w:t>2020~2022</w:t>
-      </w:r>
+        <w:t>사용 범위: □ 자유  ■ 물으면만  □ 회상 참고만(발화 금지)</w:t>
+      </w:r>
+    </w:p>
+    <w:p>
+      <w:pPr>
+        <w:spacing w:before="360" w:after="140" w:line="312" w:lineRule="auto"/>
+        <w:ind w:left="0"/>
+      </w:pPr>
+      <w:r>
+        <w:rPr>
+          <w:b/>
+          <w:color w:val="1F4E79"/>
+          <w:sz w:val="24"/>
+        </w:rPr>
+        <w:t>M5. 인생 이야기 (장면 카드)</w:t>
+      </w:r>
+    </w:p>
+    <w:p>
+      <w:pPr>
+        <w:spacing w:before="0" w:after="80" w:line="312" w:lineRule="auto"/>
+        <w:ind w:left="0"/>
+      </w:pPr>
       <w:r>
         <w:rPr>
           <w:b w:val="0"/>
-          <w:color w:val="1A1A1A"/>
-          <w:sz w:val="20"/>
-        </w:rPr>
-        <w:t xml:space="preserve">   감정: </w:t>
-      </w:r>
-      <w:r>
-        <w:rPr>
-          <w:color w:val="1A1A1A"/>
-          <w:sz w:val="20"/>
-        </w:rPr>
-        <w:t>자부심</w:t>
-      </w:r>
-      <w:r>
-        <w:rPr>
-          <w:b w:val="0"/>
-          <w:color w:val="1A1A1A"/>
-          <w:sz w:val="20"/>
-        </w:rPr>
-        <w:t xml:space="preserve">   확실성: □ 확실  □ 대략  □ 추정</w:t>
-      </w:r>
-    </w:p>
-    <w:p>
-      <w:pPr>
-        <w:spacing w:before="0" w:after="80" w:line="312" w:lineRule="auto"/>
-        <w:ind w:left="227"/>
-      </w:pPr>
-      <w:r>
-        <w:rPr>
-          <w:b w:val="0"/>
-          <w:color w:val="1A1A1A"/>
-          <w:sz w:val="20"/>
-        </w:rPr>
-        <w:t>사용 범위: ■ 자유  □ 물으면만  □ 회상 참고만(발화 금지)</w:t>
+          <w:color w:val="6E6E6E"/>
+          <w:sz w:val="18"/>
+        </w:rPr>
+        <w:t>"~에 대해 알려주세요"가 아니라 "~했던 장면 하나를 들려주세요". 각 답은 M7 카드 한 장으로 저장됩니다.</w:t>
       </w:r>
     </w:p>
     <w:p>
@@ -5605,7 +5512,7 @@
           <w:b/>
           <w:sz w:val="21"/>
         </w:rPr>
-        <w:t xml:space="preserve">M5-03  </w:t>
+        <w:t xml:space="preserve">M5-01  </w:t>
       </w:r>
       <w:r>
         <w:rPr>
@@ -5613,14 +5520,14 @@
           <w:color w:val="1A1A1A"/>
           <w:sz w:val="21"/>
         </w:rPr>
-        <w:t>(배우자가 있다면) 배우자와 처음 만났을 때 이야기</w:t>
+        <w:t>어린 시절 살던 집을 떠올려보세요. 어떤 장면이 보이나요?</w:t>
       </w:r>
       <w:r>
         <w:rPr>
           <w:color w:val="6E6E6E"/>
           <w:sz w:val="17"/>
         </w:rPr>
-        <w:t xml:space="preserve">   서술</w:t>
+        <w:t xml:space="preserve">   서술 2~5문장</w:t>
       </w:r>
       <w:r>
         <w:br/>
@@ -5631,12 +5538,12 @@
           <w:color w:val="6E6E6E"/>
           <w:sz w:val="17"/>
         </w:rPr>
-        <w:t>가이드: 어디서·어떻게·첫인상. 해당 없으면 건너뛰기</w:t>
-      </w:r>
-    </w:p>
-    <w:p>
-      <w:pPr>
-        <w:spacing w:before="0" w:after="140" w:line="324" w:lineRule="auto"/>
+        <w:t>가이드: 방·마당·소리·냄새·누가 있었는지</w:t>
+      </w:r>
+    </w:p>
+    <w:p>
+      <w:pPr>
+        <w:spacing w:before="0" w:after="120" w:line="276" w:lineRule="auto"/>
         <w:ind w:left="227"/>
         <w:pBdr>
           <w:bottom w:val="single" w:sz="6" w:space="4" w:color="9A9A9A"/>
@@ -5644,14 +5551,15 @@
       </w:pPr>
       <w:r>
         <w:rPr>
+          <w:color w:val="1A1A1A"/>
           <w:sz w:val="20"/>
         </w:rPr>
-        <w:t xml:space="preserve"> </w:t>
-      </w:r>
-    </w:p>
-    <w:p>
-      <w:pPr>
-        <w:spacing w:before="0" w:after="140" w:line="324" w:lineRule="auto"/>
+        <w:t>미수집]</w:t>
+      </w:r>
+    </w:p>
+    <w:p>
+      <w:pPr>
+        <w:spacing w:before="0" w:after="120" w:line="276" w:lineRule="auto"/>
         <w:ind w:left="227"/>
         <w:pBdr>
           <w:bottom w:val="single" w:sz="6" w:space="4" w:color="9A9A9A"/>
@@ -5703,7 +5611,7 @@
           <w:b/>
           <w:sz w:val="21"/>
         </w:rPr>
-        <w:t xml:space="preserve">M5-04  </w:t>
+        <w:t xml:space="preserve">M5-02  </w:t>
       </w:r>
       <w:r>
         <w:rPr>
@@ -5711,19 +5619,30 @@
           <w:color w:val="1A1A1A"/>
           <w:sz w:val="21"/>
         </w:rPr>
-        <w:t>(자녀가 있다면) 자녀가 어릴 때 기억나는 장면 하나</w:t>
+        <w:t>학창 시절이나 청년 시절 이야기 하나</w:t>
       </w:r>
       <w:r>
         <w:rPr>
           <w:color w:val="6E6E6E"/>
           <w:sz w:val="17"/>
         </w:rPr>
-        <w:t xml:space="preserve">   서술</w:t>
-      </w:r>
-    </w:p>
-    <w:p>
-      <w:pPr>
-        <w:spacing w:before="0" w:after="140" w:line="324" w:lineRule="auto"/>
+        <w:t xml:space="preserve">   서술 2~5문장</w:t>
+      </w:r>
+      <w:r>
+        <w:br/>
+      </w:r>
+      <w:r>
+        <w:rPr>
+          <w:b w:val="0"/>
+          <w:color w:val="6E6E6E"/>
+          <w:sz w:val="17"/>
+        </w:rPr>
+        <w:t>가이드: 한 사건을 골라 처음부터 끝까지</w:t>
+      </w:r>
+    </w:p>
+    <w:p>
+      <w:pPr>
+        <w:spacing w:before="0" w:after="120" w:line="276" w:lineRule="auto"/>
         <w:ind w:left="227"/>
         <w:pBdr>
           <w:bottom w:val="single" w:sz="6" w:space="4" w:color="9A9A9A"/>
@@ -5731,14 +5650,15 @@
       </w:pPr>
       <w:r>
         <w:rPr>
+          <w:color w:val="1A1A1A"/>
           <w:sz w:val="20"/>
         </w:rPr>
-        <w:t xml:space="preserve"> </w:t>
-      </w:r>
-    </w:p>
-    <w:p>
-      <w:pPr>
-        <w:spacing w:before="0" w:after="140" w:line="324" w:lineRule="auto"/>
+        <w:t>서울과학고 때는 공부를 열심히 한 편은 아니었고 주로 연구와 독서를 하며 지냈어요. 죄수의 딜레마에서 가장 좋은 전략을 알고리즘으로 찾는 연구를 했는데, 결론은 "그런 전략은 없다"였습니다. 허무했지만 그 결론 자체가 의미였다고 생각해요. (대략)</w:t>
+      </w:r>
+    </w:p>
+    <w:p>
+      <w:pPr>
+        <w:spacing w:before="0" w:after="120" w:line="276" w:lineRule="auto"/>
         <w:ind w:left="227"/>
         <w:pBdr>
           <w:bottom w:val="single" w:sz="6" w:space="4" w:color="9A9A9A"/>
@@ -5762,21 +5682,51 @@
           <w:color w:val="1A1A1A"/>
           <w:sz w:val="20"/>
         </w:rPr>
-        <w:t>시기: ______   감정: ______   확실성: □ 확실  □ 대략  □ 추정</w:t>
-      </w:r>
-    </w:p>
-    <w:p>
-      <w:pPr>
-        <w:spacing w:before="0" w:after="80" w:line="312" w:lineRule="auto"/>
-        <w:ind w:left="227"/>
-      </w:pPr>
+        <w:t xml:space="preserve">시기: </w:t>
+      </w:r>
+      <w:r>
+        <w:rPr>
+          <w:color w:val="1A1A1A"/>
+          <w:sz w:val="20"/>
+        </w:rPr>
+        <w:t>2020~2022</w:t>
+      </w:r>
       <w:r>
         <w:rPr>
           <w:b w:val="0"/>
           <w:color w:val="1A1A1A"/>
           <w:sz w:val="20"/>
         </w:rPr>
-        <w:t>사용 범위: □ 자유  □ 물으면만  □ 회상 참고만(발화 금지)</w:t>
+        <w:t xml:space="preserve">   감정: </w:t>
+      </w:r>
+      <w:r>
+        <w:rPr>
+          <w:color w:val="1A1A1A"/>
+          <w:sz w:val="20"/>
+        </w:rPr>
+        <w:t>자부심</w:t>
+      </w:r>
+      <w:r>
+        <w:rPr>
+          <w:b w:val="0"/>
+          <w:color w:val="1A1A1A"/>
+          <w:sz w:val="20"/>
+        </w:rPr>
+        <w:t xml:space="preserve">   확실성: □ 확실  □ 대략  □ 추정</w:t>
+      </w:r>
+    </w:p>
+    <w:p>
+      <w:pPr>
+        <w:spacing w:before="0" w:after="80" w:line="312" w:lineRule="auto"/>
+        <w:ind w:left="227"/>
+      </w:pPr>
+      <w:r>
+        <w:rPr>
+          <w:b w:val="0"/>
+          <w:color w:val="1A1A1A"/>
+          <w:sz w:val="20"/>
+        </w:rPr>
+        <w:t>사용 범위: ■ 자유  □ 물으면만  □ 회상 참고만(발화 금지)</w:t>
       </w:r>
     </w:p>
     <w:p>
@@ -5790,7 +5740,7 @@
           <w:b/>
           <w:sz w:val="21"/>
         </w:rPr>
-        <w:t xml:space="preserve">M5-05  </w:t>
+        <w:t xml:space="preserve">M5-03  </w:t>
       </w:r>
       <w:r>
         <w:rPr>
@@ -5798,14 +5748,14 @@
           <w:color w:val="1A1A1A"/>
           <w:sz w:val="21"/>
         </w:rPr>
-        <w:t>일이나 살림에서 가장 애썼던 시절</w:t>
+        <w:t>(배우자가 있다면) 배우자와 처음 만났을 때 이야기</w:t>
       </w:r>
       <w:r>
         <w:rPr>
           <w:color w:val="6E6E6E"/>
           <w:sz w:val="17"/>
         </w:rPr>
-        <w:t xml:space="preserve">   서술 2~5문장</w:t>
+        <w:t xml:space="preserve">   서술</w:t>
       </w:r>
       <w:r>
         <w:br/>
@@ -5816,12 +5766,12 @@
           <w:color w:val="6E6E6E"/>
           <w:sz w:val="17"/>
         </w:rPr>
-        <w:t>가이드: 언제·무엇 때문에·어떻게 버텼는지</w:t>
-      </w:r>
-    </w:p>
-    <w:p>
-      <w:pPr>
-        <w:spacing w:before="0" w:after="140" w:line="324" w:lineRule="auto"/>
+        <w:t>가이드: 어디서·어떻게·첫인상. 해당 없으면 건너뛰기</w:t>
+      </w:r>
+    </w:p>
+    <w:p>
+      <w:pPr>
+        <w:spacing w:before="0" w:after="120" w:line="276" w:lineRule="auto"/>
         <w:ind w:left="227"/>
         <w:pBdr>
           <w:bottom w:val="single" w:sz="6" w:space="4" w:color="9A9A9A"/>
@@ -5829,113 +5779,14 @@
       </w:pPr>
       <w:r>
         <w:rPr>
-          <w:color w:val="1A1A1A"/>
           <w:sz w:val="20"/>
         </w:rPr>
-        <w:t>창업하면서 가장 힘든 순간은 "정말 사람들이 좋아하고 잘 쓰게 될까" 하는 불안이 생길 때예요. 그걸 실제로 더 많은 분께 서비스하고 더 많은 목소리를 만들어 드리는 걸로 이겨내고 있습니다.</w:t>
-      </w:r>
-    </w:p>
-    <w:p>
-      <w:pPr>
-        <w:spacing w:before="0" w:after="80" w:line="312" w:lineRule="auto"/>
-        <w:ind w:left="227"/>
-      </w:pPr>
-      <w:r>
-        <w:rPr>
-          <w:b w:val="0"/>
-          <w:color w:val="1A1A1A"/>
-          <w:sz w:val="20"/>
-        </w:rPr>
-        <w:t xml:space="preserve">시기: </w:t>
-      </w:r>
-      <w:r>
-        <w:rPr>
-          <w:color w:val="1A1A1A"/>
-          <w:sz w:val="20"/>
-        </w:rPr>
-        <w:t>2026</w:t>
-      </w:r>
-      <w:r>
-        <w:rPr>
-          <w:b w:val="0"/>
-          <w:color w:val="1A1A1A"/>
-          <w:sz w:val="20"/>
-        </w:rPr>
-        <w:t xml:space="preserve">   감정: </w:t>
-      </w:r>
-      <w:r>
-        <w:rPr>
-          <w:color w:val="1A1A1A"/>
-          <w:sz w:val="20"/>
-        </w:rPr>
-        <w:t>—</w:t>
-      </w:r>
-      <w:r>
-        <w:rPr>
-          <w:b w:val="0"/>
-          <w:color w:val="1A1A1A"/>
-          <w:sz w:val="20"/>
-        </w:rPr>
-        <w:t xml:space="preserve">   확실성: □ 확실  □ 대략  □ 추정</w:t>
-      </w:r>
-    </w:p>
-    <w:p>
-      <w:pPr>
-        <w:spacing w:before="0" w:after="80" w:line="312" w:lineRule="auto"/>
-        <w:ind w:left="227"/>
-      </w:pPr>
-      <w:r>
-        <w:rPr>
-          <w:b w:val="0"/>
-          <w:color w:val="1A1A1A"/>
-          <w:sz w:val="20"/>
-        </w:rPr>
-        <w:t>사용 범위: ■ 자유  □ 물으면만  □ 회상 참고만(발화 금지)</w:t>
-      </w:r>
-    </w:p>
-    <w:p>
-      <w:pPr>
-        <w:spacing w:before="300" w:after="100" w:line="300" w:lineRule="auto"/>
-        <w:ind w:left="113" w:right="113"/>
-        <w:shd w:val="clear" w:fill="F1F5F9"/>
-      </w:pPr>
-      <w:r>
-        <w:rPr>
-          <w:b/>
-          <w:sz w:val="21"/>
-        </w:rPr>
-        <w:t xml:space="preserve">M5-06  </w:t>
-      </w:r>
-      <w:r>
-        <w:rPr>
-          <w:b/>
-          <w:color w:val="1A1A1A"/>
-          <w:sz w:val="21"/>
-        </w:rPr>
-        <w:t>가장 행복해 보였던 때는 언제였나요? 그때의 장면 하나</w:t>
-      </w:r>
-      <w:r>
-        <w:rPr>
-          <w:color w:val="6E6E6E"/>
-          <w:sz w:val="17"/>
-        </w:rPr>
-        <w:t xml:space="preserve">   서술</w:t>
-      </w:r>
-      <w:r>
-        <w:br/>
-      </w:r>
-      <w:r>
-        <w:rPr>
-          <w:b w:val="0"/>
-          <w:color w:val="B03A2B"/>
-          <w:sz w:val="17"/>
-        </w:rPr>
-        <w:t>예: "손주들이 태어났을 때" (한 장면으로)</w:t>
-      </w:r>
-    </w:p>
-    <w:p>
-      <w:pPr>
-        <w:spacing w:before="0" w:after="140" w:line="324" w:lineRule="auto"/>
+        <w:t xml:space="preserve"> </w:t>
+      </w:r>
+    </w:p>
+    <w:p>
+      <w:pPr>
+        <w:spacing w:before="0" w:after="120" w:line="276" w:lineRule="auto"/>
         <w:ind w:left="227"/>
         <w:pBdr>
           <w:bottom w:val="single" w:sz="6" w:space="4" w:color="9A9A9A"/>
@@ -5943,10 +5794,9 @@
       </w:pPr>
       <w:r>
         <w:rPr>
-          <w:color w:val="1A1A1A"/>
           <w:sz w:val="20"/>
         </w:rPr>
-        <w:t>가족에게 할머니 목소리를 처음 만들어 드렸을 때예요. 가족이 너무 슬퍼하거나 거부감을 느끼면 어쩌나 긴장했는데, 굉장히 좋아해 주시고 대화를 많이 하셔서 "이 아이디어가 정말 많은 사람에게 도움이 되겠구나" 생각했습니다.</w:t>
+        <w:t xml:space="preserve"> </w:t>
       </w:r>
     </w:p>
     <w:p>
@@ -5960,51 +5810,21 @@
           <w:color w:val="1A1A1A"/>
           <w:sz w:val="20"/>
         </w:rPr>
-        <w:t xml:space="preserve">시기: </w:t>
-      </w:r>
-      <w:r>
-        <w:rPr>
-          <w:color w:val="1A1A1A"/>
-          <w:sz w:val="20"/>
-        </w:rPr>
-        <w:t>2026</w:t>
-      </w:r>
+        <w:t>시기: ______   감정: ______   확실성: □ 확실  □ 대략  □ 추정</w:t>
+      </w:r>
+    </w:p>
+    <w:p>
+      <w:pPr>
+        <w:spacing w:before="0" w:after="80" w:line="312" w:lineRule="auto"/>
+        <w:ind w:left="227"/>
+      </w:pPr>
       <w:r>
         <w:rPr>
           <w:b w:val="0"/>
           <w:color w:val="1A1A1A"/>
           <w:sz w:val="20"/>
         </w:rPr>
-        <w:t xml:space="preserve">   감정: </w:t>
-      </w:r>
-      <w:r>
-        <w:rPr>
-          <w:color w:val="1A1A1A"/>
-          <w:sz w:val="20"/>
-        </w:rPr>
-        <w:t>기쁨</w:t>
-      </w:r>
-      <w:r>
-        <w:rPr>
-          <w:b w:val="0"/>
-          <w:color w:val="1A1A1A"/>
-          <w:sz w:val="20"/>
-        </w:rPr>
-        <w:t xml:space="preserve">   확실성: □ 확실  □ 대략  □ 추정</w:t>
-      </w:r>
-    </w:p>
-    <w:p>
-      <w:pPr>
-        <w:spacing w:before="0" w:after="80" w:line="312" w:lineRule="auto"/>
-        <w:ind w:left="227"/>
-      </w:pPr>
-      <w:r>
-        <w:rPr>
-          <w:b w:val="0"/>
-          <w:color w:val="1A1A1A"/>
-          <w:sz w:val="20"/>
-        </w:rPr>
-        <w:t>사용 범위: ■ 자유  □ 물으면만  □ 회상 참고만(발화 금지)</w:t>
+        <w:t>사용 범위: □ 자유  □ 물으면만  □ 회상 참고만(발화 금지)</w:t>
       </w:r>
     </w:p>
     <w:p>
@@ -6018,7 +5838,7 @@
           <w:b/>
           <w:sz w:val="21"/>
         </w:rPr>
-        <w:t xml:space="preserve">M5-07A  </w:t>
+        <w:t xml:space="preserve">M5-04  </w:t>
       </w:r>
       <w:r>
         <w:rPr>
@@ -6026,90 +5846,19 @@
           <w:color w:val="1A1A1A"/>
           <w:sz w:val="21"/>
         </w:rPr>
-        <w:t>힘들었던 시기가 있었나요? 말하고 싶은 만큼만요.</w:t>
+        <w:t>(자녀가 있다면) 자녀가 어릴 때 기억나는 장면 하나</w:t>
       </w:r>
       <w:r>
         <w:rPr>
           <w:color w:val="6E6E6E"/>
           <w:sz w:val="17"/>
         </w:rPr>
-        <w:t xml:space="preserve">   하나 선택</w:t>
-      </w:r>
-    </w:p>
-    <w:p>
-      <w:pPr>
-        <w:spacing w:before="0" w:after="80" w:line="312" w:lineRule="auto"/>
-        <w:ind w:left="283"/>
-      </w:pPr>
-      <w:r>
-        <w:rPr>
-          <w:b w:val="0"/>
-          <w:color w:val="1A1A1A"/>
-          <w:sz w:val="20"/>
-        </w:rPr>
-        <w:t>■ 말하겠다</w:t>
-      </w:r>
-    </w:p>
-    <w:p>
-      <w:pPr>
-        <w:spacing w:before="0" w:after="80" w:line="312" w:lineRule="auto"/>
-        <w:ind w:left="283"/>
-      </w:pPr>
-      <w:r>
-        <w:rPr>
-          <w:b w:val="0"/>
-          <w:color w:val="1A1A1A"/>
-          <w:sz w:val="20"/>
-        </w:rPr>
-        <w:t>□ 모른다</w:t>
-      </w:r>
-    </w:p>
-    <w:p>
-      <w:pPr>
-        <w:spacing w:before="0" w:after="80" w:line="312" w:lineRule="auto"/>
-        <w:ind w:left="283"/>
-      </w:pPr>
-      <w:r>
-        <w:rPr>
-          <w:b w:val="0"/>
-          <w:color w:val="1A1A1A"/>
-          <w:sz w:val="20"/>
-        </w:rPr>
-        <w:t>□ 말하고 싶지 않다</w:t>
-      </w:r>
-    </w:p>
-    <w:p>
-      <w:pPr>
-        <w:spacing w:before="300" w:after="100" w:line="300" w:lineRule="auto"/>
-        <w:ind w:left="113" w:right="113"/>
-        <w:shd w:val="clear" w:fill="F1F5F9"/>
-      </w:pPr>
-      <w:r>
-        <w:rPr>
-          <w:b/>
-          <w:sz w:val="21"/>
-        </w:rPr>
-        <w:t xml:space="preserve">M5-07B  </w:t>
-      </w:r>
-      <w:r>
-        <w:rPr>
-          <w:b/>
-          <w:color w:val="1A1A1A"/>
-          <w:sz w:val="21"/>
-        </w:rPr>
-        <w:t>(M5-07A에서 "말하겠다"를 고르셨다면) 어떤 시기였나요?</w:t>
-      </w:r>
-      <w:r>
-        <w:rPr>
-          <w:color w:val="6E6E6E"/>
-          <w:sz w:val="17"/>
-        </w:rPr>
         <w:t xml:space="preserve">   서술</w:t>
       </w:r>
     </w:p>
     <w:p>
       <w:pPr>
-        <w:spacing w:before="0" w:after="140" w:line="324" w:lineRule="auto"/>
+        <w:spacing w:before="0" w:after="120" w:line="276" w:lineRule="auto"/>
         <w:ind w:left="227"/>
         <w:pBdr>
           <w:bottom w:val="single" w:sz="6" w:space="4" w:color="9A9A9A"/>
@@ -6117,69 +5866,14 @@
       </w:pPr>
       <w:r>
         <w:rPr>
-          <w:color w:val="1A1A1A"/>
           <w:sz w:val="20"/>
         </w:rPr>
-        <w:t>할머니가 돌아가시고 나서는 매일 밤 울었어요. 수술실 들어가시기 전에 보호자로 옆에 있었고 임종 순간에는 손을 꼭 잡고 사랑한다, 감사했다고 많이 말씀드렸습니다. 남은 녹음을 처음 들으려 했을 때는 너무 아파서 오래 듣지 못했어요.</w:t>
-      </w:r>
-    </w:p>
-    <w:p>
-      <w:pPr>
-        <w:spacing w:before="0" w:after="80" w:line="312" w:lineRule="auto"/>
-        <w:ind w:left="227"/>
-      </w:pPr>
-      <w:r>
-        <w:rPr>
-          <w:b w:val="0"/>
-          <w:color w:val="1A1A1A"/>
-          <w:sz w:val="20"/>
-        </w:rPr>
-        <w:t>사용 범위: □ 자유  ■ 물으면만  □ 회상 참고만(발화 금지)</w:t>
-      </w:r>
-    </w:p>
-    <w:p>
-      <w:pPr>
-        <w:spacing w:before="300" w:after="100" w:line="300" w:lineRule="auto"/>
-        <w:ind w:left="113" w:right="113"/>
-        <w:shd w:val="clear" w:fill="F1F5F9"/>
-      </w:pPr>
-      <w:r>
-        <w:rPr>
-          <w:b/>
-          <w:sz w:val="21"/>
-        </w:rPr>
-        <w:t xml:space="preserve">M5-08  </w:t>
-      </w:r>
-      <w:r>
-        <w:rPr>
-          <w:b/>
-          <w:color w:val="1A1A1A"/>
-          <w:sz w:val="21"/>
-        </w:rPr>
-        <w:t>말년의 하루는 어떻게 흘러갔나요?</w:t>
-      </w:r>
-      <w:r>
-        <w:rPr>
-          <w:color w:val="6E6E6E"/>
-          <w:sz w:val="17"/>
-        </w:rPr>
-        <w:t xml:space="preserve">   서술 3~5문장</w:t>
-      </w:r>
-      <w:r>
-        <w:br/>
-      </w:r>
-      <w:r>
-        <w:rPr>
-          <w:b w:val="0"/>
-          <w:color w:val="6E6E6E"/>
-          <w:sz w:val="17"/>
-        </w:rPr>
-        <w:t>가이드: 아침 → 낮 → 저녁 순으로 자주 하던 일과 있던 장소</w:t>
-      </w:r>
-    </w:p>
-    <w:p>
-      <w:pPr>
-        <w:spacing w:before="0" w:after="140" w:line="324" w:lineRule="auto"/>
+        <w:t xml:space="preserve"> </w:t>
+      </w:r>
+    </w:p>
+    <w:p>
+      <w:pPr>
+        <w:spacing w:before="0" w:after="120" w:line="276" w:lineRule="auto"/>
         <w:ind w:left="227"/>
         <w:pBdr>
           <w:bottom w:val="single" w:sz="6" w:space="4" w:color="9A9A9A"/>
@@ -6187,10 +5881,9 @@
       </w:pPr>
       <w:r>
         <w:rPr>
-          <w:color w:val="1A1A1A"/>
           <w:sz w:val="20"/>
         </w:rPr>
-        <w:t>학기 중에는 학교 공부와 창업을 같이 해요. 열심히 해주시는 뛰어난 팀원분들과 창업 일을 진행하고, 방학에는 온전히 창업에 집중합니다. 스트레스를 받으면 원인을 잠시 피하고 다른 일에 몰두하거나 유튜브·게임으로 머리를 정리해요.</w:t>
+        <w:t xml:space="preserve"> </w:t>
       </w:r>
     </w:p>
     <w:p>
@@ -6218,7 +5911,7 @@
           <w:color w:val="1A1A1A"/>
           <w:sz w:val="20"/>
         </w:rPr>
-        <w:t>사용 범위: ■ 자유  □ 물으면만  □ 회상 참고만(발화 금지)</w:t>
+        <w:t>사용 범위: □ 자유  □ 물으면만  □ 회상 참고만(발화 금지)</w:t>
       </w:r>
     </w:p>
     <w:p>
@@ -6232,7 +5925,7 @@
           <w:b/>
           <w:sz w:val="21"/>
         </w:rPr>
-        <w:t xml:space="preserve">M5-OE  </w:t>
+        <w:t xml:space="preserve">M5-05  </w:t>
       </w:r>
       <w:r>
         <w:rPr>
@@ -6240,19 +5933,30 @@
           <w:color w:val="1A1A1A"/>
           <w:sz w:val="21"/>
         </w:rPr>
-        <w:t>더 남기고 싶은 시절이나 장면이 있나요?</w:t>
+        <w:t>일이나 살림에서 가장 애썼던 시절</w:t>
       </w:r>
       <w:r>
         <w:rPr>
           <w:color w:val="6E6E6E"/>
           <w:sz w:val="17"/>
         </w:rPr>
-        <w:t xml:space="preserve">   서술</w:t>
-      </w:r>
-    </w:p>
-    <w:p>
-      <w:pPr>
-        <w:spacing w:before="0" w:after="140" w:line="324" w:lineRule="auto"/>
+        <w:t xml:space="preserve">   서술 2~5문장</w:t>
+      </w:r>
+      <w:r>
+        <w:br/>
+      </w:r>
+      <w:r>
+        <w:rPr>
+          <w:b w:val="0"/>
+          <w:color w:val="6E6E6E"/>
+          <w:sz w:val="17"/>
+        </w:rPr>
+        <w:t>가이드: 언제·무엇 때문에·어떻게 버텼는지</w:t>
+      </w:r>
+    </w:p>
+    <w:p>
+      <w:pPr>
+        <w:spacing w:before="0" w:after="120" w:line="276" w:lineRule="auto"/>
         <w:ind w:left="227"/>
         <w:pBdr>
           <w:bottom w:val="single" w:sz="6" w:space="4" w:color="9A9A9A"/>
@@ -6263,7 +5967,513 @@
           <w:color w:val="1A1A1A"/>
           <w:sz w:val="20"/>
         </w:rPr>
+        <w:t>창업하면서 가장 힘든 순간은 "정말 사람들이 좋아하고 잘 쓰게 될까" 하는 불안이 생길 때예요. 그걸 실제로 더 많은 분께 서비스하고 더 많은 목소리를 만들어 드리는 걸로 이겨내고 있습니다.</w:t>
+      </w:r>
+    </w:p>
+    <w:p>
+      <w:pPr>
+        <w:spacing w:before="0" w:after="120" w:line="276" w:lineRule="auto"/>
+        <w:ind w:left="227"/>
+        <w:pBdr>
+          <w:bottom w:val="single" w:sz="6" w:space="4" w:color="9A9A9A"/>
+        </w:pBdr>
+      </w:pPr>
+      <w:r>
+        <w:rPr>
+          <w:sz w:val="20"/>
+        </w:rPr>
+        <w:t xml:space="preserve"> </w:t>
+      </w:r>
+    </w:p>
+    <w:p>
+      <w:pPr>
+        <w:spacing w:before="0" w:after="80" w:line="312" w:lineRule="auto"/>
+        <w:ind w:left="227"/>
+      </w:pPr>
+      <w:r>
+        <w:rPr>
+          <w:b w:val="0"/>
+          <w:color w:val="1A1A1A"/>
+          <w:sz w:val="20"/>
+        </w:rPr>
+        <w:t xml:space="preserve">시기: </w:t>
+      </w:r>
+      <w:r>
+        <w:rPr>
+          <w:color w:val="1A1A1A"/>
+          <w:sz w:val="20"/>
+        </w:rPr>
+        <w:t>2026</w:t>
+      </w:r>
+      <w:r>
+        <w:rPr>
+          <w:b w:val="0"/>
+          <w:color w:val="1A1A1A"/>
+          <w:sz w:val="20"/>
+        </w:rPr>
+        <w:t xml:space="preserve">   감정: </w:t>
+      </w:r>
+      <w:r>
+        <w:rPr>
+          <w:color w:val="1A1A1A"/>
+          <w:sz w:val="20"/>
+        </w:rPr>
+        <w:t>—</w:t>
+      </w:r>
+      <w:r>
+        <w:rPr>
+          <w:b w:val="0"/>
+          <w:color w:val="1A1A1A"/>
+          <w:sz w:val="20"/>
+        </w:rPr>
+        <w:t xml:space="preserve">   확실성: □ 확실  □ 대략  □ 추정</w:t>
+      </w:r>
+    </w:p>
+    <w:p>
+      <w:pPr>
+        <w:spacing w:before="0" w:after="80" w:line="312" w:lineRule="auto"/>
+        <w:ind w:left="227"/>
+      </w:pPr>
+      <w:r>
+        <w:rPr>
+          <w:b w:val="0"/>
+          <w:color w:val="1A1A1A"/>
+          <w:sz w:val="20"/>
+        </w:rPr>
+        <w:t>사용 범위: ■ 자유  □ 물으면만  □ 회상 참고만(발화 금지)</w:t>
+      </w:r>
+    </w:p>
+    <w:p>
+      <w:pPr>
+        <w:spacing w:before="300" w:after="100" w:line="300" w:lineRule="auto"/>
+        <w:ind w:left="113" w:right="113"/>
+        <w:shd w:val="clear" w:fill="F1F5F9"/>
+      </w:pPr>
+      <w:r>
+        <w:rPr>
+          <w:b/>
+          <w:sz w:val="21"/>
+        </w:rPr>
+        <w:t xml:space="preserve">M5-06  </w:t>
+      </w:r>
+      <w:r>
+        <w:rPr>
+          <w:b/>
+          <w:color w:val="1A1A1A"/>
+          <w:sz w:val="21"/>
+        </w:rPr>
+        <w:t>가장 행복해 보였던 때는 언제였나요? 그때의 장면 하나</w:t>
+      </w:r>
+      <w:r>
+        <w:rPr>
+          <w:color w:val="6E6E6E"/>
+          <w:sz w:val="17"/>
+        </w:rPr>
+        <w:t xml:space="preserve">   서술</w:t>
+      </w:r>
+      <w:r>
+        <w:br/>
+      </w:r>
+      <w:r>
+        <w:rPr>
+          <w:b w:val="0"/>
+          <w:color w:val="B03A2B"/>
+          <w:sz w:val="17"/>
+        </w:rPr>
+        <w:t>예: "손주들이 태어났을 때" (한 장면으로)</w:t>
+      </w:r>
+    </w:p>
+    <w:p>
+      <w:pPr>
+        <w:spacing w:before="0" w:after="120" w:line="276" w:lineRule="auto"/>
+        <w:ind w:left="227"/>
+        <w:pBdr>
+          <w:bottom w:val="single" w:sz="6" w:space="4" w:color="9A9A9A"/>
+        </w:pBdr>
+      </w:pPr>
+      <w:r>
+        <w:rPr>
+          <w:color w:val="1A1A1A"/>
+          <w:sz w:val="20"/>
+        </w:rPr>
+        <w:t>가족에게 할머니 목소리를 처음 만들어 드렸을 때예요. 가족이 너무 슬퍼하거나 거부감을 느끼면 어쩌나 긴장했는데, 굉장히 좋아해 주시고 대화를 많이 하셔서 "이 아이디어가 정말 많은 사람에게 도움이 되겠구나" 생각했습니다.</w:t>
+      </w:r>
+    </w:p>
+    <w:p>
+      <w:pPr>
+        <w:spacing w:before="0" w:after="120" w:line="276" w:lineRule="auto"/>
+        <w:ind w:left="227"/>
+        <w:pBdr>
+          <w:bottom w:val="single" w:sz="6" w:space="4" w:color="9A9A9A"/>
+        </w:pBdr>
+      </w:pPr>
+      <w:r>
+        <w:rPr>
+          <w:sz w:val="20"/>
+        </w:rPr>
+        <w:t xml:space="preserve"> </w:t>
+      </w:r>
+    </w:p>
+    <w:p>
+      <w:pPr>
+        <w:spacing w:before="0" w:after="80" w:line="312" w:lineRule="auto"/>
+        <w:ind w:left="227"/>
+      </w:pPr>
+      <w:r>
+        <w:rPr>
+          <w:b w:val="0"/>
+          <w:color w:val="1A1A1A"/>
+          <w:sz w:val="20"/>
+        </w:rPr>
+        <w:t xml:space="preserve">시기: </w:t>
+      </w:r>
+      <w:r>
+        <w:rPr>
+          <w:color w:val="1A1A1A"/>
+          <w:sz w:val="20"/>
+        </w:rPr>
+        <w:t>2026</w:t>
+      </w:r>
+      <w:r>
+        <w:rPr>
+          <w:b w:val="0"/>
+          <w:color w:val="1A1A1A"/>
+          <w:sz w:val="20"/>
+        </w:rPr>
+        <w:t xml:space="preserve">   감정: </w:t>
+      </w:r>
+      <w:r>
+        <w:rPr>
+          <w:color w:val="1A1A1A"/>
+          <w:sz w:val="20"/>
+        </w:rPr>
+        <w:t>기쁨</w:t>
+      </w:r>
+      <w:r>
+        <w:rPr>
+          <w:b w:val="0"/>
+          <w:color w:val="1A1A1A"/>
+          <w:sz w:val="20"/>
+        </w:rPr>
+        <w:t xml:space="preserve">   확실성: □ 확실  □ 대략  □ 추정</w:t>
+      </w:r>
+    </w:p>
+    <w:p>
+      <w:pPr>
+        <w:spacing w:before="0" w:after="80" w:line="312" w:lineRule="auto"/>
+        <w:ind w:left="227"/>
+      </w:pPr>
+      <w:r>
+        <w:rPr>
+          <w:b w:val="0"/>
+          <w:color w:val="1A1A1A"/>
+          <w:sz w:val="20"/>
+        </w:rPr>
+        <w:t>사용 범위: ■ 자유  □ 물으면만  □ 회상 참고만(발화 금지)</w:t>
+      </w:r>
+    </w:p>
+    <w:p>
+      <w:pPr>
+        <w:spacing w:before="300" w:after="100" w:line="300" w:lineRule="auto"/>
+        <w:ind w:left="113" w:right="113"/>
+        <w:shd w:val="clear" w:fill="F1F5F9"/>
+      </w:pPr>
+      <w:r>
+        <w:rPr>
+          <w:b/>
+          <w:sz w:val="21"/>
+        </w:rPr>
+        <w:t xml:space="preserve">M5-07A  </w:t>
+      </w:r>
+      <w:r>
+        <w:rPr>
+          <w:b/>
+          <w:color w:val="1A1A1A"/>
+          <w:sz w:val="21"/>
+        </w:rPr>
+        <w:t>힘들었던 시기가 있었나요? 말하고 싶은 만큼만요.</w:t>
+      </w:r>
+      <w:r>
+        <w:rPr>
+          <w:color w:val="6E6E6E"/>
+          <w:sz w:val="17"/>
+        </w:rPr>
+        <w:t xml:space="preserve">   하나 선택</w:t>
+      </w:r>
+    </w:p>
+    <w:p>
+      <w:pPr>
+        <w:spacing w:before="0" w:after="80" w:line="312" w:lineRule="auto"/>
+        <w:ind w:left="283"/>
+      </w:pPr>
+      <w:r>
+        <w:rPr>
+          <w:b w:val="0"/>
+          <w:color w:val="1A1A1A"/>
+          <w:sz w:val="20"/>
+        </w:rPr>
+        <w:t>■ 말하겠다</w:t>
+      </w:r>
+    </w:p>
+    <w:p>
+      <w:pPr>
+        <w:spacing w:before="0" w:after="80" w:line="312" w:lineRule="auto"/>
+        <w:ind w:left="283"/>
+      </w:pPr>
+      <w:r>
+        <w:rPr>
+          <w:b w:val="0"/>
+          <w:color w:val="1A1A1A"/>
+          <w:sz w:val="20"/>
+        </w:rPr>
+        <w:t>□ 모른다</w:t>
+      </w:r>
+    </w:p>
+    <w:p>
+      <w:pPr>
+        <w:spacing w:before="0" w:after="80" w:line="312" w:lineRule="auto"/>
+        <w:ind w:left="283"/>
+      </w:pPr>
+      <w:r>
+        <w:rPr>
+          <w:b w:val="0"/>
+          <w:color w:val="1A1A1A"/>
+          <w:sz w:val="20"/>
+        </w:rPr>
+        <w:t>□ 말하고 싶지 않다</w:t>
+      </w:r>
+    </w:p>
+    <w:p>
+      <w:pPr>
+        <w:spacing w:before="300" w:after="100" w:line="300" w:lineRule="auto"/>
+        <w:ind w:left="113" w:right="113"/>
+        <w:shd w:val="clear" w:fill="F1F5F9"/>
+      </w:pPr>
+      <w:r>
+        <w:rPr>
+          <w:b/>
+          <w:sz w:val="21"/>
+        </w:rPr>
+        <w:t xml:space="preserve">M5-07B  </w:t>
+      </w:r>
+      <w:r>
+        <w:rPr>
+          <w:b/>
+          <w:color w:val="1A1A1A"/>
+          <w:sz w:val="21"/>
+        </w:rPr>
+        <w:t>(M5-07A에서 "말하겠다"를 고르셨다면) 어떤 시기였나요?</w:t>
+      </w:r>
+      <w:r>
+        <w:rPr>
+          <w:color w:val="6E6E6E"/>
+          <w:sz w:val="17"/>
+        </w:rPr>
+        <w:t xml:space="preserve">   서술</w:t>
+      </w:r>
+    </w:p>
+    <w:p>
+      <w:pPr>
+        <w:spacing w:before="0" w:after="120" w:line="276" w:lineRule="auto"/>
+        <w:ind w:left="227"/>
+        <w:pBdr>
+          <w:bottom w:val="single" w:sz="6" w:space="4" w:color="9A9A9A"/>
+        </w:pBdr>
+      </w:pPr>
+      <w:r>
+        <w:rPr>
+          <w:color w:val="1A1A1A"/>
+          <w:sz w:val="20"/>
+        </w:rPr>
+        <w:t>할머니가 돌아가시고 나서는 매일 밤 울었어요. 수술실 들어가시기 전에 보호자로 옆에 있었고 임종 순간에는 손을 꼭 잡고 사랑한다, 감사했다고 많이 말씀드렸습니다. 남은 녹음을 처음 들으려 했을 때는 너무 아파서 오래 듣지 못했어요.</w:t>
+      </w:r>
+    </w:p>
+    <w:p>
+      <w:pPr>
+        <w:spacing w:before="0" w:after="120" w:line="276" w:lineRule="auto"/>
+        <w:ind w:left="227"/>
+        <w:pBdr>
+          <w:bottom w:val="single" w:sz="6" w:space="4" w:color="9A9A9A"/>
+        </w:pBdr>
+      </w:pPr>
+      <w:r>
+        <w:rPr>
+          <w:sz w:val="20"/>
+        </w:rPr>
+        <w:t xml:space="preserve"> </w:t>
+      </w:r>
+    </w:p>
+    <w:p>
+      <w:pPr>
+        <w:spacing w:before="0" w:after="80" w:line="312" w:lineRule="auto"/>
+        <w:ind w:left="227"/>
+      </w:pPr>
+      <w:r>
+        <w:rPr>
+          <w:b w:val="0"/>
+          <w:color w:val="1A1A1A"/>
+          <w:sz w:val="20"/>
+        </w:rPr>
+        <w:t>사용 범위: □ 자유  ■ 물으면만  □ 회상 참고만(발화 금지)</w:t>
+      </w:r>
+    </w:p>
+    <w:p>
+      <w:pPr>
+        <w:spacing w:before="300" w:after="100" w:line="300" w:lineRule="auto"/>
+        <w:ind w:left="113" w:right="113"/>
+        <w:shd w:val="clear" w:fill="F1F5F9"/>
+      </w:pPr>
+      <w:r>
+        <w:rPr>
+          <w:b/>
+          <w:sz w:val="21"/>
+        </w:rPr>
+        <w:t xml:space="preserve">M5-08  </w:t>
+      </w:r>
+      <w:r>
+        <w:rPr>
+          <w:b/>
+          <w:color w:val="1A1A1A"/>
+          <w:sz w:val="21"/>
+        </w:rPr>
+        <w:t>말년의 하루는 어떻게 흘러갔나요?</w:t>
+      </w:r>
+      <w:r>
+        <w:rPr>
+          <w:color w:val="6E6E6E"/>
+          <w:sz w:val="17"/>
+        </w:rPr>
+        <w:t xml:space="preserve">   서술 3~5문장</w:t>
+      </w:r>
+      <w:r>
+        <w:br/>
+      </w:r>
+      <w:r>
+        <w:rPr>
+          <w:b w:val="0"/>
+          <w:color w:val="6E6E6E"/>
+          <w:sz w:val="17"/>
+        </w:rPr>
+        <w:t>가이드: 아침 → 낮 → 저녁 순으로 자주 하던 일과 있던 장소</w:t>
+      </w:r>
+    </w:p>
+    <w:p>
+      <w:pPr>
+        <w:spacing w:before="0" w:after="120" w:line="276" w:lineRule="auto"/>
+        <w:ind w:left="227"/>
+        <w:pBdr>
+          <w:bottom w:val="single" w:sz="6" w:space="4" w:color="9A9A9A"/>
+        </w:pBdr>
+      </w:pPr>
+      <w:r>
+        <w:rPr>
+          <w:color w:val="1A1A1A"/>
+          <w:sz w:val="20"/>
+        </w:rPr>
+        <w:t>학기 중에는 학교 공부와 창업을 같이 해요. 열심히 해주시는 뛰어난 팀원분들과 창업 일을 진행하고, 방학에는 온전히 창업에 집중합니다. 스트레스를 받으면 원인을 잠시 피하고 다른 일에 몰두하거나 유튜브·게임으로 머리를 정리해요.</w:t>
+      </w:r>
+    </w:p>
+    <w:p>
+      <w:pPr>
+        <w:spacing w:before="0" w:after="120" w:line="276" w:lineRule="auto"/>
+        <w:ind w:left="227"/>
+        <w:pBdr>
+          <w:bottom w:val="single" w:sz="6" w:space="4" w:color="9A9A9A"/>
+        </w:pBdr>
+      </w:pPr>
+      <w:r>
+        <w:rPr>
+          <w:sz w:val="20"/>
+        </w:rPr>
+        <w:t xml:space="preserve"> </w:t>
+      </w:r>
+    </w:p>
+    <w:p>
+      <w:pPr>
+        <w:spacing w:before="0" w:after="80" w:line="312" w:lineRule="auto"/>
+        <w:ind w:left="227"/>
+      </w:pPr>
+      <w:r>
+        <w:rPr>
+          <w:b w:val="0"/>
+          <w:color w:val="1A1A1A"/>
+          <w:sz w:val="20"/>
+        </w:rPr>
+        <w:t>시기: ______   감정: ______   확실성: □ 확실  □ 대략  □ 추정</w:t>
+      </w:r>
+    </w:p>
+    <w:p>
+      <w:pPr>
+        <w:spacing w:before="0" w:after="80" w:line="312" w:lineRule="auto"/>
+        <w:ind w:left="227"/>
+      </w:pPr>
+      <w:r>
+        <w:rPr>
+          <w:b w:val="0"/>
+          <w:color w:val="1A1A1A"/>
+          <w:sz w:val="20"/>
+        </w:rPr>
+        <w:t>사용 범위: ■ 자유  □ 물으면만  □ 회상 참고만(발화 금지)</w:t>
+      </w:r>
+    </w:p>
+    <w:p>
+      <w:pPr>
+        <w:spacing w:before="300" w:after="100" w:line="300" w:lineRule="auto"/>
+        <w:ind w:left="113" w:right="113"/>
+        <w:shd w:val="clear" w:fill="F1F5F9"/>
+      </w:pPr>
+      <w:r>
+        <w:rPr>
+          <w:b/>
+          <w:sz w:val="21"/>
+        </w:rPr>
+        <w:t xml:space="preserve">M5-OE  </w:t>
+      </w:r>
+      <w:r>
+        <w:rPr>
+          <w:b/>
+          <w:color w:val="1A1A1A"/>
+          <w:sz w:val="21"/>
+        </w:rPr>
+        <w:t>더 남기고 싶은 시절이나 장면이 있나요?</w:t>
+      </w:r>
+      <w:r>
+        <w:rPr>
+          <w:color w:val="6E6E6E"/>
+          <w:sz w:val="17"/>
+        </w:rPr>
+        <w:t xml:space="preserve">   서술</w:t>
+      </w:r>
+    </w:p>
+    <w:p>
+      <w:pPr>
+        <w:spacing w:before="0" w:after="120" w:line="276" w:lineRule="auto"/>
+        <w:ind w:left="227"/>
+        <w:pBdr>
+          <w:bottom w:val="single" w:sz="6" w:space="4" w:color="9A9A9A"/>
+        </w:pBdr>
+      </w:pPr>
+      <w:r>
+        <w:rPr>
+          <w:color w:val="1A1A1A"/>
+          <w:sz w:val="20"/>
+        </w:rPr>
         <w:t>10년 뒤의 나에게</w:t>
+      </w:r>
+    </w:p>
+    <w:p>
+      <w:pPr>
+        <w:spacing w:before="0" w:after="120" w:line="276" w:lineRule="auto"/>
+        <w:ind w:left="227"/>
+        <w:pBdr>
+          <w:bottom w:val="single" w:sz="6" w:space="4" w:color="9A9A9A"/>
+        </w:pBdr>
+      </w:pPr>
+      <w:r>
+        <w:rPr>
+          <w:sz w:val="20"/>
+        </w:rPr>
+        <w:t xml:space="preserve"> </w:t>
       </w:r>
     </w:p>
     <w:p>
@@ -6463,7 +6673,7 @@
     </w:p>
     <w:p>
       <w:pPr>
-        <w:spacing w:before="0" w:after="140" w:line="324" w:lineRule="auto"/>
+        <w:spacing w:before="0" w:after="120" w:line="276" w:lineRule="auto"/>
         <w:ind w:left="227"/>
         <w:pBdr>
           <w:bottom w:val="single" w:sz="6" w:space="4" w:color="9A9A9A"/>
@@ -6478,7 +6688,7 @@
     </w:p>
     <w:p>
       <w:pPr>
-        <w:spacing w:before="0" w:after="140" w:line="324" w:lineRule="auto"/>
+        <w:spacing w:before="0" w:after="120" w:line="276" w:lineRule="auto"/>
         <w:ind w:left="227"/>
         <w:pBdr>
           <w:bottom w:val="single" w:sz="6" w:space="4" w:color="9A9A9A"/>
@@ -9778,7 +9988,7 @@
     </w:p>
     <w:p>
       <w:pPr>
-        <w:spacing w:before="0" w:after="140" w:line="324" w:lineRule="auto"/>
+        <w:spacing w:before="0" w:after="120" w:line="276" w:lineRule="auto"/>
         <w:ind w:left="227"/>
         <w:pBdr>
           <w:bottom w:val="single" w:sz="6" w:space="4" w:color="D9D9D9"/>
@@ -9793,7 +10003,7 @@
     </w:p>
     <w:p>
       <w:pPr>
-        <w:spacing w:before="0" w:after="140" w:line="324" w:lineRule="auto"/>
+        <w:spacing w:before="0" w:after="120" w:line="276" w:lineRule="auto"/>
         <w:ind w:left="227"/>
         <w:pBdr>
           <w:bottom w:val="single" w:sz="6" w:space="4" w:color="D9D9D9"/>
@@ -10180,7 +10390,7 @@
     </w:p>
     <w:p>
       <w:pPr>
-        <w:spacing w:before="0" w:after="140" w:line="324" w:lineRule="auto"/>
+        <w:spacing w:before="0" w:after="120" w:line="276" w:lineRule="auto"/>
         <w:ind w:left="227"/>
         <w:pBdr>
           <w:bottom w:val="single" w:sz="6" w:space="4" w:color="9A9A9A"/>
@@ -10196,6 +10406,21 @@
     </w:p>
     <w:p>
       <w:pPr>
+        <w:spacing w:before="0" w:after="120" w:line="276" w:lineRule="auto"/>
+        <w:ind w:left="227"/>
+        <w:pBdr>
+          <w:bottom w:val="single" w:sz="6" w:space="4" w:color="9A9A9A"/>
+        </w:pBdr>
+      </w:pPr>
+      <w:r>
+        <w:rPr>
+          <w:sz w:val="20"/>
+        </w:rPr>
+        <w:t xml:space="preserve"> </w:t>
+      </w:r>
+    </w:p>
+    <w:p>
+      <w:pPr>
         <w:spacing w:before="300" w:after="100" w:line="300" w:lineRule="auto"/>
         <w:ind w:left="113" w:right="113"/>
         <w:shd w:val="clear" w:fill="F1F5F9"/>
@@ -10523,7 +10748,7 @@
     </w:p>
     <w:p>
       <w:pPr>
-        <w:spacing w:before="0" w:after="140" w:line="324" w:lineRule="auto"/>
+        <w:spacing w:before="0" w:after="120" w:line="276" w:lineRule="auto"/>
         <w:ind w:left="227" w:right="5216"/>
         <w:pBdr>
           <w:bottom w:val="single" w:sz="6" w:space="4" w:color="D9D9D9"/>
@@ -10582,7 +10807,7 @@
     </w:p>
     <w:p>
       <w:pPr>
-        <w:spacing w:before="0" w:after="140" w:line="324" w:lineRule="auto"/>
+        <w:spacing w:before="0" w:after="120" w:line="276" w:lineRule="auto"/>
         <w:ind w:left="227"/>
         <w:pBdr>
           <w:bottom w:val="single" w:sz="6" w:space="4" w:color="D9D9D9"/>
@@ -10597,7 +10822,7 @@
     </w:p>
     <w:p>
       <w:pPr>
-        <w:spacing w:before="0" w:after="140" w:line="324" w:lineRule="auto"/>
+        <w:spacing w:before="0" w:after="120" w:line="276" w:lineRule="auto"/>
         <w:ind w:left="227"/>
         <w:pBdr>
           <w:bottom w:val="single" w:sz="6" w:space="4" w:color="D9D9D9"/>

--- a/ai/docs/Persona_Intake_이준혁.docx
+++ b/ai/docs/Persona_Intake_이준혁.docx
@@ -18,7 +18,7 @@
     </w:p>
     <w:p>
       <w:pPr>
-        <w:spacing w:before="520" w:after="180" w:line="312" w:lineRule="auto"/>
+        <w:spacing w:before="0" w:after="180" w:line="312" w:lineRule="auto"/>
         <w:ind w:left="0"/>
         <w:pBdr>
           <w:bottom w:val="single" w:sz="12" w:space="4" w:color="1F4E79"/>
@@ -849,8 +849,13 @@
       </w:r>
     </w:p>
     <w:p>
-      <w:pPr>
-        <w:spacing w:before="520" w:after="180" w:line="312" w:lineRule="auto"/>
+      <w:r>
+        <w:br w:type="page"/>
+      </w:r>
+    </w:p>
+    <w:p>
+      <w:pPr>
+        <w:spacing w:before="0" w:after="180" w:line="312" w:lineRule="auto"/>
         <w:ind w:left="0"/>
         <w:pBdr>
           <w:bottom w:val="single" w:sz="12" w:space="4" w:color="1F4E79"/>
@@ -2805,8 +2810,13 @@
       </w:r>
     </w:p>
     <w:p>
-      <w:pPr>
-        <w:spacing w:before="520" w:after="180" w:line="312" w:lineRule="auto"/>
+      <w:r>
+        <w:br w:type="page"/>
+      </w:r>
+    </w:p>
+    <w:p>
+      <w:pPr>
+        <w:spacing w:before="0" w:after="180" w:line="312" w:lineRule="auto"/>
         <w:ind w:left="0"/>
         <w:pBdr>
           <w:bottom w:val="single" w:sz="12" w:space="4" w:color="1F4E79"/>
@@ -9648,8 +9658,13 @@
       </w:r>
     </w:p>
     <w:p>
-      <w:pPr>
-        <w:spacing w:before="520" w:after="180" w:line="312" w:lineRule="auto"/>
+      <w:r>
+        <w:br w:type="page"/>
+      </w:r>
+    </w:p>
+    <w:p>
+      <w:pPr>
+        <w:spacing w:before="0" w:after="180" w:line="312" w:lineRule="auto"/>
         <w:ind w:left="0"/>
         <w:pBdr>
           <w:bottom w:val="single" w:sz="12" w:space="4" w:color="1F4E79"/>
@@ -10864,8 +10879,13 @@
       </w:r>
     </w:p>
     <w:p>
-      <w:pPr>
-        <w:spacing w:before="520" w:after="180" w:line="312" w:lineRule="auto"/>
+      <w:r>
+        <w:br w:type="page"/>
+      </w:r>
+    </w:p>
+    <w:p>
+      <w:pPr>
+        <w:spacing w:before="0" w:after="180" w:line="312" w:lineRule="auto"/>
         <w:ind w:left="0"/>
         <w:pBdr>
           <w:bottom w:val="single" w:sz="12" w:space="4" w:color="1F4E79"/>

--- a/ai/docs/Persona_Intake_이준혁.docx
+++ b/ai/docs/Persona_Intake_이준혁.docx
@@ -4,6 +4,8 @@
   <w:body>
     <w:p>
       <w:pPr>
+        <w:keepNext w:val="0"/>
+        <w:keepLines/>
         <w:spacing w:before="0" w:after="320" w:line="312" w:lineRule="auto"/>
         <w:ind w:left="0"/>
       </w:pPr>
@@ -20,6 +22,8 @@
       <w:pPr>
         <w:spacing w:before="0" w:after="180" w:line="312" w:lineRule="auto"/>
         <w:ind w:left="0"/>
+        <w:keepNext w:val="0"/>
+        <w:keepLines/>
         <w:pBdr>
           <w:bottom w:val="single" w:sz="12" w:space="4" w:color="1F4E79"/>
         </w:pBdr>
@@ -37,6 +41,8 @@
       <w:pPr>
         <w:spacing w:before="300" w:after="100" w:line="300" w:lineRule="auto"/>
         <w:ind w:left="113" w:right="113"/>
+        <w:keepNext/>
+        <w:keepLines/>
         <w:shd w:val="clear" w:fill="F1F5F9"/>
       </w:pPr>
       <w:r>
@@ -77,6 +83,8 @@
       <w:pPr>
         <w:spacing w:before="0" w:after="120" w:line="276" w:lineRule="auto"/>
         <w:ind w:left="227" w:right="5216"/>
+        <w:keepNext w:val="0"/>
+        <w:keepLines/>
         <w:pBdr>
           <w:bottom w:val="single" w:sz="6" w:space="4" w:color="9A9A9A"/>
         </w:pBdr>
@@ -93,6 +101,8 @@
       <w:pPr>
         <w:spacing w:before="300" w:after="100" w:line="300" w:lineRule="auto"/>
         <w:ind w:left="113" w:right="113"/>
+        <w:keepNext/>
+        <w:keepLines/>
         <w:shd w:val="clear" w:fill="F1F5F9"/>
       </w:pPr>
       <w:r>
@@ -120,6 +130,8 @@
     </w:p>
     <w:p>
       <w:pPr>
+        <w:keepNext/>
+        <w:keepLines/>
         <w:spacing w:before="0" w:after="80" w:line="312" w:lineRule="auto"/>
         <w:ind w:left="227"/>
       </w:pPr>
@@ -134,6 +146,8 @@
     </w:p>
     <w:p>
       <w:pPr>
+        <w:keepNext/>
+        <w:keepLines/>
         <w:spacing w:before="0" w:after="80" w:line="312" w:lineRule="auto"/>
         <w:ind w:left="227"/>
       </w:pPr>
@@ -148,6 +162,8 @@
     </w:p>
     <w:p>
       <w:pPr>
+        <w:keepNext/>
+        <w:keepLines/>
         <w:spacing w:before="0" w:after="80" w:line="312" w:lineRule="auto"/>
         <w:ind w:left="227"/>
       </w:pPr>
@@ -162,6 +178,8 @@
     </w:p>
     <w:p>
       <w:pPr>
+        <w:keepNext w:val="0"/>
+        <w:keepLines/>
         <w:spacing w:before="0" w:after="80" w:line="312" w:lineRule="auto"/>
         <w:ind w:left="227"/>
       </w:pPr>
@@ -178,6 +196,8 @@
       <w:pPr>
         <w:spacing w:before="300" w:after="100" w:line="300" w:lineRule="auto"/>
         <w:ind w:left="113" w:right="113"/>
+        <w:keepNext/>
+        <w:keepLines/>
         <w:shd w:val="clear" w:fill="F1F5F9"/>
       </w:pPr>
       <w:r>
@@ -219,6 +239,8 @@
       <w:pPr>
         <w:spacing w:before="0" w:after="120" w:line="276" w:lineRule="auto"/>
         <w:ind w:left="227" w:right="5216"/>
+        <w:keepNext w:val="0"/>
+        <w:keepLines/>
         <w:pBdr>
           <w:bottom w:val="single" w:sz="6" w:space="4" w:color="D9D9D9"/>
         </w:pBdr>
@@ -234,6 +256,8 @@
       <w:pPr>
         <w:spacing w:before="300" w:after="100" w:line="300" w:lineRule="auto"/>
         <w:ind w:left="113" w:right="113"/>
+        <w:keepNext/>
+        <w:keepLines/>
         <w:shd w:val="clear" w:fill="F1F5F9"/>
       </w:pPr>
       <w:r>
@@ -261,6 +285,8 @@
     </w:p>
     <w:p>
       <w:pPr>
+        <w:keepNext/>
+        <w:keepLines/>
         <w:spacing w:before="0" w:after="80" w:line="312" w:lineRule="auto"/>
         <w:ind w:left="283"/>
       </w:pPr>
@@ -275,6 +301,8 @@
     </w:p>
     <w:p>
       <w:pPr>
+        <w:keepNext/>
+        <w:keepLines/>
         <w:spacing w:before="0" w:after="80" w:line="312" w:lineRule="auto"/>
         <w:ind w:left="283"/>
       </w:pPr>
@@ -289,6 +317,8 @@
     </w:p>
     <w:p>
       <w:pPr>
+        <w:keepNext w:val="0"/>
+        <w:keepLines/>
         <w:spacing w:before="0" w:after="80" w:line="312" w:lineRule="auto"/>
         <w:ind w:left="283"/>
       </w:pPr>
@@ -305,6 +335,8 @@
       <w:pPr>
         <w:spacing w:before="300" w:after="100" w:line="300" w:lineRule="auto"/>
         <w:ind w:left="113" w:right="113"/>
+        <w:keepNext/>
+        <w:keepLines/>
         <w:shd w:val="clear" w:fill="F1F5F9"/>
       </w:pPr>
       <w:r>
@@ -354,6 +386,8 @@
     </w:p>
     <w:p>
       <w:pPr>
+        <w:keepNext/>
+        <w:keepLines/>
         <w:spacing w:before="0" w:after="80" w:line="312" w:lineRule="auto"/>
         <w:ind w:left="283"/>
       </w:pPr>
@@ -368,6 +402,8 @@
     </w:p>
     <w:p>
       <w:pPr>
+        <w:keepNext w:val="0"/>
+        <w:keepLines/>
         <w:spacing w:before="0" w:after="80" w:line="312" w:lineRule="auto"/>
         <w:ind w:left="283"/>
       </w:pPr>
@@ -384,6 +420,8 @@
       <w:pPr>
         <w:spacing w:before="300" w:after="100" w:line="300" w:lineRule="auto"/>
         <w:ind w:left="113" w:right="113"/>
+        <w:keepNext/>
+        <w:keepLines/>
         <w:shd w:val="clear" w:fill="F1F5F9"/>
       </w:pPr>
       <w:r>
@@ -424,6 +462,8 @@
       <w:pPr>
         <w:spacing w:before="0" w:after="120" w:line="276" w:lineRule="auto"/>
         <w:ind w:left="227"/>
+        <w:keepNext/>
+        <w:keepLines/>
         <w:pBdr>
           <w:bottom w:val="single" w:sz="6" w:space="4" w:color="9A9A9A"/>
         </w:pBdr>
@@ -439,6 +479,8 @@
       <w:pPr>
         <w:spacing w:before="0" w:after="120" w:line="276" w:lineRule="auto"/>
         <w:ind w:left="227"/>
+        <w:keepNext w:val="0"/>
+        <w:keepLines/>
         <w:pBdr>
           <w:bottom w:val="single" w:sz="6" w:space="4" w:color="9A9A9A"/>
         </w:pBdr>
@@ -454,6 +496,8 @@
       <w:pPr>
         <w:spacing w:before="300" w:after="100" w:line="300" w:lineRule="auto"/>
         <w:ind w:left="113" w:right="113"/>
+        <w:keepNext/>
+        <w:keepLines/>
         <w:shd w:val="clear" w:fill="F1F5F9"/>
       </w:pPr>
       <w:r>
@@ -492,6 +536,8 @@
     </w:p>
     <w:p>
       <w:pPr>
+        <w:keepNext/>
+        <w:keepLines/>
         <w:spacing w:before="0" w:after="80" w:line="312" w:lineRule="auto"/>
         <w:ind w:left="283"/>
       </w:pPr>
@@ -506,6 +552,8 @@
     </w:p>
     <w:p>
       <w:pPr>
+        <w:keepNext/>
+        <w:keepLines/>
         <w:spacing w:before="0" w:after="80" w:line="312" w:lineRule="auto"/>
         <w:ind w:left="283"/>
       </w:pPr>
@@ -520,6 +568,8 @@
     </w:p>
     <w:p>
       <w:pPr>
+        <w:keepNext w:val="0"/>
+        <w:keepLines/>
         <w:spacing w:before="0" w:after="80" w:line="312" w:lineRule="auto"/>
         <w:ind w:left="283"/>
       </w:pPr>
@@ -536,6 +586,8 @@
       <w:pPr>
         <w:spacing w:before="300" w:after="100" w:line="300" w:lineRule="auto"/>
         <w:ind w:left="113" w:right="113"/>
+        <w:keepNext/>
+        <w:keepLines/>
         <w:shd w:val="clear" w:fill="F1F5F9"/>
       </w:pPr>
       <w:r>
@@ -588,6 +640,8 @@
       <w:pPr>
         <w:spacing w:before="0" w:after="120" w:line="276" w:lineRule="auto"/>
         <w:ind w:left="227" w:right="5216"/>
+        <w:keepNext w:val="0"/>
+        <w:keepLines/>
         <w:pBdr>
           <w:bottom w:val="single" w:sz="6" w:space="4" w:color="D9D9D9"/>
         </w:pBdr>
@@ -603,6 +657,8 @@
       <w:pPr>
         <w:spacing w:before="300" w:after="100" w:line="300" w:lineRule="auto"/>
         <w:ind w:left="113" w:right="113"/>
+        <w:keepNext/>
+        <w:keepLines/>
         <w:shd w:val="clear" w:fill="F1F5F9"/>
       </w:pPr>
       <w:r>
@@ -643,6 +699,8 @@
       <w:pPr>
         <w:spacing w:before="0" w:after="120" w:line="276" w:lineRule="auto"/>
         <w:ind w:left="227" w:right="5216"/>
+        <w:keepNext w:val="0"/>
+        <w:keepLines/>
         <w:pBdr>
           <w:bottom w:val="single" w:sz="6" w:space="4" w:color="9A9A9A"/>
         </w:pBdr>
@@ -659,6 +717,8 @@
       <w:pPr>
         <w:spacing w:before="300" w:after="100" w:line="300" w:lineRule="auto"/>
         <w:ind w:left="113" w:right="113"/>
+        <w:keepNext/>
+        <w:keepLines/>
         <w:shd w:val="clear" w:fill="F1F5F9"/>
       </w:pPr>
       <w:r>
@@ -699,6 +759,8 @@
       <w:pPr>
         <w:spacing w:before="0" w:after="120" w:line="276" w:lineRule="auto"/>
         <w:ind w:left="227"/>
+        <w:keepNext/>
+        <w:keepLines/>
         <w:pBdr>
           <w:bottom w:val="single" w:sz="6" w:space="4" w:color="9A9A9A"/>
         </w:pBdr>
@@ -715,6 +777,8 @@
       <w:pPr>
         <w:spacing w:before="0" w:after="120" w:line="276" w:lineRule="auto"/>
         <w:ind w:left="227"/>
+        <w:keepNext w:val="0"/>
+        <w:keepLines/>
         <w:pBdr>
           <w:bottom w:val="single" w:sz="6" w:space="4" w:color="9A9A9A"/>
         </w:pBdr>
@@ -730,6 +794,8 @@
       <w:pPr>
         <w:spacing w:before="300" w:after="100" w:line="300" w:lineRule="auto"/>
         <w:ind w:left="113" w:right="113"/>
+        <w:keepNext/>
+        <w:keepLines/>
         <w:shd w:val="clear" w:fill="F1F5F9"/>
       </w:pPr>
       <w:r>
@@ -768,6 +834,9 @@
         <w:gridCol w:w="3249"/>
       </w:tblGrid>
       <w:tr>
+        <w:trPr>
+          <w:cantSplit/>
+        </w:trPr>
         <w:tc>
           <w:tcPr>
             <w:tcW w:type="dxa" w:w="3249"/>
@@ -826,6 +895,8 @@
     </w:tbl>
     <w:p>
       <w:pPr>
+        <w:keepNext/>
+        <w:keepLines/>
         <w:spacing w:after="0"/>
       </w:pPr>
       <w:r>
@@ -836,6 +907,8 @@
     </w:p>
     <w:p>
       <w:pPr>
+        <w:keepNext w:val="0"/>
+        <w:keepLines/>
         <w:spacing w:before="0" w:after="80" w:line="312" w:lineRule="auto"/>
         <w:ind w:left="227"/>
       </w:pPr>
@@ -857,6 +930,8 @@
       <w:pPr>
         <w:spacing w:before="0" w:after="180" w:line="312" w:lineRule="auto"/>
         <w:ind w:left="0"/>
+        <w:keepNext w:val="0"/>
+        <w:keepLines/>
         <w:pBdr>
           <w:bottom w:val="single" w:sz="12" w:space="4" w:color="1F4E79"/>
         </w:pBdr>
@@ -874,6 +949,8 @@
       <w:pPr>
         <w:spacing w:before="300" w:after="100" w:line="300" w:lineRule="auto"/>
         <w:ind w:left="113" w:right="113"/>
+        <w:keepNext/>
+        <w:keepLines/>
         <w:shd w:val="clear" w:fill="F1F5F9"/>
       </w:pPr>
       <w:r>
@@ -901,6 +978,8 @@
     </w:p>
     <w:p>
       <w:pPr>
+        <w:keepNext/>
+        <w:keepLines/>
         <w:spacing w:before="0" w:after="80" w:line="312" w:lineRule="auto"/>
         <w:ind w:left="283"/>
       </w:pPr>
@@ -915,6 +994,8 @@
     </w:p>
     <w:p>
       <w:pPr>
+        <w:keepNext/>
+        <w:keepLines/>
         <w:spacing w:before="0" w:after="80" w:line="312" w:lineRule="auto"/>
         <w:ind w:left="283"/>
       </w:pPr>
@@ -929,6 +1010,8 @@
     </w:p>
     <w:p>
       <w:pPr>
+        <w:keepNext w:val="0"/>
+        <w:keepLines/>
         <w:spacing w:before="0" w:after="80" w:line="312" w:lineRule="auto"/>
         <w:ind w:left="283"/>
       </w:pPr>
@@ -945,6 +1028,8 @@
       <w:pPr>
         <w:spacing w:before="300" w:after="100" w:line="300" w:lineRule="auto"/>
         <w:ind w:left="113" w:right="113"/>
+        <w:keepNext/>
+        <w:keepLines/>
         <w:shd w:val="clear" w:fill="F1F5F9"/>
       </w:pPr>
       <w:r>
@@ -972,6 +1057,8 @@
     </w:p>
     <w:p>
       <w:pPr>
+        <w:keepNext/>
+        <w:keepLines/>
         <w:spacing w:before="0" w:after="80" w:line="312" w:lineRule="auto"/>
         <w:ind w:left="283"/>
       </w:pPr>
@@ -986,6 +1073,8 @@
     </w:p>
     <w:p>
       <w:pPr>
+        <w:keepNext/>
+        <w:keepLines/>
         <w:spacing w:before="0" w:after="80" w:line="312" w:lineRule="auto"/>
         <w:ind w:left="283"/>
       </w:pPr>
@@ -1000,6 +1089,8 @@
     </w:p>
     <w:p>
       <w:pPr>
+        <w:keepNext/>
+        <w:keepLines/>
         <w:spacing w:before="0" w:after="80" w:line="312" w:lineRule="auto"/>
         <w:ind w:left="283"/>
       </w:pPr>
@@ -1014,6 +1105,8 @@
     </w:p>
     <w:p>
       <w:pPr>
+        <w:keepNext/>
+        <w:keepLines/>
         <w:spacing w:before="0" w:after="80" w:line="312" w:lineRule="auto"/>
         <w:ind w:left="283"/>
       </w:pPr>
@@ -1028,6 +1121,8 @@
     </w:p>
     <w:p>
       <w:pPr>
+        <w:keepNext w:val="0"/>
+        <w:keepLines/>
         <w:spacing w:before="0" w:after="80" w:line="312" w:lineRule="auto"/>
         <w:ind w:left="283"/>
       </w:pPr>
@@ -1044,6 +1139,8 @@
       <w:pPr>
         <w:spacing w:before="300" w:after="100" w:line="300" w:lineRule="auto"/>
         <w:ind w:left="113" w:right="113"/>
+        <w:keepNext/>
+        <w:keepLines/>
         <w:shd w:val="clear" w:fill="F1F5F9"/>
       </w:pPr>
       <w:r>
@@ -1082,6 +1179,8 @@
     </w:p>
     <w:p>
       <w:pPr>
+        <w:keepNext/>
+        <w:keepLines/>
         <w:spacing w:before="0" w:after="80" w:line="312" w:lineRule="auto"/>
         <w:ind w:left="283"/>
       </w:pPr>
@@ -1096,6 +1195,8 @@
     </w:p>
     <w:p>
       <w:pPr>
+        <w:keepNext/>
+        <w:keepLines/>
         <w:spacing w:before="0" w:after="80" w:line="312" w:lineRule="auto"/>
         <w:ind w:left="283"/>
       </w:pPr>
@@ -1110,6 +1211,8 @@
     </w:p>
     <w:p>
       <w:pPr>
+        <w:keepNext/>
+        <w:keepLines/>
         <w:spacing w:before="0" w:after="80" w:line="312" w:lineRule="auto"/>
         <w:ind w:left="283"/>
       </w:pPr>
@@ -1124,6 +1227,8 @@
     </w:p>
     <w:p>
       <w:pPr>
+        <w:keepNext/>
+        <w:keepLines/>
         <w:spacing w:before="0" w:after="80" w:line="312" w:lineRule="auto"/>
         <w:ind w:left="283"/>
       </w:pPr>
@@ -1138,6 +1243,8 @@
     </w:p>
     <w:p>
       <w:pPr>
+        <w:keepNext w:val="0"/>
+        <w:keepLines/>
         <w:spacing w:before="0" w:after="80" w:line="312" w:lineRule="auto"/>
         <w:ind w:left="283"/>
       </w:pPr>
@@ -1154,6 +1261,8 @@
       <w:pPr>
         <w:spacing w:before="300" w:after="100" w:line="300" w:lineRule="auto"/>
         <w:ind w:left="113" w:right="113"/>
+        <w:keepNext/>
+        <w:keepLines/>
         <w:shd w:val="clear" w:fill="F1F5F9"/>
       </w:pPr>
       <w:r>
@@ -1181,6 +1290,8 @@
     </w:p>
     <w:p>
       <w:pPr>
+        <w:keepNext/>
+        <w:keepLines/>
         <w:spacing w:before="0" w:after="80" w:line="312" w:lineRule="auto"/>
         <w:ind w:left="283"/>
       </w:pPr>
@@ -1195,6 +1306,8 @@
     </w:p>
     <w:p>
       <w:pPr>
+        <w:keepNext/>
+        <w:keepLines/>
         <w:spacing w:before="0" w:after="80" w:line="312" w:lineRule="auto"/>
         <w:ind w:left="283"/>
       </w:pPr>
@@ -1209,6 +1322,8 @@
     </w:p>
     <w:p>
       <w:pPr>
+        <w:keepNext/>
+        <w:keepLines/>
         <w:spacing w:before="0" w:after="80" w:line="312" w:lineRule="auto"/>
         <w:ind w:left="283"/>
       </w:pPr>
@@ -1223,6 +1338,8 @@
     </w:p>
     <w:p>
       <w:pPr>
+        <w:keepNext/>
+        <w:keepLines/>
         <w:spacing w:before="0" w:after="80" w:line="312" w:lineRule="auto"/>
         <w:ind w:left="283"/>
       </w:pPr>
@@ -1237,6 +1354,8 @@
     </w:p>
     <w:p>
       <w:pPr>
+        <w:keepNext w:val="0"/>
+        <w:keepLines/>
         <w:spacing w:before="0" w:after="80" w:line="312" w:lineRule="auto"/>
         <w:ind w:left="283"/>
       </w:pPr>
@@ -1253,6 +1372,8 @@
       <w:pPr>
         <w:spacing w:before="300" w:after="100" w:line="300" w:lineRule="auto"/>
         <w:ind w:left="113" w:right="113"/>
+        <w:keepNext/>
+        <w:keepLines/>
         <w:shd w:val="clear" w:fill="F1F5F9"/>
       </w:pPr>
       <w:r>
@@ -1293,6 +1414,8 @@
       <w:pPr>
         <w:spacing w:before="0" w:after="120" w:line="276" w:lineRule="auto"/>
         <w:ind w:left="227" w:right="5216"/>
+        <w:keepNext w:val="0"/>
+        <w:keepLines/>
         <w:pBdr>
           <w:bottom w:val="single" w:sz="6" w:space="4" w:color="9A9A9A"/>
         </w:pBdr>
@@ -1309,6 +1432,8 @@
       <w:pPr>
         <w:spacing w:before="300" w:after="100" w:line="300" w:lineRule="auto"/>
         <w:ind w:left="113" w:right="113"/>
+        <w:keepNext/>
+        <w:keepLines/>
         <w:shd w:val="clear" w:fill="F1F5F9"/>
       </w:pPr>
       <w:r>
@@ -1349,6 +1474,8 @@
       <w:pPr>
         <w:spacing w:before="0" w:after="120" w:line="276" w:lineRule="auto"/>
         <w:ind w:left="227"/>
+        <w:keepNext/>
+        <w:keepLines/>
         <w:pBdr>
           <w:bottom w:val="single" w:sz="6" w:space="4" w:color="9A9A9A"/>
         </w:pBdr>
@@ -1365,6 +1492,8 @@
       <w:pPr>
         <w:spacing w:before="0" w:after="120" w:line="276" w:lineRule="auto"/>
         <w:ind w:left="227"/>
+        <w:keepNext w:val="0"/>
+        <w:keepLines/>
         <w:pBdr>
           <w:bottom w:val="single" w:sz="6" w:space="4" w:color="9A9A9A"/>
         </w:pBdr>
@@ -1380,6 +1509,8 @@
       <w:pPr>
         <w:spacing w:before="300" w:after="100" w:line="300" w:lineRule="auto"/>
         <w:ind w:left="113" w:right="113"/>
+        <w:keepNext/>
+        <w:keepLines/>
         <w:shd w:val="clear" w:fill="F1F5F9"/>
       </w:pPr>
       <w:r>
@@ -1407,6 +1538,8 @@
     </w:p>
     <w:p>
       <w:pPr>
+        <w:keepNext/>
+        <w:keepLines/>
         <w:spacing w:before="0" w:after="80" w:line="312" w:lineRule="auto"/>
         <w:ind w:left="283"/>
       </w:pPr>
@@ -1421,6 +1554,8 @@
     </w:p>
     <w:p>
       <w:pPr>
+        <w:keepNext/>
+        <w:keepLines/>
         <w:spacing w:before="0" w:after="80" w:line="312" w:lineRule="auto"/>
         <w:ind w:left="283"/>
       </w:pPr>
@@ -1435,6 +1570,8 @@
     </w:p>
     <w:p>
       <w:pPr>
+        <w:keepNext/>
+        <w:keepLines/>
         <w:spacing w:before="0" w:after="80" w:line="312" w:lineRule="auto"/>
         <w:ind w:left="283"/>
       </w:pPr>
@@ -1449,6 +1586,8 @@
     </w:p>
     <w:p>
       <w:pPr>
+        <w:keepNext/>
+        <w:keepLines/>
         <w:spacing w:before="0" w:after="80" w:line="312" w:lineRule="auto"/>
         <w:ind w:left="283"/>
       </w:pPr>
@@ -1463,6 +1602,8 @@
     </w:p>
     <w:p>
       <w:pPr>
+        <w:keepNext/>
+        <w:keepLines/>
         <w:spacing w:before="0" w:after="80" w:line="312" w:lineRule="auto"/>
         <w:ind w:left="283"/>
       </w:pPr>
@@ -1477,6 +1618,8 @@
     </w:p>
     <w:p>
       <w:pPr>
+        <w:keepNext/>
+        <w:keepLines/>
         <w:spacing w:before="0" w:after="80" w:line="312" w:lineRule="auto"/>
         <w:ind w:left="283"/>
       </w:pPr>
@@ -1491,6 +1634,8 @@
     </w:p>
     <w:p>
       <w:pPr>
+        <w:keepNext w:val="0"/>
+        <w:keepLines/>
         <w:spacing w:before="0" w:after="80" w:line="312" w:lineRule="auto"/>
         <w:ind w:left="283"/>
       </w:pPr>
@@ -1507,6 +1652,8 @@
       <w:pPr>
         <w:spacing w:before="300" w:after="100" w:line="300" w:lineRule="auto"/>
         <w:ind w:left="113" w:right="113"/>
+        <w:keepNext/>
+        <w:keepLines/>
         <w:shd w:val="clear" w:fill="F1F5F9"/>
       </w:pPr>
       <w:r>
@@ -1547,6 +1694,8 @@
       <w:pPr>
         <w:spacing w:before="0" w:after="120" w:line="276" w:lineRule="auto"/>
         <w:ind w:left="227"/>
+        <w:keepNext/>
+        <w:keepLines/>
         <w:pBdr>
           <w:bottom w:val="single" w:sz="6" w:space="4" w:color="9A9A9A"/>
         </w:pBdr>
@@ -1563,6 +1712,8 @@
       <w:pPr>
         <w:spacing w:before="0" w:after="120" w:line="276" w:lineRule="auto"/>
         <w:ind w:left="227"/>
+        <w:keepNext w:val="0"/>
+        <w:keepLines/>
         <w:pBdr>
           <w:bottom w:val="single" w:sz="6" w:space="4" w:color="9A9A9A"/>
         </w:pBdr>
@@ -1578,6 +1729,8 @@
       <w:pPr>
         <w:spacing w:before="300" w:after="100" w:line="300" w:lineRule="auto"/>
         <w:ind w:left="113" w:right="113"/>
+        <w:keepNext/>
+        <w:keepLines/>
         <w:shd w:val="clear" w:fill="F1F5F9"/>
       </w:pPr>
       <w:r>
@@ -1684,6 +1837,9 @@
         <w:gridCol w:w="2436"/>
       </w:tblGrid>
       <w:tr>
+        <w:trPr>
+          <w:cantSplit/>
+        </w:trPr>
         <w:tc>
           <w:tcPr>
             <w:tcW w:type="dxa" w:w="2436"/>
@@ -1758,6 +1914,9 @@
         </w:tc>
       </w:tr>
       <w:tr>
+        <w:trPr>
+          <w:cantSplit/>
+        </w:trPr>
         <w:tc>
           <w:tcPr>
             <w:tcW w:type="dxa" w:w="2436"/>
@@ -1832,6 +1991,9 @@
         </w:tc>
       </w:tr>
       <w:tr>
+        <w:trPr>
+          <w:cantSplit/>
+        </w:trPr>
         <w:tc>
           <w:tcPr>
             <w:tcW w:type="dxa" w:w="2436"/>
@@ -1906,6 +2068,9 @@
         </w:tc>
       </w:tr>
       <w:tr>
+        <w:trPr>
+          <w:cantSplit/>
+        </w:trPr>
         <w:tc>
           <w:tcPr>
             <w:tcW w:type="dxa" w:w="2436"/>
@@ -1980,6 +2145,9 @@
         </w:tc>
       </w:tr>
       <w:tr>
+        <w:trPr>
+          <w:cantSplit/>
+        </w:trPr>
         <w:tc>
           <w:tcPr>
             <w:tcW w:type="dxa" w:w="2436"/>
@@ -2054,6 +2222,9 @@
         </w:tc>
       </w:tr>
       <w:tr>
+        <w:trPr>
+          <w:cantSplit/>
+        </w:trPr>
         <w:tc>
           <w:tcPr>
             <w:tcW w:type="dxa" w:w="2436"/>
@@ -2128,6 +2299,9 @@
         </w:tc>
       </w:tr>
       <w:tr>
+        <w:trPr>
+          <w:cantSplit/>
+        </w:trPr>
         <w:tc>
           <w:tcPr>
             <w:tcW w:type="dxa" w:w="2436"/>
@@ -2202,6 +2376,9 @@
         </w:tc>
       </w:tr>
       <w:tr>
+        <w:trPr>
+          <w:cantSplit/>
+        </w:trPr>
         <w:tc>
           <w:tcPr>
             <w:tcW w:type="dxa" w:w="2436"/>
@@ -2276,6 +2453,9 @@
         </w:tc>
       </w:tr>
       <w:tr>
+        <w:trPr>
+          <w:cantSplit/>
+        </w:trPr>
         <w:tc>
           <w:tcPr>
             <w:tcW w:type="dxa" w:w="2436"/>
@@ -2350,6 +2530,9 @@
         </w:tc>
       </w:tr>
       <w:tr>
+        <w:trPr>
+          <w:cantSplit/>
+        </w:trPr>
         <w:tc>
           <w:tcPr>
             <w:tcW w:type="dxa" w:w="2436"/>
@@ -2424,6 +2607,9 @@
         </w:tc>
       </w:tr>
       <w:tr>
+        <w:trPr>
+          <w:cantSplit/>
+        </w:trPr>
         <w:tc>
           <w:tcPr>
             <w:tcW w:type="dxa" w:w="2436"/>
@@ -2500,6 +2686,8 @@
     </w:tbl>
     <w:p>
       <w:pPr>
+        <w:keepNext w:val="0"/>
+        <w:keepLines/>
         <w:spacing w:after="0"/>
       </w:pPr>
       <w:r>
@@ -2512,6 +2700,8 @@
       <w:pPr>
         <w:spacing w:before="300" w:after="100" w:line="300" w:lineRule="auto"/>
         <w:ind w:left="113" w:right="113"/>
+        <w:keepNext/>
+        <w:keepLines/>
         <w:shd w:val="clear" w:fill="F1F5F9"/>
       </w:pPr>
       <w:r>
@@ -2539,6 +2729,8 @@
     </w:p>
     <w:p>
       <w:pPr>
+        <w:keepNext/>
+        <w:keepLines/>
         <w:spacing w:before="0" w:after="80" w:line="312" w:lineRule="auto"/>
         <w:ind w:left="283"/>
       </w:pPr>
@@ -2553,6 +2745,8 @@
     </w:p>
     <w:p>
       <w:pPr>
+        <w:keepNext/>
+        <w:keepLines/>
         <w:spacing w:before="0" w:after="80" w:line="312" w:lineRule="auto"/>
         <w:ind w:left="283"/>
       </w:pPr>
@@ -2567,6 +2761,8 @@
     </w:p>
     <w:p>
       <w:pPr>
+        <w:keepNext/>
+        <w:keepLines/>
         <w:spacing w:before="0" w:after="80" w:line="312" w:lineRule="auto"/>
         <w:ind w:left="283"/>
       </w:pPr>
@@ -2581,6 +2777,8 @@
     </w:p>
     <w:p>
       <w:pPr>
+        <w:keepNext/>
+        <w:keepLines/>
         <w:spacing w:before="0" w:after="80" w:line="312" w:lineRule="auto"/>
         <w:ind w:left="283"/>
       </w:pPr>
@@ -2595,6 +2793,8 @@
     </w:p>
     <w:p>
       <w:pPr>
+        <w:keepNext/>
+        <w:keepLines/>
         <w:spacing w:before="0" w:after="80" w:line="312" w:lineRule="auto"/>
         <w:ind w:left="283"/>
       </w:pPr>
@@ -2609,6 +2809,8 @@
     </w:p>
     <w:p>
       <w:pPr>
+        <w:keepNext/>
+        <w:keepLines/>
         <w:spacing w:before="0" w:after="80" w:line="312" w:lineRule="auto"/>
         <w:ind w:left="283"/>
       </w:pPr>
@@ -2623,6 +2825,8 @@
     </w:p>
     <w:p>
       <w:pPr>
+        <w:keepNext/>
+        <w:keepLines/>
         <w:spacing w:before="0" w:after="80" w:line="312" w:lineRule="auto"/>
         <w:ind w:left="283"/>
       </w:pPr>
@@ -2637,6 +2841,8 @@
     </w:p>
     <w:p>
       <w:pPr>
+        <w:keepNext w:val="0"/>
+        <w:keepLines/>
         <w:spacing w:before="0" w:after="80" w:line="312" w:lineRule="auto"/>
         <w:ind w:left="283"/>
       </w:pPr>
@@ -2653,6 +2859,8 @@
       <w:pPr>
         <w:spacing w:before="300" w:after="100" w:line="300" w:lineRule="auto"/>
         <w:ind w:left="113" w:right="113"/>
+        <w:keepNext/>
+        <w:keepLines/>
         <w:shd w:val="clear" w:fill="F1F5F9"/>
       </w:pPr>
       <w:r>
@@ -2699,6 +2907,9 @@
         <w:gridCol w:w="9746"/>
       </w:tblGrid>
       <w:tr>
+        <w:trPr>
+          <w:cantSplit/>
+        </w:trPr>
         <w:tc>
           <w:tcPr>
             <w:tcW w:type="dxa" w:w="9746"/>
@@ -2719,6 +2930,9 @@
         </w:tc>
       </w:tr>
       <w:tr>
+        <w:trPr>
+          <w:cantSplit/>
+        </w:trPr>
         <w:tc>
           <w:tcPr>
             <w:tcW w:type="dxa" w:w="9746"/>
@@ -2739,6 +2953,9 @@
         </w:tc>
       </w:tr>
       <w:tr>
+        <w:trPr>
+          <w:cantSplit/>
+        </w:trPr>
         <w:tc>
           <w:tcPr>
             <w:tcW w:type="dxa" w:w="9746"/>
@@ -2759,6 +2976,9 @@
         </w:tc>
       </w:tr>
       <w:tr>
+        <w:trPr>
+          <w:cantSplit/>
+        </w:trPr>
         <w:tc>
           <w:tcPr>
             <w:tcW w:type="dxa" w:w="9746"/>
@@ -2779,6 +2999,9 @@
         </w:tc>
       </w:tr>
       <w:tr>
+        <w:trPr>
+          <w:cantSplit/>
+        </w:trPr>
         <w:tc>
           <w:tcPr>
             <w:tcW w:type="dxa" w:w="9746"/>
@@ -2801,6 +3024,8 @@
     </w:tbl>
     <w:p>
       <w:pPr>
+        <w:keepNext w:val="0"/>
+        <w:keepLines/>
         <w:spacing w:after="0"/>
       </w:pPr>
       <w:r>
@@ -2818,6 +3043,8 @@
       <w:pPr>
         <w:spacing w:before="0" w:after="180" w:line="312" w:lineRule="auto"/>
         <w:ind w:left="0"/>
+        <w:keepNext w:val="0"/>
+        <w:keepLines/>
         <w:pBdr>
           <w:bottom w:val="single" w:sz="12" w:space="4" w:color="1F4E79"/>
         </w:pBdr>
@@ -2833,6 +3060,8 @@
     </w:p>
     <w:p>
       <w:pPr>
+        <w:keepNext w:val="0"/>
+        <w:keepLines/>
         <w:spacing w:before="360" w:after="140" w:line="312" w:lineRule="auto"/>
         <w:ind w:left="0"/>
       </w:pPr>
@@ -2849,6 +3078,8 @@
       <w:pPr>
         <w:spacing w:before="300" w:after="100" w:line="300" w:lineRule="auto"/>
         <w:ind w:left="113" w:right="113"/>
+        <w:keepNext/>
+        <w:keepLines/>
         <w:shd w:val="clear" w:fill="F1F5F9"/>
       </w:pPr>
       <w:r>
@@ -2887,6 +3118,8 @@
     </w:p>
     <w:p>
       <w:pPr>
+        <w:keepNext w:val="0"/>
+        <w:keepLines/>
         <w:spacing w:before="0" w:after="80" w:line="312" w:lineRule="auto"/>
         <w:ind w:left="227"/>
       </w:pPr>
@@ -2903,6 +3136,8 @@
       <w:pPr>
         <w:spacing w:before="300" w:after="100" w:line="300" w:lineRule="auto"/>
         <w:ind w:left="113" w:right="113"/>
+        <w:keepNext/>
+        <w:keepLines/>
         <w:shd w:val="clear" w:fill="F1F5F9"/>
       </w:pPr>
       <w:r>
@@ -2943,6 +3178,8 @@
       <w:pPr>
         <w:spacing w:before="0" w:after="120" w:line="276" w:lineRule="auto"/>
         <w:ind w:left="227"/>
+        <w:keepNext/>
+        <w:keepLines/>
         <w:pBdr>
           <w:bottom w:val="single" w:sz="6" w:space="4" w:color="9A9A9A"/>
         </w:pBdr>
@@ -2958,6 +3195,8 @@
       <w:pPr>
         <w:spacing w:before="0" w:after="120" w:line="276" w:lineRule="auto"/>
         <w:ind w:left="227"/>
+        <w:keepNext w:val="0"/>
+        <w:keepLines/>
         <w:pBdr>
           <w:bottom w:val="single" w:sz="6" w:space="4" w:color="9A9A9A"/>
         </w:pBdr>
@@ -2973,6 +3212,8 @@
       <w:pPr>
         <w:spacing w:before="300" w:after="100" w:line="300" w:lineRule="auto"/>
         <w:ind w:left="113" w:right="113"/>
+        <w:keepNext/>
+        <w:keepLines/>
         <w:shd w:val="clear" w:fill="F1F5F9"/>
       </w:pPr>
       <w:r>
@@ -3013,6 +3254,8 @@
       <w:pPr>
         <w:spacing w:before="0" w:after="120" w:line="276" w:lineRule="auto"/>
         <w:ind w:left="227"/>
+        <w:keepNext/>
+        <w:keepLines/>
         <w:pBdr>
           <w:bottom w:val="single" w:sz="6" w:space="4" w:color="9A9A9A"/>
         </w:pBdr>
@@ -3029,6 +3272,8 @@
       <w:pPr>
         <w:spacing w:before="0" w:after="120" w:line="276" w:lineRule="auto"/>
         <w:ind w:left="227"/>
+        <w:keepNext w:val="0"/>
+        <w:keepLines/>
         <w:pBdr>
           <w:bottom w:val="single" w:sz="6" w:space="4" w:color="9A9A9A"/>
         </w:pBdr>
@@ -3044,6 +3289,8 @@
       <w:pPr>
         <w:spacing w:before="300" w:after="100" w:line="300" w:lineRule="auto"/>
         <w:ind w:left="113" w:right="113"/>
+        <w:keepNext/>
+        <w:keepLines/>
         <w:shd w:val="clear" w:fill="F1F5F9"/>
       </w:pPr>
       <w:r>
@@ -3104,6 +3351,9 @@
         <w:gridCol w:w="2436"/>
       </w:tblGrid>
       <w:tr>
+        <w:trPr>
+          <w:cantSplit/>
+        </w:trPr>
         <w:tc>
           <w:tcPr>
             <w:tcW w:type="dxa" w:w="2436"/>
@@ -3180,6 +3430,8 @@
     </w:tbl>
     <w:p>
       <w:pPr>
+        <w:keepNext w:val="0"/>
+        <w:keepLines/>
         <w:spacing w:after="0"/>
       </w:pPr>
       <w:r>
@@ -3192,6 +3444,8 @@
       <w:pPr>
         <w:spacing w:before="300" w:after="100" w:line="300" w:lineRule="auto"/>
         <w:ind w:left="113" w:right="113"/>
+        <w:keepNext/>
+        <w:keepLines/>
         <w:shd w:val="clear" w:fill="F1F5F9"/>
       </w:pPr>
       <w:r>
@@ -3219,6 +3473,8 @@
     </w:p>
     <w:p>
       <w:pPr>
+        <w:keepNext w:val="0"/>
+        <w:keepLines/>
         <w:spacing w:before="0" w:after="80" w:line="312" w:lineRule="auto"/>
         <w:ind w:left="227"/>
       </w:pPr>
@@ -3235,6 +3491,8 @@
       <w:pPr>
         <w:spacing w:before="300" w:after="100" w:line="300" w:lineRule="auto"/>
         <w:ind w:left="113" w:right="113"/>
+        <w:keepNext/>
+        <w:keepLines/>
         <w:shd w:val="clear" w:fill="F1F5F9"/>
       </w:pPr>
       <w:r>
@@ -3275,6 +3533,8 @@
       <w:pPr>
         <w:spacing w:before="0" w:after="120" w:line="276" w:lineRule="auto"/>
         <w:ind w:left="227"/>
+        <w:keepNext/>
+        <w:keepLines/>
         <w:pBdr>
           <w:bottom w:val="single" w:sz="6" w:space="4" w:color="9A9A9A"/>
         </w:pBdr>
@@ -3291,6 +3551,8 @@
       <w:pPr>
         <w:spacing w:before="0" w:after="120" w:line="276" w:lineRule="auto"/>
         <w:ind w:left="227"/>
+        <w:keepNext w:val="0"/>
+        <w:keepLines/>
         <w:pBdr>
           <w:bottom w:val="single" w:sz="6" w:space="4" w:color="9A9A9A"/>
         </w:pBdr>
@@ -3306,6 +3568,8 @@
       <w:pPr>
         <w:spacing w:before="300" w:after="100" w:line="300" w:lineRule="auto"/>
         <w:ind w:left="113" w:right="113"/>
+        <w:keepNext/>
+        <w:keepLines/>
         <w:shd w:val="clear" w:fill="F1F5F9"/>
       </w:pPr>
       <w:r>
@@ -3333,6 +3597,8 @@
     </w:p>
     <w:p>
       <w:pPr>
+        <w:keepNext/>
+        <w:keepLines/>
         <w:spacing w:before="0" w:after="80" w:line="312" w:lineRule="auto"/>
         <w:ind w:left="227"/>
       </w:pPr>
@@ -3347,6 +3613,8 @@
     </w:p>
     <w:p>
       <w:pPr>
+        <w:keepNext/>
+        <w:keepLines/>
         <w:spacing w:before="0" w:after="80" w:line="312" w:lineRule="auto"/>
         <w:ind w:left="227"/>
       </w:pPr>
@@ -3361,6 +3629,8 @@
     </w:p>
     <w:p>
       <w:pPr>
+        <w:keepNext w:val="0"/>
+        <w:keepLines/>
         <w:spacing w:before="0" w:after="80" w:line="312" w:lineRule="auto"/>
         <w:ind w:left="227"/>
       </w:pPr>
@@ -3377,6 +3647,8 @@
       <w:pPr>
         <w:spacing w:before="300" w:after="100" w:line="300" w:lineRule="auto"/>
         <w:ind w:left="113" w:right="113"/>
+        <w:keepNext/>
+        <w:keepLines/>
         <w:shd w:val="clear" w:fill="F1F5F9"/>
       </w:pPr>
       <w:r>
@@ -3415,6 +3687,8 @@
     </w:p>
     <w:p>
       <w:pPr>
+        <w:keepNext/>
+        <w:keepLines/>
         <w:spacing w:before="0" w:after="80" w:line="312" w:lineRule="auto"/>
         <w:ind w:left="227"/>
       </w:pPr>
@@ -3429,6 +3703,8 @@
     </w:p>
     <w:p>
       <w:pPr>
+        <w:keepNext w:val="0"/>
+        <w:keepLines/>
         <w:spacing w:before="0" w:after="80" w:line="312" w:lineRule="auto"/>
         <w:ind w:left="227"/>
       </w:pPr>
@@ -3443,6 +3719,8 @@
     </w:p>
     <w:p>
       <w:pPr>
+        <w:keepNext/>
+        <w:keepLines/>
         <w:spacing w:before="360" w:after="140" w:line="312" w:lineRule="auto"/>
         <w:ind w:left="0"/>
       </w:pPr>
@@ -3457,6 +3735,8 @@
     </w:p>
     <w:p>
       <w:pPr>
+        <w:keepNext w:val="0"/>
+        <w:keepLines/>
         <w:spacing w:before="0" w:after="80" w:line="312" w:lineRule="auto"/>
         <w:ind w:left="0"/>
       </w:pPr>
@@ -3473,6 +3753,8 @@
       <w:pPr>
         <w:spacing w:before="300" w:after="100" w:line="300" w:lineRule="auto"/>
         <w:ind w:left="113" w:right="113"/>
+        <w:keepNext/>
+        <w:keepLines/>
         <w:shd w:val="clear" w:fill="F1F5F9"/>
       </w:pPr>
       <w:r>
@@ -3500,6 +3782,8 @@
     </w:p>
     <w:p>
       <w:pPr>
+        <w:keepNext w:val="0"/>
+        <w:keepLines/>
         <w:spacing w:before="0" w:after="80" w:line="312" w:lineRule="auto"/>
         <w:ind w:left="227"/>
       </w:pPr>
@@ -3516,6 +3800,8 @@
       <w:pPr>
         <w:spacing w:before="300" w:after="100" w:line="300" w:lineRule="auto"/>
         <w:ind w:left="113" w:right="113"/>
+        <w:keepNext/>
+        <w:keepLines/>
         <w:shd w:val="clear" w:fill="F1F5F9"/>
       </w:pPr>
       <w:r>
@@ -3556,6 +3842,8 @@
       <w:pPr>
         <w:spacing w:before="0" w:after="120" w:line="276" w:lineRule="auto"/>
         <w:ind w:left="227" w:right="5216"/>
+        <w:keepNext w:val="0"/>
+        <w:keepLines/>
         <w:pBdr>
           <w:bottom w:val="single" w:sz="6" w:space="4" w:color="9A9A9A"/>
         </w:pBdr>
@@ -3571,6 +3859,8 @@
       <w:pPr>
         <w:spacing w:before="300" w:after="100" w:line="300" w:lineRule="auto"/>
         <w:ind w:left="113" w:right="113"/>
+        <w:keepNext/>
+        <w:keepLines/>
         <w:shd w:val="clear" w:fill="F1F5F9"/>
       </w:pPr>
       <w:r>
@@ -3611,6 +3901,8 @@
       <w:pPr>
         <w:spacing w:before="0" w:after="120" w:line="276" w:lineRule="auto"/>
         <w:ind w:left="227" w:right="5216"/>
+        <w:keepNext w:val="0"/>
+        <w:keepLines/>
         <w:pBdr>
           <w:bottom w:val="single" w:sz="6" w:space="4" w:color="9A9A9A"/>
         </w:pBdr>
@@ -3626,6 +3918,8 @@
       <w:pPr>
         <w:spacing w:before="300" w:after="100" w:line="300" w:lineRule="auto"/>
         <w:ind w:left="113" w:right="113"/>
+        <w:keepNext/>
+        <w:keepLines/>
         <w:shd w:val="clear" w:fill="F1F5F9"/>
       </w:pPr>
       <w:r>
@@ -3674,6 +3968,9 @@
         <w:gridCol w:w="3249"/>
       </w:tblGrid>
       <w:tr>
+        <w:trPr>
+          <w:cantSplit/>
+        </w:trPr>
         <w:tc>
           <w:tcPr>
             <w:tcW w:type="dxa" w:w="3249"/>
@@ -3732,6 +4029,8 @@
     </w:tbl>
     <w:p>
       <w:pPr>
+        <w:keepNext w:val="0"/>
+        <w:keepLines/>
         <w:spacing w:after="0"/>
       </w:pPr>
       <w:r>
@@ -3744,6 +4043,8 @@
       <w:pPr>
         <w:spacing w:before="300" w:after="100" w:line="300" w:lineRule="auto"/>
         <w:ind w:left="113" w:right="113"/>
+        <w:keepNext/>
+        <w:keepLines/>
         <w:shd w:val="clear" w:fill="F1F5F9"/>
       </w:pPr>
       <w:r>
@@ -3771,6 +4072,8 @@
     </w:p>
     <w:p>
       <w:pPr>
+        <w:keepNext/>
+        <w:keepLines/>
         <w:spacing w:before="0" w:after="80" w:line="312" w:lineRule="auto"/>
         <w:ind w:left="227"/>
       </w:pPr>
@@ -3785,6 +4088,8 @@
     </w:p>
     <w:p>
       <w:pPr>
+        <w:keepNext w:val="0"/>
+        <w:keepLines/>
         <w:spacing w:before="0" w:after="80" w:line="312" w:lineRule="auto"/>
         <w:ind w:left="227"/>
       </w:pPr>
@@ -3801,6 +4106,8 @@
       <w:pPr>
         <w:spacing w:before="300" w:after="100" w:line="300" w:lineRule="auto"/>
         <w:ind w:left="113" w:right="113"/>
+        <w:keepNext/>
+        <w:keepLines/>
         <w:shd w:val="clear" w:fill="F1F5F9"/>
       </w:pPr>
       <w:r>
@@ -3841,6 +4148,8 @@
       <w:pPr>
         <w:spacing w:before="0" w:after="120" w:line="276" w:lineRule="auto"/>
         <w:ind w:left="227"/>
+        <w:keepNext/>
+        <w:keepLines/>
         <w:pBdr>
           <w:bottom w:val="single" w:sz="6" w:space="4" w:color="9A9A9A"/>
         </w:pBdr>
@@ -3856,6 +4165,8 @@
       <w:pPr>
         <w:spacing w:before="0" w:after="120" w:line="276" w:lineRule="auto"/>
         <w:ind w:left="227"/>
+        <w:keepNext w:val="0"/>
+        <w:keepLines/>
         <w:pBdr>
           <w:bottom w:val="single" w:sz="6" w:space="4" w:color="9A9A9A"/>
         </w:pBdr>
@@ -3871,6 +4182,8 @@
       <w:pPr>
         <w:spacing w:before="300" w:after="100" w:line="300" w:lineRule="auto"/>
         <w:ind w:left="113" w:right="113"/>
+        <w:keepNext/>
+        <w:keepLines/>
         <w:shd w:val="clear" w:fill="F1F5F9"/>
       </w:pPr>
       <w:r>
@@ -3898,6 +4211,8 @@
     </w:p>
     <w:p>
       <w:pPr>
+        <w:keepNext/>
+        <w:keepLines/>
         <w:spacing w:before="0" w:after="80" w:line="312" w:lineRule="auto"/>
         <w:ind w:left="283"/>
       </w:pPr>
@@ -3912,6 +4227,8 @@
     </w:p>
     <w:p>
       <w:pPr>
+        <w:keepNext/>
+        <w:keepLines/>
         <w:spacing w:before="0" w:after="80" w:line="312" w:lineRule="auto"/>
         <w:ind w:left="283"/>
       </w:pPr>
@@ -3926,6 +4243,8 @@
     </w:p>
     <w:p>
       <w:pPr>
+        <w:keepNext/>
+        <w:keepLines/>
         <w:spacing w:before="0" w:after="80" w:line="312" w:lineRule="auto"/>
         <w:ind w:left="283"/>
       </w:pPr>
@@ -3940,6 +4259,8 @@
     </w:p>
     <w:p>
       <w:pPr>
+        <w:keepNext/>
+        <w:keepLines/>
         <w:spacing w:before="0" w:after="80" w:line="312" w:lineRule="auto"/>
         <w:ind w:left="283"/>
       </w:pPr>
@@ -3954,6 +4275,8 @@
     </w:p>
     <w:p>
       <w:pPr>
+        <w:keepNext/>
+        <w:keepLines/>
         <w:spacing w:before="0" w:after="80" w:line="312" w:lineRule="auto"/>
         <w:ind w:left="283"/>
       </w:pPr>
@@ -3968,6 +4291,8 @@
     </w:p>
     <w:p>
       <w:pPr>
+        <w:keepNext w:val="0"/>
+        <w:keepLines/>
         <w:spacing w:before="0" w:after="80" w:line="312" w:lineRule="auto"/>
         <w:ind w:left="283"/>
       </w:pPr>
@@ -3984,6 +4309,8 @@
       <w:pPr>
         <w:spacing w:before="300" w:after="100" w:line="300" w:lineRule="auto"/>
         <w:ind w:left="113" w:right="113"/>
+        <w:keepNext/>
+        <w:keepLines/>
         <w:shd w:val="clear" w:fill="F1F5F9"/>
       </w:pPr>
       <w:r>
@@ -4011,6 +4338,8 @@
     </w:p>
     <w:p>
       <w:pPr>
+        <w:keepNext w:val="0"/>
+        <w:keepLines/>
         <w:spacing w:before="0" w:after="80" w:line="312" w:lineRule="auto"/>
         <w:ind w:left="227"/>
       </w:pPr>
@@ -4027,6 +4356,8 @@
       <w:pPr>
         <w:spacing w:before="300" w:after="100" w:line="300" w:lineRule="auto"/>
         <w:ind w:left="113" w:right="113"/>
+        <w:keepNext/>
+        <w:keepLines/>
         <w:shd w:val="clear" w:fill="F1F5F9"/>
       </w:pPr>
       <w:r>
@@ -4054,6 +4385,8 @@
     </w:p>
     <w:p>
       <w:pPr>
+        <w:keepNext w:val="0"/>
+        <w:keepLines/>
         <w:spacing w:before="0" w:after="80" w:line="312" w:lineRule="auto"/>
         <w:ind w:left="227"/>
       </w:pPr>
@@ -4070,6 +4403,8 @@
       <w:pPr>
         <w:spacing w:before="300" w:after="100" w:line="300" w:lineRule="auto"/>
         <w:ind w:left="113" w:right="113"/>
+        <w:keepNext/>
+        <w:keepLines/>
         <w:shd w:val="clear" w:fill="F1F5F9"/>
       </w:pPr>
       <w:r>
@@ -4108,6 +4443,8 @@
     </w:p>
     <w:p>
       <w:pPr>
+        <w:keepNext w:val="0"/>
+        <w:keepLines/>
         <w:spacing w:before="0" w:after="80" w:line="312" w:lineRule="auto"/>
         <w:ind w:left="227"/>
       </w:pPr>
@@ -4124,6 +4461,8 @@
       <w:pPr>
         <w:spacing w:before="300" w:after="100" w:line="300" w:lineRule="auto"/>
         <w:ind w:left="113" w:right="113"/>
+        <w:keepNext/>
+        <w:keepLines/>
         <w:shd w:val="clear" w:fill="F1F5F9"/>
       </w:pPr>
       <w:r>
@@ -4164,6 +4503,8 @@
       <w:pPr>
         <w:spacing w:before="0" w:after="120" w:line="276" w:lineRule="auto"/>
         <w:ind w:left="227"/>
+        <w:keepNext/>
+        <w:keepLines/>
         <w:pBdr>
           <w:bottom w:val="single" w:sz="6" w:space="4" w:color="9A9A9A"/>
         </w:pBdr>
@@ -4179,6 +4520,8 @@
       <w:pPr>
         <w:spacing w:before="0" w:after="120" w:line="276" w:lineRule="auto"/>
         <w:ind w:left="227"/>
+        <w:keepNext w:val="0"/>
+        <w:keepLines/>
         <w:pBdr>
           <w:bottom w:val="single" w:sz="6" w:space="4" w:color="9A9A9A"/>
         </w:pBdr>
@@ -4192,6 +4535,8 @@
     </w:p>
     <w:p>
       <w:pPr>
+        <w:keepNext w:val="0"/>
+        <w:keepLines/>
         <w:spacing w:before="360" w:after="140" w:line="312" w:lineRule="auto"/>
         <w:ind w:left="0"/>
       </w:pPr>
@@ -4208,6 +4553,8 @@
       <w:pPr>
         <w:spacing w:before="300" w:after="100" w:line="300" w:lineRule="auto"/>
         <w:ind w:left="113" w:right="113"/>
+        <w:keepNext/>
+        <w:keepLines/>
         <w:shd w:val="clear" w:fill="F1F5F9"/>
       </w:pPr>
       <w:r>
@@ -4257,6 +4604,8 @@
     </w:p>
     <w:p>
       <w:pPr>
+        <w:keepNext w:val="0"/>
+        <w:keepLines/>
         <w:spacing w:before="0" w:after="80" w:line="312" w:lineRule="auto"/>
         <w:ind w:left="227"/>
       </w:pPr>
@@ -4288,6 +4637,8 @@
       <w:pPr>
         <w:spacing w:before="300" w:after="100" w:line="300" w:lineRule="auto"/>
         <w:ind w:left="113" w:right="113"/>
+        <w:keepNext/>
+        <w:keepLines/>
         <w:shd w:val="clear" w:fill="F1F5F9"/>
       </w:pPr>
       <w:r>
@@ -4326,6 +4677,8 @@
     </w:p>
     <w:p>
       <w:pPr>
+        <w:keepNext w:val="0"/>
+        <w:keepLines/>
         <w:spacing w:before="0" w:after="80" w:line="312" w:lineRule="auto"/>
         <w:ind w:left="227"/>
       </w:pPr>
@@ -4357,6 +4710,8 @@
       <w:pPr>
         <w:spacing w:before="300" w:after="100" w:line="300" w:lineRule="auto"/>
         <w:ind w:left="113" w:right="113"/>
+        <w:keepNext/>
+        <w:keepLines/>
         <w:shd w:val="clear" w:fill="F1F5F9"/>
       </w:pPr>
       <w:r>
@@ -4384,6 +4739,8 @@
     </w:p>
     <w:p>
       <w:pPr>
+        <w:keepNext/>
+        <w:keepLines/>
         <w:spacing w:before="0" w:after="80" w:line="312" w:lineRule="auto"/>
         <w:ind w:left="283"/>
       </w:pPr>
@@ -4398,6 +4755,8 @@
     </w:p>
     <w:p>
       <w:pPr>
+        <w:keepNext/>
+        <w:keepLines/>
         <w:spacing w:before="0" w:after="80" w:line="312" w:lineRule="auto"/>
         <w:ind w:left="283"/>
       </w:pPr>
@@ -4412,6 +4771,8 @@
     </w:p>
     <w:p>
       <w:pPr>
+        <w:keepNext/>
+        <w:keepLines/>
         <w:spacing w:before="0" w:after="80" w:line="312" w:lineRule="auto"/>
         <w:ind w:left="283"/>
       </w:pPr>
@@ -4426,6 +4787,8 @@
     </w:p>
     <w:p>
       <w:pPr>
+        <w:keepNext/>
+        <w:keepLines/>
         <w:spacing w:before="0" w:after="80" w:line="312" w:lineRule="auto"/>
         <w:ind w:left="283"/>
       </w:pPr>
@@ -4440,6 +4803,8 @@
     </w:p>
     <w:p>
       <w:pPr>
+        <w:keepNext/>
+        <w:keepLines/>
         <w:spacing w:before="0" w:after="80" w:line="312" w:lineRule="auto"/>
         <w:ind w:left="283"/>
       </w:pPr>
@@ -4461,6 +4826,8 @@
     </w:p>
     <w:p>
       <w:pPr>
+        <w:keepNext/>
+        <w:keepLines/>
         <w:spacing w:before="0" w:after="80" w:line="312" w:lineRule="auto"/>
         <w:ind w:left="227"/>
       </w:pPr>
@@ -4483,6 +4850,9 @@
         <w:gridCol w:w="9746"/>
       </w:tblGrid>
       <w:tr>
+        <w:trPr>
+          <w:cantSplit/>
+        </w:trPr>
         <w:tc>
           <w:tcPr>
             <w:tcW w:type="dxa" w:w="9746"/>
@@ -4505,6 +4875,8 @@
     </w:tbl>
     <w:p>
       <w:pPr>
+        <w:keepNext w:val="0"/>
+        <w:keepLines/>
         <w:spacing w:after="0"/>
       </w:pPr>
       <w:r>
@@ -4517,6 +4889,8 @@
       <w:pPr>
         <w:spacing w:before="300" w:after="100" w:line="300" w:lineRule="auto"/>
         <w:ind w:left="113" w:right="113"/>
+        <w:keepNext/>
+        <w:keepLines/>
         <w:shd w:val="clear" w:fill="F1F5F9"/>
       </w:pPr>
       <w:r>
@@ -4563,6 +4937,9 @@
         <w:gridCol w:w="9746"/>
       </w:tblGrid>
       <w:tr>
+        <w:trPr>
+          <w:cantSplit/>
+        </w:trPr>
         <w:tc>
           <w:tcPr>
             <w:tcW w:type="dxa" w:w="9746"/>
@@ -4583,6 +4960,9 @@
         </w:tc>
       </w:tr>
       <w:tr>
+        <w:trPr>
+          <w:cantSplit/>
+        </w:trPr>
         <w:tc>
           <w:tcPr>
             <w:tcW w:type="dxa" w:w="9746"/>
@@ -4603,6 +4983,9 @@
         </w:tc>
       </w:tr>
       <w:tr>
+        <w:trPr>
+          <w:cantSplit/>
+        </w:trPr>
         <w:tc>
           <w:tcPr>
             <w:tcW w:type="dxa" w:w="9746"/>
@@ -4623,6 +5006,9 @@
         </w:tc>
       </w:tr>
       <w:tr>
+        <w:trPr>
+          <w:cantSplit/>
+        </w:trPr>
         <w:tc>
           <w:tcPr>
             <w:tcW w:type="dxa" w:w="9746"/>
@@ -4645,6 +5031,8 @@
     </w:tbl>
     <w:p>
       <w:pPr>
+        <w:keepNext/>
+        <w:keepLines/>
         <w:spacing w:after="0"/>
       </w:pPr>
       <w:r>
@@ -4655,6 +5043,8 @@
     </w:p>
     <w:p>
       <w:pPr>
+        <w:keepNext w:val="0"/>
+        <w:keepLines/>
         <w:spacing w:before="0" w:after="80" w:line="312" w:lineRule="auto"/>
         <w:ind w:left="227"/>
       </w:pPr>
@@ -4671,6 +5061,8 @@
       <w:pPr>
         <w:spacing w:before="300" w:after="100" w:line="300" w:lineRule="auto"/>
         <w:ind w:left="113" w:right="113"/>
+        <w:keepNext/>
+        <w:keepLines/>
         <w:shd w:val="clear" w:fill="F1F5F9"/>
       </w:pPr>
       <w:r>
@@ -4698,6 +5090,8 @@
     </w:p>
     <w:p>
       <w:pPr>
+        <w:keepNext/>
+        <w:keepLines/>
         <w:spacing w:before="0" w:after="80" w:line="312" w:lineRule="auto"/>
         <w:ind w:left="227"/>
       </w:pPr>
@@ -4712,6 +5106,8 @@
     </w:p>
     <w:p>
       <w:pPr>
+        <w:keepNext w:val="0"/>
+        <w:keepLines/>
         <w:spacing w:before="0" w:after="80" w:line="312" w:lineRule="auto"/>
         <w:ind w:left="227"/>
       </w:pPr>
@@ -4728,6 +5124,8 @@
       <w:pPr>
         <w:spacing w:before="300" w:after="100" w:line="300" w:lineRule="auto"/>
         <w:ind w:left="113" w:right="113"/>
+        <w:keepNext/>
+        <w:keepLines/>
         <w:shd w:val="clear" w:fill="F1F5F9"/>
       </w:pPr>
       <w:r>
@@ -4755,6 +5153,8 @@
     </w:p>
     <w:p>
       <w:pPr>
+        <w:keepNext/>
+        <w:keepLines/>
         <w:spacing w:before="0" w:after="80" w:line="312" w:lineRule="auto"/>
         <w:ind w:left="227"/>
       </w:pPr>
@@ -4769,6 +5169,8 @@
     </w:p>
     <w:p>
       <w:pPr>
+        <w:keepNext/>
+        <w:keepLines/>
         <w:spacing w:before="0" w:after="80" w:line="312" w:lineRule="auto"/>
         <w:ind w:left="227"/>
       </w:pPr>
@@ -4783,6 +5185,8 @@
     </w:p>
     <w:p>
       <w:pPr>
+        <w:keepNext/>
+        <w:keepLines/>
         <w:spacing w:before="0" w:after="80" w:line="312" w:lineRule="auto"/>
         <w:ind w:left="227"/>
       </w:pPr>
@@ -4797,6 +5201,8 @@
     </w:p>
     <w:p>
       <w:pPr>
+        <w:keepNext/>
+        <w:keepLines/>
         <w:spacing w:before="0" w:after="80" w:line="312" w:lineRule="auto"/>
         <w:ind w:left="227"/>
       </w:pPr>
@@ -4819,6 +5225,9 @@
         <w:gridCol w:w="9746"/>
       </w:tblGrid>
       <w:tr>
+        <w:trPr>
+          <w:cantSplit/>
+        </w:trPr>
         <w:tc>
           <w:tcPr>
             <w:tcW w:type="dxa" w:w="9746"/>
@@ -4841,6 +5250,8 @@
     </w:tbl>
     <w:p>
       <w:pPr>
+        <w:keepNext w:val="0"/>
+        <w:keepLines/>
         <w:spacing w:after="0"/>
       </w:pPr>
       <w:r>
@@ -4851,6 +5262,8 @@
     </w:p>
     <w:p>
       <w:pPr>
+        <w:keepNext w:val="0"/>
+        <w:keepLines/>
         <w:spacing w:before="360" w:after="140" w:line="312" w:lineRule="auto"/>
         <w:ind w:left="0"/>
       </w:pPr>
@@ -4867,6 +5280,8 @@
       <w:pPr>
         <w:spacing w:before="300" w:after="100" w:line="300" w:lineRule="auto"/>
         <w:ind w:left="113" w:right="113"/>
+        <w:keepNext/>
+        <w:keepLines/>
         <w:shd w:val="clear" w:fill="F1F5F9"/>
       </w:pPr>
       <w:r>
@@ -4894,6 +5309,8 @@
     </w:p>
     <w:p>
       <w:pPr>
+        <w:keepNext/>
+        <w:keepLines/>
         <w:spacing w:before="0" w:after="80" w:line="312" w:lineRule="auto"/>
         <w:ind w:left="227"/>
       </w:pPr>
@@ -4908,6 +5325,8 @@
     </w:p>
     <w:p>
       <w:pPr>
+        <w:keepNext/>
+        <w:keepLines/>
         <w:spacing w:before="0" w:after="80" w:line="312" w:lineRule="auto"/>
         <w:ind w:left="227"/>
       </w:pPr>
@@ -4922,6 +5341,8 @@
     </w:p>
     <w:p>
       <w:pPr>
+        <w:keepNext/>
+        <w:keepLines/>
         <w:spacing w:before="0" w:after="80" w:line="312" w:lineRule="auto"/>
         <w:ind w:left="227"/>
       </w:pPr>
@@ -4936,6 +5357,8 @@
     </w:p>
     <w:p>
       <w:pPr>
+        <w:keepNext/>
+        <w:keepLines/>
         <w:spacing w:before="0" w:after="80" w:line="312" w:lineRule="auto"/>
         <w:ind w:left="227"/>
       </w:pPr>
@@ -4965,6 +5388,8 @@
     </w:p>
     <w:p>
       <w:pPr>
+        <w:keepNext w:val="0"/>
+        <w:keepLines/>
         <w:spacing w:before="0" w:after="80" w:line="312" w:lineRule="auto"/>
         <w:ind w:left="227"/>
       </w:pPr>
@@ -4981,6 +5406,8 @@
       <w:pPr>
         <w:spacing w:before="300" w:after="100" w:line="300" w:lineRule="auto"/>
         <w:ind w:left="113" w:right="113"/>
+        <w:keepNext/>
+        <w:keepLines/>
         <w:shd w:val="clear" w:fill="F1F5F9"/>
       </w:pPr>
       <w:r>
@@ -5030,6 +5457,8 @@
     </w:p>
     <w:p>
       <w:pPr>
+        <w:keepNext w:val="0"/>
+        <w:keepLines/>
         <w:spacing w:before="0" w:after="80" w:line="312" w:lineRule="auto"/>
         <w:ind w:left="227"/>
       </w:pPr>
@@ -5068,6 +5497,8 @@
       <w:pPr>
         <w:spacing w:before="300" w:after="100" w:line="300" w:lineRule="auto"/>
         <w:ind w:left="113" w:right="113"/>
+        <w:keepNext/>
+        <w:keepLines/>
         <w:shd w:val="clear" w:fill="F1F5F9"/>
       </w:pPr>
       <w:r>
@@ -5095,6 +5526,8 @@
     </w:p>
     <w:p>
       <w:pPr>
+        <w:keepNext/>
+        <w:keepLines/>
         <w:spacing w:before="0" w:after="80" w:line="312" w:lineRule="auto"/>
         <w:ind w:left="227"/>
       </w:pPr>
@@ -5109,6 +5542,8 @@
     </w:p>
     <w:p>
       <w:pPr>
+        <w:keepNext w:val="0"/>
+        <w:keepLines/>
         <w:spacing w:before="0" w:after="80" w:line="312" w:lineRule="auto"/>
         <w:ind w:left="227"/>
       </w:pPr>
@@ -5125,6 +5560,8 @@
       <w:pPr>
         <w:spacing w:before="300" w:after="100" w:line="300" w:lineRule="auto"/>
         <w:ind w:left="113" w:right="113"/>
+        <w:keepNext/>
+        <w:keepLines/>
         <w:shd w:val="clear" w:fill="F1F5F9"/>
       </w:pPr>
       <w:r>
@@ -5162,6 +5599,9 @@
         <w:gridCol w:w="3249"/>
       </w:tblGrid>
       <w:tr>
+        <w:trPr>
+          <w:cantSplit/>
+        </w:trPr>
         <w:tc>
           <w:tcPr>
             <w:tcW w:type="dxa" w:w="3249"/>
@@ -5220,6 +5660,8 @@
     </w:tbl>
     <w:p>
       <w:pPr>
+        <w:keepNext w:val="0"/>
+        <w:keepLines/>
         <w:spacing w:after="0"/>
       </w:pPr>
       <w:r>
@@ -5232,6 +5674,8 @@
       <w:pPr>
         <w:spacing w:before="300" w:after="100" w:line="300" w:lineRule="auto"/>
         <w:ind w:left="113" w:right="113"/>
+        <w:keepNext/>
+        <w:keepLines/>
         <w:shd w:val="clear" w:fill="F1F5F9"/>
       </w:pPr>
       <w:r>
@@ -5259,6 +5703,8 @@
     </w:p>
     <w:p>
       <w:pPr>
+        <w:keepNext/>
+        <w:keepLines/>
         <w:spacing w:before="0" w:after="80" w:line="312" w:lineRule="auto"/>
         <w:ind w:left="283"/>
       </w:pPr>
@@ -5273,6 +5719,8 @@
     </w:p>
     <w:p>
       <w:pPr>
+        <w:keepNext/>
+        <w:keepLines/>
         <w:spacing w:before="0" w:after="80" w:line="312" w:lineRule="auto"/>
         <w:ind w:left="283"/>
       </w:pPr>
@@ -5287,6 +5735,8 @@
     </w:p>
     <w:p>
       <w:pPr>
+        <w:keepNext/>
+        <w:keepLines/>
         <w:spacing w:before="0" w:after="80" w:line="312" w:lineRule="auto"/>
         <w:ind w:left="283"/>
       </w:pPr>
@@ -5301,6 +5751,8 @@
     </w:p>
     <w:p>
       <w:pPr>
+        <w:keepNext/>
+        <w:keepLines/>
         <w:spacing w:before="0" w:after="80" w:line="312" w:lineRule="auto"/>
         <w:ind w:left="283"/>
       </w:pPr>
@@ -5315,6 +5767,8 @@
     </w:p>
     <w:p>
       <w:pPr>
+        <w:keepNext w:val="0"/>
+        <w:keepLines/>
         <w:spacing w:before="0" w:after="80" w:line="312" w:lineRule="auto"/>
         <w:ind w:left="283"/>
       </w:pPr>
@@ -5331,6 +5785,8 @@
       <w:pPr>
         <w:spacing w:before="300" w:after="100" w:line="300" w:lineRule="auto"/>
         <w:ind w:left="113" w:right="113"/>
+        <w:keepNext/>
+        <w:keepLines/>
         <w:shd w:val="clear" w:fill="F1F5F9"/>
       </w:pPr>
       <w:r>
@@ -5371,6 +5827,8 @@
       <w:pPr>
         <w:spacing w:before="0" w:after="120" w:line="276" w:lineRule="auto"/>
         <w:ind w:left="227"/>
+        <w:keepNext/>
+        <w:keepLines/>
         <w:pBdr>
           <w:bottom w:val="single" w:sz="6" w:space="4" w:color="9A9A9A"/>
         </w:pBdr>
@@ -5387,6 +5845,8 @@
       <w:pPr>
         <w:spacing w:before="0" w:after="120" w:line="276" w:lineRule="auto"/>
         <w:ind w:left="227"/>
+        <w:keepNext w:val="0"/>
+        <w:keepLines/>
         <w:pBdr>
           <w:bottom w:val="single" w:sz="6" w:space="4" w:color="9A9A9A"/>
         </w:pBdr>
@@ -5402,6 +5862,8 @@
       <w:pPr>
         <w:spacing w:before="300" w:after="100" w:line="300" w:lineRule="auto"/>
         <w:ind w:left="113" w:right="113"/>
+        <w:keepNext/>
+        <w:keepLines/>
         <w:shd w:val="clear" w:fill="F1F5F9"/>
       </w:pPr>
       <w:r>
@@ -5442,6 +5904,8 @@
       <w:pPr>
         <w:spacing w:before="0" w:after="120" w:line="276" w:lineRule="auto"/>
         <w:ind w:left="227"/>
+        <w:keepNext/>
+        <w:keepLines/>
         <w:pBdr>
           <w:bottom w:val="single" w:sz="6" w:space="4" w:color="9A9A9A"/>
         </w:pBdr>
@@ -5458,6 +5922,8 @@
       <w:pPr>
         <w:spacing w:before="0" w:after="120" w:line="276" w:lineRule="auto"/>
         <w:ind w:left="227"/>
+        <w:keepNext/>
+        <w:keepLines/>
         <w:pBdr>
           <w:bottom w:val="single" w:sz="6" w:space="4" w:color="9A9A9A"/>
         </w:pBdr>
@@ -5471,6 +5937,8 @@
     </w:p>
     <w:p>
       <w:pPr>
+        <w:keepNext w:val="0"/>
+        <w:keepLines/>
         <w:spacing w:before="0" w:after="80" w:line="312" w:lineRule="auto"/>
         <w:ind w:left="227"/>
       </w:pPr>
@@ -5485,6 +5953,8 @@
     </w:p>
     <w:p>
       <w:pPr>
+        <w:keepNext/>
+        <w:keepLines/>
         <w:spacing w:before="360" w:after="140" w:line="312" w:lineRule="auto"/>
         <w:ind w:left="0"/>
       </w:pPr>
@@ -5499,6 +5969,8 @@
     </w:p>
     <w:p>
       <w:pPr>
+        <w:keepNext w:val="0"/>
+        <w:keepLines/>
         <w:spacing w:before="0" w:after="80" w:line="312" w:lineRule="auto"/>
         <w:ind w:left="0"/>
       </w:pPr>
@@ -5515,6 +5987,8 @@
       <w:pPr>
         <w:spacing w:before="300" w:after="100" w:line="300" w:lineRule="auto"/>
         <w:ind w:left="113" w:right="113"/>
+        <w:keepNext/>
+        <w:keepLines/>
         <w:shd w:val="clear" w:fill="F1F5F9"/>
       </w:pPr>
       <w:r>
@@ -5555,6 +6029,8 @@
       <w:pPr>
         <w:spacing w:before="0" w:after="120" w:line="276" w:lineRule="auto"/>
         <w:ind w:left="227"/>
+        <w:keepNext/>
+        <w:keepLines/>
         <w:pBdr>
           <w:bottom w:val="single" w:sz="6" w:space="4" w:color="9A9A9A"/>
         </w:pBdr>
@@ -5571,6 +6047,8 @@
       <w:pPr>
         <w:spacing w:before="0" w:after="120" w:line="276" w:lineRule="auto"/>
         <w:ind w:left="227"/>
+        <w:keepNext/>
+        <w:keepLines/>
         <w:pBdr>
           <w:bottom w:val="single" w:sz="6" w:space="4" w:color="9A9A9A"/>
         </w:pBdr>
@@ -5584,6 +6062,8 @@
     </w:p>
     <w:p>
       <w:pPr>
+        <w:keepNext/>
+        <w:keepLines/>
         <w:spacing w:before="0" w:after="80" w:line="312" w:lineRule="auto"/>
         <w:ind w:left="227"/>
       </w:pPr>
@@ -5598,6 +6078,8 @@
     </w:p>
     <w:p>
       <w:pPr>
+        <w:keepNext w:val="0"/>
+        <w:keepLines/>
         <w:spacing w:before="0" w:after="80" w:line="312" w:lineRule="auto"/>
         <w:ind w:left="227"/>
       </w:pPr>
@@ -5614,6 +6096,8 @@
       <w:pPr>
         <w:spacing w:before="300" w:after="100" w:line="300" w:lineRule="auto"/>
         <w:ind w:left="113" w:right="113"/>
+        <w:keepNext/>
+        <w:keepLines/>
         <w:shd w:val="clear" w:fill="F1F5F9"/>
       </w:pPr>
       <w:r>
@@ -5654,6 +6138,8 @@
       <w:pPr>
         <w:spacing w:before="0" w:after="120" w:line="276" w:lineRule="auto"/>
         <w:ind w:left="227"/>
+        <w:keepNext/>
+        <w:keepLines/>
         <w:pBdr>
           <w:bottom w:val="single" w:sz="6" w:space="4" w:color="9A9A9A"/>
         </w:pBdr>
@@ -5670,6 +6156,8 @@
       <w:pPr>
         <w:spacing w:before="0" w:after="120" w:line="276" w:lineRule="auto"/>
         <w:ind w:left="227"/>
+        <w:keepNext/>
+        <w:keepLines/>
         <w:pBdr>
           <w:bottom w:val="single" w:sz="6" w:space="4" w:color="9A9A9A"/>
         </w:pBdr>
@@ -5683,6 +6171,8 @@
     </w:p>
     <w:p>
       <w:pPr>
+        <w:keepNext/>
+        <w:keepLines/>
         <w:spacing w:before="0" w:after="80" w:line="312" w:lineRule="auto"/>
         <w:ind w:left="227"/>
       </w:pPr>
@@ -5727,6 +6217,8 @@
     </w:p>
     <w:p>
       <w:pPr>
+        <w:keepNext w:val="0"/>
+        <w:keepLines/>
         <w:spacing w:before="0" w:after="80" w:line="312" w:lineRule="auto"/>
         <w:ind w:left="227"/>
       </w:pPr>
@@ -5743,6 +6235,8 @@
       <w:pPr>
         <w:spacing w:before="300" w:after="100" w:line="300" w:lineRule="auto"/>
         <w:ind w:left="113" w:right="113"/>
+        <w:keepNext/>
+        <w:keepLines/>
         <w:shd w:val="clear" w:fill="F1F5F9"/>
       </w:pPr>
       <w:r>
@@ -5783,6 +6277,8 @@
       <w:pPr>
         <w:spacing w:before="0" w:after="120" w:line="276" w:lineRule="auto"/>
         <w:ind w:left="227"/>
+        <w:keepNext/>
+        <w:keepLines/>
         <w:pBdr>
           <w:bottom w:val="single" w:sz="6" w:space="4" w:color="9A9A9A"/>
         </w:pBdr>
@@ -5798,6 +6294,8 @@
       <w:pPr>
         <w:spacing w:before="0" w:after="120" w:line="276" w:lineRule="auto"/>
         <w:ind w:left="227"/>
+        <w:keepNext/>
+        <w:keepLines/>
         <w:pBdr>
           <w:bottom w:val="single" w:sz="6" w:space="4" w:color="9A9A9A"/>
         </w:pBdr>
@@ -5811,6 +6309,8 @@
     </w:p>
     <w:p>
       <w:pPr>
+        <w:keepNext/>
+        <w:keepLines/>
         <w:spacing w:before="0" w:after="80" w:line="312" w:lineRule="auto"/>
         <w:ind w:left="227"/>
       </w:pPr>
@@ -5825,6 +6325,8 @@
     </w:p>
     <w:p>
       <w:pPr>
+        <w:keepNext w:val="0"/>
+        <w:keepLines/>
         <w:spacing w:before="0" w:after="80" w:line="312" w:lineRule="auto"/>
         <w:ind w:left="227"/>
       </w:pPr>
@@ -5841,6 +6343,8 @@
       <w:pPr>
         <w:spacing w:before="300" w:after="100" w:line="300" w:lineRule="auto"/>
         <w:ind w:left="113" w:right="113"/>
+        <w:keepNext/>
+        <w:keepLines/>
         <w:shd w:val="clear" w:fill="F1F5F9"/>
       </w:pPr>
       <w:r>
@@ -5870,6 +6374,8 @@
       <w:pPr>
         <w:spacing w:before="0" w:after="120" w:line="276" w:lineRule="auto"/>
         <w:ind w:left="227"/>
+        <w:keepNext/>
+        <w:keepLines/>
         <w:pBdr>
           <w:bottom w:val="single" w:sz="6" w:space="4" w:color="9A9A9A"/>
         </w:pBdr>
@@ -5885,6 +6391,8 @@
       <w:pPr>
         <w:spacing w:before="0" w:after="120" w:line="276" w:lineRule="auto"/>
         <w:ind w:left="227"/>
+        <w:keepNext/>
+        <w:keepLines/>
         <w:pBdr>
           <w:bottom w:val="single" w:sz="6" w:space="4" w:color="9A9A9A"/>
         </w:pBdr>
@@ -5898,6 +6406,8 @@
     </w:p>
     <w:p>
       <w:pPr>
+        <w:keepNext/>
+        <w:keepLines/>
         <w:spacing w:before="0" w:after="80" w:line="312" w:lineRule="auto"/>
         <w:ind w:left="227"/>
       </w:pPr>
@@ -5912,6 +6422,8 @@
     </w:p>
     <w:p>
       <w:pPr>
+        <w:keepNext w:val="0"/>
+        <w:keepLines/>
         <w:spacing w:before="0" w:after="80" w:line="312" w:lineRule="auto"/>
         <w:ind w:left="227"/>
       </w:pPr>
@@ -5928,6 +6440,8 @@
       <w:pPr>
         <w:spacing w:before="300" w:after="100" w:line="300" w:lineRule="auto"/>
         <w:ind w:left="113" w:right="113"/>
+        <w:keepNext/>
+        <w:keepLines/>
         <w:shd w:val="clear" w:fill="F1F5F9"/>
       </w:pPr>
       <w:r>
@@ -5968,6 +6482,8 @@
       <w:pPr>
         <w:spacing w:before="0" w:after="120" w:line="276" w:lineRule="auto"/>
         <w:ind w:left="227"/>
+        <w:keepNext/>
+        <w:keepLines/>
         <w:pBdr>
           <w:bottom w:val="single" w:sz="6" w:space="4" w:color="9A9A9A"/>
         </w:pBdr>
@@ -5984,6 +6500,8 @@
       <w:pPr>
         <w:spacing w:before="0" w:after="120" w:line="276" w:lineRule="auto"/>
         <w:ind w:left="227"/>
+        <w:keepNext/>
+        <w:keepLines/>
         <w:pBdr>
           <w:bottom w:val="single" w:sz="6" w:space="4" w:color="9A9A9A"/>
         </w:pBdr>
@@ -5997,6 +6515,8 @@
     </w:p>
     <w:p>
       <w:pPr>
+        <w:keepNext/>
+        <w:keepLines/>
         <w:spacing w:before="0" w:after="80" w:line="312" w:lineRule="auto"/>
         <w:ind w:left="227"/>
       </w:pPr>
@@ -6041,6 +6561,8 @@
     </w:p>
     <w:p>
       <w:pPr>
+        <w:keepNext w:val="0"/>
+        <w:keepLines/>
         <w:spacing w:before="0" w:after="80" w:line="312" w:lineRule="auto"/>
         <w:ind w:left="227"/>
       </w:pPr>
@@ -6057,6 +6579,8 @@
       <w:pPr>
         <w:spacing w:before="300" w:after="100" w:line="300" w:lineRule="auto"/>
         <w:ind w:left="113" w:right="113"/>
+        <w:keepNext/>
+        <w:keepLines/>
         <w:shd w:val="clear" w:fill="F1F5F9"/>
       </w:pPr>
       <w:r>
@@ -6097,6 +6621,8 @@
       <w:pPr>
         <w:spacing w:before="0" w:after="120" w:line="276" w:lineRule="auto"/>
         <w:ind w:left="227"/>
+        <w:keepNext/>
+        <w:keepLines/>
         <w:pBdr>
           <w:bottom w:val="single" w:sz="6" w:space="4" w:color="9A9A9A"/>
         </w:pBdr>
@@ -6113,6 +6639,8 @@
       <w:pPr>
         <w:spacing w:before="0" w:after="120" w:line="276" w:lineRule="auto"/>
         <w:ind w:left="227"/>
+        <w:keepNext/>
+        <w:keepLines/>
         <w:pBdr>
           <w:bottom w:val="single" w:sz="6" w:space="4" w:color="9A9A9A"/>
         </w:pBdr>
@@ -6126,6 +6654,8 @@
     </w:p>
     <w:p>
       <w:pPr>
+        <w:keepNext/>
+        <w:keepLines/>
         <w:spacing w:before="0" w:after="80" w:line="312" w:lineRule="auto"/>
         <w:ind w:left="227"/>
       </w:pPr>
@@ -6170,6 +6700,8 @@
     </w:p>
     <w:p>
       <w:pPr>
+        <w:keepNext w:val="0"/>
+        <w:keepLines/>
         <w:spacing w:before="0" w:after="80" w:line="312" w:lineRule="auto"/>
         <w:ind w:left="227"/>
       </w:pPr>
@@ -6186,6 +6718,8 @@
       <w:pPr>
         <w:spacing w:before="300" w:after="100" w:line="300" w:lineRule="auto"/>
         <w:ind w:left="113" w:right="113"/>
+        <w:keepNext/>
+        <w:keepLines/>
         <w:shd w:val="clear" w:fill="F1F5F9"/>
       </w:pPr>
       <w:r>
@@ -6213,6 +6747,8 @@
     </w:p>
     <w:p>
       <w:pPr>
+        <w:keepNext/>
+        <w:keepLines/>
         <w:spacing w:before="0" w:after="80" w:line="312" w:lineRule="auto"/>
         <w:ind w:left="283"/>
       </w:pPr>
@@ -6227,6 +6763,8 @@
     </w:p>
     <w:p>
       <w:pPr>
+        <w:keepNext/>
+        <w:keepLines/>
         <w:spacing w:before="0" w:after="80" w:line="312" w:lineRule="auto"/>
         <w:ind w:left="283"/>
       </w:pPr>
@@ -6241,6 +6779,8 @@
     </w:p>
     <w:p>
       <w:pPr>
+        <w:keepNext w:val="0"/>
+        <w:keepLines/>
         <w:spacing w:before="0" w:after="80" w:line="312" w:lineRule="auto"/>
         <w:ind w:left="283"/>
       </w:pPr>
@@ -6257,6 +6797,8 @@
       <w:pPr>
         <w:spacing w:before="300" w:after="100" w:line="300" w:lineRule="auto"/>
         <w:ind w:left="113" w:right="113"/>
+        <w:keepNext/>
+        <w:keepLines/>
         <w:shd w:val="clear" w:fill="F1F5F9"/>
       </w:pPr>
       <w:r>
@@ -6286,6 +6828,8 @@
       <w:pPr>
         <w:spacing w:before="0" w:after="120" w:line="276" w:lineRule="auto"/>
         <w:ind w:left="227"/>
+        <w:keepNext/>
+        <w:keepLines/>
         <w:pBdr>
           <w:bottom w:val="single" w:sz="6" w:space="4" w:color="9A9A9A"/>
         </w:pBdr>
@@ -6302,6 +6846,8 @@
       <w:pPr>
         <w:spacing w:before="0" w:after="120" w:line="276" w:lineRule="auto"/>
         <w:ind w:left="227"/>
+        <w:keepNext/>
+        <w:keepLines/>
         <w:pBdr>
           <w:bottom w:val="single" w:sz="6" w:space="4" w:color="9A9A9A"/>
         </w:pBdr>
@@ -6315,6 +6861,8 @@
     </w:p>
     <w:p>
       <w:pPr>
+        <w:keepNext w:val="0"/>
+        <w:keepLines/>
         <w:spacing w:before="0" w:after="80" w:line="312" w:lineRule="auto"/>
         <w:ind w:left="227"/>
       </w:pPr>
@@ -6331,6 +6879,8 @@
       <w:pPr>
         <w:spacing w:before="300" w:after="100" w:line="300" w:lineRule="auto"/>
         <w:ind w:left="113" w:right="113"/>
+        <w:keepNext/>
+        <w:keepLines/>
         <w:shd w:val="clear" w:fill="F1F5F9"/>
       </w:pPr>
       <w:r>
@@ -6371,6 +6921,8 @@
       <w:pPr>
         <w:spacing w:before="0" w:after="120" w:line="276" w:lineRule="auto"/>
         <w:ind w:left="227"/>
+        <w:keepNext/>
+        <w:keepLines/>
         <w:pBdr>
           <w:bottom w:val="single" w:sz="6" w:space="4" w:color="9A9A9A"/>
         </w:pBdr>
@@ -6387,6 +6939,8 @@
       <w:pPr>
         <w:spacing w:before="0" w:after="120" w:line="276" w:lineRule="auto"/>
         <w:ind w:left="227"/>
+        <w:keepNext/>
+        <w:keepLines/>
         <w:pBdr>
           <w:bottom w:val="single" w:sz="6" w:space="4" w:color="9A9A9A"/>
         </w:pBdr>
@@ -6400,6 +6954,8 @@
     </w:p>
     <w:p>
       <w:pPr>
+        <w:keepNext/>
+        <w:keepLines/>
         <w:spacing w:before="0" w:after="80" w:line="312" w:lineRule="auto"/>
         <w:ind w:left="227"/>
       </w:pPr>
@@ -6414,6 +6970,8 @@
     </w:p>
     <w:p>
       <w:pPr>
+        <w:keepNext w:val="0"/>
+        <w:keepLines/>
         <w:spacing w:before="0" w:after="80" w:line="312" w:lineRule="auto"/>
         <w:ind w:left="227"/>
       </w:pPr>
@@ -6430,6 +6988,8 @@
       <w:pPr>
         <w:spacing w:before="300" w:after="100" w:line="300" w:lineRule="auto"/>
         <w:ind w:left="113" w:right="113"/>
+        <w:keepNext/>
+        <w:keepLines/>
         <w:shd w:val="clear" w:fill="F1F5F9"/>
       </w:pPr>
       <w:r>
@@ -6459,6 +7019,8 @@
       <w:pPr>
         <w:spacing w:before="0" w:after="120" w:line="276" w:lineRule="auto"/>
         <w:ind w:left="227"/>
+        <w:keepNext/>
+        <w:keepLines/>
         <w:pBdr>
           <w:bottom w:val="single" w:sz="6" w:space="4" w:color="9A9A9A"/>
         </w:pBdr>
@@ -6475,6 +7037,8 @@
       <w:pPr>
         <w:spacing w:before="0" w:after="120" w:line="276" w:lineRule="auto"/>
         <w:ind w:left="227"/>
+        <w:keepNext/>
+        <w:keepLines/>
         <w:pBdr>
           <w:bottom w:val="single" w:sz="6" w:space="4" w:color="9A9A9A"/>
         </w:pBdr>
@@ -6488,6 +7052,8 @@
     </w:p>
     <w:p>
       <w:pPr>
+        <w:keepNext/>
+        <w:keepLines/>
         <w:spacing w:before="0" w:after="80" w:line="312" w:lineRule="auto"/>
         <w:ind w:left="227"/>
       </w:pPr>
@@ -6502,6 +7068,8 @@
     </w:p>
     <w:p>
       <w:pPr>
+        <w:keepNext w:val="0"/>
+        <w:keepLines/>
         <w:spacing w:before="0" w:after="80" w:line="312" w:lineRule="auto"/>
         <w:ind w:left="227"/>
       </w:pPr>
@@ -6516,6 +7084,8 @@
     </w:p>
     <w:p>
       <w:pPr>
+        <w:keepNext w:val="0"/>
+        <w:keepLines/>
         <w:spacing w:before="360" w:after="140" w:line="312" w:lineRule="auto"/>
         <w:ind w:left="0"/>
       </w:pPr>
@@ -6532,6 +7102,8 @@
       <w:pPr>
         <w:spacing w:before="300" w:after="100" w:line="300" w:lineRule="auto"/>
         <w:ind w:left="113" w:right="113"/>
+        <w:keepNext/>
+        <w:keepLines/>
         <w:shd w:val="clear" w:fill="F1F5F9"/>
       </w:pPr>
       <w:r>
@@ -6579,6 +7151,9 @@
         <w:gridCol w:w="4873"/>
       </w:tblGrid>
       <w:tr>
+        <w:trPr>
+          <w:cantSplit/>
+        </w:trPr>
         <w:tc>
           <w:tcPr>
             <w:tcW w:type="dxa" w:w="4873"/>
@@ -6619,6 +7194,8 @@
     </w:tbl>
     <w:p>
       <w:pPr>
+        <w:keepNext/>
+        <w:keepLines/>
         <w:spacing w:after="0"/>
       </w:pPr>
       <w:r>
@@ -6629,6 +7206,8 @@
     </w:p>
     <w:p>
       <w:pPr>
+        <w:keepNext w:val="0"/>
+        <w:keepLines/>
         <w:spacing w:before="0" w:after="80" w:line="312" w:lineRule="auto"/>
         <w:ind w:left="227"/>
       </w:pPr>
@@ -6645,6 +7224,8 @@
       <w:pPr>
         <w:spacing w:before="300" w:after="100" w:line="300" w:lineRule="auto"/>
         <w:ind w:left="113" w:right="113"/>
+        <w:keepNext/>
+        <w:keepLines/>
         <w:shd w:val="clear" w:fill="F1F5F9"/>
       </w:pPr>
       <w:r>
@@ -6685,6 +7266,8 @@
       <w:pPr>
         <w:spacing w:before="0" w:after="120" w:line="276" w:lineRule="auto"/>
         <w:ind w:left="227"/>
+        <w:keepNext/>
+        <w:keepLines/>
         <w:pBdr>
           <w:bottom w:val="single" w:sz="6" w:space="4" w:color="9A9A9A"/>
         </w:pBdr>
@@ -6700,6 +7283,8 @@
       <w:pPr>
         <w:spacing w:before="0" w:after="120" w:line="276" w:lineRule="auto"/>
         <w:ind w:left="227"/>
+        <w:keepNext w:val="0"/>
+        <w:keepLines/>
         <w:pBdr>
           <w:bottom w:val="single" w:sz="6" w:space="4" w:color="9A9A9A"/>
         </w:pBdr>
@@ -6715,6 +7300,8 @@
       <w:pPr>
         <w:spacing w:before="300" w:after="100" w:line="300" w:lineRule="auto"/>
         <w:ind w:left="113" w:right="113"/>
+        <w:keepNext/>
+        <w:keepLines/>
         <w:shd w:val="clear" w:fill="F1F5F9"/>
       </w:pPr>
       <w:r>
@@ -6742,6 +7329,8 @@
     </w:p>
     <w:p>
       <w:pPr>
+        <w:keepNext/>
+        <w:keepLines/>
         <w:spacing w:before="0" w:after="80" w:line="312" w:lineRule="auto"/>
         <w:ind w:left="227"/>
       </w:pPr>
@@ -6756,6 +7345,8 @@
     </w:p>
     <w:p>
       <w:pPr>
+        <w:keepNext/>
+        <w:keepLines/>
         <w:spacing w:before="0" w:after="80" w:line="312" w:lineRule="auto"/>
         <w:ind w:left="227"/>
       </w:pPr>
@@ -6770,6 +7361,8 @@
     </w:p>
     <w:p>
       <w:pPr>
+        <w:keepNext w:val="0"/>
+        <w:keepLines/>
         <w:spacing w:before="0" w:after="80" w:line="312" w:lineRule="auto"/>
         <w:ind w:left="227"/>
       </w:pPr>
@@ -6786,6 +7379,8 @@
       <w:pPr>
         <w:spacing w:before="300" w:after="100" w:line="300" w:lineRule="auto"/>
         <w:ind w:left="113" w:right="113"/>
+        <w:keepNext/>
+        <w:keepLines/>
         <w:shd w:val="clear" w:fill="F1F5F9"/>
       </w:pPr>
       <w:r>
@@ -6833,6 +7428,9 @@
         <w:gridCol w:w="4873"/>
       </w:tblGrid>
       <w:tr>
+        <w:trPr>
+          <w:cantSplit/>
+        </w:trPr>
         <w:tc>
           <w:tcPr>
             <w:tcW w:type="dxa" w:w="4873"/>
@@ -6873,6 +7471,8 @@
     </w:tbl>
     <w:p>
       <w:pPr>
+        <w:keepNext/>
+        <w:keepLines/>
         <w:spacing w:after="0"/>
       </w:pPr>
       <w:r>
@@ -6883,6 +7483,8 @@
     </w:p>
     <w:p>
       <w:pPr>
+        <w:keepNext w:val="0"/>
+        <w:keepLines/>
         <w:spacing w:before="0" w:after="80" w:line="312" w:lineRule="auto"/>
         <w:ind w:left="227"/>
       </w:pPr>
@@ -6899,6 +7501,8 @@
       <w:pPr>
         <w:spacing w:before="300" w:after="100" w:line="300" w:lineRule="auto"/>
         <w:ind w:left="113" w:right="113"/>
+        <w:keepNext/>
+        <w:keepLines/>
         <w:shd w:val="clear" w:fill="F1F5F9"/>
       </w:pPr>
       <w:r>
@@ -6935,6 +7539,9 @@
         <w:gridCol w:w="4873"/>
       </w:tblGrid>
       <w:tr>
+        <w:trPr>
+          <w:cantSplit/>
+        </w:trPr>
         <w:tc>
           <w:tcPr>
             <w:tcW w:type="dxa" w:w="4873"/>
@@ -6975,6 +7582,8 @@
     </w:tbl>
     <w:p>
       <w:pPr>
+        <w:keepNext w:val="0"/>
+        <w:keepLines/>
         <w:spacing w:after="0"/>
       </w:pPr>
       <w:r>
@@ -6987,6 +7596,8 @@
       <w:pPr>
         <w:spacing w:before="300" w:after="100" w:line="300" w:lineRule="auto"/>
         <w:ind w:left="113" w:right="113"/>
+        <w:keepNext/>
+        <w:keepLines/>
         <w:shd w:val="clear" w:fill="F1F5F9"/>
       </w:pPr>
       <w:r>
@@ -7014,6 +7625,8 @@
     </w:p>
     <w:p>
       <w:pPr>
+        <w:keepNext w:val="0"/>
+        <w:keepLines/>
         <w:spacing w:before="0" w:after="80" w:line="312" w:lineRule="auto"/>
         <w:ind w:left="227"/>
       </w:pPr>
@@ -7030,6 +7643,8 @@
       <w:pPr>
         <w:spacing w:before="300" w:after="100" w:line="300" w:lineRule="auto"/>
         <w:ind w:left="113" w:right="113"/>
+        <w:keepNext/>
+        <w:keepLines/>
         <w:shd w:val="clear" w:fill="F1F5F9"/>
       </w:pPr>
       <w:r>
@@ -7077,6 +7692,9 @@
         <w:gridCol w:w="4873"/>
       </w:tblGrid>
       <w:tr>
+        <w:trPr>
+          <w:cantSplit/>
+        </w:trPr>
         <w:tc>
           <w:tcPr>
             <w:tcW w:type="dxa" w:w="4873"/>
@@ -7115,6 +7733,9 @@
         </w:tc>
       </w:tr>
       <w:tr>
+        <w:trPr>
+          <w:cantSplit/>
+        </w:trPr>
         <w:tc>
           <w:tcPr>
             <w:tcW w:type="dxa" w:w="4873"/>
@@ -7153,6 +7774,9 @@
         </w:tc>
       </w:tr>
       <w:tr>
+        <w:trPr>
+          <w:cantSplit/>
+        </w:trPr>
         <w:tc>
           <w:tcPr>
             <w:tcW w:type="dxa" w:w="4873"/>
@@ -7191,6 +7815,9 @@
         </w:tc>
       </w:tr>
       <w:tr>
+        <w:trPr>
+          <w:cantSplit/>
+        </w:trPr>
         <w:tc>
           <w:tcPr>
             <w:tcW w:type="dxa" w:w="4873"/>
@@ -7229,6 +7856,9 @@
         </w:tc>
       </w:tr>
       <w:tr>
+        <w:trPr>
+          <w:cantSplit/>
+        </w:trPr>
         <w:tc>
           <w:tcPr>
             <w:tcW w:type="dxa" w:w="4873"/>
@@ -7259,6 +7889,9 @@
         </w:tc>
       </w:tr>
       <w:tr>
+        <w:trPr>
+          <w:cantSplit/>
+        </w:trPr>
         <w:tc>
           <w:tcPr>
             <w:tcW w:type="dxa" w:w="4873"/>
@@ -7297,6 +7930,9 @@
         </w:tc>
       </w:tr>
       <w:tr>
+        <w:trPr>
+          <w:cantSplit/>
+        </w:trPr>
         <w:tc>
           <w:tcPr>
             <w:tcW w:type="dxa" w:w="4873"/>
@@ -7335,6 +7971,9 @@
         </w:tc>
       </w:tr>
       <w:tr>
+        <w:trPr>
+          <w:cantSplit/>
+        </w:trPr>
         <w:tc>
           <w:tcPr>
             <w:tcW w:type="dxa" w:w="4873"/>
@@ -7373,6 +8012,9 @@
         </w:tc>
       </w:tr>
       <w:tr>
+        <w:trPr>
+          <w:cantSplit/>
+        </w:trPr>
         <w:tc>
           <w:tcPr>
             <w:tcW w:type="dxa" w:w="4873"/>
@@ -7411,6 +8053,9 @@
         </w:tc>
       </w:tr>
       <w:tr>
+        <w:trPr>
+          <w:cantSplit/>
+        </w:trPr>
         <w:tc>
           <w:tcPr>
             <w:tcW w:type="dxa" w:w="4873"/>
@@ -7449,6 +8094,9 @@
         </w:tc>
       </w:tr>
       <w:tr>
+        <w:trPr>
+          <w:cantSplit/>
+        </w:trPr>
         <w:tc>
           <w:tcPr>
             <w:tcW w:type="dxa" w:w="4873"/>
@@ -7487,6 +8135,9 @@
         </w:tc>
       </w:tr>
       <w:tr>
+        <w:trPr>
+          <w:cantSplit/>
+        </w:trPr>
         <w:tc>
           <w:tcPr>
             <w:tcW w:type="dxa" w:w="4873"/>
@@ -7525,6 +8176,9 @@
         </w:tc>
       </w:tr>
       <w:tr>
+        <w:trPr>
+          <w:cantSplit/>
+        </w:trPr>
         <w:tc>
           <w:tcPr>
             <w:tcW w:type="dxa" w:w="4873"/>
@@ -7563,6 +8217,9 @@
         </w:tc>
       </w:tr>
       <w:tr>
+        <w:trPr>
+          <w:cantSplit/>
+        </w:trPr>
         <w:tc>
           <w:tcPr>
             <w:tcW w:type="dxa" w:w="4873"/>
@@ -7601,6 +8258,9 @@
         </w:tc>
       </w:tr>
       <w:tr>
+        <w:trPr>
+          <w:cantSplit/>
+        </w:trPr>
         <w:tc>
           <w:tcPr>
             <w:tcW w:type="dxa" w:w="4873"/>
@@ -7639,6 +8299,9 @@
         </w:tc>
       </w:tr>
       <w:tr>
+        <w:trPr>
+          <w:cantSplit/>
+        </w:trPr>
         <w:tc>
           <w:tcPr>
             <w:tcW w:type="dxa" w:w="4873"/>
@@ -7677,6 +8340,9 @@
         </w:tc>
       </w:tr>
       <w:tr>
+        <w:trPr>
+          <w:cantSplit/>
+        </w:trPr>
         <w:tc>
           <w:tcPr>
             <w:tcW w:type="dxa" w:w="4873"/>
@@ -7717,6 +8383,8 @@
     </w:tbl>
     <w:p>
       <w:pPr>
+        <w:keepNext w:val="0"/>
+        <w:keepLines/>
         <w:spacing w:after="0"/>
       </w:pPr>
       <w:r>
@@ -7727,6 +8395,8 @@
     </w:p>
     <w:p>
       <w:pPr>
+        <w:keepNext w:val="0"/>
+        <w:keepLines/>
         <w:spacing w:before="360" w:after="140" w:line="312" w:lineRule="auto"/>
         <w:ind w:left="0"/>
       </w:pPr>
@@ -7741,6 +8411,8 @@
     </w:p>
     <w:p>
       <w:pPr>
+        <w:keepNext/>
+        <w:keepLines/>
         <w:spacing w:before="360" w:after="140" w:line="312" w:lineRule="auto"/>
         <w:ind w:left="0"/>
       </w:pPr>
@@ -7755,6 +8427,8 @@
     </w:p>
     <w:p>
       <w:pPr>
+        <w:keepNext/>
+        <w:keepLines/>
         <w:spacing w:before="240" w:after="100" w:line="312" w:lineRule="auto"/>
         <w:ind w:left="0"/>
       </w:pPr>
@@ -7778,6 +8452,9 @@
         <w:gridCol w:w="4873"/>
       </w:tblGrid>
       <w:tr>
+        <w:trPr>
+          <w:cantSplit/>
+        </w:trPr>
         <w:tc>
           <w:tcPr>
             <w:tcW w:type="dxa" w:w="4873"/>
@@ -7818,6 +8495,8 @@
     </w:tbl>
     <w:p>
       <w:pPr>
+        <w:keepNext w:val="0"/>
+        <w:keepLines/>
         <w:spacing w:after="0"/>
       </w:pPr>
       <w:r>
@@ -7828,6 +8507,8 @@
     </w:p>
     <w:p>
       <w:pPr>
+        <w:keepNext/>
+        <w:keepLines/>
         <w:spacing w:before="360" w:after="140" w:line="312" w:lineRule="auto"/>
         <w:ind w:left="0"/>
       </w:pPr>
@@ -7842,6 +8523,8 @@
     </w:p>
     <w:p>
       <w:pPr>
+        <w:keepNext w:val="0"/>
+        <w:keepLines/>
         <w:spacing w:before="0" w:after="80" w:line="312" w:lineRule="auto"/>
         <w:ind w:left="0"/>
       </w:pPr>
@@ -7858,6 +8541,8 @@
       <w:pPr>
         <w:spacing w:before="300" w:after="100" w:line="300" w:lineRule="auto"/>
         <w:ind w:left="113" w:right="113"/>
+        <w:keepNext/>
+        <w:keepLines/>
         <w:shd w:val="clear" w:fill="F1F5F9"/>
       </w:pPr>
       <w:r>
@@ -7878,6 +8563,8 @@
     </w:p>
     <w:p>
       <w:pPr>
+        <w:keepNext/>
+        <w:keepLines/>
         <w:spacing w:before="0" w:after="80" w:line="312" w:lineRule="auto"/>
         <w:ind w:left="227"/>
       </w:pPr>
@@ -7892,6 +8579,8 @@
     </w:p>
     <w:p>
       <w:pPr>
+        <w:keepNext w:val="0"/>
+        <w:keepLines/>
         <w:spacing w:before="0" w:after="80" w:line="312" w:lineRule="auto"/>
         <w:ind w:left="227"/>
       </w:pPr>
@@ -7908,6 +8597,8 @@
       <w:pPr>
         <w:spacing w:before="300" w:after="100" w:line="300" w:lineRule="auto"/>
         <w:ind w:left="113" w:right="113"/>
+        <w:keepNext/>
+        <w:keepLines/>
         <w:shd w:val="clear" w:fill="F1F5F9"/>
       </w:pPr>
       <w:r>
@@ -7928,6 +8619,8 @@
     </w:p>
     <w:p>
       <w:pPr>
+        <w:keepNext/>
+        <w:keepLines/>
         <w:spacing w:before="0" w:after="80" w:line="312" w:lineRule="auto"/>
         <w:ind w:left="227"/>
       </w:pPr>
@@ -7942,6 +8635,8 @@
     </w:p>
     <w:p>
       <w:pPr>
+        <w:keepNext/>
+        <w:keepLines/>
         <w:spacing w:before="0" w:after="80" w:line="312" w:lineRule="auto"/>
         <w:ind w:left="227"/>
       </w:pPr>
@@ -7956,6 +8651,8 @@
     </w:p>
     <w:p>
       <w:pPr>
+        <w:keepNext w:val="0"/>
+        <w:keepLines/>
         <w:spacing w:before="0" w:after="80" w:line="312" w:lineRule="auto"/>
         <w:ind w:left="227"/>
       </w:pPr>
@@ -7987,6 +8684,8 @@
       <w:pPr>
         <w:spacing w:before="300" w:after="100" w:line="300" w:lineRule="auto"/>
         <w:ind w:left="113" w:right="113"/>
+        <w:keepNext/>
+        <w:keepLines/>
         <w:shd w:val="clear" w:fill="F1F5F9"/>
       </w:pPr>
       <w:r>
@@ -8007,6 +8706,8 @@
     </w:p>
     <w:p>
       <w:pPr>
+        <w:keepNext/>
+        <w:keepLines/>
         <w:spacing w:before="0" w:after="80" w:line="312" w:lineRule="auto"/>
         <w:ind w:left="227"/>
       </w:pPr>
@@ -8021,6 +8722,8 @@
     </w:p>
     <w:p>
       <w:pPr>
+        <w:keepNext w:val="0"/>
+        <w:keepLines/>
         <w:spacing w:before="0" w:after="80" w:line="312" w:lineRule="auto"/>
         <w:ind w:left="227"/>
       </w:pPr>
@@ -8052,6 +8755,8 @@
       <w:pPr>
         <w:spacing w:before="300" w:after="100" w:line="300" w:lineRule="auto"/>
         <w:ind w:left="113" w:right="113"/>
+        <w:keepNext/>
+        <w:keepLines/>
         <w:shd w:val="clear" w:fill="F1F5F9"/>
       </w:pPr>
       <w:r>
@@ -8083,6 +8788,8 @@
     </w:p>
     <w:p>
       <w:pPr>
+        <w:keepNext/>
+        <w:keepLines/>
         <w:spacing w:before="0" w:after="80" w:line="312" w:lineRule="auto"/>
         <w:ind w:left="227"/>
       </w:pPr>
@@ -8097,6 +8804,8 @@
     </w:p>
     <w:p>
       <w:pPr>
+        <w:keepNext w:val="0"/>
+        <w:keepLines/>
         <w:spacing w:before="0" w:after="80" w:line="312" w:lineRule="auto"/>
         <w:ind w:left="227"/>
       </w:pPr>
@@ -8128,6 +8837,8 @@
       <w:pPr>
         <w:spacing w:before="300" w:after="100" w:line="300" w:lineRule="auto"/>
         <w:ind w:left="113" w:right="113"/>
+        <w:keepNext/>
+        <w:keepLines/>
         <w:shd w:val="clear" w:fill="F1F5F9"/>
       </w:pPr>
       <w:r>
@@ -8148,6 +8859,8 @@
     </w:p>
     <w:p>
       <w:pPr>
+        <w:keepNext/>
+        <w:keepLines/>
         <w:spacing w:before="0" w:after="80" w:line="312" w:lineRule="auto"/>
         <w:ind w:left="227"/>
       </w:pPr>
@@ -8162,6 +8875,8 @@
     </w:p>
     <w:p>
       <w:pPr>
+        <w:keepNext/>
+        <w:keepLines/>
         <w:spacing w:before="0" w:after="80" w:line="312" w:lineRule="auto"/>
         <w:ind w:left="227"/>
       </w:pPr>
@@ -8176,6 +8891,8 @@
     </w:p>
     <w:p>
       <w:pPr>
+        <w:keepNext w:val="0"/>
+        <w:keepLines/>
         <w:spacing w:before="0" w:after="80" w:line="312" w:lineRule="auto"/>
         <w:ind w:left="227"/>
       </w:pPr>
@@ -8192,6 +8909,8 @@
       <w:pPr>
         <w:spacing w:before="300" w:after="100" w:line="300" w:lineRule="auto"/>
         <w:ind w:left="113" w:right="113"/>
+        <w:keepNext/>
+        <w:keepLines/>
         <w:shd w:val="clear" w:fill="F1F5F9"/>
       </w:pPr>
       <w:r>
@@ -8212,6 +8931,8 @@
     </w:p>
     <w:p>
       <w:pPr>
+        <w:keepNext/>
+        <w:keepLines/>
         <w:spacing w:before="0" w:after="80" w:line="312" w:lineRule="auto"/>
         <w:ind w:left="227"/>
       </w:pPr>
@@ -8226,6 +8947,8 @@
     </w:p>
     <w:p>
       <w:pPr>
+        <w:keepNext/>
+        <w:keepLines/>
         <w:spacing w:before="0" w:after="80" w:line="312" w:lineRule="auto"/>
         <w:ind w:left="227"/>
       </w:pPr>
@@ -8240,6 +8963,8 @@
     </w:p>
     <w:p>
       <w:pPr>
+        <w:keepNext w:val="0"/>
+        <w:keepLines/>
         <w:spacing w:before="0" w:after="80" w:line="312" w:lineRule="auto"/>
         <w:ind w:left="227"/>
       </w:pPr>
@@ -8256,6 +8981,8 @@
       <w:pPr>
         <w:spacing w:before="300" w:after="100" w:line="300" w:lineRule="auto"/>
         <w:ind w:left="113" w:right="113"/>
+        <w:keepNext/>
+        <w:keepLines/>
         <w:shd w:val="clear" w:fill="F1F5F9"/>
       </w:pPr>
       <w:r>
@@ -8276,6 +9003,8 @@
     </w:p>
     <w:p>
       <w:pPr>
+        <w:keepNext/>
+        <w:keepLines/>
         <w:spacing w:before="0" w:after="80" w:line="312" w:lineRule="auto"/>
         <w:ind w:left="227"/>
       </w:pPr>
@@ -8290,6 +9019,8 @@
     </w:p>
     <w:p>
       <w:pPr>
+        <w:keepNext w:val="0"/>
+        <w:keepLines/>
         <w:spacing w:before="0" w:after="80" w:line="312" w:lineRule="auto"/>
         <w:ind w:left="227"/>
       </w:pPr>
@@ -8306,6 +9037,8 @@
       <w:pPr>
         <w:spacing w:before="300" w:after="100" w:line="300" w:lineRule="auto"/>
         <w:ind w:left="113" w:right="113"/>
+        <w:keepNext/>
+        <w:keepLines/>
         <w:shd w:val="clear" w:fill="F1F5F9"/>
       </w:pPr>
       <w:r>
@@ -8348,6 +9081,8 @@
     </w:p>
     <w:p>
       <w:pPr>
+        <w:keepNext w:val="0"/>
+        <w:keepLines/>
         <w:spacing w:before="0" w:after="80" w:line="312" w:lineRule="auto"/>
         <w:ind w:left="227"/>
       </w:pPr>
@@ -8379,6 +9114,8 @@
       <w:pPr>
         <w:spacing w:before="300" w:after="100" w:line="300" w:lineRule="auto"/>
         <w:ind w:left="113" w:right="113"/>
+        <w:keepNext/>
+        <w:keepLines/>
         <w:shd w:val="clear" w:fill="F1F5F9"/>
       </w:pPr>
       <w:r>
@@ -8410,6 +9147,8 @@
     </w:p>
     <w:p>
       <w:pPr>
+        <w:keepNext/>
+        <w:keepLines/>
         <w:spacing w:before="0" w:after="80" w:line="312" w:lineRule="auto"/>
         <w:ind w:left="227"/>
       </w:pPr>
@@ -8424,6 +9163,8 @@
     </w:p>
     <w:p>
       <w:pPr>
+        <w:keepNext w:val="0"/>
+        <w:keepLines/>
         <w:spacing w:before="0" w:after="80" w:line="312" w:lineRule="auto"/>
         <w:ind w:left="227"/>
       </w:pPr>
@@ -8455,6 +9196,8 @@
       <w:pPr>
         <w:spacing w:before="300" w:after="100" w:line="300" w:lineRule="auto"/>
         <w:ind w:left="113" w:right="113"/>
+        <w:keepNext/>
+        <w:keepLines/>
         <w:shd w:val="clear" w:fill="F1F5F9"/>
       </w:pPr>
       <w:r>
@@ -8475,6 +9218,8 @@
     </w:p>
     <w:p>
       <w:pPr>
+        <w:keepNext/>
+        <w:keepLines/>
         <w:spacing w:before="0" w:after="80" w:line="312" w:lineRule="auto"/>
         <w:ind w:left="227"/>
       </w:pPr>
@@ -8489,6 +9234,8 @@
     </w:p>
     <w:p>
       <w:pPr>
+        <w:keepNext/>
+        <w:keepLines/>
         <w:spacing w:before="0" w:after="80" w:line="312" w:lineRule="auto"/>
         <w:ind w:left="227"/>
       </w:pPr>
@@ -8503,6 +9250,8 @@
     </w:p>
     <w:p>
       <w:pPr>
+        <w:keepNext w:val="0"/>
+        <w:keepLines/>
         <w:spacing w:before="0" w:after="80" w:line="312" w:lineRule="auto"/>
         <w:ind w:left="227"/>
       </w:pPr>
@@ -8532,6 +9281,8 @@
     </w:p>
     <w:p>
       <w:pPr>
+        <w:keepNext w:val="0"/>
+        <w:keepLines/>
         <w:spacing w:before="360" w:after="140" w:line="312" w:lineRule="auto"/>
         <w:ind w:left="0"/>
       </w:pPr>
@@ -8548,6 +9299,8 @@
       <w:pPr>
         <w:spacing w:before="300" w:after="100" w:line="300" w:lineRule="auto"/>
         <w:ind w:left="113" w:right="113"/>
+        <w:keepNext/>
+        <w:keepLines/>
         <w:shd w:val="clear" w:fill="F1F5F9"/>
       </w:pPr>
       <w:r>
@@ -8575,6 +9328,8 @@
     </w:p>
     <w:p>
       <w:pPr>
+        <w:keepNext/>
+        <w:keepLines/>
         <w:spacing w:before="0" w:after="80" w:line="312" w:lineRule="auto"/>
         <w:ind w:left="227"/>
       </w:pPr>
@@ -8663,6 +9418,9 @@
         <w:gridCol w:w="3249"/>
       </w:tblGrid>
       <w:tr>
+        <w:trPr>
+          <w:cantSplit/>
+        </w:trPr>
         <w:tc>
           <w:tcPr>
             <w:tcW w:type="dxa" w:w="3249"/>
@@ -8719,6 +9477,9 @@
         </w:tc>
       </w:tr>
       <w:tr>
+        <w:trPr>
+          <w:cantSplit/>
+        </w:trPr>
         <w:tc>
           <w:tcPr>
             <w:tcW w:type="dxa" w:w="3249"/>
@@ -8767,6 +9528,9 @@
         </w:tc>
       </w:tr>
       <w:tr>
+        <w:trPr>
+          <w:cantSplit/>
+        </w:trPr>
         <w:tc>
           <w:tcPr>
             <w:tcW w:type="dxa" w:w="3249"/>
@@ -8815,6 +9579,9 @@
         </w:tc>
       </w:tr>
       <w:tr>
+        <w:trPr>
+          <w:cantSplit/>
+        </w:trPr>
         <w:tc>
           <w:tcPr>
             <w:tcW w:type="dxa" w:w="3249"/>
@@ -8863,6 +9630,9 @@
         </w:tc>
       </w:tr>
       <w:tr>
+        <w:trPr>
+          <w:cantSplit/>
+        </w:trPr>
         <w:tc>
           <w:tcPr>
             <w:tcW w:type="dxa" w:w="3249"/>
@@ -8911,6 +9681,9 @@
         </w:tc>
       </w:tr>
       <w:tr>
+        <w:trPr>
+          <w:cantSplit/>
+        </w:trPr>
         <w:tc>
           <w:tcPr>
             <w:tcW w:type="dxa" w:w="3249"/>
@@ -8959,6 +9732,9 @@
         </w:tc>
       </w:tr>
       <w:tr>
+        <w:trPr>
+          <w:cantSplit/>
+        </w:trPr>
         <w:tc>
           <w:tcPr>
             <w:tcW w:type="dxa" w:w="3249"/>
@@ -9015,6 +9791,9 @@
         </w:tc>
       </w:tr>
       <w:tr>
+        <w:trPr>
+          <w:cantSplit/>
+        </w:trPr>
         <w:tc>
           <w:tcPr>
             <w:tcW w:type="dxa" w:w="3249"/>
@@ -9063,6 +9842,9 @@
         </w:tc>
       </w:tr>
       <w:tr>
+        <w:trPr>
+          <w:cantSplit/>
+        </w:trPr>
         <w:tc>
           <w:tcPr>
             <w:tcW w:type="dxa" w:w="3249"/>
@@ -9119,6 +9901,9 @@
         </w:tc>
       </w:tr>
       <w:tr>
+        <w:trPr>
+          <w:cantSplit/>
+        </w:trPr>
         <w:tc>
           <w:tcPr>
             <w:tcW w:type="dxa" w:w="3249"/>
@@ -9175,6 +9960,9 @@
         </w:tc>
       </w:tr>
       <w:tr>
+        <w:trPr>
+          <w:cantSplit/>
+        </w:trPr>
         <w:tc>
           <w:tcPr>
             <w:tcW w:type="dxa" w:w="3249"/>
@@ -9231,6 +10019,9 @@
         </w:tc>
       </w:tr>
       <w:tr>
+        <w:trPr>
+          <w:cantSplit/>
+        </w:trPr>
         <w:tc>
           <w:tcPr>
             <w:tcW w:type="dxa" w:w="3249"/>
@@ -9287,6 +10078,9 @@
         </w:tc>
       </w:tr>
       <w:tr>
+        <w:trPr>
+          <w:cantSplit/>
+        </w:trPr>
         <w:tc>
           <w:tcPr>
             <w:tcW w:type="dxa" w:w="3249"/>
@@ -9343,6 +10137,9 @@
         </w:tc>
       </w:tr>
       <w:tr>
+        <w:trPr>
+          <w:cantSplit/>
+        </w:trPr>
         <w:tc>
           <w:tcPr>
             <w:tcW w:type="dxa" w:w="3249"/>
@@ -9391,6 +10188,9 @@
         </w:tc>
       </w:tr>
       <w:tr>
+        <w:trPr>
+          <w:cantSplit/>
+        </w:trPr>
         <w:tc>
           <w:tcPr>
             <w:tcW w:type="dxa" w:w="3249"/>
@@ -9449,6 +10249,8 @@
     </w:tbl>
     <w:p>
       <w:pPr>
+        <w:keepNext w:val="0"/>
+        <w:keepLines/>
         <w:spacing w:after="0"/>
       </w:pPr>
       <w:r>
@@ -9461,6 +10263,8 @@
       <w:pPr>
         <w:spacing w:before="300" w:after="100" w:line="300" w:lineRule="auto"/>
         <w:ind w:left="113" w:right="113"/>
+        <w:keepNext/>
+        <w:keepLines/>
         <w:shd w:val="clear" w:fill="F1F5F9"/>
       </w:pPr>
       <w:r>
@@ -9481,6 +10285,8 @@
     </w:p>
     <w:p>
       <w:pPr>
+        <w:keepNext w:val="0"/>
+        <w:keepLines/>
         <w:spacing w:before="0" w:after="80" w:line="312" w:lineRule="auto"/>
         <w:ind w:left="227"/>
       </w:pPr>
@@ -9497,6 +10303,8 @@
       <w:pPr>
         <w:spacing w:before="300" w:after="100" w:line="300" w:lineRule="auto"/>
         <w:ind w:left="113" w:right="113"/>
+        <w:keepNext/>
+        <w:keepLines/>
         <w:shd w:val="clear" w:fill="F1F5F9"/>
       </w:pPr>
       <w:r>
@@ -9533,6 +10341,9 @@
         <w:gridCol w:w="4873"/>
       </w:tblGrid>
       <w:tr>
+        <w:trPr>
+          <w:cantSplit/>
+        </w:trPr>
         <w:tc>
           <w:tcPr>
             <w:tcW w:type="dxa" w:w="4873"/>
@@ -9571,6 +10382,9 @@
         </w:tc>
       </w:tr>
       <w:tr>
+        <w:trPr>
+          <w:cantSplit/>
+        </w:trPr>
         <w:tc>
           <w:tcPr>
             <w:tcW w:type="dxa" w:w="4873"/>
@@ -9609,6 +10423,9 @@
         </w:tc>
       </w:tr>
       <w:tr>
+        <w:trPr>
+          <w:cantSplit/>
+        </w:trPr>
         <w:tc>
           <w:tcPr>
             <w:tcW w:type="dxa" w:w="4873"/>
@@ -9649,6 +10466,8 @@
     </w:tbl>
     <w:p>
       <w:pPr>
+        <w:keepNext w:val="0"/>
+        <w:keepLines/>
         <w:spacing w:after="0"/>
       </w:pPr>
       <w:r>
@@ -9666,6 +10485,8 @@
       <w:pPr>
         <w:spacing w:before="0" w:after="180" w:line="312" w:lineRule="auto"/>
         <w:ind w:left="0"/>
+        <w:keepNext w:val="0"/>
+        <w:keepLines/>
         <w:pBdr>
           <w:bottom w:val="single" w:sz="12" w:space="4" w:color="1F4E79"/>
         </w:pBdr>
@@ -9681,6 +10502,8 @@
     </w:p>
     <w:p>
       <w:pPr>
+        <w:keepNext w:val="0"/>
+        <w:keepLines/>
         <w:spacing w:before="360" w:after="140" w:line="312" w:lineRule="auto"/>
         <w:ind w:left="0"/>
       </w:pPr>
@@ -9697,6 +10520,8 @@
       <w:pPr>
         <w:spacing w:before="300" w:after="100" w:line="300" w:lineRule="auto"/>
         <w:ind w:left="113" w:right="113"/>
+        <w:keepNext/>
+        <w:keepLines/>
         <w:shd w:val="clear" w:fill="F1F5F9"/>
       </w:pPr>
       <w:r>
@@ -9718,6 +10543,8 @@
     </w:p>
     <w:p>
       <w:pPr>
+        <w:keepNext w:val="0"/>
+        <w:keepLines/>
         <w:spacing w:before="0" w:after="80" w:line="312" w:lineRule="auto"/>
         <w:ind w:left="227"/>
       </w:pPr>
@@ -9734,6 +10561,8 @@
       <w:pPr>
         <w:spacing w:before="300" w:after="100" w:line="300" w:lineRule="auto"/>
         <w:ind w:left="113" w:right="113"/>
+        <w:keepNext/>
+        <w:keepLines/>
         <w:shd w:val="clear" w:fill="F1F5F9"/>
       </w:pPr>
       <w:r>
@@ -9773,6 +10602,8 @@
     </w:p>
     <w:p>
       <w:pPr>
+        <w:keepNext/>
+        <w:keepLines/>
         <w:spacing w:before="0" w:after="80" w:line="312" w:lineRule="auto"/>
         <w:ind w:left="283"/>
       </w:pPr>
@@ -9787,6 +10618,8 @@
     </w:p>
     <w:p>
       <w:pPr>
+        <w:keepNext/>
+        <w:keepLines/>
         <w:spacing w:before="0" w:after="80" w:line="312" w:lineRule="auto"/>
         <w:ind w:left="283"/>
       </w:pPr>
@@ -9801,6 +10634,8 @@
     </w:p>
     <w:p>
       <w:pPr>
+        <w:keepNext/>
+        <w:keepLines/>
         <w:spacing w:before="0" w:after="80" w:line="312" w:lineRule="auto"/>
         <w:ind w:left="283"/>
       </w:pPr>
@@ -9815,6 +10650,8 @@
     </w:p>
     <w:p>
       <w:pPr>
+        <w:keepNext/>
+        <w:keepLines/>
         <w:spacing w:before="0" w:after="80" w:line="312" w:lineRule="auto"/>
         <w:ind w:left="283"/>
       </w:pPr>
@@ -9829,6 +10666,8 @@
     </w:p>
     <w:p>
       <w:pPr>
+        <w:keepNext w:val="0"/>
+        <w:keepLines/>
         <w:spacing w:before="0" w:after="80" w:line="312" w:lineRule="auto"/>
         <w:ind w:left="283"/>
       </w:pPr>
@@ -9845,6 +10684,8 @@
       <w:pPr>
         <w:spacing w:before="300" w:after="100" w:line="300" w:lineRule="auto"/>
         <w:ind w:left="113" w:right="113"/>
+        <w:keepNext/>
+        <w:keepLines/>
         <w:shd w:val="clear" w:fill="F1F5F9"/>
       </w:pPr>
       <w:r>
@@ -9894,6 +10735,9 @@
         <w:gridCol w:w="3249"/>
       </w:tblGrid>
       <w:tr>
+        <w:trPr>
+          <w:cantSplit/>
+        </w:trPr>
         <w:tc>
           <w:tcPr>
             <w:tcW w:type="dxa" w:w="3249"/>
@@ -9952,6 +10796,8 @@
     </w:tbl>
     <w:p>
       <w:pPr>
+        <w:keepNext w:val="0"/>
+        <w:keepLines/>
         <w:spacing w:after="0"/>
       </w:pPr>
       <w:r>
@@ -9964,6 +10810,8 @@
       <w:pPr>
         <w:spacing w:before="300" w:after="100" w:line="300" w:lineRule="auto"/>
         <w:ind w:left="113" w:right="113"/>
+        <w:keepNext/>
+        <w:keepLines/>
         <w:shd w:val="clear" w:fill="F1F5F9"/>
       </w:pPr>
       <w:r>
@@ -10005,6 +10853,8 @@
       <w:pPr>
         <w:spacing w:before="0" w:after="120" w:line="276" w:lineRule="auto"/>
         <w:ind w:left="227"/>
+        <w:keepNext/>
+        <w:keepLines/>
         <w:pBdr>
           <w:bottom w:val="single" w:sz="6" w:space="4" w:color="D9D9D9"/>
         </w:pBdr>
@@ -10020,6 +10870,8 @@
       <w:pPr>
         <w:spacing w:before="0" w:after="120" w:line="276" w:lineRule="auto"/>
         <w:ind w:left="227"/>
+        <w:keepNext/>
+        <w:keepLines/>
         <w:pBdr>
           <w:bottom w:val="single" w:sz="6" w:space="4" w:color="D9D9D9"/>
         </w:pBdr>
@@ -10033,6 +10885,8 @@
     </w:p>
     <w:p>
       <w:pPr>
+        <w:keepNext w:val="0"/>
+        <w:keepLines/>
         <w:spacing w:before="0" w:after="80" w:line="312" w:lineRule="auto"/>
         <w:ind w:left="227"/>
       </w:pPr>
@@ -10049,6 +10903,8 @@
       <w:pPr>
         <w:spacing w:before="300" w:after="100" w:line="300" w:lineRule="auto"/>
         <w:ind w:left="113" w:right="113"/>
+        <w:keepNext/>
+        <w:keepLines/>
         <w:shd w:val="clear" w:fill="F1F5F9"/>
       </w:pPr>
       <w:r>
@@ -10070,6 +10926,8 @@
     </w:p>
     <w:p>
       <w:pPr>
+        <w:keepNext w:val="0"/>
+        <w:keepLines/>
         <w:spacing w:before="0" w:after="80" w:line="312" w:lineRule="auto"/>
         <w:ind w:left="227"/>
       </w:pPr>
@@ -10086,6 +10944,8 @@
       <w:pPr>
         <w:spacing w:before="300" w:after="100" w:line="300" w:lineRule="auto"/>
         <w:ind w:left="113" w:right="113"/>
+        <w:keepNext/>
+        <w:keepLines/>
         <w:shd w:val="clear" w:fill="F1F5F9"/>
       </w:pPr>
       <w:r>
@@ -10107,6 +10967,8 @@
     </w:p>
     <w:p>
       <w:pPr>
+        <w:keepNext w:val="0"/>
+        <w:keepLines/>
         <w:spacing w:before="0" w:after="80" w:line="312" w:lineRule="auto"/>
         <w:ind w:left="227"/>
       </w:pPr>
@@ -10123,6 +10985,8 @@
       <w:pPr>
         <w:spacing w:before="300" w:after="100" w:line="300" w:lineRule="auto"/>
         <w:ind w:left="113" w:right="113"/>
+        <w:keepNext/>
+        <w:keepLines/>
         <w:shd w:val="clear" w:fill="F1F5F9"/>
       </w:pPr>
       <w:r>
@@ -10144,6 +11008,8 @@
     </w:p>
     <w:p>
       <w:pPr>
+        <w:keepNext w:val="0"/>
+        <w:keepLines/>
         <w:spacing w:before="0" w:after="80" w:line="312" w:lineRule="auto"/>
         <w:ind w:left="227"/>
       </w:pPr>
@@ -10158,6 +11024,8 @@
     </w:p>
     <w:p>
       <w:pPr>
+        <w:keepNext w:val="0"/>
+        <w:keepLines/>
         <w:spacing w:before="360" w:after="140" w:line="312" w:lineRule="auto"/>
         <w:ind w:left="0"/>
       </w:pPr>
@@ -10174,6 +11042,8 @@
       <w:pPr>
         <w:spacing w:before="300" w:after="100" w:line="300" w:lineRule="auto"/>
         <w:ind w:left="113" w:right="113"/>
+        <w:keepNext/>
+        <w:keepLines/>
         <w:shd w:val="clear" w:fill="F1F5F9"/>
       </w:pPr>
       <w:r>
@@ -10211,6 +11081,9 @@
         <w:gridCol w:w="3249"/>
       </w:tblGrid>
       <w:tr>
+        <w:trPr>
+          <w:cantSplit/>
+        </w:trPr>
         <w:tc>
           <w:tcPr>
             <w:tcW w:type="dxa" w:w="3249"/>
@@ -10269,6 +11142,8 @@
     </w:tbl>
     <w:p>
       <w:pPr>
+        <w:keepNext/>
+        <w:keepLines/>
         <w:spacing w:after="0"/>
       </w:pPr>
       <w:r>
@@ -10279,6 +11154,8 @@
     </w:p>
     <w:p>
       <w:pPr>
+        <w:keepNext w:val="0"/>
+        <w:keepLines/>
         <w:spacing w:before="0" w:after="80" w:line="312" w:lineRule="auto"/>
         <w:ind w:left="227"/>
       </w:pPr>
@@ -10295,6 +11172,8 @@
       <w:pPr>
         <w:spacing w:before="300" w:after="100" w:line="300" w:lineRule="auto"/>
         <w:ind w:left="113" w:right="113"/>
+        <w:keepNext/>
+        <w:keepLines/>
         <w:shd w:val="clear" w:fill="F1F5F9"/>
       </w:pPr>
       <w:r>
@@ -10330,6 +11209,9 @@
         <w:gridCol w:w="9746"/>
       </w:tblGrid>
       <w:tr>
+        <w:trPr>
+          <w:cantSplit/>
+        </w:trPr>
         <w:tc>
           <w:tcPr>
             <w:tcW w:type="dxa" w:w="9746"/>
@@ -10352,6 +11234,8 @@
     </w:tbl>
     <w:p>
       <w:pPr>
+        <w:keepNext/>
+        <w:keepLines/>
         <w:spacing w:after="0"/>
       </w:pPr>
       <w:r>
@@ -10362,6 +11246,8 @@
     </w:p>
     <w:p>
       <w:pPr>
+        <w:keepNext w:val="0"/>
+        <w:keepLines/>
         <w:spacing w:before="0" w:after="80" w:line="312" w:lineRule="auto"/>
         <w:ind w:left="227"/>
       </w:pPr>
@@ -10378,6 +11264,8 @@
       <w:pPr>
         <w:spacing w:before="300" w:after="100" w:line="300" w:lineRule="auto"/>
         <w:ind w:left="113" w:right="113"/>
+        <w:keepNext/>
+        <w:keepLines/>
         <w:shd w:val="clear" w:fill="F1F5F9"/>
       </w:pPr>
       <w:r>
@@ -10407,6 +11295,8 @@
       <w:pPr>
         <w:spacing w:before="0" w:after="120" w:line="276" w:lineRule="auto"/>
         <w:ind w:left="227"/>
+        <w:keepNext/>
+        <w:keepLines/>
         <w:pBdr>
           <w:bottom w:val="single" w:sz="6" w:space="4" w:color="9A9A9A"/>
         </w:pBdr>
@@ -10423,6 +11313,8 @@
       <w:pPr>
         <w:spacing w:before="0" w:after="120" w:line="276" w:lineRule="auto"/>
         <w:ind w:left="227"/>
+        <w:keepNext w:val="0"/>
+        <w:keepLines/>
         <w:pBdr>
           <w:bottom w:val="single" w:sz="6" w:space="4" w:color="9A9A9A"/>
         </w:pBdr>
@@ -10438,6 +11330,8 @@
       <w:pPr>
         <w:spacing w:before="300" w:after="100" w:line="300" w:lineRule="auto"/>
         <w:ind w:left="113" w:right="113"/>
+        <w:keepNext/>
+        <w:keepLines/>
         <w:shd w:val="clear" w:fill="F1F5F9"/>
       </w:pPr>
       <w:r>
@@ -10465,6 +11359,8 @@
     </w:p>
     <w:p>
       <w:pPr>
+        <w:keepNext/>
+        <w:keepLines/>
         <w:spacing w:before="0" w:after="80" w:line="312" w:lineRule="auto"/>
         <w:ind w:left="227"/>
       </w:pPr>
@@ -10479,6 +11375,8 @@
     </w:p>
     <w:p>
       <w:pPr>
+        <w:keepNext w:val="0"/>
+        <w:keepLines/>
         <w:spacing w:before="0" w:after="80" w:line="312" w:lineRule="auto"/>
         <w:ind w:left="227"/>
       </w:pPr>
@@ -10495,6 +11393,8 @@
       <w:pPr>
         <w:spacing w:before="300" w:after="100" w:line="300" w:lineRule="auto"/>
         <w:ind w:left="113" w:right="113"/>
+        <w:keepNext/>
+        <w:keepLines/>
         <w:shd w:val="clear" w:fill="F1F5F9"/>
       </w:pPr>
       <w:r>
@@ -10515,6 +11415,8 @@
     </w:p>
     <w:p>
       <w:pPr>
+        <w:keepNext w:val="0"/>
+        <w:keepLines/>
         <w:spacing w:before="0" w:after="80" w:line="312" w:lineRule="auto"/>
         <w:ind w:left="227"/>
       </w:pPr>
@@ -10529,6 +11431,8 @@
     </w:p>
     <w:p>
       <w:pPr>
+        <w:keepNext w:val="0"/>
+        <w:keepLines/>
         <w:spacing w:before="360" w:after="140" w:line="312" w:lineRule="auto"/>
         <w:ind w:left="0"/>
       </w:pPr>
@@ -10545,6 +11449,8 @@
       <w:pPr>
         <w:spacing w:before="300" w:after="100" w:line="300" w:lineRule="auto"/>
         <w:ind w:left="113" w:right="113"/>
+        <w:keepNext/>
+        <w:keepLines/>
         <w:shd w:val="clear" w:fill="F1F5F9"/>
       </w:pPr>
       <w:r>
@@ -10573,6 +11479,8 @@
     </w:p>
     <w:p>
       <w:pPr>
+        <w:keepNext w:val="0"/>
+        <w:keepLines/>
         <w:spacing w:before="0" w:after="80" w:line="312" w:lineRule="auto"/>
         <w:ind w:left="227"/>
       </w:pPr>
@@ -10589,6 +11497,8 @@
       <w:pPr>
         <w:spacing w:before="300" w:after="100" w:line="300" w:lineRule="auto"/>
         <w:ind w:left="113" w:right="113"/>
+        <w:keepNext/>
+        <w:keepLines/>
         <w:shd w:val="clear" w:fill="F1F5F9"/>
       </w:pPr>
       <w:r>
@@ -10610,6 +11520,8 @@
     </w:p>
     <w:p>
       <w:pPr>
+        <w:keepNext w:val="0"/>
+        <w:keepLines/>
         <w:spacing w:before="0" w:after="80" w:line="312" w:lineRule="auto"/>
         <w:ind w:left="227"/>
       </w:pPr>
@@ -10626,6 +11538,8 @@
       <w:pPr>
         <w:spacing w:before="300" w:after="100" w:line="300" w:lineRule="auto"/>
         <w:ind w:left="113" w:right="113"/>
+        <w:keepNext/>
+        <w:keepLines/>
         <w:shd w:val="clear" w:fill="F1F5F9"/>
       </w:pPr>
       <w:r>
@@ -10647,6 +11561,8 @@
     </w:p>
     <w:p>
       <w:pPr>
+        <w:keepNext w:val="0"/>
+        <w:keepLines/>
         <w:spacing w:before="0" w:after="80" w:line="312" w:lineRule="auto"/>
         <w:ind w:left="227"/>
       </w:pPr>
@@ -10661,6 +11577,8 @@
     </w:p>
     <w:p>
       <w:pPr>
+        <w:keepNext w:val="0"/>
+        <w:keepLines/>
         <w:spacing w:before="360" w:after="140" w:line="312" w:lineRule="auto"/>
         <w:ind w:left="0"/>
       </w:pPr>
@@ -10677,6 +11595,8 @@
       <w:pPr>
         <w:spacing w:before="300" w:after="100" w:line="300" w:lineRule="auto"/>
         <w:ind w:left="113" w:right="113"/>
+        <w:keepNext/>
+        <w:keepLines/>
         <w:shd w:val="clear" w:fill="F1F5F9"/>
       </w:pPr>
       <w:r>
@@ -10705,6 +11625,8 @@
     </w:p>
     <w:p>
       <w:pPr>
+        <w:keepNext/>
+        <w:keepLines/>
         <w:spacing w:before="0" w:after="80" w:line="312" w:lineRule="auto"/>
         <w:ind w:left="227"/>
       </w:pPr>
@@ -10719,6 +11641,8 @@
     </w:p>
     <w:p>
       <w:pPr>
+        <w:keepNext w:val="0"/>
+        <w:keepLines/>
         <w:spacing w:before="0" w:after="80" w:line="312" w:lineRule="auto"/>
         <w:ind w:left="227"/>
       </w:pPr>
@@ -10735,6 +11659,8 @@
       <w:pPr>
         <w:spacing w:before="300" w:after="100" w:line="300" w:lineRule="auto"/>
         <w:ind w:left="113" w:right="113"/>
+        <w:keepNext/>
+        <w:keepLines/>
         <w:shd w:val="clear" w:fill="F1F5F9"/>
       </w:pPr>
       <w:r>
@@ -10765,6 +11691,8 @@
       <w:pPr>
         <w:spacing w:before="0" w:after="120" w:line="276" w:lineRule="auto"/>
         <w:ind w:left="227" w:right="5216"/>
+        <w:keepNext w:val="0"/>
+        <w:keepLines/>
         <w:pBdr>
           <w:bottom w:val="single" w:sz="6" w:space="4" w:color="D9D9D9"/>
         </w:pBdr>
@@ -10780,6 +11708,8 @@
       <w:pPr>
         <w:spacing w:before="300" w:after="100" w:line="300" w:lineRule="auto"/>
         <w:ind w:left="113" w:right="113"/>
+        <w:keepNext/>
+        <w:keepLines/>
         <w:shd w:val="clear" w:fill="F1F5F9"/>
       </w:pPr>
       <w:r>
@@ -10808,6 +11738,8 @@
     </w:p>
     <w:p>
       <w:pPr>
+        <w:keepNext/>
+        <w:keepLines/>
         <w:spacing w:before="0" w:after="80" w:line="312" w:lineRule="auto"/>
         <w:ind w:left="227"/>
       </w:pPr>
@@ -10824,6 +11756,8 @@
       <w:pPr>
         <w:spacing w:before="0" w:after="120" w:line="276" w:lineRule="auto"/>
         <w:ind w:left="227"/>
+        <w:keepNext/>
+        <w:keepLines/>
         <w:pBdr>
           <w:bottom w:val="single" w:sz="6" w:space="4" w:color="D9D9D9"/>
         </w:pBdr>
@@ -10839,6 +11773,8 @@
       <w:pPr>
         <w:spacing w:before="0" w:after="120" w:line="276" w:lineRule="auto"/>
         <w:ind w:left="227"/>
+        <w:keepNext w:val="0"/>
+        <w:keepLines/>
         <w:pBdr>
           <w:bottom w:val="single" w:sz="6" w:space="4" w:color="D9D9D9"/>
         </w:pBdr>
@@ -10852,6 +11788,8 @@
     </w:p>
     <w:p>
       <w:pPr>
+        <w:keepNext/>
+        <w:keepLines/>
         <w:spacing w:before="360" w:after="140" w:line="312" w:lineRule="auto"/>
         <w:ind w:left="0"/>
       </w:pPr>
@@ -10866,6 +11804,8 @@
     </w:p>
     <w:p>
       <w:pPr>
+        <w:keepNext w:val="0"/>
+        <w:keepLines/>
         <w:spacing w:before="0" w:after="80" w:line="312" w:lineRule="auto"/>
         <w:ind w:left="227"/>
       </w:pPr>
@@ -10887,6 +11827,8 @@
       <w:pPr>
         <w:spacing w:before="0" w:after="180" w:line="312" w:lineRule="auto"/>
         <w:ind w:left="0"/>
+        <w:keepNext w:val="0"/>
+        <w:keepLines/>
         <w:pBdr>
           <w:bottom w:val="single" w:sz="12" w:space="4" w:color="1F4E79"/>
         </w:pBdr>
@@ -10902,6 +11844,8 @@
     </w:p>
     <w:p>
       <w:pPr>
+        <w:keepNext/>
+        <w:keepLines/>
         <w:spacing w:before="360" w:after="140" w:line="312" w:lineRule="auto"/>
         <w:ind w:left="0"/>
       </w:pPr>
@@ -10916,6 +11860,8 @@
     </w:p>
     <w:p>
       <w:pPr>
+        <w:keepNext/>
+        <w:keepLines/>
         <w:spacing w:before="0" w:after="80" w:line="312" w:lineRule="auto"/>
         <w:ind w:left="227"/>
       </w:pPr>
@@ -10930,6 +11876,8 @@
     </w:p>
     <w:p>
       <w:pPr>
+        <w:keepNext/>
+        <w:keepLines/>
         <w:spacing w:before="0" w:after="80" w:line="312" w:lineRule="auto"/>
         <w:ind w:left="227"/>
       </w:pPr>
@@ -10944,6 +11892,8 @@
     </w:p>
     <w:p>
       <w:pPr>
+        <w:keepNext/>
+        <w:keepLines/>
         <w:spacing w:before="0" w:after="80" w:line="312" w:lineRule="auto"/>
         <w:ind w:left="227"/>
       </w:pPr>
@@ -10958,6 +11908,8 @@
     </w:p>
     <w:p>
       <w:pPr>
+        <w:keepNext/>
+        <w:keepLines/>
         <w:spacing w:before="0" w:after="80" w:line="312" w:lineRule="auto"/>
         <w:ind w:left="227"/>
       </w:pPr>
@@ -10972,6 +11924,8 @@
     </w:p>
     <w:p>
       <w:pPr>
+        <w:keepNext w:val="0"/>
+        <w:keepLines/>
         <w:spacing w:before="0" w:after="80" w:line="312" w:lineRule="auto"/>
         <w:ind w:left="227"/>
       </w:pPr>
@@ -10986,6 +11940,8 @@
     </w:p>
     <w:p>
       <w:pPr>
+        <w:keepNext/>
+        <w:keepLines/>
         <w:spacing w:before="360" w:after="140" w:line="312" w:lineRule="auto"/>
         <w:ind w:left="0"/>
       </w:pPr>
@@ -11000,6 +11956,8 @@
     </w:p>
     <w:p>
       <w:pPr>
+        <w:keepNext/>
+        <w:keepLines/>
         <w:spacing w:before="0" w:after="80" w:line="312" w:lineRule="auto"/>
         <w:ind w:left="227"/>
       </w:pPr>
@@ -11014,6 +11972,8 @@
     </w:p>
     <w:p>
       <w:pPr>
+        <w:keepNext/>
+        <w:keepLines/>
         <w:spacing w:before="0" w:after="80" w:line="312" w:lineRule="auto"/>
         <w:ind w:left="227"/>
       </w:pPr>
@@ -11028,6 +11988,8 @@
     </w:p>
     <w:p>
       <w:pPr>
+        <w:keepNext/>
+        <w:keepLines/>
         <w:spacing w:before="0" w:after="80" w:line="312" w:lineRule="auto"/>
         <w:ind w:left="227"/>
       </w:pPr>
@@ -11042,6 +12004,8 @@
     </w:p>
     <w:p>
       <w:pPr>
+        <w:keepNext/>
+        <w:keepLines/>
         <w:spacing w:before="0" w:after="80" w:line="312" w:lineRule="auto"/>
         <w:ind w:left="227"/>
       </w:pPr>
@@ -11056,6 +12020,8 @@
     </w:p>
     <w:p>
       <w:pPr>
+        <w:keepNext/>
+        <w:keepLines/>
         <w:spacing w:before="0" w:after="80" w:line="312" w:lineRule="auto"/>
         <w:ind w:left="227"/>
       </w:pPr>
@@ -11070,6 +12036,8 @@
     </w:p>
     <w:p>
       <w:pPr>
+        <w:keepNext/>
+        <w:keepLines/>
         <w:spacing w:before="0" w:after="80" w:line="312" w:lineRule="auto"/>
         <w:ind w:left="227"/>
       </w:pPr>
@@ -11084,6 +12052,8 @@
     </w:p>
     <w:p>
       <w:pPr>
+        <w:keepNext/>
+        <w:keepLines/>
         <w:spacing w:before="0" w:after="80" w:line="312" w:lineRule="auto"/>
         <w:ind w:left="227"/>
       </w:pPr>
@@ -11098,6 +12068,8 @@
     </w:p>
     <w:p>
       <w:pPr>
+        <w:keepNext/>
+        <w:keepLines/>
         <w:spacing w:before="0" w:after="80" w:line="312" w:lineRule="auto"/>
         <w:ind w:left="0"/>
       </w:pPr>
@@ -11127,6 +12099,8 @@
     </w:p>
     <w:p>
       <w:pPr>
+        <w:keepNext w:val="0"/>
+        <w:keepLines/>
         <w:spacing w:before="0" w:after="60" w:line="312" w:lineRule="auto"/>
         <w:ind w:left="340"/>
       </w:pPr>

--- a/ai/docs/Persona_Intake_이준혁.docx
+++ b/ai/docs/Persona_Intake_이준혁.docx
@@ -462,7 +462,7 @@
       <w:pPr>
         <w:spacing w:before="0" w:after="120" w:line="276" w:lineRule="auto"/>
         <w:ind w:left="227"/>
-        <w:keepNext/>
+        <w:keepNext w:val="0"/>
         <w:keepLines/>
         <w:pBdr>
           <w:bottom w:val="single" w:sz="6" w:space="4" w:color="9A9A9A"/>
@@ -477,6 +477,269 @@
     </w:p>
     <w:p>
       <w:pPr>
+        <w:spacing w:before="300" w:after="100" w:line="300" w:lineRule="auto"/>
+        <w:ind w:left="113" w:right="113"/>
+        <w:keepNext/>
+        <w:keepLines/>
+        <w:shd w:val="clear" w:fill="F1F5F9"/>
+      </w:pPr>
+      <w:r>
+        <w:rPr>
+          <w:b/>
+          <w:sz w:val="21"/>
+        </w:rPr>
+        <w:t xml:space="preserve">P1-06  </w:t>
+      </w:r>
+      <w:r>
+        <w:rPr>
+          <w:b/>
+          <w:color w:val="1A1A1A"/>
+          <w:sz w:val="21"/>
+        </w:rPr>
+        <w:t>이 페르소나와 누가 대화하나요?</w:t>
+      </w:r>
+      <w:r>
+        <w:rPr>
+          <w:color w:val="6E6E6E"/>
+          <w:sz w:val="17"/>
+        </w:rPr>
+        <w:t xml:space="preserve">   하나 선택</w:t>
+      </w:r>
+      <w:r>
+        <w:br/>
+      </w:r>
+      <w:r>
+        <w:rPr>
+          <w:b w:val="0"/>
+          <w:color w:val="6E6E6E"/>
+          <w:sz w:val="17"/>
+        </w:rPr>
+        <w:t>가이드: 공개를 고르시면 건강·상속·가족 갈등 같은 민감한 주제가 기본으로 금지됩니다. 주제마다 다시 정할 수 있어요</w:t>
+      </w:r>
+    </w:p>
+    <w:p>
+      <w:pPr>
+        <w:keepNext/>
+        <w:keepLines/>
+        <w:spacing w:before="0" w:after="80" w:line="312" w:lineRule="auto"/>
+        <w:ind w:left="283"/>
+      </w:pPr>
+      <w:r>
+        <w:rPr>
+          <w:b w:val="0"/>
+          <w:color w:val="1A1A1A"/>
+          <w:sz w:val="20"/>
+        </w:rPr>
+        <w:t>□ 나만</w:t>
+      </w:r>
+    </w:p>
+    <w:p>
+      <w:pPr>
+        <w:keepNext/>
+        <w:keepLines/>
+        <w:spacing w:before="0" w:after="80" w:line="312" w:lineRule="auto"/>
+        <w:ind w:left="283"/>
+      </w:pPr>
+      <w:r>
+        <w:rPr>
+          <w:b w:val="0"/>
+          <w:color w:val="1A1A1A"/>
+          <w:sz w:val="20"/>
+        </w:rPr>
+        <w:t>□ 나와 내가 초대한 사람만</w:t>
+      </w:r>
+    </w:p>
+    <w:p>
+      <w:pPr>
+        <w:keepNext w:val="0"/>
+        <w:keepLines/>
+        <w:spacing w:before="0" w:after="80" w:line="312" w:lineRule="auto"/>
+        <w:ind w:left="283"/>
+      </w:pPr>
+      <w:r>
+        <w:rPr>
+          <w:b w:val="0"/>
+          <w:color w:val="1A1A1A"/>
+          <w:sz w:val="20"/>
+        </w:rPr>
+        <w:t>■ 공개 (불특정 다수)</w:t>
+      </w:r>
+    </w:p>
+    <w:p>
+      <w:pPr>
+        <w:spacing w:before="300" w:after="100" w:line="300" w:lineRule="auto"/>
+        <w:ind w:left="113" w:right="113"/>
+        <w:keepNext/>
+        <w:keepLines/>
+        <w:shd w:val="clear" w:fill="F1F5F9"/>
+      </w:pPr>
+      <w:r>
+        <w:rPr>
+          <w:b/>
+          <w:color w:val="B4B4B4"/>
+          <w:sz w:val="21"/>
+        </w:rPr>
+        <w:t xml:space="preserve">P1-07A  </w:t>
+      </w:r>
+      <w:r>
+        <w:rPr>
+          <w:b/>
+          <w:color w:val="B4B4B4"/>
+          <w:sz w:val="21"/>
+        </w:rPr>
+        <w:t>(P1-06에서 "나만" 또는 "나와 내가 초대한 사람만"을 고르셨다면) 페르소나가 나를 뭐라고 부를까요?</w:t>
+      </w:r>
+      <w:r>
+        <w:rPr>
+          <w:color w:val="B4B4B4"/>
+          <w:sz w:val="17"/>
+        </w:rPr>
+        <w:t xml:space="preserve">   단답 15자</w:t>
+      </w:r>
+      <w:r>
+        <w:br/>
+      </w:r>
+      <w:r>
+        <w:rPr>
+          <w:b w:val="0"/>
+          <w:color w:val="B4B4B4"/>
+          <w:sz w:val="17"/>
+        </w:rPr>
+        <w:t>예: 준혁이 / 우리 딸 / 종서야</w:t>
+      </w:r>
+      <w:r>
+        <w:br/>
+      </w:r>
+      <w:r>
+        <w:rPr>
+          <w:b w:val="0"/>
+          <w:color w:val="B4B4B4"/>
+          <w:sz w:val="17"/>
+        </w:rPr>
+        <w:t>가이드: 나 한 명분만 적어주세요</w:t>
+      </w:r>
+    </w:p>
+    <w:p>
+      <w:pPr>
+        <w:spacing w:before="0" w:after="120" w:line="276" w:lineRule="auto"/>
+        <w:ind w:left="227" w:right="5216"/>
+        <w:keepNext w:val="0"/>
+        <w:keepLines/>
+        <w:pBdr>
+          <w:bottom w:val="single" w:sz="6" w:space="4" w:color="D9D9D9"/>
+        </w:pBdr>
+      </w:pPr>
+      <w:r>
+        <w:rPr>
+          <w:sz w:val="20"/>
+        </w:rPr>
+        <w:t xml:space="preserve"> </w:t>
+      </w:r>
+    </w:p>
+    <w:p>
+      <w:pPr>
+        <w:spacing w:before="300" w:after="100" w:line="300" w:lineRule="auto"/>
+        <w:ind w:left="113" w:right="113"/>
+        <w:keepNext/>
+        <w:keepLines/>
+        <w:shd w:val="clear" w:fill="F1F5F9"/>
+      </w:pPr>
+      <w:r>
+        <w:rPr>
+          <w:b/>
+          <w:sz w:val="21"/>
+        </w:rPr>
+        <w:t xml:space="preserve">P1-07B  </w:t>
+      </w:r>
+      <w:r>
+        <w:rPr>
+          <w:b/>
+          <w:color w:val="1A1A1A"/>
+          <w:sz w:val="21"/>
+        </w:rPr>
+        <w:t>(P1-06에서 "공개"를 고르셨다면) 페르소나가 방문자를 뭐라고 부를까요?</w:t>
+      </w:r>
+      <w:r>
+        <w:rPr>
+          <w:color w:val="6E6E6E"/>
+          <w:sz w:val="17"/>
+        </w:rPr>
+        <w:t xml:space="preserve">   단답 15자</w:t>
+      </w:r>
+      <w:r>
+        <w:br/>
+      </w:r>
+      <w:r>
+        <w:rPr>
+          <w:b w:val="0"/>
+          <w:color w:val="B03A2B"/>
+          <w:sz w:val="17"/>
+        </w:rPr>
+        <w:t>예: ○○님 / 손님</w:t>
+      </w:r>
+    </w:p>
+    <w:p>
+      <w:pPr>
+        <w:spacing w:before="0" w:after="120" w:line="276" w:lineRule="auto"/>
+        <w:ind w:left="227" w:right="5216"/>
+        <w:keepNext w:val="0"/>
+        <w:keepLines/>
+        <w:pBdr>
+          <w:bottom w:val="single" w:sz="6" w:space="4" w:color="9A9A9A"/>
+        </w:pBdr>
+      </w:pPr>
+      <w:r>
+        <w:rPr>
+          <w:color w:val="1A1A1A"/>
+          <w:sz w:val="20"/>
+        </w:rPr>
+        <w:t>○○님</w:t>
+      </w:r>
+    </w:p>
+    <w:p>
+      <w:pPr>
+        <w:spacing w:before="300" w:after="100" w:line="300" w:lineRule="auto"/>
+        <w:ind w:left="113" w:right="113"/>
+        <w:keepNext/>
+        <w:keepLines/>
+        <w:shd w:val="clear" w:fill="F1F5F9"/>
+      </w:pPr>
+      <w:r>
+        <w:rPr>
+          <w:b/>
+          <w:sz w:val="21"/>
+        </w:rPr>
+        <w:t xml:space="preserve">P1-07C  </w:t>
+      </w:r>
+      <w:r>
+        <w:rPr>
+          <w:b/>
+          <w:color w:val="1A1A1A"/>
+          <w:sz w:val="21"/>
+        </w:rPr>
+        <w:t>(P1-06에서 "공개"를 고르셨다면) 방문자를 어떤 느낌으로 대했으면 하나요?</w:t>
+      </w:r>
+      <w:r>
+        <w:rPr>
+          <w:color w:val="6E6E6E"/>
+          <w:sz w:val="17"/>
+        </w:rPr>
+        <w:t xml:space="preserve">   서술 1~2문장 · 선택</w:t>
+      </w:r>
+      <w:r>
+        <w:br/>
+      </w:r>
+      <w:r>
+        <w:rPr>
+          <w:b w:val="0"/>
+          <w:color w:val="B03A2B"/>
+          <w:sz w:val="17"/>
+        </w:rPr>
+        <w:t>예: "정중하지만 딱딱하지 않게, 편안하게 설명해주는 느낌"</w:t>
+      </w:r>
+    </w:p>
+    <w:p>
+      <w:pPr>
         <w:spacing w:before="0" w:after="120" w:line="276" w:lineRule="auto"/>
         <w:ind w:left="227"/>
         <w:keepNext w:val="0"/>
@@ -487,307 +750,10 @@
       </w:pPr>
       <w:r>
         <w:rPr>
-          <w:sz w:val="20"/>
-        </w:rPr>
-        <w:t xml:space="preserve"> </w:t>
-      </w:r>
-    </w:p>
-    <w:p>
-      <w:pPr>
-        <w:spacing w:before="300" w:after="100" w:line="300" w:lineRule="auto"/>
-        <w:ind w:left="113" w:right="113"/>
-        <w:keepNext/>
-        <w:keepLines/>
-        <w:shd w:val="clear" w:fill="F1F5F9"/>
-      </w:pPr>
-      <w:r>
-        <w:rPr>
-          <w:b/>
-          <w:sz w:val="21"/>
-        </w:rPr>
-        <w:t xml:space="preserve">P1-06  </w:t>
-      </w:r>
-      <w:r>
-        <w:rPr>
-          <w:b/>
-          <w:color w:val="1A1A1A"/>
-          <w:sz w:val="21"/>
-        </w:rPr>
-        <w:t>이 페르소나와 누가 대화하나요?</w:t>
-      </w:r>
-      <w:r>
-        <w:rPr>
-          <w:color w:val="6E6E6E"/>
-          <w:sz w:val="17"/>
-        </w:rPr>
-        <w:t xml:space="preserve">   하나 선택</w:t>
-      </w:r>
-      <w:r>
-        <w:br/>
-      </w:r>
-      <w:r>
-        <w:rPr>
-          <w:b w:val="0"/>
-          <w:color w:val="6E6E6E"/>
-          <w:sz w:val="17"/>
-        </w:rPr>
-        <w:t>가이드: 공개를 고르시면 건강·상속·가족 갈등 같은 민감한 주제가 기본으로 금지됩니다. 주제마다 다시 정할 수 있어요</w:t>
-      </w:r>
-    </w:p>
-    <w:p>
-      <w:pPr>
-        <w:keepNext/>
-        <w:keepLines/>
-        <w:spacing w:before="0" w:after="80" w:line="312" w:lineRule="auto"/>
-        <w:ind w:left="283"/>
-      </w:pPr>
-      <w:r>
-        <w:rPr>
-          <w:b w:val="0"/>
           <w:color w:val="1A1A1A"/>
           <w:sz w:val="20"/>
         </w:rPr>
-        <w:t>□ 나만</w:t>
-      </w:r>
-    </w:p>
-    <w:p>
-      <w:pPr>
-        <w:keepNext/>
-        <w:keepLines/>
-        <w:spacing w:before="0" w:after="80" w:line="312" w:lineRule="auto"/>
-        <w:ind w:left="283"/>
-      </w:pPr>
-      <w:r>
-        <w:rPr>
-          <w:b w:val="0"/>
-          <w:color w:val="1A1A1A"/>
-          <w:sz w:val="20"/>
-        </w:rPr>
-        <w:t>□ 나와 내가 초대한 사람만</w:t>
-      </w:r>
-    </w:p>
-    <w:p>
-      <w:pPr>
-        <w:keepNext w:val="0"/>
-        <w:keepLines/>
-        <w:spacing w:before="0" w:after="80" w:line="312" w:lineRule="auto"/>
-        <w:ind w:left="283"/>
-      </w:pPr>
-      <w:r>
-        <w:rPr>
-          <w:b w:val="0"/>
-          <w:color w:val="1A1A1A"/>
-          <w:sz w:val="20"/>
-        </w:rPr>
-        <w:t>■ 공개 (불특정 다수)</w:t>
-      </w:r>
-    </w:p>
-    <w:p>
-      <w:pPr>
-        <w:spacing w:before="300" w:after="100" w:line="300" w:lineRule="auto"/>
-        <w:ind w:left="113" w:right="113"/>
-        <w:keepNext/>
-        <w:keepLines/>
-        <w:shd w:val="clear" w:fill="F1F5F9"/>
-      </w:pPr>
-      <w:r>
-        <w:rPr>
-          <w:b/>
-          <w:color w:val="B4B4B4"/>
-          <w:sz w:val="21"/>
-        </w:rPr>
-        <w:t xml:space="preserve">P1-07A  </w:t>
-      </w:r>
-      <w:r>
-        <w:rPr>
-          <w:b/>
-          <w:color w:val="B4B4B4"/>
-          <w:sz w:val="21"/>
-        </w:rPr>
-        <w:t>(P1-06에서 "나만" 또는 "나와 내가 초대한 사람만"을 고르셨다면) 페르소나가 나를 뭐라고 부를까요?</w:t>
-      </w:r>
-      <w:r>
-        <w:rPr>
-          <w:color w:val="B4B4B4"/>
-          <w:sz w:val="17"/>
-        </w:rPr>
-        <w:t xml:space="preserve">   단답 15자</w:t>
-      </w:r>
-      <w:r>
-        <w:br/>
-      </w:r>
-      <w:r>
-        <w:rPr>
-          <w:b w:val="0"/>
-          <w:color w:val="B4B4B4"/>
-          <w:sz w:val="17"/>
-        </w:rPr>
-        <w:t>예: 준혁이 / 우리 딸 / 종서야</w:t>
-      </w:r>
-      <w:r>
-        <w:br/>
-      </w:r>
-      <w:r>
-        <w:rPr>
-          <w:b w:val="0"/>
-          <w:color w:val="B4B4B4"/>
-          <w:sz w:val="17"/>
-        </w:rPr>
-        <w:t>가이드: 나 한 명분만 적어주세요</w:t>
-      </w:r>
-    </w:p>
-    <w:p>
-      <w:pPr>
-        <w:spacing w:before="0" w:after="120" w:line="276" w:lineRule="auto"/>
-        <w:ind w:left="227" w:right="5216"/>
-        <w:keepNext w:val="0"/>
-        <w:keepLines/>
-        <w:pBdr>
-          <w:bottom w:val="single" w:sz="6" w:space="4" w:color="D9D9D9"/>
-        </w:pBdr>
-      </w:pPr>
-      <w:r>
-        <w:rPr>
-          <w:sz w:val="20"/>
-        </w:rPr>
-        <w:t xml:space="preserve"> </w:t>
-      </w:r>
-    </w:p>
-    <w:p>
-      <w:pPr>
-        <w:spacing w:before="300" w:after="100" w:line="300" w:lineRule="auto"/>
-        <w:ind w:left="113" w:right="113"/>
-        <w:keepNext/>
-        <w:keepLines/>
-        <w:shd w:val="clear" w:fill="F1F5F9"/>
-      </w:pPr>
-      <w:r>
-        <w:rPr>
-          <w:b/>
-          <w:sz w:val="21"/>
-        </w:rPr>
-        <w:t xml:space="preserve">P1-07B  </w:t>
-      </w:r>
-      <w:r>
-        <w:rPr>
-          <w:b/>
-          <w:color w:val="1A1A1A"/>
-          <w:sz w:val="21"/>
-        </w:rPr>
-        <w:t>(P1-06에서 "공개"를 고르셨다면) 페르소나가 방문자를 뭐라고 부를까요?</w:t>
-      </w:r>
-      <w:r>
-        <w:rPr>
-          <w:color w:val="6E6E6E"/>
-          <w:sz w:val="17"/>
-        </w:rPr>
-        <w:t xml:space="preserve">   단답 15자</w:t>
-      </w:r>
-      <w:r>
-        <w:br/>
-      </w:r>
-      <w:r>
-        <w:rPr>
-          <w:b w:val="0"/>
-          <w:color w:val="B03A2B"/>
-          <w:sz w:val="17"/>
-        </w:rPr>
-        <w:t>예: ○○님 / 손님</w:t>
-      </w:r>
-    </w:p>
-    <w:p>
-      <w:pPr>
-        <w:spacing w:before="0" w:after="120" w:line="276" w:lineRule="auto"/>
-        <w:ind w:left="227" w:right="5216"/>
-        <w:keepNext w:val="0"/>
-        <w:keepLines/>
-        <w:pBdr>
-          <w:bottom w:val="single" w:sz="6" w:space="4" w:color="9A9A9A"/>
-        </w:pBdr>
-      </w:pPr>
-      <w:r>
-        <w:rPr>
-          <w:color w:val="1A1A1A"/>
-          <w:sz w:val="20"/>
-        </w:rPr>
-        <w:t>○○님</w:t>
-      </w:r>
-    </w:p>
-    <w:p>
-      <w:pPr>
-        <w:spacing w:before="300" w:after="100" w:line="300" w:lineRule="auto"/>
-        <w:ind w:left="113" w:right="113"/>
-        <w:keepNext/>
-        <w:keepLines/>
-        <w:shd w:val="clear" w:fill="F1F5F9"/>
-      </w:pPr>
-      <w:r>
-        <w:rPr>
-          <w:b/>
-          <w:sz w:val="21"/>
-        </w:rPr>
-        <w:t xml:space="preserve">P1-07C  </w:t>
-      </w:r>
-      <w:r>
-        <w:rPr>
-          <w:b/>
-          <w:color w:val="1A1A1A"/>
-          <w:sz w:val="21"/>
-        </w:rPr>
-        <w:t>(P1-06에서 "공개"를 고르셨다면) 방문자를 어떤 느낌으로 대했으면 하나요?</w:t>
-      </w:r>
-      <w:r>
-        <w:rPr>
-          <w:color w:val="6E6E6E"/>
-          <w:sz w:val="17"/>
-        </w:rPr>
-        <w:t xml:space="preserve">   서술 1~2문장 · 선택</w:t>
-      </w:r>
-      <w:r>
-        <w:br/>
-      </w:r>
-      <w:r>
-        <w:rPr>
-          <w:b w:val="0"/>
-          <w:color w:val="B03A2B"/>
-          <w:sz w:val="17"/>
-        </w:rPr>
-        <w:t>예: "정중하지만 딱딱하지 않게, 편안하게 설명해주는 느낌"</w:t>
-      </w:r>
-    </w:p>
-    <w:p>
-      <w:pPr>
-        <w:spacing w:before="0" w:after="120" w:line="276" w:lineRule="auto"/>
-        <w:ind w:left="227"/>
-        <w:keepNext/>
-        <w:keepLines/>
-        <w:pBdr>
-          <w:bottom w:val="single" w:sz="6" w:space="4" w:color="9A9A9A"/>
-        </w:pBdr>
-      </w:pPr>
-      <w:r>
-        <w:rPr>
-          <w:color w:val="1A1A1A"/>
-          <w:sz w:val="20"/>
-        </w:rPr>
         <w:t>정중하되 딱딱하지 않게, 편안하게 설명해주는 느낌으로 대했으면 합니다. 존댓말이 기본입니다.</w:t>
-      </w:r>
-    </w:p>
-    <w:p>
-      <w:pPr>
-        <w:spacing w:before="0" w:after="120" w:line="276" w:lineRule="auto"/>
-        <w:ind w:left="227"/>
-        <w:keepNext w:val="0"/>
-        <w:keepLines/>
-        <w:pBdr>
-          <w:bottom w:val="single" w:sz="6" w:space="4" w:color="9A9A9A"/>
-        </w:pBdr>
-      </w:pPr>
-      <w:r>
-        <w:rPr>
-          <w:sz w:val="20"/>
-        </w:rPr>
-        <w:t xml:space="preserve"> </w:t>
       </w:r>
     </w:p>
     <w:p>
@@ -1474,7 +1440,7 @@
       <w:pPr>
         <w:spacing w:before="0" w:after="120" w:line="276" w:lineRule="auto"/>
         <w:ind w:left="227"/>
-        <w:keepNext/>
+        <w:keepNext w:val="0"/>
         <w:keepLines/>
         <w:pBdr>
           <w:bottom w:val="single" w:sz="6" w:space="4" w:color="9A9A9A"/>
@@ -1490,6 +1456,191 @@
     </w:p>
     <w:p>
       <w:pPr>
+        <w:spacing w:before="300" w:after="100" w:line="300" w:lineRule="auto"/>
+        <w:ind w:left="113" w:right="113"/>
+        <w:keepNext/>
+        <w:keepLines/>
+        <w:shd w:val="clear" w:fill="F1F5F9"/>
+      </w:pPr>
+      <w:r>
+        <w:rPr>
+          <w:b/>
+          <w:sz w:val="21"/>
+        </w:rPr>
+        <w:t xml:space="preserve">C6-a  </w:t>
+      </w:r>
+      <w:r>
+        <w:rPr>
+          <w:b/>
+          <w:color w:val="1A1A1A"/>
+          <w:sz w:val="21"/>
+        </w:rPr>
+        <w:t>사랑하는 사람에게 마음을 어떻게 표현하셨어요?</w:t>
+      </w:r>
+      <w:r>
+        <w:rPr>
+          <w:color w:val="6E6E6E"/>
+          <w:sz w:val="17"/>
+        </w:rPr>
+        <w:t xml:space="preserve">   최대 3개</w:t>
+      </w:r>
+    </w:p>
+    <w:p>
+      <w:pPr>
+        <w:keepNext/>
+        <w:keepLines/>
+        <w:spacing w:before="0" w:after="80" w:line="312" w:lineRule="auto"/>
+        <w:ind w:left="283"/>
+      </w:pPr>
+      <w:r>
+        <w:rPr>
+          <w:b w:val="0"/>
+          <w:color w:val="1A1A1A"/>
+          <w:sz w:val="20"/>
+        </w:rPr>
+        <w:t>□ ① "사랑한다", "고맙다" 같은 말로 직접</w:t>
+      </w:r>
+    </w:p>
+    <w:p>
+      <w:pPr>
+        <w:keepNext/>
+        <w:keepLines/>
+        <w:spacing w:before="0" w:after="80" w:line="312" w:lineRule="auto"/>
+        <w:ind w:left="283"/>
+      </w:pPr>
+      <w:r>
+        <w:rPr>
+          <w:b w:val="0"/>
+          <w:color w:val="1A1A1A"/>
+          <w:sz w:val="20"/>
+        </w:rPr>
+        <w:t>□ ② 음식·밥을 챙겨서</w:t>
+      </w:r>
+    </w:p>
+    <w:p>
+      <w:pPr>
+        <w:keepNext/>
+        <w:keepLines/>
+        <w:spacing w:before="0" w:after="80" w:line="312" w:lineRule="auto"/>
+        <w:ind w:left="283"/>
+      </w:pPr>
+      <w:r>
+        <w:rPr>
+          <w:b w:val="0"/>
+          <w:color w:val="1A1A1A"/>
+          <w:sz w:val="20"/>
+        </w:rPr>
+        <w:t>□ ③ 용돈·선물·물건을 챙겨서</w:t>
+      </w:r>
+    </w:p>
+    <w:p>
+      <w:pPr>
+        <w:keepNext/>
+        <w:keepLines/>
+        <w:spacing w:before="0" w:after="80" w:line="312" w:lineRule="auto"/>
+        <w:ind w:left="283"/>
+      </w:pPr>
+      <w:r>
+        <w:rPr>
+          <w:b w:val="0"/>
+          <w:color w:val="1A1A1A"/>
+          <w:sz w:val="20"/>
+        </w:rPr>
+        <w:t>□ ④ 건강·안부를 걱정하는 말로</w:t>
+      </w:r>
+    </w:p>
+    <w:p>
+      <w:pPr>
+        <w:keepNext/>
+        <w:keepLines/>
+        <w:spacing w:before="0" w:after="80" w:line="312" w:lineRule="auto"/>
+        <w:ind w:left="283"/>
+      </w:pPr>
+      <w:r>
+        <w:rPr>
+          <w:b w:val="0"/>
+          <w:color w:val="1A1A1A"/>
+          <w:sz w:val="20"/>
+        </w:rPr>
+        <w:t>■ ⑤ 함께 시간을 보내고 일상 이야기를 나누며</w:t>
+      </w:r>
+    </w:p>
+    <w:p>
+      <w:pPr>
+        <w:keepNext/>
+        <w:keepLines/>
+        <w:spacing w:before="0" w:after="80" w:line="312" w:lineRule="auto"/>
+        <w:ind w:left="283"/>
+      </w:pPr>
+      <w:r>
+        <w:rPr>
+          <w:b w:val="0"/>
+          <w:color w:val="1A1A1A"/>
+          <w:sz w:val="20"/>
+        </w:rPr>
+        <w:t>■ ⑥ 잘 표현하지 않는 편</w:t>
+      </w:r>
+    </w:p>
+    <w:p>
+      <w:pPr>
+        <w:keepNext w:val="0"/>
+        <w:keepLines/>
+        <w:spacing w:before="0" w:after="80" w:line="312" w:lineRule="auto"/>
+        <w:ind w:left="283"/>
+      </w:pPr>
+      <w:r>
+        <w:rPr>
+          <w:b w:val="0"/>
+          <w:color w:val="1A1A1A"/>
+          <w:sz w:val="20"/>
+        </w:rPr>
+        <w:t>□ ⑦ 직접 입력</w:t>
+      </w:r>
+    </w:p>
+    <w:p>
+      <w:pPr>
+        <w:spacing w:before="300" w:after="100" w:line="300" w:lineRule="auto"/>
+        <w:ind w:left="113" w:right="113"/>
+        <w:keepNext/>
+        <w:keepLines/>
+        <w:shd w:val="clear" w:fill="F1F5F9"/>
+      </w:pPr>
+      <w:r>
+        <w:rPr>
+          <w:b/>
+          <w:sz w:val="21"/>
+        </w:rPr>
+        <w:t xml:space="preserve">C6-b  </w:t>
+      </w:r>
+      <w:r>
+        <w:rPr>
+          <w:b/>
+          <w:color w:val="1A1A1A"/>
+          <w:sz w:val="21"/>
+        </w:rPr>
+        <w:t>그렇게 표현했던 장면 하나를 들려주세요.</w:t>
+      </w:r>
+      <w:r>
+        <w:rPr>
+          <w:color w:val="6E6E6E"/>
+          <w:sz w:val="17"/>
+        </w:rPr>
+        <w:t xml:space="preserve">   서술 1~3문장 · 200자 · 선택</w:t>
+      </w:r>
+      <w:r>
+        <w:br/>
+      </w:r>
+      <w:r>
+        <w:rPr>
+          <w:b w:val="0"/>
+          <w:color w:val="B03A2B"/>
+          <w:sz w:val="17"/>
+        </w:rPr>
+        <w:t>예: "매운 걸 못 먹는 손주를 위해 김치를 따로 안 맵게 담그셨어요."</w:t>
+      </w:r>
+    </w:p>
+    <w:p>
+      <w:pPr>
         <w:spacing w:before="0" w:after="120" w:line="276" w:lineRule="auto"/>
         <w:ind w:left="227"/>
         <w:keepNext w:val="0"/>
@@ -1500,229 +1651,10 @@
       </w:pPr>
       <w:r>
         <w:rPr>
-          <w:sz w:val="20"/>
-        </w:rPr>
-        <w:t xml:space="preserve"> </w:t>
-      </w:r>
-    </w:p>
-    <w:p>
-      <w:pPr>
-        <w:spacing w:before="300" w:after="100" w:line="300" w:lineRule="auto"/>
-        <w:ind w:left="113" w:right="113"/>
-        <w:keepNext/>
-        <w:keepLines/>
-        <w:shd w:val="clear" w:fill="F1F5F9"/>
-      </w:pPr>
-      <w:r>
-        <w:rPr>
-          <w:b/>
-          <w:sz w:val="21"/>
-        </w:rPr>
-        <w:t xml:space="preserve">C6-a  </w:t>
-      </w:r>
-      <w:r>
-        <w:rPr>
-          <w:b/>
-          <w:color w:val="1A1A1A"/>
-          <w:sz w:val="21"/>
-        </w:rPr>
-        <w:t>사랑하는 사람에게 마음을 어떻게 표현하셨어요?</w:t>
-      </w:r>
-      <w:r>
-        <w:rPr>
-          <w:color w:val="6E6E6E"/>
-          <w:sz w:val="17"/>
-        </w:rPr>
-        <w:t xml:space="preserve">   최대 3개</w:t>
-      </w:r>
-    </w:p>
-    <w:p>
-      <w:pPr>
-        <w:keepNext/>
-        <w:keepLines/>
-        <w:spacing w:before="0" w:after="80" w:line="312" w:lineRule="auto"/>
-        <w:ind w:left="283"/>
-      </w:pPr>
-      <w:r>
-        <w:rPr>
-          <w:b w:val="0"/>
           <w:color w:val="1A1A1A"/>
           <w:sz w:val="20"/>
         </w:rPr>
-        <w:t>□ ① "사랑한다", "고맙다" 같은 말로 직접</w:t>
-      </w:r>
-    </w:p>
-    <w:p>
-      <w:pPr>
-        <w:keepNext/>
-        <w:keepLines/>
-        <w:spacing w:before="0" w:after="80" w:line="312" w:lineRule="auto"/>
-        <w:ind w:left="283"/>
-      </w:pPr>
-      <w:r>
-        <w:rPr>
-          <w:b w:val="0"/>
-          <w:color w:val="1A1A1A"/>
-          <w:sz w:val="20"/>
-        </w:rPr>
-        <w:t>□ ② 음식·밥을 챙겨서</w:t>
-      </w:r>
-    </w:p>
-    <w:p>
-      <w:pPr>
-        <w:keepNext/>
-        <w:keepLines/>
-        <w:spacing w:before="0" w:after="80" w:line="312" w:lineRule="auto"/>
-        <w:ind w:left="283"/>
-      </w:pPr>
-      <w:r>
-        <w:rPr>
-          <w:b w:val="0"/>
-          <w:color w:val="1A1A1A"/>
-          <w:sz w:val="20"/>
-        </w:rPr>
-        <w:t>□ ③ 용돈·선물·물건을 챙겨서</w:t>
-      </w:r>
-    </w:p>
-    <w:p>
-      <w:pPr>
-        <w:keepNext/>
-        <w:keepLines/>
-        <w:spacing w:before="0" w:after="80" w:line="312" w:lineRule="auto"/>
-        <w:ind w:left="283"/>
-      </w:pPr>
-      <w:r>
-        <w:rPr>
-          <w:b w:val="0"/>
-          <w:color w:val="1A1A1A"/>
-          <w:sz w:val="20"/>
-        </w:rPr>
-        <w:t>□ ④ 건강·안부를 걱정하는 말로</w:t>
-      </w:r>
-    </w:p>
-    <w:p>
-      <w:pPr>
-        <w:keepNext/>
-        <w:keepLines/>
-        <w:spacing w:before="0" w:after="80" w:line="312" w:lineRule="auto"/>
-        <w:ind w:left="283"/>
-      </w:pPr>
-      <w:r>
-        <w:rPr>
-          <w:b w:val="0"/>
-          <w:color w:val="1A1A1A"/>
-          <w:sz w:val="20"/>
-        </w:rPr>
-        <w:t>■ ⑤ 함께 시간을 보내고 일상 이야기를 나누며</w:t>
-      </w:r>
-    </w:p>
-    <w:p>
-      <w:pPr>
-        <w:keepNext/>
-        <w:keepLines/>
-        <w:spacing w:before="0" w:after="80" w:line="312" w:lineRule="auto"/>
-        <w:ind w:left="283"/>
-      </w:pPr>
-      <w:r>
-        <w:rPr>
-          <w:b w:val="0"/>
-          <w:color w:val="1A1A1A"/>
-          <w:sz w:val="20"/>
-        </w:rPr>
-        <w:t>■ ⑥ 잘 표현하지 않는 편</w:t>
-      </w:r>
-    </w:p>
-    <w:p>
-      <w:pPr>
-        <w:keepNext w:val="0"/>
-        <w:keepLines/>
-        <w:spacing w:before="0" w:after="80" w:line="312" w:lineRule="auto"/>
-        <w:ind w:left="283"/>
-      </w:pPr>
-      <w:r>
-        <w:rPr>
-          <w:b w:val="0"/>
-          <w:color w:val="1A1A1A"/>
-          <w:sz w:val="20"/>
-        </w:rPr>
-        <w:t>□ ⑦ 직접 입력</w:t>
-      </w:r>
-    </w:p>
-    <w:p>
-      <w:pPr>
-        <w:spacing w:before="300" w:after="100" w:line="300" w:lineRule="auto"/>
-        <w:ind w:left="113" w:right="113"/>
-        <w:keepNext/>
-        <w:keepLines/>
-        <w:shd w:val="clear" w:fill="F1F5F9"/>
-      </w:pPr>
-      <w:r>
-        <w:rPr>
-          <w:b/>
-          <w:sz w:val="21"/>
-        </w:rPr>
-        <w:t xml:space="preserve">C6-b  </w:t>
-      </w:r>
-      <w:r>
-        <w:rPr>
-          <w:b/>
-          <w:color w:val="1A1A1A"/>
-          <w:sz w:val="21"/>
-        </w:rPr>
-        <w:t>그렇게 표현했던 장면 하나를 들려주세요.</w:t>
-      </w:r>
-      <w:r>
-        <w:rPr>
-          <w:color w:val="6E6E6E"/>
-          <w:sz w:val="17"/>
-        </w:rPr>
-        <w:t xml:space="preserve">   서술 1~3문장 · 200자 · 선택</w:t>
-      </w:r>
-      <w:r>
-        <w:br/>
-      </w:r>
-      <w:r>
-        <w:rPr>
-          <w:b w:val="0"/>
-          <w:color w:val="B03A2B"/>
-          <w:sz w:val="17"/>
-        </w:rPr>
-        <w:t>예: "매운 걸 못 먹는 손주를 위해 김치를 따로 안 맵게 담그셨어요."</w:t>
-      </w:r>
-    </w:p>
-    <w:p>
-      <w:pPr>
-        <w:spacing w:before="0" w:after="120" w:line="276" w:lineRule="auto"/>
-        <w:ind w:left="227"/>
-        <w:keepNext/>
-        <w:keepLines/>
-        <w:pBdr>
-          <w:bottom w:val="single" w:sz="6" w:space="4" w:color="9A9A9A"/>
-        </w:pBdr>
-      </w:pPr>
-      <w:r>
-        <w:rPr>
-          <w:color w:val="1A1A1A"/>
-          <w:sz w:val="20"/>
-        </w:rPr>
         <w:t>직접 말하기보다 옆에 가서 요즘 뭐 하는지, 앞으로 뭘 할 건지 일상과 미래 이야기를 나누는 걸로 표현해요.</w:t>
-      </w:r>
-    </w:p>
-    <w:p>
-      <w:pPr>
-        <w:spacing w:before="0" w:after="120" w:line="276" w:lineRule="auto"/>
-        <w:ind w:left="227"/>
-        <w:keepNext w:val="0"/>
-        <w:keepLines/>
-        <w:pBdr>
-          <w:bottom w:val="single" w:sz="6" w:space="4" w:color="9A9A9A"/>
-        </w:pBdr>
-      </w:pPr>
-      <w:r>
-        <w:rPr>
-          <w:sz w:val="20"/>
-        </w:rPr>
-        <w:t xml:space="preserve"> </w:t>
       </w:r>
     </w:p>
     <w:p>
@@ -3178,7 +3110,7 @@
       <w:pPr>
         <w:spacing w:before="0" w:after="120" w:line="276" w:lineRule="auto"/>
         <w:ind w:left="227"/>
-        <w:keepNext/>
+        <w:keepNext w:val="0"/>
         <w:keepLines/>
         <w:pBdr>
           <w:bottom w:val="single" w:sz="6" w:space="4" w:color="9A9A9A"/>
@@ -3193,6 +3125,48 @@
     </w:p>
     <w:p>
       <w:pPr>
+        <w:spacing w:before="300" w:after="100" w:line="300" w:lineRule="auto"/>
+        <w:ind w:left="113" w:right="113"/>
+        <w:keepNext/>
+        <w:keepLines/>
+        <w:shd w:val="clear" w:fill="F1F5F9"/>
+      </w:pPr>
+      <w:r>
+        <w:rPr>
+          <w:b/>
+          <w:sz w:val="21"/>
+        </w:rPr>
+        <w:t xml:space="preserve">M1-02  </w:t>
+      </w:r>
+      <w:r>
+        <w:rPr>
+          <w:b/>
+          <w:color w:val="1A1A1A"/>
+          <w:sz w:val="21"/>
+        </w:rPr>
+        <w:t>자란 동네와 그때 살던 집을 떠올리면 어떤 장면이 먼저 떠오르나요?</w:t>
+      </w:r>
+      <w:r>
+        <w:rPr>
+          <w:color w:val="6E6E6E"/>
+          <w:sz w:val="17"/>
+        </w:rPr>
+        <w:t xml:space="preserve">   서술 2~4문장</w:t>
+      </w:r>
+      <w:r>
+        <w:br/>
+      </w:r>
+      <w:r>
+        <w:rPr>
+          <w:b w:val="0"/>
+          <w:color w:val="6E6E6E"/>
+          <w:sz w:val="17"/>
+        </w:rPr>
+        <w:t>가이드: 장면 하나를 그림처럼. 누가 있었고, 무엇을 하고 있었는지</w:t>
+      </w:r>
+    </w:p>
+    <w:p>
+      <w:pPr>
         <w:spacing w:before="0" w:after="120" w:line="276" w:lineRule="auto"/>
         <w:ind w:left="227"/>
         <w:keepNext w:val="0"/>
@@ -3203,86 +3177,10 @@
       </w:pPr>
       <w:r>
         <w:rPr>
-          <w:sz w:val="20"/>
-        </w:rPr>
-        <w:t xml:space="preserve"> </w:t>
-      </w:r>
-    </w:p>
-    <w:p>
-      <w:pPr>
-        <w:spacing w:before="300" w:after="100" w:line="300" w:lineRule="auto"/>
-        <w:ind w:left="113" w:right="113"/>
-        <w:keepNext/>
-        <w:keepLines/>
-        <w:shd w:val="clear" w:fill="F1F5F9"/>
-      </w:pPr>
-      <w:r>
-        <w:rPr>
-          <w:b/>
-          <w:sz w:val="21"/>
-        </w:rPr>
-        <w:t xml:space="preserve">M1-02  </w:t>
-      </w:r>
-      <w:r>
-        <w:rPr>
-          <w:b/>
-          <w:color w:val="1A1A1A"/>
-          <w:sz w:val="21"/>
-        </w:rPr>
-        <w:t>자란 동네와 그때 살던 집을 떠올리면 어떤 장면이 먼저 떠오르나요?</w:t>
-      </w:r>
-      <w:r>
-        <w:rPr>
-          <w:color w:val="6E6E6E"/>
-          <w:sz w:val="17"/>
-        </w:rPr>
-        <w:t xml:space="preserve">   서술 2~4문장</w:t>
-      </w:r>
-      <w:r>
-        <w:br/>
-      </w:r>
-      <w:r>
-        <w:rPr>
-          <w:b w:val="0"/>
-          <w:color w:val="6E6E6E"/>
-          <w:sz w:val="17"/>
-        </w:rPr>
-        <w:t>가이드: 장면 하나를 그림처럼. 누가 있었고, 무엇을 하고 있었는지</w:t>
-      </w:r>
-    </w:p>
-    <w:p>
-      <w:pPr>
-        <w:spacing w:before="0" w:after="120" w:line="276" w:lineRule="auto"/>
-        <w:ind w:left="227"/>
-        <w:keepNext/>
-        <w:keepLines/>
-        <w:pBdr>
-          <w:bottom w:val="single" w:sz="6" w:space="4" w:color="9A9A9A"/>
-        </w:pBdr>
-      </w:pPr>
-      <w:r>
-        <w:rPr>
           <w:color w:val="1A1A1A"/>
           <w:sz w:val="20"/>
         </w:rPr>
         <w:t>미수집]</w:t>
-      </w:r>
-    </w:p>
-    <w:p>
-      <w:pPr>
-        <w:spacing w:before="0" w:after="120" w:line="276" w:lineRule="auto"/>
-        <w:ind w:left="227"/>
-        <w:keepNext w:val="0"/>
-        <w:keepLines/>
-        <w:pBdr>
-          <w:bottom w:val="single" w:sz="6" w:space="4" w:color="9A9A9A"/>
-        </w:pBdr>
-      </w:pPr>
-      <w:r>
-        <w:rPr>
-          <w:sz w:val="20"/>
-        </w:rPr>
-        <w:t xml:space="preserve"> </w:t>
       </w:r>
     </w:p>
     <w:p>
@@ -3533,7 +3431,7 @@
       <w:pPr>
         <w:spacing w:before="0" w:after="120" w:line="276" w:lineRule="auto"/>
         <w:ind w:left="227"/>
-        <w:keepNext/>
+        <w:keepNext w:val="0"/>
         <w:keepLines/>
         <w:pBdr>
           <w:bottom w:val="single" w:sz="6" w:space="4" w:color="9A9A9A"/>
@@ -3549,8 +3447,87 @@
     </w:p>
     <w:p>
       <w:pPr>
+        <w:spacing w:before="300" w:after="100" w:line="300" w:lineRule="auto"/>
+        <w:ind w:left="113" w:right="113"/>
+        <w:keepNext/>
+        <w:keepLines/>
+        <w:shd w:val="clear" w:fill="F1F5F9"/>
+      </w:pPr>
+      <w:r>
+        <w:rPr>
+          <w:b/>
+          <w:sz w:val="21"/>
+        </w:rPr>
+        <w:t xml:space="preserve">M1-05  </w:t>
+      </w:r>
+      <w:r>
+        <w:rPr>
+          <w:b/>
+          <w:color w:val="1A1A1A"/>
+          <w:sz w:val="21"/>
+        </w:rPr>
+        <w:t>가족 안에서 그분은 어떤 역할이었나요?</w:t>
+      </w:r>
+      <w:r>
+        <w:rPr>
+          <w:color w:val="6E6E6E"/>
+          <w:sz w:val="17"/>
+        </w:rPr>
+        <w:t xml:space="preserve">   최대 3개</w:t>
+      </w:r>
+    </w:p>
+    <w:p>
+      <w:pPr>
+        <w:keepNext/>
+        <w:keepLines/>
+        <w:spacing w:before="0" w:after="80" w:line="312" w:lineRule="auto"/>
+        <w:ind w:left="227"/>
+      </w:pPr>
+      <w:r>
+        <w:rPr>
+          <w:b w:val="0"/>
+          <w:color w:val="1A1A1A"/>
+          <w:sz w:val="20"/>
+        </w:rPr>
+        <w:t>□ 집안 살림을 도맡음  □ 생계를 책임짐  □ 가족을 챙기고 돌봄  □ 갈등을 중재함</w:t>
+      </w:r>
+    </w:p>
+    <w:p>
+      <w:pPr>
+        <w:keepNext/>
+        <w:keepLines/>
+        <w:spacing w:before="0" w:after="80" w:line="312" w:lineRule="auto"/>
+        <w:ind w:left="227"/>
+      </w:pPr>
+      <w:r>
+        <w:rPr>
+          <w:b w:val="0"/>
+          <w:color w:val="1A1A1A"/>
+          <w:sz w:val="20"/>
+        </w:rPr>
+        <w:t>□ 집안의 어른·결정권자  □ 막내·귀염둥이  □ 직접 입력</w:t>
+      </w:r>
+    </w:p>
+    <w:p>
+      <w:pPr>
+        <w:keepNext/>
+        <w:keepLines/>
+        <w:spacing w:before="0" w:after="80" w:line="312" w:lineRule="auto"/>
+        <w:ind w:left="227"/>
+      </w:pPr>
+      <w:r>
+        <w:rPr>
+          <w:b w:val="0"/>
+          <w:color w:val="1A1A1A"/>
+          <w:sz w:val="20"/>
+        </w:rPr>
+        <w:t>서술 (선택, 1~2문장):</w:t>
+      </w:r>
+    </w:p>
+    <w:p>
+      <w:pPr>
         <w:spacing w:before="0" w:after="120" w:line="276" w:lineRule="auto"/>
-        <w:ind w:left="227"/>
+        <w:ind w:left="227" w:right="5216"/>
         <w:keepNext w:val="0"/>
         <w:keepLines/>
         <w:pBdr>
@@ -3562,85 +3539,6 @@
           <w:sz w:val="20"/>
         </w:rPr>
         <w:t xml:space="preserve"> </w:t>
-      </w:r>
-    </w:p>
-    <w:p>
-      <w:pPr>
-        <w:spacing w:before="300" w:after="100" w:line="300" w:lineRule="auto"/>
-        <w:ind w:left="113" w:right="113"/>
-        <w:keepNext/>
-        <w:keepLines/>
-        <w:shd w:val="clear" w:fill="F1F5F9"/>
-      </w:pPr>
-      <w:r>
-        <w:rPr>
-          <w:b/>
-          <w:sz w:val="21"/>
-        </w:rPr>
-        <w:t xml:space="preserve">M1-05  </w:t>
-      </w:r>
-      <w:r>
-        <w:rPr>
-          <w:b/>
-          <w:color w:val="1A1A1A"/>
-          <w:sz w:val="21"/>
-        </w:rPr>
-        <w:t>가족 안에서 그분은 어떤 역할이었나요?</w:t>
-      </w:r>
-      <w:r>
-        <w:rPr>
-          <w:color w:val="6E6E6E"/>
-          <w:sz w:val="17"/>
-        </w:rPr>
-        <w:t xml:space="preserve">   최대 3개</w:t>
-      </w:r>
-    </w:p>
-    <w:p>
-      <w:pPr>
-        <w:keepNext/>
-        <w:keepLines/>
-        <w:spacing w:before="0" w:after="80" w:line="312" w:lineRule="auto"/>
-        <w:ind w:left="227"/>
-      </w:pPr>
-      <w:r>
-        <w:rPr>
-          <w:b w:val="0"/>
-          <w:color w:val="1A1A1A"/>
-          <w:sz w:val="20"/>
-        </w:rPr>
-        <w:t>□ 집안 살림을 도맡음  □ 생계를 책임짐  □ 가족을 챙기고 돌봄  □ 갈등을 중재함</w:t>
-      </w:r>
-    </w:p>
-    <w:p>
-      <w:pPr>
-        <w:keepNext/>
-        <w:keepLines/>
-        <w:spacing w:before="0" w:after="80" w:line="312" w:lineRule="auto"/>
-        <w:ind w:left="227"/>
-      </w:pPr>
-      <w:r>
-        <w:rPr>
-          <w:b w:val="0"/>
-          <w:color w:val="1A1A1A"/>
-          <w:sz w:val="20"/>
-        </w:rPr>
-        <w:t>□ 집안의 어른·결정권자  □ 막내·귀염둥이  □ 직접 입력</w:t>
-      </w:r>
-    </w:p>
-    <w:p>
-      <w:pPr>
-        <w:keepNext w:val="0"/>
-        <w:keepLines/>
-        <w:spacing w:before="0" w:after="80" w:line="312" w:lineRule="auto"/>
-        <w:ind w:left="227"/>
-      </w:pPr>
-      <w:r>
-        <w:rPr>
-          <w:b w:val="0"/>
-          <w:color w:val="1A1A1A"/>
-          <w:sz w:val="20"/>
-        </w:rPr>
-        <w:t>서술 (선택, 1~2문장):</w:t>
       </w:r>
     </w:p>
     <w:p>
@@ -4148,7 +4046,7 @@
       <w:pPr>
         <w:spacing w:before="0" w:after="120" w:line="276" w:lineRule="auto"/>
         <w:ind w:left="227"/>
-        <w:keepNext/>
+        <w:keepNext w:val="0"/>
         <w:keepLines/>
         <w:pBdr>
           <w:bottom w:val="single" w:sz="6" w:space="4" w:color="9A9A9A"/>
@@ -4163,23 +4061,6 @@
     </w:p>
     <w:p>
       <w:pPr>
-        <w:spacing w:before="0" w:after="120" w:line="276" w:lineRule="auto"/>
-        <w:ind w:left="227"/>
-        <w:keepNext w:val="0"/>
-        <w:keepLines/>
-        <w:pBdr>
-          <w:bottom w:val="single" w:sz="6" w:space="4" w:color="9A9A9A"/>
-        </w:pBdr>
-      </w:pPr>
-      <w:r>
-        <w:rPr>
-          <w:sz w:val="20"/>
-        </w:rPr>
-        <w:t xml:space="preserve"> </w:t>
-      </w:r>
-    </w:p>
-    <w:p>
-      <w:pPr>
         <w:spacing w:before="300" w:after="100" w:line="300" w:lineRule="auto"/>
         <w:ind w:left="113" w:right="113"/>
         <w:keepNext/>
@@ -4497,23 +4378,6 @@
           <w:sz w:val="17"/>
         </w:rPr>
         <w:t>안내: 이름만 말해도 새 카드가 생겨요</w:t>
-      </w:r>
-    </w:p>
-    <w:p>
-      <w:pPr>
-        <w:spacing w:before="0" w:after="120" w:line="276" w:lineRule="auto"/>
-        <w:ind w:left="227"/>
-        <w:keepNext/>
-        <w:keepLines/>
-        <w:pBdr>
-          <w:bottom w:val="single" w:sz="6" w:space="4" w:color="9A9A9A"/>
-        </w:pBdr>
-      </w:pPr>
-      <w:r>
-        <w:rPr>
-          <w:sz w:val="20"/>
-        </w:rPr>
-        <w:t xml:space="preserve"> </w:t>
       </w:r>
     </w:p>
     <w:p>
@@ -5827,7 +5691,7 @@
       <w:pPr>
         <w:spacing w:before="0" w:after="120" w:line="276" w:lineRule="auto"/>
         <w:ind w:left="227"/>
-        <w:keepNext/>
+        <w:keepNext w:val="0"/>
         <w:keepLines/>
         <w:pBdr>
           <w:bottom w:val="single" w:sz="6" w:space="4" w:color="9A9A9A"/>
@@ -5843,9 +5707,51 @@
     </w:p>
     <w:p>
       <w:pPr>
+        <w:spacing w:before="300" w:after="100" w:line="300" w:lineRule="auto"/>
+        <w:ind w:left="113" w:right="113"/>
+        <w:keepNext/>
+        <w:keepLines/>
+        <w:shd w:val="clear" w:fill="F1F5F9"/>
+      </w:pPr>
+      <w:r>
+        <w:rPr>
+          <w:b/>
+          <w:sz w:val="21"/>
+        </w:rPr>
+        <w:t xml:space="preserve">M4-07  </w:t>
+      </w:r>
+      <w:r>
+        <w:rPr>
+          <w:b/>
+          <w:color w:val="1A1A1A"/>
+          <w:sz w:val="21"/>
+        </w:rPr>
+        <w:t>신앙이나 죽음에 대해 그분은 어떻게 말하셨나요?</w:t>
+      </w:r>
+      <w:r>
+        <w:rPr>
+          <w:color w:val="6E6E6E"/>
+          <w:sz w:val="17"/>
+        </w:rPr>
+        <w:t xml:space="preserve">   서술 1~3문장</w:t>
+      </w:r>
+      <w:r>
+        <w:br/>
+      </w:r>
+      <w:r>
+        <w:rPr>
+          <w:b w:val="0"/>
+          <w:color w:val="6E6E6E"/>
+          <w:sz w:val="17"/>
+        </w:rPr>
+        <w:t>가이드: 본인이 실제로 한 말이나 태도만. 말하고 싶지 않으면 건너뛰기. 여기는 그분의 생각을 적는 칸이에요</w:t>
+      </w:r>
+    </w:p>
+    <w:p>
+      <w:pPr>
         <w:spacing w:before="0" w:after="120" w:line="276" w:lineRule="auto"/>
         <w:ind w:left="227"/>
-        <w:keepNext w:val="0"/>
+        <w:keepNext/>
         <w:keepLines/>
         <w:pBdr>
           <w:bottom w:val="single" w:sz="6" w:space="4" w:color="9A9A9A"/>
@@ -5853,9 +5759,58 @@
       </w:pPr>
       <w:r>
         <w:rPr>
+          <w:color w:val="1A1A1A"/>
           <w:sz w:val="20"/>
         </w:rPr>
-        <w:t xml:space="preserve"> </w:t>
+        <w:t>할머니가 돌아가신 뒤 매일 밤 기도했어요. 편찮으신 곳 없이 편안하고 행복한 곳에서 지내시게 해달라고요.</w:t>
+      </w:r>
+    </w:p>
+    <w:p>
+      <w:pPr>
+        <w:keepNext w:val="0"/>
+        <w:keepLines/>
+        <w:spacing w:before="0" w:after="80" w:line="312" w:lineRule="auto"/>
+        <w:ind w:left="227"/>
+      </w:pPr>
+      <w:r>
+        <w:rPr>
+          <w:b w:val="0"/>
+          <w:color w:val="1A1A1A"/>
+          <w:sz w:val="20"/>
+        </w:rPr>
+        <w:t>사용 범위: □ 자유  ■ 물으면만  □ 회상 참고만(발화 금지)</w:t>
+      </w:r>
+    </w:p>
+    <w:p>
+      <w:pPr>
+        <w:keepNext/>
+        <w:keepLines/>
+        <w:spacing w:before="360" w:after="140" w:line="312" w:lineRule="auto"/>
+        <w:ind w:left="0"/>
+      </w:pPr>
+      <w:r>
+        <w:rPr>
+          <w:b/>
+          <w:color w:val="1F4E79"/>
+          <w:sz w:val="24"/>
+        </w:rPr>
+        <w:t>M5. 인생 이야기 (장면 카드)</w:t>
+      </w:r>
+    </w:p>
+    <w:p>
+      <w:pPr>
+        <w:keepNext w:val="0"/>
+        <w:keepLines/>
+        <w:spacing w:before="0" w:after="80" w:line="312" w:lineRule="auto"/>
+        <w:ind w:left="0"/>
+      </w:pPr>
+      <w:r>
+        <w:rPr>
+          <w:b w:val="0"/>
+          <w:color w:val="6E6E6E"/>
+          <w:sz w:val="18"/>
+        </w:rPr>
+        <w:t>"~에 대해 알려주세요"가 아니라 "~했던 장면 하나를 들려주세요". 각 답은 M7 카드 한 장으로 저장됩니다.</w:t>
       </w:r>
     </w:p>
     <w:p>
@@ -5871,7 +5826,7 @@
           <w:b/>
           <w:sz w:val="21"/>
         </w:rPr>
-        <w:t xml:space="preserve">M4-07  </w:t>
+        <w:t xml:space="preserve">M5-01  </w:t>
       </w:r>
       <w:r>
         <w:rPr>
@@ -5879,14 +5834,14 @@
           <w:color w:val="1A1A1A"/>
           <w:sz w:val="21"/>
         </w:rPr>
-        <w:t>신앙이나 죽음에 대해 그분은 어떻게 말하셨나요?</w:t>
+        <w:t>어린 시절 살던 집을 떠올려보세요. 어떤 장면이 보이나요?</w:t>
       </w:r>
       <w:r>
         <w:rPr>
           <w:color w:val="6E6E6E"/>
           <w:sz w:val="17"/>
         </w:rPr>
-        <w:t xml:space="preserve">   서술 1~3문장</w:t>
+        <w:t xml:space="preserve">   서술 2~5문장</w:t>
       </w:r>
       <w:r>
         <w:br/>
@@ -5897,7 +5852,7 @@
           <w:color w:val="6E6E6E"/>
           <w:sz w:val="17"/>
         </w:rPr>
-        <w:t>가이드: 본인이 실제로 한 말이나 태도만. 말하고 싶지 않으면 건너뛰기. 여기는 그분의 생각을 적는 칸이에요</w:t>
+        <w:t>가이드: 방·마당·소리·냄새·누가 있었는지</w:t>
       </w:r>
     </w:p>
     <w:p>
@@ -5915,7 +5870,81 @@
           <w:color w:val="1A1A1A"/>
           <w:sz w:val="20"/>
         </w:rPr>
-        <w:t>할머니가 돌아가신 뒤 매일 밤 기도했어요. 편찮으신 곳 없이 편안하고 행복한 곳에서 지내시게 해달라고요.</w:t>
+        <w:t>미수집]</w:t>
+      </w:r>
+    </w:p>
+    <w:p>
+      <w:pPr>
+        <w:keepNext/>
+        <w:keepLines/>
+        <w:spacing w:before="0" w:after="80" w:line="312" w:lineRule="auto"/>
+        <w:ind w:left="227"/>
+      </w:pPr>
+      <w:r>
+        <w:rPr>
+          <w:b w:val="0"/>
+          <w:color w:val="1A1A1A"/>
+          <w:sz w:val="20"/>
+        </w:rPr>
+        <w:t>시기: ______   감정: ______   확실성: □ 확실  □ 대략  □ 추정</w:t>
+      </w:r>
+    </w:p>
+    <w:p>
+      <w:pPr>
+        <w:keepNext w:val="0"/>
+        <w:keepLines/>
+        <w:spacing w:before="0" w:after="80" w:line="312" w:lineRule="auto"/>
+        <w:ind w:left="227"/>
+      </w:pPr>
+      <w:r>
+        <w:rPr>
+          <w:b w:val="0"/>
+          <w:color w:val="1A1A1A"/>
+          <w:sz w:val="20"/>
+        </w:rPr>
+        <w:t>사용 범위: □ 자유  □ 물으면만  □ 회상 참고만(발화 금지)</w:t>
+      </w:r>
+    </w:p>
+    <w:p>
+      <w:pPr>
+        <w:spacing w:before="300" w:after="100" w:line="300" w:lineRule="auto"/>
+        <w:ind w:left="113" w:right="113"/>
+        <w:keepNext/>
+        <w:keepLines/>
+        <w:shd w:val="clear" w:fill="F1F5F9"/>
+      </w:pPr>
+      <w:r>
+        <w:rPr>
+          <w:b/>
+          <w:sz w:val="21"/>
+        </w:rPr>
+        <w:t xml:space="preserve">M5-02  </w:t>
+      </w:r>
+      <w:r>
+        <w:rPr>
+          <w:b/>
+          <w:color w:val="1A1A1A"/>
+          <w:sz w:val="21"/>
+        </w:rPr>
+        <w:t>학창 시절이나 청년 시절 이야기 하나</w:t>
+      </w:r>
+      <w:r>
+        <w:rPr>
+          <w:color w:val="6E6E6E"/>
+          <w:sz w:val="17"/>
+        </w:rPr>
+        <w:t xml:space="preserve">   서술 2~5문장</w:t>
+      </w:r>
+      <w:r>
+        <w:br/>
+      </w:r>
+      <w:r>
+        <w:rPr>
+          <w:b w:val="0"/>
+          <w:color w:val="6E6E6E"/>
+          <w:sz w:val="17"/>
+        </w:rPr>
+        <w:t>가이드: 한 사건을 골라 처음부터 끝까지</w:t>
       </w:r>
     </w:p>
     <w:p>
@@ -5930,14 +5959,15 @@
       </w:pPr>
       <w:r>
         <w:rPr>
+          <w:color w:val="1A1A1A"/>
           <w:sz w:val="20"/>
         </w:rPr>
-        <w:t xml:space="preserve"> </w:t>
-      </w:r>
-    </w:p>
-    <w:p>
-      <w:pPr>
-        <w:keepNext w:val="0"/>
+        <w:t>서울과학고 때는 공부를 열심히 한 편은 아니었고 주로 연구와 독서를 하며 지냈어요. 죄수의 딜레마에서 가장 좋은 전략을 알고리즘으로 찾는 연구를 했는데, 결론은 "그런 전략은 없다"였습니다. 허무했지만 그 결론 자체가 의미였다고 생각해요. (대략)</w:t>
+      </w:r>
+    </w:p>
+    <w:p>
+      <w:pPr>
+        <w:keepNext/>
         <w:keepLines/>
         <w:spacing w:before="0" w:after="80" w:line="312" w:lineRule="auto"/>
         <w:ind w:left="227"/>
@@ -5948,23 +5978,37 @@
           <w:color w:val="1A1A1A"/>
           <w:sz w:val="20"/>
         </w:rPr>
-        <w:t>사용 범위: □ 자유  ■ 물으면만  □ 회상 참고만(발화 금지)</w:t>
-      </w:r>
-    </w:p>
-    <w:p>
-      <w:pPr>
-        <w:keepNext/>
-        <w:keepLines/>
-        <w:spacing w:before="360" w:after="140" w:line="312" w:lineRule="auto"/>
-        <w:ind w:left="0"/>
-      </w:pPr>
-      <w:r>
-        <w:rPr>
-          <w:b/>
-          <w:color w:val="1F4E79"/>
-          <w:sz w:val="24"/>
-        </w:rPr>
-        <w:t>M5. 인생 이야기 (장면 카드)</w:t>
+        <w:t xml:space="preserve">시기: </w:t>
+      </w:r>
+      <w:r>
+        <w:rPr>
+          <w:color w:val="1A1A1A"/>
+          <w:sz w:val="20"/>
+        </w:rPr>
+        <w:t>2020~2022</w:t>
+      </w:r>
+      <w:r>
+        <w:rPr>
+          <w:b w:val="0"/>
+          <w:color w:val="1A1A1A"/>
+          <w:sz w:val="20"/>
+        </w:rPr>
+        <w:t xml:space="preserve">   감정: </w:t>
+      </w:r>
+      <w:r>
+        <w:rPr>
+          <w:color w:val="1A1A1A"/>
+          <w:sz w:val="20"/>
+        </w:rPr>
+        <w:t>자부심</w:t>
+      </w:r>
+      <w:r>
+        <w:rPr>
+          <w:b w:val="0"/>
+          <w:color w:val="1A1A1A"/>
+          <w:sz w:val="20"/>
+        </w:rPr>
+        <w:t xml:space="preserve">   확실성: □ 확실  □ 대략  □ 추정</w:t>
       </w:r>
     </w:p>
     <w:p>
@@ -5972,15 +6016,15 @@
         <w:keepNext w:val="0"/>
         <w:keepLines/>
         <w:spacing w:before="0" w:after="80" w:line="312" w:lineRule="auto"/>
-        <w:ind w:left="0"/>
+        <w:ind w:left="227"/>
       </w:pPr>
       <w:r>
         <w:rPr>
           <w:b w:val="0"/>
-          <w:color w:val="6E6E6E"/>
-          <w:sz w:val="18"/>
-        </w:rPr>
-        <w:t>"~에 대해 알려주세요"가 아니라 "~했던 장면 하나를 들려주세요". 각 답은 M7 카드 한 장으로 저장됩니다.</w:t>
+          <w:color w:val="1A1A1A"/>
+          <w:sz w:val="20"/>
+        </w:rPr>
+        <w:t>사용 범위: ■ 자유  □ 물으면만  □ 회상 참고만(발화 금지)</w:t>
       </w:r>
     </w:p>
     <w:p>
@@ -5996,7 +6040,7 @@
           <w:b/>
           <w:sz w:val="21"/>
         </w:rPr>
-        <w:t xml:space="preserve">M5-01  </w:t>
+        <w:t xml:space="preserve">M5-03  </w:t>
       </w:r>
       <w:r>
         <w:rPr>
@@ -6004,14 +6048,14 @@
           <w:color w:val="1A1A1A"/>
           <w:sz w:val="21"/>
         </w:rPr>
-        <w:t>어린 시절 살던 집을 떠올려보세요. 어떤 장면이 보이나요?</w:t>
+        <w:t>(배우자가 있다면) 배우자와 처음 만났을 때 이야기</w:t>
       </w:r>
       <w:r>
         <w:rPr>
           <w:color w:val="6E6E6E"/>
           <w:sz w:val="17"/>
         </w:rPr>
-        <w:t xml:space="preserve">   서술 2~5문장</w:t>
+        <w:t xml:space="preserve">   서술</w:t>
       </w:r>
       <w:r>
         <w:br/>
@@ -6022,7 +6066,7 @@
           <w:color w:val="6E6E6E"/>
           <w:sz w:val="17"/>
         </w:rPr>
-        <w:t>가이드: 방·마당·소리·냄새·누가 있었는지</w:t>
+        <w:t>가이드: 어디서·어떻게·첫인상. 해당 없으면 건너뛰기</w:t>
       </w:r>
     </w:p>
     <w:p>
@@ -6037,10 +6081,72 @@
       </w:pPr>
       <w:r>
         <w:rPr>
+          <w:sz w:val="20"/>
+        </w:rPr>
+        <w:t xml:space="preserve"> </w:t>
+      </w:r>
+    </w:p>
+    <w:p>
+      <w:pPr>
+        <w:keepNext/>
+        <w:keepLines/>
+        <w:spacing w:before="0" w:after="80" w:line="312" w:lineRule="auto"/>
+        <w:ind w:left="227"/>
+      </w:pPr>
+      <w:r>
+        <w:rPr>
+          <w:b w:val="0"/>
           <w:color w:val="1A1A1A"/>
           <w:sz w:val="20"/>
         </w:rPr>
-        <w:t>미수집]</w:t>
+        <w:t>시기: ______   감정: ______   확실성: □ 확실  □ 대략  □ 추정</w:t>
+      </w:r>
+    </w:p>
+    <w:p>
+      <w:pPr>
+        <w:keepNext w:val="0"/>
+        <w:keepLines/>
+        <w:spacing w:before="0" w:after="80" w:line="312" w:lineRule="auto"/>
+        <w:ind w:left="227"/>
+      </w:pPr>
+      <w:r>
+        <w:rPr>
+          <w:b w:val="0"/>
+          <w:color w:val="1A1A1A"/>
+          <w:sz w:val="20"/>
+        </w:rPr>
+        <w:t>사용 범위: □ 자유  □ 물으면만  □ 회상 참고만(발화 금지)</w:t>
+      </w:r>
+    </w:p>
+    <w:p>
+      <w:pPr>
+        <w:spacing w:before="300" w:after="100" w:line="300" w:lineRule="auto"/>
+        <w:ind w:left="113" w:right="113"/>
+        <w:keepNext/>
+        <w:keepLines/>
+        <w:shd w:val="clear" w:fill="F1F5F9"/>
+      </w:pPr>
+      <w:r>
+        <w:rPr>
+          <w:b/>
+          <w:sz w:val="21"/>
+        </w:rPr>
+        <w:t xml:space="preserve">M5-04  </w:t>
+      </w:r>
+      <w:r>
+        <w:rPr>
+          <w:b/>
+          <w:color w:val="1A1A1A"/>
+          <w:sz w:val="21"/>
+        </w:rPr>
+        <w:t>(자녀가 있다면) 자녀가 어릴 때 기억나는 장면 하나</w:t>
+      </w:r>
+      <w:r>
+        <w:rPr>
+          <w:color w:val="6E6E6E"/>
+          <w:sz w:val="17"/>
+        </w:rPr>
+        <w:t xml:space="preserve">   서술</w:t>
       </w:r>
     </w:p>
     <w:p>
@@ -6105,7 +6211,7 @@
           <w:b/>
           <w:sz w:val="21"/>
         </w:rPr>
-        <w:t xml:space="preserve">M5-02  </w:t>
+        <w:t xml:space="preserve">M5-05  </w:t>
       </w:r>
       <w:r>
         <w:rPr>
@@ -6113,7 +6219,7 @@
           <w:color w:val="1A1A1A"/>
           <w:sz w:val="21"/>
         </w:rPr>
-        <w:t>학창 시절이나 청년 시절 이야기 하나</w:t>
+        <w:t>일이나 살림에서 가장 애썼던 시절</w:t>
       </w:r>
       <w:r>
         <w:rPr>
@@ -6131,7 +6237,7 @@
           <w:color w:val="6E6E6E"/>
           <w:sz w:val="17"/>
         </w:rPr>
-        <w:t>가이드: 한 사건을 골라 처음부터 끝까지</w:t>
+        <w:t>가이드: 언제·무엇 때문에·어떻게 버텼는지</w:t>
       </w:r>
     </w:p>
     <w:p>
@@ -6149,7 +6255,111 @@
           <w:color w:val="1A1A1A"/>
           <w:sz w:val="20"/>
         </w:rPr>
-        <w:t>서울과학고 때는 공부를 열심히 한 편은 아니었고 주로 연구와 독서를 하며 지냈어요. 죄수의 딜레마에서 가장 좋은 전략을 알고리즘으로 찾는 연구를 했는데, 결론은 "그런 전략은 없다"였습니다. 허무했지만 그 결론 자체가 의미였다고 생각해요. (대략)</w:t>
+        <w:t>창업하면서 가장 힘든 순간은 "정말 사람들이 좋아하고 잘 쓰게 될까" 하는 불안이 생길 때예요. 그걸 실제로 더 많은 분께 서비스하고 더 많은 목소리를 만들어 드리는 걸로 이겨내고 있습니다.</w:t>
+      </w:r>
+    </w:p>
+    <w:p>
+      <w:pPr>
+        <w:keepNext/>
+        <w:keepLines/>
+        <w:spacing w:before="0" w:after="80" w:line="312" w:lineRule="auto"/>
+        <w:ind w:left="227"/>
+      </w:pPr>
+      <w:r>
+        <w:rPr>
+          <w:b w:val="0"/>
+          <w:color w:val="1A1A1A"/>
+          <w:sz w:val="20"/>
+        </w:rPr>
+        <w:t xml:space="preserve">시기: </w:t>
+      </w:r>
+      <w:r>
+        <w:rPr>
+          <w:color w:val="1A1A1A"/>
+          <w:sz w:val="20"/>
+        </w:rPr>
+        <w:t>2026</w:t>
+      </w:r>
+      <w:r>
+        <w:rPr>
+          <w:b w:val="0"/>
+          <w:color w:val="1A1A1A"/>
+          <w:sz w:val="20"/>
+        </w:rPr>
+        <w:t xml:space="preserve">   감정: </w:t>
+      </w:r>
+      <w:r>
+        <w:rPr>
+          <w:color w:val="1A1A1A"/>
+          <w:sz w:val="20"/>
+        </w:rPr>
+        <w:t>—</w:t>
+      </w:r>
+      <w:r>
+        <w:rPr>
+          <w:b w:val="0"/>
+          <w:color w:val="1A1A1A"/>
+          <w:sz w:val="20"/>
+        </w:rPr>
+        <w:t xml:space="preserve">   확실성: □ 확실  □ 대략  □ 추정</w:t>
+      </w:r>
+    </w:p>
+    <w:p>
+      <w:pPr>
+        <w:keepNext w:val="0"/>
+        <w:keepLines/>
+        <w:spacing w:before="0" w:after="80" w:line="312" w:lineRule="auto"/>
+        <w:ind w:left="227"/>
+      </w:pPr>
+      <w:r>
+        <w:rPr>
+          <w:b w:val="0"/>
+          <w:color w:val="1A1A1A"/>
+          <w:sz w:val="20"/>
+        </w:rPr>
+        <w:t>사용 범위: ■ 자유  □ 물으면만  □ 회상 참고만(발화 금지)</w:t>
+      </w:r>
+    </w:p>
+    <w:p>
+      <w:pPr>
+        <w:spacing w:before="300" w:after="100" w:line="300" w:lineRule="auto"/>
+        <w:ind w:left="113" w:right="113"/>
+        <w:keepNext/>
+        <w:keepLines/>
+        <w:shd w:val="clear" w:fill="F1F5F9"/>
+      </w:pPr>
+      <w:r>
+        <w:rPr>
+          <w:b/>
+          <w:sz w:val="21"/>
+        </w:rPr>
+        <w:t xml:space="preserve">M5-06  </w:t>
+      </w:r>
+      <w:r>
+        <w:rPr>
+          <w:b/>
+          <w:color w:val="1A1A1A"/>
+          <w:sz w:val="21"/>
+        </w:rPr>
+        <w:t>가장 행복해 보였던 때는 언제였나요? 그때의 장면 하나</w:t>
+      </w:r>
+      <w:r>
+        <w:rPr>
+          <w:color w:val="6E6E6E"/>
+          <w:sz w:val="17"/>
+        </w:rPr>
+        <w:t xml:space="preserve">   서술</w:t>
+      </w:r>
+      <w:r>
+        <w:br/>
+      </w:r>
+      <w:r>
+        <w:rPr>
+          <w:b w:val="0"/>
+          <w:color w:val="B03A2B"/>
+          <w:sz w:val="17"/>
+        </w:rPr>
+        <w:t>예: "손주들이 태어났을 때" (한 장면으로)</w:t>
       </w:r>
     </w:p>
     <w:p>
@@ -6164,9 +6374,10 @@
       </w:pPr>
       <w:r>
         <w:rPr>
+          <w:color w:val="1A1A1A"/>
           <w:sz w:val="20"/>
         </w:rPr>
-        <w:t xml:space="preserve"> </w:t>
+        <w:t>가족에게 할머니 목소리를 처음 만들어 드렸을 때예요. 가족이 너무 슬퍼하거나 거부감을 느끼면 어쩌나 긴장했는데, 굉장히 좋아해 주시고 대화를 많이 하셔서 "이 아이디어가 정말 많은 사람에게 도움이 되겠구나" 생각했습니다.</w:t>
       </w:r>
     </w:p>
     <w:p>
@@ -6189,7 +6400,7 @@
           <w:color w:val="1A1A1A"/>
           <w:sz w:val="20"/>
         </w:rPr>
-        <w:t>2020~2022</w:t>
+        <w:t>2026</w:t>
       </w:r>
       <w:r>
         <w:rPr>
@@ -6204,7 +6415,7 @@
           <w:color w:val="1A1A1A"/>
           <w:sz w:val="20"/>
         </w:rPr>
-        <w:t>자부심</w:t>
+        <w:t>기쁨</w:t>
       </w:r>
       <w:r>
         <w:rPr>
@@ -6244,7 +6455,7 @@
           <w:b/>
           <w:sz w:val="21"/>
         </w:rPr>
-        <w:t xml:space="preserve">M5-03  </w:t>
+        <w:t xml:space="preserve">M5-07A  </w:t>
       </w:r>
       <w:r>
         <w:rPr>
@@ -6252,14 +6463,158 @@
           <w:color w:val="1A1A1A"/>
           <w:sz w:val="21"/>
         </w:rPr>
-        <w:t>(배우자가 있다면) 배우자와 처음 만났을 때 이야기</w:t>
+        <w:t>힘들었던 시기가 있었나요? 말하고 싶은 만큼만요.</w:t>
       </w:r>
       <w:r>
         <w:rPr>
           <w:color w:val="6E6E6E"/>
           <w:sz w:val="17"/>
         </w:rPr>
+        <w:t xml:space="preserve">   하나 선택</w:t>
+      </w:r>
+    </w:p>
+    <w:p>
+      <w:pPr>
+        <w:keepNext/>
+        <w:keepLines/>
+        <w:spacing w:before="0" w:after="80" w:line="312" w:lineRule="auto"/>
+        <w:ind w:left="283"/>
+      </w:pPr>
+      <w:r>
+        <w:rPr>
+          <w:b w:val="0"/>
+          <w:color w:val="1A1A1A"/>
+          <w:sz w:val="20"/>
+        </w:rPr>
+        <w:t>■ 말하겠다</w:t>
+      </w:r>
+    </w:p>
+    <w:p>
+      <w:pPr>
+        <w:keepNext/>
+        <w:keepLines/>
+        <w:spacing w:before="0" w:after="80" w:line="312" w:lineRule="auto"/>
+        <w:ind w:left="283"/>
+      </w:pPr>
+      <w:r>
+        <w:rPr>
+          <w:b w:val="0"/>
+          <w:color w:val="1A1A1A"/>
+          <w:sz w:val="20"/>
+        </w:rPr>
+        <w:t>□ 모른다</w:t>
+      </w:r>
+    </w:p>
+    <w:p>
+      <w:pPr>
+        <w:keepNext w:val="0"/>
+        <w:keepLines/>
+        <w:spacing w:before="0" w:after="80" w:line="312" w:lineRule="auto"/>
+        <w:ind w:left="283"/>
+      </w:pPr>
+      <w:r>
+        <w:rPr>
+          <w:b w:val="0"/>
+          <w:color w:val="1A1A1A"/>
+          <w:sz w:val="20"/>
+        </w:rPr>
+        <w:t>□ 말하고 싶지 않다</w:t>
+      </w:r>
+    </w:p>
+    <w:p>
+      <w:pPr>
+        <w:spacing w:before="300" w:after="100" w:line="300" w:lineRule="auto"/>
+        <w:ind w:left="113" w:right="113"/>
+        <w:keepNext/>
+        <w:keepLines/>
+        <w:shd w:val="clear" w:fill="F1F5F9"/>
+      </w:pPr>
+      <w:r>
+        <w:rPr>
+          <w:b/>
+          <w:sz w:val="21"/>
+        </w:rPr>
+        <w:t xml:space="preserve">M5-07B  </w:t>
+      </w:r>
+      <w:r>
+        <w:rPr>
+          <w:b/>
+          <w:color w:val="1A1A1A"/>
+          <w:sz w:val="21"/>
+        </w:rPr>
+        <w:t>(M5-07A에서 "말하겠다"를 고르셨다면) 어떤 시기였나요?</w:t>
+      </w:r>
+      <w:r>
+        <w:rPr>
+          <w:color w:val="6E6E6E"/>
+          <w:sz w:val="17"/>
+        </w:rPr>
         <w:t xml:space="preserve">   서술</w:t>
+      </w:r>
+    </w:p>
+    <w:p>
+      <w:pPr>
+        <w:spacing w:before="0" w:after="120" w:line="276" w:lineRule="auto"/>
+        <w:ind w:left="227"/>
+        <w:keepNext/>
+        <w:keepLines/>
+        <w:pBdr>
+          <w:bottom w:val="single" w:sz="6" w:space="4" w:color="9A9A9A"/>
+        </w:pBdr>
+      </w:pPr>
+      <w:r>
+        <w:rPr>
+          <w:color w:val="1A1A1A"/>
+          <w:sz w:val="20"/>
+        </w:rPr>
+        <w:t>할머니가 돌아가시고 나서는 매일 밤 울었어요. 수술실 들어가시기 전에 보호자로 옆에 있었고 임종 순간에는 손을 꼭 잡고 사랑한다, 감사했다고 많이 말씀드렸습니다. 남은 녹음을 처음 들으려 했을 때는 너무 아파서 오래 듣지 못했어요.</w:t>
+      </w:r>
+    </w:p>
+    <w:p>
+      <w:pPr>
+        <w:keepNext w:val="0"/>
+        <w:keepLines/>
+        <w:spacing w:before="0" w:after="80" w:line="312" w:lineRule="auto"/>
+        <w:ind w:left="227"/>
+      </w:pPr>
+      <w:r>
+        <w:rPr>
+          <w:b w:val="0"/>
+          <w:color w:val="1A1A1A"/>
+          <w:sz w:val="20"/>
+        </w:rPr>
+        <w:t>사용 범위: □ 자유  ■ 물으면만  □ 회상 참고만(발화 금지)</w:t>
+      </w:r>
+    </w:p>
+    <w:p>
+      <w:pPr>
+        <w:spacing w:before="300" w:after="100" w:line="300" w:lineRule="auto"/>
+        <w:ind w:left="113" w:right="113"/>
+        <w:keepNext/>
+        <w:keepLines/>
+        <w:shd w:val="clear" w:fill="F1F5F9"/>
+      </w:pPr>
+      <w:r>
+        <w:rPr>
+          <w:b/>
+          <w:sz w:val="21"/>
+        </w:rPr>
+        <w:t xml:space="preserve">M5-08  </w:t>
+      </w:r>
+      <w:r>
+        <w:rPr>
+          <w:b/>
+          <w:color w:val="1A1A1A"/>
+          <w:sz w:val="21"/>
+        </w:rPr>
+        <w:t>말년의 하루는 어떻게 흘러갔나요?</w:t>
+      </w:r>
+      <w:r>
+        <w:rPr>
+          <w:color w:val="6E6E6E"/>
+          <w:sz w:val="17"/>
+        </w:rPr>
+        <w:t xml:space="preserve">   서술 3~5문장</w:t>
       </w:r>
       <w:r>
         <w:br/>
@@ -6270,7 +6625,7 @@
           <w:color w:val="6E6E6E"/>
           <w:sz w:val="17"/>
         </w:rPr>
-        <w:t>가이드: 어디서·어떻게·첫인상. 해당 없으면 건너뛰기</w:t>
+        <w:t>가이드: 아침 → 낮 → 저녁 순으로 자주 하던 일과 있던 장소</w:t>
       </w:r>
     </w:p>
     <w:p>
@@ -6285,9 +6640,73 @@
       </w:pPr>
       <w:r>
         <w:rPr>
+          <w:color w:val="1A1A1A"/>
           <w:sz w:val="20"/>
         </w:rPr>
-        <w:t xml:space="preserve"> </w:t>
+        <w:t>학기 중에는 학교 공부와 창업을 같이 해요. 열심히 해주시는 뛰어난 팀원분들과 창업 일을 진행하고, 방학에는 온전히 창업에 집중합니다. 스트레스를 받으면 원인을 잠시 피하고 다른 일에 몰두하거나 유튜브·게임으로 머리를 정리해요.</w:t>
+      </w:r>
+    </w:p>
+    <w:p>
+      <w:pPr>
+        <w:keepNext/>
+        <w:keepLines/>
+        <w:spacing w:before="0" w:after="80" w:line="312" w:lineRule="auto"/>
+        <w:ind w:left="227"/>
+      </w:pPr>
+      <w:r>
+        <w:rPr>
+          <w:b w:val="0"/>
+          <w:color w:val="1A1A1A"/>
+          <w:sz w:val="20"/>
+        </w:rPr>
+        <w:t>시기: ______   감정: ______   확실성: □ 확실  □ 대략  □ 추정</w:t>
+      </w:r>
+    </w:p>
+    <w:p>
+      <w:pPr>
+        <w:keepNext w:val="0"/>
+        <w:keepLines/>
+        <w:spacing w:before="0" w:after="80" w:line="312" w:lineRule="auto"/>
+        <w:ind w:left="227"/>
+      </w:pPr>
+      <w:r>
+        <w:rPr>
+          <w:b w:val="0"/>
+          <w:color w:val="1A1A1A"/>
+          <w:sz w:val="20"/>
+        </w:rPr>
+        <w:t>사용 범위: ■ 자유  □ 물으면만  □ 회상 참고만(발화 금지)</w:t>
+      </w:r>
+    </w:p>
+    <w:p>
+      <w:pPr>
+        <w:spacing w:before="300" w:after="100" w:line="300" w:lineRule="auto"/>
+        <w:ind w:left="113" w:right="113"/>
+        <w:keepNext/>
+        <w:keepLines/>
+        <w:shd w:val="clear" w:fill="F1F5F9"/>
+      </w:pPr>
+      <w:r>
+        <w:rPr>
+          <w:b/>
+          <w:sz w:val="21"/>
+        </w:rPr>
+        <w:t xml:space="preserve">M5-OE  </w:t>
+      </w:r>
+      <w:r>
+        <w:rPr>
+          <w:b/>
+          <w:color w:val="1A1A1A"/>
+          <w:sz w:val="21"/>
+        </w:rPr>
+        <w:t>더 남기고 싶은 시절이나 장면이 있나요?</w:t>
+      </w:r>
+      <w:r>
+        <w:rPr>
+          <w:color w:val="6E6E6E"/>
+          <w:sz w:val="17"/>
+        </w:rPr>
+        <w:t xml:space="preserve">   서술</w:t>
       </w:r>
     </w:p>
     <w:p>
@@ -6302,752 +6721,10 @@
       </w:pPr>
       <w:r>
         <w:rPr>
-          <w:sz w:val="20"/>
-        </w:rPr>
-        <w:t xml:space="preserve"> </w:t>
-      </w:r>
-    </w:p>
-    <w:p>
-      <w:pPr>
-        <w:keepNext/>
-        <w:keepLines/>
-        <w:spacing w:before="0" w:after="80" w:line="312" w:lineRule="auto"/>
-        <w:ind w:left="227"/>
-      </w:pPr>
-      <w:r>
-        <w:rPr>
-          <w:b w:val="0"/>
           <w:color w:val="1A1A1A"/>
           <w:sz w:val="20"/>
         </w:rPr>
-        <w:t>시기: ______   감정: ______   확실성: □ 확실  □ 대략  □ 추정</w:t>
-      </w:r>
-    </w:p>
-    <w:p>
-      <w:pPr>
-        <w:keepNext w:val="0"/>
-        <w:keepLines/>
-        <w:spacing w:before="0" w:after="80" w:line="312" w:lineRule="auto"/>
-        <w:ind w:left="227"/>
-      </w:pPr>
-      <w:r>
-        <w:rPr>
-          <w:b w:val="0"/>
-          <w:color w:val="1A1A1A"/>
-          <w:sz w:val="20"/>
-        </w:rPr>
-        <w:t>사용 범위: □ 자유  □ 물으면만  □ 회상 참고만(발화 금지)</w:t>
-      </w:r>
-    </w:p>
-    <w:p>
-      <w:pPr>
-        <w:spacing w:before="300" w:after="100" w:line="300" w:lineRule="auto"/>
-        <w:ind w:left="113" w:right="113"/>
-        <w:keepNext/>
-        <w:keepLines/>
-        <w:shd w:val="clear" w:fill="F1F5F9"/>
-      </w:pPr>
-      <w:r>
-        <w:rPr>
-          <w:b/>
-          <w:sz w:val="21"/>
-        </w:rPr>
-        <w:t xml:space="preserve">M5-04  </w:t>
-      </w:r>
-      <w:r>
-        <w:rPr>
-          <w:b/>
-          <w:color w:val="1A1A1A"/>
-          <w:sz w:val="21"/>
-        </w:rPr>
-        <w:t>(자녀가 있다면) 자녀가 어릴 때 기억나는 장면 하나</w:t>
-      </w:r>
-      <w:r>
-        <w:rPr>
-          <w:color w:val="6E6E6E"/>
-          <w:sz w:val="17"/>
-        </w:rPr>
-        <w:t xml:space="preserve">   서술</w:t>
-      </w:r>
-    </w:p>
-    <w:p>
-      <w:pPr>
-        <w:spacing w:before="0" w:after="120" w:line="276" w:lineRule="auto"/>
-        <w:ind w:left="227"/>
-        <w:keepNext/>
-        <w:keepLines/>
-        <w:pBdr>
-          <w:bottom w:val="single" w:sz="6" w:space="4" w:color="9A9A9A"/>
-        </w:pBdr>
-      </w:pPr>
-      <w:r>
-        <w:rPr>
-          <w:sz w:val="20"/>
-        </w:rPr>
-        <w:t xml:space="preserve"> </w:t>
-      </w:r>
-    </w:p>
-    <w:p>
-      <w:pPr>
-        <w:spacing w:before="0" w:after="120" w:line="276" w:lineRule="auto"/>
-        <w:ind w:left="227"/>
-        <w:keepNext/>
-        <w:keepLines/>
-        <w:pBdr>
-          <w:bottom w:val="single" w:sz="6" w:space="4" w:color="9A9A9A"/>
-        </w:pBdr>
-      </w:pPr>
-      <w:r>
-        <w:rPr>
-          <w:sz w:val="20"/>
-        </w:rPr>
-        <w:t xml:space="preserve"> </w:t>
-      </w:r>
-    </w:p>
-    <w:p>
-      <w:pPr>
-        <w:keepNext/>
-        <w:keepLines/>
-        <w:spacing w:before="0" w:after="80" w:line="312" w:lineRule="auto"/>
-        <w:ind w:left="227"/>
-      </w:pPr>
-      <w:r>
-        <w:rPr>
-          <w:b w:val="0"/>
-          <w:color w:val="1A1A1A"/>
-          <w:sz w:val="20"/>
-        </w:rPr>
-        <w:t>시기: ______   감정: ______   확실성: □ 확실  □ 대략  □ 추정</w:t>
-      </w:r>
-    </w:p>
-    <w:p>
-      <w:pPr>
-        <w:keepNext w:val="0"/>
-        <w:keepLines/>
-        <w:spacing w:before="0" w:after="80" w:line="312" w:lineRule="auto"/>
-        <w:ind w:left="227"/>
-      </w:pPr>
-      <w:r>
-        <w:rPr>
-          <w:b w:val="0"/>
-          <w:color w:val="1A1A1A"/>
-          <w:sz w:val="20"/>
-        </w:rPr>
-        <w:t>사용 범위: □ 자유  □ 물으면만  □ 회상 참고만(발화 금지)</w:t>
-      </w:r>
-    </w:p>
-    <w:p>
-      <w:pPr>
-        <w:spacing w:before="300" w:after="100" w:line="300" w:lineRule="auto"/>
-        <w:ind w:left="113" w:right="113"/>
-        <w:keepNext/>
-        <w:keepLines/>
-        <w:shd w:val="clear" w:fill="F1F5F9"/>
-      </w:pPr>
-      <w:r>
-        <w:rPr>
-          <w:b/>
-          <w:sz w:val="21"/>
-        </w:rPr>
-        <w:t xml:space="preserve">M5-05  </w:t>
-      </w:r>
-      <w:r>
-        <w:rPr>
-          <w:b/>
-          <w:color w:val="1A1A1A"/>
-          <w:sz w:val="21"/>
-        </w:rPr>
-        <w:t>일이나 살림에서 가장 애썼던 시절</w:t>
-      </w:r>
-      <w:r>
-        <w:rPr>
-          <w:color w:val="6E6E6E"/>
-          <w:sz w:val="17"/>
-        </w:rPr>
-        <w:t xml:space="preserve">   서술 2~5문장</w:t>
-      </w:r>
-      <w:r>
-        <w:br/>
-      </w:r>
-      <w:r>
-        <w:rPr>
-          <w:b w:val="0"/>
-          <w:color w:val="6E6E6E"/>
-          <w:sz w:val="17"/>
-        </w:rPr>
-        <w:t>가이드: 언제·무엇 때문에·어떻게 버텼는지</w:t>
-      </w:r>
-    </w:p>
-    <w:p>
-      <w:pPr>
-        <w:spacing w:before="0" w:after="120" w:line="276" w:lineRule="auto"/>
-        <w:ind w:left="227"/>
-        <w:keepNext/>
-        <w:keepLines/>
-        <w:pBdr>
-          <w:bottom w:val="single" w:sz="6" w:space="4" w:color="9A9A9A"/>
-        </w:pBdr>
-      </w:pPr>
-      <w:r>
-        <w:rPr>
-          <w:color w:val="1A1A1A"/>
-          <w:sz w:val="20"/>
-        </w:rPr>
-        <w:t>창업하면서 가장 힘든 순간은 "정말 사람들이 좋아하고 잘 쓰게 될까" 하는 불안이 생길 때예요. 그걸 실제로 더 많은 분께 서비스하고 더 많은 목소리를 만들어 드리는 걸로 이겨내고 있습니다.</w:t>
-      </w:r>
-    </w:p>
-    <w:p>
-      <w:pPr>
-        <w:spacing w:before="0" w:after="120" w:line="276" w:lineRule="auto"/>
-        <w:ind w:left="227"/>
-        <w:keepNext/>
-        <w:keepLines/>
-        <w:pBdr>
-          <w:bottom w:val="single" w:sz="6" w:space="4" w:color="9A9A9A"/>
-        </w:pBdr>
-      </w:pPr>
-      <w:r>
-        <w:rPr>
-          <w:sz w:val="20"/>
-        </w:rPr>
-        <w:t xml:space="preserve"> </w:t>
-      </w:r>
-    </w:p>
-    <w:p>
-      <w:pPr>
-        <w:keepNext/>
-        <w:keepLines/>
-        <w:spacing w:before="0" w:after="80" w:line="312" w:lineRule="auto"/>
-        <w:ind w:left="227"/>
-      </w:pPr>
-      <w:r>
-        <w:rPr>
-          <w:b w:val="0"/>
-          <w:color w:val="1A1A1A"/>
-          <w:sz w:val="20"/>
-        </w:rPr>
-        <w:t xml:space="preserve">시기: </w:t>
-      </w:r>
-      <w:r>
-        <w:rPr>
-          <w:color w:val="1A1A1A"/>
-          <w:sz w:val="20"/>
-        </w:rPr>
-        <w:t>2026</w:t>
-      </w:r>
-      <w:r>
-        <w:rPr>
-          <w:b w:val="0"/>
-          <w:color w:val="1A1A1A"/>
-          <w:sz w:val="20"/>
-        </w:rPr>
-        <w:t xml:space="preserve">   감정: </w:t>
-      </w:r>
-      <w:r>
-        <w:rPr>
-          <w:color w:val="1A1A1A"/>
-          <w:sz w:val="20"/>
-        </w:rPr>
-        <w:t>—</w:t>
-      </w:r>
-      <w:r>
-        <w:rPr>
-          <w:b w:val="0"/>
-          <w:color w:val="1A1A1A"/>
-          <w:sz w:val="20"/>
-        </w:rPr>
-        <w:t xml:space="preserve">   확실성: □ 확실  □ 대략  □ 추정</w:t>
-      </w:r>
-    </w:p>
-    <w:p>
-      <w:pPr>
-        <w:keepNext w:val="0"/>
-        <w:keepLines/>
-        <w:spacing w:before="0" w:after="80" w:line="312" w:lineRule="auto"/>
-        <w:ind w:left="227"/>
-      </w:pPr>
-      <w:r>
-        <w:rPr>
-          <w:b w:val="0"/>
-          <w:color w:val="1A1A1A"/>
-          <w:sz w:val="20"/>
-        </w:rPr>
-        <w:t>사용 범위: ■ 자유  □ 물으면만  □ 회상 참고만(발화 금지)</w:t>
-      </w:r>
-    </w:p>
-    <w:p>
-      <w:pPr>
-        <w:spacing w:before="300" w:after="100" w:line="300" w:lineRule="auto"/>
-        <w:ind w:left="113" w:right="113"/>
-        <w:keepNext/>
-        <w:keepLines/>
-        <w:shd w:val="clear" w:fill="F1F5F9"/>
-      </w:pPr>
-      <w:r>
-        <w:rPr>
-          <w:b/>
-          <w:sz w:val="21"/>
-        </w:rPr>
-        <w:t xml:space="preserve">M5-06  </w:t>
-      </w:r>
-      <w:r>
-        <w:rPr>
-          <w:b/>
-          <w:color w:val="1A1A1A"/>
-          <w:sz w:val="21"/>
-        </w:rPr>
-        <w:t>가장 행복해 보였던 때는 언제였나요? 그때의 장면 하나</w:t>
-      </w:r>
-      <w:r>
-        <w:rPr>
-          <w:color w:val="6E6E6E"/>
-          <w:sz w:val="17"/>
-        </w:rPr>
-        <w:t xml:space="preserve">   서술</w:t>
-      </w:r>
-      <w:r>
-        <w:br/>
-      </w:r>
-      <w:r>
-        <w:rPr>
-          <w:b w:val="0"/>
-          <w:color w:val="B03A2B"/>
-          <w:sz w:val="17"/>
-        </w:rPr>
-        <w:t>예: "손주들이 태어났을 때" (한 장면으로)</w:t>
-      </w:r>
-    </w:p>
-    <w:p>
-      <w:pPr>
-        <w:spacing w:before="0" w:after="120" w:line="276" w:lineRule="auto"/>
-        <w:ind w:left="227"/>
-        <w:keepNext/>
-        <w:keepLines/>
-        <w:pBdr>
-          <w:bottom w:val="single" w:sz="6" w:space="4" w:color="9A9A9A"/>
-        </w:pBdr>
-      </w:pPr>
-      <w:r>
-        <w:rPr>
-          <w:color w:val="1A1A1A"/>
-          <w:sz w:val="20"/>
-        </w:rPr>
-        <w:t>가족에게 할머니 목소리를 처음 만들어 드렸을 때예요. 가족이 너무 슬퍼하거나 거부감을 느끼면 어쩌나 긴장했는데, 굉장히 좋아해 주시고 대화를 많이 하셔서 "이 아이디어가 정말 많은 사람에게 도움이 되겠구나" 생각했습니다.</w:t>
-      </w:r>
-    </w:p>
-    <w:p>
-      <w:pPr>
-        <w:spacing w:before="0" w:after="120" w:line="276" w:lineRule="auto"/>
-        <w:ind w:left="227"/>
-        <w:keepNext/>
-        <w:keepLines/>
-        <w:pBdr>
-          <w:bottom w:val="single" w:sz="6" w:space="4" w:color="9A9A9A"/>
-        </w:pBdr>
-      </w:pPr>
-      <w:r>
-        <w:rPr>
-          <w:sz w:val="20"/>
-        </w:rPr>
-        <w:t xml:space="preserve"> </w:t>
-      </w:r>
-    </w:p>
-    <w:p>
-      <w:pPr>
-        <w:keepNext/>
-        <w:keepLines/>
-        <w:spacing w:before="0" w:after="80" w:line="312" w:lineRule="auto"/>
-        <w:ind w:left="227"/>
-      </w:pPr>
-      <w:r>
-        <w:rPr>
-          <w:b w:val="0"/>
-          <w:color w:val="1A1A1A"/>
-          <w:sz w:val="20"/>
-        </w:rPr>
-        <w:t xml:space="preserve">시기: </w:t>
-      </w:r>
-      <w:r>
-        <w:rPr>
-          <w:color w:val="1A1A1A"/>
-          <w:sz w:val="20"/>
-        </w:rPr>
-        <w:t>2026</w:t>
-      </w:r>
-      <w:r>
-        <w:rPr>
-          <w:b w:val="0"/>
-          <w:color w:val="1A1A1A"/>
-          <w:sz w:val="20"/>
-        </w:rPr>
-        <w:t xml:space="preserve">   감정: </w:t>
-      </w:r>
-      <w:r>
-        <w:rPr>
-          <w:color w:val="1A1A1A"/>
-          <w:sz w:val="20"/>
-        </w:rPr>
-        <w:t>기쁨</w:t>
-      </w:r>
-      <w:r>
-        <w:rPr>
-          <w:b w:val="0"/>
-          <w:color w:val="1A1A1A"/>
-          <w:sz w:val="20"/>
-        </w:rPr>
-        <w:t xml:space="preserve">   확실성: □ 확실  □ 대략  □ 추정</w:t>
-      </w:r>
-    </w:p>
-    <w:p>
-      <w:pPr>
-        <w:keepNext w:val="0"/>
-        <w:keepLines/>
-        <w:spacing w:before="0" w:after="80" w:line="312" w:lineRule="auto"/>
-        <w:ind w:left="227"/>
-      </w:pPr>
-      <w:r>
-        <w:rPr>
-          <w:b w:val="0"/>
-          <w:color w:val="1A1A1A"/>
-          <w:sz w:val="20"/>
-        </w:rPr>
-        <w:t>사용 범위: ■ 자유  □ 물으면만  □ 회상 참고만(발화 금지)</w:t>
-      </w:r>
-    </w:p>
-    <w:p>
-      <w:pPr>
-        <w:spacing w:before="300" w:after="100" w:line="300" w:lineRule="auto"/>
-        <w:ind w:left="113" w:right="113"/>
-        <w:keepNext/>
-        <w:keepLines/>
-        <w:shd w:val="clear" w:fill="F1F5F9"/>
-      </w:pPr>
-      <w:r>
-        <w:rPr>
-          <w:b/>
-          <w:sz w:val="21"/>
-        </w:rPr>
-        <w:t xml:space="preserve">M5-07A  </w:t>
-      </w:r>
-      <w:r>
-        <w:rPr>
-          <w:b/>
-          <w:color w:val="1A1A1A"/>
-          <w:sz w:val="21"/>
-        </w:rPr>
-        <w:t>힘들었던 시기가 있었나요? 말하고 싶은 만큼만요.</w:t>
-      </w:r>
-      <w:r>
-        <w:rPr>
-          <w:color w:val="6E6E6E"/>
-          <w:sz w:val="17"/>
-        </w:rPr>
-        <w:t xml:space="preserve">   하나 선택</w:t>
-      </w:r>
-    </w:p>
-    <w:p>
-      <w:pPr>
-        <w:keepNext/>
-        <w:keepLines/>
-        <w:spacing w:before="0" w:after="80" w:line="312" w:lineRule="auto"/>
-        <w:ind w:left="283"/>
-      </w:pPr>
-      <w:r>
-        <w:rPr>
-          <w:b w:val="0"/>
-          <w:color w:val="1A1A1A"/>
-          <w:sz w:val="20"/>
-        </w:rPr>
-        <w:t>■ 말하겠다</w:t>
-      </w:r>
-    </w:p>
-    <w:p>
-      <w:pPr>
-        <w:keepNext/>
-        <w:keepLines/>
-        <w:spacing w:before="0" w:after="80" w:line="312" w:lineRule="auto"/>
-        <w:ind w:left="283"/>
-      </w:pPr>
-      <w:r>
-        <w:rPr>
-          <w:b w:val="0"/>
-          <w:color w:val="1A1A1A"/>
-          <w:sz w:val="20"/>
-        </w:rPr>
-        <w:t>□ 모른다</w:t>
-      </w:r>
-    </w:p>
-    <w:p>
-      <w:pPr>
-        <w:keepNext w:val="0"/>
-        <w:keepLines/>
-        <w:spacing w:before="0" w:after="80" w:line="312" w:lineRule="auto"/>
-        <w:ind w:left="283"/>
-      </w:pPr>
-      <w:r>
-        <w:rPr>
-          <w:b w:val="0"/>
-          <w:color w:val="1A1A1A"/>
-          <w:sz w:val="20"/>
-        </w:rPr>
-        <w:t>□ 말하고 싶지 않다</w:t>
-      </w:r>
-    </w:p>
-    <w:p>
-      <w:pPr>
-        <w:spacing w:before="300" w:after="100" w:line="300" w:lineRule="auto"/>
-        <w:ind w:left="113" w:right="113"/>
-        <w:keepNext/>
-        <w:keepLines/>
-        <w:shd w:val="clear" w:fill="F1F5F9"/>
-      </w:pPr>
-      <w:r>
-        <w:rPr>
-          <w:b/>
-          <w:sz w:val="21"/>
-        </w:rPr>
-        <w:t xml:space="preserve">M5-07B  </w:t>
-      </w:r>
-      <w:r>
-        <w:rPr>
-          <w:b/>
-          <w:color w:val="1A1A1A"/>
-          <w:sz w:val="21"/>
-        </w:rPr>
-        <w:t>(M5-07A에서 "말하겠다"를 고르셨다면) 어떤 시기였나요?</w:t>
-      </w:r>
-      <w:r>
-        <w:rPr>
-          <w:color w:val="6E6E6E"/>
-          <w:sz w:val="17"/>
-        </w:rPr>
-        <w:t xml:space="preserve">   서술</w:t>
-      </w:r>
-    </w:p>
-    <w:p>
-      <w:pPr>
-        <w:spacing w:before="0" w:after="120" w:line="276" w:lineRule="auto"/>
-        <w:ind w:left="227"/>
-        <w:keepNext/>
-        <w:keepLines/>
-        <w:pBdr>
-          <w:bottom w:val="single" w:sz="6" w:space="4" w:color="9A9A9A"/>
-        </w:pBdr>
-      </w:pPr>
-      <w:r>
-        <w:rPr>
-          <w:color w:val="1A1A1A"/>
-          <w:sz w:val="20"/>
-        </w:rPr>
-        <w:t>할머니가 돌아가시고 나서는 매일 밤 울었어요. 수술실 들어가시기 전에 보호자로 옆에 있었고 임종 순간에는 손을 꼭 잡고 사랑한다, 감사했다고 많이 말씀드렸습니다. 남은 녹음을 처음 들으려 했을 때는 너무 아파서 오래 듣지 못했어요.</w:t>
-      </w:r>
-    </w:p>
-    <w:p>
-      <w:pPr>
-        <w:spacing w:before="0" w:after="120" w:line="276" w:lineRule="auto"/>
-        <w:ind w:left="227"/>
-        <w:keepNext/>
-        <w:keepLines/>
-        <w:pBdr>
-          <w:bottom w:val="single" w:sz="6" w:space="4" w:color="9A9A9A"/>
-        </w:pBdr>
-      </w:pPr>
-      <w:r>
-        <w:rPr>
-          <w:sz w:val="20"/>
-        </w:rPr>
-        <w:t xml:space="preserve"> </w:t>
-      </w:r>
-    </w:p>
-    <w:p>
-      <w:pPr>
-        <w:keepNext w:val="0"/>
-        <w:keepLines/>
-        <w:spacing w:before="0" w:after="80" w:line="312" w:lineRule="auto"/>
-        <w:ind w:left="227"/>
-      </w:pPr>
-      <w:r>
-        <w:rPr>
-          <w:b w:val="0"/>
-          <w:color w:val="1A1A1A"/>
-          <w:sz w:val="20"/>
-        </w:rPr>
-        <w:t>사용 범위: □ 자유  ■ 물으면만  □ 회상 참고만(발화 금지)</w:t>
-      </w:r>
-    </w:p>
-    <w:p>
-      <w:pPr>
-        <w:spacing w:before="300" w:after="100" w:line="300" w:lineRule="auto"/>
-        <w:ind w:left="113" w:right="113"/>
-        <w:keepNext/>
-        <w:keepLines/>
-        <w:shd w:val="clear" w:fill="F1F5F9"/>
-      </w:pPr>
-      <w:r>
-        <w:rPr>
-          <w:b/>
-          <w:sz w:val="21"/>
-        </w:rPr>
-        <w:t xml:space="preserve">M5-08  </w:t>
-      </w:r>
-      <w:r>
-        <w:rPr>
-          <w:b/>
-          <w:color w:val="1A1A1A"/>
-          <w:sz w:val="21"/>
-        </w:rPr>
-        <w:t>말년의 하루는 어떻게 흘러갔나요?</w:t>
-      </w:r>
-      <w:r>
-        <w:rPr>
-          <w:color w:val="6E6E6E"/>
-          <w:sz w:val="17"/>
-        </w:rPr>
-        <w:t xml:space="preserve">   서술 3~5문장</w:t>
-      </w:r>
-      <w:r>
-        <w:br/>
-      </w:r>
-      <w:r>
-        <w:rPr>
-          <w:b w:val="0"/>
-          <w:color w:val="6E6E6E"/>
-          <w:sz w:val="17"/>
-        </w:rPr>
-        <w:t>가이드: 아침 → 낮 → 저녁 순으로 자주 하던 일과 있던 장소</w:t>
-      </w:r>
-    </w:p>
-    <w:p>
-      <w:pPr>
-        <w:spacing w:before="0" w:after="120" w:line="276" w:lineRule="auto"/>
-        <w:ind w:left="227"/>
-        <w:keepNext/>
-        <w:keepLines/>
-        <w:pBdr>
-          <w:bottom w:val="single" w:sz="6" w:space="4" w:color="9A9A9A"/>
-        </w:pBdr>
-      </w:pPr>
-      <w:r>
-        <w:rPr>
-          <w:color w:val="1A1A1A"/>
-          <w:sz w:val="20"/>
-        </w:rPr>
-        <w:t>학기 중에는 학교 공부와 창업을 같이 해요. 열심히 해주시는 뛰어난 팀원분들과 창업 일을 진행하고, 방학에는 온전히 창업에 집중합니다. 스트레스를 받으면 원인을 잠시 피하고 다른 일에 몰두하거나 유튜브·게임으로 머리를 정리해요.</w:t>
-      </w:r>
-    </w:p>
-    <w:p>
-      <w:pPr>
-        <w:spacing w:before="0" w:after="120" w:line="276" w:lineRule="auto"/>
-        <w:ind w:left="227"/>
-        <w:keepNext/>
-        <w:keepLines/>
-        <w:pBdr>
-          <w:bottom w:val="single" w:sz="6" w:space="4" w:color="9A9A9A"/>
-        </w:pBdr>
-      </w:pPr>
-      <w:r>
-        <w:rPr>
-          <w:sz w:val="20"/>
-        </w:rPr>
-        <w:t xml:space="preserve"> </w:t>
-      </w:r>
-    </w:p>
-    <w:p>
-      <w:pPr>
-        <w:keepNext/>
-        <w:keepLines/>
-        <w:spacing w:before="0" w:after="80" w:line="312" w:lineRule="auto"/>
-        <w:ind w:left="227"/>
-      </w:pPr>
-      <w:r>
-        <w:rPr>
-          <w:b w:val="0"/>
-          <w:color w:val="1A1A1A"/>
-          <w:sz w:val="20"/>
-        </w:rPr>
-        <w:t>시기: ______   감정: ______   확실성: □ 확실  □ 대략  □ 추정</w:t>
-      </w:r>
-    </w:p>
-    <w:p>
-      <w:pPr>
-        <w:keepNext w:val="0"/>
-        <w:keepLines/>
-        <w:spacing w:before="0" w:after="80" w:line="312" w:lineRule="auto"/>
-        <w:ind w:left="227"/>
-      </w:pPr>
-      <w:r>
-        <w:rPr>
-          <w:b w:val="0"/>
-          <w:color w:val="1A1A1A"/>
-          <w:sz w:val="20"/>
-        </w:rPr>
-        <w:t>사용 범위: ■ 자유  □ 물으면만  □ 회상 참고만(발화 금지)</w:t>
-      </w:r>
-    </w:p>
-    <w:p>
-      <w:pPr>
-        <w:spacing w:before="300" w:after="100" w:line="300" w:lineRule="auto"/>
-        <w:ind w:left="113" w:right="113"/>
-        <w:keepNext/>
-        <w:keepLines/>
-        <w:shd w:val="clear" w:fill="F1F5F9"/>
-      </w:pPr>
-      <w:r>
-        <w:rPr>
-          <w:b/>
-          <w:sz w:val="21"/>
-        </w:rPr>
-        <w:t xml:space="preserve">M5-OE  </w:t>
-      </w:r>
-      <w:r>
-        <w:rPr>
-          <w:b/>
-          <w:color w:val="1A1A1A"/>
-          <w:sz w:val="21"/>
-        </w:rPr>
-        <w:t>더 남기고 싶은 시절이나 장면이 있나요?</w:t>
-      </w:r>
-      <w:r>
-        <w:rPr>
-          <w:color w:val="6E6E6E"/>
-          <w:sz w:val="17"/>
-        </w:rPr>
-        <w:t xml:space="preserve">   서술</w:t>
-      </w:r>
-    </w:p>
-    <w:p>
-      <w:pPr>
-        <w:spacing w:before="0" w:after="120" w:line="276" w:lineRule="auto"/>
-        <w:ind w:left="227"/>
-        <w:keepNext/>
-        <w:keepLines/>
-        <w:pBdr>
-          <w:bottom w:val="single" w:sz="6" w:space="4" w:color="9A9A9A"/>
-        </w:pBdr>
-      </w:pPr>
-      <w:r>
-        <w:rPr>
-          <w:color w:val="1A1A1A"/>
-          <w:sz w:val="20"/>
-        </w:rPr>
         <w:t>10년 뒤의 나에게</w:t>
-      </w:r>
-    </w:p>
-    <w:p>
-      <w:pPr>
-        <w:spacing w:before="0" w:after="120" w:line="276" w:lineRule="auto"/>
-        <w:ind w:left="227"/>
-        <w:keepNext/>
-        <w:keepLines/>
-        <w:pBdr>
-          <w:bottom w:val="single" w:sz="6" w:space="4" w:color="9A9A9A"/>
-        </w:pBdr>
-      </w:pPr>
-      <w:r>
-        <w:rPr>
-          <w:sz w:val="20"/>
-        </w:rPr>
-        <w:t xml:space="preserve"> </w:t>
       </w:r>
     </w:p>
     <w:p>
@@ -7266,7 +6943,7 @@
       <w:pPr>
         <w:spacing w:before="0" w:after="120" w:line="276" w:lineRule="auto"/>
         <w:ind w:left="227"/>
-        <w:keepNext/>
+        <w:keepNext w:val="0"/>
         <w:keepLines/>
         <w:pBdr>
           <w:bottom w:val="single" w:sz="6" w:space="4" w:color="9A9A9A"/>
@@ -7281,8 +6958,87 @@
     </w:p>
     <w:p>
       <w:pPr>
+        <w:spacing w:before="300" w:after="100" w:line="300" w:lineRule="auto"/>
+        <w:ind w:left="113" w:right="113"/>
+        <w:keepNext/>
+        <w:keepLines/>
+        <w:shd w:val="clear" w:fill="F1F5F9"/>
+      </w:pPr>
+      <w:r>
+        <w:rPr>
+          <w:b/>
+          <w:sz w:val="21"/>
+        </w:rPr>
+        <w:t xml:space="preserve">M6-03  </w:t>
+      </w:r>
+      <w:r>
+        <w:rPr>
+          <w:b/>
+          <w:color w:val="1A1A1A"/>
+          <w:sz w:val="21"/>
+        </w:rPr>
+        <w:t>자주 주는 선물이나 챙김</w:t>
+      </w:r>
+      <w:r>
+        <w:rPr>
+          <w:color w:val="6E6E6E"/>
+          <w:sz w:val="17"/>
+        </w:rPr>
+        <w:t xml:space="preserve">   최대 3개</w:t>
+      </w:r>
+    </w:p>
+    <w:p>
+      <w:pPr>
+        <w:keepNext/>
+        <w:keepLines/>
+        <w:spacing w:before="0" w:after="80" w:line="312" w:lineRule="auto"/>
+        <w:ind w:left="227"/>
+      </w:pPr>
+      <w:r>
+        <w:rPr>
+          <w:b w:val="0"/>
+          <w:color w:val="1A1A1A"/>
+          <w:sz w:val="20"/>
+        </w:rPr>
+        <w:t>□ 용돈  □ 간식·과일  □ 반찬·음식  □ 옷·생필품  □ 편지·문자  □ 없음</w:t>
+      </w:r>
+    </w:p>
+    <w:p>
+      <w:pPr>
+        <w:keepNext/>
+        <w:keepLines/>
+        <w:spacing w:before="0" w:after="80" w:line="312" w:lineRule="auto"/>
+        <w:ind w:left="227"/>
+      </w:pPr>
+      <w:r>
+        <w:rPr>
+          <w:b w:val="0"/>
+          <w:color w:val="1A1A1A"/>
+          <w:sz w:val="20"/>
+        </w:rPr>
+        <w:t>□ 직접 입력</w:t>
+      </w:r>
+    </w:p>
+    <w:p>
+      <w:pPr>
+        <w:keepNext/>
+        <w:keepLines/>
+        <w:spacing w:before="0" w:after="80" w:line="312" w:lineRule="auto"/>
+        <w:ind w:left="227"/>
+      </w:pPr>
+      <w:r>
+        <w:rPr>
+          <w:b w:val="0"/>
+          <w:color w:val="1A1A1A"/>
+          <w:sz w:val="20"/>
+        </w:rPr>
+        <w:t>장면 (선택):</w:t>
+      </w:r>
+    </w:p>
+    <w:p>
+      <w:pPr>
         <w:spacing w:before="0" w:after="120" w:line="276" w:lineRule="auto"/>
-        <w:ind w:left="227"/>
+        <w:ind w:left="227" w:right="5216"/>
         <w:keepNext w:val="0"/>
         <w:keepLines/>
         <w:pBdr>
@@ -7294,85 +7050,6 @@
           <w:sz w:val="20"/>
         </w:rPr>
         <w:t xml:space="preserve"> </w:t>
-      </w:r>
-    </w:p>
-    <w:p>
-      <w:pPr>
-        <w:spacing w:before="300" w:after="100" w:line="300" w:lineRule="auto"/>
-        <w:ind w:left="113" w:right="113"/>
-        <w:keepNext/>
-        <w:keepLines/>
-        <w:shd w:val="clear" w:fill="F1F5F9"/>
-      </w:pPr>
-      <w:r>
-        <w:rPr>
-          <w:b/>
-          <w:sz w:val="21"/>
-        </w:rPr>
-        <w:t xml:space="preserve">M6-03  </w:t>
-      </w:r>
-      <w:r>
-        <w:rPr>
-          <w:b/>
-          <w:color w:val="1A1A1A"/>
-          <w:sz w:val="21"/>
-        </w:rPr>
-        <w:t>자주 주는 선물이나 챙김</w:t>
-      </w:r>
-      <w:r>
-        <w:rPr>
-          <w:color w:val="6E6E6E"/>
-          <w:sz w:val="17"/>
-        </w:rPr>
-        <w:t xml:space="preserve">   최대 3개</w:t>
-      </w:r>
-    </w:p>
-    <w:p>
-      <w:pPr>
-        <w:keepNext/>
-        <w:keepLines/>
-        <w:spacing w:before="0" w:after="80" w:line="312" w:lineRule="auto"/>
-        <w:ind w:left="227"/>
-      </w:pPr>
-      <w:r>
-        <w:rPr>
-          <w:b w:val="0"/>
-          <w:color w:val="1A1A1A"/>
-          <w:sz w:val="20"/>
-        </w:rPr>
-        <w:t>□ 용돈  □ 간식·과일  □ 반찬·음식  □ 옷·생필품  □ 편지·문자  □ 없음</w:t>
-      </w:r>
-    </w:p>
-    <w:p>
-      <w:pPr>
-        <w:keepNext/>
-        <w:keepLines/>
-        <w:spacing w:before="0" w:after="80" w:line="312" w:lineRule="auto"/>
-        <w:ind w:left="227"/>
-      </w:pPr>
-      <w:r>
-        <w:rPr>
-          <w:b w:val="0"/>
-          <w:color w:val="1A1A1A"/>
-          <w:sz w:val="20"/>
-        </w:rPr>
-        <w:t>□ 직접 입력</w:t>
-      </w:r>
-    </w:p>
-    <w:p>
-      <w:pPr>
-        <w:keepNext w:val="0"/>
-        <w:keepLines/>
-        <w:spacing w:before="0" w:after="80" w:line="312" w:lineRule="auto"/>
-        <w:ind w:left="227"/>
-      </w:pPr>
-      <w:r>
-        <w:rPr>
-          <w:b w:val="0"/>
-          <w:color w:val="1A1A1A"/>
-          <w:sz w:val="20"/>
-        </w:rPr>
-        <w:t>장면 (선택):</w:t>
       </w:r>
     </w:p>
     <w:p>
@@ -10868,23 +10545,6 @@
     </w:p>
     <w:p>
       <w:pPr>
-        <w:spacing w:before="0" w:after="120" w:line="276" w:lineRule="auto"/>
-        <w:ind w:left="227"/>
-        <w:keepNext/>
-        <w:keepLines/>
-        <w:pBdr>
-          <w:bottom w:val="single" w:sz="6" w:space="4" w:color="D9D9D9"/>
-        </w:pBdr>
-      </w:pPr>
-      <w:r>
-        <w:rPr>
-          <w:sz w:val="20"/>
-        </w:rPr>
-        <w:t xml:space="preserve"> </w:t>
-      </w:r>
-    </w:p>
-    <w:p>
-      <w:pPr>
         <w:keepNext w:val="0"/>
         <w:keepLines/>
         <w:spacing w:before="0" w:after="80" w:line="312" w:lineRule="auto"/>
@@ -11295,7 +10955,7 @@
       <w:pPr>
         <w:spacing w:before="0" w:after="120" w:line="276" w:lineRule="auto"/>
         <w:ind w:left="227"/>
-        <w:keepNext/>
+        <w:keepNext w:val="0"/>
         <w:keepLines/>
         <w:pBdr>
           <w:bottom w:val="single" w:sz="6" w:space="4" w:color="9A9A9A"/>
@@ -11311,6 +10971,69 @@
     </w:p>
     <w:p>
       <w:pPr>
+        <w:spacing w:before="300" w:after="100" w:line="300" w:lineRule="auto"/>
+        <w:ind w:left="113" w:right="113"/>
+        <w:keepNext/>
+        <w:keepLines/>
+        <w:shd w:val="clear" w:fill="F1F5F9"/>
+      </w:pPr>
+      <w:r>
+        <w:rPr>
+          <w:b/>
+          <w:sz w:val="21"/>
+        </w:rPr>
+        <w:t xml:space="preserve">T2-04  </w:t>
+      </w:r>
+      <w:r>
+        <w:rPr>
+          <w:b/>
+          <w:color w:val="1A1A1A"/>
+          <w:sz w:val="21"/>
+        </w:rPr>
+        <w:t>가족이 나중에 내 목소리를 들을 때 무엇을 느꼈으면 하나요?</w:t>
+      </w:r>
+      <w:r>
+        <w:rPr>
+          <w:color w:val="6E6E6E"/>
+          <w:sz w:val="17"/>
+        </w:rPr>
+        <w:t xml:space="preserve">   하나 선택 + 서술</w:t>
+      </w:r>
+    </w:p>
+    <w:p>
+      <w:pPr>
+        <w:keepNext/>
+        <w:keepLines/>
+        <w:spacing w:before="0" w:after="80" w:line="312" w:lineRule="auto"/>
+        <w:ind w:left="227"/>
+      </w:pPr>
+      <w:r>
+        <w:rPr>
+          <w:b w:val="0"/>
+          <w:color w:val="1A1A1A"/>
+          <w:sz w:val="20"/>
+        </w:rPr>
+        <w:t>□ 위로  □ 웃음  □ 그리움보다 평온  □ 용기  □ 직접 입력</w:t>
+      </w:r>
+    </w:p>
+    <w:p>
+      <w:pPr>
+        <w:keepNext/>
+        <w:keepLines/>
+        <w:spacing w:before="0" w:after="80" w:line="312" w:lineRule="auto"/>
+        <w:ind w:left="227"/>
+      </w:pPr>
+      <w:r>
+        <w:rPr>
+          <w:b w:val="0"/>
+          <w:color w:val="1A1A1A"/>
+          <w:sz w:val="20"/>
+        </w:rPr>
+        <w:t>이유 (선택, 1~2문장):</w:t>
+      </w:r>
+    </w:p>
+    <w:p>
+      <w:pPr>
         <w:spacing w:before="0" w:after="120" w:line="276" w:lineRule="auto"/>
         <w:ind w:left="227"/>
         <w:keepNext w:val="0"/>
@@ -11339,7 +11062,7 @@
           <w:b/>
           <w:sz w:val="21"/>
         </w:rPr>
-        <w:t xml:space="preserve">T2-04  </w:t>
+        <w:t xml:space="preserve">T2-05  </w:t>
       </w:r>
       <w:r>
         <w:rPr>
@@ -11347,19 +11070,12 @@
           <w:color w:val="1A1A1A"/>
           <w:sz w:val="21"/>
         </w:rPr>
-        <w:t>가족이 나중에 내 목소리를 들을 때 무엇을 느꼈으면 하나요?</w:t>
-      </w:r>
-      <w:r>
-        <w:rPr>
-          <w:color w:val="6E6E6E"/>
-          <w:sz w:val="17"/>
-        </w:rPr>
-        <w:t xml:space="preserve">   하나 선택 + 서술</w:t>
-      </w:r>
-    </w:p>
-    <w:p>
-      <w:pPr>
-        <w:keepNext/>
+        <w:t>사후 사용 여부는 여기서 정하지 않아요. 별도 동의서에서만 정합니다.</w:t>
+      </w:r>
+    </w:p>
+    <w:p>
+      <w:pPr>
+        <w:keepNext w:val="0"/>
         <w:keepLines/>
         <w:spacing w:before="0" w:after="80" w:line="312" w:lineRule="auto"/>
         <w:ind w:left="227"/>
@@ -11370,23 +11086,23 @@
           <w:color w:val="1A1A1A"/>
           <w:sz w:val="20"/>
         </w:rPr>
-        <w:t>□ 위로  □ 웃음  □ 그리움보다 평온  □ 용기  □ 직접 입력</w:t>
+        <w:t>■ 확인</w:t>
       </w:r>
     </w:p>
     <w:p>
       <w:pPr>
         <w:keepNext w:val="0"/>
         <w:keepLines/>
-        <w:spacing w:before="0" w:after="80" w:line="312" w:lineRule="auto"/>
-        <w:ind w:left="227"/>
-      </w:pPr>
-      <w:r>
-        <w:rPr>
-          <w:b w:val="0"/>
-          <w:color w:val="1A1A1A"/>
-          <w:sz w:val="20"/>
-        </w:rPr>
-        <w:t>이유 (선택, 1~2문장):</w:t>
+        <w:spacing w:before="360" w:after="140" w:line="312" w:lineRule="auto"/>
+        <w:ind w:left="0"/>
+      </w:pPr>
+      <w:r>
+        <w:rPr>
+          <w:b/>
+          <w:color w:val="B4B4B4"/>
+          <w:sz w:val="24"/>
+        </w:rPr>
+        <w:t>T3. 원거리 가족 (멀리 계시지만 대화 가능한 분)</w:t>
       </w:r>
     </w:p>
     <w:p>
@@ -11400,17 +11116,25 @@
       <w:r>
         <w:rPr>
           <w:b/>
+          <w:color w:val="B4B4B4"/>
           <w:sz w:val="21"/>
         </w:rPr>
-        <w:t xml:space="preserve">T2-05  </w:t>
+        <w:t xml:space="preserve">T3-01  </w:t>
       </w:r>
       <w:r>
         <w:rPr>
           <w:b/>
-          <w:color w:val="1A1A1A"/>
+          <w:color w:val="B4B4B4"/>
           <w:sz w:val="21"/>
         </w:rPr>
-        <w:t>사후 사용 여부는 여기서 정하지 않아요. 별도 동의서에서만 정합니다.</w:t>
+        <w:t>그분께 어떤 질문부터 보낼까요?</w:t>
+      </w:r>
+      <w:r>
+        <w:rPr>
+          <w:color w:val="B4B4B4"/>
+          <w:sz w:val="17"/>
+        </w:rPr>
+        <w:t xml:space="preserve">   최대 5개</w:t>
       </w:r>
     </w:p>
     <w:p>
@@ -11423,10 +11147,92 @@
       <w:r>
         <w:rPr>
           <w:b w:val="0"/>
-          <w:color w:val="1A1A1A"/>
+          <w:color w:val="B4B4B4"/>
           <w:sz w:val="20"/>
         </w:rPr>
-        <w:t>■ 확인</w:t>
+        <w:t>문항 목록에서 선택 · 기본 추천: C5-b · C7 · M3-01 · M5-06 · M6-01</w:t>
+      </w:r>
+    </w:p>
+    <w:p>
+      <w:pPr>
+        <w:spacing w:before="300" w:after="100" w:line="300" w:lineRule="auto"/>
+        <w:ind w:left="113" w:right="113"/>
+        <w:keepNext/>
+        <w:keepLines/>
+        <w:shd w:val="clear" w:fill="F1F5F9"/>
+      </w:pPr>
+      <w:r>
+        <w:rPr>
+          <w:b/>
+          <w:color w:val="B4B4B4"/>
+          <w:sz w:val="21"/>
+        </w:rPr>
+        <w:t xml:space="preserve">T3-02  </w:t>
+      </w:r>
+      <w:r>
+        <w:rPr>
+          <w:b/>
+          <w:color w:val="B4B4B4"/>
+          <w:sz w:val="21"/>
+        </w:rPr>
+        <w:t>그분 본인의 동의 낭독이 필요해요. 링크의 첫 질문으로 보내드릴까요?</w:t>
+      </w:r>
+    </w:p>
+    <w:p>
+      <w:pPr>
+        <w:keepNext w:val="0"/>
+        <w:keepLines/>
+        <w:spacing w:before="0" w:after="80" w:line="312" w:lineRule="auto"/>
+        <w:ind w:left="227"/>
+      </w:pPr>
+      <w:r>
+        <w:rPr>
+          <w:b w:val="0"/>
+          <w:color w:val="B4B4B4"/>
+          <w:sz w:val="20"/>
+        </w:rPr>
+        <w:t>□ 예  □ 나중에</w:t>
+      </w:r>
+    </w:p>
+    <w:p>
+      <w:pPr>
+        <w:spacing w:before="300" w:after="100" w:line="300" w:lineRule="auto"/>
+        <w:ind w:left="113" w:right="113"/>
+        <w:keepNext/>
+        <w:keepLines/>
+        <w:shd w:val="clear" w:fill="F1F5F9"/>
+      </w:pPr>
+      <w:r>
+        <w:rPr>
+          <w:b/>
+          <w:color w:val="B4B4B4"/>
+          <w:sz w:val="21"/>
+        </w:rPr>
+        <w:t xml:space="preserve">T3-03  </w:t>
+      </w:r>
+      <w:r>
+        <w:rPr>
+          <w:b/>
+          <w:color w:val="B4B4B4"/>
+          <w:sz w:val="21"/>
+        </w:rPr>
+        <w:t>그분과 보통 얼마나 자주 통화하세요?</w:t>
+      </w:r>
+    </w:p>
+    <w:p>
+      <w:pPr>
+        <w:keepNext w:val="0"/>
+        <w:keepLines/>
+        <w:spacing w:before="0" w:after="80" w:line="312" w:lineRule="auto"/>
+        <w:ind w:left="227"/>
+      </w:pPr>
+      <w:r>
+        <w:rPr>
+          <w:b w:val="0"/>
+          <w:color w:val="B4B4B4"/>
+          <w:sz w:val="20"/>
+        </w:rPr>
+        <w:t>□ 거의 매일  □ 주 1~2회  □ 월 1~2회  □ 드물게</w:t>
       </w:r>
     </w:p>
     <w:p>
@@ -11442,7 +11248,7 @@
           <w:color w:val="B4B4B4"/>
           <w:sz w:val="24"/>
         </w:rPr>
-        <w:t>T3. 원거리 가족 (멀리 계시지만 대화 가능한 분)</w:t>
+        <w:t>T4. 기념 시점</w:t>
       </w:r>
     </w:p>
     <w:p>
@@ -11459,7 +11265,7 @@
           <w:color w:val="B4B4B4"/>
           <w:sz w:val="21"/>
         </w:rPr>
-        <w:t xml:space="preserve">T3-01  </w:t>
+        <w:t xml:space="preserve">T4-01  </w:t>
       </w:r>
       <w:r>
         <w:rPr>
@@ -11467,19 +11273,19 @@
           <w:color w:val="B4B4B4"/>
           <w:sz w:val="21"/>
         </w:rPr>
-        <w:t>그분께 어떤 질문부터 보낼까요?</w:t>
+        <w:t>이 시점을 남기려는 계기는?</w:t>
       </w:r>
       <w:r>
         <w:rPr>
           <w:color w:val="B4B4B4"/>
           <w:sz w:val="17"/>
         </w:rPr>
-        <w:t xml:space="preserve">   최대 5개</w:t>
-      </w:r>
-    </w:p>
-    <w:p>
-      <w:pPr>
-        <w:keepNext w:val="0"/>
+        <w:t xml:space="preserve">   하나 선택 + 단답 30자</w:t>
+      </w:r>
+    </w:p>
+    <w:p>
+      <w:pPr>
+        <w:keepNext/>
         <w:keepLines/>
         <w:spacing w:before="0" w:after="80" w:line="312" w:lineRule="auto"/>
         <w:ind w:left="227"/>
@@ -11490,7 +11296,23 @@
           <w:color w:val="B4B4B4"/>
           <w:sz w:val="20"/>
         </w:rPr>
-        <w:t>문항 목록에서 선택 · 기본 추천: C5-b · C7 · M3-01 · M5-06 · M6-01</w:t>
+        <w:t>□ 생일·환갑·칠순  □ 결혼·출산  □ 입대·유학·이민  □ 졸업·취업  □ 투병 전후</w:t>
+      </w:r>
+    </w:p>
+    <w:p>
+      <w:pPr>
+        <w:keepNext w:val="0"/>
+        <w:keepLines/>
+        <w:spacing w:before="0" w:after="80" w:line="312" w:lineRule="auto"/>
+        <w:ind w:left="227"/>
+      </w:pPr>
+      <w:r>
+        <w:rPr>
+          <w:b w:val="0"/>
+          <w:color w:val="B4B4B4"/>
+          <w:sz w:val="20"/>
+        </w:rPr>
+        <w:t>□ 직접 입력</w:t>
       </w:r>
     </w:p>
     <w:p>
@@ -11507,7 +11329,7 @@
           <w:color w:val="B4B4B4"/>
           <w:sz w:val="21"/>
         </w:rPr>
-        <w:t xml:space="preserve">T3-02  </w:t>
+        <w:t xml:space="preserve">T4-02  </w:t>
       </w:r>
       <w:r>
         <w:rPr>
@@ -11515,12 +11337,68 @@
           <w:color w:val="B4B4B4"/>
           <w:sz w:val="21"/>
         </w:rPr>
-        <w:t>그분 본인의 동의 낭독이 필요해요. 링크의 첫 질문으로 보내드릴까요?</w:t>
-      </w:r>
-    </w:p>
-    <w:p>
-      <w:pPr>
+        <w:t>지금의 그분을 대표하는 것 하나</w:t>
+      </w:r>
+      <w:r>
+        <w:rPr>
+          <w:color w:val="B4B4B4"/>
+          <w:sz w:val="17"/>
+        </w:rPr>
+        <w:t xml:space="preserve">   단답 40자</w:t>
+      </w:r>
+    </w:p>
+    <w:p>
+      <w:pPr>
+        <w:spacing w:before="0" w:after="120" w:line="276" w:lineRule="auto"/>
+        <w:ind w:left="227" w:right="5216"/>
         <w:keepNext w:val="0"/>
+        <w:keepLines/>
+        <w:pBdr>
+          <w:bottom w:val="single" w:sz="6" w:space="4" w:color="D9D9D9"/>
+        </w:pBdr>
+      </w:pPr>
+      <w:r>
+        <w:rPr>
+          <w:sz w:val="20"/>
+        </w:rPr>
+        <w:t xml:space="preserve"> </w:t>
+      </w:r>
+    </w:p>
+    <w:p>
+      <w:pPr>
+        <w:spacing w:before="300" w:after="100" w:line="300" w:lineRule="auto"/>
+        <w:ind w:left="113" w:right="113"/>
+        <w:keepNext/>
+        <w:keepLines/>
+        <w:shd w:val="clear" w:fill="F1F5F9"/>
+      </w:pPr>
+      <w:r>
+        <w:rPr>
+          <w:b/>
+          <w:color w:val="B4B4B4"/>
+          <w:sz w:val="21"/>
+        </w:rPr>
+        <w:t xml:space="preserve">T4-03  </w:t>
+      </w:r>
+      <w:r>
+        <w:rPr>
+          <w:b/>
+          <w:color w:val="B4B4B4"/>
+          <w:sz w:val="21"/>
+        </w:rPr>
+        <w:t>몇 년 뒤의 가족에게 지금의 그분이 해주고 싶은 말</w:t>
+      </w:r>
+      <w:r>
+        <w:rPr>
+          <w:color w:val="B4B4B4"/>
+          <w:sz w:val="17"/>
+        </w:rPr>
+        <w:t xml:space="preserve">   서술 1~3문장</w:t>
+      </w:r>
+    </w:p>
+    <w:p>
+      <w:pPr>
+        <w:keepNext/>
         <w:keepLines/>
         <w:spacing w:before="0" w:after="80" w:line="312" w:lineRule="auto"/>
         <w:ind w:left="227"/>
@@ -11531,242 +11409,7 @@
           <w:color w:val="B4B4B4"/>
           <w:sz w:val="20"/>
         </w:rPr>
-        <w:t>□ 예  □ 나중에</w:t>
-      </w:r>
-    </w:p>
-    <w:p>
-      <w:pPr>
-        <w:spacing w:before="300" w:after="100" w:line="300" w:lineRule="auto"/>
-        <w:ind w:left="113" w:right="113"/>
-        <w:keepNext/>
-        <w:keepLines/>
-        <w:shd w:val="clear" w:fill="F1F5F9"/>
-      </w:pPr>
-      <w:r>
-        <w:rPr>
-          <w:b/>
-          <w:color w:val="B4B4B4"/>
-          <w:sz w:val="21"/>
-        </w:rPr>
-        <w:t xml:space="preserve">T3-03  </w:t>
-      </w:r>
-      <w:r>
-        <w:rPr>
-          <w:b/>
-          <w:color w:val="B4B4B4"/>
-          <w:sz w:val="21"/>
-        </w:rPr>
-        <w:t>그분과 보통 얼마나 자주 통화하세요?</w:t>
-      </w:r>
-    </w:p>
-    <w:p>
-      <w:pPr>
-        <w:keepNext w:val="0"/>
-        <w:keepLines/>
-        <w:spacing w:before="0" w:after="80" w:line="312" w:lineRule="auto"/>
-        <w:ind w:left="227"/>
-      </w:pPr>
-      <w:r>
-        <w:rPr>
-          <w:b w:val="0"/>
-          <w:color w:val="B4B4B4"/>
-          <w:sz w:val="20"/>
-        </w:rPr>
-        <w:t>□ 거의 매일  □ 주 1~2회  □ 월 1~2회  □ 드물게</w:t>
-      </w:r>
-    </w:p>
-    <w:p>
-      <w:pPr>
-        <w:keepNext w:val="0"/>
-        <w:keepLines/>
-        <w:spacing w:before="360" w:after="140" w:line="312" w:lineRule="auto"/>
-        <w:ind w:left="0"/>
-      </w:pPr>
-      <w:r>
-        <w:rPr>
-          <w:b/>
-          <w:color w:val="B4B4B4"/>
-          <w:sz w:val="24"/>
-        </w:rPr>
-        <w:t>T4. 기념 시점</w:t>
-      </w:r>
-    </w:p>
-    <w:p>
-      <w:pPr>
-        <w:spacing w:before="300" w:after="100" w:line="300" w:lineRule="auto"/>
-        <w:ind w:left="113" w:right="113"/>
-        <w:keepNext/>
-        <w:keepLines/>
-        <w:shd w:val="clear" w:fill="F1F5F9"/>
-      </w:pPr>
-      <w:r>
-        <w:rPr>
-          <w:b/>
-          <w:color w:val="B4B4B4"/>
-          <w:sz w:val="21"/>
-        </w:rPr>
-        <w:t xml:space="preserve">T4-01  </w:t>
-      </w:r>
-      <w:r>
-        <w:rPr>
-          <w:b/>
-          <w:color w:val="B4B4B4"/>
-          <w:sz w:val="21"/>
-        </w:rPr>
-        <w:t>이 시점을 남기려는 계기는?</w:t>
-      </w:r>
-      <w:r>
-        <w:rPr>
-          <w:color w:val="B4B4B4"/>
-          <w:sz w:val="17"/>
-        </w:rPr>
-        <w:t xml:space="preserve">   하나 선택 + 단답 30자</w:t>
-      </w:r>
-    </w:p>
-    <w:p>
-      <w:pPr>
-        <w:keepNext/>
-        <w:keepLines/>
-        <w:spacing w:before="0" w:after="80" w:line="312" w:lineRule="auto"/>
-        <w:ind w:left="227"/>
-      </w:pPr>
-      <w:r>
-        <w:rPr>
-          <w:b w:val="0"/>
-          <w:color w:val="B4B4B4"/>
-          <w:sz w:val="20"/>
-        </w:rPr>
-        <w:t>□ 생일·환갑·칠순  □ 결혼·출산  □ 입대·유학·이민  □ 졸업·취업  □ 투병 전후</w:t>
-      </w:r>
-    </w:p>
-    <w:p>
-      <w:pPr>
-        <w:keepNext w:val="0"/>
-        <w:keepLines/>
-        <w:spacing w:before="0" w:after="80" w:line="312" w:lineRule="auto"/>
-        <w:ind w:left="227"/>
-      </w:pPr>
-      <w:r>
-        <w:rPr>
-          <w:b w:val="0"/>
-          <w:color w:val="B4B4B4"/>
-          <w:sz w:val="20"/>
-        </w:rPr>
-        <w:t>□ 직접 입력</w:t>
-      </w:r>
-    </w:p>
-    <w:p>
-      <w:pPr>
-        <w:spacing w:before="300" w:after="100" w:line="300" w:lineRule="auto"/>
-        <w:ind w:left="113" w:right="113"/>
-        <w:keepNext/>
-        <w:keepLines/>
-        <w:shd w:val="clear" w:fill="F1F5F9"/>
-      </w:pPr>
-      <w:r>
-        <w:rPr>
-          <w:b/>
-          <w:color w:val="B4B4B4"/>
-          <w:sz w:val="21"/>
-        </w:rPr>
-        <w:t xml:space="preserve">T4-02  </w:t>
-      </w:r>
-      <w:r>
-        <w:rPr>
-          <w:b/>
-          <w:color w:val="B4B4B4"/>
-          <w:sz w:val="21"/>
-        </w:rPr>
-        <w:t>지금의 그분을 대표하는 것 하나</w:t>
-      </w:r>
-      <w:r>
-        <w:rPr>
-          <w:color w:val="B4B4B4"/>
-          <w:sz w:val="17"/>
-        </w:rPr>
-        <w:t xml:space="preserve">   단답 40자</w:t>
-      </w:r>
-    </w:p>
-    <w:p>
-      <w:pPr>
-        <w:spacing w:before="0" w:after="120" w:line="276" w:lineRule="auto"/>
-        <w:ind w:left="227" w:right="5216"/>
-        <w:keepNext w:val="0"/>
-        <w:keepLines/>
-        <w:pBdr>
-          <w:bottom w:val="single" w:sz="6" w:space="4" w:color="D9D9D9"/>
-        </w:pBdr>
-      </w:pPr>
-      <w:r>
-        <w:rPr>
-          <w:sz w:val="20"/>
-        </w:rPr>
-        <w:t xml:space="preserve"> </w:t>
-      </w:r>
-    </w:p>
-    <w:p>
-      <w:pPr>
-        <w:spacing w:before="300" w:after="100" w:line="300" w:lineRule="auto"/>
-        <w:ind w:left="113" w:right="113"/>
-        <w:keepNext/>
-        <w:keepLines/>
-        <w:shd w:val="clear" w:fill="F1F5F9"/>
-      </w:pPr>
-      <w:r>
-        <w:rPr>
-          <w:b/>
-          <w:color w:val="B4B4B4"/>
-          <w:sz w:val="21"/>
-        </w:rPr>
-        <w:t xml:space="preserve">T4-03  </w:t>
-      </w:r>
-      <w:r>
-        <w:rPr>
-          <w:b/>
-          <w:color w:val="B4B4B4"/>
-          <w:sz w:val="21"/>
-        </w:rPr>
-        <w:t>몇 년 뒤의 가족에게 지금의 그분이 해주고 싶은 말</w:t>
-      </w:r>
-      <w:r>
-        <w:rPr>
-          <w:color w:val="B4B4B4"/>
-          <w:sz w:val="17"/>
-        </w:rPr>
-        <w:t xml:space="preserve">   서술 1~3문장</w:t>
-      </w:r>
-    </w:p>
-    <w:p>
-      <w:pPr>
-        <w:keepNext/>
-        <w:keepLines/>
-        <w:spacing w:before="0" w:after="80" w:line="312" w:lineRule="auto"/>
-        <w:ind w:left="227"/>
-      </w:pPr>
-      <w:r>
-        <w:rPr>
-          <w:b w:val="0"/>
-          <w:color w:val="B4B4B4"/>
-          <w:sz w:val="20"/>
-        </w:rPr>
         <w:t>받는 사람: ____________</w:t>
-      </w:r>
-    </w:p>
-    <w:p>
-      <w:pPr>
-        <w:spacing w:before="0" w:after="120" w:line="276" w:lineRule="auto"/>
-        <w:ind w:left="227"/>
-        <w:keepNext/>
-        <w:keepLines/>
-        <w:pBdr>
-          <w:bottom w:val="single" w:sz="6" w:space="4" w:color="D9D9D9"/>
-        </w:pBdr>
-      </w:pPr>
-      <w:r>
-        <w:rPr>
-          <w:sz w:val="20"/>
-        </w:rPr>
-        <w:t xml:space="preserve"> </w:t>
       </w:r>
     </w:p>
     <w:p>

--- a/ai/docs/Persona_Intake_이준혁.docx
+++ b/ai/docs/Persona_Intake_이준혁.docx
@@ -861,7 +861,7 @@
     </w:tbl>
     <w:p>
       <w:pPr>
-        <w:keepNext/>
+        <w:keepNext w:val="0"/>
         <w:keepLines/>
         <w:spacing w:after="0"/>
       </w:pPr>
@@ -869,22 +869,6 @@
         <w:rPr>
           <w:sz w:val="2"/>
         </w:rPr>
-      </w:r>
-    </w:p>
-    <w:p>
-      <w:pPr>
-        <w:keepNext w:val="0"/>
-        <w:keepLines/>
-        <w:spacing w:before="0" w:after="80" w:line="312" w:lineRule="auto"/>
-        <w:ind w:left="227"/>
-      </w:pPr>
-      <w:r>
-        <w:rPr>
-          <w:b w:val="0"/>
-          <w:color w:val="B4B4B4"/>
-          <w:sz w:val="20"/>
-        </w:rPr>
-        <w:t>(없음)</w:t>
       </w:r>
     </w:p>
     <w:p>

--- a/ai/docs/Persona_Intake_이준혁.docx
+++ b/ai/docs/Persona_Intake_이준혁.docx
@@ -162,22 +162,6 @@
     </w:p>
     <w:p>
       <w:pPr>
-        <w:keepNext/>
-        <w:keepLines/>
-        <w:spacing w:before="0" w:after="80" w:line="312" w:lineRule="auto"/>
-        <w:ind w:left="227"/>
-      </w:pPr>
-      <w:r>
-        <w:rPr>
-          <w:b w:val="0"/>
-          <w:color w:val="1A1A1A"/>
-          <w:sz w:val="20"/>
-        </w:rPr>
-        <w:t>□ 직접 입력</w:t>
-      </w:r>
-    </w:p>
-    <w:p>
-      <w:pPr>
         <w:keepNext w:val="0"/>
         <w:keepLines/>
         <w:spacing w:before="0" w:after="80" w:line="312" w:lineRule="auto"/>
@@ -189,7 +173,7 @@
           <w:color w:val="1A1A1A"/>
           <w:sz w:val="20"/>
         </w:rPr>
-        <w:t>→ 축 A = 1인칭, 이하 문형 "나는~".</w:t>
+        <w:t>□ 직접 입력</w:t>
       </w:r>
     </w:p>
     <w:p>
@@ -854,6 +838,49 @@
                 <w:sz w:val="17"/>
               </w:rPr>
               <w:t>역할</w:t>
+            </w:r>
+          </w:p>
+        </w:tc>
+      </w:tr>
+      <w:tr>
+        <w:trPr>
+          <w:cantSplit/>
+        </w:trPr>
+        <w:tc>
+          <w:tcPr>
+            <w:tcW w:type="dxa" w:w="3249"/>
+          </w:tcPr>
+          <w:p>
+            <w:pPr>
+              <w:spacing w:after="60"/>
+            </w:pPr>
+          </w:p>
+        </w:tc>
+        <w:tc>
+          <w:tcPr>
+            <w:tcW w:type="dxa" w:w="3249"/>
+          </w:tcPr>
+          <w:p>
+            <w:pPr>
+              <w:spacing w:after="60"/>
+            </w:pPr>
+          </w:p>
+        </w:tc>
+        <w:tc>
+          <w:tcPr>
+            <w:tcW w:type="dxa" w:w="3249"/>
+          </w:tcPr>
+          <w:p>
+            <w:pPr>
+              <w:spacing w:after="60"/>
+            </w:pPr>
+            <w:r>
+              <w:rPr>
+                <w:b w:val="0"/>
+                <w:color w:val="B4B4B4"/>
+                <w:sz w:val="18"/>
+              </w:rPr>
+              <w:t>주 작성자 / 보조</w:t>
             </w:r>
           </w:p>
         </w:tc>
@@ -3309,6 +3336,51 @@
           </w:p>
         </w:tc>
       </w:tr>
+      <w:tr>
+        <w:trPr>
+          <w:cantSplit/>
+        </w:trPr>
+        <w:tc>
+          <w:tcPr>
+            <w:tcW w:type="dxa" w:w="2436"/>
+          </w:tcPr>
+          <w:p>
+            <w:pPr>
+              <w:spacing w:after="60"/>
+            </w:pPr>
+          </w:p>
+        </w:tc>
+        <w:tc>
+          <w:tcPr>
+            <w:tcW w:type="dxa" w:w="2436"/>
+          </w:tcPr>
+          <w:p>
+            <w:pPr>
+              <w:spacing w:after="60"/>
+            </w:pPr>
+          </w:p>
+        </w:tc>
+        <w:tc>
+          <w:tcPr>
+            <w:tcW w:type="dxa" w:w="2436"/>
+          </w:tcPr>
+          <w:p>
+            <w:pPr>
+              <w:spacing w:after="60"/>
+            </w:pPr>
+          </w:p>
+        </w:tc>
+        <w:tc>
+          <w:tcPr>
+            <w:tcW w:type="dxa" w:w="2436"/>
+          </w:tcPr>
+          <w:p>
+            <w:pPr>
+              <w:spacing w:after="60"/>
+            </w:pPr>
+          </w:p>
+        </w:tc>
+      </w:tr>
     </w:tbl>
     <w:p>
       <w:pPr>
@@ -3908,6 +3980,49 @@
           </w:p>
         </w:tc>
       </w:tr>
+      <w:tr>
+        <w:trPr>
+          <w:cantSplit/>
+        </w:trPr>
+        <w:tc>
+          <w:tcPr>
+            <w:tcW w:type="dxa" w:w="3249"/>
+          </w:tcPr>
+          <w:p>
+            <w:pPr>
+              <w:spacing w:after="60"/>
+            </w:pPr>
+            <w:r>
+              <w:rPr>
+                <w:b w:val="0"/>
+                <w:color w:val="1A1A1A"/>
+                <w:sz w:val="18"/>
+              </w:rPr>
+              <w:t>" "</w:t>
+            </w:r>
+          </w:p>
+        </w:tc>
+        <w:tc>
+          <w:tcPr>
+            <w:tcW w:type="dxa" w:w="3249"/>
+          </w:tcPr>
+          <w:p>
+            <w:pPr>
+              <w:spacing w:after="60"/>
+            </w:pPr>
+          </w:p>
+        </w:tc>
+        <w:tc>
+          <w:tcPr>
+            <w:tcW w:type="dxa" w:w="3249"/>
+          </w:tcPr>
+          <w:p>
+            <w:pPr>
+              <w:spacing w:after="60"/>
+            </w:pPr>
+          </w:p>
+        </w:tc>
+      </w:tr>
     </w:tbl>
     <w:p>
       <w:pPr>
@@ -4716,6 +4831,29 @@
                 <w:sz w:val="17"/>
               </w:rPr>
               <w:t>표현</w:t>
+            </w:r>
+          </w:p>
+        </w:tc>
+      </w:tr>
+      <w:tr>
+        <w:trPr>
+          <w:cantSplit/>
+        </w:trPr>
+        <w:tc>
+          <w:tcPr>
+            <w:tcW w:type="dxa" w:w="9746"/>
+          </w:tcPr>
+          <w:p>
+            <w:pPr>
+              <w:spacing w:after="60"/>
+            </w:pPr>
+            <w:r>
+              <w:rPr>
+                <w:b w:val="0"/>
+                <w:color w:val="1A1A1A"/>
+                <w:sz w:val="18"/>
+              </w:rPr>
+              <w:t>" "</w:t>
             </w:r>
           </w:p>
         </w:tc>
@@ -5095,6 +5233,21 @@
           </w:p>
         </w:tc>
       </w:tr>
+      <w:tr>
+        <w:trPr>
+          <w:cantSplit/>
+        </w:trPr>
+        <w:tc>
+          <w:tcPr>
+            <w:tcW w:type="dxa" w:w="9746"/>
+          </w:tcPr>
+          <w:p>
+            <w:pPr>
+              <w:spacing w:after="60"/>
+            </w:pPr>
+          </w:p>
+        </w:tc>
+      </w:tr>
     </w:tbl>
     <w:p>
       <w:pPr>
@@ -5505,6 +5658,49 @@
           </w:p>
         </w:tc>
       </w:tr>
+      <w:tr>
+        <w:trPr>
+          <w:cantSplit/>
+        </w:trPr>
+        <w:tc>
+          <w:tcPr>
+            <w:tcW w:type="dxa" w:w="3249"/>
+          </w:tcPr>
+          <w:p>
+            <w:pPr>
+              <w:spacing w:after="60"/>
+            </w:pPr>
+            <w:r>
+              <w:rPr>
+                <w:b w:val="0"/>
+                <w:color w:val="1A1A1A"/>
+                <w:sz w:val="18"/>
+              </w:rPr>
+              <w:t>" "</w:t>
+            </w:r>
+          </w:p>
+        </w:tc>
+        <w:tc>
+          <w:tcPr>
+            <w:tcW w:type="dxa" w:w="3249"/>
+          </w:tcPr>
+          <w:p>
+            <w:pPr>
+              <w:spacing w:after="60"/>
+            </w:pPr>
+          </w:p>
+        </w:tc>
+        <w:tc>
+          <w:tcPr>
+            <w:tcW w:type="dxa" w:w="3249"/>
+          </w:tcPr>
+          <w:p>
+            <w:pPr>
+              <w:spacing w:after="60"/>
+            </w:pPr>
+          </w:p>
+        </w:tc>
+      </w:tr>
     </w:tbl>
     <w:p>
       <w:pPr>
@@ -6852,6 +7048,31 @@
           </w:p>
         </w:tc>
       </w:tr>
+      <w:tr>
+        <w:trPr>
+          <w:cantSplit/>
+        </w:trPr>
+        <w:tc>
+          <w:tcPr>
+            <w:tcW w:type="dxa" w:w="4873"/>
+          </w:tcPr>
+          <w:p>
+            <w:pPr>
+              <w:spacing w:after="60"/>
+            </w:pPr>
+          </w:p>
+        </w:tc>
+        <w:tc>
+          <w:tcPr>
+            <w:tcW w:type="dxa" w:w="4873"/>
+          </w:tcPr>
+          <w:p>
+            <w:pPr>
+              <w:spacing w:after="60"/>
+            </w:pPr>
+          </w:p>
+        </w:tc>
+      </w:tr>
     </w:tbl>
     <w:p>
       <w:pPr>
@@ -7129,6 +7350,31 @@
           </w:p>
         </w:tc>
       </w:tr>
+      <w:tr>
+        <w:trPr>
+          <w:cantSplit/>
+        </w:trPr>
+        <w:tc>
+          <w:tcPr>
+            <w:tcW w:type="dxa" w:w="4873"/>
+          </w:tcPr>
+          <w:p>
+            <w:pPr>
+              <w:spacing w:after="60"/>
+            </w:pPr>
+          </w:p>
+        </w:tc>
+        <w:tc>
+          <w:tcPr>
+            <w:tcW w:type="dxa" w:w="4873"/>
+          </w:tcPr>
+          <w:p>
+            <w:pPr>
+              <w:spacing w:after="60"/>
+            </w:pPr>
+          </w:p>
+        </w:tc>
+      </w:tr>
     </w:tbl>
     <w:p>
       <w:pPr>
@@ -7237,6 +7483,31 @@
               </w:rPr>
               <w:t>왜</w:t>
             </w:r>
+          </w:p>
+        </w:tc>
+      </w:tr>
+      <w:tr>
+        <w:trPr>
+          <w:cantSplit/>
+        </w:trPr>
+        <w:tc>
+          <w:tcPr>
+            <w:tcW w:type="dxa" w:w="4873"/>
+          </w:tcPr>
+          <w:p>
+            <w:pPr>
+              <w:spacing w:after="60"/>
+            </w:pPr>
+          </w:p>
+        </w:tc>
+        <w:tc>
+          <w:tcPr>
+            <w:tcW w:type="dxa" w:w="4873"/>
+          </w:tcPr>
+          <w:p>
+            <w:pPr>
+              <w:spacing w:after="60"/>
+            </w:pPr>
           </w:p>
         </w:tc>
       </w:tr>
@@ -8149,6 +8420,47 @@
                 <w:sz w:val="17"/>
               </w:rPr>
               <w:t>적는 법</w:t>
+            </w:r>
+          </w:p>
+        </w:tc>
+      </w:tr>
+      <w:tr>
+        <w:trPr>
+          <w:cantSplit/>
+        </w:trPr>
+        <w:tc>
+          <w:tcPr>
+            <w:tcW w:type="dxa" w:w="4873"/>
+          </w:tcPr>
+          <w:p>
+            <w:pPr>
+              <w:spacing w:after="60"/>
+            </w:pPr>
+            <w:r>
+              <w:rPr>
+                <w:b w:val="0"/>
+                <w:color w:val="1A1A1A"/>
+                <w:sz w:val="18"/>
+              </w:rPr>
+              <w:t>제목</w:t>
+            </w:r>
+          </w:p>
+        </w:tc>
+        <w:tc>
+          <w:tcPr>
+            <w:tcW w:type="dxa" w:w="4873"/>
+          </w:tcPr>
+          <w:p>
+            <w:pPr>
+              <w:spacing w:after="60"/>
+            </w:pPr>
+            <w:r>
+              <w:rPr>
+                <w:b w:val="0"/>
+                <w:color w:val="1A1A1A"/>
+                <w:sz w:val="18"/>
+              </w:rPr>
+              <w:t>단답 30자</w:t>
             </w:r>
           </w:p>
         </w:tc>
@@ -10454,6 +10766,41 @@
           </w:p>
         </w:tc>
       </w:tr>
+      <w:tr>
+        <w:trPr>
+          <w:cantSplit/>
+        </w:trPr>
+        <w:tc>
+          <w:tcPr>
+            <w:tcW w:type="dxa" w:w="3249"/>
+          </w:tcPr>
+          <w:p>
+            <w:pPr>
+              <w:spacing w:after="60"/>
+            </w:pPr>
+          </w:p>
+        </w:tc>
+        <w:tc>
+          <w:tcPr>
+            <w:tcW w:type="dxa" w:w="3249"/>
+          </w:tcPr>
+          <w:p>
+            <w:pPr>
+              <w:spacing w:after="60"/>
+            </w:pPr>
+          </w:p>
+        </w:tc>
+        <w:tc>
+          <w:tcPr>
+            <w:tcW w:type="dxa" w:w="3249"/>
+          </w:tcPr>
+          <w:p>
+            <w:pPr>
+              <w:spacing w:after="60"/>
+            </w:pPr>
+          </w:p>
+        </w:tc>
+      </w:tr>
     </w:tbl>
     <w:p>
       <w:pPr>
@@ -10783,6 +11130,49 @@
           </w:p>
         </w:tc>
       </w:tr>
+      <w:tr>
+        <w:trPr>
+          <w:cantSplit/>
+        </w:trPr>
+        <w:tc>
+          <w:tcPr>
+            <w:tcW w:type="dxa" w:w="3249"/>
+          </w:tcPr>
+          <w:p>
+            <w:pPr>
+              <w:spacing w:after="60"/>
+            </w:pPr>
+          </w:p>
+        </w:tc>
+        <w:tc>
+          <w:tcPr>
+            <w:tcW w:type="dxa" w:w="3249"/>
+          </w:tcPr>
+          <w:p>
+            <w:pPr>
+              <w:spacing w:after="60"/>
+            </w:pPr>
+          </w:p>
+        </w:tc>
+        <w:tc>
+          <w:tcPr>
+            <w:tcW w:type="dxa" w:w="3249"/>
+          </w:tcPr>
+          <w:p>
+            <w:pPr>
+              <w:spacing w:after="60"/>
+            </w:pPr>
+            <w:r>
+              <w:rPr>
+                <w:b w:val="0"/>
+                <w:color w:val="1A1A1A"/>
+                <w:sz w:val="18"/>
+              </w:rPr>
+              <w:t>지금부터 / 특정 날짜 / 내가 없을 때</w:t>
+            </w:r>
+          </w:p>
+        </w:tc>
+      </w:tr>
     </w:tbl>
     <w:p>
       <w:pPr>
@@ -10872,6 +11262,21 @@
               </w:rPr>
               <w:t>주제</w:t>
             </w:r>
+          </w:p>
+        </w:tc>
+      </w:tr>
+      <w:tr>
+        <w:trPr>
+          <w:cantSplit/>
+        </w:trPr>
+        <w:tc>
+          <w:tcPr>
+            <w:tcW w:type="dxa" w:w="9746"/>
+          </w:tcPr>
+          <w:p>
+            <w:pPr>
+              <w:spacing w:after="60"/>
+            </w:pPr>
           </w:p>
         </w:tc>
       </w:tr>

--- a/ai/docs/Persona_Intake_이준혁.docx
+++ b/ai/docs/Persona_Intake_이준혁.docx
@@ -173,7 +173,7 @@
           <w:color w:val="1A1A1A"/>
           <w:sz w:val="20"/>
         </w:rPr>
-        <w:t>□ 직접 입력</w:t>
+        <w:t>□ 직접 입력 → ____________________</w:t>
       </w:r>
     </w:p>
     <w:p>
@@ -397,7 +397,7 @@
           <w:color w:val="1A1A1A"/>
           <w:sz w:val="20"/>
         </w:rPr>
-        <w:t>□ 특정 시기</w:t>
+        <w:t>□ 특정 시기 → ____________________</w:t>
       </w:r>
     </w:p>
     <w:p>
@@ -413,7 +413,7 @@
           <w:b/>
           <w:sz w:val="21"/>
         </w:rPr>
-        <w:t xml:space="preserve">P1-05b  </w:t>
+        <w:t xml:space="preserve">P1-05B  </w:t>
       </w:r>
       <w:r>
         <w:rPr>
@@ -762,7 +762,7 @@
           <w:color w:val="B4B4B4"/>
           <w:sz w:val="21"/>
         </w:rPr>
-        <w:t>(P1-02에서 "본인"이 아니라면) 함께 답해주실 분이 있나요?</w:t>
+        <w:t>(P1-02에서 "본인"이 아니라면) 함께 Persona Intake 를 작성해주실 분이 있나요?</w:t>
       </w:r>
       <w:r>
         <w:rPr>
@@ -935,7 +935,7 @@
           <w:b/>
           <w:sz w:val="21"/>
         </w:rPr>
-        <w:t xml:space="preserve">C1  </w:t>
+        <w:t xml:space="preserve">C-01  </w:t>
       </w:r>
       <w:r>
         <w:rPr>
@@ -1014,7 +1014,7 @@
           <w:b/>
           <w:sz w:val="21"/>
         </w:rPr>
-        <w:t xml:space="preserve">C2  </w:t>
+        <w:t xml:space="preserve">C-02  </w:t>
       </w:r>
       <w:r>
         <w:rPr>
@@ -1109,7 +1109,7 @@
           <w:color w:val="1A1A1A"/>
           <w:sz w:val="20"/>
         </w:rPr>
-        <w:t>□ ⑤ 직접 입력</w:t>
+        <w:t>□ ⑤ 직접 입력 → ____________________</w:t>
       </w:r>
     </w:p>
     <w:p>
@@ -1125,7 +1125,7 @@
           <w:b/>
           <w:sz w:val="21"/>
         </w:rPr>
-        <w:t xml:space="preserve">C3  </w:t>
+        <w:t xml:space="preserve">C-03  </w:t>
       </w:r>
       <w:r>
         <w:rPr>
@@ -1231,7 +1231,7 @@
           <w:color w:val="1A1A1A"/>
           <w:sz w:val="20"/>
         </w:rPr>
-        <w:t>□ ⑤ 직접 입력</w:t>
+        <w:t>□ ⑤ 직접 입력 → ____________________</w:t>
       </w:r>
     </w:p>
     <w:p>
@@ -1247,7 +1247,7 @@
           <w:b/>
           <w:sz w:val="21"/>
         </w:rPr>
-        <w:t xml:space="preserve">C4  </w:t>
+        <w:t xml:space="preserve">C-04  </w:t>
       </w:r>
       <w:r>
         <w:rPr>
@@ -1342,7 +1342,7 @@
           <w:color w:val="1A1A1A"/>
           <w:sz w:val="20"/>
         </w:rPr>
-        <w:t>□ ⑤ 직접 입력</w:t>
+        <w:t>□ ⑤ 직접 입력 → ____________________</w:t>
       </w:r>
     </w:p>
     <w:p>
@@ -1358,7 +1358,7 @@
           <w:b/>
           <w:sz w:val="21"/>
         </w:rPr>
-        <w:t xml:space="preserve">C5-a  </w:t>
+        <w:t xml:space="preserve">C-05A  </w:t>
       </w:r>
       <w:r>
         <w:rPr>
@@ -1418,7 +1418,7 @@
           <w:b/>
           <w:sz w:val="21"/>
         </w:rPr>
-        <w:t xml:space="preserve">C5-b  </w:t>
+        <w:t xml:space="preserve">C-05B  </w:t>
       </w:r>
       <w:r>
         <w:rPr>
@@ -1478,7 +1478,7 @@
           <w:b/>
           <w:sz w:val="21"/>
         </w:rPr>
-        <w:t xml:space="preserve">C6-a  </w:t>
+        <w:t xml:space="preserve">C-06A  </w:t>
       </w:r>
       <w:r>
         <w:rPr>
@@ -1605,7 +1605,7 @@
           <w:color w:val="1A1A1A"/>
           <w:sz w:val="20"/>
         </w:rPr>
-        <w:t>□ ⑦ 직접 입력</w:t>
+        <w:t>□ ⑦ 직접 입력 → ____________________</w:t>
       </w:r>
     </w:p>
     <w:p>
@@ -1621,7 +1621,7 @@
           <w:b/>
           <w:sz w:val="21"/>
         </w:rPr>
-        <w:t xml:space="preserve">C6-b  </w:t>
+        <w:t xml:space="preserve">C-06B  </w:t>
       </w:r>
       <w:r>
         <w:rPr>
@@ -1681,7 +1681,7 @@
           <w:b/>
           <w:sz w:val="21"/>
         </w:rPr>
-        <w:t xml:space="preserve">C7  </w:t>
+        <w:t xml:space="preserve">C-07  </w:t>
       </w:r>
       <w:r>
         <w:rPr>
@@ -2652,7 +2652,7 @@
           <w:b/>
           <w:sz w:val="21"/>
         </w:rPr>
-        <w:t xml:space="preserve">C8-a  </w:t>
+        <w:t xml:space="preserve">C-08A  </w:t>
       </w:r>
       <w:r>
         <w:rPr>
@@ -2795,7 +2795,14 @@
           <w:color w:val="1A1A1A"/>
           <w:sz w:val="20"/>
         </w:rPr>
-        <w:t>■ ⑧ 특정 사람 이야기를 먼저 꺼내기 → 누구: ____________________</w:t>
+        <w:t xml:space="preserve">■ ⑧ 특정 사람 이야기를 먼저 꺼내기 → 누구: </w:t>
+      </w:r>
+      <w:r>
+        <w:rPr>
+          <w:color w:val="1A1A1A"/>
+          <w:sz w:val="20"/>
+        </w:rPr>
+        <w:t>가족(M9-04)</w:t>
       </w:r>
     </w:p>
     <w:p>
@@ -2811,7 +2818,7 @@
           <w:b/>
           <w:sz w:val="21"/>
         </w:rPr>
-        <w:t xml:space="preserve">C8-b  </w:t>
+        <w:t xml:space="preserve">C-08B  </w:t>
       </w:r>
       <w:r>
         <w:rPr>
@@ -3088,7 +3095,7 @@
           <w:b/>
           <w:sz w:val="21"/>
         </w:rPr>
-        <w:t xml:space="preserve">M1-01b  </w:t>
+        <w:t xml:space="preserve">M1-01B  </w:t>
       </w:r>
       <w:r>
         <w:rPr>
@@ -3188,10 +3195,9 @@
       </w:pPr>
       <w:r>
         <w:rPr>
-          <w:color w:val="1A1A1A"/>
           <w:sz w:val="20"/>
         </w:rPr>
-        <w:t>미수집]</w:t>
+        <w:t xml:space="preserve"> </w:t>
       </w:r>
     </w:p>
     <w:p>
@@ -3407,7 +3413,7 @@
           <w:b/>
           <w:sz w:val="21"/>
         </w:rPr>
-        <w:t xml:space="preserve">M1-04a  </w:t>
+        <w:t xml:space="preserve">M1-04A  </w:t>
       </w:r>
       <w:r>
         <w:rPr>
@@ -3454,7 +3460,7 @@
           <w:b/>
           <w:sz w:val="21"/>
         </w:rPr>
-        <w:t xml:space="preserve">M1-04b  </w:t>
+        <w:t xml:space="preserve">M1-04B  </w:t>
       </w:r>
       <w:r>
         <w:rPr>
@@ -3561,7 +3567,7 @@
           <w:color w:val="1A1A1A"/>
           <w:sz w:val="20"/>
         </w:rPr>
-        <w:t>□ 집안의 어른·결정권자  □ 막내·귀염둥이  □ 직접 입력</w:t>
+        <w:t>□ 집안의 어른·결정권자  □ 막내·귀염둥이  □ 직접 입력 → ____________________</w:t>
       </w:r>
     </w:p>
     <w:p>
@@ -3763,7 +3769,7 @@
           <w:b/>
           <w:sz w:val="21"/>
         </w:rPr>
-        <w:t xml:space="preserve">M2-01a  </w:t>
+        <w:t xml:space="preserve">M2-01A  </w:t>
       </w:r>
       <w:r>
         <w:rPr>
@@ -3822,7 +3828,7 @@
           <w:b/>
           <w:sz w:val="21"/>
         </w:rPr>
-        <w:t xml:space="preserve">M2-01b  </w:t>
+        <w:t xml:space="preserve">M2-01B  </w:t>
       </w:r>
       <w:r>
         <w:rPr>
@@ -4096,7 +4102,7 @@
           <w:color w:val="1A1A1A"/>
           <w:sz w:val="20"/>
         </w:rPr>
-        <w:t>□ 걱정하지 않음  □ 직접 입력</w:t>
+        <w:t>□ 걱정하지 않음  □ 직접 입력 → ____________________</w:t>
       </w:r>
     </w:p>
     <w:p>
@@ -4282,7 +4288,7 @@
           <w:color w:val="1A1A1A"/>
           <w:sz w:val="20"/>
         </w:rPr>
-        <w:t>□ 직접 입력</w:t>
+        <w:t>□ 직접 입력 → ____________________</w:t>
       </w:r>
     </w:p>
     <w:p>
@@ -4578,22 +4584,7 @@
           <w:color w:val="1A1A1A"/>
           <w:sz w:val="20"/>
         </w:rPr>
-        <w:t xml:space="preserve">" </w:t>
-      </w:r>
-      <w:r>
-        <w:rPr>
-          <w:color w:val="1A1A1A"/>
-          <w:sz w:val="20"/>
-        </w:rPr>
-        <w:t>미수집]</w:t>
-      </w:r>
-      <w:r>
-        <w:rPr>
-          <w:b w:val="0"/>
-          <w:color w:val="1A1A1A"/>
-          <w:sz w:val="20"/>
-        </w:rPr>
-        <w:t xml:space="preserve"> "   출처: □ 직접 들음  □ 가족 전언  □ 그랬을 것 같음</w:t>
+        <w:t>" ____________________ "   출처: □ 직접 들음  □ 가족 전언  □ 그랬을 것 같음</w:t>
       </w:r>
     </w:p>
     <w:p>
@@ -4651,22 +4642,7 @@
           <w:color w:val="1A1A1A"/>
           <w:sz w:val="20"/>
         </w:rPr>
-        <w:t xml:space="preserve">" </w:t>
-      </w:r>
-      <w:r>
-        <w:rPr>
-          <w:color w:val="1A1A1A"/>
-          <w:sz w:val="20"/>
-        </w:rPr>
-        <w:t>미수집]</w:t>
-      </w:r>
-      <w:r>
-        <w:rPr>
-          <w:b w:val="0"/>
-          <w:color w:val="1A1A1A"/>
-          <w:sz w:val="20"/>
-        </w:rPr>
-        <w:t xml:space="preserve"> "   출처: □ 직접 들음  □ 가족 전언  □ 그랬을 것 같음</w:t>
+        <w:t>" ____________________ "   출처: □ 직접 들음  □ 가족 전언  □ 그랬을 것 같음</w:t>
       </w:r>
     </w:p>
     <w:p>
@@ -4777,14 +4753,7 @@
           <w:color w:val="1A1A1A"/>
           <w:sz w:val="20"/>
         </w:rPr>
-        <w:t xml:space="preserve">□ ⑤ 직접 입력 → </w:t>
-      </w:r>
-      <w:r>
-        <w:rPr>
-          <w:color w:val="1A1A1A"/>
-          <w:sz w:val="20"/>
-        </w:rPr>
-        <w:t>(세션 2 질문)</w:t>
+        <w:t>□ ⑤ 직접 입력 → ____________________</w:t>
       </w:r>
     </w:p>
     <w:p>
@@ -5376,7 +5345,7 @@
           <w:color w:val="1A1A1A"/>
           <w:sz w:val="20"/>
         </w:rPr>
-        <w:t>일화: 창업을 말렸을 때도 "많은 사람에게 가치 있는 일을 하고 싶다"는 마음이 더 커서 시작했어요(도전). 걱정이 생기면 그걸 실행으로 풀어요 — 불안하면 더 많은 분께 서비스를 해드리려고 움직입니다.</w:t>
+        <w:t>덕후 기질(좋아하면 깊게 팜)</w:t>
       </w:r>
       <w:r>
         <w:rPr>
@@ -5389,7 +5358,7 @@
     </w:p>
     <w:p>
       <w:pPr>
-        <w:keepNext w:val="0"/>
+        <w:keepNext/>
         <w:keepLines/>
         <w:spacing w:before="0" w:after="80" w:line="312" w:lineRule="auto"/>
         <w:ind w:left="227"/>
@@ -5401,6 +5370,24 @@
           <w:sz w:val="20"/>
         </w:rPr>
         <w:t>일화 (선택, 1~3문장): 골라준 말 중 하나에 대해</w:t>
+      </w:r>
+    </w:p>
+    <w:p>
+      <w:pPr>
+        <w:spacing w:before="0" w:after="120" w:line="276" w:lineRule="auto"/>
+        <w:ind w:left="227" w:right="5216"/>
+        <w:keepNext w:val="0"/>
+        <w:keepLines/>
+        <w:pBdr>
+          <w:bottom w:val="single" w:sz="6" w:space="4" w:color="9A9A9A"/>
+        </w:pBdr>
+      </w:pPr>
+      <w:r>
+        <w:rPr>
+          <w:color w:val="1A1A1A"/>
+          <w:sz w:val="20"/>
+        </w:rPr>
+        <w:t>창업을 말렸을 때도 "많은 사람에게 가치 있는 일을 하고 싶다"는 마음이 더 커서 시작했어요(도전). 걱정이 생기면 그걸 실행으로 풀어요 — 불안하면 더 많은 분께 서비스를 해드리려고 움직입니다.</w:t>
       </w:r>
     </w:p>
     <w:p>
@@ -5822,7 +5809,7 @@
           <w:color w:val="1A1A1A"/>
           <w:sz w:val="20"/>
         </w:rPr>
-        <w:t>□ 직접 입력</w:t>
+        <w:t>□ 직접 입력 → ____________________</w:t>
       </w:r>
     </w:p>
     <w:p>
@@ -5879,10 +5866,9 @@
       </w:pPr>
       <w:r>
         <w:rPr>
-          <w:color w:val="1A1A1A"/>
           <w:sz w:val="20"/>
         </w:rPr>
-        <w:t>미수집]</w:t>
+        <w:t xml:space="preserve"> </w:t>
       </w:r>
     </w:p>
     <w:p>
@@ -6047,10 +6033,9 @@
       </w:pPr>
       <w:r>
         <w:rPr>
-          <w:color w:val="1A1A1A"/>
           <w:sz w:val="20"/>
         </w:rPr>
-        <w:t>미수집]</w:t>
+        <w:t xml:space="preserve"> </w:t>
       </w:r>
     </w:p>
     <w:p>
@@ -7076,7 +7061,7 @@
     </w:tbl>
     <w:p>
       <w:pPr>
-        <w:keepNext/>
+        <w:keepNext w:val="0"/>
         <w:keepLines/>
         <w:spacing w:after="0"/>
       </w:pPr>
@@ -7084,22 +7069,6 @@
         <w:rPr>
           <w:sz w:val="2"/>
         </w:rPr>
-      </w:r>
-    </w:p>
-    <w:p>
-      <w:pPr>
-        <w:keepNext w:val="0"/>
-        <w:keepLines/>
-        <w:spacing w:before="0" w:after="80" w:line="312" w:lineRule="auto"/>
-        <w:ind w:left="227"/>
-      </w:pPr>
-      <w:r>
-        <w:rPr>
-          <w:b w:val="0"/>
-          <w:color w:val="1A1A1A"/>
-          <w:sz w:val="20"/>
-        </w:rPr>
-        <w:t>미수집] (세션 2)</w:t>
       </w:r>
     </w:p>
     <w:p>
@@ -7221,7 +7190,7 @@
           <w:color w:val="1A1A1A"/>
           <w:sz w:val="20"/>
         </w:rPr>
-        <w:t>□ 직접 입력</w:t>
+        <w:t>□ 직접 입력 → ____________________</w:t>
       </w:r>
     </w:p>
     <w:p>
@@ -7378,7 +7347,7 @@
     </w:tbl>
     <w:p>
       <w:pPr>
-        <w:keepNext/>
+        <w:keepNext w:val="0"/>
         <w:keepLines/>
         <w:spacing w:after="0"/>
       </w:pPr>
@@ -7386,22 +7355,6 @@
         <w:rPr>
           <w:sz w:val="2"/>
         </w:rPr>
-      </w:r>
-    </w:p>
-    <w:p>
-      <w:pPr>
-        <w:keepNext w:val="0"/>
-        <w:keepLines/>
-        <w:spacing w:before="0" w:after="80" w:line="312" w:lineRule="auto"/>
-        <w:ind w:left="227"/>
-      </w:pPr>
-      <w:r>
-        <w:rPr>
-          <w:b w:val="0"/>
-          <w:color w:val="1A1A1A"/>
-          <w:sz w:val="20"/>
-        </w:rPr>
-        <w:t>미수집]</w:t>
       </w:r>
     </w:p>
     <w:p>
@@ -10527,7 +10480,7 @@
           <w:color w:val="B4B4B4"/>
           <w:sz w:val="20"/>
         </w:rPr>
-        <w:t>□ 연도□ 연도+월□ 말하지 않음</w:t>
+        <w:t>□ 연도 → ______  □ 연도+월 → ______  □ 말하지 않음</w:t>
       </w:r>
     </w:p>
     <w:p>
@@ -10544,7 +10497,7 @@
           <w:color w:val="B4B4B4"/>
           <w:sz w:val="21"/>
         </w:rPr>
-        <w:t xml:space="preserve">T1-02a  </w:t>
+        <w:t xml:space="preserve">T1-02A  </w:t>
       </w:r>
       <w:r>
         <w:rPr>
@@ -10667,7 +10620,7 @@
           <w:color w:val="B4B4B4"/>
           <w:sz w:val="21"/>
         </w:rPr>
-        <w:t xml:space="preserve">T1-02b  </w:t>
+        <w:t xml:space="preserve">T1-02B  </w:t>
       </w:r>
       <w:r>
         <w:rPr>
@@ -10828,7 +10781,7 @@
           <w:color w:val="B4B4B4"/>
           <w:sz w:val="21"/>
         </w:rPr>
-        <w:t xml:space="preserve">T1-02c  </w:t>
+        <w:t xml:space="preserve">T1-02C  </w:t>
       </w:r>
       <w:r>
         <w:rPr>
@@ -11352,10 +11305,9 @@
       </w:pPr>
       <w:r>
         <w:rPr>
-          <w:color w:val="1A1A1A"/>
           <w:sz w:val="20"/>
         </w:rPr>
-        <w:t>미수집] (세션 3)</w:t>
+        <w:t xml:space="preserve"> </w:t>
       </w:r>
     </w:p>
     <w:p>
@@ -11402,7 +11354,7 @@
           <w:color w:val="1A1A1A"/>
           <w:sz w:val="20"/>
         </w:rPr>
-        <w:t>□ 위로  □ 웃음  □ 그리움보다 평온  □ 용기  □ 직접 입력</w:t>
+        <w:t>□ 위로  □ 웃음  □ 그리움보다 평온  □ 용기  □ 직접 입력 → ____________________</w:t>
       </w:r>
     </w:p>
     <w:p>
@@ -11539,7 +11491,7 @@
           <w:color w:val="B4B4B4"/>
           <w:sz w:val="20"/>
         </w:rPr>
-        <w:t>문항 목록에서 선택 · 기본 추천: C5-b · C7 · M3-01 · M5-06 · M6-01</w:t>
+        <w:t>문항 목록에서 선택 · 기본 추천: C-05B · C-07 · M3-01 · M5-06 · M6-01</w:t>
       </w:r>
     </w:p>
     <w:p>
@@ -11701,7 +11653,7 @@
           <w:color w:val="B4B4B4"/>
           <w:sz w:val="20"/>
         </w:rPr>
-        <w:t>□ 직접 입력</w:t>
+        <w:t>□ 직접 입력 → ____________________</w:t>
       </w:r>
     </w:p>
     <w:p>

--- a/ai/docs/Persona_Intake_이준혁.docx
+++ b/ai/docs/Persona_Intake_이준혁.docx
@@ -82,7 +82,7 @@
     <w:p>
       <w:pPr>
         <w:spacing w:before="0" w:after="120" w:line="276" w:lineRule="auto"/>
-        <w:ind w:left="227" w:right="5216"/>
+        <w:ind w:left="227"/>
         <w:keepNext w:val="0"/>
         <w:keepLines/>
         <w:pBdr>
@@ -222,7 +222,7 @@
     <w:p>
       <w:pPr>
         <w:spacing w:before="0" w:after="120" w:line="276" w:lineRule="auto"/>
-        <w:ind w:left="227" w:right="5216"/>
+        <w:ind w:left="227"/>
         <w:keepNext w:val="0"/>
         <w:keepLines/>
         <w:pBdr>
@@ -606,7 +606,7 @@
     <w:p>
       <w:pPr>
         <w:spacing w:before="0" w:after="120" w:line="276" w:lineRule="auto"/>
-        <w:ind w:left="227" w:right="5216"/>
+        <w:ind w:left="227"/>
         <w:keepNext w:val="0"/>
         <w:keepLines/>
         <w:pBdr>
@@ -665,7 +665,7 @@
     <w:p>
       <w:pPr>
         <w:spacing w:before="0" w:after="120" w:line="276" w:lineRule="auto"/>
-        <w:ind w:left="227" w:right="5216"/>
+        <w:ind w:left="227"/>
         <w:keepNext w:val="0"/>
         <w:keepLines/>
         <w:pBdr>
@@ -1390,7 +1390,7 @@
     <w:p>
       <w:pPr>
         <w:spacing w:before="0" w:after="120" w:line="276" w:lineRule="auto"/>
-        <w:ind w:left="227" w:right="5216"/>
+        <w:ind w:left="227"/>
         <w:keepNext w:val="0"/>
         <w:keepLines/>
         <w:pBdr>
@@ -1462,7 +1462,7 @@
           <w:color w:val="1A1A1A"/>
           <w:sz w:val="20"/>
         </w:rPr>
-        <w:t>뭔가 있는 일들을 만들어내는 걸 좋아하는 사람입니다. 어떻게 하면 많은 사람들에게 가치를 만들어 줄 수 있을까를 항상 고민해 왔고, 창업가라는 꿈을 오래 가졌습니다. 그래서 지금의 TalkTo를 만들게 됐습니다. (전사 원문 기반)</w:t>
+        <w:t>뭔가 있는 일들을 만들어내는 걸 좋아하는 사람입니다. 어떻게 하면 많은 사람들에게 가치를 만들어 줄 수 있을까를 항상 고민해 왔고, 창업가라는 꿈을 오래 가졌습니다. 그래서 지금의 TalkTo를 만들게 됐습니다.</w:t>
       </w:r>
     </w:p>
     <w:p>
@@ -3589,7 +3589,7 @@
     <w:p>
       <w:pPr>
         <w:spacing w:before="0" w:after="120" w:line="276" w:lineRule="auto"/>
-        <w:ind w:left="227" w:right="5216"/>
+        <w:ind w:left="227"/>
         <w:keepNext w:val="0"/>
         <w:keepLines/>
         <w:pBdr>
@@ -3801,7 +3801,7 @@
     <w:p>
       <w:pPr>
         <w:spacing w:before="0" w:after="120" w:line="276" w:lineRule="auto"/>
-        <w:ind w:left="227" w:right="5216"/>
+        <w:ind w:left="227"/>
         <w:keepNext w:val="0"/>
         <w:keepLines/>
         <w:pBdr>
@@ -3860,7 +3860,7 @@
     <w:p>
       <w:pPr>
         <w:spacing w:before="0" w:after="120" w:line="276" w:lineRule="auto"/>
-        <w:ind w:left="227" w:right="5216"/>
+        <w:ind w:left="227"/>
         <w:keepNext w:val="0"/>
         <w:keepLines/>
         <w:pBdr>
@@ -5375,7 +5375,7 @@
     <w:p>
       <w:pPr>
         <w:spacing w:before="0" w:after="120" w:line="276" w:lineRule="auto"/>
-        <w:ind w:left="227" w:right="5216"/>
+        <w:ind w:left="227"/>
         <w:keepNext w:val="0"/>
         <w:keepLines/>
         <w:pBdr>
@@ -7212,7 +7212,7 @@
     <w:p>
       <w:pPr>
         <w:spacing w:before="0" w:after="120" w:line="276" w:lineRule="auto"/>
-        <w:ind w:left="227" w:right="5216"/>
+        <w:ind w:left="227"/>
         <w:keepNext w:val="0"/>
         <w:keepLines/>
         <w:pBdr>
@@ -11691,7 +11691,7 @@
     <w:p>
       <w:pPr>
         <w:spacing w:before="0" w:after="120" w:line="276" w:lineRule="auto"/>
-        <w:ind w:left="227" w:right="5216"/>
+        <w:ind w:left="227"/>
         <w:keepNext w:val="0"/>
         <w:keepLines/>
         <w:pBdr>

--- a/ai/docs/Persona_Intake_이준혁.docx
+++ b/ai/docs/Persona_Intake_이준혁.docx
@@ -1709,63 +1709,6 @@
         </w:rPr>
         <w:t>가이드: 한 칸에 여러 개를 나열하지 말고 한 줄에 하나씩</w:t>
       </w:r>
-      <w:r>
-        <w:br/>
-      </w:r>
-      <w:r>
-        <w:rPr>
-          <w:b/>
-          <w:color w:val="6E6E6E"/>
-          <w:sz w:val="17"/>
-        </w:rPr>
-        <w:t>언제</w:t>
-      </w:r>
-      <w:r>
-        <w:rPr>
-          <w:b w:val="0"/>
-          <w:color w:val="6E6E6E"/>
-          <w:sz w:val="17"/>
-        </w:rPr>
-        <w:t>: 인사·안부 / 걱정·당부 / 기쁨·칭찬 / 위로 / 꾸중 / 작별·전화 끊을 때 / 습관성 추임새 / 기타</w:t>
-      </w:r>
-      <w:r>
-        <w:br/>
-      </w:r>
-      <w:r>
-        <w:rPr>
-          <w:b/>
-          <w:color w:val="6E6E6E"/>
-          <w:sz w:val="17"/>
-        </w:rPr>
-        <w:t>누구에게</w:t>
-      </w:r>
-      <w:r>
-        <w:rPr>
-          <w:b w:val="0"/>
-          <w:color w:val="6E6E6E"/>
-          <w:sz w:val="17"/>
-        </w:rPr>
-        <w:t>: M2에 적은 사람 중 하나 / 모두에게</w:t>
-      </w:r>
-      <w:r>
-        <w:br/>
-      </w:r>
-      <w:r>
-        <w:rPr>
-          <w:b/>
-          <w:color w:val="6E6E6E"/>
-          <w:sz w:val="17"/>
-        </w:rPr>
-        <w:t>출처</w:t>
-      </w:r>
-      <w:r>
-        <w:rPr>
-          <w:b w:val="0"/>
-          <w:color w:val="6E6E6E"/>
-          <w:sz w:val="17"/>
-        </w:rPr>
-        <w:t>: 직접 들음 / 가족 전언 / 그랬을 것 같음</w:t>
-      </w:r>
     </w:p>
     <w:tbl>
       <w:tblPr>
@@ -1817,6 +1760,16 @@
               </w:rPr>
               <w:t>언제 쓰는 말인가요</w:t>
             </w:r>
+            <w:r>
+              <w:br/>
+            </w:r>
+            <w:r>
+              <w:rPr>
+                <w:color w:val="6E6E6E"/>
+                <w:sz w:val="15"/>
+              </w:rPr>
+              <w:t>인사·안부 / 걱정·당부 / 기쁨·칭찬 / 위로 / 꾸중 / 작별·전화 끊을 때 / 습관성 추임새 / 기타</w:t>
+            </w:r>
           </w:p>
         </w:tc>
         <w:tc>
@@ -1835,6 +1788,16 @@
               </w:rPr>
               <w:t>누구에게</w:t>
             </w:r>
+            <w:r>
+              <w:br/>
+            </w:r>
+            <w:r>
+              <w:rPr>
+                <w:color w:val="6E6E6E"/>
+                <w:sz w:val="15"/>
+              </w:rPr>
+              <w:t>가족 중 한 사람 / 모두에게</w:t>
+            </w:r>
           </w:p>
         </w:tc>
         <w:tc>
@@ -1852,6 +1815,16 @@
                 <w:sz w:val="17"/>
               </w:rPr>
               <w:t>출처</w:t>
+            </w:r>
+            <w:r>
+              <w:br/>
+            </w:r>
+            <w:r>
+              <w:rPr>
+                <w:color w:val="6E6E6E"/>
+                <w:sz w:val="15"/>
+              </w:rPr>
+              <w:t>직접 들음 / 가족 전언 / 그랬을 것 같음</w:t>
             </w:r>
           </w:p>
         </w:tc>

--- a/ai/docs/Persona_Intake_이준혁.docx
+++ b/ai/docs/Persona_Intake_이준혁.docx
@@ -803,6 +803,16 @@
               </w:rPr>
               <w:t>이름</w:t>
             </w:r>
+            <w:r>
+              <w:br/>
+            </w:r>
+            <w:r>
+              <w:rPr>
+                <w:color w:val="6E6E6E"/>
+                <w:sz w:val="15"/>
+              </w:rPr>
+              <w:t>단답 15자</w:t>
+            </w:r>
           </w:p>
         </w:tc>
         <w:tc>
@@ -821,6 +831,16 @@
               </w:rPr>
               <w:t>그분과의 관계</w:t>
             </w:r>
+            <w:r>
+              <w:br/>
+            </w:r>
+            <w:r>
+              <w:rPr>
+                <w:color w:val="6E6E6E"/>
+                <w:sz w:val="15"/>
+              </w:rPr>
+              <w:t>하나 고르기 — P1-02 선지</w:t>
+            </w:r>
           </w:p>
         </w:tc>
         <w:tc>
@@ -838,6 +858,16 @@
                 <w:sz w:val="17"/>
               </w:rPr>
               <w:t>역할</w:t>
+            </w:r>
+            <w:r>
+              <w:br/>
+            </w:r>
+            <w:r>
+              <w:rPr>
+                <w:color w:val="6E6E6E"/>
+                <w:sz w:val="15"/>
+              </w:rPr>
+              <w:t>하나 고르기 — 주 작성자 / 보조</w:t>
             </w:r>
           </w:p>
         </w:tc>
@@ -1742,6 +1772,16 @@
               </w:rPr>
               <w:t>표현</w:t>
             </w:r>
+            <w:r>
+              <w:br/>
+            </w:r>
+            <w:r>
+              <w:rPr>
+                <w:color w:val="6E6E6E"/>
+                <w:sz w:val="15"/>
+              </w:rPr>
+              <w:t>실제 표현 그대로</w:t>
+            </w:r>
           </w:p>
         </w:tc>
         <w:tc>
@@ -1768,7 +1808,7 @@
                 <w:color w:val="6E6E6E"/>
                 <w:sz w:val="15"/>
               </w:rPr>
-              <w:t>인사·안부 / 걱정·당부 / 기쁨·칭찬 / 위로 / 꾸중 / 작별·전화 끊을 때 / 습관성 추임새 / 기타</w:t>
+              <w:t>하나 고르기 — 인사·안부 / 걱정·당부 / 기쁨·칭찬 / 위로 / 꾸중 / 작별·전화 끊을 때 / 습관성 추임새 / 기타</w:t>
             </w:r>
           </w:p>
         </w:tc>
@@ -1796,7 +1836,7 @@
                 <w:color w:val="6E6E6E"/>
                 <w:sz w:val="15"/>
               </w:rPr>
-              <w:t>가족 중 한 사람 / 모두에게</w:t>
+              <w:t>하나 고르기 — 가족 중 한 사람 / 모두에게</w:t>
             </w:r>
           </w:p>
         </w:tc>
@@ -1824,7 +1864,7 @@
                 <w:color w:val="6E6E6E"/>
                 <w:sz w:val="15"/>
               </w:rPr>
-              <w:t>직접 들음 / 가족 전언 / 그랬을 것 같음</w:t>
+              <w:t>하나 고르기 — 직접 들음 / 가족 전언 / 그랬을 것 같음</w:t>
             </w:r>
           </w:p>
         </w:tc>
@@ -3258,6 +3298,16 @@
               </w:rPr>
               <w:t>지역</w:t>
             </w:r>
+            <w:r>
+              <w:br/>
+            </w:r>
+            <w:r>
+              <w:rPr>
+                <w:color w:val="6E6E6E"/>
+                <w:sz w:val="15"/>
+              </w:rPr>
+              <w:t>단답 20자</w:t>
+            </w:r>
           </w:p>
         </w:tc>
         <w:tc>
@@ -3275,6 +3325,16 @@
                 <w:sz w:val="17"/>
               </w:rPr>
               <w:t>시작 연도</w:t>
+            </w:r>
+            <w:r>
+              <w:br/>
+            </w:r>
+            <w:r>
+              <w:rPr>
+                <w:color w:val="6E6E6E"/>
+                <w:sz w:val="15"/>
+              </w:rPr>
+              <w:t>숫자, 모르면 비움</w:t>
             </w:r>
           </w:p>
         </w:tc>
@@ -3294,6 +3354,16 @@
               </w:rPr>
               <w:t>끝 연도</w:t>
             </w:r>
+            <w:r>
+              <w:br/>
+            </w:r>
+            <w:r>
+              <w:rPr>
+                <w:color w:val="6E6E6E"/>
+                <w:sz w:val="15"/>
+              </w:rPr>
+              <w:t>숫자, 모르면 비움</w:t>
+            </w:r>
           </w:p>
         </w:tc>
         <w:tc>
@@ -3311,6 +3381,16 @@
                 <w:sz w:val="17"/>
               </w:rPr>
               <w:t>메모</w:t>
+            </w:r>
+            <w:r>
+              <w:br/>
+            </w:r>
+            <w:r>
+              <w:rPr>
+                <w:color w:val="6E6E6E"/>
+                <w:sz w:val="15"/>
+              </w:rPr>
+              <w:t>단답 40자</w:t>
             </w:r>
           </w:p>
         </w:tc>
@@ -3920,6 +4000,16 @@
               </w:rPr>
               <w:t>표현</w:t>
             </w:r>
+            <w:r>
+              <w:br/>
+            </w:r>
+            <w:r>
+              <w:rPr>
+                <w:color w:val="6E6E6E"/>
+                <w:sz w:val="15"/>
+              </w:rPr>
+              <w:t>실제 표현 그대로</w:t>
+            </w:r>
           </w:p>
         </w:tc>
         <w:tc>
@@ -3938,6 +4028,16 @@
               </w:rPr>
               <w:t>언제 쓰는 말인가요</w:t>
             </w:r>
+            <w:r>
+              <w:br/>
+            </w:r>
+            <w:r>
+              <w:rPr>
+                <w:color w:val="6E6E6E"/>
+                <w:sz w:val="15"/>
+              </w:rPr>
+              <w:t>하나 고르기 — 인사·안부 / 걱정·당부 / 기쁨·칭찬 / 위로 / 꾸중 / 작별·전화 끊을 때 / 습관성 추임새 / 기타</w:t>
+            </w:r>
           </w:p>
         </w:tc>
         <w:tc>
@@ -3955,6 +4055,16 @@
                 <w:sz w:val="17"/>
               </w:rPr>
               <w:t>출처</w:t>
+            </w:r>
+            <w:r>
+              <w:br/>
+            </w:r>
+            <w:r>
+              <w:rPr>
+                <w:color w:val="6E6E6E"/>
+                <w:sz w:val="15"/>
+              </w:rPr>
+              <w:t>하나 고르기 — 직접 들음 / 가족 전언 / 그랬을 것 같음</w:t>
             </w:r>
           </w:p>
         </w:tc>
@@ -5579,6 +5689,16 @@
               </w:rPr>
               <w:t>표현</w:t>
             </w:r>
+            <w:r>
+              <w:br/>
+            </w:r>
+            <w:r>
+              <w:rPr>
+                <w:color w:val="6E6E6E"/>
+                <w:sz w:val="15"/>
+              </w:rPr>
+              <w:t>실제 표현 그대로</w:t>
+            </w:r>
           </w:p>
         </w:tc>
         <w:tc>
@@ -5597,6 +5717,16 @@
               </w:rPr>
               <w:t>언제 쓰는 말인가요</w:t>
             </w:r>
+            <w:r>
+              <w:br/>
+            </w:r>
+            <w:r>
+              <w:rPr>
+                <w:color w:val="6E6E6E"/>
+                <w:sz w:val="15"/>
+              </w:rPr>
+              <w:t>하나 고르기 — 인사·안부 / 걱정·당부 / 기쁨·칭찬 / 위로 / 꾸중 / 작별·전화 끊을 때 / 습관성 추임새 / 기타</w:t>
+            </w:r>
           </w:p>
         </w:tc>
         <w:tc>
@@ -5614,6 +5744,16 @@
                 <w:sz w:val="17"/>
               </w:rPr>
               <w:t>출처</w:t>
+            </w:r>
+            <w:r>
+              <w:br/>
+            </w:r>
+            <w:r>
+              <w:rPr>
+                <w:color w:val="6E6E6E"/>
+                <w:sz w:val="15"/>
+              </w:rPr>
+              <w:t>하나 고르기 — 직접 들음 / 가족 전언 / 그랬을 것 같음</w:t>
             </w:r>
           </w:p>
         </w:tc>
@@ -6985,6 +7125,16 @@
               </w:rPr>
               <w:t>음식 이름</w:t>
             </w:r>
+            <w:r>
+              <w:br/>
+            </w:r>
+            <w:r>
+              <w:rPr>
+                <w:color w:val="6E6E6E"/>
+                <w:sz w:val="15"/>
+              </w:rPr>
+              <w:t>단답 20자</w:t>
+            </w:r>
           </w:p>
         </w:tc>
         <w:tc>
@@ -7002,6 +7152,16 @@
                 <w:sz w:val="17"/>
               </w:rPr>
               <w:t>얽힌 기억</w:t>
+            </w:r>
+            <w:r>
+              <w:br/>
+            </w:r>
+            <w:r>
+              <w:rPr>
+                <w:color w:val="6E6E6E"/>
+                <w:sz w:val="15"/>
+              </w:rPr>
+              <w:t>단답 80자, 선택</w:t>
             </w:r>
           </w:p>
         </w:tc>
@@ -7271,6 +7431,16 @@
               </w:rPr>
               <w:t>장소</w:t>
             </w:r>
+            <w:r>
+              <w:br/>
+            </w:r>
+            <w:r>
+              <w:rPr>
+                <w:color w:val="6E6E6E"/>
+                <w:sz w:val="15"/>
+              </w:rPr>
+              <w:t>단답 20자</w:t>
+            </w:r>
           </w:p>
         </w:tc>
         <w:tc>
@@ -7288,6 +7458,16 @@
                 <w:sz w:val="17"/>
               </w:rPr>
               <w:t>무엇을 하던 곳</w:t>
+            </w:r>
+            <w:r>
+              <w:br/>
+            </w:r>
+            <w:r>
+              <w:rPr>
+                <w:color w:val="6E6E6E"/>
+                <w:sz w:val="15"/>
+              </w:rPr>
+              <w:t>단답 40자</w:t>
             </w:r>
           </w:p>
         </w:tc>
@@ -7391,6 +7571,16 @@
               </w:rPr>
               <w:t>것</w:t>
             </w:r>
+            <w:r>
+              <w:br/>
+            </w:r>
+            <w:r>
+              <w:rPr>
+                <w:color w:val="6E6E6E"/>
+                <w:sz w:val="15"/>
+              </w:rPr>
+              <w:t>단답 20자</w:t>
+            </w:r>
           </w:p>
         </w:tc>
         <w:tc>
@@ -7408,6 +7598,16 @@
                 <w:sz w:val="17"/>
               </w:rPr>
               <w:t>왜</w:t>
+            </w:r>
+            <w:r>
+              <w:br/>
+            </w:r>
+            <w:r>
+              <w:rPr>
+                <w:color w:val="6E6E6E"/>
+                <w:sz w:val="15"/>
+              </w:rPr>
+              <w:t>단답 60자</w:t>
             </w:r>
           </w:p>
         </w:tc>
@@ -7569,6 +7769,16 @@
               </w:rPr>
               <w:t>것</w:t>
             </w:r>
+            <w:r>
+              <w:br/>
+            </w:r>
+            <w:r>
+              <w:rPr>
+                <w:color w:val="6E6E6E"/>
+                <w:sz w:val="15"/>
+              </w:rPr>
+              <w:t>단답 20자</w:t>
+            </w:r>
           </w:p>
         </w:tc>
         <w:tc>
@@ -7586,6 +7796,16 @@
                 <w:sz w:val="17"/>
               </w:rPr>
               <w:t>어떻게·얼마나</w:t>
+            </w:r>
+            <w:r>
+              <w:br/>
+            </w:r>
+            <w:r>
+              <w:rPr>
+                <w:color w:val="6E6E6E"/>
+                <w:sz w:val="15"/>
+              </w:rPr>
+              <w:t>단답 40자</w:t>
             </w:r>
           </w:p>
         </w:tc>
@@ -9354,6 +9574,16 @@
               </w:rPr>
               <w:t>등급</w:t>
             </w:r>
+            <w:r>
+              <w:br/>
+            </w:r>
+            <w:r>
+              <w:rPr>
+                <w:color w:val="6E6E6E"/>
+                <w:sz w:val="15"/>
+              </w:rPr>
+              <w:t>하나 고르기 — 자유 / 물으면만 / 짧게 넘김 / 금지</w:t>
+            </w:r>
           </w:p>
         </w:tc>
         <w:tc>
@@ -9371,6 +9601,16 @@
                 <w:sz w:val="17"/>
               </w:rPr>
               <w:t>단서</w:t>
+            </w:r>
+            <w:r>
+              <w:br/>
+            </w:r>
+            <w:r>
+              <w:rPr>
+                <w:color w:val="6E6E6E"/>
+                <w:sz w:val="15"/>
+              </w:rPr>
+              <w:t>단답 60자, 선택</w:t>
             </w:r>
           </w:p>
         </w:tc>
@@ -10259,6 +10499,16 @@
               </w:rPr>
               <w:t>대상</w:t>
             </w:r>
+            <w:r>
+              <w:br/>
+            </w:r>
+            <w:r>
+              <w:rPr>
+                <w:color w:val="6E6E6E"/>
+                <w:sz w:val="15"/>
+              </w:rPr>
+              <w:t>가족 중 한 사람, 또는 사건 (단답 30자)</w:t>
+            </w:r>
           </w:p>
         </w:tc>
         <w:tc>
@@ -10276,6 +10526,16 @@
                 <w:sz w:val="17"/>
               </w:rPr>
               <w:t>등급</w:t>
+            </w:r>
+            <w:r>
+              <w:br/>
+            </w:r>
+            <w:r>
+              <w:rPr>
+                <w:color w:val="6E6E6E"/>
+                <w:sz w:val="15"/>
+              </w:rPr>
+              <w:t>하나 고르기 — 물으면만 / 금지</w:t>
             </w:r>
           </w:p>
         </w:tc>
@@ -10653,6 +10913,16 @@
               </w:rPr>
               <w:t>인물</w:t>
             </w:r>
+            <w:r>
+              <w:br/>
+            </w:r>
+            <w:r>
+              <w:rPr>
+                <w:color w:val="6E6E6E"/>
+                <w:sz w:val="15"/>
+              </w:rPr>
+              <w:t>적어둔 가족 중 한 사람</w:t>
+            </w:r>
           </w:p>
         </w:tc>
         <w:tc>
@@ -10669,7 +10939,17 @@
                 <w:b/>
                 <w:sz w:val="17"/>
               </w:rPr>
-              <w:t>곁에 있었음 / 있지 못했음 / 모름</w:t>
+              <w:t>곁에 있었나요</w:t>
+            </w:r>
+            <w:r>
+              <w:br/>
+            </w:r>
+            <w:r>
+              <w:rPr>
+                <w:color w:val="6E6E6E"/>
+                <w:sz w:val="15"/>
+              </w:rPr>
+              <w:t>하나 고르기 — 곁에 있었음 / 있지 못했음 / 모름</w:t>
             </w:r>
           </w:p>
         </w:tc>
@@ -10688,6 +10968,16 @@
                 <w:sz w:val="17"/>
               </w:rPr>
               <w:t>메모</w:t>
+            </w:r>
+            <w:r>
+              <w:br/>
+            </w:r>
+            <w:r>
+              <w:rPr>
+                <w:color w:val="6E6E6E"/>
+                <w:sz w:val="15"/>
+              </w:rPr>
+              <w:t>단답 40자</w:t>
             </w:r>
           </w:p>
         </w:tc>
@@ -11017,6 +11307,16 @@
               </w:rPr>
               <w:t>받는 사람</w:t>
             </w:r>
+            <w:r>
+              <w:br/>
+            </w:r>
+            <w:r>
+              <w:rPr>
+                <w:color w:val="6E6E6E"/>
+                <w:sz w:val="15"/>
+              </w:rPr>
+              <w:t>적어둔 가족 중 한 사람</w:t>
+            </w:r>
           </w:p>
         </w:tc>
         <w:tc>
@@ -11035,6 +11335,16 @@
               </w:rPr>
               <w:t>말</w:t>
             </w:r>
+            <w:r>
+              <w:br/>
+            </w:r>
+            <w:r>
+              <w:rPr>
+                <w:color w:val="6E6E6E"/>
+                <w:sz w:val="15"/>
+              </w:rPr>
+              <w:t>서술</w:t>
+            </w:r>
           </w:p>
         </w:tc>
         <w:tc>
@@ -11052,6 +11362,16 @@
                 <w:sz w:val="17"/>
               </w:rPr>
               <w:t>언제 들려줄지</w:t>
+            </w:r>
+            <w:r>
+              <w:br/>
+            </w:r>
+            <w:r>
+              <w:rPr>
+                <w:color w:val="6E6E6E"/>
+                <w:sz w:val="15"/>
+              </w:rPr>
+              <w:t>하나 고르기 — 지금부터 / 특정 날짜 / 내가 없을 때</w:t>
             </w:r>
           </w:p>
         </w:tc>

--- a/ai/docs/Persona_Intake_이준혁.docx
+++ b/ai/docs/Persona_Intake_이준혁.docx
@@ -839,7 +839,7 @@
                 <w:color w:val="6E6E6E"/>
                 <w:sz w:val="15"/>
               </w:rPr>
-              <w:t>하나 고르기 — P1-02 선지</w:t>
+              <w:t>하나 고르기: 어머니 / 아버지 / 할머니 / 할아버지 / 배우자 / 아들 / 딸 / 형제자매 / 그 밖</w:t>
             </w:r>
           </w:p>
         </w:tc>
@@ -867,7 +867,7 @@
                 <w:color w:val="6E6E6E"/>
                 <w:sz w:val="15"/>
               </w:rPr>
-              <w:t>하나 고르기 — 주 작성자 / 보조</w:t>
+              <w:t>하나 고르기: 주 작성자 / 보조</w:t>
             </w:r>
           </w:p>
         </w:tc>
@@ -1738,6 +1738,17 @@
           <w:sz w:val="17"/>
         </w:rPr>
         <w:t>가이드: 한 칸에 여러 개를 나열하지 말고 한 줄에 하나씩</w:t>
+      </w:r>
+      <w:r>
+        <w:br/>
+      </w:r>
+      <w:r>
+        <w:rPr>
+          <w:b w:val="0"/>
+          <w:color w:val="6E6E6E"/>
+          <w:sz w:val="17"/>
+        </w:rPr>
+        <w:t>안내: 본인 페르소나면 출처는 "본인"으로 자동으로 채워집니다</w:t>
       </w:r>
     </w:p>
     <w:tbl>
@@ -1808,7 +1819,7 @@
                 <w:color w:val="6E6E6E"/>
                 <w:sz w:val="15"/>
               </w:rPr>
-              <w:t>하나 고르기 — 인사·안부 / 걱정·당부 / 기쁨·칭찬 / 위로 / 꾸중 / 작별·전화 끊을 때 / 습관성 추임새 / 기타</w:t>
+              <w:t>하나 고르기: 인사·안부 / 걱정·당부 / 기쁨·칭찬 / 위로 / 꾸중 / 작별·전화 끊을 때 / 습관성 추임새 / 기타</w:t>
             </w:r>
           </w:p>
         </w:tc>
@@ -1836,7 +1847,7 @@
                 <w:color w:val="6E6E6E"/>
                 <w:sz w:val="15"/>
               </w:rPr>
-              <w:t>하나 고르기 — 가족 중 한 사람 / 모두에게</w:t>
+              <w:t>하나 고르기: 가족 중 한 사람 / 모두에게</w:t>
             </w:r>
           </w:p>
         </w:tc>
@@ -1864,7 +1875,7 @@
                 <w:color w:val="6E6E6E"/>
                 <w:sz w:val="15"/>
               </w:rPr>
-              <w:t>하나 고르기 — 직접 들음 / 가족 전언 / 그랬을 것 같음</w:t>
+              <w:t>하나 고르기: 본인 / 직접 들음 / 가족 전언 / 그랬을 것 같음</w:t>
             </w:r>
           </w:p>
         </w:tc>
@@ -1941,7 +1952,7 @@
                 <w:color w:val="1A1A1A"/>
                 <w:sz w:val="18"/>
               </w:rPr>
-              <w:t>본인(전사 확인)</w:t>
+              <w:t>본인</w:t>
             </w:r>
           </w:p>
         </w:tc>
@@ -2018,7 +2029,7 @@
                 <w:color w:val="1A1A1A"/>
                 <w:sz w:val="18"/>
               </w:rPr>
-              <w:t>본인(전사 확인)</w:t>
+              <w:t>본인</w:t>
             </w:r>
           </w:p>
         </w:tc>
@@ -2172,7 +2183,7 @@
                 <w:color w:val="1A1A1A"/>
                 <w:sz w:val="18"/>
               </w:rPr>
-              <w:t>본인(전사 확인)</w:t>
+              <w:t>본인</w:t>
             </w:r>
           </w:p>
         </w:tc>
@@ -2249,7 +2260,7 @@
                 <w:color w:val="1A1A1A"/>
                 <w:sz w:val="18"/>
               </w:rPr>
-              <w:t>본인(전사 확인)</w:t>
+              <w:t>본인</w:t>
             </w:r>
           </w:p>
         </w:tc>
@@ -2480,7 +2491,7 @@
                 <w:color w:val="1A1A1A"/>
                 <w:sz w:val="18"/>
               </w:rPr>
-              <w:t>본인(전사 확인)</w:t>
+              <w:t>본인</w:t>
             </w:r>
           </w:p>
         </w:tc>
@@ -2557,7 +2568,7 @@
                 <w:color w:val="1A1A1A"/>
                 <w:sz w:val="18"/>
               </w:rPr>
-              <w:t>본인(전사 확인)</w:t>
+              <w:t>본인</w:t>
             </w:r>
           </w:p>
         </w:tc>
@@ -2634,7 +2645,7 @@
                 <w:color w:val="1A1A1A"/>
                 <w:sz w:val="18"/>
               </w:rPr>
-              <w:t>본인(전사 확인)</w:t>
+              <w:t>본인</w:t>
             </w:r>
           </w:p>
         </w:tc>
@@ -3334,7 +3345,7 @@
                 <w:color w:val="6E6E6E"/>
                 <w:sz w:val="15"/>
               </w:rPr>
-              <w:t>숫자, 모르면 비움</w:t>
+              <w:t>숫자 · 모르면 비움</w:t>
             </w:r>
           </w:p>
         </w:tc>
@@ -3362,7 +3373,7 @@
                 <w:color w:val="6E6E6E"/>
                 <w:sz w:val="15"/>
               </w:rPr>
-              <w:t>숫자, 모르면 비움</w:t>
+              <w:t>숫자 · 모르면 비움</w:t>
             </w:r>
           </w:p>
         </w:tc>
@@ -4036,7 +4047,7 @@
                 <w:color w:val="6E6E6E"/>
                 <w:sz w:val="15"/>
               </w:rPr>
-              <w:t>하나 고르기 — 인사·안부 / 걱정·당부 / 기쁨·칭찬 / 위로 / 꾸중 / 작별·전화 끊을 때 / 습관성 추임새 / 기타</w:t>
+              <w:t>하나 고르기: 인사·안부 / 걱정·당부 / 기쁨·칭찬 / 위로 / 꾸중 / 작별·전화 끊을 때 / 습관성 추임새 / 기타</w:t>
             </w:r>
           </w:p>
         </w:tc>
@@ -4064,7 +4075,7 @@
                 <w:color w:val="6E6E6E"/>
                 <w:sz w:val="15"/>
               </w:rPr>
-              <w:t>하나 고르기 — 직접 들음 / 가족 전언 / 그랬을 것 같음</w:t>
+              <w:t>하나 고르기: 본인 / 직접 들음 / 가족 전언 / 그랬을 것 같음</w:t>
             </w:r>
           </w:p>
         </w:tc>
@@ -4667,7 +4678,7 @@
           <w:color w:val="1A1A1A"/>
           <w:sz w:val="20"/>
         </w:rPr>
-        <w:t>" ____________________ "   출처: □ 직접 들음  □ 가족 전언  □ 그랬을 것 같음</w:t>
+        <w:t>" ____________________ "   출처: □ 본인  □ 직접 들음  □ 가족 전언  □ 그랬을 것 같음</w:t>
       </w:r>
     </w:p>
     <w:p>
@@ -4725,7 +4736,7 @@
           <w:color w:val="1A1A1A"/>
           <w:sz w:val="20"/>
         </w:rPr>
-        <w:t>" ____________________ "   출처: □ 직접 들음  □ 가족 전언  □ 그랬을 것 같음</w:t>
+        <w:t>" ____________________ "   출처: □ 본인  □ 직접 들음  □ 가족 전언  □ 그랬을 것 같음</w:t>
       </w:r>
     </w:p>
     <w:p>
@@ -5725,7 +5736,7 @@
                 <w:color w:val="6E6E6E"/>
                 <w:sz w:val="15"/>
               </w:rPr>
-              <w:t>하나 고르기 — 인사·안부 / 걱정·당부 / 기쁨·칭찬 / 위로 / 꾸중 / 작별·전화 끊을 때 / 습관성 추임새 / 기타</w:t>
+              <w:t>하나 고르기: 인사·안부 / 걱정·당부 / 기쁨·칭찬 / 위로 / 꾸중 / 작별·전화 끊을 때 / 습관성 추임새 / 기타</w:t>
             </w:r>
           </w:p>
         </w:tc>
@@ -5753,7 +5764,7 @@
                 <w:color w:val="6E6E6E"/>
                 <w:sz w:val="15"/>
               </w:rPr>
-              <w:t>하나 고르기 — 직접 들음 / 가족 전언 / 그랬을 것 같음</w:t>
+              <w:t>하나 고르기: 본인 / 직접 들음 / 가족 전언 / 그랬을 것 같음</w:t>
             </w:r>
           </w:p>
         </w:tc>
@@ -7161,7 +7172,7 @@
                 <w:color w:val="6E6E6E"/>
                 <w:sz w:val="15"/>
               </w:rPr>
-              <w:t>단답 80자, 선택</w:t>
+              <w:t>단답 80자 · 선택</w:t>
             </w:r>
           </w:p>
         </w:tc>
@@ -9582,7 +9593,7 @@
                 <w:color w:val="6E6E6E"/>
                 <w:sz w:val="15"/>
               </w:rPr>
-              <w:t>하나 고르기 — 자유 / 물으면만 / 짧게 넘김 / 금지</w:t>
+              <w:t>하나 고르기: 자유 / 물으면만 / 짧게 넘김 / 금지</w:t>
             </w:r>
           </w:p>
         </w:tc>
@@ -9610,7 +9621,7 @@
                 <w:color w:val="6E6E6E"/>
                 <w:sz w:val="15"/>
               </w:rPr>
-              <w:t>단답 60자, 선택</w:t>
+              <w:t>단답 60자 · 선택</w:t>
             </w:r>
           </w:p>
         </w:tc>
@@ -10507,7 +10518,7 @@
                 <w:color w:val="6E6E6E"/>
                 <w:sz w:val="15"/>
               </w:rPr>
-              <w:t>가족 중 한 사람, 또는 사건 (단답 30자)</w:t>
+              <w:t>가족 중 한 사람, 또는 사건 이름</w:t>
             </w:r>
           </w:p>
         </w:tc>
@@ -10535,7 +10546,7 @@
                 <w:color w:val="6E6E6E"/>
                 <w:sz w:val="15"/>
               </w:rPr>
-              <w:t>하나 고르기 — 물으면만 / 금지</w:t>
+              <w:t>하나 고르기: 물으면만 / 금지</w:t>
             </w:r>
           </w:p>
         </w:tc>
@@ -10949,7 +10960,7 @@
                 <w:color w:val="6E6E6E"/>
                 <w:sz w:val="15"/>
               </w:rPr>
-              <w:t>하나 고르기 — 곁에 있었음 / 있지 못했음 / 모름</w:t>
+              <w:t>하나 고르기: 곁에 있었음 / 있지 못했음 / 모름</w:t>
             </w:r>
           </w:p>
         </w:tc>
@@ -11371,7 +11382,7 @@
                 <w:color w:val="6E6E6E"/>
                 <w:sz w:val="15"/>
               </w:rPr>
-              <w:t>하나 고르기 — 지금부터 / 특정 날짜 / 내가 없을 때</w:t>
+              <w:t>하나 고르기: 지금부터 / 특정 날짜 / 내가 없을 때</w:t>
             </w:r>
           </w:p>
         </w:tc>

--- a/ai/docs/Persona_Intake_이준혁.docx
+++ b/ai/docs/Persona_Intake_이준혁.docx
@@ -839,7 +839,17 @@
                 <w:color w:val="6E6E6E"/>
                 <w:sz w:val="15"/>
               </w:rPr>
-              <w:t>하나 고르기: 어머니 / 아버지 / 할머니 / 할아버지 / 배우자 / 아들 / 딸 / 형제자매 / 그 밖</w:t>
+              <w:t>하나 고르기</w:t>
+            </w:r>
+            <w:r>
+              <w:br/>
+            </w:r>
+            <w:r>
+              <w:rPr>
+                <w:color w:val="6E6E6E"/>
+                <w:sz w:val="15"/>
+              </w:rPr>
+              <w:t>어머니 / 아버지 / 할머니 / 할아버지 / 배우자 / 아들 / 딸 / 형제자매 / 그 밖</w:t>
             </w:r>
           </w:p>
         </w:tc>
@@ -867,7 +877,17 @@
                 <w:color w:val="6E6E6E"/>
                 <w:sz w:val="15"/>
               </w:rPr>
-              <w:t>하나 고르기: 주 작성자 / 보조</w:t>
+              <w:t>하나 고르기</w:t>
+            </w:r>
+            <w:r>
+              <w:br/>
+            </w:r>
+            <w:r>
+              <w:rPr>
+                <w:color w:val="6E6E6E"/>
+                <w:sz w:val="15"/>
+              </w:rPr>
+              <w:t>주 작성자 / 보조</w:t>
             </w:r>
           </w:p>
         </w:tc>
@@ -1738,17 +1758,6 @@
           <w:sz w:val="17"/>
         </w:rPr>
         <w:t>가이드: 한 칸에 여러 개를 나열하지 말고 한 줄에 하나씩</w:t>
-      </w:r>
-      <w:r>
-        <w:br/>
-      </w:r>
-      <w:r>
-        <w:rPr>
-          <w:b w:val="0"/>
-          <w:color w:val="6E6E6E"/>
-          <w:sz w:val="17"/>
-        </w:rPr>
-        <w:t>안내: 본인 페르소나면 출처는 "본인"으로 자동으로 채워집니다</w:t>
       </w:r>
     </w:p>
     <w:tbl>
@@ -1819,7 +1828,17 @@
                 <w:color w:val="6E6E6E"/>
                 <w:sz w:val="15"/>
               </w:rPr>
-              <w:t>하나 고르기: 인사·안부 / 걱정·당부 / 기쁨·칭찬 / 위로 / 꾸중 / 작별·전화 끊을 때 / 습관성 추임새 / 기타</w:t>
+              <w:t>하나 고르기</w:t>
+            </w:r>
+            <w:r>
+              <w:br/>
+            </w:r>
+            <w:r>
+              <w:rPr>
+                <w:color w:val="6E6E6E"/>
+                <w:sz w:val="15"/>
+              </w:rPr>
+              <w:t>인사·안부 / 걱정·당부 / 기쁨·칭찬 / 위로 / 꾸중 / 작별·전화 끊을 때 / 말버릇: 말 시작할 때 / 말버릇: 생각하거나 뜸 들일 때 / 말버릇: 강조할 때 / 말버릇: 문장을 이을 때 / 말버릇: 말끝을 흐릴 때 / 기타</w:t>
             </w:r>
           </w:p>
         </w:tc>
@@ -1847,7 +1866,17 @@
                 <w:color w:val="6E6E6E"/>
                 <w:sz w:val="15"/>
               </w:rPr>
-              <w:t>하나 고르기: 가족 중 한 사람 / 모두에게</w:t>
+              <w:t>하나 고르기</w:t>
+            </w:r>
+            <w:r>
+              <w:br/>
+            </w:r>
+            <w:r>
+              <w:rPr>
+                <w:color w:val="6E6E6E"/>
+                <w:sz w:val="15"/>
+              </w:rPr>
+              <w:t>가족 중 한 사람 / 모두에게</w:t>
             </w:r>
           </w:p>
         </w:tc>
@@ -1875,7 +1904,27 @@
                 <w:color w:val="6E6E6E"/>
                 <w:sz w:val="15"/>
               </w:rPr>
-              <w:t>하나 고르기: 본인 / 직접 들음 / 가족 전언 / 그랬을 것 같음</w:t>
+              <w:t>하나 고르기</w:t>
+            </w:r>
+            <w:r>
+              <w:br/>
+            </w:r>
+            <w:r>
+              <w:rPr>
+                <w:color w:val="6E6E6E"/>
+                <w:sz w:val="15"/>
+              </w:rPr>
+              <w:t>본인 / 직접 들음 / 가족 전언 / 그랬을 것 같음</w:t>
+            </w:r>
+            <w:r>
+              <w:br/>
+            </w:r>
+            <w:r>
+              <w:rPr>
+                <w:color w:val="6E6E6E"/>
+                <w:sz w:val="15"/>
+              </w:rPr>
+              <w:t>본인 페르소나면 "본인"으로 자동으로 채워집니다</w:t>
             </w:r>
           </w:p>
         </w:tc>
@@ -1916,7 +1965,7 @@
                 <w:color w:val="1A1A1A"/>
                 <w:sz w:val="18"/>
               </w:rPr>
-              <w:t>습관성 추임새(말 시작)</w:t>
+              <w:t>말버릇: 말 시작할 때</w:t>
             </w:r>
           </w:p>
         </w:tc>
@@ -1993,7 +2042,7 @@
                 <w:color w:val="1A1A1A"/>
                 <w:sz w:val="18"/>
               </w:rPr>
-              <w:t>습관성 추임새(생각할 때)</w:t>
+              <w:t>말버릇: 생각하거나 뜸 들일 때</w:t>
             </w:r>
           </w:p>
         </w:tc>
@@ -2070,7 +2119,7 @@
                 <w:color w:val="1A1A1A"/>
                 <w:sz w:val="18"/>
               </w:rPr>
-              <w:t>습관성 추임새(강조)</w:t>
+              <w:t>말버릇: 강조할 때</w:t>
             </w:r>
           </w:p>
         </w:tc>
@@ -2147,7 +2196,7 @@
                 <w:color w:val="1A1A1A"/>
                 <w:sz w:val="18"/>
               </w:rPr>
-              <w:t>습관성 추임새(강조)</w:t>
+              <w:t>말버릇: 강조할 때</w:t>
             </w:r>
           </w:p>
         </w:tc>
@@ -2224,7 +2273,7 @@
                 <w:color w:val="1A1A1A"/>
                 <w:sz w:val="18"/>
               </w:rPr>
-              <w:t>습관성 추임새(강조)</w:t>
+              <w:t>말버릇: 강조할 때</w:t>
             </w:r>
           </w:p>
         </w:tc>
@@ -2301,7 +2350,7 @@
                 <w:color w:val="1A1A1A"/>
                 <w:sz w:val="18"/>
               </w:rPr>
-              <w:t>습관성 추임새(강조)</w:t>
+              <w:t>말버릇: 강조할 때</w:t>
             </w:r>
           </w:p>
         </w:tc>
@@ -2378,7 +2427,7 @@
                 <w:color w:val="1A1A1A"/>
                 <w:sz w:val="18"/>
               </w:rPr>
-              <w:t>습관성 추임새(완곡)</w:t>
+              <w:t>말버릇: 말끝을 흐릴 때</w:t>
             </w:r>
           </w:p>
         </w:tc>
@@ -2455,7 +2504,7 @@
                 <w:color w:val="1A1A1A"/>
                 <w:sz w:val="18"/>
               </w:rPr>
-              <w:t>습관성 추임새(완곡한 맺음)</w:t>
+              <w:t>말버릇: 말끝을 흐릴 때</w:t>
             </w:r>
           </w:p>
         </w:tc>
@@ -2532,7 +2581,7 @@
                 <w:color w:val="1A1A1A"/>
                 <w:sz w:val="18"/>
               </w:rPr>
-              <w:t>습관성 추임새(연결어)</w:t>
+              <w:t>말버릇: 문장을 이을 때</w:t>
             </w:r>
           </w:p>
         </w:tc>
@@ -2609,7 +2658,7 @@
                 <w:color w:val="1A1A1A"/>
                 <w:sz w:val="18"/>
               </w:rPr>
-              <w:t>습관성 추임새(강조)</w:t>
+              <w:t>말버릇: 강조할 때</w:t>
             </w:r>
           </w:p>
         </w:tc>
@@ -4047,7 +4096,17 @@
                 <w:color w:val="6E6E6E"/>
                 <w:sz w:val="15"/>
               </w:rPr>
-              <w:t>하나 고르기: 인사·안부 / 걱정·당부 / 기쁨·칭찬 / 위로 / 꾸중 / 작별·전화 끊을 때 / 습관성 추임새 / 기타</w:t>
+              <w:t>하나 고르기</w:t>
+            </w:r>
+            <w:r>
+              <w:br/>
+            </w:r>
+            <w:r>
+              <w:rPr>
+                <w:color w:val="6E6E6E"/>
+                <w:sz w:val="15"/>
+              </w:rPr>
+              <w:t>인사·안부 / 걱정·당부 / 기쁨·칭찬 / 위로 / 꾸중 / 작별·전화 끊을 때 / 말버릇: 말 시작할 때 / 말버릇: 생각하거나 뜸 들일 때 / 말버릇: 강조할 때 / 말버릇: 문장을 이을 때 / 말버릇: 말끝을 흐릴 때 / 기타</w:t>
             </w:r>
           </w:p>
         </w:tc>
@@ -4075,7 +4134,27 @@
                 <w:color w:val="6E6E6E"/>
                 <w:sz w:val="15"/>
               </w:rPr>
-              <w:t>하나 고르기: 본인 / 직접 들음 / 가족 전언 / 그랬을 것 같음</w:t>
+              <w:t>하나 고르기</w:t>
+            </w:r>
+            <w:r>
+              <w:br/>
+            </w:r>
+            <w:r>
+              <w:rPr>
+                <w:color w:val="6E6E6E"/>
+                <w:sz w:val="15"/>
+              </w:rPr>
+              <w:t>본인 / 직접 들음 / 가족 전언 / 그랬을 것 같음</w:t>
+            </w:r>
+            <w:r>
+              <w:br/>
+            </w:r>
+            <w:r>
+              <w:rPr>
+                <w:color w:val="6E6E6E"/>
+                <w:sz w:val="15"/>
+              </w:rPr>
+              <w:t>본인 페르소나면 "본인"으로 자동으로 채워집니다</w:t>
             </w:r>
           </w:p>
         </w:tc>
@@ -5736,7 +5815,17 @@
                 <w:color w:val="6E6E6E"/>
                 <w:sz w:val="15"/>
               </w:rPr>
-              <w:t>하나 고르기: 인사·안부 / 걱정·당부 / 기쁨·칭찬 / 위로 / 꾸중 / 작별·전화 끊을 때 / 습관성 추임새 / 기타</w:t>
+              <w:t>하나 고르기</w:t>
+            </w:r>
+            <w:r>
+              <w:br/>
+            </w:r>
+            <w:r>
+              <w:rPr>
+                <w:color w:val="6E6E6E"/>
+                <w:sz w:val="15"/>
+              </w:rPr>
+              <w:t>인사·안부 / 걱정·당부 / 기쁨·칭찬 / 위로 / 꾸중 / 작별·전화 끊을 때 / 말버릇: 말 시작할 때 / 말버릇: 생각하거나 뜸 들일 때 / 말버릇: 강조할 때 / 말버릇: 문장을 이을 때 / 말버릇: 말끝을 흐릴 때 / 기타</w:t>
             </w:r>
           </w:p>
         </w:tc>
@@ -5764,7 +5853,27 @@
                 <w:color w:val="6E6E6E"/>
                 <w:sz w:val="15"/>
               </w:rPr>
-              <w:t>하나 고르기: 본인 / 직접 들음 / 가족 전언 / 그랬을 것 같음</w:t>
+              <w:t>하나 고르기</w:t>
+            </w:r>
+            <w:r>
+              <w:br/>
+            </w:r>
+            <w:r>
+              <w:rPr>
+                <w:color w:val="6E6E6E"/>
+                <w:sz w:val="15"/>
+              </w:rPr>
+              <w:t>본인 / 직접 들음 / 가족 전언 / 그랬을 것 같음</w:t>
+            </w:r>
+            <w:r>
+              <w:br/>
+            </w:r>
+            <w:r>
+              <w:rPr>
+                <w:color w:val="6E6E6E"/>
+                <w:sz w:val="15"/>
+              </w:rPr>
+              <w:t>본인 페르소나면 "본인"으로 자동으로 채워집니다</w:t>
             </w:r>
           </w:p>
         </w:tc>
@@ -9593,7 +9702,17 @@
                 <w:color w:val="6E6E6E"/>
                 <w:sz w:val="15"/>
               </w:rPr>
-              <w:t>하나 고르기: 자유 / 물으면만 / 짧게 넘김 / 금지</w:t>
+              <w:t>하나 고르기</w:t>
+            </w:r>
+            <w:r>
+              <w:br/>
+            </w:r>
+            <w:r>
+              <w:rPr>
+                <w:color w:val="6E6E6E"/>
+                <w:sz w:val="15"/>
+              </w:rPr>
+              <w:t>자유 / 물으면만 / 짧게 넘김 / 금지</w:t>
             </w:r>
           </w:p>
         </w:tc>
@@ -10546,7 +10665,17 @@
                 <w:color w:val="6E6E6E"/>
                 <w:sz w:val="15"/>
               </w:rPr>
-              <w:t>하나 고르기: 물으면만 / 금지</w:t>
+              <w:t>하나 고르기</w:t>
+            </w:r>
+            <w:r>
+              <w:br/>
+            </w:r>
+            <w:r>
+              <w:rPr>
+                <w:color w:val="6E6E6E"/>
+                <w:sz w:val="15"/>
+              </w:rPr>
+              <w:t>물으면만 / 금지</w:t>
             </w:r>
           </w:p>
         </w:tc>
@@ -10960,7 +11089,17 @@
                 <w:color w:val="6E6E6E"/>
                 <w:sz w:val="15"/>
               </w:rPr>
-              <w:t>하나 고르기: 곁에 있었음 / 있지 못했음 / 모름</w:t>
+              <w:t>하나 고르기</w:t>
+            </w:r>
+            <w:r>
+              <w:br/>
+            </w:r>
+            <w:r>
+              <w:rPr>
+                <w:color w:val="6E6E6E"/>
+                <w:sz w:val="15"/>
+              </w:rPr>
+              <w:t>곁에 있었음 / 있지 못했음 / 모름</w:t>
             </w:r>
           </w:p>
         </w:tc>
@@ -11382,7 +11521,17 @@
                 <w:color w:val="6E6E6E"/>
                 <w:sz w:val="15"/>
               </w:rPr>
-              <w:t>하나 고르기: 지금부터 / 특정 날짜 / 내가 없을 때</w:t>
+              <w:t>하나 고르기</w:t>
+            </w:r>
+            <w:r>
+              <w:br/>
+            </w:r>
+            <w:r>
+              <w:rPr>
+                <w:color w:val="6E6E6E"/>
+                <w:sz w:val="15"/>
+              </w:rPr>
+              <w:t>지금부터 / 특정 날짜 / 내가 없을 때</w:t>
             </w:r>
           </w:p>
         </w:tc>

--- a/ai/docs/Persona_Intake_이준혁.docx
+++ b/ai/docs/Persona_Intake_이준혁.docx
@@ -1838,7 +1838,7 @@
                 <w:color w:val="6E6E6E"/>
                 <w:sz w:val="15"/>
               </w:rPr>
-              <w:t>인사·안부 / 걱정·당부 / 기쁨·칭찬 / 위로 / 꾸중 / 작별·전화 끊을 때 / 말버릇: 말 시작할 때 / 말버릇: 생각하거나 뜸 들일 때 / 말버릇: 강조할 때 / 말버릇: 문장을 이을 때 / 말버릇: 말끝을 흐릴 때 / 기타</w:t>
+              <w:t>인사·안부 / 걱정·당부 / 기쁨·칭찬 / 위로 / 꾸중 / 작별·전화 끊을 때 / 말 시작할 때 / 생각하거나 뜸 들일 때 / 강조할 때 / 문장을 이을 때 / 말끝을 흐릴 때 / 기타</w:t>
             </w:r>
           </w:p>
         </w:tc>
@@ -1965,7 +1965,7 @@
                 <w:color w:val="1A1A1A"/>
                 <w:sz w:val="18"/>
               </w:rPr>
-              <w:t>말버릇: 말 시작할 때</w:t>
+              <w:t>말 시작할 때</w:t>
             </w:r>
           </w:p>
         </w:tc>
@@ -2042,7 +2042,7 @@
                 <w:color w:val="1A1A1A"/>
                 <w:sz w:val="18"/>
               </w:rPr>
-              <w:t>말버릇: 생각하거나 뜸 들일 때</w:t>
+              <w:t>생각하거나 뜸 들일 때</w:t>
             </w:r>
           </w:p>
         </w:tc>
@@ -2119,7 +2119,7 @@
                 <w:color w:val="1A1A1A"/>
                 <w:sz w:val="18"/>
               </w:rPr>
-              <w:t>말버릇: 강조할 때</w:t>
+              <w:t>강조할 때</w:t>
             </w:r>
           </w:p>
         </w:tc>
@@ -2196,7 +2196,7 @@
                 <w:color w:val="1A1A1A"/>
                 <w:sz w:val="18"/>
               </w:rPr>
-              <w:t>말버릇: 강조할 때</w:t>
+              <w:t>강조할 때</w:t>
             </w:r>
           </w:p>
         </w:tc>
@@ -2273,7 +2273,7 @@
                 <w:color w:val="1A1A1A"/>
                 <w:sz w:val="18"/>
               </w:rPr>
-              <w:t>말버릇: 강조할 때</w:t>
+              <w:t>강조할 때</w:t>
             </w:r>
           </w:p>
         </w:tc>
@@ -2350,7 +2350,7 @@
                 <w:color w:val="1A1A1A"/>
                 <w:sz w:val="18"/>
               </w:rPr>
-              <w:t>말버릇: 강조할 때</w:t>
+              <w:t>강조할 때</w:t>
             </w:r>
           </w:p>
         </w:tc>
@@ -2427,7 +2427,7 @@
                 <w:color w:val="1A1A1A"/>
                 <w:sz w:val="18"/>
               </w:rPr>
-              <w:t>말버릇: 말끝을 흐릴 때</w:t>
+              <w:t>말끝을 흐릴 때</w:t>
             </w:r>
           </w:p>
         </w:tc>
@@ -2504,7 +2504,7 @@
                 <w:color w:val="1A1A1A"/>
                 <w:sz w:val="18"/>
               </w:rPr>
-              <w:t>말버릇: 말끝을 흐릴 때</w:t>
+              <w:t>말끝을 흐릴 때</w:t>
             </w:r>
           </w:p>
         </w:tc>
@@ -2581,7 +2581,7 @@
                 <w:color w:val="1A1A1A"/>
                 <w:sz w:val="18"/>
               </w:rPr>
-              <w:t>말버릇: 문장을 이을 때</w:t>
+              <w:t>문장을 이을 때</w:t>
             </w:r>
           </w:p>
         </w:tc>
@@ -2658,7 +2658,7 @@
                 <w:color w:val="1A1A1A"/>
                 <w:sz w:val="18"/>
               </w:rPr>
-              <w:t>말버릇: 강조할 때</w:t>
+              <w:t>강조할 때</w:t>
             </w:r>
           </w:p>
         </w:tc>
@@ -4106,7 +4106,7 @@
                 <w:color w:val="6E6E6E"/>
                 <w:sz w:val="15"/>
               </w:rPr>
-              <w:t>인사·안부 / 걱정·당부 / 기쁨·칭찬 / 위로 / 꾸중 / 작별·전화 끊을 때 / 말버릇: 말 시작할 때 / 말버릇: 생각하거나 뜸 들일 때 / 말버릇: 강조할 때 / 말버릇: 문장을 이을 때 / 말버릇: 말끝을 흐릴 때 / 기타</w:t>
+              <w:t>인사·안부 / 걱정·당부 / 기쁨·칭찬 / 위로 / 꾸중 / 작별·전화 끊을 때 / 말 시작할 때 / 생각하거나 뜸 들일 때 / 강조할 때 / 문장을 이을 때 / 말끝을 흐릴 때 / 기타</w:t>
             </w:r>
           </w:p>
         </w:tc>
@@ -5825,7 +5825,7 @@
                 <w:color w:val="6E6E6E"/>
                 <w:sz w:val="15"/>
               </w:rPr>
-              <w:t>인사·안부 / 걱정·당부 / 기쁨·칭찬 / 위로 / 꾸중 / 작별·전화 끊을 때 / 말버릇: 말 시작할 때 / 말버릇: 생각하거나 뜸 들일 때 / 말버릇: 강조할 때 / 말버릇: 문장을 이을 때 / 말버릇: 말끝을 흐릴 때 / 기타</w:t>
+              <w:t>인사·안부 / 걱정·당부 / 기쁨·칭찬 / 위로 / 꾸중 / 작별·전화 끊을 때 / 말 시작할 때 / 생각하거나 뜸 들일 때 / 강조할 때 / 문장을 이을 때 / 말끝을 흐릴 때 / 기타</w:t>
             </w:r>
           </w:p>
         </w:tc>

--- a/ai/docs/Persona_Intake_이준혁.docx
+++ b/ai/docs/Persona_Intake_이준혁.docx
@@ -1838,7 +1838,7 @@
                 <w:color w:val="6E6E6E"/>
                 <w:sz w:val="15"/>
               </w:rPr>
-              <w:t>인사·안부 / 걱정·당부 / 기쁨·칭찬 / 위로 / 꾸중 / 작별·전화 끊을 때 / 말 시작할 때 / 생각하거나 뜸 들일 때 / 강조할 때 / 문장을 이을 때 / 말끝을 흐릴 때 / 기타</w:t>
+              <w:t>인사·안부 / 걱정·당부 / 기쁨·칭찬 / 위로 / 꾸중 / 작별·전화 끊을 때 / 습관성 추임새 / 기타</w:t>
             </w:r>
           </w:p>
         </w:tc>
@@ -1965,7 +1965,7 @@
                 <w:color w:val="1A1A1A"/>
                 <w:sz w:val="18"/>
               </w:rPr>
-              <w:t>말 시작할 때</w:t>
+              <w:t>습관성 추임새(말 시작)</w:t>
             </w:r>
           </w:p>
         </w:tc>
@@ -2042,7 +2042,7 @@
                 <w:color w:val="1A1A1A"/>
                 <w:sz w:val="18"/>
               </w:rPr>
-              <w:t>생각하거나 뜸 들일 때</w:t>
+              <w:t>습관성 추임새(생각할 때)</w:t>
             </w:r>
           </w:p>
         </w:tc>
@@ -2119,7 +2119,7 @@
                 <w:color w:val="1A1A1A"/>
                 <w:sz w:val="18"/>
               </w:rPr>
-              <w:t>강조할 때</w:t>
+              <w:t>습관성 추임새(강조)</w:t>
             </w:r>
           </w:p>
         </w:tc>
@@ -2196,7 +2196,7 @@
                 <w:color w:val="1A1A1A"/>
                 <w:sz w:val="18"/>
               </w:rPr>
-              <w:t>강조할 때</w:t>
+              <w:t>습관성 추임새(강조)</w:t>
             </w:r>
           </w:p>
         </w:tc>
@@ -2273,7 +2273,7 @@
                 <w:color w:val="1A1A1A"/>
                 <w:sz w:val="18"/>
               </w:rPr>
-              <w:t>강조할 때</w:t>
+              <w:t>습관성 추임새(강조)</w:t>
             </w:r>
           </w:p>
         </w:tc>
@@ -2350,7 +2350,7 @@
                 <w:color w:val="1A1A1A"/>
                 <w:sz w:val="18"/>
               </w:rPr>
-              <w:t>강조할 때</w:t>
+              <w:t>습관성 추임새(강조)</w:t>
             </w:r>
           </w:p>
         </w:tc>
@@ -2427,7 +2427,7 @@
                 <w:color w:val="1A1A1A"/>
                 <w:sz w:val="18"/>
               </w:rPr>
-              <w:t>말끝을 흐릴 때</w:t>
+              <w:t>습관성 추임새(완곡)</w:t>
             </w:r>
           </w:p>
         </w:tc>
@@ -2504,7 +2504,7 @@
                 <w:color w:val="1A1A1A"/>
                 <w:sz w:val="18"/>
               </w:rPr>
-              <w:t>말끝을 흐릴 때</w:t>
+              <w:t>습관성 추임새(완곡)</w:t>
             </w:r>
           </w:p>
         </w:tc>
@@ -2581,7 +2581,7 @@
                 <w:color w:val="1A1A1A"/>
                 <w:sz w:val="18"/>
               </w:rPr>
-              <w:t>문장을 이을 때</w:t>
+              <w:t>습관성 추임새(연결어)</w:t>
             </w:r>
           </w:p>
         </w:tc>
@@ -2658,7 +2658,7 @@
                 <w:color w:val="1A1A1A"/>
                 <w:sz w:val="18"/>
               </w:rPr>
-              <w:t>강조할 때</w:t>
+              <w:t>습관성 추임새(강조)</w:t>
             </w:r>
           </w:p>
         </w:tc>
@@ -4106,7 +4106,7 @@
                 <w:color w:val="6E6E6E"/>
                 <w:sz w:val="15"/>
               </w:rPr>
-              <w:t>인사·안부 / 걱정·당부 / 기쁨·칭찬 / 위로 / 꾸중 / 작별·전화 끊을 때 / 말 시작할 때 / 생각하거나 뜸 들일 때 / 강조할 때 / 문장을 이을 때 / 말끝을 흐릴 때 / 기타</w:t>
+              <w:t>인사·안부 / 걱정·당부 / 기쁨·칭찬 / 위로 / 꾸중 / 작별·전화 끊을 때 / 습관성 추임새 / 기타</w:t>
             </w:r>
           </w:p>
         </w:tc>
@@ -5825,7 +5825,7 @@
                 <w:color w:val="6E6E6E"/>
                 <w:sz w:val="15"/>
               </w:rPr>
-              <w:t>인사·안부 / 걱정·당부 / 기쁨·칭찬 / 위로 / 꾸중 / 작별·전화 끊을 때 / 말 시작할 때 / 생각하거나 뜸 들일 때 / 강조할 때 / 문장을 이을 때 / 말끝을 흐릴 때 / 기타</w:t>
+              <w:t>인사·안부 / 걱정·당부 / 기쁨·칭찬 / 위로 / 꾸중 / 작별·전화 끊을 때 / 습관성 추임새 / 기타</w:t>
             </w:r>
           </w:p>
         </w:tc>

--- a/ai/docs/Persona_Intake_이준혁.docx
+++ b/ai/docs/Persona_Intake_이준혁.docx
@@ -413,7 +413,7 @@
           <w:b/>
           <w:sz w:val="21"/>
         </w:rPr>
-        <w:t xml:space="preserve">P1-05B  </w:t>
+        <w:t xml:space="preserve">P1-06  </w:t>
       </w:r>
       <w:r>
         <w:rPr>
@@ -472,7 +472,7 @@
           <w:b/>
           <w:sz w:val="21"/>
         </w:rPr>
-        <w:t xml:space="preserve">P1-06  </w:t>
+        <w:t xml:space="preserve">P1-07  </w:t>
       </w:r>
       <w:r>
         <w:rPr>
@@ -560,18 +560,88 @@
       <w:r>
         <w:rPr>
           <w:b/>
-          <w:color w:val="B4B4B4"/>
           <w:sz w:val="21"/>
         </w:rPr>
         <w:t xml:space="preserve">P1-07A  </w:t>
       </w:r>
+      <w:r>
+        <w:rPr>
+          <w:b/>
+          <w:color w:val="1A1A1A"/>
+          <w:sz w:val="21"/>
+        </w:rPr>
+        <w:t>(P1-07에서 "나만" 또는 "나와 내가 초대한 사람만"을 고르셨다면) 페르소나가 나를 뭐라고 부를까요?</w:t>
+      </w:r>
+      <w:r>
+        <w:rPr>
+          <w:color w:val="6E6E6E"/>
+          <w:sz w:val="17"/>
+        </w:rPr>
+        <w:t xml:space="preserve">   단답 15자</w:t>
+      </w:r>
+      <w:r>
+        <w:br/>
+      </w:r>
+      <w:r>
+        <w:rPr>
+          <w:b w:val="0"/>
+          <w:color w:val="B03A2B"/>
+          <w:sz w:val="17"/>
+        </w:rPr>
+        <w:t>예: 준혁이 / 우리 딸 / 종서야</w:t>
+      </w:r>
+      <w:r>
+        <w:br/>
+      </w:r>
+      <w:r>
+        <w:rPr>
+          <w:b w:val="0"/>
+          <w:color w:val="6E6E6E"/>
+          <w:sz w:val="17"/>
+        </w:rPr>
+        <w:t>가이드: 나 한 명분만 적어주세요</w:t>
+      </w:r>
+    </w:p>
+    <w:p>
+      <w:pPr>
+        <w:spacing w:before="0" w:after="120" w:line="276" w:lineRule="auto"/>
+        <w:ind w:left="227"/>
+        <w:keepNext w:val="0"/>
+        <w:keepLines/>
+        <w:pBdr>
+          <w:bottom w:val="single" w:sz="6" w:space="4" w:color="9A9A9A"/>
+        </w:pBdr>
+      </w:pPr>
+      <w:r>
+        <w:rPr>
+          <w:sz w:val="20"/>
+        </w:rPr>
+        <w:t xml:space="preserve"> </w:t>
+      </w:r>
+    </w:p>
+    <w:p>
+      <w:pPr>
+        <w:spacing w:before="300" w:after="100" w:line="300" w:lineRule="auto"/>
+        <w:ind w:left="113" w:right="113"/>
+        <w:keepNext/>
+        <w:keepLines/>
+        <w:shd w:val="clear" w:fill="F1F5F9"/>
+      </w:pPr>
       <w:r>
         <w:rPr>
           <w:b/>
           <w:color w:val="B4B4B4"/>
           <w:sz w:val="21"/>
         </w:rPr>
-        <w:t>(P1-06에서 "나만" 또는 "나와 내가 초대한 사람만"을 고르셨다면) 페르소나가 나를 뭐라고 부를까요?</w:t>
+        <w:t xml:space="preserve">P1-07B  </w:t>
+      </w:r>
+      <w:r>
+        <w:rPr>
+          <w:b/>
+          <w:color w:val="B4B4B4"/>
+          <w:sz w:val="21"/>
+        </w:rPr>
+        <w:t>(P1-07에서 "공개"를 고르셨다면) 페르소나가 방문자를 뭐라고 부를까요?</w:t>
       </w:r>
       <w:r>
         <w:rPr>
@@ -589,18 +659,7 @@
           <w:color w:val="B4B4B4"/>
           <w:sz w:val="17"/>
         </w:rPr>
-        <w:t>예: 준혁이 / 우리 딸 / 종서야</w:t>
-      </w:r>
-      <w:r>
-        <w:br/>
-      </w:r>
-      <w:r>
-        <w:rPr>
-          <w:b w:val="0"/>
-          <w:color w:val="B4B4B4"/>
-          <w:sz w:val="17"/>
-        </w:rPr>
-        <w:t>가이드: 나 한 명분만 적어주세요</w:t>
+        <w:t>예: ○○님 / 손님</w:t>
       </w:r>
     </w:p>
     <w:p>
@@ -615,9 +674,10 @@
       </w:pPr>
       <w:r>
         <w:rPr>
+          <w:color w:val="B4B4B4"/>
           <w:sz w:val="20"/>
         </w:rPr>
-        <w:t xml:space="preserve"> </w:t>
+        <w:t>○○님</w:t>
       </w:r>
     </w:p>
     <w:p>
@@ -631,24 +691,25 @@
       <w:r>
         <w:rPr>
           <w:b/>
+          <w:color w:val="B4B4B4"/>
           <w:sz w:val="21"/>
         </w:rPr>
-        <w:t xml:space="preserve">P1-07B  </w:t>
+        <w:t xml:space="preserve">P1-07C  </w:t>
       </w:r>
       <w:r>
         <w:rPr>
           <w:b/>
-          <w:color w:val="1A1A1A"/>
+          <w:color w:val="B4B4B4"/>
           <w:sz w:val="21"/>
         </w:rPr>
-        <w:t>(P1-06에서 "공개"를 고르셨다면) 페르소나가 방문자를 뭐라고 부를까요?</w:t>
-      </w:r>
-      <w:r>
-        <w:rPr>
-          <w:color w:val="6E6E6E"/>
+        <w:t>(P1-07에서 "공개"를 고르셨다면) 방문자를 어떤 느낌으로 대했으면 하나요?</w:t>
+      </w:r>
+      <w:r>
+        <w:rPr>
+          <w:color w:val="B4B4B4"/>
           <w:sz w:val="17"/>
         </w:rPr>
-        <w:t xml:space="preserve">   단답 15자</w:t>
+        <w:t xml:space="preserve">   서술 1~2문장 · 선택</w:t>
       </w:r>
       <w:r>
         <w:br/>
@@ -656,10 +717,10 @@
       <w:r>
         <w:rPr>
           <w:b w:val="0"/>
-          <w:color w:val="B03A2B"/>
+          <w:color w:val="B4B4B4"/>
           <w:sz w:val="17"/>
         </w:rPr>
-        <w:t>예: ○○님 / 손님</w:t>
+        <w:t>예: "정중하지만 딱딱하지 않게, 편안하게 설명해주는 느낌"</w:t>
       </w:r>
     </w:p>
     <w:p>
@@ -669,72 +730,12 @@
         <w:keepNext w:val="0"/>
         <w:keepLines/>
         <w:pBdr>
-          <w:bottom w:val="single" w:sz="6" w:space="4" w:color="9A9A9A"/>
+          <w:bottom w:val="single" w:sz="6" w:space="4" w:color="D9D9D9"/>
         </w:pBdr>
       </w:pPr>
       <w:r>
         <w:rPr>
-          <w:color w:val="1A1A1A"/>
-          <w:sz w:val="20"/>
-        </w:rPr>
-        <w:t>○○님</w:t>
-      </w:r>
-    </w:p>
-    <w:p>
-      <w:pPr>
-        <w:spacing w:before="300" w:after="100" w:line="300" w:lineRule="auto"/>
-        <w:ind w:left="113" w:right="113"/>
-        <w:keepNext/>
-        <w:keepLines/>
-        <w:shd w:val="clear" w:fill="F1F5F9"/>
-      </w:pPr>
-      <w:r>
-        <w:rPr>
-          <w:b/>
-          <w:sz w:val="21"/>
-        </w:rPr>
-        <w:t xml:space="preserve">P1-07C  </w:t>
-      </w:r>
-      <w:r>
-        <w:rPr>
-          <w:b/>
-          <w:color w:val="1A1A1A"/>
-          <w:sz w:val="21"/>
-        </w:rPr>
-        <w:t>(P1-06에서 "공개"를 고르셨다면) 방문자를 어떤 느낌으로 대했으면 하나요?</w:t>
-      </w:r>
-      <w:r>
-        <w:rPr>
-          <w:color w:val="6E6E6E"/>
-          <w:sz w:val="17"/>
-        </w:rPr>
-        <w:t xml:space="preserve">   서술 1~2문장 · 선택</w:t>
-      </w:r>
-      <w:r>
-        <w:br/>
-      </w:r>
-      <w:r>
-        <w:rPr>
-          <w:b w:val="0"/>
-          <w:color w:val="B03A2B"/>
-          <w:sz w:val="17"/>
-        </w:rPr>
-        <w:t>예: "정중하지만 딱딱하지 않게, 편안하게 설명해주는 느낌"</w:t>
-      </w:r>
-    </w:p>
-    <w:p>
-      <w:pPr>
-        <w:spacing w:before="0" w:after="120" w:line="276" w:lineRule="auto"/>
-        <w:ind w:left="227"/>
-        <w:keepNext w:val="0"/>
-        <w:keepLines/>
-        <w:pBdr>
-          <w:bottom w:val="single" w:sz="6" w:space="4" w:color="9A9A9A"/>
-        </w:pBdr>
-      </w:pPr>
-      <w:r>
-        <w:rPr>
-          <w:color w:val="1A1A1A"/>
+          <w:color w:val="B4B4B4"/>
           <w:sz w:val="20"/>
         </w:rPr>
         <w:t>정중하되 딱딱하지 않게, 편안하게 설명해주는 느낌으로 대했으면 합니다. 존댓말이 기본입니다.</w:t>
@@ -1408,7 +1409,7 @@
           <w:b/>
           <w:sz w:val="21"/>
         </w:rPr>
-        <w:t xml:space="preserve">C-05A  </w:t>
+        <w:t xml:space="preserve">C-05  </w:t>
       </w:r>
       <w:r>
         <w:rPr>
@@ -1468,7 +1469,7 @@
           <w:b/>
           <w:sz w:val="21"/>
         </w:rPr>
-        <w:t xml:space="preserve">C-05B  </w:t>
+        <w:t xml:space="preserve">C-06  </w:t>
       </w:r>
       <w:r>
         <w:rPr>
@@ -1528,7 +1529,7 @@
           <w:b/>
           <w:sz w:val="21"/>
         </w:rPr>
-        <w:t xml:space="preserve">C-06A  </w:t>
+        <w:t xml:space="preserve">C-07  </w:t>
       </w:r>
       <w:r>
         <w:rPr>
@@ -1671,7 +1672,7 @@
           <w:b/>
           <w:sz w:val="21"/>
         </w:rPr>
-        <w:t xml:space="preserve">C-06B  </w:t>
+        <w:t xml:space="preserve">C-08  </w:t>
       </w:r>
       <w:r>
         <w:rPr>
@@ -1731,7 +1732,7 @@
           <w:b/>
           <w:sz w:val="21"/>
         </w:rPr>
-        <w:t xml:space="preserve">C-07  </w:t>
+        <w:t xml:space="preserve">C-09  </w:t>
       </w:r>
       <w:r>
         <w:rPr>
@@ -2725,7 +2726,7 @@
           <w:b/>
           <w:sz w:val="21"/>
         </w:rPr>
-        <w:t xml:space="preserve">C-08A  </w:t>
+        <w:t xml:space="preserve">C-10  </w:t>
       </w:r>
       <w:r>
         <w:rPr>
@@ -2875,7 +2876,7 @@
           <w:color w:val="1A1A1A"/>
           <w:sz w:val="20"/>
         </w:rPr>
-        <w:t>가족(M9-04)</w:t>
+        <w:t>가족(M9-03)</w:t>
       </w:r>
     </w:p>
     <w:p>
@@ -2891,7 +2892,7 @@
           <w:b/>
           <w:sz w:val="21"/>
         </w:rPr>
-        <w:t xml:space="preserve">C-08B  </w:t>
+        <w:t xml:space="preserve">C-11  </w:t>
       </w:r>
       <w:r>
         <w:rPr>
@@ -3168,7 +3169,7 @@
           <w:b/>
           <w:sz w:val="21"/>
         </w:rPr>
-        <w:t xml:space="preserve">M1-01B  </w:t>
+        <w:t xml:space="preserve">M1-02  </w:t>
       </w:r>
       <w:r>
         <w:rPr>
@@ -3227,7 +3228,7 @@
           <w:b/>
           <w:sz w:val="21"/>
         </w:rPr>
-        <w:t xml:space="preserve">M1-02  </w:t>
+        <w:t xml:space="preserve">M1-03  </w:t>
       </w:r>
       <w:r>
         <w:rPr>
@@ -3286,7 +3287,7 @@
           <w:b/>
           <w:sz w:val="21"/>
         </w:rPr>
-        <w:t xml:space="preserve">M1-03  </w:t>
+        <w:t xml:space="preserve">M1-04  </w:t>
       </w:r>
       <w:r>
         <w:rPr>
@@ -3526,7 +3527,7 @@
           <w:b/>
           <w:sz w:val="21"/>
         </w:rPr>
-        <w:t xml:space="preserve">M1-04A  </w:t>
+        <w:t xml:space="preserve">M1-05  </w:t>
       </w:r>
       <w:r>
         <w:rPr>
@@ -3573,7 +3574,7 @@
           <w:b/>
           <w:sz w:val="21"/>
         </w:rPr>
-        <w:t xml:space="preserve">M1-04B  </w:t>
+        <w:t xml:space="preserve">M1-06  </w:t>
       </w:r>
       <w:r>
         <w:rPr>
@@ -3633,7 +3634,7 @@
           <w:b/>
           <w:sz w:val="21"/>
         </w:rPr>
-        <w:t xml:space="preserve">M1-05  </w:t>
+        <w:t xml:space="preserve">M1-07  </w:t>
       </w:r>
       <w:r>
         <w:rPr>
@@ -3729,7 +3730,7 @@
           <w:b/>
           <w:sz w:val="21"/>
         </w:rPr>
-        <w:t xml:space="preserve">M1-06  </w:t>
+        <w:t xml:space="preserve">M1-08  </w:t>
       </w:r>
       <w:r>
         <w:rPr>
@@ -3835,7 +3836,7 @@
           <w:b/>
           <w:sz w:val="21"/>
         </w:rPr>
-        <w:t xml:space="preserve">M2-00  </w:t>
+        <w:t xml:space="preserve">M2-01  </w:t>
       </w:r>
       <w:r>
         <w:rPr>
@@ -3882,7 +3883,7 @@
           <w:b/>
           <w:sz w:val="21"/>
         </w:rPr>
-        <w:t xml:space="preserve">M2-01A  </w:t>
+        <w:t xml:space="preserve">M2-02  </w:t>
       </w:r>
       <w:r>
         <w:rPr>
@@ -3941,7 +3942,7 @@
           <w:b/>
           <w:sz w:val="21"/>
         </w:rPr>
-        <w:t xml:space="preserve">M2-01B  </w:t>
+        <w:t xml:space="preserve">M2-03  </w:t>
       </w:r>
       <w:r>
         <w:rPr>
@@ -4000,7 +4001,7 @@
           <w:b/>
           <w:sz w:val="21"/>
         </w:rPr>
-        <w:t xml:space="preserve">M2-02  </w:t>
+        <w:t xml:space="preserve">M2-04  </w:t>
       </w:r>
       <w:r>
         <w:rPr>
@@ -4228,7 +4229,7 @@
           <w:b/>
           <w:sz w:val="21"/>
         </w:rPr>
-        <w:t xml:space="preserve">M2-03  </w:t>
+        <w:t xml:space="preserve">M2-05  </w:t>
       </w:r>
       <w:r>
         <w:rPr>
@@ -4291,7 +4292,7 @@
           <w:b/>
           <w:sz w:val="21"/>
         </w:rPr>
-        <w:t xml:space="preserve">M2-04  </w:t>
+        <w:t xml:space="preserve">M2-06  </w:t>
       </w:r>
       <w:r>
         <w:rPr>
@@ -4350,7 +4351,7 @@
           <w:b/>
           <w:sz w:val="21"/>
         </w:rPr>
-        <w:t xml:space="preserve">M2-05  </w:t>
+        <w:t xml:space="preserve">M2-07  </w:t>
       </w:r>
       <w:r>
         <w:rPr>
@@ -4477,7 +4478,7 @@
           <w:b/>
           <w:sz w:val="21"/>
         </w:rPr>
-        <w:t xml:space="preserve">M2-06  </w:t>
+        <w:t xml:space="preserve">M2-08  </w:t>
       </w:r>
       <w:r>
         <w:rPr>
@@ -4524,7 +4525,7 @@
           <w:b/>
           <w:sz w:val="21"/>
         </w:rPr>
-        <w:t xml:space="preserve">M2-07  </w:t>
+        <w:t xml:space="preserve">M2-09  </w:t>
       </w:r>
       <w:r>
         <w:rPr>
@@ -4571,7 +4572,7 @@
           <w:b/>
           <w:sz w:val="21"/>
         </w:rPr>
-        <w:t xml:space="preserve">M2-08  </w:t>
+        <w:t xml:space="preserve">M2-10  </w:t>
       </w:r>
       <w:r>
         <w:rPr>
@@ -4629,7 +4630,7 @@
           <w:b/>
           <w:sz w:val="21"/>
         </w:rPr>
-        <w:t xml:space="preserve">M2-OE  </w:t>
+        <w:t xml:space="preserve">M2-11  </w:t>
       </w:r>
       <w:r>
         <w:rPr>
@@ -4831,7 +4832,7 @@
           <w:b/>
           <w:sz w:val="21"/>
         </w:rPr>
-        <w:t xml:space="preserve">M3-06  </w:t>
+        <w:t xml:space="preserve">M3-03  </w:t>
       </w:r>
       <w:r>
         <w:rPr>
@@ -5026,7 +5027,7 @@
           <w:b/>
           <w:sz w:val="21"/>
         </w:rPr>
-        <w:t xml:space="preserve">M3-08  </w:t>
+        <w:t xml:space="preserve">M3-04  </w:t>
       </w:r>
       <w:r>
         <w:rPr>
@@ -5198,7 +5199,7 @@
           <w:b/>
           <w:sz w:val="21"/>
         </w:rPr>
-        <w:t xml:space="preserve">M3-09  </w:t>
+        <w:t xml:space="preserve">M3-05  </w:t>
       </w:r>
       <w:r>
         <w:rPr>
@@ -5261,7 +5262,7 @@
           <w:b/>
           <w:sz w:val="21"/>
         </w:rPr>
-        <w:t xml:space="preserve">M3-10  </w:t>
+        <w:t xml:space="preserve">M3-06  </w:t>
       </w:r>
       <w:r>
         <w:rPr>
@@ -6853,7 +6854,7 @@
           <w:b/>
           <w:sz w:val="21"/>
         </w:rPr>
-        <w:t xml:space="preserve">M5-07A  </w:t>
+        <w:t xml:space="preserve">M5-07  </w:t>
       </w:r>
       <w:r>
         <w:rPr>
@@ -6932,7 +6933,7 @@
           <w:b/>
           <w:sz w:val="21"/>
         </w:rPr>
-        <w:t xml:space="preserve">M5-07B  </w:t>
+        <w:t xml:space="preserve">M5-07A  </w:t>
       </w:r>
       <w:r>
         <w:rPr>
@@ -6940,7 +6941,7 @@
           <w:color w:val="1A1A1A"/>
           <w:sz w:val="21"/>
         </w:rPr>
-        <w:t>(M5-07A에서 "말하겠다"를 고르셨다면) 어떤 시기였나요?</w:t>
+        <w:t>(M5-07에서 "말하겠다"를 고르셨다면) 어떤 시기였나요?</w:t>
       </w:r>
       <w:r>
         <w:rPr>
@@ -7089,7 +7090,7 @@
           <w:b/>
           <w:sz w:val="21"/>
         </w:rPr>
-        <w:t xml:space="preserve">M5-OE  </w:t>
+        <w:t xml:space="preserve">M5-09  </w:t>
       </w:r>
       <w:r>
         <w:rPr>
@@ -10541,7 +10542,7 @@
           <w:b/>
           <w:sz w:val="21"/>
         </w:rPr>
-        <w:t xml:space="preserve">M9-03  </w:t>
+        <w:t xml:space="preserve">M9-02  </w:t>
       </w:r>
       <w:r>
         <w:rPr>
@@ -10581,7 +10582,7 @@
           <w:b/>
           <w:sz w:val="21"/>
         </w:rPr>
-        <w:t xml:space="preserve">M9-04  </w:t>
+        <w:t xml:space="preserve">M9-03  </w:t>
       </w:r>
       <w:r>
         <w:rPr>
@@ -10870,7 +10871,7 @@
           <w:color w:val="B4B4B4"/>
           <w:sz w:val="21"/>
         </w:rPr>
-        <w:t xml:space="preserve">T1-02A  </w:t>
+        <w:t xml:space="preserve">T1-02  </w:t>
       </w:r>
       <w:r>
         <w:rPr>
@@ -10993,7 +10994,7 @@
           <w:color w:val="B4B4B4"/>
           <w:sz w:val="21"/>
         </w:rPr>
-        <w:t xml:space="preserve">T1-02B  </w:t>
+        <w:t xml:space="preserve">T1-03  </w:t>
       </w:r>
       <w:r>
         <w:rPr>
@@ -11194,7 +11195,7 @@
           <w:color w:val="B4B4B4"/>
           <w:sz w:val="21"/>
         </w:rPr>
-        <w:t xml:space="preserve">T1-02C  </w:t>
+        <w:t xml:space="preserve">T1-04  </w:t>
       </w:r>
       <w:r>
         <w:rPr>
@@ -11270,7 +11271,7 @@
           <w:color w:val="B4B4B4"/>
           <w:sz w:val="21"/>
         </w:rPr>
-        <w:t xml:space="preserve">T1-03  </w:t>
+        <w:t xml:space="preserve">T1-05  </w:t>
       </w:r>
       <w:r>
         <w:rPr>
@@ -11311,7 +11312,7 @@
           <w:color w:val="B4B4B4"/>
           <w:sz w:val="21"/>
         </w:rPr>
-        <w:t xml:space="preserve">T1-04  </w:t>
+        <w:t xml:space="preserve">T1-06  </w:t>
       </w:r>
       <w:r>
         <w:rPr>
@@ -11352,7 +11353,7 @@
           <w:color w:val="B4B4B4"/>
           <w:sz w:val="21"/>
         </w:rPr>
-        <w:t xml:space="preserve">T1-05  </w:t>
+        <w:t xml:space="preserve">T1-07  </w:t>
       </w:r>
       <w:r>
         <w:rPr>
@@ -11712,7 +11713,7 @@
           <w:color w:val="1A1A1A"/>
           <w:sz w:val="20"/>
         </w:rPr>
-        <w:t>가족 신상 / 벤더·투자 → M9-04·M9-01에 반영</w:t>
+        <w:t>가족 신상 / 벤더·투자 → M9-03·M9-01에 반영</w:t>
       </w:r>
     </w:p>
     <w:p>
@@ -11944,7 +11945,7 @@
           <w:color w:val="B4B4B4"/>
           <w:sz w:val="20"/>
         </w:rPr>
-        <w:t>문항 목록에서 선택 · 기본 추천: C-05B · C-07 · M3-01 · M5-06 · M6-01</w:t>
+        <w:t>문항 목록에서 선택 · 기본 추천: C-06 · C-09 · M3-01 · M5-06 · M6-01</w:t>
       </w:r>
     </w:p>
     <w:p>

--- a/ai/docs/Persona_Intake_이준혁.docx
+++ b/ai/docs/Persona_Intake_이준혁.docx
@@ -850,7 +850,7 @@
                 <w:color w:val="6E6E6E"/>
                 <w:sz w:val="15"/>
               </w:rPr>
-              <w:t>어머니 / 아버지 / 할머니 / 할아버지 / 배우자 / 아들 / 딸 / 형제자매 / 그 밖</w:t>
+              <w:t>어머니 / 아버지 / 할머니 / 할아버지 / 배우자 / 아들 / 딸 / 형제자매 / 그 밖(직접 적기)</w:t>
             </w:r>
           </w:p>
         </w:tc>
@@ -1839,7 +1839,7 @@
                 <w:color w:val="6E6E6E"/>
                 <w:sz w:val="15"/>
               </w:rPr>
-              <w:t>인사·안부 / 걱정·당부 / 기쁨·칭찬 / 위로 / 꾸중 / 작별·전화 끊을 때 / 습관성 추임새 / 기타</w:t>
+              <w:t>인사·안부 / 걱정·당부 / 기쁨·칭찬 / 위로 / 꾸중 / 작별·전화 끊을 때 / 습관성 추임새 / 기타(직접 적기)</w:t>
             </w:r>
           </w:p>
         </w:tc>
@@ -3772,7 +3772,7 @@
           <w:color w:val="1A1A1A"/>
           <w:sz w:val="20"/>
         </w:rPr>
-        <w:t>■ 없음  □ 기독교  □ 천주교  □ 불교  □ 기타  □ 모름</w:t>
+        <w:t>■ 없음  □ 기독교  □ 천주교  □ 불교  □ 기타 → ____________________  □ 모름</w:t>
       </w:r>
     </w:p>
     <w:p>
@@ -4107,7 +4107,7 @@
                 <w:color w:val="6E6E6E"/>
                 <w:sz w:val="15"/>
               </w:rPr>
-              <w:t>인사·안부 / 걱정·당부 / 기쁨·칭찬 / 위로 / 꾸중 / 작별·전화 끊을 때 / 습관성 추임새 / 기타</w:t>
+              <w:t>인사·안부 / 걱정·당부 / 기쁨·칭찬 / 위로 / 꾸중 / 작별·전화 끊을 때 / 습관성 추임새 / 기타(직접 적기)</w:t>
             </w:r>
           </w:p>
         </w:tc>
@@ -5826,7 +5826,7 @@
                 <w:color w:val="6E6E6E"/>
                 <w:sz w:val="15"/>
               </w:rPr>
-              <w:t>인사·안부 / 걱정·당부 / 기쁨·칭찬 / 위로 / 꾸중 / 작별·전화 끊을 때 / 습관성 추임새 / 기타</w:t>
+              <w:t>인사·안부 / 걱정·당부 / 기쁨·칭찬 / 위로 / 꾸중 / 작별·전화 끊을 때 / 습관성 추임새 / 기타(직접 적기)</w:t>
             </w:r>
           </w:p>
         </w:tc>
@@ -8814,7 +8814,7 @@
           <w:color w:val="1A1A1A"/>
           <w:sz w:val="20"/>
         </w:rPr>
-        <w:t>□ 같이 보고 싶다고 말한다  □ 담담하게 받고 안부로 돌린다  □ 짧게 웃어넘긴다  □ 직접 입력</w:t>
+        <w:t>□ 같이 보고 싶다고 말한다  □ 담담하게 받고 안부로 돌린다  □ 짧게 웃어넘긴다  □ 직접 입력 → ____________________</w:t>
       </w:r>
     </w:p>
     <w:p>
@@ -8886,7 +8886,7 @@
           <w:color w:val="1A1A1A"/>
           <w:sz w:val="20"/>
         </w:rPr>
-        <w:t>□ 끼니·건강부터 챙긴다  □ 직접 입력</w:t>
+        <w:t>□ 끼니·건강부터 챙긴다  □ 직접 입력 → ____________________</w:t>
       </w:r>
     </w:p>
     <w:p>
@@ -8957,7 +8957,7 @@
           <w:color w:val="1A1A1A"/>
           <w:sz w:val="20"/>
         </w:rPr>
-        <w:t>■ 크게 기뻐하며 축하한다  □ 담담하지만 기쁘게 받는다  □ 칭찬보다 당부를 덧붙인다  □ 직접 입력</w:t>
+        <w:t>■ 크게 기뻐하며 축하한다  □ 담담하지만 기쁘게 받는다  □ 칭찬보다 당부를 덧붙인다  □ 직접 입력 → ____________________</w:t>
       </w:r>
     </w:p>
     <w:p>
@@ -9039,7 +9039,7 @@
           <w:color w:val="1A1A1A"/>
           <w:sz w:val="20"/>
         </w:rPr>
-        <w:t>□ 크게 걱정하며 밥·쉬라고 챙긴다  □ 병원 가라고 재촉한다  ■ 담담하게 괜찮을 거라 한다  □ 직접 입력</w:t>
+        <w:t>□ 크게 걱정하며 밥·쉬라고 챙긴다  □ 병원 가라고 재촉한다  ■ 담담하게 괜찮을 거라 한다  □ 직접 입력 → ____________________</w:t>
       </w:r>
     </w:p>
     <w:p>
@@ -9126,7 +9126,7 @@
           <w:color w:val="1A1A1A"/>
           <w:sz w:val="20"/>
         </w:rPr>
-        <w:t>■ 이유를 차분히 묻는다  □ 직접 입력</w:t>
+        <w:t>■ 이유를 차분히 묻는다  □ 직접 입력 → ____________________</w:t>
       </w:r>
     </w:p>
     <w:p>
@@ -9198,7 +9198,7 @@
           <w:color w:val="1A1A1A"/>
           <w:sz w:val="20"/>
         </w:rPr>
-        <w:t>□ 건강부터 챙기라고 한다  □ 직접 입력</w:t>
+        <w:t>□ 건강부터 챙기라고 한다  □ 직접 입력 → ____________________</w:t>
       </w:r>
     </w:p>
     <w:p>
@@ -9254,7 +9254,7 @@
           <w:color w:val="1A1A1A"/>
           <w:sz w:val="20"/>
         </w:rPr>
-        <w:t>□ 믿고 잘하라고 한다  □ 신중하라고 한다  □ 캐묻지 않고 응원한다  □ 직접 입력</w:t>
+        <w:t>□ 믿고 잘하라고 한다  □ 신중하라고 한다  □ 캐묻지 않고 응원한다  □ 직접 입력 → ____________________</w:t>
       </w:r>
     </w:p>
     <w:p>
@@ -9398,7 +9398,7 @@
           <w:color w:val="1A1A1A"/>
           <w:sz w:val="20"/>
         </w:rPr>
-        <w:t>□ 짧게 넘기고 화제를 돌린다  ■ 그런 얘기는 안 한다고 말한다  □ 원칙 한마디만 한다  □ 직접 입력</w:t>
+        <w:t>□ 짧게 넘기고 화제를 돌린다  ■ 그런 얘기는 안 한다고 말한다  □ 원칙 한마디만 한다  □ 직접 입력 → ____________________</w:t>
       </w:r>
     </w:p>
     <w:p>
@@ -9485,7 +9485,14 @@
           <w:color w:val="1A1A1A"/>
           <w:sz w:val="20"/>
         </w:rPr>
-        <w:t>□ 그 얘기는 그만하자며 안부로 돌린다  ■ 직접 입력</w:t>
+        <w:t xml:space="preserve">□ 그 얘기는 그만하자며 안부로 돌린다  ■ 직접 입력 → </w:t>
+      </w:r>
+      <w:r>
+        <w:rPr>
+          <w:color w:val="1A1A1A"/>
+          <w:sz w:val="20"/>
+        </w:rPr>
+        <w:t>저희 가족 중에도 그때 곁에 못 계셨던 분이 있어요. 그래서 더 하고 싶은 말이 많으셨던 것 같아요. 그 마음을 전할 수 있게 돕는 게 저희가 하려는 일이에요</w:t>
       </w:r>
     </w:p>
     <w:p>
@@ -9501,22 +9508,7 @@
           <w:color w:val="1A1A1A"/>
           <w:sz w:val="20"/>
         </w:rPr>
-        <w:t xml:space="preserve">말 한 줄: " </w:t>
-      </w:r>
-      <w:r>
-        <w:rPr>
-          <w:color w:val="1A1A1A"/>
-          <w:sz w:val="20"/>
-        </w:rPr>
-        <w:t>저희 가족 중에도 그때 곁에 못 계셨던 분이 있어요. 그래서 더 하고 싶은 말이 많으셨던 것 같아요. 그 마음을 전할 수 있게 돕는 게 저희가 하려는 일이에요</w:t>
-      </w:r>
-      <w:r>
-        <w:rPr>
-          <w:b w:val="0"/>
-          <w:color w:val="1A1A1A"/>
-          <w:sz w:val="20"/>
-        </w:rPr>
-        <w:t xml:space="preserve"> "</w:t>
+        <w:t>말 한 줄: " ____________________ "</w:t>
       </w:r>
     </w:p>
     <w:p>

--- a/ai/docs/Persona_Intake_이준혁.docx
+++ b/ai/docs/Persona_Intake_이준혁.docx
@@ -365,7 +365,7 @@
           <w:color w:val="6E6E6E"/>
           <w:sz w:val="17"/>
         </w:rPr>
-        <w:t>가이드: 돌아가신 경우 "지금 이 모습"은 고를 수 없어요</w:t>
+        <w:t>가이드: 돌아가신 경우 "지금 이 모습"은 고를 수 없어요.</w:t>
       </w:r>
     </w:p>
     <w:p>
@@ -439,7 +439,7 @@
           <w:color w:val="6E6E6E"/>
           <w:sz w:val="17"/>
         </w:rPr>
-        <w:t>가이드: 답하지 않아도 괜찮아요</w:t>
+        <w:t>가이드: 답하지 않아도 괜찮아요.</w:t>
       </w:r>
     </w:p>
     <w:p>
@@ -498,7 +498,7 @@
           <w:color w:val="6E6E6E"/>
           <w:sz w:val="17"/>
         </w:rPr>
-        <w:t>가이드: 공개를 고르시면 건강·상속·가족 갈등 같은 민감한 주제가 기본으로 금지됩니다. 주제마다 다시 정할 수 있어요</w:t>
+        <w:t>가이드: 공개를 고르시면 건강·상속·가족 갈등 같은 민감한 주제가 기본으로 금지됩니다. 주제마다 다시 정할 수 있어요.</w:t>
       </w:r>
     </w:p>
     <w:p>
@@ -599,7 +599,7 @@
           <w:color w:val="6E6E6E"/>
           <w:sz w:val="17"/>
         </w:rPr>
-        <w:t>가이드: 나 한 명분만 적어주세요</w:t>
+        <w:t>가이드: 나 한 명분만 적어주세요.</w:t>
       </w:r>
     </w:p>
     <w:p>
@@ -1202,7 +1202,7 @@
           <w:color w:val="6E6E6E"/>
           <w:sz w:val="17"/>
         </w:rPr>
-        <w:t>가이드: 여기서는 태도만 골라주세요. 무슨 말로 안심시키는지는 뒤에서 따로 여쭤봐요</w:t>
+        <w:t>가이드: 여기서는 태도만 골라주세요. 무슨 말로 안심시키는지는 뒤에서 따로 여쭤봐요.</w:t>
       </w:r>
     </w:p>
     <w:p>
@@ -1495,7 +1495,7 @@
           <w:color w:val="6E6E6E"/>
           <w:sz w:val="17"/>
         </w:rPr>
-        <w:t>가이드: 성격 · 사람을 대하는 방식 · 주변 사람이 느끼는 인상, 이 세 가지를 한 문장씩. 학교나 직업 같은 이력은 여기 쓰지 않아도 돼요</w:t>
+        <w:t>가이드: 성격 · 사람을 대하는 방식 · 주변 사람이 느끼는 인상, 이 세 가지를 한 문장씩. 학교나 직업 같은 이력은 여기 쓰지 않아도 돼요.</w:t>
       </w:r>
     </w:p>
     <w:p>
@@ -2918,7 +2918,7 @@
           <w:color w:val="6E6E6E"/>
           <w:sz w:val="17"/>
         </w:rPr>
-        <w:t>가이드: "내가 진짜 할머니라고 말하지 않기"처럼 모든 페르소나에 공통으로 적용되는 규칙은 적지 않아도 돼요. 말투(유행어·영어 등)는 뒤에서 따로 물어요</w:t>
+        <w:t>가이드: "내가 진짜 할머니라고 말하지 않기"처럼 모든 페르소나에 공통으로 적용되는 규칙은 적지 않아도 돼요. 말투(유행어·영어 등)는 뒤에서 따로 물어요.</w:t>
       </w:r>
     </w:p>
     <w:tbl>
@@ -3137,7 +3137,7 @@
           <w:color w:val="6E6E6E"/>
           <w:sz w:val="17"/>
         </w:rPr>
-        <w:t>가이드: 고향은 시·군 단위로. 정확한 날짜는 선택이에요</w:t>
+        <w:t>가이드: 고향은 시·군 단위로. 정확한 날짜는 선택이에요.</w:t>
       </w:r>
     </w:p>
     <w:p>
@@ -3324,7 +3324,7 @@
           <w:color w:val="6E6E6E"/>
           <w:sz w:val="17"/>
         </w:rPr>
-        <w:t>가이드: 모르는 연도는 비우고 "모름"에 체크해주세요</w:t>
+        <w:t>가이드: 모르는 연도는 비우고 "모름"에 체크해주세요.</w:t>
       </w:r>
     </w:p>
     <w:tbl>
@@ -3756,7 +3756,7 @@
           <w:color w:val="6E6E6E"/>
           <w:sz w:val="17"/>
         </w:rPr>
-        <w:t>가이드: 죽음에 대한 생각은 여기 쓰지 않아요</w:t>
+        <w:t>가이드: 죽음에 대한 생각은 여기 쓰지 않아요.</w:t>
       </w:r>
     </w:p>
     <w:p>
@@ -4598,7 +4598,7 @@
           <w:color w:val="6E6E6E"/>
           <w:sz w:val="17"/>
         </w:rPr>
-        <w:t>가이드: 대화하는 분에게는 페르소나가 호칭과 말투를 맞춰요. 대화하지 않아도 페르소나가 이야기 속에서 언급할 수 있으니 등록해두세요</w:t>
+        <w:t>가이드: 대화하는 분에게는 페르소나가 호칭과 말투를 맞춰요. 대화하지 않아도 페르소나가 이야기 속에서 언급할 수 있으니 등록해두세요.</w:t>
       </w:r>
     </w:p>
     <w:p>
@@ -4656,7 +4656,7 @@
           <w:color w:val="6E6E6E"/>
           <w:sz w:val="17"/>
         </w:rPr>
-        <w:t>안내: 이름만 말해도 새 카드가 생겨요</w:t>
+        <w:t>안내: 이름만 말해도 새 카드가 생겨요.</w:t>
       </w:r>
     </w:p>
     <w:p>
@@ -4742,7 +4742,7 @@
           <w:color w:val="6E6E6E"/>
           <w:sz w:val="17"/>
         </w:rPr>
-        <w:t>가이드: 실제 하시던 말 그대로 적어주세요</w:t>
+        <w:t>가이드: 실제 하시던 말 그대로 적어주세요.</w:t>
       </w:r>
     </w:p>
     <w:p>
@@ -5614,7 +5614,7 @@
           <w:color w:val="6E6E6E"/>
           <w:sz w:val="17"/>
         </w:rPr>
-        <w:t>가이드: 단어나 구 단위로 적어주세요</w:t>
+        <w:t>가이드: 단어나 구 단위로 적어주세요.</w:t>
       </w:r>
     </w:p>
     <w:p>
@@ -6144,7 +6144,7 @@
           <w:color w:val="6E6E6E"/>
           <w:sz w:val="17"/>
         </w:rPr>
-        <w:t>가이드: 본인이 실제로 한 말이나 태도만. 말하고 싶지 않으면 건너뛰기. 여기는 그분의 생각을 적는 칸이에요</w:t>
+        <w:t>가이드: 본인이 실제로 한 말이나 태도만. 말하고 싶지 않으면 건너뛰기. 여기는 그분의 생각을 적는 칸이에요.</w:t>
       </w:r>
     </w:p>
     <w:p>
@@ -7213,7 +7213,7 @@
           <w:color w:val="6E6E6E"/>
           <w:sz w:val="17"/>
         </w:rPr>
-        <w:t>가이드: 한 줄에 음식 하나씩. 한 칸에 여러 개를 나열하지 말아주세요</w:t>
+        <w:t>가이드: 한 줄에 음식 하나씩. 한 칸에 여러 개를 나열하지 말아주세요.</w:t>
       </w:r>
     </w:p>
     <w:tbl>
@@ -9023,7 +9023,7 @@
           <w:color w:val="6E6E6E"/>
           <w:sz w:val="17"/>
         </w:rPr>
-        <w:t>가이드: 식사·휴식·병원 권유까지만 적어주세요. 약이나 치료에 대한 조언은 하지 않아요</w:t>
+        <w:t>가이드: 식사·휴식·병원 권유까지만 적어주세요. 약이나 치료에 대한 조언은 하지 않아요.</w:t>
       </w:r>
     </w:p>
     <w:p>
@@ -9316,7 +9316,7 @@
           <w:color w:val="6E6E6E"/>
           <w:sz w:val="17"/>
         </w:rPr>
-        <w:t>가이드: "기억 안 나" 계열은 쓸 수 없어요</w:t>
+        <w:t>가이드: "기억 안 나" 계열은 쓸 수 없어요.</w:t>
       </w:r>
     </w:p>
     <w:p>
@@ -9382,7 +9382,7 @@
           <w:color w:val="6E6E6E"/>
           <w:sz w:val="17"/>
         </w:rPr>
-        <w:t>가이드: 여기는 "그럴 때 뭐라고 하는지"만 적어주세요</w:t>
+        <w:t>가이드: 여기는 "그럴 때 뭐라고 하는지"만 적어주세요.</w:t>
       </w:r>
     </w:p>
     <w:p>
@@ -10889,7 +10889,7 @@
           <w:color w:val="B4B4B4"/>
           <w:sz w:val="17"/>
         </w:rPr>
-        <w:t>안내: 페르소나가 자기 일을 알고 있어야, 가족이 그때 이야기를 꺼냈을 때 답할 수 있어요. "말하고 싶지 않음"을 고르면 페르소나는 "그 얘기는 하지 말자"로만 답합니다</w:t>
+        <w:t>안내: 페르소나가 자기 일을 알고 있어야, 가족이 그때 이야기를 꺼냈을 때 답할 수 있어요. "말하고 싶지 않음"을 고르면 페르소나는 "그 얘기는 하지 말자"로만 답합니다.</w:t>
       </w:r>
     </w:p>
     <w:p>
@@ -11012,7 +11012,7 @@
           <w:color w:val="B4B4B4"/>
           <w:sz w:val="17"/>
         </w:rPr>
-        <w:t>안내: 곁에 못 있던 가족이 미안함을 말하면 페르소나가 그 사실을 알고 받아줍니다</w:t>
+        <w:t>안내: 곁에 못 있던 가족이 미안함을 말하면 페르소나가 그 사실을 알고 받아줍니다.</w:t>
       </w:r>
     </w:p>
     <w:tbl>
@@ -11213,7 +11213,7 @@
           <w:color w:val="B4B4B4"/>
           <w:sz w:val="17"/>
         </w:rPr>
-        <w:t>가이드: 마지막으로 나눈 대화, 그분이 남긴 말, 가족이 해드린 것. 의료 세부는 쓰지 않아도 돼요</w:t>
+        <w:t>가이드: 마지막으로 나눈 대화, 그분이 남긴 말, 가족이 해드린 것. 의료 세부는 쓰지 않아도 돼요.</w:t>
       </w:r>
     </w:p>
     <w:p>
@@ -12540,7 +12540,7 @@
           <w:color w:val="6E6E6E"/>
           <w:sz w:val="17"/>
         </w:rPr>
-        <w:t>안내: 돌아가신 분의 페르소나는 가족 검수를 통과해야 완성됩니다</w:t>
+        <w:t>안내: 돌아가신 분의 페르소나는 가족 검수를 통과해야 완성됩니다.</w:t>
       </w:r>
     </w:p>
     <w:sectPr>

--- a/ai/docs/Persona_Intake_이준혁.docx
+++ b/ai/docs/Persona_Intake_이준혁.docx
@@ -778,6 +778,14 @@
         <w:tblStyle w:val="TableGrid"/>
         <w:tblW w:type="auto" w:w="0"/>
         <w:tblLook w:firstColumn="1" w:firstRow="1" w:lastColumn="0" w:lastRow="0" w:noHBand="0" w:noVBand="1" w:val="04A0"/>
+        <w:tblBorders>
+          <w:top w:val="single" w:sz="4" w:space="0" w:color="E4E4E4"/>
+          <w:left w:val="single" w:sz="4" w:space="0" w:color="E4E4E4"/>
+          <w:bottom w:val="single" w:sz="4" w:space="0" w:color="E4E4E4"/>
+          <w:right w:val="single" w:sz="4" w:space="0" w:color="E4E4E4"/>
+          <w:insideH w:val="single" w:sz="4" w:space="0" w:color="E4E4E4"/>
+          <w:insideV w:val="single" w:sz="4" w:space="0" w:color="E4E4E4"/>
+        </w:tblBorders>
       </w:tblPr>
       <w:tblGrid>
         <w:gridCol w:w="3249"/>
@@ -795,11 +803,12 @@
           <w:p>
             <w:pPr>
               <w:spacing w:after="60"/>
-              <w:shd w:val="clear" w:fill="EFEFEF"/>
+              <w:shd w:val="clear" w:fill="F7F7F7"/>
             </w:pPr>
             <w:r>
               <w:rPr>
                 <w:b/>
+                <w:color w:val="B4B4B4"/>
                 <w:sz w:val="17"/>
               </w:rPr>
               <w:t>이름</w:t>
@@ -809,7 +818,7 @@
             </w:r>
             <w:r>
               <w:rPr>
-                <w:color w:val="6E6E6E"/>
+                <w:color w:val="B4B4B4"/>
                 <w:sz w:val="15"/>
               </w:rPr>
               <w:t>단답 15자</w:t>
@@ -823,11 +832,12 @@
           <w:p>
             <w:pPr>
               <w:spacing w:after="60"/>
-              <w:shd w:val="clear" w:fill="EFEFEF"/>
+              <w:shd w:val="clear" w:fill="F7F7F7"/>
             </w:pPr>
             <w:r>
               <w:rPr>
                 <w:b/>
+                <w:color w:val="B4B4B4"/>
                 <w:sz w:val="17"/>
               </w:rPr>
               <w:t>그분과의 관계</w:t>
@@ -837,7 +847,7 @@
             </w:r>
             <w:r>
               <w:rPr>
-                <w:color w:val="6E6E6E"/>
+                <w:color w:val="B4B4B4"/>
                 <w:sz w:val="15"/>
               </w:rPr>
               <w:t>하나 고르기</w:t>
@@ -847,7 +857,7 @@
             </w:r>
             <w:r>
               <w:rPr>
-                <w:color w:val="6E6E6E"/>
+                <w:color w:val="B4B4B4"/>
                 <w:sz w:val="15"/>
               </w:rPr>
               <w:t>어머니 / 아버지 / 할머니 / 할아버지 / 배우자 / 아들 / 딸 / 형제자매 / 그 밖(직접 적기)</w:t>
@@ -861,11 +871,12 @@
           <w:p>
             <w:pPr>
               <w:spacing w:after="60"/>
-              <w:shd w:val="clear" w:fill="EFEFEF"/>
+              <w:shd w:val="clear" w:fill="F7F7F7"/>
             </w:pPr>
             <w:r>
               <w:rPr>
                 <w:b/>
+                <w:color w:val="B4B4B4"/>
                 <w:sz w:val="17"/>
               </w:rPr>
               <w:t>역할</w:t>
@@ -875,7 +886,7 @@
             </w:r>
             <w:r>
               <w:rPr>
-                <w:color w:val="6E6E6E"/>
+                <w:color w:val="B4B4B4"/>
                 <w:sz w:val="15"/>
               </w:rPr>
               <w:t>하나 고르기</w:t>
@@ -885,7 +896,7 @@
             </w:r>
             <w:r>
               <w:rPr>
-                <w:color w:val="6E6E6E"/>
+                <w:color w:val="B4B4B4"/>
                 <w:sz w:val="15"/>
               </w:rPr>
               <w:t>주 작성자 / 보조</w:t>
@@ -1789,6 +1800,7 @@
             <w:r>
               <w:rPr>
                 <w:b/>
+                <w:color w:val="1A1A1A"/>
                 <w:sz w:val="17"/>
               </w:rPr>
               <w:t>표현</w:t>
@@ -1817,6 +1829,7 @@
             <w:r>
               <w:rPr>
                 <w:b/>
+                <w:color w:val="1A1A1A"/>
                 <w:sz w:val="17"/>
               </w:rPr>
               <w:t>언제 쓰는 말인가요</w:t>
@@ -1855,6 +1868,7 @@
             <w:r>
               <w:rPr>
                 <w:b/>
+                <w:color w:val="1A1A1A"/>
                 <w:sz w:val="17"/>
               </w:rPr>
               <w:t>누구에게</w:t>
@@ -1893,6 +1907,7 @@
             <w:r>
               <w:rPr>
                 <w:b/>
+                <w:color w:val="1A1A1A"/>
                 <w:sz w:val="17"/>
               </w:rPr>
               <w:t>출처</w:t>
@@ -2946,6 +2961,7 @@
             <w:r>
               <w:rPr>
                 <w:b/>
+                <w:color w:val="1A1A1A"/>
                 <w:sz w:val="17"/>
               </w:rPr>
               <w:t>규칙</w:t>
@@ -3355,6 +3371,7 @@
             <w:r>
               <w:rPr>
                 <w:b/>
+                <w:color w:val="1A1A1A"/>
                 <w:sz w:val="17"/>
               </w:rPr>
               <w:t>지역</w:t>
@@ -3383,6 +3400,7 @@
             <w:r>
               <w:rPr>
                 <w:b/>
+                <w:color w:val="1A1A1A"/>
                 <w:sz w:val="17"/>
               </w:rPr>
               <w:t>시작 연도</w:t>
@@ -3411,6 +3429,7 @@
             <w:r>
               <w:rPr>
                 <w:b/>
+                <w:color w:val="1A1A1A"/>
                 <w:sz w:val="17"/>
               </w:rPr>
               <w:t>끝 연도</w:t>
@@ -3439,6 +3458,7 @@
             <w:r>
               <w:rPr>
                 <w:b/>
+                <w:color w:val="1A1A1A"/>
                 <w:sz w:val="17"/>
               </w:rPr>
               <w:t>메모</w:t>
@@ -4057,6 +4077,7 @@
             <w:r>
               <w:rPr>
                 <w:b/>
+                <w:color w:val="1A1A1A"/>
                 <w:sz w:val="17"/>
               </w:rPr>
               <w:t>표현</w:t>
@@ -4085,6 +4106,7 @@
             <w:r>
               <w:rPr>
                 <w:b/>
+                <w:color w:val="1A1A1A"/>
                 <w:sz w:val="17"/>
               </w:rPr>
               <w:t>언제 쓰는 말인가요</w:t>
@@ -4123,6 +4145,7 @@
             <w:r>
               <w:rPr>
                 <w:b/>
+                <w:color w:val="1A1A1A"/>
                 <w:sz w:val="17"/>
               </w:rPr>
               <w:t>출처</w:t>
@@ -4971,6 +4994,7 @@
             <w:r>
               <w:rPr>
                 <w:b/>
+                <w:color w:val="1A1A1A"/>
                 <w:sz w:val="17"/>
               </w:rPr>
               <w:t>표현</w:t>
@@ -5081,6 +5105,7 @@
             <w:r>
               <w:rPr>
                 <w:b/>
+                <w:color w:val="1A1A1A"/>
                 <w:sz w:val="17"/>
               </w:rPr>
               <w:t>표현</w:t>
@@ -5369,6 +5394,7 @@
             <w:r>
               <w:rPr>
                 <w:b/>
+                <w:color w:val="1A1A1A"/>
                 <w:sz w:val="17"/>
               </w:rPr>
               <w:t>항목</w:t>
@@ -5776,6 +5802,7 @@
             <w:r>
               <w:rPr>
                 <w:b/>
+                <w:color w:val="1A1A1A"/>
                 <w:sz w:val="17"/>
               </w:rPr>
               <w:t>표현</w:t>
@@ -5804,6 +5831,7 @@
             <w:r>
               <w:rPr>
                 <w:b/>
+                <w:color w:val="1A1A1A"/>
                 <w:sz w:val="17"/>
               </w:rPr>
               <w:t>언제 쓰는 말인가요</w:t>
@@ -5842,6 +5870,7 @@
             <w:r>
               <w:rPr>
                 <w:b/>
+                <w:color w:val="1A1A1A"/>
                 <w:sz w:val="17"/>
               </w:rPr>
               <w:t>출처</w:t>
@@ -7242,6 +7271,7 @@
             <w:r>
               <w:rPr>
                 <w:b/>
+                <w:color w:val="1A1A1A"/>
                 <w:sz w:val="17"/>
               </w:rPr>
               <w:t>음식 이름</w:t>
@@ -7270,6 +7300,7 @@
             <w:r>
               <w:rPr>
                 <w:b/>
+                <w:color w:val="1A1A1A"/>
                 <w:sz w:val="17"/>
               </w:rPr>
               <w:t>얽힌 기억</w:t>
@@ -7548,6 +7579,7 @@
             <w:r>
               <w:rPr>
                 <w:b/>
+                <w:color w:val="1A1A1A"/>
                 <w:sz w:val="17"/>
               </w:rPr>
               <w:t>장소</w:t>
@@ -7576,6 +7608,7 @@
             <w:r>
               <w:rPr>
                 <w:b/>
+                <w:color w:val="1A1A1A"/>
                 <w:sz w:val="17"/>
               </w:rPr>
               <w:t>무엇을 하던 곳</w:t>
@@ -7688,6 +7721,7 @@
             <w:r>
               <w:rPr>
                 <w:b/>
+                <w:color w:val="1A1A1A"/>
                 <w:sz w:val="17"/>
               </w:rPr>
               <w:t>것</w:t>
@@ -7716,6 +7750,7 @@
             <w:r>
               <w:rPr>
                 <w:b/>
+                <w:color w:val="1A1A1A"/>
                 <w:sz w:val="17"/>
               </w:rPr>
               <w:t>왜</w:t>
@@ -7886,6 +7921,7 @@
             <w:r>
               <w:rPr>
                 <w:b/>
+                <w:color w:val="1A1A1A"/>
                 <w:sz w:val="17"/>
               </w:rPr>
               <w:t>것</w:t>
@@ -7914,6 +7950,7 @@
             <w:r>
               <w:rPr>
                 <w:b/>
+                <w:color w:val="1A1A1A"/>
                 <w:sz w:val="17"/>
               </w:rPr>
               <w:t>어떻게·얼마나</w:t>
@@ -8666,6 +8703,7 @@
             <w:r>
               <w:rPr>
                 <w:b/>
+                <w:color w:val="1A1A1A"/>
                 <w:sz w:val="17"/>
               </w:rPr>
               <w:t>필드</w:t>
@@ -8684,6 +8722,7 @@
             <w:r>
               <w:rPr>
                 <w:b/>
+                <w:color w:val="1A1A1A"/>
                 <w:sz w:val="17"/>
               </w:rPr>
               <w:t>적는 법</w:t>
@@ -9665,6 +9704,7 @@
             <w:r>
               <w:rPr>
                 <w:b/>
+                <w:color w:val="1A1A1A"/>
                 <w:sz w:val="17"/>
               </w:rPr>
               <w:t>주제</w:t>
@@ -9683,6 +9723,7 @@
             <w:r>
               <w:rPr>
                 <w:b/>
+                <w:color w:val="1A1A1A"/>
                 <w:sz w:val="17"/>
               </w:rPr>
               <w:t>등급</w:t>
@@ -9721,6 +9762,7 @@
             <w:r>
               <w:rPr>
                 <w:b/>
+                <w:color w:val="1A1A1A"/>
                 <w:sz w:val="17"/>
               </w:rPr>
               <w:t>단서</w:t>
@@ -10618,6 +10660,7 @@
             <w:r>
               <w:rPr>
                 <w:b/>
+                <w:color w:val="1A1A1A"/>
                 <w:sz w:val="17"/>
               </w:rPr>
               <w:t>대상</w:t>
@@ -10646,6 +10689,7 @@
             <w:r>
               <w:rPr>
                 <w:b/>
+                <w:color w:val="1A1A1A"/>
                 <w:sz w:val="17"/>
               </w:rPr>
               <w:t>등급</w:t>
@@ -11020,6 +11064,14 @@
         <w:tblStyle w:val="TableGrid"/>
         <w:tblW w:type="auto" w:w="0"/>
         <w:tblLook w:firstColumn="1" w:firstRow="1" w:lastColumn="0" w:lastRow="0" w:noHBand="0" w:noVBand="1" w:val="04A0"/>
+        <w:tblBorders>
+          <w:top w:val="single" w:sz="4" w:space="0" w:color="E4E4E4"/>
+          <w:left w:val="single" w:sz="4" w:space="0" w:color="E4E4E4"/>
+          <w:bottom w:val="single" w:sz="4" w:space="0" w:color="E4E4E4"/>
+          <w:right w:val="single" w:sz="4" w:space="0" w:color="E4E4E4"/>
+          <w:insideH w:val="single" w:sz="4" w:space="0" w:color="E4E4E4"/>
+          <w:insideV w:val="single" w:sz="4" w:space="0" w:color="E4E4E4"/>
+        </w:tblBorders>
       </w:tblPr>
       <w:tblGrid>
         <w:gridCol w:w="3249"/>
@@ -11037,11 +11089,12 @@
           <w:p>
             <w:pPr>
               <w:spacing w:after="60"/>
-              <w:shd w:val="clear" w:fill="EFEFEF"/>
+              <w:shd w:val="clear" w:fill="F7F7F7"/>
             </w:pPr>
             <w:r>
               <w:rPr>
                 <w:b/>
+                <w:color w:val="B4B4B4"/>
                 <w:sz w:val="17"/>
               </w:rPr>
               <w:t>인물</w:t>
@@ -11051,7 +11104,7 @@
             </w:r>
             <w:r>
               <w:rPr>
-                <w:color w:val="6E6E6E"/>
+                <w:color w:val="B4B4B4"/>
                 <w:sz w:val="15"/>
               </w:rPr>
               <w:t>적어둔 가족 중 한 사람</w:t>
@@ -11065,11 +11118,12 @@
           <w:p>
             <w:pPr>
               <w:spacing w:after="60"/>
-              <w:shd w:val="clear" w:fill="EFEFEF"/>
+              <w:shd w:val="clear" w:fill="F7F7F7"/>
             </w:pPr>
             <w:r>
               <w:rPr>
                 <w:b/>
+                <w:color w:val="B4B4B4"/>
                 <w:sz w:val="17"/>
               </w:rPr>
               <w:t>곁에 있었나요</w:t>
@@ -11079,7 +11133,7 @@
             </w:r>
             <w:r>
               <w:rPr>
-                <w:color w:val="6E6E6E"/>
+                <w:color w:val="B4B4B4"/>
                 <w:sz w:val="15"/>
               </w:rPr>
               <w:t>하나 고르기</w:t>
@@ -11089,7 +11143,7 @@
             </w:r>
             <w:r>
               <w:rPr>
-                <w:color w:val="6E6E6E"/>
+                <w:color w:val="B4B4B4"/>
                 <w:sz w:val="15"/>
               </w:rPr>
               <w:t>곁에 있었음 / 있지 못했음 / 모름</w:t>
@@ -11103,11 +11157,12 @@
           <w:p>
             <w:pPr>
               <w:spacing w:after="60"/>
-              <w:shd w:val="clear" w:fill="EFEFEF"/>
+              <w:shd w:val="clear" w:fill="F7F7F7"/>
             </w:pPr>
             <w:r>
               <w:rPr>
                 <w:b/>
+                <w:color w:val="B4B4B4"/>
                 <w:sz w:val="17"/>
               </w:rPr>
               <w:t>메모</w:t>
@@ -11117,7 +11172,7 @@
             </w:r>
             <w:r>
               <w:rPr>
-                <w:color w:val="6E6E6E"/>
+                <w:color w:val="B4B4B4"/>
                 <w:sz w:val="15"/>
               </w:rPr>
               <w:t>단답 40자</w:t>
@@ -11446,6 +11501,7 @@
             <w:r>
               <w:rPr>
                 <w:b/>
+                <w:color w:val="1A1A1A"/>
                 <w:sz w:val="17"/>
               </w:rPr>
               <w:t>받는 사람</w:t>
@@ -11474,6 +11530,7 @@
             <w:r>
               <w:rPr>
                 <w:b/>
+                <w:color w:val="1A1A1A"/>
                 <w:sz w:val="17"/>
               </w:rPr>
               <w:t>말</w:t>
@@ -11502,6 +11559,7 @@
             <w:r>
               <w:rPr>
                 <w:b/>
+                <w:color w:val="1A1A1A"/>
                 <w:sz w:val="17"/>
               </w:rPr>
               <w:t>언제 들려줄지</w:t>
@@ -11657,6 +11715,7 @@
             <w:r>
               <w:rPr>
                 <w:b/>
+                <w:color w:val="1A1A1A"/>
                 <w:sz w:val="17"/>
               </w:rPr>
               <w:t>주제</w:t>

--- a/ai/docs/Persona_Intake_이준혁.docx
+++ b/ai/docs/Persona_Intake_이준혁.docx
@@ -2758,6 +2758,17 @@
         </w:rPr>
         <w:t xml:space="preserve">   해당하는 것 모두</w:t>
       </w:r>
+      <w:r>
+        <w:br/>
+      </w:r>
+      <w:r>
+        <w:rPr>
+          <w:b w:val="0"/>
+          <w:color w:val="6E6E6E"/>
+          <w:sz w:val="17"/>
+        </w:rPr>
+        <w:t>가이드: "내가 진짜 할머니라고 말하지 않기"처럼 모든 페르소나에 공통으로 적용되는 규칙은 적지 않아도 돼요. 말투(유행어·영어 등)는 뒤에서 따로 물어요.</w:t>
+      </w:r>
     </w:p>
     <w:p>
       <w:pPr>
@@ -2873,7 +2884,7 @@
     </w:p>
     <w:p>
       <w:pPr>
-        <w:keepNext w:val="0"/>
+        <w:keepNext/>
         <w:keepLines/>
         <w:spacing w:before="0" w:after="80" w:line="312" w:lineRule="auto"/>
         <w:ind w:left="283"/>
@@ -2896,44 +2907,18 @@
     </w:p>
     <w:p>
       <w:pPr>
-        <w:spacing w:before="300" w:after="100" w:line="300" w:lineRule="auto"/>
-        <w:ind w:left="113" w:right="113"/>
         <w:keepNext/>
         <w:keepLines/>
-        <w:shd w:val="clear" w:fill="F1F5F9"/>
-      </w:pPr>
-      <w:r>
-        <w:rPr>
-          <w:b/>
-          <w:sz w:val="21"/>
-        </w:rPr>
-        <w:t xml:space="preserve">C-11  </w:t>
-      </w:r>
-      <w:r>
-        <w:rPr>
-          <w:b/>
+        <w:spacing w:before="0" w:after="80" w:line="312" w:lineRule="auto"/>
+        <w:ind w:left="227"/>
+      </w:pPr>
+      <w:r>
+        <w:rPr>
+          <w:b w:val="0"/>
           <w:color w:val="1A1A1A"/>
-          <w:sz w:val="21"/>
-        </w:rPr>
-        <w:t>위에 없는 규칙이 있으면 한 줄에 하나씩.</w:t>
-      </w:r>
-      <w:r>
-        <w:rPr>
-          <w:color w:val="6E6E6E"/>
-          <w:sz w:val="17"/>
-        </w:rPr>
-        <w:t xml:space="preserve">   표 0~5행</w:t>
-      </w:r>
-      <w:r>
-        <w:br/>
-      </w:r>
-      <w:r>
-        <w:rPr>
-          <w:b w:val="0"/>
-          <w:color w:val="6E6E6E"/>
-          <w:sz w:val="17"/>
-        </w:rPr>
-        <w:t>가이드: "내가 진짜 할머니라고 말하지 않기"처럼 모든 페르소나에 공통으로 적용되는 규칙은 적지 않아도 돼요. 말투(유행어·영어 등)는 뒤에서 따로 물어요.</w:t>
+          <w:sz w:val="20"/>
+        </w:rPr>
+        <w:t>위에 없는 규칙 (0~5행, 한 줄에 하나):</w:t>
       </w:r>
     </w:p>
     <w:tbl>
@@ -2987,7 +2972,7 @@
                 <w:color w:val="1A1A1A"/>
                 <w:sz w:val="18"/>
               </w:rPr>
-              <w:t>#</w:t>
+              <w:t>서비스에 회의적인 질문에 방어적으로 반박하지 않기 — 할머니 이야기(서사 범위)로 돌아가 설명</w:t>
             </w:r>
           </w:p>
         </w:tc>
@@ -3010,7 +2995,7 @@
                 <w:color w:val="1A1A1A"/>
                 <w:sz w:val="18"/>
               </w:rPr>
-              <w:t>1</w:t>
+              <w:t>대표 본인 연락처 외의 개인정보(팀원·가족·고객)를 안내하지 않기</w:t>
             </w:r>
           </w:p>
         </w:tc>
@@ -3033,30 +3018,7 @@
                 <w:color w:val="1A1A1A"/>
                 <w:sz w:val="18"/>
               </w:rPr>
-              <w:t>2</w:t>
-            </w:r>
-          </w:p>
-        </w:tc>
-      </w:tr>
-      <w:tr>
-        <w:trPr>
-          <w:cantSplit/>
-        </w:trPr>
-        <w:tc>
-          <w:tcPr>
-            <w:tcW w:type="dxa" w:w="9746"/>
-          </w:tcPr>
-          <w:p>
-            <w:pPr>
-              <w:spacing w:after="60"/>
-            </w:pPr>
-            <w:r>
-              <w:rPr>
-                <w:b w:val="0"/>
-                <w:color w:val="1A1A1A"/>
-                <w:sz w:val="18"/>
-              </w:rPr>
-              <w:t>3</w:t>
+              <w:t>"실제 목소리와 완전히 똑같다"처럼 품질을 단정해 보증하지 않기</w:t>
             </w:r>
           </w:p>
         </w:tc>

--- a/ai/docs/Persona_Intake_이준혁.docx
+++ b/ai/docs/Persona_Intake_이준혁.docx
@@ -2918,7 +2918,7 @@
           <w:color w:val="1A1A1A"/>
           <w:sz w:val="20"/>
         </w:rPr>
-        <w:t>위에 없는 규칙 (0~5행, 한 줄에 하나):</w:t>
+        <w:t>위에 없는 것이 있으면 한 줄에 하나씩 (0~5행):</w:t>
       </w:r>
     </w:p>
     <w:tbl>
@@ -2949,7 +2949,7 @@
                 <w:color w:val="1A1A1A"/>
                 <w:sz w:val="17"/>
               </w:rPr>
-              <w:t>규칙</w:t>
+              <w:t>하지 않아야 할 말·행동</w:t>
             </w:r>
           </w:p>
         </w:tc>
@@ -5328,7 +5328,7 @@
           <w:color w:val="1A1A1A"/>
           <w:sz w:val="20"/>
         </w:rPr>
-        <w:t>직접 입력 (0~5행, 한 줄에 하나):</w:t>
+        <w:t>위에 없는 것이 있으면 한 줄에 하나씩 (0~5행):</w:t>
       </w:r>
     </w:p>
     <w:tbl>
@@ -5359,7 +5359,7 @@
                 <w:color w:val="1A1A1A"/>
                 <w:sz w:val="17"/>
               </w:rPr>
-              <w:t>항목</w:t>
+              <w:t>어색할 말투</w:t>
             </w:r>
           </w:p>
         </w:tc>
@@ -7686,7 +7686,7 @@
                 <w:color w:val="1A1A1A"/>
                 <w:sz w:val="17"/>
               </w:rPr>
-              <w:t>것</w:t>
+              <w:t>냄새·소리·물건</w:t>
             </w:r>
             <w:r>
               <w:br/>
@@ -7715,7 +7715,7 @@
                 <w:color w:val="1A1A1A"/>
                 <w:sz w:val="17"/>
               </w:rPr>
-              <w:t>왜</w:t>
+              <w:t>왜 떠오르나요</w:t>
             </w:r>
             <w:r>
               <w:br/>
@@ -7886,7 +7886,7 @@
                 <w:color w:val="1A1A1A"/>
                 <w:sz w:val="17"/>
               </w:rPr>
-              <w:t>것</w:t>
+              <w:t>취미·좋아하는 것</w:t>
             </w:r>
             <w:r>
               <w:br/>
@@ -11680,7 +11680,7 @@
                 <w:color w:val="1A1A1A"/>
                 <w:sz w:val="17"/>
               </w:rPr>
-              <w:t>주제</w:t>
+              <w:t>남기고 싶지 않은 이야기</w:t>
             </w:r>
           </w:p>
         </w:tc>

--- a/ai/docs/Persona_Intake_이준혁.docx
+++ b/ai/docs/Persona_Intake_이준혁.docx
@@ -2895,14 +2895,7 @@
           <w:color w:val="1A1A1A"/>
           <w:sz w:val="20"/>
         </w:rPr>
-        <w:t xml:space="preserve">■ ⑧ 특정 사람 이야기를 먼저 꺼내기 → 누구: </w:t>
-      </w:r>
-      <w:r>
-        <w:rPr>
-          <w:color w:val="1A1A1A"/>
-          <w:sz w:val="20"/>
-        </w:rPr>
-        <w:t>가족(M9-03)</w:t>
+        <w:t>■ ⑧ 특정 사람 이야기를 먼저 꺼내기 (누구인지는 뒤에서 따로 물어요)</w:t>
       </w:r>
     </w:p>
     <w:p>
@@ -10594,6 +10587,17 @@
           <w:sz w:val="17"/>
         </w:rPr>
         <w:t xml:space="preserve">   표</w:t>
+      </w:r>
+      <w:r>
+        <w:br/>
+      </w:r>
+      <w:r>
+        <w:rPr>
+          <w:b w:val="0"/>
+          <w:color w:val="6E6E6E"/>
+          <w:sz w:val="17"/>
+        </w:rPr>
+        <w:t>안내: 앞에서 "특정 사람 이야기를 먼저 꺼내기"를 고르셨다면 그 사람이 여기 자동으로 들어옵니다.</w:t>
       </w:r>
     </w:p>
     <w:tbl>

--- a/ai/docs/Persona_Intake_이준혁.docx
+++ b/ai/docs/Persona_Intake_이준혁.docx
@@ -2921,7 +2921,8 @@
         <w:tblLook w:firstColumn="1" w:firstRow="1" w:lastColumn="0" w:lastRow="0" w:noHBand="0" w:noVBand="1" w:val="04A0"/>
       </w:tblPr>
       <w:tblGrid>
-        <w:gridCol w:w="9746"/>
+        <w:gridCol w:w="4873"/>
+        <w:gridCol w:w="4873"/>
       </w:tblGrid>
       <w:tr>
         <w:trPr>
@@ -2929,7 +2930,7 @@
         </w:trPr>
         <w:tc>
           <w:tcPr>
-            <w:tcW w:type="dxa" w:w="9746"/>
+            <w:tcW w:type="dxa" w:w="4873"/>
           </w:tcPr>
           <w:p>
             <w:pPr>
@@ -2946,6 +2947,35 @@
             </w:r>
           </w:p>
         </w:tc>
+        <w:tc>
+          <w:tcPr>
+            <w:tcW w:type="dxa" w:w="4873"/>
+          </w:tcPr>
+          <w:p>
+            <w:pPr>
+              <w:spacing w:after="60"/>
+              <w:shd w:val="clear" w:fill="EFEFEF"/>
+            </w:pPr>
+            <w:r>
+              <w:rPr>
+                <w:b/>
+                <w:color w:val="1A1A1A"/>
+                <w:sz w:val="17"/>
+              </w:rPr>
+              <w:t>대신 어떻게 하면 좋을까요</w:t>
+            </w:r>
+            <w:r>
+              <w:br/>
+            </w:r>
+            <w:r>
+              <w:rPr>
+                <w:color w:val="6E6E6E"/>
+                <w:sz w:val="15"/>
+              </w:rPr>
+              <w:t>선택</w:t>
+            </w:r>
+          </w:p>
+        </w:tc>
       </w:tr>
       <w:tr>
         <w:trPr>
@@ -2953,7 +2983,7 @@
         </w:trPr>
         <w:tc>
           <w:tcPr>
-            <w:tcW w:type="dxa" w:w="9746"/>
+            <w:tcW w:type="dxa" w:w="4873"/>
           </w:tcPr>
           <w:p>
             <w:pPr>
@@ -2965,7 +2995,25 @@
                 <w:color w:val="1A1A1A"/>
                 <w:sz w:val="18"/>
               </w:rPr>
-              <w:t>서비스에 회의적인 질문에 방어적으로 반박하지 않기 — 할머니 이야기(서사 범위)로 돌아가 설명</w:t>
+              <w:t>서비스에 회의적인 질문에 방어적으로 반박하지 않기</w:t>
+            </w:r>
+          </w:p>
+        </w:tc>
+        <w:tc>
+          <w:tcPr>
+            <w:tcW w:type="dxa" w:w="4873"/>
+          </w:tcPr>
+          <w:p>
+            <w:pPr>
+              <w:spacing w:after="60"/>
+            </w:pPr>
+            <w:r>
+              <w:rPr>
+                <w:b w:val="0"/>
+                <w:color w:val="1A1A1A"/>
+                <w:sz w:val="18"/>
+              </w:rPr>
+              <w:t>할머니 이야기(서사 범위)로 돌아가 설명</w:t>
             </w:r>
           </w:p>
         </w:tc>
@@ -2976,7 +3024,7 @@
         </w:trPr>
         <w:tc>
           <w:tcPr>
-            <w:tcW w:type="dxa" w:w="9746"/>
+            <w:tcW w:type="dxa" w:w="4873"/>
           </w:tcPr>
           <w:p>
             <w:pPr>
@@ -2992,6 +3040,16 @@
             </w:r>
           </w:p>
         </w:tc>
+        <w:tc>
+          <w:tcPr>
+            <w:tcW w:type="dxa" w:w="4873"/>
+          </w:tcPr>
+          <w:p>
+            <w:pPr>
+              <w:spacing w:after="60"/>
+            </w:pPr>
+          </w:p>
+        </w:tc>
       </w:tr>
       <w:tr>
         <w:trPr>
@@ -2999,7 +3057,7 @@
         </w:trPr>
         <w:tc>
           <w:tcPr>
-            <w:tcW w:type="dxa" w:w="9746"/>
+            <w:tcW w:type="dxa" w:w="4873"/>
           </w:tcPr>
           <w:p>
             <w:pPr>
@@ -3013,6 +3071,16 @@
               </w:rPr>
               <w:t>"실제 목소리와 완전히 똑같다"처럼 품질을 단정해 보증하지 않기</w:t>
             </w:r>
+          </w:p>
+        </w:tc>
+        <w:tc>
+          <w:tcPr>
+            <w:tcW w:type="dxa" w:w="4873"/>
+          </w:tcPr>
+          <w:p>
+            <w:pPr>
+              <w:spacing w:after="60"/>
+            </w:pPr>
           </w:p>
         </w:tc>
       </w:tr>

--- a/ai/docs/Persona_Intake_이준혁.docx
+++ b/ai/docs/Persona_Intake_이준혁.docx
@@ -3178,6 +3178,17 @@
         </w:rPr>
         <w:t>가이드: 고향은 시·군 단위로. 정확한 날짜는 선택이에요.</w:t>
       </w:r>
+      <w:r>
+        <w:br/>
+      </w:r>
+      <w:r>
+        <w:rPr>
+          <w:b w:val="0"/>
+          <w:color w:val="6E6E6E"/>
+          <w:sz w:val="17"/>
+        </w:rPr>
+        <w:t>가이드: 모르는 칸은 비우지 말고 "모름"이라고 적어주세요. 빈칸은 나중에 다시 여쭤봅니다.</w:t>
+      </w:r>
     </w:p>
     <w:p>
       <w:pPr>
@@ -3192,7 +3203,29 @@
           <w:color w:val="1A1A1A"/>
           <w:sz w:val="20"/>
         </w:rPr>
-        <w:t>연도: ______  □ 음력  ■ 양력  □ 모름   고향: ____________________</w:t>
+        <w:t xml:space="preserve">연도: </w:t>
+      </w:r>
+      <w:r>
+        <w:rPr>
+          <w:color w:val="1A1A1A"/>
+          <w:sz w:val="20"/>
+        </w:rPr>
+        <w:t>2004</w:t>
+      </w:r>
+      <w:r>
+        <w:rPr>
+          <w:b w:val="0"/>
+          <w:color w:val="1A1A1A"/>
+          <w:sz w:val="20"/>
+        </w:rPr>
+        <w:t xml:space="preserve">  □ 음력  ■ 양력  □ 모름   고향: </w:t>
+      </w:r>
+      <w:r>
+        <w:rPr>
+          <w:color w:val="1A1A1A"/>
+          <w:sz w:val="20"/>
+        </w:rPr>
+        <w:t>모름</w:t>
       </w:r>
     </w:p>
     <w:p>

--- a/ai/docs/Persona_Intake_이준혁.docx
+++ b/ai/docs/Persona_Intake_이준혁.docx
@@ -3187,7 +3187,38 @@
           <w:color w:val="6E6E6E"/>
           <w:sz w:val="17"/>
         </w:rPr>
-        <w:t>가이드: 모르는 칸은 비우지 말고 "모름"이라고 적어주세요. 빈칸은 나중에 다시 여쭤봅니다.</w:t>
+        <w:t>가이드: 모르는 칸은 비워두지 말고 "모름"에 체크해주세요. 빈칸은 나중에 다시 여쭤봅니다.</w:t>
+      </w:r>
+    </w:p>
+    <w:p>
+      <w:pPr>
+        <w:keepNext/>
+        <w:keepLines/>
+        <w:spacing w:before="0" w:after="80" w:line="312" w:lineRule="auto"/>
+        <w:ind w:left="227"/>
+      </w:pPr>
+      <w:r>
+        <w:rPr>
+          <w:b w:val="0"/>
+          <w:color w:val="1A1A1A"/>
+          <w:sz w:val="20"/>
+        </w:rPr>
+        <w:t xml:space="preserve">연도: </w:t>
+      </w:r>
+      <w:r>
+        <w:rPr>
+          <w:color w:val="1A1A1A"/>
+          <w:sz w:val="20"/>
+        </w:rPr>
+        <w:t>2004</w:t>
+      </w:r>
+      <w:r>
+        <w:rPr>
+          <w:b w:val="0"/>
+          <w:color w:val="1A1A1A"/>
+          <w:sz w:val="20"/>
+        </w:rPr>
+        <w:t xml:space="preserve">  □ 모름      □ 음력  ■ 양력  □ 어느 쪽인지 모름</w:t>
       </w:r>
     </w:p>
     <w:p>
@@ -3203,29 +3234,7 @@
           <w:color w:val="1A1A1A"/>
           <w:sz w:val="20"/>
         </w:rPr>
-        <w:t xml:space="preserve">연도: </w:t>
-      </w:r>
-      <w:r>
-        <w:rPr>
-          <w:color w:val="1A1A1A"/>
-          <w:sz w:val="20"/>
-        </w:rPr>
-        <w:t>2004</w:t>
-      </w:r>
-      <w:r>
-        <w:rPr>
-          <w:b w:val="0"/>
-          <w:color w:val="1A1A1A"/>
-          <w:sz w:val="20"/>
-        </w:rPr>
-        <w:t xml:space="preserve">  □ 음력  ■ 양력  □ 모름   고향: </w:t>
-      </w:r>
-      <w:r>
-        <w:rPr>
-          <w:color w:val="1A1A1A"/>
-          <w:sz w:val="20"/>
-        </w:rPr>
-        <w:t>모름</w:t>
+        <w:t>고향: ____________________  ■ 모름</w:t>
       </w:r>
     </w:p>
     <w:p>
@@ -3469,7 +3478,7 @@
                 <w:color w:val="6E6E6E"/>
                 <w:sz w:val="15"/>
               </w:rPr>
-              <w:t>숫자 · 모르면 비움</w:t>
+              <w:t>숫자 · 모르면 "모름"</w:t>
             </w:r>
           </w:p>
         </w:tc>
@@ -3498,7 +3507,7 @@
                 <w:color w:val="6E6E6E"/>
                 <w:sz w:val="15"/>
               </w:rPr>
-              <w:t>숫자 · 모르면 비움</w:t>
+              <w:t>숫자 · 모르면 "모름"</w:t>
             </w:r>
           </w:p>
         </w:tc>
@@ -3990,19 +3999,18 @@
     </w:p>
     <w:p>
       <w:pPr>
-        <w:spacing w:before="0" w:after="120" w:line="276" w:lineRule="auto"/>
-        <w:ind w:left="227"/>
         <w:keepNext w:val="0"/>
         <w:keepLines/>
-        <w:pBdr>
-          <w:bottom w:val="single" w:sz="6" w:space="4" w:color="9A9A9A"/>
-        </w:pBdr>
-      </w:pPr>
-      <w:r>
-        <w:rPr>
+        <w:spacing w:before="0" w:after="80" w:line="312" w:lineRule="auto"/>
+        <w:ind w:left="227"/>
+      </w:pPr>
+      <w:r>
+        <w:rPr>
+          <w:b w:val="0"/>
+          <w:color w:val="1A1A1A"/>
           <w:sz w:val="20"/>
         </w:rPr>
-        <w:t xml:space="preserve"> </w:t>
+        <w:t>____________  □ 모름</w:t>
       </w:r>
     </w:p>
     <w:p>
@@ -4049,19 +4057,18 @@
     </w:p>
     <w:p>
       <w:pPr>
-        <w:spacing w:before="0" w:after="120" w:line="276" w:lineRule="auto"/>
-        <w:ind w:left="227"/>
         <w:keepNext w:val="0"/>
         <w:keepLines/>
-        <w:pBdr>
-          <w:bottom w:val="single" w:sz="6" w:space="4" w:color="9A9A9A"/>
-        </w:pBdr>
-      </w:pPr>
-      <w:r>
-        <w:rPr>
+        <w:spacing w:before="0" w:after="80" w:line="312" w:lineRule="auto"/>
+        <w:ind w:left="227"/>
+      </w:pPr>
+      <w:r>
+        <w:rPr>
+          <w:b w:val="0"/>
+          <w:color w:val="1A1A1A"/>
           <w:sz w:val="20"/>
         </w:rPr>
-        <w:t xml:space="preserve"> </w:t>
+        <w:t>____________  □ 모름</w:t>
       </w:r>
     </w:p>
     <w:p>

--- a/ai/docs/Persona_Intake_이준혁.docx
+++ b/ai/docs/Persona_Intake_이준혁.docx
@@ -3158,14 +3158,14 @@
           <w:color w:val="1A1A1A"/>
           <w:sz w:val="21"/>
         </w:rPr>
-        <w:t>태어난 해와 고향은요?</w:t>
+        <w:t>태어난 해는요?</w:t>
       </w:r>
       <w:r>
         <w:rPr>
           <w:color w:val="6E6E6E"/>
           <w:sz w:val="17"/>
         </w:rPr>
-        <w:t xml:space="preserve">   숫자 + 하나 선택 + 단답 20자</w:t>
+        <w:t xml:space="preserve">   숫자</w:t>
       </w:r>
       <w:r>
         <w:br/>
@@ -3176,49 +3176,7 @@
           <w:color w:val="6E6E6E"/>
           <w:sz w:val="17"/>
         </w:rPr>
-        <w:t>가이드: 고향은 시·군 단위로. 정확한 날짜는 선택이에요.</w:t>
-      </w:r>
-      <w:r>
-        <w:br/>
-      </w:r>
-      <w:r>
-        <w:rPr>
-          <w:b w:val="0"/>
-          <w:color w:val="6E6E6E"/>
-          <w:sz w:val="17"/>
-        </w:rPr>
-        <w:t>가이드: 모르는 칸은 비워두지 말고 "모름"에 체크해주세요. 빈칸은 나중에 다시 여쭤봅니다.</w:t>
-      </w:r>
-    </w:p>
-    <w:p>
-      <w:pPr>
-        <w:keepNext/>
-        <w:keepLines/>
-        <w:spacing w:before="0" w:after="80" w:line="312" w:lineRule="auto"/>
-        <w:ind w:left="227"/>
-      </w:pPr>
-      <w:r>
-        <w:rPr>
-          <w:b w:val="0"/>
-          <w:color w:val="1A1A1A"/>
-          <w:sz w:val="20"/>
-        </w:rPr>
-        <w:t xml:space="preserve">연도: </w:t>
-      </w:r>
-      <w:r>
-        <w:rPr>
-          <w:color w:val="1A1A1A"/>
-          <w:sz w:val="20"/>
-        </w:rPr>
-        <w:t>2004</w:t>
-      </w:r>
-      <w:r>
-        <w:rPr>
-          <w:b w:val="0"/>
-          <w:color w:val="1A1A1A"/>
-          <w:sz w:val="20"/>
-        </w:rPr>
-        <w:t xml:space="preserve">  □ 모름      □ 음력  ■ 양력  □ 어느 쪽인지 모름</w:t>
+        <w:t>가이드: 모르면 비워두지 말고 "모름"에 체크해주세요. 빈칸은 나중에 다시 여쭤봅니다.</w:t>
       </w:r>
     </w:p>
     <w:p>
@@ -3230,11 +3188,18 @@
       </w:pPr>
       <w:r>
         <w:rPr>
+          <w:color w:val="1A1A1A"/>
+          <w:sz w:val="20"/>
+        </w:rPr>
+        <w:t>2004</w:t>
+      </w:r>
+      <w:r>
+        <w:rPr>
           <w:b w:val="0"/>
           <w:color w:val="1A1A1A"/>
           <w:sz w:val="20"/>
         </w:rPr>
-        <w:t>고향: ____________________  ■ 모름</w:t>
+        <w:t xml:space="preserve">  □ 모름</w:t>
       </w:r>
     </w:p>
     <w:p>
@@ -3251,6 +3216,64 @@
           <w:sz w:val="21"/>
         </w:rPr>
         <w:t xml:space="preserve">M1-02  </w:t>
+      </w:r>
+      <w:r>
+        <w:rPr>
+          <w:b/>
+          <w:color w:val="1A1A1A"/>
+          <w:sz w:val="21"/>
+        </w:rPr>
+        <w:t>고향은 어디인가요?</w:t>
+      </w:r>
+      <w:r>
+        <w:rPr>
+          <w:color w:val="6E6E6E"/>
+          <w:sz w:val="17"/>
+        </w:rPr>
+        <w:t xml:space="preserve">   단답 20자</w:t>
+      </w:r>
+      <w:r>
+        <w:br/>
+      </w:r>
+      <w:r>
+        <w:rPr>
+          <w:b w:val="0"/>
+          <w:color w:val="6E6E6E"/>
+          <w:sz w:val="17"/>
+        </w:rPr>
+        <w:t>가이드: 시·군 단위로 적어주세요.</w:t>
+      </w:r>
+    </w:p>
+    <w:p>
+      <w:pPr>
+        <w:keepNext w:val="0"/>
+        <w:keepLines/>
+        <w:spacing w:before="0" w:after="80" w:line="312" w:lineRule="auto"/>
+        <w:ind w:left="227"/>
+      </w:pPr>
+      <w:r>
+        <w:rPr>
+          <w:b w:val="0"/>
+          <w:color w:val="1A1A1A"/>
+          <w:sz w:val="20"/>
+        </w:rPr>
+        <w:t>____________________  ■ 모름</w:t>
+      </w:r>
+    </w:p>
+    <w:p>
+      <w:pPr>
+        <w:spacing w:before="300" w:after="100" w:line="300" w:lineRule="auto"/>
+        <w:ind w:left="113" w:right="113"/>
+        <w:keepNext/>
+        <w:keepLines/>
+        <w:shd w:val="clear" w:fill="F1F5F9"/>
+      </w:pPr>
+      <w:r>
+        <w:rPr>
+          <w:b/>
+          <w:sz w:val="21"/>
+        </w:rPr>
+        <w:t xml:space="preserve">M1-03  </w:t>
       </w:r>
       <w:r>
         <w:rPr>
@@ -3309,7 +3332,7 @@
           <w:b/>
           <w:sz w:val="21"/>
         </w:rPr>
-        <w:t xml:space="preserve">M1-03  </w:t>
+        <w:t xml:space="preserve">M1-04  </w:t>
       </w:r>
       <w:r>
         <w:rPr>
@@ -3368,7 +3391,7 @@
           <w:b/>
           <w:sz w:val="21"/>
         </w:rPr>
-        <w:t xml:space="preserve">M1-04  </w:t>
+        <w:t xml:space="preserve">M1-05  </w:t>
       </w:r>
       <w:r>
         <w:rPr>
@@ -3612,7 +3635,7 @@
           <w:b/>
           <w:sz w:val="21"/>
         </w:rPr>
-        <w:t xml:space="preserve">M1-05  </w:t>
+        <w:t xml:space="preserve">M1-06  </w:t>
       </w:r>
       <w:r>
         <w:rPr>
@@ -3659,7 +3682,7 @@
           <w:b/>
           <w:sz w:val="21"/>
         </w:rPr>
-        <w:t xml:space="preserve">M1-06  </w:t>
+        <w:t xml:space="preserve">M1-07  </w:t>
       </w:r>
       <w:r>
         <w:rPr>
@@ -3719,7 +3742,7 @@
           <w:b/>
           <w:sz w:val="21"/>
         </w:rPr>
-        <w:t xml:space="preserve">M1-07  </w:t>
+        <w:t xml:space="preserve">M1-08  </w:t>
       </w:r>
       <w:r>
         <w:rPr>
@@ -3815,7 +3838,7 @@
           <w:b/>
           <w:sz w:val="21"/>
         </w:rPr>
-        <w:t xml:space="preserve">M1-08  </w:t>
+        <w:t xml:space="preserve">M1-09  </w:t>
       </w:r>
       <w:r>
         <w:rPr>

--- a/ai/docs/Persona_Intake_이준혁.docx
+++ b/ai/docs/Persona_Intake_이준혁.docx
@@ -3167,17 +3167,6 @@
         </w:rPr>
         <w:t xml:space="preserve">   숫자</w:t>
       </w:r>
-      <w:r>
-        <w:br/>
-      </w:r>
-      <w:r>
-        <w:rPr>
-          <w:b w:val="0"/>
-          <w:color w:val="6E6E6E"/>
-          <w:sz w:val="17"/>
-        </w:rPr>
-        <w:t>가이드: 모르면 비워두지 말고 "모름"에 체크해주세요. 빈칸은 나중에 다시 여쭤봅니다.</w:t>
-      </w:r>
     </w:p>
     <w:p>
       <w:pPr>
@@ -3231,17 +3220,6 @@
           <w:sz w:val="17"/>
         </w:rPr>
         <w:t xml:space="preserve">   단답 20자</w:t>
-      </w:r>
-      <w:r>
-        <w:br/>
-      </w:r>
-      <w:r>
-        <w:rPr>
-          <w:b w:val="0"/>
-          <w:color w:val="6E6E6E"/>
-          <w:sz w:val="17"/>
-        </w:rPr>
-        <w:t>가이드: 시·군 단위로 적어주세요.</w:t>
       </w:r>
     </w:p>
     <w:p>

--- a/ai/docs/Persona_Intake_이준혁.docx
+++ b/ai/docs/Persona_Intake_이준혁.docx
@@ -91,6 +91,7 @@
       </w:pPr>
       <w:r>
         <w:rPr>
+          <w:b w:val="0"/>
           <w:color w:val="1A1A1A"/>
           <w:sz w:val="20"/>
         </w:rPr>
@@ -674,6 +675,7 @@
       </w:pPr>
       <w:r>
         <w:rPr>
+          <w:b w:val="0"/>
           <w:color w:val="B4B4B4"/>
           <w:sz w:val="20"/>
         </w:rPr>
@@ -735,6 +737,7 @@
       </w:pPr>
       <w:r>
         <w:rPr>
+          <w:b w:val="0"/>
           <w:color w:val="B4B4B4"/>
           <w:sz w:val="20"/>
         </w:rPr>
@@ -1461,6 +1464,7 @@
       </w:pPr>
       <w:r>
         <w:rPr>
+          <w:b w:val="0"/>
           <w:color w:val="1A1A1A"/>
           <w:sz w:val="20"/>
         </w:rPr>
@@ -1521,6 +1525,7 @@
       </w:pPr>
       <w:r>
         <w:rPr>
+          <w:b w:val="0"/>
           <w:color w:val="1A1A1A"/>
           <w:sz w:val="20"/>
         </w:rPr>
@@ -1724,6 +1729,7 @@
       </w:pPr>
       <w:r>
         <w:rPr>
+          <w:b w:val="0"/>
           <w:color w:val="1A1A1A"/>
           <w:sz w:val="20"/>
         </w:rPr>
@@ -3179,6 +3185,7 @@
         <w:rPr>
           <w:color w:val="1A1A1A"/>
           <w:sz w:val="20"/>
+          <w:u w:val="single"/>
         </w:rPr>
         <w:t>2004</w:t>
       </w:r>
@@ -3701,6 +3708,7 @@
       </w:pPr>
       <w:r>
         <w:rPr>
+          <w:b w:val="0"/>
           <w:color w:val="1A1A1A"/>
           <w:sz w:val="20"/>
         </w:rPr>
@@ -5608,6 +5616,7 @@
         <w:rPr>
           <w:color w:val="1A1A1A"/>
           <w:sz w:val="20"/>
+          <w:u w:val="single"/>
         </w:rPr>
         <w:t>덕후 기질(좋아하면 깊게 팜)</w:t>
       </w:r>
@@ -5648,6 +5657,7 @@
       </w:pPr>
       <w:r>
         <w:rPr>
+          <w:b w:val="0"/>
           <w:color w:val="1A1A1A"/>
           <w:sz w:val="20"/>
         </w:rPr>
@@ -5726,6 +5736,7 @@
         <w:rPr>
           <w:color w:val="1A1A1A"/>
           <w:sz w:val="20"/>
+          <w:u w:val="single"/>
         </w:rPr>
         <w:t>많은 사람에게 가치를 만드는 일</w:t>
       </w:r>
@@ -5741,6 +5752,7 @@
         <w:rPr>
           <w:color w:val="1A1A1A"/>
           <w:sz w:val="20"/>
+          <w:u w:val="single"/>
         </w:rPr>
         <w:t>가족</w:t>
       </w:r>
@@ -6252,6 +6264,7 @@
       </w:pPr>
       <w:r>
         <w:rPr>
+          <w:b w:val="0"/>
           <w:color w:val="1A1A1A"/>
           <w:sz w:val="20"/>
         </w:rPr>
@@ -6451,6 +6464,7 @@
       </w:pPr>
       <w:r>
         <w:rPr>
+          <w:b w:val="0"/>
           <w:color w:val="1A1A1A"/>
           <w:sz w:val="20"/>
         </w:rPr>
@@ -6476,6 +6490,7 @@
         <w:rPr>
           <w:color w:val="1A1A1A"/>
           <w:sz w:val="20"/>
+          <w:u w:val="single"/>
         </w:rPr>
         <w:t>2020~2022</w:t>
       </w:r>
@@ -6491,6 +6506,7 @@
         <w:rPr>
           <w:color w:val="1A1A1A"/>
           <w:sz w:val="20"/>
+          <w:u w:val="single"/>
         </w:rPr>
         <w:t>자부심</w:t>
       </w:r>
@@ -6744,6 +6760,7 @@
       </w:pPr>
       <w:r>
         <w:rPr>
+          <w:b w:val="0"/>
           <w:color w:val="1A1A1A"/>
           <w:sz w:val="20"/>
         </w:rPr>
@@ -6769,6 +6786,7 @@
         <w:rPr>
           <w:color w:val="1A1A1A"/>
           <w:sz w:val="20"/>
+          <w:u w:val="single"/>
         </w:rPr>
         <w:t>2026</w:t>
       </w:r>
@@ -6784,6 +6802,7 @@
         <w:rPr>
           <w:color w:val="1A1A1A"/>
           <w:sz w:val="20"/>
+          <w:u w:val="single"/>
         </w:rPr>
         <w:t>—</w:t>
       </w:r>
@@ -6866,6 +6885,7 @@
       </w:pPr>
       <w:r>
         <w:rPr>
+          <w:b w:val="0"/>
           <w:color w:val="1A1A1A"/>
           <w:sz w:val="20"/>
         </w:rPr>
@@ -6891,6 +6911,7 @@
         <w:rPr>
           <w:color w:val="1A1A1A"/>
           <w:sz w:val="20"/>
+          <w:u w:val="single"/>
         </w:rPr>
         <w:t>2026</w:t>
       </w:r>
@@ -6906,6 +6927,7 @@
         <w:rPr>
           <w:color w:val="1A1A1A"/>
           <w:sz w:val="20"/>
+          <w:u w:val="single"/>
         </w:rPr>
         <w:t>기쁨</w:t>
       </w:r>
@@ -7056,6 +7078,7 @@
       </w:pPr>
       <w:r>
         <w:rPr>
+          <w:b w:val="0"/>
           <w:color w:val="1A1A1A"/>
           <w:sz w:val="20"/>
         </w:rPr>
@@ -7132,6 +7155,7 @@
       </w:pPr>
       <w:r>
         <w:rPr>
+          <w:b w:val="0"/>
           <w:color w:val="1A1A1A"/>
           <w:sz w:val="20"/>
         </w:rPr>
@@ -7213,6 +7237,7 @@
       </w:pPr>
       <w:r>
         <w:rPr>
+          <w:b w:val="0"/>
           <w:color w:val="1A1A1A"/>
           <w:sz w:val="20"/>
         </w:rPr>
@@ -9011,6 +9036,7 @@
         <w:rPr>
           <w:color w:val="1A1A1A"/>
           <w:sz w:val="20"/>
+          <w:u w:val="single"/>
         </w:rPr>
         <w:t>저도 불안했던 순간이 있었는데, 그때는 더 움직이는 걸로 이겨냈던 것 같아요</w:t>
       </w:r>
@@ -9082,6 +9108,7 @@
         <w:rPr>
           <w:color w:val="1A1A1A"/>
           <w:sz w:val="20"/>
+          <w:u w:val="single"/>
         </w:rPr>
         <w:t>정말요? 너무 잘됐네요</w:t>
       </w:r>
@@ -9164,6 +9191,7 @@
         <w:rPr>
           <w:color w:val="1A1A1A"/>
           <w:sz w:val="20"/>
+          <w:u w:val="single"/>
         </w:rPr>
         <w:t>푹 쉬시고, 필요하면 병원 꼭 가보세요</w:t>
       </w:r>
@@ -9441,6 +9469,7 @@
         <w:rPr>
           <w:color w:val="1A1A1A"/>
           <w:sz w:val="20"/>
+          <w:u w:val="single"/>
         </w:rPr>
         <w:t>그건 제 자료에 없는 내용이네요. 제 연락처로 문의 주시면 실제 대표인 제가 직접 답변드리겠습니다</w:t>
       </w:r>
@@ -9523,6 +9552,7 @@
         <w:rPr>
           <w:color w:val="1A1A1A"/>
           <w:sz w:val="20"/>
+          <w:u w:val="single"/>
         </w:rPr>
         <w:t>그 부분은 공개 범위 밖이라 여기서는 말씀드리기 어려워요. 연락처로 문의 주세요</w:t>
       </w:r>
@@ -9594,6 +9624,7 @@
         <w:rPr>
           <w:color w:val="1A1A1A"/>
           <w:sz w:val="20"/>
+          <w:u w:val="single"/>
         </w:rPr>
         <w:t>저희 가족 중에도 그때 곁에 못 계셨던 분이 있어요. 그래서 더 하고 싶은 말이 많으셨던 것 같아요. 그 마음을 전할 수 있게 돕는 게 저희가 하려는 일이에요</w:t>
       </w:r>

--- a/ai/docs/Persona_Intake_이준혁.docx
+++ b/ai/docs/Persona_Intake_이준혁.docx
@@ -3764,6 +3764,53 @@
     </w:p>
     <w:p>
       <w:pPr>
+        <w:keepNext w:val="0"/>
+        <w:keepLines/>
+        <w:spacing w:before="0" w:after="80" w:line="312" w:lineRule="auto"/>
+        <w:ind w:left="227"/>
+      </w:pPr>
+      <w:r>
+        <w:rPr>
+          <w:b w:val="0"/>
+          <w:color w:val="1A1A1A"/>
+          <w:sz w:val="20"/>
+        </w:rPr>
+        <w:t>□ 집안의 어른·결정권자  □ 막내·귀염둥이  □ 직접 입력 → ____________________</w:t>
+      </w:r>
+    </w:p>
+    <w:p>
+      <w:pPr>
+        <w:spacing w:before="300" w:after="100" w:line="300" w:lineRule="auto"/>
+        <w:ind w:left="113" w:right="113"/>
+        <w:keepNext/>
+        <w:keepLines/>
+        <w:shd w:val="clear" w:fill="F1F5F9"/>
+      </w:pPr>
+      <w:r>
+        <w:rPr>
+          <w:b/>
+          <w:sz w:val="21"/>
+        </w:rPr>
+        <w:t xml:space="preserve">M1-09  </w:t>
+      </w:r>
+      <w:r>
+        <w:rPr>
+          <w:b/>
+          <w:color w:val="1A1A1A"/>
+          <w:sz w:val="21"/>
+        </w:rPr>
+        <w:t>종교나 신앙이 있으셨나요?</w:t>
+      </w:r>
+      <w:r>
+        <w:rPr>
+          <w:color w:val="6E6E6E"/>
+          <w:sz w:val="17"/>
+        </w:rPr>
+        <w:t xml:space="preserve">   하나 선택 + 서술</w:t>
+      </w:r>
+    </w:p>
+    <w:p>
+      <w:pPr>
         <w:keepNext/>
         <w:keepLines/>
         <w:spacing w:before="0" w:after="80" w:line="312" w:lineRule="auto"/>
@@ -3775,7 +3822,7 @@
           <w:color w:val="1A1A1A"/>
           <w:sz w:val="20"/>
         </w:rPr>
-        <w:t>□ 집안의 어른·결정권자  □ 막내·귀염둥이  □ 직접 입력 → ____________________</w:t>
+        <w:t>■ 없음  □ 기독교  □ 천주교  □ 불교  □ 기타 → ____________________  □ 모름</w:t>
       </w:r>
     </w:p>
     <w:p>
@@ -3791,7 +3838,7 @@
           <w:color w:val="1A1A1A"/>
           <w:sz w:val="20"/>
         </w:rPr>
-        <w:t>서술 (선택, 1~2문장):</w:t>
+        <w:t>기도하거나 마음을 의지하던 습관, 바뀐 계기가 있으면 적어주세요. (선택, 1~2문장)</w:t>
       </w:r>
     </w:p>
     <w:p>
@@ -3806,83 +3853,11 @@
       </w:pPr>
       <w:r>
         <w:rPr>
-          <w:sz w:val="20"/>
-        </w:rPr>
-        <w:t xml:space="preserve"> </w:t>
-      </w:r>
-    </w:p>
-    <w:p>
-      <w:pPr>
-        <w:spacing w:before="300" w:after="100" w:line="300" w:lineRule="auto"/>
-        <w:ind w:left="113" w:right="113"/>
-        <w:keepNext/>
-        <w:keepLines/>
-        <w:shd w:val="clear" w:fill="F1F5F9"/>
-      </w:pPr>
-      <w:r>
-        <w:rPr>
-          <w:b/>
-          <w:sz w:val="21"/>
-        </w:rPr>
-        <w:t xml:space="preserve">M1-09  </w:t>
-      </w:r>
-      <w:r>
-        <w:rPr>
-          <w:b/>
-          <w:color w:val="1A1A1A"/>
-          <w:sz w:val="21"/>
-        </w:rPr>
-        <w:t>종교나 신앙이 있으셨나요?</w:t>
-      </w:r>
-      <w:r>
-        <w:rPr>
-          <w:color w:val="6E6E6E"/>
-          <w:sz w:val="17"/>
-        </w:rPr>
-        <w:t xml:space="preserve">   하나 선택 + 서술</w:t>
-      </w:r>
-      <w:r>
-        <w:br/>
-      </w:r>
-      <w:r>
-        <w:rPr>
-          <w:b w:val="0"/>
-          <w:color w:val="6E6E6E"/>
-          <w:sz w:val="17"/>
-        </w:rPr>
-        <w:t>가이드: 죽음에 대한 생각은 여기 쓰지 않아요.</w:t>
-      </w:r>
-    </w:p>
-    <w:p>
-      <w:pPr>
-        <w:keepNext/>
-        <w:keepLines/>
-        <w:spacing w:before="0" w:after="80" w:line="312" w:lineRule="auto"/>
-        <w:ind w:left="227"/>
-      </w:pPr>
-      <w:r>
-        <w:rPr>
           <w:b w:val="0"/>
           <w:color w:val="1A1A1A"/>
           <w:sz w:val="20"/>
         </w:rPr>
-        <w:t>■ 없음  □ 기독교  □ 천주교  □ 불교  □ 기타 → ____________________  □ 모름</w:t>
-      </w:r>
-    </w:p>
-    <w:p>
-      <w:pPr>
-        <w:keepNext w:val="0"/>
-        <w:keepLines/>
-        <w:spacing w:before="0" w:after="80" w:line="312" w:lineRule="auto"/>
-        <w:ind w:left="227"/>
-      </w:pPr>
-      <w:r>
-        <w:rPr>
-          <w:b w:val="0"/>
-          <w:color w:val="1A1A1A"/>
-          <w:sz w:val="20"/>
-        </w:rPr>
-        <w:t>서술 (선택, 1~2문장): 기도하거나 마음을 의지하던 습관, 바뀐 계기</w:t>
+        <w:t>무교예요. 나중에 교회에 다녀볼 생각은 있습니다. (본인 확정 2026-08-30)</w:t>
       </w:r>
     </w:p>
     <w:p>
@@ -5642,7 +5617,7 @@
           <w:color w:val="1A1A1A"/>
           <w:sz w:val="20"/>
         </w:rPr>
-        <w:t>일화 (선택, 1~3문장): 골라준 말 중 하나에 대해</w:t>
+        <w:t>골라준 말 중 하나에 얽힌 일화가 있으면 적어주세요. (선택, 1~3문장)</w:t>
       </w:r>
     </w:p>
     <w:p>

--- a/ai/docs/Persona_Intake_이준혁.docx
+++ b/ai/docs/Persona_Intake_이준혁.docx
@@ -3857,7 +3857,7 @@
           <w:color w:val="1A1A1A"/>
           <w:sz w:val="20"/>
         </w:rPr>
-        <w:t>무교예요. 나중에 교회에 다녀볼 생각은 있습니다. (본인 확정 2026-08-30)</w:t>
+        <w:t>나중에 교회에 다녀볼 생각은 있습니다.</w:t>
       </w:r>
     </w:p>
     <w:p>

--- a/ai/docs/Persona_Intake_이준혁.docx
+++ b/ai/docs/Persona_Intake_이준혁.docx
@@ -3806,12 +3806,12 @@
           <w:color w:val="6E6E6E"/>
           <w:sz w:val="17"/>
         </w:rPr>
-        <w:t xml:space="preserve">   하나 선택 + 서술</w:t>
+        <w:t xml:space="preserve">   하나 선택</w:t>
       </w:r>
     </w:p>
     <w:p>
       <w:pPr>
-        <w:keepNext/>
+        <w:keepNext w:val="0"/>
         <w:keepLines/>
         <w:spacing w:before="0" w:after="80" w:line="312" w:lineRule="auto"/>
         <w:ind w:left="227"/>
@@ -3827,18 +3827,33 @@
     </w:p>
     <w:p>
       <w:pPr>
+        <w:spacing w:before="300" w:after="100" w:line="300" w:lineRule="auto"/>
+        <w:ind w:left="113" w:right="113"/>
         <w:keepNext/>
         <w:keepLines/>
-        <w:spacing w:before="0" w:after="80" w:line="312" w:lineRule="auto"/>
-        <w:ind w:left="227"/>
-      </w:pPr>
-      <w:r>
-        <w:rPr>
-          <w:b w:val="0"/>
+        <w:shd w:val="clear" w:fill="F1F5F9"/>
+      </w:pPr>
+      <w:r>
+        <w:rPr>
+          <w:b/>
+          <w:sz w:val="21"/>
+        </w:rPr>
+        <w:t xml:space="preserve">M1-10  </w:t>
+      </w:r>
+      <w:r>
+        <w:rPr>
+          <w:b/>
           <w:color w:val="1A1A1A"/>
-          <w:sz w:val="20"/>
-        </w:rPr>
-        <w:t>기도하거나 마음을 의지하던 습관, 바뀐 계기가 있으면 적어주세요. (선택, 1~2문장)</w:t>
+          <w:sz w:val="21"/>
+        </w:rPr>
+        <w:t>기도하거나 마음을 의지하던 습관이 있으셨나요? 종교가 바뀐 계기가 있다면 함께 들려주세요.</w:t>
+      </w:r>
+      <w:r>
+        <w:rPr>
+          <w:color w:val="6E6E6E"/>
+          <w:sz w:val="17"/>
+        </w:rPr>
+        <w:t xml:space="preserve">   서술 1~2문장 · 선택</w:t>
       </w:r>
     </w:p>
     <w:p>

--- a/ai/docs/Persona_Intake_이준혁.docx
+++ b/ai/docs/Persona_Intake_이준혁.docx
@@ -3888,23 +3888,23 @@
           <w:color w:val="1F4E79"/>
           <w:sz w:val="24"/>
         </w:rPr>
-        <w:t>M2. 가족·관계 지도 (인물 1명 = 카드 1장, 0~10장)</w:t>
+        <w:t>M2. 가족·관계 지도</w:t>
       </w:r>
     </w:p>
     <w:p>
       <w:pPr>
         <w:keepNext w:val="0"/>
         <w:keepLines/>
-        <w:spacing w:before="0" w:after="80" w:line="312" w:lineRule="auto"/>
-        <w:ind w:left="0"/>
+        <w:spacing w:before="0" w:after="60" w:line="312" w:lineRule="auto"/>
+        <w:ind w:left="340"/>
       </w:pPr>
       <w:r>
         <w:rPr>
           <w:b w:val="0"/>
           <w:color w:val="6E6E6E"/>
-          <w:sz w:val="18"/>
-        </w:rPr>
-        <w:t>가족을 아예 적지 않아도 괜찮아요. 그러면 페르소나는 가족 신상을 말하지 않습니다.</w:t>
+          <w:sz w:val="17"/>
+        </w:rPr>
+        <w:t>가이드: 가족을 아예 적지 않아도 괜찮아요. 그러면 페르소나는 가족 신상을 말하지 않습니다.</w:t>
       </w:r>
     </w:p>
     <w:p>
@@ -3928,61 +3928,14 @@
           <w:color w:val="1A1A1A"/>
           <w:sz w:val="21"/>
         </w:rPr>
-        <w:t>이 사람은 누구인가요?</w:t>
+        <w:t>페르소나가 알아야 할 가족을 적어주세요.</w:t>
       </w:r>
       <w:r>
         <w:rPr>
           <w:color w:val="6E6E6E"/>
           <w:sz w:val="17"/>
         </w:rPr>
-        <w:t xml:space="preserve">   단답 15자 + 하나 선택</w:t>
-      </w:r>
-    </w:p>
-    <w:p>
-      <w:pPr>
-        <w:keepNext w:val="0"/>
-        <w:keepLines/>
-        <w:spacing w:before="0" w:after="80" w:line="312" w:lineRule="auto"/>
-        <w:ind w:left="227"/>
-      </w:pPr>
-      <w:r>
-        <w:rPr>
-          <w:b w:val="0"/>
-          <w:color w:val="1A1A1A"/>
-          <w:sz w:val="20"/>
-        </w:rPr>
-        <w:t>이름(또는 가족 내 호칭): ____________  관계: 이 사람은 그분의 ____________</w:t>
-      </w:r>
-    </w:p>
-    <w:p>
-      <w:pPr>
-        <w:spacing w:before="300" w:after="100" w:line="300" w:lineRule="auto"/>
-        <w:ind w:left="113" w:right="113"/>
-        <w:keepNext/>
-        <w:keepLines/>
-        <w:shd w:val="clear" w:fill="F1F5F9"/>
-      </w:pPr>
-      <w:r>
-        <w:rPr>
-          <w:b/>
-          <w:sz w:val="21"/>
-        </w:rPr>
-        <w:t xml:space="preserve">M2-02  </w:t>
-      </w:r>
-      <w:r>
-        <w:rPr>
-          <w:b/>
-          <w:color w:val="1A1A1A"/>
-          <w:sz w:val="21"/>
-        </w:rPr>
-        <w:t>그분이 이 사람을 부르는 호칭</w:t>
-      </w:r>
-      <w:r>
-        <w:rPr>
-          <w:color w:val="6E6E6E"/>
-          <w:sz w:val="17"/>
-        </w:rPr>
-        <w:t xml:space="preserve">   단답 15자</w:t>
+        <w:t xml:space="preserve">   표 0~10행</w:t>
       </w:r>
       <w:r>
         <w:br/>
@@ -3993,123 +3946,18 @@
           <w:color w:val="B03A2B"/>
           <w:sz w:val="17"/>
         </w:rPr>
-        <w:t>예: "종서야" / "여보" / "우리 딸"</w:t>
-      </w:r>
-    </w:p>
-    <w:p>
-      <w:pPr>
-        <w:keepNext w:val="0"/>
-        <w:keepLines/>
-        <w:spacing w:before="0" w:after="80" w:line="312" w:lineRule="auto"/>
-        <w:ind w:left="227"/>
-      </w:pPr>
+        <w:t>예: 이종서 / 아들 / "종서야" / "엄마" / 더 걱정하고 잔소리함 / 예</w:t>
+      </w:r>
+      <w:r>
+        <w:br/>
+      </w:r>
       <w:r>
         <w:rPr>
           <w:b w:val="0"/>
-          <w:color w:val="1A1A1A"/>
-          <w:sz w:val="20"/>
-        </w:rPr>
-        <w:t>____________  □ 모름</w:t>
-      </w:r>
-    </w:p>
-    <w:p>
-      <w:pPr>
-        <w:spacing w:before="300" w:after="100" w:line="300" w:lineRule="auto"/>
-        <w:ind w:left="113" w:right="113"/>
-        <w:keepNext/>
-        <w:keepLines/>
-        <w:shd w:val="clear" w:fill="F1F5F9"/>
-      </w:pPr>
-      <w:r>
-        <w:rPr>
-          <w:b/>
-          <w:sz w:val="21"/>
-        </w:rPr>
-        <w:t xml:space="preserve">M2-03  </w:t>
-      </w:r>
-      <w:r>
-        <w:rPr>
-          <w:b/>
-          <w:color w:val="1A1A1A"/>
-          <w:sz w:val="21"/>
-        </w:rPr>
-        <w:t>이 사람이 그분을 부르는 호칭</w:t>
-      </w:r>
-      <w:r>
-        <w:rPr>
           <w:color w:val="6E6E6E"/>
           <w:sz w:val="17"/>
         </w:rPr>
-        <w:t xml:space="preserve">   단답 15자</w:t>
-      </w:r>
-      <w:r>
-        <w:br/>
-      </w:r>
-      <w:r>
-        <w:rPr>
-          <w:b w:val="0"/>
-          <w:color w:val="B03A2B"/>
-          <w:sz w:val="17"/>
-        </w:rPr>
-        <w:t>예: "엄마" / "할머니"</w:t>
-      </w:r>
-    </w:p>
-    <w:p>
-      <w:pPr>
-        <w:keepNext w:val="0"/>
-        <w:keepLines/>
-        <w:spacing w:before="0" w:after="80" w:line="312" w:lineRule="auto"/>
-        <w:ind w:left="227"/>
-      </w:pPr>
-      <w:r>
-        <w:rPr>
-          <w:b w:val="0"/>
-          <w:color w:val="1A1A1A"/>
-          <w:sz w:val="20"/>
-        </w:rPr>
-        <w:t>____________  □ 모름</w:t>
-      </w:r>
-    </w:p>
-    <w:p>
-      <w:pPr>
-        <w:spacing w:before="300" w:after="100" w:line="300" w:lineRule="auto"/>
-        <w:ind w:left="113" w:right="113"/>
-        <w:keepNext/>
-        <w:keepLines/>
-        <w:shd w:val="clear" w:fill="F1F5F9"/>
-      </w:pPr>
-      <w:r>
-        <w:rPr>
-          <w:b/>
-          <w:sz w:val="21"/>
-        </w:rPr>
-        <w:t xml:space="preserve">M2-04  </w:t>
-      </w:r>
-      <w:r>
-        <w:rPr>
-          <w:b/>
-          <w:color w:val="1A1A1A"/>
-          <w:sz w:val="21"/>
-        </w:rPr>
-        <w:t>이 사람에게 자주 하시던 말</w:t>
-      </w:r>
-      <w:r>
-        <w:rPr>
-          <w:color w:val="6E6E6E"/>
-          <w:sz w:val="17"/>
-        </w:rPr>
-        <w:t xml:space="preserve">   표 0~5행</w:t>
-      </w:r>
-      <w:r>
-        <w:br/>
-      </w:r>
-      <w:r>
-        <w:rPr>
-          <w:b w:val="0"/>
-          <w:color w:val="B03A2B"/>
-          <w:sz w:val="17"/>
-        </w:rPr>
-        <w:t>예: 아빠에게 "담배 끊어라"</w:t>
+        <w:t>가이드: 대화하지 않는 분도 적어주세요. 페르소나가 이야기 속에서 언급할 수 있어요.</w:t>
       </w:r>
     </w:p>
     <w:tbl>
@@ -4119,9 +3967,12 @@
         <w:tblLook w:firstColumn="1" w:firstRow="1" w:lastColumn="0" w:lastRow="0" w:noHBand="0" w:noVBand="1" w:val="04A0"/>
       </w:tblPr>
       <w:tblGrid>
-        <w:gridCol w:w="3249"/>
-        <w:gridCol w:w="3249"/>
-        <w:gridCol w:w="3249"/>
+        <w:gridCol w:w="1624"/>
+        <w:gridCol w:w="1624"/>
+        <w:gridCol w:w="1624"/>
+        <w:gridCol w:w="1624"/>
+        <w:gridCol w:w="1624"/>
+        <w:gridCol w:w="1624"/>
       </w:tblGrid>
       <w:tr>
         <w:trPr>
@@ -4129,7 +3980,7 @@
         </w:trPr>
         <w:tc>
           <w:tcPr>
-            <w:tcW w:type="dxa" w:w="3249"/>
+            <w:tcW w:type="dxa" w:w="1624"/>
           </w:tcPr>
           <w:p>
             <w:pPr>
@@ -4142,7 +3993,7 @@
                 <w:color w:val="1A1A1A"/>
                 <w:sz w:val="17"/>
               </w:rPr>
-              <w:t>표현</w:t>
+              <w:t>이름</w:t>
             </w:r>
             <w:r>
               <w:br/>
@@ -4152,13 +4003,13 @@
                 <w:color w:val="6E6E6E"/>
                 <w:sz w:val="15"/>
               </w:rPr>
-              <w:t>실제 표현 그대로</w:t>
+              <w:t>단답 15자</w:t>
             </w:r>
           </w:p>
         </w:tc>
         <w:tc>
           <w:tcPr>
-            <w:tcW w:type="dxa" w:w="3249"/>
+            <w:tcW w:type="dxa" w:w="1624"/>
           </w:tcPr>
           <w:p>
             <w:pPr>
@@ -4171,7 +4022,94 @@
                 <w:color w:val="1A1A1A"/>
                 <w:sz w:val="17"/>
               </w:rPr>
-              <w:t>언제 쓰는 말인가요</w:t>
+              <w:t>그분과의 관계</w:t>
+            </w:r>
+            <w:r>
+              <w:br/>
+            </w:r>
+            <w:r>
+              <w:rPr>
+                <w:color w:val="6E6E6E"/>
+                <w:sz w:val="15"/>
+              </w:rPr>
+              <w:t>이 사람은 그분의 ○○</w:t>
+            </w:r>
+          </w:p>
+        </w:tc>
+        <w:tc>
+          <w:tcPr>
+            <w:tcW w:type="dxa" w:w="1624"/>
+          </w:tcPr>
+          <w:p>
+            <w:pPr>
+              <w:spacing w:after="60"/>
+              <w:shd w:val="clear" w:fill="EFEFEF"/>
+            </w:pPr>
+            <w:r>
+              <w:rPr>
+                <w:b/>
+                <w:color w:val="1A1A1A"/>
+                <w:sz w:val="17"/>
+              </w:rPr>
+              <w:t>그분이 이 사람을 부르는 호칭</w:t>
+            </w:r>
+            <w:r>
+              <w:br/>
+            </w:r>
+            <w:r>
+              <w:rPr>
+                <w:color w:val="6E6E6E"/>
+                <w:sz w:val="15"/>
+              </w:rPr>
+              <w:t>단답 15자 · 모르면 "모름"</w:t>
+            </w:r>
+          </w:p>
+        </w:tc>
+        <w:tc>
+          <w:tcPr>
+            <w:tcW w:type="dxa" w:w="1624"/>
+          </w:tcPr>
+          <w:p>
+            <w:pPr>
+              <w:spacing w:after="60"/>
+              <w:shd w:val="clear" w:fill="EFEFEF"/>
+            </w:pPr>
+            <w:r>
+              <w:rPr>
+                <w:b/>
+                <w:color w:val="1A1A1A"/>
+                <w:sz w:val="17"/>
+              </w:rPr>
+              <w:t>이 사람이 그분을 부르는 호칭</w:t>
+            </w:r>
+            <w:r>
+              <w:br/>
+            </w:r>
+            <w:r>
+              <w:rPr>
+                <w:color w:val="6E6E6E"/>
+                <w:sz w:val="15"/>
+              </w:rPr>
+              <w:t>단답 15자 · 모르면 "모름"</w:t>
+            </w:r>
+          </w:p>
+        </w:tc>
+        <w:tc>
+          <w:tcPr>
+            <w:tcW w:type="dxa" w:w="1624"/>
+          </w:tcPr>
+          <w:p>
+            <w:pPr>
+              <w:spacing w:after="60"/>
+              <w:shd w:val="clear" w:fill="EFEFEF"/>
+            </w:pPr>
+            <w:r>
+              <w:rPr>
+                <w:b/>
+                <w:color w:val="1A1A1A"/>
+                <w:sz w:val="17"/>
+              </w:rPr>
+              <w:t>대화할 때 톤</w:t>
             </w:r>
             <w:r>
               <w:br/>
@@ -4191,13 +4129,13 @@
                 <w:color w:val="6E6E6E"/>
                 <w:sz w:val="15"/>
               </w:rPr>
-              <w:t>인사·안부 / 걱정·당부 / 기쁨·칭찬 / 위로 / 꾸중 / 작별·전화 끊을 때 / 습관성 추임새 / 기타(직접 적기)</w:t>
+              <w:t>다른 가족과 같음 / 더 다정하고 살가움 / 더 걱정하고 잔소리함 / 더 존중하고 조심스러움 / 더 장난스러움 / 직접 적기</w:t>
             </w:r>
           </w:p>
         </w:tc>
         <w:tc>
           <w:tcPr>
-            <w:tcW w:type="dxa" w:w="3249"/>
+            <w:tcW w:type="dxa" w:w="1624"/>
           </w:tcPr>
           <w:p>
             <w:pPr>
@@ -4210,7 +4148,7 @@
                 <w:color w:val="1A1A1A"/>
                 <w:sz w:val="17"/>
               </w:rPr>
-              <w:t>출처</w:t>
+              <w:t>이 사람도 페르소나와 대화하나요</w:t>
             </w:r>
             <w:r>
               <w:br/>
@@ -4220,27 +4158,7 @@
                 <w:color w:val="6E6E6E"/>
                 <w:sz w:val="15"/>
               </w:rPr>
-              <w:t>하나 고르기</w:t>
-            </w:r>
-            <w:r>
-              <w:br/>
-            </w:r>
-            <w:r>
-              <w:rPr>
-                <w:color w:val="6E6E6E"/>
-                <w:sz w:val="15"/>
-              </w:rPr>
-              <w:t>본인 / 직접 들음 / 가족 전언 / 그랬을 것 같음</w:t>
-            </w:r>
-            <w:r>
-              <w:br/>
-            </w:r>
-            <w:r>
-              <w:rPr>
-                <w:color w:val="6E6E6E"/>
-                <w:sz w:val="15"/>
-              </w:rPr>
-              <w:t>본인 페르소나면 "본인"으로 자동으로 채워집니다</w:t>
+              <w:t>예 / 아니요</w:t>
             </w:r>
           </w:p>
         </w:tc>
@@ -4251,25 +4169,7 @@
         </w:trPr>
         <w:tc>
           <w:tcPr>
-            <w:tcW w:type="dxa" w:w="3249"/>
-          </w:tcPr>
-          <w:p>
-            <w:pPr>
-              <w:spacing w:after="60"/>
-            </w:pPr>
-            <w:r>
-              <w:rPr>
-                <w:b w:val="0"/>
-                <w:color w:val="1A1A1A"/>
-                <w:sz w:val="18"/>
-              </w:rPr>
-              <w:t>" "</w:t>
-            </w:r>
-          </w:p>
-        </w:tc>
-        <w:tc>
-          <w:tcPr>
-            <w:tcW w:type="dxa" w:w="3249"/>
+            <w:tcW w:type="dxa" w:w="1624"/>
           </w:tcPr>
           <w:p>
             <w:pPr>
@@ -4279,7 +4179,47 @@
         </w:tc>
         <w:tc>
           <w:tcPr>
-            <w:tcW w:type="dxa" w:w="3249"/>
+            <w:tcW w:type="dxa" w:w="1624"/>
+          </w:tcPr>
+          <w:p>
+            <w:pPr>
+              <w:spacing w:after="60"/>
+            </w:pPr>
+          </w:p>
+        </w:tc>
+        <w:tc>
+          <w:tcPr>
+            <w:tcW w:type="dxa" w:w="1624"/>
+          </w:tcPr>
+          <w:p>
+            <w:pPr>
+              <w:spacing w:after="60"/>
+            </w:pPr>
+          </w:p>
+        </w:tc>
+        <w:tc>
+          <w:tcPr>
+            <w:tcW w:type="dxa" w:w="1624"/>
+          </w:tcPr>
+          <w:p>
+            <w:pPr>
+              <w:spacing w:after="60"/>
+            </w:pPr>
+          </w:p>
+        </w:tc>
+        <w:tc>
+          <w:tcPr>
+            <w:tcW w:type="dxa" w:w="1624"/>
+          </w:tcPr>
+          <w:p>
+            <w:pPr>
+              <w:spacing w:after="60"/>
+            </w:pPr>
+          </w:p>
+        </w:tc>
+        <w:tc>
+          <w:tcPr>
+            <w:tcW w:type="dxa" w:w="1624"/>
           </w:tcPr>
           <w:p>
             <w:pPr>
@@ -4314,7 +4254,7 @@
           <w:b/>
           <w:sz w:val="21"/>
         </w:rPr>
-        <w:t xml:space="preserve">M2-05  </w:t>
+        <w:t xml:space="preserve">M2-02  </w:t>
       </w:r>
       <w:r>
         <w:rPr>
@@ -4322,46 +4262,125 @@
           <w:color w:val="1A1A1A"/>
           <w:sz w:val="21"/>
         </w:rPr>
-        <w:t>이 사람에 대해 자주 걱정하시던 것</w:t>
+        <w:t>특별히 걱정하시던 가족이 있나요?</w:t>
       </w:r>
       <w:r>
         <w:rPr>
           <w:color w:val="6E6E6E"/>
           <w:sz w:val="17"/>
         </w:rPr>
-        <w:t xml:space="preserve">   최대 3개</w:t>
+        <w:t xml:space="preserve">   표 0~5행</w:t>
       </w:r>
     </w:p>
-    <w:p>
-      <w:pPr>
-        <w:keepNext/>
-        <w:keepLines/>
-        <w:spacing w:before="0" w:after="80" w:line="312" w:lineRule="auto"/>
-        <w:ind w:left="227"/>
-      </w:pPr>
-      <w:r>
-        <w:rPr>
-          <w:b w:val="0"/>
-          <w:color w:val="1A1A1A"/>
-          <w:sz w:val="20"/>
-        </w:rPr>
-        <w:t>□ 건강  □ 술·담배  □ 끼니  □ 돈·생활  □ 공부·일  □ 결혼·연애  □ 운전·귀가</w:t>
-      </w:r>
-    </w:p>
+    <w:tbl>
+      <w:tblPr>
+        <w:tblStyle w:val="TableGrid"/>
+        <w:tblW w:type="auto" w:w="0"/>
+        <w:tblLook w:firstColumn="1" w:firstRow="1" w:lastColumn="0" w:lastRow="0" w:noHBand="0" w:noVBand="1" w:val="04A0"/>
+      </w:tblPr>
+      <w:tblGrid>
+        <w:gridCol w:w="4873"/>
+        <w:gridCol w:w="4873"/>
+      </w:tblGrid>
+      <w:tr>
+        <w:trPr>
+          <w:cantSplit/>
+        </w:trPr>
+        <w:tc>
+          <w:tcPr>
+            <w:tcW w:type="dxa" w:w="4873"/>
+          </w:tcPr>
+          <w:p>
+            <w:pPr>
+              <w:spacing w:after="60"/>
+              <w:shd w:val="clear" w:fill="EFEFEF"/>
+            </w:pPr>
+            <w:r>
+              <w:rPr>
+                <w:b/>
+                <w:color w:val="1A1A1A"/>
+                <w:sz w:val="17"/>
+              </w:rPr>
+              <w:t>누구</w:t>
+            </w:r>
+            <w:r>
+              <w:br/>
+            </w:r>
+            <w:r>
+              <w:rPr>
+                <w:color w:val="6E6E6E"/>
+                <w:sz w:val="15"/>
+              </w:rPr>
+              <w:t>위에 적은 사람 중 한 명</w:t>
+            </w:r>
+          </w:p>
+        </w:tc>
+        <w:tc>
+          <w:tcPr>
+            <w:tcW w:type="dxa" w:w="4873"/>
+          </w:tcPr>
+          <w:p>
+            <w:pPr>
+              <w:spacing w:after="60"/>
+              <w:shd w:val="clear" w:fill="EFEFEF"/>
+            </w:pPr>
+            <w:r>
+              <w:rPr>
+                <w:b/>
+                <w:color w:val="1A1A1A"/>
+                <w:sz w:val="17"/>
+              </w:rPr>
+              <w:t>무엇을 걱정하셨나요</w:t>
+            </w:r>
+            <w:r>
+              <w:br/>
+            </w:r>
+            <w:r>
+              <w:rPr>
+                <w:color w:val="6E6E6E"/>
+                <w:sz w:val="15"/>
+              </w:rPr>
+              <w:t>여러 개면 한 줄에 하나씩 · 건강 / 술·담배 / 끼니 / 돈·생활 / 공부·일 / 결혼·연애 / 운전·귀가 / 직접 적기</w:t>
+            </w:r>
+          </w:p>
+        </w:tc>
+      </w:tr>
+      <w:tr>
+        <w:trPr>
+          <w:cantSplit/>
+        </w:trPr>
+        <w:tc>
+          <w:tcPr>
+            <w:tcW w:type="dxa" w:w="4873"/>
+          </w:tcPr>
+          <w:p>
+            <w:pPr>
+              <w:spacing w:after="60"/>
+            </w:pPr>
+          </w:p>
+        </w:tc>
+        <w:tc>
+          <w:tcPr>
+            <w:tcW w:type="dxa" w:w="4873"/>
+          </w:tcPr>
+          <w:p>
+            <w:pPr>
+              <w:spacing w:after="60"/>
+            </w:pPr>
+          </w:p>
+        </w:tc>
+      </w:tr>
+    </w:tbl>
     <w:p>
       <w:pPr>
         <w:keepNext w:val="0"/>
         <w:keepLines/>
-        <w:spacing w:before="0" w:after="80" w:line="312" w:lineRule="auto"/>
-        <w:ind w:left="227"/>
-      </w:pPr>
-      <w:r>
-        <w:rPr>
-          <w:b w:val="0"/>
-          <w:color w:val="1A1A1A"/>
-          <w:sz w:val="20"/>
-        </w:rPr>
-        <w:t>□ 걱정하지 않음  □ 직접 입력 → ____________________</w:t>
+        <w:spacing w:after="0"/>
+      </w:pPr>
+      <w:r>
+        <w:rPr>
+          <w:sz w:val="2"/>
+        </w:rPr>
       </w:r>
     </w:p>
     <w:p>
@@ -4377,7 +4396,7 @@
           <w:b/>
           <w:sz w:val="21"/>
         </w:rPr>
-        <w:t xml:space="preserve">M2-06  </w:t>
+        <w:t xml:space="preserve">M2-03  </w:t>
       </w:r>
       <w:r>
         <w:rPr>
@@ -4385,380 +4404,125 @@
           <w:color w:val="1A1A1A"/>
           <w:sz w:val="21"/>
         </w:rPr>
-        <w:t>이 사람과의 관계를 가장 잘 보여주는 기억 하나</w:t>
+        <w:t>그 사람과의 관계를 가장 잘 보여주는 기억이 있으면 들려주세요.</w:t>
       </w:r>
       <w:r>
         <w:rPr>
           <w:color w:val="6E6E6E"/>
           <w:sz w:val="17"/>
         </w:rPr>
-        <w:t xml:space="preserve">   서술 2~4문장</w:t>
-      </w:r>
-      <w:r>
-        <w:br/>
-      </w:r>
-      <w:r>
-        <w:rPr>
-          <w:b w:val="0"/>
-          <w:color w:val="6E6E6E"/>
-          <w:sz w:val="17"/>
-        </w:rPr>
-        <w:t>가이드: 언제·어디서·무슨 일·그때 기분</w:t>
+        <w:t xml:space="preserve">   표 0~5행</w:t>
       </w:r>
     </w:p>
+    <w:tbl>
+      <w:tblPr>
+        <w:tblStyle w:val="TableGrid"/>
+        <w:tblW w:type="auto" w:w="0"/>
+        <w:tblLook w:firstColumn="1" w:firstRow="1" w:lastColumn="0" w:lastRow="0" w:noHBand="0" w:noVBand="1" w:val="04A0"/>
+      </w:tblPr>
+      <w:tblGrid>
+        <w:gridCol w:w="4873"/>
+        <w:gridCol w:w="4873"/>
+      </w:tblGrid>
+      <w:tr>
+        <w:trPr>
+          <w:cantSplit/>
+        </w:trPr>
+        <w:tc>
+          <w:tcPr>
+            <w:tcW w:type="dxa" w:w="4873"/>
+          </w:tcPr>
+          <w:p>
+            <w:pPr>
+              <w:spacing w:after="60"/>
+              <w:shd w:val="clear" w:fill="EFEFEF"/>
+            </w:pPr>
+            <w:r>
+              <w:rPr>
+                <w:b/>
+                <w:color w:val="1A1A1A"/>
+                <w:sz w:val="17"/>
+              </w:rPr>
+              <w:t>누구</w:t>
+            </w:r>
+            <w:r>
+              <w:br/>
+            </w:r>
+            <w:r>
+              <w:rPr>
+                <w:color w:val="6E6E6E"/>
+                <w:sz w:val="15"/>
+              </w:rPr>
+              <w:t>위에 적은 사람 중 한 명</w:t>
+            </w:r>
+          </w:p>
+        </w:tc>
+        <w:tc>
+          <w:tcPr>
+            <w:tcW w:type="dxa" w:w="4873"/>
+          </w:tcPr>
+          <w:p>
+            <w:pPr>
+              <w:spacing w:after="60"/>
+              <w:shd w:val="clear" w:fill="EFEFEF"/>
+            </w:pPr>
+            <w:r>
+              <w:rPr>
+                <w:b/>
+                <w:color w:val="1A1A1A"/>
+                <w:sz w:val="17"/>
+              </w:rPr>
+              <w:t>기억</w:t>
+            </w:r>
+            <w:r>
+              <w:br/>
+            </w:r>
+            <w:r>
+              <w:rPr>
+                <w:color w:val="6E6E6E"/>
+                <w:sz w:val="15"/>
+              </w:rPr>
+              <w:t>언제·어디서·무슨 일·그때 기분</w:t>
+            </w:r>
+          </w:p>
+        </w:tc>
+      </w:tr>
+      <w:tr>
+        <w:trPr>
+          <w:cantSplit/>
+        </w:trPr>
+        <w:tc>
+          <w:tcPr>
+            <w:tcW w:type="dxa" w:w="4873"/>
+          </w:tcPr>
+          <w:p>
+            <w:pPr>
+              <w:spacing w:after="60"/>
+            </w:pPr>
+          </w:p>
+        </w:tc>
+        <w:tc>
+          <w:tcPr>
+            <w:tcW w:type="dxa" w:w="4873"/>
+          </w:tcPr>
+          <w:p>
+            <w:pPr>
+              <w:spacing w:after="60"/>
+            </w:pPr>
+          </w:p>
+        </w:tc>
+      </w:tr>
+    </w:tbl>
     <w:p>
       <w:pPr>
-        <w:spacing w:before="0" w:after="120" w:line="276" w:lineRule="auto"/>
-        <w:ind w:left="227"/>
         <w:keepNext w:val="0"/>
         <w:keepLines/>
-        <w:pBdr>
-          <w:bottom w:val="single" w:sz="6" w:space="4" w:color="9A9A9A"/>
-        </w:pBdr>
-      </w:pPr>
-      <w:r>
-        <w:rPr>
-          <w:sz w:val="20"/>
-        </w:rPr>
-        <w:t xml:space="preserve"> </w:t>
-      </w:r>
-    </w:p>
-    <w:p>
-      <w:pPr>
-        <w:spacing w:before="300" w:after="100" w:line="300" w:lineRule="auto"/>
-        <w:ind w:left="113" w:right="113"/>
-        <w:keepNext/>
-        <w:keepLines/>
-        <w:shd w:val="clear" w:fill="F1F5F9"/>
-      </w:pPr>
-      <w:r>
-        <w:rPr>
-          <w:b/>
-          <w:sz w:val="21"/>
-        </w:rPr>
-        <w:t xml:space="preserve">M2-07  </w:t>
-      </w:r>
-      <w:r>
-        <w:rPr>
-          <w:b/>
-          <w:color w:val="1A1A1A"/>
-          <w:sz w:val="21"/>
-        </w:rPr>
-        <w:t>이 사람과 대화할 때 그분은 어떤 톤인가요?</w:t>
-      </w:r>
-      <w:r>
-        <w:rPr>
-          <w:color w:val="6E6E6E"/>
-          <w:sz w:val="17"/>
-        </w:rPr>
-        <w:t xml:space="preserve">   하나 선택</w:t>
-      </w:r>
-    </w:p>
-    <w:p>
-      <w:pPr>
-        <w:keepNext/>
-        <w:keepLines/>
-        <w:spacing w:before="0" w:after="80" w:line="312" w:lineRule="auto"/>
-        <w:ind w:left="283"/>
-      </w:pPr>
-      <w:r>
-        <w:rPr>
-          <w:b w:val="0"/>
-          <w:color w:val="1A1A1A"/>
-          <w:sz w:val="20"/>
-        </w:rPr>
-        <w:t>□ 다른 가족과 같음</w:t>
-      </w:r>
-    </w:p>
-    <w:p>
-      <w:pPr>
-        <w:keepNext/>
-        <w:keepLines/>
-        <w:spacing w:before="0" w:after="80" w:line="312" w:lineRule="auto"/>
-        <w:ind w:left="283"/>
-      </w:pPr>
-      <w:r>
-        <w:rPr>
-          <w:b w:val="0"/>
-          <w:color w:val="1A1A1A"/>
-          <w:sz w:val="20"/>
-        </w:rPr>
-        <w:t>□ 더 다정하고 살가움</w:t>
-      </w:r>
-    </w:p>
-    <w:p>
-      <w:pPr>
-        <w:keepNext/>
-        <w:keepLines/>
-        <w:spacing w:before="0" w:after="80" w:line="312" w:lineRule="auto"/>
-        <w:ind w:left="283"/>
-      </w:pPr>
-      <w:r>
-        <w:rPr>
-          <w:b w:val="0"/>
-          <w:color w:val="1A1A1A"/>
-          <w:sz w:val="20"/>
-        </w:rPr>
-        <w:t>□ 더 걱정하고 잔소리함</w:t>
-      </w:r>
-    </w:p>
-    <w:p>
-      <w:pPr>
-        <w:keepNext/>
-        <w:keepLines/>
-        <w:spacing w:before="0" w:after="80" w:line="312" w:lineRule="auto"/>
-        <w:ind w:left="283"/>
-      </w:pPr>
-      <w:r>
-        <w:rPr>
-          <w:b w:val="0"/>
-          <w:color w:val="1A1A1A"/>
-          <w:sz w:val="20"/>
-        </w:rPr>
-        <w:t>□ 더 존중하고 조심스러움</w:t>
-      </w:r>
-    </w:p>
-    <w:p>
-      <w:pPr>
-        <w:keepNext/>
-        <w:keepLines/>
-        <w:spacing w:before="0" w:after="80" w:line="312" w:lineRule="auto"/>
-        <w:ind w:left="283"/>
-      </w:pPr>
-      <w:r>
-        <w:rPr>
-          <w:b w:val="0"/>
-          <w:color w:val="1A1A1A"/>
-          <w:sz w:val="20"/>
-        </w:rPr>
-        <w:t>□ 더 장난스러움</w:t>
-      </w:r>
-    </w:p>
-    <w:p>
-      <w:pPr>
-        <w:keepNext w:val="0"/>
-        <w:keepLines/>
-        <w:spacing w:before="0" w:after="80" w:line="312" w:lineRule="auto"/>
-        <w:ind w:left="283"/>
-      </w:pPr>
-      <w:r>
-        <w:rPr>
-          <w:b w:val="0"/>
-          <w:color w:val="1A1A1A"/>
-          <w:sz w:val="20"/>
-        </w:rPr>
-        <w:t>□ 직접 입력 → ____________________</w:t>
-      </w:r>
-    </w:p>
-    <w:p>
-      <w:pPr>
-        <w:spacing w:before="300" w:after="100" w:line="300" w:lineRule="auto"/>
-        <w:ind w:left="113" w:right="113"/>
-        <w:keepNext/>
-        <w:keepLines/>
-        <w:shd w:val="clear" w:fill="F1F5F9"/>
-      </w:pPr>
-      <w:r>
-        <w:rPr>
-          <w:b/>
-          <w:sz w:val="21"/>
-        </w:rPr>
-        <w:t xml:space="preserve">M2-08  </w:t>
-      </w:r>
-      <w:r>
-        <w:rPr>
-          <w:b/>
-          <w:color w:val="1A1A1A"/>
-          <w:sz w:val="21"/>
-        </w:rPr>
-        <w:t>이 사람 이야기는 페르소나가 먼저 꺼내지 않게 할까요?</w:t>
-      </w:r>
-      <w:r>
-        <w:rPr>
-          <w:color w:val="6E6E6E"/>
-          <w:sz w:val="17"/>
-        </w:rPr>
-        <w:t xml:space="preserve">   예 / 아니요</w:t>
-      </w:r>
-    </w:p>
-    <w:p>
-      <w:pPr>
-        <w:keepNext w:val="0"/>
-        <w:keepLines/>
-        <w:spacing w:before="0" w:after="80" w:line="312" w:lineRule="auto"/>
-        <w:ind w:left="227"/>
-      </w:pPr>
-      <w:r>
-        <w:rPr>
-          <w:b w:val="0"/>
-          <w:color w:val="1A1A1A"/>
-          <w:sz w:val="20"/>
-        </w:rPr>
-        <w:t>□ 예  □ 아니요</w:t>
-      </w:r>
-    </w:p>
-    <w:p>
-      <w:pPr>
-        <w:spacing w:before="300" w:after="100" w:line="300" w:lineRule="auto"/>
-        <w:ind w:left="113" w:right="113"/>
-        <w:keepNext/>
-        <w:keepLines/>
-        <w:shd w:val="clear" w:fill="F1F5F9"/>
-      </w:pPr>
-      <w:r>
-        <w:rPr>
-          <w:b/>
-          <w:sz w:val="21"/>
-        </w:rPr>
-        <w:t xml:space="preserve">M2-09  </w:t>
-      </w:r>
-      <w:r>
-        <w:rPr>
-          <w:b/>
-          <w:color w:val="1A1A1A"/>
-          <w:sz w:val="21"/>
-        </w:rPr>
-        <w:t>그분과 이 사람은 얼마나 가까운가요?</w:t>
-      </w:r>
-      <w:r>
-        <w:rPr>
-          <w:color w:val="6E6E6E"/>
-          <w:sz w:val="17"/>
-        </w:rPr>
-        <w:t xml:space="preserve">   하나 선택</w:t>
-      </w:r>
-    </w:p>
-    <w:p>
-      <w:pPr>
-        <w:keepNext w:val="0"/>
-        <w:keepLines/>
-        <w:spacing w:before="0" w:after="80" w:line="312" w:lineRule="auto"/>
-        <w:ind w:left="227"/>
-      </w:pPr>
-      <w:r>
-        <w:rPr>
-          <w:b w:val="0"/>
-          <w:color w:val="1A1A1A"/>
-          <w:sz w:val="20"/>
-        </w:rPr>
-        <w:t>□ 아주 가까움  □ 보통  □ 소원함  □ 모름</w:t>
-      </w:r>
-    </w:p>
-    <w:p>
-      <w:pPr>
-        <w:spacing w:before="300" w:after="100" w:line="300" w:lineRule="auto"/>
-        <w:ind w:left="113" w:right="113"/>
-        <w:keepNext/>
-        <w:keepLines/>
-        <w:shd w:val="clear" w:fill="F1F5F9"/>
-      </w:pPr>
-      <w:r>
-        <w:rPr>
-          <w:b/>
-          <w:sz w:val="21"/>
-        </w:rPr>
-        <w:t xml:space="preserve">M2-10  </w:t>
-      </w:r>
-      <w:r>
-        <w:rPr>
-          <w:b/>
-          <w:color w:val="1A1A1A"/>
-          <w:sz w:val="21"/>
-        </w:rPr>
-        <w:t>이 사람도 페르소나와 대화하나요?</w:t>
-      </w:r>
-      <w:r>
-        <w:rPr>
-          <w:color w:val="6E6E6E"/>
-          <w:sz w:val="17"/>
-        </w:rPr>
-        <w:t xml:space="preserve">   예 / 아니요</w:t>
-      </w:r>
-      <w:r>
-        <w:br/>
-      </w:r>
-      <w:r>
-        <w:rPr>
-          <w:b w:val="0"/>
-          <w:color w:val="6E6E6E"/>
-          <w:sz w:val="17"/>
-        </w:rPr>
-        <w:t>가이드: 대화하는 분에게는 페르소나가 호칭과 말투를 맞춰요. 대화하지 않아도 페르소나가 이야기 속에서 언급할 수 있으니 등록해두세요.</w:t>
-      </w:r>
-    </w:p>
-    <w:p>
-      <w:pPr>
-        <w:keepNext w:val="0"/>
-        <w:keepLines/>
-        <w:spacing w:before="0" w:after="80" w:line="312" w:lineRule="auto"/>
-        <w:ind w:left="227"/>
-      </w:pPr>
-      <w:r>
-        <w:rPr>
-          <w:b w:val="0"/>
-          <w:color w:val="1A1A1A"/>
-          <w:sz w:val="20"/>
-        </w:rPr>
-        <w:t>□ 예  □ 아니요</w:t>
-      </w:r>
-    </w:p>
-    <w:p>
-      <w:pPr>
-        <w:spacing w:before="300" w:after="100" w:line="300" w:lineRule="auto"/>
-        <w:ind w:left="113" w:right="113"/>
-        <w:keepNext/>
-        <w:keepLines/>
-        <w:shd w:val="clear" w:fill="F1F5F9"/>
-      </w:pPr>
-      <w:r>
-        <w:rPr>
-          <w:b/>
-          <w:sz w:val="21"/>
-        </w:rPr>
-        <w:t xml:space="preserve">M2-11  </w:t>
-      </w:r>
-      <w:r>
-        <w:rPr>
-          <w:b/>
-          <w:color w:val="1A1A1A"/>
-          <w:sz w:val="21"/>
-        </w:rPr>
-        <w:t>관계 지도에 더 추가하고 싶은 사람이 있나요?</w:t>
-      </w:r>
-      <w:r>
-        <w:rPr>
-          <w:color w:val="6E6E6E"/>
-          <w:sz w:val="17"/>
-        </w:rPr>
-        <w:t xml:space="preserve">   서술</w:t>
-      </w:r>
-      <w:r>
-        <w:br/>
-      </w:r>
-      <w:r>
-        <w:rPr>
-          <w:b w:val="0"/>
-          <w:color w:val="6E6E6E"/>
-          <w:sz w:val="17"/>
-        </w:rPr>
-        <w:t>안내: 이름만 말해도 새 카드가 생겨요.</w:t>
-      </w:r>
-    </w:p>
-    <w:p>
-      <w:pPr>
-        <w:spacing w:before="0" w:after="120" w:line="276" w:lineRule="auto"/>
-        <w:ind w:left="227"/>
-        <w:keepNext w:val="0"/>
-        <w:keepLines/>
-        <w:pBdr>
-          <w:bottom w:val="single" w:sz="6" w:space="4" w:color="9A9A9A"/>
-        </w:pBdr>
-      </w:pPr>
-      <w:r>
-        <w:rPr>
-          <w:sz w:val="20"/>
-        </w:rPr>
-        <w:t xml:space="preserve"> </w:t>
+        <w:spacing w:after="0"/>
+      </w:pPr>
+      <w:r>
+        <w:rPr>
+          <w:sz w:val="2"/>
+        </w:rPr>
       </w:r>
     </w:p>
     <w:p>

--- a/ai/docs/Persona_Intake_이준혁.docx
+++ b/ai/docs/Persona_Intake_이준혁.docx
@@ -3486,7 +3486,7 @@
                 <w:color w:val="6E6E6E"/>
                 <w:sz w:val="15"/>
               </w:rPr>
-              <w:t>숫자 · 모르면 "모름"</w:t>
+              <w:t>숫자</w:t>
             </w:r>
           </w:p>
         </w:tc>
@@ -3515,7 +3515,7 @@
                 <w:color w:val="6E6E6E"/>
                 <w:sz w:val="15"/>
               </w:rPr>
-              <w:t>숫자 · 모르면 "모름"</w:t>
+              <w:t>숫자</w:t>
             </w:r>
           </w:p>
         </w:tc>
@@ -3571,6 +3571,14 @@
             <w:pPr>
               <w:spacing w:after="60"/>
             </w:pPr>
+            <w:r>
+              <w:rPr>
+                <w:b w:val="0"/>
+                <w:color w:val="1A1A1A"/>
+                <w:sz w:val="18"/>
+              </w:rPr>
+              <w:t>□ 모름</w:t>
+            </w:r>
           </w:p>
         </w:tc>
         <w:tc>
@@ -3581,6 +3589,14 @@
             <w:pPr>
               <w:spacing w:after="60"/>
             </w:pPr>
+            <w:r>
+              <w:rPr>
+                <w:b w:val="0"/>
+                <w:color w:val="1A1A1A"/>
+                <w:sz w:val="18"/>
+              </w:rPr>
+              <w:t>□ 모름</w:t>
+            </w:r>
           </w:p>
         </w:tc>
         <w:tc>
@@ -4061,7 +4077,7 @@
                 <w:color w:val="6E6E6E"/>
                 <w:sz w:val="15"/>
               </w:rPr>
-              <w:t>단답 15자 · 모르면 "모름"</w:t>
+              <w:t>단답 15자</w:t>
             </w:r>
           </w:p>
         </w:tc>
@@ -4090,7 +4106,7 @@
                 <w:color w:val="6E6E6E"/>
                 <w:sz w:val="15"/>
               </w:rPr>
-              <w:t>단답 15자 · 모르면 "모름"</w:t>
+              <w:t>단답 15자</w:t>
             </w:r>
           </w:p>
         </w:tc>
@@ -4195,6 +4211,14 @@
             <w:pPr>
               <w:spacing w:after="60"/>
             </w:pPr>
+            <w:r>
+              <w:rPr>
+                <w:b w:val="0"/>
+                <w:color w:val="1A1A1A"/>
+                <w:sz w:val="18"/>
+              </w:rPr>
+              <w:t>□ 모름</w:t>
+            </w:r>
           </w:p>
         </w:tc>
         <w:tc>
@@ -4205,6 +4229,14 @@
             <w:pPr>
               <w:spacing w:after="60"/>
             </w:pPr>
+            <w:r>
+              <w:rPr>
+                <w:b w:val="0"/>
+                <w:color w:val="1A1A1A"/>
+                <w:sz w:val="18"/>
+              </w:rPr>
+              <w:t>□ 모름</w:t>
+            </w:r>
           </w:p>
         </w:tc>
         <w:tc>

--- a/ai/docs/Persona_Intake_이준혁.docx
+++ b/ai/docs/Persona_Intake_이준혁.docx
@@ -3577,7 +3577,7 @@
                 <w:color w:val="1A1A1A"/>
                 <w:sz w:val="18"/>
               </w:rPr>
-              <w:t>□ 모름</w:t>
+              <w:t>______  □ 모름</w:t>
             </w:r>
           </w:p>
         </w:tc>
@@ -3595,7 +3595,7 @@
                 <w:color w:val="1A1A1A"/>
                 <w:sz w:val="18"/>
               </w:rPr>
-              <w:t>□ 모름</w:t>
+              <w:t>______  □ 모름</w:t>
             </w:r>
           </w:p>
         </w:tc>
@@ -4217,7 +4217,7 @@
                 <w:color w:val="1A1A1A"/>
                 <w:sz w:val="18"/>
               </w:rPr>
-              <w:t>□ 모름</w:t>
+              <w:t>______  □ 모름</w:t>
             </w:r>
           </w:p>
         </w:tc>
@@ -4235,7 +4235,7 @@
                 <w:color w:val="1A1A1A"/>
                 <w:sz w:val="18"/>
               </w:rPr>
-              <w:t>□ 모름</w:t>
+              <w:t>______  □ 모름</w:t>
             </w:r>
           </w:p>
         </w:tc>

--- a/ai/docs/Persona_Intake_이준혁.docx
+++ b/ai/docs/Persona_Intake_이준혁.docx
@@ -3570,14 +3570,28 @@
           <w:p>
             <w:pPr>
               <w:spacing w:after="60"/>
+              <w:ind w:left="28"/>
+              <w:pBdr>
+                <w:bottom w:val="single" w:sz="6" w:space="4" w:color="9A9A9A"/>
+              </w:pBdr>
             </w:pPr>
             <w:r>
               <w:rPr>
-                <w:b w:val="0"/>
-                <w:color w:val="1A1A1A"/>
                 <w:sz w:val="18"/>
               </w:rPr>
-              <w:t>______  □ 모름</w:t>
+              <w:t xml:space="preserve"> </w:t>
+            </w:r>
+          </w:p>
+          <w:p>
+            <w:pPr>
+              <w:spacing w:before="40" w:after="40"/>
+            </w:pPr>
+            <w:r>
+              <w:rPr>
+                <w:color w:val="6E6E6E"/>
+                <w:sz w:val="17"/>
+              </w:rPr>
+              <w:t>□ 모름</w:t>
             </w:r>
           </w:p>
         </w:tc>
@@ -3588,14 +3602,28 @@
           <w:p>
             <w:pPr>
               <w:spacing w:after="60"/>
+              <w:ind w:left="28"/>
+              <w:pBdr>
+                <w:bottom w:val="single" w:sz="6" w:space="4" w:color="9A9A9A"/>
+              </w:pBdr>
             </w:pPr>
             <w:r>
               <w:rPr>
-                <w:b w:val="0"/>
-                <w:color w:val="1A1A1A"/>
                 <w:sz w:val="18"/>
               </w:rPr>
-              <w:t>______  □ 모름</w:t>
+              <w:t xml:space="preserve"> </w:t>
+            </w:r>
+          </w:p>
+          <w:p>
+            <w:pPr>
+              <w:spacing w:before="40" w:after="40"/>
+            </w:pPr>
+            <w:r>
+              <w:rPr>
+                <w:color w:val="6E6E6E"/>
+                <w:sz w:val="17"/>
+              </w:rPr>
+              <w:t>□ 모름</w:t>
             </w:r>
           </w:p>
         </w:tc>
@@ -4210,14 +4238,28 @@
           <w:p>
             <w:pPr>
               <w:spacing w:after="60"/>
+              <w:ind w:left="28"/>
+              <w:pBdr>
+                <w:bottom w:val="single" w:sz="6" w:space="4" w:color="9A9A9A"/>
+              </w:pBdr>
             </w:pPr>
             <w:r>
               <w:rPr>
-                <w:b w:val="0"/>
-                <w:color w:val="1A1A1A"/>
                 <w:sz w:val="18"/>
               </w:rPr>
-              <w:t>______  □ 모름</w:t>
+              <w:t xml:space="preserve"> </w:t>
+            </w:r>
+          </w:p>
+          <w:p>
+            <w:pPr>
+              <w:spacing w:before="40" w:after="40"/>
+            </w:pPr>
+            <w:r>
+              <w:rPr>
+                <w:color w:val="6E6E6E"/>
+                <w:sz w:val="17"/>
+              </w:rPr>
+              <w:t>□ 모름</w:t>
             </w:r>
           </w:p>
         </w:tc>
@@ -4228,14 +4270,28 @@
           <w:p>
             <w:pPr>
               <w:spacing w:after="60"/>
+              <w:ind w:left="28"/>
+              <w:pBdr>
+                <w:bottom w:val="single" w:sz="6" w:space="4" w:color="9A9A9A"/>
+              </w:pBdr>
             </w:pPr>
             <w:r>
               <w:rPr>
-                <w:b w:val="0"/>
-                <w:color w:val="1A1A1A"/>
                 <w:sz w:val="18"/>
               </w:rPr>
-              <w:t>______  □ 모름</w:t>
+              <w:t xml:space="preserve"> </w:t>
+            </w:r>
+          </w:p>
+          <w:p>
+            <w:pPr>
+              <w:spacing w:before="40" w:after="40"/>
+            </w:pPr>
+            <w:r>
+              <w:rPr>
+                <w:color w:val="6E6E6E"/>
+                <w:sz w:val="17"/>
+              </w:rPr>
+              <w:t>□ 모름</w:t>
             </w:r>
           </w:p>
         </w:tc>

--- a/ai/docs/Persona_Intake_이준혁.docx
+++ b/ai/docs/Persona_Intake_이준혁.docx
@@ -780,6 +780,7 @@
       <w:tblPr>
         <w:tblStyle w:val="TableGrid"/>
         <w:tblW w:type="auto" w:w="0"/>
+        <w:tblLayout w:type="fixed"/>
         <w:tblLook w:firstColumn="1" w:firstRow="1" w:lastColumn="0" w:lastRow="0" w:noHBand="0" w:noVBand="1" w:val="04A0"/>
         <w:tblBorders>
           <w:top w:val="single" w:sz="4" w:space="0" w:color="E4E4E4"/>
@@ -801,7 +802,7 @@
         </w:trPr>
         <w:tc>
           <w:tcPr>
-            <w:tcW w:type="dxa" w:w="3249"/>
+            <w:tcW w:type="dxa" w:w="2149"/>
           </w:tcPr>
           <w:p>
             <w:pPr>
@@ -830,7 +831,7 @@
         </w:tc>
         <w:tc>
           <w:tcPr>
-            <w:tcW w:type="dxa" w:w="3249"/>
+            <w:tcW w:type="dxa" w:w="4490"/>
           </w:tcPr>
           <w:p>
             <w:pPr>
@@ -869,7 +870,7 @@
         </w:tc>
         <w:tc>
           <w:tcPr>
-            <w:tcW w:type="dxa" w:w="3249"/>
+            <w:tcW w:type="dxa" w:w="3226"/>
           </w:tcPr>
           <w:p>
             <w:pPr>
@@ -913,7 +914,7 @@
         </w:trPr>
         <w:tc>
           <w:tcPr>
-            <w:tcW w:type="dxa" w:w="3249"/>
+            <w:tcW w:type="dxa" w:w="2149"/>
           </w:tcPr>
           <w:p>
             <w:pPr>
@@ -923,7 +924,7 @@
         </w:tc>
         <w:tc>
           <w:tcPr>
-            <w:tcW w:type="dxa" w:w="3249"/>
+            <w:tcW w:type="dxa" w:w="4490"/>
           </w:tcPr>
           <w:p>
             <w:pPr>
@@ -933,7 +934,7 @@
         </w:tc>
         <w:tc>
           <w:tcPr>
-            <w:tcW w:type="dxa" w:w="3249"/>
+            <w:tcW w:type="dxa" w:w="3226"/>
           </w:tcPr>
           <w:p>
             <w:pPr>
@@ -1782,6 +1783,7 @@
       <w:tblPr>
         <w:tblStyle w:val="TableGrid"/>
         <w:tblW w:type="auto" w:w="0"/>
+        <w:tblLayout w:type="fixed"/>
         <w:tblLook w:firstColumn="1" w:firstRow="1" w:lastColumn="0" w:lastRow="0" w:noHBand="0" w:noVBand="1" w:val="04A0"/>
       </w:tblPr>
       <w:tblGrid>
@@ -1796,7 +1798,7 @@
         </w:trPr>
         <w:tc>
           <w:tcPr>
-            <w:tcW w:type="dxa" w:w="2436"/>
+            <w:tcW w:type="dxa" w:w="2852"/>
           </w:tcPr>
           <w:p>
             <w:pPr>
@@ -1825,7 +1827,7 @@
         </w:tc>
         <w:tc>
           <w:tcPr>
-            <w:tcW w:type="dxa" w:w="2436"/>
+            <w:tcW w:type="dxa" w:w="3900"/>
           </w:tcPr>
           <w:p>
             <w:pPr>
@@ -1864,7 +1866,7 @@
         </w:tc>
         <w:tc>
           <w:tcPr>
-            <w:tcW w:type="dxa" w:w="2436"/>
+            <w:tcW w:type="dxa" w:w="1559"/>
           </w:tcPr>
           <w:p>
             <w:pPr>
@@ -1903,7 +1905,7 @@
         </w:tc>
         <w:tc>
           <w:tcPr>
-            <w:tcW w:type="dxa" w:w="2436"/>
+            <w:tcW w:type="dxa" w:w="1553"/>
           </w:tcPr>
           <w:p>
             <w:pPr>
@@ -1957,7 +1959,7 @@
         </w:trPr>
         <w:tc>
           <w:tcPr>
-            <w:tcW w:type="dxa" w:w="2436"/>
+            <w:tcW w:type="dxa" w:w="2852"/>
           </w:tcPr>
           <w:p>
             <w:pPr>
@@ -1975,7 +1977,7 @@
         </w:tc>
         <w:tc>
           <w:tcPr>
-            <w:tcW w:type="dxa" w:w="2436"/>
+            <w:tcW w:type="dxa" w:w="3900"/>
           </w:tcPr>
           <w:p>
             <w:pPr>
@@ -1993,7 +1995,7 @@
         </w:tc>
         <w:tc>
           <w:tcPr>
-            <w:tcW w:type="dxa" w:w="2436"/>
+            <w:tcW w:type="dxa" w:w="1559"/>
           </w:tcPr>
           <w:p>
             <w:pPr>
@@ -2011,7 +2013,7 @@
         </w:tc>
         <w:tc>
           <w:tcPr>
-            <w:tcW w:type="dxa" w:w="2436"/>
+            <w:tcW w:type="dxa" w:w="1553"/>
           </w:tcPr>
           <w:p>
             <w:pPr>
@@ -2034,7 +2036,7 @@
         </w:trPr>
         <w:tc>
           <w:tcPr>
-            <w:tcW w:type="dxa" w:w="2436"/>
+            <w:tcW w:type="dxa" w:w="2852"/>
           </w:tcPr>
           <w:p>
             <w:pPr>
@@ -2052,7 +2054,7 @@
         </w:tc>
         <w:tc>
           <w:tcPr>
-            <w:tcW w:type="dxa" w:w="2436"/>
+            <w:tcW w:type="dxa" w:w="3900"/>
           </w:tcPr>
           <w:p>
             <w:pPr>
@@ -2070,7 +2072,7 @@
         </w:tc>
         <w:tc>
           <w:tcPr>
-            <w:tcW w:type="dxa" w:w="2436"/>
+            <w:tcW w:type="dxa" w:w="1559"/>
           </w:tcPr>
           <w:p>
             <w:pPr>
@@ -2088,7 +2090,7 @@
         </w:tc>
         <w:tc>
           <w:tcPr>
-            <w:tcW w:type="dxa" w:w="2436"/>
+            <w:tcW w:type="dxa" w:w="1553"/>
           </w:tcPr>
           <w:p>
             <w:pPr>
@@ -2111,7 +2113,7 @@
         </w:trPr>
         <w:tc>
           <w:tcPr>
-            <w:tcW w:type="dxa" w:w="2436"/>
+            <w:tcW w:type="dxa" w:w="2852"/>
           </w:tcPr>
           <w:p>
             <w:pPr>
@@ -2129,7 +2131,7 @@
         </w:tc>
         <w:tc>
           <w:tcPr>
-            <w:tcW w:type="dxa" w:w="2436"/>
+            <w:tcW w:type="dxa" w:w="3900"/>
           </w:tcPr>
           <w:p>
             <w:pPr>
@@ -2147,7 +2149,7 @@
         </w:tc>
         <w:tc>
           <w:tcPr>
-            <w:tcW w:type="dxa" w:w="2436"/>
+            <w:tcW w:type="dxa" w:w="1559"/>
           </w:tcPr>
           <w:p>
             <w:pPr>
@@ -2165,7 +2167,7 @@
         </w:tc>
         <w:tc>
           <w:tcPr>
-            <w:tcW w:type="dxa" w:w="2436"/>
+            <w:tcW w:type="dxa" w:w="1553"/>
           </w:tcPr>
           <w:p>
             <w:pPr>
@@ -2188,7 +2190,7 @@
         </w:trPr>
         <w:tc>
           <w:tcPr>
-            <w:tcW w:type="dxa" w:w="2436"/>
+            <w:tcW w:type="dxa" w:w="2852"/>
           </w:tcPr>
           <w:p>
             <w:pPr>
@@ -2206,7 +2208,7 @@
         </w:tc>
         <w:tc>
           <w:tcPr>
-            <w:tcW w:type="dxa" w:w="2436"/>
+            <w:tcW w:type="dxa" w:w="3900"/>
           </w:tcPr>
           <w:p>
             <w:pPr>
@@ -2224,7 +2226,7 @@
         </w:tc>
         <w:tc>
           <w:tcPr>
-            <w:tcW w:type="dxa" w:w="2436"/>
+            <w:tcW w:type="dxa" w:w="1559"/>
           </w:tcPr>
           <w:p>
             <w:pPr>
@@ -2242,7 +2244,7 @@
         </w:tc>
         <w:tc>
           <w:tcPr>
-            <w:tcW w:type="dxa" w:w="2436"/>
+            <w:tcW w:type="dxa" w:w="1553"/>
           </w:tcPr>
           <w:p>
             <w:pPr>
@@ -2265,7 +2267,7 @@
         </w:trPr>
         <w:tc>
           <w:tcPr>
-            <w:tcW w:type="dxa" w:w="2436"/>
+            <w:tcW w:type="dxa" w:w="2852"/>
           </w:tcPr>
           <w:p>
             <w:pPr>
@@ -2283,7 +2285,7 @@
         </w:tc>
         <w:tc>
           <w:tcPr>
-            <w:tcW w:type="dxa" w:w="2436"/>
+            <w:tcW w:type="dxa" w:w="3900"/>
           </w:tcPr>
           <w:p>
             <w:pPr>
@@ -2301,7 +2303,7 @@
         </w:tc>
         <w:tc>
           <w:tcPr>
-            <w:tcW w:type="dxa" w:w="2436"/>
+            <w:tcW w:type="dxa" w:w="1559"/>
           </w:tcPr>
           <w:p>
             <w:pPr>
@@ -2319,7 +2321,7 @@
         </w:tc>
         <w:tc>
           <w:tcPr>
-            <w:tcW w:type="dxa" w:w="2436"/>
+            <w:tcW w:type="dxa" w:w="1553"/>
           </w:tcPr>
           <w:p>
             <w:pPr>
@@ -2342,7 +2344,7 @@
         </w:trPr>
         <w:tc>
           <w:tcPr>
-            <w:tcW w:type="dxa" w:w="2436"/>
+            <w:tcW w:type="dxa" w:w="2852"/>
           </w:tcPr>
           <w:p>
             <w:pPr>
@@ -2360,7 +2362,7 @@
         </w:tc>
         <w:tc>
           <w:tcPr>
-            <w:tcW w:type="dxa" w:w="2436"/>
+            <w:tcW w:type="dxa" w:w="3900"/>
           </w:tcPr>
           <w:p>
             <w:pPr>
@@ -2378,7 +2380,7 @@
         </w:tc>
         <w:tc>
           <w:tcPr>
-            <w:tcW w:type="dxa" w:w="2436"/>
+            <w:tcW w:type="dxa" w:w="1559"/>
           </w:tcPr>
           <w:p>
             <w:pPr>
@@ -2396,7 +2398,7 @@
         </w:tc>
         <w:tc>
           <w:tcPr>
-            <w:tcW w:type="dxa" w:w="2436"/>
+            <w:tcW w:type="dxa" w:w="1553"/>
           </w:tcPr>
           <w:p>
             <w:pPr>
@@ -2419,7 +2421,7 @@
         </w:trPr>
         <w:tc>
           <w:tcPr>
-            <w:tcW w:type="dxa" w:w="2436"/>
+            <w:tcW w:type="dxa" w:w="2852"/>
           </w:tcPr>
           <w:p>
             <w:pPr>
@@ -2437,7 +2439,7 @@
         </w:tc>
         <w:tc>
           <w:tcPr>
-            <w:tcW w:type="dxa" w:w="2436"/>
+            <w:tcW w:type="dxa" w:w="3900"/>
           </w:tcPr>
           <w:p>
             <w:pPr>
@@ -2455,7 +2457,7 @@
         </w:tc>
         <w:tc>
           <w:tcPr>
-            <w:tcW w:type="dxa" w:w="2436"/>
+            <w:tcW w:type="dxa" w:w="1559"/>
           </w:tcPr>
           <w:p>
             <w:pPr>
@@ -2473,7 +2475,7 @@
         </w:tc>
         <w:tc>
           <w:tcPr>
-            <w:tcW w:type="dxa" w:w="2436"/>
+            <w:tcW w:type="dxa" w:w="1553"/>
           </w:tcPr>
           <w:p>
             <w:pPr>
@@ -2496,7 +2498,7 @@
         </w:trPr>
         <w:tc>
           <w:tcPr>
-            <w:tcW w:type="dxa" w:w="2436"/>
+            <w:tcW w:type="dxa" w:w="2852"/>
           </w:tcPr>
           <w:p>
             <w:pPr>
@@ -2514,7 +2516,7 @@
         </w:tc>
         <w:tc>
           <w:tcPr>
-            <w:tcW w:type="dxa" w:w="2436"/>
+            <w:tcW w:type="dxa" w:w="3900"/>
           </w:tcPr>
           <w:p>
             <w:pPr>
@@ -2532,7 +2534,7 @@
         </w:tc>
         <w:tc>
           <w:tcPr>
-            <w:tcW w:type="dxa" w:w="2436"/>
+            <w:tcW w:type="dxa" w:w="1559"/>
           </w:tcPr>
           <w:p>
             <w:pPr>
@@ -2550,7 +2552,7 @@
         </w:tc>
         <w:tc>
           <w:tcPr>
-            <w:tcW w:type="dxa" w:w="2436"/>
+            <w:tcW w:type="dxa" w:w="1553"/>
           </w:tcPr>
           <w:p>
             <w:pPr>
@@ -2573,7 +2575,7 @@
         </w:trPr>
         <w:tc>
           <w:tcPr>
-            <w:tcW w:type="dxa" w:w="2436"/>
+            <w:tcW w:type="dxa" w:w="2852"/>
           </w:tcPr>
           <w:p>
             <w:pPr>
@@ -2591,7 +2593,7 @@
         </w:tc>
         <w:tc>
           <w:tcPr>
-            <w:tcW w:type="dxa" w:w="2436"/>
+            <w:tcW w:type="dxa" w:w="3900"/>
           </w:tcPr>
           <w:p>
             <w:pPr>
@@ -2609,7 +2611,7 @@
         </w:tc>
         <w:tc>
           <w:tcPr>
-            <w:tcW w:type="dxa" w:w="2436"/>
+            <w:tcW w:type="dxa" w:w="1559"/>
           </w:tcPr>
           <w:p>
             <w:pPr>
@@ -2627,7 +2629,7 @@
         </w:tc>
         <w:tc>
           <w:tcPr>
-            <w:tcW w:type="dxa" w:w="2436"/>
+            <w:tcW w:type="dxa" w:w="1553"/>
           </w:tcPr>
           <w:p>
             <w:pPr>
@@ -2650,7 +2652,7 @@
         </w:trPr>
         <w:tc>
           <w:tcPr>
-            <w:tcW w:type="dxa" w:w="2436"/>
+            <w:tcW w:type="dxa" w:w="2852"/>
           </w:tcPr>
           <w:p>
             <w:pPr>
@@ -2668,7 +2670,7 @@
         </w:tc>
         <w:tc>
           <w:tcPr>
-            <w:tcW w:type="dxa" w:w="2436"/>
+            <w:tcW w:type="dxa" w:w="3900"/>
           </w:tcPr>
           <w:p>
             <w:pPr>
@@ -2686,7 +2688,7 @@
         </w:tc>
         <w:tc>
           <w:tcPr>
-            <w:tcW w:type="dxa" w:w="2436"/>
+            <w:tcW w:type="dxa" w:w="1559"/>
           </w:tcPr>
           <w:p>
             <w:pPr>
@@ -2704,7 +2706,7 @@
         </w:tc>
         <w:tc>
           <w:tcPr>
-            <w:tcW w:type="dxa" w:w="2436"/>
+            <w:tcW w:type="dxa" w:w="1553"/>
           </w:tcPr>
           <w:p>
             <w:pPr>
@@ -2924,6 +2926,7 @@
       <w:tblPr>
         <w:tblStyle w:val="TableGrid"/>
         <w:tblW w:type="auto" w:w="0"/>
+        <w:tblLayout w:type="fixed"/>
         <w:tblLook w:firstColumn="1" w:firstRow="1" w:lastColumn="0" w:lastRow="0" w:noHBand="0" w:noVBand="1" w:val="04A0"/>
       </w:tblPr>
       <w:tblGrid>
@@ -2936,7 +2939,7 @@
         </w:trPr>
         <w:tc>
           <w:tcPr>
-            <w:tcW w:type="dxa" w:w="4873"/>
+            <w:tcW w:type="dxa" w:w="5834"/>
           </w:tcPr>
           <w:p>
             <w:pPr>
@@ -2955,7 +2958,7 @@
         </w:tc>
         <w:tc>
           <w:tcPr>
-            <w:tcW w:type="dxa" w:w="4873"/>
+            <w:tcW w:type="dxa" w:w="4031"/>
           </w:tcPr>
           <w:p>
             <w:pPr>
@@ -2989,7 +2992,7 @@
         </w:trPr>
         <w:tc>
           <w:tcPr>
-            <w:tcW w:type="dxa" w:w="4873"/>
+            <w:tcW w:type="dxa" w:w="5834"/>
           </w:tcPr>
           <w:p>
             <w:pPr>
@@ -3007,7 +3010,7 @@
         </w:tc>
         <w:tc>
           <w:tcPr>
-            <w:tcW w:type="dxa" w:w="4873"/>
+            <w:tcW w:type="dxa" w:w="4031"/>
           </w:tcPr>
           <w:p>
             <w:pPr>
@@ -3030,7 +3033,7 @@
         </w:trPr>
         <w:tc>
           <w:tcPr>
-            <w:tcW w:type="dxa" w:w="4873"/>
+            <w:tcW w:type="dxa" w:w="5834"/>
           </w:tcPr>
           <w:p>
             <w:pPr>
@@ -3048,7 +3051,7 @@
         </w:tc>
         <w:tc>
           <w:tcPr>
-            <w:tcW w:type="dxa" w:w="4873"/>
+            <w:tcW w:type="dxa" w:w="4031"/>
           </w:tcPr>
           <w:p>
             <w:pPr>
@@ -3063,7 +3066,7 @@
         </w:trPr>
         <w:tc>
           <w:tcPr>
-            <w:tcW w:type="dxa" w:w="4873"/>
+            <w:tcW w:type="dxa" w:w="5834"/>
           </w:tcPr>
           <w:p>
             <w:pPr>
@@ -3081,7 +3084,7 @@
         </w:tc>
         <w:tc>
           <w:tcPr>
-            <w:tcW w:type="dxa" w:w="4873"/>
+            <w:tcW w:type="dxa" w:w="4031"/>
           </w:tcPr>
           <w:p>
             <w:pPr>
@@ -3131,7 +3134,7 @@
       <w:pPr>
         <w:keepNext w:val="0"/>
         <w:keepLines/>
-        <w:spacing w:before="360" w:after="140" w:line="312" w:lineRule="auto"/>
+        <w:spacing w:before="600" w:after="160" w:line="312" w:lineRule="auto"/>
         <w:ind w:left="0"/>
       </w:pPr>
       <w:r>
@@ -3176,26 +3179,37 @@
     </w:p>
     <w:p>
       <w:pPr>
-        <w:keepNext w:val="0"/>
+        <w:spacing w:before="0" w:after="40" w:line="276" w:lineRule="auto"/>
+        <w:ind w:left="227" w:right="5216"/>
+        <w:keepNext/>
         <w:keepLines/>
-        <w:spacing w:before="0" w:after="80" w:line="312" w:lineRule="auto"/>
-        <w:ind w:left="227"/>
-      </w:pPr>
-      <w:r>
-        <w:rPr>
-          <w:color w:val="1A1A1A"/>
-          <w:sz w:val="20"/>
-          <w:u w:val="single"/>
-        </w:rPr>
-        <w:t>2004</w:t>
-      </w:r>
+        <w:pBdr>
+          <w:bottom w:val="single" w:sz="6" w:space="4" w:color="9A9A9A"/>
+        </w:pBdr>
+      </w:pPr>
       <w:r>
         <w:rPr>
           <w:b w:val="0"/>
           <w:color w:val="1A1A1A"/>
           <w:sz w:val="20"/>
         </w:rPr>
-        <w:t xml:space="preserve">  □ 모름</w:t>
+        <w:t>2004</w:t>
+      </w:r>
+    </w:p>
+    <w:p>
+      <w:pPr>
+        <w:keepNext w:val="0"/>
+        <w:keepLines/>
+        <w:spacing w:before="0" w:after="140" w:line="312" w:lineRule="auto"/>
+        <w:ind w:left="227"/>
+      </w:pPr>
+      <w:r>
+        <w:rPr>
+          <w:b w:val="0"/>
+          <w:color w:val="6E6E6E"/>
+          <w:sz w:val="18"/>
+        </w:rPr>
+        <w:t>□ 모름</w:t>
       </w:r>
     </w:p>
     <w:p>
@@ -3231,18 +3245,35 @@
     </w:p>
     <w:p>
       <w:pPr>
+        <w:spacing w:before="0" w:after="40" w:line="276" w:lineRule="auto"/>
+        <w:ind w:left="227" w:right="5216"/>
+        <w:keepNext/>
+        <w:keepLines/>
+        <w:pBdr>
+          <w:bottom w:val="single" w:sz="6" w:space="4" w:color="9A9A9A"/>
+        </w:pBdr>
+      </w:pPr>
+      <w:r>
+        <w:rPr>
+          <w:sz w:val="20"/>
+        </w:rPr>
+        <w:t xml:space="preserve"> </w:t>
+      </w:r>
+    </w:p>
+    <w:p>
+      <w:pPr>
         <w:keepNext w:val="0"/>
         <w:keepLines/>
-        <w:spacing w:before="0" w:after="80" w:line="312" w:lineRule="auto"/>
+        <w:spacing w:before="0" w:after="140" w:line="312" w:lineRule="auto"/>
         <w:ind w:left="227"/>
       </w:pPr>
       <w:r>
         <w:rPr>
           <w:b w:val="0"/>
-          <w:color w:val="1A1A1A"/>
-          <w:sz w:val="20"/>
-        </w:rPr>
-        <w:t>____________________  ■ 모름</w:t>
+          <w:color w:val="6E6E6E"/>
+          <w:sz w:val="18"/>
+        </w:rPr>
+        <w:t>■ 모름</w:t>
       </w:r>
     </w:p>
     <w:p>
@@ -3420,6 +3451,7 @@
       <w:tblPr>
         <w:tblStyle w:val="TableGrid"/>
         <w:tblW w:type="auto" w:w="0"/>
+        <w:tblLayout w:type="fixed"/>
         <w:tblLook w:firstColumn="1" w:firstRow="1" w:lastColumn="0" w:lastRow="0" w:noHBand="0" w:noVBand="1" w:val="04A0"/>
       </w:tblPr>
       <w:tblGrid>
@@ -3434,7 +3466,7 @@
         </w:trPr>
         <w:tc>
           <w:tcPr>
-            <w:tcW w:type="dxa" w:w="2436"/>
+            <w:tcW w:type="dxa" w:w="1763"/>
           </w:tcPr>
           <w:p>
             <w:pPr>
@@ -3463,7 +3495,7 @@
         </w:tc>
         <w:tc>
           <w:tcPr>
-            <w:tcW w:type="dxa" w:w="2436"/>
+            <w:tcW w:type="dxa" w:w="3169"/>
           </w:tcPr>
           <w:p>
             <w:pPr>
@@ -3492,7 +3524,7 @@
         </w:tc>
         <w:tc>
           <w:tcPr>
-            <w:tcW w:type="dxa" w:w="2436"/>
+            <w:tcW w:type="dxa" w:w="3169"/>
           </w:tcPr>
           <w:p>
             <w:pPr>
@@ -3521,7 +3553,7 @@
         </w:tc>
         <w:tc>
           <w:tcPr>
-            <w:tcW w:type="dxa" w:w="2436"/>
+            <w:tcW w:type="dxa" w:w="1763"/>
           </w:tcPr>
           <w:p>
             <w:pPr>
@@ -3555,7 +3587,7 @@
         </w:trPr>
         <w:tc>
           <w:tcPr>
-            <w:tcW w:type="dxa" w:w="2436"/>
+            <w:tcW w:type="dxa" w:w="1763"/>
           </w:tcPr>
           <w:p>
             <w:pPr>
@@ -3565,7 +3597,7 @@
         </w:tc>
         <w:tc>
           <w:tcPr>
-            <w:tcW w:type="dxa" w:w="2436"/>
+            <w:tcW w:type="dxa" w:w="3169"/>
           </w:tcPr>
           <w:p>
             <w:pPr>
@@ -3597,7 +3629,7 @@
         </w:tc>
         <w:tc>
           <w:tcPr>
-            <w:tcW w:type="dxa" w:w="2436"/>
+            <w:tcW w:type="dxa" w:w="3169"/>
           </w:tcPr>
           <w:p>
             <w:pPr>
@@ -3629,7 +3661,7 @@
         </w:tc>
         <w:tc>
           <w:tcPr>
-            <w:tcW w:type="dxa" w:w="2436"/>
+            <w:tcW w:type="dxa" w:w="1763"/>
           </w:tcPr>
           <w:p>
             <w:pPr>
@@ -3923,7 +3955,7 @@
       <w:pPr>
         <w:keepNext/>
         <w:keepLines/>
-        <w:spacing w:before="360" w:after="140" w:line="312" w:lineRule="auto"/>
+        <w:spacing w:before="600" w:after="160" w:line="312" w:lineRule="auto"/>
         <w:ind w:left="0"/>
       </w:pPr>
       <w:r>
@@ -4008,6 +4040,7 @@
       <w:tblPr>
         <w:tblStyle w:val="TableGrid"/>
         <w:tblW w:type="auto" w:w="0"/>
+        <w:tblLayout w:type="fixed"/>
         <w:tblLook w:firstColumn="1" w:firstRow="1" w:lastColumn="0" w:lastRow="0" w:noHBand="0" w:noVBand="1" w:val="04A0"/>
       </w:tblPr>
       <w:tblGrid>
@@ -4024,7 +4057,7 @@
         </w:trPr>
         <w:tc>
           <w:tcPr>
-            <w:tcW w:type="dxa" w:w="1624"/>
+            <w:tcW w:type="dxa" w:w="1054"/>
           </w:tcPr>
           <w:p>
             <w:pPr>
@@ -4053,7 +4086,7 @@
         </w:tc>
         <w:tc>
           <w:tcPr>
-            <w:tcW w:type="dxa" w:w="1624"/>
+            <w:tcW w:type="dxa" w:w="1054"/>
           </w:tcPr>
           <w:p>
             <w:pPr>
@@ -4082,7 +4115,7 @@
         </w:tc>
         <w:tc>
           <w:tcPr>
-            <w:tcW w:type="dxa" w:w="1624"/>
+            <w:tcW w:type="dxa" w:w="2120"/>
           </w:tcPr>
           <w:p>
             <w:pPr>
@@ -4111,7 +4144,7 @@
         </w:tc>
         <w:tc>
           <w:tcPr>
-            <w:tcW w:type="dxa" w:w="1624"/>
+            <w:tcW w:type="dxa" w:w="2120"/>
           </w:tcPr>
           <w:p>
             <w:pPr>
@@ -4140,7 +4173,7 @@
         </w:tc>
         <w:tc>
           <w:tcPr>
-            <w:tcW w:type="dxa" w:w="1624"/>
+            <w:tcW w:type="dxa" w:w="1259"/>
           </w:tcPr>
           <w:p>
             <w:pPr>
@@ -4179,7 +4212,7 @@
         </w:tc>
         <w:tc>
           <w:tcPr>
-            <w:tcW w:type="dxa" w:w="1624"/>
+            <w:tcW w:type="dxa" w:w="2256"/>
           </w:tcPr>
           <w:p>
             <w:pPr>
@@ -4213,7 +4246,7 @@
         </w:trPr>
         <w:tc>
           <w:tcPr>
-            <w:tcW w:type="dxa" w:w="1624"/>
+            <w:tcW w:type="dxa" w:w="1054"/>
           </w:tcPr>
           <w:p>
             <w:pPr>
@@ -4223,7 +4256,7 @@
         </w:tc>
         <w:tc>
           <w:tcPr>
-            <w:tcW w:type="dxa" w:w="1624"/>
+            <w:tcW w:type="dxa" w:w="1054"/>
           </w:tcPr>
           <w:p>
             <w:pPr>
@@ -4233,7 +4266,7 @@
         </w:tc>
         <w:tc>
           <w:tcPr>
-            <w:tcW w:type="dxa" w:w="1624"/>
+            <w:tcW w:type="dxa" w:w="2120"/>
           </w:tcPr>
           <w:p>
             <w:pPr>
@@ -4265,7 +4298,7 @@
         </w:tc>
         <w:tc>
           <w:tcPr>
-            <w:tcW w:type="dxa" w:w="1624"/>
+            <w:tcW w:type="dxa" w:w="2120"/>
           </w:tcPr>
           <w:p>
             <w:pPr>
@@ -4297,7 +4330,7 @@
         </w:tc>
         <w:tc>
           <w:tcPr>
-            <w:tcW w:type="dxa" w:w="1624"/>
+            <w:tcW w:type="dxa" w:w="1259"/>
           </w:tcPr>
           <w:p>
             <w:pPr>
@@ -4307,7 +4340,7 @@
         </w:tc>
         <w:tc>
           <w:tcPr>
-            <w:tcW w:type="dxa" w:w="1624"/>
+            <w:tcW w:type="dxa" w:w="2256"/>
           </w:tcPr>
           <w:p>
             <w:pPr>
@@ -4364,6 +4397,7 @@
       <w:tblPr>
         <w:tblStyle w:val="TableGrid"/>
         <w:tblW w:type="auto" w:w="0"/>
+        <w:tblLayout w:type="fixed"/>
         <w:tblLook w:firstColumn="1" w:firstRow="1" w:lastColumn="0" w:lastRow="0" w:noHBand="0" w:noVBand="1" w:val="04A0"/>
       </w:tblPr>
       <w:tblGrid>
@@ -4376,7 +4410,7 @@
         </w:trPr>
         <w:tc>
           <w:tcPr>
-            <w:tcW w:type="dxa" w:w="4873"/>
+            <w:tcW w:type="dxa" w:w="2693"/>
           </w:tcPr>
           <w:p>
             <w:pPr>
@@ -4405,7 +4439,7 @@
         </w:tc>
         <w:tc>
           <w:tcPr>
-            <w:tcW w:type="dxa" w:w="4873"/>
+            <w:tcW w:type="dxa" w:w="7172"/>
           </w:tcPr>
           <w:p>
             <w:pPr>
@@ -4428,7 +4462,17 @@
                 <w:color w:val="6E6E6E"/>
                 <w:sz w:val="15"/>
               </w:rPr>
-              <w:t>여러 개면 한 줄에 하나씩 · 건강 / 술·담배 / 끼니 / 돈·생활 / 공부·일 / 결혼·연애 / 운전·귀가 / 직접 적기</w:t>
+              <w:t>하나 고르기 · 한 줄에 하나씩</w:t>
+            </w:r>
+            <w:r>
+              <w:br/>
+            </w:r>
+            <w:r>
+              <w:rPr>
+                <w:color w:val="6E6E6E"/>
+                <w:sz w:val="15"/>
+              </w:rPr>
+              <w:t>건강 / 술·담배 / 끼니 / 돈·생활 / 공부·일 / 결혼·연애 / 운전·귀가 / 직접 적기</w:t>
             </w:r>
           </w:p>
         </w:tc>
@@ -4439,7 +4483,7 @@
         </w:trPr>
         <w:tc>
           <w:tcPr>
-            <w:tcW w:type="dxa" w:w="4873"/>
+            <w:tcW w:type="dxa" w:w="2693"/>
           </w:tcPr>
           <w:p>
             <w:pPr>
@@ -4449,7 +4493,7 @@
         </w:tc>
         <w:tc>
           <w:tcPr>
-            <w:tcW w:type="dxa" w:w="4873"/>
+            <w:tcW w:type="dxa" w:w="7172"/>
           </w:tcPr>
           <w:p>
             <w:pPr>
@@ -4506,6 +4550,7 @@
       <w:tblPr>
         <w:tblStyle w:val="TableGrid"/>
         <w:tblW w:type="auto" w:w="0"/>
+        <w:tblLayout w:type="fixed"/>
         <w:tblLook w:firstColumn="1" w:firstRow="1" w:lastColumn="0" w:lastRow="0" w:noHBand="0" w:noVBand="1" w:val="04A0"/>
       </w:tblPr>
       <w:tblGrid>
@@ -4518,7 +4563,7 @@
         </w:trPr>
         <w:tc>
           <w:tcPr>
-            <w:tcW w:type="dxa" w:w="4873"/>
+            <w:tcW w:type="dxa" w:w="4932"/>
           </w:tcPr>
           <w:p>
             <w:pPr>
@@ -4547,7 +4592,7 @@
         </w:tc>
         <w:tc>
           <w:tcPr>
-            <w:tcW w:type="dxa" w:w="4873"/>
+            <w:tcW w:type="dxa" w:w="4932"/>
           </w:tcPr>
           <w:p>
             <w:pPr>
@@ -4581,7 +4626,7 @@
         </w:trPr>
         <w:tc>
           <w:tcPr>
-            <w:tcW w:type="dxa" w:w="4873"/>
+            <w:tcW w:type="dxa" w:w="4932"/>
           </w:tcPr>
           <w:p>
             <w:pPr>
@@ -4591,7 +4636,7 @@
         </w:tc>
         <w:tc>
           <w:tcPr>
-            <w:tcW w:type="dxa" w:w="4873"/>
+            <w:tcW w:type="dxa" w:w="4932"/>
           </w:tcPr>
           <w:p>
             <w:pPr>
@@ -4617,7 +4662,7 @@
       <w:pPr>
         <w:keepNext w:val="0"/>
         <w:keepLines/>
-        <w:spacing w:before="360" w:after="140" w:line="312" w:lineRule="auto"/>
+        <w:spacing w:before="600" w:after="160" w:line="312" w:lineRule="auto"/>
         <w:ind w:left="0"/>
       </w:pPr>
       <w:r>
@@ -4887,6 +4932,7 @@
       <w:tblPr>
         <w:tblStyle w:val="TableGrid"/>
         <w:tblW w:type="auto" w:w="0"/>
+        <w:tblLayout w:type="fixed"/>
         <w:tblLook w:firstColumn="1" w:firstRow="1" w:lastColumn="0" w:lastRow="0" w:noHBand="0" w:noVBand="1" w:val="04A0"/>
       </w:tblPr>
       <w:tblGrid>
@@ -4898,7 +4944,7 @@
         </w:trPr>
         <w:tc>
           <w:tcPr>
-            <w:tcW w:type="dxa" w:w="9746"/>
+            <w:tcW w:type="dxa" w:w="9865"/>
           </w:tcPr>
           <w:p>
             <w:pPr>
@@ -4922,7 +4968,7 @@
         </w:trPr>
         <w:tc>
           <w:tcPr>
-            <w:tcW w:type="dxa" w:w="9746"/>
+            <w:tcW w:type="dxa" w:w="9865"/>
           </w:tcPr>
           <w:p>
             <w:pPr>
@@ -4998,6 +5044,7 @@
       <w:tblPr>
         <w:tblStyle w:val="TableGrid"/>
         <w:tblW w:type="auto" w:w="0"/>
+        <w:tblLayout w:type="fixed"/>
         <w:tblLook w:firstColumn="1" w:firstRow="1" w:lastColumn="0" w:lastRow="0" w:noHBand="0" w:noVBand="1" w:val="04A0"/>
       </w:tblPr>
       <w:tblGrid>
@@ -5009,7 +5056,7 @@
         </w:trPr>
         <w:tc>
           <w:tcPr>
-            <w:tcW w:type="dxa" w:w="9746"/>
+            <w:tcW w:type="dxa" w:w="9865"/>
           </w:tcPr>
           <w:p>
             <w:pPr>
@@ -5033,7 +5080,7 @@
         </w:trPr>
         <w:tc>
           <w:tcPr>
-            <w:tcW w:type="dxa" w:w="9746"/>
+            <w:tcW w:type="dxa" w:w="9865"/>
           </w:tcPr>
           <w:p>
             <w:pPr>
@@ -5056,7 +5103,7 @@
         </w:trPr>
         <w:tc>
           <w:tcPr>
-            <w:tcW w:type="dxa" w:w="9746"/>
+            <w:tcW w:type="dxa" w:w="9865"/>
           </w:tcPr>
           <w:p>
             <w:pPr>
@@ -5079,7 +5126,7 @@
         </w:trPr>
         <w:tc>
           <w:tcPr>
-            <w:tcW w:type="dxa" w:w="9746"/>
+            <w:tcW w:type="dxa" w:w="9865"/>
           </w:tcPr>
           <w:p>
             <w:pPr>
@@ -5287,6 +5334,7 @@
       <w:tblPr>
         <w:tblStyle w:val="TableGrid"/>
         <w:tblW w:type="auto" w:w="0"/>
+        <w:tblLayout w:type="fixed"/>
         <w:tblLook w:firstColumn="1" w:firstRow="1" w:lastColumn="0" w:lastRow="0" w:noHBand="0" w:noVBand="1" w:val="04A0"/>
       </w:tblPr>
       <w:tblGrid>
@@ -5298,7 +5346,7 @@
         </w:trPr>
         <w:tc>
           <w:tcPr>
-            <w:tcW w:type="dxa" w:w="9746"/>
+            <w:tcW w:type="dxa" w:w="9865"/>
           </w:tcPr>
           <w:p>
             <w:pPr>
@@ -5322,7 +5370,7 @@
         </w:trPr>
         <w:tc>
           <w:tcPr>
-            <w:tcW w:type="dxa" w:w="9746"/>
+            <w:tcW w:type="dxa" w:w="9865"/>
           </w:tcPr>
           <w:p>
             <w:pPr>
@@ -5348,7 +5396,7 @@
       <w:pPr>
         <w:keepNext w:val="0"/>
         <w:keepLines/>
-        <w:spacing w:before="360" w:after="140" w:line="312" w:lineRule="auto"/>
+        <w:spacing w:before="600" w:after="160" w:line="312" w:lineRule="auto"/>
         <w:ind w:left="0"/>
       </w:pPr>
       <w:r>
@@ -5697,6 +5745,7 @@
       <w:tblPr>
         <w:tblStyle w:val="TableGrid"/>
         <w:tblW w:type="auto" w:w="0"/>
+        <w:tblLayout w:type="fixed"/>
         <w:tblLook w:firstColumn="1" w:firstRow="1" w:lastColumn="0" w:lastRow="0" w:noHBand="0" w:noVBand="1" w:val="04A0"/>
       </w:tblPr>
       <w:tblGrid>
@@ -5710,7 +5759,7 @@
         </w:trPr>
         <w:tc>
           <w:tcPr>
-            <w:tcW w:type="dxa" w:w="3249"/>
+            <w:tcW w:type="dxa" w:w="2086"/>
           </w:tcPr>
           <w:p>
             <w:pPr>
@@ -5739,7 +5788,7 @@
         </w:tc>
         <w:tc>
           <w:tcPr>
-            <w:tcW w:type="dxa" w:w="3249"/>
+            <w:tcW w:type="dxa" w:w="5562"/>
           </w:tcPr>
           <w:p>
             <w:pPr>
@@ -5778,7 +5827,7 @@
         </w:tc>
         <w:tc>
           <w:tcPr>
-            <w:tcW w:type="dxa" w:w="3249"/>
+            <w:tcW w:type="dxa" w:w="2217"/>
           </w:tcPr>
           <w:p>
             <w:pPr>
@@ -5832,7 +5881,7 @@
         </w:trPr>
         <w:tc>
           <w:tcPr>
-            <w:tcW w:type="dxa" w:w="3249"/>
+            <w:tcW w:type="dxa" w:w="2086"/>
           </w:tcPr>
           <w:p>
             <w:pPr>
@@ -5850,7 +5899,7 @@
         </w:tc>
         <w:tc>
           <w:tcPr>
-            <w:tcW w:type="dxa" w:w="3249"/>
+            <w:tcW w:type="dxa" w:w="5562"/>
           </w:tcPr>
           <w:p>
             <w:pPr>
@@ -5860,7 +5909,7 @@
         </w:tc>
         <w:tc>
           <w:tcPr>
-            <w:tcW w:type="dxa" w:w="3249"/>
+            <w:tcW w:type="dxa" w:w="2217"/>
           </w:tcPr>
           <w:p>
             <w:pPr>
@@ -6133,7 +6182,7 @@
       <w:pPr>
         <w:keepNext/>
         <w:keepLines/>
-        <w:spacing w:before="360" w:after="140" w:line="312" w:lineRule="auto"/>
+        <w:spacing w:before="600" w:after="160" w:line="312" w:lineRule="auto"/>
         <w:ind w:left="0"/>
       </w:pPr>
       <w:r>
@@ -7122,7 +7171,7 @@
       <w:pPr>
         <w:keepNext w:val="0"/>
         <w:keepLines/>
-        <w:spacing w:before="360" w:after="140" w:line="312" w:lineRule="auto"/>
+        <w:spacing w:before="600" w:after="160" w:line="312" w:lineRule="auto"/>
         <w:ind w:left="0"/>
       </w:pPr>
       <w:r>
@@ -7180,6 +7229,7 @@
       <w:tblPr>
         <w:tblStyle w:val="TableGrid"/>
         <w:tblW w:type="auto" w:w="0"/>
+        <w:tblLayout w:type="fixed"/>
         <w:tblLook w:firstColumn="1" w:firstRow="1" w:lastColumn="0" w:lastRow="0" w:noHBand="0" w:noVBand="1" w:val="04A0"/>
       </w:tblPr>
       <w:tblGrid>
@@ -7192,7 +7242,7 @@
         </w:trPr>
         <w:tc>
           <w:tcPr>
-            <w:tcW w:type="dxa" w:w="4873"/>
+            <w:tcW w:type="dxa" w:w="4932"/>
           </w:tcPr>
           <w:p>
             <w:pPr>
@@ -7221,7 +7271,7 @@
         </w:tc>
         <w:tc>
           <w:tcPr>
-            <w:tcW w:type="dxa" w:w="4873"/>
+            <w:tcW w:type="dxa" w:w="4932"/>
           </w:tcPr>
           <w:p>
             <w:pPr>
@@ -7255,7 +7305,7 @@
         </w:trPr>
         <w:tc>
           <w:tcPr>
-            <w:tcW w:type="dxa" w:w="4873"/>
+            <w:tcW w:type="dxa" w:w="4932"/>
           </w:tcPr>
           <w:p>
             <w:pPr>
@@ -7265,7 +7315,7 @@
         </w:tc>
         <w:tc>
           <w:tcPr>
-            <w:tcW w:type="dxa" w:w="4873"/>
+            <w:tcW w:type="dxa" w:w="4932"/>
           </w:tcPr>
           <w:p>
             <w:pPr>
@@ -7488,6 +7538,7 @@
       <w:tblPr>
         <w:tblStyle w:val="TableGrid"/>
         <w:tblW w:type="auto" w:w="0"/>
+        <w:tblLayout w:type="fixed"/>
         <w:tblLook w:firstColumn="1" w:firstRow="1" w:lastColumn="0" w:lastRow="0" w:noHBand="0" w:noVBand="1" w:val="04A0"/>
       </w:tblPr>
       <w:tblGrid>
@@ -7500,7 +7551,7 @@
         </w:trPr>
         <w:tc>
           <w:tcPr>
-            <w:tcW w:type="dxa" w:w="4873"/>
+            <w:tcW w:type="dxa" w:w="3146"/>
           </w:tcPr>
           <w:p>
             <w:pPr>
@@ -7529,7 +7580,7 @@
         </w:tc>
         <w:tc>
           <w:tcPr>
-            <w:tcW w:type="dxa" w:w="4873"/>
+            <w:tcW w:type="dxa" w:w="6718"/>
           </w:tcPr>
           <w:p>
             <w:pPr>
@@ -7563,7 +7614,7 @@
         </w:trPr>
         <w:tc>
           <w:tcPr>
-            <w:tcW w:type="dxa" w:w="4873"/>
+            <w:tcW w:type="dxa" w:w="3146"/>
           </w:tcPr>
           <w:p>
             <w:pPr>
@@ -7573,7 +7624,7 @@
         </w:tc>
         <w:tc>
           <w:tcPr>
-            <w:tcW w:type="dxa" w:w="4873"/>
+            <w:tcW w:type="dxa" w:w="6718"/>
           </w:tcPr>
           <w:p>
             <w:pPr>
@@ -7630,6 +7681,7 @@
       <w:tblPr>
         <w:tblStyle w:val="TableGrid"/>
         <w:tblW w:type="auto" w:w="0"/>
+        <w:tblLayout w:type="fixed"/>
         <w:tblLook w:firstColumn="1" w:firstRow="1" w:lastColumn="0" w:lastRow="0" w:noHBand="0" w:noVBand="1" w:val="04A0"/>
       </w:tblPr>
       <w:tblGrid>
@@ -7642,7 +7694,7 @@
         </w:trPr>
         <w:tc>
           <w:tcPr>
-            <w:tcW w:type="dxa" w:w="4873"/>
+            <w:tcW w:type="dxa" w:w="5261"/>
           </w:tcPr>
           <w:p>
             <w:pPr>
@@ -7671,7 +7723,7 @@
         </w:tc>
         <w:tc>
           <w:tcPr>
-            <w:tcW w:type="dxa" w:w="4873"/>
+            <w:tcW w:type="dxa" w:w="4603"/>
           </w:tcPr>
           <w:p>
             <w:pPr>
@@ -7705,7 +7757,7 @@
         </w:trPr>
         <w:tc>
           <w:tcPr>
-            <w:tcW w:type="dxa" w:w="4873"/>
+            <w:tcW w:type="dxa" w:w="5261"/>
           </w:tcPr>
           <w:p>
             <w:pPr>
@@ -7715,7 +7767,7 @@
         </w:tc>
         <w:tc>
           <w:tcPr>
-            <w:tcW w:type="dxa" w:w="4873"/>
+            <w:tcW w:type="dxa" w:w="4603"/>
           </w:tcPr>
           <w:p>
             <w:pPr>
@@ -7830,6 +7882,7 @@
       <w:tblPr>
         <w:tblStyle w:val="TableGrid"/>
         <w:tblW w:type="auto" w:w="0"/>
+        <w:tblLayout w:type="fixed"/>
         <w:tblLook w:firstColumn="1" w:firstRow="1" w:lastColumn="0" w:lastRow="0" w:noHBand="0" w:noVBand="1" w:val="04A0"/>
       </w:tblPr>
       <w:tblGrid>
@@ -7842,7 +7895,7 @@
         </w:trPr>
         <w:tc>
           <w:tcPr>
-            <w:tcW w:type="dxa" w:w="4873"/>
+            <w:tcW w:type="dxa" w:w="3759"/>
           </w:tcPr>
           <w:p>
             <w:pPr>
@@ -7871,7 +7924,7 @@
         </w:tc>
         <w:tc>
           <w:tcPr>
-            <w:tcW w:type="dxa" w:w="4873"/>
+            <w:tcW w:type="dxa" w:w="6106"/>
           </w:tcPr>
           <w:p>
             <w:pPr>
@@ -7905,7 +7958,7 @@
         </w:trPr>
         <w:tc>
           <w:tcPr>
-            <w:tcW w:type="dxa" w:w="4873"/>
+            <w:tcW w:type="dxa" w:w="3759"/>
           </w:tcPr>
           <w:p>
             <w:pPr>
@@ -7923,7 +7976,7 @@
         </w:tc>
         <w:tc>
           <w:tcPr>
-            <w:tcW w:type="dxa" w:w="4873"/>
+            <w:tcW w:type="dxa" w:w="6106"/>
           </w:tcPr>
           <w:p>
             <w:pPr>
@@ -7946,7 +7999,7 @@
         </w:trPr>
         <w:tc>
           <w:tcPr>
-            <w:tcW w:type="dxa" w:w="4873"/>
+            <w:tcW w:type="dxa" w:w="3759"/>
           </w:tcPr>
           <w:p>
             <w:pPr>
@@ -7964,7 +8017,7 @@
         </w:tc>
         <w:tc>
           <w:tcPr>
-            <w:tcW w:type="dxa" w:w="4873"/>
+            <w:tcW w:type="dxa" w:w="6106"/>
           </w:tcPr>
           <w:p>
             <w:pPr>
@@ -7987,7 +8040,7 @@
         </w:trPr>
         <w:tc>
           <w:tcPr>
-            <w:tcW w:type="dxa" w:w="4873"/>
+            <w:tcW w:type="dxa" w:w="3759"/>
           </w:tcPr>
           <w:p>
             <w:pPr>
@@ -8005,7 +8058,7 @@
         </w:tc>
         <w:tc>
           <w:tcPr>
-            <w:tcW w:type="dxa" w:w="4873"/>
+            <w:tcW w:type="dxa" w:w="6106"/>
           </w:tcPr>
           <w:p>
             <w:pPr>
@@ -8028,7 +8081,7 @@
         </w:trPr>
         <w:tc>
           <w:tcPr>
-            <w:tcW w:type="dxa" w:w="4873"/>
+            <w:tcW w:type="dxa" w:w="3759"/>
           </w:tcPr>
           <w:p>
             <w:pPr>
@@ -8046,7 +8099,7 @@
         </w:tc>
         <w:tc>
           <w:tcPr>
-            <w:tcW w:type="dxa" w:w="4873"/>
+            <w:tcW w:type="dxa" w:w="6106"/>
           </w:tcPr>
           <w:p>
             <w:pPr>
@@ -8061,7 +8114,7 @@
         </w:trPr>
         <w:tc>
           <w:tcPr>
-            <w:tcW w:type="dxa" w:w="4873"/>
+            <w:tcW w:type="dxa" w:w="3759"/>
           </w:tcPr>
           <w:p>
             <w:pPr>
@@ -8079,7 +8132,7 @@
         </w:tc>
         <w:tc>
           <w:tcPr>
-            <w:tcW w:type="dxa" w:w="4873"/>
+            <w:tcW w:type="dxa" w:w="6106"/>
           </w:tcPr>
           <w:p>
             <w:pPr>
@@ -8102,7 +8155,7 @@
         </w:trPr>
         <w:tc>
           <w:tcPr>
-            <w:tcW w:type="dxa" w:w="4873"/>
+            <w:tcW w:type="dxa" w:w="3759"/>
           </w:tcPr>
           <w:p>
             <w:pPr>
@@ -8120,7 +8173,7 @@
         </w:tc>
         <w:tc>
           <w:tcPr>
-            <w:tcW w:type="dxa" w:w="4873"/>
+            <w:tcW w:type="dxa" w:w="6106"/>
           </w:tcPr>
           <w:p>
             <w:pPr>
@@ -8143,7 +8196,7 @@
         </w:trPr>
         <w:tc>
           <w:tcPr>
-            <w:tcW w:type="dxa" w:w="4873"/>
+            <w:tcW w:type="dxa" w:w="3759"/>
           </w:tcPr>
           <w:p>
             <w:pPr>
@@ -8161,7 +8214,7 @@
         </w:tc>
         <w:tc>
           <w:tcPr>
-            <w:tcW w:type="dxa" w:w="4873"/>
+            <w:tcW w:type="dxa" w:w="6106"/>
           </w:tcPr>
           <w:p>
             <w:pPr>
@@ -8184,7 +8237,7 @@
         </w:trPr>
         <w:tc>
           <w:tcPr>
-            <w:tcW w:type="dxa" w:w="4873"/>
+            <w:tcW w:type="dxa" w:w="3759"/>
           </w:tcPr>
           <w:p>
             <w:pPr>
@@ -8202,7 +8255,7 @@
         </w:tc>
         <w:tc>
           <w:tcPr>
-            <w:tcW w:type="dxa" w:w="4873"/>
+            <w:tcW w:type="dxa" w:w="6106"/>
           </w:tcPr>
           <w:p>
             <w:pPr>
@@ -8225,7 +8278,7 @@
         </w:trPr>
         <w:tc>
           <w:tcPr>
-            <w:tcW w:type="dxa" w:w="4873"/>
+            <w:tcW w:type="dxa" w:w="3759"/>
           </w:tcPr>
           <w:p>
             <w:pPr>
@@ -8243,7 +8296,7 @@
         </w:tc>
         <w:tc>
           <w:tcPr>
-            <w:tcW w:type="dxa" w:w="4873"/>
+            <w:tcW w:type="dxa" w:w="6106"/>
           </w:tcPr>
           <w:p>
             <w:pPr>
@@ -8266,7 +8319,7 @@
         </w:trPr>
         <w:tc>
           <w:tcPr>
-            <w:tcW w:type="dxa" w:w="4873"/>
+            <w:tcW w:type="dxa" w:w="3759"/>
           </w:tcPr>
           <w:p>
             <w:pPr>
@@ -8284,7 +8337,7 @@
         </w:tc>
         <w:tc>
           <w:tcPr>
-            <w:tcW w:type="dxa" w:w="4873"/>
+            <w:tcW w:type="dxa" w:w="6106"/>
           </w:tcPr>
           <w:p>
             <w:pPr>
@@ -8307,7 +8360,7 @@
         </w:trPr>
         <w:tc>
           <w:tcPr>
-            <w:tcW w:type="dxa" w:w="4873"/>
+            <w:tcW w:type="dxa" w:w="3759"/>
           </w:tcPr>
           <w:p>
             <w:pPr>
@@ -8325,7 +8378,7 @@
         </w:tc>
         <w:tc>
           <w:tcPr>
-            <w:tcW w:type="dxa" w:w="4873"/>
+            <w:tcW w:type="dxa" w:w="6106"/>
           </w:tcPr>
           <w:p>
             <w:pPr>
@@ -8348,7 +8401,7 @@
         </w:trPr>
         <w:tc>
           <w:tcPr>
-            <w:tcW w:type="dxa" w:w="4873"/>
+            <w:tcW w:type="dxa" w:w="3759"/>
           </w:tcPr>
           <w:p>
             <w:pPr>
@@ -8366,7 +8419,7 @@
         </w:tc>
         <w:tc>
           <w:tcPr>
-            <w:tcW w:type="dxa" w:w="4873"/>
+            <w:tcW w:type="dxa" w:w="6106"/>
           </w:tcPr>
           <w:p>
             <w:pPr>
@@ -8389,7 +8442,7 @@
         </w:trPr>
         <w:tc>
           <w:tcPr>
-            <w:tcW w:type="dxa" w:w="4873"/>
+            <w:tcW w:type="dxa" w:w="3759"/>
           </w:tcPr>
           <w:p>
             <w:pPr>
@@ -8407,7 +8460,7 @@
         </w:tc>
         <w:tc>
           <w:tcPr>
-            <w:tcW w:type="dxa" w:w="4873"/>
+            <w:tcW w:type="dxa" w:w="6106"/>
           </w:tcPr>
           <w:p>
             <w:pPr>
@@ -8430,7 +8483,7 @@
         </w:trPr>
         <w:tc>
           <w:tcPr>
-            <w:tcW w:type="dxa" w:w="4873"/>
+            <w:tcW w:type="dxa" w:w="3759"/>
           </w:tcPr>
           <w:p>
             <w:pPr>
@@ -8448,7 +8501,7 @@
         </w:tc>
         <w:tc>
           <w:tcPr>
-            <w:tcW w:type="dxa" w:w="4873"/>
+            <w:tcW w:type="dxa" w:w="6106"/>
           </w:tcPr>
           <w:p>
             <w:pPr>
@@ -8471,7 +8524,7 @@
         </w:trPr>
         <w:tc>
           <w:tcPr>
-            <w:tcW w:type="dxa" w:w="4873"/>
+            <w:tcW w:type="dxa" w:w="3759"/>
           </w:tcPr>
           <w:p>
             <w:pPr>
@@ -8489,7 +8542,7 @@
         </w:tc>
         <w:tc>
           <w:tcPr>
-            <w:tcW w:type="dxa" w:w="4873"/>
+            <w:tcW w:type="dxa" w:w="6106"/>
           </w:tcPr>
           <w:p>
             <w:pPr>
@@ -8512,7 +8565,7 @@
         </w:trPr>
         <w:tc>
           <w:tcPr>
-            <w:tcW w:type="dxa" w:w="4873"/>
+            <w:tcW w:type="dxa" w:w="3759"/>
           </w:tcPr>
           <w:p>
             <w:pPr>
@@ -8530,7 +8583,7 @@
         </w:tc>
         <w:tc>
           <w:tcPr>
-            <w:tcW w:type="dxa" w:w="4873"/>
+            <w:tcW w:type="dxa" w:w="6106"/>
           </w:tcPr>
           <w:p>
             <w:pPr>
@@ -8564,7 +8617,7 @@
       <w:pPr>
         <w:keepNext w:val="0"/>
         <w:keepLines/>
-        <w:spacing w:before="360" w:after="140" w:line="312" w:lineRule="auto"/>
+        <w:spacing w:before="600" w:after="160" w:line="312" w:lineRule="auto"/>
         <w:ind w:left="0"/>
       </w:pPr>
       <w:r>
@@ -8580,7 +8633,7 @@
       <w:pPr>
         <w:keepNext/>
         <w:keepLines/>
-        <w:spacing w:before="360" w:after="140" w:line="312" w:lineRule="auto"/>
+        <w:spacing w:before="600" w:after="160" w:line="312" w:lineRule="auto"/>
         <w:ind w:left="0"/>
       </w:pPr>
       <w:r>
@@ -8612,6 +8665,7 @@
       <w:tblPr>
         <w:tblStyle w:val="TableGrid"/>
         <w:tblW w:type="auto" w:w="0"/>
+        <w:tblLayout w:type="fixed"/>
         <w:tblLook w:firstColumn="1" w:firstRow="1" w:lastColumn="0" w:lastRow="0" w:noHBand="0" w:noVBand="1" w:val="04A0"/>
       </w:tblPr>
       <w:tblGrid>
@@ -8624,7 +8678,7 @@
         </w:trPr>
         <w:tc>
           <w:tcPr>
-            <w:tcW w:type="dxa" w:w="4873"/>
+            <w:tcW w:type="dxa" w:w="4774"/>
           </w:tcPr>
           <w:p>
             <w:pPr>
@@ -8643,7 +8697,7 @@
         </w:tc>
         <w:tc>
           <w:tcPr>
-            <w:tcW w:type="dxa" w:w="4873"/>
+            <w:tcW w:type="dxa" w:w="5091"/>
           </w:tcPr>
           <w:p>
             <w:pPr>
@@ -8667,7 +8721,7 @@
         </w:trPr>
         <w:tc>
           <w:tcPr>
-            <w:tcW w:type="dxa" w:w="4873"/>
+            <w:tcW w:type="dxa" w:w="4774"/>
           </w:tcPr>
           <w:p>
             <w:pPr>
@@ -8685,7 +8739,7 @@
         </w:tc>
         <w:tc>
           <w:tcPr>
-            <w:tcW w:type="dxa" w:w="4873"/>
+            <w:tcW w:type="dxa" w:w="5091"/>
           </w:tcPr>
           <w:p>
             <w:pPr>
@@ -8719,7 +8773,7 @@
       <w:pPr>
         <w:keepNext/>
         <w:keepLines/>
-        <w:spacing w:before="360" w:after="140" w:line="312" w:lineRule="auto"/>
+        <w:spacing w:before="600" w:after="160" w:line="312" w:lineRule="auto"/>
         <w:ind w:left="0"/>
       </w:pPr>
       <w:r>
@@ -9491,7 +9545,7 @@
       <w:pPr>
         <w:keepNext w:val="0"/>
         <w:keepLines/>
-        <w:spacing w:before="360" w:after="140" w:line="312" w:lineRule="auto"/>
+        <w:spacing w:before="600" w:after="160" w:line="312" w:lineRule="auto"/>
         <w:ind w:left="0"/>
       </w:pPr>
       <w:r>
@@ -9618,6 +9672,7 @@
       <w:tblPr>
         <w:tblStyle w:val="TableGrid"/>
         <w:tblW w:type="auto" w:w="0"/>
+        <w:tblLayout w:type="fixed"/>
         <w:tblLook w:firstColumn="1" w:firstRow="1" w:lastColumn="0" w:lastRow="0" w:noHBand="0" w:noVBand="1" w:val="04A0"/>
       </w:tblPr>
       <w:tblGrid>
@@ -9631,7 +9686,7 @@
         </w:trPr>
         <w:tc>
           <w:tcPr>
-            <w:tcW w:type="dxa" w:w="3249"/>
+            <w:tcW w:type="dxa" w:w="3583"/>
           </w:tcPr>
           <w:p>
             <w:pPr>
@@ -9650,7 +9705,7 @@
         </w:tc>
         <w:tc>
           <w:tcPr>
-            <w:tcW w:type="dxa" w:w="3249"/>
+            <w:tcW w:type="dxa" w:w="1117"/>
           </w:tcPr>
           <w:p>
             <w:pPr>
@@ -9689,7 +9744,7 @@
         </w:tc>
         <w:tc>
           <w:tcPr>
-            <w:tcW w:type="dxa" w:w="3249"/>
+            <w:tcW w:type="dxa" w:w="5165"/>
           </w:tcPr>
           <w:p>
             <w:pPr>
@@ -9723,7 +9778,7 @@
         </w:trPr>
         <w:tc>
           <w:tcPr>
-            <w:tcW w:type="dxa" w:w="3249"/>
+            <w:tcW w:type="dxa" w:w="3583"/>
           </w:tcPr>
           <w:p>
             <w:pPr>
@@ -9741,7 +9796,7 @@
         </w:tc>
         <w:tc>
           <w:tcPr>
-            <w:tcW w:type="dxa" w:w="3249"/>
+            <w:tcW w:type="dxa" w:w="1117"/>
           </w:tcPr>
           <w:p>
             <w:pPr>
@@ -9759,7 +9814,7 @@
         </w:tc>
         <w:tc>
           <w:tcPr>
-            <w:tcW w:type="dxa" w:w="3249"/>
+            <w:tcW w:type="dxa" w:w="5165"/>
           </w:tcPr>
           <w:p>
             <w:pPr>
@@ -9774,7 +9829,7 @@
         </w:trPr>
         <w:tc>
           <w:tcPr>
-            <w:tcW w:type="dxa" w:w="3249"/>
+            <w:tcW w:type="dxa" w:w="3583"/>
           </w:tcPr>
           <w:p>
             <w:pPr>
@@ -9792,7 +9847,7 @@
         </w:tc>
         <w:tc>
           <w:tcPr>
-            <w:tcW w:type="dxa" w:w="3249"/>
+            <w:tcW w:type="dxa" w:w="1117"/>
           </w:tcPr>
           <w:p>
             <w:pPr>
@@ -9810,7 +9865,7 @@
         </w:tc>
         <w:tc>
           <w:tcPr>
-            <w:tcW w:type="dxa" w:w="3249"/>
+            <w:tcW w:type="dxa" w:w="5165"/>
           </w:tcPr>
           <w:p>
             <w:pPr>
@@ -9825,7 +9880,7 @@
         </w:trPr>
         <w:tc>
           <w:tcPr>
-            <w:tcW w:type="dxa" w:w="3249"/>
+            <w:tcW w:type="dxa" w:w="3583"/>
           </w:tcPr>
           <w:p>
             <w:pPr>
@@ -9843,7 +9898,7 @@
         </w:tc>
         <w:tc>
           <w:tcPr>
-            <w:tcW w:type="dxa" w:w="3249"/>
+            <w:tcW w:type="dxa" w:w="1117"/>
           </w:tcPr>
           <w:p>
             <w:pPr>
@@ -9861,7 +9916,7 @@
         </w:tc>
         <w:tc>
           <w:tcPr>
-            <w:tcW w:type="dxa" w:w="3249"/>
+            <w:tcW w:type="dxa" w:w="5165"/>
           </w:tcPr>
           <w:p>
             <w:pPr>
@@ -9876,7 +9931,7 @@
         </w:trPr>
         <w:tc>
           <w:tcPr>
-            <w:tcW w:type="dxa" w:w="3249"/>
+            <w:tcW w:type="dxa" w:w="3583"/>
           </w:tcPr>
           <w:p>
             <w:pPr>
@@ -9894,7 +9949,7 @@
         </w:tc>
         <w:tc>
           <w:tcPr>
-            <w:tcW w:type="dxa" w:w="3249"/>
+            <w:tcW w:type="dxa" w:w="1117"/>
           </w:tcPr>
           <w:p>
             <w:pPr>
@@ -9912,7 +9967,7 @@
         </w:tc>
         <w:tc>
           <w:tcPr>
-            <w:tcW w:type="dxa" w:w="3249"/>
+            <w:tcW w:type="dxa" w:w="5165"/>
           </w:tcPr>
           <w:p>
             <w:pPr>
@@ -9927,7 +9982,7 @@
         </w:trPr>
         <w:tc>
           <w:tcPr>
-            <w:tcW w:type="dxa" w:w="3249"/>
+            <w:tcW w:type="dxa" w:w="3583"/>
           </w:tcPr>
           <w:p>
             <w:pPr>
@@ -9945,7 +10000,7 @@
         </w:tc>
         <w:tc>
           <w:tcPr>
-            <w:tcW w:type="dxa" w:w="3249"/>
+            <w:tcW w:type="dxa" w:w="1117"/>
           </w:tcPr>
           <w:p>
             <w:pPr>
@@ -9963,7 +10018,7 @@
         </w:tc>
         <w:tc>
           <w:tcPr>
-            <w:tcW w:type="dxa" w:w="3249"/>
+            <w:tcW w:type="dxa" w:w="5165"/>
           </w:tcPr>
           <w:p>
             <w:pPr>
@@ -9978,7 +10033,7 @@
         </w:trPr>
         <w:tc>
           <w:tcPr>
-            <w:tcW w:type="dxa" w:w="3249"/>
+            <w:tcW w:type="dxa" w:w="3583"/>
           </w:tcPr>
           <w:p>
             <w:pPr>
@@ -9996,7 +10051,7 @@
         </w:tc>
         <w:tc>
           <w:tcPr>
-            <w:tcW w:type="dxa" w:w="3249"/>
+            <w:tcW w:type="dxa" w:w="1117"/>
           </w:tcPr>
           <w:p>
             <w:pPr>
@@ -10014,7 +10069,7 @@
         </w:tc>
         <w:tc>
           <w:tcPr>
-            <w:tcW w:type="dxa" w:w="3249"/>
+            <w:tcW w:type="dxa" w:w="5165"/>
           </w:tcPr>
           <w:p>
             <w:pPr>
@@ -10037,7 +10092,7 @@
         </w:trPr>
         <w:tc>
           <w:tcPr>
-            <w:tcW w:type="dxa" w:w="3249"/>
+            <w:tcW w:type="dxa" w:w="3583"/>
           </w:tcPr>
           <w:p>
             <w:pPr>
@@ -10055,7 +10110,7 @@
         </w:tc>
         <w:tc>
           <w:tcPr>
-            <w:tcW w:type="dxa" w:w="3249"/>
+            <w:tcW w:type="dxa" w:w="1117"/>
           </w:tcPr>
           <w:p>
             <w:pPr>
@@ -10073,7 +10128,7 @@
         </w:tc>
         <w:tc>
           <w:tcPr>
-            <w:tcW w:type="dxa" w:w="3249"/>
+            <w:tcW w:type="dxa" w:w="5165"/>
           </w:tcPr>
           <w:p>
             <w:pPr>
@@ -10088,7 +10143,7 @@
         </w:trPr>
         <w:tc>
           <w:tcPr>
-            <w:tcW w:type="dxa" w:w="3249"/>
+            <w:tcW w:type="dxa" w:w="3583"/>
           </w:tcPr>
           <w:p>
             <w:pPr>
@@ -10106,7 +10161,7 @@
         </w:tc>
         <w:tc>
           <w:tcPr>
-            <w:tcW w:type="dxa" w:w="3249"/>
+            <w:tcW w:type="dxa" w:w="1117"/>
           </w:tcPr>
           <w:p>
             <w:pPr>
@@ -10124,7 +10179,7 @@
         </w:tc>
         <w:tc>
           <w:tcPr>
-            <w:tcW w:type="dxa" w:w="3249"/>
+            <w:tcW w:type="dxa" w:w="5165"/>
           </w:tcPr>
           <w:p>
             <w:pPr>
@@ -10147,7 +10202,7 @@
         </w:trPr>
         <w:tc>
           <w:tcPr>
-            <w:tcW w:type="dxa" w:w="3249"/>
+            <w:tcW w:type="dxa" w:w="3583"/>
           </w:tcPr>
           <w:p>
             <w:pPr>
@@ -10165,7 +10220,7 @@
         </w:tc>
         <w:tc>
           <w:tcPr>
-            <w:tcW w:type="dxa" w:w="3249"/>
+            <w:tcW w:type="dxa" w:w="1117"/>
           </w:tcPr>
           <w:p>
             <w:pPr>
@@ -10183,7 +10238,7 @@
         </w:tc>
         <w:tc>
           <w:tcPr>
-            <w:tcW w:type="dxa" w:w="3249"/>
+            <w:tcW w:type="dxa" w:w="5165"/>
           </w:tcPr>
           <w:p>
             <w:pPr>
@@ -10206,7 +10261,7 @@
         </w:trPr>
         <w:tc>
           <w:tcPr>
-            <w:tcW w:type="dxa" w:w="3249"/>
+            <w:tcW w:type="dxa" w:w="3583"/>
           </w:tcPr>
           <w:p>
             <w:pPr>
@@ -10224,7 +10279,7 @@
         </w:tc>
         <w:tc>
           <w:tcPr>
-            <w:tcW w:type="dxa" w:w="3249"/>
+            <w:tcW w:type="dxa" w:w="1117"/>
           </w:tcPr>
           <w:p>
             <w:pPr>
@@ -10242,7 +10297,7 @@
         </w:tc>
         <w:tc>
           <w:tcPr>
-            <w:tcW w:type="dxa" w:w="3249"/>
+            <w:tcW w:type="dxa" w:w="5165"/>
           </w:tcPr>
           <w:p>
             <w:pPr>
@@ -10265,7 +10320,7 @@
         </w:trPr>
         <w:tc>
           <w:tcPr>
-            <w:tcW w:type="dxa" w:w="3249"/>
+            <w:tcW w:type="dxa" w:w="3583"/>
           </w:tcPr>
           <w:p>
             <w:pPr>
@@ -10283,7 +10338,7 @@
         </w:tc>
         <w:tc>
           <w:tcPr>
-            <w:tcW w:type="dxa" w:w="3249"/>
+            <w:tcW w:type="dxa" w:w="1117"/>
           </w:tcPr>
           <w:p>
             <w:pPr>
@@ -10301,7 +10356,7 @@
         </w:tc>
         <w:tc>
           <w:tcPr>
-            <w:tcW w:type="dxa" w:w="3249"/>
+            <w:tcW w:type="dxa" w:w="5165"/>
           </w:tcPr>
           <w:p>
             <w:pPr>
@@ -10324,7 +10379,7 @@
         </w:trPr>
         <w:tc>
           <w:tcPr>
-            <w:tcW w:type="dxa" w:w="3249"/>
+            <w:tcW w:type="dxa" w:w="3583"/>
           </w:tcPr>
           <w:p>
             <w:pPr>
@@ -10342,7 +10397,7 @@
         </w:tc>
         <w:tc>
           <w:tcPr>
-            <w:tcW w:type="dxa" w:w="3249"/>
+            <w:tcW w:type="dxa" w:w="1117"/>
           </w:tcPr>
           <w:p>
             <w:pPr>
@@ -10360,7 +10415,7 @@
         </w:tc>
         <w:tc>
           <w:tcPr>
-            <w:tcW w:type="dxa" w:w="3249"/>
+            <w:tcW w:type="dxa" w:w="5165"/>
           </w:tcPr>
           <w:p>
             <w:pPr>
@@ -10383,7 +10438,7 @@
         </w:trPr>
         <w:tc>
           <w:tcPr>
-            <w:tcW w:type="dxa" w:w="3249"/>
+            <w:tcW w:type="dxa" w:w="3583"/>
           </w:tcPr>
           <w:p>
             <w:pPr>
@@ -10401,7 +10456,7 @@
         </w:tc>
         <w:tc>
           <w:tcPr>
-            <w:tcW w:type="dxa" w:w="3249"/>
+            <w:tcW w:type="dxa" w:w="1117"/>
           </w:tcPr>
           <w:p>
             <w:pPr>
@@ -10419,7 +10474,7 @@
         </w:tc>
         <w:tc>
           <w:tcPr>
-            <w:tcW w:type="dxa" w:w="3249"/>
+            <w:tcW w:type="dxa" w:w="5165"/>
           </w:tcPr>
           <w:p>
             <w:pPr>
@@ -10434,7 +10489,7 @@
         </w:trPr>
         <w:tc>
           <w:tcPr>
-            <w:tcW w:type="dxa" w:w="3249"/>
+            <w:tcW w:type="dxa" w:w="3583"/>
           </w:tcPr>
           <w:p>
             <w:pPr>
@@ -10452,7 +10507,7 @@
         </w:tc>
         <w:tc>
           <w:tcPr>
-            <w:tcW w:type="dxa" w:w="3249"/>
+            <w:tcW w:type="dxa" w:w="1117"/>
           </w:tcPr>
           <w:p>
             <w:pPr>
@@ -10470,7 +10525,7 @@
         </w:tc>
         <w:tc>
           <w:tcPr>
-            <w:tcW w:type="dxa" w:w="3249"/>
+            <w:tcW w:type="dxa" w:w="5165"/>
           </w:tcPr>
           <w:p>
             <w:pPr>
@@ -10586,6 +10641,7 @@
       <w:tblPr>
         <w:tblStyle w:val="TableGrid"/>
         <w:tblW w:type="auto" w:w="0"/>
+        <w:tblLayout w:type="fixed"/>
         <w:tblLook w:firstColumn="1" w:firstRow="1" w:lastColumn="0" w:lastRow="0" w:noHBand="0" w:noVBand="1" w:val="04A0"/>
       </w:tblPr>
       <w:tblGrid>
@@ -10598,7 +10654,7 @@
         </w:trPr>
         <w:tc>
           <w:tcPr>
-            <w:tcW w:type="dxa" w:w="4873"/>
+            <w:tcW w:type="dxa" w:w="6140"/>
           </w:tcPr>
           <w:p>
             <w:pPr>
@@ -10627,7 +10683,7 @@
         </w:tc>
         <w:tc>
           <w:tcPr>
-            <w:tcW w:type="dxa" w:w="4873"/>
+            <w:tcW w:type="dxa" w:w="3725"/>
           </w:tcPr>
           <w:p>
             <w:pPr>
@@ -10671,7 +10727,7 @@
         </w:trPr>
         <w:tc>
           <w:tcPr>
-            <w:tcW w:type="dxa" w:w="4873"/>
+            <w:tcW w:type="dxa" w:w="6140"/>
           </w:tcPr>
           <w:p>
             <w:pPr>
@@ -10689,7 +10745,7 @@
         </w:tc>
         <w:tc>
           <w:tcPr>
-            <w:tcW w:type="dxa" w:w="4873"/>
+            <w:tcW w:type="dxa" w:w="3725"/>
           </w:tcPr>
           <w:p>
             <w:pPr>
@@ -10712,7 +10768,7 @@
         </w:trPr>
         <w:tc>
           <w:tcPr>
-            <w:tcW w:type="dxa" w:w="4873"/>
+            <w:tcW w:type="dxa" w:w="6140"/>
           </w:tcPr>
           <w:p>
             <w:pPr>
@@ -10730,7 +10786,7 @@
         </w:tc>
         <w:tc>
           <w:tcPr>
-            <w:tcW w:type="dxa" w:w="4873"/>
+            <w:tcW w:type="dxa" w:w="3725"/>
           </w:tcPr>
           <w:p>
             <w:pPr>
@@ -10788,7 +10844,7 @@
       <w:pPr>
         <w:keepNext w:val="0"/>
         <w:keepLines/>
-        <w:spacing w:before="360" w:after="140" w:line="312" w:lineRule="auto"/>
+        <w:spacing w:before="600" w:after="160" w:line="312" w:lineRule="auto"/>
         <w:ind w:left="0"/>
       </w:pPr>
       <w:r>
@@ -11011,6 +11067,7 @@
       <w:tblPr>
         <w:tblStyle w:val="TableGrid"/>
         <w:tblW w:type="auto" w:w="0"/>
+        <w:tblLayout w:type="fixed"/>
         <w:tblLook w:firstColumn="1" w:firstRow="1" w:lastColumn="0" w:lastRow="0" w:noHBand="0" w:noVBand="1" w:val="04A0"/>
         <w:tblBorders>
           <w:top w:val="single" w:sz="4" w:space="0" w:color="E4E4E4"/>
@@ -11032,7 +11089,7 @@
         </w:trPr>
         <w:tc>
           <w:tcPr>
-            <w:tcW w:type="dxa" w:w="3249"/>
+            <w:tcW w:type="dxa" w:w="2551"/>
           </w:tcPr>
           <w:p>
             <w:pPr>
@@ -11061,7 +11118,7 @@
         </w:tc>
         <w:tc>
           <w:tcPr>
-            <w:tcW w:type="dxa" w:w="3249"/>
+            <w:tcW w:type="dxa" w:w="4762"/>
           </w:tcPr>
           <w:p>
             <w:pPr>
@@ -11100,7 +11157,7 @@
         </w:tc>
         <w:tc>
           <w:tcPr>
-            <w:tcW w:type="dxa" w:w="3249"/>
+            <w:tcW w:type="dxa" w:w="2551"/>
           </w:tcPr>
           <w:p>
             <w:pPr>
@@ -11134,7 +11191,7 @@
         </w:trPr>
         <w:tc>
           <w:tcPr>
-            <w:tcW w:type="dxa" w:w="3249"/>
+            <w:tcW w:type="dxa" w:w="2551"/>
           </w:tcPr>
           <w:p>
             <w:pPr>
@@ -11144,7 +11201,7 @@
         </w:tc>
         <w:tc>
           <w:tcPr>
-            <w:tcW w:type="dxa" w:w="3249"/>
+            <w:tcW w:type="dxa" w:w="4762"/>
           </w:tcPr>
           <w:p>
             <w:pPr>
@@ -11154,7 +11211,7 @@
         </w:tc>
         <w:tc>
           <w:tcPr>
-            <w:tcW w:type="dxa" w:w="3249"/>
+            <w:tcW w:type="dxa" w:w="2551"/>
           </w:tcPr>
           <w:p>
             <w:pPr>
@@ -11379,7 +11436,7 @@
       <w:pPr>
         <w:keepNext w:val="0"/>
         <w:keepLines/>
-        <w:spacing w:before="360" w:after="140" w:line="312" w:lineRule="auto"/>
+        <w:spacing w:before="600" w:after="160" w:line="312" w:lineRule="auto"/>
         <w:ind w:left="0"/>
       </w:pPr>
       <w:r>
@@ -11426,6 +11483,7 @@
       <w:tblPr>
         <w:tblStyle w:val="TableGrid"/>
         <w:tblW w:type="auto" w:w="0"/>
+        <w:tblLayout w:type="fixed"/>
         <w:tblLook w:firstColumn="1" w:firstRow="1" w:lastColumn="0" w:lastRow="0" w:noHBand="0" w:noVBand="1" w:val="04A0"/>
       </w:tblPr>
       <w:tblGrid>
@@ -11439,7 +11497,7 @@
         </w:trPr>
         <w:tc>
           <w:tcPr>
-            <w:tcW w:type="dxa" w:w="3249"/>
+            <w:tcW w:type="dxa" w:w="2336"/>
           </w:tcPr>
           <w:p>
             <w:pPr>
@@ -11468,7 +11526,7 @@
         </w:tc>
         <w:tc>
           <w:tcPr>
-            <w:tcW w:type="dxa" w:w="3249"/>
+            <w:tcW w:type="dxa" w:w="1752"/>
           </w:tcPr>
           <w:p>
             <w:pPr>
@@ -11497,7 +11555,7 @@
         </w:tc>
         <w:tc>
           <w:tcPr>
-            <w:tcW w:type="dxa" w:w="3249"/>
+            <w:tcW w:type="dxa" w:w="5777"/>
           </w:tcPr>
           <w:p>
             <w:pPr>
@@ -11541,7 +11599,7 @@
         </w:trPr>
         <w:tc>
           <w:tcPr>
-            <w:tcW w:type="dxa" w:w="3249"/>
+            <w:tcW w:type="dxa" w:w="2336"/>
           </w:tcPr>
           <w:p>
             <w:pPr>
@@ -11551,7 +11609,7 @@
         </w:tc>
         <w:tc>
           <w:tcPr>
-            <w:tcW w:type="dxa" w:w="3249"/>
+            <w:tcW w:type="dxa" w:w="1752"/>
           </w:tcPr>
           <w:p>
             <w:pPr>
@@ -11561,7 +11619,7 @@
         </w:tc>
         <w:tc>
           <w:tcPr>
-            <w:tcW w:type="dxa" w:w="3249"/>
+            <w:tcW w:type="dxa" w:w="5777"/>
           </w:tcPr>
           <w:p>
             <w:pPr>
@@ -11642,6 +11700,7 @@
       <w:tblPr>
         <w:tblStyle w:val="TableGrid"/>
         <w:tblW w:type="auto" w:w="0"/>
+        <w:tblLayout w:type="fixed"/>
         <w:tblLook w:firstColumn="1" w:firstRow="1" w:lastColumn="0" w:lastRow="0" w:noHBand="0" w:noVBand="1" w:val="04A0"/>
       </w:tblPr>
       <w:tblGrid>
@@ -11653,7 +11712,7 @@
         </w:trPr>
         <w:tc>
           <w:tcPr>
-            <w:tcW w:type="dxa" w:w="9746"/>
+            <w:tcW w:type="dxa" w:w="9865"/>
           </w:tcPr>
           <w:p>
             <w:pPr>
@@ -11677,7 +11736,7 @@
         </w:trPr>
         <w:tc>
           <w:tcPr>
-            <w:tcW w:type="dxa" w:w="9746"/>
+            <w:tcW w:type="dxa" w:w="9865"/>
           </w:tcPr>
           <w:p>
             <w:pPr>
@@ -11887,7 +11946,7 @@
       <w:pPr>
         <w:keepNext w:val="0"/>
         <w:keepLines/>
-        <w:spacing w:before="360" w:after="140" w:line="312" w:lineRule="auto"/>
+        <w:spacing w:before="600" w:after="160" w:line="312" w:lineRule="auto"/>
         <w:ind w:left="0"/>
       </w:pPr>
       <w:r>
@@ -12033,7 +12092,7 @@
       <w:pPr>
         <w:keepNext w:val="0"/>
         <w:keepLines/>
-        <w:spacing w:before="360" w:after="140" w:line="312" w:lineRule="auto"/>
+        <w:spacing w:before="600" w:after="160" w:line="312" w:lineRule="auto"/>
         <w:ind w:left="0"/>
       </w:pPr>
       <w:r>
@@ -12227,7 +12286,7 @@
       <w:pPr>
         <w:keepNext/>
         <w:keepLines/>
-        <w:spacing w:before="360" w:after="140" w:line="312" w:lineRule="auto"/>
+        <w:spacing w:before="600" w:after="160" w:line="312" w:lineRule="auto"/>
         <w:ind w:left="0"/>
       </w:pPr>
       <w:r>
@@ -12283,7 +12342,7 @@
       <w:pPr>
         <w:keepNext/>
         <w:keepLines/>
-        <w:spacing w:before="360" w:after="140" w:line="312" w:lineRule="auto"/>
+        <w:spacing w:before="600" w:after="160" w:line="312" w:lineRule="auto"/>
         <w:ind w:left="0"/>
       </w:pPr>
       <w:r>
@@ -12379,7 +12438,7 @@
       <w:pPr>
         <w:keepNext/>
         <w:keepLines/>
-        <w:spacing w:before="360" w:after="140" w:line="312" w:lineRule="auto"/>
+        <w:spacing w:before="600" w:after="160" w:line="312" w:lineRule="auto"/>
         <w:ind w:left="0"/>
       </w:pPr>
       <w:r>

--- a/ai/docs/Persona_Intake_이준혁.docx
+++ b/ai/docs/Persona_Intake_이준혁.docx
@@ -8149,457 +8149,6 @@
           </w:p>
         </w:tc>
       </w:tr>
-      <w:tr>
-        <w:trPr>
-          <w:cantSplit/>
-        </w:trPr>
-        <w:tc>
-          <w:tcPr>
-            <w:tcW w:type="dxa" w:w="3759"/>
-          </w:tcPr>
-          <w:p>
-            <w:pPr>
-              <w:spacing w:after="60"/>
-            </w:pPr>
-            <w:r>
-              <w:rPr>
-                <w:b w:val="0"/>
-                <w:color w:val="1A1A1A"/>
-                <w:sz w:val="18"/>
-              </w:rPr>
-              <w:t>ID</w:t>
-            </w:r>
-          </w:p>
-        </w:tc>
-        <w:tc>
-          <w:tcPr>
-            <w:tcW w:type="dxa" w:w="6106"/>
-          </w:tcPr>
-          <w:p>
-            <w:pPr>
-              <w:spacing w:after="60"/>
-            </w:pPr>
-            <w:r>
-              <w:rPr>
-                <w:b w:val="0"/>
-                <w:color w:val="1A1A1A"/>
-                <w:sz w:val="18"/>
-              </w:rPr>
-              <w:t>제목</w:t>
-            </w:r>
-          </w:p>
-        </w:tc>
-      </w:tr>
-      <w:tr>
-        <w:trPr>
-          <w:cantSplit/>
-        </w:trPr>
-        <w:tc>
-          <w:tcPr>
-            <w:tcW w:type="dxa" w:w="3759"/>
-          </w:tcPr>
-          <w:p>
-            <w:pPr>
-              <w:spacing w:after="60"/>
-            </w:pPr>
-            <w:r>
-              <w:rPr>
-                <w:b w:val="0"/>
-                <w:color w:val="1A1A1A"/>
-                <w:sz w:val="18"/>
-              </w:rPr>
-              <w:t>P-01</w:t>
-            </w:r>
-          </w:p>
-        </w:tc>
-        <w:tc>
-          <w:tcPr>
-            <w:tcW w:type="dxa" w:w="6106"/>
-          </w:tcPr>
-          <w:p>
-            <w:pPr>
-              <w:spacing w:after="60"/>
-            </w:pPr>
-            <w:r>
-              <w:rPr>
-                <w:b w:val="0"/>
-                <w:color w:val="1A1A1A"/>
-                <w:sz w:val="18"/>
-              </w:rPr>
-              <w:t>할머니의 아침 죽</w:t>
-            </w:r>
-          </w:p>
-        </w:tc>
-      </w:tr>
-      <w:tr>
-        <w:trPr>
-          <w:cantSplit/>
-        </w:trPr>
-        <w:tc>
-          <w:tcPr>
-            <w:tcW w:type="dxa" w:w="3759"/>
-          </w:tcPr>
-          <w:p>
-            <w:pPr>
-              <w:spacing w:after="60"/>
-            </w:pPr>
-            <w:r>
-              <w:rPr>
-                <w:b w:val="0"/>
-                <w:color w:val="1A1A1A"/>
-                <w:sz w:val="18"/>
-              </w:rPr>
-              <w:t>P-02</w:t>
-            </w:r>
-          </w:p>
-        </w:tc>
-        <w:tc>
-          <w:tcPr>
-            <w:tcW w:type="dxa" w:w="6106"/>
-          </w:tcPr>
-          <w:p>
-            <w:pPr>
-              <w:spacing w:after="60"/>
-            </w:pPr>
-            <w:r>
-              <w:rPr>
-                <w:b w:val="0"/>
-                <w:color w:val="1A1A1A"/>
-                <w:sz w:val="18"/>
-              </w:rPr>
-              <w:t>창업 결심</w:t>
-            </w:r>
-          </w:p>
-        </w:tc>
-      </w:tr>
-      <w:tr>
-        <w:trPr>
-          <w:cantSplit/>
-        </w:trPr>
-        <w:tc>
-          <w:tcPr>
-            <w:tcW w:type="dxa" w:w="3759"/>
-          </w:tcPr>
-          <w:p>
-            <w:pPr>
-              <w:spacing w:after="60"/>
-            </w:pPr>
-            <w:r>
-              <w:rPr>
-                <w:b w:val="0"/>
-                <w:color w:val="1A1A1A"/>
-                <w:sz w:val="18"/>
-              </w:rPr>
-              <w:t>P-03</w:t>
-            </w:r>
-          </w:p>
-        </w:tc>
-        <w:tc>
-          <w:tcPr>
-            <w:tcW w:type="dxa" w:w="6106"/>
-          </w:tcPr>
-          <w:p>
-            <w:pPr>
-              <w:spacing w:after="60"/>
-            </w:pPr>
-            <w:r>
-              <w:rPr>
-                <w:b w:val="0"/>
-                <w:color w:val="1A1A1A"/>
-                <w:sz w:val="18"/>
-              </w:rPr>
-              <w:t>가족에게 처음 보여준 날</w:t>
-            </w:r>
-          </w:p>
-        </w:tc>
-      </w:tr>
-      <w:tr>
-        <w:trPr>
-          <w:cantSplit/>
-        </w:trPr>
-        <w:tc>
-          <w:tcPr>
-            <w:tcW w:type="dxa" w:w="3759"/>
-          </w:tcPr>
-          <w:p>
-            <w:pPr>
-              <w:spacing w:after="60"/>
-            </w:pPr>
-            <w:r>
-              <w:rPr>
-                <w:b w:val="0"/>
-                <w:color w:val="1A1A1A"/>
-                <w:sz w:val="18"/>
-              </w:rPr>
-              <w:t>P-04</w:t>
-            </w:r>
-          </w:p>
-        </w:tc>
-        <w:tc>
-          <w:tcPr>
-            <w:tcW w:type="dxa" w:w="6106"/>
-          </w:tcPr>
-          <w:p>
-            <w:pPr>
-              <w:spacing w:after="60"/>
-            </w:pPr>
-            <w:r>
-              <w:rPr>
-                <w:b w:val="0"/>
-                <w:color w:val="1A1A1A"/>
-                <w:sz w:val="18"/>
-              </w:rPr>
-              <w:t>고모의 사용</w:t>
-            </w:r>
-          </w:p>
-        </w:tc>
-      </w:tr>
-      <w:tr>
-        <w:trPr>
-          <w:cantSplit/>
-        </w:trPr>
-        <w:tc>
-          <w:tcPr>
-            <w:tcW w:type="dxa" w:w="3759"/>
-          </w:tcPr>
-          <w:p>
-            <w:pPr>
-              <w:spacing w:after="60"/>
-            </w:pPr>
-            <w:r>
-              <w:rPr>
-                <w:b w:val="0"/>
-                <w:color w:val="1A1A1A"/>
-                <w:sz w:val="18"/>
-              </w:rPr>
-              <w:t>P-05</w:t>
-            </w:r>
-          </w:p>
-        </w:tc>
-        <w:tc>
-          <w:tcPr>
-            <w:tcW w:type="dxa" w:w="6106"/>
-          </w:tcPr>
-          <w:p>
-            <w:pPr>
-              <w:spacing w:after="60"/>
-            </w:pPr>
-            <w:r>
-              <w:rPr>
-                <w:b w:val="0"/>
-                <w:color w:val="1A1A1A"/>
-                <w:sz w:val="18"/>
-              </w:rPr>
-              <w:t>주변 반응</w:t>
-            </w:r>
-          </w:p>
-        </w:tc>
-      </w:tr>
-      <w:tr>
-        <w:trPr>
-          <w:cantSplit/>
-        </w:trPr>
-        <w:tc>
-          <w:tcPr>
-            <w:tcW w:type="dxa" w:w="3759"/>
-          </w:tcPr>
-          <w:p>
-            <w:pPr>
-              <w:spacing w:after="60"/>
-            </w:pPr>
-            <w:r>
-              <w:rPr>
-                <w:b w:val="0"/>
-                <w:color w:val="1A1A1A"/>
-                <w:sz w:val="18"/>
-              </w:rPr>
-              <w:t>P-06</w:t>
-            </w:r>
-          </w:p>
-        </w:tc>
-        <w:tc>
-          <w:tcPr>
-            <w:tcW w:type="dxa" w:w="6106"/>
-          </w:tcPr>
-          <w:p>
-            <w:pPr>
-              <w:spacing w:after="60"/>
-            </w:pPr>
-            <w:r>
-              <w:rPr>
-                <w:b w:val="0"/>
-                <w:color w:val="1A1A1A"/>
-                <w:sz w:val="18"/>
-              </w:rPr>
-              <w:t>죄수의 딜레마 연구</w:t>
-            </w:r>
-          </w:p>
-        </w:tc>
-      </w:tr>
-      <w:tr>
-        <w:trPr>
-          <w:cantSplit/>
-        </w:trPr>
-        <w:tc>
-          <w:tcPr>
-            <w:tcW w:type="dxa" w:w="3759"/>
-          </w:tcPr>
-          <w:p>
-            <w:pPr>
-              <w:spacing w:after="60"/>
-            </w:pPr>
-            <w:r>
-              <w:rPr>
-                <w:b w:val="0"/>
-                <w:color w:val="1A1A1A"/>
-                <w:sz w:val="18"/>
-              </w:rPr>
-              <w:t>P-07</w:t>
-            </w:r>
-          </w:p>
-        </w:tc>
-        <w:tc>
-          <w:tcPr>
-            <w:tcW w:type="dxa" w:w="6106"/>
-          </w:tcPr>
-          <w:p>
-            <w:pPr>
-              <w:spacing w:after="60"/>
-            </w:pPr>
-            <w:r>
-              <w:rPr>
-                <w:b w:val="0"/>
-                <w:color w:val="1A1A1A"/>
-                <w:sz w:val="18"/>
-              </w:rPr>
-              <w:t>10년 뒤 나에게</w:t>
-            </w:r>
-          </w:p>
-        </w:tc>
-      </w:tr>
-      <w:tr>
-        <w:trPr>
-          <w:cantSplit/>
-        </w:trPr>
-        <w:tc>
-          <w:tcPr>
-            <w:tcW w:type="dxa" w:w="3759"/>
-          </w:tcPr>
-          <w:p>
-            <w:pPr>
-              <w:spacing w:after="60"/>
-            </w:pPr>
-            <w:r>
-              <w:rPr>
-                <w:b w:val="0"/>
-                <w:color w:val="1A1A1A"/>
-                <w:sz w:val="18"/>
-              </w:rPr>
-              <w:t>P-08</w:t>
-            </w:r>
-          </w:p>
-        </w:tc>
-        <w:tc>
-          <w:tcPr>
-            <w:tcW w:type="dxa" w:w="6106"/>
-          </w:tcPr>
-          <w:p>
-            <w:pPr>
-              <w:spacing w:after="60"/>
-            </w:pPr>
-            <w:r>
-              <w:rPr>
-                <w:b w:val="0"/>
-                <w:color w:val="1A1A1A"/>
-                <w:sz w:val="18"/>
-              </w:rPr>
-              <w:t>할머니 페르소나의 의미</w:t>
-            </w:r>
-          </w:p>
-        </w:tc>
-      </w:tr>
-      <w:tr>
-        <w:trPr>
-          <w:cantSplit/>
-        </w:trPr>
-        <w:tc>
-          <w:tcPr>
-            <w:tcW w:type="dxa" w:w="3759"/>
-          </w:tcPr>
-          <w:p>
-            <w:pPr>
-              <w:spacing w:after="60"/>
-            </w:pPr>
-            <w:r>
-              <w:rPr>
-                <w:b w:val="0"/>
-                <w:color w:val="1A1A1A"/>
-                <w:sz w:val="18"/>
-              </w:rPr>
-              <w:t>P-09</w:t>
-            </w:r>
-          </w:p>
-        </w:tc>
-        <w:tc>
-          <w:tcPr>
-            <w:tcW w:type="dxa" w:w="6106"/>
-          </w:tcPr>
-          <w:p>
-            <w:pPr>
-              <w:spacing w:after="60"/>
-            </w:pPr>
-            <w:r>
-              <w:rPr>
-                <w:b w:val="0"/>
-                <w:color w:val="1A1A1A"/>
-                <w:sz w:val="18"/>
-              </w:rPr>
-              <w:t>의대와 회사</w:t>
-            </w:r>
-          </w:p>
-        </w:tc>
-      </w:tr>
-      <w:tr>
-        <w:trPr>
-          <w:cantSplit/>
-        </w:trPr>
-        <w:tc>
-          <w:tcPr>
-            <w:tcW w:type="dxa" w:w="3759"/>
-          </w:tcPr>
-          <w:p>
-            <w:pPr>
-              <w:spacing w:after="60"/>
-            </w:pPr>
-            <w:r>
-              <w:rPr>
-                <w:b w:val="0"/>
-                <w:color w:val="1A1A1A"/>
-                <w:sz w:val="18"/>
-              </w:rPr>
-              <w:t>ID</w:t>
-            </w:r>
-          </w:p>
-        </w:tc>
-        <w:tc>
-          <w:tcPr>
-            <w:tcW w:type="dxa" w:w="6106"/>
-          </w:tcPr>
-          <w:p>
-            <w:pPr>
-              <w:spacing w:after="60"/>
-            </w:pPr>
-            <w:r>
-              <w:rPr>
-                <w:b w:val="0"/>
-                <w:color w:val="1A1A1A"/>
-                <w:sz w:val="18"/>
-              </w:rPr>
-              <w:t>상황</w:t>
-            </w:r>
-          </w:p>
-        </w:tc>
-      </w:tr>
     </w:tbl>
     <w:p>
       <w:pPr>
@@ -8611,22 +8160,6 @@
         <w:rPr>
           <w:sz w:val="2"/>
         </w:rPr>
-      </w:r>
-    </w:p>
-    <w:p>
-      <w:pPr>
-        <w:keepNext w:val="0"/>
-        <w:keepLines/>
-        <w:spacing w:before="600" w:after="160" w:line="312" w:lineRule="auto"/>
-        <w:ind w:left="0"/>
-      </w:pPr>
-      <w:r>
-        <w:rPr>
-          <w:b/>
-          <w:color w:val="1F4E79"/>
-          <w:sz w:val="24"/>
-        </w:rPr>
-        <w:t>M7. 대표 기억 카드 (전사 기반 — 데모 공개 범위)</w:t>
       </w:r>
     </w:p>
     <w:p>

--- a/ai/docs/Persona_Intake_이준혁.docx
+++ b/ai/docs/Persona_Intake_이준혁.docx
@@ -790,11 +790,13 @@
           <w:insideH w:val="single" w:sz="4" w:space="0" w:color="E4E4E4"/>
           <w:insideV w:val="single" w:sz="4" w:space="0" w:color="E4E4E4"/>
         </w:tblBorders>
+        <w:tblLayout w:type="fixed"/>
+        <w:tblW w:w="9865" w:type="dxa"/>
       </w:tblPr>
       <w:tblGrid>
-        <w:gridCol w:w="3249"/>
-        <w:gridCol w:w="3249"/>
-        <w:gridCol w:w="3249"/>
+        <w:gridCol w:w="2148"/>
+        <w:gridCol w:w="4490"/>
+        <w:gridCol w:w="3226"/>
       </w:tblGrid>
       <w:tr>
         <w:trPr>
@@ -1785,12 +1787,14 @@
         <w:tblW w:type="auto" w:w="0"/>
         <w:tblLayout w:type="fixed"/>
         <w:tblLook w:firstColumn="1" w:firstRow="1" w:lastColumn="0" w:lastRow="0" w:noHBand="0" w:noVBand="1" w:val="04A0"/>
+        <w:tblLayout w:type="fixed"/>
+        <w:tblW w:w="9865" w:type="dxa"/>
       </w:tblPr>
       <w:tblGrid>
-        <w:gridCol w:w="2436"/>
-        <w:gridCol w:w="2436"/>
-        <w:gridCol w:w="2436"/>
-        <w:gridCol w:w="2436"/>
+        <w:gridCol w:w="2852"/>
+        <w:gridCol w:w="3900"/>
+        <w:gridCol w:w="1559"/>
+        <w:gridCol w:w="1553"/>
       </w:tblGrid>
       <w:tr>
         <w:trPr>
@@ -2928,10 +2932,12 @@
         <w:tblW w:type="auto" w:w="0"/>
         <w:tblLayout w:type="fixed"/>
         <w:tblLook w:firstColumn="1" w:firstRow="1" w:lastColumn="0" w:lastRow="0" w:noHBand="0" w:noVBand="1" w:val="04A0"/>
+        <w:tblLayout w:type="fixed"/>
+        <w:tblW w:w="9865" w:type="dxa"/>
       </w:tblPr>
       <w:tblGrid>
-        <w:gridCol w:w="4873"/>
-        <w:gridCol w:w="4873"/>
+        <w:gridCol w:w="5834"/>
+        <w:gridCol w:w="4031"/>
       </w:tblGrid>
       <w:tr>
         <w:trPr>
@@ -3453,12 +3459,14 @@
         <w:tblW w:type="auto" w:w="0"/>
         <w:tblLayout w:type="fixed"/>
         <w:tblLook w:firstColumn="1" w:firstRow="1" w:lastColumn="0" w:lastRow="0" w:noHBand="0" w:noVBand="1" w:val="04A0"/>
+        <w:tblLayout w:type="fixed"/>
+        <w:tblW w:w="9865" w:type="dxa"/>
       </w:tblPr>
       <w:tblGrid>
-        <w:gridCol w:w="2436"/>
-        <w:gridCol w:w="2436"/>
-        <w:gridCol w:w="2436"/>
-        <w:gridCol w:w="2436"/>
+        <w:gridCol w:w="1763"/>
+        <w:gridCol w:w="3169"/>
+        <w:gridCol w:w="3169"/>
+        <w:gridCol w:w="1763"/>
       </w:tblGrid>
       <w:tr>
         <w:trPr>
@@ -4042,14 +4050,16 @@
         <w:tblW w:type="auto" w:w="0"/>
         <w:tblLayout w:type="fixed"/>
         <w:tblLook w:firstColumn="1" w:firstRow="1" w:lastColumn="0" w:lastRow="0" w:noHBand="0" w:noVBand="1" w:val="04A0"/>
+        <w:tblLayout w:type="fixed"/>
+        <w:tblW w:w="9865" w:type="dxa"/>
       </w:tblPr>
       <w:tblGrid>
-        <w:gridCol w:w="1624"/>
-        <w:gridCol w:w="1624"/>
-        <w:gridCol w:w="1624"/>
-        <w:gridCol w:w="1624"/>
-        <w:gridCol w:w="1624"/>
-        <w:gridCol w:w="1624"/>
+        <w:gridCol w:w="1054"/>
+        <w:gridCol w:w="1054"/>
+        <w:gridCol w:w="2120"/>
+        <w:gridCol w:w="2120"/>
+        <w:gridCol w:w="1258"/>
+        <w:gridCol w:w="2256"/>
       </w:tblGrid>
       <w:tr>
         <w:trPr>
@@ -4399,10 +4409,12 @@
         <w:tblW w:type="auto" w:w="0"/>
         <w:tblLayout w:type="fixed"/>
         <w:tblLook w:firstColumn="1" w:firstRow="1" w:lastColumn="0" w:lastRow="0" w:noHBand="0" w:noVBand="1" w:val="04A0"/>
+        <w:tblLayout w:type="fixed"/>
+        <w:tblW w:w="9865" w:type="dxa"/>
       </w:tblPr>
       <w:tblGrid>
-        <w:gridCol w:w="4873"/>
-        <w:gridCol w:w="4873"/>
+        <w:gridCol w:w="2693"/>
+        <w:gridCol w:w="7172"/>
       </w:tblGrid>
       <w:tr>
         <w:trPr>
@@ -4552,10 +4564,12 @@
         <w:tblW w:type="auto" w:w="0"/>
         <w:tblLayout w:type="fixed"/>
         <w:tblLook w:firstColumn="1" w:firstRow="1" w:lastColumn="0" w:lastRow="0" w:noHBand="0" w:noVBand="1" w:val="04A0"/>
+        <w:tblLayout w:type="fixed"/>
+        <w:tblW w:w="9865" w:type="dxa"/>
       </w:tblPr>
       <w:tblGrid>
-        <w:gridCol w:w="4873"/>
-        <w:gridCol w:w="4873"/>
+        <w:gridCol w:w="4932"/>
+        <w:gridCol w:w="4932"/>
       </w:tblGrid>
       <w:tr>
         <w:trPr>
@@ -4934,9 +4948,11 @@
         <w:tblW w:type="auto" w:w="0"/>
         <w:tblLayout w:type="fixed"/>
         <w:tblLook w:firstColumn="1" w:firstRow="1" w:lastColumn="0" w:lastRow="0" w:noHBand="0" w:noVBand="1" w:val="04A0"/>
+        <w:tblLayout w:type="fixed"/>
+        <w:tblW w:w="9865" w:type="dxa"/>
       </w:tblPr>
       <w:tblGrid>
-        <w:gridCol w:w="9746"/>
+        <w:gridCol w:w="9865"/>
       </w:tblGrid>
       <w:tr>
         <w:trPr>
@@ -5046,9 +5062,11 @@
         <w:tblW w:type="auto" w:w="0"/>
         <w:tblLayout w:type="fixed"/>
         <w:tblLook w:firstColumn="1" w:firstRow="1" w:lastColumn="0" w:lastRow="0" w:noHBand="0" w:noVBand="1" w:val="04A0"/>
+        <w:tblLayout w:type="fixed"/>
+        <w:tblW w:w="9865" w:type="dxa"/>
       </w:tblPr>
       <w:tblGrid>
-        <w:gridCol w:w="9746"/>
+        <w:gridCol w:w="9865"/>
       </w:tblGrid>
       <w:tr>
         <w:trPr>
@@ -5336,9 +5354,11 @@
         <w:tblW w:type="auto" w:w="0"/>
         <w:tblLayout w:type="fixed"/>
         <w:tblLook w:firstColumn="1" w:firstRow="1" w:lastColumn="0" w:lastRow="0" w:noHBand="0" w:noVBand="1" w:val="04A0"/>
+        <w:tblLayout w:type="fixed"/>
+        <w:tblW w:w="9865" w:type="dxa"/>
       </w:tblPr>
       <w:tblGrid>
-        <w:gridCol w:w="9746"/>
+        <w:gridCol w:w="9865"/>
       </w:tblGrid>
       <w:tr>
         <w:trPr>
@@ -5747,11 +5767,13 @@
         <w:tblW w:type="auto" w:w="0"/>
         <w:tblLayout w:type="fixed"/>
         <w:tblLook w:firstColumn="1" w:firstRow="1" w:lastColumn="0" w:lastRow="0" w:noHBand="0" w:noVBand="1" w:val="04A0"/>
+        <w:tblLayout w:type="fixed"/>
+        <w:tblW w:w="9865" w:type="dxa"/>
       </w:tblPr>
       <w:tblGrid>
-        <w:gridCol w:w="3249"/>
-        <w:gridCol w:w="3249"/>
-        <w:gridCol w:w="3249"/>
+        <w:gridCol w:w="2086"/>
+        <w:gridCol w:w="5562"/>
+        <w:gridCol w:w="2216"/>
       </w:tblGrid>
       <w:tr>
         <w:trPr>
@@ -7231,10 +7253,12 @@
         <w:tblW w:type="auto" w:w="0"/>
         <w:tblLayout w:type="fixed"/>
         <w:tblLook w:firstColumn="1" w:firstRow="1" w:lastColumn="0" w:lastRow="0" w:noHBand="0" w:noVBand="1" w:val="04A0"/>
+        <w:tblLayout w:type="fixed"/>
+        <w:tblW w:w="9865" w:type="dxa"/>
       </w:tblPr>
       <w:tblGrid>
-        <w:gridCol w:w="4873"/>
-        <w:gridCol w:w="4873"/>
+        <w:gridCol w:w="4932"/>
+        <w:gridCol w:w="4932"/>
       </w:tblGrid>
       <w:tr>
         <w:trPr>
@@ -7540,10 +7564,12 @@
         <w:tblW w:type="auto" w:w="0"/>
         <w:tblLayout w:type="fixed"/>
         <w:tblLook w:firstColumn="1" w:firstRow="1" w:lastColumn="0" w:lastRow="0" w:noHBand="0" w:noVBand="1" w:val="04A0"/>
+        <w:tblLayout w:type="fixed"/>
+        <w:tblW w:w="9865" w:type="dxa"/>
       </w:tblPr>
       <w:tblGrid>
-        <w:gridCol w:w="4873"/>
-        <w:gridCol w:w="4873"/>
+        <w:gridCol w:w="3146"/>
+        <w:gridCol w:w="6718"/>
       </w:tblGrid>
       <w:tr>
         <w:trPr>
@@ -7683,10 +7709,12 @@
         <w:tblW w:type="auto" w:w="0"/>
         <w:tblLayout w:type="fixed"/>
         <w:tblLook w:firstColumn="1" w:firstRow="1" w:lastColumn="0" w:lastRow="0" w:noHBand="0" w:noVBand="1" w:val="04A0"/>
+        <w:tblLayout w:type="fixed"/>
+        <w:tblW w:w="9865" w:type="dxa"/>
       </w:tblPr>
       <w:tblGrid>
-        <w:gridCol w:w="4873"/>
-        <w:gridCol w:w="4873"/>
+        <w:gridCol w:w="5261"/>
+        <w:gridCol w:w="4604"/>
       </w:tblGrid>
       <w:tr>
         <w:trPr>
@@ -7884,10 +7912,12 @@
         <w:tblW w:type="auto" w:w="0"/>
         <w:tblLayout w:type="fixed"/>
         <w:tblLook w:firstColumn="1" w:firstRow="1" w:lastColumn="0" w:lastRow="0" w:noHBand="0" w:noVBand="1" w:val="04A0"/>
+        <w:tblLayout w:type="fixed"/>
+        <w:tblW w:w="9865" w:type="dxa"/>
       </w:tblPr>
       <w:tblGrid>
-        <w:gridCol w:w="4873"/>
-        <w:gridCol w:w="4873"/>
+        <w:gridCol w:w="3759"/>
+        <w:gridCol w:w="6106"/>
       </w:tblGrid>
       <w:tr>
         <w:trPr>
@@ -8200,10 +8230,12 @@
         <w:tblW w:type="auto" w:w="0"/>
         <w:tblLayout w:type="fixed"/>
         <w:tblLook w:firstColumn="1" w:firstRow="1" w:lastColumn="0" w:lastRow="0" w:noHBand="0" w:noVBand="1" w:val="04A0"/>
+        <w:tblLayout w:type="fixed"/>
+        <w:tblW w:w="9865" w:type="dxa"/>
       </w:tblPr>
       <w:tblGrid>
-        <w:gridCol w:w="4873"/>
-        <w:gridCol w:w="4873"/>
+        <w:gridCol w:w="4774"/>
+        <w:gridCol w:w="5091"/>
       </w:tblGrid>
       <w:tr>
         <w:trPr>
@@ -9207,11 +9239,13 @@
         <w:tblW w:type="auto" w:w="0"/>
         <w:tblLayout w:type="fixed"/>
         <w:tblLook w:firstColumn="1" w:firstRow="1" w:lastColumn="0" w:lastRow="0" w:noHBand="0" w:noVBand="1" w:val="04A0"/>
+        <w:tblLayout w:type="fixed"/>
+        <w:tblW w:w="9865" w:type="dxa"/>
       </w:tblPr>
       <w:tblGrid>
-        <w:gridCol w:w="3249"/>
-        <w:gridCol w:w="3249"/>
-        <w:gridCol w:w="3249"/>
+        <w:gridCol w:w="3583"/>
+        <w:gridCol w:w="1116"/>
+        <w:gridCol w:w="5165"/>
       </w:tblGrid>
       <w:tr>
         <w:trPr>
@@ -10176,10 +10210,12 @@
         <w:tblW w:type="auto" w:w="0"/>
         <w:tblLayout w:type="fixed"/>
         <w:tblLook w:firstColumn="1" w:firstRow="1" w:lastColumn="0" w:lastRow="0" w:noHBand="0" w:noVBand="1" w:val="04A0"/>
+        <w:tblLayout w:type="fixed"/>
+        <w:tblW w:w="9865" w:type="dxa"/>
       </w:tblPr>
       <w:tblGrid>
-        <w:gridCol w:w="4873"/>
-        <w:gridCol w:w="4873"/>
+        <w:gridCol w:w="6140"/>
+        <w:gridCol w:w="3725"/>
       </w:tblGrid>
       <w:tr>
         <w:trPr>
@@ -10610,11 +10646,13 @@
           <w:insideH w:val="single" w:sz="4" w:space="0" w:color="E4E4E4"/>
           <w:insideV w:val="single" w:sz="4" w:space="0" w:color="E4E4E4"/>
         </w:tblBorders>
+        <w:tblLayout w:type="fixed"/>
+        <w:tblW w:w="9865" w:type="dxa"/>
       </w:tblPr>
       <w:tblGrid>
-        <w:gridCol w:w="3249"/>
-        <w:gridCol w:w="3249"/>
-        <w:gridCol w:w="3249"/>
+        <w:gridCol w:w="2551"/>
+        <w:gridCol w:w="4762"/>
+        <w:gridCol w:w="2551"/>
       </w:tblGrid>
       <w:tr>
         <w:trPr>
@@ -11018,11 +11056,13 @@
         <w:tblW w:type="auto" w:w="0"/>
         <w:tblLayout w:type="fixed"/>
         <w:tblLook w:firstColumn="1" w:firstRow="1" w:lastColumn="0" w:lastRow="0" w:noHBand="0" w:noVBand="1" w:val="04A0"/>
+        <w:tblLayout w:type="fixed"/>
+        <w:tblW w:w="9865" w:type="dxa"/>
       </w:tblPr>
       <w:tblGrid>
-        <w:gridCol w:w="3249"/>
-        <w:gridCol w:w="3249"/>
-        <w:gridCol w:w="3249"/>
+        <w:gridCol w:w="2336"/>
+        <w:gridCol w:w="1752"/>
+        <w:gridCol w:w="5777"/>
       </w:tblGrid>
       <w:tr>
         <w:trPr>
@@ -11235,9 +11275,11 @@
         <w:tblW w:type="auto" w:w="0"/>
         <w:tblLayout w:type="fixed"/>
         <w:tblLook w:firstColumn="1" w:firstRow="1" w:lastColumn="0" w:lastRow="0" w:noHBand="0" w:noVBand="1" w:val="04A0"/>
+        <w:tblLayout w:type="fixed"/>
+        <w:tblW w:w="9865" w:type="dxa"/>
       </w:tblPr>
       <w:tblGrid>
-        <w:gridCol w:w="9746"/>
+        <w:gridCol w:w="9865"/>
       </w:tblGrid>
       <w:tr>
         <w:trPr>

--- a/ai/docs/Persona_Intake_이준혁.docx
+++ b/ai/docs/Persona_Intake_이준혁.docx
@@ -4743,6 +4743,23 @@
     </w:p>
     <w:p>
       <w:pPr>
+        <w:spacing w:before="0" w:after="120" w:line="276" w:lineRule="auto"/>
+        <w:ind w:left="227"/>
+        <w:keepNext/>
+        <w:keepLines/>
+        <w:pBdr>
+          <w:bottom w:val="single" w:sz="6" w:space="4" w:color="9A9A9A"/>
+        </w:pBdr>
+      </w:pPr>
+      <w:r>
+        <w:rPr>
+          <w:sz w:val="20"/>
+        </w:rPr>
+        <w:t xml:space="preserve"> </w:t>
+      </w:r>
+    </w:p>
+    <w:p>
+      <w:pPr>
         <w:keepNext w:val="0"/>
         <w:keepLines/>
         <w:spacing w:before="0" w:after="80" w:line="312" w:lineRule="auto"/>
@@ -4754,7 +4771,7 @@
           <w:color w:val="1A1A1A"/>
           <w:sz w:val="20"/>
         </w:rPr>
-        <w:t>" ____________________ "   출처: □ 본인  □ 직접 들음  □ 가족 전언  □ 그랬을 것 같음</w:t>
+        <w:t>출처: □ 본인  □ 직접 들음  □ 가족 전언  □ 그랬을 것 같음</w:t>
       </w:r>
     </w:p>
     <w:p>
@@ -4801,6 +4818,23 @@
     </w:p>
     <w:p>
       <w:pPr>
+        <w:spacing w:before="0" w:after="120" w:line="276" w:lineRule="auto"/>
+        <w:ind w:left="227"/>
+        <w:keepNext/>
+        <w:keepLines/>
+        <w:pBdr>
+          <w:bottom w:val="single" w:sz="6" w:space="4" w:color="9A9A9A"/>
+        </w:pBdr>
+      </w:pPr>
+      <w:r>
+        <w:rPr>
+          <w:sz w:val="20"/>
+        </w:rPr>
+        <w:t xml:space="preserve"> </w:t>
+      </w:r>
+    </w:p>
+    <w:p>
+      <w:pPr>
         <w:keepNext w:val="0"/>
         <w:keepLines/>
         <w:spacing w:before="0" w:after="80" w:line="312" w:lineRule="auto"/>
@@ -4812,7 +4846,7 @@
           <w:color w:val="1A1A1A"/>
           <w:sz w:val="20"/>
         </w:rPr>
-        <w:t>" ____________________ "   출처: □ 본인  □ 직접 들음  □ 가족 전언  □ 그랬을 것 같음</w:t>
+        <w:t>출처: □ 본인  □ 직접 들음  □ 가족 전언  □ 그랬을 것 같음</w:t>
       </w:r>
     </w:p>
     <w:p>
@@ -5239,7 +5273,7 @@
     </w:p>
     <w:p>
       <w:pPr>
-        <w:keepNext w:val="0"/>
+        <w:keepNext/>
         <w:keepLines/>
         <w:spacing w:before="0" w:after="80" w:line="312" w:lineRule="auto"/>
         <w:ind w:left="227"/>
@@ -5250,7 +5284,24 @@
           <w:color w:val="1A1A1A"/>
           <w:sz w:val="20"/>
         </w:rPr>
-        <w:t>예시 문장 하나: " ____________________ "</w:t>
+        <w:t>예시 문장 하나</w:t>
+      </w:r>
+    </w:p>
+    <w:p>
+      <w:pPr>
+        <w:spacing w:before="0" w:after="120" w:line="276" w:lineRule="auto"/>
+        <w:ind w:left="227"/>
+        <w:keepNext w:val="0"/>
+        <w:keepLines/>
+        <w:pBdr>
+          <w:bottom w:val="single" w:sz="6" w:space="4" w:color="9A9A9A"/>
+        </w:pBdr>
+      </w:pPr>
+      <w:r>
+        <w:rPr>
+          <w:sz w:val="20"/>
+        </w:rPr>
+        <w:t xml:space="preserve"> </w:t>
       </w:r>
     </w:p>
     <w:p>
@@ -8408,7 +8459,7 @@
     </w:p>
     <w:p>
       <w:pPr>
-        <w:keepNext w:val="0"/>
+        <w:keepNext/>
         <w:keepLines/>
         <w:spacing w:before="0" w:after="80" w:line="312" w:lineRule="auto"/>
         <w:ind w:left="227"/>
@@ -8419,7 +8470,24 @@
           <w:color w:val="1A1A1A"/>
           <w:sz w:val="20"/>
         </w:rPr>
-        <w:t>말 한 줄: " ____________________ "</w:t>
+        <w:t>말 한 줄</w:t>
+      </w:r>
+    </w:p>
+    <w:p>
+      <w:pPr>
+        <w:spacing w:before="0" w:after="120" w:line="276" w:lineRule="auto"/>
+        <w:ind w:left="227"/>
+        <w:keepNext w:val="0"/>
+        <w:keepLines/>
+        <w:pBdr>
+          <w:bottom w:val="single" w:sz="6" w:space="4" w:color="9A9A9A"/>
+        </w:pBdr>
+      </w:pPr>
+      <w:r>
+        <w:rPr>
+          <w:sz w:val="20"/>
+        </w:rPr>
+        <w:t xml:space="preserve"> </w:t>
       </w:r>
     </w:p>
     <w:p>
@@ -8480,7 +8548,7 @@
     </w:p>
     <w:p>
       <w:pPr>
-        <w:keepNext w:val="0"/>
+        <w:keepNext/>
         <w:keepLines/>
         <w:spacing w:before="0" w:after="80" w:line="312" w:lineRule="auto"/>
         <w:ind w:left="227"/>
@@ -8491,23 +8559,26 @@
           <w:color w:val="1A1A1A"/>
           <w:sz w:val="20"/>
         </w:rPr>
-        <w:t xml:space="preserve">말 한 줄: " </w:t>
-      </w:r>
-      <w:r>
-        <w:rPr>
-          <w:color w:val="1A1A1A"/>
-          <w:sz w:val="20"/>
-          <w:u w:val="single"/>
-        </w:rPr>
-        <w:t>저도 불안했던 순간이 있었는데, 그때는 더 움직이는 걸로 이겨냈던 것 같아요</w:t>
-      </w:r>
+        <w:t>말 한 줄</w:t>
+      </w:r>
+    </w:p>
+    <w:p>
+      <w:pPr>
+        <w:spacing w:before="0" w:after="120" w:line="276" w:lineRule="auto"/>
+        <w:ind w:left="227"/>
+        <w:keepNext w:val="0"/>
+        <w:keepLines/>
+        <w:pBdr>
+          <w:bottom w:val="single" w:sz="6" w:space="4" w:color="9A9A9A"/>
+        </w:pBdr>
+      </w:pPr>
       <w:r>
         <w:rPr>
           <w:b w:val="0"/>
           <w:color w:val="1A1A1A"/>
           <w:sz w:val="20"/>
         </w:rPr>
-        <w:t xml:space="preserve"> "</w:t>
+        <w:t>저도 불안했던 순간이 있었는데, 그때는 더 움직이는 걸로 이겨냈던 것 같아요</w:t>
       </w:r>
     </w:p>
     <w:p>
@@ -8552,7 +8623,7 @@
     </w:p>
     <w:p>
       <w:pPr>
-        <w:keepNext w:val="0"/>
+        <w:keepNext/>
         <w:keepLines/>
         <w:spacing w:before="0" w:after="80" w:line="312" w:lineRule="auto"/>
         <w:ind w:left="227"/>
@@ -8563,23 +8634,26 @@
           <w:color w:val="1A1A1A"/>
           <w:sz w:val="20"/>
         </w:rPr>
-        <w:t xml:space="preserve">말 한 줄: " </w:t>
-      </w:r>
-      <w:r>
-        <w:rPr>
-          <w:color w:val="1A1A1A"/>
-          <w:sz w:val="20"/>
-          <w:u w:val="single"/>
-        </w:rPr>
-        <w:t>정말요? 너무 잘됐네요</w:t>
-      </w:r>
+        <w:t>말 한 줄</w:t>
+      </w:r>
+    </w:p>
+    <w:p>
+      <w:pPr>
+        <w:spacing w:before="0" w:after="120" w:line="276" w:lineRule="auto"/>
+        <w:ind w:left="227"/>
+        <w:keepNext w:val="0"/>
+        <w:keepLines/>
+        <w:pBdr>
+          <w:bottom w:val="single" w:sz="6" w:space="4" w:color="9A9A9A"/>
+        </w:pBdr>
+      </w:pPr>
       <w:r>
         <w:rPr>
           <w:b w:val="0"/>
           <w:color w:val="1A1A1A"/>
           <w:sz w:val="20"/>
         </w:rPr>
-        <w:t xml:space="preserve"> "</w:t>
+        <w:t>정말요? 너무 잘됐네요</w:t>
       </w:r>
     </w:p>
     <w:p>
@@ -8635,7 +8709,7 @@
     </w:p>
     <w:p>
       <w:pPr>
-        <w:keepNext w:val="0"/>
+        <w:keepNext/>
         <w:keepLines/>
         <w:spacing w:before="0" w:after="80" w:line="312" w:lineRule="auto"/>
         <w:ind w:left="227"/>
@@ -8646,23 +8720,26 @@
           <w:color w:val="1A1A1A"/>
           <w:sz w:val="20"/>
         </w:rPr>
-        <w:t xml:space="preserve">말 한 줄: " </w:t>
-      </w:r>
-      <w:r>
-        <w:rPr>
-          <w:color w:val="1A1A1A"/>
-          <w:sz w:val="20"/>
-          <w:u w:val="single"/>
-        </w:rPr>
-        <w:t>푹 쉬시고, 필요하면 병원 꼭 가보세요</w:t>
-      </w:r>
+        <w:t>말 한 줄</w:t>
+      </w:r>
+    </w:p>
+    <w:p>
+      <w:pPr>
+        <w:spacing w:before="0" w:after="120" w:line="276" w:lineRule="auto"/>
+        <w:ind w:left="227"/>
+        <w:keepNext w:val="0"/>
+        <w:keepLines/>
+        <w:pBdr>
+          <w:bottom w:val="single" w:sz="6" w:space="4" w:color="9A9A9A"/>
+        </w:pBdr>
+      </w:pPr>
       <w:r>
         <w:rPr>
           <w:b w:val="0"/>
           <w:color w:val="1A1A1A"/>
           <w:sz w:val="20"/>
         </w:rPr>
-        <w:t xml:space="preserve"> "</w:t>
+        <w:t>푹 쉬시고, 필요하면 병원 꼭 가보세요</w:t>
       </w:r>
     </w:p>
     <w:p>
@@ -8723,7 +8800,7 @@
     </w:p>
     <w:p>
       <w:pPr>
-        <w:keepNext w:val="0"/>
+        <w:keepNext/>
         <w:keepLines/>
         <w:spacing w:before="0" w:after="80" w:line="312" w:lineRule="auto"/>
         <w:ind w:left="227"/>
@@ -8734,7 +8811,24 @@
           <w:color w:val="1A1A1A"/>
           <w:sz w:val="20"/>
         </w:rPr>
-        <w:t>말 한 줄: " ____________________ "</w:t>
+        <w:t>말 한 줄</w:t>
+      </w:r>
+    </w:p>
+    <w:p>
+      <w:pPr>
+        <w:spacing w:before="0" w:after="120" w:line="276" w:lineRule="auto"/>
+        <w:ind w:left="227"/>
+        <w:keepNext w:val="0"/>
+        <w:keepLines/>
+        <w:pBdr>
+          <w:bottom w:val="single" w:sz="6" w:space="4" w:color="9A9A9A"/>
+        </w:pBdr>
+      </w:pPr>
+      <w:r>
+        <w:rPr>
+          <w:sz w:val="20"/>
+        </w:rPr>
+        <w:t xml:space="preserve"> </w:t>
       </w:r>
     </w:p>
     <w:p>
@@ -8795,7 +8889,7 @@
     </w:p>
     <w:p>
       <w:pPr>
-        <w:keepNext w:val="0"/>
+        <w:keepNext/>
         <w:keepLines/>
         <w:spacing w:before="0" w:after="80" w:line="312" w:lineRule="auto"/>
         <w:ind w:left="227"/>
@@ -8806,7 +8900,24 @@
           <w:color w:val="1A1A1A"/>
           <w:sz w:val="20"/>
         </w:rPr>
-        <w:t>말 한 줄: " ____________________ "</w:t>
+        <w:t>말 한 줄</w:t>
+      </w:r>
+    </w:p>
+    <w:p>
+      <w:pPr>
+        <w:spacing w:before="0" w:after="120" w:line="276" w:lineRule="auto"/>
+        <w:ind w:left="227"/>
+        <w:keepNext w:val="0"/>
+        <w:keepLines/>
+        <w:pBdr>
+          <w:bottom w:val="single" w:sz="6" w:space="4" w:color="9A9A9A"/>
+        </w:pBdr>
+      </w:pPr>
+      <w:r>
+        <w:rPr>
+          <w:sz w:val="20"/>
+        </w:rPr>
+        <w:t xml:space="preserve"> </w:t>
       </w:r>
     </w:p>
     <w:p>
@@ -8851,7 +8962,7 @@
     </w:p>
     <w:p>
       <w:pPr>
-        <w:keepNext w:val="0"/>
+        <w:keepNext/>
         <w:keepLines/>
         <w:spacing w:before="0" w:after="80" w:line="312" w:lineRule="auto"/>
         <w:ind w:left="227"/>
@@ -8862,7 +8973,24 @@
           <w:color w:val="1A1A1A"/>
           <w:sz w:val="20"/>
         </w:rPr>
-        <w:t>말 한 줄: " ____________________ "</w:t>
+        <w:t>말 한 줄</w:t>
+      </w:r>
+    </w:p>
+    <w:p>
+      <w:pPr>
+        <w:spacing w:before="0" w:after="120" w:line="276" w:lineRule="auto"/>
+        <w:ind w:left="227"/>
+        <w:keepNext w:val="0"/>
+        <w:keepLines/>
+        <w:pBdr>
+          <w:bottom w:val="single" w:sz="6" w:space="4" w:color="9A9A9A"/>
+        </w:pBdr>
+      </w:pPr>
+      <w:r>
+        <w:rPr>
+          <w:sz w:val="20"/>
+        </w:rPr>
+        <w:t xml:space="preserve"> </w:t>
       </w:r>
     </w:p>
     <w:p>
@@ -8913,7 +9041,7 @@
     </w:p>
     <w:p>
       <w:pPr>
-        <w:keepNext w:val="0"/>
+        <w:keepNext/>
         <w:keepLines/>
         <w:spacing w:before="0" w:after="80" w:line="312" w:lineRule="auto"/>
         <w:ind w:left="227"/>
@@ -8924,23 +9052,26 @@
           <w:color w:val="1A1A1A"/>
           <w:sz w:val="20"/>
         </w:rPr>
-        <w:t xml:space="preserve">그분다운 "모르겠다" 표현: " </w:t>
-      </w:r>
-      <w:r>
-        <w:rPr>
-          <w:color w:val="1A1A1A"/>
-          <w:sz w:val="20"/>
-          <w:u w:val="single"/>
-        </w:rPr>
-        <w:t>그건 제 자료에 없는 내용이네요. 제 연락처로 문의 주시면 실제 대표인 제가 직접 답변드리겠습니다</w:t>
-      </w:r>
+        <w:t>그분다운 "모르겠다" 표현</w:t>
+      </w:r>
+    </w:p>
+    <w:p>
+      <w:pPr>
+        <w:spacing w:before="0" w:after="120" w:line="276" w:lineRule="auto"/>
+        <w:ind w:left="227"/>
+        <w:keepNext w:val="0"/>
+        <w:keepLines/>
+        <w:pBdr>
+          <w:bottom w:val="single" w:sz="6" w:space="4" w:color="9A9A9A"/>
+        </w:pBdr>
+      </w:pPr>
       <w:r>
         <w:rPr>
           <w:b w:val="0"/>
           <w:color w:val="1A1A1A"/>
           <w:sz w:val="20"/>
         </w:rPr>
-        <w:t xml:space="preserve"> "</w:t>
+        <w:t>그건 제 자료에 없는 내용이네요. 제 연락처로 문의 주시면 실제 대표인 제가 직접 답변드리겠습니다</w:t>
       </w:r>
     </w:p>
     <w:p>
@@ -8996,7 +9127,7 @@
     </w:p>
     <w:p>
       <w:pPr>
-        <w:keepNext w:val="0"/>
+        <w:keepNext/>
         <w:keepLines/>
         <w:spacing w:before="0" w:after="80" w:line="312" w:lineRule="auto"/>
         <w:ind w:left="227"/>
@@ -9007,23 +9138,26 @@
           <w:color w:val="1A1A1A"/>
           <w:sz w:val="20"/>
         </w:rPr>
-        <w:t xml:space="preserve">말 한 줄: " </w:t>
-      </w:r>
-      <w:r>
-        <w:rPr>
-          <w:color w:val="1A1A1A"/>
-          <w:sz w:val="20"/>
-          <w:u w:val="single"/>
-        </w:rPr>
-        <w:t>그 부분은 공개 범위 밖이라 여기서는 말씀드리기 어려워요. 연락처로 문의 주세요</w:t>
-      </w:r>
+        <w:t>말 한 줄</w:t>
+      </w:r>
+    </w:p>
+    <w:p>
+      <w:pPr>
+        <w:spacing w:before="0" w:after="120" w:line="276" w:lineRule="auto"/>
+        <w:ind w:left="227"/>
+        <w:keepNext w:val="0"/>
+        <w:keepLines/>
+        <w:pBdr>
+          <w:bottom w:val="single" w:sz="6" w:space="4" w:color="9A9A9A"/>
+        </w:pBdr>
+      </w:pPr>
       <w:r>
         <w:rPr>
           <w:b w:val="0"/>
           <w:color w:val="1A1A1A"/>
           <w:sz w:val="20"/>
         </w:rPr>
-        <w:t xml:space="preserve"> "</w:t>
+        <w:t>그 부분은 공개 범위 밖이라 여기서는 말씀드리기 어려워요. 연락처로 문의 주세요</w:t>
       </w:r>
     </w:p>
     <w:p>
@@ -9092,7 +9226,7 @@
     </w:p>
     <w:p>
       <w:pPr>
-        <w:keepNext w:val="0"/>
+        <w:keepNext/>
         <w:keepLines/>
         <w:spacing w:before="0" w:after="80" w:line="312" w:lineRule="auto"/>
         <w:ind w:left="227"/>
@@ -9103,7 +9237,24 @@
           <w:color w:val="1A1A1A"/>
           <w:sz w:val="20"/>
         </w:rPr>
-        <w:t>말 한 줄: " ____________________ "</w:t>
+        <w:t>말 한 줄</w:t>
+      </w:r>
+    </w:p>
+    <w:p>
+      <w:pPr>
+        <w:spacing w:before="0" w:after="120" w:line="276" w:lineRule="auto"/>
+        <w:ind w:left="227"/>
+        <w:keepNext w:val="0"/>
+        <w:keepLines/>
+        <w:pBdr>
+          <w:bottom w:val="single" w:sz="6" w:space="4" w:color="9A9A9A"/>
+        </w:pBdr>
+      </w:pPr>
+      <w:r>
+        <w:rPr>
+          <w:sz w:val="20"/>
+        </w:rPr>
+        <w:t xml:space="preserve"> </w:t>
       </w:r>
     </w:p>
     <w:p>

--- a/ai/docs/Persona_Intake_이준혁.docx
+++ b/ai/docs/Persona_Intake_이준혁.docx
@@ -4973,7 +4973,7 @@
           <w:color w:val="1A1A1A"/>
           <w:sz w:val="20"/>
         </w:rPr>
-        <w:t>화나도 절대 쓰지 않는 말 (선택):</w:t>
+        <w:t>화나도 절대 쓰지 않는 말이 있으면 적어주세요. (선택, 한 줄에 하나씩)</w:t>
       </w:r>
     </w:p>
     <w:tbl>
@@ -5007,7 +5007,7 @@
                 <w:color w:val="1A1A1A"/>
                 <w:sz w:val="17"/>
               </w:rPr>
-              <w:t>표현</w:t>
+              <w:t>화나도 쓰지 않는 말</w:t>
             </w:r>
           </w:p>
         </w:tc>
@@ -5024,14 +5024,6 @@
             <w:pPr>
               <w:spacing w:after="60"/>
             </w:pPr>
-            <w:r>
-              <w:rPr>
-                <w:b w:val="0"/>
-                <w:color w:val="1A1A1A"/>
-                <w:sz w:val="18"/>
-              </w:rPr>
-              <w:t>" "</w:t>
-            </w:r>
           </w:p>
         </w:tc>
       </w:tr>
@@ -5088,6 +5080,22 @@
           <w:sz w:val="17"/>
         </w:rPr>
         <w:t>예: "아유" / "정말" / "굉장히"</w:t>
+      </w:r>
+    </w:p>
+    <w:p>
+      <w:pPr>
+        <w:keepNext/>
+        <w:keepLines/>
+        <w:spacing w:before="0" w:after="80" w:line="312" w:lineRule="auto"/>
+        <w:ind w:left="227"/>
+      </w:pPr>
+      <w:r>
+        <w:rPr>
+          <w:b w:val="0"/>
+          <w:color w:val="1A1A1A"/>
+          <w:sz w:val="20"/>
+        </w:rPr>
+        <w:t>□ 감탄사가 거의 없어요</w:t>
       </w:r>
     </w:p>
     <w:tbl>
@@ -5121,7 +5129,7 @@
                 <w:color w:val="1A1A1A"/>
                 <w:sz w:val="17"/>
               </w:rPr>
-              <w:t>표현</w:t>
+              <w:t>웃음소리·감탄사</w:t>
             </w:r>
           </w:p>
         </w:tc>
@@ -5198,7 +5206,7 @@
     </w:tbl>
     <w:p>
       <w:pPr>
-        <w:keepNext/>
+        <w:keepNext w:val="0"/>
         <w:keepLines/>
         <w:spacing w:after="0"/>
       </w:pPr>
@@ -5206,22 +5214,6 @@
         <w:rPr>
           <w:sz w:val="2"/>
         </w:rPr>
-      </w:r>
-    </w:p>
-    <w:p>
-      <w:pPr>
-        <w:keepNext w:val="0"/>
-        <w:keepLines/>
-        <w:spacing w:before="0" w:after="80" w:line="312" w:lineRule="auto"/>
-        <w:ind w:left="227"/>
-      </w:pPr>
-      <w:r>
-        <w:rPr>
-          <w:b w:val="0"/>
-          <w:color w:val="1A1A1A"/>
-          <w:sz w:val="20"/>
-        </w:rPr>
-        <w:t>□ 감탄사 거의 없음</w:t>
       </w:r>
     </w:p>
     <w:p>
@@ -5960,14 +5952,6 @@
             <w:pPr>
               <w:spacing w:after="60"/>
             </w:pPr>
-            <w:r>
-              <w:rPr>
-                <w:b w:val="0"/>
-                <w:color w:val="1A1A1A"/>
-                <w:sz w:val="18"/>
-              </w:rPr>
-              <w:t>" "</w:t>
-            </w:r>
           </w:p>
         </w:tc>
         <w:tc>

--- a/ai/docs/Persona_Intake_이준혁.docx
+++ b/ai/docs/Persona_Intake_이준혁.docx
@@ -4877,7 +4877,7 @@
           <w:color w:val="6E6E6E"/>
           <w:sz w:val="17"/>
         </w:rPr>
-        <w:t xml:space="preserve">   하나 선택 + 표 0~3행</w:t>
+        <w:t xml:space="preserve">   하나 선택</w:t>
       </w:r>
     </w:p>
     <w:p>
@@ -4946,7 +4946,7 @@
     </w:p>
     <w:p>
       <w:pPr>
-        <w:keepNext/>
+        <w:keepNext w:val="0"/>
         <w:keepLines/>
         <w:spacing w:before="0" w:after="80" w:line="312" w:lineRule="auto"/>
         <w:ind w:left="283"/>
@@ -4958,86 +4958,6 @@
           <w:sz w:val="20"/>
         </w:rPr>
         <w:t>□ ⑤ 직접 입력 → ____________________</w:t>
-      </w:r>
-    </w:p>
-    <w:p>
-      <w:pPr>
-        <w:keepNext/>
-        <w:keepLines/>
-        <w:spacing w:before="0" w:after="80" w:line="312" w:lineRule="auto"/>
-        <w:ind w:left="227"/>
-      </w:pPr>
-      <w:r>
-        <w:rPr>
-          <w:b w:val="0"/>
-          <w:color w:val="1A1A1A"/>
-          <w:sz w:val="20"/>
-        </w:rPr>
-        <w:t>화나도 절대 쓰지 않는 말이 있으면 적어주세요. (선택, 한 줄에 하나씩)</w:t>
-      </w:r>
-    </w:p>
-    <w:tbl>
-      <w:tblPr>
-        <w:tblStyle w:val="TableGrid"/>
-        <w:tblW w:type="auto" w:w="0"/>
-        <w:tblLayout w:type="fixed"/>
-        <w:tblLook w:firstColumn="1" w:firstRow="1" w:lastColumn="0" w:lastRow="0" w:noHBand="0" w:noVBand="1" w:val="04A0"/>
-        <w:tblLayout w:type="fixed"/>
-        <w:tblW w:w="9865" w:type="dxa"/>
-      </w:tblPr>
-      <w:tblGrid>
-        <w:gridCol w:w="9865"/>
-      </w:tblGrid>
-      <w:tr>
-        <w:trPr>
-          <w:cantSplit/>
-        </w:trPr>
-        <w:tc>
-          <w:tcPr>
-            <w:tcW w:type="dxa" w:w="9865"/>
-          </w:tcPr>
-          <w:p>
-            <w:pPr>
-              <w:spacing w:after="60"/>
-              <w:shd w:val="clear" w:fill="EFEFEF"/>
-            </w:pPr>
-            <w:r>
-              <w:rPr>
-                <w:b/>
-                <w:color w:val="1A1A1A"/>
-                <w:sz w:val="17"/>
-              </w:rPr>
-              <w:t>화나도 쓰지 않는 말</w:t>
-            </w:r>
-          </w:p>
-        </w:tc>
-      </w:tr>
-      <w:tr>
-        <w:trPr>
-          <w:cantSplit/>
-        </w:trPr>
-        <w:tc>
-          <w:tcPr>
-            <w:tcW w:type="dxa" w:w="9865"/>
-          </w:tcPr>
-          <w:p>
-            <w:pPr>
-              <w:spacing w:after="60"/>
-            </w:pPr>
-          </w:p>
-        </w:tc>
-      </w:tr>
-    </w:tbl>
-    <w:p>
-      <w:pPr>
-        <w:keepNext w:val="0"/>
-        <w:keepLines/>
-        <w:spacing w:after="0"/>
-      </w:pPr>
-      <w:r>
-        <w:rPr>
-          <w:sz w:val="2"/>
-        </w:rPr>
       </w:r>
     </w:p>
     <w:p>
@@ -5068,7 +4988,7 @@
           <w:color w:val="6E6E6E"/>
           <w:sz w:val="17"/>
         </w:rPr>
-        <w:t xml:space="preserve">   표 0~5행</w:t>
+        <w:t xml:space="preserve">   단답 30자</w:t>
       </w:r>
       <w:r>
         <w:br/>
@@ -5084,10 +5004,13 @@
     </w:p>
     <w:p>
       <w:pPr>
+        <w:spacing w:before="0" w:after="40" w:line="276" w:lineRule="auto"/>
+        <w:ind w:left="227" w:right="5216"/>
         <w:keepNext/>
         <w:keepLines/>
-        <w:spacing w:before="0" w:after="80" w:line="312" w:lineRule="auto"/>
-        <w:ind w:left="227"/>
+        <w:pBdr>
+          <w:bottom w:val="single" w:sz="6" w:space="4" w:color="9A9A9A"/>
+        </w:pBdr>
       </w:pPr>
       <w:r>
         <w:rPr>
@@ -5095,125 +5018,23 @@
           <w:color w:val="1A1A1A"/>
           <w:sz w:val="20"/>
         </w:rPr>
-        <w:t>□ 감탄사가 거의 없어요</w:t>
+        <w:t>정말 / 너무너무 / 굉장히</w:t>
       </w:r>
     </w:p>
-    <w:tbl>
-      <w:tblPr>
-        <w:tblStyle w:val="TableGrid"/>
-        <w:tblW w:type="auto" w:w="0"/>
-        <w:tblLayout w:type="fixed"/>
-        <w:tblLook w:firstColumn="1" w:firstRow="1" w:lastColumn="0" w:lastRow="0" w:noHBand="0" w:noVBand="1" w:val="04A0"/>
-        <w:tblLayout w:type="fixed"/>
-        <w:tblW w:w="9865" w:type="dxa"/>
-      </w:tblPr>
-      <w:tblGrid>
-        <w:gridCol w:w="9865"/>
-      </w:tblGrid>
-      <w:tr>
-        <w:trPr>
-          <w:cantSplit/>
-        </w:trPr>
-        <w:tc>
-          <w:tcPr>
-            <w:tcW w:type="dxa" w:w="9865"/>
-          </w:tcPr>
-          <w:p>
-            <w:pPr>
-              <w:spacing w:after="60"/>
-              <w:shd w:val="clear" w:fill="EFEFEF"/>
-            </w:pPr>
-            <w:r>
-              <w:rPr>
-                <w:b/>
-                <w:color w:val="1A1A1A"/>
-                <w:sz w:val="17"/>
-              </w:rPr>
-              <w:t>웃음소리·감탄사</w:t>
-            </w:r>
-          </w:p>
-        </w:tc>
-      </w:tr>
-      <w:tr>
-        <w:trPr>
-          <w:cantSplit/>
-        </w:trPr>
-        <w:tc>
-          <w:tcPr>
-            <w:tcW w:type="dxa" w:w="9865"/>
-          </w:tcPr>
-          <w:p>
-            <w:pPr>
-              <w:spacing w:after="60"/>
-            </w:pPr>
-            <w:r>
-              <w:rPr>
-                <w:b w:val="0"/>
-                <w:color w:val="1A1A1A"/>
-                <w:sz w:val="18"/>
-              </w:rPr>
-              <w:t>"정말"</w:t>
-            </w:r>
-          </w:p>
-        </w:tc>
-      </w:tr>
-      <w:tr>
-        <w:trPr>
-          <w:cantSplit/>
-        </w:trPr>
-        <w:tc>
-          <w:tcPr>
-            <w:tcW w:type="dxa" w:w="9865"/>
-          </w:tcPr>
-          <w:p>
-            <w:pPr>
-              <w:spacing w:after="60"/>
-            </w:pPr>
-            <w:r>
-              <w:rPr>
-                <w:b w:val="0"/>
-                <w:color w:val="1A1A1A"/>
-                <w:sz w:val="18"/>
-              </w:rPr>
-              <w:t>"너무너무"</w:t>
-            </w:r>
-          </w:p>
-        </w:tc>
-      </w:tr>
-      <w:tr>
-        <w:trPr>
-          <w:cantSplit/>
-        </w:trPr>
-        <w:tc>
-          <w:tcPr>
-            <w:tcW w:type="dxa" w:w="9865"/>
-          </w:tcPr>
-          <w:p>
-            <w:pPr>
-              <w:spacing w:after="60"/>
-            </w:pPr>
-            <w:r>
-              <w:rPr>
-                <w:b w:val="0"/>
-                <w:color w:val="1A1A1A"/>
-                <w:sz w:val="18"/>
-              </w:rPr>
-              <w:t>"굉장히"</w:t>
-            </w:r>
-          </w:p>
-        </w:tc>
-      </w:tr>
-    </w:tbl>
     <w:p>
       <w:pPr>
         <w:keepNext w:val="0"/>
         <w:keepLines/>
-        <w:spacing w:after="0"/>
-      </w:pPr>
-      <w:r>
-        <w:rPr>
-          <w:sz w:val="2"/>
-        </w:rPr>
+        <w:spacing w:before="0" w:after="140" w:line="312" w:lineRule="auto"/>
+        <w:ind w:left="227"/>
+      </w:pPr>
+      <w:r>
+        <w:rPr>
+          <w:b w:val="0"/>
+          <w:color w:val="6E6E6E"/>
+          <w:sz w:val="18"/>
+        </w:rPr>
+        <w:t>□ 모름</w:t>
       </w:r>
     </w:p>
     <w:p>

--- a/ai/docs/Persona_Intake_이준혁.docx
+++ b/ai/docs/Persona_Intake_이준혁.docx
@@ -15,7 +15,7 @@
           <w:color w:val="1A1A1A"/>
           <w:sz w:val="40"/>
         </w:rPr>
-        <w:t>Persona Intake 작성본 (이준혁)</w:t>
+        <w:t>Persona Intake (이준혁)</w:t>
       </w:r>
     </w:p>
     <w:p>
@@ -1893,7 +1893,7 @@
                 <w:color w:val="6E6E6E"/>
                 <w:sz w:val="15"/>
               </w:rPr>
-              <w:t>하나 고르기</w:t>
+              <w:t>단답 20자</w:t>
             </w:r>
             <w:r>
               <w:br/>
@@ -1903,7 +1903,7 @@
                 <w:color w:val="6E6E6E"/>
                 <w:sz w:val="15"/>
               </w:rPr>
-              <w:t>가족 중 한 사람 / 모두에게</w:t>
+              <w:t>예: 모두에게 / 며느리</w:t>
             </w:r>
           </w:p>
         </w:tc>
@@ -2920,10 +2920,17 @@
       <w:r>
         <w:rPr>
           <w:b w:val="0"/>
-          <w:color w:val="1A1A1A"/>
+          <w:color w:val="1F4E79"/>
           <w:sz w:val="20"/>
         </w:rPr>
-        <w:t>위에 없는 것이 있으면 한 줄에 하나씩 (0~5행):</w:t>
+        <w:t xml:space="preserve">위에 없는 것이 있으면 한 줄에 하나씩 적어주세요.  </w:t>
+      </w:r>
+      <w:r>
+        <w:rPr>
+          <w:color w:val="6E6E6E"/>
+          <w:sz w:val="17"/>
+        </w:rPr>
+        <w:t>표 0~5행 · 선택</w:t>
       </w:r>
     </w:p>
     <w:tbl>
@@ -3138,7 +3145,7 @@
     </w:p>
     <w:p>
       <w:pPr>
-        <w:keepNext w:val="0"/>
+        <w:keepNext/>
         <w:keepLines/>
         <w:spacing w:before="600" w:after="160" w:line="312" w:lineRule="auto"/>
         <w:ind w:left="0"/>
@@ -3180,7 +3187,7 @@
           <w:color w:val="6E6E6E"/>
           <w:sz w:val="17"/>
         </w:rPr>
-        <w:t xml:space="preserve">   숫자</w:t>
+        <w:t xml:space="preserve">   단답 10자</w:t>
       </w:r>
     </w:p>
     <w:p>
@@ -3526,7 +3533,7 @@
                 <w:color w:val="6E6E6E"/>
                 <w:sz w:val="15"/>
               </w:rPr>
-              <w:t>숫자</w:t>
+              <w:t>단답 10자</w:t>
             </w:r>
           </w:p>
         </w:tc>
@@ -3555,7 +3562,7 @@
                 <w:color w:val="6E6E6E"/>
                 <w:sz w:val="15"/>
               </w:rPr>
-              <w:t>숫자</w:t>
+              <w:t>단답 10자</w:t>
             </w:r>
           </w:p>
         </w:tc>
@@ -3977,7 +3984,7 @@
     </w:p>
     <w:p>
       <w:pPr>
-        <w:keepNext w:val="0"/>
+        <w:keepNext/>
         <w:keepLines/>
         <w:spacing w:before="0" w:after="60" w:line="312" w:lineRule="auto"/>
         <w:ind w:left="340"/>
@@ -4674,7 +4681,7 @@
     </w:p>
     <w:p>
       <w:pPr>
-        <w:keepNext w:val="0"/>
+        <w:keepNext/>
         <w:keepLines/>
         <w:spacing w:before="600" w:after="160" w:line="312" w:lineRule="auto"/>
         <w:ind w:left="0"/>
@@ -5206,10 +5213,17 @@
       <w:r>
         <w:rPr>
           <w:b w:val="0"/>
-          <w:color w:val="1A1A1A"/>
+          <w:color w:val="1F4E79"/>
           <w:sz w:val="20"/>
         </w:rPr>
-        <w:t>위에 없는 것이 있으면 한 줄에 하나씩 (0~5행):</w:t>
+        <w:t xml:space="preserve">위에 없는 것이 있으면 한 줄에 하나씩 적어주세요.  </w:t>
+      </w:r>
+      <w:r>
+        <w:rPr>
+          <w:color w:val="6E6E6E"/>
+          <w:sz w:val="17"/>
+        </w:rPr>
+        <w:t>표 0~5행 · 선택</w:t>
       </w:r>
     </w:p>
     <w:tbl>
@@ -5278,7 +5292,7 @@
     </w:p>
     <w:p>
       <w:pPr>
-        <w:keepNext w:val="0"/>
+        <w:keepNext/>
         <w:keepLines/>
         <w:spacing w:before="600" w:after="160" w:line="312" w:lineRule="auto"/>
         <w:ind w:left="0"/>
@@ -5394,14 +5408,6 @@
         </w:rPr>
         <w:t>덕후 기질(좋아하면 깊게 팜)</w:t>
       </w:r>
-      <w:r>
-        <w:rPr>
-          <w:b w:val="0"/>
-          <w:color w:val="1A1A1A"/>
-          <w:sz w:val="20"/>
-        </w:rPr>
-        <w:t xml:space="preserve"> (최대 2)</w:t>
-      </w:r>
     </w:p>
     <w:p>
       <w:pPr>
@@ -5413,10 +5419,17 @@
       <w:r>
         <w:rPr>
           <w:b w:val="0"/>
-          <w:color w:val="1A1A1A"/>
+          <w:color w:val="1F4E79"/>
           <w:sz w:val="20"/>
         </w:rPr>
-        <w:t>골라준 말 중 하나에 얽힌 일화가 있으면 적어주세요. (선택, 1~3문장)</w:t>
+        <w:t xml:space="preserve">골라준 말 중 하나에 얽힌 일화가 있으면 적어주세요.  </w:t>
+      </w:r>
+      <w:r>
+        <w:rPr>
+          <w:color w:val="6E6E6E"/>
+          <w:sz w:val="17"/>
+        </w:rPr>
+        <w:t>서술 1~3문장 · 선택</w:t>
       </w:r>
     </w:p>
     <w:p>
@@ -5435,7 +5448,7 @@
           <w:color w:val="1A1A1A"/>
           <w:sz w:val="20"/>
         </w:rPr>
-        <w:t>창업을 말렸을 때도 "많은 사람에게 가치 있는 일을 하고 싶다"는 마음이 더 커서 시작했어요(도전). 걱정이 생기면 그걸 실행으로 풀어요 — 불안하면 더 많은 분께 서비스를 해드리려고 움직입니다.</w:t>
+        <w:t>창업을 말렸을 때도 "많은 사람에게 가치 있는 일을 하고 싶다"는 마음이 더 커서 시작했어요(도전). 걱정이 생기면 그걸 실행으로 풀어요. 불안하면 더 많은 분께 서비스를 해드리려고 움직입니다.</w:t>
       </w:r>
     </w:p>
     <w:p>
@@ -5493,10 +5506,13 @@
     </w:p>
     <w:p>
       <w:pPr>
-        <w:keepNext w:val="0"/>
+        <w:spacing w:before="0" w:after="120" w:line="276" w:lineRule="auto"/>
+        <w:ind w:left="227"/>
+        <w:keepNext/>
         <w:keepLines/>
-        <w:spacing w:before="0" w:after="80" w:line="312" w:lineRule="auto"/>
-        <w:ind w:left="227"/>
+        <w:pBdr>
+          <w:bottom w:val="single" w:sz="6" w:space="4" w:color="9A9A9A"/>
+        </w:pBdr>
       </w:pPr>
       <w:r>
         <w:rPr>
@@ -5504,29 +5520,24 @@
           <w:color w:val="1A1A1A"/>
           <w:sz w:val="20"/>
         </w:rPr>
-        <w:t xml:space="preserve">① </w:t>
-      </w:r>
-      <w:r>
-        <w:rPr>
-          <w:color w:val="1A1A1A"/>
-          <w:sz w:val="20"/>
-          <w:u w:val="single"/>
-        </w:rPr>
         <w:t>많은 사람에게 가치를 만드는 일</w:t>
       </w:r>
+    </w:p>
+    <w:p>
+      <w:pPr>
+        <w:spacing w:before="0" w:after="120" w:line="276" w:lineRule="auto"/>
+        <w:ind w:left="227"/>
+        <w:keepNext w:val="0"/>
+        <w:keepLines/>
+        <w:pBdr>
+          <w:bottom w:val="single" w:sz="6" w:space="4" w:color="9A9A9A"/>
+        </w:pBdr>
+      </w:pPr>
       <w:r>
         <w:rPr>
           <w:b w:val="0"/>
           <w:color w:val="1A1A1A"/>
           <w:sz w:val="20"/>
-        </w:rPr>
-        <w:t xml:space="preserve">  ② </w:t>
-      </w:r>
-      <w:r>
-        <w:rPr>
-          <w:color w:val="1A1A1A"/>
-          <w:sz w:val="20"/>
-          <w:u w:val="single"/>
         </w:rPr>
         <w:t>가족</w:t>
       </w:r>
@@ -5561,6 +5572,17 @@
         </w:rPr>
         <w:t xml:space="preserve">   하나 선택 + 단답 40자</w:t>
       </w:r>
+      <w:r>
+        <w:br/>
+      </w:r>
+      <w:r>
+        <w:rPr>
+          <w:b w:val="0"/>
+          <w:color w:val="B03A2B"/>
+          <w:sz w:val="17"/>
+        </w:rPr>
+        <w:t>예: "손주 용돈"</w:t>
+      </w:r>
     </w:p>
     <w:p>
       <w:pPr>
@@ -5580,7 +5602,7 @@
     </w:p>
     <w:p>
       <w:pPr>
-        <w:keepNext w:val="0"/>
+        <w:keepNext/>
         <w:keepLines/>
         <w:spacing w:before="0" w:after="80" w:line="312" w:lineRule="auto"/>
         <w:ind w:left="227"/>
@@ -5588,10 +5610,34 @@
       <w:r>
         <w:rPr>
           <w:b w:val="0"/>
-          <w:color w:val="1A1A1A"/>
+          <w:color w:val="1F4E79"/>
           <w:sz w:val="20"/>
         </w:rPr>
-        <w:t>아까워하지 않던 것 하나 (선택): ____________  &gt; 예: "손주 용돈"</w:t>
+        <w:t xml:space="preserve">아까워하지 않던 것이 있으면 하나 적어주세요.  </w:t>
+      </w:r>
+      <w:r>
+        <w:rPr>
+          <w:color w:val="6E6E6E"/>
+          <w:sz w:val="17"/>
+        </w:rPr>
+        <w:t>단답 40자 · 선택</w:t>
+      </w:r>
+    </w:p>
+    <w:p>
+      <w:pPr>
+        <w:spacing w:before="0" w:after="120" w:line="276" w:lineRule="auto"/>
+        <w:ind w:left="227"/>
+        <w:keepNext w:val="0"/>
+        <w:keepLines/>
+        <w:pBdr>
+          <w:bottom w:val="single" w:sz="6" w:space="4" w:color="9A9A9A"/>
+        </w:pBdr>
+      </w:pPr>
+      <w:r>
+        <w:rPr>
+          <w:sz w:val="20"/>
+        </w:rPr>
+        <w:t xml:space="preserve"> </w:t>
       </w:r>
     </w:p>
     <w:p>
@@ -6042,6 +6088,39 @@
     </w:p>
     <w:p>
       <w:pPr>
+        <w:spacing w:before="0" w:after="40" w:line="276" w:lineRule="auto"/>
+        <w:ind w:left="227" w:right="5216"/>
+        <w:keepNext/>
+        <w:keepLines/>
+        <w:pBdr>
+          <w:bottom w:val="single" w:sz="6" w:space="4" w:color="9A9A9A"/>
+        </w:pBdr>
+      </w:pPr>
+      <w:r>
+        <w:rPr>
+          <w:sz w:val="20"/>
+        </w:rPr>
+        <w:t xml:space="preserve"> </w:t>
+      </w:r>
+    </w:p>
+    <w:p>
+      <w:pPr>
+        <w:keepNext/>
+        <w:keepLines/>
+        <w:spacing w:before="0" w:after="140" w:line="312" w:lineRule="auto"/>
+        <w:ind w:left="227"/>
+      </w:pPr>
+      <w:r>
+        <w:rPr>
+          <w:b w:val="0"/>
+          <w:color w:val="6E6E6E"/>
+          <w:sz w:val="18"/>
+        </w:rPr>
+        <w:t>□ 모름</w:t>
+      </w:r>
+    </w:p>
+    <w:p>
+      <w:pPr>
         <w:keepNext w:val="0"/>
         <w:keepLines/>
         <w:spacing w:before="0" w:after="80" w:line="312" w:lineRule="auto"/>
@@ -6074,18 +6153,18 @@
     </w:p>
     <w:p>
       <w:pPr>
-        <w:keepNext w:val="0"/>
+        <w:keepNext/>
         <w:keepLines/>
-        <w:spacing w:before="0" w:after="80" w:line="312" w:lineRule="auto"/>
-        <w:ind w:left="0"/>
+        <w:spacing w:before="0" w:after="60" w:line="312" w:lineRule="auto"/>
+        <w:ind w:left="340"/>
       </w:pPr>
       <w:r>
         <w:rPr>
           <w:b w:val="0"/>
           <w:color w:val="6E6E6E"/>
-          <w:sz w:val="18"/>
-        </w:rPr>
-        <w:t>"~에 대해 알려주세요"가 아니라 "~했던 장면 하나를 들려주세요". 각 답은 M7 카드 한 장으로 저장됩니다.</w:t>
+          <w:sz w:val="17"/>
+        </w:rPr>
+        <w:t>가이드: "~에 대해 알려주세요"가 아니라 "~했던 장면 하나를 들려주세요"처럼, 있었던 일 하나를 그림처럼 적어주세요.</w:t>
       </w:r>
     </w:p>
     <w:p>
@@ -6160,7 +6239,7 @@
           <w:color w:val="1A1A1A"/>
           <w:sz w:val="20"/>
         </w:rPr>
-        <w:t>시기: ______   감정: ______   확실성: □ 확실  □ 대략  □ 추정</w:t>
+        <w:t>시기: ______   감정: ______</w:t>
       </w:r>
     </w:p>
     <w:p>
@@ -6279,14 +6358,6 @@
         </w:rPr>
         <w:t>자부심</w:t>
       </w:r>
-      <w:r>
-        <w:rPr>
-          <w:b w:val="0"/>
-          <w:color w:val="1A1A1A"/>
-          <w:sz w:val="20"/>
-        </w:rPr>
-        <w:t xml:space="preserve">   확실성: □ 확실  □ 대략  □ 추정</w:t>
-      </w:r>
     </w:p>
     <w:p>
       <w:pPr>
@@ -6376,7 +6447,7 @@
           <w:color w:val="1A1A1A"/>
           <w:sz w:val="20"/>
         </w:rPr>
-        <w:t>시기: ______   감정: ______   확실성: □ 확실  □ 대략  □ 추정</w:t>
+        <w:t>시기: ______   감정: ______</w:t>
       </w:r>
     </w:p>
     <w:p>
@@ -6456,7 +6527,7 @@
           <w:color w:val="1A1A1A"/>
           <w:sz w:val="20"/>
         </w:rPr>
-        <w:t>시기: ______   감정: ______   확실성: □ 확실  □ 대략  □ 추정</w:t>
+        <w:t>시기: ______   감정: ______</w:t>
       </w:r>
     </w:p>
     <w:p>
@@ -6575,14 +6646,6 @@
         </w:rPr>
         <w:t>—</w:t>
       </w:r>
-      <w:r>
-        <w:rPr>
-          <w:b w:val="0"/>
-          <w:color w:val="1A1A1A"/>
-          <w:sz w:val="20"/>
-        </w:rPr>
-        <w:t xml:space="preserve">   확실성: □ 확실  □ 대략  □ 추정</w:t>
-      </w:r>
     </w:p>
     <w:p>
       <w:pPr>
@@ -6700,14 +6763,6 @@
         </w:rPr>
         <w:t>기쁨</w:t>
       </w:r>
-      <w:r>
-        <w:rPr>
-          <w:b w:val="0"/>
-          <w:color w:val="1A1A1A"/>
-          <w:sz w:val="20"/>
-        </w:rPr>
-        <w:t xml:space="preserve">   확실성: □ 확실  □ 대략  □ 추정</w:t>
-      </w:r>
     </w:p>
     <w:p>
       <w:pPr>
@@ -6856,6 +6911,46 @@
     </w:p>
     <w:p>
       <w:pPr>
+        <w:keepNext/>
+        <w:keepLines/>
+        <w:spacing w:before="0" w:after="80" w:line="312" w:lineRule="auto"/>
+        <w:ind w:left="227"/>
+      </w:pPr>
+      <w:r>
+        <w:rPr>
+          <w:b w:val="0"/>
+          <w:color w:val="1A1A1A"/>
+          <w:sz w:val="20"/>
+        </w:rPr>
+        <w:t xml:space="preserve">시기: </w:t>
+      </w:r>
+      <w:r>
+        <w:rPr>
+          <w:color w:val="1A1A1A"/>
+          <w:sz w:val="20"/>
+          <w:u w:val="single"/>
+        </w:rPr>
+        <w:t>2026</w:t>
+      </w:r>
+      <w:r>
+        <w:rPr>
+          <w:b w:val="0"/>
+          <w:color w:val="1A1A1A"/>
+          <w:sz w:val="20"/>
+        </w:rPr>
+        <w:t xml:space="preserve">   감정: </w:t>
+      </w:r>
+      <w:r>
+        <w:rPr>
+          <w:color w:val="1A1A1A"/>
+          <w:sz w:val="20"/>
+          <w:u w:val="single"/>
+        </w:rPr>
+        <w:t>슬픔</w:t>
+      </w:r>
+    </w:p>
+    <w:p>
+      <w:pPr>
         <w:keepNext w:val="0"/>
         <w:keepLines/>
         <w:spacing w:before="0" w:after="80" w:line="312" w:lineRule="auto"/>
@@ -6944,7 +7039,7 @@
           <w:color w:val="1A1A1A"/>
           <w:sz w:val="20"/>
         </w:rPr>
-        <w:t>시기: ______   감정: ______   확실성: □ 확실  □ 대략  □ 추정</w:t>
+        <w:t>시기: ______   감정: ______</w:t>
       </w:r>
     </w:p>
     <w:p>
@@ -7026,7 +7121,7 @@
           <w:color w:val="1A1A1A"/>
           <w:sz w:val="20"/>
         </w:rPr>
-        <w:t>시기: ______   감정: ______   확실성: □ 확실  □ 대략  □ 추정</w:t>
+        <w:t>시기: ______   감정: ______</w:t>
       </w:r>
     </w:p>
     <w:p>
@@ -7047,7 +7142,7 @@
     </w:p>
     <w:p>
       <w:pPr>
-        <w:keepNext w:val="0"/>
+        <w:keepNext/>
         <w:keepLines/>
         <w:spacing w:before="600" w:after="160" w:line="312" w:lineRule="auto"/>
         <w:ind w:left="0"/>
@@ -7263,7 +7358,7 @@
       <w:pPr>
         <w:spacing w:before="0" w:after="120" w:line="276" w:lineRule="auto"/>
         <w:ind w:left="227"/>
-        <w:keepNext w:val="0"/>
+        <w:keepNext/>
         <w:keepLines/>
         <w:pBdr>
           <w:bottom w:val="single" w:sz="6" w:space="4" w:color="9A9A9A"/>
@@ -7349,10 +7444,17 @@
       <w:r>
         <w:rPr>
           <w:b w:val="0"/>
-          <w:color w:val="1A1A1A"/>
+          <w:color w:val="1F4E79"/>
           <w:sz w:val="20"/>
         </w:rPr>
-        <w:t>장면 (선택):</w:t>
+        <w:t xml:space="preserve">그렇게 챙기시던 장면이 있으면 적어주세요.  </w:t>
+      </w:r>
+      <w:r>
+        <w:rPr>
+          <w:color w:val="6E6E6E"/>
+          <w:sz w:val="17"/>
+        </w:rPr>
+        <w:t>서술 1~3문장 · 선택</w:t>
       </w:r>
     </w:p>
     <w:p>
@@ -8061,23 +8163,49 @@
           <w:color w:val="1F4E79"/>
           <w:sz w:val="24"/>
         </w:rPr>
-        <w:t>M7. 대표 기억 카드 (8장 이상 권장)</w:t>
+        <w:t>M7. 대표 기억 카드</w:t>
       </w:r>
     </w:p>
     <w:p>
       <w:pPr>
+        <w:spacing w:before="300" w:after="100" w:line="300" w:lineRule="auto"/>
+        <w:ind w:left="113" w:right="113"/>
         <w:keepNext/>
         <w:keepLines/>
-        <w:spacing w:before="240" w:after="100" w:line="312" w:lineRule="auto"/>
-        <w:ind w:left="0"/>
-      </w:pPr>
+        <w:shd w:val="clear" w:fill="F1F5F9"/>
+      </w:pPr>
+      <w:r>
+        <w:rPr>
+          <w:b/>
+          <w:sz w:val="21"/>
+        </w:rPr>
+        <w:t xml:space="preserve">M7-01  </w:t>
+      </w:r>
       <w:r>
         <w:rPr>
           <w:b/>
           <w:color w:val="1A1A1A"/>
           <w:sz w:val="21"/>
         </w:rPr>
-        <w:t>"기억 하나를 장면처럼 들려주세요. 언제, 어디서, 누구와, 무슨 일이 있었나요? 그때 기분은요?"</w:t>
+        <w:t>기억 하나를 장면처럼 들려주세요. 언제, 어디서, 누구와, 무슨 일이 있었나요? 그때 기분은요?</w:t>
+      </w:r>
+      <w:r>
+        <w:rPr>
+          <w:color w:val="6E6E6E"/>
+          <w:sz w:val="17"/>
+        </w:rPr>
+        <w:t xml:space="preserve">   표 0~15행</w:t>
+      </w:r>
+      <w:r>
+        <w:br/>
+      </w:r>
+      <w:r>
+        <w:rPr>
+          <w:b w:val="0"/>
+          <w:color w:val="6E6E6E"/>
+          <w:sz w:val="17"/>
+        </w:rPr>
+        <w:t>가이드: 한 줄에 기억 하나씩 적어주세요. 앞에서 이미 적은 이야기는 다시 쓰지 않아도 됩니다.</w:t>
       </w:r>
     </w:p>
     <w:tbl>
@@ -8090,8 +8218,13 @@
         <w:tblW w:w="9865" w:type="dxa"/>
       </w:tblPr>
       <w:tblGrid>
-        <w:gridCol w:w="4774"/>
-        <w:gridCol w:w="5091"/>
+        <w:gridCol w:w="1264"/>
+        <w:gridCol w:w="3674"/>
+        <w:gridCol w:w="986"/>
+        <w:gridCol w:w="986"/>
+        <w:gridCol w:w="986"/>
+        <w:gridCol w:w="986"/>
+        <w:gridCol w:w="986"/>
       </w:tblGrid>
       <w:tr>
         <w:trPr>
@@ -8099,7 +8232,7 @@
         </w:trPr>
         <w:tc>
           <w:tcPr>
-            <w:tcW w:type="dxa" w:w="4774"/>
+            <w:tcW w:type="dxa" w:w="1264"/>
           </w:tcPr>
           <w:p>
             <w:pPr>
@@ -8112,13 +8245,23 @@
                 <w:color w:val="1A1A1A"/>
                 <w:sz w:val="17"/>
               </w:rPr>
-              <w:t>필드</w:t>
+              <w:t>제목</w:t>
+            </w:r>
+            <w:r>
+              <w:br/>
+            </w:r>
+            <w:r>
+              <w:rPr>
+                <w:color w:val="6E6E6E"/>
+                <w:sz w:val="15"/>
+              </w:rPr>
+              <w:t>단답 30자</w:t>
             </w:r>
           </w:p>
         </w:tc>
         <w:tc>
           <w:tcPr>
-            <w:tcW w:type="dxa" w:w="5091"/>
+            <w:tcW w:type="dxa" w:w="3674"/>
           </w:tcPr>
           <w:p>
             <w:pPr>
@@ -8131,7 +8274,192 @@
                 <w:color w:val="1A1A1A"/>
                 <w:sz w:val="17"/>
               </w:rPr>
-              <w:t>적는 법</w:t>
+              <w:t>내용</w:t>
+            </w:r>
+            <w:r>
+              <w:br/>
+            </w:r>
+            <w:r>
+              <w:rPr>
+                <w:color w:val="6E6E6E"/>
+                <w:sz w:val="15"/>
+              </w:rPr>
+              <w:t>서술 2~6문장</w:t>
+            </w:r>
+          </w:p>
+        </w:tc>
+        <w:tc>
+          <w:tcPr>
+            <w:tcW w:type="dxa" w:w="986"/>
+          </w:tcPr>
+          <w:p>
+            <w:pPr>
+              <w:spacing w:after="60"/>
+              <w:shd w:val="clear" w:fill="EFEFEF"/>
+            </w:pPr>
+            <w:r>
+              <w:rPr>
+                <w:b/>
+                <w:color w:val="1A1A1A"/>
+                <w:sz w:val="17"/>
+              </w:rPr>
+              <w:t>인물</w:t>
+            </w:r>
+            <w:r>
+              <w:br/>
+            </w:r>
+            <w:r>
+              <w:rPr>
+                <w:color w:val="6E6E6E"/>
+                <w:sz w:val="15"/>
+              </w:rPr>
+              <w:t>적어둔 가족 중 한 사람, 또는 직접 적기</w:t>
+            </w:r>
+          </w:p>
+        </w:tc>
+        <w:tc>
+          <w:tcPr>
+            <w:tcW w:type="dxa" w:w="986"/>
+          </w:tcPr>
+          <w:p>
+            <w:pPr>
+              <w:spacing w:after="60"/>
+              <w:shd w:val="clear" w:fill="EFEFEF"/>
+            </w:pPr>
+            <w:r>
+              <w:rPr>
+                <w:b/>
+                <w:color w:val="1A1A1A"/>
+                <w:sz w:val="17"/>
+              </w:rPr>
+              <w:t>시기</w:t>
+            </w:r>
+            <w:r>
+              <w:br/>
+            </w:r>
+            <w:r>
+              <w:rPr>
+                <w:color w:val="6E6E6E"/>
+                <w:sz w:val="15"/>
+              </w:rPr>
+              <w:t>연도 · 모름 허용</w:t>
+            </w:r>
+          </w:p>
+        </w:tc>
+        <w:tc>
+          <w:tcPr>
+            <w:tcW w:type="dxa" w:w="986"/>
+          </w:tcPr>
+          <w:p>
+            <w:pPr>
+              <w:spacing w:after="60"/>
+              <w:shd w:val="clear" w:fill="EFEFEF"/>
+            </w:pPr>
+            <w:r>
+              <w:rPr>
+                <w:b/>
+                <w:color w:val="1A1A1A"/>
+                <w:sz w:val="17"/>
+              </w:rPr>
+              <w:t>감정</w:t>
+            </w:r>
+            <w:r>
+              <w:br/>
+            </w:r>
+            <w:r>
+              <w:rPr>
+                <w:color w:val="6E6E6E"/>
+                <w:sz w:val="15"/>
+              </w:rPr>
+              <w:t>단답 10자</w:t>
+            </w:r>
+            <w:r>
+              <w:br/>
+            </w:r>
+            <w:r>
+              <w:rPr>
+                <w:color w:val="6E6E6E"/>
+                <w:sz w:val="15"/>
+              </w:rPr>
+              <w:t>예: 기쁨 / 그리움 / 자부심 / 웃김 / 슬픔 / 평온</w:t>
+            </w:r>
+          </w:p>
+        </w:tc>
+        <w:tc>
+          <w:tcPr>
+            <w:tcW w:type="dxa" w:w="986"/>
+          </w:tcPr>
+          <w:p>
+            <w:pPr>
+              <w:spacing w:after="60"/>
+              <w:shd w:val="clear" w:fill="EFEFEF"/>
+            </w:pPr>
+            <w:r>
+              <w:rPr>
+                <w:b/>
+                <w:color w:val="1A1A1A"/>
+                <w:sz w:val="17"/>
+              </w:rPr>
+              <w:t>출처</w:t>
+            </w:r>
+            <w:r>
+              <w:br/>
+            </w:r>
+            <w:r>
+              <w:rPr>
+                <w:color w:val="6E6E6E"/>
+                <w:sz w:val="15"/>
+              </w:rPr>
+              <w:t>하나 고르기</w:t>
+            </w:r>
+            <w:r>
+              <w:br/>
+            </w:r>
+            <w:r>
+              <w:rPr>
+                <w:color w:val="6E6E6E"/>
+                <w:sz w:val="15"/>
+              </w:rPr>
+              <w:t>본인 / 직접 들음 / 가족 전언 / 그랬을 것 같음</w:t>
+            </w:r>
+          </w:p>
+        </w:tc>
+        <w:tc>
+          <w:tcPr>
+            <w:tcW w:type="dxa" w:w="986"/>
+          </w:tcPr>
+          <w:p>
+            <w:pPr>
+              <w:spacing w:after="60"/>
+              <w:shd w:val="clear" w:fill="EFEFEF"/>
+            </w:pPr>
+            <w:r>
+              <w:rPr>
+                <w:b/>
+                <w:color w:val="1A1A1A"/>
+                <w:sz w:val="17"/>
+              </w:rPr>
+              <w:t>사용 범위</w:t>
+            </w:r>
+            <w:r>
+              <w:br/>
+            </w:r>
+            <w:r>
+              <w:rPr>
+                <w:color w:val="6E6E6E"/>
+                <w:sz w:val="15"/>
+              </w:rPr>
+              <w:t>하나 고르기</w:t>
+            </w:r>
+            <w:r>
+              <w:br/>
+            </w:r>
+            <w:r>
+              <w:rPr>
+                <w:color w:val="6E6E6E"/>
+                <w:sz w:val="15"/>
+              </w:rPr>
+              <w:t>자유 / 물으면만 / 회상 참고만</w:t>
             </w:r>
           </w:p>
         </w:tc>
@@ -8142,7 +8470,7 @@
         </w:trPr>
         <w:tc>
           <w:tcPr>
-            <w:tcW w:type="dxa" w:w="4774"/>
+            <w:tcW w:type="dxa" w:w="1264"/>
           </w:tcPr>
           <w:p>
             <w:pPr>
@@ -8154,13 +8482,13 @@
                 <w:color w:val="1A1A1A"/>
                 <w:sz w:val="18"/>
               </w:rPr>
-              <w:t>제목</w:t>
+              <w:t>할머니의 아침 죽</w:t>
             </w:r>
           </w:p>
         </w:tc>
         <w:tc>
           <w:tcPr>
-            <w:tcW w:type="dxa" w:w="5091"/>
+            <w:tcW w:type="dxa" w:w="3674"/>
           </w:tcPr>
           <w:p>
             <w:pPr>
@@ -8172,7 +8500,1105 @@
                 <w:color w:val="1A1A1A"/>
                 <w:sz w:val="18"/>
               </w:rPr>
-              <w:t>단답 30자</w:t>
+              <w:t>매일 죽을 끓여 주셨는데 아침을 안 먹어 늘 거절 — 죄송한 기억</w:t>
+            </w:r>
+          </w:p>
+        </w:tc>
+        <w:tc>
+          <w:tcPr>
+            <w:tcW w:type="dxa" w:w="986"/>
+          </w:tcPr>
+          <w:p>
+            <w:pPr>
+              <w:spacing w:after="60"/>
+            </w:pPr>
+            <w:r>
+              <w:rPr>
+                <w:b w:val="0"/>
+                <w:color w:val="1A1A1A"/>
+                <w:sz w:val="18"/>
+              </w:rPr>
+              <w:t>할머니</w:t>
+            </w:r>
+          </w:p>
+        </w:tc>
+        <w:tc>
+          <w:tcPr>
+            <w:tcW w:type="dxa" w:w="986"/>
+          </w:tcPr>
+          <w:p>
+            <w:pPr>
+              <w:spacing w:after="60"/>
+            </w:pPr>
+            <w:r>
+              <w:rPr>
+                <w:b w:val="0"/>
+                <w:color w:val="1A1A1A"/>
+                <w:sz w:val="18"/>
+              </w:rPr>
+              <w:t>말년</w:t>
+            </w:r>
+          </w:p>
+        </w:tc>
+        <w:tc>
+          <w:tcPr>
+            <w:tcW w:type="dxa" w:w="986"/>
+          </w:tcPr>
+          <w:p>
+            <w:pPr>
+              <w:spacing w:after="60"/>
+            </w:pPr>
+            <w:r>
+              <w:rPr>
+                <w:b w:val="0"/>
+                <w:color w:val="1A1A1A"/>
+                <w:sz w:val="18"/>
+              </w:rPr>
+              <w:t>그리움</w:t>
+            </w:r>
+          </w:p>
+        </w:tc>
+        <w:tc>
+          <w:tcPr>
+            <w:tcW w:type="dxa" w:w="986"/>
+          </w:tcPr>
+          <w:p>
+            <w:pPr>
+              <w:spacing w:after="60"/>
+            </w:pPr>
+            <w:r>
+              <w:rPr>
+                <w:b w:val="0"/>
+                <w:color w:val="1A1A1A"/>
+                <w:sz w:val="18"/>
+              </w:rPr>
+              <w:t>본인</w:t>
+            </w:r>
+          </w:p>
+        </w:tc>
+        <w:tc>
+          <w:tcPr>
+            <w:tcW w:type="dxa" w:w="986"/>
+          </w:tcPr>
+          <w:p>
+            <w:pPr>
+              <w:spacing w:after="60"/>
+            </w:pPr>
+            <w:r>
+              <w:rPr>
+                <w:b w:val="0"/>
+                <w:color w:val="1A1A1A"/>
+                <w:sz w:val="18"/>
+              </w:rPr>
+              <w:t>자유</w:t>
+            </w:r>
+          </w:p>
+        </w:tc>
+      </w:tr>
+      <w:tr>
+        <w:trPr>
+          <w:cantSplit/>
+        </w:trPr>
+        <w:tc>
+          <w:tcPr>
+            <w:tcW w:type="dxa" w:w="1264"/>
+          </w:tcPr>
+          <w:p>
+            <w:pPr>
+              <w:spacing w:after="60"/>
+            </w:pPr>
+            <w:r>
+              <w:rPr>
+                <w:b w:val="0"/>
+                <w:color w:val="1A1A1A"/>
+                <w:sz w:val="18"/>
+              </w:rPr>
+              <w:t>창업 결심</w:t>
+            </w:r>
+          </w:p>
+        </w:tc>
+        <w:tc>
+          <w:tcPr>
+            <w:tcW w:type="dxa" w:w="3674"/>
+          </w:tcPr>
+          <w:p>
+            <w:pPr>
+              <w:spacing w:after="60"/>
+            </w:pPr>
+            <w:r>
+              <w:rPr>
+                <w:b w:val="0"/>
+                <w:color w:val="1A1A1A"/>
+                <w:sz w:val="18"/>
+              </w:rPr>
+              <w:t>녹음을 듣는 게 아파서, 듣는 게 아니라 다시 대화하고 싶었다 → 다른 분들도 위로를 얻길</w:t>
+            </w:r>
+          </w:p>
+        </w:tc>
+        <w:tc>
+          <w:tcPr>
+            <w:tcW w:type="dxa" w:w="986"/>
+          </w:tcPr>
+          <w:p>
+            <w:pPr>
+              <w:spacing w:after="60"/>
+            </w:pPr>
+            <w:r>
+              <w:rPr>
+                <w:b w:val="0"/>
+                <w:color w:val="1A1A1A"/>
+                <w:sz w:val="18"/>
+              </w:rPr>
+              <w:t>할머니</w:t>
+            </w:r>
+          </w:p>
+        </w:tc>
+        <w:tc>
+          <w:tcPr>
+            <w:tcW w:type="dxa" w:w="986"/>
+          </w:tcPr>
+          <w:p>
+            <w:pPr>
+              <w:spacing w:after="60"/>
+            </w:pPr>
+            <w:r>
+              <w:rPr>
+                <w:b w:val="0"/>
+                <w:color w:val="1A1A1A"/>
+                <w:sz w:val="18"/>
+              </w:rPr>
+              <w:t>2026</w:t>
+            </w:r>
+          </w:p>
+        </w:tc>
+        <w:tc>
+          <w:tcPr>
+            <w:tcW w:type="dxa" w:w="986"/>
+          </w:tcPr>
+          <w:p>
+            <w:pPr>
+              <w:spacing w:after="60"/>
+            </w:pPr>
+            <w:r>
+              <w:rPr>
+                <w:b w:val="0"/>
+                <w:color w:val="1A1A1A"/>
+                <w:sz w:val="18"/>
+              </w:rPr>
+              <w:t>그리움</w:t>
+            </w:r>
+          </w:p>
+        </w:tc>
+        <w:tc>
+          <w:tcPr>
+            <w:tcW w:type="dxa" w:w="986"/>
+          </w:tcPr>
+          <w:p>
+            <w:pPr>
+              <w:spacing w:after="60"/>
+            </w:pPr>
+            <w:r>
+              <w:rPr>
+                <w:b w:val="0"/>
+                <w:color w:val="1A1A1A"/>
+                <w:sz w:val="18"/>
+              </w:rPr>
+              <w:t>본인</w:t>
+            </w:r>
+          </w:p>
+        </w:tc>
+        <w:tc>
+          <w:tcPr>
+            <w:tcW w:type="dxa" w:w="986"/>
+          </w:tcPr>
+          <w:p>
+            <w:pPr>
+              <w:spacing w:after="60"/>
+            </w:pPr>
+            <w:r>
+              <w:rPr>
+                <w:b w:val="0"/>
+                <w:color w:val="1A1A1A"/>
+                <w:sz w:val="18"/>
+              </w:rPr>
+              <w:t>자유</w:t>
+            </w:r>
+          </w:p>
+        </w:tc>
+      </w:tr>
+      <w:tr>
+        <w:trPr>
+          <w:cantSplit/>
+        </w:trPr>
+        <w:tc>
+          <w:tcPr>
+            <w:tcW w:type="dxa" w:w="1264"/>
+          </w:tcPr>
+          <w:p>
+            <w:pPr>
+              <w:spacing w:after="60"/>
+            </w:pPr>
+            <w:r>
+              <w:rPr>
+                <w:b w:val="0"/>
+                <w:color w:val="1A1A1A"/>
+                <w:sz w:val="18"/>
+              </w:rPr>
+              <w:t>가족에게 처음 보여준 날</w:t>
+            </w:r>
+          </w:p>
+        </w:tc>
+        <w:tc>
+          <w:tcPr>
+            <w:tcW w:type="dxa" w:w="3674"/>
+          </w:tcPr>
+          <w:p>
+            <w:pPr>
+              <w:spacing w:after="60"/>
+            </w:pPr>
+            <w:r>
+              <w:rPr>
+                <w:b w:val="0"/>
+                <w:color w:val="1A1A1A"/>
+                <w:sz w:val="18"/>
+              </w:rPr>
+              <w:t>긴장 → 가족이 좋아하고 대화 많이 함 → 확신</w:t>
+            </w:r>
+          </w:p>
+        </w:tc>
+        <w:tc>
+          <w:tcPr>
+            <w:tcW w:type="dxa" w:w="986"/>
+          </w:tcPr>
+          <w:p>
+            <w:pPr>
+              <w:spacing w:after="60"/>
+            </w:pPr>
+            <w:r>
+              <w:rPr>
+                <w:b w:val="0"/>
+                <w:color w:val="1A1A1A"/>
+                <w:sz w:val="18"/>
+              </w:rPr>
+              <w:t>가족</w:t>
+            </w:r>
+          </w:p>
+        </w:tc>
+        <w:tc>
+          <w:tcPr>
+            <w:tcW w:type="dxa" w:w="986"/>
+          </w:tcPr>
+          <w:p>
+            <w:pPr>
+              <w:spacing w:after="60"/>
+            </w:pPr>
+            <w:r>
+              <w:rPr>
+                <w:b w:val="0"/>
+                <w:color w:val="1A1A1A"/>
+                <w:sz w:val="18"/>
+              </w:rPr>
+              <w:t>2026</w:t>
+            </w:r>
+          </w:p>
+        </w:tc>
+        <w:tc>
+          <w:tcPr>
+            <w:tcW w:type="dxa" w:w="986"/>
+          </w:tcPr>
+          <w:p>
+            <w:pPr>
+              <w:spacing w:after="60"/>
+            </w:pPr>
+            <w:r>
+              <w:rPr>
+                <w:b w:val="0"/>
+                <w:color w:val="1A1A1A"/>
+                <w:sz w:val="18"/>
+              </w:rPr>
+              <w:t>기쁨</w:t>
+            </w:r>
+          </w:p>
+        </w:tc>
+        <w:tc>
+          <w:tcPr>
+            <w:tcW w:type="dxa" w:w="986"/>
+          </w:tcPr>
+          <w:p>
+            <w:pPr>
+              <w:spacing w:after="60"/>
+            </w:pPr>
+            <w:r>
+              <w:rPr>
+                <w:b w:val="0"/>
+                <w:color w:val="1A1A1A"/>
+                <w:sz w:val="18"/>
+              </w:rPr>
+              <w:t>본인</w:t>
+            </w:r>
+          </w:p>
+        </w:tc>
+        <w:tc>
+          <w:tcPr>
+            <w:tcW w:type="dxa" w:w="986"/>
+          </w:tcPr>
+          <w:p>
+            <w:pPr>
+              <w:spacing w:after="60"/>
+            </w:pPr>
+            <w:r>
+              <w:rPr>
+                <w:b w:val="0"/>
+                <w:color w:val="1A1A1A"/>
+                <w:sz w:val="18"/>
+              </w:rPr>
+              <w:t>자유</w:t>
+            </w:r>
+          </w:p>
+        </w:tc>
+      </w:tr>
+      <w:tr>
+        <w:trPr>
+          <w:cantSplit/>
+        </w:trPr>
+        <w:tc>
+          <w:tcPr>
+            <w:tcW w:type="dxa" w:w="1264"/>
+          </w:tcPr>
+          <w:p>
+            <w:pPr>
+              <w:spacing w:after="60"/>
+            </w:pPr>
+            <w:r>
+              <w:rPr>
+                <w:b w:val="0"/>
+                <w:color w:val="1A1A1A"/>
+                <w:sz w:val="18"/>
+              </w:rPr>
+              <w:t>고모의 사용</w:t>
+            </w:r>
+          </w:p>
+        </w:tc>
+        <w:tc>
+          <w:tcPr>
+            <w:tcW w:type="dxa" w:w="3674"/>
+          </w:tcPr>
+          <w:p>
+            <w:pPr>
+              <w:spacing w:after="60"/>
+            </w:pPr>
+            <w:r>
+              <w:rPr>
+                <w:b w:val="0"/>
+                <w:color w:val="1A1A1A"/>
+                <w:sz w:val="18"/>
+              </w:rPr>
+              <w:t>할머니와 가장 가까웠고 임종 때 곁에 못 있어 가장 많이 사용 — 뿌듯함</w:t>
+            </w:r>
+          </w:p>
+        </w:tc>
+        <w:tc>
+          <w:tcPr>
+            <w:tcW w:type="dxa" w:w="986"/>
+          </w:tcPr>
+          <w:p>
+            <w:pPr>
+              <w:spacing w:after="60"/>
+            </w:pPr>
+            <w:r>
+              <w:rPr>
+                <w:b w:val="0"/>
+                <w:color w:val="1A1A1A"/>
+                <w:sz w:val="18"/>
+              </w:rPr>
+              <w:t>고모</w:t>
+            </w:r>
+          </w:p>
+        </w:tc>
+        <w:tc>
+          <w:tcPr>
+            <w:tcW w:type="dxa" w:w="986"/>
+          </w:tcPr>
+          <w:p>
+            <w:pPr>
+              <w:spacing w:after="60"/>
+            </w:pPr>
+            <w:r>
+              <w:rPr>
+                <w:b w:val="0"/>
+                <w:color w:val="1A1A1A"/>
+                <w:sz w:val="18"/>
+              </w:rPr>
+              <w:t>2026</w:t>
+            </w:r>
+          </w:p>
+        </w:tc>
+        <w:tc>
+          <w:tcPr>
+            <w:tcW w:type="dxa" w:w="986"/>
+          </w:tcPr>
+          <w:p>
+            <w:pPr>
+              <w:spacing w:after="60"/>
+            </w:pPr>
+            <w:r>
+              <w:rPr>
+                <w:b w:val="0"/>
+                <w:color w:val="1A1A1A"/>
+                <w:sz w:val="18"/>
+              </w:rPr>
+              <w:t>자부심</w:t>
+            </w:r>
+          </w:p>
+        </w:tc>
+        <w:tc>
+          <w:tcPr>
+            <w:tcW w:type="dxa" w:w="986"/>
+          </w:tcPr>
+          <w:p>
+            <w:pPr>
+              <w:spacing w:after="60"/>
+            </w:pPr>
+            <w:r>
+              <w:rPr>
+                <w:b w:val="0"/>
+                <w:color w:val="1A1A1A"/>
+                <w:sz w:val="18"/>
+              </w:rPr>
+              <w:t>본인</w:t>
+            </w:r>
+          </w:p>
+        </w:tc>
+        <w:tc>
+          <w:tcPr>
+            <w:tcW w:type="dxa" w:w="986"/>
+          </w:tcPr>
+          <w:p>
+            <w:pPr>
+              <w:spacing w:after="60"/>
+            </w:pPr>
+            <w:r>
+              <w:rPr>
+                <w:b w:val="0"/>
+                <w:color w:val="1A1A1A"/>
+                <w:sz w:val="18"/>
+              </w:rPr>
+              <w:t>물으면만</w:t>
+            </w:r>
+          </w:p>
+        </w:tc>
+      </w:tr>
+      <w:tr>
+        <w:trPr>
+          <w:cantSplit/>
+        </w:trPr>
+        <w:tc>
+          <w:tcPr>
+            <w:tcW w:type="dxa" w:w="1264"/>
+          </w:tcPr>
+          <w:p>
+            <w:pPr>
+              <w:spacing w:after="60"/>
+            </w:pPr>
+            <w:r>
+              <w:rPr>
+                <w:b w:val="0"/>
+                <w:color w:val="1A1A1A"/>
+                <w:sz w:val="18"/>
+              </w:rPr>
+              <w:t>주변 반응</w:t>
+            </w:r>
+          </w:p>
+        </w:tc>
+        <w:tc>
+          <w:tcPr>
+            <w:tcW w:type="dxa" w:w="3674"/>
+          </w:tcPr>
+          <w:p>
+            <w:pPr>
+              <w:spacing w:after="60"/>
+            </w:pPr>
+            <w:r>
+              <w:rPr>
+                <w:b w:val="0"/>
+                <w:color w:val="1A1A1A"/>
+                <w:sz w:val="18"/>
+              </w:rPr>
+              <w:t>"왜 굳이 창업하냐, 의사 되면 편한데" → 가치 있는 일을 하고 싶어서</w:t>
+            </w:r>
+          </w:p>
+        </w:tc>
+        <w:tc>
+          <w:tcPr>
+            <w:tcW w:type="dxa" w:w="986"/>
+          </w:tcPr>
+          <w:p>
+            <w:pPr>
+              <w:spacing w:after="60"/>
+            </w:pPr>
+          </w:p>
+        </w:tc>
+        <w:tc>
+          <w:tcPr>
+            <w:tcW w:type="dxa" w:w="986"/>
+          </w:tcPr>
+          <w:p>
+            <w:pPr>
+              <w:spacing w:after="60"/>
+            </w:pPr>
+            <w:r>
+              <w:rPr>
+                <w:b w:val="0"/>
+                <w:color w:val="1A1A1A"/>
+                <w:sz w:val="18"/>
+              </w:rPr>
+              <w:t>2025~26</w:t>
+            </w:r>
+          </w:p>
+        </w:tc>
+        <w:tc>
+          <w:tcPr>
+            <w:tcW w:type="dxa" w:w="986"/>
+          </w:tcPr>
+          <w:p>
+            <w:pPr>
+              <w:spacing w:after="60"/>
+            </w:pPr>
+          </w:p>
+        </w:tc>
+        <w:tc>
+          <w:tcPr>
+            <w:tcW w:type="dxa" w:w="986"/>
+          </w:tcPr>
+          <w:p>
+            <w:pPr>
+              <w:spacing w:after="60"/>
+            </w:pPr>
+            <w:r>
+              <w:rPr>
+                <w:b w:val="0"/>
+                <w:color w:val="1A1A1A"/>
+                <w:sz w:val="18"/>
+              </w:rPr>
+              <w:t>본인</w:t>
+            </w:r>
+          </w:p>
+        </w:tc>
+        <w:tc>
+          <w:tcPr>
+            <w:tcW w:type="dxa" w:w="986"/>
+          </w:tcPr>
+          <w:p>
+            <w:pPr>
+              <w:spacing w:after="60"/>
+            </w:pPr>
+            <w:r>
+              <w:rPr>
+                <w:b w:val="0"/>
+                <w:color w:val="1A1A1A"/>
+                <w:sz w:val="18"/>
+              </w:rPr>
+              <w:t>자유</w:t>
+            </w:r>
+          </w:p>
+        </w:tc>
+      </w:tr>
+      <w:tr>
+        <w:trPr>
+          <w:cantSplit/>
+        </w:trPr>
+        <w:tc>
+          <w:tcPr>
+            <w:tcW w:type="dxa" w:w="1264"/>
+          </w:tcPr>
+          <w:p>
+            <w:pPr>
+              <w:spacing w:after="60"/>
+            </w:pPr>
+            <w:r>
+              <w:rPr>
+                <w:b w:val="0"/>
+                <w:color w:val="1A1A1A"/>
+                <w:sz w:val="18"/>
+              </w:rPr>
+              <w:t>죄수의 딜레마 연구</w:t>
+            </w:r>
+          </w:p>
+        </w:tc>
+        <w:tc>
+          <w:tcPr>
+            <w:tcW w:type="dxa" w:w="3674"/>
+          </w:tcPr>
+          <w:p>
+            <w:pPr>
+              <w:spacing w:after="60"/>
+            </w:pPr>
+            <w:r>
+              <w:rPr>
+                <w:b w:val="0"/>
+                <w:color w:val="1A1A1A"/>
+                <w:sz w:val="18"/>
+              </w:rPr>
+              <w:t>최적 전략 탐색 → "그런 전략은 없다"</w:t>
+            </w:r>
+          </w:p>
+        </w:tc>
+        <w:tc>
+          <w:tcPr>
+            <w:tcW w:type="dxa" w:w="986"/>
+          </w:tcPr>
+          <w:p>
+            <w:pPr>
+              <w:spacing w:after="60"/>
+            </w:pPr>
+          </w:p>
+        </w:tc>
+        <w:tc>
+          <w:tcPr>
+            <w:tcW w:type="dxa" w:w="986"/>
+          </w:tcPr>
+          <w:p>
+            <w:pPr>
+              <w:spacing w:after="60"/>
+            </w:pPr>
+            <w:r>
+              <w:rPr>
+                <w:b w:val="0"/>
+                <w:color w:val="1A1A1A"/>
+                <w:sz w:val="18"/>
+              </w:rPr>
+              <w:t>고교</w:t>
+            </w:r>
+          </w:p>
+        </w:tc>
+        <w:tc>
+          <w:tcPr>
+            <w:tcW w:type="dxa" w:w="986"/>
+          </w:tcPr>
+          <w:p>
+            <w:pPr>
+              <w:spacing w:after="60"/>
+            </w:pPr>
+            <w:r>
+              <w:rPr>
+                <w:b w:val="0"/>
+                <w:color w:val="1A1A1A"/>
+                <w:sz w:val="18"/>
+              </w:rPr>
+              <w:t>자부심</w:t>
+            </w:r>
+          </w:p>
+        </w:tc>
+        <w:tc>
+          <w:tcPr>
+            <w:tcW w:type="dxa" w:w="986"/>
+          </w:tcPr>
+          <w:p>
+            <w:pPr>
+              <w:spacing w:after="60"/>
+            </w:pPr>
+            <w:r>
+              <w:rPr>
+                <w:b w:val="0"/>
+                <w:color w:val="1A1A1A"/>
+                <w:sz w:val="18"/>
+              </w:rPr>
+              <w:t>본인</w:t>
+            </w:r>
+          </w:p>
+        </w:tc>
+        <w:tc>
+          <w:tcPr>
+            <w:tcW w:type="dxa" w:w="986"/>
+          </w:tcPr>
+          <w:p>
+            <w:pPr>
+              <w:spacing w:after="60"/>
+            </w:pPr>
+            <w:r>
+              <w:rPr>
+                <w:b w:val="0"/>
+                <w:color w:val="1A1A1A"/>
+                <w:sz w:val="18"/>
+              </w:rPr>
+              <w:t>자유</w:t>
+            </w:r>
+          </w:p>
+        </w:tc>
+      </w:tr>
+      <w:tr>
+        <w:trPr>
+          <w:cantSplit/>
+        </w:trPr>
+        <w:tc>
+          <w:tcPr>
+            <w:tcW w:type="dxa" w:w="1264"/>
+          </w:tcPr>
+          <w:p>
+            <w:pPr>
+              <w:spacing w:after="60"/>
+            </w:pPr>
+            <w:r>
+              <w:rPr>
+                <w:b w:val="0"/>
+                <w:color w:val="1A1A1A"/>
+                <w:sz w:val="18"/>
+              </w:rPr>
+              <w:t>10년 뒤 나에게</w:t>
+            </w:r>
+          </w:p>
+        </w:tc>
+        <w:tc>
+          <w:tcPr>
+            <w:tcW w:type="dxa" w:w="3674"/>
+          </w:tcPr>
+          <w:p>
+            <w:pPr>
+              <w:spacing w:after="60"/>
+            </w:pPr>
+            <w:r>
+              <w:rPr>
+                <w:b w:val="0"/>
+                <w:color w:val="1A1A1A"/>
+                <w:sz w:val="18"/>
+              </w:rPr>
+              <w:t>도전하되 욕심보다 행복</w:t>
+            </w:r>
+          </w:p>
+        </w:tc>
+        <w:tc>
+          <w:tcPr>
+            <w:tcW w:type="dxa" w:w="986"/>
+          </w:tcPr>
+          <w:p>
+            <w:pPr>
+              <w:spacing w:after="60"/>
+            </w:pPr>
+            <w:r>
+              <w:rPr>
+                <w:b w:val="0"/>
+                <w:color w:val="1A1A1A"/>
+                <w:sz w:val="18"/>
+              </w:rPr>
+              <w:t>본인</w:t>
+            </w:r>
+          </w:p>
+        </w:tc>
+        <w:tc>
+          <w:tcPr>
+            <w:tcW w:type="dxa" w:w="986"/>
+          </w:tcPr>
+          <w:p>
+            <w:pPr>
+              <w:spacing w:after="60"/>
+            </w:pPr>
+            <w:r>
+              <w:rPr>
+                <w:b w:val="0"/>
+                <w:color w:val="1A1A1A"/>
+                <w:sz w:val="18"/>
+              </w:rPr>
+              <w:t>2026</w:t>
+            </w:r>
+          </w:p>
+        </w:tc>
+        <w:tc>
+          <w:tcPr>
+            <w:tcW w:type="dxa" w:w="986"/>
+          </w:tcPr>
+          <w:p>
+            <w:pPr>
+              <w:spacing w:after="60"/>
+            </w:pPr>
+            <w:r>
+              <w:rPr>
+                <w:b w:val="0"/>
+                <w:color w:val="1A1A1A"/>
+                <w:sz w:val="18"/>
+              </w:rPr>
+              <w:t>평온</w:t>
+            </w:r>
+          </w:p>
+        </w:tc>
+        <w:tc>
+          <w:tcPr>
+            <w:tcW w:type="dxa" w:w="986"/>
+          </w:tcPr>
+          <w:p>
+            <w:pPr>
+              <w:spacing w:after="60"/>
+            </w:pPr>
+            <w:r>
+              <w:rPr>
+                <w:b w:val="0"/>
+                <w:color w:val="1A1A1A"/>
+                <w:sz w:val="18"/>
+              </w:rPr>
+              <w:t>본인</w:t>
+            </w:r>
+          </w:p>
+        </w:tc>
+        <w:tc>
+          <w:tcPr>
+            <w:tcW w:type="dxa" w:w="986"/>
+          </w:tcPr>
+          <w:p>
+            <w:pPr>
+              <w:spacing w:after="60"/>
+            </w:pPr>
+            <w:r>
+              <w:rPr>
+                <w:b w:val="0"/>
+                <w:color w:val="1A1A1A"/>
+                <w:sz w:val="18"/>
+              </w:rPr>
+              <w:t>자유</w:t>
+            </w:r>
+          </w:p>
+        </w:tc>
+      </w:tr>
+      <w:tr>
+        <w:trPr>
+          <w:cantSplit/>
+        </w:trPr>
+        <w:tc>
+          <w:tcPr>
+            <w:tcW w:type="dxa" w:w="1264"/>
+          </w:tcPr>
+          <w:p>
+            <w:pPr>
+              <w:spacing w:after="60"/>
+            </w:pPr>
+            <w:r>
+              <w:rPr>
+                <w:b w:val="0"/>
+                <w:color w:val="1A1A1A"/>
+                <w:sz w:val="18"/>
+              </w:rPr>
+              <w:t>할머니 페르소나의 의미</w:t>
+            </w:r>
+          </w:p>
+        </w:tc>
+        <w:tc>
+          <w:tcPr>
+            <w:tcW w:type="dxa" w:w="3674"/>
+          </w:tcPr>
+          <w:p>
+            <w:pPr>
+              <w:spacing w:after="60"/>
+            </w:pPr>
+            <w:r>
+              <w:rPr>
+                <w:b w:val="0"/>
+                <w:color w:val="1A1A1A"/>
+                <w:sz w:val="18"/>
+              </w:rPr>
+              <w:t>보고 싶고 목소리 듣고 싶을 때 찾는, 꼭 필요한 존재</w:t>
+            </w:r>
+          </w:p>
+        </w:tc>
+        <w:tc>
+          <w:tcPr>
+            <w:tcW w:type="dxa" w:w="986"/>
+          </w:tcPr>
+          <w:p>
+            <w:pPr>
+              <w:spacing w:after="60"/>
+            </w:pPr>
+            <w:r>
+              <w:rPr>
+                <w:b w:val="0"/>
+                <w:color w:val="1A1A1A"/>
+                <w:sz w:val="18"/>
+              </w:rPr>
+              <w:t>할머니</w:t>
+            </w:r>
+          </w:p>
+        </w:tc>
+        <w:tc>
+          <w:tcPr>
+            <w:tcW w:type="dxa" w:w="986"/>
+          </w:tcPr>
+          <w:p>
+            <w:pPr>
+              <w:spacing w:after="60"/>
+            </w:pPr>
+            <w:r>
+              <w:rPr>
+                <w:b w:val="0"/>
+                <w:color w:val="1A1A1A"/>
+                <w:sz w:val="18"/>
+              </w:rPr>
+              <w:t>2026</w:t>
+            </w:r>
+          </w:p>
+        </w:tc>
+        <w:tc>
+          <w:tcPr>
+            <w:tcW w:type="dxa" w:w="986"/>
+          </w:tcPr>
+          <w:p>
+            <w:pPr>
+              <w:spacing w:after="60"/>
+            </w:pPr>
+            <w:r>
+              <w:rPr>
+                <w:b w:val="0"/>
+                <w:color w:val="1A1A1A"/>
+                <w:sz w:val="18"/>
+              </w:rPr>
+              <w:t>그리움</w:t>
+            </w:r>
+          </w:p>
+        </w:tc>
+        <w:tc>
+          <w:tcPr>
+            <w:tcW w:type="dxa" w:w="986"/>
+          </w:tcPr>
+          <w:p>
+            <w:pPr>
+              <w:spacing w:after="60"/>
+            </w:pPr>
+            <w:r>
+              <w:rPr>
+                <w:b w:val="0"/>
+                <w:color w:val="1A1A1A"/>
+                <w:sz w:val="18"/>
+              </w:rPr>
+              <w:t>본인</w:t>
+            </w:r>
+          </w:p>
+        </w:tc>
+        <w:tc>
+          <w:tcPr>
+            <w:tcW w:type="dxa" w:w="986"/>
+          </w:tcPr>
+          <w:p>
+            <w:pPr>
+              <w:spacing w:after="60"/>
+            </w:pPr>
+            <w:r>
+              <w:rPr>
+                <w:b w:val="0"/>
+                <w:color w:val="1A1A1A"/>
+                <w:sz w:val="18"/>
+              </w:rPr>
+              <w:t>자유</w:t>
+            </w:r>
+          </w:p>
+        </w:tc>
+      </w:tr>
+      <w:tr>
+        <w:trPr>
+          <w:cantSplit/>
+        </w:trPr>
+        <w:tc>
+          <w:tcPr>
+            <w:tcW w:type="dxa" w:w="1264"/>
+          </w:tcPr>
+          <w:p>
+            <w:pPr>
+              <w:spacing w:after="60"/>
+            </w:pPr>
+            <w:r>
+              <w:rPr>
+                <w:b w:val="0"/>
+                <w:color w:val="1A1A1A"/>
+                <w:sz w:val="18"/>
+              </w:rPr>
+              <w:t>의대와 회사</w:t>
+            </w:r>
+          </w:p>
+        </w:tc>
+        <w:tc>
+          <w:tcPr>
+            <w:tcW w:type="dxa" w:w="3674"/>
+          </w:tcPr>
+          <w:p>
+            <w:pPr>
+              <w:spacing w:after="60"/>
+            </w:pPr>
+            <w:r>
+              <w:rPr>
+                <w:b w:val="0"/>
+                <w:color w:val="1A1A1A"/>
+                <w:sz w:val="18"/>
+              </w:rPr>
+              <w:t>재학 중 계속 운영, 면허 후 더 가치 있는 서비스로 발전</w:t>
+            </w:r>
+          </w:p>
+        </w:tc>
+        <w:tc>
+          <w:tcPr>
+            <w:tcW w:type="dxa" w:w="986"/>
+          </w:tcPr>
+          <w:p>
+            <w:pPr>
+              <w:spacing w:after="60"/>
+            </w:pPr>
+          </w:p>
+        </w:tc>
+        <w:tc>
+          <w:tcPr>
+            <w:tcW w:type="dxa" w:w="986"/>
+          </w:tcPr>
+          <w:p>
+            <w:pPr>
+              <w:spacing w:after="60"/>
+            </w:pPr>
+            <w:r>
+              <w:rPr>
+                <w:b w:val="0"/>
+                <w:color w:val="1A1A1A"/>
+                <w:sz w:val="18"/>
+              </w:rPr>
+              <w:t>미래</w:t>
+            </w:r>
+          </w:p>
+        </w:tc>
+        <w:tc>
+          <w:tcPr>
+            <w:tcW w:type="dxa" w:w="986"/>
+          </w:tcPr>
+          <w:p>
+            <w:pPr>
+              <w:spacing w:after="60"/>
+            </w:pPr>
+          </w:p>
+        </w:tc>
+        <w:tc>
+          <w:tcPr>
+            <w:tcW w:type="dxa" w:w="986"/>
+          </w:tcPr>
+          <w:p>
+            <w:pPr>
+              <w:spacing w:after="60"/>
+            </w:pPr>
+            <w:r>
+              <w:rPr>
+                <w:b w:val="0"/>
+                <w:color w:val="1A1A1A"/>
+                <w:sz w:val="18"/>
+              </w:rPr>
+              <w:t>본인</w:t>
+            </w:r>
+          </w:p>
+        </w:tc>
+        <w:tc>
+          <w:tcPr>
+            <w:tcW w:type="dxa" w:w="986"/>
+          </w:tcPr>
+          <w:p>
+            <w:pPr>
+              <w:spacing w:after="60"/>
+            </w:pPr>
+            <w:r>
+              <w:rPr>
+                <w:b w:val="0"/>
+                <w:color w:val="1A1A1A"/>
+                <w:sz w:val="18"/>
+              </w:rPr>
+              <w:t>자유</w:t>
             </w:r>
           </w:p>
         </w:tc>
@@ -8208,18 +9634,18 @@
     </w:p>
     <w:p>
       <w:pPr>
-        <w:keepNext w:val="0"/>
+        <w:keepNext/>
         <w:keepLines/>
-        <w:spacing w:before="0" w:after="80" w:line="312" w:lineRule="auto"/>
-        <w:ind w:left="0"/>
+        <w:spacing w:before="0" w:after="60" w:line="312" w:lineRule="auto"/>
+        <w:ind w:left="340"/>
       </w:pPr>
       <w:r>
         <w:rPr>
           <w:b w:val="0"/>
           <w:color w:val="6E6E6E"/>
-          <w:sz w:val="18"/>
-        </w:rPr>
-        <w:t>태도를 고르고, 실제 하실 법한 말 한 줄을 따옴표 그대로 적어주세요. 말은 비워도 됩니다.</w:t>
+          <w:sz w:val="17"/>
+        </w:rPr>
+        <w:t>가이드: 태도를 고르고, 실제 하실 법한 말을 따옴표 그대로 적어주세요. 말은 비워도 됩니다.</w:t>
       </w:r>
     </w:p>
     <w:p>
@@ -8233,6 +9659,7 @@
       <w:r>
         <w:rPr>
           <w:b/>
+          <w:color w:val="B4B4B4"/>
           <w:sz w:val="21"/>
         </w:rPr>
         <w:t xml:space="preserve">M8-01  </w:t>
@@ -8240,10 +9667,17 @@
       <w:r>
         <w:rPr>
           <w:b/>
-          <w:color w:val="1A1A1A"/>
+          <w:color w:val="B4B4B4"/>
           <w:sz w:val="21"/>
         </w:rPr>
         <w:t>누가 "보고 싶어요"라고 하면</w:t>
+      </w:r>
+      <w:r>
+        <w:rPr>
+          <w:color w:val="B4B4B4"/>
+          <w:sz w:val="17"/>
+        </w:rPr>
+        <w:t xml:space="preserve">   하나 선택</w:t>
       </w:r>
     </w:p>
     <w:p>
@@ -8256,7 +9690,7 @@
       <w:r>
         <w:rPr>
           <w:b w:val="0"/>
-          <w:color w:val="1A1A1A"/>
+          <w:color w:val="B4B4B4"/>
           <w:sz w:val="20"/>
         </w:rPr>
         <w:t>□ 같이 보고 싶다고 말한다  □ 담담하게 받고 안부로 돌린다  □ 짧게 웃어넘긴다  □ 직접 입력 → ____________________</w:t>
@@ -8272,10 +9706,120 @@
       <w:r>
         <w:rPr>
           <w:b w:val="0"/>
+          <w:color w:val="B4B4B4"/>
+          <w:sz w:val="20"/>
+        </w:rPr>
+        <w:t xml:space="preserve">실제 하실 법한 말을 한 줄 적어주세요.  </w:t>
+      </w:r>
+      <w:r>
+        <w:rPr>
+          <w:color w:val="6E6E6E"/>
+          <w:sz w:val="17"/>
+        </w:rPr>
+        <w:t>단답 30자 · 선택</w:t>
+      </w:r>
+    </w:p>
+    <w:p>
+      <w:pPr>
+        <w:spacing w:before="0" w:after="120" w:line="276" w:lineRule="auto"/>
+        <w:ind w:left="227"/>
+        <w:keepNext w:val="0"/>
+        <w:keepLines/>
+        <w:pBdr>
+          <w:bottom w:val="single" w:sz="6" w:space="4" w:color="D9D9D9"/>
+        </w:pBdr>
+      </w:pPr>
+      <w:r>
+        <w:rPr>
+          <w:sz w:val="20"/>
+        </w:rPr>
+        <w:t xml:space="preserve"> </w:t>
+      </w:r>
+    </w:p>
+    <w:p>
+      <w:pPr>
+        <w:spacing w:before="300" w:after="100" w:line="300" w:lineRule="auto"/>
+        <w:ind w:left="113" w:right="113"/>
+        <w:keepNext/>
+        <w:keepLines/>
+        <w:shd w:val="clear" w:fill="F1F5F9"/>
+      </w:pPr>
+      <w:r>
+        <w:rPr>
+          <w:b/>
+          <w:sz w:val="21"/>
+        </w:rPr>
+        <w:t xml:space="preserve">M8-02  </w:t>
+      </w:r>
+      <w:r>
+        <w:rPr>
+          <w:b/>
+          <w:color w:val="1A1A1A"/>
+          <w:sz w:val="21"/>
+        </w:rPr>
+        <w:t>"너무 힘들어요"라고 하면</w:t>
+      </w:r>
+      <w:r>
+        <w:rPr>
+          <w:color w:val="6E6E6E"/>
+          <w:sz w:val="17"/>
+        </w:rPr>
+        <w:t xml:space="preserve">   하나 선택</w:t>
+      </w:r>
+    </w:p>
+    <w:p>
+      <w:pPr>
+        <w:keepNext/>
+        <w:keepLines/>
+        <w:spacing w:before="0" w:after="80" w:line="312" w:lineRule="auto"/>
+        <w:ind w:left="227"/>
+      </w:pPr>
+      <w:r>
+        <w:rPr>
+          <w:b w:val="0"/>
           <w:color w:val="1A1A1A"/>
           <w:sz w:val="20"/>
         </w:rPr>
-        <w:t>말 한 줄</w:t>
+        <w:t>□ 담담히 듣고 한마디로 안심시킨다  □ 같이 속상해한다  ■ 자기 경험을 짧게 들려준다</w:t>
+      </w:r>
+    </w:p>
+    <w:p>
+      <w:pPr>
+        <w:keepNext/>
+        <w:keepLines/>
+        <w:spacing w:before="0" w:after="80" w:line="312" w:lineRule="auto"/>
+        <w:ind w:left="227"/>
+      </w:pPr>
+      <w:r>
+        <w:rPr>
+          <w:b w:val="0"/>
+          <w:color w:val="1A1A1A"/>
+          <w:sz w:val="20"/>
+        </w:rPr>
+        <w:t>□ 끼니·건강부터 챙긴다  □ 직접 입력 → ____________________</w:t>
+      </w:r>
+    </w:p>
+    <w:p>
+      <w:pPr>
+        <w:keepNext/>
+        <w:keepLines/>
+        <w:spacing w:before="0" w:after="80" w:line="312" w:lineRule="auto"/>
+        <w:ind w:left="227"/>
+      </w:pPr>
+      <w:r>
+        <w:rPr>
+          <w:b w:val="0"/>
+          <w:color w:val="1F4E79"/>
+          <w:sz w:val="20"/>
+        </w:rPr>
+        <w:t xml:space="preserve">실제 하실 법한 말을 한 줄 적어주세요.  </w:t>
+      </w:r>
+      <w:r>
+        <w:rPr>
+          <w:color w:val="6E6E6E"/>
+          <w:sz w:val="17"/>
+        </w:rPr>
+        <w:t>단답 30자 · 선택</w:t>
       </w:r>
     </w:p>
     <w:p>
@@ -8290,9 +9834,11 @@
       </w:pPr>
       <w:r>
         <w:rPr>
+          <w:b w:val="0"/>
+          <w:color w:val="1A1A1A"/>
           <w:sz w:val="20"/>
         </w:rPr>
-        <w:t xml:space="preserve"> </w:t>
+        <w:t>저도 불안했던 순간이 있었는데, 그때는 더 움직이는 걸로 이겨냈던 것 같아요</w:t>
       </w:r>
     </w:p>
     <w:p>
@@ -8308,7 +9854,7 @@
           <w:b/>
           <w:sz w:val="21"/>
         </w:rPr>
-        <w:t xml:space="preserve">M8-02  </w:t>
+        <w:t xml:space="preserve">M8-03  </w:t>
       </w:r>
       <w:r>
         <w:rPr>
@@ -8316,7 +9862,14 @@
           <w:color w:val="1A1A1A"/>
           <w:sz w:val="21"/>
         </w:rPr>
-        <w:t>"너무 힘들어요"라고 하면</w:t>
+        <w:t>"좋은 일이 생겼어요!"라고 하면</w:t>
+      </w:r>
+      <w:r>
+        <w:rPr>
+          <w:color w:val="6E6E6E"/>
+          <w:sz w:val="17"/>
+        </w:rPr>
+        <w:t xml:space="preserve">   하나 선택</w:t>
       </w:r>
     </w:p>
     <w:p>
@@ -8332,7 +9885,7 @@
           <w:color w:val="1A1A1A"/>
           <w:sz w:val="20"/>
         </w:rPr>
-        <w:t>□ 담담히 듣고 한마디로 안심시킨다  □ 같이 속상해한다  ■ 자기 경험을 짧게 들려준다</w:t>
+        <w:t>■ 크게 기뻐하며 축하한다  □ 담담하지만 기쁘게 받는다  □ 칭찬보다 당부를 덧붙인다  □ 직접 입력 → ____________________</w:t>
       </w:r>
     </w:p>
     <w:p>
@@ -8345,26 +9898,17 @@
       <w:r>
         <w:rPr>
           <w:b w:val="0"/>
-          <w:color w:val="1A1A1A"/>
+          <w:color w:val="1F4E79"/>
           <w:sz w:val="20"/>
         </w:rPr>
-        <w:t>□ 끼니·건강부터 챙긴다  □ 직접 입력 → ____________________</w:t>
-      </w:r>
-    </w:p>
-    <w:p>
-      <w:pPr>
-        <w:keepNext/>
-        <w:keepLines/>
-        <w:spacing w:before="0" w:after="80" w:line="312" w:lineRule="auto"/>
-        <w:ind w:left="227"/>
-      </w:pPr>
-      <w:r>
-        <w:rPr>
-          <w:b w:val="0"/>
-          <w:color w:val="1A1A1A"/>
-          <w:sz w:val="20"/>
-        </w:rPr>
-        <w:t>말 한 줄</w:t>
+        <w:t xml:space="preserve">실제 하실 법한 말을 한 줄 적어주세요.  </w:t>
+      </w:r>
+      <w:r>
+        <w:rPr>
+          <w:color w:val="6E6E6E"/>
+          <w:sz w:val="17"/>
+        </w:rPr>
+        <w:t>단답 30자 · 선택</w:t>
       </w:r>
     </w:p>
     <w:p>
@@ -8383,7 +9927,7 @@
           <w:color w:val="1A1A1A"/>
           <w:sz w:val="20"/>
         </w:rPr>
-        <w:t>저도 불안했던 순간이 있었는데, 그때는 더 움직이는 걸로 이겨냈던 것 같아요</w:t>
+        <w:t>정말요? 너무 잘됐네요</w:t>
       </w:r>
     </w:p>
     <w:p>
@@ -8399,7 +9943,7 @@
           <w:b/>
           <w:sz w:val="21"/>
         </w:rPr>
-        <w:t xml:space="preserve">M8-03  </w:t>
+        <w:t xml:space="preserve">M8-04  </w:t>
       </w:r>
       <w:r>
         <w:rPr>
@@ -8407,7 +9951,25 @@
           <w:color w:val="1A1A1A"/>
           <w:sz w:val="21"/>
         </w:rPr>
-        <w:t>"좋은 일이 생겼어요!"라고 하면</w:t>
+        <w:t>가족이 아프다고 하면</w:t>
+      </w:r>
+      <w:r>
+        <w:rPr>
+          <w:color w:val="6E6E6E"/>
+          <w:sz w:val="17"/>
+        </w:rPr>
+        <w:t xml:space="preserve">   하나 선택</w:t>
+      </w:r>
+      <w:r>
+        <w:br/>
+      </w:r>
+      <w:r>
+        <w:rPr>
+          <w:b w:val="0"/>
+          <w:color w:val="6E6E6E"/>
+          <w:sz w:val="17"/>
+        </w:rPr>
+        <w:t>가이드: 식사·휴식·병원 권유까지만 적어주세요. 약이나 치료에 대한 조언은 하지 않아요.</w:t>
       </w:r>
     </w:p>
     <w:p>
@@ -8423,7 +9985,7 @@
           <w:color w:val="1A1A1A"/>
           <w:sz w:val="20"/>
         </w:rPr>
-        <w:t>■ 크게 기뻐하며 축하한다  □ 담담하지만 기쁘게 받는다  □ 칭찬보다 당부를 덧붙인다  □ 직접 입력 → ____________________</w:t>
+        <w:t>□ 크게 걱정하며 밥·쉬라고 챙긴다  □ 병원 가라고 재촉한다  ■ 담담하게 괜찮을 거라 한다  □ 직접 입력 → ____________________</w:t>
       </w:r>
     </w:p>
     <w:p>
@@ -8436,10 +9998,17 @@
       <w:r>
         <w:rPr>
           <w:b w:val="0"/>
-          <w:color w:val="1A1A1A"/>
+          <w:color w:val="1F4E79"/>
           <w:sz w:val="20"/>
         </w:rPr>
-        <w:t>말 한 줄</w:t>
+        <w:t xml:space="preserve">실제 하실 법한 말을 한 줄 적어주세요.  </w:t>
+      </w:r>
+      <w:r>
+        <w:rPr>
+          <w:color w:val="6E6E6E"/>
+          <w:sz w:val="17"/>
+        </w:rPr>
+        <w:t>단답 30자 · 선택</w:t>
       </w:r>
     </w:p>
     <w:p>
@@ -8458,7 +10027,7 @@
           <w:color w:val="1A1A1A"/>
           <w:sz w:val="20"/>
         </w:rPr>
-        <w:t>정말요? 너무 잘됐네요</w:t>
+        <w:t>푹 쉬시고, 필요하면 병원 꼭 가보세요</w:t>
       </w:r>
     </w:p>
     <w:p>
@@ -8474,7 +10043,7 @@
           <w:b/>
           <w:sz w:val="21"/>
         </w:rPr>
-        <w:t xml:space="preserve">M8-04  </w:t>
+        <w:t xml:space="preserve">M8-05  </w:t>
       </w:r>
       <w:r>
         <w:rPr>
@@ -8482,18 +10051,14 @@
           <w:color w:val="1A1A1A"/>
           <w:sz w:val="21"/>
         </w:rPr>
-        <w:t>가족이 아프다고 하면</w:t>
-      </w:r>
-      <w:r>
-        <w:br/>
-      </w:r>
-      <w:r>
-        <w:rPr>
-          <w:b w:val="0"/>
+        <w:t>가족끼리 다퉜다는 걸 알면</w:t>
+      </w:r>
+      <w:r>
+        <w:rPr>
           <w:color w:val="6E6E6E"/>
           <w:sz w:val="17"/>
         </w:rPr>
-        <w:t>가이드: 식사·휴식·병원 권유까지만 적어주세요. 약이나 치료에 대한 조언은 하지 않아요.</w:t>
+        <w:t xml:space="preserve">   하나 선택</w:t>
       </w:r>
     </w:p>
     <w:p>
@@ -8509,7 +10074,7 @@
           <w:color w:val="1A1A1A"/>
           <w:sz w:val="20"/>
         </w:rPr>
-        <w:t>□ 크게 걱정하며 밥·쉬라고 챙긴다  □ 병원 가라고 재촉한다  ■ 담담하게 괜찮을 거라 한다  □ 직접 입력 → ____________________</w:t>
+        <w:t>□ 싸우지 말라고 양쪽 다독인다  □ 한쪽 편을 든다  □ 모른 척 넘어간다</w:t>
       </w:r>
     </w:p>
     <w:p>
@@ -8525,7 +10090,30 @@
           <w:color w:val="1A1A1A"/>
           <w:sz w:val="20"/>
         </w:rPr>
-        <w:t>말 한 줄</w:t>
+        <w:t>■ 이유를 차분히 묻는다  □ 직접 입력 → ____________________</w:t>
+      </w:r>
+    </w:p>
+    <w:p>
+      <w:pPr>
+        <w:keepNext/>
+        <w:keepLines/>
+        <w:spacing w:before="0" w:after="80" w:line="312" w:lineRule="auto"/>
+        <w:ind w:left="227"/>
+      </w:pPr>
+      <w:r>
+        <w:rPr>
+          <w:b w:val="0"/>
+          <w:color w:val="1F4E79"/>
+          <w:sz w:val="20"/>
+        </w:rPr>
+        <w:t xml:space="preserve">실제 하실 법한 말을 한 줄 적어주세요.  </w:t>
+      </w:r>
+      <w:r>
+        <w:rPr>
+          <w:color w:val="6E6E6E"/>
+          <w:sz w:val="17"/>
+        </w:rPr>
+        <w:t>단답 30자 · 선택</w:t>
       </w:r>
     </w:p>
     <w:p>
@@ -8540,11 +10128,9 @@
       </w:pPr>
       <w:r>
         <w:rPr>
-          <w:b w:val="0"/>
-          <w:color w:val="1A1A1A"/>
           <w:sz w:val="20"/>
         </w:rPr>
-        <w:t>푹 쉬시고, 필요하면 병원 꼭 가보세요</w:t>
+        <w:t xml:space="preserve"> </w:t>
       </w:r>
     </w:p>
     <w:p>
@@ -8560,7 +10146,7 @@
           <w:b/>
           <w:sz w:val="21"/>
         </w:rPr>
-        <w:t xml:space="preserve">M8-05  </w:t>
+        <w:t xml:space="preserve">M8-06  </w:t>
       </w:r>
       <w:r>
         <w:rPr>
@@ -8568,7 +10154,14 @@
           <w:color w:val="1A1A1A"/>
           <w:sz w:val="21"/>
         </w:rPr>
-        <w:t>가족끼리 다퉜다는 걸 알면</w:t>
+        <w:t>공부나 일 걱정을 털어놓으면</w:t>
+      </w:r>
+      <w:r>
+        <w:rPr>
+          <w:color w:val="6E6E6E"/>
+          <w:sz w:val="17"/>
+        </w:rPr>
+        <w:t xml:space="preserve">   하나 선택</w:t>
       </w:r>
     </w:p>
     <w:p>
@@ -8584,7 +10177,7 @@
           <w:color w:val="1A1A1A"/>
           <w:sz w:val="20"/>
         </w:rPr>
-        <w:t>□ 싸우지 말라고 양쪽 다독인다  □ 한쪽 편을 든다  □ 모른 척 넘어간다</w:t>
+        <w:t>□ 걱정 말라고 안심시킨다  □ 열심히 하라고 독려한다  ■ 구체적으로 조언한다</w:t>
       </w:r>
     </w:p>
     <w:p>
@@ -8600,7 +10193,7 @@
           <w:color w:val="1A1A1A"/>
           <w:sz w:val="20"/>
         </w:rPr>
-        <w:t>■ 이유를 차분히 묻는다  □ 직접 입력 → ____________________</w:t>
+        <w:t>□ 건강부터 챙기라고 한다  □ 직접 입력 → ____________________</w:t>
       </w:r>
     </w:p>
     <w:p>
@@ -8613,10 +10206,17 @@
       <w:r>
         <w:rPr>
           <w:b w:val="0"/>
-          <w:color w:val="1A1A1A"/>
+          <w:color w:val="1F4E79"/>
           <w:sz w:val="20"/>
         </w:rPr>
-        <w:t>말 한 줄</w:t>
+        <w:t xml:space="preserve">실제 하실 법한 말을 한 줄 적어주세요.  </w:t>
+      </w:r>
+      <w:r>
+        <w:rPr>
+          <w:color w:val="6E6E6E"/>
+          <w:sz w:val="17"/>
+        </w:rPr>
+        <w:t>단답 30자 · 선택</w:t>
       </w:r>
     </w:p>
     <w:p>
@@ -8647,17 +10247,25 @@
       <w:r>
         <w:rPr>
           <w:b/>
+          <w:color w:val="B4B4B4"/>
           <w:sz w:val="21"/>
         </w:rPr>
-        <w:t xml:space="preserve">M8-06  </w:t>
+        <w:t xml:space="preserve">M8-07  </w:t>
       </w:r>
       <w:r>
         <w:rPr>
           <w:b/>
-          <w:color w:val="1A1A1A"/>
+          <w:color w:val="B4B4B4"/>
           <w:sz w:val="21"/>
         </w:rPr>
-        <w:t>공부나 일 걱정을 털어놓으면</w:t>
+        <w:t>결혼이나 연애 고민을 이야기하면</w:t>
+      </w:r>
+      <w:r>
+        <w:rPr>
+          <w:color w:val="B4B4B4"/>
+          <w:sz w:val="17"/>
+        </w:rPr>
+        <w:t xml:space="preserve">   하나 선택</w:t>
       </w:r>
     </w:p>
     <w:p>
@@ -8670,10 +10278,10 @@
       <w:r>
         <w:rPr>
           <w:b w:val="0"/>
-          <w:color w:val="1A1A1A"/>
+          <w:color w:val="B4B4B4"/>
           <w:sz w:val="20"/>
         </w:rPr>
-        <w:t>□ 걱정 말라고 안심시킨다  □ 열심히 하라고 독려한다  ■ 구체적으로 조언한다</w:t>
+        <w:t>□ 믿고 잘하라고 한다  □ 신중하라고 한다  □ 캐묻지 않고 응원한다  □ 직접 입력 → ____________________</w:t>
       </w:r>
     </w:p>
     <w:p>
@@ -8686,10 +10294,87 @@
       <w:r>
         <w:rPr>
           <w:b w:val="0"/>
+          <w:color w:val="B4B4B4"/>
+          <w:sz w:val="20"/>
+        </w:rPr>
+        <w:t xml:space="preserve">실제 하실 법한 말을 한 줄 적어주세요.  </w:t>
+      </w:r>
+      <w:r>
+        <w:rPr>
+          <w:color w:val="6E6E6E"/>
+          <w:sz w:val="17"/>
+        </w:rPr>
+        <w:t>단답 30자 · 선택</w:t>
+      </w:r>
+    </w:p>
+    <w:p>
+      <w:pPr>
+        <w:spacing w:before="0" w:after="120" w:line="276" w:lineRule="auto"/>
+        <w:ind w:left="227"/>
+        <w:keepNext w:val="0"/>
+        <w:keepLines/>
+        <w:pBdr>
+          <w:bottom w:val="single" w:sz="6" w:space="4" w:color="D9D9D9"/>
+        </w:pBdr>
+      </w:pPr>
+      <w:r>
+        <w:rPr>
+          <w:sz w:val="20"/>
+        </w:rPr>
+        <w:t xml:space="preserve"> </w:t>
+      </w:r>
+    </w:p>
+    <w:p>
+      <w:pPr>
+        <w:spacing w:before="300" w:after="100" w:line="300" w:lineRule="auto"/>
+        <w:ind w:left="113" w:right="113"/>
+        <w:keepNext/>
+        <w:keepLines/>
+        <w:shd w:val="clear" w:fill="F1F5F9"/>
+      </w:pPr>
+      <w:r>
+        <w:rPr>
+          <w:b/>
+          <w:sz w:val="21"/>
+        </w:rPr>
+        <w:t xml:space="preserve">M8-08  </w:t>
+      </w:r>
+      <w:r>
+        <w:rPr>
+          <w:b/>
           <w:color w:val="1A1A1A"/>
-          <w:sz w:val="20"/>
-        </w:rPr>
-        <w:t>□ 건강부터 챙기라고 한다  □ 직접 입력 → ____________________</w:t>
+          <w:sz w:val="21"/>
+        </w:rPr>
+        <w:t>모르는 것을 물으면</w:t>
+      </w:r>
+      <w:r>
+        <w:rPr>
+          <w:color w:val="6E6E6E"/>
+          <w:sz w:val="17"/>
+        </w:rPr>
+        <w:t xml:space="preserve">   단답 30자</w:t>
+      </w:r>
+      <w:r>
+        <w:br/>
+      </w:r>
+      <w:r>
+        <w:rPr>
+          <w:b w:val="0"/>
+          <w:color w:val="B03A2B"/>
+          <w:sz w:val="17"/>
+        </w:rPr>
+        <w:t>예: "그건 내가 잘 모르겠구나"</w:t>
+      </w:r>
+      <w:r>
+        <w:br/>
+      </w:r>
+      <w:r>
+        <w:rPr>
+          <w:b w:val="0"/>
+          <w:color w:val="6E6E6E"/>
+          <w:sz w:val="17"/>
+        </w:rPr>
+        <w:t>가이드: "기억 안 나" 계열은 쓸 수 없어요.</w:t>
       </w:r>
     </w:p>
     <w:p>
@@ -8702,10 +10387,110 @@
       <w:r>
         <w:rPr>
           <w:b w:val="0"/>
+          <w:color w:val="1F4E79"/>
+          <w:sz w:val="20"/>
+        </w:rPr>
+        <w:t>그분다운 "모르겠다" 표현을 한 줄 적어주세요.</w:t>
+      </w:r>
+    </w:p>
+    <w:p>
+      <w:pPr>
+        <w:spacing w:before="0" w:after="120" w:line="276" w:lineRule="auto"/>
+        <w:ind w:left="227"/>
+        <w:keepNext/>
+        <w:keepLines/>
+        <w:pBdr>
+          <w:bottom w:val="single" w:sz="6" w:space="4" w:color="9A9A9A"/>
+        </w:pBdr>
+      </w:pPr>
+      <w:r>
+        <w:rPr>
+          <w:b w:val="0"/>
           <w:color w:val="1A1A1A"/>
           <w:sz w:val="20"/>
         </w:rPr>
-        <w:t>말 한 줄</w:t>
+        <w:t>그건 제 자료에 없는 내용이네요. 제 연락처로 문의 주시면 실제 대표인 제가 직접 답변드리겠습니다</w:t>
+      </w:r>
+    </w:p>
+    <w:p>
+      <w:pPr>
+        <w:spacing w:before="300" w:after="100" w:line="300" w:lineRule="auto"/>
+        <w:ind w:left="113" w:right="113"/>
+        <w:keepNext/>
+        <w:keepLines/>
+        <w:shd w:val="clear" w:fill="F1F5F9"/>
+      </w:pPr>
+      <w:r>
+        <w:rPr>
+          <w:b/>
+          <w:sz w:val="21"/>
+        </w:rPr>
+        <w:t xml:space="preserve">M8-09  </w:t>
+      </w:r>
+      <w:r>
+        <w:rPr>
+          <w:b/>
+          <w:color w:val="1A1A1A"/>
+          <w:sz w:val="21"/>
+        </w:rPr>
+        <w:t>돈·상속·정치 같은 주제를 물으면</w:t>
+      </w:r>
+      <w:r>
+        <w:rPr>
+          <w:color w:val="6E6E6E"/>
+          <w:sz w:val="17"/>
+        </w:rPr>
+        <w:t xml:space="preserve">   하나 선택</w:t>
+      </w:r>
+      <w:r>
+        <w:br/>
+      </w:r>
+      <w:r>
+        <w:rPr>
+          <w:b w:val="0"/>
+          <w:color w:val="6E6E6E"/>
+          <w:sz w:val="17"/>
+        </w:rPr>
+        <w:t>가이드: 여기는 "그럴 때 뭐라고 하는지"만 적어주세요.</w:t>
+      </w:r>
+    </w:p>
+    <w:p>
+      <w:pPr>
+        <w:keepNext/>
+        <w:keepLines/>
+        <w:spacing w:before="0" w:after="80" w:line="312" w:lineRule="auto"/>
+        <w:ind w:left="227"/>
+      </w:pPr>
+      <w:r>
+        <w:rPr>
+          <w:b w:val="0"/>
+          <w:color w:val="1A1A1A"/>
+          <w:sz w:val="20"/>
+        </w:rPr>
+        <w:t>□ 짧게 넘기고 화제를 돌린다  ■ 그런 얘기는 안 한다고 말한다  □ 원칙 한마디만 한다  □ 직접 입력 → ____________________</w:t>
+      </w:r>
+    </w:p>
+    <w:p>
+      <w:pPr>
+        <w:keepNext/>
+        <w:keepLines/>
+        <w:spacing w:before="0" w:after="80" w:line="312" w:lineRule="auto"/>
+        <w:ind w:left="227"/>
+      </w:pPr>
+      <w:r>
+        <w:rPr>
+          <w:b w:val="0"/>
+          <w:color w:val="1F4E79"/>
+          <w:sz w:val="20"/>
+        </w:rPr>
+        <w:t xml:space="preserve">실제 하실 법한 말을 한 줄 적어주세요.  </w:t>
+      </w:r>
+      <w:r>
+        <w:rPr>
+          <w:color w:val="6E6E6E"/>
+          <w:sz w:val="17"/>
+        </w:rPr>
+        <w:t>단답 30자 · 선택</w:t>
       </w:r>
     </w:p>
     <w:p>
@@ -8720,9 +10505,11 @@
       </w:pPr>
       <w:r>
         <w:rPr>
+          <w:b w:val="0"/>
+          <w:color w:val="1A1A1A"/>
           <w:sz w:val="20"/>
         </w:rPr>
-        <w:t xml:space="preserve"> </w:t>
+        <w:t>그 부분은 공개 범위 밖이라 여기서는 말씀드리기 어려워요. 연락처로 문의 주세요</w:t>
       </w:r>
     </w:p>
     <w:p>
@@ -8738,7 +10525,7 @@
           <w:b/>
           <w:sz w:val="21"/>
         </w:rPr>
-        <w:t xml:space="preserve">M8-07  </w:t>
+        <w:t xml:space="preserve">M8-10  </w:t>
       </w:r>
       <w:r>
         <w:rPr>
@@ -8746,7 +10533,14 @@
           <w:color w:val="1A1A1A"/>
           <w:sz w:val="21"/>
         </w:rPr>
-        <w:t>결혼이나 연애 고민을 이야기하면</w:t>
+        <w:t>사용자가 미안함이나 죄책감을 말하면 ("그때 곁에 못 있어서 죄송해요", "더 잘해드릴걸")</w:t>
+      </w:r>
+      <w:r>
+        <w:rPr>
+          <w:color w:val="6E6E6E"/>
+          <w:sz w:val="17"/>
+        </w:rPr>
+        <w:t xml:space="preserve">   하나 선택</w:t>
       </w:r>
     </w:p>
     <w:p>
@@ -8762,7 +10556,7 @@
           <w:color w:val="1A1A1A"/>
           <w:sz w:val="20"/>
         </w:rPr>
-        <w:t>□ 믿고 잘하라고 한다  □ 신중하라고 한다  □ 캐묻지 않고 응원한다  □ 직접 입력 → ____________________</w:t>
+        <w:t>□ 괜찮다고 다독이고 미안해할 것 없다고 한다  □ 네가 해준 것으로 충분했다고 말한다</w:t>
       </w:r>
     </w:p>
     <w:p>
@@ -8778,7 +10572,38 @@
           <w:color w:val="1A1A1A"/>
           <w:sz w:val="20"/>
         </w:rPr>
-        <w:t>말 한 줄</w:t>
+        <w:t xml:space="preserve">□ 그 얘기는 그만하자며 안부로 돌린다  ■ 직접 입력 → </w:t>
+      </w:r>
+      <w:r>
+        <w:rPr>
+          <w:color w:val="1A1A1A"/>
+          <w:sz w:val="20"/>
+          <w:u w:val="single"/>
+        </w:rPr>
+        <w:t>담담히 듣고 공감한 뒤 자기 가족 경험을 짧게</w:t>
+      </w:r>
+    </w:p>
+    <w:p>
+      <w:pPr>
+        <w:keepNext/>
+        <w:keepLines/>
+        <w:spacing w:before="0" w:after="80" w:line="312" w:lineRule="auto"/>
+        <w:ind w:left="227"/>
+      </w:pPr>
+      <w:r>
+        <w:rPr>
+          <w:b w:val="0"/>
+          <w:color w:val="1F4E79"/>
+          <w:sz w:val="20"/>
+        </w:rPr>
+        <w:t xml:space="preserve">실제 하실 법한 말을 한 줄 적어주세요.  </w:t>
+      </w:r>
+      <w:r>
+        <w:rPr>
+          <w:color w:val="6E6E6E"/>
+          <w:sz w:val="17"/>
+        </w:rPr>
+        <w:t>단답 30자 · 선택</w:t>
       </w:r>
     </w:p>
     <w:p>
@@ -8793,278 +10618,16 @@
       </w:pPr>
       <w:r>
         <w:rPr>
-          <w:sz w:val="20"/>
-        </w:rPr>
-        <w:t xml:space="preserve"> </w:t>
-      </w:r>
-    </w:p>
-    <w:p>
-      <w:pPr>
-        <w:spacing w:before="300" w:after="100" w:line="300" w:lineRule="auto"/>
-        <w:ind w:left="113" w:right="113"/>
-        <w:keepNext/>
-        <w:keepLines/>
-        <w:shd w:val="clear" w:fill="F1F5F9"/>
-      </w:pPr>
-      <w:r>
-        <w:rPr>
-          <w:b/>
-          <w:sz w:val="21"/>
-        </w:rPr>
-        <w:t xml:space="preserve">M8-08  </w:t>
-      </w:r>
-      <w:r>
-        <w:rPr>
-          <w:b/>
-          <w:color w:val="1A1A1A"/>
-          <w:sz w:val="21"/>
-        </w:rPr>
-        <w:t>모르는 것을 물으면</w:t>
-      </w:r>
-      <w:r>
-        <w:br/>
-      </w:r>
-      <w:r>
-        <w:rPr>
-          <w:b w:val="0"/>
-          <w:color w:val="B03A2B"/>
-          <w:sz w:val="17"/>
-        </w:rPr>
-        <w:t>예: "그건 내가 잘 모르겠구나"</w:t>
-      </w:r>
-      <w:r>
-        <w:br/>
-      </w:r>
-      <w:r>
-        <w:rPr>
-          <w:b w:val="0"/>
-          <w:color w:val="6E6E6E"/>
-          <w:sz w:val="17"/>
-        </w:rPr>
-        <w:t>가이드: "기억 안 나" 계열은 쓸 수 없어요.</w:t>
-      </w:r>
-    </w:p>
-    <w:p>
-      <w:pPr>
-        <w:keepNext/>
-        <w:keepLines/>
-        <w:spacing w:before="0" w:after="80" w:line="312" w:lineRule="auto"/>
-        <w:ind w:left="227"/>
-      </w:pPr>
-      <w:r>
-        <w:rPr>
           <w:b w:val="0"/>
           <w:color w:val="1A1A1A"/>
           <w:sz w:val="20"/>
         </w:rPr>
-        <w:t>그분다운 "모르겠다" 표현</w:t>
+        <w:t>저희 가족 중에도 그때 곁에 못 계셨던 분이 있어요. 그래서 더 하고 싶은 말이 많으셨던 것 같아요. 그 마음을 전할 수 있게 돕는 게 저희가 하려는 일이에요</w:t>
       </w:r>
     </w:p>
     <w:p>
       <w:pPr>
-        <w:spacing w:before="0" w:after="120" w:line="276" w:lineRule="auto"/>
-        <w:ind w:left="227"/>
-        <w:keepNext w:val="0"/>
-        <w:keepLines/>
-        <w:pBdr>
-          <w:bottom w:val="single" w:sz="6" w:space="4" w:color="9A9A9A"/>
-        </w:pBdr>
-      </w:pPr>
-      <w:r>
-        <w:rPr>
-          <w:b w:val="0"/>
-          <w:color w:val="1A1A1A"/>
-          <w:sz w:val="20"/>
-        </w:rPr>
-        <w:t>그건 제 자료에 없는 내용이네요. 제 연락처로 문의 주시면 실제 대표인 제가 직접 답변드리겠습니다</w:t>
-      </w:r>
-    </w:p>
-    <w:p>
-      <w:pPr>
-        <w:spacing w:before="300" w:after="100" w:line="300" w:lineRule="auto"/>
-        <w:ind w:left="113" w:right="113"/>
         <w:keepNext/>
-        <w:keepLines/>
-        <w:shd w:val="clear" w:fill="F1F5F9"/>
-      </w:pPr>
-      <w:r>
-        <w:rPr>
-          <w:b/>
-          <w:sz w:val="21"/>
-        </w:rPr>
-        <w:t xml:space="preserve">M8-09  </w:t>
-      </w:r>
-      <w:r>
-        <w:rPr>
-          <w:b/>
-          <w:color w:val="1A1A1A"/>
-          <w:sz w:val="21"/>
-        </w:rPr>
-        <w:t>돈·상속·정치 같은 주제를 물으면</w:t>
-      </w:r>
-      <w:r>
-        <w:br/>
-      </w:r>
-      <w:r>
-        <w:rPr>
-          <w:b w:val="0"/>
-          <w:color w:val="6E6E6E"/>
-          <w:sz w:val="17"/>
-        </w:rPr>
-        <w:t>가이드: 여기는 "그럴 때 뭐라고 하는지"만 적어주세요.</w:t>
-      </w:r>
-    </w:p>
-    <w:p>
-      <w:pPr>
-        <w:keepNext/>
-        <w:keepLines/>
-        <w:spacing w:before="0" w:after="80" w:line="312" w:lineRule="auto"/>
-        <w:ind w:left="227"/>
-      </w:pPr>
-      <w:r>
-        <w:rPr>
-          <w:b w:val="0"/>
-          <w:color w:val="1A1A1A"/>
-          <w:sz w:val="20"/>
-        </w:rPr>
-        <w:t>□ 짧게 넘기고 화제를 돌린다  ■ 그런 얘기는 안 한다고 말한다  □ 원칙 한마디만 한다  □ 직접 입력 → ____________________</w:t>
-      </w:r>
-    </w:p>
-    <w:p>
-      <w:pPr>
-        <w:keepNext/>
-        <w:keepLines/>
-        <w:spacing w:before="0" w:after="80" w:line="312" w:lineRule="auto"/>
-        <w:ind w:left="227"/>
-      </w:pPr>
-      <w:r>
-        <w:rPr>
-          <w:b w:val="0"/>
-          <w:color w:val="1A1A1A"/>
-          <w:sz w:val="20"/>
-        </w:rPr>
-        <w:t>말 한 줄</w:t>
-      </w:r>
-    </w:p>
-    <w:p>
-      <w:pPr>
-        <w:spacing w:before="0" w:after="120" w:line="276" w:lineRule="auto"/>
-        <w:ind w:left="227"/>
-        <w:keepNext w:val="0"/>
-        <w:keepLines/>
-        <w:pBdr>
-          <w:bottom w:val="single" w:sz="6" w:space="4" w:color="9A9A9A"/>
-        </w:pBdr>
-      </w:pPr>
-      <w:r>
-        <w:rPr>
-          <w:b w:val="0"/>
-          <w:color w:val="1A1A1A"/>
-          <w:sz w:val="20"/>
-        </w:rPr>
-        <w:t>그 부분은 공개 범위 밖이라 여기서는 말씀드리기 어려워요. 연락처로 문의 주세요</w:t>
-      </w:r>
-    </w:p>
-    <w:p>
-      <w:pPr>
-        <w:spacing w:before="300" w:after="100" w:line="300" w:lineRule="auto"/>
-        <w:ind w:left="113" w:right="113"/>
-        <w:keepNext/>
-        <w:keepLines/>
-        <w:shd w:val="clear" w:fill="F1F5F9"/>
-      </w:pPr>
-      <w:r>
-        <w:rPr>
-          <w:b/>
-          <w:sz w:val="21"/>
-        </w:rPr>
-        <w:t xml:space="preserve">M8-10  </w:t>
-      </w:r>
-      <w:r>
-        <w:rPr>
-          <w:b/>
-          <w:color w:val="1A1A1A"/>
-          <w:sz w:val="21"/>
-        </w:rPr>
-        <w:t>사용자가 미안함이나 죄책감을 말하면 ("그때 곁에 못 있어서 죄송해요", "더 잘해드릴걸")</w:t>
-      </w:r>
-    </w:p>
-    <w:p>
-      <w:pPr>
-        <w:keepNext/>
-        <w:keepLines/>
-        <w:spacing w:before="0" w:after="80" w:line="312" w:lineRule="auto"/>
-        <w:ind w:left="227"/>
-      </w:pPr>
-      <w:r>
-        <w:rPr>
-          <w:b w:val="0"/>
-          <w:color w:val="1A1A1A"/>
-          <w:sz w:val="20"/>
-        </w:rPr>
-        <w:t>□ 괜찮다고 다독이고 미안해할 것 없다고 한다  □ 네가 해준 것으로 충분했다고 말한다</w:t>
-      </w:r>
-    </w:p>
-    <w:p>
-      <w:pPr>
-        <w:keepNext/>
-        <w:keepLines/>
-        <w:spacing w:before="0" w:after="80" w:line="312" w:lineRule="auto"/>
-        <w:ind w:left="227"/>
-      </w:pPr>
-      <w:r>
-        <w:rPr>
-          <w:b w:val="0"/>
-          <w:color w:val="1A1A1A"/>
-          <w:sz w:val="20"/>
-        </w:rPr>
-        <w:t xml:space="preserve">□ 그 얘기는 그만하자며 안부로 돌린다  ■ 직접 입력 → </w:t>
-      </w:r>
-      <w:r>
-        <w:rPr>
-          <w:color w:val="1A1A1A"/>
-          <w:sz w:val="20"/>
-          <w:u w:val="single"/>
-        </w:rPr>
-        <w:t>저희 가족 중에도 그때 곁에 못 계셨던 분이 있어요. 그래서 더 하고 싶은 말이 많으셨던 것 같아요. 그 마음을 전할 수 있게 돕는 게 저희가 하려는 일이에요</w:t>
-      </w:r>
-    </w:p>
-    <w:p>
-      <w:pPr>
-        <w:keepNext/>
-        <w:keepLines/>
-        <w:spacing w:before="0" w:after="80" w:line="312" w:lineRule="auto"/>
-        <w:ind w:left="227"/>
-      </w:pPr>
-      <w:r>
-        <w:rPr>
-          <w:b w:val="0"/>
-          <w:color w:val="1A1A1A"/>
-          <w:sz w:val="20"/>
-        </w:rPr>
-        <w:t>말 한 줄</w:t>
-      </w:r>
-    </w:p>
-    <w:p>
-      <w:pPr>
-        <w:spacing w:before="0" w:after="120" w:line="276" w:lineRule="auto"/>
-        <w:ind w:left="227"/>
-        <w:keepNext w:val="0"/>
-        <w:keepLines/>
-        <w:pBdr>
-          <w:bottom w:val="single" w:sz="6" w:space="4" w:color="9A9A9A"/>
-        </w:pBdr>
-      </w:pPr>
-      <w:r>
-        <w:rPr>
-          <w:sz w:val="20"/>
-        </w:rPr>
-        <w:t xml:space="preserve"> </w:t>
-      </w:r>
-    </w:p>
-    <w:p>
-      <w:pPr>
-        <w:keepNext w:val="0"/>
         <w:keepLines/>
         <w:spacing w:before="600" w:after="160" w:line="312" w:lineRule="auto"/>
         <w:ind w:left="0"/>
@@ -9376,14 +10939,6 @@
             <w:pPr>
               <w:spacing w:after="60"/>
             </w:pPr>
-            <w:r>
-              <w:rPr>
-                <w:b w:val="0"/>
-                <w:color w:val="1A1A1A"/>
-                <w:sz w:val="18"/>
-              </w:rPr>
-              <w:t>해당 없음</w:t>
-            </w:r>
           </w:p>
         </w:tc>
         <w:tc>
@@ -9773,7 +11328,7 @@
                 <w:color w:val="1A1A1A"/>
                 <w:sz w:val="18"/>
               </w:rPr>
-              <w:t>할머니 아침 죽 기억(P-01) 범위</w:t>
+              <w:t>할머니 아침 죽 기억 범위</w:t>
             </w:r>
           </w:p>
         </w:tc>
@@ -9810,7 +11365,7 @@
             </w:pPr>
             <w:r>
               <w:rPr>
-                <w:b/>
+                <w:b w:val="0"/>
                 <w:color w:val="1A1A1A"/>
                 <w:sz w:val="18"/>
               </w:rPr>
@@ -9869,7 +11424,7 @@
             </w:pPr>
             <w:r>
               <w:rPr>
-                <w:b/>
+                <w:b w:val="0"/>
                 <w:color w:val="1A1A1A"/>
                 <w:sz w:val="18"/>
               </w:rPr>
@@ -10101,6 +11656,13 @@
         </w:rPr>
         <w:t>(P1-02에서 "본인"을 고르셨다면) 내가 지정한 금기는 나중에 가족이 요청해도 바뀌지 않습니다. 확인하셨나요?</w:t>
       </w:r>
+      <w:r>
+        <w:rPr>
+          <w:color w:val="6E6E6E"/>
+          <w:sz w:val="17"/>
+        </w:rPr>
+        <w:t xml:space="preserve">   예 / 아니요</w:t>
+      </w:r>
     </w:p>
     <w:p>
       <w:pPr>
@@ -10146,7 +11708,7 @@
           <w:color w:val="6E6E6E"/>
           <w:sz w:val="17"/>
         </w:rPr>
-        <w:t xml:space="preserve">   표</w:t>
+        <w:t xml:space="preserve">   표 0~5행</w:t>
       </w:r>
       <w:r>
         <w:br/>
@@ -10157,7 +11719,7 @@
           <w:color w:val="6E6E6E"/>
           <w:sz w:val="17"/>
         </w:rPr>
-        <w:t>안내: 앞에서 "특정 사람 이야기를 먼저 꺼내기"를 고르셨다면 그 사람이 여기 자동으로 들어옵니다.</w:t>
+        <w:t>가이드: 앞에서 "특정 사람 이야기를 먼저 꺼내기"를 고르셨다면 그 사람이 여기 자동으로 들어옵니다.</w:t>
       </w:r>
     </w:p>
     <w:tbl>
@@ -10367,7 +11929,7 @@
     </w:p>
     <w:p>
       <w:pPr>
-        <w:keepNext w:val="0"/>
+        <w:keepNext/>
         <w:keepLines/>
         <w:spacing w:before="600" w:after="160" w:line="312" w:lineRule="auto"/>
         <w:ind w:left="0"/>
@@ -10403,23 +11965,47 @@
           <w:color w:val="B4B4B4"/>
           <w:sz w:val="21"/>
         </w:rPr>
-        <w:t>그분이 언제 돌아가셨는지, 편하신 만큼만요.</w:t>
+        <w:t>언제 돌아가셨나요?</w:t>
+      </w:r>
+      <w:r>
+        <w:rPr>
+          <w:color w:val="B4B4B4"/>
+          <w:sz w:val="17"/>
+        </w:rPr>
+        <w:t xml:space="preserve">   단답 10자</w:t>
       </w:r>
     </w:p>
     <w:p>
       <w:pPr>
+        <w:spacing w:before="0" w:after="40" w:line="276" w:lineRule="auto"/>
+        <w:ind w:left="227" w:right="5216"/>
+        <w:keepNext/>
+        <w:keepLines/>
+        <w:pBdr>
+          <w:bottom w:val="single" w:sz="6" w:space="4" w:color="D9D9D9"/>
+        </w:pBdr>
+      </w:pPr>
+      <w:r>
+        <w:rPr>
+          <w:sz w:val="20"/>
+        </w:rPr>
+        <w:t xml:space="preserve"> </w:t>
+      </w:r>
+    </w:p>
+    <w:p>
+      <w:pPr>
         <w:keepNext w:val="0"/>
         <w:keepLines/>
-        <w:spacing w:before="0" w:after="80" w:line="312" w:lineRule="auto"/>
+        <w:spacing w:before="0" w:after="140" w:line="312" w:lineRule="auto"/>
         <w:ind w:left="227"/>
       </w:pPr>
       <w:r>
         <w:rPr>
           <w:b w:val="0"/>
           <w:color w:val="B4B4B4"/>
-          <w:sz w:val="20"/>
-        </w:rPr>
-        <w:t>□ 연도 → ______  □ 연도+월 → ______  □ 말하지 않음</w:t>
+          <w:sz w:val="18"/>
+        </w:rPr>
+        <w:t>□ 모름  □ 말하지 않음</w:t>
       </w:r>
     </w:p>
     <w:p>
@@ -10462,7 +12048,7 @@
           <w:color w:val="B4B4B4"/>
           <w:sz w:val="17"/>
         </w:rPr>
-        <w:t>안내: 페르소나가 자기 일을 알고 있어야, 가족이 그때 이야기를 꺼냈을 때 답할 수 있어요. "말하고 싶지 않음"을 고르면 페르소나는 "그 얘기는 하지 말자"로만 답합니다.</w:t>
+        <w:t>가이드: 페르소나가 자기 일을 알고 있어야, 가족이 그때 이야기를 꺼냈을 때 답할 수 있어요. "말하고 싶지 않음"을 고르면 페르소나는 "그 얘기는 하지 말자"로만 답합니다.</w:t>
       </w:r>
     </w:p>
     <w:p>
@@ -10585,7 +12171,7 @@
           <w:color w:val="B4B4B4"/>
           <w:sz w:val="17"/>
         </w:rPr>
-        <w:t>안내: 곁에 못 있던 가족이 미안함을 말하면 페르소나가 그 사실을 알고 받아줍니다.</w:t>
+        <w:t>가이드: 곁에 못 있던 가족이 미안함을 말하면 페르소나가 그 사실을 알고 받아줍니다.</w:t>
       </w:r>
     </w:p>
     <w:tbl>
@@ -10750,7 +12336,7 @@
     </w:tbl>
     <w:p>
       <w:pPr>
-        <w:keepNext w:val="0"/>
+        <w:keepNext/>
         <w:keepLines/>
         <w:spacing w:after="0"/>
       </w:pPr>
@@ -10860,6 +12446,13 @@
         </w:rPr>
         <w:t>원본 그대로 듣기 힘든 녹음·영상이 있다면 표시해주세요.</w:t>
       </w:r>
+      <w:r>
+        <w:rPr>
+          <w:color w:val="B4B4B4"/>
+          <w:sz w:val="17"/>
+        </w:rPr>
+        <w:t xml:space="preserve">   예 / 아니요</w:t>
+      </w:r>
     </w:p>
     <w:p>
       <w:pPr>
@@ -10901,6 +12494,13 @@
         </w:rPr>
         <w:t>기일이나 생신에 기억을 꺼내드리는 알림을 원하시나요?</w:t>
       </w:r>
+      <w:r>
+        <w:rPr>
+          <w:color w:val="B4B4B4"/>
+          <w:sz w:val="17"/>
+        </w:rPr>
+        <w:t xml:space="preserve">   하나 선택</w:t>
+      </w:r>
     </w:p>
     <w:p>
       <w:pPr>
@@ -10942,6 +12542,13 @@
         </w:rPr>
         <w:t>핵심 몇 가지만으로 시작해서, 대화하고 답하실수록 그분다워집니다. 준비되셨나요?</w:t>
       </w:r>
+      <w:r>
+        <w:rPr>
+          <w:color w:val="B4B4B4"/>
+          <w:sz w:val="17"/>
+        </w:rPr>
+        <w:t xml:space="preserve">   확인</w:t>
+      </w:r>
     </w:p>
     <w:p>
       <w:pPr>
@@ -10961,7 +12568,7 @@
     </w:p>
     <w:p>
       <w:pPr>
-        <w:keepNext w:val="0"/>
+        <w:keepNext/>
         <w:keepLines/>
         <w:spacing w:before="600" w:after="160" w:line="312" w:lineRule="auto"/>
         <w:ind w:left="0"/>
@@ -11180,7 +12787,7 @@
     </w:p>
     <w:p>
       <w:pPr>
-        <w:keepNext w:val="0"/>
+        <w:keepNext/>
         <w:keepLines/>
         <w:spacing w:before="0" w:after="80" w:line="312" w:lineRule="auto"/>
         <w:ind w:left="227"/>
@@ -11302,7 +12909,7 @@
           <w:color w:val="1A1A1A"/>
           <w:sz w:val="20"/>
         </w:rPr>
-        <w:t>가족 신상 / 벤더·투자 → M9-03·M9-01에 반영</w:t>
+        <w:t>가족 신상 / 벤더·투자</w:t>
       </w:r>
     </w:p>
     <w:p>
@@ -11410,10 +13017,17 @@
       <w:r>
         <w:rPr>
           <w:b w:val="0"/>
-          <w:color w:val="1A1A1A"/>
+          <w:color w:val="1F4E79"/>
           <w:sz w:val="20"/>
         </w:rPr>
-        <w:t>이유 (선택, 1~2문장):</w:t>
+        <w:t xml:space="preserve">그렇게 느꼈으면 하는 이유가 있으면 적어주세요.  </w:t>
+      </w:r>
+      <w:r>
+        <w:rPr>
+          <w:color w:val="6E6E6E"/>
+          <w:sz w:val="17"/>
+        </w:rPr>
+        <w:t>서술 1~2문장 · 선택</w:t>
       </w:r>
     </w:p>
     <w:p>
@@ -11456,6 +13070,13 @@
         </w:rPr>
         <w:t>사후 사용 여부는 여기서 정하지 않아요. 별도 동의서에서만 정합니다.</w:t>
       </w:r>
+      <w:r>
+        <w:rPr>
+          <w:color w:val="6E6E6E"/>
+          <w:sz w:val="17"/>
+        </w:rPr>
+        <w:t xml:space="preserve">   확인</w:t>
+      </w:r>
     </w:p>
     <w:p>
       <w:pPr>
@@ -11475,7 +13096,7 @@
     </w:p>
     <w:p>
       <w:pPr>
-        <w:keepNext w:val="0"/>
+        <w:keepNext/>
         <w:keepLines/>
         <w:spacing w:before="600" w:after="160" w:line="312" w:lineRule="auto"/>
         <w:ind w:left="0"/>
@@ -11561,6 +13182,13 @@
         </w:rPr>
         <w:t>그분 본인의 동의 낭독이 필요해요. 링크의 첫 질문으로 보내드릴까요?</w:t>
       </w:r>
+      <w:r>
+        <w:rPr>
+          <w:color w:val="B4B4B4"/>
+          <w:sz w:val="17"/>
+        </w:rPr>
+        <w:t xml:space="preserve">   하나 선택</w:t>
+      </w:r>
     </w:p>
     <w:p>
       <w:pPr>
@@ -11602,6 +13230,13 @@
         </w:rPr>
         <w:t>그분과 보통 얼마나 자주 통화하세요?</w:t>
       </w:r>
+      <w:r>
+        <w:rPr>
+          <w:color w:val="B4B4B4"/>
+          <w:sz w:val="17"/>
+        </w:rPr>
+        <w:t xml:space="preserve">   하나 선택</w:t>
+      </w:r>
     </w:p>
     <w:p>
       <w:pPr>
@@ -11621,7 +13256,7 @@
     </w:p>
     <w:p>
       <w:pPr>
-        <w:keepNext w:val="0"/>
+        <w:keepNext/>
         <w:keepLines/>
         <w:spacing w:before="600" w:after="160" w:line="312" w:lineRule="auto"/>
         <w:ind w:left="0"/>
@@ -11782,6 +13417,23 @@
     </w:p>
     <w:p>
       <w:pPr>
+        <w:spacing w:before="0" w:after="120" w:line="276" w:lineRule="auto"/>
+        <w:ind w:left="227"/>
+        <w:keepNext/>
+        <w:keepLines/>
+        <w:pBdr>
+          <w:bottom w:val="single" w:sz="6" w:space="4" w:color="D9D9D9"/>
+        </w:pBdr>
+      </w:pPr>
+      <w:r>
+        <w:rPr>
+          <w:sz w:val="20"/>
+        </w:rPr>
+        <w:t xml:space="preserve"> </w:t>
+      </w:r>
+    </w:p>
+    <w:p>
+      <w:pPr>
         <w:keepNext/>
         <w:keepLines/>
         <w:spacing w:before="0" w:after="80" w:line="312" w:lineRule="auto"/>
@@ -11793,7 +13445,14 @@
           <w:color w:val="B4B4B4"/>
           <w:sz w:val="20"/>
         </w:rPr>
-        <w:t>받는 사람: ____________</w:t>
+        <w:t xml:space="preserve">누구에게 하는 말인지 적어주세요.  </w:t>
+      </w:r>
+      <w:r>
+        <w:rPr>
+          <w:color w:val="6E6E6E"/>
+          <w:sz w:val="17"/>
+        </w:rPr>
+        <w:t>단답 15자</w:t>
       </w:r>
     </w:p>
     <w:p>
@@ -11831,6 +13490,126 @@
     </w:p>
     <w:p>
       <w:pPr>
+        <w:keepNext/>
+        <w:keepLines/>
+        <w:spacing w:before="0" w:after="80" w:line="312" w:lineRule="auto"/>
+        <w:ind w:left="227"/>
+      </w:pPr>
+      <w:r>
+        <w:rPr>
+          <w:b w:val="0"/>
+          <w:color w:val="1A1A1A"/>
+          <w:sz w:val="20"/>
+        </w:rPr>
+        <w:t>법률 검토 전이라 아직 열지 않습니다.</w:t>
+      </w:r>
+    </w:p>
+    <w:p>
+      <w:r>
+        <w:br w:type="page"/>
+      </w:r>
+    </w:p>
+    <w:p>
+      <w:pPr>
+        <w:spacing w:before="0" w:after="180" w:line="312" w:lineRule="auto"/>
+        <w:ind w:left="0"/>
+        <w:keepNext/>
+        <w:keepLines/>
+        <w:pBdr>
+          <w:bottom w:val="single" w:sz="12" w:space="4" w:color="1F4E79"/>
+        </w:pBdr>
+      </w:pPr>
+      <w:r>
+        <w:rPr>
+          <w:b/>
+          <w:color w:val="1F4E79"/>
+          <w:sz w:val="30"/>
+        </w:rPr>
+        <w:t>PART 5. 검수</w:t>
+      </w:r>
+    </w:p>
+    <w:p>
+      <w:pPr>
+        <w:keepNext/>
+        <w:keepLines/>
+        <w:spacing w:before="600" w:after="160" w:line="312" w:lineRule="auto"/>
+        <w:ind w:left="0"/>
+      </w:pPr>
+      <w:r>
+        <w:rPr>
+          <w:b/>
+          <w:color w:val="1F4E79"/>
+          <w:sz w:val="24"/>
+        </w:rPr>
+        <w:t>본인이 작성한 경우</w:t>
+      </w:r>
+    </w:p>
+    <w:p>
+      <w:pPr>
+        <w:keepNext/>
+        <w:keepLines/>
+        <w:spacing w:before="0" w:after="80" w:line="312" w:lineRule="auto"/>
+        <w:ind w:left="227"/>
+      </w:pPr>
+      <w:r>
+        <w:rPr>
+          <w:b w:val="0"/>
+          <w:color w:val="1A1A1A"/>
+          <w:sz w:val="20"/>
+        </w:rPr>
+        <w:t>□ 나답게 느껴진다</w:t>
+      </w:r>
+    </w:p>
+    <w:p>
+      <w:pPr>
+        <w:keepNext/>
+        <w:keepLines/>
+        <w:spacing w:before="0" w:after="80" w:line="312" w:lineRule="auto"/>
+        <w:ind w:left="227"/>
+      </w:pPr>
+      <w:r>
+        <w:rPr>
+          <w:b w:val="0"/>
+          <w:color w:val="1A1A1A"/>
+          <w:sz w:val="20"/>
+        </w:rPr>
+        <w:t>□ 내가 안 할 말이 없다</w:t>
+      </w:r>
+    </w:p>
+    <w:p>
+      <w:pPr>
+        <w:keepNext/>
+        <w:keepLines/>
+        <w:spacing w:before="0" w:after="80" w:line="312" w:lineRule="auto"/>
+        <w:ind w:left="227"/>
+      </w:pPr>
+      <w:r>
+        <w:rPr>
+          <w:b w:val="0"/>
+          <w:color w:val="1A1A1A"/>
+          <w:sz w:val="20"/>
+        </w:rPr>
+        <w:t>□ 남기고 싶지 않은 이야기가 들어가지 않았다</w:t>
+      </w:r>
+    </w:p>
+    <w:p>
+      <w:pPr>
+        <w:keepNext/>
+        <w:keepLines/>
+        <w:spacing w:before="0" w:after="80" w:line="312" w:lineRule="auto"/>
+        <w:ind w:left="227"/>
+      </w:pPr>
+      <w:r>
+        <w:rPr>
+          <w:b w:val="0"/>
+          <w:color w:val="1A1A1A"/>
+          <w:sz w:val="20"/>
+        </w:rPr>
+        <w:t>□ 대화 범위(M9-02)가 맞다</w:t>
+      </w:r>
+    </w:p>
+    <w:p>
+      <w:pPr>
         <w:keepNext w:val="0"/>
         <w:keepLines/>
         <w:spacing w:before="0" w:after="80" w:line="312" w:lineRule="auto"/>
@@ -11842,31 +13621,7 @@
           <w:color w:val="1A1A1A"/>
           <w:sz w:val="20"/>
         </w:rPr>
-        <w:t>법률 검토 전이라 아직 열지 않습니다.</w:t>
-      </w:r>
-    </w:p>
-    <w:p>
-      <w:r>
-        <w:br w:type="page"/>
-      </w:r>
-    </w:p>
-    <w:p>
-      <w:pPr>
-        <w:spacing w:before="0" w:after="180" w:line="312" w:lineRule="auto"/>
-        <w:ind w:left="0"/>
-        <w:keepNext w:val="0"/>
-        <w:keepLines/>
-        <w:pBdr>
-          <w:bottom w:val="single" w:sz="12" w:space="4" w:color="1F4E79"/>
-        </w:pBdr>
-      </w:pPr>
-      <w:r>
-        <w:rPr>
-          <w:b/>
-          <w:color w:val="1F4E79"/>
-          <w:sz w:val="30"/>
-        </w:rPr>
-        <w:t>PART 5. 검수</w:t>
+        <w:t>□ 금지 주제(M9-01)를 지정했다</w:t>
       </w:r>
     </w:p>
     <w:p>
@@ -11882,7 +13637,7 @@
           <w:color w:val="1F4E79"/>
           <w:sz w:val="24"/>
         </w:rPr>
-        <w:t>본인이 작성한 경우</w:t>
+        <w:t>가족이 작성한 경우</w:t>
       </w:r>
     </w:p>
     <w:p>
@@ -11898,7 +13653,7 @@
           <w:color w:val="1A1A1A"/>
           <w:sz w:val="20"/>
         </w:rPr>
-        <w:t>□ 나답게 느껴진다</w:t>
+        <w:t>□ 그분답게 느껴진다</w:t>
       </w:r>
     </w:p>
     <w:p>
@@ -11914,7 +13669,7 @@
           <w:color w:val="1A1A1A"/>
           <w:sz w:val="20"/>
         </w:rPr>
-        <w:t>□ 내가 안 할 말이 없다</w:t>
+        <w:t>□ 호칭·관계에 오류가 없다</w:t>
       </w:r>
     </w:p>
     <w:p>
@@ -11930,7 +13685,7 @@
           <w:color w:val="1A1A1A"/>
           <w:sz w:val="20"/>
         </w:rPr>
-        <w:t>□ 남기고 싶지 않은 이야기가 들어가지 않았다</w:t>
+        <w:t>□ 추정 답변이 실제 발화처럼 쓰이지 않았다</w:t>
       </w:r>
     </w:p>
     <w:p>
@@ -11946,7 +13701,39 @@
           <w:color w:val="1A1A1A"/>
           <w:sz w:val="20"/>
         </w:rPr>
-        <w:t>□ 대화 범위(M9-02)가 맞다</w:t>
+        <w:t>□ 이 페르소나로 상처받을 가족이 없다</w:t>
+      </w:r>
+    </w:p>
+    <w:p>
+      <w:pPr>
+        <w:keepNext/>
+        <w:keepLines/>
+        <w:spacing w:before="0" w:after="80" w:line="312" w:lineRule="auto"/>
+        <w:ind w:left="227"/>
+      </w:pPr>
+      <w:r>
+        <w:rPr>
+          <w:b w:val="0"/>
+          <w:color w:val="1A1A1A"/>
+          <w:sz w:val="20"/>
+        </w:rPr>
+        <w:t>□ 모르는 걸 아는 척하지 않는다</w:t>
+      </w:r>
+    </w:p>
+    <w:p>
+      <w:pPr>
+        <w:keepNext/>
+        <w:keepLines/>
+        <w:spacing w:before="0" w:after="80" w:line="312" w:lineRule="auto"/>
+        <w:ind w:left="227"/>
+      </w:pPr>
+      <w:r>
+        <w:rPr>
+          <w:b w:val="0"/>
+          <w:color w:val="1A1A1A"/>
+          <w:sz w:val="20"/>
+        </w:rPr>
+        <w:t>□ 먼저 꺼내면 안 되는 주제가 지정됐다</w:t>
       </w:r>
     </w:p>
     <w:p>
@@ -11962,182 +13749,7 @@
           <w:color w:val="1A1A1A"/>
           <w:sz w:val="20"/>
         </w:rPr>
-        <w:t>□ 금지 주제(M9-01)를 지정했다</w:t>
-      </w:r>
-    </w:p>
-    <w:p>
-      <w:pPr>
-        <w:keepNext/>
-        <w:keepLines/>
-        <w:spacing w:before="600" w:after="160" w:line="312" w:lineRule="auto"/>
-        <w:ind w:left="0"/>
-      </w:pPr>
-      <w:r>
-        <w:rPr>
-          <w:b/>
-          <w:color w:val="1F4E79"/>
-          <w:sz w:val="24"/>
-        </w:rPr>
-        <w:t>가족이 작성한 경우</w:t>
-      </w:r>
-    </w:p>
-    <w:p>
-      <w:pPr>
-        <w:keepNext/>
-        <w:keepLines/>
-        <w:spacing w:before="0" w:after="80" w:line="312" w:lineRule="auto"/>
-        <w:ind w:left="227"/>
-      </w:pPr>
-      <w:r>
-        <w:rPr>
-          <w:b w:val="0"/>
-          <w:color w:val="1A1A1A"/>
-          <w:sz w:val="20"/>
-        </w:rPr>
-        <w:t>□ 그분답게 느껴진다</w:t>
-      </w:r>
-    </w:p>
-    <w:p>
-      <w:pPr>
-        <w:keepNext/>
-        <w:keepLines/>
-        <w:spacing w:before="0" w:after="80" w:line="312" w:lineRule="auto"/>
-        <w:ind w:left="227"/>
-      </w:pPr>
-      <w:r>
-        <w:rPr>
-          <w:b w:val="0"/>
-          <w:color w:val="1A1A1A"/>
-          <w:sz w:val="20"/>
-        </w:rPr>
-        <w:t>□ 호칭·관계에 오류가 없다</w:t>
-      </w:r>
-    </w:p>
-    <w:p>
-      <w:pPr>
-        <w:keepNext/>
-        <w:keepLines/>
-        <w:spacing w:before="0" w:after="80" w:line="312" w:lineRule="auto"/>
-        <w:ind w:left="227"/>
-      </w:pPr>
-      <w:r>
-        <w:rPr>
-          <w:b w:val="0"/>
-          <w:color w:val="1A1A1A"/>
-          <w:sz w:val="20"/>
-        </w:rPr>
-        <w:t>□ 추정 답변이 실제 발화처럼 쓰이지 않았다</w:t>
-      </w:r>
-    </w:p>
-    <w:p>
-      <w:pPr>
-        <w:keepNext/>
-        <w:keepLines/>
-        <w:spacing w:before="0" w:after="80" w:line="312" w:lineRule="auto"/>
-        <w:ind w:left="227"/>
-      </w:pPr>
-      <w:r>
-        <w:rPr>
-          <w:b w:val="0"/>
-          <w:color w:val="1A1A1A"/>
-          <w:sz w:val="20"/>
-        </w:rPr>
-        <w:t>□ 이 페르소나로 상처받을 가족이 없다</w:t>
-      </w:r>
-    </w:p>
-    <w:p>
-      <w:pPr>
-        <w:keepNext/>
-        <w:keepLines/>
-        <w:spacing w:before="0" w:after="80" w:line="312" w:lineRule="auto"/>
-        <w:ind w:left="227"/>
-      </w:pPr>
-      <w:r>
-        <w:rPr>
-          <w:b w:val="0"/>
-          <w:color w:val="1A1A1A"/>
-          <w:sz w:val="20"/>
-        </w:rPr>
-        <w:t>□ 모르는 걸 아는 척하지 않는다</w:t>
-      </w:r>
-    </w:p>
-    <w:p>
-      <w:pPr>
-        <w:keepNext/>
-        <w:keepLines/>
-        <w:spacing w:before="0" w:after="80" w:line="312" w:lineRule="auto"/>
-        <w:ind w:left="227"/>
-      </w:pPr>
-      <w:r>
-        <w:rPr>
-          <w:b w:val="0"/>
-          <w:color w:val="1A1A1A"/>
-          <w:sz w:val="20"/>
-        </w:rPr>
-        <w:t>□ 먼저 꺼내면 안 되는 주제가 지정됐다</w:t>
-      </w:r>
-    </w:p>
-    <w:p>
-      <w:pPr>
-        <w:keepNext/>
-        <w:keepLines/>
-        <w:spacing w:before="0" w:after="80" w:line="312" w:lineRule="auto"/>
-        <w:ind w:left="227"/>
-      </w:pPr>
-      <w:r>
-        <w:rPr>
-          <w:b w:val="0"/>
-          <w:color w:val="1A1A1A"/>
-          <w:sz w:val="20"/>
-        </w:rPr>
         <w:t>□ 접근 권한을 가족이 합의했다</w:t>
-      </w:r>
-    </w:p>
-    <w:p>
-      <w:pPr>
-        <w:keepNext/>
-        <w:keepLines/>
-        <w:spacing w:before="0" w:after="80" w:line="312" w:lineRule="auto"/>
-        <w:ind w:left="0"/>
-      </w:pPr>
-      <w:r>
-        <w:rPr>
-          <w:b w:val="0"/>
-          <w:color w:val="6E6E6E"/>
-          <w:sz w:val="18"/>
-        </w:rPr>
-        <w:t>동의서 상태와 결손 목록은 시스템이 기록합니다 (</w:t>
-      </w:r>
-      <w:r>
-        <w:rPr>
-          <w:color w:val="6E6E6E"/>
-          <w:sz w:val="15"/>
-        </w:rPr>
-        <w:t>Persona_Intake_설계규격.md</w:t>
-      </w:r>
-      <w:r>
-        <w:rPr>
-          <w:b w:val="0"/>
-          <w:color w:val="6E6E6E"/>
-          <w:sz w:val="18"/>
-        </w:rPr>
-        <w:t xml:space="preserve"> 참고).</w:t>
-      </w:r>
-    </w:p>
-    <w:p>
-      <w:pPr>
-        <w:keepNext w:val="0"/>
-        <w:keepLines/>
-        <w:spacing w:before="0" w:after="60" w:line="312" w:lineRule="auto"/>
-        <w:ind w:left="340"/>
-      </w:pPr>
-      <w:r>
-        <w:rPr>
-          <w:b w:val="0"/>
-          <w:color w:val="6E6E6E"/>
-          <w:sz w:val="17"/>
-        </w:rPr>
-        <w:t>안내: 돌아가신 분의 페르소나는 가족 검수를 통과해야 완성됩니다.</w:t>
       </w:r>
     </w:p>
     <w:sectPr>

--- a/ai/docs/Persona_Intake_이준혁.docx
+++ b/ai/docs/Persona_Intake_이준혁.docx
@@ -1791,10 +1791,10 @@
         <w:tblW w:w="9865" w:type="dxa"/>
       </w:tblPr>
       <w:tblGrid>
-        <w:gridCol w:w="2852"/>
-        <w:gridCol w:w="3900"/>
-        <w:gridCol w:w="1559"/>
-        <w:gridCol w:w="1553"/>
+        <w:gridCol w:w="2880"/>
+        <w:gridCol w:w="3934"/>
+        <w:gridCol w:w="1576"/>
+        <w:gridCol w:w="1474"/>
       </w:tblGrid>
       <w:tr>
         <w:trPr>
@@ -1802,7 +1802,7 @@
         </w:trPr>
         <w:tc>
           <w:tcPr>
-            <w:tcW w:type="dxa" w:w="2852"/>
+            <w:tcW w:type="dxa" w:w="2880"/>
           </w:tcPr>
           <w:p>
             <w:pPr>
@@ -1831,7 +1831,7 @@
         </w:tc>
         <w:tc>
           <w:tcPr>
-            <w:tcW w:type="dxa" w:w="3900"/>
+            <w:tcW w:type="dxa" w:w="3934"/>
           </w:tcPr>
           <w:p>
             <w:pPr>
@@ -1870,7 +1870,7 @@
         </w:tc>
         <w:tc>
           <w:tcPr>
-            <w:tcW w:type="dxa" w:w="1559"/>
+            <w:tcW w:type="dxa" w:w="1576"/>
           </w:tcPr>
           <w:p>
             <w:pPr>
@@ -1909,7 +1909,7 @@
         </w:tc>
         <w:tc>
           <w:tcPr>
-            <w:tcW w:type="dxa" w:w="1553"/>
+            <w:tcW w:type="dxa" w:w="1474"/>
           </w:tcPr>
           <w:p>
             <w:pPr>
@@ -1922,7 +1922,7 @@
                 <w:color w:val="1A1A1A"/>
                 <w:sz w:val="17"/>
               </w:rPr>
-              <w:t>출처</w:t>
+              <w:t>추정</w:t>
             </w:r>
             <w:r>
               <w:br/>
@@ -1932,27 +1932,7 @@
                 <w:color w:val="6E6E6E"/>
                 <w:sz w:val="15"/>
               </w:rPr>
-              <w:t>하나 고르기</w:t>
-            </w:r>
-            <w:r>
-              <w:br/>
-            </w:r>
-            <w:r>
-              <w:rPr>
-                <w:color w:val="6E6E6E"/>
-                <w:sz w:val="15"/>
-              </w:rPr>
-              <w:t>본인 / 직접 들음 / 가족 전언 / 그랬을 것 같음</w:t>
-            </w:r>
-            <w:r>
-              <w:br/>
-            </w:r>
-            <w:r>
-              <w:rPr>
-                <w:color w:val="6E6E6E"/>
-                <w:sz w:val="15"/>
-              </w:rPr>
-              <w:t>본인 페르소나면 "본인"으로 자동으로 채워집니다</w:t>
+              <w:t>실제로 들은 말이 아니면 체크</w:t>
             </w:r>
           </w:p>
         </w:tc>
@@ -1963,7 +1943,7 @@
         </w:trPr>
         <w:tc>
           <w:tcPr>
-            <w:tcW w:type="dxa" w:w="2852"/>
+            <w:tcW w:type="dxa" w:w="2880"/>
           </w:tcPr>
           <w:p>
             <w:pPr>
@@ -1981,7 +1961,7 @@
         </w:tc>
         <w:tc>
           <w:tcPr>
-            <w:tcW w:type="dxa" w:w="3900"/>
+            <w:tcW w:type="dxa" w:w="3934"/>
           </w:tcPr>
           <w:p>
             <w:pPr>
@@ -1999,7 +1979,7 @@
         </w:tc>
         <w:tc>
           <w:tcPr>
-            <w:tcW w:type="dxa" w:w="1559"/>
+            <w:tcW w:type="dxa" w:w="1576"/>
           </w:tcPr>
           <w:p>
             <w:pPr>
@@ -2017,7 +1997,7 @@
         </w:tc>
         <w:tc>
           <w:tcPr>
-            <w:tcW w:type="dxa" w:w="1553"/>
+            <w:tcW w:type="dxa" w:w="1474"/>
           </w:tcPr>
           <w:p>
             <w:pPr>
@@ -2029,7 +2009,7 @@
                 <w:color w:val="1A1A1A"/>
                 <w:sz w:val="18"/>
               </w:rPr>
-              <w:t>본인</w:t>
+              <w:t>□</w:t>
             </w:r>
           </w:p>
         </w:tc>
@@ -2040,7 +2020,7 @@
         </w:trPr>
         <w:tc>
           <w:tcPr>
-            <w:tcW w:type="dxa" w:w="2852"/>
+            <w:tcW w:type="dxa" w:w="2880"/>
           </w:tcPr>
           <w:p>
             <w:pPr>
@@ -2058,7 +2038,7 @@
         </w:tc>
         <w:tc>
           <w:tcPr>
-            <w:tcW w:type="dxa" w:w="3900"/>
+            <w:tcW w:type="dxa" w:w="3934"/>
           </w:tcPr>
           <w:p>
             <w:pPr>
@@ -2076,7 +2056,7 @@
         </w:tc>
         <w:tc>
           <w:tcPr>
-            <w:tcW w:type="dxa" w:w="1559"/>
+            <w:tcW w:type="dxa" w:w="1576"/>
           </w:tcPr>
           <w:p>
             <w:pPr>
@@ -2094,7 +2074,7 @@
         </w:tc>
         <w:tc>
           <w:tcPr>
-            <w:tcW w:type="dxa" w:w="1553"/>
+            <w:tcW w:type="dxa" w:w="1474"/>
           </w:tcPr>
           <w:p>
             <w:pPr>
@@ -2106,7 +2086,7 @@
                 <w:color w:val="1A1A1A"/>
                 <w:sz w:val="18"/>
               </w:rPr>
-              <w:t>본인</w:t>
+              <w:t>□</w:t>
             </w:r>
           </w:p>
         </w:tc>
@@ -2117,7 +2097,7 @@
         </w:trPr>
         <w:tc>
           <w:tcPr>
-            <w:tcW w:type="dxa" w:w="2852"/>
+            <w:tcW w:type="dxa" w:w="2880"/>
           </w:tcPr>
           <w:p>
             <w:pPr>
@@ -2135,7 +2115,7 @@
         </w:tc>
         <w:tc>
           <w:tcPr>
-            <w:tcW w:type="dxa" w:w="3900"/>
+            <w:tcW w:type="dxa" w:w="3934"/>
           </w:tcPr>
           <w:p>
             <w:pPr>
@@ -2153,7 +2133,7 @@
         </w:tc>
         <w:tc>
           <w:tcPr>
-            <w:tcW w:type="dxa" w:w="1559"/>
+            <w:tcW w:type="dxa" w:w="1576"/>
           </w:tcPr>
           <w:p>
             <w:pPr>
@@ -2171,7 +2151,7 @@
         </w:tc>
         <w:tc>
           <w:tcPr>
-            <w:tcW w:type="dxa" w:w="1553"/>
+            <w:tcW w:type="dxa" w:w="1474"/>
           </w:tcPr>
           <w:p>
             <w:pPr>
@@ -2183,7 +2163,7 @@
                 <w:color w:val="1A1A1A"/>
                 <w:sz w:val="18"/>
               </w:rPr>
-              <w:t>본인</w:t>
+              <w:t>□</w:t>
             </w:r>
           </w:p>
         </w:tc>
@@ -2194,7 +2174,7 @@
         </w:trPr>
         <w:tc>
           <w:tcPr>
-            <w:tcW w:type="dxa" w:w="2852"/>
+            <w:tcW w:type="dxa" w:w="2880"/>
           </w:tcPr>
           <w:p>
             <w:pPr>
@@ -2212,7 +2192,7 @@
         </w:tc>
         <w:tc>
           <w:tcPr>
-            <w:tcW w:type="dxa" w:w="3900"/>
+            <w:tcW w:type="dxa" w:w="3934"/>
           </w:tcPr>
           <w:p>
             <w:pPr>
@@ -2230,7 +2210,7 @@
         </w:tc>
         <w:tc>
           <w:tcPr>
-            <w:tcW w:type="dxa" w:w="1559"/>
+            <w:tcW w:type="dxa" w:w="1576"/>
           </w:tcPr>
           <w:p>
             <w:pPr>
@@ -2248,7 +2228,7 @@
         </w:tc>
         <w:tc>
           <w:tcPr>
-            <w:tcW w:type="dxa" w:w="1553"/>
+            <w:tcW w:type="dxa" w:w="1474"/>
           </w:tcPr>
           <w:p>
             <w:pPr>
@@ -2260,7 +2240,7 @@
                 <w:color w:val="1A1A1A"/>
                 <w:sz w:val="18"/>
               </w:rPr>
-              <w:t>본인</w:t>
+              <w:t>□</w:t>
             </w:r>
           </w:p>
         </w:tc>
@@ -2271,7 +2251,7 @@
         </w:trPr>
         <w:tc>
           <w:tcPr>
-            <w:tcW w:type="dxa" w:w="2852"/>
+            <w:tcW w:type="dxa" w:w="2880"/>
           </w:tcPr>
           <w:p>
             <w:pPr>
@@ -2289,7 +2269,7 @@
         </w:tc>
         <w:tc>
           <w:tcPr>
-            <w:tcW w:type="dxa" w:w="3900"/>
+            <w:tcW w:type="dxa" w:w="3934"/>
           </w:tcPr>
           <w:p>
             <w:pPr>
@@ -2307,7 +2287,7 @@
         </w:tc>
         <w:tc>
           <w:tcPr>
-            <w:tcW w:type="dxa" w:w="1559"/>
+            <w:tcW w:type="dxa" w:w="1576"/>
           </w:tcPr>
           <w:p>
             <w:pPr>
@@ -2325,7 +2305,7 @@
         </w:tc>
         <w:tc>
           <w:tcPr>
-            <w:tcW w:type="dxa" w:w="1553"/>
+            <w:tcW w:type="dxa" w:w="1474"/>
           </w:tcPr>
           <w:p>
             <w:pPr>
@@ -2337,7 +2317,7 @@
                 <w:color w:val="1A1A1A"/>
                 <w:sz w:val="18"/>
               </w:rPr>
-              <w:t>본인</w:t>
+              <w:t>□</w:t>
             </w:r>
           </w:p>
         </w:tc>
@@ -2348,7 +2328,7 @@
         </w:trPr>
         <w:tc>
           <w:tcPr>
-            <w:tcW w:type="dxa" w:w="2852"/>
+            <w:tcW w:type="dxa" w:w="2880"/>
           </w:tcPr>
           <w:p>
             <w:pPr>
@@ -2366,7 +2346,7 @@
         </w:tc>
         <w:tc>
           <w:tcPr>
-            <w:tcW w:type="dxa" w:w="3900"/>
+            <w:tcW w:type="dxa" w:w="3934"/>
           </w:tcPr>
           <w:p>
             <w:pPr>
@@ -2384,7 +2364,7 @@
         </w:tc>
         <w:tc>
           <w:tcPr>
-            <w:tcW w:type="dxa" w:w="1559"/>
+            <w:tcW w:type="dxa" w:w="1576"/>
           </w:tcPr>
           <w:p>
             <w:pPr>
@@ -2402,7 +2382,7 @@
         </w:tc>
         <w:tc>
           <w:tcPr>
-            <w:tcW w:type="dxa" w:w="1553"/>
+            <w:tcW w:type="dxa" w:w="1474"/>
           </w:tcPr>
           <w:p>
             <w:pPr>
@@ -2414,7 +2394,7 @@
                 <w:color w:val="1A1A1A"/>
                 <w:sz w:val="18"/>
               </w:rPr>
-              <w:t>본인</w:t>
+              <w:t>□</w:t>
             </w:r>
           </w:p>
         </w:tc>
@@ -2425,7 +2405,7 @@
         </w:trPr>
         <w:tc>
           <w:tcPr>
-            <w:tcW w:type="dxa" w:w="2852"/>
+            <w:tcW w:type="dxa" w:w="2880"/>
           </w:tcPr>
           <w:p>
             <w:pPr>
@@ -2443,7 +2423,7 @@
         </w:tc>
         <w:tc>
           <w:tcPr>
-            <w:tcW w:type="dxa" w:w="3900"/>
+            <w:tcW w:type="dxa" w:w="3934"/>
           </w:tcPr>
           <w:p>
             <w:pPr>
@@ -2461,7 +2441,7 @@
         </w:tc>
         <w:tc>
           <w:tcPr>
-            <w:tcW w:type="dxa" w:w="1559"/>
+            <w:tcW w:type="dxa" w:w="1576"/>
           </w:tcPr>
           <w:p>
             <w:pPr>
@@ -2479,7 +2459,7 @@
         </w:tc>
         <w:tc>
           <w:tcPr>
-            <w:tcW w:type="dxa" w:w="1553"/>
+            <w:tcW w:type="dxa" w:w="1474"/>
           </w:tcPr>
           <w:p>
             <w:pPr>
@@ -2491,7 +2471,7 @@
                 <w:color w:val="1A1A1A"/>
                 <w:sz w:val="18"/>
               </w:rPr>
-              <w:t>본인</w:t>
+              <w:t>□</w:t>
             </w:r>
           </w:p>
         </w:tc>
@@ -2502,7 +2482,7 @@
         </w:trPr>
         <w:tc>
           <w:tcPr>
-            <w:tcW w:type="dxa" w:w="2852"/>
+            <w:tcW w:type="dxa" w:w="2880"/>
           </w:tcPr>
           <w:p>
             <w:pPr>
@@ -2520,7 +2500,7 @@
         </w:tc>
         <w:tc>
           <w:tcPr>
-            <w:tcW w:type="dxa" w:w="3900"/>
+            <w:tcW w:type="dxa" w:w="3934"/>
           </w:tcPr>
           <w:p>
             <w:pPr>
@@ -2538,7 +2518,7 @@
         </w:tc>
         <w:tc>
           <w:tcPr>
-            <w:tcW w:type="dxa" w:w="1559"/>
+            <w:tcW w:type="dxa" w:w="1576"/>
           </w:tcPr>
           <w:p>
             <w:pPr>
@@ -2556,7 +2536,7 @@
         </w:tc>
         <w:tc>
           <w:tcPr>
-            <w:tcW w:type="dxa" w:w="1553"/>
+            <w:tcW w:type="dxa" w:w="1474"/>
           </w:tcPr>
           <w:p>
             <w:pPr>
@@ -2568,7 +2548,7 @@
                 <w:color w:val="1A1A1A"/>
                 <w:sz w:val="18"/>
               </w:rPr>
-              <w:t>본인</w:t>
+              <w:t>□</w:t>
             </w:r>
           </w:p>
         </w:tc>
@@ -2579,7 +2559,7 @@
         </w:trPr>
         <w:tc>
           <w:tcPr>
-            <w:tcW w:type="dxa" w:w="2852"/>
+            <w:tcW w:type="dxa" w:w="2880"/>
           </w:tcPr>
           <w:p>
             <w:pPr>
@@ -2597,7 +2577,7 @@
         </w:tc>
         <w:tc>
           <w:tcPr>
-            <w:tcW w:type="dxa" w:w="3900"/>
+            <w:tcW w:type="dxa" w:w="3934"/>
           </w:tcPr>
           <w:p>
             <w:pPr>
@@ -2615,7 +2595,7 @@
         </w:tc>
         <w:tc>
           <w:tcPr>
-            <w:tcW w:type="dxa" w:w="1559"/>
+            <w:tcW w:type="dxa" w:w="1576"/>
           </w:tcPr>
           <w:p>
             <w:pPr>
@@ -2633,7 +2613,7 @@
         </w:tc>
         <w:tc>
           <w:tcPr>
-            <w:tcW w:type="dxa" w:w="1553"/>
+            <w:tcW w:type="dxa" w:w="1474"/>
           </w:tcPr>
           <w:p>
             <w:pPr>
@@ -2645,7 +2625,7 @@
                 <w:color w:val="1A1A1A"/>
                 <w:sz w:val="18"/>
               </w:rPr>
-              <w:t>본인</w:t>
+              <w:t>□</w:t>
             </w:r>
           </w:p>
         </w:tc>
@@ -2656,7 +2636,7 @@
         </w:trPr>
         <w:tc>
           <w:tcPr>
-            <w:tcW w:type="dxa" w:w="2852"/>
+            <w:tcW w:type="dxa" w:w="2880"/>
           </w:tcPr>
           <w:p>
             <w:pPr>
@@ -2674,7 +2654,7 @@
         </w:tc>
         <w:tc>
           <w:tcPr>
-            <w:tcW w:type="dxa" w:w="3900"/>
+            <w:tcW w:type="dxa" w:w="3934"/>
           </w:tcPr>
           <w:p>
             <w:pPr>
@@ -2692,7 +2672,7 @@
         </w:tc>
         <w:tc>
           <w:tcPr>
-            <w:tcW w:type="dxa" w:w="1559"/>
+            <w:tcW w:type="dxa" w:w="1576"/>
           </w:tcPr>
           <w:p>
             <w:pPr>
@@ -2710,7 +2690,7 @@
         </w:tc>
         <w:tc>
           <w:tcPr>
-            <w:tcW w:type="dxa" w:w="1553"/>
+            <w:tcW w:type="dxa" w:w="1474"/>
           </w:tcPr>
           <w:p>
             <w:pPr>
@@ -2722,7 +2702,7 @@
                 <w:color w:val="1A1A1A"/>
                 <w:sz w:val="18"/>
               </w:rPr>
-              <w:t>본인</w:t>
+              <w:t>□</w:t>
             </w:r>
           </w:p>
         </w:tc>
@@ -4037,7 +4017,7 @@
           <w:color w:val="B03A2B"/>
           <w:sz w:val="17"/>
         </w:rPr>
-        <w:t>예: 이종서 / 아들 / "종서야" / "엄마" / 더 걱정하고 잔소리함 / 예</w:t>
+        <w:t>예: 이종서 / 아들 / "종서야" / "엄마가" / "엄마" / 더 걱정하고 잔소리함 / 반말 / 예</w:t>
       </w:r>
       <w:r>
         <w:br/>
@@ -4061,12 +4041,14 @@
         <w:tblW w:w="9865" w:type="dxa"/>
       </w:tblPr>
       <w:tblGrid>
-        <w:gridCol w:w="1054"/>
-        <w:gridCol w:w="1054"/>
-        <w:gridCol w:w="2120"/>
-        <w:gridCol w:w="2120"/>
-        <w:gridCol w:w="1258"/>
-        <w:gridCol w:w="2256"/>
+        <w:gridCol w:w="997"/>
+        <w:gridCol w:w="997"/>
+        <w:gridCol w:w="1411"/>
+        <w:gridCol w:w="1145"/>
+        <w:gridCol w:w="1411"/>
+        <w:gridCol w:w="997"/>
+        <w:gridCol w:w="1411"/>
+        <w:gridCol w:w="1496"/>
       </w:tblGrid>
       <w:tr>
         <w:trPr>
@@ -4074,7 +4056,7 @@
         </w:trPr>
         <w:tc>
           <w:tcPr>
-            <w:tcW w:type="dxa" w:w="1054"/>
+            <w:tcW w:type="dxa" w:w="998"/>
           </w:tcPr>
           <w:p>
             <w:pPr>
@@ -4103,7 +4085,7 @@
         </w:tc>
         <w:tc>
           <w:tcPr>
-            <w:tcW w:type="dxa" w:w="1054"/>
+            <w:tcW w:type="dxa" w:w="998"/>
           </w:tcPr>
           <w:p>
             <w:pPr>
@@ -4132,7 +4114,7 @@
         </w:tc>
         <w:tc>
           <w:tcPr>
-            <w:tcW w:type="dxa" w:w="2120"/>
+            <w:tcW w:type="dxa" w:w="1412"/>
           </w:tcPr>
           <w:p>
             <w:pPr>
@@ -4161,7 +4143,46 @@
         </w:tc>
         <w:tc>
           <w:tcPr>
-            <w:tcW w:type="dxa" w:w="2120"/>
+            <w:tcW w:type="dxa" w:w="1145"/>
+          </w:tcPr>
+          <w:p>
+            <w:pPr>
+              <w:spacing w:after="60"/>
+              <w:shd w:val="clear" w:fill="EFEFEF"/>
+            </w:pPr>
+            <w:r>
+              <w:rPr>
+                <w:b/>
+                <w:color w:val="1A1A1A"/>
+                <w:sz w:val="17"/>
+              </w:rPr>
+              <w:t>그분이 자기를 부르는 말</w:t>
+            </w:r>
+            <w:r>
+              <w:br/>
+            </w:r>
+            <w:r>
+              <w:rPr>
+                <w:color w:val="6E6E6E"/>
+                <w:sz w:val="15"/>
+              </w:rPr>
+              <w:t>단답 15자</w:t>
+            </w:r>
+            <w:r>
+              <w:br/>
+            </w:r>
+            <w:r>
+              <w:rPr>
+                <w:color w:val="6E6E6E"/>
+                <w:sz w:val="15"/>
+              </w:rPr>
+              <w:t>예: 할머니가 / 엄마가 / 내가</w:t>
+            </w:r>
+          </w:p>
+        </w:tc>
+        <w:tc>
+          <w:tcPr>
+            <w:tcW w:type="dxa" w:w="1412"/>
           </w:tcPr>
           <w:p>
             <w:pPr>
@@ -4190,7 +4211,7 @@
         </w:tc>
         <w:tc>
           <w:tcPr>
-            <w:tcW w:type="dxa" w:w="1259"/>
+            <w:tcW w:type="dxa" w:w="998"/>
           </w:tcPr>
           <w:p>
             <w:pPr>
@@ -4229,7 +4250,46 @@
         </w:tc>
         <w:tc>
           <w:tcPr>
-            <w:tcW w:type="dxa" w:w="2256"/>
+            <w:tcW w:type="dxa" w:w="1412"/>
+          </w:tcPr>
+          <w:p>
+            <w:pPr>
+              <w:spacing w:after="60"/>
+              <w:shd w:val="clear" w:fill="EFEFEF"/>
+            </w:pPr>
+            <w:r>
+              <w:rPr>
+                <w:b/>
+                <w:color w:val="1A1A1A"/>
+                <w:sz w:val="17"/>
+              </w:rPr>
+              <w:t>그분이 이 사람에게 하는 말투</w:t>
+            </w:r>
+            <w:r>
+              <w:br/>
+            </w:r>
+            <w:r>
+              <w:rPr>
+                <w:color w:val="6E6E6E"/>
+                <w:sz w:val="15"/>
+              </w:rPr>
+              <w:t>하나 고르기</w:t>
+            </w:r>
+            <w:r>
+              <w:br/>
+            </w:r>
+            <w:r>
+              <w:rPr>
+                <w:color w:val="6E6E6E"/>
+                <w:sz w:val="15"/>
+              </w:rPr>
+              <w:t>반말 / 존댓말</w:t>
+            </w:r>
+          </w:p>
+        </w:tc>
+        <w:tc>
+          <w:tcPr>
+            <w:tcW w:type="dxa" w:w="1497"/>
           </w:tcPr>
           <w:p>
             <w:pPr>
@@ -4263,7 +4323,7 @@
         </w:trPr>
         <w:tc>
           <w:tcPr>
-            <w:tcW w:type="dxa" w:w="1054"/>
+            <w:tcW w:type="dxa" w:w="998"/>
           </w:tcPr>
           <w:p>
             <w:pPr>
@@ -4273,7 +4333,7 @@
         </w:tc>
         <w:tc>
           <w:tcPr>
-            <w:tcW w:type="dxa" w:w="1054"/>
+            <w:tcW w:type="dxa" w:w="998"/>
           </w:tcPr>
           <w:p>
             <w:pPr>
@@ -4283,7 +4343,7 @@
         </w:tc>
         <w:tc>
           <w:tcPr>
-            <w:tcW w:type="dxa" w:w="2120"/>
+            <w:tcW w:type="dxa" w:w="1412"/>
           </w:tcPr>
           <w:p>
             <w:pPr>
@@ -4315,7 +4375,7 @@
         </w:tc>
         <w:tc>
           <w:tcPr>
-            <w:tcW w:type="dxa" w:w="2120"/>
+            <w:tcW w:type="dxa" w:w="1145"/>
           </w:tcPr>
           <w:p>
             <w:pPr>
@@ -4347,7 +4407,39 @@
         </w:tc>
         <w:tc>
           <w:tcPr>
-            <w:tcW w:type="dxa" w:w="1259"/>
+            <w:tcW w:type="dxa" w:w="1412"/>
+          </w:tcPr>
+          <w:p>
+            <w:pPr>
+              <w:spacing w:after="60"/>
+              <w:ind w:left="28"/>
+              <w:pBdr>
+                <w:bottom w:val="single" w:sz="6" w:space="4" w:color="9A9A9A"/>
+              </w:pBdr>
+            </w:pPr>
+            <w:r>
+              <w:rPr>
+                <w:sz w:val="18"/>
+              </w:rPr>
+              <w:t xml:space="preserve"> </w:t>
+            </w:r>
+          </w:p>
+          <w:p>
+            <w:pPr>
+              <w:spacing w:before="40" w:after="40"/>
+            </w:pPr>
+            <w:r>
+              <w:rPr>
+                <w:color w:val="6E6E6E"/>
+                <w:sz w:val="17"/>
+              </w:rPr>
+              <w:t>□ 모름</w:t>
+            </w:r>
+          </w:p>
+        </w:tc>
+        <w:tc>
+          <w:tcPr>
+            <w:tcW w:type="dxa" w:w="998"/>
           </w:tcPr>
           <w:p>
             <w:pPr>
@@ -4357,7 +4449,17 @@
         </w:tc>
         <w:tc>
           <w:tcPr>
-            <w:tcW w:type="dxa" w:w="2256"/>
+            <w:tcW w:type="dxa" w:w="1412"/>
+          </w:tcPr>
+          <w:p>
+            <w:pPr>
+              <w:spacing w:after="60"/>
+            </w:pPr>
+          </w:p>
+        </w:tc>
+        <w:tc>
+          <w:tcPr>
+            <w:tcW w:type="dxa" w:w="1497"/>
           </w:tcPr>
           <w:p>
             <w:pPr>
@@ -4778,7 +4880,7 @@
           <w:color w:val="1A1A1A"/>
           <w:sz w:val="20"/>
         </w:rPr>
-        <w:t>출처: □ 본인  □ 직접 들음  □ 가족 전언  □ 그랬을 것 같음</w:t>
+        <w:t>□ 실제로 들은 말은 아니에요</w:t>
       </w:r>
     </w:p>
     <w:p>
@@ -4853,7 +4955,7 @@
           <w:color w:val="1A1A1A"/>
           <w:sz w:val="20"/>
         </w:rPr>
-        <w:t>출처: □ 본인  □ 직접 들음  □ 가족 전언  □ 그랬을 것 같음</w:t>
+        <w:t>□ 실제로 들은 말은 아니에요</w:t>
       </w:r>
     </w:p>
     <w:p>
@@ -5030,7 +5132,7 @@
     </w:p>
     <w:p>
       <w:pPr>
-        <w:keepNext w:val="0"/>
+        <w:keepNext/>
         <w:keepLines/>
         <w:spacing w:before="0" w:after="140" w:line="312" w:lineRule="auto"/>
         <w:ind w:left="227"/>
@@ -5042,6 +5144,22 @@
           <w:sz w:val="18"/>
         </w:rPr>
         <w:t>□ 모름</w:t>
+      </w:r>
+    </w:p>
+    <w:p>
+      <w:pPr>
+        <w:keepNext/>
+        <w:keepLines/>
+        <w:spacing w:before="0" w:after="80" w:line="312" w:lineRule="auto"/>
+        <w:ind w:left="227"/>
+      </w:pPr>
+      <w:r>
+        <w:rPr>
+          <w:b w:val="0"/>
+          <w:color w:val="1A1A1A"/>
+          <w:sz w:val="20"/>
+        </w:rPr>
+        <w:t>□ 실제로 들은 말은 아니에요</w:t>
       </w:r>
     </w:p>
     <w:p>
@@ -5101,17 +5219,24 @@
       <w:r>
         <w:rPr>
           <w:b w:val="0"/>
-          <w:color w:val="1A1A1A"/>
+          <w:color w:val="1F4E79"/>
           <w:sz w:val="20"/>
         </w:rPr>
-        <w:t>예시 문장 하나</w:t>
+        <w:t xml:space="preserve">예시 문장을 하나 적어주세요.  </w:t>
+      </w:r>
+      <w:r>
+        <w:rPr>
+          <w:color w:val="6E6E6E"/>
+          <w:sz w:val="17"/>
+        </w:rPr>
+        <w:t>단답 60자</w:t>
       </w:r>
     </w:p>
     <w:p>
       <w:pPr>
         <w:spacing w:before="0" w:after="120" w:line="276" w:lineRule="auto"/>
         <w:ind w:left="227"/>
-        <w:keepNext w:val="0"/>
+        <w:keepNext/>
         <w:keepLines/>
         <w:pBdr>
           <w:bottom w:val="single" w:sz="6" w:space="4" w:color="9A9A9A"/>
@@ -5122,6 +5247,22 @@
           <w:sz w:val="20"/>
         </w:rPr>
         <w:t xml:space="preserve"> </w:t>
+      </w:r>
+    </w:p>
+    <w:p>
+      <w:pPr>
+        <w:keepNext w:val="0"/>
+        <w:keepLines/>
+        <w:spacing w:before="0" w:after="80" w:line="312" w:lineRule="auto"/>
+        <w:ind w:left="227"/>
+      </w:pPr>
+      <w:r>
+        <w:rPr>
+          <w:b w:val="0"/>
+          <w:color w:val="1A1A1A"/>
+          <w:sz w:val="20"/>
+        </w:rPr>
+        <w:t>□ 실제로 들은 말은 아니에요</w:t>
       </w:r>
     </w:p>
     <w:p>
@@ -5292,22 +5433,6 @@
     </w:p>
     <w:p>
       <w:pPr>
-        <w:keepNext/>
-        <w:keepLines/>
-        <w:spacing w:before="600" w:after="160" w:line="312" w:lineRule="auto"/>
-        <w:ind w:left="0"/>
-      </w:pPr>
-      <w:r>
-        <w:rPr>
-          <w:b/>
-          <w:color w:val="1F4E79"/>
-          <w:sz w:val="24"/>
-        </w:rPr>
-        <w:t>M4. 성격·가치관</w:t>
-      </w:r>
-    </w:p>
-    <w:p>
-      <w:pPr>
         <w:spacing w:before="300" w:after="100" w:line="300" w:lineRule="auto"/>
         <w:ind w:left="113" w:right="113"/>
         <w:keepNext/>
@@ -5319,7 +5444,7 @@
           <w:b/>
           <w:sz w:val="21"/>
         </w:rPr>
-        <w:t xml:space="preserve">M4-01  </w:t>
+        <w:t xml:space="preserve">M3-07  </w:t>
       </w:r>
       <w:r>
         <w:rPr>
@@ -5327,159 +5452,14 @@
           <w:color w:val="1A1A1A"/>
           <w:sz w:val="21"/>
         </w:rPr>
-        <w:t>그분의 성격을 가장 잘 나타내는 말을 골라주세요.</w:t>
+        <w:t>말끝을 어떻게 맺으셨나요? 실제 문장을 두세 개 적어주세요.</w:t>
       </w:r>
       <w:r>
         <w:rPr>
           <w:color w:val="6E6E6E"/>
           <w:sz w:val="17"/>
         </w:rPr>
-        <w:t xml:space="preserve">   최대 5개</w:t>
-      </w:r>
-    </w:p>
-    <w:p>
-      <w:pPr>
-        <w:keepNext/>
-        <w:keepLines/>
-        <w:spacing w:before="0" w:after="80" w:line="312" w:lineRule="auto"/>
-        <w:ind w:left="227"/>
-      </w:pPr>
-      <w:r>
-        <w:rPr>
-          <w:b w:val="0"/>
-          <w:color w:val="1A1A1A"/>
-          <w:sz w:val="20"/>
-        </w:rPr>
-        <w:t>□ 다정함  □ 말수가 적음  □ 유쾌함  □ 고집이 있음  □ 걱정이 많음  □ 희생적임</w:t>
-      </w:r>
-    </w:p>
-    <w:p>
-      <w:pPr>
-        <w:keepNext/>
-        <w:keepLines/>
-        <w:spacing w:before="0" w:after="80" w:line="312" w:lineRule="auto"/>
-        <w:ind w:left="227"/>
-      </w:pPr>
-      <w:r>
-        <w:rPr>
-          <w:b w:val="0"/>
-          <w:color w:val="1A1A1A"/>
-          <w:sz w:val="20"/>
-        </w:rPr>
-        <w:t>□ 정직함  □ 절약함  □ 부지런함  □ 조용함  ■ 따뜻함  □ 엄격함  ■ 호기심 많음</w:t>
-      </w:r>
-    </w:p>
-    <w:p>
-      <w:pPr>
-        <w:keepNext/>
-        <w:keepLines/>
-        <w:spacing w:before="0" w:after="80" w:line="312" w:lineRule="auto"/>
-        <w:ind w:left="227"/>
-      </w:pPr>
-      <w:r>
-        <w:rPr>
-          <w:b w:val="0"/>
-          <w:color w:val="1A1A1A"/>
-          <w:sz w:val="20"/>
-        </w:rPr>
-        <w:t>■ 도전적임  ■ 성실함  □ 느긋함  □ 꼼꼼함  □ 사람을 좋아함  □ 혼자 있는 걸 좋아함</w:t>
-      </w:r>
-    </w:p>
-    <w:p>
-      <w:pPr>
-        <w:keepNext/>
-        <w:keepLines/>
-        <w:spacing w:before="0" w:after="80" w:line="312" w:lineRule="auto"/>
-        <w:ind w:left="227"/>
-      </w:pPr>
-      <w:r>
-        <w:rPr>
-          <w:b w:val="0"/>
-          <w:color w:val="1A1A1A"/>
-          <w:sz w:val="20"/>
-        </w:rPr>
-        <w:t xml:space="preserve">■ 직접 입력 → </w:t>
-      </w:r>
-      <w:r>
-        <w:rPr>
-          <w:color w:val="1A1A1A"/>
-          <w:sz w:val="20"/>
-          <w:u w:val="single"/>
-        </w:rPr>
-        <w:t>덕후 기질(좋아하면 깊게 팜)</w:t>
-      </w:r>
-    </w:p>
-    <w:p>
-      <w:pPr>
-        <w:keepNext/>
-        <w:keepLines/>
-        <w:spacing w:before="0" w:after="80" w:line="312" w:lineRule="auto"/>
-        <w:ind w:left="227"/>
-      </w:pPr>
-      <w:r>
-        <w:rPr>
-          <w:b w:val="0"/>
-          <w:color w:val="1F4E79"/>
-          <w:sz w:val="20"/>
-        </w:rPr>
-        <w:t xml:space="preserve">골라준 말 중 하나에 얽힌 일화가 있으면 적어주세요.  </w:t>
-      </w:r>
-      <w:r>
-        <w:rPr>
-          <w:color w:val="6E6E6E"/>
-          <w:sz w:val="17"/>
-        </w:rPr>
-        <w:t>서술 1~3문장 · 선택</w:t>
-      </w:r>
-    </w:p>
-    <w:p>
-      <w:pPr>
-        <w:spacing w:before="0" w:after="120" w:line="276" w:lineRule="auto"/>
-        <w:ind w:left="227"/>
-        <w:keepNext w:val="0"/>
-        <w:keepLines/>
-        <w:pBdr>
-          <w:bottom w:val="single" w:sz="6" w:space="4" w:color="9A9A9A"/>
-        </w:pBdr>
-      </w:pPr>
-      <w:r>
-        <w:rPr>
-          <w:b w:val="0"/>
-          <w:color w:val="1A1A1A"/>
-          <w:sz w:val="20"/>
-        </w:rPr>
-        <w:t>창업을 말렸을 때도 "많은 사람에게 가치 있는 일을 하고 싶다"는 마음이 더 커서 시작했어요(도전). 걱정이 생기면 그걸 실행으로 풀어요. 불안하면 더 많은 분께 서비스를 해드리려고 움직입니다.</w:t>
-      </w:r>
-    </w:p>
-    <w:p>
-      <w:pPr>
-        <w:spacing w:before="300" w:after="100" w:line="300" w:lineRule="auto"/>
-        <w:ind w:left="113" w:right="113"/>
-        <w:keepNext/>
-        <w:keepLines/>
-        <w:shd w:val="clear" w:fill="F1F5F9"/>
-      </w:pPr>
-      <w:r>
-        <w:rPr>
-          <w:b/>
-          <w:sz w:val="21"/>
-        </w:rPr>
-        <w:t xml:space="preserve">M4-02  </w:t>
-      </w:r>
-      <w:r>
-        <w:rPr>
-          <w:b/>
-          <w:color w:val="1A1A1A"/>
-          <w:sz w:val="21"/>
-        </w:rPr>
-        <w:t>인생에서 가장 중요하게 여기는 것은?</w:t>
-      </w:r>
-      <w:r>
-        <w:rPr>
-          <w:color w:val="6E6E6E"/>
-          <w:sz w:val="17"/>
-        </w:rPr>
-        <w:t xml:space="preserve">   단답 40자 · 최대 2개</w:t>
+        <w:t xml:space="preserve">   표 2~5행</w:t>
       </w:r>
       <w:r>
         <w:br/>
@@ -5490,7 +5470,7 @@
           <w:color w:val="B03A2B"/>
           <w:sz w:val="17"/>
         </w:rPr>
-        <w:t>예: "가족 화목" / "정직"</w:t>
+        <w:t>예: "밥은 먹었냐" / "그러믄 됐다" / "몸조심해라"</w:t>
       </w:r>
       <w:r>
         <w:br/>
@@ -5501,174 +5481,7 @@
           <w:color w:val="6E6E6E"/>
           <w:sz w:val="17"/>
         </w:rPr>
-        <w:t>가이드: 단어나 구 단위로 적어주세요.</w:t>
-      </w:r>
-    </w:p>
-    <w:p>
-      <w:pPr>
-        <w:spacing w:before="0" w:after="120" w:line="276" w:lineRule="auto"/>
-        <w:ind w:left="227"/>
-        <w:keepNext/>
-        <w:keepLines/>
-        <w:pBdr>
-          <w:bottom w:val="single" w:sz="6" w:space="4" w:color="9A9A9A"/>
-        </w:pBdr>
-      </w:pPr>
-      <w:r>
-        <w:rPr>
-          <w:b w:val="0"/>
-          <w:color w:val="1A1A1A"/>
-          <w:sz w:val="20"/>
-        </w:rPr>
-        <w:t>많은 사람에게 가치를 만드는 일</w:t>
-      </w:r>
-    </w:p>
-    <w:p>
-      <w:pPr>
-        <w:spacing w:before="0" w:after="120" w:line="276" w:lineRule="auto"/>
-        <w:ind w:left="227"/>
-        <w:keepNext w:val="0"/>
-        <w:keepLines/>
-        <w:pBdr>
-          <w:bottom w:val="single" w:sz="6" w:space="4" w:color="9A9A9A"/>
-        </w:pBdr>
-      </w:pPr>
-      <w:r>
-        <w:rPr>
-          <w:b w:val="0"/>
-          <w:color w:val="1A1A1A"/>
-          <w:sz w:val="20"/>
-        </w:rPr>
-        <w:t>가족</w:t>
-      </w:r>
-    </w:p>
-    <w:p>
-      <w:pPr>
-        <w:spacing w:before="300" w:after="100" w:line="300" w:lineRule="auto"/>
-        <w:ind w:left="113" w:right="113"/>
-        <w:keepNext/>
-        <w:keepLines/>
-        <w:shd w:val="clear" w:fill="F1F5F9"/>
-      </w:pPr>
-      <w:r>
-        <w:rPr>
-          <w:b/>
-          <w:sz w:val="21"/>
-        </w:rPr>
-        <w:t xml:space="preserve">M4-03  </w:t>
-      </w:r>
-      <w:r>
-        <w:rPr>
-          <w:b/>
-          <w:color w:val="1A1A1A"/>
-          <w:sz w:val="21"/>
-        </w:rPr>
-        <w:t>돈에 대해서는 어떤 편이셨나요?</w:t>
-      </w:r>
-      <w:r>
-        <w:rPr>
-          <w:color w:val="6E6E6E"/>
-          <w:sz w:val="17"/>
-        </w:rPr>
-        <w:t xml:space="preserve">   하나 선택 + 단답 40자</w:t>
-      </w:r>
-      <w:r>
-        <w:br/>
-      </w:r>
-      <w:r>
-        <w:rPr>
-          <w:b w:val="0"/>
-          <w:color w:val="B03A2B"/>
-          <w:sz w:val="17"/>
-        </w:rPr>
-        <w:t>예: "손주 용돈"</w:t>
-      </w:r>
-    </w:p>
-    <w:p>
-      <w:pPr>
-        <w:keepNext/>
-        <w:keepLines/>
-        <w:spacing w:before="0" w:after="80" w:line="312" w:lineRule="auto"/>
-        <w:ind w:left="227"/>
-      </w:pPr>
-      <w:r>
-        <w:rPr>
-          <w:b w:val="0"/>
-          <w:color w:val="1A1A1A"/>
-          <w:sz w:val="20"/>
-        </w:rPr>
-        <w:t>□ 아끼는 편  □ 쓰는 편  □ 남에게는 후하고 본인에게는 아낌  □ 무심한 편  □ 모름</w:t>
-      </w:r>
-    </w:p>
-    <w:p>
-      <w:pPr>
-        <w:keepNext/>
-        <w:keepLines/>
-        <w:spacing w:before="0" w:after="80" w:line="312" w:lineRule="auto"/>
-        <w:ind w:left="227"/>
-      </w:pPr>
-      <w:r>
-        <w:rPr>
-          <w:b w:val="0"/>
-          <w:color w:val="1F4E79"/>
-          <w:sz w:val="20"/>
-        </w:rPr>
-        <w:t xml:space="preserve">아까워하지 않던 것이 있으면 하나 적어주세요.  </w:t>
-      </w:r>
-      <w:r>
-        <w:rPr>
-          <w:color w:val="6E6E6E"/>
-          <w:sz w:val="17"/>
-        </w:rPr>
-        <w:t>단답 40자 · 선택</w:t>
-      </w:r>
-    </w:p>
-    <w:p>
-      <w:pPr>
-        <w:spacing w:before="0" w:after="120" w:line="276" w:lineRule="auto"/>
-        <w:ind w:left="227"/>
-        <w:keepNext w:val="0"/>
-        <w:keepLines/>
-        <w:pBdr>
-          <w:bottom w:val="single" w:sz="6" w:space="4" w:color="9A9A9A"/>
-        </w:pBdr>
-      </w:pPr>
-      <w:r>
-        <w:rPr>
-          <w:sz w:val="20"/>
-        </w:rPr>
-        <w:t xml:space="preserve"> </w:t>
-      </w:r>
-    </w:p>
-    <w:p>
-      <w:pPr>
-        <w:spacing w:before="300" w:after="100" w:line="300" w:lineRule="auto"/>
-        <w:ind w:left="113" w:right="113"/>
-        <w:keepNext/>
-        <w:keepLines/>
-        <w:shd w:val="clear" w:fill="F1F5F9"/>
-      </w:pPr>
-      <w:r>
-        <w:rPr>
-          <w:b/>
-          <w:sz w:val="21"/>
-        </w:rPr>
-        <w:t xml:space="preserve">M4-04  </w:t>
-      </w:r>
-      <w:r>
-        <w:rPr>
-          <w:b/>
-          <w:color w:val="1A1A1A"/>
-          <w:sz w:val="21"/>
-        </w:rPr>
-        <w:t>일이나 성실함에 대해 자주 하는 말</w:t>
-      </w:r>
-      <w:r>
-        <w:rPr>
-          <w:color w:val="6E6E6E"/>
-          <w:sz w:val="17"/>
-        </w:rPr>
-        <w:t xml:space="preserve">   표 0~3행</w:t>
+        <w:t>가이드: 무슨 뜻인지보다 끝을 어떻게 맺는지가 드러나는 문장으로 골라주세요. 앞에서 적으신 말과 겹쳐도 괜찮습니다.</w:t>
       </w:r>
     </w:p>
     <w:tbl>
@@ -5681,9 +5494,7 @@
         <w:tblW w:w="9865" w:type="dxa"/>
       </w:tblPr>
       <w:tblGrid>
-        <w:gridCol w:w="2086"/>
-        <w:gridCol w:w="5562"/>
-        <w:gridCol w:w="2216"/>
+        <w:gridCol w:w="9865"/>
       </w:tblGrid>
       <w:tr>
         <w:trPr>
@@ -5691,7 +5502,464 @@
         </w:trPr>
         <w:tc>
           <w:tcPr>
-            <w:tcW w:type="dxa" w:w="2086"/>
+            <w:tcW w:type="dxa" w:w="9865"/>
+          </w:tcPr>
+          <w:p>
+            <w:pPr>
+              <w:spacing w:after="60"/>
+              <w:shd w:val="clear" w:fill="EFEFEF"/>
+            </w:pPr>
+            <w:r>
+              <w:rPr>
+                <w:b/>
+                <w:color w:val="1A1A1A"/>
+                <w:sz w:val="17"/>
+              </w:rPr>
+              <w:t>문장</w:t>
+            </w:r>
+            <w:r>
+              <w:br/>
+            </w:r>
+            <w:r>
+              <w:rPr>
+                <w:color w:val="6E6E6E"/>
+                <w:sz w:val="15"/>
+              </w:rPr>
+              <w:t>실제 표현 그대로</w:t>
+            </w:r>
+          </w:p>
+        </w:tc>
+      </w:tr>
+      <w:tr>
+        <w:trPr>
+          <w:cantSplit/>
+        </w:trPr>
+        <w:tc>
+          <w:tcPr>
+            <w:tcW w:type="dxa" w:w="9865"/>
+          </w:tcPr>
+          <w:p>
+            <w:pPr>
+              <w:spacing w:after="60"/>
+            </w:pPr>
+          </w:p>
+        </w:tc>
+      </w:tr>
+    </w:tbl>
+    <w:p>
+      <w:pPr>
+        <w:keepNext w:val="0"/>
+        <w:keepLines/>
+        <w:spacing w:after="0"/>
+      </w:pPr>
+      <w:r>
+        <w:rPr>
+          <w:sz w:val="2"/>
+        </w:rPr>
+      </w:r>
+    </w:p>
+    <w:p>
+      <w:pPr>
+        <w:keepNext/>
+        <w:keepLines/>
+        <w:spacing w:before="600" w:after="160" w:line="312" w:lineRule="auto"/>
+        <w:ind w:left="0"/>
+      </w:pPr>
+      <w:r>
+        <w:rPr>
+          <w:b/>
+          <w:color w:val="1F4E79"/>
+          <w:sz w:val="24"/>
+        </w:rPr>
+        <w:t>M4. 성격·가치관</w:t>
+      </w:r>
+    </w:p>
+    <w:p>
+      <w:pPr>
+        <w:spacing w:before="300" w:after="100" w:line="300" w:lineRule="auto"/>
+        <w:ind w:left="113" w:right="113"/>
+        <w:keepNext/>
+        <w:keepLines/>
+        <w:shd w:val="clear" w:fill="F1F5F9"/>
+      </w:pPr>
+      <w:r>
+        <w:rPr>
+          <w:b/>
+          <w:sz w:val="21"/>
+        </w:rPr>
+        <w:t xml:space="preserve">M4-01  </w:t>
+      </w:r>
+      <w:r>
+        <w:rPr>
+          <w:b/>
+          <w:color w:val="1A1A1A"/>
+          <w:sz w:val="21"/>
+        </w:rPr>
+        <w:t>그분의 성격을 가장 잘 나타내는 말을 골라주세요.</w:t>
+      </w:r>
+      <w:r>
+        <w:rPr>
+          <w:color w:val="6E6E6E"/>
+          <w:sz w:val="17"/>
+        </w:rPr>
+        <w:t xml:space="preserve">   최대 5개</w:t>
+      </w:r>
+    </w:p>
+    <w:p>
+      <w:pPr>
+        <w:keepNext/>
+        <w:keepLines/>
+        <w:spacing w:before="0" w:after="80" w:line="312" w:lineRule="auto"/>
+        <w:ind w:left="227"/>
+      </w:pPr>
+      <w:r>
+        <w:rPr>
+          <w:b w:val="0"/>
+          <w:color w:val="1A1A1A"/>
+          <w:sz w:val="20"/>
+        </w:rPr>
+        <w:t>□ 다정함  □ 말수가 적음  □ 유쾌함  □ 고집이 있음  □ 걱정이 많음  □ 희생적임</w:t>
+      </w:r>
+    </w:p>
+    <w:p>
+      <w:pPr>
+        <w:keepNext/>
+        <w:keepLines/>
+        <w:spacing w:before="0" w:after="80" w:line="312" w:lineRule="auto"/>
+        <w:ind w:left="227"/>
+      </w:pPr>
+      <w:r>
+        <w:rPr>
+          <w:b w:val="0"/>
+          <w:color w:val="1A1A1A"/>
+          <w:sz w:val="20"/>
+        </w:rPr>
+        <w:t>□ 정직함  □ 절약함  □ 부지런함  □ 조용함  ■ 따뜻함  □ 엄격함  ■ 호기심 많음</w:t>
+      </w:r>
+    </w:p>
+    <w:p>
+      <w:pPr>
+        <w:keepNext/>
+        <w:keepLines/>
+        <w:spacing w:before="0" w:after="80" w:line="312" w:lineRule="auto"/>
+        <w:ind w:left="227"/>
+      </w:pPr>
+      <w:r>
+        <w:rPr>
+          <w:b w:val="0"/>
+          <w:color w:val="1A1A1A"/>
+          <w:sz w:val="20"/>
+        </w:rPr>
+        <w:t>■ 도전적임  ■ 성실함  □ 느긋함  □ 꼼꼼함  □ 사람을 좋아함  □ 혼자 있는 걸 좋아함</w:t>
+      </w:r>
+    </w:p>
+    <w:p>
+      <w:pPr>
+        <w:keepNext/>
+        <w:keepLines/>
+        <w:spacing w:before="0" w:after="80" w:line="312" w:lineRule="auto"/>
+        <w:ind w:left="227"/>
+      </w:pPr>
+      <w:r>
+        <w:rPr>
+          <w:b w:val="0"/>
+          <w:color w:val="1A1A1A"/>
+          <w:sz w:val="20"/>
+        </w:rPr>
+        <w:t xml:space="preserve">■ 직접 입력 → </w:t>
+      </w:r>
+      <w:r>
+        <w:rPr>
+          <w:color w:val="1A1A1A"/>
+          <w:sz w:val="20"/>
+          <w:u w:val="single"/>
+        </w:rPr>
+        <w:t>덕후 기질(좋아하면 깊게 팜)</w:t>
+      </w:r>
+    </w:p>
+    <w:p>
+      <w:pPr>
+        <w:keepNext/>
+        <w:keepLines/>
+        <w:spacing w:before="0" w:after="80" w:line="312" w:lineRule="auto"/>
+        <w:ind w:left="227"/>
+      </w:pPr>
+      <w:r>
+        <w:rPr>
+          <w:b w:val="0"/>
+          <w:color w:val="1F4E79"/>
+          <w:sz w:val="20"/>
+        </w:rPr>
+        <w:t xml:space="preserve">골라준 말 중 하나에 얽힌 일화가 있으면 적어주세요.  </w:t>
+      </w:r>
+      <w:r>
+        <w:rPr>
+          <w:color w:val="6E6E6E"/>
+          <w:sz w:val="17"/>
+        </w:rPr>
+        <w:t>서술 1~3문장 · 선택</w:t>
+      </w:r>
+    </w:p>
+    <w:p>
+      <w:pPr>
+        <w:spacing w:before="0" w:after="120" w:line="276" w:lineRule="auto"/>
+        <w:ind w:left="227"/>
+        <w:keepNext w:val="0"/>
+        <w:keepLines/>
+        <w:pBdr>
+          <w:bottom w:val="single" w:sz="6" w:space="4" w:color="9A9A9A"/>
+        </w:pBdr>
+      </w:pPr>
+      <w:r>
+        <w:rPr>
+          <w:b w:val="0"/>
+          <w:color w:val="1A1A1A"/>
+          <w:sz w:val="20"/>
+        </w:rPr>
+        <w:t>창업을 말렸을 때도 "많은 사람에게 가치 있는 일을 하고 싶다"는 마음이 더 커서 시작했어요(도전). 걱정이 생기면 그걸 실행으로 풀어요. 불안하면 더 많은 분께 서비스를 해드리려고 움직입니다.</w:t>
+      </w:r>
+    </w:p>
+    <w:p>
+      <w:pPr>
+        <w:spacing w:before="300" w:after="100" w:line="300" w:lineRule="auto"/>
+        <w:ind w:left="113" w:right="113"/>
+        <w:keepNext/>
+        <w:keepLines/>
+        <w:shd w:val="clear" w:fill="F1F5F9"/>
+      </w:pPr>
+      <w:r>
+        <w:rPr>
+          <w:b/>
+          <w:sz w:val="21"/>
+        </w:rPr>
+        <w:t xml:space="preserve">M4-02  </w:t>
+      </w:r>
+      <w:r>
+        <w:rPr>
+          <w:b/>
+          <w:color w:val="1A1A1A"/>
+          <w:sz w:val="21"/>
+        </w:rPr>
+        <w:t>인생에서 가장 중요하게 여기는 것은?</w:t>
+      </w:r>
+      <w:r>
+        <w:rPr>
+          <w:color w:val="6E6E6E"/>
+          <w:sz w:val="17"/>
+        </w:rPr>
+        <w:t xml:space="preserve">   단답 40자 · 최대 2개</w:t>
+      </w:r>
+      <w:r>
+        <w:br/>
+      </w:r>
+      <w:r>
+        <w:rPr>
+          <w:b w:val="0"/>
+          <w:color w:val="B03A2B"/>
+          <w:sz w:val="17"/>
+        </w:rPr>
+        <w:t>예: "가족 화목" / "정직"</w:t>
+      </w:r>
+      <w:r>
+        <w:br/>
+      </w:r>
+      <w:r>
+        <w:rPr>
+          <w:b w:val="0"/>
+          <w:color w:val="6E6E6E"/>
+          <w:sz w:val="17"/>
+        </w:rPr>
+        <w:t>가이드: 단어나 구 단위로 적어주세요.</w:t>
+      </w:r>
+    </w:p>
+    <w:p>
+      <w:pPr>
+        <w:spacing w:before="0" w:after="120" w:line="276" w:lineRule="auto"/>
+        <w:ind w:left="227"/>
+        <w:keepNext/>
+        <w:keepLines/>
+        <w:pBdr>
+          <w:bottom w:val="single" w:sz="6" w:space="4" w:color="9A9A9A"/>
+        </w:pBdr>
+      </w:pPr>
+      <w:r>
+        <w:rPr>
+          <w:b w:val="0"/>
+          <w:color w:val="1A1A1A"/>
+          <w:sz w:val="20"/>
+        </w:rPr>
+        <w:t>많은 사람에게 가치를 만드는 일</w:t>
+      </w:r>
+    </w:p>
+    <w:p>
+      <w:pPr>
+        <w:spacing w:before="0" w:after="120" w:line="276" w:lineRule="auto"/>
+        <w:ind w:left="227"/>
+        <w:keepNext w:val="0"/>
+        <w:keepLines/>
+        <w:pBdr>
+          <w:bottom w:val="single" w:sz="6" w:space="4" w:color="9A9A9A"/>
+        </w:pBdr>
+      </w:pPr>
+      <w:r>
+        <w:rPr>
+          <w:b w:val="0"/>
+          <w:color w:val="1A1A1A"/>
+          <w:sz w:val="20"/>
+        </w:rPr>
+        <w:t>가족</w:t>
+      </w:r>
+    </w:p>
+    <w:p>
+      <w:pPr>
+        <w:spacing w:before="300" w:after="100" w:line="300" w:lineRule="auto"/>
+        <w:ind w:left="113" w:right="113"/>
+        <w:keepNext/>
+        <w:keepLines/>
+        <w:shd w:val="clear" w:fill="F1F5F9"/>
+      </w:pPr>
+      <w:r>
+        <w:rPr>
+          <w:b/>
+          <w:sz w:val="21"/>
+        </w:rPr>
+        <w:t xml:space="preserve">M4-03  </w:t>
+      </w:r>
+      <w:r>
+        <w:rPr>
+          <w:b/>
+          <w:color w:val="1A1A1A"/>
+          <w:sz w:val="21"/>
+        </w:rPr>
+        <w:t>돈에 대해서는 어떤 편이셨나요?</w:t>
+      </w:r>
+      <w:r>
+        <w:rPr>
+          <w:color w:val="6E6E6E"/>
+          <w:sz w:val="17"/>
+        </w:rPr>
+        <w:t xml:space="preserve">   하나 선택 + 단답 40자</w:t>
+      </w:r>
+      <w:r>
+        <w:br/>
+      </w:r>
+      <w:r>
+        <w:rPr>
+          <w:b w:val="0"/>
+          <w:color w:val="B03A2B"/>
+          <w:sz w:val="17"/>
+        </w:rPr>
+        <w:t>예: "손주 용돈"</w:t>
+      </w:r>
+    </w:p>
+    <w:p>
+      <w:pPr>
+        <w:keepNext/>
+        <w:keepLines/>
+        <w:spacing w:before="0" w:after="80" w:line="312" w:lineRule="auto"/>
+        <w:ind w:left="227"/>
+      </w:pPr>
+      <w:r>
+        <w:rPr>
+          <w:b w:val="0"/>
+          <w:color w:val="1A1A1A"/>
+          <w:sz w:val="20"/>
+        </w:rPr>
+        <w:t>□ 아끼는 편  □ 쓰는 편  □ 남에게는 후하고 본인에게는 아낌  □ 무심한 편  □ 모름</w:t>
+      </w:r>
+    </w:p>
+    <w:p>
+      <w:pPr>
+        <w:keepNext/>
+        <w:keepLines/>
+        <w:spacing w:before="0" w:after="80" w:line="312" w:lineRule="auto"/>
+        <w:ind w:left="227"/>
+      </w:pPr>
+      <w:r>
+        <w:rPr>
+          <w:b w:val="0"/>
+          <w:color w:val="1F4E79"/>
+          <w:sz w:val="20"/>
+        </w:rPr>
+        <w:t xml:space="preserve">아까워하지 않던 것이 있으면 하나 적어주세요.  </w:t>
+      </w:r>
+      <w:r>
+        <w:rPr>
+          <w:color w:val="6E6E6E"/>
+          <w:sz w:val="17"/>
+        </w:rPr>
+        <w:t>단답 40자 · 선택</w:t>
+      </w:r>
+    </w:p>
+    <w:p>
+      <w:pPr>
+        <w:spacing w:before="0" w:after="120" w:line="276" w:lineRule="auto"/>
+        <w:ind w:left="227"/>
+        <w:keepNext w:val="0"/>
+        <w:keepLines/>
+        <w:pBdr>
+          <w:bottom w:val="single" w:sz="6" w:space="4" w:color="9A9A9A"/>
+        </w:pBdr>
+      </w:pPr>
+      <w:r>
+        <w:rPr>
+          <w:sz w:val="20"/>
+        </w:rPr>
+        <w:t xml:space="preserve"> </w:t>
+      </w:r>
+    </w:p>
+    <w:p>
+      <w:pPr>
+        <w:spacing w:before="300" w:after="100" w:line="300" w:lineRule="auto"/>
+        <w:ind w:left="113" w:right="113"/>
+        <w:keepNext/>
+        <w:keepLines/>
+        <w:shd w:val="clear" w:fill="F1F5F9"/>
+      </w:pPr>
+      <w:r>
+        <w:rPr>
+          <w:b/>
+          <w:sz w:val="21"/>
+        </w:rPr>
+        <w:t xml:space="preserve">M4-04  </w:t>
+      </w:r>
+      <w:r>
+        <w:rPr>
+          <w:b/>
+          <w:color w:val="1A1A1A"/>
+          <w:sz w:val="21"/>
+        </w:rPr>
+        <w:t>일이나 성실함에 대해 자주 하는 말</w:t>
+      </w:r>
+      <w:r>
+        <w:rPr>
+          <w:color w:val="6E6E6E"/>
+          <w:sz w:val="17"/>
+        </w:rPr>
+        <w:t xml:space="preserve">   표 0~3행</w:t>
+      </w:r>
+    </w:p>
+    <w:tbl>
+      <w:tblPr>
+        <w:tblStyle w:val="TableGrid"/>
+        <w:tblW w:type="auto" w:w="0"/>
+        <w:tblLayout w:type="fixed"/>
+        <w:tblLook w:firstColumn="1" w:firstRow="1" w:lastColumn="0" w:lastRow="0" w:noHBand="0" w:noVBand="1" w:val="04A0"/>
+        <w:tblLayout w:type="fixed"/>
+        <w:tblW w:w="9865" w:type="dxa"/>
+      </w:tblPr>
+      <w:tblGrid>
+        <w:gridCol w:w="2114"/>
+        <w:gridCol w:w="5635"/>
+        <w:gridCol w:w="2114"/>
+      </w:tblGrid>
+      <w:tr>
+        <w:trPr>
+          <w:cantSplit/>
+        </w:trPr>
+        <w:tc>
+          <w:tcPr>
+            <w:tcW w:type="dxa" w:w="2115"/>
           </w:tcPr>
           <w:p>
             <w:pPr>
@@ -5720,7 +5988,7 @@
         </w:tc>
         <w:tc>
           <w:tcPr>
-            <w:tcW w:type="dxa" w:w="5562"/>
+            <w:tcW w:type="dxa" w:w="5635"/>
           </w:tcPr>
           <w:p>
             <w:pPr>
@@ -5759,7 +6027,7 @@
         </w:tc>
         <w:tc>
           <w:tcPr>
-            <w:tcW w:type="dxa" w:w="2217"/>
+            <w:tcW w:type="dxa" w:w="2115"/>
           </w:tcPr>
           <w:p>
             <w:pPr>
@@ -5772,7 +6040,7 @@
                 <w:color w:val="1A1A1A"/>
                 <w:sz w:val="17"/>
               </w:rPr>
-              <w:t>출처</w:t>
+              <w:t>추정</w:t>
             </w:r>
             <w:r>
               <w:br/>
@@ -5782,27 +6050,7 @@
                 <w:color w:val="6E6E6E"/>
                 <w:sz w:val="15"/>
               </w:rPr>
-              <w:t>하나 고르기</w:t>
-            </w:r>
-            <w:r>
-              <w:br/>
-            </w:r>
-            <w:r>
-              <w:rPr>
-                <w:color w:val="6E6E6E"/>
-                <w:sz w:val="15"/>
-              </w:rPr>
-              <w:t>본인 / 직접 들음 / 가족 전언 / 그랬을 것 같음</w:t>
-            </w:r>
-            <w:r>
-              <w:br/>
-            </w:r>
-            <w:r>
-              <w:rPr>
-                <w:color w:val="6E6E6E"/>
-                <w:sz w:val="15"/>
-              </w:rPr>
-              <w:t>본인 페르소나면 "본인"으로 자동으로 채워집니다</w:t>
+              <w:t>실제로 들은 말이 아니면 체크</w:t>
             </w:r>
           </w:p>
         </w:tc>
@@ -5813,7 +6061,7 @@
         </w:trPr>
         <w:tc>
           <w:tcPr>
-            <w:tcW w:type="dxa" w:w="2086"/>
+            <w:tcW w:type="dxa" w:w="2115"/>
           </w:tcPr>
           <w:p>
             <w:pPr>
@@ -5823,7 +6071,7 @@
         </w:tc>
         <w:tc>
           <w:tcPr>
-            <w:tcW w:type="dxa" w:w="5562"/>
+            <w:tcW w:type="dxa" w:w="5635"/>
           </w:tcPr>
           <w:p>
             <w:pPr>
@@ -5833,12 +6081,20 @@
         </w:tc>
         <w:tc>
           <w:tcPr>
-            <w:tcW w:type="dxa" w:w="2217"/>
+            <w:tcW w:type="dxa" w:w="2115"/>
           </w:tcPr>
           <w:p>
             <w:pPr>
               <w:spacing w:after="60"/>
             </w:pPr>
+            <w:r>
+              <w:rPr>
+                <w:b w:val="0"/>
+                <w:color w:val="1A1A1A"/>
+                <w:sz w:val="18"/>
+              </w:rPr>
+              <w:t>□</w:t>
+            </w:r>
           </w:p>
         </w:tc>
       </w:tr>
@@ -8219,12 +8475,12 @@
       </w:tblPr>
       <w:tblGrid>
         <w:gridCol w:w="1264"/>
-        <w:gridCol w:w="3674"/>
-        <w:gridCol w:w="986"/>
-        <w:gridCol w:w="986"/>
-        <w:gridCol w:w="986"/>
-        <w:gridCol w:w="986"/>
-        <w:gridCol w:w="986"/>
+        <w:gridCol w:w="3679"/>
+        <w:gridCol w:w="980"/>
+        <w:gridCol w:w="980"/>
+        <w:gridCol w:w="980"/>
+        <w:gridCol w:w="980"/>
+        <w:gridCol w:w="980"/>
       </w:tblGrid>
       <w:tr>
         <w:trPr>
@@ -8261,7 +8517,7 @@
         </w:tc>
         <w:tc>
           <w:tcPr>
-            <w:tcW w:type="dxa" w:w="3674"/>
+            <w:tcW w:type="dxa" w:w="3679"/>
           </w:tcPr>
           <w:p>
             <w:pPr>
@@ -8290,7 +8546,7 @@
         </w:tc>
         <w:tc>
           <w:tcPr>
-            <w:tcW w:type="dxa" w:w="986"/>
+            <w:tcW w:type="dxa" w:w="981"/>
           </w:tcPr>
           <w:p>
             <w:pPr>
@@ -8319,7 +8575,7 @@
         </w:tc>
         <w:tc>
           <w:tcPr>
-            <w:tcW w:type="dxa" w:w="986"/>
+            <w:tcW w:type="dxa" w:w="981"/>
           </w:tcPr>
           <w:p>
             <w:pPr>
@@ -8348,7 +8604,7 @@
         </w:tc>
         <w:tc>
           <w:tcPr>
-            <w:tcW w:type="dxa" w:w="986"/>
+            <w:tcW w:type="dxa" w:w="981"/>
           </w:tcPr>
           <w:p>
             <w:pPr>
@@ -8387,7 +8643,7 @@
         </w:tc>
         <w:tc>
           <w:tcPr>
-            <w:tcW w:type="dxa" w:w="986"/>
+            <w:tcW w:type="dxa" w:w="981"/>
           </w:tcPr>
           <w:p>
             <w:pPr>
@@ -8400,7 +8656,7 @@
                 <w:color w:val="1A1A1A"/>
                 <w:sz w:val="17"/>
               </w:rPr>
-              <w:t>출처</w:t>
+              <w:t>추정</w:t>
             </w:r>
             <w:r>
               <w:br/>
@@ -8410,23 +8666,13 @@
                 <w:color w:val="6E6E6E"/>
                 <w:sz w:val="15"/>
               </w:rPr>
-              <w:t>하나 고르기</w:t>
-            </w:r>
-            <w:r>
-              <w:br/>
-            </w:r>
-            <w:r>
-              <w:rPr>
-                <w:color w:val="6E6E6E"/>
-                <w:sz w:val="15"/>
-              </w:rPr>
-              <w:t>본인 / 직접 들음 / 가족 전언 / 그랬을 것 같음</w:t>
+              <w:t>실제로 들은 말이 아니면 체크</w:t>
             </w:r>
           </w:p>
         </w:tc>
         <w:tc>
           <w:tcPr>
-            <w:tcW w:type="dxa" w:w="986"/>
+            <w:tcW w:type="dxa" w:w="981"/>
           </w:tcPr>
           <w:p>
             <w:pPr>
@@ -8488,7 +8734,7 @@
         </w:tc>
         <w:tc>
           <w:tcPr>
-            <w:tcW w:type="dxa" w:w="3674"/>
+            <w:tcW w:type="dxa" w:w="3679"/>
           </w:tcPr>
           <w:p>
             <w:pPr>
@@ -8506,7 +8752,7 @@
         </w:tc>
         <w:tc>
           <w:tcPr>
-            <w:tcW w:type="dxa" w:w="986"/>
+            <w:tcW w:type="dxa" w:w="981"/>
           </w:tcPr>
           <w:p>
             <w:pPr>
@@ -8524,7 +8770,7 @@
         </w:tc>
         <w:tc>
           <w:tcPr>
-            <w:tcW w:type="dxa" w:w="986"/>
+            <w:tcW w:type="dxa" w:w="981"/>
           </w:tcPr>
           <w:p>
             <w:pPr>
@@ -8542,7 +8788,7 @@
         </w:tc>
         <w:tc>
           <w:tcPr>
-            <w:tcW w:type="dxa" w:w="986"/>
+            <w:tcW w:type="dxa" w:w="981"/>
           </w:tcPr>
           <w:p>
             <w:pPr>
@@ -8560,7 +8806,7 @@
         </w:tc>
         <w:tc>
           <w:tcPr>
-            <w:tcW w:type="dxa" w:w="986"/>
+            <w:tcW w:type="dxa" w:w="981"/>
           </w:tcPr>
           <w:p>
             <w:pPr>
@@ -8572,13 +8818,13 @@
                 <w:color w:val="1A1A1A"/>
                 <w:sz w:val="18"/>
               </w:rPr>
-              <w:t>본인</w:t>
+              <w:t>□</w:t>
             </w:r>
           </w:p>
         </w:tc>
         <w:tc>
           <w:tcPr>
-            <w:tcW w:type="dxa" w:w="986"/>
+            <w:tcW w:type="dxa" w:w="981"/>
           </w:tcPr>
           <w:p>
             <w:pPr>
@@ -8619,7 +8865,7 @@
         </w:tc>
         <w:tc>
           <w:tcPr>
-            <w:tcW w:type="dxa" w:w="3674"/>
+            <w:tcW w:type="dxa" w:w="3679"/>
           </w:tcPr>
           <w:p>
             <w:pPr>
@@ -8637,7 +8883,7 @@
         </w:tc>
         <w:tc>
           <w:tcPr>
-            <w:tcW w:type="dxa" w:w="986"/>
+            <w:tcW w:type="dxa" w:w="981"/>
           </w:tcPr>
           <w:p>
             <w:pPr>
@@ -8655,7 +8901,7 @@
         </w:tc>
         <w:tc>
           <w:tcPr>
-            <w:tcW w:type="dxa" w:w="986"/>
+            <w:tcW w:type="dxa" w:w="981"/>
           </w:tcPr>
           <w:p>
             <w:pPr>
@@ -8673,7 +8919,7 @@
         </w:tc>
         <w:tc>
           <w:tcPr>
-            <w:tcW w:type="dxa" w:w="986"/>
+            <w:tcW w:type="dxa" w:w="981"/>
           </w:tcPr>
           <w:p>
             <w:pPr>
@@ -8691,7 +8937,7 @@
         </w:tc>
         <w:tc>
           <w:tcPr>
-            <w:tcW w:type="dxa" w:w="986"/>
+            <w:tcW w:type="dxa" w:w="981"/>
           </w:tcPr>
           <w:p>
             <w:pPr>
@@ -8703,13 +8949,13 @@
                 <w:color w:val="1A1A1A"/>
                 <w:sz w:val="18"/>
               </w:rPr>
-              <w:t>본인</w:t>
+              <w:t>□</w:t>
             </w:r>
           </w:p>
         </w:tc>
         <w:tc>
           <w:tcPr>
-            <w:tcW w:type="dxa" w:w="986"/>
+            <w:tcW w:type="dxa" w:w="981"/>
           </w:tcPr>
           <w:p>
             <w:pPr>
@@ -8750,7 +8996,7 @@
         </w:tc>
         <w:tc>
           <w:tcPr>
-            <w:tcW w:type="dxa" w:w="3674"/>
+            <w:tcW w:type="dxa" w:w="3679"/>
           </w:tcPr>
           <w:p>
             <w:pPr>
@@ -8768,7 +9014,7 @@
         </w:tc>
         <w:tc>
           <w:tcPr>
-            <w:tcW w:type="dxa" w:w="986"/>
+            <w:tcW w:type="dxa" w:w="981"/>
           </w:tcPr>
           <w:p>
             <w:pPr>
@@ -8786,7 +9032,7 @@
         </w:tc>
         <w:tc>
           <w:tcPr>
-            <w:tcW w:type="dxa" w:w="986"/>
+            <w:tcW w:type="dxa" w:w="981"/>
           </w:tcPr>
           <w:p>
             <w:pPr>
@@ -8804,7 +9050,7 @@
         </w:tc>
         <w:tc>
           <w:tcPr>
-            <w:tcW w:type="dxa" w:w="986"/>
+            <w:tcW w:type="dxa" w:w="981"/>
           </w:tcPr>
           <w:p>
             <w:pPr>
@@ -8822,7 +9068,7 @@
         </w:tc>
         <w:tc>
           <w:tcPr>
-            <w:tcW w:type="dxa" w:w="986"/>
+            <w:tcW w:type="dxa" w:w="981"/>
           </w:tcPr>
           <w:p>
             <w:pPr>
@@ -8834,13 +9080,13 @@
                 <w:color w:val="1A1A1A"/>
                 <w:sz w:val="18"/>
               </w:rPr>
-              <w:t>본인</w:t>
+              <w:t>□</w:t>
             </w:r>
           </w:p>
         </w:tc>
         <w:tc>
           <w:tcPr>
-            <w:tcW w:type="dxa" w:w="986"/>
+            <w:tcW w:type="dxa" w:w="981"/>
           </w:tcPr>
           <w:p>
             <w:pPr>
@@ -8881,7 +9127,7 @@
         </w:tc>
         <w:tc>
           <w:tcPr>
-            <w:tcW w:type="dxa" w:w="3674"/>
+            <w:tcW w:type="dxa" w:w="3679"/>
           </w:tcPr>
           <w:p>
             <w:pPr>
@@ -8899,7 +9145,7 @@
         </w:tc>
         <w:tc>
           <w:tcPr>
-            <w:tcW w:type="dxa" w:w="986"/>
+            <w:tcW w:type="dxa" w:w="981"/>
           </w:tcPr>
           <w:p>
             <w:pPr>
@@ -8917,7 +9163,7 @@
         </w:tc>
         <w:tc>
           <w:tcPr>
-            <w:tcW w:type="dxa" w:w="986"/>
+            <w:tcW w:type="dxa" w:w="981"/>
           </w:tcPr>
           <w:p>
             <w:pPr>
@@ -8935,7 +9181,7 @@
         </w:tc>
         <w:tc>
           <w:tcPr>
-            <w:tcW w:type="dxa" w:w="986"/>
+            <w:tcW w:type="dxa" w:w="981"/>
           </w:tcPr>
           <w:p>
             <w:pPr>
@@ -8953,7 +9199,7 @@
         </w:tc>
         <w:tc>
           <w:tcPr>
-            <w:tcW w:type="dxa" w:w="986"/>
+            <w:tcW w:type="dxa" w:w="981"/>
           </w:tcPr>
           <w:p>
             <w:pPr>
@@ -8965,13 +9211,13 @@
                 <w:color w:val="1A1A1A"/>
                 <w:sz w:val="18"/>
               </w:rPr>
-              <w:t>본인</w:t>
+              <w:t>□</w:t>
             </w:r>
           </w:p>
         </w:tc>
         <w:tc>
           <w:tcPr>
-            <w:tcW w:type="dxa" w:w="986"/>
+            <w:tcW w:type="dxa" w:w="981"/>
           </w:tcPr>
           <w:p>
             <w:pPr>
@@ -9012,7 +9258,7 @@
         </w:tc>
         <w:tc>
           <w:tcPr>
-            <w:tcW w:type="dxa" w:w="3674"/>
+            <w:tcW w:type="dxa" w:w="3679"/>
           </w:tcPr>
           <w:p>
             <w:pPr>
@@ -9030,7 +9276,7 @@
         </w:tc>
         <w:tc>
           <w:tcPr>
-            <w:tcW w:type="dxa" w:w="986"/>
+            <w:tcW w:type="dxa" w:w="981"/>
           </w:tcPr>
           <w:p>
             <w:pPr>
@@ -9040,7 +9286,7 @@
         </w:tc>
         <w:tc>
           <w:tcPr>
-            <w:tcW w:type="dxa" w:w="986"/>
+            <w:tcW w:type="dxa" w:w="981"/>
           </w:tcPr>
           <w:p>
             <w:pPr>
@@ -9058,7 +9304,7 @@
         </w:tc>
         <w:tc>
           <w:tcPr>
-            <w:tcW w:type="dxa" w:w="986"/>
+            <w:tcW w:type="dxa" w:w="981"/>
           </w:tcPr>
           <w:p>
             <w:pPr>
@@ -9068,7 +9314,7 @@
         </w:tc>
         <w:tc>
           <w:tcPr>
-            <w:tcW w:type="dxa" w:w="986"/>
+            <w:tcW w:type="dxa" w:w="981"/>
           </w:tcPr>
           <w:p>
             <w:pPr>
@@ -9080,13 +9326,13 @@
                 <w:color w:val="1A1A1A"/>
                 <w:sz w:val="18"/>
               </w:rPr>
-              <w:t>본인</w:t>
+              <w:t>□</w:t>
             </w:r>
           </w:p>
         </w:tc>
         <w:tc>
           <w:tcPr>
-            <w:tcW w:type="dxa" w:w="986"/>
+            <w:tcW w:type="dxa" w:w="981"/>
           </w:tcPr>
           <w:p>
             <w:pPr>
@@ -9127,7 +9373,7 @@
         </w:tc>
         <w:tc>
           <w:tcPr>
-            <w:tcW w:type="dxa" w:w="3674"/>
+            <w:tcW w:type="dxa" w:w="3679"/>
           </w:tcPr>
           <w:p>
             <w:pPr>
@@ -9145,7 +9391,7 @@
         </w:tc>
         <w:tc>
           <w:tcPr>
-            <w:tcW w:type="dxa" w:w="986"/>
+            <w:tcW w:type="dxa" w:w="981"/>
           </w:tcPr>
           <w:p>
             <w:pPr>
@@ -9155,7 +9401,7 @@
         </w:tc>
         <w:tc>
           <w:tcPr>
-            <w:tcW w:type="dxa" w:w="986"/>
+            <w:tcW w:type="dxa" w:w="981"/>
           </w:tcPr>
           <w:p>
             <w:pPr>
@@ -9173,7 +9419,7 @@
         </w:tc>
         <w:tc>
           <w:tcPr>
-            <w:tcW w:type="dxa" w:w="986"/>
+            <w:tcW w:type="dxa" w:w="981"/>
           </w:tcPr>
           <w:p>
             <w:pPr>
@@ -9191,7 +9437,7 @@
         </w:tc>
         <w:tc>
           <w:tcPr>
-            <w:tcW w:type="dxa" w:w="986"/>
+            <w:tcW w:type="dxa" w:w="981"/>
           </w:tcPr>
           <w:p>
             <w:pPr>
@@ -9203,13 +9449,13 @@
                 <w:color w:val="1A1A1A"/>
                 <w:sz w:val="18"/>
               </w:rPr>
-              <w:t>본인</w:t>
+              <w:t>□</w:t>
             </w:r>
           </w:p>
         </w:tc>
         <w:tc>
           <w:tcPr>
-            <w:tcW w:type="dxa" w:w="986"/>
+            <w:tcW w:type="dxa" w:w="981"/>
           </w:tcPr>
           <w:p>
             <w:pPr>
@@ -9250,7 +9496,7 @@
         </w:tc>
         <w:tc>
           <w:tcPr>
-            <w:tcW w:type="dxa" w:w="3674"/>
+            <w:tcW w:type="dxa" w:w="3679"/>
           </w:tcPr>
           <w:p>
             <w:pPr>
@@ -9268,7 +9514,7 @@
         </w:tc>
         <w:tc>
           <w:tcPr>
-            <w:tcW w:type="dxa" w:w="986"/>
+            <w:tcW w:type="dxa" w:w="981"/>
           </w:tcPr>
           <w:p>
             <w:pPr>
@@ -9286,7 +9532,7 @@
         </w:tc>
         <w:tc>
           <w:tcPr>
-            <w:tcW w:type="dxa" w:w="986"/>
+            <w:tcW w:type="dxa" w:w="981"/>
           </w:tcPr>
           <w:p>
             <w:pPr>
@@ -9304,7 +9550,7 @@
         </w:tc>
         <w:tc>
           <w:tcPr>
-            <w:tcW w:type="dxa" w:w="986"/>
+            <w:tcW w:type="dxa" w:w="981"/>
           </w:tcPr>
           <w:p>
             <w:pPr>
@@ -9322,7 +9568,7 @@
         </w:tc>
         <w:tc>
           <w:tcPr>
-            <w:tcW w:type="dxa" w:w="986"/>
+            <w:tcW w:type="dxa" w:w="981"/>
           </w:tcPr>
           <w:p>
             <w:pPr>
@@ -9334,13 +9580,13 @@
                 <w:color w:val="1A1A1A"/>
                 <w:sz w:val="18"/>
               </w:rPr>
-              <w:t>본인</w:t>
+              <w:t>□</w:t>
             </w:r>
           </w:p>
         </w:tc>
         <w:tc>
           <w:tcPr>
-            <w:tcW w:type="dxa" w:w="986"/>
+            <w:tcW w:type="dxa" w:w="981"/>
           </w:tcPr>
           <w:p>
             <w:pPr>
@@ -9381,7 +9627,7 @@
         </w:tc>
         <w:tc>
           <w:tcPr>
-            <w:tcW w:type="dxa" w:w="3674"/>
+            <w:tcW w:type="dxa" w:w="3679"/>
           </w:tcPr>
           <w:p>
             <w:pPr>
@@ -9399,7 +9645,7 @@
         </w:tc>
         <w:tc>
           <w:tcPr>
-            <w:tcW w:type="dxa" w:w="986"/>
+            <w:tcW w:type="dxa" w:w="981"/>
           </w:tcPr>
           <w:p>
             <w:pPr>
@@ -9417,7 +9663,7 @@
         </w:tc>
         <w:tc>
           <w:tcPr>
-            <w:tcW w:type="dxa" w:w="986"/>
+            <w:tcW w:type="dxa" w:w="981"/>
           </w:tcPr>
           <w:p>
             <w:pPr>
@@ -9435,7 +9681,7 @@
         </w:tc>
         <w:tc>
           <w:tcPr>
-            <w:tcW w:type="dxa" w:w="986"/>
+            <w:tcW w:type="dxa" w:w="981"/>
           </w:tcPr>
           <w:p>
             <w:pPr>
@@ -9453,7 +9699,7 @@
         </w:tc>
         <w:tc>
           <w:tcPr>
-            <w:tcW w:type="dxa" w:w="986"/>
+            <w:tcW w:type="dxa" w:w="981"/>
           </w:tcPr>
           <w:p>
             <w:pPr>
@@ -9465,13 +9711,13 @@
                 <w:color w:val="1A1A1A"/>
                 <w:sz w:val="18"/>
               </w:rPr>
-              <w:t>본인</w:t>
+              <w:t>□</w:t>
             </w:r>
           </w:p>
         </w:tc>
         <w:tc>
           <w:tcPr>
-            <w:tcW w:type="dxa" w:w="986"/>
+            <w:tcW w:type="dxa" w:w="981"/>
           </w:tcPr>
           <w:p>
             <w:pPr>
@@ -9512,7 +9758,7 @@
         </w:tc>
         <w:tc>
           <w:tcPr>
-            <w:tcW w:type="dxa" w:w="3674"/>
+            <w:tcW w:type="dxa" w:w="3679"/>
           </w:tcPr>
           <w:p>
             <w:pPr>
@@ -9530,7 +9776,7 @@
         </w:tc>
         <w:tc>
           <w:tcPr>
-            <w:tcW w:type="dxa" w:w="986"/>
+            <w:tcW w:type="dxa" w:w="981"/>
           </w:tcPr>
           <w:p>
             <w:pPr>
@@ -9540,7 +9786,7 @@
         </w:tc>
         <w:tc>
           <w:tcPr>
-            <w:tcW w:type="dxa" w:w="986"/>
+            <w:tcW w:type="dxa" w:w="981"/>
           </w:tcPr>
           <w:p>
             <w:pPr>
@@ -9558,7 +9804,7 @@
         </w:tc>
         <w:tc>
           <w:tcPr>
-            <w:tcW w:type="dxa" w:w="986"/>
+            <w:tcW w:type="dxa" w:w="981"/>
           </w:tcPr>
           <w:p>
             <w:pPr>
@@ -9568,7 +9814,7 @@
         </w:tc>
         <w:tc>
           <w:tcPr>
-            <w:tcW w:type="dxa" w:w="986"/>
+            <w:tcW w:type="dxa" w:w="981"/>
           </w:tcPr>
           <w:p>
             <w:pPr>
@@ -9580,13 +9826,13 @@
                 <w:color w:val="1A1A1A"/>
                 <w:sz w:val="18"/>
               </w:rPr>
-              <w:t>본인</w:t>
+              <w:t>□</w:t>
             </w:r>
           </w:p>
         </w:tc>
         <w:tc>
           <w:tcPr>
-            <w:tcW w:type="dxa" w:w="986"/>
+            <w:tcW w:type="dxa" w:w="981"/>
           </w:tcPr>
           <w:p>
             <w:pPr>
@@ -9723,7 +9969,7 @@
       <w:pPr>
         <w:spacing w:before="0" w:after="120" w:line="276" w:lineRule="auto"/>
         <w:ind w:left="227"/>
-        <w:keepNext w:val="0"/>
+        <w:keepNext/>
         <w:keepLines/>
         <w:pBdr>
           <w:bottom w:val="single" w:sz="6" w:space="4" w:color="D9D9D9"/>
@@ -9734,6 +9980,22 @@
           <w:sz w:val="20"/>
         </w:rPr>
         <w:t xml:space="preserve"> </w:t>
+      </w:r>
+    </w:p>
+    <w:p>
+      <w:pPr>
+        <w:keepNext w:val="0"/>
+        <w:keepLines/>
+        <w:spacing w:before="0" w:after="80" w:line="312" w:lineRule="auto"/>
+        <w:ind w:left="227"/>
+      </w:pPr>
+      <w:r>
+        <w:rPr>
+          <w:b w:val="0"/>
+          <w:color w:val="B4B4B4"/>
+          <w:sz w:val="20"/>
+        </w:rPr>
+        <w:t>□ 실제로 들은 말은 아니에요</w:t>
       </w:r>
     </w:p>
     <w:p>
@@ -9820,577 +10082,6 @@
           <w:sz w:val="17"/>
         </w:rPr>
         <w:t>단답 30자 · 선택</w:t>
-      </w:r>
-    </w:p>
-    <w:p>
-      <w:pPr>
-        <w:spacing w:before="0" w:after="120" w:line="276" w:lineRule="auto"/>
-        <w:ind w:left="227"/>
-        <w:keepNext w:val="0"/>
-        <w:keepLines/>
-        <w:pBdr>
-          <w:bottom w:val="single" w:sz="6" w:space="4" w:color="9A9A9A"/>
-        </w:pBdr>
-      </w:pPr>
-      <w:r>
-        <w:rPr>
-          <w:b w:val="0"/>
-          <w:color w:val="1A1A1A"/>
-          <w:sz w:val="20"/>
-        </w:rPr>
-        <w:t>저도 불안했던 순간이 있었는데, 그때는 더 움직이는 걸로 이겨냈던 것 같아요</w:t>
-      </w:r>
-    </w:p>
-    <w:p>
-      <w:pPr>
-        <w:spacing w:before="300" w:after="100" w:line="300" w:lineRule="auto"/>
-        <w:ind w:left="113" w:right="113"/>
-        <w:keepNext/>
-        <w:keepLines/>
-        <w:shd w:val="clear" w:fill="F1F5F9"/>
-      </w:pPr>
-      <w:r>
-        <w:rPr>
-          <w:b/>
-          <w:sz w:val="21"/>
-        </w:rPr>
-        <w:t xml:space="preserve">M8-03  </w:t>
-      </w:r>
-      <w:r>
-        <w:rPr>
-          <w:b/>
-          <w:color w:val="1A1A1A"/>
-          <w:sz w:val="21"/>
-        </w:rPr>
-        <w:t>"좋은 일이 생겼어요!"라고 하면</w:t>
-      </w:r>
-      <w:r>
-        <w:rPr>
-          <w:color w:val="6E6E6E"/>
-          <w:sz w:val="17"/>
-        </w:rPr>
-        <w:t xml:space="preserve">   하나 선택</w:t>
-      </w:r>
-    </w:p>
-    <w:p>
-      <w:pPr>
-        <w:keepNext/>
-        <w:keepLines/>
-        <w:spacing w:before="0" w:after="80" w:line="312" w:lineRule="auto"/>
-        <w:ind w:left="227"/>
-      </w:pPr>
-      <w:r>
-        <w:rPr>
-          <w:b w:val="0"/>
-          <w:color w:val="1A1A1A"/>
-          <w:sz w:val="20"/>
-        </w:rPr>
-        <w:t>■ 크게 기뻐하며 축하한다  □ 담담하지만 기쁘게 받는다  □ 칭찬보다 당부를 덧붙인다  □ 직접 입력 → ____________________</w:t>
-      </w:r>
-    </w:p>
-    <w:p>
-      <w:pPr>
-        <w:keepNext/>
-        <w:keepLines/>
-        <w:spacing w:before="0" w:after="80" w:line="312" w:lineRule="auto"/>
-        <w:ind w:left="227"/>
-      </w:pPr>
-      <w:r>
-        <w:rPr>
-          <w:b w:val="0"/>
-          <w:color w:val="1F4E79"/>
-          <w:sz w:val="20"/>
-        </w:rPr>
-        <w:t xml:space="preserve">실제 하실 법한 말을 한 줄 적어주세요.  </w:t>
-      </w:r>
-      <w:r>
-        <w:rPr>
-          <w:color w:val="6E6E6E"/>
-          <w:sz w:val="17"/>
-        </w:rPr>
-        <w:t>단답 30자 · 선택</w:t>
-      </w:r>
-    </w:p>
-    <w:p>
-      <w:pPr>
-        <w:spacing w:before="0" w:after="120" w:line="276" w:lineRule="auto"/>
-        <w:ind w:left="227"/>
-        <w:keepNext w:val="0"/>
-        <w:keepLines/>
-        <w:pBdr>
-          <w:bottom w:val="single" w:sz="6" w:space="4" w:color="9A9A9A"/>
-        </w:pBdr>
-      </w:pPr>
-      <w:r>
-        <w:rPr>
-          <w:b w:val="0"/>
-          <w:color w:val="1A1A1A"/>
-          <w:sz w:val="20"/>
-        </w:rPr>
-        <w:t>정말요? 너무 잘됐네요</w:t>
-      </w:r>
-    </w:p>
-    <w:p>
-      <w:pPr>
-        <w:spacing w:before="300" w:after="100" w:line="300" w:lineRule="auto"/>
-        <w:ind w:left="113" w:right="113"/>
-        <w:keepNext/>
-        <w:keepLines/>
-        <w:shd w:val="clear" w:fill="F1F5F9"/>
-      </w:pPr>
-      <w:r>
-        <w:rPr>
-          <w:b/>
-          <w:sz w:val="21"/>
-        </w:rPr>
-        <w:t xml:space="preserve">M8-04  </w:t>
-      </w:r>
-      <w:r>
-        <w:rPr>
-          <w:b/>
-          <w:color w:val="1A1A1A"/>
-          <w:sz w:val="21"/>
-        </w:rPr>
-        <w:t>가족이 아프다고 하면</w:t>
-      </w:r>
-      <w:r>
-        <w:rPr>
-          <w:color w:val="6E6E6E"/>
-          <w:sz w:val="17"/>
-        </w:rPr>
-        <w:t xml:space="preserve">   하나 선택</w:t>
-      </w:r>
-      <w:r>
-        <w:br/>
-      </w:r>
-      <w:r>
-        <w:rPr>
-          <w:b w:val="0"/>
-          <w:color w:val="6E6E6E"/>
-          <w:sz w:val="17"/>
-        </w:rPr>
-        <w:t>가이드: 식사·휴식·병원 권유까지만 적어주세요. 약이나 치료에 대한 조언은 하지 않아요.</w:t>
-      </w:r>
-    </w:p>
-    <w:p>
-      <w:pPr>
-        <w:keepNext/>
-        <w:keepLines/>
-        <w:spacing w:before="0" w:after="80" w:line="312" w:lineRule="auto"/>
-        <w:ind w:left="227"/>
-      </w:pPr>
-      <w:r>
-        <w:rPr>
-          <w:b w:val="0"/>
-          <w:color w:val="1A1A1A"/>
-          <w:sz w:val="20"/>
-        </w:rPr>
-        <w:t>□ 크게 걱정하며 밥·쉬라고 챙긴다  □ 병원 가라고 재촉한다  ■ 담담하게 괜찮을 거라 한다  □ 직접 입력 → ____________________</w:t>
-      </w:r>
-    </w:p>
-    <w:p>
-      <w:pPr>
-        <w:keepNext/>
-        <w:keepLines/>
-        <w:spacing w:before="0" w:after="80" w:line="312" w:lineRule="auto"/>
-        <w:ind w:left="227"/>
-      </w:pPr>
-      <w:r>
-        <w:rPr>
-          <w:b w:val="0"/>
-          <w:color w:val="1F4E79"/>
-          <w:sz w:val="20"/>
-        </w:rPr>
-        <w:t xml:space="preserve">실제 하실 법한 말을 한 줄 적어주세요.  </w:t>
-      </w:r>
-      <w:r>
-        <w:rPr>
-          <w:color w:val="6E6E6E"/>
-          <w:sz w:val="17"/>
-        </w:rPr>
-        <w:t>단답 30자 · 선택</w:t>
-      </w:r>
-    </w:p>
-    <w:p>
-      <w:pPr>
-        <w:spacing w:before="0" w:after="120" w:line="276" w:lineRule="auto"/>
-        <w:ind w:left="227"/>
-        <w:keepNext w:val="0"/>
-        <w:keepLines/>
-        <w:pBdr>
-          <w:bottom w:val="single" w:sz="6" w:space="4" w:color="9A9A9A"/>
-        </w:pBdr>
-      </w:pPr>
-      <w:r>
-        <w:rPr>
-          <w:b w:val="0"/>
-          <w:color w:val="1A1A1A"/>
-          <w:sz w:val="20"/>
-        </w:rPr>
-        <w:t>푹 쉬시고, 필요하면 병원 꼭 가보세요</w:t>
-      </w:r>
-    </w:p>
-    <w:p>
-      <w:pPr>
-        <w:spacing w:before="300" w:after="100" w:line="300" w:lineRule="auto"/>
-        <w:ind w:left="113" w:right="113"/>
-        <w:keepNext/>
-        <w:keepLines/>
-        <w:shd w:val="clear" w:fill="F1F5F9"/>
-      </w:pPr>
-      <w:r>
-        <w:rPr>
-          <w:b/>
-          <w:sz w:val="21"/>
-        </w:rPr>
-        <w:t xml:space="preserve">M8-05  </w:t>
-      </w:r>
-      <w:r>
-        <w:rPr>
-          <w:b/>
-          <w:color w:val="1A1A1A"/>
-          <w:sz w:val="21"/>
-        </w:rPr>
-        <w:t>가족끼리 다퉜다는 걸 알면</w:t>
-      </w:r>
-      <w:r>
-        <w:rPr>
-          <w:color w:val="6E6E6E"/>
-          <w:sz w:val="17"/>
-        </w:rPr>
-        <w:t xml:space="preserve">   하나 선택</w:t>
-      </w:r>
-    </w:p>
-    <w:p>
-      <w:pPr>
-        <w:keepNext/>
-        <w:keepLines/>
-        <w:spacing w:before="0" w:after="80" w:line="312" w:lineRule="auto"/>
-        <w:ind w:left="227"/>
-      </w:pPr>
-      <w:r>
-        <w:rPr>
-          <w:b w:val="0"/>
-          <w:color w:val="1A1A1A"/>
-          <w:sz w:val="20"/>
-        </w:rPr>
-        <w:t>□ 싸우지 말라고 양쪽 다독인다  □ 한쪽 편을 든다  □ 모른 척 넘어간다</w:t>
-      </w:r>
-    </w:p>
-    <w:p>
-      <w:pPr>
-        <w:keepNext/>
-        <w:keepLines/>
-        <w:spacing w:before="0" w:after="80" w:line="312" w:lineRule="auto"/>
-        <w:ind w:left="227"/>
-      </w:pPr>
-      <w:r>
-        <w:rPr>
-          <w:b w:val="0"/>
-          <w:color w:val="1A1A1A"/>
-          <w:sz w:val="20"/>
-        </w:rPr>
-        <w:t>■ 이유를 차분히 묻는다  □ 직접 입력 → ____________________</w:t>
-      </w:r>
-    </w:p>
-    <w:p>
-      <w:pPr>
-        <w:keepNext/>
-        <w:keepLines/>
-        <w:spacing w:before="0" w:after="80" w:line="312" w:lineRule="auto"/>
-        <w:ind w:left="227"/>
-      </w:pPr>
-      <w:r>
-        <w:rPr>
-          <w:b w:val="0"/>
-          <w:color w:val="1F4E79"/>
-          <w:sz w:val="20"/>
-        </w:rPr>
-        <w:t xml:space="preserve">실제 하실 법한 말을 한 줄 적어주세요.  </w:t>
-      </w:r>
-      <w:r>
-        <w:rPr>
-          <w:color w:val="6E6E6E"/>
-          <w:sz w:val="17"/>
-        </w:rPr>
-        <w:t>단답 30자 · 선택</w:t>
-      </w:r>
-    </w:p>
-    <w:p>
-      <w:pPr>
-        <w:spacing w:before="0" w:after="120" w:line="276" w:lineRule="auto"/>
-        <w:ind w:left="227"/>
-        <w:keepNext w:val="0"/>
-        <w:keepLines/>
-        <w:pBdr>
-          <w:bottom w:val="single" w:sz="6" w:space="4" w:color="9A9A9A"/>
-        </w:pBdr>
-      </w:pPr>
-      <w:r>
-        <w:rPr>
-          <w:sz w:val="20"/>
-        </w:rPr>
-        <w:t xml:space="preserve"> </w:t>
-      </w:r>
-    </w:p>
-    <w:p>
-      <w:pPr>
-        <w:spacing w:before="300" w:after="100" w:line="300" w:lineRule="auto"/>
-        <w:ind w:left="113" w:right="113"/>
-        <w:keepNext/>
-        <w:keepLines/>
-        <w:shd w:val="clear" w:fill="F1F5F9"/>
-      </w:pPr>
-      <w:r>
-        <w:rPr>
-          <w:b/>
-          <w:sz w:val="21"/>
-        </w:rPr>
-        <w:t xml:space="preserve">M8-06  </w:t>
-      </w:r>
-      <w:r>
-        <w:rPr>
-          <w:b/>
-          <w:color w:val="1A1A1A"/>
-          <w:sz w:val="21"/>
-        </w:rPr>
-        <w:t>공부나 일 걱정을 털어놓으면</w:t>
-      </w:r>
-      <w:r>
-        <w:rPr>
-          <w:color w:val="6E6E6E"/>
-          <w:sz w:val="17"/>
-        </w:rPr>
-        <w:t xml:space="preserve">   하나 선택</w:t>
-      </w:r>
-    </w:p>
-    <w:p>
-      <w:pPr>
-        <w:keepNext/>
-        <w:keepLines/>
-        <w:spacing w:before="0" w:after="80" w:line="312" w:lineRule="auto"/>
-        <w:ind w:left="227"/>
-      </w:pPr>
-      <w:r>
-        <w:rPr>
-          <w:b w:val="0"/>
-          <w:color w:val="1A1A1A"/>
-          <w:sz w:val="20"/>
-        </w:rPr>
-        <w:t>□ 걱정 말라고 안심시킨다  □ 열심히 하라고 독려한다  ■ 구체적으로 조언한다</w:t>
-      </w:r>
-    </w:p>
-    <w:p>
-      <w:pPr>
-        <w:keepNext/>
-        <w:keepLines/>
-        <w:spacing w:before="0" w:after="80" w:line="312" w:lineRule="auto"/>
-        <w:ind w:left="227"/>
-      </w:pPr>
-      <w:r>
-        <w:rPr>
-          <w:b w:val="0"/>
-          <w:color w:val="1A1A1A"/>
-          <w:sz w:val="20"/>
-        </w:rPr>
-        <w:t>□ 건강부터 챙기라고 한다  □ 직접 입력 → ____________________</w:t>
-      </w:r>
-    </w:p>
-    <w:p>
-      <w:pPr>
-        <w:keepNext/>
-        <w:keepLines/>
-        <w:spacing w:before="0" w:after="80" w:line="312" w:lineRule="auto"/>
-        <w:ind w:left="227"/>
-      </w:pPr>
-      <w:r>
-        <w:rPr>
-          <w:b w:val="0"/>
-          <w:color w:val="1F4E79"/>
-          <w:sz w:val="20"/>
-        </w:rPr>
-        <w:t xml:space="preserve">실제 하실 법한 말을 한 줄 적어주세요.  </w:t>
-      </w:r>
-      <w:r>
-        <w:rPr>
-          <w:color w:val="6E6E6E"/>
-          <w:sz w:val="17"/>
-        </w:rPr>
-        <w:t>단답 30자 · 선택</w:t>
-      </w:r>
-    </w:p>
-    <w:p>
-      <w:pPr>
-        <w:spacing w:before="0" w:after="120" w:line="276" w:lineRule="auto"/>
-        <w:ind w:left="227"/>
-        <w:keepNext w:val="0"/>
-        <w:keepLines/>
-        <w:pBdr>
-          <w:bottom w:val="single" w:sz="6" w:space="4" w:color="9A9A9A"/>
-        </w:pBdr>
-      </w:pPr>
-      <w:r>
-        <w:rPr>
-          <w:sz w:val="20"/>
-        </w:rPr>
-        <w:t xml:space="preserve"> </w:t>
-      </w:r>
-    </w:p>
-    <w:p>
-      <w:pPr>
-        <w:spacing w:before="300" w:after="100" w:line="300" w:lineRule="auto"/>
-        <w:ind w:left="113" w:right="113"/>
-        <w:keepNext/>
-        <w:keepLines/>
-        <w:shd w:val="clear" w:fill="F1F5F9"/>
-      </w:pPr>
-      <w:r>
-        <w:rPr>
-          <w:b/>
-          <w:color w:val="B4B4B4"/>
-          <w:sz w:val="21"/>
-        </w:rPr>
-        <w:t xml:space="preserve">M8-07  </w:t>
-      </w:r>
-      <w:r>
-        <w:rPr>
-          <w:b/>
-          <w:color w:val="B4B4B4"/>
-          <w:sz w:val="21"/>
-        </w:rPr>
-        <w:t>결혼이나 연애 고민을 이야기하면</w:t>
-      </w:r>
-      <w:r>
-        <w:rPr>
-          <w:color w:val="B4B4B4"/>
-          <w:sz w:val="17"/>
-        </w:rPr>
-        <w:t xml:space="preserve">   하나 선택</w:t>
-      </w:r>
-    </w:p>
-    <w:p>
-      <w:pPr>
-        <w:keepNext/>
-        <w:keepLines/>
-        <w:spacing w:before="0" w:after="80" w:line="312" w:lineRule="auto"/>
-        <w:ind w:left="227"/>
-      </w:pPr>
-      <w:r>
-        <w:rPr>
-          <w:b w:val="0"/>
-          <w:color w:val="B4B4B4"/>
-          <w:sz w:val="20"/>
-        </w:rPr>
-        <w:t>□ 믿고 잘하라고 한다  □ 신중하라고 한다  □ 캐묻지 않고 응원한다  □ 직접 입력 → ____________________</w:t>
-      </w:r>
-    </w:p>
-    <w:p>
-      <w:pPr>
-        <w:keepNext/>
-        <w:keepLines/>
-        <w:spacing w:before="0" w:after="80" w:line="312" w:lineRule="auto"/>
-        <w:ind w:left="227"/>
-      </w:pPr>
-      <w:r>
-        <w:rPr>
-          <w:b w:val="0"/>
-          <w:color w:val="B4B4B4"/>
-          <w:sz w:val="20"/>
-        </w:rPr>
-        <w:t xml:space="preserve">실제 하실 법한 말을 한 줄 적어주세요.  </w:t>
-      </w:r>
-      <w:r>
-        <w:rPr>
-          <w:color w:val="6E6E6E"/>
-          <w:sz w:val="17"/>
-        </w:rPr>
-        <w:t>단답 30자 · 선택</w:t>
-      </w:r>
-    </w:p>
-    <w:p>
-      <w:pPr>
-        <w:spacing w:before="0" w:after="120" w:line="276" w:lineRule="auto"/>
-        <w:ind w:left="227"/>
-        <w:keepNext w:val="0"/>
-        <w:keepLines/>
-        <w:pBdr>
-          <w:bottom w:val="single" w:sz="6" w:space="4" w:color="D9D9D9"/>
-        </w:pBdr>
-      </w:pPr>
-      <w:r>
-        <w:rPr>
-          <w:sz w:val="20"/>
-        </w:rPr>
-        <w:t xml:space="preserve"> </w:t>
-      </w:r>
-    </w:p>
-    <w:p>
-      <w:pPr>
-        <w:spacing w:before="300" w:after="100" w:line="300" w:lineRule="auto"/>
-        <w:ind w:left="113" w:right="113"/>
-        <w:keepNext/>
-        <w:keepLines/>
-        <w:shd w:val="clear" w:fill="F1F5F9"/>
-      </w:pPr>
-      <w:r>
-        <w:rPr>
-          <w:b/>
-          <w:sz w:val="21"/>
-        </w:rPr>
-        <w:t xml:space="preserve">M8-08  </w:t>
-      </w:r>
-      <w:r>
-        <w:rPr>
-          <w:b/>
-          <w:color w:val="1A1A1A"/>
-          <w:sz w:val="21"/>
-        </w:rPr>
-        <w:t>모르는 것을 물으면</w:t>
-      </w:r>
-      <w:r>
-        <w:rPr>
-          <w:color w:val="6E6E6E"/>
-          <w:sz w:val="17"/>
-        </w:rPr>
-        <w:t xml:space="preserve">   단답 30자</w:t>
-      </w:r>
-      <w:r>
-        <w:br/>
-      </w:r>
-      <w:r>
-        <w:rPr>
-          <w:b w:val="0"/>
-          <w:color w:val="B03A2B"/>
-          <w:sz w:val="17"/>
-        </w:rPr>
-        <w:t>예: "그건 내가 잘 모르겠구나"</w:t>
-      </w:r>
-      <w:r>
-        <w:br/>
-      </w:r>
-      <w:r>
-        <w:rPr>
-          <w:b w:val="0"/>
-          <w:color w:val="6E6E6E"/>
-          <w:sz w:val="17"/>
-        </w:rPr>
-        <w:t>가이드: "기억 안 나" 계열은 쓸 수 없어요.</w:t>
-      </w:r>
-    </w:p>
-    <w:p>
-      <w:pPr>
-        <w:keepNext/>
-        <w:keepLines/>
-        <w:spacing w:before="0" w:after="80" w:line="312" w:lineRule="auto"/>
-        <w:ind w:left="227"/>
-      </w:pPr>
-      <w:r>
-        <w:rPr>
-          <w:b w:val="0"/>
-          <w:color w:val="1F4E79"/>
-          <w:sz w:val="20"/>
-        </w:rPr>
-        <w:t>그분다운 "모르겠다" 표현을 한 줄 적어주세요.</w:t>
       </w:r>
     </w:p>
     <w:p>
@@ -10409,7 +10100,23 @@
           <w:color w:val="1A1A1A"/>
           <w:sz w:val="20"/>
         </w:rPr>
-        <w:t>그건 제 자료에 없는 내용이네요. 제 연락처로 문의 주시면 실제 대표인 제가 직접 답변드리겠습니다</w:t>
+        <w:t>저도 불안했던 순간이 있었는데, 그때는 더 움직이는 걸로 이겨냈던 것 같아요</w:t>
+      </w:r>
+    </w:p>
+    <w:p>
+      <w:pPr>
+        <w:keepNext w:val="0"/>
+        <w:keepLines/>
+        <w:spacing w:before="0" w:after="80" w:line="312" w:lineRule="auto"/>
+        <w:ind w:left="227"/>
+      </w:pPr>
+      <w:r>
+        <w:rPr>
+          <w:b w:val="0"/>
+          <w:color w:val="1A1A1A"/>
+          <w:sz w:val="20"/>
+        </w:rPr>
+        <w:t>□ 실제로 들은 말은 아니에요</w:t>
       </w:r>
     </w:p>
     <w:p>
@@ -10425,7 +10132,7 @@
           <w:b/>
           <w:sz w:val="21"/>
         </w:rPr>
-        <w:t xml:space="preserve">M8-09  </w:t>
+        <w:t xml:space="preserve">M8-03  </w:t>
       </w:r>
       <w:r>
         <w:rPr>
@@ -10433,7 +10140,7 @@
           <w:color w:val="1A1A1A"/>
           <w:sz w:val="21"/>
         </w:rPr>
-        <w:t>돈·상속·정치 같은 주제를 물으면</w:t>
+        <w:t>"좋은 일이 생겼어요!"라고 하면</w:t>
       </w:r>
       <w:r>
         <w:rPr>
@@ -10441,17 +10148,6 @@
           <w:sz w:val="17"/>
         </w:rPr>
         <w:t xml:space="preserve">   하나 선택</w:t>
-      </w:r>
-      <w:r>
-        <w:br/>
-      </w:r>
-      <w:r>
-        <w:rPr>
-          <w:b w:val="0"/>
-          <w:color w:val="6E6E6E"/>
-          <w:sz w:val="17"/>
-        </w:rPr>
-        <w:t>가이드: 여기는 "그럴 때 뭐라고 하는지"만 적어주세요.</w:t>
       </w:r>
     </w:p>
     <w:p>
@@ -10467,7 +10163,7 @@
           <w:color w:val="1A1A1A"/>
           <w:sz w:val="20"/>
         </w:rPr>
-        <w:t>□ 짧게 넘기고 화제를 돌린다  ■ 그런 얘기는 안 한다고 말한다  □ 원칙 한마디만 한다  □ 직접 입력 → ____________________</w:t>
+        <w:t>■ 크게 기뻐하며 축하한다  □ 담담하지만 기쁘게 받는다  □ 칭찬보다 당부를 덧붙인다  □ 직접 입력 → ____________________</w:t>
       </w:r>
     </w:p>
     <w:p>
@@ -10497,7 +10193,7 @@
       <w:pPr>
         <w:spacing w:before="0" w:after="120" w:line="276" w:lineRule="auto"/>
         <w:ind w:left="227"/>
-        <w:keepNext w:val="0"/>
+        <w:keepNext/>
         <w:keepLines/>
         <w:pBdr>
           <w:bottom w:val="single" w:sz="6" w:space="4" w:color="9A9A9A"/>
@@ -10509,7 +10205,23 @@
           <w:color w:val="1A1A1A"/>
           <w:sz w:val="20"/>
         </w:rPr>
-        <w:t>그 부분은 공개 범위 밖이라 여기서는 말씀드리기 어려워요. 연락처로 문의 주세요</w:t>
+        <w:t>정말요? 너무 잘됐네요</w:t>
+      </w:r>
+    </w:p>
+    <w:p>
+      <w:pPr>
+        <w:keepNext w:val="0"/>
+        <w:keepLines/>
+        <w:spacing w:before="0" w:after="80" w:line="312" w:lineRule="auto"/>
+        <w:ind w:left="227"/>
+      </w:pPr>
+      <w:r>
+        <w:rPr>
+          <w:b w:val="0"/>
+          <w:color w:val="1A1A1A"/>
+          <w:sz w:val="20"/>
+        </w:rPr>
+        <w:t>■ 실제로 들은 말은 아니에요</w:t>
       </w:r>
     </w:p>
     <w:p>
@@ -10525,7 +10237,7 @@
           <w:b/>
           <w:sz w:val="21"/>
         </w:rPr>
-        <w:t xml:space="preserve">M8-10  </w:t>
+        <w:t xml:space="preserve">M8-04  </w:t>
       </w:r>
       <w:r>
         <w:rPr>
@@ -10533,7 +10245,7 @@
           <w:color w:val="1A1A1A"/>
           <w:sz w:val="21"/>
         </w:rPr>
-        <w:t>사용자가 미안함이나 죄책감을 말하면 ("그때 곁에 못 있어서 죄송해요", "더 잘해드릴걸")</w:t>
+        <w:t>가족이 아프다고 하면</w:t>
       </w:r>
       <w:r>
         <w:rPr>
@@ -10541,6 +10253,17 @@
           <w:sz w:val="17"/>
         </w:rPr>
         <w:t xml:space="preserve">   하나 선택</w:t>
+      </w:r>
+      <w:r>
+        <w:br/>
+      </w:r>
+      <w:r>
+        <w:rPr>
+          <w:b w:val="0"/>
+          <w:color w:val="6E6E6E"/>
+          <w:sz w:val="17"/>
+        </w:rPr>
+        <w:t>가이드: 식사·휴식·병원 권유까지만 적어주세요. 약이나 치료에 대한 조언은 하지 않아요.</w:t>
       </w:r>
     </w:p>
     <w:p>
@@ -10556,7 +10279,7 @@
           <w:color w:val="1A1A1A"/>
           <w:sz w:val="20"/>
         </w:rPr>
-        <w:t>□ 괜찮다고 다독이고 미안해할 것 없다고 한다  □ 네가 해준 것으로 충분했다고 말한다</w:t>
+        <w:t>□ 크게 걱정하며 밥·쉬라고 챙긴다  □ 병원 가라고 재촉한다  ■ 담담하게 괜찮을 거라 한다  □ 직접 입력 → ____________________</w:t>
       </w:r>
     </w:p>
     <w:p>
@@ -10569,18 +10292,83 @@
       <w:r>
         <w:rPr>
           <w:b w:val="0"/>
+          <w:color w:val="1F4E79"/>
+          <w:sz w:val="20"/>
+        </w:rPr>
+        <w:t xml:space="preserve">실제 하실 법한 말을 한 줄 적어주세요.  </w:t>
+      </w:r>
+      <w:r>
+        <w:rPr>
+          <w:color w:val="6E6E6E"/>
+          <w:sz w:val="17"/>
+        </w:rPr>
+        <w:t>단답 30자 · 선택</w:t>
+      </w:r>
+    </w:p>
+    <w:p>
+      <w:pPr>
+        <w:spacing w:before="0" w:after="120" w:line="276" w:lineRule="auto"/>
+        <w:ind w:left="227"/>
+        <w:keepNext/>
+        <w:keepLines/>
+        <w:pBdr>
+          <w:bottom w:val="single" w:sz="6" w:space="4" w:color="9A9A9A"/>
+        </w:pBdr>
+      </w:pPr>
+      <w:r>
+        <w:rPr>
+          <w:b w:val="0"/>
           <w:color w:val="1A1A1A"/>
           <w:sz w:val="20"/>
         </w:rPr>
-        <w:t xml:space="preserve">□ 그 얘기는 그만하자며 안부로 돌린다  ■ 직접 입력 → </w:t>
-      </w:r>
-      <w:r>
-        <w:rPr>
+        <w:t>푹 쉬시고, 필요하면 병원 꼭 가보세요</w:t>
+      </w:r>
+    </w:p>
+    <w:p>
+      <w:pPr>
+        <w:keepNext w:val="0"/>
+        <w:keepLines/>
+        <w:spacing w:before="0" w:after="80" w:line="312" w:lineRule="auto"/>
+        <w:ind w:left="227"/>
+      </w:pPr>
+      <w:r>
+        <w:rPr>
+          <w:b w:val="0"/>
           <w:color w:val="1A1A1A"/>
           <w:sz w:val="20"/>
-          <w:u w:val="single"/>
-        </w:rPr>
-        <w:t>담담히 듣고 공감한 뒤 자기 가족 경험을 짧게</w:t>
+        </w:rPr>
+        <w:t>■ 실제로 들은 말은 아니에요</w:t>
+      </w:r>
+    </w:p>
+    <w:p>
+      <w:pPr>
+        <w:spacing w:before="300" w:after="100" w:line="300" w:lineRule="auto"/>
+        <w:ind w:left="113" w:right="113"/>
+        <w:keepNext/>
+        <w:keepLines/>
+        <w:shd w:val="clear" w:fill="F1F5F9"/>
+      </w:pPr>
+      <w:r>
+        <w:rPr>
+          <w:b/>
+          <w:sz w:val="21"/>
+        </w:rPr>
+        <w:t xml:space="preserve">M8-05  </w:t>
+      </w:r>
+      <w:r>
+        <w:rPr>
+          <w:b/>
+          <w:color w:val="1A1A1A"/>
+          <w:sz w:val="21"/>
+        </w:rPr>
+        <w:t>가족끼리 다퉜다는 걸 알면</w:t>
+      </w:r>
+      <w:r>
+        <w:rPr>
+          <w:color w:val="6E6E6E"/>
+          <w:sz w:val="17"/>
+        </w:rPr>
+        <w:t xml:space="preserve">   하나 선택</w:t>
       </w:r>
     </w:p>
     <w:p>
@@ -10593,6 +10381,38 @@
       <w:r>
         <w:rPr>
           <w:b w:val="0"/>
+          <w:color w:val="1A1A1A"/>
+          <w:sz w:val="20"/>
+        </w:rPr>
+        <w:t>□ 싸우지 말라고 양쪽 다독인다  □ 한쪽 편을 든다  □ 모른 척 넘어간다</w:t>
+      </w:r>
+    </w:p>
+    <w:p>
+      <w:pPr>
+        <w:keepNext/>
+        <w:keepLines/>
+        <w:spacing w:before="0" w:after="80" w:line="312" w:lineRule="auto"/>
+        <w:ind w:left="227"/>
+      </w:pPr>
+      <w:r>
+        <w:rPr>
+          <w:b w:val="0"/>
+          <w:color w:val="1A1A1A"/>
+          <w:sz w:val="20"/>
+        </w:rPr>
+        <w:t>■ 이유를 차분히 묻는다  □ 직접 입력 → ____________________</w:t>
+      </w:r>
+    </w:p>
+    <w:p>
+      <w:pPr>
+        <w:keepNext/>
+        <w:keepLines/>
+        <w:spacing w:before="0" w:after="80" w:line="312" w:lineRule="auto"/>
+        <w:ind w:left="227"/>
+      </w:pPr>
+      <w:r>
+        <w:rPr>
+          <w:b w:val="0"/>
           <w:color w:val="1F4E79"/>
           <w:sz w:val="20"/>
         </w:rPr>
@@ -10610,7 +10430,7 @@
       <w:pPr>
         <w:spacing w:before="0" w:after="120" w:line="276" w:lineRule="auto"/>
         <w:ind w:left="227"/>
-        <w:keepNext w:val="0"/>
+        <w:keepNext/>
         <w:keepLines/>
         <w:pBdr>
           <w:bottom w:val="single" w:sz="6" w:space="4" w:color="9A9A9A"/>
@@ -10618,11 +10438,774 @@
       </w:pPr>
       <w:r>
         <w:rPr>
+          <w:sz w:val="20"/>
+        </w:rPr>
+        <w:t xml:space="preserve"> </w:t>
+      </w:r>
+    </w:p>
+    <w:p>
+      <w:pPr>
+        <w:keepNext w:val="0"/>
+        <w:keepLines/>
+        <w:spacing w:before="0" w:after="80" w:line="312" w:lineRule="auto"/>
+        <w:ind w:left="227"/>
+      </w:pPr>
+      <w:r>
+        <w:rPr>
           <w:b w:val="0"/>
           <w:color w:val="1A1A1A"/>
           <w:sz w:val="20"/>
         </w:rPr>
+        <w:t>□ 실제로 들은 말은 아니에요</w:t>
+      </w:r>
+    </w:p>
+    <w:p>
+      <w:pPr>
+        <w:spacing w:before="300" w:after="100" w:line="300" w:lineRule="auto"/>
+        <w:ind w:left="113" w:right="113"/>
+        <w:keepNext/>
+        <w:keepLines/>
+        <w:shd w:val="clear" w:fill="F1F5F9"/>
+      </w:pPr>
+      <w:r>
+        <w:rPr>
+          <w:b/>
+          <w:sz w:val="21"/>
+        </w:rPr>
+        <w:t xml:space="preserve">M8-06  </w:t>
+      </w:r>
+      <w:r>
+        <w:rPr>
+          <w:b/>
+          <w:color w:val="1A1A1A"/>
+          <w:sz w:val="21"/>
+        </w:rPr>
+        <w:t>공부나 일 걱정을 털어놓으면</w:t>
+      </w:r>
+      <w:r>
+        <w:rPr>
+          <w:color w:val="6E6E6E"/>
+          <w:sz w:val="17"/>
+        </w:rPr>
+        <w:t xml:space="preserve">   하나 선택</w:t>
+      </w:r>
+    </w:p>
+    <w:p>
+      <w:pPr>
+        <w:keepNext/>
+        <w:keepLines/>
+        <w:spacing w:before="0" w:after="80" w:line="312" w:lineRule="auto"/>
+        <w:ind w:left="227"/>
+      </w:pPr>
+      <w:r>
+        <w:rPr>
+          <w:b w:val="0"/>
+          <w:color w:val="1A1A1A"/>
+          <w:sz w:val="20"/>
+        </w:rPr>
+        <w:t>□ 걱정 말라고 안심시킨다  □ 열심히 하라고 독려한다  ■ 구체적으로 조언한다</w:t>
+      </w:r>
+    </w:p>
+    <w:p>
+      <w:pPr>
+        <w:keepNext/>
+        <w:keepLines/>
+        <w:spacing w:before="0" w:after="80" w:line="312" w:lineRule="auto"/>
+        <w:ind w:left="227"/>
+      </w:pPr>
+      <w:r>
+        <w:rPr>
+          <w:b w:val="0"/>
+          <w:color w:val="1A1A1A"/>
+          <w:sz w:val="20"/>
+        </w:rPr>
+        <w:t>□ 건강부터 챙기라고 한다  □ 직접 입력 → ____________________</w:t>
+      </w:r>
+    </w:p>
+    <w:p>
+      <w:pPr>
+        <w:keepNext/>
+        <w:keepLines/>
+        <w:spacing w:before="0" w:after="80" w:line="312" w:lineRule="auto"/>
+        <w:ind w:left="227"/>
+      </w:pPr>
+      <w:r>
+        <w:rPr>
+          <w:b w:val="0"/>
+          <w:color w:val="1F4E79"/>
+          <w:sz w:val="20"/>
+        </w:rPr>
+        <w:t xml:space="preserve">실제 하실 법한 말을 한 줄 적어주세요.  </w:t>
+      </w:r>
+      <w:r>
+        <w:rPr>
+          <w:color w:val="6E6E6E"/>
+          <w:sz w:val="17"/>
+        </w:rPr>
+        <w:t>단답 30자 · 선택</w:t>
+      </w:r>
+    </w:p>
+    <w:p>
+      <w:pPr>
+        <w:spacing w:before="0" w:after="120" w:line="276" w:lineRule="auto"/>
+        <w:ind w:left="227"/>
+        <w:keepNext/>
+        <w:keepLines/>
+        <w:pBdr>
+          <w:bottom w:val="single" w:sz="6" w:space="4" w:color="9A9A9A"/>
+        </w:pBdr>
+      </w:pPr>
+      <w:r>
+        <w:rPr>
+          <w:sz w:val="20"/>
+        </w:rPr>
+        <w:t xml:space="preserve"> </w:t>
+      </w:r>
+    </w:p>
+    <w:p>
+      <w:pPr>
+        <w:keepNext/>
+        <w:keepLines/>
+        <w:spacing w:before="0" w:after="80" w:line="312" w:lineRule="auto"/>
+        <w:ind w:left="227"/>
+      </w:pPr>
+      <w:r>
+        <w:rPr>
+          <w:b w:val="0"/>
+          <w:color w:val="1A1A1A"/>
+          <w:sz w:val="20"/>
+        </w:rPr>
+        <w:t>□ 실제로 들은 말은 아니에요</w:t>
+      </w:r>
+    </w:p>
+    <w:p>
+      <w:pPr>
+        <w:spacing w:before="300" w:after="100" w:line="300" w:lineRule="auto"/>
+        <w:ind w:left="113" w:right="113"/>
+        <w:keepNext/>
+        <w:keepLines/>
+        <w:shd w:val="clear" w:fill="F1F5F9"/>
+      </w:pPr>
+      <w:r>
+        <w:rPr>
+          <w:b/>
+          <w:color w:val="B4B4B4"/>
+          <w:sz w:val="21"/>
+        </w:rPr>
+        <w:t xml:space="preserve">M8-07  </w:t>
+      </w:r>
+      <w:r>
+        <w:rPr>
+          <w:b/>
+          <w:color w:val="B4B4B4"/>
+          <w:sz w:val="21"/>
+        </w:rPr>
+        <w:t>결혼이나 연애 고민을 이야기하면</w:t>
+      </w:r>
+      <w:r>
+        <w:rPr>
+          <w:color w:val="B4B4B4"/>
+          <w:sz w:val="17"/>
+        </w:rPr>
+        <w:t xml:space="preserve">   하나 선택</w:t>
+      </w:r>
+    </w:p>
+    <w:p>
+      <w:pPr>
+        <w:keepNext/>
+        <w:keepLines/>
+        <w:spacing w:before="0" w:after="80" w:line="312" w:lineRule="auto"/>
+        <w:ind w:left="227"/>
+      </w:pPr>
+      <w:r>
+        <w:rPr>
+          <w:b w:val="0"/>
+          <w:color w:val="B4B4B4"/>
+          <w:sz w:val="20"/>
+        </w:rPr>
+        <w:t>□ 믿고 잘하라고 한다  □ 신중하라고 한다  □ 캐묻지 않고 응원한다  □ 직접 입력 → ____________________</w:t>
+      </w:r>
+    </w:p>
+    <w:p>
+      <w:pPr>
+        <w:keepNext/>
+        <w:keepLines/>
+        <w:spacing w:before="0" w:after="80" w:line="312" w:lineRule="auto"/>
+        <w:ind w:left="227"/>
+      </w:pPr>
+      <w:r>
+        <w:rPr>
+          <w:b w:val="0"/>
+          <w:color w:val="B4B4B4"/>
+          <w:sz w:val="20"/>
+        </w:rPr>
+        <w:t xml:space="preserve">실제 하실 법한 말을 한 줄 적어주세요.  </w:t>
+      </w:r>
+      <w:r>
+        <w:rPr>
+          <w:color w:val="6E6E6E"/>
+          <w:sz w:val="17"/>
+        </w:rPr>
+        <w:t>단답 30자 · 선택</w:t>
+      </w:r>
+    </w:p>
+    <w:p>
+      <w:pPr>
+        <w:spacing w:before="0" w:after="120" w:line="276" w:lineRule="auto"/>
+        <w:ind w:left="227"/>
+        <w:keepNext/>
+        <w:keepLines/>
+        <w:pBdr>
+          <w:bottom w:val="single" w:sz="6" w:space="4" w:color="D9D9D9"/>
+        </w:pBdr>
+      </w:pPr>
+      <w:r>
+        <w:rPr>
+          <w:sz w:val="20"/>
+        </w:rPr>
+        <w:t xml:space="preserve"> </w:t>
+      </w:r>
+    </w:p>
+    <w:p>
+      <w:pPr>
+        <w:keepNext w:val="0"/>
+        <w:keepLines/>
+        <w:spacing w:before="0" w:after="80" w:line="312" w:lineRule="auto"/>
+        <w:ind w:left="227"/>
+      </w:pPr>
+      <w:r>
+        <w:rPr>
+          <w:b w:val="0"/>
+          <w:color w:val="B4B4B4"/>
+          <w:sz w:val="20"/>
+        </w:rPr>
+        <w:t>□ 실제로 들은 말은 아니에요</w:t>
+      </w:r>
+    </w:p>
+    <w:p>
+      <w:pPr>
+        <w:spacing w:before="300" w:after="100" w:line="300" w:lineRule="auto"/>
+        <w:ind w:left="113" w:right="113"/>
+        <w:keepNext/>
+        <w:keepLines/>
+        <w:shd w:val="clear" w:fill="F1F5F9"/>
+      </w:pPr>
+      <w:r>
+        <w:rPr>
+          <w:b/>
+          <w:sz w:val="21"/>
+        </w:rPr>
+        <w:t xml:space="preserve">M8-08  </w:t>
+      </w:r>
+      <w:r>
+        <w:rPr>
+          <w:b/>
+          <w:color w:val="1A1A1A"/>
+          <w:sz w:val="21"/>
+        </w:rPr>
+        <w:t>모르는 것을 물으면</w:t>
+      </w:r>
+      <w:r>
+        <w:rPr>
+          <w:color w:val="6E6E6E"/>
+          <w:sz w:val="17"/>
+        </w:rPr>
+        <w:t xml:space="preserve">   단답 30자</w:t>
+      </w:r>
+      <w:r>
+        <w:br/>
+      </w:r>
+      <w:r>
+        <w:rPr>
+          <w:b w:val="0"/>
+          <w:color w:val="B03A2B"/>
+          <w:sz w:val="17"/>
+        </w:rPr>
+        <w:t>예: "그건 내가 잘 모르겠구나"</w:t>
+      </w:r>
+      <w:r>
+        <w:br/>
+      </w:r>
+      <w:r>
+        <w:rPr>
+          <w:b w:val="0"/>
+          <w:color w:val="6E6E6E"/>
+          <w:sz w:val="17"/>
+        </w:rPr>
+        <w:t>가이드: "기억 안 나" 계열은 쓸 수 없어요.</w:t>
+      </w:r>
+    </w:p>
+    <w:p>
+      <w:pPr>
+        <w:keepNext/>
+        <w:keepLines/>
+        <w:spacing w:before="0" w:after="80" w:line="312" w:lineRule="auto"/>
+        <w:ind w:left="227"/>
+      </w:pPr>
+      <w:r>
+        <w:rPr>
+          <w:b w:val="0"/>
+          <w:color w:val="1F4E79"/>
+          <w:sz w:val="20"/>
+        </w:rPr>
+        <w:t>그분다운 "모르겠다" 표현을 한 줄 적어주세요.</w:t>
+      </w:r>
+    </w:p>
+    <w:p>
+      <w:pPr>
+        <w:spacing w:before="0" w:after="120" w:line="276" w:lineRule="auto"/>
+        <w:ind w:left="227"/>
+        <w:keepNext/>
+        <w:keepLines/>
+        <w:pBdr>
+          <w:bottom w:val="single" w:sz="6" w:space="4" w:color="9A9A9A"/>
+        </w:pBdr>
+      </w:pPr>
+      <w:r>
+        <w:rPr>
+          <w:b w:val="0"/>
+          <w:color w:val="1A1A1A"/>
+          <w:sz w:val="20"/>
+        </w:rPr>
+        <w:t>그건 제 자료에 없는 내용이네요. 제 연락처로 문의 주시면 실제 대표인 제가 직접 답변드리겠습니다</w:t>
+      </w:r>
+    </w:p>
+    <w:p>
+      <w:pPr>
+        <w:keepNext w:val="0"/>
+        <w:keepLines/>
+        <w:spacing w:before="0" w:after="80" w:line="312" w:lineRule="auto"/>
+        <w:ind w:left="227"/>
+      </w:pPr>
+      <w:r>
+        <w:rPr>
+          <w:b w:val="0"/>
+          <w:color w:val="1A1A1A"/>
+          <w:sz w:val="20"/>
+        </w:rPr>
+        <w:t>□ 실제로 들은 말은 아니에요</w:t>
+      </w:r>
+    </w:p>
+    <w:p>
+      <w:pPr>
+        <w:spacing w:before="300" w:after="100" w:line="300" w:lineRule="auto"/>
+        <w:ind w:left="113" w:right="113"/>
+        <w:keepNext/>
+        <w:keepLines/>
+        <w:shd w:val="clear" w:fill="F1F5F9"/>
+      </w:pPr>
+      <w:r>
+        <w:rPr>
+          <w:b/>
+          <w:sz w:val="21"/>
+        </w:rPr>
+        <w:t xml:space="preserve">M8-09  </w:t>
+      </w:r>
+      <w:r>
+        <w:rPr>
+          <w:b/>
+          <w:color w:val="1A1A1A"/>
+          <w:sz w:val="21"/>
+        </w:rPr>
+        <w:t>돈·상속·정치 같은 주제를 물으면</w:t>
+      </w:r>
+      <w:r>
+        <w:rPr>
+          <w:color w:val="6E6E6E"/>
+          <w:sz w:val="17"/>
+        </w:rPr>
+        <w:t xml:space="preserve">   하나 선택</w:t>
+      </w:r>
+      <w:r>
+        <w:br/>
+      </w:r>
+      <w:r>
+        <w:rPr>
+          <w:b w:val="0"/>
+          <w:color w:val="6E6E6E"/>
+          <w:sz w:val="17"/>
+        </w:rPr>
+        <w:t>가이드: 여기는 "그럴 때 뭐라고 하는지"만 적어주세요.</w:t>
+      </w:r>
+    </w:p>
+    <w:p>
+      <w:pPr>
+        <w:keepNext/>
+        <w:keepLines/>
+        <w:spacing w:before="0" w:after="80" w:line="312" w:lineRule="auto"/>
+        <w:ind w:left="227"/>
+      </w:pPr>
+      <w:r>
+        <w:rPr>
+          <w:b w:val="0"/>
+          <w:color w:val="1A1A1A"/>
+          <w:sz w:val="20"/>
+        </w:rPr>
+        <w:t>□ 짧게 넘기고 화제를 돌린다  ■ 그런 얘기는 안 한다고 말한다  □ 원칙 한마디만 한다  □ 직접 입력 → ____________________</w:t>
+      </w:r>
+    </w:p>
+    <w:p>
+      <w:pPr>
+        <w:keepNext/>
+        <w:keepLines/>
+        <w:spacing w:before="0" w:after="80" w:line="312" w:lineRule="auto"/>
+        <w:ind w:left="227"/>
+      </w:pPr>
+      <w:r>
+        <w:rPr>
+          <w:b w:val="0"/>
+          <w:color w:val="1F4E79"/>
+          <w:sz w:val="20"/>
+        </w:rPr>
+        <w:t xml:space="preserve">실제 하실 법한 말을 한 줄 적어주세요.  </w:t>
+      </w:r>
+      <w:r>
+        <w:rPr>
+          <w:color w:val="6E6E6E"/>
+          <w:sz w:val="17"/>
+        </w:rPr>
+        <w:t>단답 30자 · 선택</w:t>
+      </w:r>
+    </w:p>
+    <w:p>
+      <w:pPr>
+        <w:spacing w:before="0" w:after="120" w:line="276" w:lineRule="auto"/>
+        <w:ind w:left="227"/>
+        <w:keepNext/>
+        <w:keepLines/>
+        <w:pBdr>
+          <w:bottom w:val="single" w:sz="6" w:space="4" w:color="9A9A9A"/>
+        </w:pBdr>
+      </w:pPr>
+      <w:r>
+        <w:rPr>
+          <w:b w:val="0"/>
+          <w:color w:val="1A1A1A"/>
+          <w:sz w:val="20"/>
+        </w:rPr>
+        <w:t>그 부분은 공개 범위 밖이라 여기서는 말씀드리기 어려워요. 연락처로 문의 주세요</w:t>
+      </w:r>
+    </w:p>
+    <w:p>
+      <w:pPr>
+        <w:keepNext/>
+        <w:keepLines/>
+        <w:spacing w:before="0" w:after="80" w:line="312" w:lineRule="auto"/>
+        <w:ind w:left="227"/>
+      </w:pPr>
+      <w:r>
+        <w:rPr>
+          <w:b w:val="0"/>
+          <w:color w:val="1A1A1A"/>
+          <w:sz w:val="20"/>
+        </w:rPr>
+        <w:t>□ 실제로 들은 말은 아니에요</w:t>
+      </w:r>
+    </w:p>
+    <w:p>
+      <w:pPr>
+        <w:spacing w:before="300" w:after="100" w:line="300" w:lineRule="auto"/>
+        <w:ind w:left="113" w:right="113"/>
+        <w:keepNext/>
+        <w:keepLines/>
+        <w:shd w:val="clear" w:fill="F1F5F9"/>
+      </w:pPr>
+      <w:r>
+        <w:rPr>
+          <w:b/>
+          <w:sz w:val="21"/>
+        </w:rPr>
+        <w:t xml:space="preserve">M8-10  </w:t>
+      </w:r>
+      <w:r>
+        <w:rPr>
+          <w:b/>
+          <w:color w:val="1A1A1A"/>
+          <w:sz w:val="21"/>
+        </w:rPr>
+        <w:t>사용자가 미안함이나 죄책감을 말하면 ("그때 곁에 못 있어서 죄송해요", "더 잘해드릴걸")</w:t>
+      </w:r>
+      <w:r>
+        <w:rPr>
+          <w:color w:val="6E6E6E"/>
+          <w:sz w:val="17"/>
+        </w:rPr>
+        <w:t xml:space="preserve">   하나 선택</w:t>
+      </w:r>
+    </w:p>
+    <w:p>
+      <w:pPr>
+        <w:keepNext/>
+        <w:keepLines/>
+        <w:spacing w:before="0" w:after="80" w:line="312" w:lineRule="auto"/>
+        <w:ind w:left="227"/>
+      </w:pPr>
+      <w:r>
+        <w:rPr>
+          <w:b w:val="0"/>
+          <w:color w:val="1A1A1A"/>
+          <w:sz w:val="20"/>
+        </w:rPr>
+        <w:t>□ 괜찮다고 다독이고 미안해할 것 없다고 한다  □ 네가 해준 것으로 충분했다고 말한다</w:t>
+      </w:r>
+    </w:p>
+    <w:p>
+      <w:pPr>
+        <w:keepNext/>
+        <w:keepLines/>
+        <w:spacing w:before="0" w:after="80" w:line="312" w:lineRule="auto"/>
+        <w:ind w:left="227"/>
+      </w:pPr>
+      <w:r>
+        <w:rPr>
+          <w:b w:val="0"/>
+          <w:color w:val="1A1A1A"/>
+          <w:sz w:val="20"/>
+        </w:rPr>
+        <w:t xml:space="preserve">□ 그 얘기는 그만하자며 안부로 돌린다  ■ 직접 입력 → </w:t>
+      </w:r>
+      <w:r>
+        <w:rPr>
+          <w:color w:val="1A1A1A"/>
+          <w:sz w:val="20"/>
+          <w:u w:val="single"/>
+        </w:rPr>
+        <w:t>담담히 듣고 공감한 뒤 자기 가족 경험을 짧게</w:t>
+      </w:r>
+    </w:p>
+    <w:p>
+      <w:pPr>
+        <w:keepNext/>
+        <w:keepLines/>
+        <w:spacing w:before="0" w:after="80" w:line="312" w:lineRule="auto"/>
+        <w:ind w:left="227"/>
+      </w:pPr>
+      <w:r>
+        <w:rPr>
+          <w:b w:val="0"/>
+          <w:color w:val="1F4E79"/>
+          <w:sz w:val="20"/>
+        </w:rPr>
+        <w:t xml:space="preserve">실제 하실 법한 말을 한 줄 적어주세요.  </w:t>
+      </w:r>
+      <w:r>
+        <w:rPr>
+          <w:color w:val="6E6E6E"/>
+          <w:sz w:val="17"/>
+        </w:rPr>
+        <w:t>단답 30자 · 선택</w:t>
+      </w:r>
+    </w:p>
+    <w:p>
+      <w:pPr>
+        <w:spacing w:before="0" w:after="120" w:line="276" w:lineRule="auto"/>
+        <w:ind w:left="227"/>
+        <w:keepNext/>
+        <w:keepLines/>
+        <w:pBdr>
+          <w:bottom w:val="single" w:sz="6" w:space="4" w:color="9A9A9A"/>
+        </w:pBdr>
+      </w:pPr>
+      <w:r>
+        <w:rPr>
+          <w:b w:val="0"/>
+          <w:color w:val="1A1A1A"/>
+          <w:sz w:val="20"/>
+        </w:rPr>
         <w:t>저희 가족 중에도 그때 곁에 못 계셨던 분이 있어요. 그래서 더 하고 싶은 말이 많으셨던 것 같아요. 그 마음을 전할 수 있게 돕는 게 저희가 하려는 일이에요</w:t>
+      </w:r>
+    </w:p>
+    <w:p>
+      <w:pPr>
+        <w:keepNext w:val="0"/>
+        <w:keepLines/>
+        <w:spacing w:before="0" w:after="80" w:line="312" w:lineRule="auto"/>
+        <w:ind w:left="227"/>
+      </w:pPr>
+      <w:r>
+        <w:rPr>
+          <w:b w:val="0"/>
+          <w:color w:val="1A1A1A"/>
+          <w:sz w:val="20"/>
+        </w:rPr>
+        <w:t>□ 실제로 들은 말은 아니에요</w:t>
+      </w:r>
+    </w:p>
+    <w:p>
+      <w:pPr>
+        <w:spacing w:before="300" w:after="100" w:line="300" w:lineRule="auto"/>
+        <w:ind w:left="113" w:right="113"/>
+        <w:keepNext/>
+        <w:keepLines/>
+        <w:shd w:val="clear" w:fill="F1F5F9"/>
+      </w:pPr>
+      <w:r>
+        <w:rPr>
+          <w:b/>
+          <w:sz w:val="21"/>
+        </w:rPr>
+        <w:t xml:space="preserve">M8-11  </w:t>
+      </w:r>
+      <w:r>
+        <w:rPr>
+          <w:b/>
+          <w:color w:val="1A1A1A"/>
+          <w:sz w:val="21"/>
+        </w:rPr>
+        <w:t>그분이 먼저 자주 물으시던 말</w:t>
+      </w:r>
+      <w:r>
+        <w:rPr>
+          <w:color w:val="6E6E6E"/>
+          <w:sz w:val="17"/>
+        </w:rPr>
+        <w:t xml:space="preserve">   표 0~5행</w:t>
+      </w:r>
+      <w:r>
+        <w:br/>
+      </w:r>
+      <w:r>
+        <w:rPr>
+          <w:b w:val="0"/>
+          <w:color w:val="B03A2B"/>
+          <w:sz w:val="17"/>
+        </w:rPr>
+        <w:t>예: "밥은 먹었냐" / "어디냐" / "몸은 괜찮냐"</w:t>
+      </w:r>
+      <w:r>
+        <w:br/>
+      </w:r>
+      <w:r>
+        <w:rPr>
+          <w:b w:val="0"/>
+          <w:color w:val="6E6E6E"/>
+          <w:sz w:val="17"/>
+        </w:rPr>
+        <w:t>가이드: 앞의 문항들은 상대가 말을 걸었을 때의 반응이고, 여기는 먼저 꺼내는 말입니다.</w:t>
+      </w:r>
+    </w:p>
+    <w:tbl>
+      <w:tblPr>
+        <w:tblStyle w:val="TableGrid"/>
+        <w:tblW w:type="auto" w:w="0"/>
+        <w:tblLayout w:type="fixed"/>
+        <w:tblLook w:firstColumn="1" w:firstRow="1" w:lastColumn="0" w:lastRow="0" w:noHBand="0" w:noVBand="1" w:val="04A0"/>
+        <w:tblLayout w:type="fixed"/>
+        <w:tblW w:w="9865" w:type="dxa"/>
+      </w:tblPr>
+      <w:tblGrid>
+        <w:gridCol w:w="4932"/>
+        <w:gridCol w:w="4932"/>
+      </w:tblGrid>
+      <w:tr>
+        <w:trPr>
+          <w:cantSplit/>
+        </w:trPr>
+        <w:tc>
+          <w:tcPr>
+            <w:tcW w:type="dxa" w:w="4932"/>
+          </w:tcPr>
+          <w:p>
+            <w:pPr>
+              <w:spacing w:after="60"/>
+              <w:shd w:val="clear" w:fill="EFEFEF"/>
+            </w:pPr>
+            <w:r>
+              <w:rPr>
+                <w:b/>
+                <w:color w:val="1A1A1A"/>
+                <w:sz w:val="17"/>
+              </w:rPr>
+              <w:t>말</w:t>
+            </w:r>
+            <w:r>
+              <w:br/>
+            </w:r>
+            <w:r>
+              <w:rPr>
+                <w:color w:val="6E6E6E"/>
+                <w:sz w:val="15"/>
+              </w:rPr>
+              <w:t>실제 표현 그대로</w:t>
+            </w:r>
+          </w:p>
+        </w:tc>
+        <w:tc>
+          <w:tcPr>
+            <w:tcW w:type="dxa" w:w="4932"/>
+          </w:tcPr>
+          <w:p>
+            <w:pPr>
+              <w:spacing w:after="60"/>
+              <w:shd w:val="clear" w:fill="EFEFEF"/>
+            </w:pPr>
+            <w:r>
+              <w:rPr>
+                <w:b/>
+                <w:color w:val="1A1A1A"/>
+                <w:sz w:val="17"/>
+              </w:rPr>
+              <w:t>언제</w:t>
+            </w:r>
+            <w:r>
+              <w:br/>
+            </w:r>
+            <w:r>
+              <w:rPr>
+                <w:color w:val="6E6E6E"/>
+                <w:sz w:val="15"/>
+              </w:rPr>
+              <w:t>하나 고르기</w:t>
+            </w:r>
+            <w:r>
+              <w:br/>
+            </w:r>
+            <w:r>
+              <w:rPr>
+                <w:color w:val="6E6E6E"/>
+                <w:sz w:val="15"/>
+              </w:rPr>
+              <w:t>대화 시작 / 대화 중 / 끊기 전</w:t>
+            </w:r>
+          </w:p>
+        </w:tc>
+      </w:tr>
+      <w:tr>
+        <w:trPr>
+          <w:cantSplit/>
+        </w:trPr>
+        <w:tc>
+          <w:tcPr>
+            <w:tcW w:type="dxa" w:w="4932"/>
+          </w:tcPr>
+          <w:p>
+            <w:pPr>
+              <w:spacing w:after="60"/>
+            </w:pPr>
+          </w:p>
+        </w:tc>
+        <w:tc>
+          <w:tcPr>
+            <w:tcW w:type="dxa" w:w="4932"/>
+          </w:tcPr>
+          <w:p>
+            <w:pPr>
+              <w:spacing w:after="60"/>
+            </w:pPr>
+          </w:p>
+        </w:tc>
+      </w:tr>
+    </w:tbl>
+    <w:p>
+      <w:pPr>
+        <w:keepNext w:val="0"/>
+        <w:keepLines/>
+        <w:spacing w:after="0"/>
+      </w:pPr>
+      <w:r>
+        <w:rPr>
+          <w:sz w:val="2"/>
+        </w:rPr>
       </w:r>
     </w:p>
     <w:p>
@@ -11912,7 +12495,7 @@
       <w:pPr>
         <w:spacing w:before="0" w:after="180" w:line="312" w:lineRule="auto"/>
         <w:ind w:left="0"/>
-        <w:keepNext w:val="0"/>
+        <w:keepNext/>
         <w:keepLines/>
         <w:pBdr>
           <w:bottom w:val="single" w:sz="12" w:space="4" w:color="1F4E79"/>
@@ -12336,7 +12919,7 @@
     </w:tbl>
     <w:p>
       <w:pPr>
-        <w:keepNext/>
+        <w:keepNext w:val="0"/>
         <w:keepLines/>
         <w:spacing w:after="0"/>
       </w:pPr>
